--- a/docs/PAPER_TKIPS_review.docx
+++ b/docs/PAPER_TKIPS_review.docx
@@ -4733,7 +4733,7 @@
                 <w:i w:val="0"/>
                 <w:sz w:val="16"/>
               </w:rPr>
-              <w:t>Ours (PatchTST x TFT)</w:t>
+              <w:t>Ours</w:t>
             </w:r>
           </w:p>
         </w:tc>
@@ -5135,7 +5135,7 @@
           <w:i w:val="0"/>
           <w:sz w:val="17"/>
         </w:rPr>
-        <w:t>Table 5. Computational cost measured on one device (Mac MPS, batch 64, 120-day input, 201 stocks). Seconds per epoch is the median training-step time over 40 batches times the 4,135 batches that one epoch takes over the 264,653 training windows of Section 4.3. The universe pass is the median of 21 forward passes over 201 stocks, and latency per stock is that value divided by 201 rather than an independent measurement. Activation is the device allocation added by a forward pass that retains the backward graph. Two independent runs agreed within 0.8%</w:t>
+        <w:t>Table 5. Computational cost measured on one device (Mac MPS, batch 64, 120-day input, 201 stocks). Seconds per epoch is the median training-step time over 40 batches times the 4,135 batches that one epoch takes over the 264,653 training windows of Section 4.3. The universe pass is the median of 21 forward passes over 201 stocks, and latency per stock is that value divided by 201 rather than an independent measurement. Activation is the device allocation added by a forward pass that retains the backward graph. Two independent runs agreed within 0.8%. The quantile GBDT has no epochs and runs on the CPU (8 cores): its row gives one full fit of the three quantile models at the selected tree counts, the universe pass over the 199 stocks of the last test day, and the serialized model size</w:t>
       </w:r>
     </w:p>
     <w:tbl>
@@ -5689,7 +5689,7 @@
               <w:left w:val="none" w:sz="0" w:color="000000"/>
               <w:right w:val="none" w:sz="0" w:color="000000"/>
               <w:top w:val="none" w:sz="0" w:color="000000"/>
-              <w:bottom w:val="single" w:sz="12" w:color="000000"/>
+              <w:bottom w:val="none" w:sz="0" w:color="000000"/>
             </w:tcBorders>
           </w:tcPr>
           <w:p>
@@ -5718,7 +5718,7 @@
               <w:left w:val="none" w:sz="0" w:color="000000"/>
               <w:right w:val="none" w:sz="0" w:color="000000"/>
               <w:top w:val="none" w:sz="0" w:color="000000"/>
-              <w:bottom w:val="single" w:sz="12" w:color="000000"/>
+              <w:bottom w:val="none" w:sz="0" w:color="000000"/>
             </w:tcBorders>
           </w:tcPr>
           <w:p>
@@ -5747,7 +5747,7 @@
               <w:left w:val="none" w:sz="0" w:color="000000"/>
               <w:right w:val="none" w:sz="0" w:color="000000"/>
               <w:top w:val="none" w:sz="0" w:color="000000"/>
-              <w:bottom w:val="single" w:sz="12" w:color="000000"/>
+              <w:bottom w:val="none" w:sz="0" w:color="000000"/>
             </w:tcBorders>
           </w:tcPr>
           <w:p>
@@ -5776,7 +5776,7 @@
               <w:left w:val="none" w:sz="0" w:color="000000"/>
               <w:right w:val="none" w:sz="0" w:color="000000"/>
               <w:top w:val="none" w:sz="0" w:color="000000"/>
-              <w:bottom w:val="single" w:sz="12" w:color="000000"/>
+              <w:bottom w:val="none" w:sz="0" w:color="000000"/>
             </w:tcBorders>
           </w:tcPr>
           <w:p>
@@ -5805,7 +5805,7 @@
               <w:left w:val="none" w:sz="0" w:color="000000"/>
               <w:right w:val="none" w:sz="0" w:color="000000"/>
               <w:top w:val="none" w:sz="0" w:color="000000"/>
-              <w:bottom w:val="single" w:sz="12" w:color="000000"/>
+              <w:bottom w:val="none" w:sz="0" w:color="000000"/>
             </w:tcBorders>
           </w:tcPr>
           <w:p>
@@ -5834,6 +5834,37 @@
               <w:left w:val="none" w:sz="0" w:color="000000"/>
               <w:right w:val="none" w:sz="0" w:color="000000"/>
               <w:top w:val="none" w:sz="0" w:color="000000"/>
+              <w:bottom w:val="none" w:sz="0" w:color="000000"/>
+            </w:tcBorders>
+          </w:tcPr>
+          <w:p>
+            <w:pPr>
+              <w:wordWrap w:val="0"/>
+              <w:autoSpaceDE w:val="0"/>
+              <w:autoSpaceDN w:val="0"/>
+              <w:spacing w:after="20" w:before="20"/>
+            </w:pPr>
+            <w:r/>
+            <w:r>
+              <w:rPr>
+                <w:rFonts w:ascii="Times New Roman" w:hAnsi="Times New Roman" w:eastAsia="신명조"/>
+                <w:b w:val="0"/>
+                <w:i w:val="0"/>
+                <w:sz w:val="16"/>
+              </w:rPr>
+              <w:t>2.00 MB</w:t>
+            </w:r>
+          </w:p>
+        </w:tc>
+      </w:tr>
+      <w:tr>
+        <w:tc>
+          <w:tcPr>
+            <w:tcW w:type="dxa" w:w="1606"/>
+            <w:tcBorders>
+              <w:left w:val="none" w:sz="0" w:color="000000"/>
+              <w:right w:val="none" w:sz="0" w:color="000000"/>
+              <w:top w:val="none" w:sz="0" w:color="000000"/>
               <w:bottom w:val="single" w:sz="12" w:color="000000"/>
             </w:tcBorders>
           </w:tcPr>
@@ -5852,7 +5883,152 @@
                 <w:i w:val="0"/>
                 <w:sz w:val="16"/>
               </w:rPr>
-              <w:t>2.00 MB</w:t>
+              <w:t>Quantile GBDT (CPU)</w:t>
+            </w:r>
+          </w:p>
+        </w:tc>
+        <w:tc>
+          <w:tcPr>
+            <w:tcW w:type="dxa" w:w="1606"/>
+            <w:tcBorders>
+              <w:left w:val="none" w:sz="0" w:color="000000"/>
+              <w:right w:val="none" w:sz="0" w:color="000000"/>
+              <w:top w:val="none" w:sz="0" w:color="000000"/>
+              <w:bottom w:val="single" w:sz="12" w:color="000000"/>
+            </w:tcBorders>
+          </w:tcPr>
+          <w:p>
+            <w:pPr>
+              <w:wordWrap w:val="0"/>
+              <w:autoSpaceDE w:val="0"/>
+              <w:autoSpaceDN w:val="0"/>
+              <w:spacing w:after="20" w:before="20"/>
+            </w:pPr>
+            <w:r/>
+            <w:r>
+              <w:rPr>
+                <w:rFonts w:ascii="Times New Roman" w:hAnsi="Times New Roman" w:eastAsia="신명조"/>
+                <w:b w:val="0"/>
+                <w:i w:val="0"/>
+                <w:sz w:val="16"/>
+              </w:rPr>
+              <w:t>26.1 (full fit)</w:t>
+            </w:r>
+          </w:p>
+        </w:tc>
+        <w:tc>
+          <w:tcPr>
+            <w:tcW w:type="dxa" w:w="1606"/>
+            <w:tcBorders>
+              <w:left w:val="none" w:sz="0" w:color="000000"/>
+              <w:right w:val="none" w:sz="0" w:color="000000"/>
+              <w:top w:val="none" w:sz="0" w:color="000000"/>
+              <w:bottom w:val="single" w:sz="12" w:color="000000"/>
+            </w:tcBorders>
+          </w:tcPr>
+          <w:p>
+            <w:pPr>
+              <w:wordWrap w:val="0"/>
+              <w:autoSpaceDE w:val="0"/>
+              <w:autoSpaceDN w:val="0"/>
+              <w:spacing w:after="20" w:before="20"/>
+            </w:pPr>
+            <w:r/>
+            <w:r>
+              <w:rPr>
+                <w:rFonts w:ascii="Times New Roman" w:hAnsi="Times New Roman" w:eastAsia="신명조"/>
+                <w:b w:val="0"/>
+                <w:i w:val="0"/>
+                <w:sz w:val="16"/>
+              </w:rPr>
+              <w:t>0.068 ms</w:t>
+            </w:r>
+          </w:p>
+        </w:tc>
+        <w:tc>
+          <w:tcPr>
+            <w:tcW w:type="dxa" w:w="1606"/>
+            <w:tcBorders>
+              <w:left w:val="none" w:sz="0" w:color="000000"/>
+              <w:right w:val="none" w:sz="0" w:color="000000"/>
+              <w:top w:val="none" w:sz="0" w:color="000000"/>
+              <w:bottom w:val="single" w:sz="12" w:color="000000"/>
+            </w:tcBorders>
+          </w:tcPr>
+          <w:p>
+            <w:pPr>
+              <w:wordWrap w:val="0"/>
+              <w:autoSpaceDE w:val="0"/>
+              <w:autoSpaceDN w:val="0"/>
+              <w:spacing w:after="20" w:before="20"/>
+            </w:pPr>
+            <w:r/>
+            <w:r>
+              <w:rPr>
+                <w:rFonts w:ascii="Times New Roman" w:hAnsi="Times New Roman" w:eastAsia="신명조"/>
+                <w:b w:val="0"/>
+                <w:i w:val="0"/>
+                <w:sz w:val="16"/>
+              </w:rPr>
+              <w:t>13.4 ms</w:t>
+            </w:r>
+          </w:p>
+        </w:tc>
+        <w:tc>
+          <w:tcPr>
+            <w:tcW w:type="dxa" w:w="1606"/>
+            <w:tcBorders>
+              <w:left w:val="none" w:sz="0" w:color="000000"/>
+              <w:right w:val="none" w:sz="0" w:color="000000"/>
+              <w:top w:val="none" w:sz="0" w:color="000000"/>
+              <w:bottom w:val="single" w:sz="12" w:color="000000"/>
+            </w:tcBorders>
+          </w:tcPr>
+          <w:p>
+            <w:pPr>
+              <w:wordWrap w:val="0"/>
+              <w:autoSpaceDE w:val="0"/>
+              <w:autoSpaceDN w:val="0"/>
+              <w:spacing w:after="20" w:before="20"/>
+            </w:pPr>
+            <w:r/>
+            <w:r>
+              <w:rPr>
+                <w:rFonts w:ascii="Times New Roman" w:hAnsi="Times New Roman" w:eastAsia="신명조"/>
+                <w:b w:val="0"/>
+                <w:i w:val="0"/>
+                <w:sz w:val="16"/>
+              </w:rPr>
+              <w:t>-</w:t>
+            </w:r>
+          </w:p>
+        </w:tc>
+        <w:tc>
+          <w:tcPr>
+            <w:tcW w:type="dxa" w:w="1606"/>
+            <w:tcBorders>
+              <w:left w:val="none" w:sz="0" w:color="000000"/>
+              <w:right w:val="none" w:sz="0" w:color="000000"/>
+              <w:top w:val="none" w:sz="0" w:color="000000"/>
+              <w:bottom w:val="single" w:sz="12" w:color="000000"/>
+            </w:tcBorders>
+          </w:tcPr>
+          <w:p>
+            <w:pPr>
+              <w:wordWrap w:val="0"/>
+              <w:autoSpaceDE w:val="0"/>
+              <w:autoSpaceDN w:val="0"/>
+              <w:spacing w:after="20" w:before="20"/>
+            </w:pPr>
+            <w:r/>
+            <w:r>
+              <w:rPr>
+                <w:rFonts w:ascii="Times New Roman" w:hAnsi="Times New Roman" w:eastAsia="신명조"/>
+                <w:b w:val="0"/>
+                <w:i w:val="0"/>
+                <w:sz w:val="16"/>
+              </w:rPr>
+              <w:t>2.13 MB</w:t>
             </w:r>
           </w:p>
         </w:tc>
@@ -5890,7 +6066,7 @@
           <w:i w:val="0"/>
           <w:sz w:val="18"/>
         </w:rPr>
-        <w:t>대등한 정확도에서 제안 모형은 TFT 원본 대비 학습 3.8배, 종목당 추론 4.8배, 활성값 메모리 5.1배의 절감을 보였다. 패치 토큰화가 어텐션 대상 시퀀스를 120에서 24로 줄이고 인코더 앞의 채널 축약이 채널 반복을 제거한 결과이며, 모수 1.4배 차이는 부차적이다. 같은 배율은 장비와 배치가 다른 조건에서도 재현된다 — &lt;Table 4&gt;를 얻은 캐글 GPU(배치 256, 혼합정밀도)에서 제안 모형 41.8초/epoch, TFT 원본 157.1초/epoch였다.</w:t>
+        <w:t>대등한 정확도에서 제안 모형은 TFT 원본 대비 학습 3.8배, 종목당 추론 4.8배, 활성값 메모리 5.1배의 절감을 보였다. 패치 토큰화가 어텐션 대상 시퀀스를 120에서 24로 줄이고 인코더 앞의 채널 축약이 채널 반복을 제거한 결과이며, 모수 1.4배 차이는 부차적이다. 같은 배율은 장비와 배치가 다른 조건에서도 재현된다 — &lt;Table 4&gt;를 얻은 캐글 GPU(배치 256, 혼합정밀도)에서 제안 모형 41.8초/epoch, TFT 원본 157.1초/epoch였다. 분위 GBDT는 이보다도 싸다. 세 분위 모형 전체를 한 번 학습하는 데 CPU에서 26.1초로 제안 모형의 1 epoch보다 짧았고, 종목당 추론도 0.068 ms로 절반 이하였다. 따라서 본 연구의 경량은 트랜스포머 분위 모형, 특히 TFT 대비의 의미이며, 제안 모형이 GBDT 대비 얻는 것은 비용이 아니라 검정구간 손실의 추가 개선(+4.95% 대 +3.45%)이다.</w:t>
       </w:r>
     </w:p>
     <w:p>
@@ -5909,7 +6085,7 @@
           <w:i w:val="0"/>
           <w:sz w:val="18"/>
         </w:rPr>
-        <w:t>(Fig. 2)는 &lt;Table 4&gt;의 검증구간 정확도와 &lt;Table 5&gt;의 비용을 한 평면에 놓은 것이다. 지연시간만 보면 분위 헤드 모형이 더 왼쪽에 있으나, 정확도와 비용을 함께 보면 제안 모형이 파레토 전선 위에 있다.</w:t>
+        <w:t>(Fig. 2)는 &lt;Table 4&gt;의 검증구간 정확도와 &lt;Table 5&gt;의 비용을 한 평면에 놓은 것이다. 지연시간만 보면 분위 헤드 모형이 더 왼쪽에 있으나, 정확도와 비용을 함께 보면 세 트랜스포머 모형 가운데 제안 모형이 파레토 전선 위에 있다. 그림에 넣지 않은 분위 GBDT는 검증 정확도가 같고 지연이 더 짧으므로 이 평면에서는 제안 모형보다 앞선다.</w:t>
       </w:r>
     </w:p>
     <w:p>
@@ -8176,7 +8352,7 @@
           <w:i w:val="0"/>
           <w:sz w:val="18"/>
         </w:rPr>
-        <w:t xml:space="preserve"> = 0.81, 0.21, 0.33이고, 짝지은 비교에서 제안 모형이 낮은 시드는 다섯 가운데 셋, 둘, 하나였다. 기권율 6%의 통제군 비교는 열다섯 실행 가운데 열넷에서 95% 신뢰구간이 0을 포함하지 않았다. 따라서 PatchTST에 분위 헤드만 단 모형 대비 개선은 어느 한 구성요소에서 오지 않는다. 남는 설명은 둘이다. 세 변형이 공유하는 것, 즉 패치 임베딩을 인코더 앞에서 채널 축으로 합치는 구조 자체가 개선의 원인이거나, 구성요소들이 서로를 대신하여 하나를 빼도 나머지가 보완하는 경우이다. 둘 이상을 함께 제거하지 않았으므로 이 둘은 가려지지 않는다. 선형 합치기 변형은 모수가 4분의 1이면서 결과가 같았으므로, 변수선택망의 정확도상 이점은 이 자료에서 확인되지 않는다.</w:t>
+        <w:t xml:space="preserve"> = 0.81, 0.21, 0.33이고, 짝지은 비교에서 제안 모형이 낮은 시드는 다섯 가운데 셋, 둘, 하나였다. 기권율 6%의 통제군 비교는 열다섯 실행 가운데 열넷에서 95% 신뢰구간이 0을 포함하지 않았다. 따라서 PatchTST에 분위 헤드만 단 모형 대비 개선은 어느 한 구성요소에서 오지 않는다. 남는 설명은 둘이다. 세 변형이 공유하는 것, 즉 패치 임베딩을 인코더 앞에서 채널 축으로 합치는 구조 자체가 개선의 원인이거나, 구성요소들이 서로를 대신하여 하나를 빼도 나머지가 보완하는 경우이다. 둘 이상을 함께 제거하지 않았으므로 이 둘은 가려지지 않는다. 선형 합치기 변형은 모수가 4분의 1이면서 결과가 같았으므로, 변수선택망의 정확도상 이점은 이 자료에서 확인되지 않는다. 제안 모형의 설정은 제거 실험 전에 고정하였으므로 본문의 비교는 변수선택망 판으로 유지하였으며, 실제 운용에서는 선형 합치기 변형이 같은 결과를 내는 더 가벼운 대안이다.</w:t>
       </w:r>
     </w:p>
     <w:p>

--- a/docs/PAPER_TKIPS_review.docx
+++ b/docs/PAPER_TKIPS_review.docx
@@ -5090,7 +5090,7 @@
           <w:i w:val="0"/>
           <w:sz w:val="18"/>
         </w:rPr>
-        <w:t>트리 계열 기준모형으로 분위 손실을 쓰는 히스토그램 그래디언트 부스팅(LightGBM[18]의 방식을 따른 scikit-learn 구현)을 같은 분할과 같은 윈도우 표본에서 평가하였다. 입력은 동적 30채널의 당일 값과 1·5·20일 시차, 매크로 13채널, 정적 범주형 3종의 136개이고, 분위마다 모형을 하나씩 두어 검증구간 손실로 트리 수를 정하였다(75·25·275개). 검증구간 손실은 제안 모형과 같았고(0.011890 대 0.011889), 검정구간 손실은 TFT 원본보다 작고 제안 모형보다 컸다. 제안 모형의 다섯 시드는 모두 이 값보다 낮았다(최대 0.017895 대 0.018107).</w:t>
+        <w:t>트리 계열 기준모형으로 분위 손실을 쓰는 히스토그램 그래디언트 부스팅(LightGBM[18]의 방식을 따른 scikit-learn 구현)을 같은 분할과 같은 윈도우 표본에서 평가하였다. 입력은 동적 30채널의 당일 값과 1·5·20일 시차, 매크로 13채널, 정적 범주형 3종의 136개이고, 분위마다 모형을 하나씩 두어 검증구간 손실로 트리 수를 정하였다(75·25·275개). 부표본 추출이 없어 같은 자료에서는 같은 모형이 나오므로 한 번만 학습하였다. 검증구간 손실은 제안 모형과 같았고(0.011890 대 0.011889), 검정구간 손실은 TFT 원본보다 작고 제안 모형보다 컸다. 제안 모형의 다섯 시드는 모두 이 값보다 낮았다(최대 0.017895 대 0.018107).</w:t>
       </w:r>
     </w:p>
     <w:p>
@@ -6085,7 +6085,7 @@
           <w:i w:val="0"/>
           <w:sz w:val="18"/>
         </w:rPr>
-        <w:t>(Fig. 2)는 &lt;Table 4&gt;의 검증구간 정확도와 &lt;Table 5&gt;의 비용을 한 평면에 놓은 것이다. 지연시간만 보면 분위 헤드 모형이 더 왼쪽에 있으나, 정확도와 비용을 함께 보면 세 트랜스포머 모형 가운데 제안 모형이 파레토 전선 위에 있다. 그림에 넣지 않은 분위 GBDT는 검증 정확도가 같고 지연이 더 짧으므로 이 평면에서는 제안 모형보다 앞선다.</w:t>
+        <w:t>(Fig. 2)는 &lt;Table 4&gt;의 검증구간 정확도와 &lt;Table 5&gt;의 비용을 한 평면에 놓은 것이다. 지연시간만 보면 분위 헤드 모형이 더 왼쪽에 있으나, 정확도와 비용을 함께 보면 세 트랜스포머 모형 가운데 제안 모형이 파레토 전선 위에 있다. 분위 GBDT는 검증 정확도가 같고 지연이 더 짧으므로 이 평면에서는 제안 모형보다 앞선다.</w:t>
       </w:r>
     </w:p>
     <w:p>
@@ -6142,7 +6142,7 @@
           <w:i w:val="0"/>
           <w:sz w:val="17"/>
         </w:rPr>
-        <w:t>Fig. 2. Forecast accuracy against inference cost. The vertical axis is the pinball improvement over the unconditional-quantile baseline on validation (&lt;Table 4&gt;), the horizontal axis is per-stock inference latency, and the marker area is activation memory for a 120-day input (&lt;Table 5&gt;). The original point-forecast PatchTST is omitted because its pinball loss falls far below the plotted range.</w:t>
+        <w:t>Fig. 2. Forecast accuracy against inference cost. The vertical axis is the pinball improvement over the unconditional-quantile baseline on validation (&lt;Table 4&gt;), the horizontal axis is per-stock inference latency, and the marker area is activation memory for a 120-day input (&lt;Table 5&gt;). The quantile GBDT (open diamond) is measured on the CPU and has no activation memory, so its marker size does not apply. The original point-forecast PatchTST is omitted because its pinball loss falls far below the plotted range.</w:t>
       </w:r>
     </w:p>
     <w:p>
@@ -8407,7 +8407,7 @@
           <w:i w:val="0"/>
           <w:sz w:val="18"/>
         </w:rPr>
-        <w:t>첫째, 제안 모형은 TFT 원본보다 낮은 오차를 약 4분의 1의 비용으로 달성하였다. 다섯 번의 반복 실험을 짝지은 열 번의 비교 전부에서 제안 모형의 손실이 낮았고, 조기종료에 쓰이지 않은 검정구간에서는 날짜 단위 DM 검정도 다섯 시드 모두 유의하였다. 학습 시간은 3.8배, 종목당 추론 시간은 4.8배 짧았고, 활성값 메모리는 5.1배 적었다. 둘째, 예측 구간이 시장 변동성에 반응하여 판단 보류가 변동성이 큰 시기에 집중되었다. 보류된 예측은 실행된 예측보다 오차가 약 1.5배 컸고, 기권율을 맞춘 비교에서도 최근 변동성만 보고 보류하는 단순 규칙보다 큰 오차를 더 잘 걸러냈다. 다만 분위 GBDT도 같은 비교에서 대등한 보류 품질을 보였으므로 이 성질은 트랜스포머 구조에 고유하지 않다. 하나의 예측값만 내는 기존 패치 기반 모형으로는 이러한 판단 보류 자체를 할 수 없다.</w:t>
+        <w:t>첫째, 제안 모형은 TFT 원본보다 낮은 오차를 약 4분의 1의 비용으로 달성하였다. 다섯 번의 반복 실험을 짝지은 열 번의 비교 전부에서 제안 모형의 손실이 낮았고, 조기종료에 쓰이지 않은 검정구간에서는 날짜 단위 DM 검정도 다섯 시드 모두 유의하였다. 학습 시간은 3.8배, 종목당 추론 시간은 4.8배 짧았고, 활성값 메모리는 5.1배 적었다. 다만 분위 GBDT는 이보다도 싸며, 제안 모형이 GBDT보다 나은 점은 비용이 아니라 검정구간 손실이다(+4.95% 대 +3.45%, 다섯 시드 모두 GBDT보다 낮음). 둘째, 예측 구간이 시장 변동성에 반응하여 판단 보류가 변동성이 큰 시기에 집중되었다. 보류된 예측은 실행된 예측보다 오차가 약 1.5배 컸고, 기권율을 맞춘 비교에서도 최근 변동성만 보고 보류하는 단순 규칙보다 큰 오차를 더 잘 걸러냈다. 다만 분위 GBDT도 같은 비교에서 대등한 보류 품질을 보였으므로 이 성질은 트랜스포머 구조에 고유하지 않다. 하나의 예측값만 내는 기존 패치 기반 모형으로는 이러한 판단 보류 자체를 할 수 없다.</w:t>
       </w:r>
     </w:p>
     <w:p>

--- a/docs/PAPER_TKIPS_review.docx
+++ b/docs/PAPER_TKIPS_review.docx
@@ -7,7 +7,7 @@
         <w:wordWrap w:val="0"/>
         <w:autoSpaceDE w:val="0"/>
         <w:autoSpaceDN w:val="0"/>
-        <w:spacing w:after="120" w:before="0" w:line="300" w:lineRule="auto"/>
+        <w:spacing w:after="120" w:before="0" w:line="480" w:lineRule="auto"/>
         <w:jc w:val="center"/>
       </w:pPr>
       <w:r>
@@ -25,7 +25,7 @@
         <w:wordWrap w:val="0"/>
         <w:autoSpaceDE w:val="0"/>
         <w:autoSpaceDN w:val="0"/>
-        <w:spacing w:after="80" w:before="0" w:line="300" w:lineRule="auto"/>
+        <w:spacing w:after="80" w:before="0" w:line="480" w:lineRule="auto"/>
         <w:jc w:val="center"/>
       </w:pPr>
       <w:r>
@@ -43,7 +43,7 @@
         <w:wordWrap w:val="0"/>
         <w:autoSpaceDE w:val="0"/>
         <w:autoSpaceDN w:val="0"/>
-        <w:spacing w:after="80" w:before="0" w:line="324" w:lineRule="auto"/>
+        <w:spacing w:after="80" w:before="0" w:line="480" w:lineRule="auto"/>
         <w:jc w:val="both"/>
       </w:pPr>
       <w:r>
@@ -51,7 +51,7 @@
           <w:rFonts w:ascii="Times New Roman" w:hAnsi="Times New Roman" w:eastAsia="신명조"/>
           <w:b w:val="0"/>
           <w:i w:val="0"/>
-          <w:sz w:val="15"/>
+          <w:sz w:val="20"/>
         </w:rPr>
         <w:t>Stock forecasting has long been studied for investment and risk management, yet most forecasting models give a single value, which leaves no way to judge how far that forecast can be trusted. In practice, an investor needs to weigh uncertainty alongside the forecast and know when to hold off. The Temporal Fusion Transformer (TFT) also forecasts uncertainty, but it is computationally expensive, while lightweight patch-based transformers produce only a single value. This paper proposes a lightweight model that adds a quantile head to a patch-based transformer and merges the input channels into one before the encoder so that the encoder runs only once, together with an abstention rule that withholds a decision when the prediction interval is wider than usual. On daily data for 201 KOSPI 200 stocks since 2015, the proposed model had a lower forecast error than TFT in all five repeated runs, while training 3.8 times and running inference 4.8 times faster. Abstentions concentrated in volatile periods, and the withheld forecasts carried about 1.5 times the error of those acted on, separating large errors better than a simple rule based on recent volatility alone. Section 6 discusses the limitations of the evaluation design.</w:t>
       </w:r>
@@ -61,94 +61,23 @@
         <w:wordWrap w:val="0"/>
         <w:autoSpaceDE w:val="0"/>
         <w:autoSpaceDN w:val="0"/>
-        <w:spacing w:after="200" w:before="0" w:line="300" w:lineRule="auto"/>
+        <w:spacing w:after="200" w:before="0" w:line="480" w:lineRule="auto"/>
       </w:pPr>
       <w:r>
         <w:rPr>
           <w:rFonts w:ascii="Times New Roman" w:hAnsi="Times New Roman" w:eastAsia="태고딕"/>
           <w:b w:val="0"/>
           <w:i w:val="0"/>
-          <w:sz w:val="15"/>
+          <w:sz w:val="20"/>
         </w:rPr>
         <w:t>Keywords : Stock Return Forecasting, Patch-Based Transformer, Quantile Regression, Forecast Uncertainty, Abstention</w:t>
       </w:r>
     </w:p>
     <w:p>
       <w:pPr>
-        <w:wordWrap w:val="0"/>
-        <w:autoSpaceDE w:val="0"/>
-        <w:autoSpaceDN w:val="0"/>
-        <w:spacing w:after="120" w:before="0" w:line="300" w:lineRule="auto"/>
-        <w:jc w:val="center"/>
-      </w:pPr>
-      <w:r>
-        <w:rPr>
-          <w:rFonts w:ascii="Times New Roman" w:hAnsi="Times New Roman" w:eastAsia="태명조"/>
-          <w:b w:val="0"/>
-          <w:i w:val="0"/>
-          <w:sz w:val="38"/>
-        </w:rPr>
-        <w:t>판단 보류가 가능한 경량 주가 수익률 분위 예측 모형</w:t>
-      </w:r>
-    </w:p>
-    <w:p>
-      <w:pPr>
-        <w:wordWrap w:val="0"/>
-        <w:autoSpaceDE w:val="0"/>
-        <w:autoSpaceDN w:val="0"/>
-        <w:spacing w:after="80" w:before="0" w:line="300" w:lineRule="auto"/>
-        <w:jc w:val="center"/>
-      </w:pPr>
-      <w:r>
-        <w:rPr>
-          <w:rFonts w:ascii="Times New Roman" w:hAnsi="Times New Roman" w:eastAsia="태고딕"/>
-          <w:b w:val="0"/>
-          <w:i w:val="0"/>
-          <w:sz w:val="21"/>
-        </w:rPr>
-        <w:t>요     약</w:t>
-      </w:r>
-    </w:p>
-    <w:p>
-      <w:pPr>
-        <w:wordWrap w:val="0"/>
-        <w:autoSpaceDE w:val="0"/>
-        <w:autoSpaceDN w:val="0"/>
-        <w:spacing w:after="80" w:before="0" w:line="324" w:lineRule="auto"/>
-        <w:jc w:val="both"/>
-      </w:pPr>
-      <w:r>
-        <w:rPr>
-          <w:rFonts w:ascii="Times New Roman" w:hAnsi="Times New Roman" w:eastAsia="신명조"/>
-          <w:b w:val="0"/>
-          <w:i w:val="0"/>
-          <w:sz w:val="15"/>
-        </w:rPr>
-        <w:t>주가 예측은 투자와 위험관리 등 여러 분야에서 꾸준히 연구되고 있으나, 대부분의 예측 모형은 하나의 예측값만 제공하여 그 예측을 얼마나 신뢰할 수 있는지 판단하기 어렵다. 실제 투자에서는 예측값과 함께 불확실성을 고려하여 판단을 보류해야 할 시점을 알 수 있어야 한다. 불확실성을 함께 예측하는 모형으로 Temporal Fusion Transformer(TFT)가 있으나 계산 비용이 크고, 계산이 가벼운 패치 기반 트랜스포머는 하나의 예측값만 제공한다. 이에 본 논문에서는 패치 기반 트랜스포머에 분위 예측 헤드를 달고 입력 채널을 인코더 앞에서 하나로 합쳐 인코더를 한 번만 실행하는 경량 모형을 제안하고, 예측 구간이 평소보다 넓을 때 판단을 보류하는 기권 규칙을 함께 적용한다. 2015년 이후 코스피200 구성종목 201개의 일별 자료로 실험한 결과, 제안 모형은 다섯 번의 반복 실험 모두에서 TFT보다 낮은 예측 오차를 보이면서 학습은 3.8배, 추론은 4.8배 빨랐다. 판단 보류는 변동성이 큰 시기에 집중되었으며, 보류된 예측의 오차는 실행된 예측의 약 1.5배였다. 이는 최근 변동성만 보고 보류하는 단순 규칙보다 큰 오차를 더 잘 걸러낸 결과이다. 평가 설계상의 한계는 6장에서 논의한다.</w:t>
-      </w:r>
-    </w:p>
-    <w:p>
-      <w:pPr>
-        <w:wordWrap w:val="0"/>
-        <w:autoSpaceDE w:val="0"/>
-        <w:autoSpaceDN w:val="0"/>
-        <w:spacing w:after="200" w:before="0" w:line="300" w:lineRule="auto"/>
-      </w:pPr>
-      <w:r>
-        <w:rPr>
-          <w:rFonts w:ascii="Times New Roman" w:hAnsi="Times New Roman" w:eastAsia="태고딕"/>
-          <w:b w:val="0"/>
-          <w:i w:val="0"/>
-          <w:sz w:val="15"/>
-        </w:rPr>
-        <w:t>키워드 : 주가 수익률 예측, 패치 기반 트랜스포머, 분위회귀, 예측 불확실성, 기권</w:t>
-      </w:r>
-    </w:p>
-    <w:p>
-      <w:pPr>
         <w:sectPr>
           <w:pgSz w:w="11906" w:h="16838"/>
-          <w:pgMar w:top="1446" w:right="1134" w:bottom="879" w:left="1134" w:header="567" w:footer="567" w:gutter="0"/>
+          <w:pgMar w:top="1417" w:right="1417" w:bottom="1417" w:left="1417" w:header="567" w:footer="567" w:gutter="0"/>
           <w:docGrid w:linePitch="360"/>
           <w:cols w:num="1" w:space="453" w:equalWidth="1"/>
         </w:sectPr>
@@ -159,7 +88,7 @@
         <w:wordWrap w:val="0"/>
         <w:autoSpaceDE w:val="0"/>
         <w:autoSpaceDN w:val="0"/>
-        <w:spacing w:after="80" w:before="0" w:line="300" w:lineRule="auto"/>
+        <w:spacing w:after="80" w:before="0" w:line="480" w:lineRule="auto"/>
       </w:pPr>
       <w:r>
         <w:rPr>
@@ -176,7 +105,7 @@
         <w:wordWrap w:val="0"/>
         <w:autoSpaceDE w:val="0"/>
         <w:autoSpaceDN w:val="0"/>
-        <w:spacing w:after="80" w:before="0" w:line="341" w:lineRule="auto"/>
+        <w:spacing w:after="80" w:before="0" w:line="480" w:lineRule="auto"/>
         <w:ind w:firstLine="180"/>
         <w:jc w:val="both"/>
       </w:pPr>
@@ -185,7 +114,7 @@
           <w:rFonts w:ascii="Times New Roman" w:hAnsi="Times New Roman" w:eastAsia="신명조"/>
           <w:b w:val="0"/>
           <w:i w:val="0"/>
-          <w:sz w:val="18"/>
+          <w:sz w:val="20"/>
         </w:rPr>
         <w:t>주가 예측은 투자, 위험관리, 자산배분 등 여러 분야에서 꾸준히 연구되는 주제이다. 그러나 주가는 잡음이 크고 시장 상황에 따라 성격이 바뀌기 때문에, 어떤 모형도 모든 시점에서 정확할 수는 없다. 그렇다면 예측 모형에는 정확한 답을 내는 능력만큼 "지금은 확신할 수 없다"고 말하는 능력도 필요하다. 본 연구는 이 두 번째 능력에 주목한다.</w:t>
       </w:r>
@@ -195,7 +124,7 @@
         <w:wordWrap w:val="0"/>
         <w:autoSpaceDE w:val="0"/>
         <w:autoSpaceDN w:val="0"/>
-        <w:spacing w:after="80" w:before="0" w:line="341" w:lineRule="auto"/>
+        <w:spacing w:after="80" w:before="0" w:line="480" w:lineRule="auto"/>
         <w:ind w:firstLine="180"/>
         <w:jc w:val="both"/>
       </w:pPr>
@@ -204,7 +133,7 @@
           <w:rFonts w:ascii="Times New Roman" w:hAnsi="Times New Roman" w:eastAsia="신명조"/>
           <w:b w:val="0"/>
           <w:i w:val="0"/>
-          <w:sz w:val="18"/>
+          <w:sz w:val="20"/>
         </w:rPr>
         <w:t>금융 시계열에 딥러닝을 적용한 연구는 장단기기억 신경망과 합성곱 구조를 거쳐 트랜스포머 계열로 확장되며 폭넓게 축적되어 왔다[1]. 국내에서도 해외지수와 투자자 수급을 입력으로 삼은 등락 예측이 보고되었다[2]. 그러나 이들 연구는 대부분 점 예측의 정확도 개선에 초점을 두며, 예측의 불확실성이나 운용 비용은 함께 다루지 않는다.</w:t>
       </w:r>
@@ -214,7 +143,7 @@
         <w:wordWrap w:val="0"/>
         <w:autoSpaceDE w:val="0"/>
         <w:autoSpaceDN w:val="0"/>
-        <w:spacing w:after="80" w:before="0" w:line="341" w:lineRule="auto"/>
+        <w:spacing w:after="80" w:before="0" w:line="480" w:lineRule="auto"/>
         <w:ind w:firstLine="180"/>
         <w:jc w:val="both"/>
       </w:pPr>
@@ -223,7 +152,7 @@
           <w:rFonts w:ascii="Times New Roman" w:hAnsi="Times New Roman" w:eastAsia="신명조"/>
           <w:b w:val="0"/>
           <w:i w:val="0"/>
-          <w:sz w:val="18"/>
+          <w:sz w:val="20"/>
         </w:rPr>
         <w:t>본 연구는 먼저 두 가지 운용 요구사항을 정의하고, 이를 충족하는 구조를 설계하였다. 첫째는 기권이다. 시스템은 "오를 것인가 내릴 것인가"뿐 아니라 "지금 판단해도 되는가"를 말할 수 있어야 하며, 이는 점 추정으로 정의할 수 없고 예측 분포를 요구한다. 둘째는 계산 비용이다. 201종목을 매일 평가하려면 종목당 추론이 싸야 하고, 실질적 독립 사건이 적은 자료라 모형을 키울 수도 없다. 분위 예측을 제공하는 Temporal Fusion Transformer(TFT)는 모든 시점에서 어텐션을 수행하므로 이 제약과 충돌한다.</w:t>
       </w:r>
@@ -233,7 +162,7 @@
         <w:wordWrap w:val="0"/>
         <w:autoSpaceDE w:val="0"/>
         <w:autoSpaceDN w:val="0"/>
-        <w:spacing w:after="80" w:before="0" w:line="341" w:lineRule="auto"/>
+        <w:spacing w:after="80" w:before="0" w:line="480" w:lineRule="auto"/>
         <w:ind w:firstLine="180"/>
         <w:jc w:val="both"/>
       </w:pPr>
@@ -242,7 +171,7 @@
           <w:rFonts w:ascii="Times New Roman" w:hAnsi="Times New Roman" w:eastAsia="신명조"/>
           <w:b w:val="0"/>
           <w:i w:val="0"/>
-          <w:sz w:val="18"/>
+          <w:sz w:val="20"/>
         </w:rPr>
         <w:t>두 요구사항은 각각 다른 구성요소를 필요로 한다. 기권에는 분위 헤드와 핀볼 손실이, 비용에는 패치 토큰화와 채널 축을 인코더 앞에서 하나로 모으는 장치가 필요하다. 이 장치는 TFT의 변수선택망으로 구현하되 더 단순한 선형 합치기와 비교한다. PatchTST를 그대로 쓰면 첫째 요구를, TFT를 그대로 쓰면 둘째 요구를 충족하지 못한다. 따라서 본 연구가 답하는 질문은 두 가지이다. (1) 두 구성요소를 결합한 구조의 분위 정확도와 계산 비용은 두 원본과 어떻게 비교되는가. (2) 예측 구간이 변동성에 반응하여 기권이 실제로 오차가 큰 예측을 걸러내는가.</w:t>
       </w:r>
@@ -252,7 +181,7 @@
         <w:wordWrap w:val="0"/>
         <w:autoSpaceDE w:val="0"/>
         <w:autoSpaceDN w:val="0"/>
-        <w:spacing w:after="80" w:before="0" w:line="341" w:lineRule="auto"/>
+        <w:spacing w:after="80" w:before="0" w:line="480" w:lineRule="auto"/>
         <w:ind w:firstLine="180"/>
         <w:jc w:val="both"/>
       </w:pPr>
@@ -261,7 +190,7 @@
           <w:rFonts w:ascii="Times New Roman" w:hAnsi="Times New Roman" w:eastAsia="신명조"/>
           <w:b w:val="0"/>
           <w:i w:val="0"/>
-          <w:sz w:val="18"/>
+          <w:sz w:val="20"/>
         </w:rPr>
         <w:t>이하 2장에서 관련 연구를 정리하고, 3장에서 요구사항으로부터 제안 구조를 도출하며, 4장에서 실험 설계를, 5장에서 정확도·비용·기권 행태의 결과를 제시하고 6장에서 결론과 한계를 정리한다.</w:t>
       </w:r>
@@ -271,7 +200,7 @@
         <w:wordWrap w:val="0"/>
         <w:autoSpaceDE w:val="0"/>
         <w:autoSpaceDN w:val="0"/>
-        <w:spacing w:after="80" w:before="0" w:line="300" w:lineRule="auto"/>
+        <w:spacing w:after="80" w:before="0" w:line="480" w:lineRule="auto"/>
       </w:pPr>
       <w:r>
         <w:rPr>
@@ -288,14 +217,14 @@
         <w:wordWrap w:val="0"/>
         <w:autoSpaceDE w:val="0"/>
         <w:autoSpaceDN w:val="0"/>
-        <w:spacing w:after="60" w:before="0" w:line="300" w:lineRule="auto"/>
+        <w:spacing w:after="60" w:before="0" w:line="480" w:lineRule="auto"/>
       </w:pPr>
       <w:r>
         <w:rPr>
           <w:rFonts w:ascii="Times New Roman" w:hAnsi="Times New Roman" w:eastAsia="중고딕"/>
           <w:b w:val="0"/>
           <w:i w:val="0"/>
-          <w:sz w:val="18"/>
+          <w:sz w:val="20"/>
         </w:rPr>
         <w:t>2.1 패치 기반 시계열 트랜스포머</w:t>
       </w:r>
@@ -305,7 +234,7 @@
         <w:wordWrap w:val="0"/>
         <w:autoSpaceDE w:val="0"/>
         <w:autoSpaceDN w:val="0"/>
-        <w:spacing w:after="80" w:before="0" w:line="341" w:lineRule="auto"/>
+        <w:spacing w:after="80" w:before="0" w:line="480" w:lineRule="auto"/>
         <w:ind w:firstLine="180"/>
         <w:jc w:val="both"/>
       </w:pPr>
@@ -314,7 +243,7 @@
           <w:rFonts w:ascii="Times New Roman" w:hAnsi="Times New Roman" w:eastAsia="신명조"/>
           <w:b w:val="0"/>
           <w:i w:val="0"/>
-          <w:sz w:val="18"/>
+          <w:sz w:val="20"/>
         </w:rPr>
         <w:t xml:space="preserve">원래의 트랜스포머[3]는 모든 시점에서 어텐션을 수행하므로 비용이 입력 길이의 제곱에 비례한다. 희소 어텐션[4]과 계열 분해[5]로 이를 줄이려는 구조들이 제안되었으나, 단순한 선형 모형이 이들을 상회한다는 보고[6]도 있다. PatchTST[7]는 시계열을 시점이 아니라 구간(패치) 단위로 토큰화하고 다변량 입력을 채널 독립으로 처리하여, 길이 </w:t>
       </w:r>
@@ -323,7 +252,7 @@
           <w:rFonts w:ascii="Times New Roman" w:hAnsi="Times New Roman" w:eastAsia="신명조"/>
           <w:b w:val="0"/>
           <w:i/>
-          <w:sz w:val="18"/>
+          <w:sz w:val="20"/>
         </w:rPr>
         <w:t>L</w:t>
       </w:r>
@@ -332,7 +261,7 @@
           <w:rFonts w:ascii="Times New Roman" w:hAnsi="Times New Roman" w:eastAsia="신명조"/>
           <w:b w:val="0"/>
           <w:i w:val="0"/>
-          <w:sz w:val="18"/>
+          <w:sz w:val="20"/>
         </w:rPr>
         <w:t>의 입력을 ⌈</w:t>
       </w:r>
@@ -341,7 +270,7 @@
           <w:rFonts w:ascii="Times New Roman" w:hAnsi="Times New Roman" w:eastAsia="신명조"/>
           <w:b w:val="0"/>
           <w:i/>
-          <w:sz w:val="18"/>
+          <w:sz w:val="20"/>
         </w:rPr>
         <w:t>L</w:t>
       </w:r>
@@ -350,7 +279,7 @@
           <w:rFonts w:ascii="Times New Roman" w:hAnsi="Times New Roman" w:eastAsia="신명조"/>
           <w:b w:val="0"/>
           <w:i w:val="0"/>
-          <w:sz w:val="18"/>
+          <w:sz w:val="20"/>
         </w:rPr>
         <w:t>/</w:t>
       </w:r>
@@ -359,7 +288,7 @@
           <w:rFonts w:ascii="Times New Roman" w:hAnsi="Times New Roman" w:eastAsia="신명조"/>
           <w:b w:val="0"/>
           <w:i/>
-          <w:sz w:val="18"/>
+          <w:sz w:val="20"/>
         </w:rPr>
         <w:t>S</w:t>
       </w:r>
@@ -368,7 +297,7 @@
           <w:rFonts w:ascii="Times New Roman" w:hAnsi="Times New Roman" w:eastAsia="신명조"/>
           <w:b w:val="0"/>
           <w:i w:val="0"/>
-          <w:sz w:val="18"/>
+          <w:sz w:val="20"/>
         </w:rPr>
         <w:t>⌉개 토큰으로 축약하고 채널 수에 선형으로 확장된다. 본 연구는 120일 입력을 패치 길이 5(1거래주)·스트라이드 5로 24개 토큰으로 축약하였다. 그러나 원 구조의 출력은 점 예측이므로 1장의 첫째 요구사항을 충족하지 못한다. 또한 채널 독립을 끝까지 유지하면 인코더가 채널 수만큼 반복 실행되어 둘째 요구사항과 충돌한다.</w:t>
       </w:r>
@@ -378,14 +307,14 @@
         <w:wordWrap w:val="0"/>
         <w:autoSpaceDE w:val="0"/>
         <w:autoSpaceDN w:val="0"/>
-        <w:spacing w:after="60" w:before="0" w:line="300" w:lineRule="auto"/>
+        <w:spacing w:after="60" w:before="0" w:line="480" w:lineRule="auto"/>
       </w:pPr>
       <w:r>
         <w:rPr>
           <w:rFonts w:ascii="Times New Roman" w:hAnsi="Times New Roman" w:eastAsia="중고딕"/>
           <w:b w:val="0"/>
           <w:i w:val="0"/>
-          <w:sz w:val="18"/>
+          <w:sz w:val="20"/>
         </w:rPr>
         <w:t>2.2 분위 예측과 변수선택 구조</w:t>
       </w:r>
@@ -395,7 +324,7 @@
         <w:wordWrap w:val="0"/>
         <w:autoSpaceDE w:val="0"/>
         <w:autoSpaceDN w:val="0"/>
-        <w:spacing w:after="80" w:before="0" w:line="341" w:lineRule="auto"/>
+        <w:spacing w:after="80" w:before="0" w:line="480" w:lineRule="auto"/>
         <w:ind w:firstLine="180"/>
         <w:jc w:val="both"/>
       </w:pPr>
@@ -404,7 +333,7 @@
           <w:rFonts w:ascii="Times New Roman" w:hAnsi="Times New Roman" w:eastAsia="신명조"/>
           <w:b w:val="0"/>
           <w:i w:val="0"/>
-          <w:sz w:val="18"/>
+          <w:sz w:val="20"/>
         </w:rPr>
         <w:t>TFT[8]는 변수선택망으로 입력 채널별 소프트맥스 게이트를 학습하고, 게이트 잔차 신경망(gated residual network, GRN)으로 채널별 변환을 수행하며, 정적 공변량을 문맥 벡터로 부호화하고 복수의 분위를 동시에 산출한다. 본 연구는 이 가운데 분위 헤드를 채택하고 변수선택망은 채널 축약의 한 구현으로 비교하였으며, 시점 단위 연산 구조는 버렸다. 변수선택망을 쓰는 이유는 중요도 해석이 아니라, 채널 축을 소프트맥스 가중합으로 하나로 줄여 인코더 실행 횟수를 1회로 만드는 데 있다. 국내에서도 TFT를 다지평 예측에 적용한 연구[9]와 트랜스포머를 시계열 특성에 맞추어 변형한 연구[10]가 보고되었다.</w:t>
       </w:r>
@@ -414,14 +343,14 @@
         <w:wordWrap w:val="0"/>
         <w:autoSpaceDE w:val="0"/>
         <w:autoSpaceDN w:val="0"/>
-        <w:spacing w:after="60" w:before="0" w:line="300" w:lineRule="auto"/>
+        <w:spacing w:after="60" w:before="0" w:line="480" w:lineRule="auto"/>
       </w:pPr>
       <w:r>
         <w:rPr>
           <w:rFonts w:ascii="Times New Roman" w:hAnsi="Times New Roman" w:eastAsia="중고딕"/>
           <w:b w:val="0"/>
           <w:i w:val="0"/>
-          <w:sz w:val="18"/>
+          <w:sz w:val="20"/>
         </w:rPr>
         <w:t>2.3 분포 이동 정규화와 분위 회귀</w:t>
       </w:r>
@@ -431,7 +360,7 @@
         <w:wordWrap w:val="0"/>
         <w:autoSpaceDE w:val="0"/>
         <w:autoSpaceDN w:val="0"/>
-        <w:spacing w:after="80" w:before="0" w:line="341" w:lineRule="auto"/>
+        <w:spacing w:after="80" w:before="0" w:line="480" w:lineRule="auto"/>
         <w:ind w:firstLine="180"/>
         <w:jc w:val="both"/>
       </w:pPr>
@@ -440,7 +369,7 @@
           <w:rFonts w:ascii="Times New Roman" w:hAnsi="Times New Roman" w:eastAsia="신명조"/>
           <w:b w:val="0"/>
           <w:i w:val="0"/>
-          <w:sz w:val="18"/>
+          <w:sz w:val="20"/>
         </w:rPr>
         <w:t>RevIN(reversible instance normalization)[11]은 입력 윈도우별 인스턴스 정규화를 적용하고 출력에서 역변환한다. 종목과 시대에 따라 가격 수준의 의미가 달라지는 자료에서는 선택이 아닌 필수 요소이다. 본 연구는 이를 선별적으로 적용하였다. 횡단면 순위 채널은 정보가 전적으로 수준에 담겨 있어 윈도우 내 표준화가 그 정보를 소거하기 때문이다.</w:t>
       </w:r>
@@ -450,7 +379,7 @@
         <w:wordWrap w:val="0"/>
         <w:autoSpaceDE w:val="0"/>
         <w:autoSpaceDN w:val="0"/>
-        <w:spacing w:after="80" w:before="0" w:line="341" w:lineRule="auto"/>
+        <w:spacing w:after="80" w:before="0" w:line="480" w:lineRule="auto"/>
         <w:ind w:firstLine="180"/>
         <w:jc w:val="both"/>
       </w:pPr>
@@ -459,7 +388,7 @@
           <w:rFonts w:ascii="Times New Roman" w:hAnsi="Times New Roman" w:eastAsia="신명조"/>
           <w:b w:val="0"/>
           <w:i w:val="0"/>
-          <w:sz w:val="18"/>
+          <w:sz w:val="20"/>
         </w:rPr>
         <w:t xml:space="preserve">분위회귀[12]를 신경망 출력에 적용한 것이 핀볼 손실이며, 분위 </w:t>
       </w:r>
@@ -468,7 +397,7 @@
           <w:rFonts w:ascii="Times New Roman" w:hAnsi="Times New Roman" w:eastAsia="신명조"/>
           <w:b w:val="0"/>
           <w:i/>
-          <w:sz w:val="18"/>
+          <w:sz w:val="20"/>
         </w:rPr>
         <w:t>τ</w:t>
       </w:r>
@@ -477,7 +406,7 @@
           <w:rFonts w:ascii="Times New Roman" w:hAnsi="Times New Roman" w:eastAsia="신명조"/>
           <w:b w:val="0"/>
           <w:i w:val="0"/>
-          <w:sz w:val="18"/>
+          <w:sz w:val="20"/>
         </w:rPr>
         <w:t>에 대하여 식 (1)과 같이 정의된다.</w:t>
       </w:r>
@@ -487,7 +416,7 @@
         <w:wordWrap w:val="0"/>
         <w:autoSpaceDE w:val="0"/>
         <w:autoSpaceDN w:val="0"/>
-        <w:spacing w:after="80" w:before="0" w:line="341" w:lineRule="auto"/>
+        <w:spacing w:after="80" w:before="0" w:line="480" w:lineRule="auto"/>
         <w:jc w:val="center"/>
       </w:pPr>
       <w:r>
@@ -495,7 +424,7 @@
           <w:rFonts w:ascii="Times New Roman" w:hAnsi="Times New Roman" w:eastAsia="신명조"/>
           <w:b w:val="0"/>
           <w:i w:val="0"/>
-          <w:sz w:val="18"/>
+          <w:sz w:val="20"/>
         </w:rPr>
         <w:t>L(</w:t>
       </w:r>
@@ -504,7 +433,7 @@
           <w:rFonts w:ascii="Times New Roman" w:hAnsi="Times New Roman" w:eastAsia="신명조"/>
           <w:b w:val="0"/>
           <w:i/>
-          <w:sz w:val="18"/>
+          <w:sz w:val="20"/>
         </w:rPr>
         <w:t>τ</w:t>
       </w:r>
@@ -513,7 +442,7 @@
           <w:rFonts w:ascii="Times New Roman" w:hAnsi="Times New Roman" w:eastAsia="신명조"/>
           <w:b w:val="0"/>
           <w:i w:val="0"/>
-          <w:sz w:val="18"/>
+          <w:sz w:val="20"/>
         </w:rPr>
         <w:t xml:space="preserve">; </w:t>
       </w:r>
@@ -522,7 +451,7 @@
           <w:rFonts w:ascii="Times New Roman" w:hAnsi="Times New Roman" w:eastAsia="신명조"/>
           <w:b w:val="0"/>
           <w:i/>
-          <w:sz w:val="18"/>
+          <w:sz w:val="20"/>
         </w:rPr>
         <w:t>y</w:t>
       </w:r>
@@ -531,7 +460,7 @@
           <w:rFonts w:ascii="Times New Roman" w:hAnsi="Times New Roman" w:eastAsia="신명조"/>
           <w:b w:val="0"/>
           <w:i w:val="0"/>
-          <w:sz w:val="18"/>
+          <w:sz w:val="20"/>
         </w:rPr>
         <w:t xml:space="preserve">, </w:t>
       </w:r>
@@ -540,7 +469,7 @@
           <w:rFonts w:ascii="Times New Roman" w:hAnsi="Times New Roman" w:eastAsia="신명조"/>
           <w:b w:val="0"/>
           <w:i/>
-          <w:sz w:val="18"/>
+          <w:sz w:val="20"/>
         </w:rPr>
         <w:t>ŷ</w:t>
       </w:r>
@@ -549,7 +478,7 @@
           <w:rFonts w:ascii="Times New Roman" w:hAnsi="Times New Roman" w:eastAsia="신명조"/>
           <w:b w:val="0"/>
           <w:i w:val="0"/>
-          <w:sz w:val="18"/>
+          <w:sz w:val="20"/>
         </w:rPr>
         <w:t xml:space="preserve">) = max[ </w:t>
       </w:r>
@@ -558,7 +487,7 @@
           <w:rFonts w:ascii="Times New Roman" w:hAnsi="Times New Roman" w:eastAsia="신명조"/>
           <w:b w:val="0"/>
           <w:i/>
-          <w:sz w:val="18"/>
+          <w:sz w:val="20"/>
         </w:rPr>
         <w:t>τ</w:t>
       </w:r>
@@ -567,7 +496,7 @@
           <w:rFonts w:ascii="Times New Roman" w:hAnsi="Times New Roman" w:eastAsia="신명조"/>
           <w:b w:val="0"/>
           <w:i w:val="0"/>
-          <w:sz w:val="18"/>
+          <w:sz w:val="20"/>
         </w:rPr>
         <w:t>(</w:t>
       </w:r>
@@ -576,7 +505,7 @@
           <w:rFonts w:ascii="Times New Roman" w:hAnsi="Times New Roman" w:eastAsia="신명조"/>
           <w:b w:val="0"/>
           <w:i/>
-          <w:sz w:val="18"/>
+          <w:sz w:val="20"/>
         </w:rPr>
         <w:t>y</w:t>
       </w:r>
@@ -585,7 +514,7 @@
           <w:rFonts w:ascii="Times New Roman" w:hAnsi="Times New Roman" w:eastAsia="신명조"/>
           <w:b w:val="0"/>
           <w:i w:val="0"/>
-          <w:sz w:val="18"/>
+          <w:sz w:val="20"/>
         </w:rPr>
         <w:t xml:space="preserve"> − </w:t>
       </w:r>
@@ -594,7 +523,7 @@
           <w:rFonts w:ascii="Times New Roman" w:hAnsi="Times New Roman" w:eastAsia="신명조"/>
           <w:b w:val="0"/>
           <w:i/>
-          <w:sz w:val="18"/>
+          <w:sz w:val="20"/>
         </w:rPr>
         <w:t>ŷ</w:t>
       </w:r>
@@ -603,7 +532,7 @@
           <w:rFonts w:ascii="Times New Roman" w:hAnsi="Times New Roman" w:eastAsia="신명조"/>
           <w:b w:val="0"/>
           <w:i w:val="0"/>
-          <w:sz w:val="18"/>
+          <w:sz w:val="20"/>
         </w:rPr>
         <w:t>), (</w:t>
       </w:r>
@@ -612,7 +541,7 @@
           <w:rFonts w:ascii="Times New Roman" w:hAnsi="Times New Roman" w:eastAsia="신명조"/>
           <w:b w:val="0"/>
           <w:i/>
-          <w:sz w:val="18"/>
+          <w:sz w:val="20"/>
         </w:rPr>
         <w:t>τ</w:t>
       </w:r>
@@ -621,7 +550,7 @@
           <w:rFonts w:ascii="Times New Roman" w:hAnsi="Times New Roman" w:eastAsia="신명조"/>
           <w:b w:val="0"/>
           <w:i w:val="0"/>
-          <w:sz w:val="18"/>
+          <w:sz w:val="20"/>
         </w:rPr>
         <w:t xml:space="preserve"> − 1)(</w:t>
       </w:r>
@@ -630,7 +559,7 @@
           <w:rFonts w:ascii="Times New Roman" w:hAnsi="Times New Roman" w:eastAsia="신명조"/>
           <w:b w:val="0"/>
           <w:i/>
-          <w:sz w:val="18"/>
+          <w:sz w:val="20"/>
         </w:rPr>
         <w:t>y</w:t>
       </w:r>
@@ -639,7 +568,7 @@
           <w:rFonts w:ascii="Times New Roman" w:hAnsi="Times New Roman" w:eastAsia="신명조"/>
           <w:b w:val="0"/>
           <w:i w:val="0"/>
-          <w:sz w:val="18"/>
+          <w:sz w:val="20"/>
         </w:rPr>
         <w:t xml:space="preserve"> − </w:t>
       </w:r>
@@ -648,7 +577,7 @@
           <w:rFonts w:ascii="Times New Roman" w:hAnsi="Times New Roman" w:eastAsia="신명조"/>
           <w:b w:val="0"/>
           <w:i/>
-          <w:sz w:val="18"/>
+          <w:sz w:val="20"/>
         </w:rPr>
         <w:t>ŷ</w:t>
       </w:r>
@@ -657,7 +586,7 @@
           <w:rFonts w:ascii="Times New Roman" w:hAnsi="Times New Roman" w:eastAsia="신명조"/>
           <w:b w:val="0"/>
           <w:i w:val="0"/>
-          <w:sz w:val="18"/>
+          <w:sz w:val="20"/>
         </w:rPr>
         <w:t>) ]    (1)</w:t>
       </w:r>
@@ -667,7 +596,7 @@
         <w:wordWrap w:val="0"/>
         <w:autoSpaceDE w:val="0"/>
         <w:autoSpaceDN w:val="0"/>
-        <w:spacing w:after="80" w:before="0" w:line="341" w:lineRule="auto"/>
+        <w:spacing w:after="80" w:before="0" w:line="480" w:lineRule="auto"/>
         <w:ind w:firstLine="180"/>
         <w:jc w:val="both"/>
       </w:pPr>
@@ -676,7 +605,7 @@
           <w:rFonts w:ascii="Times New Roman" w:hAnsi="Times New Roman" w:eastAsia="신명조"/>
           <w:b w:val="0"/>
           <w:i w:val="0"/>
-          <w:sz w:val="18"/>
+          <w:sz w:val="20"/>
         </w:rPr>
         <w:t xml:space="preserve">본 연구는 </w:t>
       </w:r>
@@ -685,7 +614,7 @@
           <w:rFonts w:ascii="Times New Roman" w:hAnsi="Times New Roman" w:eastAsia="신명조"/>
           <w:b w:val="0"/>
           <w:i/>
-          <w:sz w:val="18"/>
+          <w:sz w:val="20"/>
         </w:rPr>
         <w:t>τ</w:t>
       </w:r>
@@ -694,7 +623,7 @@
           <w:rFonts w:ascii="Times New Roman" w:hAnsi="Times New Roman" w:eastAsia="신명조"/>
           <w:b w:val="0"/>
           <w:i w:val="0"/>
-          <w:sz w:val="18"/>
+          <w:sz w:val="20"/>
         </w:rPr>
         <w:t xml:space="preserve"> ∈ {0.1, 0.5, 0.9}를 동시에 학습한다. 분위 예측은 불확실성을 예측 결과 자체로 산출하므로, 앙상블 분산 없이 기권 규칙을 정의할 수 있다. 분위 예측의 구간이 명목 수준을 지키는지는 별도 문제이며 등각예측을 분위회귀에 결합한 교정 방법이 제안되어 있다[13]. 본 연구의 교정 상태는 6장에 밝힌다.</w:t>
       </w:r>
@@ -704,14 +633,14 @@
         <w:wordWrap w:val="0"/>
         <w:autoSpaceDE w:val="0"/>
         <w:autoSpaceDN w:val="0"/>
-        <w:spacing w:after="60" w:before="0" w:line="300" w:lineRule="auto"/>
+        <w:spacing w:after="60" w:before="0" w:line="480" w:lineRule="auto"/>
       </w:pPr>
       <w:r>
         <w:rPr>
           <w:rFonts w:ascii="Times New Roman" w:hAnsi="Times New Roman" w:eastAsia="중고딕"/>
           <w:b w:val="0"/>
           <w:i w:val="0"/>
-          <w:sz w:val="18"/>
+          <w:sz w:val="20"/>
         </w:rPr>
         <w:t>2.4 기준 모형과 본 연구의 위치</w:t>
       </w:r>
@@ -721,7 +650,7 @@
         <w:wordWrap w:val="0"/>
         <w:autoSpaceDE w:val="0"/>
         <w:autoSpaceDN w:val="0"/>
-        <w:spacing w:after="80" w:before="0" w:line="341" w:lineRule="auto"/>
+        <w:spacing w:after="80" w:before="0" w:line="480" w:lineRule="auto"/>
         <w:ind w:firstLine="180"/>
         <w:jc w:val="both"/>
       </w:pPr>
@@ -730,7 +659,7 @@
           <w:rFonts w:ascii="Times New Roman" w:hAnsi="Times New Roman" w:eastAsia="신명조"/>
           <w:b w:val="0"/>
           <w:i w:val="0"/>
-          <w:sz w:val="18"/>
+          <w:sz w:val="20"/>
         </w:rPr>
         <w:t>1장에서 언급한 금융 시계열 딥러닝 연구[1] 가운데, 장단기기억 신경망으로 미국 주식의 방향을 예측한 연구[14]와 다수의 머신러닝 기법을 자산가격 결정에 적용한 연구[15]가 대표적이다. 국내에서는 해외지수와 투자자별 매매 동향을 입력으로 삼은 등락 예측[2], 가중 손실 함수를 적용한 순환 합성곱 구조[16]가 보고되었다. 본 연구는 [2]와 마찬가지로 해외지수와 투자자 수급을 입력에 포함하되, 예측을 점이 아니라 분포로 산출한다는 점이 다르다.</w:t>
       </w:r>
@@ -740,7 +669,7 @@
         <w:wordWrap w:val="0"/>
         <w:autoSpaceDE w:val="0"/>
         <w:autoSpaceDN w:val="0"/>
-        <w:spacing w:after="80" w:before="0" w:line="341" w:lineRule="auto"/>
+        <w:spacing w:after="80" w:before="0" w:line="480" w:lineRule="auto"/>
         <w:ind w:firstLine="180"/>
         <w:jc w:val="both"/>
       </w:pPr>
@@ -749,7 +678,7 @@
           <w:rFonts w:ascii="Times New Roman" w:hAnsi="Times New Roman" w:eastAsia="신명조"/>
           <w:b w:val="0"/>
           <w:i w:val="0"/>
-          <w:sz w:val="18"/>
+          <w:sz w:val="20"/>
         </w:rPr>
         <w:t>잘 조정된 단순 기준모형과의 비교가 부재하다는 점은 이 분야 문헌의 공통 약점이므로, 본 연구는 동일 조건의 그래디언트 부스팅 기준모형을 함께 측정하여 5장에 보고한다.</w:t>
       </w:r>
@@ -759,7 +688,7 @@
         <w:wordWrap w:val="0"/>
         <w:autoSpaceDE w:val="0"/>
         <w:autoSpaceDN w:val="0"/>
-        <w:spacing w:after="80" w:before="0" w:line="300" w:lineRule="auto"/>
+        <w:spacing w:after="80" w:before="0" w:line="480" w:lineRule="auto"/>
       </w:pPr>
       <w:r>
         <w:rPr>
@@ -776,14 +705,14 @@
         <w:wordWrap w:val="0"/>
         <w:autoSpaceDE w:val="0"/>
         <w:autoSpaceDN w:val="0"/>
-        <w:spacing w:after="60" w:before="0" w:line="300" w:lineRule="auto"/>
+        <w:spacing w:after="60" w:before="0" w:line="480" w:lineRule="auto"/>
       </w:pPr>
       <w:r>
         <w:rPr>
           <w:rFonts w:ascii="Times New Roman" w:hAnsi="Times New Roman" w:eastAsia="중고딕"/>
           <w:b w:val="0"/>
           <w:i w:val="0"/>
-          <w:sz w:val="18"/>
+          <w:sz w:val="20"/>
         </w:rPr>
         <w:t>3.1 요구사항으로부터의 구조 도출</w:t>
       </w:r>
@@ -793,7 +722,7 @@
         <w:wordWrap w:val="0"/>
         <w:autoSpaceDE w:val="0"/>
         <w:autoSpaceDN w:val="0"/>
-        <w:spacing w:after="80" w:before="0" w:line="341" w:lineRule="auto"/>
+        <w:spacing w:after="80" w:before="0" w:line="480" w:lineRule="auto"/>
         <w:ind w:firstLine="180"/>
         <w:jc w:val="both"/>
       </w:pPr>
@@ -802,7 +731,7 @@
           <w:rFonts w:ascii="Times New Roman" w:hAnsi="Times New Roman" w:eastAsia="신명조"/>
           <w:b w:val="0"/>
           <w:i w:val="0"/>
-          <w:sz w:val="18"/>
+          <w:sz w:val="20"/>
         </w:rPr>
         <w:t>본 연구의 구성요소는 모두 &lt;Table 1&gt;의 좌측 요구사항으로부터 역산되었다.</w:t>
       </w:r>
@@ -812,14 +741,14 @@
         <w:wordWrap w:val="0"/>
         <w:autoSpaceDE w:val="0"/>
         <w:autoSpaceDN w:val="0"/>
-        <w:spacing w:after="40" w:before="0" w:line="288" w:lineRule="auto"/>
+        <w:spacing w:after="40" w:before="0" w:line="480" w:lineRule="auto"/>
       </w:pPr>
       <w:r>
         <w:rPr>
           <w:rFonts w:ascii="Times New Roman" w:hAnsi="Times New Roman" w:eastAsia="중고딕"/>
           <w:b w:val="0"/>
           <w:i w:val="0"/>
-          <w:sz w:val="17"/>
+          <w:sz w:val="20"/>
         </w:rPr>
         <w:t>Table 1. Requirements and corresponding components</w:t>
       </w:r>
@@ -832,9 +761,9 @@
         <w:tblLook w:firstColumn="1" w:firstRow="1" w:lastColumn="0" w:lastRow="0" w:noHBand="0" w:noVBand="1" w:val="04A0"/>
       </w:tblPr>
       <w:tblGrid>
-        <w:gridCol w:w="3213"/>
-        <w:gridCol w:w="3213"/>
-        <w:gridCol w:w="3213"/>
+        <w:gridCol w:w="3024"/>
+        <w:gridCol w:w="3024"/>
+        <w:gridCol w:w="3024"/>
       </w:tblGrid>
       <w:tr>
         <w:tc>
@@ -860,7 +789,7 @@
                 <w:rFonts w:ascii="Times New Roman" w:hAnsi="Times New Roman" w:eastAsia="신명조"/>
                 <w:b/>
                 <w:i w:val="0"/>
-                <w:sz w:val="16"/>
+                <w:sz w:val="20"/>
               </w:rPr>
               <w:t>Requirement</w:t>
             </w:r>
@@ -889,7 +818,7 @@
                 <w:rFonts w:ascii="Times New Roman" w:hAnsi="Times New Roman" w:eastAsia="신명조"/>
                 <w:b/>
                 <w:i w:val="0"/>
-                <w:sz w:val="16"/>
+                <w:sz w:val="20"/>
               </w:rPr>
               <w:t>Required property</w:t>
             </w:r>
@@ -918,7 +847,7 @@
                 <w:rFonts w:ascii="Times New Roman" w:hAnsi="Times New Roman" w:eastAsia="신명조"/>
                 <w:b/>
                 <w:i w:val="0"/>
-                <w:sz w:val="16"/>
+                <w:sz w:val="20"/>
               </w:rPr>
               <w:t>Part chosen</w:t>
             </w:r>
@@ -949,7 +878,7 @@
                 <w:rFonts w:ascii="Times New Roman" w:hAnsi="Times New Roman" w:eastAsia="신명조"/>
                 <w:b w:val="0"/>
                 <w:i w:val="0"/>
-                <w:sz w:val="16"/>
+                <w:sz w:val="20"/>
               </w:rPr>
               <w:t>Abstention</w:t>
             </w:r>
@@ -978,7 +907,7 @@
                 <w:rFonts w:ascii="Times New Roman" w:hAnsi="Times New Roman" w:eastAsia="신명조"/>
                 <w:b w:val="0"/>
                 <w:i w:val="0"/>
-                <w:sz w:val="16"/>
+                <w:sz w:val="20"/>
               </w:rPr>
               <w:t>A distribution, not a point: q90 - q10 must exist</w:t>
             </w:r>
@@ -1007,7 +936,7 @@
                 <w:rFonts w:ascii="Times New Roman" w:hAnsi="Times New Roman" w:eastAsia="신명조"/>
                 <w:b w:val="0"/>
                 <w:i w:val="0"/>
-                <w:sz w:val="16"/>
+                <w:sz w:val="20"/>
               </w:rPr>
               <w:t>Quantile head, pinball loss</w:t>
             </w:r>
@@ -1038,7 +967,7 @@
                 <w:rFonts w:ascii="Times New Roman" w:hAnsi="Times New Roman" w:eastAsia="신명조"/>
                 <w:b w:val="0"/>
                 <w:i w:val="0"/>
-                <w:sz w:val="16"/>
+                <w:sz w:val="20"/>
               </w:rPr>
               <w:t>Cost: 120-day lookback x 201 stocks, daily</w:t>
             </w:r>
@@ -1067,7 +996,7 @@
                 <w:rFonts w:ascii="Times New Roman" w:hAnsi="Times New Roman" w:eastAsia="신명조"/>
                 <w:b w:val="0"/>
                 <w:i w:val="0"/>
-                <w:sz w:val="16"/>
+                <w:sz w:val="20"/>
               </w:rPr>
               <w:t>Sequence-length reduction</w:t>
             </w:r>
@@ -1096,7 +1025,7 @@
                 <w:rFonts w:ascii="Times New Roman" w:hAnsi="Times New Roman" w:eastAsia="신명조"/>
                 <w:b w:val="0"/>
                 <w:i w:val="0"/>
-                <w:sz w:val="16"/>
+                <w:sz w:val="20"/>
               </w:rPr>
               <w:t>Patch tokenization (120 to 24)</w:t>
             </w:r>
@@ -1127,7 +1056,7 @@
                 <w:rFonts w:ascii="Times New Roman" w:hAnsi="Times New Roman" w:eastAsia="신명조"/>
                 <w:b w:val="0"/>
                 <w:i w:val="0"/>
-                <w:sz w:val="16"/>
+                <w:sz w:val="20"/>
               </w:rPr>
               <w:t>Cost: channel-independent encoding repeats the encoder</w:t>
             </w:r>
@@ -1156,7 +1085,7 @@
                 <w:rFonts w:ascii="Times New Roman" w:hAnsi="Times New Roman" w:eastAsia="신명조"/>
                 <w:b w:val="0"/>
                 <w:i w:val="0"/>
-                <w:sz w:val="16"/>
+                <w:sz w:val="20"/>
               </w:rPr>
               <w:t>Channel-axis reduction before the encoder</w:t>
             </w:r>
@@ -1185,7 +1114,7 @@
                 <w:rFonts w:ascii="Times New Roman" w:hAnsi="Times New Roman" w:eastAsia="신명조"/>
                 <w:b w:val="0"/>
                 <w:i w:val="0"/>
-                <w:sz w:val="16"/>
+                <w:sz w:val="20"/>
               </w:rPr>
               <w:t>TFT variable selection network (vs. linear merge, Sec. 5.4)</w:t>
             </w:r>
@@ -1216,7 +1145,7 @@
                 <w:rFonts w:ascii="Times New Roman" w:hAnsi="Times New Roman" w:eastAsia="신명조"/>
                 <w:b w:val="0"/>
                 <w:i w:val="0"/>
-                <w:sz w:val="16"/>
+                <w:sz w:val="20"/>
               </w:rPr>
               <w:t>Scale differs by stock and era</w:t>
             </w:r>
@@ -1245,7 +1174,7 @@
                 <w:rFonts w:ascii="Times New Roman" w:hAnsi="Times New Roman" w:eastAsia="신명조"/>
                 <w:b w:val="0"/>
                 <w:i w:val="0"/>
-                <w:sz w:val="16"/>
+                <w:sz w:val="20"/>
               </w:rPr>
               <w:t>Non-stationary normalization</w:t>
             </w:r>
@@ -1274,7 +1203,7 @@
                 <w:rFonts w:ascii="Times New Roman" w:hAnsi="Times New Roman" w:eastAsia="신명조"/>
                 <w:b w:val="0"/>
                 <w:i w:val="0"/>
-                <w:sz w:val="16"/>
+                <w:sz w:val="20"/>
               </w:rPr>
               <w:t>RevIN, with channel exceptions</w:t>
             </w:r>
@@ -1305,7 +1234,7 @@
                 <w:rFonts w:ascii="Times New Roman" w:hAnsi="Times New Roman" w:eastAsia="신명조"/>
                 <w:b w:val="0"/>
                 <w:i w:val="0"/>
-                <w:sz w:val="16"/>
+                <w:sz w:val="20"/>
               </w:rPr>
               <w:t>Local equities track global macro</w:t>
             </w:r>
@@ -1334,7 +1263,7 @@
                 <w:rFonts w:ascii="Times New Roman" w:hAnsi="Times New Roman" w:eastAsia="신명조"/>
                 <w:b w:val="0"/>
                 <w:i w:val="0"/>
-                <w:sz w:val="16"/>
+                <w:sz w:val="20"/>
               </w:rPr>
               <w:t>Exogenous sequence injection</w:t>
             </w:r>
@@ -1363,7 +1292,7 @@
                 <w:rFonts w:ascii="Times New Roman" w:hAnsi="Times New Roman" w:eastAsia="신명조"/>
                 <w:b w:val="0"/>
                 <w:i w:val="0"/>
-                <w:sz w:val="16"/>
+                <w:sz w:val="20"/>
               </w:rPr>
               <w:t>Cross-attention (this work)</w:t>
             </w:r>
@@ -1381,14 +1310,14 @@
         <w:wordWrap w:val="0"/>
         <w:autoSpaceDE w:val="0"/>
         <w:autoSpaceDN w:val="0"/>
-        <w:spacing w:after="60" w:before="0" w:line="300" w:lineRule="auto"/>
+        <w:spacing w:after="60" w:before="0" w:line="480" w:lineRule="auto"/>
       </w:pPr>
       <w:r>
         <w:rPr>
           <w:rFonts w:ascii="Times New Roman" w:hAnsi="Times New Roman" w:eastAsia="중고딕"/>
           <w:b w:val="0"/>
           <w:i w:val="0"/>
-          <w:sz w:val="18"/>
+          <w:sz w:val="20"/>
         </w:rPr>
         <w:t>3.2 제안 구조</w:t>
       </w:r>
@@ -1398,7 +1327,7 @@
         <w:wordWrap w:val="0"/>
         <w:autoSpaceDE w:val="0"/>
         <w:autoSpaceDN w:val="0"/>
-        <w:spacing w:after="80" w:before="0" w:line="341" w:lineRule="auto"/>
+        <w:spacing w:after="80" w:before="0" w:line="480" w:lineRule="auto"/>
         <w:ind w:firstLine="180"/>
         <w:jc w:val="both"/>
       </w:pPr>
@@ -1407,7 +1336,7 @@
           <w:rFonts w:ascii="Times New Roman" w:hAnsi="Times New Roman" w:eastAsia="신명조"/>
           <w:b w:val="0"/>
           <w:i w:val="0"/>
-          <w:sz w:val="18"/>
+          <w:sz w:val="20"/>
         </w:rPr>
         <w:t>제안 모형의 전체 구조는 (Fig. 1)과 같다. 입력은 세 경로로 구성된다. 종목 동적 변수(30채널 × 120일), 매크로 시퀀스(13채널), 정적 범주형 변수 3종이다. 정적 임베딩은 문맥 벡터를 형성하여 변수선택을 조건화하고, 크로스어텐션 이후 다시 더해진다. 헤드에는 마지막 패치 토큰, 즉 가장 최근 1주의 표현만이 전달된다.</w:t>
       </w:r>
@@ -1417,9 +1346,9 @@
         <w:sectPr>
           <w:type w:val="continuous"/>
           <w:pgSz w:w="11906" w:h="16838"/>
-          <w:pgMar w:top="1446" w:right="1134" w:bottom="879" w:left="1134" w:header="567" w:footer="567" w:gutter="0"/>
+          <w:pgMar w:top="1417" w:right="1417" w:bottom="1417" w:left="1417" w:header="567" w:footer="567" w:gutter="0"/>
           <w:docGrid w:linePitch="360"/>
-          <w:cols w:num="2" w:space="453" w:equalWidth="1"/>
+          <w:cols w:num="1" w:space="453" w:equalWidth="1"/>
         </w:sectPr>
       </w:pPr>
     </w:p>
@@ -1431,7 +1360,7 @@
       <w:r>
         <w:drawing>
           <wp:inline xmlns:a="http://schemas.openxmlformats.org/drawingml/2006/main" xmlns:pic="http://schemas.openxmlformats.org/drawingml/2006/picture">
-            <wp:extent cx="6120000" cy="4559538"/>
+            <wp:extent cx="5760000" cy="4291329"/>
             <wp:docPr id="1" name="Picture 1"/>
             <wp:cNvGraphicFramePr>
               <a:graphicFrameLocks noChangeAspect="1"/>
@@ -1452,7 +1381,7 @@
                   <pic:spPr>
                     <a:xfrm>
                       <a:off x="0" y="0"/>
-                      <a:ext cx="6120000" cy="4559538"/>
+                      <a:ext cx="5760000" cy="4291329"/>
                     </a:xfrm>
                     <a:prstGeom prst="rect"/>
                   </pic:spPr>
@@ -1468,7 +1397,7 @@
         <w:wordWrap w:val="0"/>
         <w:autoSpaceDE w:val="0"/>
         <w:autoSpaceDN w:val="0"/>
-        <w:spacing w:after="160" w:before="0" w:line="288" w:lineRule="auto"/>
+        <w:spacing w:after="160" w:before="0" w:line="480" w:lineRule="auto"/>
         <w:jc w:val="left"/>
       </w:pPr>
       <w:r>
@@ -1476,7 +1405,7 @@
           <w:rFonts w:ascii="Times New Roman" w:hAnsi="Times New Roman" w:eastAsia="중고딕"/>
           <w:b w:val="0"/>
           <w:i w:val="0"/>
-          <w:sz w:val="17"/>
+          <w:sz w:val="20"/>
         </w:rPr>
         <w:t>Fig. 1. Architecture of the proposed model (a) with component detail (b-e). Colors mark the PatchTST lineage (yellow), the TFT components (blue), the macro cross-attention added in this work (teal) and the static context path (orange). The variable selection network and the cross-attention are design options; removing either did not change the results (Sec. 5.4).</w:t>
       </w:r>
@@ -1486,7 +1415,7 @@
         <w:sectPr>
           <w:type w:val="continuous"/>
           <w:pgSz w:w="11906" w:h="16838"/>
-          <w:pgMar w:top="1446" w:right="1134" w:bottom="879" w:left="1134" w:header="567" w:footer="567" w:gutter="0"/>
+          <w:pgMar w:top="1417" w:right="1417" w:bottom="1417" w:left="1417" w:header="567" w:footer="567" w:gutter="0"/>
           <w:docGrid w:linePitch="360"/>
           <w:cols w:num="1" w:space="453" w:equalWidth="1"/>
         </w:sectPr>
@@ -1497,14 +1426,14 @@
         <w:wordWrap w:val="0"/>
         <w:autoSpaceDE w:val="0"/>
         <w:autoSpaceDN w:val="0"/>
-        <w:spacing w:after="60" w:before="0" w:line="300" w:lineRule="auto"/>
+        <w:spacing w:after="60" w:before="0" w:line="480" w:lineRule="auto"/>
       </w:pPr>
       <w:r>
         <w:rPr>
           <w:rFonts w:ascii="Times New Roman" w:hAnsi="Times New Roman" w:eastAsia="중고딕"/>
           <w:b w:val="0"/>
           <w:i w:val="0"/>
-          <w:sz w:val="18"/>
+          <w:sz w:val="20"/>
         </w:rPr>
         <w:t>3.3 결합 과정의 설계 결정</w:t>
       </w:r>
@@ -1514,7 +1443,7 @@
         <w:wordWrap w:val="0"/>
         <w:autoSpaceDE w:val="0"/>
         <w:autoSpaceDN w:val="0"/>
-        <w:spacing w:after="80" w:before="0" w:line="341" w:lineRule="auto"/>
+        <w:spacing w:after="80" w:before="0" w:line="480" w:lineRule="auto"/>
         <w:ind w:firstLine="180"/>
         <w:jc w:val="both"/>
       </w:pPr>
@@ -1523,7 +1452,7 @@
           <w:rFonts w:ascii="Times New Roman" w:hAnsi="Times New Roman" w:eastAsia="신명조"/>
           <w:b w:val="0"/>
           <w:i w:val="0"/>
-          <w:sz w:val="18"/>
+          <w:sz w:val="20"/>
         </w:rPr>
         <w:t>아래 1)과 2)는 구조의 필수 요소가 아니라 비교 검토한 설계 선택지이며, 각각의 기여는 5.4절의 제거 실험으로 확인한다. 3)은 기권 규칙이 의존하는 구조적 요건이다.</w:t>
       </w:r>
@@ -1533,14 +1462,14 @@
         <w:wordWrap w:val="0"/>
         <w:autoSpaceDE w:val="0"/>
         <w:autoSpaceDN w:val="0"/>
-        <w:spacing w:after="60" w:before="0" w:line="341" w:lineRule="auto"/>
+        <w:spacing w:after="60" w:before="0" w:line="480" w:lineRule="auto"/>
       </w:pPr>
       <w:r>
         <w:rPr>
           <w:rFonts w:ascii="Times New Roman" w:hAnsi="Times New Roman" w:eastAsia="신명조"/>
           <w:b w:val="0"/>
           <w:i w:val="0"/>
-          <w:sz w:val="18"/>
+          <w:sz w:val="20"/>
         </w:rPr>
         <w:t>1) 변수선택망의 역할과 배치</w:t>
       </w:r>
@@ -1550,7 +1479,7 @@
         <w:wordWrap w:val="0"/>
         <w:autoSpaceDE w:val="0"/>
         <w:autoSpaceDN w:val="0"/>
-        <w:spacing w:after="80" w:before="0" w:line="341" w:lineRule="auto"/>
+        <w:spacing w:after="80" w:before="0" w:line="480" w:lineRule="auto"/>
         <w:ind w:firstLine="180"/>
         <w:jc w:val="both"/>
       </w:pPr>
@@ -1559,7 +1488,7 @@
           <w:rFonts w:ascii="Times New Roman" w:hAnsi="Times New Roman" w:eastAsia="신명조"/>
           <w:b w:val="0"/>
           <w:i w:val="0"/>
-          <w:sz w:val="18"/>
+          <w:sz w:val="20"/>
         </w:rPr>
         <w:t>패치 임베딩은 각 채널을 독립적으로 24개 토큰으로 변환한다. 채널 축을 줄이는 가장 싼 방법은 선형 합치기이며 매크로 경로에는 그 방식을 썼으나, 종목 채널에는 변수선택망을 두었다. 소프트맥스 게이트가 정적 문맥으로 조건화되어 섹터와 시가총액 구간에 따라 다른 가중을 주기 때문이다. 변수선택망은 그 게이트를 채널 축에 적용한다(식 2, 3).</w:t>
       </w:r>
@@ -1569,7 +1498,7 @@
         <w:wordWrap w:val="0"/>
         <w:autoSpaceDE w:val="0"/>
         <w:autoSpaceDN w:val="0"/>
-        <w:spacing w:after="80" w:before="0" w:line="341" w:lineRule="auto"/>
+        <w:spacing w:after="80" w:before="0" w:line="480" w:lineRule="auto"/>
         <w:jc w:val="center"/>
       </w:pPr>
       <w:r>
@@ -1577,7 +1506,7 @@
           <w:rFonts w:ascii="Times New Roman" w:hAnsi="Times New Roman" w:eastAsia="신명조"/>
           <w:b w:val="0"/>
           <w:i/>
-          <w:sz w:val="18"/>
+          <w:sz w:val="20"/>
         </w:rPr>
         <w:t>v</w:t>
       </w:r>
@@ -1586,7 +1515,7 @@
           <w:rFonts w:ascii="Times New Roman" w:hAnsi="Times New Roman" w:eastAsia="신명조"/>
           <w:b w:val="0"/>
           <w:i/>
-          <w:sz w:val="18"/>
+          <w:sz w:val="20"/>
           <w:vertAlign w:val="subscript"/>
         </w:rPr>
         <w:t>n</w:t>
@@ -1596,7 +1525,7 @@
           <w:rFonts w:ascii="Times New Roman" w:hAnsi="Times New Roman" w:eastAsia="신명조"/>
           <w:b w:val="0"/>
           <w:i w:val="0"/>
-          <w:sz w:val="18"/>
+          <w:sz w:val="20"/>
         </w:rPr>
         <w:t xml:space="preserve"> = softmax( GRN( [ flat(</w:t>
       </w:r>
@@ -1605,7 +1534,7 @@
           <w:rFonts w:ascii="Times New Roman" w:hAnsi="Times New Roman" w:eastAsia="신명조"/>
           <w:b w:val="0"/>
           <w:i/>
-          <w:sz w:val="18"/>
+          <w:sz w:val="20"/>
         </w:rPr>
         <w:t>E</w:t>
       </w:r>
@@ -1614,7 +1543,7 @@
           <w:rFonts w:ascii="Times New Roman" w:hAnsi="Times New Roman" w:eastAsia="신명조"/>
           <w:b w:val="0"/>
           <w:i/>
-          <w:sz w:val="18"/>
+          <w:sz w:val="20"/>
           <w:vertAlign w:val="subscript"/>
         </w:rPr>
         <w:t>n</w:t>
@@ -1624,7 +1553,7 @@
           <w:rFonts w:ascii="Times New Roman" w:hAnsi="Times New Roman" w:eastAsia="신명조"/>
           <w:b w:val="0"/>
           <w:i w:val="0"/>
-          <w:sz w:val="18"/>
+          <w:sz w:val="20"/>
         </w:rPr>
         <w:t xml:space="preserve">) ; </w:t>
       </w:r>
@@ -1633,7 +1562,7 @@
           <w:rFonts w:ascii="Times New Roman" w:hAnsi="Times New Roman" w:eastAsia="신명조"/>
           <w:b w:val="0"/>
           <w:i/>
-          <w:sz w:val="18"/>
+          <w:sz w:val="20"/>
         </w:rPr>
         <w:t>c</w:t>
       </w:r>
@@ -1642,7 +1571,7 @@
           <w:rFonts w:ascii="Times New Roman" w:hAnsi="Times New Roman" w:eastAsia="신명조"/>
           <w:b w:val="0"/>
           <w:i/>
-          <w:sz w:val="18"/>
+          <w:sz w:val="20"/>
           <w:vertAlign w:val="subscript"/>
         </w:rPr>
         <w:t>s</w:t>
@@ -1652,7 +1581,7 @@
           <w:rFonts w:ascii="Times New Roman" w:hAnsi="Times New Roman" w:eastAsia="신명조"/>
           <w:b w:val="0"/>
           <w:i w:val="0"/>
-          <w:sz w:val="18"/>
+          <w:sz w:val="20"/>
         </w:rPr>
         <w:t xml:space="preserve"> ] ) ) ∈ ℝ</w:t>
       </w:r>
@@ -1661,7 +1590,7 @@
           <w:rFonts w:ascii="Times New Roman" w:hAnsi="Times New Roman" w:eastAsia="신명조"/>
           <w:b w:val="0"/>
           <w:i/>
-          <w:sz w:val="18"/>
+          <w:sz w:val="20"/>
           <w:vertAlign w:val="superscript"/>
         </w:rPr>
         <w:t>C</w:t>
@@ -1671,7 +1600,7 @@
           <w:rFonts w:ascii="Times New Roman" w:hAnsi="Times New Roman" w:eastAsia="신명조"/>
           <w:b w:val="0"/>
           <w:i w:val="0"/>
-          <w:sz w:val="18"/>
+          <w:sz w:val="20"/>
         </w:rPr>
         <w:t xml:space="preserve">,   </w:t>
       </w:r>
@@ -1680,7 +1609,7 @@
           <w:rFonts w:ascii="Times New Roman" w:hAnsi="Times New Roman" w:eastAsia="신명조"/>
           <w:b w:val="0"/>
           <w:i/>
-          <w:sz w:val="18"/>
+          <w:sz w:val="20"/>
         </w:rPr>
         <w:t>n</w:t>
       </w:r>
@@ -1689,7 +1618,7 @@
           <w:rFonts w:ascii="Times New Roman" w:hAnsi="Times New Roman" w:eastAsia="신명조"/>
           <w:b w:val="0"/>
           <w:i w:val="0"/>
-          <w:sz w:val="18"/>
+          <w:sz w:val="20"/>
         </w:rPr>
         <w:t xml:space="preserve"> = 1, …, </w:t>
       </w:r>
@@ -1698,7 +1627,7 @@
           <w:rFonts w:ascii="Times New Roman" w:hAnsi="Times New Roman" w:eastAsia="신명조"/>
           <w:b w:val="0"/>
           <w:i/>
-          <w:sz w:val="18"/>
+          <w:sz w:val="20"/>
         </w:rPr>
         <w:t>N</w:t>
       </w:r>
@@ -1707,7 +1636,7 @@
           <w:rFonts w:ascii="Times New Roman" w:hAnsi="Times New Roman" w:eastAsia="신명조"/>
           <w:b w:val="0"/>
           <w:i w:val="0"/>
-          <w:sz w:val="18"/>
+          <w:sz w:val="20"/>
         </w:rPr>
         <w:t xml:space="preserve">    (2)</w:t>
       </w:r>
@@ -1717,7 +1646,7 @@
         <w:wordWrap w:val="0"/>
         <w:autoSpaceDE w:val="0"/>
         <w:autoSpaceDN w:val="0"/>
-        <w:spacing w:after="80" w:before="0" w:line="341" w:lineRule="auto"/>
+        <w:spacing w:after="80" w:before="0" w:line="480" w:lineRule="auto"/>
         <w:jc w:val="center"/>
       </w:pPr>
       <w:r>
@@ -1725,7 +1654,7 @@
           <w:rFonts w:ascii="Times New Roman" w:hAnsi="Times New Roman" w:eastAsia="신명조"/>
           <w:b w:val="0"/>
           <w:i/>
-          <w:sz w:val="18"/>
+          <w:sz w:val="20"/>
         </w:rPr>
         <w:t>Z</w:t>
       </w:r>
@@ -1734,7 +1663,7 @@
           <w:rFonts w:ascii="Times New Roman" w:hAnsi="Times New Roman" w:eastAsia="신명조"/>
           <w:b w:val="0"/>
           <w:i/>
-          <w:sz w:val="18"/>
+          <w:sz w:val="20"/>
           <w:vertAlign w:val="subscript"/>
         </w:rPr>
         <w:t>n</w:t>
@@ -1744,7 +1673,7 @@
           <w:rFonts w:ascii="Times New Roman" w:hAnsi="Times New Roman" w:eastAsia="신명조"/>
           <w:b w:val="0"/>
           <w:i w:val="0"/>
-          <w:sz w:val="18"/>
+          <w:sz w:val="20"/>
         </w:rPr>
         <w:t xml:space="preserve"> = Σ</w:t>
       </w:r>
@@ -1753,7 +1682,7 @@
           <w:rFonts w:ascii="Times New Roman" w:hAnsi="Times New Roman" w:eastAsia="신명조"/>
           <w:b w:val="0"/>
           <w:i/>
-          <w:sz w:val="18"/>
+          <w:sz w:val="20"/>
           <w:vertAlign w:val="subscript"/>
         </w:rPr>
         <w:t>i</w:t>
@@ -1763,7 +1692,7 @@
           <w:rFonts w:ascii="Times New Roman" w:hAnsi="Times New Roman" w:eastAsia="신명조"/>
           <w:b w:val="0"/>
           <w:i w:val="0"/>
-          <w:sz w:val="18"/>
+          <w:sz w:val="20"/>
         </w:rPr>
         <w:t xml:space="preserve"> </w:t>
       </w:r>
@@ -1772,7 +1701,7 @@
           <w:rFonts w:ascii="Times New Roman" w:hAnsi="Times New Roman" w:eastAsia="신명조"/>
           <w:b w:val="0"/>
           <w:i/>
-          <w:sz w:val="18"/>
+          <w:sz w:val="20"/>
         </w:rPr>
         <w:t>v</w:t>
       </w:r>
@@ -1781,7 +1710,7 @@
           <w:rFonts w:ascii="Times New Roman" w:hAnsi="Times New Roman" w:eastAsia="신명조"/>
           <w:b w:val="0"/>
           <w:i/>
-          <w:sz w:val="18"/>
+          <w:sz w:val="20"/>
           <w:vertAlign w:val="subscript"/>
         </w:rPr>
         <w:t>n,i</w:t>
@@ -1791,7 +1720,7 @@
           <w:rFonts w:ascii="Times New Roman" w:hAnsi="Times New Roman" w:eastAsia="신명조"/>
           <w:b w:val="0"/>
           <w:i w:val="0"/>
-          <w:sz w:val="18"/>
+          <w:sz w:val="20"/>
         </w:rPr>
         <w:t xml:space="preserve"> · GRN</w:t>
       </w:r>
@@ -1800,7 +1729,7 @@
           <w:rFonts w:ascii="Times New Roman" w:hAnsi="Times New Roman" w:eastAsia="신명조"/>
           <w:b w:val="0"/>
           <w:i/>
-          <w:sz w:val="18"/>
+          <w:sz w:val="20"/>
           <w:vertAlign w:val="subscript"/>
         </w:rPr>
         <w:t>i</w:t>
@@ -1810,7 +1739,7 @@
           <w:rFonts w:ascii="Times New Roman" w:hAnsi="Times New Roman" w:eastAsia="신명조"/>
           <w:b w:val="0"/>
           <w:i w:val="0"/>
-          <w:sz w:val="18"/>
+          <w:sz w:val="20"/>
         </w:rPr>
         <w:t>(</w:t>
       </w:r>
@@ -1819,7 +1748,7 @@
           <w:rFonts w:ascii="Times New Roman" w:hAnsi="Times New Roman" w:eastAsia="신명조"/>
           <w:b w:val="0"/>
           <w:i/>
-          <w:sz w:val="18"/>
+          <w:sz w:val="20"/>
         </w:rPr>
         <w:t>E</w:t>
       </w:r>
@@ -1828,7 +1757,7 @@
           <w:rFonts w:ascii="Times New Roman" w:hAnsi="Times New Roman" w:eastAsia="신명조"/>
           <w:b w:val="0"/>
           <w:i/>
-          <w:sz w:val="18"/>
+          <w:sz w:val="20"/>
           <w:vertAlign w:val="subscript"/>
         </w:rPr>
         <w:t>n,i</w:t>
@@ -1838,7 +1767,7 @@
           <w:rFonts w:ascii="Times New Roman" w:hAnsi="Times New Roman" w:eastAsia="신명조"/>
           <w:b w:val="0"/>
           <w:i w:val="0"/>
-          <w:sz w:val="18"/>
+          <w:sz w:val="20"/>
         </w:rPr>
         <w:t>)    (3)</w:t>
       </w:r>
@@ -1848,7 +1777,7 @@
         <w:wordWrap w:val="0"/>
         <w:autoSpaceDE w:val="0"/>
         <w:autoSpaceDN w:val="0"/>
-        <w:spacing w:after="80" w:before="0" w:line="341" w:lineRule="auto"/>
+        <w:spacing w:after="80" w:before="0" w:line="480" w:lineRule="auto"/>
         <w:ind w:firstLine="180"/>
         <w:jc w:val="both"/>
       </w:pPr>
@@ -1857,7 +1786,7 @@
           <w:rFonts w:ascii="Times New Roman" w:hAnsi="Times New Roman" w:eastAsia="신명조"/>
           <w:b w:val="0"/>
           <w:i w:val="0"/>
-          <w:sz w:val="18"/>
+          <w:sz w:val="20"/>
         </w:rPr>
         <w:t xml:space="preserve">변수선택망을 인코더 뒤에 두면 인코더가 채널 수만큼 반복 실행되는 반면, 앞에 두면 채널이 먼저 하나로 축약되어 1회만 실행된다. 패치마다 산출되는 </w:t>
       </w:r>
@@ -1866,7 +1795,7 @@
           <w:rFonts w:ascii="Times New Roman" w:hAnsi="Times New Roman" w:eastAsia="신명조"/>
           <w:b w:val="0"/>
           <w:i/>
-          <w:sz w:val="18"/>
+          <w:sz w:val="20"/>
         </w:rPr>
         <w:t>v</w:t>
       </w:r>
@@ -1875,7 +1804,7 @@
           <w:rFonts w:ascii="Times New Roman" w:hAnsi="Times New Roman" w:eastAsia="신명조"/>
           <w:b w:val="0"/>
           <w:i w:val="0"/>
-          <w:sz w:val="18"/>
+          <w:sz w:val="20"/>
         </w:rPr>
         <w:t xml:space="preserve"> ∈ ℝ</w:t>
       </w:r>
@@ -1884,7 +1813,7 @@
           <w:rFonts w:ascii="Times New Roman" w:hAnsi="Times New Roman" w:eastAsia="신명조"/>
           <w:b w:val="0"/>
           <w:i/>
-          <w:sz w:val="18"/>
+          <w:sz w:val="20"/>
           <w:vertAlign w:val="superscript"/>
         </w:rPr>
         <w:t>N×C</w:t>
@@ -1894,7 +1823,7 @@
           <w:rFonts w:ascii="Times New Roman" w:hAnsi="Times New Roman" w:eastAsia="신명조"/>
           <w:b w:val="0"/>
           <w:i w:val="0"/>
-          <w:sz w:val="18"/>
+          <w:sz w:val="20"/>
         </w:rPr>
         <w:t>는 각 채널의 사용 비중으로 남으나 본 연구는 이 값을 매매 근거로 제시하지 않는다. 종목 채널까지 선형 합치기로 바꾼 변형은 모수가 0.12M으로 줄면서도 정확도와 보류 행태가 같았다(5.4절). 인코더 앞에서 채널을 하나로 합치는 것이 비용 절감의 원인이며, 게이트는 그 이상의 정확도를 더하지 않았다.</w:t>
       </w:r>
@@ -1904,14 +1833,14 @@
         <w:wordWrap w:val="0"/>
         <w:autoSpaceDE w:val="0"/>
         <w:autoSpaceDN w:val="0"/>
-        <w:spacing w:after="60" w:before="0" w:line="341" w:lineRule="auto"/>
+        <w:spacing w:after="60" w:before="0" w:line="480" w:lineRule="auto"/>
       </w:pPr>
       <w:r>
         <w:rPr>
           <w:rFonts w:ascii="Times New Roman" w:hAnsi="Times New Roman" w:eastAsia="신명조"/>
           <w:b w:val="0"/>
           <w:i w:val="0"/>
-          <w:sz w:val="18"/>
+          <w:sz w:val="20"/>
         </w:rPr>
         <w:t>2) 매크로 크로스어텐션의 방향</w:t>
       </w:r>
@@ -1921,7 +1850,7 @@
         <w:wordWrap w:val="0"/>
         <w:autoSpaceDE w:val="0"/>
         <w:autoSpaceDN w:val="0"/>
-        <w:spacing w:after="80" w:before="0" w:line="341" w:lineRule="auto"/>
+        <w:spacing w:after="80" w:before="0" w:line="480" w:lineRule="auto"/>
         <w:ind w:firstLine="180"/>
         <w:jc w:val="both"/>
       </w:pPr>
@@ -1930,7 +1859,7 @@
           <w:rFonts w:ascii="Times New Roman" w:hAnsi="Times New Roman" w:eastAsia="신명조"/>
           <w:b w:val="0"/>
           <w:i w:val="0"/>
-          <w:sz w:val="18"/>
+          <w:sz w:val="20"/>
         </w:rPr>
         <w:t>매크로 지표를 주입하는 크로스어텐션 모듈은 본 연구에서 직접 설계하였다. 외생변수를 어텐션으로 주입하는 발상 자체는 새롭지 않다. TimeXer[17]가 같은 문제를 다루었으며, 외생 변수를 변수 단위 토큰으로 요약해 내생 패치 토큰과 교차시킨다. 본 연구의 모듈은 매크로 시퀀스를 패치 단위로 유지한 채 키와 값으로 둔다는 점이 다르다. 종목 표현을 질의로, 매크로 부호화를 키·값으로 설정하였다(식 4).</w:t>
       </w:r>
@@ -1940,7 +1869,7 @@
         <w:wordWrap w:val="0"/>
         <w:autoSpaceDE w:val="0"/>
         <w:autoSpaceDN w:val="0"/>
-        <w:spacing w:after="80" w:before="0" w:line="341" w:lineRule="auto"/>
+        <w:spacing w:after="80" w:before="0" w:line="480" w:lineRule="auto"/>
         <w:jc w:val="center"/>
       </w:pPr>
       <w:r>
@@ -1948,7 +1877,7 @@
           <w:rFonts w:ascii="Times New Roman" w:hAnsi="Times New Roman" w:eastAsia="신명조"/>
           <w:b w:val="0"/>
           <w:i w:val="0"/>
-          <w:sz w:val="18"/>
+          <w:sz w:val="20"/>
         </w:rPr>
         <w:t>CrossAttn(</w:t>
       </w:r>
@@ -1957,7 +1886,7 @@
           <w:rFonts w:ascii="Times New Roman" w:hAnsi="Times New Roman" w:eastAsia="신명조"/>
           <w:b w:val="0"/>
           <w:i/>
-          <w:sz w:val="18"/>
+          <w:sz w:val="20"/>
         </w:rPr>
         <w:t>Z</w:t>
       </w:r>
@@ -1966,7 +1895,7 @@
           <w:rFonts w:ascii="Times New Roman" w:hAnsi="Times New Roman" w:eastAsia="신명조"/>
           <w:b w:val="0"/>
           <w:i w:val="0"/>
-          <w:sz w:val="18"/>
+          <w:sz w:val="20"/>
         </w:rPr>
         <w:t xml:space="preserve">, </w:t>
       </w:r>
@@ -1975,7 +1904,7 @@
           <w:rFonts w:ascii="Times New Roman" w:hAnsi="Times New Roman" w:eastAsia="신명조"/>
           <w:b w:val="0"/>
           <w:i/>
-          <w:sz w:val="18"/>
+          <w:sz w:val="20"/>
         </w:rPr>
         <w:t>H</w:t>
       </w:r>
@@ -1984,7 +1913,7 @@
           <w:rFonts w:ascii="Times New Roman" w:hAnsi="Times New Roman" w:eastAsia="신명조"/>
           <w:b w:val="0"/>
           <w:i/>
-          <w:sz w:val="18"/>
+          <w:sz w:val="20"/>
           <w:vertAlign w:val="subscript"/>
         </w:rPr>
         <w:t>m</w:t>
@@ -1994,7 +1923,7 @@
           <w:rFonts w:ascii="Times New Roman" w:hAnsi="Times New Roman" w:eastAsia="신명조"/>
           <w:b w:val="0"/>
           <w:i w:val="0"/>
-          <w:sz w:val="18"/>
+          <w:sz w:val="20"/>
         </w:rPr>
         <w:t>) = softmax[ (</w:t>
       </w:r>
@@ -2003,7 +1932,7 @@
           <w:rFonts w:ascii="Times New Roman" w:hAnsi="Times New Roman" w:eastAsia="신명조"/>
           <w:b w:val="0"/>
           <w:i/>
-          <w:sz w:val="18"/>
+          <w:sz w:val="20"/>
         </w:rPr>
         <w:t>Z W</w:t>
       </w:r>
@@ -2012,7 +1941,7 @@
           <w:rFonts w:ascii="Times New Roman" w:hAnsi="Times New Roman" w:eastAsia="신명조"/>
           <w:b w:val="0"/>
           <w:i/>
-          <w:sz w:val="18"/>
+          <w:sz w:val="20"/>
           <w:vertAlign w:val="subscript"/>
         </w:rPr>
         <w:t>Q</w:t>
@@ -2022,7 +1951,7 @@
           <w:rFonts w:ascii="Times New Roman" w:hAnsi="Times New Roman" w:eastAsia="신명조"/>
           <w:b w:val="0"/>
           <w:i w:val="0"/>
-          <w:sz w:val="18"/>
+          <w:sz w:val="20"/>
         </w:rPr>
         <w:t>)(</w:t>
       </w:r>
@@ -2031,7 +1960,7 @@
           <w:rFonts w:ascii="Times New Roman" w:hAnsi="Times New Roman" w:eastAsia="신명조"/>
           <w:b w:val="0"/>
           <w:i/>
-          <w:sz w:val="18"/>
+          <w:sz w:val="20"/>
         </w:rPr>
         <w:t>H</w:t>
       </w:r>
@@ -2040,7 +1969,7 @@
           <w:rFonts w:ascii="Times New Roman" w:hAnsi="Times New Roman" w:eastAsia="신명조"/>
           <w:b w:val="0"/>
           <w:i/>
-          <w:sz w:val="18"/>
+          <w:sz w:val="20"/>
           <w:vertAlign w:val="subscript"/>
         </w:rPr>
         <w:t>m</w:t>
@@ -2050,7 +1979,7 @@
           <w:rFonts w:ascii="Times New Roman" w:hAnsi="Times New Roman" w:eastAsia="신명조"/>
           <w:b w:val="0"/>
           <w:i w:val="0"/>
-          <w:sz w:val="18"/>
+          <w:sz w:val="20"/>
         </w:rPr>
         <w:t xml:space="preserve"> </w:t>
       </w:r>
@@ -2059,7 +1988,7 @@
           <w:rFonts w:ascii="Times New Roman" w:hAnsi="Times New Roman" w:eastAsia="신명조"/>
           <w:b w:val="0"/>
           <w:i/>
-          <w:sz w:val="18"/>
+          <w:sz w:val="20"/>
         </w:rPr>
         <w:t>W</w:t>
       </w:r>
@@ -2068,7 +1997,7 @@
           <w:rFonts w:ascii="Times New Roman" w:hAnsi="Times New Roman" w:eastAsia="신명조"/>
           <w:b w:val="0"/>
           <w:i/>
-          <w:sz w:val="18"/>
+          <w:sz w:val="20"/>
           <w:vertAlign w:val="subscript"/>
         </w:rPr>
         <w:t>K</w:t>
@@ -2078,7 +2007,7 @@
           <w:rFonts w:ascii="Times New Roman" w:hAnsi="Times New Roman" w:eastAsia="신명조"/>
           <w:b w:val="0"/>
           <w:i w:val="0"/>
-          <w:sz w:val="18"/>
+          <w:sz w:val="20"/>
         </w:rPr>
         <w:t>)</w:t>
       </w:r>
@@ -2087,7 +2016,7 @@
           <w:rFonts w:ascii="Times New Roman" w:hAnsi="Times New Roman" w:eastAsia="신명조"/>
           <w:b w:val="0"/>
           <w:i/>
-          <w:sz w:val="18"/>
+          <w:sz w:val="20"/>
           <w:vertAlign w:val="superscript"/>
         </w:rPr>
         <w:t>T</w:t>
@@ -2097,7 +2026,7 @@
           <w:rFonts w:ascii="Times New Roman" w:hAnsi="Times New Roman" w:eastAsia="신명조"/>
           <w:b w:val="0"/>
           <w:i w:val="0"/>
-          <w:sz w:val="18"/>
+          <w:sz w:val="20"/>
         </w:rPr>
         <w:t xml:space="preserve"> ∕ √</w:t>
       </w:r>
@@ -2106,7 +2035,7 @@
           <w:rFonts w:ascii="Times New Roman" w:hAnsi="Times New Roman" w:eastAsia="신명조"/>
           <w:b w:val="0"/>
           <w:i/>
-          <w:sz w:val="18"/>
+          <w:sz w:val="20"/>
         </w:rPr>
         <w:t>d</w:t>
       </w:r>
@@ -2115,7 +2044,7 @@
           <w:rFonts w:ascii="Times New Roman" w:hAnsi="Times New Roman" w:eastAsia="신명조"/>
           <w:b w:val="0"/>
           <w:i/>
-          <w:sz w:val="18"/>
+          <w:sz w:val="20"/>
           <w:vertAlign w:val="subscript"/>
         </w:rPr>
         <w:t>k</w:t>
@@ -2125,7 +2054,7 @@
           <w:rFonts w:ascii="Times New Roman" w:hAnsi="Times New Roman" w:eastAsia="신명조"/>
           <w:b w:val="0"/>
           <w:i w:val="0"/>
-          <w:sz w:val="18"/>
+          <w:sz w:val="20"/>
         </w:rPr>
         <w:t xml:space="preserve"> ] (</w:t>
       </w:r>
@@ -2134,7 +2063,7 @@
           <w:rFonts w:ascii="Times New Roman" w:hAnsi="Times New Roman" w:eastAsia="신명조"/>
           <w:b w:val="0"/>
           <w:i/>
-          <w:sz w:val="18"/>
+          <w:sz w:val="20"/>
         </w:rPr>
         <w:t>H</w:t>
       </w:r>
@@ -2143,7 +2072,7 @@
           <w:rFonts w:ascii="Times New Roman" w:hAnsi="Times New Roman" w:eastAsia="신명조"/>
           <w:b w:val="0"/>
           <w:i/>
-          <w:sz w:val="18"/>
+          <w:sz w:val="20"/>
           <w:vertAlign w:val="subscript"/>
         </w:rPr>
         <w:t>m</w:t>
@@ -2153,7 +2082,7 @@
           <w:rFonts w:ascii="Times New Roman" w:hAnsi="Times New Roman" w:eastAsia="신명조"/>
           <w:b w:val="0"/>
           <w:i w:val="0"/>
-          <w:sz w:val="18"/>
+          <w:sz w:val="20"/>
         </w:rPr>
         <w:t xml:space="preserve"> </w:t>
       </w:r>
@@ -2162,7 +2091,7 @@
           <w:rFonts w:ascii="Times New Roman" w:hAnsi="Times New Roman" w:eastAsia="신명조"/>
           <w:b w:val="0"/>
           <w:i/>
-          <w:sz w:val="18"/>
+          <w:sz w:val="20"/>
         </w:rPr>
         <w:t>W</w:t>
       </w:r>
@@ -2171,7 +2100,7 @@
           <w:rFonts w:ascii="Times New Roman" w:hAnsi="Times New Roman" w:eastAsia="신명조"/>
           <w:b w:val="0"/>
           <w:i/>
-          <w:sz w:val="18"/>
+          <w:sz w:val="20"/>
           <w:vertAlign w:val="subscript"/>
         </w:rPr>
         <w:t>V</w:t>
@@ -2181,7 +2110,7 @@
           <w:rFonts w:ascii="Times New Roman" w:hAnsi="Times New Roman" w:eastAsia="신명조"/>
           <w:b w:val="0"/>
           <w:i w:val="0"/>
-          <w:sz w:val="18"/>
+          <w:sz w:val="20"/>
         </w:rPr>
         <w:t>)    (4)</w:t>
       </w:r>
@@ -2191,7 +2120,7 @@
         <w:wordWrap w:val="0"/>
         <w:autoSpaceDE w:val="0"/>
         <w:autoSpaceDN w:val="0"/>
-        <w:spacing w:after="80" w:before="0" w:line="341" w:lineRule="auto"/>
+        <w:spacing w:after="80" w:before="0" w:line="480" w:lineRule="auto"/>
         <w:ind w:firstLine="180"/>
         <w:jc w:val="both"/>
       </w:pPr>
@@ -2200,7 +2129,7 @@
           <w:rFonts w:ascii="Times New Roman" w:hAnsi="Times New Roman" w:eastAsia="신명조"/>
           <w:b w:val="0"/>
           <w:i w:val="0"/>
-          <w:sz w:val="18"/>
+          <w:sz w:val="20"/>
         </w:rPr>
         <w:t>매크로를 질의로 두면 출력이 매크로 시퀀스의 형상을 따르게 되어 종목별 예측이 산출되지 않으므로, 방향을 반대로 고정하였다. 매크로 경로에는 변수선택망을 두지 않고 13채널을 하나로 합치는 선형 변환을 썼다. 채널별로 부호화하면 비용이 13배 증가하는 반면, 매크로는 크로스어텐션의 키와 값으로만 쓰이므로 채널별 가중이 필요하지 않다. 다만 이 모듈의 정확도 기여는 확인되지 않았다(5.4절).</w:t>
       </w:r>
@@ -2210,14 +2139,14 @@
         <w:wordWrap w:val="0"/>
         <w:autoSpaceDE w:val="0"/>
         <w:autoSpaceDN w:val="0"/>
-        <w:spacing w:after="60" w:before="0" w:line="341" w:lineRule="auto"/>
+        <w:spacing w:after="60" w:before="0" w:line="480" w:lineRule="auto"/>
       </w:pPr>
       <w:r>
         <w:rPr>
           <w:rFonts w:ascii="Times New Roman" w:hAnsi="Times New Roman" w:eastAsia="신명조"/>
           <w:b w:val="0"/>
           <w:i w:val="0"/>
-          <w:sz w:val="18"/>
+          <w:sz w:val="20"/>
         </w:rPr>
         <w:t>3) 분위 단조성의 구조적 보장과 헤드 초기화</w:t>
       </w:r>
@@ -2227,7 +2156,7 @@
         <w:wordWrap w:val="0"/>
         <w:autoSpaceDE w:val="0"/>
         <w:autoSpaceDN w:val="0"/>
-        <w:spacing w:after="80" w:before="0" w:line="341" w:lineRule="auto"/>
+        <w:spacing w:after="80" w:before="0" w:line="480" w:lineRule="auto"/>
         <w:ind w:firstLine="180"/>
         <w:jc w:val="both"/>
       </w:pPr>
@@ -2236,7 +2165,7 @@
           <w:rFonts w:ascii="Times New Roman" w:hAnsi="Times New Roman" w:eastAsia="신명조"/>
           <w:b w:val="0"/>
           <w:i w:val="0"/>
-          <w:sz w:val="18"/>
+          <w:sz w:val="20"/>
         </w:rPr>
         <w:t>분위 교차를 손실 벌점이 아니라 누적 소프트플러스 구조로 원천 차단하였다(식 5).</w:t>
       </w:r>
@@ -2246,7 +2175,7 @@
         <w:wordWrap w:val="0"/>
         <w:autoSpaceDE w:val="0"/>
         <w:autoSpaceDN w:val="0"/>
-        <w:spacing w:after="80" w:before="0" w:line="341" w:lineRule="auto"/>
+        <w:spacing w:after="80" w:before="0" w:line="480" w:lineRule="auto"/>
         <w:jc w:val="center"/>
       </w:pPr>
       <w:r>
@@ -2254,7 +2183,7 @@
           <w:rFonts w:ascii="Times New Roman" w:hAnsi="Times New Roman" w:eastAsia="신명조"/>
           <w:b w:val="0"/>
           <w:i/>
-          <w:sz w:val="18"/>
+          <w:sz w:val="20"/>
         </w:rPr>
         <w:t>q</w:t>
       </w:r>
@@ -2263,7 +2192,7 @@
           <w:rFonts w:ascii="Times New Roman" w:hAnsi="Times New Roman" w:eastAsia="신명조"/>
           <w:b w:val="0"/>
           <w:i/>
-          <w:sz w:val="18"/>
+          <w:sz w:val="20"/>
           <w:vertAlign w:val="subscript"/>
         </w:rPr>
         <w:t>10</w:t>
@@ -2273,7 +2202,7 @@
           <w:rFonts w:ascii="Times New Roman" w:hAnsi="Times New Roman" w:eastAsia="신명조"/>
           <w:b w:val="0"/>
           <w:i w:val="0"/>
-          <w:sz w:val="18"/>
+          <w:sz w:val="20"/>
         </w:rPr>
         <w:t xml:space="preserve"> = </w:t>
       </w:r>
@@ -2282,7 +2211,7 @@
           <w:rFonts w:ascii="Times New Roman" w:hAnsi="Times New Roman" w:eastAsia="신명조"/>
           <w:b w:val="0"/>
           <w:i/>
-          <w:sz w:val="18"/>
+          <w:sz w:val="20"/>
         </w:rPr>
         <w:t>o</w:t>
       </w:r>
@@ -2291,7 +2220,7 @@
           <w:rFonts w:ascii="Times New Roman" w:hAnsi="Times New Roman" w:eastAsia="신명조"/>
           <w:b w:val="0"/>
           <w:i/>
-          <w:sz w:val="18"/>
+          <w:sz w:val="20"/>
           <w:vertAlign w:val="subscript"/>
         </w:rPr>
         <w:t>1</w:t>
@@ -2301,7 +2230,7 @@
           <w:rFonts w:ascii="Times New Roman" w:hAnsi="Times New Roman" w:eastAsia="신명조"/>
           <w:b w:val="0"/>
           <w:i w:val="0"/>
-          <w:sz w:val="18"/>
+          <w:sz w:val="20"/>
         </w:rPr>
         <w:t xml:space="preserve">,   </w:t>
       </w:r>
@@ -2310,7 +2239,7 @@
           <w:rFonts w:ascii="Times New Roman" w:hAnsi="Times New Roman" w:eastAsia="신명조"/>
           <w:b w:val="0"/>
           <w:i/>
-          <w:sz w:val="18"/>
+          <w:sz w:val="20"/>
         </w:rPr>
         <w:t>q</w:t>
       </w:r>
@@ -2319,7 +2248,7 @@
           <w:rFonts w:ascii="Times New Roman" w:hAnsi="Times New Roman" w:eastAsia="신명조"/>
           <w:b w:val="0"/>
           <w:i/>
-          <w:sz w:val="18"/>
+          <w:sz w:val="20"/>
           <w:vertAlign w:val="subscript"/>
         </w:rPr>
         <w:t>50</w:t>
@@ -2329,7 +2258,7 @@
           <w:rFonts w:ascii="Times New Roman" w:hAnsi="Times New Roman" w:eastAsia="신명조"/>
           <w:b w:val="0"/>
           <w:i w:val="0"/>
-          <w:sz w:val="18"/>
+          <w:sz w:val="20"/>
         </w:rPr>
         <w:t xml:space="preserve"> = </w:t>
       </w:r>
@@ -2338,7 +2267,7 @@
           <w:rFonts w:ascii="Times New Roman" w:hAnsi="Times New Roman" w:eastAsia="신명조"/>
           <w:b w:val="0"/>
           <w:i/>
-          <w:sz w:val="18"/>
+          <w:sz w:val="20"/>
         </w:rPr>
         <w:t>q</w:t>
       </w:r>
@@ -2347,7 +2276,7 @@
           <w:rFonts w:ascii="Times New Roman" w:hAnsi="Times New Roman" w:eastAsia="신명조"/>
           <w:b w:val="0"/>
           <w:i/>
-          <w:sz w:val="18"/>
+          <w:sz w:val="20"/>
           <w:vertAlign w:val="subscript"/>
         </w:rPr>
         <w:t>10</w:t>
@@ -2357,7 +2286,7 @@
           <w:rFonts w:ascii="Times New Roman" w:hAnsi="Times New Roman" w:eastAsia="신명조"/>
           <w:b w:val="0"/>
           <w:i w:val="0"/>
-          <w:sz w:val="18"/>
+          <w:sz w:val="20"/>
         </w:rPr>
         <w:t xml:space="preserve"> + softplus(</w:t>
       </w:r>
@@ -2366,7 +2295,7 @@
           <w:rFonts w:ascii="Times New Roman" w:hAnsi="Times New Roman" w:eastAsia="신명조"/>
           <w:b w:val="0"/>
           <w:i/>
-          <w:sz w:val="18"/>
+          <w:sz w:val="20"/>
         </w:rPr>
         <w:t>o</w:t>
       </w:r>
@@ -2375,7 +2304,7 @@
           <w:rFonts w:ascii="Times New Roman" w:hAnsi="Times New Roman" w:eastAsia="신명조"/>
           <w:b w:val="0"/>
           <w:i/>
-          <w:sz w:val="18"/>
+          <w:sz w:val="20"/>
           <w:vertAlign w:val="subscript"/>
         </w:rPr>
         <w:t>2</w:t>
@@ -2385,7 +2314,7 @@
           <w:rFonts w:ascii="Times New Roman" w:hAnsi="Times New Roman" w:eastAsia="신명조"/>
           <w:b w:val="0"/>
           <w:i w:val="0"/>
-          <w:sz w:val="18"/>
+          <w:sz w:val="20"/>
         </w:rPr>
         <w:t xml:space="preserve">),   </w:t>
       </w:r>
@@ -2394,7 +2323,7 @@
           <w:rFonts w:ascii="Times New Roman" w:hAnsi="Times New Roman" w:eastAsia="신명조"/>
           <w:b w:val="0"/>
           <w:i/>
-          <w:sz w:val="18"/>
+          <w:sz w:val="20"/>
         </w:rPr>
         <w:t>q</w:t>
       </w:r>
@@ -2403,7 +2332,7 @@
           <w:rFonts w:ascii="Times New Roman" w:hAnsi="Times New Roman" w:eastAsia="신명조"/>
           <w:b w:val="0"/>
           <w:i/>
-          <w:sz w:val="18"/>
+          <w:sz w:val="20"/>
           <w:vertAlign w:val="subscript"/>
         </w:rPr>
         <w:t>90</w:t>
@@ -2413,7 +2342,7 @@
           <w:rFonts w:ascii="Times New Roman" w:hAnsi="Times New Roman" w:eastAsia="신명조"/>
           <w:b w:val="0"/>
           <w:i w:val="0"/>
-          <w:sz w:val="18"/>
+          <w:sz w:val="20"/>
         </w:rPr>
         <w:t xml:space="preserve"> = </w:t>
       </w:r>
@@ -2422,7 +2351,7 @@
           <w:rFonts w:ascii="Times New Roman" w:hAnsi="Times New Roman" w:eastAsia="신명조"/>
           <w:b w:val="0"/>
           <w:i/>
-          <w:sz w:val="18"/>
+          <w:sz w:val="20"/>
         </w:rPr>
         <w:t>q</w:t>
       </w:r>
@@ -2431,7 +2360,7 @@
           <w:rFonts w:ascii="Times New Roman" w:hAnsi="Times New Roman" w:eastAsia="신명조"/>
           <w:b w:val="0"/>
           <w:i/>
-          <w:sz w:val="18"/>
+          <w:sz w:val="20"/>
           <w:vertAlign w:val="subscript"/>
         </w:rPr>
         <w:t>50</w:t>
@@ -2441,7 +2370,7 @@
           <w:rFonts w:ascii="Times New Roman" w:hAnsi="Times New Roman" w:eastAsia="신명조"/>
           <w:b w:val="0"/>
           <w:i w:val="0"/>
-          <w:sz w:val="18"/>
+          <w:sz w:val="20"/>
         </w:rPr>
         <w:t xml:space="preserve"> + softplus(</w:t>
       </w:r>
@@ -2450,7 +2379,7 @@
           <w:rFonts w:ascii="Times New Roman" w:hAnsi="Times New Roman" w:eastAsia="신명조"/>
           <w:b w:val="0"/>
           <w:i/>
-          <w:sz w:val="18"/>
+          <w:sz w:val="20"/>
         </w:rPr>
         <w:t>o</w:t>
       </w:r>
@@ -2459,7 +2388,7 @@
           <w:rFonts w:ascii="Times New Roman" w:hAnsi="Times New Roman" w:eastAsia="신명조"/>
           <w:b w:val="0"/>
           <w:i/>
-          <w:sz w:val="18"/>
+          <w:sz w:val="20"/>
           <w:vertAlign w:val="subscript"/>
         </w:rPr>
         <w:t>3</w:t>
@@ -2469,7 +2398,7 @@
           <w:rFonts w:ascii="Times New Roman" w:hAnsi="Times New Roman" w:eastAsia="신명조"/>
           <w:b w:val="0"/>
           <w:i w:val="0"/>
-          <w:sz w:val="18"/>
+          <w:sz w:val="20"/>
         </w:rPr>
         <w:t>)    (5)</w:t>
       </w:r>
@@ -2479,7 +2408,7 @@
         <w:wordWrap w:val="0"/>
         <w:autoSpaceDE w:val="0"/>
         <w:autoSpaceDN w:val="0"/>
-        <w:spacing w:after="80" w:before="0" w:line="341" w:lineRule="auto"/>
+        <w:spacing w:after="80" w:before="0" w:line="480" w:lineRule="auto"/>
         <w:ind w:firstLine="180"/>
         <w:jc w:val="both"/>
       </w:pPr>
@@ -2488,7 +2417,7 @@
           <w:rFonts w:ascii="Times New Roman" w:hAnsi="Times New Roman" w:eastAsia="신명조"/>
           <w:b w:val="0"/>
           <w:i w:val="0"/>
-          <w:sz w:val="18"/>
+          <w:sz w:val="20"/>
         </w:rPr>
         <w:t>교차가 발생하면 기권 폭이 음수가 되어 하위 규칙 전체가 무효화되므로 구조적 보장이 필요하다. 5.1절의 세 트랜스포머 모형 모두 실측 교차율은 0.000이었다.</w:t>
       </w:r>
@@ -2498,7 +2427,7 @@
         <w:wordWrap w:val="0"/>
         <w:autoSpaceDE w:val="0"/>
         <w:autoSpaceDN w:val="0"/>
-        <w:spacing w:after="80" w:before="0" w:line="341" w:lineRule="auto"/>
+        <w:spacing w:after="80" w:before="0" w:line="480" w:lineRule="auto"/>
         <w:ind w:firstLine="180"/>
         <w:jc w:val="both"/>
       </w:pPr>
@@ -2507,7 +2436,7 @@
           <w:rFonts w:ascii="Times New Roman" w:hAnsi="Times New Roman" w:eastAsia="신명조"/>
           <w:b w:val="0"/>
           <w:i w:val="0"/>
-          <w:sz w:val="18"/>
+          <w:sz w:val="20"/>
         </w:rPr>
         <w:t>헤드의 초기화도 성능에 영향을 주었다. 기본 초기화에서는 softplus(0) = 0.693이라 초기 구간 폭이 목표 분포와 어긋난 지점에 놓여 기준선에 미달하므로, 최종층 편향을 학습자료의 무조건부 분위수로 설정하여 해소하였다.</w:t>
       </w:r>
@@ -2517,14 +2446,14 @@
         <w:wordWrap w:val="0"/>
         <w:autoSpaceDE w:val="0"/>
         <w:autoSpaceDN w:val="0"/>
-        <w:spacing w:after="60" w:before="0" w:line="300" w:lineRule="auto"/>
+        <w:spacing w:after="60" w:before="0" w:line="480" w:lineRule="auto"/>
       </w:pPr>
       <w:r>
         <w:rPr>
           <w:rFonts w:ascii="Times New Roman" w:hAnsi="Times New Roman" w:eastAsia="중고딕"/>
           <w:b w:val="0"/>
           <w:i w:val="0"/>
-          <w:sz w:val="18"/>
+          <w:sz w:val="20"/>
         </w:rPr>
         <w:t>3.4 최종 설정</w:t>
       </w:r>
@@ -2534,7 +2463,7 @@
         <w:wordWrap w:val="0"/>
         <w:autoSpaceDE w:val="0"/>
         <w:autoSpaceDN w:val="0"/>
-        <w:spacing w:after="80" w:before="0" w:line="341" w:lineRule="auto"/>
+        <w:spacing w:after="80" w:before="0" w:line="480" w:lineRule="auto"/>
         <w:ind w:firstLine="180"/>
         <w:jc w:val="both"/>
       </w:pPr>
@@ -2543,7 +2472,7 @@
           <w:rFonts w:ascii="Times New Roman" w:hAnsi="Times New Roman" w:eastAsia="신명조"/>
           <w:b w:val="0"/>
           <w:i w:val="0"/>
-          <w:sz w:val="18"/>
+          <w:sz w:val="20"/>
         </w:rPr>
         <w:t>&lt;Table 2&gt;는 이후 모든 실험에 사용한 설정이다. 정규화는 2.3절에서 기술한 방식을 따른다.</w:t>
       </w:r>
@@ -2553,14 +2482,14 @@
         <w:wordWrap w:val="0"/>
         <w:autoSpaceDE w:val="0"/>
         <w:autoSpaceDN w:val="0"/>
-        <w:spacing w:after="40" w:before="0" w:line="288" w:lineRule="auto"/>
+        <w:spacing w:after="40" w:before="0" w:line="480" w:lineRule="auto"/>
       </w:pPr>
       <w:r>
         <w:rPr>
           <w:rFonts w:ascii="Times New Roman" w:hAnsi="Times New Roman" w:eastAsia="중고딕"/>
           <w:b w:val="0"/>
           <w:i w:val="0"/>
-          <w:sz w:val="17"/>
+          <w:sz w:val="20"/>
         </w:rPr>
         <w:t>Table 2. Final model configuration</w:t>
       </w:r>
@@ -2573,8 +2502,8 @@
         <w:tblLook w:firstColumn="1" w:firstRow="1" w:lastColumn="0" w:lastRow="0" w:noHBand="0" w:noVBand="1" w:val="04A0"/>
       </w:tblPr>
       <w:tblGrid>
-        <w:gridCol w:w="4819"/>
-        <w:gridCol w:w="4819"/>
+        <w:gridCol w:w="4536"/>
+        <w:gridCol w:w="4536"/>
       </w:tblGrid>
       <w:tr>
         <w:tc>
@@ -2600,7 +2529,7 @@
                 <w:rFonts w:ascii="Times New Roman" w:hAnsi="Times New Roman" w:eastAsia="신명조"/>
                 <w:b/>
                 <w:i w:val="0"/>
-                <w:sz w:val="16"/>
+                <w:sz w:val="20"/>
               </w:rPr>
               <w:t>Item</w:t>
             </w:r>
@@ -2629,7 +2558,7 @@
                 <w:rFonts w:ascii="Times New Roman" w:hAnsi="Times New Roman" w:eastAsia="신명조"/>
                 <w:b/>
                 <w:i w:val="0"/>
-                <w:sz w:val="16"/>
+                <w:sz w:val="20"/>
               </w:rPr>
               <w:t>Value</w:t>
             </w:r>
@@ -2660,7 +2589,7 @@
                 <w:rFonts w:ascii="Times New Roman" w:hAnsi="Times New Roman" w:eastAsia="신명조"/>
                 <w:b w:val="0"/>
                 <w:i w:val="0"/>
-                <w:sz w:val="16"/>
+                <w:sz w:val="20"/>
               </w:rPr>
               <w:t>Lookback / patch / stride</w:t>
             </w:r>
@@ -2689,7 +2618,7 @@
                 <w:rFonts w:ascii="Times New Roman" w:hAnsi="Times New Roman" w:eastAsia="신명조"/>
                 <w:b w:val="0"/>
                 <w:i w:val="0"/>
-                <w:sz w:val="16"/>
+                <w:sz w:val="20"/>
               </w:rPr>
               <w:t>120 / 5 / 5, giving 24 tokens</w:t>
             </w:r>
@@ -2720,7 +2649,7 @@
                 <w:rFonts w:ascii="Times New Roman" w:hAnsi="Times New Roman" w:eastAsia="신명조"/>
                 <w:b w:val="0"/>
                 <w:i w:val="0"/>
-                <w:sz w:val="16"/>
+                <w:sz w:val="20"/>
               </w:rPr>
               <w:t>d_model / heads / layers / d_ff / dropout</w:t>
             </w:r>
@@ -2749,7 +2678,7 @@
                 <w:rFonts w:ascii="Times New Roman" w:hAnsi="Times New Roman" w:eastAsia="신명조"/>
                 <w:b w:val="0"/>
                 <w:i w:val="0"/>
-                <w:sz w:val="16"/>
+                <w:sz w:val="20"/>
               </w:rPr>
               <w:t>32 / 2 / 1 / 64 / 0.5</w:t>
             </w:r>
@@ -2780,7 +2709,7 @@
                 <w:rFonts w:ascii="Times New Roman" w:hAnsi="Times New Roman" w:eastAsia="신명조"/>
                 <w:b w:val="0"/>
                 <w:i w:val="0"/>
-                <w:sz w:val="16"/>
+                <w:sz w:val="20"/>
               </w:rPr>
               <w:t>Quantiles</w:t>
             </w:r>
@@ -2809,7 +2738,7 @@
                 <w:rFonts w:ascii="Times New Roman" w:hAnsi="Times New Roman" w:eastAsia="신명조"/>
                 <w:b w:val="0"/>
                 <w:i w:val="0"/>
-                <w:sz w:val="16"/>
+                <w:sz w:val="20"/>
               </w:rPr>
               <w:t>0.1, 0.5, 0.9</w:t>
             </w:r>
@@ -2840,7 +2769,7 @@
                 <w:rFonts w:ascii="Times New Roman" w:hAnsi="Times New Roman" w:eastAsia="신명조"/>
                 <w:b w:val="0"/>
                 <w:i w:val="0"/>
-                <w:sz w:val="16"/>
+                <w:sz w:val="20"/>
               </w:rPr>
               <w:t>Dynamic / macro / static inputs</w:t>
             </w:r>
@@ -2869,7 +2798,7 @@
                 <w:rFonts w:ascii="Times New Roman" w:hAnsi="Times New Roman" w:eastAsia="신명조"/>
                 <w:b w:val="0"/>
                 <w:i w:val="0"/>
-                <w:sz w:val="16"/>
+                <w:sz w:val="20"/>
               </w:rPr>
               <w:t>30 channels / 13 channels / 3 categoricals</w:t>
             </w:r>
@@ -2900,7 +2829,7 @@
                 <w:rFonts w:ascii="Times New Roman" w:hAnsi="Times New Roman" w:eastAsia="신명조"/>
                 <w:b w:val="0"/>
                 <w:i w:val="0"/>
-                <w:sz w:val="16"/>
+                <w:sz w:val="20"/>
               </w:rPr>
               <w:t>Normalization</w:t>
             </w:r>
@@ -2929,7 +2858,7 @@
                 <w:rFonts w:ascii="Times New Roman" w:hAnsi="Times New Roman" w:eastAsia="신명조"/>
                 <w:b w:val="0"/>
                 <w:i w:val="0"/>
-                <w:sz w:val="16"/>
+                <w:sz w:val="20"/>
               </w:rPr>
               <w:t>RevIN, applied selectively by channel</w:t>
             </w:r>
@@ -2960,7 +2889,7 @@
                 <w:rFonts w:ascii="Times New Roman" w:hAnsi="Times New Roman" w:eastAsia="신명조"/>
                 <w:b w:val="0"/>
                 <w:i w:val="0"/>
-                <w:sz w:val="16"/>
+                <w:sz w:val="20"/>
               </w:rPr>
               <w:t>Parameters</w:t>
             </w:r>
@@ -2989,7 +2918,7 @@
                 <w:rFonts w:ascii="Times New Roman" w:hAnsi="Times New Roman" w:eastAsia="신명조"/>
                 <w:b w:val="0"/>
                 <w:i w:val="0"/>
-                <w:sz w:val="16"/>
+                <w:sz w:val="20"/>
               </w:rPr>
               <w:t>0.50M</w:t>
             </w:r>
@@ -3007,7 +2936,7 @@
         <w:wordWrap w:val="0"/>
         <w:autoSpaceDE w:val="0"/>
         <w:autoSpaceDN w:val="0"/>
-        <w:spacing w:after="80" w:before="0" w:line="300" w:lineRule="auto"/>
+        <w:spacing w:after="80" w:before="0" w:line="480" w:lineRule="auto"/>
       </w:pPr>
       <w:r>
         <w:rPr>
@@ -3024,14 +2953,14 @@
         <w:wordWrap w:val="0"/>
         <w:autoSpaceDE w:val="0"/>
         <w:autoSpaceDN w:val="0"/>
-        <w:spacing w:after="60" w:before="0" w:line="300" w:lineRule="auto"/>
+        <w:spacing w:after="60" w:before="0" w:line="480" w:lineRule="auto"/>
       </w:pPr>
       <w:r>
         <w:rPr>
           <w:rFonts w:ascii="Times New Roman" w:hAnsi="Times New Roman" w:eastAsia="중고딕"/>
           <w:b w:val="0"/>
           <w:i w:val="0"/>
-          <w:sz w:val="18"/>
+          <w:sz w:val="20"/>
         </w:rPr>
         <w:t>4.1 자료</w:t>
       </w:r>
@@ -3041,7 +2970,7 @@
         <w:wordWrap w:val="0"/>
         <w:autoSpaceDE w:val="0"/>
         <w:autoSpaceDN w:val="0"/>
-        <w:spacing w:after="80" w:before="0" w:line="341" w:lineRule="auto"/>
+        <w:spacing w:after="80" w:before="0" w:line="480" w:lineRule="auto"/>
         <w:ind w:firstLine="180"/>
         <w:jc w:val="both"/>
       </w:pPr>
@@ -3050,7 +2979,7 @@
           <w:rFonts w:ascii="Times New Roman" w:hAnsi="Times New Roman" w:eastAsia="신명조"/>
           <w:b w:val="0"/>
           <w:i w:val="0"/>
-          <w:sz w:val="18"/>
+          <w:sz w:val="20"/>
         </w:rPr>
         <w:t>분석 자료는 코스피200 구성종목 201개의 2015년 1월 2일부터 2026년 10월 16일까지 일별 자료 519,617행이며, 종목당 최대 2,892거래일이다. 지수와 투자자 수급 계열을 포함해 모두 키움증권 Open API로 수집하였다. 거래정지일은 거래량 0과 시가=고가=저가=종가로 입력되는데, 제거하지 않으면 허위의 0 수익률이 생겨 변동성 추정을 왜곡하므로 지표 산출 이전에 제거하였다. 종목별 거래일이 크게 상이하다. 가장 짧은 종목은 35거래일뿐이어서 201종목이 모두 존재하는 공통 달력은 35일로 줄어들고, 이를 강제하면 전체 행의 98.6%가 소실된다. 따라서 윈도우는 각 종목의 자기 행 위에서 구성하였다. 모형과 평가 코드는 교신저자에게 요청하면 제공하며, 원자료는 증권사 API 이용 약관상 재배포할 수 없다.</w:t>
       </w:r>
@@ -3060,14 +2989,14 @@
         <w:wordWrap w:val="0"/>
         <w:autoSpaceDE w:val="0"/>
         <w:autoSpaceDN w:val="0"/>
-        <w:spacing w:after="60" w:before="0" w:line="300" w:lineRule="auto"/>
+        <w:spacing w:after="60" w:before="0" w:line="480" w:lineRule="auto"/>
       </w:pPr>
       <w:r>
         <w:rPr>
           <w:rFonts w:ascii="Times New Roman" w:hAnsi="Times New Roman" w:eastAsia="중고딕"/>
           <w:b w:val="0"/>
           <w:i w:val="0"/>
-          <w:sz w:val="18"/>
+          <w:sz w:val="20"/>
         </w:rPr>
         <w:t>4.2 변수와 목표변수</w:t>
       </w:r>
@@ -3077,7 +3006,7 @@
         <w:wordWrap w:val="0"/>
         <w:autoSpaceDE w:val="0"/>
         <w:autoSpaceDN w:val="0"/>
-        <w:spacing w:after="80" w:before="0" w:line="341" w:lineRule="auto"/>
+        <w:spacing w:after="80" w:before="0" w:line="480" w:lineRule="auto"/>
         <w:ind w:firstLine="180"/>
         <w:jc w:val="both"/>
       </w:pPr>
@@ -3086,7 +3015,7 @@
           <w:rFonts w:ascii="Times New Roman" w:hAnsi="Times New Roman" w:eastAsia="신명조"/>
           <w:b w:val="0"/>
           <w:i w:val="0"/>
-          <w:sz w:val="18"/>
+          <w:sz w:val="20"/>
         </w:rPr>
         <w:t>&lt;Table 3&gt;은 입력 변수의 구성이다. 동적 30채널 가운데 기술적 지표 8채널은 수렴·발산 지표(3), 상대강도지수, 상품채널지수, 볼린저 밴드(2), 실질변동폭(ATR)이다.</w:t>
       </w:r>
@@ -3096,14 +3025,14 @@
         <w:wordWrap w:val="0"/>
         <w:autoSpaceDE w:val="0"/>
         <w:autoSpaceDN w:val="0"/>
-        <w:spacing w:after="40" w:before="0" w:line="288" w:lineRule="auto"/>
+        <w:spacing w:after="40" w:before="0" w:line="480" w:lineRule="auto"/>
       </w:pPr>
       <w:r>
         <w:rPr>
           <w:rFonts w:ascii="Times New Roman" w:hAnsi="Times New Roman" w:eastAsia="중고딕"/>
           <w:b w:val="0"/>
           <w:i w:val="0"/>
-          <w:sz w:val="17"/>
+          <w:sz w:val="20"/>
         </w:rPr>
         <w:t>Table 3. Input channels</w:t>
       </w:r>
@@ -3116,9 +3045,9 @@
         <w:tblLook w:firstColumn="1" w:firstRow="1" w:lastColumn="0" w:lastRow="0" w:noHBand="0" w:noVBand="1" w:val="04A0"/>
       </w:tblPr>
       <w:tblGrid>
-        <w:gridCol w:w="3213"/>
-        <w:gridCol w:w="3213"/>
-        <w:gridCol w:w="3213"/>
+        <w:gridCol w:w="3024"/>
+        <w:gridCol w:w="3024"/>
+        <w:gridCol w:w="3024"/>
       </w:tblGrid>
       <w:tr>
         <w:tc>
@@ -3144,7 +3073,7 @@
                 <w:rFonts w:ascii="Times New Roman" w:hAnsi="Times New Roman" w:eastAsia="신명조"/>
                 <w:b/>
                 <w:i w:val="0"/>
-                <w:sz w:val="16"/>
+                <w:sz w:val="20"/>
               </w:rPr>
               <w:t>Group</w:t>
             </w:r>
@@ -3173,7 +3102,7 @@
                 <w:rFonts w:ascii="Times New Roman" w:hAnsi="Times New Roman" w:eastAsia="신명조"/>
                 <w:b/>
                 <w:i w:val="0"/>
-                <w:sz w:val="16"/>
+                <w:sz w:val="20"/>
               </w:rPr>
               <w:t>Channels</w:t>
             </w:r>
@@ -3202,7 +3131,7 @@
                 <w:rFonts w:ascii="Times New Roman" w:hAnsi="Times New Roman" w:eastAsia="신명조"/>
                 <w:b/>
                 <w:i w:val="0"/>
-                <w:sz w:val="16"/>
+                <w:sz w:val="20"/>
               </w:rPr>
               <w:t>n</w:t>
             </w:r>
@@ -3233,7 +3162,7 @@
                 <w:rFonts w:ascii="Times New Roman" w:hAnsi="Times New Roman" w:eastAsia="신명조"/>
                 <w:b w:val="0"/>
                 <w:i w:val="0"/>
-                <w:sz w:val="16"/>
+                <w:sz w:val="20"/>
               </w:rPr>
               <w:t>Dynamic (stock)</w:t>
             </w:r>
@@ -3262,7 +3191,7 @@
                 <w:rFonts w:ascii="Times New Roman" w:hAnsi="Times New Roman" w:eastAsia="신명조"/>
                 <w:b w:val="0"/>
                 <w:i w:val="0"/>
-                <w:sz w:val="16"/>
+                <w:sz w:val="20"/>
               </w:rPr>
               <w:t>returns and momentum (5), trading activity (4), moving-average gaps (3), technical indicators (8), index-relative (6), investor flows (4)</w:t>
             </w:r>
@@ -3291,7 +3220,7 @@
                 <w:rFonts w:ascii="Times New Roman" w:hAnsi="Times New Roman" w:eastAsia="신명조"/>
                 <w:b w:val="0"/>
                 <w:i w:val="0"/>
-                <w:sz w:val="16"/>
+                <w:sz w:val="20"/>
               </w:rPr>
               <w:t>30</w:t>
             </w:r>
@@ -3322,7 +3251,7 @@
                 <w:rFonts w:ascii="Times New Roman" w:hAnsi="Times New Roman" w:eastAsia="신명조"/>
                 <w:b w:val="0"/>
                 <w:i w:val="0"/>
-                <w:sz w:val="16"/>
+                <w:sz w:val="20"/>
               </w:rPr>
               <w:t>Macro sequences</w:t>
             </w:r>
@@ -3351,7 +3280,7 @@
                 <w:rFonts w:ascii="Times New Roman" w:hAnsi="Times New Roman" w:eastAsia="신명조"/>
                 <w:b w:val="0"/>
                 <w:i w:val="0"/>
-                <w:sz w:val="16"/>
+                <w:sz w:val="20"/>
               </w:rPr>
               <w:t>KOSPI and KOSDAQ derivatives, overseas index exchange-traded funds</w:t>
             </w:r>
@@ -3380,7 +3309,7 @@
                 <w:rFonts w:ascii="Times New Roman" w:hAnsi="Times New Roman" w:eastAsia="신명조"/>
                 <w:b w:val="0"/>
                 <w:i w:val="0"/>
-                <w:sz w:val="16"/>
+                <w:sz w:val="20"/>
               </w:rPr>
               <w:t>13</w:t>
             </w:r>
@@ -3411,7 +3340,7 @@
                 <w:rFonts w:ascii="Times New Roman" w:hAnsi="Times New Roman" w:eastAsia="신명조"/>
                 <w:b w:val="0"/>
                 <w:i w:val="0"/>
-                <w:sz w:val="16"/>
+                <w:sz w:val="20"/>
               </w:rPr>
               <w:t>Static categoricals</w:t>
             </w:r>
@@ -3440,7 +3369,7 @@
                 <w:rFonts w:ascii="Times New Roman" w:hAnsi="Times New Roman" w:eastAsia="신명조"/>
                 <w:b w:val="0"/>
                 <w:i w:val="0"/>
-                <w:sz w:val="16"/>
+                <w:sz w:val="20"/>
               </w:rPr>
               <w:t>sector, market-cap bucket, weekday</w:t>
             </w:r>
@@ -3469,7 +3398,7 @@
                 <w:rFonts w:ascii="Times New Roman" w:hAnsi="Times New Roman" w:eastAsia="신명조"/>
                 <w:b w:val="0"/>
                 <w:i w:val="0"/>
-                <w:sz w:val="16"/>
+                <w:sz w:val="20"/>
               </w:rPr>
               <w:t>3</w:t>
             </w:r>
@@ -3487,7 +3416,7 @@
         <w:wordWrap w:val="0"/>
         <w:autoSpaceDE w:val="0"/>
         <w:autoSpaceDN w:val="0"/>
-        <w:spacing w:after="80" w:before="0" w:line="341" w:lineRule="auto"/>
+        <w:spacing w:after="80" w:before="0" w:line="480" w:lineRule="auto"/>
         <w:ind w:firstLine="180"/>
         <w:jc w:val="both"/>
       </w:pPr>
@@ -3496,7 +3425,7 @@
           <w:rFonts w:ascii="Times New Roman" w:hAnsi="Times New Roman" w:eastAsia="신명조"/>
           <w:b w:val="0"/>
           <w:i w:val="0"/>
-          <w:sz w:val="18"/>
+          <w:sz w:val="20"/>
         </w:rPr>
         <w:t>정적 범주형 세 개는 섹터, 시가총액 구간, 요일이다. 시가총액 구간은 학습구간 종료일의 값으로 고정하였고, 요일은 사전 알려진 공변량이나 구현에서는 윈도우 마지막 날의 값을 정적 입력으로 넣었다.</w:t>
       </w:r>
@@ -3506,7 +3435,7 @@
         <w:wordWrap w:val="0"/>
         <w:autoSpaceDE w:val="0"/>
         <w:autoSpaceDN w:val="0"/>
-        <w:spacing w:after="80" w:before="0" w:line="341" w:lineRule="auto"/>
+        <w:spacing w:after="80" w:before="0" w:line="480" w:lineRule="auto"/>
         <w:ind w:firstLine="180"/>
         <w:jc w:val="both"/>
       </w:pPr>
@@ -3515,7 +3444,7 @@
           <w:rFonts w:ascii="Times New Roman" w:hAnsi="Times New Roman" w:eastAsia="신명조"/>
           <w:b w:val="0"/>
           <w:i w:val="0"/>
-          <w:sz w:val="18"/>
+          <w:sz w:val="20"/>
         </w:rPr>
         <w:t>가격 수준은 직접 사용하지 않는다. 이동평균은 종가 대비 괴리율로, 수렴·발산 지표와 ATR은 종가로 나누어, 유계 지표는 재척도하여 입력한다. 목표변수는 코스피200 대비 초과분으로 정의한 5일 누적 로그수익률이다(식 6).</w:t>
       </w:r>
@@ -3525,7 +3454,7 @@
         <w:wordWrap w:val="0"/>
         <w:autoSpaceDE w:val="0"/>
         <w:autoSpaceDN w:val="0"/>
-        <w:spacing w:after="80" w:before="0" w:line="341" w:lineRule="auto"/>
+        <w:spacing w:after="80" w:before="0" w:line="480" w:lineRule="auto"/>
         <w:jc w:val="center"/>
       </w:pPr>
       <w:r>
@@ -3533,7 +3462,7 @@
           <w:rFonts w:ascii="Times New Roman" w:hAnsi="Times New Roman" w:eastAsia="신명조"/>
           <w:b w:val="0"/>
           <w:i/>
-          <w:sz w:val="18"/>
+          <w:sz w:val="20"/>
         </w:rPr>
         <w:t>y</w:t>
       </w:r>
@@ -3542,7 +3471,7 @@
           <w:rFonts w:ascii="Times New Roman" w:hAnsi="Times New Roman" w:eastAsia="신명조"/>
           <w:b w:val="0"/>
           <w:i/>
-          <w:sz w:val="18"/>
+          <w:sz w:val="20"/>
           <w:vertAlign w:val="subscript"/>
         </w:rPr>
         <w:t>t</w:t>
@@ -3552,7 +3481,7 @@
           <w:rFonts w:ascii="Times New Roman" w:hAnsi="Times New Roman" w:eastAsia="신명조"/>
           <w:b w:val="0"/>
           <w:i w:val="0"/>
-          <w:sz w:val="18"/>
+          <w:sz w:val="20"/>
         </w:rPr>
         <w:t xml:space="preserve"> = Σ</w:t>
       </w:r>
@@ -3561,7 +3490,7 @@
           <w:rFonts w:ascii="Times New Roman" w:hAnsi="Times New Roman" w:eastAsia="신명조"/>
           <w:b w:val="0"/>
           <w:i/>
-          <w:sz w:val="18"/>
+          <w:sz w:val="20"/>
           <w:vertAlign w:val="subscript"/>
         </w:rPr>
         <w:t>k=1..5</w:t>
@@ -3571,7 +3500,7 @@
           <w:rFonts w:ascii="Times New Roman" w:hAnsi="Times New Roman" w:eastAsia="신명조"/>
           <w:b w:val="0"/>
           <w:i w:val="0"/>
-          <w:sz w:val="18"/>
+          <w:sz w:val="20"/>
         </w:rPr>
         <w:t xml:space="preserve"> </w:t>
       </w:r>
@@ -3580,7 +3509,7 @@
           <w:rFonts w:ascii="Times New Roman" w:hAnsi="Times New Roman" w:eastAsia="신명조"/>
           <w:b w:val="0"/>
           <w:i/>
-          <w:sz w:val="18"/>
+          <w:sz w:val="20"/>
         </w:rPr>
         <w:t>r</w:t>
       </w:r>
@@ -3589,7 +3518,7 @@
           <w:rFonts w:ascii="Times New Roman" w:hAnsi="Times New Roman" w:eastAsia="신명조"/>
           <w:b w:val="0"/>
           <w:i/>
-          <w:sz w:val="18"/>
+          <w:sz w:val="20"/>
           <w:vertAlign w:val="subscript"/>
         </w:rPr>
         <w:t>t+k</w:t>
@@ -3599,7 +3528,7 @@
           <w:rFonts w:ascii="Times New Roman" w:hAnsi="Times New Roman" w:eastAsia="신명조"/>
           <w:b w:val="0"/>
           <w:i w:val="0"/>
-          <w:sz w:val="18"/>
+          <w:sz w:val="20"/>
         </w:rPr>
         <w:t xml:space="preserve"> − Σ</w:t>
       </w:r>
@@ -3608,7 +3537,7 @@
           <w:rFonts w:ascii="Times New Roman" w:hAnsi="Times New Roman" w:eastAsia="신명조"/>
           <w:b w:val="0"/>
           <w:i/>
-          <w:sz w:val="18"/>
+          <w:sz w:val="20"/>
           <w:vertAlign w:val="subscript"/>
         </w:rPr>
         <w:t>k=1..5</w:t>
@@ -3618,7 +3547,7 @@
           <w:rFonts w:ascii="Times New Roman" w:hAnsi="Times New Roman" w:eastAsia="신명조"/>
           <w:b w:val="0"/>
           <w:i w:val="0"/>
-          <w:sz w:val="18"/>
+          <w:sz w:val="20"/>
         </w:rPr>
         <w:t xml:space="preserve"> </w:t>
       </w:r>
@@ -3627,7 +3556,7 @@
           <w:rFonts w:ascii="Times New Roman" w:hAnsi="Times New Roman" w:eastAsia="신명조"/>
           <w:b w:val="0"/>
           <w:i/>
-          <w:sz w:val="18"/>
+          <w:sz w:val="20"/>
         </w:rPr>
         <w:t>r</w:t>
       </w:r>
@@ -3636,7 +3565,7 @@
           <w:rFonts w:ascii="Times New Roman" w:hAnsi="Times New Roman" w:eastAsia="신명조"/>
           <w:b w:val="0"/>
           <w:i/>
-          <w:sz w:val="18"/>
+          <w:sz w:val="20"/>
           <w:vertAlign w:val="superscript"/>
         </w:rPr>
         <w:t>index</w:t>
@@ -3646,7 +3575,7 @@
           <w:rFonts w:ascii="Times New Roman" w:hAnsi="Times New Roman" w:eastAsia="신명조"/>
           <w:b w:val="0"/>
           <w:i/>
-          <w:sz w:val="18"/>
+          <w:sz w:val="20"/>
           <w:vertAlign w:val="subscript"/>
         </w:rPr>
         <w:t>t+k</w:t>
@@ -3656,7 +3585,7 @@
           <w:rFonts w:ascii="Times New Roman" w:hAnsi="Times New Roman" w:eastAsia="신명조"/>
           <w:b w:val="0"/>
           <w:i w:val="0"/>
-          <w:sz w:val="18"/>
+          <w:sz w:val="20"/>
         </w:rPr>
         <w:t xml:space="preserve">    (6)</w:t>
       </w:r>
@@ -3666,14 +3595,14 @@
         <w:wordWrap w:val="0"/>
         <w:autoSpaceDE w:val="0"/>
         <w:autoSpaceDN w:val="0"/>
-        <w:spacing w:after="60" w:before="0" w:line="300" w:lineRule="auto"/>
+        <w:spacing w:after="60" w:before="0" w:line="480" w:lineRule="auto"/>
       </w:pPr>
       <w:r>
         <w:rPr>
           <w:rFonts w:ascii="Times New Roman" w:hAnsi="Times New Roman" w:eastAsia="중고딕"/>
           <w:b w:val="0"/>
           <w:i w:val="0"/>
-          <w:sz w:val="18"/>
+          <w:sz w:val="20"/>
         </w:rPr>
         <w:t>4.3 분할과 기준선</w:t>
       </w:r>
@@ -3683,7 +3612,7 @@
         <w:wordWrap w:val="0"/>
         <w:autoSpaceDE w:val="0"/>
         <w:autoSpaceDN w:val="0"/>
-        <w:spacing w:after="80" w:before="0" w:line="341" w:lineRule="auto"/>
+        <w:spacing w:after="80" w:before="0" w:line="480" w:lineRule="auto"/>
         <w:ind w:firstLine="180"/>
         <w:jc w:val="both"/>
       </w:pPr>
@@ -3692,7 +3621,7 @@
           <w:rFonts w:ascii="Times New Roman" w:hAnsi="Times New Roman" w:eastAsia="신명조"/>
           <w:b w:val="0"/>
           <w:i w:val="0"/>
-          <w:sz w:val="18"/>
+          <w:sz w:val="20"/>
         </w:rPr>
         <w:t>분할은 종목이 아니라 날짜 기준 전역 분할이다. 2022년까지 학습, 2023년 검증, 2024년 이후 검정이며, 목표가 5일 앞을 보므로 각 경계에 5일 격리구간을 둔다. 정규화 통계는 학습 구간 행에서만 추정한다.</w:t>
       </w:r>
@@ -3702,7 +3631,7 @@
         <w:wordWrap w:val="0"/>
         <w:autoSpaceDE w:val="0"/>
         <w:autoSpaceDN w:val="0"/>
-        <w:spacing w:after="80" w:before="0" w:line="341" w:lineRule="auto"/>
+        <w:spacing w:after="80" w:before="0" w:line="480" w:lineRule="auto"/>
         <w:ind w:firstLine="180"/>
         <w:jc w:val="both"/>
       </w:pPr>
@@ -3711,7 +3640,7 @@
           <w:rFonts w:ascii="Times New Roman" w:hAnsi="Times New Roman" w:eastAsia="신명조"/>
           <w:b w:val="0"/>
           <w:i w:val="0"/>
-          <w:sz w:val="18"/>
+          <w:sz w:val="20"/>
         </w:rPr>
         <w:t>윈도우는 120일 룩백이 해당 구간 안에 온전히 들어갈 때만 생성된다. 입력이 앞 구간에 걸치는 것 자체는 5일 격리구간이 목표값 중첩을 막으므로 누수가 아니나, 그 경우 검증 표본의 입력 대부분이 학습에서 이미 관측된 행이 되어 암기가 검증 성능을 부풀릴 여지가 남는다. 본 연구는 보수적으로 룩백 전체를 구간 안에 넣었고, 그 대가로 각 구간의 처음 120거래일이 소모되어 검증 표본이 122거래일로 줄었다. 검증 표본은 2023년 7월 3일부터 12월 28일까지 122거래일·190종목·23,086건, 검정 표본은 2024년 7월 3일부터 2026년 10월 8일까지 550거래일·198종목·106,490건이다. 자료는 2026년 10월 16일 수집분으로 동결하였고, 파일 해시와 구간별 윈도우 수를 기록하여 이후 모든 수치를 같은 표본에서 산출하였다.</w:t>
       </w:r>
@@ -3721,7 +3650,7 @@
         <w:wordWrap w:val="0"/>
         <w:autoSpaceDE w:val="0"/>
         <w:autoSpaceDN w:val="0"/>
-        <w:spacing w:after="80" w:before="0" w:line="341" w:lineRule="auto"/>
+        <w:spacing w:after="80" w:before="0" w:line="480" w:lineRule="auto"/>
         <w:ind w:firstLine="180"/>
         <w:jc w:val="both"/>
       </w:pPr>
@@ -3730,7 +3659,7 @@
           <w:rFonts w:ascii="Times New Roman" w:hAnsi="Times New Roman" w:eastAsia="신명조"/>
           <w:b w:val="0"/>
           <w:i w:val="0"/>
-          <w:sz w:val="18"/>
+          <w:sz w:val="20"/>
         </w:rPr>
         <w:t>인접 표본은 120일 중 119일의 입력과 5일 중 4일의 목표를 공유하므로 명목 학습 행 264,653건의 실질 규모는 훨씬 작다. 이 때문에 모수를 늘리면 1~2회차에 과적합되었고(이전 설정 146종목·17채널에서의 탐색), 탐색 끝에 0.50M으로 고정하였다.</w:t>
       </w:r>
@@ -3740,7 +3669,7 @@
         <w:wordWrap w:val="0"/>
         <w:autoSpaceDE w:val="0"/>
         <w:autoSpaceDN w:val="0"/>
-        <w:spacing w:after="80" w:before="0" w:line="341" w:lineRule="auto"/>
+        <w:spacing w:after="80" w:before="0" w:line="480" w:lineRule="auto"/>
         <w:ind w:firstLine="180"/>
         <w:jc w:val="both"/>
       </w:pPr>
@@ -3749,7 +3678,7 @@
           <w:rFonts w:ascii="Times New Roman" w:hAnsi="Times New Roman" w:eastAsia="신명조"/>
           <w:b w:val="0"/>
           <w:i w:val="0"/>
-          <w:sz w:val="18"/>
+          <w:sz w:val="20"/>
         </w:rPr>
         <w:t>모든 실험은 학습 자료의 무조건부 분위수, 즉 입력을 무시하고 세 상수를 출력하는 예측기를 기준선으로 평가한다. 이를 상회하지 못하면 초매개변수 조정 문제가 아니라 변수·목표 설계의 실패로 간주한다.</w:t>
       </w:r>
@@ -3759,14 +3688,14 @@
         <w:wordWrap w:val="0"/>
         <w:autoSpaceDE w:val="0"/>
         <w:autoSpaceDN w:val="0"/>
-        <w:spacing w:after="60" w:before="0" w:line="300" w:lineRule="auto"/>
+        <w:spacing w:after="60" w:before="0" w:line="480" w:lineRule="auto"/>
       </w:pPr>
       <w:r>
         <w:rPr>
           <w:rFonts w:ascii="Times New Roman" w:hAnsi="Times New Roman" w:eastAsia="중고딕"/>
           <w:b w:val="0"/>
           <w:i w:val="0"/>
-          <w:sz w:val="18"/>
+          <w:sz w:val="20"/>
         </w:rPr>
         <w:t>4.4 기권 규칙</w:t>
       </w:r>
@@ -3776,7 +3705,7 @@
         <w:wordWrap w:val="0"/>
         <w:autoSpaceDE w:val="0"/>
         <w:autoSpaceDN w:val="0"/>
-        <w:spacing w:after="80" w:before="0" w:line="341" w:lineRule="auto"/>
+        <w:spacing w:after="80" w:before="0" w:line="480" w:lineRule="auto"/>
         <w:ind w:firstLine="180"/>
         <w:jc w:val="both"/>
       </w:pPr>
@@ -3785,7 +3714,7 @@
           <w:rFonts w:ascii="Times New Roman" w:hAnsi="Times New Roman" w:eastAsia="신명조"/>
           <w:b w:val="0"/>
           <w:i w:val="0"/>
-          <w:sz w:val="18"/>
+          <w:sz w:val="20"/>
         </w:rPr>
         <w:t>비교하는 모든 모형에 동일한 규칙을 적용한다. 예측 구간의 폭이 최근 분포의 일정 분위를 넘으면 기권한다. '최근 분포'는 판단일부터 거슬러 달력 90일, 거래일로는 약 60일 안에 들어온 폭을 모은 것이며, 종목별로 나누지 않고 전 종목을 합친 분포다. 구간 전체의 폭 분포를 쓰면 뒤쪽 날짜의 폭이 앞쪽 날짜의 기권 판단에 흘러들어 미래 정보가 유입되기 때문이고, 모의투자에서 실제로 쓰는 방식과도 같다.</w:t>
       </w:r>
@@ -3795,7 +3724,7 @@
         <w:wordWrap w:val="0"/>
         <w:autoSpaceDE w:val="0"/>
         <w:autoSpaceDN w:val="0"/>
-        <w:spacing w:after="80" w:before="0" w:line="300" w:lineRule="auto"/>
+        <w:spacing w:after="80" w:before="0" w:line="480" w:lineRule="auto"/>
       </w:pPr>
       <w:r>
         <w:rPr>
@@ -3812,14 +3741,14 @@
         <w:wordWrap w:val="0"/>
         <w:autoSpaceDE w:val="0"/>
         <w:autoSpaceDN w:val="0"/>
-        <w:spacing w:after="60" w:before="0" w:line="300" w:lineRule="auto"/>
+        <w:spacing w:after="60" w:before="0" w:line="480" w:lineRule="auto"/>
       </w:pPr>
       <w:r>
         <w:rPr>
           <w:rFonts w:ascii="Times New Roman" w:hAnsi="Times New Roman" w:eastAsia="중고딕"/>
           <w:b w:val="0"/>
           <w:i w:val="0"/>
-          <w:sz w:val="18"/>
+          <w:sz w:val="20"/>
         </w:rPr>
         <w:t>5.1 동일조건 정확도 비교</w:t>
       </w:r>
@@ -3829,7 +3758,7 @@
         <w:wordWrap w:val="0"/>
         <w:autoSpaceDE w:val="0"/>
         <w:autoSpaceDN w:val="0"/>
-        <w:spacing w:after="80" w:before="0" w:line="341" w:lineRule="auto"/>
+        <w:spacing w:after="80" w:before="0" w:line="480" w:lineRule="auto"/>
         <w:ind w:firstLine="180"/>
         <w:jc w:val="both"/>
       </w:pPr>
@@ -3838,7 +3767,7 @@
           <w:rFonts w:ascii="Times New Roman" w:hAnsi="Times New Roman" w:eastAsia="신명조"/>
           <w:b w:val="0"/>
           <w:i w:val="0"/>
-          <w:sz w:val="18"/>
+          <w:sz w:val="20"/>
         </w:rPr>
         <w:t>세 모형은 자료·분할·학습절차·조기종료 규칙을 공유하며 기준선도 0.012175로 동일하게 산출되어 통제가 작동하였음을 수치로 확인할 수 있다. 두 가지 제약을 밝힌다. PatchTST 계열 대조군은 원 구조에 해당 개념이 없어 매크로와 정적 공변량을 입력받지 못하므로, 본 비교는 원본을 그대로 쓸 때 무엇을 포기하게 되는가의 비교이다. 초매개변수는 제안 모형에 맞추어 조정된 값을 대조군에 동일하게 적용하였으므로 대조군의 최적값이 아니다.</w:t>
       </w:r>
@@ -3848,9 +3777,9 @@
         <w:sectPr>
           <w:type w:val="continuous"/>
           <w:pgSz w:w="11906" w:h="16838"/>
-          <w:pgMar w:top="1446" w:right="1134" w:bottom="879" w:left="1134" w:header="567" w:footer="567" w:gutter="0"/>
+          <w:pgMar w:top="1417" w:right="1417" w:bottom="1417" w:left="1417" w:header="567" w:footer="567" w:gutter="0"/>
           <w:docGrid w:linePitch="360"/>
-          <w:cols w:num="2" w:space="453" w:equalWidth="1"/>
+          <w:cols w:num="1" w:space="453" w:equalWidth="1"/>
         </w:sectPr>
       </w:pPr>
     </w:p>
@@ -3859,14 +3788,14 @@
         <w:wordWrap w:val="0"/>
         <w:autoSpaceDE w:val="0"/>
         <w:autoSpaceDN w:val="0"/>
-        <w:spacing w:after="40" w:before="0" w:line="288" w:lineRule="auto"/>
+        <w:spacing w:after="40" w:before="0" w:line="480" w:lineRule="auto"/>
       </w:pPr>
       <w:r>
         <w:rPr>
           <w:rFonts w:ascii="Times New Roman" w:hAnsi="Times New Roman" w:eastAsia="중고딕"/>
           <w:b w:val="0"/>
           <w:i w:val="0"/>
-          <w:sz w:val="17"/>
+          <w:sz w:val="20"/>
         </w:rPr>
         <w:t>Table 4. Forecast accuracy (three-quantile pinball loss, mean over five seeds 42-46 with the standard deviation). All transformer rows were trained on Kaggle GPUs under identical mixed-precision settings and evaluated on one device. The quantile gradient-boosting row is a single run, since the fit has no random component. The unconditional-quantile baseline is 0.012175 on validation and 0.018754 on test. With all three models in single precision, one run each, the test improvements are +5.25% for the proposed model, +3.30% for TFT and +2.25% for PatchTST with the quantile head, so the ordering is unchanged. The original point-forecast PatchTST is left out: scored as three identical quantiles it falls 47.79% below the baseline, which reflects the loss function rather than a comparison</w:t>
       </w:r>
@@ -3879,18 +3808,18 @@
         <w:tblLook w:firstColumn="1" w:firstRow="1" w:lastColumn="0" w:lastRow="0" w:noHBand="0" w:noVBand="1" w:val="04A0"/>
       </w:tblPr>
       <w:tblGrid>
-        <w:gridCol w:w="1377"/>
-        <w:gridCol w:w="1377"/>
-        <w:gridCol w:w="1377"/>
-        <w:gridCol w:w="1377"/>
-        <w:gridCol w:w="1377"/>
-        <w:gridCol w:w="1377"/>
-        <w:gridCol w:w="1377"/>
+        <w:gridCol w:w="1296"/>
+        <w:gridCol w:w="1296"/>
+        <w:gridCol w:w="1296"/>
+        <w:gridCol w:w="1296"/>
+        <w:gridCol w:w="1296"/>
+        <w:gridCol w:w="1296"/>
+        <w:gridCol w:w="1296"/>
       </w:tblGrid>
       <w:tr>
         <w:tc>
           <w:tcPr>
-            <w:tcW w:type="dxa" w:w="1377"/>
+            <w:tcW w:type="dxa" w:w="1296"/>
             <w:tcBorders>
               <w:left w:val="none" w:sz="0" w:color="000000"/>
               <w:right w:val="none" w:sz="0" w:color="000000"/>
@@ -3911,7 +3840,7 @@
                 <w:rFonts w:ascii="Times New Roman" w:hAnsi="Times New Roman" w:eastAsia="신명조"/>
                 <w:b/>
                 <w:i w:val="0"/>
-                <w:sz w:val="16"/>
+                <w:sz w:val="20"/>
               </w:rPr>
               <w:t>Model</w:t>
             </w:r>
@@ -3919,7 +3848,7 @@
         </w:tc>
         <w:tc>
           <w:tcPr>
-            <w:tcW w:type="dxa" w:w="1377"/>
+            <w:tcW w:type="dxa" w:w="1296"/>
             <w:tcBorders>
               <w:left w:val="none" w:sz="0" w:color="000000"/>
               <w:right w:val="none" w:sz="0" w:color="000000"/>
@@ -3940,7 +3869,7 @@
                 <w:rFonts w:ascii="Times New Roman" w:hAnsi="Times New Roman" w:eastAsia="신명조"/>
                 <w:b/>
                 <w:i w:val="0"/>
-                <w:sz w:val="16"/>
+                <w:sz w:val="20"/>
               </w:rPr>
               <w:t>Params</w:t>
             </w:r>
@@ -3948,7 +3877,7 @@
         </w:tc>
         <w:tc>
           <w:tcPr>
-            <w:tcW w:type="dxa" w:w="1377"/>
+            <w:tcW w:type="dxa" w:w="1296"/>
             <w:tcBorders>
               <w:left w:val="none" w:sz="0" w:color="000000"/>
               <w:right w:val="none" w:sz="0" w:color="000000"/>
@@ -3969,7 +3898,7 @@
                 <w:rFonts w:ascii="Times New Roman" w:hAnsi="Times New Roman" w:eastAsia="신명조"/>
                 <w:b/>
                 <w:i w:val="0"/>
-                <w:sz w:val="16"/>
+                <w:sz w:val="20"/>
               </w:rPr>
               <w:t>Validation</w:t>
             </w:r>
@@ -3977,7 +3906,7 @@
         </w:tc>
         <w:tc>
           <w:tcPr>
-            <w:tcW w:type="dxa" w:w="1377"/>
+            <w:tcW w:type="dxa" w:w="1296"/>
             <w:tcBorders>
               <w:left w:val="none" w:sz="0" w:color="000000"/>
               <w:right w:val="none" w:sz="0" w:color="000000"/>
@@ -3998,7 +3927,7 @@
                 <w:rFonts w:ascii="Times New Roman" w:hAnsi="Times New Roman" w:eastAsia="신명조"/>
                 <w:b/>
                 <w:i w:val="0"/>
-                <w:sz w:val="16"/>
+                <w:sz w:val="20"/>
               </w:rPr>
               <w:t>vs baseline</w:t>
             </w:r>
@@ -4006,7 +3935,7 @@
         </w:tc>
         <w:tc>
           <w:tcPr>
-            <w:tcW w:type="dxa" w:w="1377"/>
+            <w:tcW w:type="dxa" w:w="1296"/>
             <w:tcBorders>
               <w:left w:val="none" w:sz="0" w:color="000000"/>
               <w:right w:val="none" w:sz="0" w:color="000000"/>
@@ -4027,7 +3956,7 @@
                 <w:rFonts w:ascii="Times New Roman" w:hAnsi="Times New Roman" w:eastAsia="신명조"/>
                 <w:b/>
                 <w:i w:val="0"/>
-                <w:sz w:val="16"/>
+                <w:sz w:val="20"/>
               </w:rPr>
               <w:t>Test</w:t>
             </w:r>
@@ -4035,7 +3964,7 @@
         </w:tc>
         <w:tc>
           <w:tcPr>
-            <w:tcW w:type="dxa" w:w="1377"/>
+            <w:tcW w:type="dxa" w:w="1296"/>
             <w:tcBorders>
               <w:left w:val="none" w:sz="0" w:color="000000"/>
               <w:right w:val="none" w:sz="0" w:color="000000"/>
@@ -4056,7 +3985,7 @@
                 <w:rFonts w:ascii="Times New Roman" w:hAnsi="Times New Roman" w:eastAsia="신명조"/>
                 <w:b/>
                 <w:i w:val="0"/>
-                <w:sz w:val="16"/>
+                <w:sz w:val="20"/>
               </w:rPr>
               <w:t>vs baseline</w:t>
             </w:r>
@@ -4064,7 +3993,7 @@
         </w:tc>
         <w:tc>
           <w:tcPr>
-            <w:tcW w:type="dxa" w:w="1377"/>
+            <w:tcW w:type="dxa" w:w="1296"/>
             <w:tcBorders>
               <w:left w:val="none" w:sz="0" w:color="000000"/>
               <w:right w:val="none" w:sz="0" w:color="000000"/>
@@ -4085,7 +4014,7 @@
                 <w:rFonts w:ascii="Times New Roman" w:hAnsi="Times New Roman" w:eastAsia="신명조"/>
                 <w:b/>
                 <w:i w:val="0"/>
-                <w:sz w:val="16"/>
+                <w:sz w:val="20"/>
               </w:rPr>
               <w:t>Best epoch</w:t>
             </w:r>
@@ -4095,7 +4024,7 @@
       <w:tr>
         <w:tc>
           <w:tcPr>
-            <w:tcW w:type="dxa" w:w="1377"/>
+            <w:tcW w:type="dxa" w:w="1296"/>
             <w:tcBorders>
               <w:left w:val="none" w:sz="0" w:color="000000"/>
               <w:right w:val="none" w:sz="0" w:color="000000"/>
@@ -4116,7 +4045,7 @@
                 <w:rFonts w:ascii="Times New Roman" w:hAnsi="Times New Roman" w:eastAsia="신명조"/>
                 <w:b w:val="0"/>
                 <w:i w:val="0"/>
-                <w:sz w:val="16"/>
+                <w:sz w:val="20"/>
               </w:rPr>
               <w:t>PatchTST + quantile head</w:t>
             </w:r>
@@ -4124,7 +4053,7 @@
         </w:tc>
         <w:tc>
           <w:tcPr>
-            <w:tcW w:type="dxa" w:w="1377"/>
+            <w:tcW w:type="dxa" w:w="1296"/>
             <w:tcBorders>
               <w:left w:val="none" w:sz="0" w:color="000000"/>
               <w:right w:val="none" w:sz="0" w:color="000000"/>
@@ -4145,7 +4074,7 @@
                 <w:rFonts w:ascii="Times New Roman" w:hAnsi="Times New Roman" w:eastAsia="신명조"/>
                 <w:b w:val="0"/>
                 <w:i w:val="0"/>
-                <w:sz w:val="16"/>
+                <w:sz w:val="20"/>
               </w:rPr>
               <w:t>0.035M</w:t>
             </w:r>
@@ -4153,7 +4082,7 @@
         </w:tc>
         <w:tc>
           <w:tcPr>
-            <w:tcW w:type="dxa" w:w="1377"/>
+            <w:tcW w:type="dxa" w:w="1296"/>
             <w:tcBorders>
               <w:left w:val="none" w:sz="0" w:color="000000"/>
               <w:right w:val="none" w:sz="0" w:color="000000"/>
@@ -4174,7 +4103,7 @@
                 <w:rFonts w:ascii="Times New Roman" w:hAnsi="Times New Roman" w:eastAsia="신명조"/>
                 <w:b w:val="0"/>
                 <w:i w:val="0"/>
-                <w:sz w:val="16"/>
+                <w:sz w:val="20"/>
               </w:rPr>
               <w:t>0.012166 ± 0.000022</w:t>
             </w:r>
@@ -4182,7 +4111,7 @@
         </w:tc>
         <w:tc>
           <w:tcPr>
-            <w:tcW w:type="dxa" w:w="1377"/>
+            <w:tcW w:type="dxa" w:w="1296"/>
             <w:tcBorders>
               <w:left w:val="none" w:sz="0" w:color="000000"/>
               <w:right w:val="none" w:sz="0" w:color="000000"/>
@@ -4203,7 +4132,7 @@
                 <w:rFonts w:ascii="Times New Roman" w:hAnsi="Times New Roman" w:eastAsia="신명조"/>
                 <w:b w:val="0"/>
                 <w:i w:val="0"/>
-                <w:sz w:val="16"/>
+                <w:sz w:val="20"/>
               </w:rPr>
               <w:t>+0.07%</w:t>
             </w:r>
@@ -4211,7 +4140,7 @@
         </w:tc>
         <w:tc>
           <w:tcPr>
-            <w:tcW w:type="dxa" w:w="1377"/>
+            <w:tcW w:type="dxa" w:w="1296"/>
             <w:tcBorders>
               <w:left w:val="none" w:sz="0" w:color="000000"/>
               <w:right w:val="none" w:sz="0" w:color="000000"/>
@@ -4232,7 +4161,7 @@
                 <w:rFonts w:ascii="Times New Roman" w:hAnsi="Times New Roman" w:eastAsia="신명조"/>
                 <w:b w:val="0"/>
                 <w:i w:val="0"/>
-                <w:sz w:val="16"/>
+                <w:sz w:val="20"/>
               </w:rPr>
               <w:t>0.018686 ± 0.000130</w:t>
             </w:r>
@@ -4240,7 +4169,7 @@
         </w:tc>
         <w:tc>
           <w:tcPr>
-            <w:tcW w:type="dxa" w:w="1377"/>
+            <w:tcW w:type="dxa" w:w="1296"/>
             <w:tcBorders>
               <w:left w:val="none" w:sz="0" w:color="000000"/>
               <w:right w:val="none" w:sz="0" w:color="000000"/>
@@ -4261,7 +4190,7 @@
                 <w:rFonts w:ascii="Times New Roman" w:hAnsi="Times New Roman" w:eastAsia="신명조"/>
                 <w:b w:val="0"/>
                 <w:i w:val="0"/>
-                <w:sz w:val="16"/>
+                <w:sz w:val="20"/>
               </w:rPr>
               <w:t>+0.36%</w:t>
             </w:r>
@@ -4269,7 +4198,7 @@
         </w:tc>
         <w:tc>
           <w:tcPr>
-            <w:tcW w:type="dxa" w:w="1377"/>
+            <w:tcW w:type="dxa" w:w="1296"/>
             <w:tcBorders>
               <w:left w:val="none" w:sz="0" w:color="000000"/>
               <w:right w:val="none" w:sz="0" w:color="000000"/>
@@ -4290,7 +4219,7 @@
                 <w:rFonts w:ascii="Times New Roman" w:hAnsi="Times New Roman" w:eastAsia="신명조"/>
                 <w:b w:val="0"/>
                 <w:i w:val="0"/>
-                <w:sz w:val="16"/>
+                <w:sz w:val="20"/>
               </w:rPr>
               <w:t>1-5</w:t>
             </w:r>
@@ -4300,7 +4229,7 @@
       <w:tr>
         <w:tc>
           <w:tcPr>
-            <w:tcW w:type="dxa" w:w="1377"/>
+            <w:tcW w:type="dxa" w:w="1296"/>
             <w:tcBorders>
               <w:left w:val="none" w:sz="0" w:color="000000"/>
               <w:right w:val="none" w:sz="0" w:color="000000"/>
@@ -4321,7 +4250,7 @@
                 <w:rFonts w:ascii="Times New Roman" w:hAnsi="Times New Roman" w:eastAsia="신명조"/>
                 <w:b w:val="0"/>
                 <w:i w:val="0"/>
-                <w:sz w:val="16"/>
+                <w:sz w:val="20"/>
               </w:rPr>
               <w:t>TFT, original</w:t>
             </w:r>
@@ -4329,7 +4258,7 @@
         </w:tc>
         <w:tc>
           <w:tcPr>
-            <w:tcW w:type="dxa" w:w="1377"/>
+            <w:tcW w:type="dxa" w:w="1296"/>
             <w:tcBorders>
               <w:left w:val="none" w:sz="0" w:color="000000"/>
               <w:right w:val="none" w:sz="0" w:color="000000"/>
@@ -4350,7 +4279,7 @@
                 <w:rFonts w:ascii="Times New Roman" w:hAnsi="Times New Roman" w:eastAsia="신명조"/>
                 <w:b w:val="0"/>
                 <w:i w:val="0"/>
-                <w:sz w:val="16"/>
+                <w:sz w:val="20"/>
               </w:rPr>
               <w:t>0.687M</w:t>
             </w:r>
@@ -4358,7 +4287,7 @@
         </w:tc>
         <w:tc>
           <w:tcPr>
-            <w:tcW w:type="dxa" w:w="1377"/>
+            <w:tcW w:type="dxa" w:w="1296"/>
             <w:tcBorders>
               <w:left w:val="none" w:sz="0" w:color="000000"/>
               <w:right w:val="none" w:sz="0" w:color="000000"/>
@@ -4379,7 +4308,7 @@
                 <w:rFonts w:ascii="Times New Roman" w:hAnsi="Times New Roman" w:eastAsia="신명조"/>
                 <w:b w:val="0"/>
                 <w:i w:val="0"/>
-                <w:sz w:val="16"/>
+                <w:sz w:val="20"/>
               </w:rPr>
               <w:t>0.011935 ± 0.000020</w:t>
             </w:r>
@@ -4387,7 +4316,7 @@
         </w:tc>
         <w:tc>
           <w:tcPr>
-            <w:tcW w:type="dxa" w:w="1377"/>
+            <w:tcW w:type="dxa" w:w="1296"/>
             <w:tcBorders>
               <w:left w:val="none" w:sz="0" w:color="000000"/>
               <w:right w:val="none" w:sz="0" w:color="000000"/>
@@ -4408,7 +4337,7 @@
                 <w:rFonts w:ascii="Times New Roman" w:hAnsi="Times New Roman" w:eastAsia="신명조"/>
                 <w:b w:val="0"/>
                 <w:i w:val="0"/>
-                <w:sz w:val="16"/>
+                <w:sz w:val="20"/>
               </w:rPr>
               <w:t>+1.97%</w:t>
             </w:r>
@@ -4416,7 +4345,7 @@
         </w:tc>
         <w:tc>
           <w:tcPr>
-            <w:tcW w:type="dxa" w:w="1377"/>
+            <w:tcW w:type="dxa" w:w="1296"/>
             <w:tcBorders>
               <w:left w:val="none" w:sz="0" w:color="000000"/>
               <w:right w:val="none" w:sz="0" w:color="000000"/>
@@ -4437,7 +4366,7 @@
                 <w:rFonts w:ascii="Times New Roman" w:hAnsi="Times New Roman" w:eastAsia="신명조"/>
                 <w:b w:val="0"/>
                 <w:i w:val="0"/>
-                <w:sz w:val="16"/>
+                <w:sz w:val="20"/>
               </w:rPr>
               <w:t>0.018325 ± 0.000091</w:t>
             </w:r>
@@ -4445,7 +4374,7 @@
         </w:tc>
         <w:tc>
           <w:tcPr>
-            <w:tcW w:type="dxa" w:w="1377"/>
+            <w:tcW w:type="dxa" w:w="1296"/>
             <w:tcBorders>
               <w:left w:val="none" w:sz="0" w:color="000000"/>
               <w:right w:val="none" w:sz="0" w:color="000000"/>
@@ -4466,7 +4395,7 @@
                 <w:rFonts w:ascii="Times New Roman" w:hAnsi="Times New Roman" w:eastAsia="신명조"/>
                 <w:b w:val="0"/>
                 <w:i w:val="0"/>
-                <w:sz w:val="16"/>
+                <w:sz w:val="20"/>
               </w:rPr>
               <w:t>+2.28%</w:t>
             </w:r>
@@ -4474,7 +4403,7 @@
         </w:tc>
         <w:tc>
           <w:tcPr>
-            <w:tcW w:type="dxa" w:w="1377"/>
+            <w:tcW w:type="dxa" w:w="1296"/>
             <w:tcBorders>
               <w:left w:val="none" w:sz="0" w:color="000000"/>
               <w:right w:val="none" w:sz="0" w:color="000000"/>
@@ -4495,7 +4424,7 @@
                 <w:rFonts w:ascii="Times New Roman" w:hAnsi="Times New Roman" w:eastAsia="신명조"/>
                 <w:b w:val="0"/>
                 <w:i w:val="0"/>
-                <w:sz w:val="16"/>
+                <w:sz w:val="20"/>
               </w:rPr>
               <w:t>1-2</w:t>
             </w:r>
@@ -4505,7 +4434,7 @@
       <w:tr>
         <w:tc>
           <w:tcPr>
-            <w:tcW w:type="dxa" w:w="1377"/>
+            <w:tcW w:type="dxa" w:w="1296"/>
             <w:tcBorders>
               <w:left w:val="none" w:sz="0" w:color="000000"/>
               <w:right w:val="none" w:sz="0" w:color="000000"/>
@@ -4526,7 +4455,7 @@
                 <w:rFonts w:ascii="Times New Roman" w:hAnsi="Times New Roman" w:eastAsia="신명조"/>
                 <w:b w:val="0"/>
                 <w:i w:val="0"/>
-                <w:sz w:val="16"/>
+                <w:sz w:val="20"/>
               </w:rPr>
               <w:t>Quantile GBDT</w:t>
             </w:r>
@@ -4534,7 +4463,7 @@
         </w:tc>
         <w:tc>
           <w:tcPr>
-            <w:tcW w:type="dxa" w:w="1377"/>
+            <w:tcW w:type="dxa" w:w="1296"/>
             <w:tcBorders>
               <w:left w:val="none" w:sz="0" w:color="000000"/>
               <w:right w:val="none" w:sz="0" w:color="000000"/>
@@ -4555,7 +4484,7 @@
                 <w:rFonts w:ascii="Times New Roman" w:hAnsi="Times New Roman" w:eastAsia="신명조"/>
                 <w:b w:val="0"/>
                 <w:i w:val="0"/>
-                <w:sz w:val="16"/>
+                <w:sz w:val="20"/>
               </w:rPr>
               <w:t>375 trees</w:t>
             </w:r>
@@ -4563,7 +4492,7 @@
         </w:tc>
         <w:tc>
           <w:tcPr>
-            <w:tcW w:type="dxa" w:w="1377"/>
+            <w:tcW w:type="dxa" w:w="1296"/>
             <w:tcBorders>
               <w:left w:val="none" w:sz="0" w:color="000000"/>
               <w:right w:val="none" w:sz="0" w:color="000000"/>
@@ -4584,7 +4513,7 @@
                 <w:rFonts w:ascii="Times New Roman" w:hAnsi="Times New Roman" w:eastAsia="신명조"/>
                 <w:b w:val="0"/>
                 <w:i w:val="0"/>
-                <w:sz w:val="16"/>
+                <w:sz w:val="20"/>
               </w:rPr>
               <w:t>0.011890</w:t>
             </w:r>
@@ -4592,7 +4521,7 @@
         </w:tc>
         <w:tc>
           <w:tcPr>
-            <w:tcW w:type="dxa" w:w="1377"/>
+            <w:tcW w:type="dxa" w:w="1296"/>
             <w:tcBorders>
               <w:left w:val="none" w:sz="0" w:color="000000"/>
               <w:right w:val="none" w:sz="0" w:color="000000"/>
@@ -4613,7 +4542,7 @@
                 <w:rFonts w:ascii="Times New Roman" w:hAnsi="Times New Roman" w:eastAsia="신명조"/>
                 <w:b w:val="0"/>
                 <w:i w:val="0"/>
-                <w:sz w:val="16"/>
+                <w:sz w:val="20"/>
               </w:rPr>
               <w:t>+2.34%</w:t>
             </w:r>
@@ -4621,7 +4550,7 @@
         </w:tc>
         <w:tc>
           <w:tcPr>
-            <w:tcW w:type="dxa" w:w="1377"/>
+            <w:tcW w:type="dxa" w:w="1296"/>
             <w:tcBorders>
               <w:left w:val="none" w:sz="0" w:color="000000"/>
               <w:right w:val="none" w:sz="0" w:color="000000"/>
@@ -4642,7 +4571,7 @@
                 <w:rFonts w:ascii="Times New Roman" w:hAnsi="Times New Roman" w:eastAsia="신명조"/>
                 <w:b w:val="0"/>
                 <w:i w:val="0"/>
-                <w:sz w:val="16"/>
+                <w:sz w:val="20"/>
               </w:rPr>
               <w:t>0.018107</w:t>
             </w:r>
@@ -4650,7 +4579,7 @@
         </w:tc>
         <w:tc>
           <w:tcPr>
-            <w:tcW w:type="dxa" w:w="1377"/>
+            <w:tcW w:type="dxa" w:w="1296"/>
             <w:tcBorders>
               <w:left w:val="none" w:sz="0" w:color="000000"/>
               <w:right w:val="none" w:sz="0" w:color="000000"/>
@@ -4671,7 +4600,7 @@
                 <w:rFonts w:ascii="Times New Roman" w:hAnsi="Times New Roman" w:eastAsia="신명조"/>
                 <w:b w:val="0"/>
                 <w:i w:val="0"/>
-                <w:sz w:val="16"/>
+                <w:sz w:val="20"/>
               </w:rPr>
               <w:t>+3.45%</w:t>
             </w:r>
@@ -4679,7 +4608,7 @@
         </w:tc>
         <w:tc>
           <w:tcPr>
-            <w:tcW w:type="dxa" w:w="1377"/>
+            <w:tcW w:type="dxa" w:w="1296"/>
             <w:tcBorders>
               <w:left w:val="none" w:sz="0" w:color="000000"/>
               <w:right w:val="none" w:sz="0" w:color="000000"/>
@@ -4700,7 +4629,7 @@
                 <w:rFonts w:ascii="Times New Roman" w:hAnsi="Times New Roman" w:eastAsia="신명조"/>
                 <w:b w:val="0"/>
                 <w:i w:val="0"/>
-                <w:sz w:val="16"/>
+                <w:sz w:val="20"/>
               </w:rPr>
               <w:t>-</w:t>
             </w:r>
@@ -4710,7 +4639,7 @@
       <w:tr>
         <w:tc>
           <w:tcPr>
-            <w:tcW w:type="dxa" w:w="1377"/>
+            <w:tcW w:type="dxa" w:w="1296"/>
             <w:tcBorders>
               <w:left w:val="none" w:sz="0" w:color="000000"/>
               <w:right w:val="none" w:sz="0" w:color="000000"/>
@@ -4731,7 +4660,7 @@
                 <w:rFonts w:ascii="Times New Roman" w:hAnsi="Times New Roman" w:eastAsia="신명조"/>
                 <w:b/>
                 <w:i w:val="0"/>
-                <w:sz w:val="16"/>
+                <w:sz w:val="20"/>
               </w:rPr>
               <w:t>Ours</w:t>
             </w:r>
@@ -4739,7 +4668,7 @@
         </w:tc>
         <w:tc>
           <w:tcPr>
-            <w:tcW w:type="dxa" w:w="1377"/>
+            <w:tcW w:type="dxa" w:w="1296"/>
             <w:tcBorders>
               <w:left w:val="none" w:sz="0" w:color="000000"/>
               <w:right w:val="none" w:sz="0" w:color="000000"/>
@@ -4760,7 +4689,7 @@
                 <w:rFonts w:ascii="Times New Roman" w:hAnsi="Times New Roman" w:eastAsia="신명조"/>
                 <w:b w:val="0"/>
                 <w:i w:val="0"/>
-                <w:sz w:val="16"/>
+                <w:sz w:val="20"/>
               </w:rPr>
               <w:t>0.500M</w:t>
             </w:r>
@@ -4768,7 +4697,7 @@
         </w:tc>
         <w:tc>
           <w:tcPr>
-            <w:tcW w:type="dxa" w:w="1377"/>
+            <w:tcW w:type="dxa" w:w="1296"/>
             <w:tcBorders>
               <w:left w:val="none" w:sz="0" w:color="000000"/>
               <w:right w:val="none" w:sz="0" w:color="000000"/>
@@ -4789,7 +4718,7 @@
                 <w:rFonts w:ascii="Times New Roman" w:hAnsi="Times New Roman" w:eastAsia="신명조"/>
                 <w:b w:val="0"/>
                 <w:i w:val="0"/>
-                <w:sz w:val="16"/>
+                <w:sz w:val="20"/>
               </w:rPr>
               <w:t>0.011889 ± 0.000012</w:t>
             </w:r>
@@ -4797,7 +4726,7 @@
         </w:tc>
         <w:tc>
           <w:tcPr>
-            <w:tcW w:type="dxa" w:w="1377"/>
+            <w:tcW w:type="dxa" w:w="1296"/>
             <w:tcBorders>
               <w:left w:val="none" w:sz="0" w:color="000000"/>
               <w:right w:val="none" w:sz="0" w:color="000000"/>
@@ -4818,7 +4747,7 @@
                 <w:rFonts w:ascii="Times New Roman" w:hAnsi="Times New Roman" w:eastAsia="신명조"/>
                 <w:b w:val="0"/>
                 <w:i w:val="0"/>
-                <w:sz w:val="16"/>
+                <w:sz w:val="20"/>
               </w:rPr>
               <w:t>+2.35%</w:t>
             </w:r>
@@ -4826,7 +4755,7 @@
         </w:tc>
         <w:tc>
           <w:tcPr>
-            <w:tcW w:type="dxa" w:w="1377"/>
+            <w:tcW w:type="dxa" w:w="1296"/>
             <w:tcBorders>
               <w:left w:val="none" w:sz="0" w:color="000000"/>
               <w:right w:val="none" w:sz="0" w:color="000000"/>
@@ -4847,7 +4776,7 @@
                 <w:rFonts w:ascii="Times New Roman" w:hAnsi="Times New Roman" w:eastAsia="신명조"/>
                 <w:b/>
                 <w:i w:val="0"/>
-                <w:sz w:val="16"/>
+                <w:sz w:val="20"/>
               </w:rPr>
               <w:t>0.017826 ± 0.000059</w:t>
             </w:r>
@@ -4855,7 +4784,7 @@
         </w:tc>
         <w:tc>
           <w:tcPr>
-            <w:tcW w:type="dxa" w:w="1377"/>
+            <w:tcW w:type="dxa" w:w="1296"/>
             <w:tcBorders>
               <w:left w:val="none" w:sz="0" w:color="000000"/>
               <w:right w:val="none" w:sz="0" w:color="000000"/>
@@ -4876,7 +4805,7 @@
                 <w:rFonts w:ascii="Times New Roman" w:hAnsi="Times New Roman" w:eastAsia="신명조"/>
                 <w:b/>
                 <w:i w:val="0"/>
-                <w:sz w:val="16"/>
+                <w:sz w:val="20"/>
               </w:rPr>
               <w:t>+4.95%</w:t>
             </w:r>
@@ -4884,7 +4813,7 @@
         </w:tc>
         <w:tc>
           <w:tcPr>
-            <w:tcW w:type="dxa" w:w="1377"/>
+            <w:tcW w:type="dxa" w:w="1296"/>
             <w:tcBorders>
               <w:left w:val="none" w:sz="0" w:color="000000"/>
               <w:right w:val="none" w:sz="0" w:color="000000"/>
@@ -4905,7 +4834,7 @@
                 <w:rFonts w:ascii="Times New Roman" w:hAnsi="Times New Roman" w:eastAsia="신명조"/>
                 <w:b w:val="0"/>
                 <w:i w:val="0"/>
-                <w:sz w:val="16"/>
+                <w:sz w:val="20"/>
               </w:rPr>
               <w:t>2-10</w:t>
             </w:r>
@@ -4923,7 +4852,7 @@
         <w:sectPr>
           <w:type w:val="continuous"/>
           <w:pgSz w:w="11906" w:h="16838"/>
-          <w:pgMar w:top="1446" w:right="1134" w:bottom="879" w:left="1134" w:header="567" w:footer="567" w:gutter="0"/>
+          <w:pgMar w:top="1417" w:right="1417" w:bottom="1417" w:left="1417" w:header="567" w:footer="567" w:gutter="0"/>
           <w:docGrid w:linePitch="360"/>
           <w:cols w:num="1" w:space="453" w:equalWidth="1"/>
         </w:sectPr>
@@ -4934,7 +4863,7 @@
         <w:wordWrap w:val="0"/>
         <w:autoSpaceDE w:val="0"/>
         <w:autoSpaceDN w:val="0"/>
-        <w:spacing w:after="80" w:before="0" w:line="341" w:lineRule="auto"/>
+        <w:spacing w:after="80" w:before="0" w:line="480" w:lineRule="auto"/>
         <w:ind w:firstLine="180"/>
         <w:jc w:val="both"/>
       </w:pPr>
@@ -4943,7 +4872,7 @@
           <w:rFonts w:ascii="Times New Roman" w:hAnsi="Times New Roman" w:eastAsia="신명조"/>
           <w:b w:val="0"/>
           <w:i w:val="0"/>
-          <w:sz w:val="18"/>
+          <w:sz w:val="20"/>
         </w:rPr>
         <w:t xml:space="preserve">제안 모형은 두 구간 모두에서 TFT 원본보다 손실이 낮았고, 다섯 시드를 짝지은 열 번의 비교 전부에서 그러하였다 (부호검정 </w:t>
       </w:r>
@@ -4952,7 +4881,7 @@
           <w:rFonts w:ascii="Times New Roman" w:hAnsi="Times New Roman" w:eastAsia="신명조"/>
           <w:b w:val="0"/>
           <w:i/>
-          <w:sz w:val="18"/>
+          <w:sz w:val="20"/>
         </w:rPr>
         <w:t>p</w:t>
       </w:r>
@@ -4961,7 +4890,7 @@
           <w:rFonts w:ascii="Times New Roman" w:hAnsi="Times New Roman" w:eastAsia="신명조"/>
           <w:b w:val="0"/>
           <w:i w:val="0"/>
-          <w:sz w:val="18"/>
+          <w:sz w:val="20"/>
         </w:rPr>
         <w:t xml:space="preserve"> = 0.031 단측, 두 구간 동일). 검증구간의 격차는 핀볼 손실 0.000046으로 기준선 대비 개선폭의 16%에 그치므로 우위가 아니라 대등하거나 근소하게 낫다는 수준으로 해석한다. 조기종료와 최적 회차 선택에 쓰이지 않은 검정구간에서는 격차가 0.000499로 벌어지며 다섯 시드의 범위가 겹치지 않는다 (0.017739~0.017895 대 0.018205~0.018407). 평균 차이에 대한 Welch 검정은 검증 </w:t>
       </w:r>
@@ -4970,7 +4899,7 @@
           <w:rFonts w:ascii="Times New Roman" w:hAnsi="Times New Roman" w:eastAsia="신명조"/>
           <w:b w:val="0"/>
           <w:i/>
-          <w:sz w:val="18"/>
+          <w:sz w:val="20"/>
         </w:rPr>
         <w:t>t</w:t>
       </w:r>
@@ -4979,7 +4908,7 @@
           <w:rFonts w:ascii="Times New Roman" w:hAnsi="Times New Roman" w:eastAsia="신명조"/>
           <w:b w:val="0"/>
           <w:i w:val="0"/>
-          <w:sz w:val="18"/>
+          <w:sz w:val="20"/>
         </w:rPr>
         <w:t xml:space="preserve"> = 4.47(</w:t>
       </w:r>
@@ -4988,7 +4917,7 @@
           <w:rFonts w:ascii="Times New Roman" w:hAnsi="Times New Roman" w:eastAsia="신명조"/>
           <w:b w:val="0"/>
           <w:i/>
-          <w:sz w:val="18"/>
+          <w:sz w:val="20"/>
         </w:rPr>
         <w:t>p</w:t>
       </w:r>
@@ -4997,7 +4926,7 @@
           <w:rFonts w:ascii="Times New Roman" w:hAnsi="Times New Roman" w:eastAsia="신명조"/>
           <w:b w:val="0"/>
           <w:i w:val="0"/>
-          <w:sz w:val="18"/>
+          <w:sz w:val="20"/>
         </w:rPr>
         <w:t xml:space="preserve"> = 0.004), 검정 </w:t>
       </w:r>
@@ -5006,7 +4935,7 @@
           <w:rFonts w:ascii="Times New Roman" w:hAnsi="Times New Roman" w:eastAsia="신명조"/>
           <w:b w:val="0"/>
           <w:i/>
-          <w:sz w:val="18"/>
+          <w:sz w:val="20"/>
         </w:rPr>
         <w:t>t</w:t>
       </w:r>
@@ -5015,7 +4944,7 @@
           <w:rFonts w:ascii="Times New Roman" w:hAnsi="Times New Roman" w:eastAsia="신명조"/>
           <w:b w:val="0"/>
           <w:i w:val="0"/>
-          <w:sz w:val="18"/>
+          <w:sz w:val="20"/>
         </w:rPr>
         <w:t xml:space="preserve"> = 10.33(</w:t>
       </w:r>
@@ -5024,7 +4953,7 @@
           <w:rFonts w:ascii="Times New Roman" w:hAnsi="Times New Roman" w:eastAsia="신명조"/>
           <w:b w:val="0"/>
           <w:i/>
-          <w:sz w:val="18"/>
+          <w:sz w:val="20"/>
         </w:rPr>
         <w:t>p</w:t>
       </w:r>
@@ -5033,7 +4962,7 @@
           <w:rFonts w:ascii="Times New Roman" w:hAnsi="Times New Roman" w:eastAsia="신명조"/>
           <w:b w:val="0"/>
           <w:i w:val="0"/>
-          <w:sz w:val="18"/>
+          <w:sz w:val="20"/>
         </w:rPr>
         <w:t xml:space="preserve"> &lt; 0.001)이다. 같은 표본의 날짜별 손실 계열에 Diebold-Mariano 검정(Newey-West 4시차, Harvey-Leybourne-Newbold 보정)을 적용하면 550거래일의 검정구간에서는 다섯 시드 모두 유의하나 (</w:t>
       </w:r>
@@ -5042,7 +4971,7 @@
           <w:rFonts w:ascii="Times New Roman" w:hAnsi="Times New Roman" w:eastAsia="신명조"/>
           <w:b w:val="0"/>
           <w:i/>
-          <w:sz w:val="18"/>
+          <w:sz w:val="20"/>
         </w:rPr>
         <w:t>p</w:t>
       </w:r>
@@ -5051,7 +4980,7 @@
           <w:rFonts w:ascii="Times New Roman" w:hAnsi="Times New Roman" w:eastAsia="신명조"/>
           <w:b w:val="0"/>
           <w:i w:val="0"/>
-          <w:sz w:val="18"/>
+          <w:sz w:val="20"/>
         </w:rPr>
         <w:t xml:space="preserve"> = 0.022, 0.001, 0.009, 0.003, &lt; 0.001) 122거래일의 검증구간에서는 다섯 시드 모두 유의하지 않다 (</w:t>
       </w:r>
@@ -5060,7 +4989,7 @@
           <w:rFonts w:ascii="Times New Roman" w:hAnsi="Times New Roman" w:eastAsia="신명조"/>
           <w:b w:val="0"/>
           <w:i/>
-          <w:sz w:val="18"/>
+          <w:sz w:val="20"/>
         </w:rPr>
         <w:t>p</w:t>
       </w:r>
@@ -5069,7 +4998,7 @@
           <w:rFonts w:ascii="Times New Roman" w:hAnsi="Times New Roman" w:eastAsia="신명조"/>
           <w:b w:val="0"/>
           <w:i w:val="0"/>
-          <w:sz w:val="18"/>
+          <w:sz w:val="20"/>
         </w:rPr>
         <w:t xml:space="preserve"> = 0.16~0.56) — 날짜를 표본으로 보는 검정이므로 짧은 구간에서는 검정력이 약하다. 분위 헤드만 부착한 PatchTST는 검증구간 +0.07%, 검정구간 +0.36%로 상수 예측을 간신히 상회하는 데 그쳤고, 다섯 시드 가운데 네 시드는 첫 회차에서 최적값에 도달하였다. 격차가 검정구간에서 벌어지는 이유의 하나는 학습 곡선이다. TFT는 다섯 시드 모두 1~2회차에서 최적값에 도달한 뒤 과적합으로 돌아섰고, 제안 모형의 최적 회차는 2~10회차에 분포하였다. 다만 격차의 일부는 수치 정밀도 설정에서 오며, 단정밀도로 맞추면 줄어든다(&lt;Table 4&gt; 캡션).</w:t>
       </w:r>
@@ -5079,7 +5008,7 @@
         <w:wordWrap w:val="0"/>
         <w:autoSpaceDE w:val="0"/>
         <w:autoSpaceDN w:val="0"/>
-        <w:spacing w:after="80" w:before="0" w:line="341" w:lineRule="auto"/>
+        <w:spacing w:after="80" w:before="0" w:line="480" w:lineRule="auto"/>
         <w:ind w:firstLine="180"/>
         <w:jc w:val="both"/>
       </w:pPr>
@@ -5088,7 +5017,7 @@
           <w:rFonts w:ascii="Times New Roman" w:hAnsi="Times New Roman" w:eastAsia="신명조"/>
           <w:b w:val="0"/>
           <w:i w:val="0"/>
-          <w:sz w:val="18"/>
+          <w:sz w:val="20"/>
         </w:rPr>
         <w:t>트리 계열 기준모형으로 분위 손실을 쓰는 히스토그램 그래디언트 부스팅(LightGBM[18]의 방식을 따른 scikit-learn 구현)을 같은 분할과 같은 윈도우 표본에서 평가하였다. 입력은 동적 30채널의 당일 값과 1·5·20일 시차, 매크로 13채널, 정적 범주형 3종의 136개이고, 분위마다 모형을 하나씩 두어 검증구간 손실로 트리 수를 정하였다(75·25·275개). 부표본 추출이 없어 같은 자료에서는 같은 모형이 나오므로 한 번만 학습하였다. 검증구간 손실은 제안 모형과 같았고(0.011890 대 0.011889), 검정구간 손실은 TFT 원본보다 작고 제안 모형보다 컸다. 제안 모형의 다섯 시드는 모두 이 값보다 낮았다(최대 0.017895 대 0.018107).</w:t>
       </w:r>
@@ -5098,14 +5027,14 @@
         <w:wordWrap w:val="0"/>
         <w:autoSpaceDE w:val="0"/>
         <w:autoSpaceDN w:val="0"/>
-        <w:spacing w:after="60" w:before="0" w:line="300" w:lineRule="auto"/>
+        <w:spacing w:after="60" w:before="0" w:line="480" w:lineRule="auto"/>
       </w:pPr>
       <w:r>
         <w:rPr>
           <w:rFonts w:ascii="Times New Roman" w:hAnsi="Times New Roman" w:eastAsia="중고딕"/>
           <w:b w:val="0"/>
           <w:i w:val="0"/>
-          <w:sz w:val="18"/>
+          <w:sz w:val="20"/>
         </w:rPr>
         <w:t>5.2 계산 비용</w:t>
       </w:r>
@@ -5115,9 +5044,9 @@
         <w:sectPr>
           <w:type w:val="continuous"/>
           <w:pgSz w:w="11906" w:h="16838"/>
-          <w:pgMar w:top="1446" w:right="1134" w:bottom="879" w:left="1134" w:header="567" w:footer="567" w:gutter="0"/>
+          <w:pgMar w:top="1417" w:right="1417" w:bottom="1417" w:left="1417" w:header="567" w:footer="567" w:gutter="0"/>
           <w:docGrid w:linePitch="360"/>
-          <w:cols w:num="2" w:space="453" w:equalWidth="1"/>
+          <w:cols w:num="1" w:space="453" w:equalWidth="1"/>
         </w:sectPr>
       </w:pPr>
     </w:p>
@@ -5126,14 +5055,14 @@
         <w:wordWrap w:val="0"/>
         <w:autoSpaceDE w:val="0"/>
         <w:autoSpaceDN w:val="0"/>
-        <w:spacing w:after="40" w:before="0" w:line="288" w:lineRule="auto"/>
+        <w:spacing w:after="40" w:before="0" w:line="480" w:lineRule="auto"/>
       </w:pPr>
       <w:r>
         <w:rPr>
           <w:rFonts w:ascii="Times New Roman" w:hAnsi="Times New Roman" w:eastAsia="중고딕"/>
           <w:b w:val="0"/>
           <w:i w:val="0"/>
-          <w:sz w:val="17"/>
+          <w:sz w:val="20"/>
         </w:rPr>
         <w:t>Table 5. Computational cost measured on one device (Mac MPS, batch 64, 120-day input, 201 stocks). Seconds per epoch is the median training-step time over 40 batches times the 4,135 batches that one epoch takes over the 264,653 training windows of Section 4.3. The universe pass is the median of 21 forward passes over 201 stocks, and latency per stock is that value divided by 201 rather than an independent measurement. Activation is the device allocation added by a forward pass that retains the backward graph. Two independent runs agreed within 0.8%. The quantile GBDT has no epochs and runs on the CPU (8 cores): its row gives one full fit of the three quantile models at the selected tree counts, the universe pass over the 199 stocks of the last test day, and the serialized model size</w:t>
       </w:r>
@@ -5146,17 +5075,17 @@
         <w:tblLook w:firstColumn="1" w:firstRow="1" w:lastColumn="0" w:lastRow="0" w:noHBand="0" w:noVBand="1" w:val="04A0"/>
       </w:tblPr>
       <w:tblGrid>
-        <w:gridCol w:w="1606"/>
-        <w:gridCol w:w="1606"/>
-        <w:gridCol w:w="1606"/>
-        <w:gridCol w:w="1606"/>
-        <w:gridCol w:w="1606"/>
-        <w:gridCol w:w="1606"/>
+        <w:gridCol w:w="1512"/>
+        <w:gridCol w:w="1512"/>
+        <w:gridCol w:w="1512"/>
+        <w:gridCol w:w="1512"/>
+        <w:gridCol w:w="1512"/>
+        <w:gridCol w:w="1512"/>
       </w:tblGrid>
       <w:tr>
         <w:tc>
           <w:tcPr>
-            <w:tcW w:type="dxa" w:w="1606"/>
+            <w:tcW w:type="dxa" w:w="1512"/>
             <w:tcBorders>
               <w:left w:val="none" w:sz="0" w:color="000000"/>
               <w:right w:val="none" w:sz="0" w:color="000000"/>
@@ -5177,7 +5106,7 @@
                 <w:rFonts w:ascii="Times New Roman" w:hAnsi="Times New Roman" w:eastAsia="신명조"/>
                 <w:b/>
                 <w:i w:val="0"/>
-                <w:sz w:val="16"/>
+                <w:sz w:val="20"/>
               </w:rPr>
               <w:t>Model</w:t>
             </w:r>
@@ -5185,7 +5114,7 @@
         </w:tc>
         <w:tc>
           <w:tcPr>
-            <w:tcW w:type="dxa" w:w="1606"/>
+            <w:tcW w:type="dxa" w:w="1512"/>
             <w:tcBorders>
               <w:left w:val="none" w:sz="0" w:color="000000"/>
               <w:right w:val="none" w:sz="0" w:color="000000"/>
@@ -5206,7 +5135,7 @@
                 <w:rFonts w:ascii="Times New Roman" w:hAnsi="Times New Roman" w:eastAsia="신명조"/>
                 <w:b/>
                 <w:i w:val="0"/>
-                <w:sz w:val="16"/>
+                <w:sz w:val="20"/>
               </w:rPr>
               <w:t>s / epoch</w:t>
             </w:r>
@@ -5214,7 +5143,7 @@
         </w:tc>
         <w:tc>
           <w:tcPr>
-            <w:tcW w:type="dxa" w:w="1606"/>
+            <w:tcW w:type="dxa" w:w="1512"/>
             <w:tcBorders>
               <w:left w:val="none" w:sz="0" w:color="000000"/>
               <w:right w:val="none" w:sz="0" w:color="000000"/>
@@ -5235,7 +5164,7 @@
                 <w:rFonts w:ascii="Times New Roman" w:hAnsi="Times New Roman" w:eastAsia="신명조"/>
                 <w:b/>
                 <w:i w:val="0"/>
-                <w:sz w:val="16"/>
+                <w:sz w:val="20"/>
               </w:rPr>
               <w:t>Latency / stock</w:t>
             </w:r>
@@ -5243,7 +5172,7 @@
         </w:tc>
         <w:tc>
           <w:tcPr>
-            <w:tcW w:type="dxa" w:w="1606"/>
+            <w:tcW w:type="dxa" w:w="1512"/>
             <w:tcBorders>
               <w:left w:val="none" w:sz="0" w:color="000000"/>
               <w:right w:val="none" w:sz="0" w:color="000000"/>
@@ -5264,7 +5193,7 @@
                 <w:rFonts w:ascii="Times New Roman" w:hAnsi="Times New Roman" w:eastAsia="신명조"/>
                 <w:b/>
                 <w:i w:val="0"/>
-                <w:sz w:val="16"/>
+                <w:sz w:val="20"/>
               </w:rPr>
               <w:t>Universe pass</w:t>
             </w:r>
@@ -5272,7 +5201,7 @@
         </w:tc>
         <w:tc>
           <w:tcPr>
-            <w:tcW w:type="dxa" w:w="1606"/>
+            <w:tcW w:type="dxa" w:w="1512"/>
             <w:tcBorders>
               <w:left w:val="none" w:sz="0" w:color="000000"/>
               <w:right w:val="none" w:sz="0" w:color="000000"/>
@@ -5293,7 +5222,7 @@
                 <w:rFonts w:ascii="Times New Roman" w:hAnsi="Times New Roman" w:eastAsia="신명조"/>
                 <w:b/>
                 <w:i w:val="0"/>
-                <w:sz w:val="16"/>
+                <w:sz w:val="20"/>
               </w:rPr>
               <w:t>Activation</w:t>
             </w:r>
@@ -5301,7 +5230,7 @@
         </w:tc>
         <w:tc>
           <w:tcPr>
-            <w:tcW w:type="dxa" w:w="1606"/>
+            <w:tcW w:type="dxa" w:w="1512"/>
             <w:tcBorders>
               <w:left w:val="none" w:sz="0" w:color="000000"/>
               <w:right w:val="none" w:sz="0" w:color="000000"/>
@@ -5322,7 +5251,7 @@
                 <w:rFonts w:ascii="Times New Roman" w:hAnsi="Times New Roman" w:eastAsia="신명조"/>
                 <w:b/>
                 <w:i w:val="0"/>
-                <w:sz w:val="16"/>
+                <w:sz w:val="20"/>
               </w:rPr>
               <w:t>Param memory</w:t>
             </w:r>
@@ -5332,7 +5261,7 @@
       <w:tr>
         <w:tc>
           <w:tcPr>
-            <w:tcW w:type="dxa" w:w="1606"/>
+            <w:tcW w:type="dxa" w:w="1512"/>
             <w:tcBorders>
               <w:left w:val="none" w:sz="0" w:color="000000"/>
               <w:right w:val="none" w:sz="0" w:color="000000"/>
@@ -5353,7 +5282,7 @@
                 <w:rFonts w:ascii="Times New Roman" w:hAnsi="Times New Roman" w:eastAsia="신명조"/>
                 <w:b w:val="0"/>
                 <w:i w:val="0"/>
-                <w:sz w:val="16"/>
+                <w:sz w:val="20"/>
               </w:rPr>
               <w:t>PatchTST (+ quantile head)</w:t>
             </w:r>
@@ -5361,7 +5290,7 @@
         </w:tc>
         <w:tc>
           <w:tcPr>
-            <w:tcW w:type="dxa" w:w="1606"/>
+            <w:tcW w:type="dxa" w:w="1512"/>
             <w:tcBorders>
               <w:left w:val="none" w:sz="0" w:color="000000"/>
               <w:right w:val="none" w:sz="0" w:color="000000"/>
@@ -5382,7 +5311,7 @@
                 <w:rFonts w:ascii="Times New Roman" w:hAnsi="Times New Roman" w:eastAsia="신명조"/>
                 <w:b w:val="0"/>
                 <w:i w:val="0"/>
-                <w:sz w:val="16"/>
+                <w:sz w:val="20"/>
               </w:rPr>
               <w:t>110.8</w:t>
             </w:r>
@@ -5390,7 +5319,7 @@
         </w:tc>
         <w:tc>
           <w:tcPr>
-            <w:tcW w:type="dxa" w:w="1606"/>
+            <w:tcW w:type="dxa" w:w="1512"/>
             <w:tcBorders>
               <w:left w:val="none" w:sz="0" w:color="000000"/>
               <w:right w:val="none" w:sz="0" w:color="000000"/>
@@ -5411,7 +5340,7 @@
                 <w:rFonts w:ascii="Times New Roman" w:hAnsi="Times New Roman" w:eastAsia="신명조"/>
                 <w:b w:val="0"/>
                 <w:i w:val="0"/>
-                <w:sz w:val="16"/>
+                <w:sz w:val="20"/>
               </w:rPr>
               <w:t>0.092 ms</w:t>
             </w:r>
@@ -5419,7 +5348,7 @@
         </w:tc>
         <w:tc>
           <w:tcPr>
-            <w:tcW w:type="dxa" w:w="1606"/>
+            <w:tcW w:type="dxa" w:w="1512"/>
             <w:tcBorders>
               <w:left w:val="none" w:sz="0" w:color="000000"/>
               <w:right w:val="none" w:sz="0" w:color="000000"/>
@@ -5440,7 +5369,7 @@
                 <w:rFonts w:ascii="Times New Roman" w:hAnsi="Times New Roman" w:eastAsia="신명조"/>
                 <w:b w:val="0"/>
                 <w:i w:val="0"/>
-                <w:sz w:val="16"/>
+                <w:sz w:val="20"/>
               </w:rPr>
               <w:t>18.6 ms</w:t>
             </w:r>
@@ -5448,7 +5377,7 @@
         </w:tc>
         <w:tc>
           <w:tcPr>
-            <w:tcW w:type="dxa" w:w="1606"/>
+            <w:tcW w:type="dxa" w:w="1512"/>
             <w:tcBorders>
               <w:left w:val="none" w:sz="0" w:color="000000"/>
               <w:right w:val="none" w:sz="0" w:color="000000"/>
@@ -5469,7 +5398,7 @@
                 <w:rFonts w:ascii="Times New Roman" w:hAnsi="Times New Roman" w:eastAsia="신명조"/>
                 <w:b w:val="0"/>
                 <w:i w:val="0"/>
-                <w:sz w:val="16"/>
+                <w:sz w:val="20"/>
               </w:rPr>
               <w:t>172.8 MB</w:t>
             </w:r>
@@ -5477,7 +5406,7 @@
         </w:tc>
         <w:tc>
           <w:tcPr>
-            <w:tcW w:type="dxa" w:w="1606"/>
+            <w:tcW w:type="dxa" w:w="1512"/>
             <w:tcBorders>
               <w:left w:val="none" w:sz="0" w:color="000000"/>
               <w:right w:val="none" w:sz="0" w:color="000000"/>
@@ -5498,7 +5427,7 @@
                 <w:rFonts w:ascii="Times New Roman" w:hAnsi="Times New Roman" w:eastAsia="신명조"/>
                 <w:b w:val="0"/>
                 <w:i w:val="0"/>
-                <w:sz w:val="16"/>
+                <w:sz w:val="20"/>
               </w:rPr>
               <w:t>0.14 MB</w:t>
             </w:r>
@@ -5508,7 +5437,7 @@
       <w:tr>
         <w:tc>
           <w:tcPr>
-            <w:tcW w:type="dxa" w:w="1606"/>
+            <w:tcW w:type="dxa" w:w="1512"/>
             <w:tcBorders>
               <w:left w:val="none" w:sz="0" w:color="000000"/>
               <w:right w:val="none" w:sz="0" w:color="000000"/>
@@ -5529,7 +5458,7 @@
                 <w:rFonts w:ascii="Times New Roman" w:hAnsi="Times New Roman" w:eastAsia="신명조"/>
                 <w:b w:val="0"/>
                 <w:i w:val="0"/>
-                <w:sz w:val="16"/>
+                <w:sz w:val="20"/>
               </w:rPr>
               <w:t>TFT, original</w:t>
             </w:r>
@@ -5537,7 +5466,7 @@
         </w:tc>
         <w:tc>
           <w:tcPr>
-            <w:tcW w:type="dxa" w:w="1606"/>
+            <w:tcW w:type="dxa" w:w="1512"/>
             <w:tcBorders>
               <w:left w:val="none" w:sz="0" w:color="000000"/>
               <w:right w:val="none" w:sz="0" w:color="000000"/>
@@ -5558,7 +5487,7 @@
                 <w:rFonts w:ascii="Times New Roman" w:hAnsi="Times New Roman" w:eastAsia="신명조"/>
                 <w:b w:val="0"/>
                 <w:i w:val="0"/>
-                <w:sz w:val="16"/>
+                <w:sz w:val="20"/>
               </w:rPr>
               <w:t>550.8</w:t>
             </w:r>
@@ -5566,7 +5495,7 @@
         </w:tc>
         <w:tc>
           <w:tcPr>
-            <w:tcW w:type="dxa" w:w="1606"/>
+            <w:tcW w:type="dxa" w:w="1512"/>
             <w:tcBorders>
               <w:left w:val="none" w:sz="0" w:color="000000"/>
               <w:right w:val="none" w:sz="0" w:color="000000"/>
@@ -5587,7 +5516,7 @@
                 <w:rFonts w:ascii="Times New Roman" w:hAnsi="Times New Roman" w:eastAsia="신명조"/>
                 <w:b w:val="0"/>
                 <w:i w:val="0"/>
-                <w:sz w:val="16"/>
+                <w:sz w:val="20"/>
               </w:rPr>
               <w:t>0.693 ms</w:t>
             </w:r>
@@ -5595,7 +5524,7 @@
         </w:tc>
         <w:tc>
           <w:tcPr>
-            <w:tcW w:type="dxa" w:w="1606"/>
+            <w:tcW w:type="dxa" w:w="1512"/>
             <w:tcBorders>
               <w:left w:val="none" w:sz="0" w:color="000000"/>
               <w:right w:val="none" w:sz="0" w:color="000000"/>
@@ -5616,7 +5545,7 @@
                 <w:rFonts w:ascii="Times New Roman" w:hAnsi="Times New Roman" w:eastAsia="신명조"/>
                 <w:b w:val="0"/>
                 <w:i w:val="0"/>
-                <w:sz w:val="16"/>
+                <w:sz w:val="20"/>
               </w:rPr>
               <w:t>139.4 ms</w:t>
             </w:r>
@@ -5624,7 +5553,7 @@
         </w:tc>
         <w:tc>
           <w:tcPr>
-            <w:tcW w:type="dxa" w:w="1606"/>
+            <w:tcW w:type="dxa" w:w="1512"/>
             <w:tcBorders>
               <w:left w:val="none" w:sz="0" w:color="000000"/>
               <w:right w:val="none" w:sz="0" w:color="000000"/>
@@ -5645,7 +5574,7 @@
                 <w:rFonts w:ascii="Times New Roman" w:hAnsi="Times New Roman" w:eastAsia="신명조"/>
                 <w:b w:val="0"/>
                 <w:i w:val="0"/>
-                <w:sz w:val="16"/>
+                <w:sz w:val="20"/>
               </w:rPr>
               <w:t>679.1 MB</w:t>
             </w:r>
@@ -5653,7 +5582,7 @@
         </w:tc>
         <w:tc>
           <w:tcPr>
-            <w:tcW w:type="dxa" w:w="1606"/>
+            <w:tcW w:type="dxa" w:w="1512"/>
             <w:tcBorders>
               <w:left w:val="none" w:sz="0" w:color="000000"/>
               <w:right w:val="none" w:sz="0" w:color="000000"/>
@@ -5674,7 +5603,7 @@
                 <w:rFonts w:ascii="Times New Roman" w:hAnsi="Times New Roman" w:eastAsia="신명조"/>
                 <w:b w:val="0"/>
                 <w:i w:val="0"/>
-                <w:sz w:val="16"/>
+                <w:sz w:val="20"/>
               </w:rPr>
               <w:t>2.75 MB</w:t>
             </w:r>
@@ -5684,7 +5613,7 @@
       <w:tr>
         <w:tc>
           <w:tcPr>
-            <w:tcW w:type="dxa" w:w="1606"/>
+            <w:tcW w:type="dxa" w:w="1512"/>
             <w:tcBorders>
               <w:left w:val="none" w:sz="0" w:color="000000"/>
               <w:right w:val="none" w:sz="0" w:color="000000"/>
@@ -5705,7 +5634,7 @@
                 <w:rFonts w:ascii="Times New Roman" w:hAnsi="Times New Roman" w:eastAsia="신명조"/>
                 <w:b w:val="0"/>
                 <w:i w:val="0"/>
-                <w:sz w:val="16"/>
+                <w:sz w:val="20"/>
               </w:rPr>
               <w:t>Ours</w:t>
             </w:r>
@@ -5713,7 +5642,7 @@
         </w:tc>
         <w:tc>
           <w:tcPr>
-            <w:tcW w:type="dxa" w:w="1606"/>
+            <w:tcW w:type="dxa" w:w="1512"/>
             <w:tcBorders>
               <w:left w:val="none" w:sz="0" w:color="000000"/>
               <w:right w:val="none" w:sz="0" w:color="000000"/>
@@ -5734,7 +5663,7 @@
                 <w:rFonts w:ascii="Times New Roman" w:hAnsi="Times New Roman" w:eastAsia="신명조"/>
                 <w:b w:val="0"/>
                 <w:i w:val="0"/>
-                <w:sz w:val="16"/>
+                <w:sz w:val="20"/>
               </w:rPr>
               <w:t>143.5</w:t>
             </w:r>
@@ -5742,7 +5671,7 @@
         </w:tc>
         <w:tc>
           <w:tcPr>
-            <w:tcW w:type="dxa" w:w="1606"/>
+            <w:tcW w:type="dxa" w:w="1512"/>
             <w:tcBorders>
               <w:left w:val="none" w:sz="0" w:color="000000"/>
               <w:right w:val="none" w:sz="0" w:color="000000"/>
@@ -5763,7 +5692,7 @@
                 <w:rFonts w:ascii="Times New Roman" w:hAnsi="Times New Roman" w:eastAsia="신명조"/>
                 <w:b w:val="0"/>
                 <w:i w:val="0"/>
-                <w:sz w:val="16"/>
+                <w:sz w:val="20"/>
               </w:rPr>
               <w:t>0.143 ms</w:t>
             </w:r>
@@ -5771,7 +5700,7 @@
         </w:tc>
         <w:tc>
           <w:tcPr>
-            <w:tcW w:type="dxa" w:w="1606"/>
+            <w:tcW w:type="dxa" w:w="1512"/>
             <w:tcBorders>
               <w:left w:val="none" w:sz="0" w:color="000000"/>
               <w:right w:val="none" w:sz="0" w:color="000000"/>
@@ -5792,7 +5721,7 @@
                 <w:rFonts w:ascii="Times New Roman" w:hAnsi="Times New Roman" w:eastAsia="신명조"/>
                 <w:b w:val="0"/>
                 <w:i w:val="0"/>
-                <w:sz w:val="16"/>
+                <w:sz w:val="20"/>
               </w:rPr>
               <w:t>28.7 ms</w:t>
             </w:r>
@@ -5800,7 +5729,7 @@
         </w:tc>
         <w:tc>
           <w:tcPr>
-            <w:tcW w:type="dxa" w:w="1606"/>
+            <w:tcW w:type="dxa" w:w="1512"/>
             <w:tcBorders>
               <w:left w:val="none" w:sz="0" w:color="000000"/>
               <w:right w:val="none" w:sz="0" w:color="000000"/>
@@ -5821,7 +5750,7 @@
                 <w:rFonts w:ascii="Times New Roman" w:hAnsi="Times New Roman" w:eastAsia="신명조"/>
                 <w:b w:val="0"/>
                 <w:i w:val="0"/>
-                <w:sz w:val="16"/>
+                <w:sz w:val="20"/>
               </w:rPr>
               <w:t>132.9 MB</w:t>
             </w:r>
@@ -5829,7 +5758,7 @@
         </w:tc>
         <w:tc>
           <w:tcPr>
-            <w:tcW w:type="dxa" w:w="1606"/>
+            <w:tcW w:type="dxa" w:w="1512"/>
             <w:tcBorders>
               <w:left w:val="none" w:sz="0" w:color="000000"/>
               <w:right w:val="none" w:sz="0" w:color="000000"/>
@@ -5850,7 +5779,7 @@
                 <w:rFonts w:ascii="Times New Roman" w:hAnsi="Times New Roman" w:eastAsia="신명조"/>
                 <w:b w:val="0"/>
                 <w:i w:val="0"/>
-                <w:sz w:val="16"/>
+                <w:sz w:val="20"/>
               </w:rPr>
               <w:t>2.00 MB</w:t>
             </w:r>
@@ -5860,7 +5789,7 @@
       <w:tr>
         <w:tc>
           <w:tcPr>
-            <w:tcW w:type="dxa" w:w="1606"/>
+            <w:tcW w:type="dxa" w:w="1512"/>
             <w:tcBorders>
               <w:left w:val="none" w:sz="0" w:color="000000"/>
               <w:right w:val="none" w:sz="0" w:color="000000"/>
@@ -5881,7 +5810,7 @@
                 <w:rFonts w:ascii="Times New Roman" w:hAnsi="Times New Roman" w:eastAsia="신명조"/>
                 <w:b w:val="0"/>
                 <w:i w:val="0"/>
-                <w:sz w:val="16"/>
+                <w:sz w:val="20"/>
               </w:rPr>
               <w:t>Quantile GBDT (CPU)</w:t>
             </w:r>
@@ -5889,7 +5818,7 @@
         </w:tc>
         <w:tc>
           <w:tcPr>
-            <w:tcW w:type="dxa" w:w="1606"/>
+            <w:tcW w:type="dxa" w:w="1512"/>
             <w:tcBorders>
               <w:left w:val="none" w:sz="0" w:color="000000"/>
               <w:right w:val="none" w:sz="0" w:color="000000"/>
@@ -5910,7 +5839,7 @@
                 <w:rFonts w:ascii="Times New Roman" w:hAnsi="Times New Roman" w:eastAsia="신명조"/>
                 <w:b w:val="0"/>
                 <w:i w:val="0"/>
-                <w:sz w:val="16"/>
+                <w:sz w:val="20"/>
               </w:rPr>
               <w:t>26.1 (full fit)</w:t>
             </w:r>
@@ -5918,7 +5847,7 @@
         </w:tc>
         <w:tc>
           <w:tcPr>
-            <w:tcW w:type="dxa" w:w="1606"/>
+            <w:tcW w:type="dxa" w:w="1512"/>
             <w:tcBorders>
               <w:left w:val="none" w:sz="0" w:color="000000"/>
               <w:right w:val="none" w:sz="0" w:color="000000"/>
@@ -5939,7 +5868,7 @@
                 <w:rFonts w:ascii="Times New Roman" w:hAnsi="Times New Roman" w:eastAsia="신명조"/>
                 <w:b w:val="0"/>
                 <w:i w:val="0"/>
-                <w:sz w:val="16"/>
+                <w:sz w:val="20"/>
               </w:rPr>
               <w:t>0.068 ms</w:t>
             </w:r>
@@ -5947,7 +5876,7 @@
         </w:tc>
         <w:tc>
           <w:tcPr>
-            <w:tcW w:type="dxa" w:w="1606"/>
+            <w:tcW w:type="dxa" w:w="1512"/>
             <w:tcBorders>
               <w:left w:val="none" w:sz="0" w:color="000000"/>
               <w:right w:val="none" w:sz="0" w:color="000000"/>
@@ -5968,7 +5897,7 @@
                 <w:rFonts w:ascii="Times New Roman" w:hAnsi="Times New Roman" w:eastAsia="신명조"/>
                 <w:b w:val="0"/>
                 <w:i w:val="0"/>
-                <w:sz w:val="16"/>
+                <w:sz w:val="20"/>
               </w:rPr>
               <w:t>13.4 ms</w:t>
             </w:r>
@@ -5976,7 +5905,7 @@
         </w:tc>
         <w:tc>
           <w:tcPr>
-            <w:tcW w:type="dxa" w:w="1606"/>
+            <w:tcW w:type="dxa" w:w="1512"/>
             <w:tcBorders>
               <w:left w:val="none" w:sz="0" w:color="000000"/>
               <w:right w:val="none" w:sz="0" w:color="000000"/>
@@ -5997,7 +5926,7 @@
                 <w:rFonts w:ascii="Times New Roman" w:hAnsi="Times New Roman" w:eastAsia="신명조"/>
                 <w:b w:val="0"/>
                 <w:i w:val="0"/>
-                <w:sz w:val="16"/>
+                <w:sz w:val="20"/>
               </w:rPr>
               <w:t>-</w:t>
             </w:r>
@@ -6005,7 +5934,7 @@
         </w:tc>
         <w:tc>
           <w:tcPr>
-            <w:tcW w:type="dxa" w:w="1606"/>
+            <w:tcW w:type="dxa" w:w="1512"/>
             <w:tcBorders>
               <w:left w:val="none" w:sz="0" w:color="000000"/>
               <w:right w:val="none" w:sz="0" w:color="000000"/>
@@ -6026,7 +5955,7 @@
                 <w:rFonts w:ascii="Times New Roman" w:hAnsi="Times New Roman" w:eastAsia="신명조"/>
                 <w:b w:val="0"/>
                 <w:i w:val="0"/>
-                <w:sz w:val="16"/>
+                <w:sz w:val="20"/>
               </w:rPr>
               <w:t>2.13 MB</w:t>
             </w:r>
@@ -6044,7 +5973,7 @@
         <w:sectPr>
           <w:type w:val="continuous"/>
           <w:pgSz w:w="11906" w:h="16838"/>
-          <w:pgMar w:top="1446" w:right="1134" w:bottom="879" w:left="1134" w:header="567" w:footer="567" w:gutter="0"/>
+          <w:pgMar w:top="1417" w:right="1417" w:bottom="1417" w:left="1417" w:header="567" w:footer="567" w:gutter="0"/>
           <w:docGrid w:linePitch="360"/>
           <w:cols w:num="1" w:space="453" w:equalWidth="1"/>
         </w:sectPr>
@@ -6055,7 +5984,7 @@
         <w:wordWrap w:val="0"/>
         <w:autoSpaceDE w:val="0"/>
         <w:autoSpaceDN w:val="0"/>
-        <w:spacing w:after="80" w:before="0" w:line="341" w:lineRule="auto"/>
+        <w:spacing w:after="80" w:before="0" w:line="480" w:lineRule="auto"/>
         <w:ind w:firstLine="180"/>
         <w:jc w:val="both"/>
       </w:pPr>
@@ -6064,7 +5993,7 @@
           <w:rFonts w:ascii="Times New Roman" w:hAnsi="Times New Roman" w:eastAsia="신명조"/>
           <w:b w:val="0"/>
           <w:i w:val="0"/>
-          <w:sz w:val="18"/>
+          <w:sz w:val="20"/>
         </w:rPr>
         <w:t>대등한 정확도에서 제안 모형은 TFT 원본 대비 학습 3.8배, 종목당 추론 4.8배, 활성값 메모리 5.1배의 절감을 보였다. 패치 토큰화가 어텐션 대상 시퀀스를 120에서 24로 줄이고 인코더 앞의 채널 축약이 채널 반복을 제거한 결과이며, 모수 1.4배 차이는 부차적이다. 같은 배율은 장비와 배치가 다른 조건에서도 재현된다 — &lt;Table 4&gt;를 얻은 캐글 GPU(배치 256, 혼합정밀도)에서 제안 모형 41.8초/epoch, TFT 원본 157.1초/epoch였다. 분위 GBDT는 이보다도 싸다. 세 분위 모형 전체를 한 번 학습하는 데 CPU에서 26.1초로 제안 모형의 1 epoch보다 짧았고, 종목당 추론도 0.068 ms로 절반 이하였다. 따라서 본 연구의 경량은 트랜스포머 분위 모형, 특히 TFT 대비의 의미이며, 제안 모형이 GBDT 대비 얻는 것은 비용이 아니라 검정구간 손실의 추가 개선(+4.95% 대 +3.45%)이다.</w:t>
       </w:r>
@@ -6074,7 +6003,7 @@
         <w:wordWrap w:val="0"/>
         <w:autoSpaceDE w:val="0"/>
         <w:autoSpaceDN w:val="0"/>
-        <w:spacing w:after="80" w:before="0" w:line="341" w:lineRule="auto"/>
+        <w:spacing w:after="80" w:before="0" w:line="480" w:lineRule="auto"/>
         <w:ind w:firstLine="180"/>
         <w:jc w:val="both"/>
       </w:pPr>
@@ -6083,7 +6012,7 @@
           <w:rFonts w:ascii="Times New Roman" w:hAnsi="Times New Roman" w:eastAsia="신명조"/>
           <w:b w:val="0"/>
           <w:i w:val="0"/>
-          <w:sz w:val="18"/>
+          <w:sz w:val="20"/>
         </w:rPr>
         <w:t>(Fig. 2)는 &lt;Table 4&gt;의 검증구간 정확도와 &lt;Table 5&gt;의 비용을 한 평면에 놓은 것이다. 지연시간만 보면 분위 헤드 모형이 더 왼쪽에 있으나, 정확도와 비용을 함께 보면 세 트랜스포머 모형 가운데 제안 모형이 파레토 전선 위에 있다. 분위 GBDT는 검증 정확도가 같고 지연이 더 짧으므로 이 평면에서는 제안 모형보다 앞선다.</w:t>
       </w:r>
@@ -6133,16 +6062,16 @@
         <w:wordWrap w:val="0"/>
         <w:autoSpaceDE w:val="0"/>
         <w:autoSpaceDN w:val="0"/>
-        <w:spacing w:after="40" w:before="0" w:line="288" w:lineRule="auto"/>
+        <w:spacing w:after="40" w:before="0" w:line="480" w:lineRule="auto"/>
       </w:pPr>
       <w:r>
         <w:rPr>
           <w:rFonts w:ascii="Times New Roman" w:hAnsi="Times New Roman" w:eastAsia="중고딕"/>
           <w:b w:val="0"/>
           <w:i w:val="0"/>
-          <w:sz w:val="17"/>
+          <w:sz w:val="20"/>
         </w:rPr>
-        <w:t>Fig. 2. Forecast accuracy against inference cost. The vertical axis is the pinball improvement over the unconditional-quantile baseline on validation (&lt;Table 4&gt;), the horizontal axis is per-stock inference latency, and the marker area is activation memory for a 120-day input (&lt;Table 5&gt;). The quantile GBDT (open diamond) is measured on the CPU and has no activation memory, so its marker size does not apply. The original point-forecast PatchTST is omitted because its pinball loss falls far below the plotted range.</w:t>
+        <w:t>Fig. 2. Forecast accuracy against inference cost. The vertical axis is the pinball improvement over the unconditional-quantile baseline on validation (&lt;Table 4&gt;), the horizontal axis is per-stock inference latency, and the circle area is activation memory for a 120-day input (&lt;Table 5&gt;). The quantile GBDT (open diamond) is measured on the CPU and has no activation memory, so its marker size does not apply. The original point-forecast PatchTST is omitted because its pinball loss falls far below the plotted range.</w:t>
       </w:r>
     </w:p>
     <w:p>
@@ -6150,14 +6079,14 @@
         <w:wordWrap w:val="0"/>
         <w:autoSpaceDE w:val="0"/>
         <w:autoSpaceDN w:val="0"/>
-        <w:spacing w:after="60" w:before="0" w:line="300" w:lineRule="auto"/>
+        <w:spacing w:after="60" w:before="0" w:line="480" w:lineRule="auto"/>
       </w:pPr>
       <w:r>
         <w:rPr>
           <w:rFonts w:ascii="Times New Roman" w:hAnsi="Times New Roman" w:eastAsia="중고딕"/>
           <w:b w:val="0"/>
           <w:i w:val="0"/>
-          <w:sz w:val="18"/>
+          <w:sz w:val="20"/>
         </w:rPr>
         <w:t>5.3 기권 행태</w:t>
       </w:r>
@@ -6167,7 +6096,7 @@
         <w:wordWrap w:val="0"/>
         <w:autoSpaceDE w:val="0"/>
         <w:autoSpaceDN w:val="0"/>
-        <w:spacing w:after="80" w:before="0" w:line="341" w:lineRule="auto"/>
+        <w:spacing w:after="80" w:before="0" w:line="480" w:lineRule="auto"/>
         <w:ind w:firstLine="180"/>
         <w:jc w:val="both"/>
       </w:pPr>
@@ -6176,7 +6105,7 @@
           <w:rFonts w:ascii="Times New Roman" w:hAnsi="Times New Roman" w:eastAsia="신명조"/>
           <w:b w:val="0"/>
           <w:i w:val="0"/>
-          <w:sz w:val="18"/>
+          <w:sz w:val="20"/>
         </w:rPr>
         <w:t>네 분위 모형에 4.4절의 동일한 기권 규칙을 적용하고 검정구간 전체에서 집계하였다. 점 예측 모형은 임계할 폭이 없어 기권이 정의되지 않으므로 제외하였다.</w:t>
       </w:r>
@@ -6186,9 +6115,9 @@
         <w:sectPr>
           <w:type w:val="continuous"/>
           <w:pgSz w:w="11906" w:h="16838"/>
-          <w:pgMar w:top="1446" w:right="1134" w:bottom="879" w:left="1134" w:header="567" w:footer="567" w:gutter="0"/>
+          <w:pgMar w:top="1417" w:right="1417" w:bottom="1417" w:left="1417" w:header="567" w:footer="567" w:gutter="0"/>
           <w:docGrid w:linePitch="360"/>
-          <w:cols w:num="2" w:space="453" w:equalWidth="1"/>
+          <w:cols w:num="1" w:space="453" w:equalWidth="1"/>
         </w:sectPr>
       </w:pPr>
     </w:p>
@@ -6197,14 +6126,14 @@
         <w:wordWrap w:val="0"/>
         <w:autoSpaceDE w:val="0"/>
         <w:autoSpaceDN w:val="0"/>
-        <w:spacing w:after="40" w:before="0" w:line="288" w:lineRule="auto"/>
+        <w:spacing w:after="40" w:before="0" w:line="480" w:lineRule="auto"/>
       </w:pPr>
       <w:r>
         <w:rPr>
           <w:rFonts w:ascii="Times New Roman" w:hAnsi="Times New Roman" w:eastAsia="중고딕"/>
           <w:b w:val="0"/>
           <w:i w:val="0"/>
-          <w:sz w:val="17"/>
+          <w:sz w:val="20"/>
         </w:rPr>
         <w:t>Table 6. Abstention on the test split (550 days, 106,490 windows), mean over five seeds with the standard deviation for TFT and the proposed model and a single run for the quantile GBDT. The threshold is the 95th percentile of the width distribution over the trailing 90 calendar days, pooled across all stocks; Q1 and Q4 are the lowest and highest quartiles of realized volatility at decision time. Pinball loss is reported separately for abstained and retained candidates</w:t>
       </w:r>
@@ -6217,17 +6146,17 @@
         <w:tblLook w:firstColumn="1" w:firstRow="1" w:lastColumn="0" w:lastRow="0" w:noHBand="0" w:noVBand="1" w:val="04A0"/>
       </w:tblPr>
       <w:tblGrid>
-        <w:gridCol w:w="1606"/>
-        <w:gridCol w:w="1606"/>
-        <w:gridCol w:w="1606"/>
-        <w:gridCol w:w="1606"/>
-        <w:gridCol w:w="1606"/>
-        <w:gridCol w:w="1606"/>
+        <w:gridCol w:w="1512"/>
+        <w:gridCol w:w="1512"/>
+        <w:gridCol w:w="1512"/>
+        <w:gridCol w:w="1512"/>
+        <w:gridCol w:w="1512"/>
+        <w:gridCol w:w="1512"/>
       </w:tblGrid>
       <w:tr>
         <w:tc>
           <w:tcPr>
-            <w:tcW w:type="dxa" w:w="1606"/>
+            <w:tcW w:type="dxa" w:w="1512"/>
             <w:tcBorders>
               <w:left w:val="none" w:sz="0" w:color="000000"/>
               <w:right w:val="none" w:sz="0" w:color="000000"/>
@@ -6248,7 +6177,7 @@
                 <w:rFonts w:ascii="Times New Roman" w:hAnsi="Times New Roman" w:eastAsia="신명조"/>
                 <w:b/>
                 <w:i w:val="0"/>
-                <w:sz w:val="16"/>
+                <w:sz w:val="20"/>
               </w:rPr>
               <w:t>Model</w:t>
             </w:r>
@@ -6256,7 +6185,7 @@
         </w:tc>
         <w:tc>
           <w:tcPr>
-            <w:tcW w:type="dxa" w:w="1606"/>
+            <w:tcW w:type="dxa" w:w="1512"/>
             <w:tcBorders>
               <w:left w:val="none" w:sz="0" w:color="000000"/>
               <w:right w:val="none" w:sz="0" w:color="000000"/>
@@ -6277,7 +6206,7 @@
                 <w:rFonts w:ascii="Times New Roman" w:hAnsi="Times New Roman" w:eastAsia="신명조"/>
                 <w:b/>
                 <w:i w:val="0"/>
-                <w:sz w:val="16"/>
+                <w:sz w:val="20"/>
               </w:rPr>
               <w:t>Abstain</w:t>
             </w:r>
@@ -6285,7 +6214,7 @@
         </w:tc>
         <w:tc>
           <w:tcPr>
-            <w:tcW w:type="dxa" w:w="1606"/>
+            <w:tcW w:type="dxa" w:w="1512"/>
             <w:tcBorders>
               <w:left w:val="none" w:sz="0" w:color="000000"/>
               <w:right w:val="none" w:sz="0" w:color="000000"/>
@@ -6306,7 +6235,7 @@
                 <w:rFonts w:ascii="Times New Roman" w:hAnsi="Times New Roman" w:eastAsia="신명조"/>
                 <w:b/>
                 <w:i w:val="0"/>
-                <w:sz w:val="16"/>
+                <w:sz w:val="20"/>
               </w:rPr>
               <w:t>Q1</w:t>
             </w:r>
@@ -6314,7 +6243,7 @@
         </w:tc>
         <w:tc>
           <w:tcPr>
-            <w:tcW w:type="dxa" w:w="1606"/>
+            <w:tcW w:type="dxa" w:w="1512"/>
             <w:tcBorders>
               <w:left w:val="none" w:sz="0" w:color="000000"/>
               <w:right w:val="none" w:sz="0" w:color="000000"/>
@@ -6335,7 +6264,7 @@
                 <w:rFonts w:ascii="Times New Roman" w:hAnsi="Times New Roman" w:eastAsia="신명조"/>
                 <w:b/>
                 <w:i w:val="0"/>
-                <w:sz w:val="16"/>
+                <w:sz w:val="20"/>
               </w:rPr>
               <w:t>Q4</w:t>
             </w:r>
@@ -6343,7 +6272,7 @@
         </w:tc>
         <w:tc>
           <w:tcPr>
-            <w:tcW w:type="dxa" w:w="1606"/>
+            <w:tcW w:type="dxa" w:w="1512"/>
             <w:tcBorders>
               <w:left w:val="none" w:sz="0" w:color="000000"/>
               <w:right w:val="none" w:sz="0" w:color="000000"/>
@@ -6364,7 +6293,7 @@
                 <w:rFonts w:ascii="Times New Roman" w:hAnsi="Times New Roman" w:eastAsia="신명조"/>
                 <w:b/>
                 <w:i w:val="0"/>
-                <w:sz w:val="16"/>
+                <w:sz w:val="20"/>
               </w:rPr>
               <w:t>Pinball, abstained</w:t>
             </w:r>
@@ -6372,7 +6301,7 @@
         </w:tc>
         <w:tc>
           <w:tcPr>
-            <w:tcW w:type="dxa" w:w="1606"/>
+            <w:tcW w:type="dxa" w:w="1512"/>
             <w:tcBorders>
               <w:left w:val="none" w:sz="0" w:color="000000"/>
               <w:right w:val="none" w:sz="0" w:color="000000"/>
@@ -6393,7 +6322,7 @@
                 <w:rFonts w:ascii="Times New Roman" w:hAnsi="Times New Roman" w:eastAsia="신명조"/>
                 <w:b/>
                 <w:i w:val="0"/>
-                <w:sz w:val="16"/>
+                <w:sz w:val="20"/>
               </w:rPr>
               <w:t>Pinball, retained</w:t>
             </w:r>
@@ -6403,7 +6332,7 @@
       <w:tr>
         <w:tc>
           <w:tcPr>
-            <w:tcW w:type="dxa" w:w="1606"/>
+            <w:tcW w:type="dxa" w:w="1512"/>
             <w:tcBorders>
               <w:left w:val="none" w:sz="0" w:color="000000"/>
               <w:right w:val="none" w:sz="0" w:color="000000"/>
@@ -6424,7 +6353,7 @@
                 <w:rFonts w:ascii="Times New Roman" w:hAnsi="Times New Roman" w:eastAsia="신명조"/>
                 <w:b w:val="0"/>
                 <w:i w:val="0"/>
-                <w:sz w:val="16"/>
+                <w:sz w:val="20"/>
               </w:rPr>
               <w:t>PatchTST + quantile</w:t>
             </w:r>
@@ -6432,7 +6361,7 @@
         </w:tc>
         <w:tc>
           <w:tcPr>
-            <w:tcW w:type="dxa" w:w="1606"/>
+            <w:tcW w:type="dxa" w:w="1512"/>
             <w:tcBorders>
               <w:left w:val="none" w:sz="0" w:color="000000"/>
               <w:right w:val="none" w:sz="0" w:color="000000"/>
@@ -6453,7 +6382,7 @@
                 <w:rFonts w:ascii="Times New Roman" w:hAnsi="Times New Roman" w:eastAsia="신명조"/>
                 <w:b w:val="0"/>
                 <w:i w:val="0"/>
-                <w:sz w:val="16"/>
+                <w:sz w:val="20"/>
               </w:rPr>
               <w:t>5.24 ± 0.32%</w:t>
             </w:r>
@@ -6461,7 +6390,7 @@
         </w:tc>
         <w:tc>
           <w:tcPr>
-            <w:tcW w:type="dxa" w:w="1606"/>
+            <w:tcW w:type="dxa" w:w="1512"/>
             <w:tcBorders>
               <w:left w:val="none" w:sz="0" w:color="000000"/>
               <w:right w:val="none" w:sz="0" w:color="000000"/>
@@ -6482,7 +6411,7 @@
                 <w:rFonts w:ascii="Times New Roman" w:hAnsi="Times New Roman" w:eastAsia="신명조"/>
                 <w:b w:val="0"/>
                 <w:i w:val="0"/>
-                <w:sz w:val="16"/>
+                <w:sz w:val="20"/>
               </w:rPr>
               <w:t>3.45 ± 2.04%</w:t>
             </w:r>
@@ -6490,7 +6419,7 @@
         </w:tc>
         <w:tc>
           <w:tcPr>
-            <w:tcW w:type="dxa" w:w="1606"/>
+            <w:tcW w:type="dxa" w:w="1512"/>
             <w:tcBorders>
               <w:left w:val="none" w:sz="0" w:color="000000"/>
               <w:right w:val="none" w:sz="0" w:color="000000"/>
@@ -6511,7 +6440,7 @@
                 <w:rFonts w:ascii="Times New Roman" w:hAnsi="Times New Roman" w:eastAsia="신명조"/>
                 <w:b w:val="0"/>
                 <w:i w:val="0"/>
-                <w:sz w:val="16"/>
+                <w:sz w:val="20"/>
               </w:rPr>
               <w:t>8.02 ± 2.75%</w:t>
             </w:r>
@@ -6519,7 +6448,7 @@
         </w:tc>
         <w:tc>
           <w:tcPr>
-            <w:tcW w:type="dxa" w:w="1606"/>
+            <w:tcW w:type="dxa" w:w="1512"/>
             <w:tcBorders>
               <w:left w:val="none" w:sz="0" w:color="000000"/>
               <w:right w:val="none" w:sz="0" w:color="000000"/>
@@ -6540,7 +6469,7 @@
                 <w:rFonts w:ascii="Times New Roman" w:hAnsi="Times New Roman" w:eastAsia="신명조"/>
                 <w:b w:val="0"/>
                 <w:i w:val="0"/>
-                <w:sz w:val="16"/>
+                <w:sz w:val="20"/>
               </w:rPr>
               <w:t>0.02127 ± 0.00171</w:t>
             </w:r>
@@ -6548,7 +6477,7 @@
         </w:tc>
         <w:tc>
           <w:tcPr>
-            <w:tcW w:type="dxa" w:w="1606"/>
+            <w:tcW w:type="dxa" w:w="1512"/>
             <w:tcBorders>
               <w:left w:val="none" w:sz="0" w:color="000000"/>
               <w:right w:val="none" w:sz="0" w:color="000000"/>
@@ -6569,7 +6498,7 @@
                 <w:rFonts w:ascii="Times New Roman" w:hAnsi="Times New Roman" w:eastAsia="신명조"/>
                 <w:b w:val="0"/>
                 <w:i w:val="0"/>
-                <w:sz w:val="16"/>
+                <w:sz w:val="20"/>
               </w:rPr>
               <w:t>0.01855 ± 0.00022</w:t>
             </w:r>
@@ -6579,7 +6508,7 @@
       <w:tr>
         <w:tc>
           <w:tcPr>
-            <w:tcW w:type="dxa" w:w="1606"/>
+            <w:tcW w:type="dxa" w:w="1512"/>
             <w:tcBorders>
               <w:left w:val="none" w:sz="0" w:color="000000"/>
               <w:right w:val="none" w:sz="0" w:color="000000"/>
@@ -6600,7 +6529,7 @@
                 <w:rFonts w:ascii="Times New Roman" w:hAnsi="Times New Roman" w:eastAsia="신명조"/>
                 <w:b w:val="0"/>
                 <w:i w:val="0"/>
-                <w:sz w:val="16"/>
+                <w:sz w:val="20"/>
               </w:rPr>
               <w:t>Quantile GBDT</w:t>
             </w:r>
@@ -6608,7 +6537,7 @@
         </w:tc>
         <w:tc>
           <w:tcPr>
-            <w:tcW w:type="dxa" w:w="1606"/>
+            <w:tcW w:type="dxa" w:w="1512"/>
             <w:tcBorders>
               <w:left w:val="none" w:sz="0" w:color="000000"/>
               <w:right w:val="none" w:sz="0" w:color="000000"/>
@@ -6629,7 +6558,7 @@
                 <w:rFonts w:ascii="Times New Roman" w:hAnsi="Times New Roman" w:eastAsia="신명조"/>
                 <w:b w:val="0"/>
                 <w:i w:val="0"/>
-                <w:sz w:val="16"/>
+                <w:sz w:val="20"/>
               </w:rPr>
               <w:t>5.36%</w:t>
             </w:r>
@@ -6637,7 +6566,7 @@
         </w:tc>
         <w:tc>
           <w:tcPr>
-            <w:tcW w:type="dxa" w:w="1606"/>
+            <w:tcW w:type="dxa" w:w="1512"/>
             <w:tcBorders>
               <w:left w:val="none" w:sz="0" w:color="000000"/>
               <w:right w:val="none" w:sz="0" w:color="000000"/>
@@ -6658,7 +6587,7 @@
                 <w:rFonts w:ascii="Times New Roman" w:hAnsi="Times New Roman" w:eastAsia="신명조"/>
                 <w:b w:val="0"/>
                 <w:i w:val="0"/>
-                <w:sz w:val="16"/>
+                <w:sz w:val="20"/>
               </w:rPr>
               <w:t>0.00%</w:t>
             </w:r>
@@ -6666,7 +6595,7 @@
         </w:tc>
         <w:tc>
           <w:tcPr>
-            <w:tcW w:type="dxa" w:w="1606"/>
+            <w:tcW w:type="dxa" w:w="1512"/>
             <w:tcBorders>
               <w:left w:val="none" w:sz="0" w:color="000000"/>
               <w:right w:val="none" w:sz="0" w:color="000000"/>
@@ -6687,7 +6616,7 @@
                 <w:rFonts w:ascii="Times New Roman" w:hAnsi="Times New Roman" w:eastAsia="신명조"/>
                 <w:b w:val="0"/>
                 <w:i w:val="0"/>
-                <w:sz w:val="16"/>
+                <w:sz w:val="20"/>
               </w:rPr>
               <w:t>17.04%</w:t>
             </w:r>
@@ -6695,7 +6624,7 @@
         </w:tc>
         <w:tc>
           <w:tcPr>
-            <w:tcW w:type="dxa" w:w="1606"/>
+            <w:tcW w:type="dxa" w:w="1512"/>
             <w:tcBorders>
               <w:left w:val="none" w:sz="0" w:color="000000"/>
               <w:right w:val="none" w:sz="0" w:color="000000"/>
@@ -6716,7 +6645,7 @@
                 <w:rFonts w:ascii="Times New Roman" w:hAnsi="Times New Roman" w:eastAsia="신명조"/>
                 <w:b w:val="0"/>
                 <w:i w:val="0"/>
-                <w:sz w:val="16"/>
+                <w:sz w:val="20"/>
               </w:rPr>
               <w:t>0.02622</w:t>
             </w:r>
@@ -6724,7 +6653,7 @@
         </w:tc>
         <w:tc>
           <w:tcPr>
-            <w:tcW w:type="dxa" w:w="1606"/>
+            <w:tcW w:type="dxa" w:w="1512"/>
             <w:tcBorders>
               <w:left w:val="none" w:sz="0" w:color="000000"/>
               <w:right w:val="none" w:sz="0" w:color="000000"/>
@@ -6745,7 +6674,7 @@
                 <w:rFonts w:ascii="Times New Roman" w:hAnsi="Times New Roman" w:eastAsia="신명조"/>
                 <w:b w:val="0"/>
                 <w:i w:val="0"/>
-                <w:sz w:val="16"/>
+                <w:sz w:val="20"/>
               </w:rPr>
               <w:t>0.01765</w:t>
             </w:r>
@@ -6755,7 +6684,7 @@
       <w:tr>
         <w:tc>
           <w:tcPr>
-            <w:tcW w:type="dxa" w:w="1606"/>
+            <w:tcW w:type="dxa" w:w="1512"/>
             <w:tcBorders>
               <w:left w:val="none" w:sz="0" w:color="000000"/>
               <w:right w:val="none" w:sz="0" w:color="000000"/>
@@ -6776,7 +6705,7 @@
                 <w:rFonts w:ascii="Times New Roman" w:hAnsi="Times New Roman" w:eastAsia="신명조"/>
                 <w:b w:val="0"/>
                 <w:i w:val="0"/>
-                <w:sz w:val="16"/>
+                <w:sz w:val="20"/>
               </w:rPr>
               <w:t>TFT, original</w:t>
             </w:r>
@@ -6784,7 +6713,7 @@
         </w:tc>
         <w:tc>
           <w:tcPr>
-            <w:tcW w:type="dxa" w:w="1606"/>
+            <w:tcW w:type="dxa" w:w="1512"/>
             <w:tcBorders>
               <w:left w:val="none" w:sz="0" w:color="000000"/>
               <w:right w:val="none" w:sz="0" w:color="000000"/>
@@ -6805,7 +6734,7 @@
                 <w:rFonts w:ascii="Times New Roman" w:hAnsi="Times New Roman" w:eastAsia="신명조"/>
                 <w:b w:val="0"/>
                 <w:i w:val="0"/>
-                <w:sz w:val="16"/>
+                <w:sz w:val="20"/>
               </w:rPr>
               <w:t>5.28 ± 0.13%</w:t>
             </w:r>
@@ -6813,7 +6742,7 @@
         </w:tc>
         <w:tc>
           <w:tcPr>
-            <w:tcW w:type="dxa" w:w="1606"/>
+            <w:tcW w:type="dxa" w:w="1512"/>
             <w:tcBorders>
               <w:left w:val="none" w:sz="0" w:color="000000"/>
               <w:right w:val="none" w:sz="0" w:color="000000"/>
@@ -6834,7 +6763,7 @@
                 <w:rFonts w:ascii="Times New Roman" w:hAnsi="Times New Roman" w:eastAsia="신명조"/>
                 <w:b w:val="0"/>
                 <w:i w:val="0"/>
-                <w:sz w:val="16"/>
+                <w:sz w:val="20"/>
               </w:rPr>
               <w:t>0.00 ± 0.00%</w:t>
             </w:r>
@@ -6842,7 +6771,7 @@
         </w:tc>
         <w:tc>
           <w:tcPr>
-            <w:tcW w:type="dxa" w:w="1606"/>
+            <w:tcW w:type="dxa" w:w="1512"/>
             <w:tcBorders>
               <w:left w:val="none" w:sz="0" w:color="000000"/>
               <w:right w:val="none" w:sz="0" w:color="000000"/>
@@ -6863,7 +6792,7 @@
                 <w:rFonts w:ascii="Times New Roman" w:hAnsi="Times New Roman" w:eastAsia="신명조"/>
                 <w:b w:val="0"/>
                 <w:i w:val="0"/>
-                <w:sz w:val="16"/>
+                <w:sz w:val="20"/>
               </w:rPr>
               <w:t>16.71 ± 0.41%</w:t>
             </w:r>
@@ -6871,7 +6800,7 @@
         </w:tc>
         <w:tc>
           <w:tcPr>
-            <w:tcW w:type="dxa" w:w="1606"/>
+            <w:tcW w:type="dxa" w:w="1512"/>
             <w:tcBorders>
               <w:left w:val="none" w:sz="0" w:color="000000"/>
               <w:right w:val="none" w:sz="0" w:color="000000"/>
@@ -6892,7 +6821,7 @@
                 <w:rFonts w:ascii="Times New Roman" w:hAnsi="Times New Roman" w:eastAsia="신명조"/>
                 <w:b w:val="0"/>
                 <w:i w:val="0"/>
-                <w:sz w:val="16"/>
+                <w:sz w:val="20"/>
               </w:rPr>
               <w:t>0.02584 ± 0.00104</w:t>
             </w:r>
@@ -6900,7 +6829,7 @@
         </w:tc>
         <w:tc>
           <w:tcPr>
-            <w:tcW w:type="dxa" w:w="1606"/>
+            <w:tcW w:type="dxa" w:w="1512"/>
             <w:tcBorders>
               <w:left w:val="none" w:sz="0" w:color="000000"/>
               <w:right w:val="none" w:sz="0" w:color="000000"/>
@@ -6921,7 +6850,7 @@
                 <w:rFonts w:ascii="Times New Roman" w:hAnsi="Times New Roman" w:eastAsia="신명조"/>
                 <w:b w:val="0"/>
                 <w:i w:val="0"/>
-                <w:sz w:val="16"/>
+                <w:sz w:val="20"/>
               </w:rPr>
               <w:t>0.01791 ± 0.00014</w:t>
             </w:r>
@@ -6931,7 +6860,7 @@
       <w:tr>
         <w:tc>
           <w:tcPr>
-            <w:tcW w:type="dxa" w:w="1606"/>
+            <w:tcW w:type="dxa" w:w="1512"/>
             <w:tcBorders>
               <w:left w:val="none" w:sz="0" w:color="000000"/>
               <w:right w:val="none" w:sz="0" w:color="000000"/>
@@ -6952,7 +6881,7 @@
                 <w:rFonts w:ascii="Times New Roman" w:hAnsi="Times New Roman" w:eastAsia="신명조"/>
                 <w:b/>
                 <w:i w:val="0"/>
-                <w:sz w:val="16"/>
+                <w:sz w:val="20"/>
               </w:rPr>
               <w:t>Ours</w:t>
             </w:r>
@@ -6960,7 +6889,7 @@
         </w:tc>
         <w:tc>
           <w:tcPr>
-            <w:tcW w:type="dxa" w:w="1606"/>
+            <w:tcW w:type="dxa" w:w="1512"/>
             <w:tcBorders>
               <w:left w:val="none" w:sz="0" w:color="000000"/>
               <w:right w:val="none" w:sz="0" w:color="000000"/>
@@ -6981,7 +6910,7 @@
                 <w:rFonts w:ascii="Times New Roman" w:hAnsi="Times New Roman" w:eastAsia="신명조"/>
                 <w:b w:val="0"/>
                 <w:i w:val="0"/>
-                <w:sz w:val="16"/>
+                <w:sz w:val="20"/>
               </w:rPr>
               <w:t>5.91 ± 0.11%</w:t>
             </w:r>
@@ -6989,7 +6918,7 @@
         </w:tc>
         <w:tc>
           <w:tcPr>
-            <w:tcW w:type="dxa" w:w="1606"/>
+            <w:tcW w:type="dxa" w:w="1512"/>
             <w:tcBorders>
               <w:left w:val="none" w:sz="0" w:color="000000"/>
               <w:right w:val="none" w:sz="0" w:color="000000"/>
@@ -7010,7 +6939,7 @@
                 <w:rFonts w:ascii="Times New Roman" w:hAnsi="Times New Roman" w:eastAsia="신명조"/>
                 <w:b w:val="0"/>
                 <w:i w:val="0"/>
-                <w:sz w:val="16"/>
+                <w:sz w:val="20"/>
               </w:rPr>
               <w:t>0.21 ± 0.05%</w:t>
             </w:r>
@@ -7018,7 +6947,7 @@
         </w:tc>
         <w:tc>
           <w:tcPr>
-            <w:tcW w:type="dxa" w:w="1606"/>
+            <w:tcW w:type="dxa" w:w="1512"/>
             <w:tcBorders>
               <w:left w:val="none" w:sz="0" w:color="000000"/>
               <w:right w:val="none" w:sz="0" w:color="000000"/>
@@ -7039,7 +6968,7 @@
                 <w:rFonts w:ascii="Times New Roman" w:hAnsi="Times New Roman" w:eastAsia="신명조"/>
                 <w:b/>
                 <w:i w:val="0"/>
-                <w:sz w:val="16"/>
+                <w:sz w:val="20"/>
               </w:rPr>
               <w:t>20.07 ± 0.71%</w:t>
             </w:r>
@@ -7047,7 +6976,7 @@
         </w:tc>
         <w:tc>
           <w:tcPr>
-            <w:tcW w:type="dxa" w:w="1606"/>
+            <w:tcW w:type="dxa" w:w="1512"/>
             <w:tcBorders>
               <w:left w:val="none" w:sz="0" w:color="000000"/>
               <w:right w:val="none" w:sz="0" w:color="000000"/>
@@ -7068,7 +6997,7 @@
                 <w:rFonts w:ascii="Times New Roman" w:hAnsi="Times New Roman" w:eastAsia="신명조"/>
                 <w:b w:val="0"/>
                 <w:i w:val="0"/>
-                <w:sz w:val="16"/>
+                <w:sz w:val="20"/>
               </w:rPr>
               <w:t>0.02612 ± 0.00040</w:t>
             </w:r>
@@ -7076,7 +7005,7 @@
         </w:tc>
         <w:tc>
           <w:tcPr>
-            <w:tcW w:type="dxa" w:w="1606"/>
+            <w:tcW w:type="dxa" w:w="1512"/>
             <w:tcBorders>
               <w:left w:val="none" w:sz="0" w:color="000000"/>
               <w:right w:val="none" w:sz="0" w:color="000000"/>
@@ -7097,7 +7026,7 @@
                 <w:rFonts w:ascii="Times New Roman" w:hAnsi="Times New Roman" w:eastAsia="신명조"/>
                 <w:b/>
                 <w:i w:val="0"/>
-                <w:sz w:val="16"/>
+                <w:sz w:val="20"/>
               </w:rPr>
               <w:t>0.01730 ± 0.00005</w:t>
             </w:r>
@@ -7115,7 +7044,7 @@
         <w:sectPr>
           <w:type w:val="continuous"/>
           <w:pgSz w:w="11906" w:h="16838"/>
-          <w:pgMar w:top="1446" w:right="1134" w:bottom="879" w:left="1134" w:header="567" w:footer="567" w:gutter="0"/>
+          <w:pgMar w:top="1417" w:right="1417" w:bottom="1417" w:left="1417" w:header="567" w:footer="567" w:gutter="0"/>
           <w:docGrid w:linePitch="360"/>
           <w:cols w:num="1" w:space="453" w:equalWidth="1"/>
         </w:sectPr>
@@ -7126,7 +7055,7 @@
         <w:wordWrap w:val="0"/>
         <w:autoSpaceDE w:val="0"/>
         <w:autoSpaceDN w:val="0"/>
-        <w:spacing w:after="80" w:before="0" w:line="341" w:lineRule="auto"/>
+        <w:spacing w:after="80" w:before="0" w:line="480" w:lineRule="auto"/>
         <w:ind w:firstLine="180"/>
         <w:jc w:val="both"/>
       </w:pPr>
@@ -7135,7 +7064,7 @@
           <w:rFonts w:ascii="Times New Roman" w:hAnsi="Times New Roman" w:eastAsia="신명조"/>
           <w:b w:val="0"/>
           <w:i w:val="0"/>
-          <w:sz w:val="18"/>
+          <w:sz w:val="20"/>
         </w:rPr>
         <w:t xml:space="preserve">&lt;Table 6&gt;은 기권 요구사항이 규칙이 아니라 구조에 의해 충족되었음을 보여준다. 네 행의 기권 규칙은 동일하며 예측 분포만 다르다. 분위 헤드를 부착하면 기권이 작동하기 시작하고, 변수선택·정적 문맥·매크로 입력이 더해지면 최상위 변동성 분위의 기권율이 20.07%인 반면 최하위 분위는 0.21%에 머물러(셋 중 하나를 빼도 유지된다, 5.4절) 기권이 고변동 구간에 집중된다. 다만 예측 폭과 실현 변동의 상관 자체는 TFT 원본이 더 높았다(0.186 대 0.170). 기권이 고변동 구간에 더 몰리는 것과 폭이 변동을 더 잘 따라가는 것은 별개의 성질이다. 보류된 판단은 실제로 더 나빴다. 제안 모형이 기권한 예측의 핀볼 손실은 남긴 예측의 1.510 ± 0.023배이며, 날짜 단위로 짝지은 손실차의 </w:t>
       </w:r>
@@ -7144,7 +7073,7 @@
           <w:rFonts w:ascii="Times New Roman" w:hAnsi="Times New Roman" w:eastAsia="신명조"/>
           <w:b w:val="0"/>
           <w:i/>
-          <w:sz w:val="18"/>
+          <w:sz w:val="20"/>
         </w:rPr>
         <w:t>t</w:t>
       </w:r>
@@ -7153,7 +7082,7 @@
           <w:rFonts w:ascii="Times New Roman" w:hAnsi="Times New Roman" w:eastAsia="신명조"/>
           <w:b w:val="0"/>
           <w:i w:val="0"/>
-          <w:sz w:val="18"/>
+          <w:sz w:val="20"/>
         </w:rPr>
         <w:t xml:space="preserve"> 값은 19.41 ± 1.02이다. 반면 중앙값 부호의 방향 적중률은 기권 0.52 대 유지 0.52로 거의 같다 — 보류된 판단은 방향을 틀리기 쉬운 판단이 아니라 오차의 크기가 큰 판단이며, 이는 기권이 폭에 걸려 있다는 설계와 일치한다.</w:t>
       </w:r>
@@ -7163,7 +7092,7 @@
         <w:wordWrap w:val="0"/>
         <w:autoSpaceDE w:val="0"/>
         <w:autoSpaceDN w:val="0"/>
-        <w:spacing w:after="80" w:before="0" w:line="341" w:lineRule="auto"/>
+        <w:spacing w:after="80" w:before="0" w:line="480" w:lineRule="auto"/>
         <w:ind w:firstLine="180"/>
         <w:jc w:val="both"/>
       </w:pPr>
@@ -7172,7 +7101,7 @@
           <w:rFonts w:ascii="Times New Roman" w:hAnsi="Times New Roman" w:eastAsia="신명조"/>
           <w:b w:val="0"/>
           <w:i w:val="0"/>
-          <w:sz w:val="18"/>
+          <w:sz w:val="20"/>
         </w:rPr>
         <w:t>다만 핀볼 손실은 변동성이 큰 구간에서 원래 크므로, 고변동 구간을 피하는 규칙이라면 무엇이든 이 비가 1을 넘는다. 규칙과 분위를 그대로 두고 점수만 예측 폭에서 직전 20일 실현변동성으로 바꿔 끼운 통제군과 대조하였고, 기권율 차이가 섞이지 않도록 날짜마다 두 점수의 횡단면 순위 상위 r%를 보류시켜 같은 날 같은 개수를 보류하게 맞추었다. r = 2, 5, 6, 10, 20, 30% 여섯 수준 전부에서 다섯 시드 모두 폭 기준의 비가 통제군보다 높았고(차이 최소 +0.030, 6%에서 +0.064 ± 0.029), 날짜 블록 부트스트랩 1,000회의 95% 신뢰구간도 0을 포함하지 않았다. TFT 원본은 2~6% 구간에서 시드에 따라 부호가 바뀌었고, 분위 헤드만 부착한 모형은 통제군에 미치지 못하였다. 예측 폭이 단순 변동성 지표보다 나은 보류 기준이라는 결과는 분위 헤드를 부착하는 것만으로는 생기지 않았다. 분위 GBDT의 폭도 같은 비교에서 통제군보다 나았다(6%에서 +0.071, 95% 신뢰구간 [+0.033, +0.107]). 제안 모형(+0.064 ± 0.029)과 차이가 없으므로 이 성질은 트랜스포머 구조에 고유하지 않다. 제안 모형에 남는 차이는 최상위 변동성 분위로의 집중(20.07% 대 17.04%)과 남긴 후보의 손실(0.01730 대 0.01765)이다.</w:t>
       </w:r>
@@ -7182,7 +7111,7 @@
         <w:wordWrap w:val="0"/>
         <w:autoSpaceDE w:val="0"/>
         <w:autoSpaceDN w:val="0"/>
-        <w:spacing w:after="80" w:before="0" w:line="341" w:lineRule="auto"/>
+        <w:spacing w:after="80" w:before="0" w:line="480" w:lineRule="auto"/>
         <w:ind w:firstLine="180"/>
         <w:jc w:val="both"/>
       </w:pPr>
@@ -7191,7 +7120,7 @@
           <w:rFonts w:ascii="Times New Roman" w:hAnsi="Times New Roman" w:eastAsia="신명조"/>
           <w:b w:val="0"/>
           <w:i w:val="0"/>
-          <w:sz w:val="18"/>
+          <w:sz w:val="20"/>
         </w:rPr>
         <w:t>기권율의 절대 수준을 정하는 임계값 분위는 검정구간을 참조하여 선택되었으므로 5.91%라는 값은 표본 밖 수치가 아니다. 다만 분위를 95에서 90, 75로 낮추면 전체 기권율이 11.71%, 28.08%로 오르는 동안 최상위 변동성 분위의 기권율도 36.22%, 68.72%로 함께 올라 분위별 집중이 유지되고, 세 분위 모두에서 최상위 분위 기권율의 모형 간 순서(제안 모형 &gt; TFT 원본 &gt; 분위 헤드)도 보존된다. 임계값 선택이 기권 행태에 관한 결론을 만들어낸 것은 아니다.</w:t>
       </w:r>
@@ -7201,14 +7130,14 @@
         <w:wordWrap w:val="0"/>
         <w:autoSpaceDE w:val="0"/>
         <w:autoSpaceDN w:val="0"/>
-        <w:spacing w:after="60" w:before="0" w:line="300" w:lineRule="auto"/>
+        <w:spacing w:after="60" w:before="0" w:line="480" w:lineRule="auto"/>
       </w:pPr>
       <w:r>
         <w:rPr>
           <w:rFonts w:ascii="Times New Roman" w:hAnsi="Times New Roman" w:eastAsia="중고딕"/>
           <w:b w:val="0"/>
           <w:i w:val="0"/>
-          <w:sz w:val="18"/>
+          <w:sz w:val="20"/>
         </w:rPr>
         <w:t>5.4 구성요소 제거</w:t>
       </w:r>
@@ -7218,7 +7147,7 @@
         <w:wordWrap w:val="0"/>
         <w:autoSpaceDE w:val="0"/>
         <w:autoSpaceDN w:val="0"/>
-        <w:spacing w:after="80" w:before="0" w:line="341" w:lineRule="auto"/>
+        <w:spacing w:after="80" w:before="0" w:line="480" w:lineRule="auto"/>
         <w:ind w:firstLine="180"/>
         <w:jc w:val="both"/>
       </w:pPr>
@@ -7227,7 +7156,7 @@
           <w:rFonts w:ascii="Times New Roman" w:hAnsi="Times New Roman" w:eastAsia="신명조"/>
           <w:b w:val="0"/>
           <w:i w:val="0"/>
-          <w:sz w:val="18"/>
+          <w:sz w:val="20"/>
         </w:rPr>
         <w:t>분위 헤드만 단 PatchTST와 제안 모형 사이에는 변수선택망, 정적 문맥, 매크로 크로스어텐션이 한꺼번에 더해져 있다. 개선이 어디서 오는지 가리기 위해 셋을 하나씩 제거한 변형을 같은 설정과 시드로 학습하였다. 변수선택망은 매크로 경로와 같은 선형 합치기로 바꾸었고, 매크로 제거 변형은 크로스어텐션 없이 종목 표현을 헤드로 보내며, 정적 문맥 제거 변형은 문맥 벡터를 0으로 두어 변수선택의 조건화와 결합 뒤 더하기를 함께 껐다. 초매개변수는 &lt;Table 2&gt; 그대로이며, 보고 지표는 실험 전에 검정구간 핀볼 손실, 최상위 변동성 분위의 기권율, 기권율 6%에서 맞춘 통제군 대비 비 차이의 셋으로 정하였다.</w:t>
       </w:r>
@@ -7237,9 +7166,9 @@
         <w:sectPr>
           <w:type w:val="continuous"/>
           <w:pgSz w:w="11906" w:h="16838"/>
-          <w:pgMar w:top="1446" w:right="1134" w:bottom="879" w:left="1134" w:header="567" w:footer="567" w:gutter="0"/>
+          <w:pgMar w:top="1417" w:right="1417" w:bottom="1417" w:left="1417" w:header="567" w:footer="567" w:gutter="0"/>
           <w:docGrid w:linePitch="360"/>
-          <w:cols w:num="2" w:space="453" w:equalWidth="1"/>
+          <w:cols w:num="1" w:space="453" w:equalWidth="1"/>
         </w:sectPr>
       </w:pPr>
     </w:p>
@@ -7248,14 +7177,14 @@
         <w:wordWrap w:val="0"/>
         <w:autoSpaceDE w:val="0"/>
         <w:autoSpaceDN w:val="0"/>
-        <w:spacing w:after="40" w:before="0" w:line="288" w:lineRule="auto"/>
+        <w:spacing w:after="40" w:before="0" w:line="480" w:lineRule="auto"/>
       </w:pPr>
       <w:r>
         <w:rPr>
           <w:rFonts w:ascii="Times New Roman" w:hAnsi="Times New Roman" w:eastAsia="중고딕"/>
           <w:b w:val="0"/>
           <w:i w:val="0"/>
-          <w:sz w:val="17"/>
+          <w:sz w:val="20"/>
         </w:rPr>
         <w:t>Table 7. Removing one component at a time (test split, mean over five seeds 42-46 with the standard deviation). The sign test counts the seeds on which the proposed model has the lower test loss. The last column is the difference between the abstained-to-retained loss ratio of the width rule and that of the trailing 20-day volatility control at a matched 6% abstention rate (Section 5.3)</w:t>
       </w:r>
@@ -7268,18 +7197,18 @@
         <w:tblLook w:firstColumn="1" w:firstRow="1" w:lastColumn="0" w:lastRow="0" w:noHBand="0" w:noVBand="1" w:val="04A0"/>
       </w:tblPr>
       <w:tblGrid>
-        <w:gridCol w:w="1377"/>
-        <w:gridCol w:w="1377"/>
-        <w:gridCol w:w="1377"/>
-        <w:gridCol w:w="1377"/>
-        <w:gridCol w:w="1377"/>
-        <w:gridCol w:w="1377"/>
-        <w:gridCol w:w="1377"/>
+        <w:gridCol w:w="1296"/>
+        <w:gridCol w:w="1296"/>
+        <w:gridCol w:w="1296"/>
+        <w:gridCol w:w="1296"/>
+        <w:gridCol w:w="1296"/>
+        <w:gridCol w:w="1296"/>
+        <w:gridCol w:w="1296"/>
       </w:tblGrid>
       <w:tr>
         <w:tc>
           <w:tcPr>
-            <w:tcW w:type="dxa" w:w="1377"/>
+            <w:tcW w:type="dxa" w:w="1296"/>
             <w:tcBorders>
               <w:left w:val="none" w:sz="0" w:color="000000"/>
               <w:right w:val="none" w:sz="0" w:color="000000"/>
@@ -7300,7 +7229,7 @@
                 <w:rFonts w:ascii="Times New Roman" w:hAnsi="Times New Roman" w:eastAsia="신명조"/>
                 <w:b/>
                 <w:i w:val="0"/>
-                <w:sz w:val="16"/>
+                <w:sz w:val="20"/>
               </w:rPr>
               <w:t>Variant</w:t>
             </w:r>
@@ -7308,7 +7237,7 @@
         </w:tc>
         <w:tc>
           <w:tcPr>
-            <w:tcW w:type="dxa" w:w="1377"/>
+            <w:tcW w:type="dxa" w:w="1296"/>
             <w:tcBorders>
               <w:left w:val="none" w:sz="0" w:color="000000"/>
               <w:right w:val="none" w:sz="0" w:color="000000"/>
@@ -7329,7 +7258,7 @@
                 <w:rFonts w:ascii="Times New Roman" w:hAnsi="Times New Roman" w:eastAsia="신명조"/>
                 <w:b/>
                 <w:i w:val="0"/>
-                <w:sz w:val="16"/>
+                <w:sz w:val="20"/>
               </w:rPr>
               <w:t>Params</w:t>
             </w:r>
@@ -7337,7 +7266,7 @@
         </w:tc>
         <w:tc>
           <w:tcPr>
-            <w:tcW w:type="dxa" w:w="1377"/>
+            <w:tcW w:type="dxa" w:w="1296"/>
             <w:tcBorders>
               <w:left w:val="none" w:sz="0" w:color="000000"/>
               <w:right w:val="none" w:sz="0" w:color="000000"/>
@@ -7358,7 +7287,7 @@
                 <w:rFonts w:ascii="Times New Roman" w:hAnsi="Times New Roman" w:eastAsia="신명조"/>
                 <w:b/>
                 <w:i w:val="0"/>
-                <w:sz w:val="16"/>
+                <w:sz w:val="20"/>
               </w:rPr>
               <w:t>Test pinball</w:t>
             </w:r>
@@ -7366,7 +7295,7 @@
         </w:tc>
         <w:tc>
           <w:tcPr>
-            <w:tcW w:type="dxa" w:w="1377"/>
+            <w:tcW w:type="dxa" w:w="1296"/>
             <w:tcBorders>
               <w:left w:val="none" w:sz="0" w:color="000000"/>
               <w:right w:val="none" w:sz="0" w:color="000000"/>
@@ -7387,7 +7316,7 @@
                 <w:rFonts w:ascii="Times New Roman" w:hAnsi="Times New Roman" w:eastAsia="신명조"/>
                 <w:b/>
                 <w:i w:val="0"/>
-                <w:sz w:val="16"/>
+                <w:sz w:val="20"/>
               </w:rPr>
               <w:t>vs baseline</w:t>
             </w:r>
@@ -7395,7 +7324,7 @@
         </w:tc>
         <w:tc>
           <w:tcPr>
-            <w:tcW w:type="dxa" w:w="1377"/>
+            <w:tcW w:type="dxa" w:w="1296"/>
             <w:tcBorders>
               <w:left w:val="none" w:sz="0" w:color="000000"/>
               <w:right w:val="none" w:sz="0" w:color="000000"/>
@@ -7416,7 +7345,7 @@
                 <w:rFonts w:ascii="Times New Roman" w:hAnsi="Times New Roman" w:eastAsia="신명조"/>
                 <w:b/>
                 <w:i w:val="0"/>
-                <w:sz w:val="16"/>
+                <w:sz w:val="20"/>
               </w:rPr>
               <w:t>Ours lower</w:t>
             </w:r>
@@ -7424,7 +7353,7 @@
         </w:tc>
         <w:tc>
           <w:tcPr>
-            <w:tcW w:type="dxa" w:w="1377"/>
+            <w:tcW w:type="dxa" w:w="1296"/>
             <w:tcBorders>
               <w:left w:val="none" w:sz="0" w:color="000000"/>
               <w:right w:val="none" w:sz="0" w:color="000000"/>
@@ -7445,7 +7374,7 @@
                 <w:rFonts w:ascii="Times New Roman" w:hAnsi="Times New Roman" w:eastAsia="신명조"/>
                 <w:b/>
                 <w:i w:val="0"/>
-                <w:sz w:val="16"/>
+                <w:sz w:val="20"/>
               </w:rPr>
               <w:t>Q4 abstain</w:t>
             </w:r>
@@ -7453,7 +7382,7 @@
         </w:tc>
         <w:tc>
           <w:tcPr>
-            <w:tcW w:type="dxa" w:w="1377"/>
+            <w:tcW w:type="dxa" w:w="1296"/>
             <w:tcBorders>
               <w:left w:val="none" w:sz="0" w:color="000000"/>
               <w:right w:val="none" w:sz="0" w:color="000000"/>
@@ -7474,7 +7403,7 @@
                 <w:rFonts w:ascii="Times New Roman" w:hAnsi="Times New Roman" w:eastAsia="신명조"/>
                 <w:b/>
                 <w:i w:val="0"/>
-                <w:sz w:val="16"/>
+                <w:sz w:val="20"/>
               </w:rPr>
               <w:t>Ratio gap at 6%</w:t>
             </w:r>
@@ -7484,7 +7413,7 @@
       <w:tr>
         <w:tc>
           <w:tcPr>
-            <w:tcW w:type="dxa" w:w="1377"/>
+            <w:tcW w:type="dxa" w:w="1296"/>
             <w:tcBorders>
               <w:left w:val="none" w:sz="0" w:color="000000"/>
               <w:right w:val="none" w:sz="0" w:color="000000"/>
@@ -7505,7 +7434,7 @@
                 <w:rFonts w:ascii="Times New Roman" w:hAnsi="Times New Roman" w:eastAsia="신명조"/>
                 <w:b w:val="0"/>
                 <w:i w:val="0"/>
-                <w:sz w:val="16"/>
+                <w:sz w:val="20"/>
               </w:rPr>
               <w:t>Ours</w:t>
             </w:r>
@@ -7513,7 +7442,7 @@
         </w:tc>
         <w:tc>
           <w:tcPr>
-            <w:tcW w:type="dxa" w:w="1377"/>
+            <w:tcW w:type="dxa" w:w="1296"/>
             <w:tcBorders>
               <w:left w:val="none" w:sz="0" w:color="000000"/>
               <w:right w:val="none" w:sz="0" w:color="000000"/>
@@ -7534,7 +7463,7 @@
                 <w:rFonts w:ascii="Times New Roman" w:hAnsi="Times New Roman" w:eastAsia="신명조"/>
                 <w:b w:val="0"/>
                 <w:i w:val="0"/>
-                <w:sz w:val="16"/>
+                <w:sz w:val="20"/>
               </w:rPr>
               <w:t>0.500M</w:t>
             </w:r>
@@ -7542,7 +7471,7 @@
         </w:tc>
         <w:tc>
           <w:tcPr>
-            <w:tcW w:type="dxa" w:w="1377"/>
+            <w:tcW w:type="dxa" w:w="1296"/>
             <w:tcBorders>
               <w:left w:val="none" w:sz="0" w:color="000000"/>
               <w:right w:val="none" w:sz="0" w:color="000000"/>
@@ -7563,7 +7492,7 @@
                 <w:rFonts w:ascii="Times New Roman" w:hAnsi="Times New Roman" w:eastAsia="신명조"/>
                 <w:b w:val="0"/>
                 <w:i w:val="0"/>
-                <w:sz w:val="16"/>
+                <w:sz w:val="20"/>
               </w:rPr>
               <w:t>0.017826 ± 0.000059</w:t>
             </w:r>
@@ -7571,7 +7500,7 @@
         </w:tc>
         <w:tc>
           <w:tcPr>
-            <w:tcW w:type="dxa" w:w="1377"/>
+            <w:tcW w:type="dxa" w:w="1296"/>
             <w:tcBorders>
               <w:left w:val="none" w:sz="0" w:color="000000"/>
               <w:right w:val="none" w:sz="0" w:color="000000"/>
@@ -7592,7 +7521,7 @@
                 <w:rFonts w:ascii="Times New Roman" w:hAnsi="Times New Roman" w:eastAsia="신명조"/>
                 <w:b w:val="0"/>
                 <w:i w:val="0"/>
-                <w:sz w:val="16"/>
+                <w:sz w:val="20"/>
               </w:rPr>
               <w:t>+4.95%</w:t>
             </w:r>
@@ -7600,7 +7529,7 @@
         </w:tc>
         <w:tc>
           <w:tcPr>
-            <w:tcW w:type="dxa" w:w="1377"/>
+            <w:tcW w:type="dxa" w:w="1296"/>
             <w:tcBorders>
               <w:left w:val="none" w:sz="0" w:color="000000"/>
               <w:right w:val="none" w:sz="0" w:color="000000"/>
@@ -7621,7 +7550,7 @@
                 <w:rFonts w:ascii="Times New Roman" w:hAnsi="Times New Roman" w:eastAsia="신명조"/>
                 <w:b w:val="0"/>
                 <w:i w:val="0"/>
-                <w:sz w:val="16"/>
+                <w:sz w:val="20"/>
               </w:rPr>
               <w:t>-</w:t>
             </w:r>
@@ -7629,7 +7558,7 @@
         </w:tc>
         <w:tc>
           <w:tcPr>
-            <w:tcW w:type="dxa" w:w="1377"/>
+            <w:tcW w:type="dxa" w:w="1296"/>
             <w:tcBorders>
               <w:left w:val="none" w:sz="0" w:color="000000"/>
               <w:right w:val="none" w:sz="0" w:color="000000"/>
@@ -7650,7 +7579,7 @@
                 <w:rFonts w:ascii="Times New Roman" w:hAnsi="Times New Roman" w:eastAsia="신명조"/>
                 <w:b w:val="0"/>
                 <w:i w:val="0"/>
-                <w:sz w:val="16"/>
+                <w:sz w:val="20"/>
               </w:rPr>
               <w:t>20.07 ± 0.71%</w:t>
             </w:r>
@@ -7658,7 +7587,7 @@
         </w:tc>
         <w:tc>
           <w:tcPr>
-            <w:tcW w:type="dxa" w:w="1377"/>
+            <w:tcW w:type="dxa" w:w="1296"/>
             <w:tcBorders>
               <w:left w:val="none" w:sz="0" w:color="000000"/>
               <w:right w:val="none" w:sz="0" w:color="000000"/>
@@ -7679,7 +7608,7 @@
                 <w:rFonts w:ascii="Times New Roman" w:hAnsi="Times New Roman" w:eastAsia="신명조"/>
                 <w:b w:val="0"/>
                 <w:i w:val="0"/>
-                <w:sz w:val="16"/>
+                <w:sz w:val="20"/>
               </w:rPr>
               <w:t>+0.064 ± 0.029</w:t>
             </w:r>
@@ -7689,7 +7618,7 @@
       <w:tr>
         <w:tc>
           <w:tcPr>
-            <w:tcW w:type="dxa" w:w="1377"/>
+            <w:tcW w:type="dxa" w:w="1296"/>
             <w:tcBorders>
               <w:left w:val="none" w:sz="0" w:color="000000"/>
               <w:right w:val="none" w:sz="0" w:color="000000"/>
@@ -7710,7 +7639,7 @@
                 <w:rFonts w:ascii="Times New Roman" w:hAnsi="Times New Roman" w:eastAsia="신명조"/>
                 <w:b w:val="0"/>
                 <w:i w:val="0"/>
-                <w:sz w:val="16"/>
+                <w:sz w:val="20"/>
               </w:rPr>
               <w:t>VSN to linear merge</w:t>
             </w:r>
@@ -7718,7 +7647,7 @@
         </w:tc>
         <w:tc>
           <w:tcPr>
-            <w:tcW w:type="dxa" w:w="1377"/>
+            <w:tcW w:type="dxa" w:w="1296"/>
             <w:tcBorders>
               <w:left w:val="none" w:sz="0" w:color="000000"/>
               <w:right w:val="none" w:sz="0" w:color="000000"/>
@@ -7739,7 +7668,7 @@
                 <w:rFonts w:ascii="Times New Roman" w:hAnsi="Times New Roman" w:eastAsia="신명조"/>
                 <w:b w:val="0"/>
                 <w:i w:val="0"/>
-                <w:sz w:val="16"/>
+                <w:sz w:val="20"/>
               </w:rPr>
               <w:t>0.117M</w:t>
             </w:r>
@@ -7747,7 +7676,7 @@
         </w:tc>
         <w:tc>
           <w:tcPr>
-            <w:tcW w:type="dxa" w:w="1377"/>
+            <w:tcW w:type="dxa" w:w="1296"/>
             <w:tcBorders>
               <w:left w:val="none" w:sz="0" w:color="000000"/>
               <w:right w:val="none" w:sz="0" w:color="000000"/>
@@ -7768,7 +7697,7 @@
                 <w:rFonts w:ascii="Times New Roman" w:hAnsi="Times New Roman" w:eastAsia="신명조"/>
                 <w:b w:val="0"/>
                 <w:i w:val="0"/>
-                <w:sz w:val="16"/>
+                <w:sz w:val="20"/>
               </w:rPr>
               <w:t>0.017837 ± 0.000078</w:t>
             </w:r>
@@ -7776,7 +7705,7 @@
         </w:tc>
         <w:tc>
           <w:tcPr>
-            <w:tcW w:type="dxa" w:w="1377"/>
+            <w:tcW w:type="dxa" w:w="1296"/>
             <w:tcBorders>
               <w:left w:val="none" w:sz="0" w:color="000000"/>
               <w:right w:val="none" w:sz="0" w:color="000000"/>
@@ -7797,7 +7726,7 @@
                 <w:rFonts w:ascii="Times New Roman" w:hAnsi="Times New Roman" w:eastAsia="신명조"/>
                 <w:b w:val="0"/>
                 <w:i w:val="0"/>
-                <w:sz w:val="16"/>
+                <w:sz w:val="20"/>
               </w:rPr>
               <w:t>+4.89%</w:t>
             </w:r>
@@ -7805,7 +7734,7 @@
         </w:tc>
         <w:tc>
           <w:tcPr>
-            <w:tcW w:type="dxa" w:w="1377"/>
+            <w:tcW w:type="dxa" w:w="1296"/>
             <w:tcBorders>
               <w:left w:val="none" w:sz="0" w:color="000000"/>
               <w:right w:val="none" w:sz="0" w:color="000000"/>
@@ -7826,7 +7755,7 @@
                 <w:rFonts w:ascii="Times New Roman" w:hAnsi="Times New Roman" w:eastAsia="신명조"/>
                 <w:b w:val="0"/>
                 <w:i w:val="0"/>
-                <w:sz w:val="16"/>
+                <w:sz w:val="20"/>
               </w:rPr>
               <w:t>3/5</w:t>
             </w:r>
@@ -7834,7 +7763,7 @@
         </w:tc>
         <w:tc>
           <w:tcPr>
-            <w:tcW w:type="dxa" w:w="1377"/>
+            <w:tcW w:type="dxa" w:w="1296"/>
             <w:tcBorders>
               <w:left w:val="none" w:sz="0" w:color="000000"/>
               <w:right w:val="none" w:sz="0" w:color="000000"/>
@@ -7855,7 +7784,7 @@
                 <w:rFonts w:ascii="Times New Roman" w:hAnsi="Times New Roman" w:eastAsia="신명조"/>
                 <w:b w:val="0"/>
                 <w:i w:val="0"/>
-                <w:sz w:val="16"/>
+                <w:sz w:val="20"/>
               </w:rPr>
               <w:t>19.90 ± 0.18%</w:t>
             </w:r>
@@ -7863,7 +7792,7 @@
         </w:tc>
         <w:tc>
           <w:tcPr>
-            <w:tcW w:type="dxa" w:w="1377"/>
+            <w:tcW w:type="dxa" w:w="1296"/>
             <w:tcBorders>
               <w:left w:val="none" w:sz="0" w:color="000000"/>
               <w:right w:val="none" w:sz="0" w:color="000000"/>
@@ -7884,7 +7813,7 @@
                 <w:rFonts w:ascii="Times New Roman" w:hAnsi="Times New Roman" w:eastAsia="신명조"/>
                 <w:b w:val="0"/>
                 <w:i w:val="0"/>
-                <w:sz w:val="16"/>
+                <w:sz w:val="20"/>
               </w:rPr>
               <w:t>+0.057 ± 0.007</w:t>
             </w:r>
@@ -7894,7 +7823,7 @@
       <w:tr>
         <w:tc>
           <w:tcPr>
-            <w:tcW w:type="dxa" w:w="1377"/>
+            <w:tcW w:type="dxa" w:w="1296"/>
             <w:tcBorders>
               <w:left w:val="none" w:sz="0" w:color="000000"/>
               <w:right w:val="none" w:sz="0" w:color="000000"/>
@@ -7915,7 +7844,7 @@
                 <w:rFonts w:ascii="Times New Roman" w:hAnsi="Times New Roman" w:eastAsia="신명조"/>
                 <w:b w:val="0"/>
                 <w:i w:val="0"/>
-                <w:sz w:val="16"/>
+                <w:sz w:val="20"/>
               </w:rPr>
               <w:t>No macro cross-attention</w:t>
             </w:r>
@@ -7923,7 +7852,7 @@
         </w:tc>
         <w:tc>
           <w:tcPr>
-            <w:tcW w:type="dxa" w:w="1377"/>
+            <w:tcW w:type="dxa" w:w="1296"/>
             <w:tcBorders>
               <w:left w:val="none" w:sz="0" w:color="000000"/>
               <w:right w:val="none" w:sz="0" w:color="000000"/>
@@ -7944,7 +7873,7 @@
                 <w:rFonts w:ascii="Times New Roman" w:hAnsi="Times New Roman" w:eastAsia="신명조"/>
                 <w:b w:val="0"/>
                 <w:i w:val="0"/>
-                <w:sz w:val="16"/>
+                <w:sz w:val="20"/>
               </w:rPr>
               <w:t>0.468M</w:t>
             </w:r>
@@ -7952,7 +7881,7 @@
         </w:tc>
         <w:tc>
           <w:tcPr>
-            <w:tcW w:type="dxa" w:w="1377"/>
+            <w:tcW w:type="dxa" w:w="1296"/>
             <w:tcBorders>
               <w:left w:val="none" w:sz="0" w:color="000000"/>
               <w:right w:val="none" w:sz="0" w:color="000000"/>
@@ -7973,7 +7902,7 @@
                 <w:rFonts w:ascii="Times New Roman" w:hAnsi="Times New Roman" w:eastAsia="신명조"/>
                 <w:b w:val="0"/>
                 <w:i w:val="0"/>
-                <w:sz w:val="16"/>
+                <w:sz w:val="20"/>
               </w:rPr>
               <w:t>0.017786 ± 0.000029</w:t>
             </w:r>
@@ -7981,7 +7910,7 @@
         </w:tc>
         <w:tc>
           <w:tcPr>
-            <w:tcW w:type="dxa" w:w="1377"/>
+            <w:tcW w:type="dxa" w:w="1296"/>
             <w:tcBorders>
               <w:left w:val="none" w:sz="0" w:color="000000"/>
               <w:right w:val="none" w:sz="0" w:color="000000"/>
@@ -8002,7 +7931,7 @@
                 <w:rFonts w:ascii="Times New Roman" w:hAnsi="Times New Roman" w:eastAsia="신명조"/>
                 <w:b w:val="0"/>
                 <w:i w:val="0"/>
-                <w:sz w:val="16"/>
+                <w:sz w:val="20"/>
               </w:rPr>
               <w:t>+5.16%</w:t>
             </w:r>
@@ -8010,7 +7939,7 @@
         </w:tc>
         <w:tc>
           <w:tcPr>
-            <w:tcW w:type="dxa" w:w="1377"/>
+            <w:tcW w:type="dxa" w:w="1296"/>
             <w:tcBorders>
               <w:left w:val="none" w:sz="0" w:color="000000"/>
               <w:right w:val="none" w:sz="0" w:color="000000"/>
@@ -8031,7 +7960,7 @@
                 <w:rFonts w:ascii="Times New Roman" w:hAnsi="Times New Roman" w:eastAsia="신명조"/>
                 <w:b w:val="0"/>
                 <w:i w:val="0"/>
-                <w:sz w:val="16"/>
+                <w:sz w:val="20"/>
               </w:rPr>
               <w:t>2/5</w:t>
             </w:r>
@@ -8039,7 +7968,7 @@
         </w:tc>
         <w:tc>
           <w:tcPr>
-            <w:tcW w:type="dxa" w:w="1377"/>
+            <w:tcW w:type="dxa" w:w="1296"/>
             <w:tcBorders>
               <w:left w:val="none" w:sz="0" w:color="000000"/>
               <w:right w:val="none" w:sz="0" w:color="000000"/>
@@ -8060,7 +7989,7 @@
                 <w:rFonts w:ascii="Times New Roman" w:hAnsi="Times New Roman" w:eastAsia="신명조"/>
                 <w:b w:val="0"/>
                 <w:i w:val="0"/>
-                <w:sz w:val="16"/>
+                <w:sz w:val="20"/>
               </w:rPr>
               <w:t>20.51 ± 0.46%</w:t>
             </w:r>
@@ -8068,7 +7997,7 @@
         </w:tc>
         <w:tc>
           <w:tcPr>
-            <w:tcW w:type="dxa" w:w="1377"/>
+            <w:tcW w:type="dxa" w:w="1296"/>
             <w:tcBorders>
               <w:left w:val="none" w:sz="0" w:color="000000"/>
               <w:right w:val="none" w:sz="0" w:color="000000"/>
@@ -8089,7 +8018,7 @@
                 <w:rFonts w:ascii="Times New Roman" w:hAnsi="Times New Roman" w:eastAsia="신명조"/>
                 <w:b w:val="0"/>
                 <w:i w:val="0"/>
-                <w:sz w:val="16"/>
+                <w:sz w:val="20"/>
               </w:rPr>
               <w:t>+0.080 ± 0.035</w:t>
             </w:r>
@@ -8099,7 +8028,7 @@
       <w:tr>
         <w:tc>
           <w:tcPr>
-            <w:tcW w:type="dxa" w:w="1377"/>
+            <w:tcW w:type="dxa" w:w="1296"/>
             <w:tcBorders>
               <w:left w:val="none" w:sz="0" w:color="000000"/>
               <w:right w:val="none" w:sz="0" w:color="000000"/>
@@ -8120,7 +8049,7 @@
                 <w:rFonts w:ascii="Times New Roman" w:hAnsi="Times New Roman" w:eastAsia="신명조"/>
                 <w:b w:val="0"/>
                 <w:i w:val="0"/>
-                <w:sz w:val="16"/>
+                <w:sz w:val="20"/>
               </w:rPr>
               <w:t>No static context</w:t>
             </w:r>
@@ -8128,7 +8057,7 @@
         </w:tc>
         <w:tc>
           <w:tcPr>
-            <w:tcW w:type="dxa" w:w="1377"/>
+            <w:tcW w:type="dxa" w:w="1296"/>
             <w:tcBorders>
               <w:left w:val="none" w:sz="0" w:color="000000"/>
               <w:right w:val="none" w:sz="0" w:color="000000"/>
@@ -8149,7 +8078,7 @@
                 <w:rFonts w:ascii="Times New Roman" w:hAnsi="Times New Roman" w:eastAsia="신명조"/>
                 <w:b w:val="0"/>
                 <w:i w:val="0"/>
-                <w:sz w:val="16"/>
+                <w:sz w:val="20"/>
               </w:rPr>
               <w:t>0.456M</w:t>
             </w:r>
@@ -8157,7 +8086,7 @@
         </w:tc>
         <w:tc>
           <w:tcPr>
-            <w:tcW w:type="dxa" w:w="1377"/>
+            <w:tcW w:type="dxa" w:w="1296"/>
             <w:tcBorders>
               <w:left w:val="none" w:sz="0" w:color="000000"/>
               <w:right w:val="none" w:sz="0" w:color="000000"/>
@@ -8178,7 +8107,7 @@
                 <w:rFonts w:ascii="Times New Roman" w:hAnsi="Times New Roman" w:eastAsia="신명조"/>
                 <w:b w:val="0"/>
                 <w:i w:val="0"/>
-                <w:sz w:val="16"/>
+                <w:sz w:val="20"/>
               </w:rPr>
               <w:t>0.017797 ± 0.000010</w:t>
             </w:r>
@@ -8186,7 +8115,7 @@
         </w:tc>
         <w:tc>
           <w:tcPr>
-            <w:tcW w:type="dxa" w:w="1377"/>
+            <w:tcW w:type="dxa" w:w="1296"/>
             <w:tcBorders>
               <w:left w:val="none" w:sz="0" w:color="000000"/>
               <w:right w:val="none" w:sz="0" w:color="000000"/>
@@ -8207,7 +8136,7 @@
                 <w:rFonts w:ascii="Times New Roman" w:hAnsi="Times New Roman" w:eastAsia="신명조"/>
                 <w:b w:val="0"/>
                 <w:i w:val="0"/>
-                <w:sz w:val="16"/>
+                <w:sz w:val="20"/>
               </w:rPr>
               <w:t>+5.10%</w:t>
             </w:r>
@@ -8215,7 +8144,7 @@
         </w:tc>
         <w:tc>
           <w:tcPr>
-            <w:tcW w:type="dxa" w:w="1377"/>
+            <w:tcW w:type="dxa" w:w="1296"/>
             <w:tcBorders>
               <w:left w:val="none" w:sz="0" w:color="000000"/>
               <w:right w:val="none" w:sz="0" w:color="000000"/>
@@ -8236,7 +8165,7 @@
                 <w:rFonts w:ascii="Times New Roman" w:hAnsi="Times New Roman" w:eastAsia="신명조"/>
                 <w:b w:val="0"/>
                 <w:i w:val="0"/>
-                <w:sz w:val="16"/>
+                <w:sz w:val="20"/>
               </w:rPr>
               <w:t>1/5</w:t>
             </w:r>
@@ -8244,7 +8173,7 @@
         </w:tc>
         <w:tc>
           <w:tcPr>
-            <w:tcW w:type="dxa" w:w="1377"/>
+            <w:tcW w:type="dxa" w:w="1296"/>
             <w:tcBorders>
               <w:left w:val="none" w:sz="0" w:color="000000"/>
               <w:right w:val="none" w:sz="0" w:color="000000"/>
@@ -8265,7 +8194,7 @@
                 <w:rFonts w:ascii="Times New Roman" w:hAnsi="Times New Roman" w:eastAsia="신명조"/>
                 <w:b w:val="0"/>
                 <w:i w:val="0"/>
-                <w:sz w:val="16"/>
+                <w:sz w:val="20"/>
               </w:rPr>
               <w:t>20.18 ± 0.30%</w:t>
             </w:r>
@@ -8273,7 +8202,7 @@
         </w:tc>
         <w:tc>
           <w:tcPr>
-            <w:tcW w:type="dxa" w:w="1377"/>
+            <w:tcW w:type="dxa" w:w="1296"/>
             <w:tcBorders>
               <w:left w:val="none" w:sz="0" w:color="000000"/>
               <w:right w:val="none" w:sz="0" w:color="000000"/>
@@ -8294,7 +8223,7 @@
                 <w:rFonts w:ascii="Times New Roman" w:hAnsi="Times New Roman" w:eastAsia="신명조"/>
                 <w:b w:val="0"/>
                 <w:i w:val="0"/>
-                <w:sz w:val="16"/>
+                <w:sz w:val="20"/>
               </w:rPr>
               <w:t>+0.067 ± 0.021</w:t>
             </w:r>
@@ -8312,7 +8241,7 @@
         <w:sectPr>
           <w:type w:val="continuous"/>
           <w:pgSz w:w="11906" w:h="16838"/>
-          <w:pgMar w:top="1446" w:right="1134" w:bottom="879" w:left="1134" w:header="567" w:footer="567" w:gutter="0"/>
+          <w:pgMar w:top="1417" w:right="1417" w:bottom="1417" w:left="1417" w:header="567" w:footer="567" w:gutter="0"/>
           <w:docGrid w:linePitch="360"/>
           <w:cols w:num="1" w:space="453" w:equalWidth="1"/>
         </w:sectPr>
@@ -8323,7 +8252,7 @@
         <w:wordWrap w:val="0"/>
         <w:autoSpaceDE w:val="0"/>
         <w:autoSpaceDN w:val="0"/>
-        <w:spacing w:after="80" w:before="0" w:line="341" w:lineRule="auto"/>
+        <w:spacing w:after="80" w:before="0" w:line="480" w:lineRule="auto"/>
         <w:ind w:firstLine="180"/>
         <w:jc w:val="both"/>
       </w:pPr>
@@ -8332,7 +8261,7 @@
           <w:rFonts w:ascii="Times New Roman" w:hAnsi="Times New Roman" w:eastAsia="신명조"/>
           <w:b w:val="0"/>
           <w:i w:val="0"/>
-          <w:sz w:val="18"/>
+          <w:sz w:val="20"/>
         </w:rPr>
         <w:t xml:space="preserve">세 변형 모두 세 지표에서 제안 모형과 구별되지 않았다. 검정 손실의 Welch 검정은 </w:t>
       </w:r>
@@ -8341,7 +8270,7 @@
           <w:rFonts w:ascii="Times New Roman" w:hAnsi="Times New Roman" w:eastAsia="신명조"/>
           <w:b w:val="0"/>
           <w:i/>
-          <w:sz w:val="18"/>
+          <w:sz w:val="20"/>
         </w:rPr>
         <w:t>p</w:t>
       </w:r>
@@ -8350,7 +8279,7 @@
           <w:rFonts w:ascii="Times New Roman" w:hAnsi="Times New Roman" w:eastAsia="신명조"/>
           <w:b w:val="0"/>
           <w:i w:val="0"/>
-          <w:sz w:val="18"/>
+          <w:sz w:val="20"/>
         </w:rPr>
         <w:t xml:space="preserve"> = 0.81, 0.21, 0.33이고, 짝지은 비교에서 제안 모형이 낮은 시드는 다섯 가운데 셋, 둘, 하나였다. 기권율 6%의 통제군 비교는 열다섯 실행 가운데 열넷에서 95% 신뢰구간이 0을 포함하지 않았다. 따라서 PatchTST에 분위 헤드만 단 모형 대비 개선은 어느 한 구성요소에서 오지 않는다. 남는 설명은 둘이다. 세 변형이 공유하는 것, 즉 패치 임베딩을 인코더 앞에서 채널 축으로 합치는 구조 자체가 개선의 원인이거나, 구성요소들이 서로를 대신하여 하나를 빼도 나머지가 보완하는 경우이다. 둘 이상을 함께 제거하지 않았으므로 이 둘은 가려지지 않는다. 선형 합치기 변형은 모수가 4분의 1이면서 결과가 같았으므로, 변수선택망의 정확도상 이점은 이 자료에서 확인되지 않는다. 제안 모형의 설정은 제거 실험 전에 고정하였으므로 본문의 비교는 변수선택망 판으로 유지하였으며, 실제 운용에서는 선형 합치기 변형이 같은 결과를 내는 더 가벼운 대안이다.</w:t>
       </w:r>
@@ -8360,7 +8289,7 @@
         <w:wordWrap w:val="0"/>
         <w:autoSpaceDE w:val="0"/>
         <w:autoSpaceDN w:val="0"/>
-        <w:spacing w:after="80" w:before="0" w:line="300" w:lineRule="auto"/>
+        <w:spacing w:after="80" w:before="0" w:line="480" w:lineRule="auto"/>
       </w:pPr>
       <w:r>
         <w:rPr>
@@ -8377,7 +8306,7 @@
         <w:wordWrap w:val="0"/>
         <w:autoSpaceDE w:val="0"/>
         <w:autoSpaceDN w:val="0"/>
-        <w:spacing w:after="80" w:before="0" w:line="341" w:lineRule="auto"/>
+        <w:spacing w:after="80" w:before="0" w:line="480" w:lineRule="auto"/>
         <w:ind w:firstLine="180"/>
         <w:jc w:val="both"/>
       </w:pPr>
@@ -8386,7 +8315,7 @@
           <w:rFonts w:ascii="Times New Roman" w:hAnsi="Times New Roman" w:eastAsia="신명조"/>
           <w:b w:val="0"/>
           <w:i w:val="0"/>
-          <w:sz w:val="18"/>
+          <w:sz w:val="20"/>
         </w:rPr>
         <w:t>본 연구는 주가 예측에서 "지금 판단해도 되는가"를 함께 답하는 모형을, 매일 201종목을 평가할 수 있는 비용 안에서 만드는 것을 목표로 하였다. 계산이 가벼운 패치 기반 트랜스포머에 TFT의 분위 예측 헤드를 달고, 입력 채널을 인코더 앞에서 하나로 합쳐 인코더 실행 횟수를 1회로 줄였다. 예측 구간이 이례적으로 넓을 때 판단을 보류하는 기권 규칙도 함께 적용하였다. 코스피200 구성종목 201개의 일별 자료로 평가하여 다음 두 가지를 확인하였다.</w:t>
       </w:r>
@@ -8396,7 +8325,7 @@
         <w:wordWrap w:val="0"/>
         <w:autoSpaceDE w:val="0"/>
         <w:autoSpaceDN w:val="0"/>
-        <w:spacing w:after="80" w:before="0" w:line="341" w:lineRule="auto"/>
+        <w:spacing w:after="80" w:before="0" w:line="480" w:lineRule="auto"/>
         <w:ind w:firstLine="180"/>
         <w:jc w:val="both"/>
       </w:pPr>
@@ -8405,7 +8334,7 @@
           <w:rFonts w:ascii="Times New Roman" w:hAnsi="Times New Roman" w:eastAsia="신명조"/>
           <w:b w:val="0"/>
           <w:i w:val="0"/>
-          <w:sz w:val="18"/>
+          <w:sz w:val="20"/>
         </w:rPr>
         <w:t>첫째, 제안 모형은 TFT 원본보다 낮은 오차를 약 4분의 1의 비용으로 달성하였다. 다섯 번의 반복 실험을 짝지은 열 번의 비교 전부에서 제안 모형의 손실이 낮았고, 조기종료에 쓰이지 않은 검정구간에서는 날짜 단위 DM 검정도 다섯 시드 모두 유의하였다. 학습 시간은 3.8배, 종목당 추론 시간은 4.8배 짧았고, 활성값 메모리는 5.1배 적었다. 다만 분위 GBDT는 이보다도 싸며, 제안 모형이 GBDT보다 나은 점은 비용이 아니라 검정구간 손실이다(+4.95% 대 +3.45%, 다섯 시드 모두 GBDT보다 낮음). 둘째, 예측 구간이 시장 변동성에 반응하여 판단 보류가 변동성이 큰 시기에 집중되었다. 보류된 예측은 실행된 예측보다 오차가 약 1.5배 컸고, 기권율을 맞춘 비교에서도 최근 변동성만 보고 보류하는 단순 규칙보다 큰 오차를 더 잘 걸러냈다. 다만 분위 GBDT도 같은 비교에서 대등한 보류 품질을 보였으므로 이 성질은 트랜스포머 구조에 고유하지 않다. 하나의 예측값만 내는 기존 패치 기반 모형으로는 이러한 판단 보류 자체를 할 수 없다.</w:t>
       </w:r>
@@ -8415,7 +8344,7 @@
         <w:wordWrap w:val="0"/>
         <w:autoSpaceDE w:val="0"/>
         <w:autoSpaceDN w:val="0"/>
-        <w:spacing w:after="80" w:before="0" w:line="341" w:lineRule="auto"/>
+        <w:spacing w:after="80" w:before="0" w:line="480" w:lineRule="auto"/>
         <w:ind w:firstLine="180"/>
         <w:jc w:val="both"/>
       </w:pPr>
@@ -8424,7 +8353,7 @@
           <w:rFonts w:ascii="Times New Roman" w:hAnsi="Times New Roman" w:eastAsia="신명조"/>
           <w:b w:val="0"/>
           <w:i w:val="0"/>
-          <w:sz w:val="18"/>
+          <w:sz w:val="20"/>
         </w:rPr>
         <w:t>본 연구의 평가는 평가 기간 자료가 입력 설계와 기권 기준 선택에 일부 참고되었고, 현재 시점의 구성종목으로 유니버스를 정하였으므로 완전한 사후 검증은 아니다. 또한 변수선택망, 정적 문맥, 매크로 크로스어텐션은 하나씩 제거해도 결과가 달라지지 않아, 개선이 인코더 앞 채널 축약 구조 자체에서 오는지 구성요소 간 대체에서 오는지 가리지 못하였다(5.4절). 예측 구간의 절대 포함률은 명목 80%보다 낮았고(71.6%), 검증구간에서 맞춘 CQR[13] 보정 후에도 73.9%에 그쳐 구간 자체를 신뢰구간으로 해석해서는 안 된다. 보정은 폭의 순위를 바꾸지 않으므로 기권 결과에는 영향이 없다.</w:t>
       </w:r>
@@ -8434,7 +8363,7 @@
         <w:wordWrap w:val="0"/>
         <w:autoSpaceDE w:val="0"/>
         <w:autoSpaceDN w:val="0"/>
-        <w:spacing w:after="80" w:before="0" w:line="341" w:lineRule="auto"/>
+        <w:spacing w:after="80" w:before="0" w:line="480" w:lineRule="auto"/>
         <w:ind w:firstLine="180"/>
         <w:jc w:val="both"/>
       </w:pPr>
@@ -8443,7 +8372,7 @@
           <w:rFonts w:ascii="Times New Roman" w:hAnsi="Times New Roman" w:eastAsia="신명조"/>
           <w:b w:val="0"/>
           <w:i w:val="0"/>
-          <w:sz w:val="18"/>
+          <w:sz w:val="20"/>
         </w:rPr>
         <w:t>본 논문의 결과는 과거 자료에 대한 평가이며 투자 권유를 의도하지 않는다. 향후 연구에서는 구성요소를 둘 이상 함께 제거하는 실험으로 개선의 출처를 가리고, 비교 이후 새로 쌓인 자료를 평가에 쓰지 않은 구간으로 두어 여러 시장 국면에서 다시 검증한다.</w:t>
       </w:r>
@@ -8453,7 +8382,7 @@
         <w:wordWrap w:val="0"/>
         <w:autoSpaceDE w:val="0"/>
         <w:autoSpaceDN w:val="0"/>
-        <w:spacing w:after="80" w:before="0" w:line="300" w:lineRule="auto"/>
+        <w:spacing w:after="80" w:before="0" w:line="480" w:lineRule="auto"/>
       </w:pPr>
       <w:r>
         <w:rPr>
@@ -8470,7 +8399,7 @@
         <w:wordWrap w:val="0"/>
         <w:autoSpaceDE w:val="0"/>
         <w:autoSpaceDN w:val="0"/>
-        <w:spacing w:after="40" w:before="0" w:line="300" w:lineRule="auto"/>
+        <w:spacing w:after="40" w:before="0" w:line="480" w:lineRule="auto"/>
         <w:ind w:hanging="280" w:left="280"/>
       </w:pPr>
       <w:r>
@@ -8478,7 +8407,7 @@
           <w:rFonts w:ascii="Times New Roman" w:hAnsi="Times New Roman" w:eastAsia="신명조"/>
           <w:b w:val="0"/>
           <w:i w:val="0"/>
-          <w:sz w:val="17"/>
+          <w:sz w:val="20"/>
         </w:rPr>
         <w:t xml:space="preserve">[1] O. B. Sezer, M. U. Gudelek, and A. M. Ozbayoglu, "Financial time series forecasting with deep learning: A systematic literature review: 2005-2019," </w:t>
       </w:r>
@@ -8487,7 +8416,7 @@
           <w:rFonts w:ascii="Times New Roman" w:hAnsi="Times New Roman" w:eastAsia="신명조"/>
           <w:b w:val="0"/>
           <w:i/>
-          <w:sz w:val="17"/>
+          <w:sz w:val="20"/>
         </w:rPr>
         <w:t>Applied Soft Computing</w:t>
       </w:r>
@@ -8496,7 +8425,7 @@
           <w:rFonts w:ascii="Times New Roman" w:hAnsi="Times New Roman" w:eastAsia="신명조"/>
           <w:b w:val="0"/>
           <w:i w:val="0"/>
-          <w:sz w:val="17"/>
+          <w:sz w:val="20"/>
         </w:rPr>
         <w:t>, Vol.90, 106181, 2020.</w:t>
       </w:r>
@@ -8506,7 +8435,7 @@
         <w:wordWrap w:val="0"/>
         <w:autoSpaceDE w:val="0"/>
         <w:autoSpaceDN w:val="0"/>
-        <w:spacing w:after="40" w:before="0" w:line="300" w:lineRule="auto"/>
+        <w:spacing w:after="40" w:before="0" w:line="480" w:lineRule="auto"/>
         <w:ind w:hanging="280" w:left="280"/>
       </w:pPr>
       <w:r>
@@ -8514,7 +8443,7 @@
           <w:rFonts w:ascii="Times New Roman" w:hAnsi="Times New Roman" w:eastAsia="신명조"/>
           <w:b w:val="0"/>
           <w:i w:val="0"/>
-          <w:sz w:val="17"/>
+          <w:sz w:val="20"/>
         </w:rPr>
         <w:t xml:space="preserve">[2] T. S. Kim and S. Lee, "Deep learning-based stock fluctuation prediction according to overseas indices and trading trends," </w:t>
       </w:r>
@@ -8523,7 +8452,7 @@
           <w:rFonts w:ascii="Times New Roman" w:hAnsi="Times New Roman" w:eastAsia="신명조"/>
           <w:b w:val="0"/>
           <w:i/>
-          <w:sz w:val="17"/>
+          <w:sz w:val="20"/>
         </w:rPr>
         <w:t>KIPS Transactions on Software and Data Engineering</w:t>
       </w:r>
@@ -8532,7 +8461,7 @@
           <w:rFonts w:ascii="Times New Roman" w:hAnsi="Times New Roman" w:eastAsia="신명조"/>
           <w:b w:val="0"/>
           <w:i w:val="0"/>
-          <w:sz w:val="17"/>
+          <w:sz w:val="20"/>
         </w:rPr>
         <w:t>, Vol.10, No.9, pp.367-374, 2021.</w:t>
       </w:r>
@@ -8542,7 +8471,7 @@
         <w:wordWrap w:val="0"/>
         <w:autoSpaceDE w:val="0"/>
         <w:autoSpaceDN w:val="0"/>
-        <w:spacing w:after="40" w:before="0" w:line="300" w:lineRule="auto"/>
+        <w:spacing w:after="40" w:before="0" w:line="480" w:lineRule="auto"/>
         <w:ind w:hanging="280" w:left="280"/>
       </w:pPr>
       <w:r>
@@ -8550,7 +8479,7 @@
           <w:rFonts w:ascii="Times New Roman" w:hAnsi="Times New Roman" w:eastAsia="신명조"/>
           <w:b w:val="0"/>
           <w:i w:val="0"/>
-          <w:sz w:val="17"/>
+          <w:sz w:val="20"/>
         </w:rPr>
         <w:t xml:space="preserve">[3] A. Vaswani et al., "Attention is all you need," in </w:t>
       </w:r>
@@ -8559,7 +8488,7 @@
           <w:rFonts w:ascii="Times New Roman" w:hAnsi="Times New Roman" w:eastAsia="신명조"/>
           <w:b w:val="0"/>
           <w:i/>
-          <w:sz w:val="17"/>
+          <w:sz w:val="20"/>
         </w:rPr>
         <w:t>Advances in Neural Information Processing Systems</w:t>
       </w:r>
@@ -8568,7 +8497,7 @@
           <w:rFonts w:ascii="Times New Roman" w:hAnsi="Times New Roman" w:eastAsia="신명조"/>
           <w:b w:val="0"/>
           <w:i w:val="0"/>
-          <w:sz w:val="17"/>
+          <w:sz w:val="20"/>
         </w:rPr>
         <w:t>, pp.5998-6008, 2017.</w:t>
       </w:r>
@@ -8578,7 +8507,7 @@
         <w:wordWrap w:val="0"/>
         <w:autoSpaceDE w:val="0"/>
         <w:autoSpaceDN w:val="0"/>
-        <w:spacing w:after="40" w:before="0" w:line="300" w:lineRule="auto"/>
+        <w:spacing w:after="40" w:before="0" w:line="480" w:lineRule="auto"/>
         <w:ind w:hanging="280" w:left="280"/>
       </w:pPr>
       <w:r>
@@ -8586,7 +8515,7 @@
           <w:rFonts w:ascii="Times New Roman" w:hAnsi="Times New Roman" w:eastAsia="신명조"/>
           <w:b w:val="0"/>
           <w:i w:val="0"/>
-          <w:sz w:val="17"/>
+          <w:sz w:val="20"/>
         </w:rPr>
         <w:t xml:space="preserve">[4] H. Zhou et al., "Informer: Beyond efficient transformer for long sequence time-series forecasting," in </w:t>
       </w:r>
@@ -8595,7 +8524,7 @@
           <w:rFonts w:ascii="Times New Roman" w:hAnsi="Times New Roman" w:eastAsia="신명조"/>
           <w:b w:val="0"/>
           <w:i/>
-          <w:sz w:val="17"/>
+          <w:sz w:val="20"/>
         </w:rPr>
         <w:t>Proceedings of the AAAI Conference on Artificial Intelligence</w:t>
       </w:r>
@@ -8604,7 +8533,7 @@
           <w:rFonts w:ascii="Times New Roman" w:hAnsi="Times New Roman" w:eastAsia="신명조"/>
           <w:b w:val="0"/>
           <w:i w:val="0"/>
-          <w:sz w:val="17"/>
+          <w:sz w:val="20"/>
         </w:rPr>
         <w:t>, pp.11106-11115, 2021.</w:t>
       </w:r>
@@ -8614,7 +8543,7 @@
         <w:wordWrap w:val="0"/>
         <w:autoSpaceDE w:val="0"/>
         <w:autoSpaceDN w:val="0"/>
-        <w:spacing w:after="40" w:before="0" w:line="300" w:lineRule="auto"/>
+        <w:spacing w:after="40" w:before="0" w:line="480" w:lineRule="auto"/>
         <w:ind w:hanging="280" w:left="280"/>
       </w:pPr>
       <w:r>
@@ -8622,7 +8551,7 @@
           <w:rFonts w:ascii="Times New Roman" w:hAnsi="Times New Roman" w:eastAsia="신명조"/>
           <w:b w:val="0"/>
           <w:i w:val="0"/>
-          <w:sz w:val="17"/>
+          <w:sz w:val="20"/>
         </w:rPr>
         <w:t xml:space="preserve">[5] H. Wu, J. Xu, J. Wang, and M. Long, "Autoformer: Decomposition transformers with auto-correlation for long-term series forecasting," in </w:t>
       </w:r>
@@ -8631,7 +8560,7 @@
           <w:rFonts w:ascii="Times New Roman" w:hAnsi="Times New Roman" w:eastAsia="신명조"/>
           <w:b w:val="0"/>
           <w:i/>
-          <w:sz w:val="17"/>
+          <w:sz w:val="20"/>
         </w:rPr>
         <w:t>Advances in Neural Information Processing Systems</w:t>
       </w:r>
@@ -8640,7 +8569,7 @@
           <w:rFonts w:ascii="Times New Roman" w:hAnsi="Times New Roman" w:eastAsia="신명조"/>
           <w:b w:val="0"/>
           <w:i w:val="0"/>
-          <w:sz w:val="17"/>
+          <w:sz w:val="20"/>
         </w:rPr>
         <w:t>, pp.22419-22430, 2021.</w:t>
       </w:r>
@@ -8650,7 +8579,7 @@
         <w:wordWrap w:val="0"/>
         <w:autoSpaceDE w:val="0"/>
         <w:autoSpaceDN w:val="0"/>
-        <w:spacing w:after="40" w:before="0" w:line="300" w:lineRule="auto"/>
+        <w:spacing w:after="40" w:before="0" w:line="480" w:lineRule="auto"/>
         <w:ind w:hanging="280" w:left="280"/>
       </w:pPr>
       <w:r>
@@ -8658,7 +8587,7 @@
           <w:rFonts w:ascii="Times New Roman" w:hAnsi="Times New Roman" w:eastAsia="신명조"/>
           <w:b w:val="0"/>
           <w:i w:val="0"/>
-          <w:sz w:val="17"/>
+          <w:sz w:val="20"/>
         </w:rPr>
         <w:t xml:space="preserve">[6] A. Zeng, M. Chen, L. Zhang, and Q. Xu, "Are transformers effective for time series forecasting?," in </w:t>
       </w:r>
@@ -8667,7 +8596,7 @@
           <w:rFonts w:ascii="Times New Roman" w:hAnsi="Times New Roman" w:eastAsia="신명조"/>
           <w:b w:val="0"/>
           <w:i/>
-          <w:sz w:val="17"/>
+          <w:sz w:val="20"/>
         </w:rPr>
         <w:t>Proceedings of the AAAI Conference on Artificial Intelligence</w:t>
       </w:r>
@@ -8676,7 +8605,7 @@
           <w:rFonts w:ascii="Times New Roman" w:hAnsi="Times New Roman" w:eastAsia="신명조"/>
           <w:b w:val="0"/>
           <w:i w:val="0"/>
-          <w:sz w:val="17"/>
+          <w:sz w:val="20"/>
         </w:rPr>
         <w:t>, pp.11121-11128, 2023.</w:t>
       </w:r>
@@ -8686,7 +8615,7 @@
         <w:wordWrap w:val="0"/>
         <w:autoSpaceDE w:val="0"/>
         <w:autoSpaceDN w:val="0"/>
-        <w:spacing w:after="40" w:before="0" w:line="300" w:lineRule="auto"/>
+        <w:spacing w:after="40" w:before="0" w:line="480" w:lineRule="auto"/>
         <w:ind w:hanging="280" w:left="280"/>
       </w:pPr>
       <w:r>
@@ -8694,7 +8623,7 @@
           <w:rFonts w:ascii="Times New Roman" w:hAnsi="Times New Roman" w:eastAsia="신명조"/>
           <w:b w:val="0"/>
           <w:i w:val="0"/>
-          <w:sz w:val="17"/>
+          <w:sz w:val="20"/>
         </w:rPr>
         <w:t xml:space="preserve">[7] Y. Nie, N. H. Nguyen, P. Sinthong, and J. Kalagnanam, "A time series is worth 64 words: Long-term forecasting with transformers," in </w:t>
       </w:r>
@@ -8703,7 +8632,7 @@
           <w:rFonts w:ascii="Times New Roman" w:hAnsi="Times New Roman" w:eastAsia="신명조"/>
           <w:b w:val="0"/>
           <w:i/>
-          <w:sz w:val="17"/>
+          <w:sz w:val="20"/>
         </w:rPr>
         <w:t>Proceedings of the International Conference on Learning Representations</w:t>
       </w:r>
@@ -8712,7 +8641,7 @@
           <w:rFonts w:ascii="Times New Roman" w:hAnsi="Times New Roman" w:eastAsia="신명조"/>
           <w:b w:val="0"/>
           <w:i w:val="0"/>
-          <w:sz w:val="17"/>
+          <w:sz w:val="20"/>
         </w:rPr>
         <w:t>, 2023.</w:t>
       </w:r>
@@ -8722,7 +8651,7 @@
         <w:wordWrap w:val="0"/>
         <w:autoSpaceDE w:val="0"/>
         <w:autoSpaceDN w:val="0"/>
-        <w:spacing w:after="40" w:before="0" w:line="300" w:lineRule="auto"/>
+        <w:spacing w:after="40" w:before="0" w:line="480" w:lineRule="auto"/>
         <w:ind w:hanging="280" w:left="280"/>
       </w:pPr>
       <w:r>
@@ -8730,7 +8659,7 @@
           <w:rFonts w:ascii="Times New Roman" w:hAnsi="Times New Roman" w:eastAsia="신명조"/>
           <w:b w:val="0"/>
           <w:i w:val="0"/>
-          <w:sz w:val="17"/>
+          <w:sz w:val="20"/>
         </w:rPr>
         <w:t xml:space="preserve">[8] B. Lim, S. O. Arik, N. Loeff, and T. Pfister, "Temporal fusion transformers for interpretable multi-horizon time series forecasting," </w:t>
       </w:r>
@@ -8739,7 +8668,7 @@
           <w:rFonts w:ascii="Times New Roman" w:hAnsi="Times New Roman" w:eastAsia="신명조"/>
           <w:b w:val="0"/>
           <w:i/>
-          <w:sz w:val="17"/>
+          <w:sz w:val="20"/>
         </w:rPr>
         <w:t>International Journal of Forecasting</w:t>
       </w:r>
@@ -8748,7 +8677,7 @@
           <w:rFonts w:ascii="Times New Roman" w:hAnsi="Times New Roman" w:eastAsia="신명조"/>
           <w:b w:val="0"/>
           <w:i w:val="0"/>
-          <w:sz w:val="17"/>
+          <w:sz w:val="20"/>
         </w:rPr>
         <w:t>, Vol.37, No.4, pp.1748-1764, 2021.</w:t>
       </w:r>
@@ -8758,7 +8687,7 @@
         <w:wordWrap w:val="0"/>
         <w:autoSpaceDE w:val="0"/>
         <w:autoSpaceDN w:val="0"/>
-        <w:spacing w:after="40" w:before="0" w:line="300" w:lineRule="auto"/>
+        <w:spacing w:after="40" w:before="0" w:line="480" w:lineRule="auto"/>
         <w:ind w:hanging="280" w:left="280"/>
       </w:pPr>
       <w:r>
@@ -8766,7 +8695,7 @@
           <w:rFonts w:ascii="Times New Roman" w:hAnsi="Times New Roman" w:eastAsia="신명조"/>
           <w:b w:val="0"/>
           <w:i w:val="0"/>
-          <w:sz w:val="17"/>
+          <w:sz w:val="20"/>
         </w:rPr>
         <w:t xml:space="preserve">[9] I. K. Kim, D. H. Kim, and J. Lee, "Temporal fusion transformers and deep learning methods for multi-horizon time series forecasting," </w:t>
       </w:r>
@@ -8775,7 +8704,7 @@
           <w:rFonts w:ascii="Times New Roman" w:hAnsi="Times New Roman" w:eastAsia="신명조"/>
           <w:b w:val="0"/>
           <w:i/>
-          <w:sz w:val="17"/>
+          <w:sz w:val="20"/>
         </w:rPr>
         <w:t>KIPS Transactions on Software and Data Engineering</w:t>
       </w:r>
@@ -8784,7 +8713,7 @@
           <w:rFonts w:ascii="Times New Roman" w:hAnsi="Times New Roman" w:eastAsia="신명조"/>
           <w:b w:val="0"/>
           <w:i w:val="0"/>
-          <w:sz w:val="17"/>
+          <w:sz w:val="20"/>
         </w:rPr>
         <w:t>, Vol.11, No.2, pp.81-86, 2022.</w:t>
       </w:r>
@@ -8794,7 +8723,7 @@
         <w:wordWrap w:val="0"/>
         <w:autoSpaceDE w:val="0"/>
         <w:autoSpaceDN w:val="0"/>
-        <w:spacing w:after="40" w:before="0" w:line="300" w:lineRule="auto"/>
+        <w:spacing w:after="40" w:before="0" w:line="480" w:lineRule="auto"/>
         <w:ind w:hanging="280" w:left="280"/>
       </w:pPr>
       <w:r>
@@ -8802,7 +8731,7 @@
           <w:rFonts w:ascii="Times New Roman" w:hAnsi="Times New Roman" w:eastAsia="신명조"/>
           <w:b w:val="0"/>
           <w:i w:val="0"/>
-          <w:sz w:val="17"/>
+          <w:sz w:val="20"/>
         </w:rPr>
         <w:t xml:space="preserve">[10] D.-K. Kim and K. Kim, "Style-based transformer for time series forecasting," </w:t>
       </w:r>
@@ -8811,7 +8740,7 @@
           <w:rFonts w:ascii="Times New Roman" w:hAnsi="Times New Roman" w:eastAsia="신명조"/>
           <w:b w:val="0"/>
           <w:i/>
-          <w:sz w:val="17"/>
+          <w:sz w:val="20"/>
         </w:rPr>
         <w:t>KIPS Transactions on Software and Data Engineering</w:t>
       </w:r>
@@ -8820,7 +8749,7 @@
           <w:rFonts w:ascii="Times New Roman" w:hAnsi="Times New Roman" w:eastAsia="신명조"/>
           <w:b w:val="0"/>
           <w:i w:val="0"/>
-          <w:sz w:val="17"/>
+          <w:sz w:val="20"/>
         </w:rPr>
         <w:t>, Vol.10, No.12, pp.579-586, 2021.</w:t>
       </w:r>
@@ -8830,7 +8759,7 @@
         <w:wordWrap w:val="0"/>
         <w:autoSpaceDE w:val="0"/>
         <w:autoSpaceDN w:val="0"/>
-        <w:spacing w:after="40" w:before="0" w:line="300" w:lineRule="auto"/>
+        <w:spacing w:after="40" w:before="0" w:line="480" w:lineRule="auto"/>
         <w:ind w:hanging="280" w:left="280"/>
       </w:pPr>
       <w:r>
@@ -8838,7 +8767,7 @@
           <w:rFonts w:ascii="Times New Roman" w:hAnsi="Times New Roman" w:eastAsia="신명조"/>
           <w:b w:val="0"/>
           <w:i w:val="0"/>
-          <w:sz w:val="17"/>
+          <w:sz w:val="20"/>
         </w:rPr>
         <w:t xml:space="preserve">[11] T. Kim, J. Kim, Y. Tae, C. Park, J.-H. Choi, and J. Choo, "Reversible instance normalization for accurate time-series forecasting against distribution shift," in </w:t>
       </w:r>
@@ -8847,7 +8776,7 @@
           <w:rFonts w:ascii="Times New Roman" w:hAnsi="Times New Roman" w:eastAsia="신명조"/>
           <w:b w:val="0"/>
           <w:i/>
-          <w:sz w:val="17"/>
+          <w:sz w:val="20"/>
         </w:rPr>
         <w:t>Proceedings of the International Conference on Learning Representations</w:t>
       </w:r>
@@ -8856,7 +8785,7 @@
           <w:rFonts w:ascii="Times New Roman" w:hAnsi="Times New Roman" w:eastAsia="신명조"/>
           <w:b w:val="0"/>
           <w:i w:val="0"/>
-          <w:sz w:val="17"/>
+          <w:sz w:val="20"/>
         </w:rPr>
         <w:t>, 2022.</w:t>
       </w:r>
@@ -8866,7 +8795,7 @@
         <w:wordWrap w:val="0"/>
         <w:autoSpaceDE w:val="0"/>
         <w:autoSpaceDN w:val="0"/>
-        <w:spacing w:after="40" w:before="0" w:line="300" w:lineRule="auto"/>
+        <w:spacing w:after="40" w:before="0" w:line="480" w:lineRule="auto"/>
         <w:ind w:hanging="280" w:left="280"/>
       </w:pPr>
       <w:r>
@@ -8874,7 +8803,7 @@
           <w:rFonts w:ascii="Times New Roman" w:hAnsi="Times New Roman" w:eastAsia="신명조"/>
           <w:b w:val="0"/>
           <w:i w:val="0"/>
-          <w:sz w:val="17"/>
+          <w:sz w:val="20"/>
         </w:rPr>
         <w:t xml:space="preserve">[12] R. Koenker and G. Bassett, "Regression quantiles," </w:t>
       </w:r>
@@ -8883,7 +8812,7 @@
           <w:rFonts w:ascii="Times New Roman" w:hAnsi="Times New Roman" w:eastAsia="신명조"/>
           <w:b w:val="0"/>
           <w:i/>
-          <w:sz w:val="17"/>
+          <w:sz w:val="20"/>
         </w:rPr>
         <w:t>Econometrica</w:t>
       </w:r>
@@ -8892,7 +8821,7 @@
           <w:rFonts w:ascii="Times New Roman" w:hAnsi="Times New Roman" w:eastAsia="신명조"/>
           <w:b w:val="0"/>
           <w:i w:val="0"/>
-          <w:sz w:val="17"/>
+          <w:sz w:val="20"/>
         </w:rPr>
         <w:t>, Vol.46, No.1, pp.33-50, 1978.</w:t>
       </w:r>
@@ -8902,7 +8831,7 @@
         <w:wordWrap w:val="0"/>
         <w:autoSpaceDE w:val="0"/>
         <w:autoSpaceDN w:val="0"/>
-        <w:spacing w:after="40" w:before="0" w:line="300" w:lineRule="auto"/>
+        <w:spacing w:after="40" w:before="0" w:line="480" w:lineRule="auto"/>
         <w:ind w:hanging="280" w:left="280"/>
       </w:pPr>
       <w:r>
@@ -8910,7 +8839,7 @@
           <w:rFonts w:ascii="Times New Roman" w:hAnsi="Times New Roman" w:eastAsia="신명조"/>
           <w:b w:val="0"/>
           <w:i w:val="0"/>
-          <w:sz w:val="17"/>
+          <w:sz w:val="20"/>
         </w:rPr>
         <w:t xml:space="preserve">[13] Y. Romano, E. Patterson, and E. J. Candes, "Conformalized quantile regression," in </w:t>
       </w:r>
@@ -8919,7 +8848,7 @@
           <w:rFonts w:ascii="Times New Roman" w:hAnsi="Times New Roman" w:eastAsia="신명조"/>
           <w:b w:val="0"/>
           <w:i/>
-          <w:sz w:val="17"/>
+          <w:sz w:val="20"/>
         </w:rPr>
         <w:t>Advances in Neural Information Processing Systems</w:t>
       </w:r>
@@ -8928,7 +8857,7 @@
           <w:rFonts w:ascii="Times New Roman" w:hAnsi="Times New Roman" w:eastAsia="신명조"/>
           <w:b w:val="0"/>
           <w:i w:val="0"/>
-          <w:sz w:val="17"/>
+          <w:sz w:val="20"/>
         </w:rPr>
         <w:t>, pp.3543-3553, 2019.</w:t>
       </w:r>
@@ -8938,7 +8867,7 @@
         <w:wordWrap w:val="0"/>
         <w:autoSpaceDE w:val="0"/>
         <w:autoSpaceDN w:val="0"/>
-        <w:spacing w:after="40" w:before="0" w:line="300" w:lineRule="auto"/>
+        <w:spacing w:after="40" w:before="0" w:line="480" w:lineRule="auto"/>
         <w:ind w:hanging="280" w:left="280"/>
       </w:pPr>
       <w:r>
@@ -8946,7 +8875,7 @@
           <w:rFonts w:ascii="Times New Roman" w:hAnsi="Times New Roman" w:eastAsia="신명조"/>
           <w:b w:val="0"/>
           <w:i w:val="0"/>
-          <w:sz w:val="17"/>
+          <w:sz w:val="20"/>
         </w:rPr>
         <w:t xml:space="preserve">[14] T. Fischer and C. Krauss, "Deep learning with long short-term memory networks for financial market predictions," </w:t>
       </w:r>
@@ -8955,7 +8884,7 @@
           <w:rFonts w:ascii="Times New Roman" w:hAnsi="Times New Roman" w:eastAsia="신명조"/>
           <w:b w:val="0"/>
           <w:i/>
-          <w:sz w:val="17"/>
+          <w:sz w:val="20"/>
         </w:rPr>
         <w:t>European Journal of Operational Research</w:t>
       </w:r>
@@ -8964,7 +8893,7 @@
           <w:rFonts w:ascii="Times New Roman" w:hAnsi="Times New Roman" w:eastAsia="신명조"/>
           <w:b w:val="0"/>
           <w:i w:val="0"/>
-          <w:sz w:val="17"/>
+          <w:sz w:val="20"/>
         </w:rPr>
         <w:t>, Vol.270, No.2, pp.654-669, 2018.</w:t>
       </w:r>
@@ -8974,7 +8903,7 @@
         <w:wordWrap w:val="0"/>
         <w:autoSpaceDE w:val="0"/>
         <w:autoSpaceDN w:val="0"/>
-        <w:spacing w:after="40" w:before="0" w:line="300" w:lineRule="auto"/>
+        <w:spacing w:after="40" w:before="0" w:line="480" w:lineRule="auto"/>
         <w:ind w:hanging="280" w:left="280"/>
       </w:pPr>
       <w:r>
@@ -8982,7 +8911,7 @@
           <w:rFonts w:ascii="Times New Roman" w:hAnsi="Times New Roman" w:eastAsia="신명조"/>
           <w:b w:val="0"/>
           <w:i w:val="0"/>
-          <w:sz w:val="17"/>
+          <w:sz w:val="20"/>
         </w:rPr>
         <w:t xml:space="preserve">[15] S. Gu, B. Kelly, and D. Xiu, "Empirical asset pricing via machine learning," </w:t>
       </w:r>
@@ -8991,7 +8920,7 @@
           <w:rFonts w:ascii="Times New Roman" w:hAnsi="Times New Roman" w:eastAsia="신명조"/>
           <w:b w:val="0"/>
           <w:i/>
-          <w:sz w:val="17"/>
+          <w:sz w:val="20"/>
         </w:rPr>
         <w:t>The Review of Financial Studies</w:t>
       </w:r>
@@ -9000,7 +8929,7 @@
           <w:rFonts w:ascii="Times New Roman" w:hAnsi="Times New Roman" w:eastAsia="신명조"/>
           <w:b w:val="0"/>
           <w:i w:val="0"/>
-          <w:sz w:val="17"/>
+          <w:sz w:val="20"/>
         </w:rPr>
         <w:t>, Vol.33, No.5, pp.2223-2273, 2020.</w:t>
       </w:r>
@@ -9010,7 +8939,7 @@
         <w:wordWrap w:val="0"/>
         <w:autoSpaceDE w:val="0"/>
         <w:autoSpaceDN w:val="0"/>
-        <w:spacing w:after="40" w:before="0" w:line="300" w:lineRule="auto"/>
+        <w:spacing w:after="40" w:before="0" w:line="480" w:lineRule="auto"/>
         <w:ind w:hanging="280" w:left="280"/>
       </w:pPr>
       <w:r>
@@ -9018,7 +8947,7 @@
           <w:rFonts w:ascii="Times New Roman" w:hAnsi="Times New Roman" w:eastAsia="신명조"/>
           <w:b w:val="0"/>
           <w:i w:val="0"/>
-          <w:sz w:val="17"/>
+          <w:sz w:val="20"/>
         </w:rPr>
         <w:t xml:space="preserve">[16] H. J. Kim and Y. S. Jung, "A stock price prediction based on recurrent convolution neural network with weighted loss function," </w:t>
       </w:r>
@@ -9027,7 +8956,7 @@
           <w:rFonts w:ascii="Times New Roman" w:hAnsi="Times New Roman" w:eastAsia="신명조"/>
           <w:b w:val="0"/>
           <w:i/>
-          <w:sz w:val="17"/>
+          <w:sz w:val="20"/>
         </w:rPr>
         <w:t>KIPS Transactions on Software and Data Engineering</w:t>
       </w:r>
@@ -9036,7 +8965,7 @@
           <w:rFonts w:ascii="Times New Roman" w:hAnsi="Times New Roman" w:eastAsia="신명조"/>
           <w:b w:val="0"/>
           <w:i w:val="0"/>
-          <w:sz w:val="17"/>
+          <w:sz w:val="20"/>
         </w:rPr>
         <w:t>, Vol.8, No.3, pp.123-128, 2019.</w:t>
       </w:r>
@@ -9046,7 +8975,7 @@
         <w:wordWrap w:val="0"/>
         <w:autoSpaceDE w:val="0"/>
         <w:autoSpaceDN w:val="0"/>
-        <w:spacing w:after="40" w:before="0" w:line="300" w:lineRule="auto"/>
+        <w:spacing w:after="40" w:before="0" w:line="480" w:lineRule="auto"/>
         <w:ind w:hanging="280" w:left="280"/>
       </w:pPr>
       <w:r>
@@ -9054,7 +8983,7 @@
           <w:rFonts w:ascii="Times New Roman" w:hAnsi="Times New Roman" w:eastAsia="신명조"/>
           <w:b w:val="0"/>
           <w:i w:val="0"/>
-          <w:sz w:val="17"/>
+          <w:sz w:val="20"/>
         </w:rPr>
         <w:t xml:space="preserve">[17] Y. Wang et al., "TimeXer: Empowering transformers for time series forecasting with exogenous variables," in </w:t>
       </w:r>
@@ -9063,7 +8992,7 @@
           <w:rFonts w:ascii="Times New Roman" w:hAnsi="Times New Roman" w:eastAsia="신명조"/>
           <w:b w:val="0"/>
           <w:i/>
-          <w:sz w:val="17"/>
+          <w:sz w:val="20"/>
         </w:rPr>
         <w:t>Advances in Neural Information Processing Systems</w:t>
       </w:r>
@@ -9072,7 +9001,7 @@
           <w:rFonts w:ascii="Times New Roman" w:hAnsi="Times New Roman" w:eastAsia="신명조"/>
           <w:b w:val="0"/>
           <w:i w:val="0"/>
-          <w:sz w:val="17"/>
+          <w:sz w:val="20"/>
         </w:rPr>
         <w:t>, 2024.</w:t>
       </w:r>
@@ -9082,7 +9011,7 @@
         <w:wordWrap w:val="0"/>
         <w:autoSpaceDE w:val="0"/>
         <w:autoSpaceDN w:val="0"/>
-        <w:spacing w:after="40" w:before="0" w:line="300" w:lineRule="auto"/>
+        <w:spacing w:after="40" w:before="0" w:line="480" w:lineRule="auto"/>
         <w:ind w:hanging="280" w:left="280"/>
       </w:pPr>
       <w:r>
@@ -9090,7 +9019,7 @@
           <w:rFonts w:ascii="Times New Roman" w:hAnsi="Times New Roman" w:eastAsia="신명조"/>
           <w:b w:val="0"/>
           <w:i w:val="0"/>
-          <w:sz w:val="17"/>
+          <w:sz w:val="20"/>
         </w:rPr>
         <w:t xml:space="preserve">[18] G. Ke et al., "LightGBM: A highly efficient gradient boosting decision tree," in </w:t>
       </w:r>
@@ -9099,7 +9028,7 @@
           <w:rFonts w:ascii="Times New Roman" w:hAnsi="Times New Roman" w:eastAsia="신명조"/>
           <w:b w:val="0"/>
           <w:i/>
-          <w:sz w:val="17"/>
+          <w:sz w:val="20"/>
         </w:rPr>
         <w:t>Advances in Neural Information Processing Systems</w:t>
       </w:r>
@@ -9108,17 +9037,104 @@
           <w:rFonts w:ascii="Times New Roman" w:hAnsi="Times New Roman" w:eastAsia="신명조"/>
           <w:b w:val="0"/>
           <w:i w:val="0"/>
-          <w:sz w:val="17"/>
+          <w:sz w:val="20"/>
         </w:rPr>
         <w:t>, pp.3146-3154, 2017.</w:t>
+      </w:r>
+    </w:p>
+    <w:p>
+      <w:pPr>
+        <w:sectPr>
+          <w:type w:val="continuous"/>
+          <w:pgSz w:w="11906" w:h="16838"/>
+          <w:pgMar w:top="1417" w:right="1417" w:bottom="1417" w:left="1417" w:header="567" w:footer="567" w:gutter="0"/>
+          <w:docGrid w:linePitch="360"/>
+          <w:cols w:num="1" w:space="453" w:equalWidth="1"/>
+        </w:sectPr>
+      </w:pPr>
+    </w:p>
+    <w:p>
+      <w:r>
+        <w:br w:type="page"/>
+      </w:r>
+    </w:p>
+    <w:p>
+      <w:pPr>
+        <w:wordWrap w:val="0"/>
+        <w:autoSpaceDE w:val="0"/>
+        <w:autoSpaceDN w:val="0"/>
+        <w:spacing w:after="120" w:before="0" w:line="480" w:lineRule="auto"/>
+        <w:jc w:val="center"/>
+      </w:pPr>
+      <w:r>
+        <w:rPr>
+          <w:rFonts w:ascii="Times New Roman" w:hAnsi="Times New Roman" w:eastAsia="태명조"/>
+          <w:b w:val="0"/>
+          <w:i w:val="0"/>
+          <w:sz w:val="38"/>
+        </w:rPr>
+        <w:t>판단 보류가 가능한 경량 주가 수익률 분위 예측 모형</w:t>
+      </w:r>
+    </w:p>
+    <w:p>
+      <w:pPr>
+        <w:wordWrap w:val="0"/>
+        <w:autoSpaceDE w:val="0"/>
+        <w:autoSpaceDN w:val="0"/>
+        <w:spacing w:after="80" w:before="0" w:line="480" w:lineRule="auto"/>
+        <w:jc w:val="center"/>
+      </w:pPr>
+      <w:r>
+        <w:rPr>
+          <w:rFonts w:ascii="Times New Roman" w:hAnsi="Times New Roman" w:eastAsia="태고딕"/>
+          <w:b w:val="0"/>
+          <w:i w:val="0"/>
+          <w:sz w:val="21"/>
+        </w:rPr>
+        <w:t>요     약</w:t>
+      </w:r>
+    </w:p>
+    <w:p>
+      <w:pPr>
+        <w:wordWrap w:val="0"/>
+        <w:autoSpaceDE w:val="0"/>
+        <w:autoSpaceDN w:val="0"/>
+        <w:spacing w:after="80" w:before="0" w:line="480" w:lineRule="auto"/>
+        <w:jc w:val="both"/>
+      </w:pPr>
+      <w:r>
+        <w:rPr>
+          <w:rFonts w:ascii="Times New Roman" w:hAnsi="Times New Roman" w:eastAsia="신명조"/>
+          <w:b w:val="0"/>
+          <w:i w:val="0"/>
+          <w:sz w:val="20"/>
+        </w:rPr>
+        <w:t>주가 예측은 투자와 위험관리 등 여러 분야에서 꾸준히 연구되고 있으나, 대부분의 예측 모형은 하나의 예측값만 제공하여 그 예측을 얼마나 신뢰할 수 있는지 판단하기 어렵다. 실제 투자에서는 예측값과 함께 불확실성을 고려하여 판단을 보류해야 할 시점을 알 수 있어야 한다. 불확실성을 함께 예측하는 모형으로 Temporal Fusion Transformer(TFT)가 있으나 계산 비용이 크고, 계산이 가벼운 패치 기반 트랜스포머는 하나의 예측값만 제공한다. 이에 본 논문에서는 패치 기반 트랜스포머에 분위 예측 헤드를 달고 입력 채널을 인코더 앞에서 하나로 합쳐 인코더를 한 번만 실행하는 경량 모형을 제안하고, 예측 구간이 평소보다 넓을 때 판단을 보류하는 기권 규칙을 함께 적용한다. 2015년 이후 코스피200 구성종목 201개의 일별 자료로 실험한 결과, 제안 모형은 다섯 번의 반복 실험 모두에서 TFT보다 낮은 예측 오차를 보이면서 학습은 3.8배, 추론은 4.8배 빨랐다. 판단 보류는 변동성이 큰 시기에 집중되었으며, 보류된 예측의 오차는 실행된 예측의 약 1.5배였다. 이는 최근 변동성만 보고 보류하는 단순 규칙보다 큰 오차를 더 잘 걸러낸 결과이다. 평가 설계상의 한계는 6장에서 논의한다.</w:t>
+      </w:r>
+    </w:p>
+    <w:p>
+      <w:pPr>
+        <w:wordWrap w:val="0"/>
+        <w:autoSpaceDE w:val="0"/>
+        <w:autoSpaceDN w:val="0"/>
+        <w:spacing w:after="200" w:before="0" w:line="480" w:lineRule="auto"/>
+      </w:pPr>
+      <w:r>
+        <w:rPr>
+          <w:rFonts w:ascii="Times New Roman" w:hAnsi="Times New Roman" w:eastAsia="태고딕"/>
+          <w:b w:val="0"/>
+          <w:i w:val="0"/>
+          <w:sz w:val="20"/>
+        </w:rPr>
+        <w:t>키워드 : 주가 수익률 예측, 패치 기반 트랜스포머, 분위회귀, 예측 불확실성, 기권</w:t>
       </w:r>
     </w:p>
     <w:sectPr>
       <w:type w:val="continuous"/>
       <w:pgSz w:w="11906" w:h="16838"/>
-      <w:pgMar w:top="1446" w:right="1134" w:bottom="879" w:left="1134" w:header="567" w:footer="567" w:gutter="0"/>
+      <w:pgMar w:top="1417" w:right="1417" w:bottom="1417" w:left="1417" w:header="567" w:footer="567" w:gutter="0"/>
       <w:docGrid w:linePitch="360"/>
-      <w:cols w:num="2" w:space="453" w:equalWidth="1"/>
+      <w:cols w:num="1" w:space="453" w:equalWidth="1"/>
     </w:sectPr>
   </w:body>
 </w:document>

--- a/docs/PAPER_TKIPS_review.docx
+++ b/docs/PAPER_TKIPS_review.docx
@@ -53,7 +53,7 @@
           <w:i w:val="0"/>
           <w:sz w:val="20"/>
         </w:rPr>
-        <w:t>Stock forecasting has long been studied for investment and risk management, yet most forecasting models give a single value, which leaves no way to judge how far that forecast can be trusted. In practice, an investor needs to weigh uncertainty alongside the forecast and know when to hold off. The Temporal Fusion Transformer (TFT) also forecasts uncertainty, but it is computationally expensive, while lightweight patch-based transformers produce only a single value. This paper proposes a lightweight model that adds a quantile head to a patch-based transformer and merges the input channels into one before the encoder so that the encoder runs only once, together with an abstention rule that withholds a decision when the prediction interval is wider than usual. On daily data for 201 KOSPI 200 stocks since 2015, the proposed model had a lower forecast error than TFT in all five repeated runs, while training 3.8 times and running inference 4.8 times faster. Abstentions concentrated in volatile periods, and the withheld forecasts carried about 1.5 times the error of those acted on, separating large errors better than a simple rule based on recent volatility alone. Section 6 discusses the limitations of the evaluation design.</w:t>
+        <w:t>Stock forecasting has long been studied for investment and risk management, yet most forecasting models give a single value, which leaves no way to judge how far that forecast can be trusted. In practice, an investor needs to weigh uncertainty alongside the forecast and know when to hold off. The Temporal Fusion Transformer (TFT) also forecasts uncertainty, but it is computationally expensive, while lightweight patch-based transformers produce only a single value. This paper proposes a lightweight model that adds a quantile head to a patch-based transformer and merges the input channels into one before the encoder so that the encoder runs only once, together with an abstention rule that withholds a decision when the prediction interval is wider than usual. On daily data for 201 KOSPI 200 stocks since 2015, the proposed model had a lower quantile (pinball) loss than TFT in all five repeated runs, while training 3.8 times and running inference 4.8 times faster. Abstentions concentrated in volatile periods, and the withheld forecasts carried about 1.5 times the error of those acted on, separating large errors better than a simple rule based on recent volatility alone. A quantile gradient-boosting baseline fitted on the same windows was cheaper still and abstained just as well, so what the proposed model gains over it is accuracy rather than cost. The evaluation uses the current index constituents and an abstention threshold chosen with reference to the test split.</w:t>
       </w:r>
     </w:p>
     <w:p>
@@ -72,16 +72,6 @@
         </w:rPr>
         <w:t>Keywords : Stock Return Forecasting, Patch-Based Transformer, Quantile Regression, Forecast Uncertainty, Abstention</w:t>
       </w:r>
-    </w:p>
-    <w:p>
-      <w:pPr>
-        <w:sectPr>
-          <w:pgSz w:w="11906" w:h="16838"/>
-          <w:pgMar w:top="1417" w:right="1417" w:bottom="1417" w:left="1417" w:header="567" w:footer="567" w:gutter="0"/>
-          <w:docGrid w:linePitch="360"/>
-          <w:cols w:num="1" w:space="453" w:equalWidth="1"/>
-        </w:sectPr>
-      </w:pPr>
     </w:p>
     <w:p>
       <w:pPr>
@@ -154,7 +144,7 @@
           <w:i w:val="0"/>
           <w:sz w:val="20"/>
         </w:rPr>
-        <w:t>본 연구는 먼저 두 가지 운용 요구사항을 정의하고, 이를 충족하는 구조를 설계하였다. 첫째는 기권이다. 시스템은 "오를 것인가 내릴 것인가"뿐 아니라 "지금 판단해도 되는가"를 말할 수 있어야 하며, 이는 점 추정으로 정의할 수 없고 예측 분포를 요구한다. 둘째는 계산 비용이다. 201종목을 매일 평가하려면 종목당 추론이 싸야 하고, 실질적 독립 사건이 적은 자료라 모형을 키울 수도 없다. 분위 예측을 제공하는 Temporal Fusion Transformer(TFT)는 모든 시점에서 어텐션을 수행하므로 이 제약과 충돌한다.</w:t>
+        <w:t>본 연구는 먼저 두 가지 운용 요구사항을 정의하고, 이를 충족하는 구조를 설계하였다. 첫째는 기권이다. 시스템은 "오를 것인가 내릴 것인가"뿐 아니라 "지금 판단해도 되는가"를 말할 수 있어야 하며, 이는 점 추정으로 정의할 수 없고 예측 분포를 요구한다. 둘째는 계산 비용이다. 201종목을 매일 평가하려면 종목당 추론 비용이 낮아야 하고, 실질적 독립 사건이 적은 자료라 모형을 키울 수도 없다. 분위 예측을 제공하는 Temporal Fusion Transformer(TFT)는 모든 시점에서 어텐션을 수행하므로 이 제약과 충돌한다.</w:t>
       </w:r>
     </w:p>
     <w:p>
@@ -192,41 +182,7 @@
           <w:i w:val="0"/>
           <w:sz w:val="20"/>
         </w:rPr>
-        <w:t>이하 2장에서 관련 연구를 정리하고, 3장에서 요구사항으로부터 제안 구조를 도출하며, 4장에서 실험 설계를, 5장에서 정확도·비용·기권 행태의 결과를 제시하고 6장에서 결론과 한계를 정리한다.</w:t>
-      </w:r>
-    </w:p>
-    <w:p>
-      <w:pPr>
-        <w:wordWrap w:val="0"/>
-        <w:autoSpaceDE w:val="0"/>
-        <w:autoSpaceDN w:val="0"/>
-        <w:spacing w:after="80" w:before="0" w:line="480" w:lineRule="auto"/>
-      </w:pPr>
-      <w:r>
-        <w:rPr>
-          <w:rFonts w:ascii="Times New Roman" w:hAnsi="Times New Roman" w:eastAsia="견고딕"/>
-          <w:b/>
-          <w:i w:val="0"/>
-          <w:sz w:val="20"/>
-        </w:rPr>
-        <w:t>2. 관련 연구</w:t>
-      </w:r>
-    </w:p>
-    <w:p>
-      <w:pPr>
-        <w:wordWrap w:val="0"/>
-        <w:autoSpaceDE w:val="0"/>
-        <w:autoSpaceDN w:val="0"/>
-        <w:spacing w:after="60" w:before="0" w:line="480" w:lineRule="auto"/>
-      </w:pPr>
-      <w:r>
-        <w:rPr>
-          <w:rFonts w:ascii="Times New Roman" w:hAnsi="Times New Roman" w:eastAsia="중고딕"/>
-          <w:b w:val="0"/>
-          <w:i w:val="0"/>
-          <w:sz w:val="20"/>
-        </w:rPr>
-        <w:t>2.1 패치 기반 시계열 트랜스포머</w:t>
+        <w:t>이에 대한 본 연구의 기여는 세 가지이다. 첫째, 채널 축을 인코더 앞에서 하나로 합쳐 분위 예측 트랜스포머의 학습·추론 비용을 TFT의 약 4분의 1로 낮추면서 예측 손실은 더 낮추었다. 둘째, 예측 구간의 폭을 기준으로 한 기권이 최근 변동성만 쓰는 규칙보다 큰 오차를 더 잘 걸러낸다는 것을, 기권율을 맞춘 비교로 보였다. 셋째, 같은 분할과 같은 윈도우 표본 위에서 무조건부 분위수 상수와 분위 그래디언트 부스팅을 함께 측정하여, 구조에서 오는 이득과 그렇지 않은 부분을 구분하였다.</w:t>
       </w:r>
     </w:p>
     <w:p>
@@ -245,61 +201,24 @@
           <w:i w:val="0"/>
           <w:sz w:val="20"/>
         </w:rPr>
-        <w:t xml:space="preserve">원래의 트랜스포머[3]는 모든 시점에서 어텐션을 수행하므로 비용이 입력 길이의 제곱에 비례한다. 희소 어텐션[4]과 계열 분해[5]로 이를 줄이려는 구조들이 제안되었으나, 단순한 선형 모형이 이들을 상회한다는 보고[6]도 있다. PatchTST[7]는 시계열을 시점이 아니라 구간(패치) 단위로 토큰화하고 다변량 입력을 채널 독립으로 처리하여, 길이 </w:t>
-      </w:r>
-      <w:r>
-        <w:rPr>
-          <w:rFonts w:ascii="Times New Roman" w:hAnsi="Times New Roman" w:eastAsia="신명조"/>
-          <w:b w:val="0"/>
-          <w:i/>
-          <w:sz w:val="20"/>
-        </w:rPr>
-        <w:t>L</w:t>
-      </w:r>
-      <w:r>
-        <w:rPr>
-          <w:rFonts w:ascii="Times New Roman" w:hAnsi="Times New Roman" w:eastAsia="신명조"/>
-          <w:b w:val="0"/>
+        <w:t>이하 2장에서 관련 연구를 정리하고, 3장에서 요구사항으로부터 제안 구조를 도출하며, 4장에서 실험 설계를, 5장에서 정확도·비용·기권 행태의 결과를 제시하고 6장에서 결론과 한계를 정리한다.</w:t>
+      </w:r>
+    </w:p>
+    <w:p>
+      <w:pPr>
+        <w:wordWrap w:val="0"/>
+        <w:autoSpaceDE w:val="0"/>
+        <w:autoSpaceDN w:val="0"/>
+        <w:spacing w:after="80" w:before="0" w:line="480" w:lineRule="auto"/>
+      </w:pPr>
+      <w:r>
+        <w:rPr>
+          <w:rFonts w:ascii="Times New Roman" w:hAnsi="Times New Roman" w:eastAsia="견고딕"/>
+          <w:b/>
           <w:i w:val="0"/>
           <w:sz w:val="20"/>
         </w:rPr>
-        <w:t>의 입력을 ⌈</w:t>
-      </w:r>
-      <w:r>
-        <w:rPr>
-          <w:rFonts w:ascii="Times New Roman" w:hAnsi="Times New Roman" w:eastAsia="신명조"/>
-          <w:b w:val="0"/>
-          <w:i/>
-          <w:sz w:val="20"/>
-        </w:rPr>
-        <w:t>L</w:t>
-      </w:r>
-      <w:r>
-        <w:rPr>
-          <w:rFonts w:ascii="Times New Roman" w:hAnsi="Times New Roman" w:eastAsia="신명조"/>
-          <w:b w:val="0"/>
-          <w:i w:val="0"/>
-          <w:sz w:val="20"/>
-        </w:rPr>
-        <w:t>/</w:t>
-      </w:r>
-      <w:r>
-        <w:rPr>
-          <w:rFonts w:ascii="Times New Roman" w:hAnsi="Times New Roman" w:eastAsia="신명조"/>
-          <w:b w:val="0"/>
-          <w:i/>
-          <w:sz w:val="20"/>
-        </w:rPr>
-        <w:t>S</w:t>
-      </w:r>
-      <w:r>
-        <w:rPr>
-          <w:rFonts w:ascii="Times New Roman" w:hAnsi="Times New Roman" w:eastAsia="신명조"/>
-          <w:b w:val="0"/>
-          <w:i w:val="0"/>
-          <w:sz w:val="20"/>
-        </w:rPr>
-        <w:t>⌉개 토큰으로 축약하고 채널 수에 선형으로 확장된다. 본 연구는 120일 입력을 패치 길이 5(1거래주)·스트라이드 5로 24개 토큰으로 축약하였다. 그러나 원 구조의 출력은 점 예측이므로 1장의 첫째 요구사항을 충족하지 못한다. 또한 채널 독립을 끝까지 유지하면 인코더가 채널 수만큼 반복 실행되어 둘째 요구사항과 충돌한다.</w:t>
+        <w:t>2. 관련 연구</w:t>
       </w:r>
     </w:p>
     <w:p>
@@ -316,7 +235,7 @@
           <w:i w:val="0"/>
           <w:sz w:val="20"/>
         </w:rPr>
-        <w:t>2.2 분위 예측과 변수선택 구조</w:t>
+        <w:t>2.1 패치 기반 시계열 트랜스포머</w:t>
       </w:r>
     </w:p>
     <w:p>
@@ -335,7 +254,61 @@
           <w:i w:val="0"/>
           <w:sz w:val="20"/>
         </w:rPr>
-        <w:t>TFT[8]는 변수선택망으로 입력 채널별 소프트맥스 게이트를 학습하고, 게이트 잔차 신경망(gated residual network, GRN)으로 채널별 변환을 수행하며, 정적 공변량을 문맥 벡터로 부호화하고 복수의 분위를 동시에 산출한다. 본 연구는 이 가운데 분위 헤드를 채택하고 변수선택망은 채널 축약의 한 구현으로 비교하였으며, 시점 단위 연산 구조는 버렸다. 변수선택망을 쓰는 이유는 중요도 해석이 아니라, 채널 축을 소프트맥스 가중합으로 하나로 줄여 인코더 실행 횟수를 1회로 만드는 데 있다. 국내에서도 TFT를 다지평 예측에 적용한 연구[9]와 트랜스포머를 시계열 특성에 맞추어 변형한 연구[10]가 보고되었다.</w:t>
+        <w:t xml:space="preserve">원래의 트랜스포머[3]는 모든 시점에서 어텐션을 수행하므로 비용이 입력 길이의 제곱에 비례한다. 희소 어텐션[4]과 계열 분해[5]로 이를 줄이려는 구조들이 제안되었으나, 단순한 선형 모형이 이들을 상회한다는 보고[6]도 있다. PatchTST[7]는 시계열을 시점이 아니라 구간(패치) 단위로 토큰화하고 다변량 입력을 채널 독립으로 처리하여, 길이 </w:t>
+      </w:r>
+      <w:r>
+        <w:rPr>
+          <w:rFonts w:ascii="Times New Roman" w:hAnsi="Times New Roman" w:eastAsia="신명조"/>
+          <w:b w:val="0"/>
+          <w:i/>
+          <w:sz w:val="20"/>
+        </w:rPr>
+        <w:t>L</w:t>
+      </w:r>
+      <w:r>
+        <w:rPr>
+          <w:rFonts w:ascii="Times New Roman" w:hAnsi="Times New Roman" w:eastAsia="신명조"/>
+          <w:b w:val="0"/>
+          <w:i w:val="0"/>
+          <w:sz w:val="20"/>
+        </w:rPr>
+        <w:t>의 입력을 ⌈</w:t>
+      </w:r>
+      <w:r>
+        <w:rPr>
+          <w:rFonts w:ascii="Times New Roman" w:hAnsi="Times New Roman" w:eastAsia="신명조"/>
+          <w:b w:val="0"/>
+          <w:i/>
+          <w:sz w:val="20"/>
+        </w:rPr>
+        <w:t>L</w:t>
+      </w:r>
+      <w:r>
+        <w:rPr>
+          <w:rFonts w:ascii="Times New Roman" w:hAnsi="Times New Roman" w:eastAsia="신명조"/>
+          <w:b w:val="0"/>
+          <w:i w:val="0"/>
+          <w:sz w:val="20"/>
+        </w:rPr>
+        <w:t>/</w:t>
+      </w:r>
+      <w:r>
+        <w:rPr>
+          <w:rFonts w:ascii="Times New Roman" w:hAnsi="Times New Roman" w:eastAsia="신명조"/>
+          <w:b w:val="0"/>
+          <w:i/>
+          <w:sz w:val="20"/>
+        </w:rPr>
+        <w:t>S</w:t>
+      </w:r>
+      <w:r>
+        <w:rPr>
+          <w:rFonts w:ascii="Times New Roman" w:hAnsi="Times New Roman" w:eastAsia="신명조"/>
+          <w:b w:val="0"/>
+          <w:i w:val="0"/>
+          <w:sz w:val="20"/>
+        </w:rPr>
+        <w:t>⌉개 토큰으로 축약하고 채널 수에 선형으로 확장된다. 본 연구는 120일 입력을 패치 길이 5(1거래주)·스트라이드 5로 24개 토큰으로 축약하였다. 그러나 원 구조의 출력은 점 예측이므로 1장의 첫째 요구사항을 충족하지 못한다. 또한 채널 독립을 끝까지 유지하면 인코더가 채널 수만큼 반복 실행되어 둘째 요구사항과 충돌한다.</w:t>
       </w:r>
     </w:p>
     <w:p>
@@ -352,7 +325,7 @@
           <w:i w:val="0"/>
           <w:sz w:val="20"/>
         </w:rPr>
-        <w:t>2.3 분포 이동 정규화와 분위 회귀</w:t>
+        <w:t>2.2 분위 예측과 변수선택 구조</w:t>
       </w:r>
     </w:p>
     <w:p>
@@ -371,7 +344,24 @@
           <w:i w:val="0"/>
           <w:sz w:val="20"/>
         </w:rPr>
-        <w:t>RevIN(reversible instance normalization)[11]은 입력 윈도우별 인스턴스 정규화를 적용하고 출력에서 역변환한다. 종목과 시대에 따라 가격 수준의 의미가 달라지는 자료에서는 선택이 아닌 필수 요소이다. 본 연구는 이를 선별적으로 적용하였다. 횡단면 순위 채널은 정보가 전적으로 수준에 담겨 있어 윈도우 내 표준화가 그 정보를 소거하기 때문이다.</w:t>
+        <w:t>TFT[8]는 변수선택망으로 입력 채널별 소프트맥스 게이트를 학습하고, 게이트 잔차 신경망(gated residual network, GRN)으로 채널별 변환을 수행하며, 정적 공변량을 문맥 벡터로 부호화하고 복수의 분위를 동시에 산출한다. 본 연구는 이 가운데 분위 헤드를 채택하고 변수선택망은 채널 축약의 한 구현으로 비교하였으며, 시점 단위 연산 구조는 채택하지 않았다. 변수선택망을 쓰는 이유는 중요도 해석이 아니라, 채널 축을 소프트맥스 가중합으로 하나로 줄여 인코더 실행 횟수를 1회로 만드는 데 있다. 국내에서도 TFT를 다지평 예측에 적용한 연구[9]와 트랜스포머를 시계열 특성에 맞추어 변형한 연구[10]가 보고되었다.</w:t>
+      </w:r>
+    </w:p>
+    <w:p>
+      <w:pPr>
+        <w:wordWrap w:val="0"/>
+        <w:autoSpaceDE w:val="0"/>
+        <w:autoSpaceDN w:val="0"/>
+        <w:spacing w:after="60" w:before="0" w:line="480" w:lineRule="auto"/>
+      </w:pPr>
+      <w:r>
+        <w:rPr>
+          <w:rFonts w:ascii="Times New Roman" w:hAnsi="Times New Roman" w:eastAsia="중고딕"/>
+          <w:b w:val="0"/>
+          <w:i w:val="0"/>
+          <w:sz w:val="20"/>
+        </w:rPr>
+        <w:t>2.3 분포 이동 정규화와 분위 회귀</w:t>
       </w:r>
     </w:p>
     <w:p>
@@ -390,205 +380,7 @@
           <w:i w:val="0"/>
           <w:sz w:val="20"/>
         </w:rPr>
-        <w:t xml:space="preserve">분위회귀[12]를 신경망 출력에 적용한 것이 핀볼 손실이며, 분위 </w:t>
-      </w:r>
-      <w:r>
-        <w:rPr>
-          <w:rFonts w:ascii="Times New Roman" w:hAnsi="Times New Roman" w:eastAsia="신명조"/>
-          <w:b w:val="0"/>
-          <w:i/>
-          <w:sz w:val="20"/>
-        </w:rPr>
-        <w:t>τ</w:t>
-      </w:r>
-      <w:r>
-        <w:rPr>
-          <w:rFonts w:ascii="Times New Roman" w:hAnsi="Times New Roman" w:eastAsia="신명조"/>
-          <w:b w:val="0"/>
-          <w:i w:val="0"/>
-          <w:sz w:val="20"/>
-        </w:rPr>
-        <w:t>에 대하여 식 (1)과 같이 정의된다.</w:t>
-      </w:r>
-    </w:p>
-    <w:p>
-      <w:pPr>
-        <w:wordWrap w:val="0"/>
-        <w:autoSpaceDE w:val="0"/>
-        <w:autoSpaceDN w:val="0"/>
-        <w:spacing w:after="80" w:before="0" w:line="480" w:lineRule="auto"/>
-        <w:jc w:val="center"/>
-      </w:pPr>
-      <w:r>
-        <w:rPr>
-          <w:rFonts w:ascii="Times New Roman" w:hAnsi="Times New Roman" w:eastAsia="신명조"/>
-          <w:b w:val="0"/>
-          <w:i w:val="0"/>
-          <w:sz w:val="20"/>
-        </w:rPr>
-        <w:t>L(</w:t>
-      </w:r>
-      <w:r>
-        <w:rPr>
-          <w:rFonts w:ascii="Times New Roman" w:hAnsi="Times New Roman" w:eastAsia="신명조"/>
-          <w:b w:val="0"/>
-          <w:i/>
-          <w:sz w:val="20"/>
-        </w:rPr>
-        <w:t>τ</w:t>
-      </w:r>
-      <w:r>
-        <w:rPr>
-          <w:rFonts w:ascii="Times New Roman" w:hAnsi="Times New Roman" w:eastAsia="신명조"/>
-          <w:b w:val="0"/>
-          <w:i w:val="0"/>
-          <w:sz w:val="20"/>
-        </w:rPr>
-        <w:t xml:space="preserve">; </w:t>
-      </w:r>
-      <w:r>
-        <w:rPr>
-          <w:rFonts w:ascii="Times New Roman" w:hAnsi="Times New Roman" w:eastAsia="신명조"/>
-          <w:b w:val="0"/>
-          <w:i/>
-          <w:sz w:val="20"/>
-        </w:rPr>
-        <w:t>y</w:t>
-      </w:r>
-      <w:r>
-        <w:rPr>
-          <w:rFonts w:ascii="Times New Roman" w:hAnsi="Times New Roman" w:eastAsia="신명조"/>
-          <w:b w:val="0"/>
-          <w:i w:val="0"/>
-          <w:sz w:val="20"/>
-        </w:rPr>
-        <w:t xml:space="preserve">, </w:t>
-      </w:r>
-      <w:r>
-        <w:rPr>
-          <w:rFonts w:ascii="Times New Roman" w:hAnsi="Times New Roman" w:eastAsia="신명조"/>
-          <w:b w:val="0"/>
-          <w:i/>
-          <w:sz w:val="20"/>
-        </w:rPr>
-        <w:t>ŷ</w:t>
-      </w:r>
-      <w:r>
-        <w:rPr>
-          <w:rFonts w:ascii="Times New Roman" w:hAnsi="Times New Roman" w:eastAsia="신명조"/>
-          <w:b w:val="0"/>
-          <w:i w:val="0"/>
-          <w:sz w:val="20"/>
-        </w:rPr>
-        <w:t xml:space="preserve">) = max[ </w:t>
-      </w:r>
-      <w:r>
-        <w:rPr>
-          <w:rFonts w:ascii="Times New Roman" w:hAnsi="Times New Roman" w:eastAsia="신명조"/>
-          <w:b w:val="0"/>
-          <w:i/>
-          <w:sz w:val="20"/>
-        </w:rPr>
-        <w:t>τ</w:t>
-      </w:r>
-      <w:r>
-        <w:rPr>
-          <w:rFonts w:ascii="Times New Roman" w:hAnsi="Times New Roman" w:eastAsia="신명조"/>
-          <w:b w:val="0"/>
-          <w:i w:val="0"/>
-          <w:sz w:val="20"/>
-        </w:rPr>
-        <w:t>(</w:t>
-      </w:r>
-      <w:r>
-        <w:rPr>
-          <w:rFonts w:ascii="Times New Roman" w:hAnsi="Times New Roman" w:eastAsia="신명조"/>
-          <w:b w:val="0"/>
-          <w:i/>
-          <w:sz w:val="20"/>
-        </w:rPr>
-        <w:t>y</w:t>
-      </w:r>
-      <w:r>
-        <w:rPr>
-          <w:rFonts w:ascii="Times New Roman" w:hAnsi="Times New Roman" w:eastAsia="신명조"/>
-          <w:b w:val="0"/>
-          <w:i w:val="0"/>
-          <w:sz w:val="20"/>
-        </w:rPr>
-        <w:t xml:space="preserve"> − </w:t>
-      </w:r>
-      <w:r>
-        <w:rPr>
-          <w:rFonts w:ascii="Times New Roman" w:hAnsi="Times New Roman" w:eastAsia="신명조"/>
-          <w:b w:val="0"/>
-          <w:i/>
-          <w:sz w:val="20"/>
-        </w:rPr>
-        <w:t>ŷ</w:t>
-      </w:r>
-      <w:r>
-        <w:rPr>
-          <w:rFonts w:ascii="Times New Roman" w:hAnsi="Times New Roman" w:eastAsia="신명조"/>
-          <w:b w:val="0"/>
-          <w:i w:val="0"/>
-          <w:sz w:val="20"/>
-        </w:rPr>
-        <w:t>), (</w:t>
-      </w:r>
-      <w:r>
-        <w:rPr>
-          <w:rFonts w:ascii="Times New Roman" w:hAnsi="Times New Roman" w:eastAsia="신명조"/>
-          <w:b w:val="0"/>
-          <w:i/>
-          <w:sz w:val="20"/>
-        </w:rPr>
-        <w:t>τ</w:t>
-      </w:r>
-      <w:r>
-        <w:rPr>
-          <w:rFonts w:ascii="Times New Roman" w:hAnsi="Times New Roman" w:eastAsia="신명조"/>
-          <w:b w:val="0"/>
-          <w:i w:val="0"/>
-          <w:sz w:val="20"/>
-        </w:rPr>
-        <w:t xml:space="preserve"> − 1)(</w:t>
-      </w:r>
-      <w:r>
-        <w:rPr>
-          <w:rFonts w:ascii="Times New Roman" w:hAnsi="Times New Roman" w:eastAsia="신명조"/>
-          <w:b w:val="0"/>
-          <w:i/>
-          <w:sz w:val="20"/>
-        </w:rPr>
-        <w:t>y</w:t>
-      </w:r>
-      <w:r>
-        <w:rPr>
-          <w:rFonts w:ascii="Times New Roman" w:hAnsi="Times New Roman" w:eastAsia="신명조"/>
-          <w:b w:val="0"/>
-          <w:i w:val="0"/>
-          <w:sz w:val="20"/>
-        </w:rPr>
-        <w:t xml:space="preserve"> − </w:t>
-      </w:r>
-      <w:r>
-        <w:rPr>
-          <w:rFonts w:ascii="Times New Roman" w:hAnsi="Times New Roman" w:eastAsia="신명조"/>
-          <w:b w:val="0"/>
-          <w:i/>
-          <w:sz w:val="20"/>
-        </w:rPr>
-        <w:t>ŷ</w:t>
-      </w:r>
-      <w:r>
-        <w:rPr>
-          <w:rFonts w:ascii="Times New Roman" w:hAnsi="Times New Roman" w:eastAsia="신명조"/>
-          <w:b w:val="0"/>
-          <w:i w:val="0"/>
-          <w:sz w:val="20"/>
-        </w:rPr>
-        <w:t>) ]    (1)</w:t>
+        <w:t>RevIN(reversible instance normalization)[11]은 입력 윈도우별 인스턴스 정규화를 적용하고 출력에서 역변환한다. 종목과 시대에 따라 가격 수준의 의미가 달라지는 자료에서는 선택 사항이 아니라 필수 요소이다. 본 연구는 이를 선별적으로 적용하였다. 횡단면 순위 채널은 정보가 전적으로 수준에 담겨 있어 윈도우 내 표준화가 그 정보를 소거하기 때문이다.</w:t>
       </w:r>
     </w:p>
     <w:p>
@@ -607,7 +399,7 @@
           <w:i w:val="0"/>
           <w:sz w:val="20"/>
         </w:rPr>
-        <w:t xml:space="preserve">본 연구는 </w:t>
+        <w:t xml:space="preserve">분위회귀[12]를 신경망 출력에 적용한 것이 핀볼 손실이며, 분위 </w:t>
       </w:r>
       <w:r>
         <w:rPr>
@@ -625,7 +417,7 @@
           <w:i w:val="0"/>
           <w:sz w:val="20"/>
         </w:rPr>
-        <w:t xml:space="preserve"> ∈ {0.1, 0.5, 0.9}를 동시에 학습한다. 분위 예측은 불확실성을 예측 결과 자체로 산출하므로, 앙상블 분산 없이 기권 규칙을 정의할 수 있다. 분위 예측의 구간이 명목 수준을 지키는지는 별도 문제이며 등각예측을 분위회귀에 결합한 교정 방법이 제안되어 있다[13]. 본 연구의 교정 상태는 6장에 밝힌다.</w:t>
+        <w:t>에 대하여 식 (1)과 같이 정의된다.</w:t>
       </w:r>
     </w:p>
     <w:p>
@@ -633,16 +425,179 @@
         <w:wordWrap w:val="0"/>
         <w:autoSpaceDE w:val="0"/>
         <w:autoSpaceDN w:val="0"/>
-        <w:spacing w:after="60" w:before="0" w:line="480" w:lineRule="auto"/>
+        <w:spacing w:after="80" w:before="0" w:line="480" w:lineRule="auto"/>
+        <w:jc w:val="center"/>
       </w:pPr>
       <w:r>
         <w:rPr>
-          <w:rFonts w:ascii="Times New Roman" w:hAnsi="Times New Roman" w:eastAsia="중고딕"/>
+          <w:rFonts w:ascii="Times New Roman" w:hAnsi="Times New Roman" w:eastAsia="신명조"/>
           <w:b w:val="0"/>
           <w:i w:val="0"/>
           <w:sz w:val="20"/>
         </w:rPr>
-        <w:t>2.4 기준 모형과 본 연구의 위치</w:t>
+        <w:t>L(</w:t>
+      </w:r>
+      <w:r>
+        <w:rPr>
+          <w:rFonts w:ascii="Times New Roman" w:hAnsi="Times New Roman" w:eastAsia="신명조"/>
+          <w:b w:val="0"/>
+          <w:i/>
+          <w:sz w:val="20"/>
+        </w:rPr>
+        <w:t>τ</w:t>
+      </w:r>
+      <w:r>
+        <w:rPr>
+          <w:rFonts w:ascii="Times New Roman" w:hAnsi="Times New Roman" w:eastAsia="신명조"/>
+          <w:b w:val="0"/>
+          <w:i w:val="0"/>
+          <w:sz w:val="20"/>
+        </w:rPr>
+        <w:t xml:space="preserve">; </w:t>
+      </w:r>
+      <w:r>
+        <w:rPr>
+          <w:rFonts w:ascii="Times New Roman" w:hAnsi="Times New Roman" w:eastAsia="신명조"/>
+          <w:b w:val="0"/>
+          <w:i/>
+          <w:sz w:val="20"/>
+        </w:rPr>
+        <w:t>y</w:t>
+      </w:r>
+      <w:r>
+        <w:rPr>
+          <w:rFonts w:ascii="Times New Roman" w:hAnsi="Times New Roman" w:eastAsia="신명조"/>
+          <w:b w:val="0"/>
+          <w:i w:val="0"/>
+          <w:sz w:val="20"/>
+        </w:rPr>
+        <w:t xml:space="preserve">, </w:t>
+      </w:r>
+      <w:r>
+        <w:rPr>
+          <w:rFonts w:ascii="Times New Roman" w:hAnsi="Times New Roman" w:eastAsia="신명조"/>
+          <w:b w:val="0"/>
+          <w:i/>
+          <w:sz w:val="20"/>
+        </w:rPr>
+        <w:t>ŷ</w:t>
+      </w:r>
+      <w:r>
+        <w:rPr>
+          <w:rFonts w:ascii="Times New Roman" w:hAnsi="Times New Roman" w:eastAsia="신명조"/>
+          <w:b w:val="0"/>
+          <w:i w:val="0"/>
+          <w:sz w:val="20"/>
+        </w:rPr>
+        <w:t xml:space="preserve">) = max[ </w:t>
+      </w:r>
+      <w:r>
+        <w:rPr>
+          <w:rFonts w:ascii="Times New Roman" w:hAnsi="Times New Roman" w:eastAsia="신명조"/>
+          <w:b w:val="0"/>
+          <w:i/>
+          <w:sz w:val="20"/>
+        </w:rPr>
+        <w:t>τ</w:t>
+      </w:r>
+      <w:r>
+        <w:rPr>
+          <w:rFonts w:ascii="Times New Roman" w:hAnsi="Times New Roman" w:eastAsia="신명조"/>
+          <w:b w:val="0"/>
+          <w:i w:val="0"/>
+          <w:sz w:val="20"/>
+        </w:rPr>
+        <w:t>(</w:t>
+      </w:r>
+      <w:r>
+        <w:rPr>
+          <w:rFonts w:ascii="Times New Roman" w:hAnsi="Times New Roman" w:eastAsia="신명조"/>
+          <w:b w:val="0"/>
+          <w:i/>
+          <w:sz w:val="20"/>
+        </w:rPr>
+        <w:t>y</w:t>
+      </w:r>
+      <w:r>
+        <w:rPr>
+          <w:rFonts w:ascii="Times New Roman" w:hAnsi="Times New Roman" w:eastAsia="신명조"/>
+          <w:b w:val="0"/>
+          <w:i w:val="0"/>
+          <w:sz w:val="20"/>
+        </w:rPr>
+        <w:t xml:space="preserve"> − </w:t>
+      </w:r>
+      <w:r>
+        <w:rPr>
+          <w:rFonts w:ascii="Times New Roman" w:hAnsi="Times New Roman" w:eastAsia="신명조"/>
+          <w:b w:val="0"/>
+          <w:i/>
+          <w:sz w:val="20"/>
+        </w:rPr>
+        <w:t>ŷ</w:t>
+      </w:r>
+      <w:r>
+        <w:rPr>
+          <w:rFonts w:ascii="Times New Roman" w:hAnsi="Times New Roman" w:eastAsia="신명조"/>
+          <w:b w:val="0"/>
+          <w:i w:val="0"/>
+          <w:sz w:val="20"/>
+        </w:rPr>
+        <w:t>), (</w:t>
+      </w:r>
+      <w:r>
+        <w:rPr>
+          <w:rFonts w:ascii="Times New Roman" w:hAnsi="Times New Roman" w:eastAsia="신명조"/>
+          <w:b w:val="0"/>
+          <w:i/>
+          <w:sz w:val="20"/>
+        </w:rPr>
+        <w:t>τ</w:t>
+      </w:r>
+      <w:r>
+        <w:rPr>
+          <w:rFonts w:ascii="Times New Roman" w:hAnsi="Times New Roman" w:eastAsia="신명조"/>
+          <w:b w:val="0"/>
+          <w:i w:val="0"/>
+          <w:sz w:val="20"/>
+        </w:rPr>
+        <w:t xml:space="preserve"> − 1)(</w:t>
+      </w:r>
+      <w:r>
+        <w:rPr>
+          <w:rFonts w:ascii="Times New Roman" w:hAnsi="Times New Roman" w:eastAsia="신명조"/>
+          <w:b w:val="0"/>
+          <w:i/>
+          <w:sz w:val="20"/>
+        </w:rPr>
+        <w:t>y</w:t>
+      </w:r>
+      <w:r>
+        <w:rPr>
+          <w:rFonts w:ascii="Times New Roman" w:hAnsi="Times New Roman" w:eastAsia="신명조"/>
+          <w:b w:val="0"/>
+          <w:i w:val="0"/>
+          <w:sz w:val="20"/>
+        </w:rPr>
+        <w:t xml:space="preserve"> − </w:t>
+      </w:r>
+      <w:r>
+        <w:rPr>
+          <w:rFonts w:ascii="Times New Roman" w:hAnsi="Times New Roman" w:eastAsia="신명조"/>
+          <w:b w:val="0"/>
+          <w:i/>
+          <w:sz w:val="20"/>
+        </w:rPr>
+        <w:t>ŷ</w:t>
+      </w:r>
+      <w:r>
+        <w:rPr>
+          <w:rFonts w:ascii="Times New Roman" w:hAnsi="Times New Roman" w:eastAsia="신명조"/>
+          <w:b w:val="0"/>
+          <w:i w:val="0"/>
+          <w:sz w:val="20"/>
+        </w:rPr>
+        <w:t>) ]    (1)</w:t>
       </w:r>
     </w:p>
     <w:p>
@@ -661,7 +616,42 @@
           <w:i w:val="0"/>
           <w:sz w:val="20"/>
         </w:rPr>
-        <w:t>1장에서 언급한 금융 시계열 딥러닝 연구[1] 가운데, 장단기기억 신경망으로 미국 주식의 방향을 예측한 연구[14]와 다수의 머신러닝 기법을 자산가격 결정에 적용한 연구[15]가 대표적이다. 국내에서는 해외지수와 투자자별 매매 동향을 입력으로 삼은 등락 예측[2], 가중 손실 함수를 적용한 순환 합성곱 구조[16]가 보고되었다. 본 연구는 [2]와 마찬가지로 해외지수와 투자자 수급을 입력에 포함하되, 예측을 점이 아니라 분포로 산출한다는 점이 다르다.</w:t>
+        <w:t xml:space="preserve">본 연구는 </w:t>
+      </w:r>
+      <w:r>
+        <w:rPr>
+          <w:rFonts w:ascii="Times New Roman" w:hAnsi="Times New Roman" w:eastAsia="신명조"/>
+          <w:b w:val="0"/>
+          <w:i/>
+          <w:sz w:val="20"/>
+        </w:rPr>
+        <w:t>τ</w:t>
+      </w:r>
+      <w:r>
+        <w:rPr>
+          <w:rFonts w:ascii="Times New Roman" w:hAnsi="Times New Roman" w:eastAsia="신명조"/>
+          <w:b w:val="0"/>
+          <w:i w:val="0"/>
+          <w:sz w:val="20"/>
+        </w:rPr>
+        <w:t xml:space="preserve"> ∈ {0.1, 0.5, 0.9}를 동시에 학습한다. 분위 예측은 불확실성을 예측 결과 자체로 산출하므로, 앙상블 분산 없이 기권 규칙을 정의할 수 있다. 분위 예측의 구간이 명목 수준을 지키는지는 별도 문제이며 등각예측을 분위회귀에 결합한 교정 방법이 제안되어 있다[13]. 본 연구의 교정 상태는 6장에 밝힌다.</w:t>
+      </w:r>
+    </w:p>
+    <w:p>
+      <w:pPr>
+        <w:wordWrap w:val="0"/>
+        <w:autoSpaceDE w:val="0"/>
+        <w:autoSpaceDN w:val="0"/>
+        <w:spacing w:after="60" w:before="0" w:line="480" w:lineRule="auto"/>
+      </w:pPr>
+      <w:r>
+        <w:rPr>
+          <w:rFonts w:ascii="Times New Roman" w:hAnsi="Times New Roman" w:eastAsia="중고딕"/>
+          <w:b w:val="0"/>
+          <w:i w:val="0"/>
+          <w:sz w:val="20"/>
+        </w:rPr>
+        <w:t>2.4 선택적 예측과 기권</w:t>
       </w:r>
     </w:p>
     <w:p>
@@ -680,7 +670,62 @@
           <w:i w:val="0"/>
           <w:sz w:val="20"/>
         </w:rPr>
-        <w:t>잘 조정된 단순 기준모형과의 비교가 부재하다는 점은 이 분야 문헌의 공통 약점이므로, 본 연구는 동일 조건의 그래디언트 부스팅 기준모형을 함께 측정하여 5장에 보고한다.</w:t>
+        <w:t>예측 모형이 일부 입력에 대해 답을 내지 않는 선택지는 기각 옵션(reject option)으로 형식화되어 있다[14]. 오분류 비용과 기각 비용의 교환관계로 최적 기각 영역을 정의한 이 틀은 이후 선택적 예측(selective prediction)으로 일반화되어, 적용률과 적용된 표본에서의 위험을 함께 보고하는 평가 방식으로 자리잡았고[15], 심층 신경망에서는 선택 함수를 별도 헤드로 학습하는 방법이 제안되었다[16]. 본 연구의 기권은 이들과 두 가지 점에서 다르다. 첫째, 분류가 아니라 회귀이므로 선택 점수가 확률이 아니라 예측 구간의 폭이다. 둘째, 선택 함수를 따로 학습하지 않고 이미 산출된 분위 예측에서 파생되므로 모형에 추가 비용이 들지 않는다. 대신 기권율이 학습으로 최적화되지 않고 임계값으로 정해지므로, 임계값 선택이 결과에 미치는 영향을 5.3절에서 따로 확인한다.</w:t>
+      </w:r>
+    </w:p>
+    <w:p>
+      <w:pPr>
+        <w:wordWrap w:val="0"/>
+        <w:autoSpaceDE w:val="0"/>
+        <w:autoSpaceDN w:val="0"/>
+        <w:spacing w:after="60" w:before="0" w:line="480" w:lineRule="auto"/>
+      </w:pPr>
+      <w:r>
+        <w:rPr>
+          <w:rFonts w:ascii="Times New Roman" w:hAnsi="Times New Roman" w:eastAsia="중고딕"/>
+          <w:b w:val="0"/>
+          <w:i w:val="0"/>
+          <w:sz w:val="20"/>
+        </w:rPr>
+        <w:t>2.5 기준 모형과 본 연구의 위치</w:t>
+      </w:r>
+    </w:p>
+    <w:p>
+      <w:pPr>
+        <w:wordWrap w:val="0"/>
+        <w:autoSpaceDE w:val="0"/>
+        <w:autoSpaceDN w:val="0"/>
+        <w:spacing w:after="80" w:before="0" w:line="480" w:lineRule="auto"/>
+        <w:ind w:firstLine="180"/>
+        <w:jc w:val="both"/>
+      </w:pPr>
+      <w:r>
+        <w:rPr>
+          <w:rFonts w:ascii="Times New Roman" w:hAnsi="Times New Roman" w:eastAsia="신명조"/>
+          <w:b w:val="0"/>
+          <w:i w:val="0"/>
+          <w:sz w:val="20"/>
+        </w:rPr>
+        <w:t>1장에서 언급한 금융 시계열 딥러닝 연구[1] 가운데, 장단기기억 신경망으로 미국 주식의 방향을 예측한 연구[17]와 다수의 머신러닝 기법을 자산가격 결정에 적용한 연구[18]가 대표적이다. 국내에서는 해외지수와 투자자별 매매 동향을 입력으로 삼은 등락 예측[2], 가중 손실 함수를 적용한 순환 합성곱 구조[19]가 보고되었다. 본 연구는 [2]와 마찬가지로 해외지수와 투자자 수급을 입력에 포함하되, 예측을 점이 아니라 분포로 산출한다는 점이 다르다.</w:t>
+      </w:r>
+    </w:p>
+    <w:p>
+      <w:pPr>
+        <w:wordWrap w:val="0"/>
+        <w:autoSpaceDE w:val="0"/>
+        <w:autoSpaceDN w:val="0"/>
+        <w:spacing w:after="80" w:before="0" w:line="480" w:lineRule="auto"/>
+        <w:ind w:firstLine="180"/>
+        <w:jc w:val="both"/>
+      </w:pPr>
+      <w:r>
+        <w:rPr>
+          <w:rFonts w:ascii="Times New Roman" w:hAnsi="Times New Roman" w:eastAsia="신명조"/>
+          <w:b w:val="0"/>
+          <w:i w:val="0"/>
+          <w:sz w:val="20"/>
+        </w:rPr>
+        <w:t>잘 조정된 단순 기준모형과의 비교가 부재하여 개선폭이 과장되기 쉽다는 지적은 예측 문헌에서 반복되어 왔으므로[20], 본 연구는 동일 조건의 그래디언트 부스팅 결정트리(gradient boosting decision tree, GBDT) 기준모형을 함께 측정하여 5장에 보고한다.</w:t>
       </w:r>
     </w:p>
     <w:p>
@@ -768,7 +813,7 @@
       <w:tr>
         <w:tc>
           <w:tcPr>
-            <w:tcW w:type="dxa" w:w="1531"/>
+            <w:tcW w:type="dxa" w:w="3024"/>
             <w:tcBorders>
               <w:left w:val="none" w:sz="0" w:color="000000"/>
               <w:right w:val="none" w:sz="0" w:color="000000"/>
@@ -797,7 +842,7 @@
         </w:tc>
         <w:tc>
           <w:tcPr>
-            <w:tcW w:type="dxa" w:w="1531"/>
+            <w:tcW w:type="dxa" w:w="3024"/>
             <w:tcBorders>
               <w:left w:val="none" w:sz="0" w:color="000000"/>
               <w:right w:val="none" w:sz="0" w:color="000000"/>
@@ -826,7 +871,7 @@
         </w:tc>
         <w:tc>
           <w:tcPr>
-            <w:tcW w:type="dxa" w:w="1531"/>
+            <w:tcW w:type="dxa" w:w="3024"/>
             <w:tcBorders>
               <w:left w:val="none" w:sz="0" w:color="000000"/>
               <w:right w:val="none" w:sz="0" w:color="000000"/>
@@ -857,7 +902,7 @@
       <w:tr>
         <w:tc>
           <w:tcPr>
-            <w:tcW w:type="dxa" w:w="1531"/>
+            <w:tcW w:type="dxa" w:w="3024"/>
             <w:tcBorders>
               <w:left w:val="none" w:sz="0" w:color="000000"/>
               <w:right w:val="none" w:sz="0" w:color="000000"/>
@@ -886,7 +931,7 @@
         </w:tc>
         <w:tc>
           <w:tcPr>
-            <w:tcW w:type="dxa" w:w="1531"/>
+            <w:tcW w:type="dxa" w:w="3024"/>
             <w:tcBorders>
               <w:left w:val="none" w:sz="0" w:color="000000"/>
               <w:right w:val="none" w:sz="0" w:color="000000"/>
@@ -915,7 +960,7 @@
         </w:tc>
         <w:tc>
           <w:tcPr>
-            <w:tcW w:type="dxa" w:w="1531"/>
+            <w:tcW w:type="dxa" w:w="3024"/>
             <w:tcBorders>
               <w:left w:val="none" w:sz="0" w:color="000000"/>
               <w:right w:val="none" w:sz="0" w:color="000000"/>
@@ -946,7 +991,7 @@
       <w:tr>
         <w:tc>
           <w:tcPr>
-            <w:tcW w:type="dxa" w:w="1531"/>
+            <w:tcW w:type="dxa" w:w="3024"/>
             <w:tcBorders>
               <w:left w:val="none" w:sz="0" w:color="000000"/>
               <w:right w:val="none" w:sz="0" w:color="000000"/>
@@ -975,7 +1020,7 @@
         </w:tc>
         <w:tc>
           <w:tcPr>
-            <w:tcW w:type="dxa" w:w="1531"/>
+            <w:tcW w:type="dxa" w:w="3024"/>
             <w:tcBorders>
               <w:left w:val="none" w:sz="0" w:color="000000"/>
               <w:right w:val="none" w:sz="0" w:color="000000"/>
@@ -1004,7 +1049,7 @@
         </w:tc>
         <w:tc>
           <w:tcPr>
-            <w:tcW w:type="dxa" w:w="1531"/>
+            <w:tcW w:type="dxa" w:w="3024"/>
             <w:tcBorders>
               <w:left w:val="none" w:sz="0" w:color="000000"/>
               <w:right w:val="none" w:sz="0" w:color="000000"/>
@@ -1035,7 +1080,7 @@
       <w:tr>
         <w:tc>
           <w:tcPr>
-            <w:tcW w:type="dxa" w:w="1531"/>
+            <w:tcW w:type="dxa" w:w="3024"/>
             <w:tcBorders>
               <w:left w:val="none" w:sz="0" w:color="000000"/>
               <w:right w:val="none" w:sz="0" w:color="000000"/>
@@ -1064,7 +1109,7 @@
         </w:tc>
         <w:tc>
           <w:tcPr>
-            <w:tcW w:type="dxa" w:w="1531"/>
+            <w:tcW w:type="dxa" w:w="3024"/>
             <w:tcBorders>
               <w:left w:val="none" w:sz="0" w:color="000000"/>
               <w:right w:val="none" w:sz="0" w:color="000000"/>
@@ -1093,7 +1138,7 @@
         </w:tc>
         <w:tc>
           <w:tcPr>
-            <w:tcW w:type="dxa" w:w="1531"/>
+            <w:tcW w:type="dxa" w:w="3024"/>
             <w:tcBorders>
               <w:left w:val="none" w:sz="0" w:color="000000"/>
               <w:right w:val="none" w:sz="0" w:color="000000"/>
@@ -1124,7 +1169,7 @@
       <w:tr>
         <w:tc>
           <w:tcPr>
-            <w:tcW w:type="dxa" w:w="1531"/>
+            <w:tcW w:type="dxa" w:w="3024"/>
             <w:tcBorders>
               <w:left w:val="none" w:sz="0" w:color="000000"/>
               <w:right w:val="none" w:sz="0" w:color="000000"/>
@@ -1153,7 +1198,7 @@
         </w:tc>
         <w:tc>
           <w:tcPr>
-            <w:tcW w:type="dxa" w:w="1531"/>
+            <w:tcW w:type="dxa" w:w="3024"/>
             <w:tcBorders>
               <w:left w:val="none" w:sz="0" w:color="000000"/>
               <w:right w:val="none" w:sz="0" w:color="000000"/>
@@ -1182,7 +1227,7 @@
         </w:tc>
         <w:tc>
           <w:tcPr>
-            <w:tcW w:type="dxa" w:w="1531"/>
+            <w:tcW w:type="dxa" w:w="3024"/>
             <w:tcBorders>
               <w:left w:val="none" w:sz="0" w:color="000000"/>
               <w:right w:val="none" w:sz="0" w:color="000000"/>
@@ -1213,7 +1258,7 @@
       <w:tr>
         <w:tc>
           <w:tcPr>
-            <w:tcW w:type="dxa" w:w="1531"/>
+            <w:tcW w:type="dxa" w:w="3024"/>
             <w:tcBorders>
               <w:left w:val="none" w:sz="0" w:color="000000"/>
               <w:right w:val="none" w:sz="0" w:color="000000"/>
@@ -1242,7 +1287,7 @@
         </w:tc>
         <w:tc>
           <w:tcPr>
-            <w:tcW w:type="dxa" w:w="1531"/>
+            <w:tcW w:type="dxa" w:w="3024"/>
             <w:tcBorders>
               <w:left w:val="none" w:sz="0" w:color="000000"/>
               <w:right w:val="none" w:sz="0" w:color="000000"/>
@@ -1271,7 +1316,7 @@
         </w:tc>
         <w:tc>
           <w:tcPr>
-            <w:tcW w:type="dxa" w:w="1531"/>
+            <w:tcW w:type="dxa" w:w="3024"/>
             <w:tcBorders>
               <w:left w:val="none" w:sz="0" w:color="000000"/>
               <w:right w:val="none" w:sz="0" w:color="000000"/>
@@ -1294,7 +1339,7 @@
                 <w:i w:val="0"/>
                 <w:sz w:val="20"/>
               </w:rPr>
-              <w:t>Cross-attention (this work)</w:t>
+              <w:t>Macro cross-attention (design option, Sec. 5.4)</w:t>
             </w:r>
           </w:p>
         </w:tc>
@@ -1343,24 +1388,13 @@
     </w:p>
     <w:p>
       <w:pPr>
-        <w:sectPr>
-          <w:type w:val="continuous"/>
-          <w:pgSz w:w="11906" w:h="16838"/>
-          <w:pgMar w:top="1417" w:right="1417" w:bottom="1417" w:left="1417" w:header="567" w:footer="567" w:gutter="0"/>
-          <w:docGrid w:linePitch="360"/>
-          <w:cols w:num="1" w:space="453" w:equalWidth="1"/>
-        </w:sectPr>
-      </w:pPr>
-    </w:p>
-    <w:p>
-      <w:pPr>
         <w:spacing w:after="40"/>
         <w:jc w:val="center"/>
       </w:pPr>
       <w:r>
         <w:drawing>
           <wp:inline xmlns:a="http://schemas.openxmlformats.org/drawingml/2006/main" xmlns:pic="http://schemas.openxmlformats.org/drawingml/2006/picture">
-            <wp:extent cx="5760000" cy="4291329"/>
+            <wp:extent cx="5760000" cy="4360000"/>
             <wp:docPr id="1" name="Picture 1"/>
             <wp:cNvGraphicFramePr>
               <a:graphicFrameLocks noChangeAspect="1"/>
@@ -1381,7 +1415,7 @@
                   <pic:spPr>
                     <a:xfrm>
                       <a:off x="0" y="0"/>
-                      <a:ext cx="5760000" cy="4291329"/>
+                      <a:ext cx="5760000" cy="4360000"/>
                     </a:xfrm>
                     <a:prstGeom prst="rect"/>
                   </pic:spPr>
@@ -1407,19 +1441,8 @@
           <w:i w:val="0"/>
           <w:sz w:val="20"/>
         </w:rPr>
-        <w:t>Fig. 1. Architecture of the proposed model (a) with component detail (b-e). Colors mark the PatchTST lineage (yellow), the TFT components (blue), the macro cross-attention added in this work (teal) and the static context path (orange). The variable selection network and the cross-attention are design options; removing either did not change the results (Sec. 5.4).</w:t>
-      </w:r>
-    </w:p>
-    <w:p>
-      <w:pPr>
-        <w:sectPr>
-          <w:type w:val="continuous"/>
-          <w:pgSz w:w="11906" w:h="16838"/>
-          <w:pgMar w:top="1417" w:right="1417" w:bottom="1417" w:left="1417" w:header="567" w:footer="567" w:gutter="0"/>
-          <w:docGrid w:linePitch="360"/>
-          <w:cols w:num="1" w:space="453" w:equalWidth="1"/>
-        </w:sectPr>
-      </w:pPr>
+        <w:t>Fig. 1. Architecture of the proposed model (a) with component detail (b-e). Colors in (a) mark the PatchTST lineage (yellow), the TFT components (blue), the macro cross-attention added in this work (teal) and the static context path (orange). The variable selection network and the cross-attention are design options; removing either did not change the results (Sec. 5.4). Panels (b)-(d) are adapted from [3] and [8].</w:t>
+      </w:r>
     </w:p>
     <w:p>
       <w:pPr>
@@ -1490,7 +1513,7 @@
           <w:i w:val="0"/>
           <w:sz w:val="20"/>
         </w:rPr>
-        <w:t>패치 임베딩은 각 채널을 독립적으로 24개 토큰으로 변환한다. 채널 축을 줄이는 가장 싼 방법은 선형 합치기이며 매크로 경로에는 그 방식을 썼으나, 종목 채널에는 변수선택망을 두었다. 소프트맥스 게이트가 정적 문맥으로 조건화되어 섹터와 시가총액 구간에 따라 다른 가중을 주기 때문이다. 변수선택망은 그 게이트를 채널 축에 적용한다(식 2, 3).</w:t>
+        <w:t>패치 임베딩은 각 채널을 독립적으로 24개 토큰으로 변환한다. 채널 축을 줄이는 데 연산이 가장 적은 방법은 선형 합치기이며 매크로 경로에는 그 방식을 썼으나, 종목 채널에는 변수선택망을 두었다. 소프트맥스 게이트가 정적 문맥으로 조건화되어 섹터와 시가총액 구간에 따라 다른 가중을 주기 때문이다. 변수선택망은 그 게이트를 채널 축에 적용한다(식 2, 3).</w:t>
       </w:r>
     </w:p>
     <w:p>
@@ -1788,7 +1811,7 @@
           <w:i w:val="0"/>
           <w:sz w:val="20"/>
         </w:rPr>
-        <w:t xml:space="preserve">변수선택망을 인코더 뒤에 두면 인코더가 채널 수만큼 반복 실행되는 반면, 앞에 두면 채널이 먼저 하나로 축약되어 1회만 실행된다. 패치마다 산출되는 </w:t>
+        <w:t xml:space="preserve">여기서 </w:t>
       </w:r>
       <w:r>
         <w:rPr>
@@ -1797,7 +1820,7 @@
           <w:i/>
           <w:sz w:val="20"/>
         </w:rPr>
-        <w:t>v</w:t>
+        <w:t>C</w:t>
       </w:r>
       <w:r>
         <w:rPr>
@@ -1806,7 +1829,7 @@
           <w:i w:val="0"/>
           <w:sz w:val="20"/>
         </w:rPr>
-        <w:t xml:space="preserve"> ∈ ℝ</w:t>
+        <w:t xml:space="preserve">는 채널 수, </w:t>
       </w:r>
       <w:r>
         <w:rPr>
@@ -1814,9 +1837,8 @@
           <w:b w:val="0"/>
           <w:i/>
           <w:sz w:val="20"/>
-          <w:vertAlign w:val="superscript"/>
-        </w:rPr>
-        <w:t>N×C</w:t>
+        </w:rPr>
+        <w:t>N</w:t>
       </w:r>
       <w:r>
         <w:rPr>
@@ -1825,24 +1847,127 @@
           <w:i w:val="0"/>
           <w:sz w:val="20"/>
         </w:rPr>
-        <w:t>는 각 채널의 사용 비중으로 남으나 본 연구는 이 값을 매매 근거로 제시하지 않는다. 종목 채널까지 선형 합치기로 바꾼 변형은 모수가 0.12M으로 줄면서도 정확도와 보류 행태가 같았다(5.4절). 인코더 앞에서 채널을 하나로 합치는 것이 비용 절감의 원인이며, 게이트는 그 이상의 정확도를 더하지 않았다.</w:t>
-      </w:r>
-    </w:p>
-    <w:p>
-      <w:pPr>
-        <w:wordWrap w:val="0"/>
-        <w:autoSpaceDE w:val="0"/>
-        <w:autoSpaceDN w:val="0"/>
-        <w:spacing w:after="60" w:before="0" w:line="480" w:lineRule="auto"/>
-      </w:pPr>
+        <w:t xml:space="preserve">은 패치 수, </w:t>
+      </w:r>
       <w:r>
         <w:rPr>
           <w:rFonts w:ascii="Times New Roman" w:hAnsi="Times New Roman" w:eastAsia="신명조"/>
           <w:b w:val="0"/>
+          <w:i/>
+          <w:sz w:val="20"/>
+        </w:rPr>
+        <w:t>E</w:t>
+      </w:r>
+      <w:r>
+        <w:rPr>
+          <w:rFonts w:ascii="Times New Roman" w:hAnsi="Times New Roman" w:eastAsia="신명조"/>
+          <w:b w:val="0"/>
+          <w:i/>
+          <w:sz w:val="20"/>
+          <w:vertAlign w:val="subscript"/>
+        </w:rPr>
+        <w:t>n,i</w:t>
+      </w:r>
+      <w:r>
+        <w:rPr>
+          <w:rFonts w:ascii="Times New Roman" w:hAnsi="Times New Roman" w:eastAsia="신명조"/>
+          <w:b w:val="0"/>
           <w:i w:val="0"/>
           <w:sz w:val="20"/>
         </w:rPr>
-        <w:t>2) 매크로 크로스어텐션의 방향</w:t>
+        <w:t xml:space="preserve">는 패치 </w:t>
+      </w:r>
+      <w:r>
+        <w:rPr>
+          <w:rFonts w:ascii="Times New Roman" w:hAnsi="Times New Roman" w:eastAsia="신명조"/>
+          <w:b w:val="0"/>
+          <w:i/>
+          <w:sz w:val="20"/>
+        </w:rPr>
+        <w:t>n</w:t>
+      </w:r>
+      <w:r>
+        <w:rPr>
+          <w:rFonts w:ascii="Times New Roman" w:hAnsi="Times New Roman" w:eastAsia="신명조"/>
+          <w:b w:val="0"/>
+          <w:i w:val="0"/>
+          <w:sz w:val="20"/>
+        </w:rPr>
+        <w:t xml:space="preserve">·채널 </w:t>
+      </w:r>
+      <w:r>
+        <w:rPr>
+          <w:rFonts w:ascii="Times New Roman" w:hAnsi="Times New Roman" w:eastAsia="신명조"/>
+          <w:b w:val="0"/>
+          <w:i/>
+          <w:sz w:val="20"/>
+        </w:rPr>
+        <w:t>i</w:t>
+      </w:r>
+      <w:r>
+        <w:rPr>
+          <w:rFonts w:ascii="Times New Roman" w:hAnsi="Times New Roman" w:eastAsia="신명조"/>
+          <w:b w:val="0"/>
+          <w:i w:val="0"/>
+          <w:sz w:val="20"/>
+        </w:rPr>
+        <w:t>의 임베딩이고, flat(</w:t>
+      </w:r>
+      <w:r>
+        <w:rPr>
+          <w:rFonts w:ascii="Times New Roman" w:hAnsi="Times New Roman" w:eastAsia="신명조"/>
+          <w:b w:val="0"/>
+          <w:i/>
+          <w:sz w:val="20"/>
+        </w:rPr>
+        <w:t>E</w:t>
+      </w:r>
+      <w:r>
+        <w:rPr>
+          <w:rFonts w:ascii="Times New Roman" w:hAnsi="Times New Roman" w:eastAsia="신명조"/>
+          <w:b w:val="0"/>
+          <w:i/>
+          <w:sz w:val="20"/>
+          <w:vertAlign w:val="subscript"/>
+        </w:rPr>
+        <w:t>n</w:t>
+      </w:r>
+      <w:r>
+        <w:rPr>
+          <w:rFonts w:ascii="Times New Roman" w:hAnsi="Times New Roman" w:eastAsia="신명조"/>
+          <w:b w:val="0"/>
+          <w:i w:val="0"/>
+          <w:sz w:val="20"/>
+        </w:rPr>
+        <w:t xml:space="preserve">)은 그 패치의 모든 채널 임베딩을 이어 붙인 벡터, </w:t>
+      </w:r>
+      <w:r>
+        <w:rPr>
+          <w:rFonts w:ascii="Times New Roman" w:hAnsi="Times New Roman" w:eastAsia="신명조"/>
+          <w:b w:val="0"/>
+          <w:i/>
+          <w:sz w:val="20"/>
+        </w:rPr>
+        <w:t>c</w:t>
+      </w:r>
+      <w:r>
+        <w:rPr>
+          <w:rFonts w:ascii="Times New Roman" w:hAnsi="Times New Roman" w:eastAsia="신명조"/>
+          <w:b w:val="0"/>
+          <w:i/>
+          <w:sz w:val="20"/>
+          <w:vertAlign w:val="subscript"/>
+        </w:rPr>
+        <w:t>s</w:t>
+      </w:r>
+      <w:r>
+        <w:rPr>
+          <w:rFonts w:ascii="Times New Roman" w:hAnsi="Times New Roman" w:eastAsia="신명조"/>
+          <w:b w:val="0"/>
+          <w:i w:val="0"/>
+          <w:sz w:val="20"/>
+        </w:rPr>
+        <w:t>는 정적 임베딩에서 얻은 문맥 벡터, GRN은 TFT의 게이트 잔차 신경망이다.</w:t>
       </w:r>
     </w:p>
     <w:p>
@@ -1861,7 +1986,44 @@
           <w:i w:val="0"/>
           <w:sz w:val="20"/>
         </w:rPr>
-        <w:t>매크로 지표를 주입하는 크로스어텐션 모듈은 본 연구에서 직접 설계하였다. 외생변수를 어텐션으로 주입하는 발상 자체는 새롭지 않다. TimeXer[17]가 같은 문제를 다루었으며, 외생 변수를 변수 단위 토큰으로 요약해 내생 패치 토큰과 교차시킨다. 본 연구의 모듈은 매크로 시퀀스를 패치 단위로 유지한 채 키와 값으로 둔다는 점이 다르다. 종목 표현을 질의로, 매크로 부호화를 키·값으로 설정하였다(식 4).</w:t>
+        <w:t xml:space="preserve">변수선택망을 인코더 뒤에 두면 인코더가 채널 수만큼 반복 실행되는 반면, 앞에 두면 채널이 먼저 하나로 축약되어 1회만 실행된다. 패치마다 산출되는 </w:t>
+      </w:r>
+      <w:r>
+        <w:rPr>
+          <w:rFonts w:ascii="Times New Roman" w:hAnsi="Times New Roman" w:eastAsia="신명조"/>
+          <w:b w:val="0"/>
+          <w:i/>
+          <w:sz w:val="20"/>
+        </w:rPr>
+        <w:t>v</w:t>
+      </w:r>
+      <w:r>
+        <w:rPr>
+          <w:rFonts w:ascii="Times New Roman" w:hAnsi="Times New Roman" w:eastAsia="신명조"/>
+          <w:b w:val="0"/>
+          <w:i w:val="0"/>
+          <w:sz w:val="20"/>
+        </w:rPr>
+        <w:t xml:space="preserve"> ∈ ℝ</w:t>
+      </w:r>
+      <w:r>
+        <w:rPr>
+          <w:rFonts w:ascii="Times New Roman" w:hAnsi="Times New Roman" w:eastAsia="신명조"/>
+          <w:b w:val="0"/>
+          <w:i/>
+          <w:sz w:val="20"/>
+          <w:vertAlign w:val="superscript"/>
+        </w:rPr>
+        <w:t>N×C</w:t>
+      </w:r>
+      <w:r>
+        <w:rPr>
+          <w:rFonts w:ascii="Times New Roman" w:hAnsi="Times New Roman" w:eastAsia="신명조"/>
+          <w:b w:val="0"/>
+          <w:i w:val="0"/>
+          <w:sz w:val="20"/>
+        </w:rPr>
+        <w:t>는 각 채널의 사용 비중으로 남으나 본 연구는 이 값을 매매 근거로 제시하지 않는다. 종목 채널까지 선형 합치기로 바꾼 변형은 모수가 0.117M으로 줄면서도 정확도와 기권 행태가 같았다(5.4절). 인코더 앞에서 채널을 하나로 합치는 것이 비용 절감의 원인이며, 게이트는 그 이상의 정확도를 더하지 않았다.</w:t>
       </w:r>
     </w:p>
     <w:p>
@@ -1869,8 +2031,7 @@
         <w:wordWrap w:val="0"/>
         <w:autoSpaceDE w:val="0"/>
         <w:autoSpaceDN w:val="0"/>
-        <w:spacing w:after="80" w:before="0" w:line="480" w:lineRule="auto"/>
-        <w:jc w:val="center"/>
+        <w:spacing w:after="60" w:before="0" w:line="480" w:lineRule="auto"/>
       </w:pPr>
       <w:r>
         <w:rPr>
@@ -1879,240 +2040,7 @@
           <w:i w:val="0"/>
           <w:sz w:val="20"/>
         </w:rPr>
-        <w:t>CrossAttn(</w:t>
-      </w:r>
-      <w:r>
-        <w:rPr>
-          <w:rFonts w:ascii="Times New Roman" w:hAnsi="Times New Roman" w:eastAsia="신명조"/>
-          <w:b w:val="0"/>
-          <w:i/>
-          <w:sz w:val="20"/>
-        </w:rPr>
-        <w:t>Z</w:t>
-      </w:r>
-      <w:r>
-        <w:rPr>
-          <w:rFonts w:ascii="Times New Roman" w:hAnsi="Times New Roman" w:eastAsia="신명조"/>
-          <w:b w:val="0"/>
-          <w:i w:val="0"/>
-          <w:sz w:val="20"/>
-        </w:rPr>
-        <w:t xml:space="preserve">, </w:t>
-      </w:r>
-      <w:r>
-        <w:rPr>
-          <w:rFonts w:ascii="Times New Roman" w:hAnsi="Times New Roman" w:eastAsia="신명조"/>
-          <w:b w:val="0"/>
-          <w:i/>
-          <w:sz w:val="20"/>
-        </w:rPr>
-        <w:t>H</w:t>
-      </w:r>
-      <w:r>
-        <w:rPr>
-          <w:rFonts w:ascii="Times New Roman" w:hAnsi="Times New Roman" w:eastAsia="신명조"/>
-          <w:b w:val="0"/>
-          <w:i/>
-          <w:sz w:val="20"/>
-          <w:vertAlign w:val="subscript"/>
-        </w:rPr>
-        <w:t>m</w:t>
-      </w:r>
-      <w:r>
-        <w:rPr>
-          <w:rFonts w:ascii="Times New Roman" w:hAnsi="Times New Roman" w:eastAsia="신명조"/>
-          <w:b w:val="0"/>
-          <w:i w:val="0"/>
-          <w:sz w:val="20"/>
-        </w:rPr>
-        <w:t>) = softmax[ (</w:t>
-      </w:r>
-      <w:r>
-        <w:rPr>
-          <w:rFonts w:ascii="Times New Roman" w:hAnsi="Times New Roman" w:eastAsia="신명조"/>
-          <w:b w:val="0"/>
-          <w:i/>
-          <w:sz w:val="20"/>
-        </w:rPr>
-        <w:t>Z W</w:t>
-      </w:r>
-      <w:r>
-        <w:rPr>
-          <w:rFonts w:ascii="Times New Roman" w:hAnsi="Times New Roman" w:eastAsia="신명조"/>
-          <w:b w:val="0"/>
-          <w:i/>
-          <w:sz w:val="20"/>
-          <w:vertAlign w:val="subscript"/>
-        </w:rPr>
-        <w:t>Q</w:t>
-      </w:r>
-      <w:r>
-        <w:rPr>
-          <w:rFonts w:ascii="Times New Roman" w:hAnsi="Times New Roman" w:eastAsia="신명조"/>
-          <w:b w:val="0"/>
-          <w:i w:val="0"/>
-          <w:sz w:val="20"/>
-        </w:rPr>
-        <w:t>)(</w:t>
-      </w:r>
-      <w:r>
-        <w:rPr>
-          <w:rFonts w:ascii="Times New Roman" w:hAnsi="Times New Roman" w:eastAsia="신명조"/>
-          <w:b w:val="0"/>
-          <w:i/>
-          <w:sz w:val="20"/>
-        </w:rPr>
-        <w:t>H</w:t>
-      </w:r>
-      <w:r>
-        <w:rPr>
-          <w:rFonts w:ascii="Times New Roman" w:hAnsi="Times New Roman" w:eastAsia="신명조"/>
-          <w:b w:val="0"/>
-          <w:i/>
-          <w:sz w:val="20"/>
-          <w:vertAlign w:val="subscript"/>
-        </w:rPr>
-        <w:t>m</w:t>
-      </w:r>
-      <w:r>
-        <w:rPr>
-          <w:rFonts w:ascii="Times New Roman" w:hAnsi="Times New Roman" w:eastAsia="신명조"/>
-          <w:b w:val="0"/>
-          <w:i w:val="0"/>
-          <w:sz w:val="20"/>
-        </w:rPr>
-        <w:t xml:space="preserve"> </w:t>
-      </w:r>
-      <w:r>
-        <w:rPr>
-          <w:rFonts w:ascii="Times New Roman" w:hAnsi="Times New Roman" w:eastAsia="신명조"/>
-          <w:b w:val="0"/>
-          <w:i/>
-          <w:sz w:val="20"/>
-        </w:rPr>
-        <w:t>W</w:t>
-      </w:r>
-      <w:r>
-        <w:rPr>
-          <w:rFonts w:ascii="Times New Roman" w:hAnsi="Times New Roman" w:eastAsia="신명조"/>
-          <w:b w:val="0"/>
-          <w:i/>
-          <w:sz w:val="20"/>
-          <w:vertAlign w:val="subscript"/>
-        </w:rPr>
-        <w:t>K</w:t>
-      </w:r>
-      <w:r>
-        <w:rPr>
-          <w:rFonts w:ascii="Times New Roman" w:hAnsi="Times New Roman" w:eastAsia="신명조"/>
-          <w:b w:val="0"/>
-          <w:i w:val="0"/>
-          <w:sz w:val="20"/>
-        </w:rPr>
-        <w:t>)</w:t>
-      </w:r>
-      <w:r>
-        <w:rPr>
-          <w:rFonts w:ascii="Times New Roman" w:hAnsi="Times New Roman" w:eastAsia="신명조"/>
-          <w:b w:val="0"/>
-          <w:i/>
-          <w:sz w:val="20"/>
-          <w:vertAlign w:val="superscript"/>
-        </w:rPr>
-        <w:t>T</w:t>
-      </w:r>
-      <w:r>
-        <w:rPr>
-          <w:rFonts w:ascii="Times New Roman" w:hAnsi="Times New Roman" w:eastAsia="신명조"/>
-          <w:b w:val="0"/>
-          <w:i w:val="0"/>
-          <w:sz w:val="20"/>
-        </w:rPr>
-        <w:t xml:space="preserve"> ∕ √</w:t>
-      </w:r>
-      <w:r>
-        <w:rPr>
-          <w:rFonts w:ascii="Times New Roman" w:hAnsi="Times New Roman" w:eastAsia="신명조"/>
-          <w:b w:val="0"/>
-          <w:i/>
-          <w:sz w:val="20"/>
-        </w:rPr>
-        <w:t>d</w:t>
-      </w:r>
-      <w:r>
-        <w:rPr>
-          <w:rFonts w:ascii="Times New Roman" w:hAnsi="Times New Roman" w:eastAsia="신명조"/>
-          <w:b w:val="0"/>
-          <w:i/>
-          <w:sz w:val="20"/>
-          <w:vertAlign w:val="subscript"/>
-        </w:rPr>
-        <w:t>k</w:t>
-      </w:r>
-      <w:r>
-        <w:rPr>
-          <w:rFonts w:ascii="Times New Roman" w:hAnsi="Times New Roman" w:eastAsia="신명조"/>
-          <w:b w:val="0"/>
-          <w:i w:val="0"/>
-          <w:sz w:val="20"/>
-        </w:rPr>
-        <w:t xml:space="preserve"> ] (</w:t>
-      </w:r>
-      <w:r>
-        <w:rPr>
-          <w:rFonts w:ascii="Times New Roman" w:hAnsi="Times New Roman" w:eastAsia="신명조"/>
-          <w:b w:val="0"/>
-          <w:i/>
-          <w:sz w:val="20"/>
-        </w:rPr>
-        <w:t>H</w:t>
-      </w:r>
-      <w:r>
-        <w:rPr>
-          <w:rFonts w:ascii="Times New Roman" w:hAnsi="Times New Roman" w:eastAsia="신명조"/>
-          <w:b w:val="0"/>
-          <w:i/>
-          <w:sz w:val="20"/>
-          <w:vertAlign w:val="subscript"/>
-        </w:rPr>
-        <w:t>m</w:t>
-      </w:r>
-      <w:r>
-        <w:rPr>
-          <w:rFonts w:ascii="Times New Roman" w:hAnsi="Times New Roman" w:eastAsia="신명조"/>
-          <w:b w:val="0"/>
-          <w:i w:val="0"/>
-          <w:sz w:val="20"/>
-        </w:rPr>
-        <w:t xml:space="preserve"> </w:t>
-      </w:r>
-      <w:r>
-        <w:rPr>
-          <w:rFonts w:ascii="Times New Roman" w:hAnsi="Times New Roman" w:eastAsia="신명조"/>
-          <w:b w:val="0"/>
-          <w:i/>
-          <w:sz w:val="20"/>
-        </w:rPr>
-        <w:t>W</w:t>
-      </w:r>
-      <w:r>
-        <w:rPr>
-          <w:rFonts w:ascii="Times New Roman" w:hAnsi="Times New Roman" w:eastAsia="신명조"/>
-          <w:b w:val="0"/>
-          <w:i/>
-          <w:sz w:val="20"/>
-          <w:vertAlign w:val="subscript"/>
-        </w:rPr>
-        <w:t>V</w:t>
-      </w:r>
-      <w:r>
-        <w:rPr>
-          <w:rFonts w:ascii="Times New Roman" w:hAnsi="Times New Roman" w:eastAsia="신명조"/>
-          <w:b w:val="0"/>
-          <w:i w:val="0"/>
-          <w:sz w:val="20"/>
-        </w:rPr>
-        <w:t>)    (4)</w:t>
+        <w:t>2) 매크로 크로스어텐션의 방향</w:t>
       </w:r>
     </w:p>
     <w:p>
@@ -2131,7 +2059,7 @@
           <w:i w:val="0"/>
           <w:sz w:val="20"/>
         </w:rPr>
-        <w:t>매크로를 질의로 두면 출력이 매크로 시퀀스의 형상을 따르게 되어 종목별 예측이 산출되지 않으므로, 방향을 반대로 고정하였다. 매크로 경로에는 변수선택망을 두지 않고 13채널을 하나로 합치는 선형 변환을 썼다. 채널별로 부호화하면 비용이 13배 증가하는 반면, 매크로는 크로스어텐션의 키와 값으로만 쓰이므로 채널별 가중이 필요하지 않다. 다만 이 모듈의 정확도 기여는 확인되지 않았다(5.4절).</w:t>
+        <w:t>매크로 지표를 주입하는 크로스어텐션 모듈은 본 연구에서 직접 설계하였다. 외생변수를 어텐션으로 주입하는 발상 자체는 새롭지 않다. TimeXer[21]가 같은 문제를 다루었으며, 외생 변수를 변수 단위 토큰으로 요약해 내생 패치 토큰과 교차시킨다. 본 연구의 모듈은 매크로 시퀀스를 패치 단위로 유지한 채 키와 값으로 둔다는 점이 다르다. 종목 표현을 질의로, 매크로 부호화를 키·값으로 설정하였다(식 4).</w:t>
       </w:r>
     </w:p>
     <w:p>
@@ -2139,7 +2067,8 @@
         <w:wordWrap w:val="0"/>
         <w:autoSpaceDE w:val="0"/>
         <w:autoSpaceDN w:val="0"/>
-        <w:spacing w:after="60" w:before="0" w:line="480" w:lineRule="auto"/>
+        <w:spacing w:after="80" w:before="0" w:line="480" w:lineRule="auto"/>
+        <w:jc w:val="center"/>
       </w:pPr>
       <w:r>
         <w:rPr>
@@ -2148,7 +2077,240 @@
           <w:i w:val="0"/>
           <w:sz w:val="20"/>
         </w:rPr>
-        <w:t>3) 분위 단조성의 구조적 보장과 헤드 초기화</w:t>
+        <w:t>CrossAttn(</w:t>
+      </w:r>
+      <w:r>
+        <w:rPr>
+          <w:rFonts w:ascii="Times New Roman" w:hAnsi="Times New Roman" w:eastAsia="신명조"/>
+          <w:b w:val="0"/>
+          <w:i/>
+          <w:sz w:val="20"/>
+        </w:rPr>
+        <w:t>Z</w:t>
+      </w:r>
+      <w:r>
+        <w:rPr>
+          <w:rFonts w:ascii="Times New Roman" w:hAnsi="Times New Roman" w:eastAsia="신명조"/>
+          <w:b w:val="0"/>
+          <w:i w:val="0"/>
+          <w:sz w:val="20"/>
+        </w:rPr>
+        <w:t xml:space="preserve">, </w:t>
+      </w:r>
+      <w:r>
+        <w:rPr>
+          <w:rFonts w:ascii="Times New Roman" w:hAnsi="Times New Roman" w:eastAsia="신명조"/>
+          <w:b w:val="0"/>
+          <w:i/>
+          <w:sz w:val="20"/>
+        </w:rPr>
+        <w:t>H</w:t>
+      </w:r>
+      <w:r>
+        <w:rPr>
+          <w:rFonts w:ascii="Times New Roman" w:hAnsi="Times New Roman" w:eastAsia="신명조"/>
+          <w:b w:val="0"/>
+          <w:i/>
+          <w:sz w:val="20"/>
+          <w:vertAlign w:val="subscript"/>
+        </w:rPr>
+        <w:t>m</w:t>
+      </w:r>
+      <w:r>
+        <w:rPr>
+          <w:rFonts w:ascii="Times New Roman" w:hAnsi="Times New Roman" w:eastAsia="신명조"/>
+          <w:b w:val="0"/>
+          <w:i w:val="0"/>
+          <w:sz w:val="20"/>
+        </w:rPr>
+        <w:t>) = softmax[ (</w:t>
+      </w:r>
+      <w:r>
+        <w:rPr>
+          <w:rFonts w:ascii="Times New Roman" w:hAnsi="Times New Roman" w:eastAsia="신명조"/>
+          <w:b w:val="0"/>
+          <w:i/>
+          <w:sz w:val="20"/>
+        </w:rPr>
+        <w:t>Z W</w:t>
+      </w:r>
+      <w:r>
+        <w:rPr>
+          <w:rFonts w:ascii="Times New Roman" w:hAnsi="Times New Roman" w:eastAsia="신명조"/>
+          <w:b w:val="0"/>
+          <w:i/>
+          <w:sz w:val="20"/>
+          <w:vertAlign w:val="subscript"/>
+        </w:rPr>
+        <w:t>Q</w:t>
+      </w:r>
+      <w:r>
+        <w:rPr>
+          <w:rFonts w:ascii="Times New Roman" w:hAnsi="Times New Roman" w:eastAsia="신명조"/>
+          <w:b w:val="0"/>
+          <w:i w:val="0"/>
+          <w:sz w:val="20"/>
+        </w:rPr>
+        <w:t>)(</w:t>
+      </w:r>
+      <w:r>
+        <w:rPr>
+          <w:rFonts w:ascii="Times New Roman" w:hAnsi="Times New Roman" w:eastAsia="신명조"/>
+          <w:b w:val="0"/>
+          <w:i/>
+          <w:sz w:val="20"/>
+        </w:rPr>
+        <w:t>H</w:t>
+      </w:r>
+      <w:r>
+        <w:rPr>
+          <w:rFonts w:ascii="Times New Roman" w:hAnsi="Times New Roman" w:eastAsia="신명조"/>
+          <w:b w:val="0"/>
+          <w:i/>
+          <w:sz w:val="20"/>
+          <w:vertAlign w:val="subscript"/>
+        </w:rPr>
+        <w:t>m</w:t>
+      </w:r>
+      <w:r>
+        <w:rPr>
+          <w:rFonts w:ascii="Times New Roman" w:hAnsi="Times New Roman" w:eastAsia="신명조"/>
+          <w:b w:val="0"/>
+          <w:i w:val="0"/>
+          <w:sz w:val="20"/>
+        </w:rPr>
+        <w:t xml:space="preserve"> </w:t>
+      </w:r>
+      <w:r>
+        <w:rPr>
+          <w:rFonts w:ascii="Times New Roman" w:hAnsi="Times New Roman" w:eastAsia="신명조"/>
+          <w:b w:val="0"/>
+          <w:i/>
+          <w:sz w:val="20"/>
+        </w:rPr>
+        <w:t>W</w:t>
+      </w:r>
+      <w:r>
+        <w:rPr>
+          <w:rFonts w:ascii="Times New Roman" w:hAnsi="Times New Roman" w:eastAsia="신명조"/>
+          <w:b w:val="0"/>
+          <w:i/>
+          <w:sz w:val="20"/>
+          <w:vertAlign w:val="subscript"/>
+        </w:rPr>
+        <w:t>K</w:t>
+      </w:r>
+      <w:r>
+        <w:rPr>
+          <w:rFonts w:ascii="Times New Roman" w:hAnsi="Times New Roman" w:eastAsia="신명조"/>
+          <w:b w:val="0"/>
+          <w:i w:val="0"/>
+          <w:sz w:val="20"/>
+        </w:rPr>
+        <w:t>)</w:t>
+      </w:r>
+      <w:r>
+        <w:rPr>
+          <w:rFonts w:ascii="Times New Roman" w:hAnsi="Times New Roman" w:eastAsia="신명조"/>
+          <w:b w:val="0"/>
+          <w:i/>
+          <w:sz w:val="20"/>
+          <w:vertAlign w:val="superscript"/>
+        </w:rPr>
+        <w:t>T</w:t>
+      </w:r>
+      <w:r>
+        <w:rPr>
+          <w:rFonts w:ascii="Times New Roman" w:hAnsi="Times New Roman" w:eastAsia="신명조"/>
+          <w:b w:val="0"/>
+          <w:i w:val="0"/>
+          <w:sz w:val="20"/>
+        </w:rPr>
+        <w:t xml:space="preserve"> ∕ √</w:t>
+      </w:r>
+      <w:r>
+        <w:rPr>
+          <w:rFonts w:ascii="Times New Roman" w:hAnsi="Times New Roman" w:eastAsia="신명조"/>
+          <w:b w:val="0"/>
+          <w:i/>
+          <w:sz w:val="20"/>
+        </w:rPr>
+        <w:t>d</w:t>
+      </w:r>
+      <w:r>
+        <w:rPr>
+          <w:rFonts w:ascii="Times New Roman" w:hAnsi="Times New Roman" w:eastAsia="신명조"/>
+          <w:b w:val="0"/>
+          <w:i/>
+          <w:sz w:val="20"/>
+          <w:vertAlign w:val="subscript"/>
+        </w:rPr>
+        <w:t>k</w:t>
+      </w:r>
+      <w:r>
+        <w:rPr>
+          <w:rFonts w:ascii="Times New Roman" w:hAnsi="Times New Roman" w:eastAsia="신명조"/>
+          <w:b w:val="0"/>
+          <w:i w:val="0"/>
+          <w:sz w:val="20"/>
+        </w:rPr>
+        <w:t xml:space="preserve"> ] (</w:t>
+      </w:r>
+      <w:r>
+        <w:rPr>
+          <w:rFonts w:ascii="Times New Roman" w:hAnsi="Times New Roman" w:eastAsia="신명조"/>
+          <w:b w:val="0"/>
+          <w:i/>
+          <w:sz w:val="20"/>
+        </w:rPr>
+        <w:t>H</w:t>
+      </w:r>
+      <w:r>
+        <w:rPr>
+          <w:rFonts w:ascii="Times New Roman" w:hAnsi="Times New Roman" w:eastAsia="신명조"/>
+          <w:b w:val="0"/>
+          <w:i/>
+          <w:sz w:val="20"/>
+          <w:vertAlign w:val="subscript"/>
+        </w:rPr>
+        <w:t>m</w:t>
+      </w:r>
+      <w:r>
+        <w:rPr>
+          <w:rFonts w:ascii="Times New Roman" w:hAnsi="Times New Roman" w:eastAsia="신명조"/>
+          <w:b w:val="0"/>
+          <w:i w:val="0"/>
+          <w:sz w:val="20"/>
+        </w:rPr>
+        <w:t xml:space="preserve"> </w:t>
+      </w:r>
+      <w:r>
+        <w:rPr>
+          <w:rFonts w:ascii="Times New Roman" w:hAnsi="Times New Roman" w:eastAsia="신명조"/>
+          <w:b w:val="0"/>
+          <w:i/>
+          <w:sz w:val="20"/>
+        </w:rPr>
+        <w:t>W</w:t>
+      </w:r>
+      <w:r>
+        <w:rPr>
+          <w:rFonts w:ascii="Times New Roman" w:hAnsi="Times New Roman" w:eastAsia="신명조"/>
+          <w:b w:val="0"/>
+          <w:i/>
+          <w:sz w:val="20"/>
+          <w:vertAlign w:val="subscript"/>
+        </w:rPr>
+        <w:t>V</w:t>
+      </w:r>
+      <w:r>
+        <w:rPr>
+          <w:rFonts w:ascii="Times New Roman" w:hAnsi="Times New Roman" w:eastAsia="신명조"/>
+          <w:b w:val="0"/>
+          <w:i w:val="0"/>
+          <w:sz w:val="20"/>
+        </w:rPr>
+        <w:t>)    (4)</w:t>
       </w:r>
     </w:p>
     <w:p>
@@ -2167,7 +2329,165 @@
           <w:i w:val="0"/>
           <w:sz w:val="20"/>
         </w:rPr>
-        <w:t>분위 교차를 손실 벌점이 아니라 누적 소프트플러스 구조로 원천 차단하였다(식 5).</w:t>
+        <w:t xml:space="preserve">여기서 </w:t>
+      </w:r>
+      <w:r>
+        <w:rPr>
+          <w:rFonts w:ascii="Times New Roman" w:hAnsi="Times New Roman" w:eastAsia="신명조"/>
+          <w:b w:val="0"/>
+          <w:i/>
+          <w:sz w:val="20"/>
+        </w:rPr>
+        <w:t>Z</w:t>
+      </w:r>
+      <w:r>
+        <w:rPr>
+          <w:rFonts w:ascii="Times New Roman" w:hAnsi="Times New Roman" w:eastAsia="신명조"/>
+          <w:b w:val="0"/>
+          <w:i w:val="0"/>
+          <w:sz w:val="20"/>
+        </w:rPr>
+        <w:t xml:space="preserve">는 종목 표현, </w:t>
+      </w:r>
+      <w:r>
+        <w:rPr>
+          <w:rFonts w:ascii="Times New Roman" w:hAnsi="Times New Roman" w:eastAsia="신명조"/>
+          <w:b w:val="0"/>
+          <w:i/>
+          <w:sz w:val="20"/>
+        </w:rPr>
+        <w:t>H</w:t>
+      </w:r>
+      <w:r>
+        <w:rPr>
+          <w:rFonts w:ascii="Times New Roman" w:hAnsi="Times New Roman" w:eastAsia="신명조"/>
+          <w:b w:val="0"/>
+          <w:i/>
+          <w:sz w:val="20"/>
+          <w:vertAlign w:val="subscript"/>
+        </w:rPr>
+        <w:t>m</w:t>
+      </w:r>
+      <w:r>
+        <w:rPr>
+          <w:rFonts w:ascii="Times New Roman" w:hAnsi="Times New Roman" w:eastAsia="신명조"/>
+          <w:b w:val="0"/>
+          <w:i w:val="0"/>
+          <w:sz w:val="20"/>
+        </w:rPr>
+        <w:t xml:space="preserve">은 매크로 부호화, </w:t>
+      </w:r>
+      <w:r>
+        <w:rPr>
+          <w:rFonts w:ascii="Times New Roman" w:hAnsi="Times New Roman" w:eastAsia="신명조"/>
+          <w:b w:val="0"/>
+          <w:i/>
+          <w:sz w:val="20"/>
+        </w:rPr>
+        <w:t>W</w:t>
+      </w:r>
+      <w:r>
+        <w:rPr>
+          <w:rFonts w:ascii="Times New Roman" w:hAnsi="Times New Roman" w:eastAsia="신명조"/>
+          <w:b w:val="0"/>
+          <w:i/>
+          <w:sz w:val="20"/>
+          <w:vertAlign w:val="subscript"/>
+        </w:rPr>
+        <w:t>Q</w:t>
+      </w:r>
+      <w:r>
+        <w:rPr>
+          <w:rFonts w:ascii="Times New Roman" w:hAnsi="Times New Roman" w:eastAsia="신명조"/>
+          <w:b w:val="0"/>
+          <w:i w:val="0"/>
+          <w:sz w:val="20"/>
+        </w:rPr>
+        <w:t>·</w:t>
+      </w:r>
+      <w:r>
+        <w:rPr>
+          <w:rFonts w:ascii="Times New Roman" w:hAnsi="Times New Roman" w:eastAsia="신명조"/>
+          <w:b w:val="0"/>
+          <w:i/>
+          <w:sz w:val="20"/>
+        </w:rPr>
+        <w:t>W</w:t>
+      </w:r>
+      <w:r>
+        <w:rPr>
+          <w:rFonts w:ascii="Times New Roman" w:hAnsi="Times New Roman" w:eastAsia="신명조"/>
+          <w:b w:val="0"/>
+          <w:i/>
+          <w:sz w:val="20"/>
+          <w:vertAlign w:val="subscript"/>
+        </w:rPr>
+        <w:t>K</w:t>
+      </w:r>
+      <w:r>
+        <w:rPr>
+          <w:rFonts w:ascii="Times New Roman" w:hAnsi="Times New Roman" w:eastAsia="신명조"/>
+          <w:b w:val="0"/>
+          <w:i w:val="0"/>
+          <w:sz w:val="20"/>
+        </w:rPr>
+        <w:t>·</w:t>
+      </w:r>
+      <w:r>
+        <w:rPr>
+          <w:rFonts w:ascii="Times New Roman" w:hAnsi="Times New Roman" w:eastAsia="신명조"/>
+          <w:b w:val="0"/>
+          <w:i/>
+          <w:sz w:val="20"/>
+        </w:rPr>
+        <w:t>W</w:t>
+      </w:r>
+      <w:r>
+        <w:rPr>
+          <w:rFonts w:ascii="Times New Roman" w:hAnsi="Times New Roman" w:eastAsia="신명조"/>
+          <w:b w:val="0"/>
+          <w:i/>
+          <w:sz w:val="20"/>
+          <w:vertAlign w:val="subscript"/>
+        </w:rPr>
+        <w:t>V</w:t>
+      </w:r>
+      <w:r>
+        <w:rPr>
+          <w:rFonts w:ascii="Times New Roman" w:hAnsi="Times New Roman" w:eastAsia="신명조"/>
+          <w:b w:val="0"/>
+          <w:i w:val="0"/>
+          <w:sz w:val="20"/>
+        </w:rPr>
+        <w:t xml:space="preserve">는 투영 행렬, </w:t>
+      </w:r>
+      <w:r>
+        <w:rPr>
+          <w:rFonts w:ascii="Times New Roman" w:hAnsi="Times New Roman" w:eastAsia="신명조"/>
+          <w:b w:val="0"/>
+          <w:i/>
+          <w:sz w:val="20"/>
+        </w:rPr>
+        <w:t>d</w:t>
+      </w:r>
+      <w:r>
+        <w:rPr>
+          <w:rFonts w:ascii="Times New Roman" w:hAnsi="Times New Roman" w:eastAsia="신명조"/>
+          <w:b w:val="0"/>
+          <w:i/>
+          <w:sz w:val="20"/>
+          <w:vertAlign w:val="subscript"/>
+        </w:rPr>
+        <w:t>k</w:t>
+      </w:r>
+      <w:r>
+        <w:rPr>
+          <w:rFonts w:ascii="Times New Roman" w:hAnsi="Times New Roman" w:eastAsia="신명조"/>
+          <w:b w:val="0"/>
+          <w:i w:val="0"/>
+          <w:sz w:val="20"/>
+        </w:rPr>
+        <w:t>는 키의 차원이다. 매크로를 질의로 두면 출력이 매크로 시퀀스의 형상을 따르게 되어 종목별 예측이 산출되지 않으므로, 방향을 반대로 고정하였다. 매크로 경로에는 변수선택망을 두지 않고 13채널을 하나로 합치는 선형 변환을 썼다. 채널별로 부호화하면 비용이 13배 증가하는 반면, 매크로는 크로스어텐션의 키와 값으로만 쓰이므로 채널별 가중이 필요하지 않다. 이 모듈의 정확도 기여는 5.4절의 제거 실험에서 확인되지 않았다.</w:t>
       </w:r>
     </w:p>
     <w:p>
@@ -2175,232 +2495,16 @@
         <w:wordWrap w:val="0"/>
         <w:autoSpaceDE w:val="0"/>
         <w:autoSpaceDN w:val="0"/>
-        <w:spacing w:after="80" w:before="0" w:line="480" w:lineRule="auto"/>
-        <w:jc w:val="center"/>
+        <w:spacing w:after="60" w:before="0" w:line="480" w:lineRule="auto"/>
       </w:pPr>
       <w:r>
         <w:rPr>
           <w:rFonts w:ascii="Times New Roman" w:hAnsi="Times New Roman" w:eastAsia="신명조"/>
           <w:b w:val="0"/>
-          <w:i/>
-          <w:sz w:val="20"/>
-        </w:rPr>
-        <w:t>q</w:t>
-      </w:r>
-      <w:r>
-        <w:rPr>
-          <w:rFonts w:ascii="Times New Roman" w:hAnsi="Times New Roman" w:eastAsia="신명조"/>
-          <w:b w:val="0"/>
-          <w:i/>
-          <w:sz w:val="20"/>
-          <w:vertAlign w:val="subscript"/>
-        </w:rPr>
-        <w:t>10</w:t>
-      </w:r>
-      <w:r>
-        <w:rPr>
-          <w:rFonts w:ascii="Times New Roman" w:hAnsi="Times New Roman" w:eastAsia="신명조"/>
-          <w:b w:val="0"/>
           <w:i w:val="0"/>
           <w:sz w:val="20"/>
         </w:rPr>
-        <w:t xml:space="preserve"> = </w:t>
-      </w:r>
-      <w:r>
-        <w:rPr>
-          <w:rFonts w:ascii="Times New Roman" w:hAnsi="Times New Roman" w:eastAsia="신명조"/>
-          <w:b w:val="0"/>
-          <w:i/>
-          <w:sz w:val="20"/>
-        </w:rPr>
-        <w:t>o</w:t>
-      </w:r>
-      <w:r>
-        <w:rPr>
-          <w:rFonts w:ascii="Times New Roman" w:hAnsi="Times New Roman" w:eastAsia="신명조"/>
-          <w:b w:val="0"/>
-          <w:i/>
-          <w:sz w:val="20"/>
-          <w:vertAlign w:val="subscript"/>
-        </w:rPr>
-        <w:t>1</w:t>
-      </w:r>
-      <w:r>
-        <w:rPr>
-          <w:rFonts w:ascii="Times New Roman" w:hAnsi="Times New Roman" w:eastAsia="신명조"/>
-          <w:b w:val="0"/>
-          <w:i w:val="0"/>
-          <w:sz w:val="20"/>
-        </w:rPr>
-        <w:t xml:space="preserve">,   </w:t>
-      </w:r>
-      <w:r>
-        <w:rPr>
-          <w:rFonts w:ascii="Times New Roman" w:hAnsi="Times New Roman" w:eastAsia="신명조"/>
-          <w:b w:val="0"/>
-          <w:i/>
-          <w:sz w:val="20"/>
-        </w:rPr>
-        <w:t>q</w:t>
-      </w:r>
-      <w:r>
-        <w:rPr>
-          <w:rFonts w:ascii="Times New Roman" w:hAnsi="Times New Roman" w:eastAsia="신명조"/>
-          <w:b w:val="0"/>
-          <w:i/>
-          <w:sz w:val="20"/>
-          <w:vertAlign w:val="subscript"/>
-        </w:rPr>
-        <w:t>50</w:t>
-      </w:r>
-      <w:r>
-        <w:rPr>
-          <w:rFonts w:ascii="Times New Roman" w:hAnsi="Times New Roman" w:eastAsia="신명조"/>
-          <w:b w:val="0"/>
-          <w:i w:val="0"/>
-          <w:sz w:val="20"/>
-        </w:rPr>
-        <w:t xml:space="preserve"> = </w:t>
-      </w:r>
-      <w:r>
-        <w:rPr>
-          <w:rFonts w:ascii="Times New Roman" w:hAnsi="Times New Roman" w:eastAsia="신명조"/>
-          <w:b w:val="0"/>
-          <w:i/>
-          <w:sz w:val="20"/>
-        </w:rPr>
-        <w:t>q</w:t>
-      </w:r>
-      <w:r>
-        <w:rPr>
-          <w:rFonts w:ascii="Times New Roman" w:hAnsi="Times New Roman" w:eastAsia="신명조"/>
-          <w:b w:val="0"/>
-          <w:i/>
-          <w:sz w:val="20"/>
-          <w:vertAlign w:val="subscript"/>
-        </w:rPr>
-        <w:t>10</w:t>
-      </w:r>
-      <w:r>
-        <w:rPr>
-          <w:rFonts w:ascii="Times New Roman" w:hAnsi="Times New Roman" w:eastAsia="신명조"/>
-          <w:b w:val="0"/>
-          <w:i w:val="0"/>
-          <w:sz w:val="20"/>
-        </w:rPr>
-        <w:t xml:space="preserve"> + softplus(</w:t>
-      </w:r>
-      <w:r>
-        <w:rPr>
-          <w:rFonts w:ascii="Times New Roman" w:hAnsi="Times New Roman" w:eastAsia="신명조"/>
-          <w:b w:val="0"/>
-          <w:i/>
-          <w:sz w:val="20"/>
-        </w:rPr>
-        <w:t>o</w:t>
-      </w:r>
-      <w:r>
-        <w:rPr>
-          <w:rFonts w:ascii="Times New Roman" w:hAnsi="Times New Roman" w:eastAsia="신명조"/>
-          <w:b w:val="0"/>
-          <w:i/>
-          <w:sz w:val="20"/>
-          <w:vertAlign w:val="subscript"/>
-        </w:rPr>
-        <w:t>2</w:t>
-      </w:r>
-      <w:r>
-        <w:rPr>
-          <w:rFonts w:ascii="Times New Roman" w:hAnsi="Times New Roman" w:eastAsia="신명조"/>
-          <w:b w:val="0"/>
-          <w:i w:val="0"/>
-          <w:sz w:val="20"/>
-        </w:rPr>
-        <w:t xml:space="preserve">),   </w:t>
-      </w:r>
-      <w:r>
-        <w:rPr>
-          <w:rFonts w:ascii="Times New Roman" w:hAnsi="Times New Roman" w:eastAsia="신명조"/>
-          <w:b w:val="0"/>
-          <w:i/>
-          <w:sz w:val="20"/>
-        </w:rPr>
-        <w:t>q</w:t>
-      </w:r>
-      <w:r>
-        <w:rPr>
-          <w:rFonts w:ascii="Times New Roman" w:hAnsi="Times New Roman" w:eastAsia="신명조"/>
-          <w:b w:val="0"/>
-          <w:i/>
-          <w:sz w:val="20"/>
-          <w:vertAlign w:val="subscript"/>
-        </w:rPr>
-        <w:t>90</w:t>
-      </w:r>
-      <w:r>
-        <w:rPr>
-          <w:rFonts w:ascii="Times New Roman" w:hAnsi="Times New Roman" w:eastAsia="신명조"/>
-          <w:b w:val="0"/>
-          <w:i w:val="0"/>
-          <w:sz w:val="20"/>
-        </w:rPr>
-        <w:t xml:space="preserve"> = </w:t>
-      </w:r>
-      <w:r>
-        <w:rPr>
-          <w:rFonts w:ascii="Times New Roman" w:hAnsi="Times New Roman" w:eastAsia="신명조"/>
-          <w:b w:val="0"/>
-          <w:i/>
-          <w:sz w:val="20"/>
-        </w:rPr>
-        <w:t>q</w:t>
-      </w:r>
-      <w:r>
-        <w:rPr>
-          <w:rFonts w:ascii="Times New Roman" w:hAnsi="Times New Roman" w:eastAsia="신명조"/>
-          <w:b w:val="0"/>
-          <w:i/>
-          <w:sz w:val="20"/>
-          <w:vertAlign w:val="subscript"/>
-        </w:rPr>
-        <w:t>50</w:t>
-      </w:r>
-      <w:r>
-        <w:rPr>
-          <w:rFonts w:ascii="Times New Roman" w:hAnsi="Times New Roman" w:eastAsia="신명조"/>
-          <w:b w:val="0"/>
-          <w:i w:val="0"/>
-          <w:sz w:val="20"/>
-        </w:rPr>
-        <w:t xml:space="preserve"> + softplus(</w:t>
-      </w:r>
-      <w:r>
-        <w:rPr>
-          <w:rFonts w:ascii="Times New Roman" w:hAnsi="Times New Roman" w:eastAsia="신명조"/>
-          <w:b w:val="0"/>
-          <w:i/>
-          <w:sz w:val="20"/>
-        </w:rPr>
-        <w:t>o</w:t>
-      </w:r>
-      <w:r>
-        <w:rPr>
-          <w:rFonts w:ascii="Times New Roman" w:hAnsi="Times New Roman" w:eastAsia="신명조"/>
-          <w:b w:val="0"/>
-          <w:i/>
-          <w:sz w:val="20"/>
-          <w:vertAlign w:val="subscript"/>
-        </w:rPr>
-        <w:t>3</w:t>
-      </w:r>
-      <w:r>
-        <w:rPr>
-          <w:rFonts w:ascii="Times New Roman" w:hAnsi="Times New Roman" w:eastAsia="신명조"/>
-          <w:b w:val="0"/>
-          <w:i w:val="0"/>
-          <w:sz w:val="20"/>
-        </w:rPr>
-        <w:t>)    (5)</w:t>
+        <w:t>3) 분위 단조성의 구조적 보장과 헤드 초기화</w:t>
       </w:r>
     </w:p>
     <w:p>
@@ -2419,7 +2523,278 @@
           <w:i w:val="0"/>
           <w:sz w:val="20"/>
         </w:rPr>
-        <w:t>교차가 발생하면 기권 폭이 음수가 되어 하위 규칙 전체가 무효화되므로 구조적 보장이 필요하다. 5.1절의 세 트랜스포머 모형 모두 실측 교차율은 0.000이었다.</w:t>
+        <w:t>분위 교차를 손실 벌점이 아니라 누적 소프트플러스 구조로 원천 차단하였다(식 5).</w:t>
+      </w:r>
+    </w:p>
+    <w:p>
+      <w:pPr>
+        <w:wordWrap w:val="0"/>
+        <w:autoSpaceDE w:val="0"/>
+        <w:autoSpaceDN w:val="0"/>
+        <w:spacing w:after="80" w:before="0" w:line="480" w:lineRule="auto"/>
+        <w:jc w:val="center"/>
+      </w:pPr>
+      <w:r>
+        <w:rPr>
+          <w:rFonts w:ascii="Times New Roman" w:hAnsi="Times New Roman" w:eastAsia="신명조"/>
+          <w:b w:val="0"/>
+          <w:i/>
+          <w:sz w:val="20"/>
+        </w:rPr>
+        <w:t>q</w:t>
+      </w:r>
+      <w:r>
+        <w:rPr>
+          <w:rFonts w:ascii="Times New Roman" w:hAnsi="Times New Roman" w:eastAsia="신명조"/>
+          <w:b w:val="0"/>
+          <w:i/>
+          <w:sz w:val="20"/>
+          <w:vertAlign w:val="subscript"/>
+        </w:rPr>
+        <w:t>10</w:t>
+      </w:r>
+      <w:r>
+        <w:rPr>
+          <w:rFonts w:ascii="Times New Roman" w:hAnsi="Times New Roman" w:eastAsia="신명조"/>
+          <w:b w:val="0"/>
+          <w:i w:val="0"/>
+          <w:sz w:val="20"/>
+        </w:rPr>
+        <w:t xml:space="preserve"> = </w:t>
+      </w:r>
+      <w:r>
+        <w:rPr>
+          <w:rFonts w:ascii="Times New Roman" w:hAnsi="Times New Roman" w:eastAsia="신명조"/>
+          <w:b w:val="0"/>
+          <w:i/>
+          <w:sz w:val="20"/>
+        </w:rPr>
+        <w:t>b</w:t>
+      </w:r>
+      <w:r>
+        <w:rPr>
+          <w:rFonts w:ascii="Times New Roman" w:hAnsi="Times New Roman" w:eastAsia="신명조"/>
+          <w:b w:val="0"/>
+          <w:i w:val="0"/>
+          <w:sz w:val="20"/>
+        </w:rPr>
+        <w:t xml:space="preserve">,   </w:t>
+      </w:r>
+      <w:r>
+        <w:rPr>
+          <w:rFonts w:ascii="Times New Roman" w:hAnsi="Times New Roman" w:eastAsia="신명조"/>
+          <w:b w:val="0"/>
+          <w:i/>
+          <w:sz w:val="20"/>
+        </w:rPr>
+        <w:t>q</w:t>
+      </w:r>
+      <w:r>
+        <w:rPr>
+          <w:rFonts w:ascii="Times New Roman" w:hAnsi="Times New Roman" w:eastAsia="신명조"/>
+          <w:b w:val="0"/>
+          <w:i/>
+          <w:sz w:val="20"/>
+          <w:vertAlign w:val="subscript"/>
+        </w:rPr>
+        <w:t>50</w:t>
+      </w:r>
+      <w:r>
+        <w:rPr>
+          <w:rFonts w:ascii="Times New Roman" w:hAnsi="Times New Roman" w:eastAsia="신명조"/>
+          <w:b w:val="0"/>
+          <w:i w:val="0"/>
+          <w:sz w:val="20"/>
+        </w:rPr>
+        <w:t xml:space="preserve"> = </w:t>
+      </w:r>
+      <w:r>
+        <w:rPr>
+          <w:rFonts w:ascii="Times New Roman" w:hAnsi="Times New Roman" w:eastAsia="신명조"/>
+          <w:b w:val="0"/>
+          <w:i/>
+          <w:sz w:val="20"/>
+        </w:rPr>
+        <w:t>q</w:t>
+      </w:r>
+      <w:r>
+        <w:rPr>
+          <w:rFonts w:ascii="Times New Roman" w:hAnsi="Times New Roman" w:eastAsia="신명조"/>
+          <w:b w:val="0"/>
+          <w:i/>
+          <w:sz w:val="20"/>
+          <w:vertAlign w:val="subscript"/>
+        </w:rPr>
+        <w:t>10</w:t>
+      </w:r>
+      <w:r>
+        <w:rPr>
+          <w:rFonts w:ascii="Times New Roman" w:hAnsi="Times New Roman" w:eastAsia="신명조"/>
+          <w:b w:val="0"/>
+          <w:i w:val="0"/>
+          <w:sz w:val="20"/>
+        </w:rPr>
+        <w:t xml:space="preserve"> + softplus(δ</w:t>
+      </w:r>
+      <w:r>
+        <w:rPr>
+          <w:rFonts w:ascii="Times New Roman" w:hAnsi="Times New Roman" w:eastAsia="신명조"/>
+          <w:b w:val="0"/>
+          <w:i/>
+          <w:sz w:val="20"/>
+          <w:vertAlign w:val="subscript"/>
+        </w:rPr>
+        <w:t>1</w:t>
+      </w:r>
+      <w:r>
+        <w:rPr>
+          <w:rFonts w:ascii="Times New Roman" w:hAnsi="Times New Roman" w:eastAsia="신명조"/>
+          <w:b w:val="0"/>
+          <w:i w:val="0"/>
+          <w:sz w:val="20"/>
+        </w:rPr>
+        <w:t xml:space="preserve">),   </w:t>
+      </w:r>
+      <w:r>
+        <w:rPr>
+          <w:rFonts w:ascii="Times New Roman" w:hAnsi="Times New Roman" w:eastAsia="신명조"/>
+          <w:b w:val="0"/>
+          <w:i/>
+          <w:sz w:val="20"/>
+        </w:rPr>
+        <w:t>q</w:t>
+      </w:r>
+      <w:r>
+        <w:rPr>
+          <w:rFonts w:ascii="Times New Roman" w:hAnsi="Times New Roman" w:eastAsia="신명조"/>
+          <w:b w:val="0"/>
+          <w:i/>
+          <w:sz w:val="20"/>
+          <w:vertAlign w:val="subscript"/>
+        </w:rPr>
+        <w:t>90</w:t>
+      </w:r>
+      <w:r>
+        <w:rPr>
+          <w:rFonts w:ascii="Times New Roman" w:hAnsi="Times New Roman" w:eastAsia="신명조"/>
+          <w:b w:val="0"/>
+          <w:i w:val="0"/>
+          <w:sz w:val="20"/>
+        </w:rPr>
+        <w:t xml:space="preserve"> = </w:t>
+      </w:r>
+      <w:r>
+        <w:rPr>
+          <w:rFonts w:ascii="Times New Roman" w:hAnsi="Times New Roman" w:eastAsia="신명조"/>
+          <w:b w:val="0"/>
+          <w:i/>
+          <w:sz w:val="20"/>
+        </w:rPr>
+        <w:t>q</w:t>
+      </w:r>
+      <w:r>
+        <w:rPr>
+          <w:rFonts w:ascii="Times New Roman" w:hAnsi="Times New Roman" w:eastAsia="신명조"/>
+          <w:b w:val="0"/>
+          <w:i/>
+          <w:sz w:val="20"/>
+          <w:vertAlign w:val="subscript"/>
+        </w:rPr>
+        <w:t>50</w:t>
+      </w:r>
+      <w:r>
+        <w:rPr>
+          <w:rFonts w:ascii="Times New Roman" w:hAnsi="Times New Roman" w:eastAsia="신명조"/>
+          <w:b w:val="0"/>
+          <w:i w:val="0"/>
+          <w:sz w:val="20"/>
+        </w:rPr>
+        <w:t xml:space="preserve"> + softplus(δ</w:t>
+      </w:r>
+      <w:r>
+        <w:rPr>
+          <w:rFonts w:ascii="Times New Roman" w:hAnsi="Times New Roman" w:eastAsia="신명조"/>
+          <w:b w:val="0"/>
+          <w:i/>
+          <w:sz w:val="20"/>
+          <w:vertAlign w:val="subscript"/>
+        </w:rPr>
+        <w:t>2</w:t>
+      </w:r>
+      <w:r>
+        <w:rPr>
+          <w:rFonts w:ascii="Times New Roman" w:hAnsi="Times New Roman" w:eastAsia="신명조"/>
+          <w:b w:val="0"/>
+          <w:i w:val="0"/>
+          <w:sz w:val="20"/>
+        </w:rPr>
+        <w:t>)    (5)</w:t>
+      </w:r>
+    </w:p>
+    <w:p>
+      <w:pPr>
+        <w:wordWrap w:val="0"/>
+        <w:autoSpaceDE w:val="0"/>
+        <w:autoSpaceDN w:val="0"/>
+        <w:spacing w:after="80" w:before="0" w:line="480" w:lineRule="auto"/>
+        <w:ind w:firstLine="180"/>
+        <w:jc w:val="both"/>
+      </w:pPr>
+      <w:r>
+        <w:rPr>
+          <w:rFonts w:ascii="Times New Roman" w:hAnsi="Times New Roman" w:eastAsia="신명조"/>
+          <w:b w:val="0"/>
+          <w:i/>
+          <w:sz w:val="20"/>
+        </w:rPr>
+        <w:t>b</w:t>
+      </w:r>
+      <w:r>
+        <w:rPr>
+          <w:rFonts w:ascii="Times New Roman" w:hAnsi="Times New Roman" w:eastAsia="신명조"/>
+          <w:b w:val="0"/>
+          <w:i w:val="0"/>
+          <w:sz w:val="20"/>
+        </w:rPr>
+        <w:t>와 δ</w:t>
+      </w:r>
+      <w:r>
+        <w:rPr>
+          <w:rFonts w:ascii="Times New Roman" w:hAnsi="Times New Roman" w:eastAsia="신명조"/>
+          <w:b w:val="0"/>
+          <w:i/>
+          <w:sz w:val="20"/>
+          <w:vertAlign w:val="subscript"/>
+        </w:rPr>
+        <w:t>1</w:t>
+      </w:r>
+      <w:r>
+        <w:rPr>
+          <w:rFonts w:ascii="Times New Roman" w:hAnsi="Times New Roman" w:eastAsia="신명조"/>
+          <w:b w:val="0"/>
+          <w:i w:val="0"/>
+          <w:sz w:val="20"/>
+        </w:rPr>
+        <w:t>, δ</w:t>
+      </w:r>
+      <w:r>
+        <w:rPr>
+          <w:rFonts w:ascii="Times New Roman" w:hAnsi="Times New Roman" w:eastAsia="신명조"/>
+          <w:b w:val="0"/>
+          <w:i/>
+          <w:sz w:val="20"/>
+          <w:vertAlign w:val="subscript"/>
+        </w:rPr>
+        <w:t>2</w:t>
+      </w:r>
+      <w:r>
+        <w:rPr>
+          <w:rFonts w:ascii="Times New Roman" w:hAnsi="Times New Roman" w:eastAsia="신명조"/>
+          <w:b w:val="0"/>
+          <w:i w:val="0"/>
+          <w:sz w:val="20"/>
+        </w:rPr>
+        <w:t>는 헤드 마지막 선형층의 세 출력이다. 교차가 발생하면 기권 폭이 음수가 되어 하위 규칙 전체가 무효화되므로 구조적 보장이 필요하다. 5.1절의 세 트랜스포머 모형 모두 실측 교차율은 0.000이었다.</w:t>
       </w:r>
     </w:p>
     <w:p>
@@ -2508,7 +2883,7 @@
       <w:tr>
         <w:tc>
           <w:tcPr>
-            <w:tcW w:type="dxa" w:w="2296"/>
+            <w:tcW w:type="dxa" w:w="4535"/>
             <w:tcBorders>
               <w:left w:val="none" w:sz="0" w:color="000000"/>
               <w:right w:val="none" w:sz="0" w:color="000000"/>
@@ -2537,7 +2912,7 @@
         </w:tc>
         <w:tc>
           <w:tcPr>
-            <w:tcW w:type="dxa" w:w="2296"/>
+            <w:tcW w:type="dxa" w:w="4535"/>
             <w:tcBorders>
               <w:left w:val="none" w:sz="0" w:color="000000"/>
               <w:right w:val="none" w:sz="0" w:color="000000"/>
@@ -2568,7 +2943,7 @@
       <w:tr>
         <w:tc>
           <w:tcPr>
-            <w:tcW w:type="dxa" w:w="2296"/>
+            <w:tcW w:type="dxa" w:w="4535"/>
             <w:tcBorders>
               <w:left w:val="none" w:sz="0" w:color="000000"/>
               <w:right w:val="none" w:sz="0" w:color="000000"/>
@@ -2597,7 +2972,7 @@
         </w:tc>
         <w:tc>
           <w:tcPr>
-            <w:tcW w:type="dxa" w:w="2296"/>
+            <w:tcW w:type="dxa" w:w="4535"/>
             <w:tcBorders>
               <w:left w:val="none" w:sz="0" w:color="000000"/>
               <w:right w:val="none" w:sz="0" w:color="000000"/>
@@ -2628,7 +3003,7 @@
       <w:tr>
         <w:tc>
           <w:tcPr>
-            <w:tcW w:type="dxa" w:w="2296"/>
+            <w:tcW w:type="dxa" w:w="4535"/>
             <w:tcBorders>
               <w:left w:val="none" w:sz="0" w:color="000000"/>
               <w:right w:val="none" w:sz="0" w:color="000000"/>
@@ -2657,7 +3032,7 @@
         </w:tc>
         <w:tc>
           <w:tcPr>
-            <w:tcW w:type="dxa" w:w="2296"/>
+            <w:tcW w:type="dxa" w:w="4535"/>
             <w:tcBorders>
               <w:left w:val="none" w:sz="0" w:color="000000"/>
               <w:right w:val="none" w:sz="0" w:color="000000"/>
@@ -2688,7 +3063,7 @@
       <w:tr>
         <w:tc>
           <w:tcPr>
-            <w:tcW w:type="dxa" w:w="2296"/>
+            <w:tcW w:type="dxa" w:w="4535"/>
             <w:tcBorders>
               <w:left w:val="none" w:sz="0" w:color="000000"/>
               <w:right w:val="none" w:sz="0" w:color="000000"/>
@@ -2717,7 +3092,7 @@
         </w:tc>
         <w:tc>
           <w:tcPr>
-            <w:tcW w:type="dxa" w:w="2296"/>
+            <w:tcW w:type="dxa" w:w="4535"/>
             <w:tcBorders>
               <w:left w:val="none" w:sz="0" w:color="000000"/>
               <w:right w:val="none" w:sz="0" w:color="000000"/>
@@ -2748,7 +3123,7 @@
       <w:tr>
         <w:tc>
           <w:tcPr>
-            <w:tcW w:type="dxa" w:w="2296"/>
+            <w:tcW w:type="dxa" w:w="4535"/>
             <w:tcBorders>
               <w:left w:val="none" w:sz="0" w:color="000000"/>
               <w:right w:val="none" w:sz="0" w:color="000000"/>
@@ -2777,7 +3152,7 @@
         </w:tc>
         <w:tc>
           <w:tcPr>
-            <w:tcW w:type="dxa" w:w="2296"/>
+            <w:tcW w:type="dxa" w:w="4535"/>
             <w:tcBorders>
               <w:left w:val="none" w:sz="0" w:color="000000"/>
               <w:right w:val="none" w:sz="0" w:color="000000"/>
@@ -2808,7 +3183,7 @@
       <w:tr>
         <w:tc>
           <w:tcPr>
-            <w:tcW w:type="dxa" w:w="2296"/>
+            <w:tcW w:type="dxa" w:w="4535"/>
             <w:tcBorders>
               <w:left w:val="none" w:sz="0" w:color="000000"/>
               <w:right w:val="none" w:sz="0" w:color="000000"/>
@@ -2837,7 +3212,7 @@
         </w:tc>
         <w:tc>
           <w:tcPr>
-            <w:tcW w:type="dxa" w:w="2296"/>
+            <w:tcW w:type="dxa" w:w="4535"/>
             <w:tcBorders>
               <w:left w:val="none" w:sz="0" w:color="000000"/>
               <w:right w:val="none" w:sz="0" w:color="000000"/>
@@ -2868,7 +3243,7 @@
       <w:tr>
         <w:tc>
           <w:tcPr>
-            <w:tcW w:type="dxa" w:w="2296"/>
+            <w:tcW w:type="dxa" w:w="4535"/>
             <w:tcBorders>
               <w:left w:val="none" w:sz="0" w:color="000000"/>
               <w:right w:val="none" w:sz="0" w:color="000000"/>
@@ -2897,7 +3272,7 @@
         </w:tc>
         <w:tc>
           <w:tcPr>
-            <w:tcW w:type="dxa" w:w="2296"/>
+            <w:tcW w:type="dxa" w:w="4535"/>
             <w:tcBorders>
               <w:left w:val="none" w:sz="0" w:color="000000"/>
               <w:right w:val="none" w:sz="0" w:color="000000"/>
@@ -2981,7 +3356,7 @@
           <w:i w:val="0"/>
           <w:sz w:val="20"/>
         </w:rPr>
-        <w:t>분석 자료는 코스피200 구성종목 201개의 2015년 1월 2일부터 2026년 10월 16일까지 일별 자료 519,617행이며, 종목당 최대 2,892거래일이다. 지수와 투자자 수급 계열을 포함해 모두 키움증권 Open API로 수집하였다. 거래정지일은 거래량 0과 시가=고가=저가=종가로 입력되는데, 제거하지 않으면 허위의 0 수익률이 생겨 변동성 추정을 왜곡하므로 지표 산출 이전에 제거하였다. 종목별 거래일이 크게 상이하다. 가장 짧은 종목은 35거래일뿐이어서 201종목이 모두 존재하는 공통 달력은 35일로 줄어들고, 이를 강제하면 전체 행의 98.6%가 소실된다. 따라서 윈도우는 각 종목의 자기 행 위에서 구성하였다. 모형과 평가 코드는 교신저자에게 요청하면 제공하며, 원자료는 증권사 API 이용 약관상 재배포할 수 없다.</w:t>
+        <w:t>분석 자료는 코스피200 구성종목 201개의 2015년 1월 2일부터 2026년 10월 16일까지 일별 자료 519,617행이며, 종목당 최대 2,892거래일이다. 종목 목록은 2026년 9월 8일 지수 구성종목 조회 결과이며, 그 시점에 201개가 조회되었다. 지수와 투자자 수급 계열을 포함해 모두 키움증권 Open API로 수집하였다. 거래정지일은 거래량 0과 시가=고가=저가=종가로 입력되는데, 제거하지 않으면 허위의 0 수익률이 생겨 변동성 추정을 왜곡하므로 지표 산출 이전에 제거하였다. 종목별 거래일이 크게 상이하다. 가장 짧은 종목은 35거래일뿐이어서 201종목이 모두 존재하는 공통 달력은 35일로 줄어들고, 이를 강제하면 전체 행의 98.6%가 소실된다. 따라서 윈도우는 각 종목의 자기 행 위에서 구성하였다. 모형과 평가 코드는 교신저자에게 요청하면 제공하며, 원자료는 증권사 API 이용 약관상 재배포할 수 없다.</w:t>
       </w:r>
     </w:p>
     <w:p>
@@ -3052,7 +3427,7 @@
       <w:tr>
         <w:tc>
           <w:tcPr>
-            <w:tcW w:type="dxa" w:w="1531"/>
+            <w:tcW w:type="dxa" w:w="3024"/>
             <w:tcBorders>
               <w:left w:val="none" w:sz="0" w:color="000000"/>
               <w:right w:val="none" w:sz="0" w:color="000000"/>
@@ -3081,7 +3456,7 @@
         </w:tc>
         <w:tc>
           <w:tcPr>
-            <w:tcW w:type="dxa" w:w="1531"/>
+            <w:tcW w:type="dxa" w:w="3024"/>
             <w:tcBorders>
               <w:left w:val="none" w:sz="0" w:color="000000"/>
               <w:right w:val="none" w:sz="0" w:color="000000"/>
@@ -3110,7 +3485,7 @@
         </w:tc>
         <w:tc>
           <w:tcPr>
-            <w:tcW w:type="dxa" w:w="1531"/>
+            <w:tcW w:type="dxa" w:w="3024"/>
             <w:tcBorders>
               <w:left w:val="none" w:sz="0" w:color="000000"/>
               <w:right w:val="none" w:sz="0" w:color="000000"/>
@@ -3141,7 +3516,7 @@
       <w:tr>
         <w:tc>
           <w:tcPr>
-            <w:tcW w:type="dxa" w:w="1531"/>
+            <w:tcW w:type="dxa" w:w="3024"/>
             <w:tcBorders>
               <w:left w:val="none" w:sz="0" w:color="000000"/>
               <w:right w:val="none" w:sz="0" w:color="000000"/>
@@ -3170,7 +3545,7 @@
         </w:tc>
         <w:tc>
           <w:tcPr>
-            <w:tcW w:type="dxa" w:w="1531"/>
+            <w:tcW w:type="dxa" w:w="3024"/>
             <w:tcBorders>
               <w:left w:val="none" w:sz="0" w:color="000000"/>
               <w:right w:val="none" w:sz="0" w:color="000000"/>
@@ -3199,7 +3574,7 @@
         </w:tc>
         <w:tc>
           <w:tcPr>
-            <w:tcW w:type="dxa" w:w="1531"/>
+            <w:tcW w:type="dxa" w:w="3024"/>
             <w:tcBorders>
               <w:left w:val="none" w:sz="0" w:color="000000"/>
               <w:right w:val="none" w:sz="0" w:color="000000"/>
@@ -3230,7 +3605,7 @@
       <w:tr>
         <w:tc>
           <w:tcPr>
-            <w:tcW w:type="dxa" w:w="1531"/>
+            <w:tcW w:type="dxa" w:w="3024"/>
             <w:tcBorders>
               <w:left w:val="none" w:sz="0" w:color="000000"/>
               <w:right w:val="none" w:sz="0" w:color="000000"/>
@@ -3259,7 +3634,7 @@
         </w:tc>
         <w:tc>
           <w:tcPr>
-            <w:tcW w:type="dxa" w:w="1531"/>
+            <w:tcW w:type="dxa" w:w="3024"/>
             <w:tcBorders>
               <w:left w:val="none" w:sz="0" w:color="000000"/>
               <w:right w:val="none" w:sz="0" w:color="000000"/>
@@ -3288,7 +3663,7 @@
         </w:tc>
         <w:tc>
           <w:tcPr>
-            <w:tcW w:type="dxa" w:w="1531"/>
+            <w:tcW w:type="dxa" w:w="3024"/>
             <w:tcBorders>
               <w:left w:val="none" w:sz="0" w:color="000000"/>
               <w:right w:val="none" w:sz="0" w:color="000000"/>
@@ -3319,7 +3694,7 @@
       <w:tr>
         <w:tc>
           <w:tcPr>
-            <w:tcW w:type="dxa" w:w="1531"/>
+            <w:tcW w:type="dxa" w:w="3024"/>
             <w:tcBorders>
               <w:left w:val="none" w:sz="0" w:color="000000"/>
               <w:right w:val="none" w:sz="0" w:color="000000"/>
@@ -3348,7 +3723,7 @@
         </w:tc>
         <w:tc>
           <w:tcPr>
-            <w:tcW w:type="dxa" w:w="1531"/>
+            <w:tcW w:type="dxa" w:w="3024"/>
             <w:tcBorders>
               <w:left w:val="none" w:sz="0" w:color="000000"/>
               <w:right w:val="none" w:sz="0" w:color="000000"/>
@@ -3377,7 +3752,7 @@
         </w:tc>
         <w:tc>
           <w:tcPr>
-            <w:tcW w:type="dxa" w:w="1531"/>
+            <w:tcW w:type="dxa" w:w="3024"/>
             <w:tcBorders>
               <w:left w:val="none" w:sz="0" w:color="000000"/>
               <w:right w:val="none" w:sz="0" w:color="000000"/>
@@ -3493,12 +3868,22 @@
           <w:sz w:val="20"/>
           <w:vertAlign w:val="subscript"/>
         </w:rPr>
-        <w:t>k=1..5</w:t>
+        <w:t>k=1</w:t>
       </w:r>
       <w:r>
         <w:rPr>
           <w:rFonts w:ascii="Times New Roman" w:hAnsi="Times New Roman" w:eastAsia="신명조"/>
           <w:b w:val="0"/>
+          <w:i/>
+          <w:sz w:val="20"/>
+          <w:vertAlign w:val="superscript"/>
+        </w:rPr>
+        <w:t>5</w:t>
+      </w:r>
+      <w:r>
+        <w:rPr>
+          <w:rFonts w:ascii="Times New Roman" w:hAnsi="Times New Roman" w:eastAsia="신명조"/>
+          <w:b w:val="0"/>
           <w:i w:val="0"/>
           <w:sz w:val="20"/>
         </w:rPr>
@@ -3540,12 +3925,22 @@
           <w:sz w:val="20"/>
           <w:vertAlign w:val="subscript"/>
         </w:rPr>
-        <w:t>k=1..5</w:t>
+        <w:t>k=1</w:t>
       </w:r>
       <w:r>
         <w:rPr>
           <w:rFonts w:ascii="Times New Roman" w:hAnsi="Times New Roman" w:eastAsia="신명조"/>
           <w:b w:val="0"/>
+          <w:i/>
+          <w:sz w:val="20"/>
+          <w:vertAlign w:val="superscript"/>
+        </w:rPr>
+        <w:t>5</w:t>
+      </w:r>
+      <w:r>
+        <w:rPr>
+          <w:rFonts w:ascii="Times New Roman" w:hAnsi="Times New Roman" w:eastAsia="신명조"/>
+          <w:b w:val="0"/>
           <w:i w:val="0"/>
           <w:sz w:val="20"/>
         </w:rPr>
@@ -3588,23 +3983,6 @@
           <w:sz w:val="20"/>
         </w:rPr>
         <w:t xml:space="preserve">    (6)</w:t>
-      </w:r>
-    </w:p>
-    <w:p>
-      <w:pPr>
-        <w:wordWrap w:val="0"/>
-        <w:autoSpaceDE w:val="0"/>
-        <w:autoSpaceDN w:val="0"/>
-        <w:spacing w:after="60" w:before="0" w:line="480" w:lineRule="auto"/>
-      </w:pPr>
-      <w:r>
-        <w:rPr>
-          <w:rFonts w:ascii="Times New Roman" w:hAnsi="Times New Roman" w:eastAsia="중고딕"/>
-          <w:b w:val="0"/>
-          <w:i w:val="0"/>
-          <w:sz w:val="20"/>
-        </w:rPr>
-        <w:t>4.3 분할과 기준선</w:t>
       </w:r>
     </w:p>
     <w:p>
@@ -3620,10 +3998,84 @@
         <w:rPr>
           <w:rFonts w:ascii="Times New Roman" w:hAnsi="Times New Roman" w:eastAsia="신명조"/>
           <w:b w:val="0"/>
+          <w:i/>
+          <w:sz w:val="20"/>
+        </w:rPr>
+        <w:t>r</w:t>
+      </w:r>
+      <w:r>
+        <w:rPr>
+          <w:rFonts w:ascii="Times New Roman" w:hAnsi="Times New Roman" w:eastAsia="신명조"/>
+          <w:b w:val="0"/>
+          <w:i/>
+          <w:sz w:val="20"/>
+          <w:vertAlign w:val="subscript"/>
+        </w:rPr>
+        <w:t>t</w:t>
+      </w:r>
+      <w:r>
+        <w:rPr>
+          <w:rFonts w:ascii="Times New Roman" w:hAnsi="Times New Roman" w:eastAsia="신명조"/>
+          <w:b w:val="0"/>
           <w:i w:val="0"/>
           <w:sz w:val="20"/>
         </w:rPr>
-        <w:t>분할은 종목이 아니라 날짜 기준 전역 분할이다. 2022년까지 학습, 2023년 검증, 2024년 이후 검정이며, 목표가 5일 앞을 보므로 각 경계에 5일 격리구간을 둔다. 정규화 통계는 학습 구간 행에서만 추정한다.</w:t>
+        <w:t xml:space="preserve">는 일별 로그수익률이고 </w:t>
+      </w:r>
+      <w:r>
+        <w:rPr>
+          <w:rFonts w:ascii="Times New Roman" w:hAnsi="Times New Roman" w:eastAsia="신명조"/>
+          <w:b w:val="0"/>
+          <w:i/>
+          <w:sz w:val="20"/>
+        </w:rPr>
+        <w:t>r</w:t>
+      </w:r>
+      <w:r>
+        <w:rPr>
+          <w:rFonts w:ascii="Times New Roman" w:hAnsi="Times New Roman" w:eastAsia="신명조"/>
+          <w:b w:val="0"/>
+          <w:i/>
+          <w:sz w:val="20"/>
+          <w:vertAlign w:val="superscript"/>
+        </w:rPr>
+        <w:t>index</w:t>
+      </w:r>
+      <w:r>
+        <w:rPr>
+          <w:rFonts w:ascii="Times New Roman" w:hAnsi="Times New Roman" w:eastAsia="신명조"/>
+          <w:b w:val="0"/>
+          <w:i/>
+          <w:sz w:val="20"/>
+          <w:vertAlign w:val="subscript"/>
+        </w:rPr>
+        <w:t>t</w:t>
+      </w:r>
+      <w:r>
+        <w:rPr>
+          <w:rFonts w:ascii="Times New Roman" w:hAnsi="Times New Roman" w:eastAsia="신명조"/>
+          <w:b w:val="0"/>
+          <w:i w:val="0"/>
+          <w:sz w:val="20"/>
+        </w:rPr>
+        <w:t>는 같은 날 코스피200의 로그수익률이다.</w:t>
+      </w:r>
+    </w:p>
+    <w:p>
+      <w:pPr>
+        <w:wordWrap w:val="0"/>
+        <w:autoSpaceDE w:val="0"/>
+        <w:autoSpaceDN w:val="0"/>
+        <w:spacing w:after="60" w:before="0" w:line="480" w:lineRule="auto"/>
+      </w:pPr>
+      <w:r>
+        <w:rPr>
+          <w:rFonts w:ascii="Times New Roman" w:hAnsi="Times New Roman" w:eastAsia="중고딕"/>
+          <w:b w:val="0"/>
+          <w:i w:val="0"/>
+          <w:sz w:val="20"/>
+        </w:rPr>
+        <w:t>4.3 분할과 기준선</w:t>
       </w:r>
     </w:p>
     <w:p>
@@ -3642,7 +4094,7 @@
           <w:i w:val="0"/>
           <w:sz w:val="20"/>
         </w:rPr>
-        <w:t>윈도우는 120일 룩백이 해당 구간 안에 온전히 들어갈 때만 생성된다. 입력이 앞 구간에 걸치는 것 자체는 5일 격리구간이 목표값 중첩을 막으므로 누수가 아니나, 그 경우 검증 표본의 입력 대부분이 학습에서 이미 관측된 행이 되어 암기가 검증 성능을 부풀릴 여지가 남는다. 본 연구는 보수적으로 룩백 전체를 구간 안에 넣었고, 그 대가로 각 구간의 처음 120거래일이 소모되어 검증 표본이 122거래일로 줄었다. 검증 표본은 2023년 7월 3일부터 12월 28일까지 122거래일·190종목·23,086건, 검정 표본은 2024년 7월 3일부터 2026년 10월 8일까지 550거래일·198종목·106,490건이다. 자료는 2026년 10월 16일 수집분으로 동결하였고, 파일 해시와 구간별 윈도우 수를 기록하여 이후 모든 수치를 같은 표본에서 산출하였다.</w:t>
+        <w:t>분할은 종목이 아니라 날짜 기준 전역 분할이다. 2022년까지 학습, 2023년 검증, 2024년 이후 시험이며, 목표가 5일 앞을 보므로 각 경계에 5일 격리구간을 둔다. 정규화 통계는 학습 구간 행에서만 추정한다.</w:t>
       </w:r>
     </w:p>
     <w:p>
@@ -3661,7 +4113,7 @@
           <w:i w:val="0"/>
           <w:sz w:val="20"/>
         </w:rPr>
-        <w:t>인접 표본은 120일 중 119일의 입력과 5일 중 4일의 목표를 공유하므로 명목 학습 행 264,653건의 실질 규모는 훨씬 작다. 이 때문에 모수를 늘리면 1~2회차에 과적합되었고(이전 설정 146종목·17채널에서의 탐색), 탐색 끝에 0.50M으로 고정하였다.</w:t>
+        <w:t>윈도우는 120일 룩백이 해당 구간 안에 온전히 들어갈 때만 생성된다. 입력이 앞 구간에 걸치는 것 자체는 5일 격리구간이 목표값 중첩을 막으므로 누수가 아니나, 그 경우 검증 표본의 입력 대부분이 학습에서 이미 관측된 행이 되어 암기가 검증 성능을 부풀릴 여지가 남는다. 본 연구는 보수적으로 룩백 전체를 구간 안에 넣었고, 그 대가로 각 구간의 처음 120거래일이 소모되어 검증 표본이 122거래일로 줄었다. 검증 표본은 2023년 7월 3일부터 12월 28일까지 122거래일·190종목·23,086건, 시험 표본은 2024년 7월 3일부터 2026년 10월 8일까지 550거래일·198종목·106,490건이다. 자료는 2026년 10월 16일 수집분으로 동결하였고, 파일 해시와 구간별 윈도우 수를 기록하여 이후 모든 수치를 같은 표본에서 산출하였다.</w:t>
       </w:r>
     </w:p>
     <w:p>
@@ -3680,24 +4132,7 @@
           <w:i w:val="0"/>
           <w:sz w:val="20"/>
         </w:rPr>
-        <w:t>모든 실험은 학습 자료의 무조건부 분위수, 즉 입력을 무시하고 세 상수를 출력하는 예측기를 기준선으로 평가한다. 이를 상회하지 못하면 초매개변수 조정 문제가 아니라 변수·목표 설계의 실패로 간주한다.</w:t>
-      </w:r>
-    </w:p>
-    <w:p>
-      <w:pPr>
-        <w:wordWrap w:val="0"/>
-        <w:autoSpaceDE w:val="0"/>
-        <w:autoSpaceDN w:val="0"/>
-        <w:spacing w:after="60" w:before="0" w:line="480" w:lineRule="auto"/>
-      </w:pPr>
-      <w:r>
-        <w:rPr>
-          <w:rFonts w:ascii="Times New Roman" w:hAnsi="Times New Roman" w:eastAsia="중고딕"/>
-          <w:b w:val="0"/>
-          <w:i w:val="0"/>
-          <w:sz w:val="20"/>
-        </w:rPr>
-        <w:t>4.4 기권 규칙</w:t>
+        <w:t>인접 표본은 120일 중 119일의 입력과 5일 중 4일의 목표를 공유하므로 명목 학습 행 264,653건의 실질 규모는 훨씬 작다. 이 때문에 모수를 늘리면 1~2회차에 과적합되었고(이전 설정 146종목·17채널에서의 탐색), 탐색 끝에 0.50M으로 고정하였다.</w:t>
       </w:r>
     </w:p>
     <w:p>
@@ -3716,24 +4151,7 @@
           <w:i w:val="0"/>
           <w:sz w:val="20"/>
         </w:rPr>
-        <w:t>비교하는 모든 모형에 동일한 규칙을 적용한다. 예측 구간의 폭이 최근 분포의 일정 분위를 넘으면 기권한다. '최근 분포'는 판단일부터 거슬러 달력 90일, 거래일로는 약 60일 안에 들어온 폭을 모은 것이며, 종목별로 나누지 않고 전 종목을 합친 분포다. 구간 전체의 폭 분포를 쓰면 뒤쪽 날짜의 폭이 앞쪽 날짜의 기권 판단에 흘러들어 미래 정보가 유입되기 때문이고, 모의투자에서 실제로 쓰는 방식과도 같다.</w:t>
-      </w:r>
-    </w:p>
-    <w:p>
-      <w:pPr>
-        <w:wordWrap w:val="0"/>
-        <w:autoSpaceDE w:val="0"/>
-        <w:autoSpaceDN w:val="0"/>
-        <w:spacing w:after="80" w:before="0" w:line="480" w:lineRule="auto"/>
-      </w:pPr>
-      <w:r>
-        <w:rPr>
-          <w:rFonts w:ascii="Times New Roman" w:hAnsi="Times New Roman" w:eastAsia="견고딕"/>
-          <w:b/>
-          <w:i w:val="0"/>
-          <w:sz w:val="20"/>
-        </w:rPr>
-        <w:t>5. 실험 결과</w:t>
+        <w:t>모든 실험은 학습 자료의 무조건부 분위수, 즉 입력을 무시하고 세 상수를 출력하는 예측기를 기준선으로 평가한다. 이를 상회하지 못하면 초매개변수 조정 문제가 아니라 변수·목표 설계의 실패로 간주한다.</w:t>
       </w:r>
     </w:p>
     <w:p>
@@ -3750,7 +4168,7 @@
           <w:i w:val="0"/>
           <w:sz w:val="20"/>
         </w:rPr>
-        <w:t>5.1 동일조건 정확도 비교</w:t>
+        <w:t>4.4 기권 규칙</w:t>
       </w:r>
     </w:p>
     <w:p>
@@ -3769,19 +4187,80 @@
           <w:i w:val="0"/>
           <w:sz w:val="20"/>
         </w:rPr>
-        <w:t>세 모형은 자료·분할·학습절차·조기종료 규칙을 공유하며 기준선도 0.012175로 동일하게 산출되어 통제가 작동하였음을 수치로 확인할 수 있다. 두 가지 제약을 밝힌다. PatchTST 계열 대조군은 원 구조에 해당 개념이 없어 매크로와 정적 공변량을 입력받지 못하므로, 본 비교는 원본을 그대로 쓸 때 무엇을 포기하게 되는가의 비교이다. 초매개변수는 제안 모형에 맞추어 조정된 값을 대조군에 동일하게 적용하였으므로 대조군의 최적값이 아니다.</w:t>
+        <w:t>비교하는 모든 모형에 동일한 규칙을 적용한다. 예측 구간의 폭이 최근 분포의 95분위를 넘으면 기권한다. 이 분위를 고른 근거와 바꿨을 때의 영향은 5.3절에서 따로 다룬다. '최근 분포'는 판단일부터 거슬러 달력 90일, 거래일로는 약 60일 안에 들어온 폭을 모은 것이며, 종목별로 나누지 않고 전 종목을 합친 분포다. 구간 전체의 폭 분포를 쓰면 뒤쪽 날짜의 폭이 앞쪽 날짜의 기권 판단에 흘러들어 미래 정보가 유입되기 때문이고, 모의투자에서 실제로 쓰는 방식과도 같다.</w:t>
       </w:r>
     </w:p>
     <w:p>
       <w:pPr>
-        <w:sectPr>
-          <w:type w:val="continuous"/>
-          <w:pgSz w:w="11906" w:h="16838"/>
-          <w:pgMar w:top="1417" w:right="1417" w:bottom="1417" w:left="1417" w:header="567" w:footer="567" w:gutter="0"/>
-          <w:docGrid w:linePitch="360"/>
-          <w:cols w:num="1" w:space="453" w:equalWidth="1"/>
-        </w:sectPr>
+        <w:wordWrap w:val="0"/>
+        <w:autoSpaceDE w:val="0"/>
+        <w:autoSpaceDN w:val="0"/>
+        <w:spacing w:after="80" w:before="0" w:line="480" w:lineRule="auto"/>
       </w:pPr>
+      <w:r>
+        <w:rPr>
+          <w:rFonts w:ascii="Times New Roman" w:hAnsi="Times New Roman" w:eastAsia="견고딕"/>
+          <w:b/>
+          <w:i w:val="0"/>
+          <w:sz w:val="20"/>
+        </w:rPr>
+        <w:t>5. 실험 결과</w:t>
+      </w:r>
+    </w:p>
+    <w:p>
+      <w:pPr>
+        <w:wordWrap w:val="0"/>
+        <w:autoSpaceDE w:val="0"/>
+        <w:autoSpaceDN w:val="0"/>
+        <w:spacing w:after="60" w:before="0" w:line="480" w:lineRule="auto"/>
+      </w:pPr>
+      <w:r>
+        <w:rPr>
+          <w:rFonts w:ascii="Times New Roman" w:hAnsi="Times New Roman" w:eastAsia="중고딕"/>
+          <w:b w:val="0"/>
+          <w:i w:val="0"/>
+          <w:sz w:val="20"/>
+        </w:rPr>
+        <w:t>5.1 동일조건 정확도 비교</w:t>
+      </w:r>
+    </w:p>
+    <w:p>
+      <w:pPr>
+        <w:wordWrap w:val="0"/>
+        <w:autoSpaceDE w:val="0"/>
+        <w:autoSpaceDN w:val="0"/>
+        <w:spacing w:after="80" w:before="0" w:line="480" w:lineRule="auto"/>
+        <w:ind w:firstLine="180"/>
+        <w:jc w:val="both"/>
+      </w:pPr>
+      <w:r>
+        <w:rPr>
+          <w:rFonts w:ascii="Times New Roman" w:hAnsi="Times New Roman" w:eastAsia="신명조"/>
+          <w:b w:val="0"/>
+          <w:i w:val="0"/>
+          <w:sz w:val="20"/>
+        </w:rPr>
+        <w:t>세 모형은 자료·분할·학습절차·조기종료 규칙을 공유하며 기준선도 0.012175로 동일하게 산출되어 통제가 작동하였음을 수치로 확인할 수 있다. 두 가지 제약을 밝힌다. PatchTST 계열 대조군은 원 구조에 해당 개념이 없어 매크로와 정적 공변량을 입력받지 못하므로, 본 비교는 원본을 그대로 쓸 때 무엇을 포기하게 되는가의 비교이다. 초매개변수는 제안 모형에 맞추어 조정된 값을 대조군에 동일하게 적용하였으므로 대조군의 최적값이 아니다.</w:t>
+      </w:r>
+    </w:p>
+    <w:p>
+      <w:pPr>
+        <w:wordWrap w:val="0"/>
+        <w:autoSpaceDE w:val="0"/>
+        <w:autoSpaceDN w:val="0"/>
+        <w:spacing w:after="80" w:before="0" w:line="480" w:lineRule="auto"/>
+        <w:ind w:firstLine="180"/>
+        <w:jc w:val="both"/>
+      </w:pPr>
+      <w:r>
+        <w:rPr>
+          <w:rFonts w:ascii="Times New Roman" w:hAnsi="Times New Roman" w:eastAsia="신명조"/>
+          <w:b w:val="0"/>
+          <w:i w:val="0"/>
+          <w:sz w:val="20"/>
+        </w:rPr>
+        <w:t>세 트랜스포머 모형은 같은 혼합정밀도 설정으로 캐글 GPU에서 학습하고 한 장비에서 평가하였으며, 분위 GBDT는 적합에 난수 요소가 없어 한 번만 학습하였다. 점 예측을 그대로 내는 원본 PatchTST는 표에서 제외하였다. 세 분위를 같은 값으로 채점하면 기준선보다 47.79% 나쁜데, 이는 구조의 비교가 아니라 손실함수의 차이를 보는 것이기 때문이다.</w:t>
+      </w:r>
     </w:p>
     <w:p>
       <w:pPr>
@@ -3797,7 +4276,7 @@
           <w:i w:val="0"/>
           <w:sz w:val="20"/>
         </w:rPr>
-        <w:t>Table 4. Forecast accuracy (three-quantile pinball loss, mean over five seeds 42-46 with the standard deviation). All transformer rows were trained on Kaggle GPUs under identical mixed-precision settings and evaluated on one device. The quantile gradient-boosting row is a single run, since the fit has no random component. The unconditional-quantile baseline is 0.012175 on validation and 0.018754 on test. With all three models in single precision, one run each, the test improvements are +5.25% for the proposed model, +3.30% for TFT and +2.25% for PatchTST with the quantile head, so the ordering is unchanged. The original point-forecast PatchTST is left out: scored as three identical quantiles it falls 47.79% below the baseline, which reflects the loss function rather than a comparison</w:t>
+        <w:t>Table 4. Forecast accuracy on the validation and test splits (three-quantile pinball loss; mean over five seeds 42-46 with the standard deviation, single run for the quantile GBDT). Lower is better, and 'vs baseline' is the improvement over the unconditional-quantile predictor, which scores 0.012175 on validation and 0.018754 on test</w:t>
       </w:r>
     </w:p>
     <w:tbl>
@@ -4849,14 +5328,148 @@
     </w:p>
     <w:p>
       <w:pPr>
-        <w:sectPr>
-          <w:type w:val="continuous"/>
-          <w:pgSz w:w="11906" w:h="16838"/>
-          <w:pgMar w:top="1417" w:right="1417" w:bottom="1417" w:left="1417" w:header="567" w:footer="567" w:gutter="0"/>
-          <w:docGrid w:linePitch="360"/>
-          <w:cols w:num="1" w:space="453" w:equalWidth="1"/>
-        </w:sectPr>
+        <w:wordWrap w:val="0"/>
+        <w:autoSpaceDE w:val="0"/>
+        <w:autoSpaceDN w:val="0"/>
+        <w:spacing w:after="80" w:before="0" w:line="480" w:lineRule="auto"/>
+        <w:ind w:firstLine="180"/>
+        <w:jc w:val="both"/>
       </w:pPr>
+      <w:r>
+        <w:rPr>
+          <w:rFonts w:ascii="Times New Roman" w:hAnsi="Times New Roman" w:eastAsia="신명조"/>
+          <w:b w:val="0"/>
+          <w:i w:val="0"/>
+          <w:sz w:val="20"/>
+        </w:rPr>
+        <w:t xml:space="preserve">제안 모형은 두 구간 모두에서 TFT 원본보다 손실이 낮았고, 시드를 짝지은 비교에서도 구간마다 다섯 시드 전부가 같은 방향이었다(구간별 부호검정 </w:t>
+      </w:r>
+      <w:r>
+        <w:rPr>
+          <w:rFonts w:ascii="Times New Roman" w:hAnsi="Times New Roman" w:eastAsia="신명조"/>
+          <w:b w:val="0"/>
+          <w:i/>
+          <w:sz w:val="20"/>
+        </w:rPr>
+        <w:t>p</w:t>
+      </w:r>
+      <w:r>
+        <w:rPr>
+          <w:rFonts w:ascii="Times New Roman" w:hAnsi="Times New Roman" w:eastAsia="신명조"/>
+          <w:b w:val="0"/>
+          <w:i w:val="0"/>
+          <w:sz w:val="20"/>
+        </w:rPr>
+        <w:t xml:space="preserve"> = 0.031 단측, 두 구간 각각). 두 구간은 같은 체크포인트에서 나오므로 열 번을 독립 시행으로 합치지 않는다. 검증구간의 격차는 핀볼 손실 0.000046으로 기준선 대비 개선폭의 16%에 그치므로 우위가 아니라 대등하거나 근소하게 낫다는 수준으로 해석한다. 조기종료와 최적 회차 선택에 쓰이지 않은 시험구간에서는 격차가 0.000499로 벌어지며 다섯 시드의 범위가 겹치지 않는다 (0.017739~0.017895 대 0.018205~0.018407). 평균 차이에 대한 Welch 검정은 검증구간 </w:t>
+      </w:r>
+      <w:r>
+        <w:rPr>
+          <w:rFonts w:ascii="Times New Roman" w:hAnsi="Times New Roman" w:eastAsia="신명조"/>
+          <w:b w:val="0"/>
+          <w:i/>
+          <w:sz w:val="20"/>
+        </w:rPr>
+        <w:t>t</w:t>
+      </w:r>
+      <w:r>
+        <w:rPr>
+          <w:rFonts w:ascii="Times New Roman" w:hAnsi="Times New Roman" w:eastAsia="신명조"/>
+          <w:b w:val="0"/>
+          <w:i w:val="0"/>
+          <w:sz w:val="20"/>
+        </w:rPr>
+        <w:t xml:space="preserve"> = 4.47(</w:t>
+      </w:r>
+      <w:r>
+        <w:rPr>
+          <w:rFonts w:ascii="Times New Roman" w:hAnsi="Times New Roman" w:eastAsia="신명조"/>
+          <w:b w:val="0"/>
+          <w:i/>
+          <w:sz w:val="20"/>
+        </w:rPr>
+        <w:t>p</w:t>
+      </w:r>
+      <w:r>
+        <w:rPr>
+          <w:rFonts w:ascii="Times New Roman" w:hAnsi="Times New Roman" w:eastAsia="신명조"/>
+          <w:b w:val="0"/>
+          <w:i w:val="0"/>
+          <w:sz w:val="20"/>
+        </w:rPr>
+        <w:t xml:space="preserve"> = 0.004), 시험구간 </w:t>
+      </w:r>
+      <w:r>
+        <w:rPr>
+          <w:rFonts w:ascii="Times New Roman" w:hAnsi="Times New Roman" w:eastAsia="신명조"/>
+          <w:b w:val="0"/>
+          <w:i/>
+          <w:sz w:val="20"/>
+        </w:rPr>
+        <w:t>t</w:t>
+      </w:r>
+      <w:r>
+        <w:rPr>
+          <w:rFonts w:ascii="Times New Roman" w:hAnsi="Times New Roman" w:eastAsia="신명조"/>
+          <w:b w:val="0"/>
+          <w:i w:val="0"/>
+          <w:sz w:val="20"/>
+        </w:rPr>
+        <w:t xml:space="preserve"> = 10.33(</w:t>
+      </w:r>
+      <w:r>
+        <w:rPr>
+          <w:rFonts w:ascii="Times New Roman" w:hAnsi="Times New Roman" w:eastAsia="신명조"/>
+          <w:b w:val="0"/>
+          <w:i/>
+          <w:sz w:val="20"/>
+        </w:rPr>
+        <w:t>p</w:t>
+      </w:r>
+      <w:r>
+        <w:rPr>
+          <w:rFonts w:ascii="Times New Roman" w:hAnsi="Times New Roman" w:eastAsia="신명조"/>
+          <w:b w:val="0"/>
+          <w:i w:val="0"/>
+          <w:sz w:val="20"/>
+        </w:rPr>
+        <w:t xml:space="preserve"> &lt; 0.001)이다. 같은 표본의 날짜별 손실 계열에 Diebold-Mariano 검정[22](Newey-West 4시차[23], Harvey-Leybourne-Newbold 소표본 보정[24])을 적용하면 550거래일의 시험구간에서는 다섯 시드 모두 유의하나 (</w:t>
+      </w:r>
+      <w:r>
+        <w:rPr>
+          <w:rFonts w:ascii="Times New Roman" w:hAnsi="Times New Roman" w:eastAsia="신명조"/>
+          <w:b w:val="0"/>
+          <w:i/>
+          <w:sz w:val="20"/>
+        </w:rPr>
+        <w:t>p</w:t>
+      </w:r>
+      <w:r>
+        <w:rPr>
+          <w:rFonts w:ascii="Times New Roman" w:hAnsi="Times New Roman" w:eastAsia="신명조"/>
+          <w:b w:val="0"/>
+          <w:i w:val="0"/>
+          <w:sz w:val="20"/>
+        </w:rPr>
+        <w:t xml:space="preserve"> = 0.022, 0.001, 0.009, 0.003, &lt; 0.001) 122거래일의 검증구간에서는 다섯 시드 모두 유의하지 않다 (</w:t>
+      </w:r>
+      <w:r>
+        <w:rPr>
+          <w:rFonts w:ascii="Times New Roman" w:hAnsi="Times New Roman" w:eastAsia="신명조"/>
+          <w:b w:val="0"/>
+          <w:i/>
+          <w:sz w:val="20"/>
+        </w:rPr>
+        <w:t>p</w:t>
+      </w:r>
+      <w:r>
+        <w:rPr>
+          <w:rFonts w:ascii="Times New Roman" w:hAnsi="Times New Roman" w:eastAsia="신명조"/>
+          <w:b w:val="0"/>
+          <w:i w:val="0"/>
+          <w:sz w:val="20"/>
+        </w:rPr>
+        <w:t xml:space="preserve"> = 0.16~0.56). 날짜를 표본으로 보는 검정이므로 짧은 구간에서는 검정력이 약하다. 분위 헤드만 부착한 PatchTST는 검증구간 +0.07%, 시험구간 +0.36%로 상수 예측을 간신히 상회하는 데 그쳤고, 다섯 시드 가운데 네 시드는 첫 회차에서 최적값에 도달하였다. 격차가 시험구간에서 벌어지는 이유의 하나는 학습 곡선이다. TFT는 다섯 시드 모두 1~2회차에서 최적값에 도달한 뒤 과적합으로 돌아섰고, 제안 모형의 최적 회차는 2~10회차에 분포하였다. 격차의 일부는 수치 정밀도 설정에서도 온다. 세 모형을 모두 단정밀도로 맞추어 한 번씩 학습하면 시험구간 개선폭이 제안 모형 +5.25%, TFT 원본 +3.30%, 분위 헤드만 부착한 PatchTST +2.25%로 격차가 좁아지지만 순서는 바뀌지 않는다. 중앙값만 떼어 평균절대오차로 재면 제안 모형은 0.053439 ± 0.000142로 상수 기준선(0.053447)과 사실상 같고 TFT 원본은 0.053707로 오히려 나쁘므로, 핀볼 손실의 개선은 중앙값의 점 정확도가 아니라 예측 구간에서 온다.</w:t>
+      </w:r>
     </w:p>
     <w:p>
       <w:pPr>
@@ -4874,152 +5487,7 @@
           <w:i w:val="0"/>
           <w:sz w:val="20"/>
         </w:rPr>
-        <w:t xml:space="preserve">제안 모형은 두 구간 모두에서 TFT 원본보다 손실이 낮았고, 다섯 시드를 짝지은 열 번의 비교 전부에서 그러하였다 (부호검정 </w:t>
-      </w:r>
-      <w:r>
-        <w:rPr>
-          <w:rFonts w:ascii="Times New Roman" w:hAnsi="Times New Roman" w:eastAsia="신명조"/>
-          <w:b w:val="0"/>
-          <w:i/>
-          <w:sz w:val="20"/>
-        </w:rPr>
-        <w:t>p</w:t>
-      </w:r>
-      <w:r>
-        <w:rPr>
-          <w:rFonts w:ascii="Times New Roman" w:hAnsi="Times New Roman" w:eastAsia="신명조"/>
-          <w:b w:val="0"/>
-          <w:i w:val="0"/>
-          <w:sz w:val="20"/>
-        </w:rPr>
-        <w:t xml:space="preserve"> = 0.031 단측, 두 구간 동일). 검증구간의 격차는 핀볼 손실 0.000046으로 기준선 대비 개선폭의 16%에 그치므로 우위가 아니라 대등하거나 근소하게 낫다는 수준으로 해석한다. 조기종료와 최적 회차 선택에 쓰이지 않은 검정구간에서는 격차가 0.000499로 벌어지며 다섯 시드의 범위가 겹치지 않는다 (0.017739~0.017895 대 0.018205~0.018407). 평균 차이에 대한 Welch 검정은 검증 </w:t>
-      </w:r>
-      <w:r>
-        <w:rPr>
-          <w:rFonts w:ascii="Times New Roman" w:hAnsi="Times New Roman" w:eastAsia="신명조"/>
-          <w:b w:val="0"/>
-          <w:i/>
-          <w:sz w:val="20"/>
-        </w:rPr>
-        <w:t>t</w:t>
-      </w:r>
-      <w:r>
-        <w:rPr>
-          <w:rFonts w:ascii="Times New Roman" w:hAnsi="Times New Roman" w:eastAsia="신명조"/>
-          <w:b w:val="0"/>
-          <w:i w:val="0"/>
-          <w:sz w:val="20"/>
-        </w:rPr>
-        <w:t xml:space="preserve"> = 4.47(</w:t>
-      </w:r>
-      <w:r>
-        <w:rPr>
-          <w:rFonts w:ascii="Times New Roman" w:hAnsi="Times New Roman" w:eastAsia="신명조"/>
-          <w:b w:val="0"/>
-          <w:i/>
-          <w:sz w:val="20"/>
-        </w:rPr>
-        <w:t>p</w:t>
-      </w:r>
-      <w:r>
-        <w:rPr>
-          <w:rFonts w:ascii="Times New Roman" w:hAnsi="Times New Roman" w:eastAsia="신명조"/>
-          <w:b w:val="0"/>
-          <w:i w:val="0"/>
-          <w:sz w:val="20"/>
-        </w:rPr>
-        <w:t xml:space="preserve"> = 0.004), 검정 </w:t>
-      </w:r>
-      <w:r>
-        <w:rPr>
-          <w:rFonts w:ascii="Times New Roman" w:hAnsi="Times New Roman" w:eastAsia="신명조"/>
-          <w:b w:val="0"/>
-          <w:i/>
-          <w:sz w:val="20"/>
-        </w:rPr>
-        <w:t>t</w:t>
-      </w:r>
-      <w:r>
-        <w:rPr>
-          <w:rFonts w:ascii="Times New Roman" w:hAnsi="Times New Roman" w:eastAsia="신명조"/>
-          <w:b w:val="0"/>
-          <w:i w:val="0"/>
-          <w:sz w:val="20"/>
-        </w:rPr>
-        <w:t xml:space="preserve"> = 10.33(</w:t>
-      </w:r>
-      <w:r>
-        <w:rPr>
-          <w:rFonts w:ascii="Times New Roman" w:hAnsi="Times New Roman" w:eastAsia="신명조"/>
-          <w:b w:val="0"/>
-          <w:i/>
-          <w:sz w:val="20"/>
-        </w:rPr>
-        <w:t>p</w:t>
-      </w:r>
-      <w:r>
-        <w:rPr>
-          <w:rFonts w:ascii="Times New Roman" w:hAnsi="Times New Roman" w:eastAsia="신명조"/>
-          <w:b w:val="0"/>
-          <w:i w:val="0"/>
-          <w:sz w:val="20"/>
-        </w:rPr>
-        <w:t xml:space="preserve"> &lt; 0.001)이다. 같은 표본의 날짜별 손실 계열에 Diebold-Mariano 검정(Newey-West 4시차, Harvey-Leybourne-Newbold 보정)을 적용하면 550거래일의 검정구간에서는 다섯 시드 모두 유의하나 (</w:t>
-      </w:r>
-      <w:r>
-        <w:rPr>
-          <w:rFonts w:ascii="Times New Roman" w:hAnsi="Times New Roman" w:eastAsia="신명조"/>
-          <w:b w:val="0"/>
-          <w:i/>
-          <w:sz w:val="20"/>
-        </w:rPr>
-        <w:t>p</w:t>
-      </w:r>
-      <w:r>
-        <w:rPr>
-          <w:rFonts w:ascii="Times New Roman" w:hAnsi="Times New Roman" w:eastAsia="신명조"/>
-          <w:b w:val="0"/>
-          <w:i w:val="0"/>
-          <w:sz w:val="20"/>
-        </w:rPr>
-        <w:t xml:space="preserve"> = 0.022, 0.001, 0.009, 0.003, &lt; 0.001) 122거래일의 검증구간에서는 다섯 시드 모두 유의하지 않다 (</w:t>
-      </w:r>
-      <w:r>
-        <w:rPr>
-          <w:rFonts w:ascii="Times New Roman" w:hAnsi="Times New Roman" w:eastAsia="신명조"/>
-          <w:b w:val="0"/>
-          <w:i/>
-          <w:sz w:val="20"/>
-        </w:rPr>
-        <w:t>p</w:t>
-      </w:r>
-      <w:r>
-        <w:rPr>
-          <w:rFonts w:ascii="Times New Roman" w:hAnsi="Times New Roman" w:eastAsia="신명조"/>
-          <w:b w:val="0"/>
-          <w:i w:val="0"/>
-          <w:sz w:val="20"/>
-        </w:rPr>
-        <w:t xml:space="preserve"> = 0.16~0.56) — 날짜를 표본으로 보는 검정이므로 짧은 구간에서는 검정력이 약하다. 분위 헤드만 부착한 PatchTST는 검증구간 +0.07%, 검정구간 +0.36%로 상수 예측을 간신히 상회하는 데 그쳤고, 다섯 시드 가운데 네 시드는 첫 회차에서 최적값에 도달하였다. 격차가 검정구간에서 벌어지는 이유의 하나는 학습 곡선이다. TFT는 다섯 시드 모두 1~2회차에서 최적값에 도달한 뒤 과적합으로 돌아섰고, 제안 모형의 최적 회차는 2~10회차에 분포하였다. 다만 격차의 일부는 수치 정밀도 설정에서 오며, 단정밀도로 맞추면 줄어든다(&lt;Table 4&gt; 캡션).</w:t>
-      </w:r>
-    </w:p>
-    <w:p>
-      <w:pPr>
-        <w:wordWrap w:val="0"/>
-        <w:autoSpaceDE w:val="0"/>
-        <w:autoSpaceDN w:val="0"/>
-        <w:spacing w:after="80" w:before="0" w:line="480" w:lineRule="auto"/>
-        <w:ind w:firstLine="180"/>
-        <w:jc w:val="both"/>
-      </w:pPr>
-      <w:r>
-        <w:rPr>
-          <w:rFonts w:ascii="Times New Roman" w:hAnsi="Times New Roman" w:eastAsia="신명조"/>
-          <w:b w:val="0"/>
-          <w:i w:val="0"/>
-          <w:sz w:val="20"/>
-        </w:rPr>
-        <w:t>트리 계열 기준모형으로 분위 손실을 쓰는 히스토그램 그래디언트 부스팅(LightGBM[18]의 방식을 따른 scikit-learn 구현)을 같은 분할과 같은 윈도우 표본에서 평가하였다. 입력은 동적 30채널의 당일 값과 1·5·20일 시차, 매크로 13채널, 정적 범주형 3종의 136개이고, 분위마다 모형을 하나씩 두어 검증구간 손실로 트리 수를 정하였다(75·25·275개). 부표본 추출이 없어 같은 자료에서는 같은 모형이 나오므로 한 번만 학습하였다. 검증구간 손실은 제안 모형과 같았고(0.011890 대 0.011889), 검정구간 손실은 TFT 원본보다 작고 제안 모형보다 컸다. 제안 모형의 다섯 시드는 모두 이 값보다 낮았다(최대 0.017895 대 0.018107).</w:t>
+        <w:t>트리 계열 기준모형으로 분위 손실을 쓰는 히스토그램 그래디언트 부스팅(LightGBM[25]의 방식을 따른 scikit-learn[26] 구현)을 같은 분할과 같은 윈도우 표본에서 평가하였다. 입력은 동적 30채널의 당일 값과 1·5·20일 시차, 매크로 13채널, 정적 범주형 3종의 136개이고, 분위마다 모형을 하나씩 두어 검증구간 손실로 트리 수를 정하였다(75·25·275개). 부표본 추출이 없어 같은 자료에서는 같은 모형이 나오므로 한 번만 학습하였다. 검증구간 손실은 제안 모형과 같았고(0.011890 대 0.011889), 시험구간 손실은 TFT 원본보다 작고 제안 모형보다 컸다. 제안 모형의 다섯 시드는 모두 이 값보다 낮았다(최대 0.017895 대 0.018107).</w:t>
       </w:r>
     </w:p>
     <w:p>
@@ -5041,17 +5509,6 @@
     </w:p>
     <w:p>
       <w:pPr>
-        <w:sectPr>
-          <w:type w:val="continuous"/>
-          <w:pgSz w:w="11906" w:h="16838"/>
-          <w:pgMar w:top="1417" w:right="1417" w:bottom="1417" w:left="1417" w:header="567" w:footer="567" w:gutter="0"/>
-          <w:docGrid w:linePitch="360"/>
-          <w:cols w:num="1" w:space="453" w:equalWidth="1"/>
-        </w:sectPr>
-      </w:pPr>
-    </w:p>
-    <w:p>
-      <w:pPr>
         <w:wordWrap w:val="0"/>
         <w:autoSpaceDE w:val="0"/>
         <w:autoSpaceDN w:val="0"/>
@@ -5064,7 +5521,7 @@
           <w:i w:val="0"/>
           <w:sz w:val="20"/>
         </w:rPr>
-        <w:t>Table 5. Computational cost measured on one device (Mac MPS, batch 64, 120-day input, 201 stocks). Seconds per epoch is the median training-step time over 40 batches times the 4,135 batches that one epoch takes over the 264,653 training windows of Section 4.3. The universe pass is the median of 21 forward passes over 201 stocks, and latency per stock is that value divided by 201 rather than an independent measurement. Activation is the device allocation added by a forward pass that retains the backward graph. Two independent runs agreed within 0.8%. The quantile GBDT has no epochs and runs on the CPU (8 cores): its row gives one full fit of the three quantile models at the selected tree counts, the universe pass over the 199 stocks of the last test day, and the serialized model size</w:t>
+        <w:t>Table 5. Computational cost measured on one device (Mac, Metal GPU backend; batch 64, 120-day input, 201 stocks). The quantile GBDT row is one full fit of the three quantile models on the CPU (8 cores), so it has neither epochs nor activation memory. The text below gives the measurement procedure</w:t>
       </w:r>
     </w:p>
     <w:tbl>
@@ -5970,14 +6427,22 @@
     </w:p>
     <w:p>
       <w:pPr>
-        <w:sectPr>
-          <w:type w:val="continuous"/>
-          <w:pgSz w:w="11906" w:h="16838"/>
-          <w:pgMar w:top="1417" w:right="1417" w:bottom="1417" w:left="1417" w:header="567" w:footer="567" w:gutter="0"/>
-          <w:docGrid w:linePitch="360"/>
-          <w:cols w:num="1" w:space="453" w:equalWidth="1"/>
-        </w:sectPr>
+        <w:wordWrap w:val="0"/>
+        <w:autoSpaceDE w:val="0"/>
+        <w:autoSpaceDN w:val="0"/>
+        <w:spacing w:after="80" w:before="0" w:line="480" w:lineRule="auto"/>
+        <w:ind w:firstLine="180"/>
+        <w:jc w:val="both"/>
       </w:pPr>
+      <w:r>
+        <w:rPr>
+          <w:rFonts w:ascii="Times New Roman" w:hAnsi="Times New Roman" w:eastAsia="신명조"/>
+          <w:b w:val="0"/>
+          <w:i w:val="0"/>
+          <w:sz w:val="20"/>
+        </w:rPr>
+        <w:t>측정 방법은 다음과 같다. epoch당 시간은 40배치의 학습 스텝 시간 중앙값에, 4.3절의 학습 윈도우 264,653건이 만드는 4,135배치를 곱한 값이다. 전 종목 1회 통과는 201종목에 대한 순전파 21회의 중앙값이고, 종목당 지연시간은 그 값을 201로 나눈 것이지 따로 측정한 값이 아니다. 활성값은 역전파 그래프를 남기는 순전파가 추가로 할당한 장치 메모리이며, 독립적인 두 번의 측정이 0.8% 안에서 일치하였다. 분위 GBDT의 전 종목 통과는 시험구간 마지막 날의 199종목에 대한 것이고, 모수 메모리는 직렬화한 모형 크기다.</w:t>
+      </w:r>
     </w:p>
     <w:p>
       <w:pPr>
@@ -5995,7 +6460,7 @@
           <w:i w:val="0"/>
           <w:sz w:val="20"/>
         </w:rPr>
-        <w:t>대등한 정확도에서 제안 모형은 TFT 원본 대비 학습 3.8배, 종목당 추론 4.8배, 활성값 메모리 5.1배의 절감을 보였다. 패치 토큰화가 어텐션 대상 시퀀스를 120에서 24로 줄이고 인코더 앞의 채널 축약이 채널 반복을 제거한 결과이며, 모수 1.4배 차이는 부차적이다. 같은 배율은 장비와 배치가 다른 조건에서도 재현된다 — &lt;Table 4&gt;를 얻은 캐글 GPU(배치 256, 혼합정밀도)에서 제안 모형 41.8초/epoch, TFT 원본 157.1초/epoch였다. 분위 GBDT는 이보다도 싸다. 세 분위 모형 전체를 한 번 학습하는 데 CPU에서 26.1초로 제안 모형의 1 epoch보다 짧았고, 종목당 추론도 0.068 ms로 절반 이하였다. 따라서 본 연구의 경량은 트랜스포머 분위 모형, 특히 TFT 대비의 의미이며, 제안 모형이 GBDT 대비 얻는 것은 비용이 아니라 검정구간 손실의 추가 개선(+4.95% 대 +3.45%)이다.</w:t>
+        <w:t>더 낮은 손실에서 제안 모형은 TFT 원본 대비 학습 3.8배, 종목당 추론 4.8배, 활성값 메모리 5.1배의 절감을 보였다. 패치 토큰화가 어텐션 대상 시퀀스를 120에서 24로 줄이고 인코더 앞의 채널 축약이 채널 반복을 제거한 결과이며, 모수 1.4배 차이는 부차적이다. 같은 배율은 장비와 배치가 다른 조건에서도 재현된다. &lt;Table 4&gt;를 얻은 캐글 GPU(배치 256, 혼합정밀도)에서는 제안 모형 41.8초/epoch, TFT 원본 157.1초/epoch였다. 분위 GBDT의 비용은 이보다도 낮다. 세 분위 모형 전체를 한 번 학습하는 데 CPU에서 26.1초로 제안 모형의 1 epoch보다 짧았고, 종목당 추론도 0.068 ms로 절반 이하였다. 따라서 본 연구의 경량은 트랜스포머 분위 모형, 특히 TFT 대비의 의미이며, 제안 모형이 GBDT 대비 얻는 것은 비용이 아니라 시험구간 손실의 추가 개선(+4.95% 대 +3.45%)이다.</w:t>
       </w:r>
     </w:p>
     <w:p>
@@ -6025,7 +6490,7 @@
       <w:r>
         <w:drawing>
           <wp:inline xmlns:a="http://schemas.openxmlformats.org/drawingml/2006/main" xmlns:pic="http://schemas.openxmlformats.org/drawingml/2006/picture">
-            <wp:extent cx="2916000" cy="2225607"/>
+            <wp:extent cx="4320000" cy="3297196"/>
             <wp:docPr id="2" name="Picture 2"/>
             <wp:cNvGraphicFramePr>
               <a:graphicFrameLocks noChangeAspect="1"/>
@@ -6046,7 +6511,7 @@
                   <pic:spPr>
                     <a:xfrm>
                       <a:off x="0" y="0"/>
-                      <a:ext cx="2916000" cy="2225607"/>
+                      <a:ext cx="4320000" cy="3297196"/>
                     </a:xfrm>
                     <a:prstGeom prst="rect"/>
                   </pic:spPr>
@@ -6062,7 +6527,8 @@
         <w:wordWrap w:val="0"/>
         <w:autoSpaceDE w:val="0"/>
         <w:autoSpaceDN w:val="0"/>
-        <w:spacing w:after="40" w:before="0" w:line="480" w:lineRule="auto"/>
+        <w:spacing w:after="160" w:before="0" w:line="480" w:lineRule="auto"/>
+        <w:jc w:val="left"/>
       </w:pPr>
       <w:r>
         <w:rPr>
@@ -6071,7 +6537,7 @@
           <w:i w:val="0"/>
           <w:sz w:val="20"/>
         </w:rPr>
-        <w:t>Fig. 2. Forecast accuracy against inference cost. The vertical axis is the pinball improvement over the unconditional-quantile baseline on validation (&lt;Table 4&gt;), the horizontal axis is per-stock inference latency, and the circle area is activation memory for a 120-day input (&lt;Table 5&gt;). The quantile GBDT (open diamond) is measured on the CPU and has no activation memory, so its marker size does not apply. The original point-forecast PatchTST is omitted because its pinball loss falls far below the plotted range.</w:t>
+        <w:t>Fig. 2. Forecast accuracy against inference cost. The vertical axis is the pinball improvement over the unconditional-quantile baseline on validation, the split the models were selected on; the test-split gap is wider (&lt;Table 4&gt;). The horizontal axis is per-stock inference latency, and the circle area is activation memory for a 120-day input (&lt;Table 5&gt;). The quantile GBDT (open diamond) is measured on the CPU and has no activation memory, so its marker size does not apply. The original point-forecast PatchTST is omitted because its pinball loss falls far below the plotted range.</w:t>
       </w:r>
     </w:p>
     <w:p>
@@ -6107,19 +6573,8 @@
           <w:i w:val="0"/>
           <w:sz w:val="20"/>
         </w:rPr>
-        <w:t>네 분위 모형에 4.4절의 동일한 기권 규칙을 적용하고 검정구간 전체에서 집계하였다. 점 예측 모형은 임계할 폭이 없어 기권이 정의되지 않으므로 제외하였다.</w:t>
-      </w:r>
-    </w:p>
-    <w:p>
-      <w:pPr>
-        <w:sectPr>
-          <w:type w:val="continuous"/>
-          <w:pgSz w:w="11906" w:h="16838"/>
-          <w:pgMar w:top="1417" w:right="1417" w:bottom="1417" w:left="1417" w:header="567" w:footer="567" w:gutter="0"/>
-          <w:docGrid w:linePitch="360"/>
-          <w:cols w:num="1" w:space="453" w:equalWidth="1"/>
-        </w:sectPr>
-      </w:pPr>
+        <w:t>네 분위 모형에 4.4절의 동일한 기권 규칙을 적용하고 시험구간 전체에서 집계하였다. 점 예측 모형은 임계할 폭이 없어 기권이 정의되지 않으므로 제외하였다.</w:t>
+      </w:r>
     </w:p>
     <w:p>
       <w:pPr>
@@ -6135,7 +6590,7 @@
           <w:i w:val="0"/>
           <w:sz w:val="20"/>
         </w:rPr>
-        <w:t>Table 6. Abstention on the test split (550 days, 106,490 windows), mean over five seeds with the standard deviation for TFT and the proposed model and a single run for the quantile GBDT. The threshold is the 95th percentile of the width distribution over the trailing 90 calendar days, pooled across all stocks; Q1 and Q4 are the lowest and highest quartiles of realized volatility at decision time. Pinball loss is reported separately for abstained and retained candidates</w:t>
+        <w:t>Table 6. Abstention on the test split (550 days, 106,490 windows), mean over five seeds with the standard deviation, single run for the quantile GBDT. The threshold is the 95th percentile of the width distribution over the trailing 90 calendar days, pooled across all stocks. Q1 and Q4 are the lowest and highest quartiles of realized volatility at decision time, taken over the whole test split</w:t>
       </w:r>
     </w:p>
     <w:tbl>
@@ -7041,14 +7496,40 @@
     </w:p>
     <w:p>
       <w:pPr>
-        <w:sectPr>
-          <w:type w:val="continuous"/>
-          <w:pgSz w:w="11906" w:h="16838"/>
-          <w:pgMar w:top="1417" w:right="1417" w:bottom="1417" w:left="1417" w:header="567" w:footer="567" w:gutter="0"/>
-          <w:docGrid w:linePitch="360"/>
-          <w:cols w:num="1" w:space="453" w:equalWidth="1"/>
-        </w:sectPr>
+        <w:wordWrap w:val="0"/>
+        <w:autoSpaceDE w:val="0"/>
+        <w:autoSpaceDN w:val="0"/>
+        <w:spacing w:after="80" w:before="0" w:line="480" w:lineRule="auto"/>
+        <w:ind w:firstLine="180"/>
+        <w:jc w:val="both"/>
       </w:pPr>
+      <w:r>
+        <w:rPr>
+          <w:rFonts w:ascii="Times New Roman" w:hAnsi="Times New Roman" w:eastAsia="신명조"/>
+          <w:b w:val="0"/>
+          <w:i w:val="0"/>
+          <w:sz w:val="20"/>
+        </w:rPr>
+        <w:t xml:space="preserve">&lt;Table 6&gt;은 기권 요구사항이 규칙이 아니라 구조에 의해 충족되었음을 보여준다. 네 행의 기권 규칙은 동일하며 예측 분포만 다르다. 분위 헤드를 부착하면 기권이 작동하기 시작하고, 변수선택·정적 문맥·매크로 입력이 더해지면 최상위 변동성 분위의 기권율이 20.07%인 반면 최하위 분위는 0.21%에 머물러 기권이 고변동 구간에 집중된다. 이 집중은 세 구성요소 가운데 하나를 빼도 유지된다(5.4절). 예측 폭과 실현 변동의 상관 자체는 TFT 원본이 더 높았다(0.186 대 0.170). 기권이 고변동 구간에 더 몰리는 것과 폭이 변동을 더 잘 따라가는 것은 별개의 성질이다. 기권한 판단은 실제로 더 나빴다. 제안 모형이 기권한 예측의 핀볼 손실은 남긴 예측의 1.510 ± 0.023배이며, 날짜 단위로 짝지은 손실차의 </w:t>
+      </w:r>
+      <w:r>
+        <w:rPr>
+          <w:rFonts w:ascii="Times New Roman" w:hAnsi="Times New Roman" w:eastAsia="신명조"/>
+          <w:b w:val="0"/>
+          <w:i/>
+          <w:sz w:val="20"/>
+        </w:rPr>
+        <w:t>t</w:t>
+      </w:r>
+      <w:r>
+        <w:rPr>
+          <w:rFonts w:ascii="Times New Roman" w:hAnsi="Times New Roman" w:eastAsia="신명조"/>
+          <w:b w:val="0"/>
+          <w:i w:val="0"/>
+          <w:sz w:val="20"/>
+        </w:rPr>
+        <w:t xml:space="preserve"> 값은 19.41 ± 1.02이다. 반면 중앙값 부호의 방향 적중률은 기권 0.56 ± 0.02 대 유지 0.55 ± 0.02로 거의 같다. 기권한 판단은 방향을 틀리기 쉬운 판단이 아니라 오차의 크기가 큰 판단이며, 이는 기권이 폭에 걸려 있다는 설계와 일치한다.</w:t>
+      </w:r>
     </w:p>
     <w:p>
       <w:pPr>
@@ -7066,25 +7547,7 @@
           <w:i w:val="0"/>
           <w:sz w:val="20"/>
         </w:rPr>
-        <w:t xml:space="preserve">&lt;Table 6&gt;은 기권 요구사항이 규칙이 아니라 구조에 의해 충족되었음을 보여준다. 네 행의 기권 규칙은 동일하며 예측 분포만 다르다. 분위 헤드를 부착하면 기권이 작동하기 시작하고, 변수선택·정적 문맥·매크로 입력이 더해지면 최상위 변동성 분위의 기권율이 20.07%인 반면 최하위 분위는 0.21%에 머물러(셋 중 하나를 빼도 유지된다, 5.4절) 기권이 고변동 구간에 집중된다. 다만 예측 폭과 실현 변동의 상관 자체는 TFT 원본이 더 높았다(0.186 대 0.170). 기권이 고변동 구간에 더 몰리는 것과 폭이 변동을 더 잘 따라가는 것은 별개의 성질이다. 보류된 판단은 실제로 더 나빴다. 제안 모형이 기권한 예측의 핀볼 손실은 남긴 예측의 1.510 ± 0.023배이며, 날짜 단위로 짝지은 손실차의 </w:t>
-      </w:r>
-      <w:r>
-        <w:rPr>
-          <w:rFonts w:ascii="Times New Roman" w:hAnsi="Times New Roman" w:eastAsia="신명조"/>
-          <w:b w:val="0"/>
-          <w:i/>
-          <w:sz w:val="20"/>
-        </w:rPr>
-        <w:t>t</w:t>
-      </w:r>
-      <w:r>
-        <w:rPr>
-          <w:rFonts w:ascii="Times New Roman" w:hAnsi="Times New Roman" w:eastAsia="신명조"/>
-          <w:b w:val="0"/>
-          <w:i w:val="0"/>
-          <w:sz w:val="20"/>
-        </w:rPr>
-        <w:t xml:space="preserve"> 값은 19.41 ± 1.02이다. 반면 중앙값 부호의 방향 적중률은 기권 0.52 대 유지 0.52로 거의 같다 — 보류된 판단은 방향을 틀리기 쉬운 판단이 아니라 오차의 크기가 큰 판단이며, 이는 기권이 폭에 걸려 있다는 설계와 일치한다.</w:t>
+        <w:t>핀볼 손실은 변동성이 큰 구간에서 원래 크므로, 고변동 구간을 피하는 규칙이라면 무엇이든 이 비가 1을 넘는다. 규칙과 분위를 그대로 두고 점수만 예측 폭에서 직전 20일 실현변동성으로 바꿔 끼운 통제군과 대조하였고, 기권율 차이가 섞이지 않도록 날짜마다 두 점수의 횡단면 순위 상위 r%를 기권시켜 같은 날 같은 개수를 기권하게 맞추었다. r = 2, 5, 6, 10, 20, 30% 여섯 수준 전부에서 다섯 시드 모두 폭 기준의 비가 통제군보다 높았고(차이 최소 +0.030, 6%에서 +0.064 ± 0.029), 날짜 블록 부트스트랩 1,000회의 95% 신뢰구간도 0을 포함하지 않았다. TFT 원본은 2~6% 구간에서 시드에 따라 부호가 바뀌었고, 분위 헤드만 부착한 모형은 통제군에 미치지 못하였다. 예측 폭이 단순 변동성 지표보다 나은 기권 기준이라는 결과는 분위 헤드를 부착하는 것만으로는 생기지 않았다. 분위 GBDT의 폭도 같은 비교에서 통제군보다 나았다(6%에서 +0.071, 95% 신뢰구간 [+0.033, +0.107]). 제안 모형(+0.064 ± 0.029)과 차이가 없으므로 이 성질은 트랜스포머 구조에 고유하지 않다. 제안 모형에 남는 차이는 최상위 변동성 분위로의 집중(20.07% 대 17.04%)과 남긴 후보의 손실(0.01730 대 0.01765)이다.</w:t>
       </w:r>
     </w:p>
     <w:p>
@@ -7103,7 +7566,24 @@
           <w:i w:val="0"/>
           <w:sz w:val="20"/>
         </w:rPr>
-        <w:t>다만 핀볼 손실은 변동성이 큰 구간에서 원래 크므로, 고변동 구간을 피하는 규칙이라면 무엇이든 이 비가 1을 넘는다. 규칙과 분위를 그대로 두고 점수만 예측 폭에서 직전 20일 실현변동성으로 바꿔 끼운 통제군과 대조하였고, 기권율 차이가 섞이지 않도록 날짜마다 두 점수의 횡단면 순위 상위 r%를 보류시켜 같은 날 같은 개수를 보류하게 맞추었다. r = 2, 5, 6, 10, 20, 30% 여섯 수준 전부에서 다섯 시드 모두 폭 기준의 비가 통제군보다 높았고(차이 최소 +0.030, 6%에서 +0.064 ± 0.029), 날짜 블록 부트스트랩 1,000회의 95% 신뢰구간도 0을 포함하지 않았다. TFT 원본은 2~6% 구간에서 시드에 따라 부호가 바뀌었고, 분위 헤드만 부착한 모형은 통제군에 미치지 못하였다. 예측 폭이 단순 변동성 지표보다 나은 보류 기준이라는 결과는 분위 헤드를 부착하는 것만으로는 생기지 않았다. 분위 GBDT의 폭도 같은 비교에서 통제군보다 나았다(6%에서 +0.071, 95% 신뢰구간 [+0.033, +0.107]). 제안 모형(+0.064 ± 0.029)과 차이가 없으므로 이 성질은 트랜스포머 구조에 고유하지 않다. 제안 모형에 남는 차이는 최상위 변동성 분위로의 집중(20.07% 대 17.04%)과 남긴 후보의 손실(0.01730 대 0.01765)이다.</w:t>
+        <w:t>기권율의 절대 수준을 정하는 임계값 분위는 시험구간을 참조하여 선택되었으므로 5.91%라는 값은 표본 밖 수치가 아니다. 분위를 95에서 90, 75로 낮추면 전체 기권율이 11.71%, 28.08%로 오르는 동안 최상위 변동성 분위의 기권율도 36.22%, 68.72%로 함께 올라 분위별 집중이 유지되고, 세 분위 모두에서 최상위 분위 기권율의 모형 간 순서(제안 모형 &gt; TFT 원본 &gt; 분위 헤드)도 보존된다. 임계값 선택이 기권 행태에 관한 결론을 만들어낸 것은 아니다.</w:t>
+      </w:r>
+    </w:p>
+    <w:p>
+      <w:pPr>
+        <w:wordWrap w:val="0"/>
+        <w:autoSpaceDE w:val="0"/>
+        <w:autoSpaceDN w:val="0"/>
+        <w:spacing w:after="60" w:before="0" w:line="480" w:lineRule="auto"/>
+      </w:pPr>
+      <w:r>
+        <w:rPr>
+          <w:rFonts w:ascii="Times New Roman" w:hAnsi="Times New Roman" w:eastAsia="중고딕"/>
+          <w:b w:val="0"/>
+          <w:i w:val="0"/>
+          <w:sz w:val="20"/>
+        </w:rPr>
+        <w:t>5.4 구성요소 제거</w:t>
       </w:r>
     </w:p>
     <w:p>
@@ -7122,55 +7602,8 @@
           <w:i w:val="0"/>
           <w:sz w:val="20"/>
         </w:rPr>
-        <w:t>기권율의 절대 수준을 정하는 임계값 분위는 검정구간을 참조하여 선택되었으므로 5.91%라는 값은 표본 밖 수치가 아니다. 다만 분위를 95에서 90, 75로 낮추면 전체 기권율이 11.71%, 28.08%로 오르는 동안 최상위 변동성 분위의 기권율도 36.22%, 68.72%로 함께 올라 분위별 집중이 유지되고, 세 분위 모두에서 최상위 분위 기권율의 모형 간 순서(제안 모형 &gt; TFT 원본 &gt; 분위 헤드)도 보존된다. 임계값 선택이 기권 행태에 관한 결론을 만들어낸 것은 아니다.</w:t>
-      </w:r>
-    </w:p>
-    <w:p>
-      <w:pPr>
-        <w:wordWrap w:val="0"/>
-        <w:autoSpaceDE w:val="0"/>
-        <w:autoSpaceDN w:val="0"/>
-        <w:spacing w:after="60" w:before="0" w:line="480" w:lineRule="auto"/>
-      </w:pPr>
-      <w:r>
-        <w:rPr>
-          <w:rFonts w:ascii="Times New Roman" w:hAnsi="Times New Roman" w:eastAsia="중고딕"/>
-          <w:b w:val="0"/>
-          <w:i w:val="0"/>
-          <w:sz w:val="20"/>
-        </w:rPr>
-        <w:t>5.4 구성요소 제거</w:t>
-      </w:r>
-    </w:p>
-    <w:p>
-      <w:pPr>
-        <w:wordWrap w:val="0"/>
-        <w:autoSpaceDE w:val="0"/>
-        <w:autoSpaceDN w:val="0"/>
-        <w:spacing w:after="80" w:before="0" w:line="480" w:lineRule="auto"/>
-        <w:ind w:firstLine="180"/>
-        <w:jc w:val="both"/>
-      </w:pPr>
-      <w:r>
-        <w:rPr>
-          <w:rFonts w:ascii="Times New Roman" w:hAnsi="Times New Roman" w:eastAsia="신명조"/>
-          <w:b w:val="0"/>
-          <w:i w:val="0"/>
-          <w:sz w:val="20"/>
-        </w:rPr>
-        <w:t>분위 헤드만 단 PatchTST와 제안 모형 사이에는 변수선택망, 정적 문맥, 매크로 크로스어텐션이 한꺼번에 더해져 있다. 개선이 어디서 오는지 가리기 위해 셋을 하나씩 제거한 변형을 같은 설정과 시드로 학습하였다. 변수선택망은 매크로 경로와 같은 선형 합치기로 바꾸었고, 매크로 제거 변형은 크로스어텐션 없이 종목 표현을 헤드로 보내며, 정적 문맥 제거 변형은 문맥 벡터를 0으로 두어 변수선택의 조건화와 결합 뒤 더하기를 함께 껐다. 초매개변수는 &lt;Table 2&gt; 그대로이며, 보고 지표는 실험 전에 검정구간 핀볼 손실, 최상위 변동성 분위의 기권율, 기권율 6%에서 맞춘 통제군 대비 비 차이의 셋으로 정하였다.</w:t>
-      </w:r>
-    </w:p>
-    <w:p>
-      <w:pPr>
-        <w:sectPr>
-          <w:type w:val="continuous"/>
-          <w:pgSz w:w="11906" w:h="16838"/>
-          <w:pgMar w:top="1417" w:right="1417" w:bottom="1417" w:left="1417" w:header="567" w:footer="567" w:gutter="0"/>
-          <w:docGrid w:linePitch="360"/>
-          <w:cols w:num="1" w:space="453" w:equalWidth="1"/>
-        </w:sectPr>
-      </w:pPr>
+        <w:t>분위 헤드만 단 PatchTST와 제안 모형 사이에는 변수선택망, 정적 문맥, 매크로 크로스어텐션이 한꺼번에 더해져 있다. 개선이 어디서 오는지 가리기 위해 셋을 하나씩 제거한 변형을 같은 설정과 시드로 학습하였다. 변수선택망은 매크로 경로와 같은 선형 합치기로 바꾸었고, 매크로 제거 변형은 크로스어텐션 없이 종목 표현을 헤드로 보내며, 정적 문맥 제거 변형은 문맥 벡터를 0으로 두어 변수선택의 조건화와 결합 뒤 더하기를 함께 껐다. 초매개변수는 &lt;Table 2&gt; 그대로이며, 보고 지표는 실험 전에 시험구간 핀볼 손실, 최상위 변동성 분위의 기권율, 기권율 6%에서 맞춘 통제군 대비 비 차이의 셋으로 정하였다.</w:t>
+      </w:r>
     </w:p>
     <w:p>
       <w:pPr>
@@ -7186,7 +7619,7 @@
           <w:i w:val="0"/>
           <w:sz w:val="20"/>
         </w:rPr>
-        <w:t>Table 7. Removing one component at a time (test split, mean over five seeds 42-46 with the standard deviation). The sign test counts the seeds on which the proposed model has the lower test loss. The last column is the difference between the abstained-to-retained loss ratio of the width rule and that of the trailing 20-day volatility control at a matched 6% abstention rate (Section 5.3)</w:t>
+        <w:t>Table 7. Removing one component at a time (test split, mean over five seeds 42-46 with the standard deviation). 'Ours lower' counts the seeds on which the proposed model has the lower test loss; 'Ratio gap at 6%' is the abstained-to-retained loss ratio of the width rule minus that of the trailing 20-day volatility control at a matched 6% abstention rate (Section 5.3)</w:t>
       </w:r>
     </w:p>
     <w:tbl>
@@ -7641,7 +8074,7 @@
                 <w:i w:val="0"/>
                 <w:sz w:val="20"/>
               </w:rPr>
-              <w:t>VSN to linear merge</w:t>
+              <w:t>Variable selection to linear merge</w:t>
             </w:r>
           </w:p>
         </w:tc>
@@ -8238,14 +8671,57 @@
     </w:p>
     <w:p>
       <w:pPr>
-        <w:sectPr>
-          <w:type w:val="continuous"/>
-          <w:pgSz w:w="11906" w:h="16838"/>
-          <w:pgMar w:top="1417" w:right="1417" w:bottom="1417" w:left="1417" w:header="567" w:footer="567" w:gutter="0"/>
-          <w:docGrid w:linePitch="360"/>
-          <w:cols w:num="1" w:space="453" w:equalWidth="1"/>
-        </w:sectPr>
+        <w:wordWrap w:val="0"/>
+        <w:autoSpaceDE w:val="0"/>
+        <w:autoSpaceDN w:val="0"/>
+        <w:spacing w:after="80" w:before="0" w:line="480" w:lineRule="auto"/>
+        <w:ind w:firstLine="180"/>
+        <w:jc w:val="both"/>
       </w:pPr>
+      <w:r>
+        <w:rPr>
+          <w:rFonts w:ascii="Times New Roman" w:hAnsi="Times New Roman" w:eastAsia="신명조"/>
+          <w:b w:val="0"/>
+          <w:i w:val="0"/>
+          <w:sz w:val="20"/>
+        </w:rPr>
+        <w:t xml:space="preserve">세 변형 모두 세 지표에서 제안 모형과 구별되지 않았다. 시험구간 손실의 Welch 검정은 </w:t>
+      </w:r>
+      <w:r>
+        <w:rPr>
+          <w:rFonts w:ascii="Times New Roman" w:hAnsi="Times New Roman" w:eastAsia="신명조"/>
+          <w:b w:val="0"/>
+          <w:i/>
+          <w:sz w:val="20"/>
+        </w:rPr>
+        <w:t>p</w:t>
+      </w:r>
+      <w:r>
+        <w:rPr>
+          <w:rFonts w:ascii="Times New Roman" w:hAnsi="Times New Roman" w:eastAsia="신명조"/>
+          <w:b w:val="0"/>
+          <w:i w:val="0"/>
+          <w:sz w:val="20"/>
+        </w:rPr>
+        <w:t xml:space="preserve"> = 0.81, 0.21, 0.33이고, 짝지은 비교에서 제안 모형이 낮은 시드는 다섯 가운데 셋, 둘, 하나였다. 기권율 6%의 통제군 비교는 열다섯 실행 가운데 열넷에서 95% 신뢰구간이 0을 포함하지 않았다. 따라서 PatchTST에 분위 헤드만 단 모형 대비 개선은 어느 한 구성요소에서 오지 않는다. 남는 설명은 둘이다. 세 변형이 공유하는 것, 즉 패치 임베딩을 인코더 앞에서 채널 축으로 합치는 구조 자체가 개선의 원인이거나, 구성요소들이 서로를 대신하여 하나를 빼도 나머지가 보완하는 경우이다. 둘 이상을 함께 제거하지 않았으므로 이 둘은 가려지지 않는다. 선형 합치기 변형은 모수가 4분의 1이면서 결과가 같았으므로, 변수선택망의 정확도상 이점은 이 자료에서 확인되지 않는다. 제안 모형의 설정은 제거 실험 전에 고정하였으므로 본문의 비교는 변수선택망 판으로 유지하였으며, 실제 운용에서는 선형 합치기 변형이 같은 결과를 내는 더 가벼운 대안이다.</w:t>
+      </w:r>
+    </w:p>
+    <w:p>
+      <w:pPr>
+        <w:wordWrap w:val="0"/>
+        <w:autoSpaceDE w:val="0"/>
+        <w:autoSpaceDN w:val="0"/>
+        <w:spacing w:after="80" w:before="0" w:line="480" w:lineRule="auto"/>
+      </w:pPr>
+      <w:r>
+        <w:rPr>
+          <w:rFonts w:ascii="Times New Roman" w:hAnsi="Times New Roman" w:eastAsia="견고딕"/>
+          <w:b/>
+          <w:i w:val="0"/>
+          <w:sz w:val="20"/>
+        </w:rPr>
+        <w:t>6. 결론 및 향후 연구</w:t>
+      </w:r>
     </w:p>
     <w:p>
       <w:pPr>
@@ -8263,42 +8739,7 @@
           <w:i w:val="0"/>
           <w:sz w:val="20"/>
         </w:rPr>
-        <w:t xml:space="preserve">세 변형 모두 세 지표에서 제안 모형과 구별되지 않았다. 검정 손실의 Welch 검정은 </w:t>
-      </w:r>
-      <w:r>
-        <w:rPr>
-          <w:rFonts w:ascii="Times New Roman" w:hAnsi="Times New Roman" w:eastAsia="신명조"/>
-          <w:b w:val="0"/>
-          <w:i/>
-          <w:sz w:val="20"/>
-        </w:rPr>
-        <w:t>p</w:t>
-      </w:r>
-      <w:r>
-        <w:rPr>
-          <w:rFonts w:ascii="Times New Roman" w:hAnsi="Times New Roman" w:eastAsia="신명조"/>
-          <w:b w:val="0"/>
-          <w:i w:val="0"/>
-          <w:sz w:val="20"/>
-        </w:rPr>
-        <w:t xml:space="preserve"> = 0.81, 0.21, 0.33이고, 짝지은 비교에서 제안 모형이 낮은 시드는 다섯 가운데 셋, 둘, 하나였다. 기권율 6%의 통제군 비교는 열다섯 실행 가운데 열넷에서 95% 신뢰구간이 0을 포함하지 않았다. 따라서 PatchTST에 분위 헤드만 단 모형 대비 개선은 어느 한 구성요소에서 오지 않는다. 남는 설명은 둘이다. 세 변형이 공유하는 것, 즉 패치 임베딩을 인코더 앞에서 채널 축으로 합치는 구조 자체가 개선의 원인이거나, 구성요소들이 서로를 대신하여 하나를 빼도 나머지가 보완하는 경우이다. 둘 이상을 함께 제거하지 않았으므로 이 둘은 가려지지 않는다. 선형 합치기 변형은 모수가 4분의 1이면서 결과가 같았으므로, 변수선택망의 정확도상 이점은 이 자료에서 확인되지 않는다. 제안 모형의 설정은 제거 실험 전에 고정하였으므로 본문의 비교는 변수선택망 판으로 유지하였으며, 실제 운용에서는 선형 합치기 변형이 같은 결과를 내는 더 가벼운 대안이다.</w:t>
-      </w:r>
-    </w:p>
-    <w:p>
-      <w:pPr>
-        <w:wordWrap w:val="0"/>
-        <w:autoSpaceDE w:val="0"/>
-        <w:autoSpaceDN w:val="0"/>
-        <w:spacing w:after="80" w:before="0" w:line="480" w:lineRule="auto"/>
-      </w:pPr>
-      <w:r>
-        <w:rPr>
-          <w:rFonts w:ascii="Times New Roman" w:hAnsi="Times New Roman" w:eastAsia="견고딕"/>
-          <w:b/>
-          <w:i w:val="0"/>
-          <w:sz w:val="20"/>
-        </w:rPr>
-        <w:t>6. 결론 및 향후 연구</w:t>
+        <w:t>본 연구는 주가 예측에서 "지금 판단해도 되는가"를 함께 답하는 모형을, 매일 201종목을 평가할 수 있는 비용 안에서 만드는 것을 목표로 하였다. 계산이 가벼운 패치 기반 트랜스포머에 TFT의 분위 예측 헤드를 달고, 입력 채널을 인코더 앞에서 하나로 합쳐 인코더 실행 횟수를 1회로 줄였다. 예측 구간이 이례적으로 넓을 때 기권하는 규칙도 함께 적용하였다. 코스피200 구성종목 201개의 일별 자료로 평가하여 다음 두 가지를 확인하였다.</w:t>
       </w:r>
     </w:p>
     <w:p>
@@ -8317,7 +8758,7 @@
           <w:i w:val="0"/>
           <w:sz w:val="20"/>
         </w:rPr>
-        <w:t>본 연구는 주가 예측에서 "지금 판단해도 되는가"를 함께 답하는 모형을, 매일 201종목을 평가할 수 있는 비용 안에서 만드는 것을 목표로 하였다. 계산이 가벼운 패치 기반 트랜스포머에 TFT의 분위 예측 헤드를 달고, 입력 채널을 인코더 앞에서 하나로 합쳐 인코더 실행 횟수를 1회로 줄였다. 예측 구간이 이례적으로 넓을 때 판단을 보류하는 기권 규칙도 함께 적용하였다. 코스피200 구성종목 201개의 일별 자료로 평가하여 다음 두 가지를 확인하였다.</w:t>
+        <w:t>첫째, 제안 모형은 TFT 원본보다 낮은 분위 손실을 약 4분의 1의 비용으로 달성하였다. 시드를 짝지은 비교에서 구간마다 다섯 시드 전부가 제안 모형 쪽이었고, 조기종료에 쓰이지 않은 시험구간에서는 날짜 단위 DM 검정도 다섯 시드 모두 유의하였다. 학습 시간은 3.8배, 종목당 추론 시간은 4.8배 짧았고, 활성값 메모리는 5.1배 적었다. 다만 분위 GBDT의 비용은 이보다도 낮으며, 제안 모형이 GBDT보다 나은 점은 비용이 아니라 시험구간 손실이다(+4.95% 대 +3.45%, 다섯 시드 모두 GBDT보다 낮음). 또한 종목 채널의 변수선택망을 선형 합치기로 바꾼 변형은 모수가 0.117M으로 줄면서 같은 결과를 냈으므로, 운용에서는 이 변형이 같은 성능의 더 가벼운 선택지다(5.4절). 둘째, 예측 구간이 시장 변동성에 반응하여 기권이 변동성이 큰 시기에 집중되었다. 기권한 예측은 실행된 예측보다 오차가 약 1.5배 컸고, 기권율을 맞춘 비교에서도 최근 변동성만 보고 기권하는 단순 규칙보다 큰 오차를 더 잘 걸러냈다. 분위 GBDT도 같은 비교에서 대등한 기권 품질을 보였으므로 이 성질은 트랜스포머 구조에 고유하지 않다. 하나의 예측값만 내는 기존 패치 기반 모형으로는 이러한 기권 자체를 할 수 없다.</w:t>
       </w:r>
     </w:p>
     <w:p>
@@ -8336,7 +8777,7 @@
           <w:i w:val="0"/>
           <w:sz w:val="20"/>
         </w:rPr>
-        <w:t>첫째, 제안 모형은 TFT 원본보다 낮은 오차를 약 4분의 1의 비용으로 달성하였다. 다섯 번의 반복 실험을 짝지은 열 번의 비교 전부에서 제안 모형의 손실이 낮았고, 조기종료에 쓰이지 않은 검정구간에서는 날짜 단위 DM 검정도 다섯 시드 모두 유의하였다. 학습 시간은 3.8배, 종목당 추론 시간은 4.8배 짧았고, 활성값 메모리는 5.1배 적었다. 다만 분위 GBDT는 이보다도 싸며, 제안 모형이 GBDT보다 나은 점은 비용이 아니라 검정구간 손실이다(+4.95% 대 +3.45%, 다섯 시드 모두 GBDT보다 낮음). 둘째, 예측 구간이 시장 변동성에 반응하여 판단 보류가 변동성이 큰 시기에 집중되었다. 보류된 예측은 실행된 예측보다 오차가 약 1.5배 컸고, 기권율을 맞춘 비교에서도 최근 변동성만 보고 보류하는 단순 규칙보다 큰 오차를 더 잘 걸러냈다. 다만 분위 GBDT도 같은 비교에서 대등한 보류 품질을 보였으므로 이 성질은 트랜스포머 구조에 고유하지 않다. 하나의 예측값만 내는 기존 패치 기반 모형으로는 이러한 판단 보류 자체를 할 수 없다.</w:t>
+        <w:t>본 연구의 평가는 예측 손실에 한정된다. 거래비용과 체결을 포함한 포트폴리오 수준의 성과는 측정하지 않았으므로, 기권이 투자 성과에 미치는 영향은 본 논문의 결과로 답할 수 없다. 평가 기간 자료가 입력 설계와 기권 기준 선택에 일부 참고되었고 현재 시점의 구성종목으로 유니버스를 정하였으므로, 완전한 사후 검증도 아니다. 또한 변수선택망, 정적 문맥, 매크로 크로스어텐션은 하나씩 제거해도 결과가 달라지지 않아, 개선이 인코더 앞 채널 축약 구조 자체에서 오는지 구성요소 간 대체에서 오는지 가리지 못하였다(5.4절). 예측 구간의 절대 포함률은 명목 80%보다 낮았고(71.6%), 검증구간에서 맞춘 등각 분위회귀 보정[13] 후에도 73.9%에 그쳐 구간 자체를 신뢰구간으로 해석해서는 안 된다. 보정은 폭의 순위를 바꾸지 않으므로 기권 결과에는 영향이 없다.</w:t>
       </w:r>
     </w:p>
     <w:p>
@@ -8355,25 +8796,6 @@
           <w:i w:val="0"/>
           <w:sz w:val="20"/>
         </w:rPr>
-        <w:t>본 연구의 평가는 평가 기간 자료가 입력 설계와 기권 기준 선택에 일부 참고되었고, 현재 시점의 구성종목으로 유니버스를 정하였으므로 완전한 사후 검증은 아니다. 또한 변수선택망, 정적 문맥, 매크로 크로스어텐션은 하나씩 제거해도 결과가 달라지지 않아, 개선이 인코더 앞 채널 축약 구조 자체에서 오는지 구성요소 간 대체에서 오는지 가리지 못하였다(5.4절). 예측 구간의 절대 포함률은 명목 80%보다 낮았고(71.6%), 검증구간에서 맞춘 CQR[13] 보정 후에도 73.9%에 그쳐 구간 자체를 신뢰구간으로 해석해서는 안 된다. 보정은 폭의 순위를 바꾸지 않으므로 기권 결과에는 영향이 없다.</w:t>
-      </w:r>
-    </w:p>
-    <w:p>
-      <w:pPr>
-        <w:wordWrap w:val="0"/>
-        <w:autoSpaceDE w:val="0"/>
-        <w:autoSpaceDN w:val="0"/>
-        <w:spacing w:after="80" w:before="0" w:line="480" w:lineRule="auto"/>
-        <w:ind w:firstLine="180"/>
-        <w:jc w:val="both"/>
-      </w:pPr>
-      <w:r>
-        <w:rPr>
-          <w:rFonts w:ascii="Times New Roman" w:hAnsi="Times New Roman" w:eastAsia="신명조"/>
-          <w:b w:val="0"/>
-          <w:i w:val="0"/>
-          <w:sz w:val="20"/>
-        </w:rPr>
         <w:t>본 논문의 결과는 과거 자료에 대한 평가이며 투자 권유를 의도하지 않는다. 향후 연구에서는 구성요소를 둘 이상 함께 제거하는 실험으로 개선의 출처를 가리고, 비교 이후 새로 쌓인 자료를 평가에 쓰지 않은 구간으로 두어 여러 시장 국면에서 다시 검증한다.</w:t>
       </w:r>
     </w:p>
@@ -8877,7 +9299,7 @@
           <w:i w:val="0"/>
           <w:sz w:val="20"/>
         </w:rPr>
-        <w:t xml:space="preserve">[14] T. Fischer and C. Krauss, "Deep learning with long short-term memory networks for financial market predictions," </w:t>
+        <w:t xml:space="preserve">[14] C. K. Chow, "On optimum recognition error and reject tradeoff," </w:t>
       </w:r>
       <w:r>
         <w:rPr>
@@ -8886,7 +9308,7 @@
           <w:i/>
           <w:sz w:val="20"/>
         </w:rPr>
-        <w:t>European Journal of Operational Research</w:t>
+        <w:t>IEEE Transactions on Information Theory</w:t>
       </w:r>
       <w:r>
         <w:rPr>
@@ -8895,7 +9317,7 @@
           <w:i w:val="0"/>
           <w:sz w:val="20"/>
         </w:rPr>
-        <w:t>, Vol.270, No.2, pp.654-669, 2018.</w:t>
+        <w:t>, Vol.16, No.1, pp.41-46, 1970.</w:t>
       </w:r>
     </w:p>
     <w:p>
@@ -8913,7 +9335,7 @@
           <w:i w:val="0"/>
           <w:sz w:val="20"/>
         </w:rPr>
-        <w:t xml:space="preserve">[15] S. Gu, B. Kelly, and D. Xiu, "Empirical asset pricing via machine learning," </w:t>
+        <w:t xml:space="preserve">[15] R. El-Yaniv and Y. Wiener, "On the foundations of noise-free selective classification," </w:t>
       </w:r>
       <w:r>
         <w:rPr>
@@ -8922,7 +9344,7 @@
           <w:i/>
           <w:sz w:val="20"/>
         </w:rPr>
-        <w:t>The Review of Financial Studies</w:t>
+        <w:t>Journal of Machine Learning Research</w:t>
       </w:r>
       <w:r>
         <w:rPr>
@@ -8931,7 +9353,7 @@
           <w:i w:val="0"/>
           <w:sz w:val="20"/>
         </w:rPr>
-        <w:t>, Vol.33, No.5, pp.2223-2273, 2020.</w:t>
+        <w:t>, Vol.11, pp.1605-1641, 2010.</w:t>
       </w:r>
     </w:p>
     <w:p>
@@ -8949,7 +9371,7 @@
           <w:i w:val="0"/>
           <w:sz w:val="20"/>
         </w:rPr>
-        <w:t xml:space="preserve">[16] H. J. Kim and Y. S. Jung, "A stock price prediction based on recurrent convolution neural network with weighted loss function," </w:t>
+        <w:t xml:space="preserve">[16] Y. Geifman and R. El-Yaniv, "Selective classification for deep neural networks," in </w:t>
       </w:r>
       <w:r>
         <w:rPr>
@@ -8958,7 +9380,7 @@
           <w:i/>
           <w:sz w:val="20"/>
         </w:rPr>
-        <w:t>KIPS Transactions on Software and Data Engineering</w:t>
+        <w:t>Advances in Neural Information Processing Systems</w:t>
       </w:r>
       <w:r>
         <w:rPr>
@@ -8967,7 +9389,7 @@
           <w:i w:val="0"/>
           <w:sz w:val="20"/>
         </w:rPr>
-        <w:t>, Vol.8, No.3, pp.123-128, 2019.</w:t>
+        <w:t>, pp.4878-4887, 2017.</w:t>
       </w:r>
     </w:p>
     <w:p>
@@ -8985,7 +9407,7 @@
           <w:i w:val="0"/>
           <w:sz w:val="20"/>
         </w:rPr>
-        <w:t xml:space="preserve">[17] Y. Wang et al., "TimeXer: Empowering transformers for time series forecasting with exogenous variables," in </w:t>
+        <w:t xml:space="preserve">[17] T. Fischer and C. Krauss, "Deep learning with long short-term memory networks for financial market predictions," </w:t>
       </w:r>
       <w:r>
         <w:rPr>
@@ -8994,7 +9416,7 @@
           <w:i/>
           <w:sz w:val="20"/>
         </w:rPr>
-        <w:t>Advances in Neural Information Processing Systems</w:t>
+        <w:t>European Journal of Operational Research</w:t>
       </w:r>
       <w:r>
         <w:rPr>
@@ -9003,7 +9425,7 @@
           <w:i w:val="0"/>
           <w:sz w:val="20"/>
         </w:rPr>
-        <w:t>, 2024.</w:t>
+        <w:t>, Vol.270, No.2, pp.654-669, 2018.</w:t>
       </w:r>
     </w:p>
     <w:p>
@@ -9021,7 +9443,7 @@
           <w:i w:val="0"/>
           <w:sz w:val="20"/>
         </w:rPr>
-        <w:t xml:space="preserve">[18] G. Ke et al., "LightGBM: A highly efficient gradient boosting decision tree," in </w:t>
+        <w:t xml:space="preserve">[18] S. Gu, B. Kelly, and D. Xiu, "Empirical asset pricing via machine learning," </w:t>
       </w:r>
       <w:r>
         <w:rPr>
@@ -9030,7 +9452,7 @@
           <w:i/>
           <w:sz w:val="20"/>
         </w:rPr>
-        <w:t>Advances in Neural Information Processing Systems</w:t>
+        <w:t>The Review of Financial Studies</w:t>
       </w:r>
       <w:r>
         <w:rPr>
@@ -9039,19 +9461,296 @@
           <w:i w:val="0"/>
           <w:sz w:val="20"/>
         </w:rPr>
-        <w:t>, pp.3146-3154, 2017.</w:t>
+        <w:t>, Vol.33, No.5, pp.2223-2273, 2020.</w:t>
       </w:r>
     </w:p>
     <w:p>
       <w:pPr>
-        <w:sectPr>
-          <w:type w:val="continuous"/>
-          <w:pgSz w:w="11906" w:h="16838"/>
-          <w:pgMar w:top="1417" w:right="1417" w:bottom="1417" w:left="1417" w:header="567" w:footer="567" w:gutter="0"/>
-          <w:docGrid w:linePitch="360"/>
-          <w:cols w:num="1" w:space="453" w:equalWidth="1"/>
-        </w:sectPr>
+        <w:wordWrap w:val="0"/>
+        <w:autoSpaceDE w:val="0"/>
+        <w:autoSpaceDN w:val="0"/>
+        <w:spacing w:after="40" w:before="0" w:line="480" w:lineRule="auto"/>
+        <w:ind w:hanging="280" w:left="280"/>
       </w:pPr>
+      <w:r>
+        <w:rPr>
+          <w:rFonts w:ascii="Times New Roman" w:hAnsi="Times New Roman" w:eastAsia="신명조"/>
+          <w:b w:val="0"/>
+          <w:i w:val="0"/>
+          <w:sz w:val="20"/>
+        </w:rPr>
+        <w:t xml:space="preserve">[19] H. J. Kim and Y. S. Jung, "A stock price prediction based on recurrent convolution neural network with weighted loss function," </w:t>
+      </w:r>
+      <w:r>
+        <w:rPr>
+          <w:rFonts w:ascii="Times New Roman" w:hAnsi="Times New Roman" w:eastAsia="신명조"/>
+          <w:b w:val="0"/>
+          <w:i/>
+          <w:sz w:val="20"/>
+        </w:rPr>
+        <w:t>KIPS Transactions on Software and Data Engineering</w:t>
+      </w:r>
+      <w:r>
+        <w:rPr>
+          <w:rFonts w:ascii="Times New Roman" w:hAnsi="Times New Roman" w:eastAsia="신명조"/>
+          <w:b w:val="0"/>
+          <w:i w:val="0"/>
+          <w:sz w:val="20"/>
+        </w:rPr>
+        <w:t>, Vol.8, No.3, pp.123-128, 2019.</w:t>
+      </w:r>
+    </w:p>
+    <w:p>
+      <w:pPr>
+        <w:wordWrap w:val="0"/>
+        <w:autoSpaceDE w:val="0"/>
+        <w:autoSpaceDN w:val="0"/>
+        <w:spacing w:after="40" w:before="0" w:line="480" w:lineRule="auto"/>
+        <w:ind w:hanging="280" w:left="280"/>
+      </w:pPr>
+      <w:r>
+        <w:rPr>
+          <w:rFonts w:ascii="Times New Roman" w:hAnsi="Times New Roman" w:eastAsia="신명조"/>
+          <w:b w:val="0"/>
+          <w:i w:val="0"/>
+          <w:sz w:val="20"/>
+        </w:rPr>
+        <w:t xml:space="preserve">[20] S. Makridakis, E. Spiliotis, and V. Assimakopoulos, "Statistical and machine learning forecasting methods: Concerns and ways forward," </w:t>
+      </w:r>
+      <w:r>
+        <w:rPr>
+          <w:rFonts w:ascii="Times New Roman" w:hAnsi="Times New Roman" w:eastAsia="신명조"/>
+          <w:b w:val="0"/>
+          <w:i/>
+          <w:sz w:val="20"/>
+        </w:rPr>
+        <w:t>PLOS ONE</w:t>
+      </w:r>
+      <w:r>
+        <w:rPr>
+          <w:rFonts w:ascii="Times New Roman" w:hAnsi="Times New Roman" w:eastAsia="신명조"/>
+          <w:b w:val="0"/>
+          <w:i w:val="0"/>
+          <w:sz w:val="20"/>
+        </w:rPr>
+        <w:t>, Vol.13, No.3, e0194889, 2018.</w:t>
+      </w:r>
+    </w:p>
+    <w:p>
+      <w:pPr>
+        <w:wordWrap w:val="0"/>
+        <w:autoSpaceDE w:val="0"/>
+        <w:autoSpaceDN w:val="0"/>
+        <w:spacing w:after="40" w:before="0" w:line="480" w:lineRule="auto"/>
+        <w:ind w:hanging="280" w:left="280"/>
+      </w:pPr>
+      <w:r>
+        <w:rPr>
+          <w:rFonts w:ascii="Times New Roman" w:hAnsi="Times New Roman" w:eastAsia="신명조"/>
+          <w:b w:val="0"/>
+          <w:i w:val="0"/>
+          <w:sz w:val="20"/>
+        </w:rPr>
+        <w:t xml:space="preserve">[21] Y. Wang et al., "TimeXer: Empowering transformers for time series forecasting with exogenous variables," in </w:t>
+      </w:r>
+      <w:r>
+        <w:rPr>
+          <w:rFonts w:ascii="Times New Roman" w:hAnsi="Times New Roman" w:eastAsia="신명조"/>
+          <w:b w:val="0"/>
+          <w:i/>
+          <w:sz w:val="20"/>
+        </w:rPr>
+        <w:t>Advances in Neural Information Processing Systems</w:t>
+      </w:r>
+      <w:r>
+        <w:rPr>
+          <w:rFonts w:ascii="Times New Roman" w:hAnsi="Times New Roman" w:eastAsia="신명조"/>
+          <w:b w:val="0"/>
+          <w:i w:val="0"/>
+          <w:sz w:val="20"/>
+        </w:rPr>
+        <w:t>, 2024.</w:t>
+      </w:r>
+    </w:p>
+    <w:p>
+      <w:pPr>
+        <w:wordWrap w:val="0"/>
+        <w:autoSpaceDE w:val="0"/>
+        <w:autoSpaceDN w:val="0"/>
+        <w:spacing w:after="40" w:before="0" w:line="480" w:lineRule="auto"/>
+        <w:ind w:hanging="280" w:left="280"/>
+      </w:pPr>
+      <w:r>
+        <w:rPr>
+          <w:rFonts w:ascii="Times New Roman" w:hAnsi="Times New Roman" w:eastAsia="신명조"/>
+          <w:b w:val="0"/>
+          <w:i w:val="0"/>
+          <w:sz w:val="20"/>
+        </w:rPr>
+        <w:t xml:space="preserve">[22] F. X. Diebold and R. S. Mariano, "Comparing predictive accuracy," </w:t>
+      </w:r>
+      <w:r>
+        <w:rPr>
+          <w:rFonts w:ascii="Times New Roman" w:hAnsi="Times New Roman" w:eastAsia="신명조"/>
+          <w:b w:val="0"/>
+          <w:i/>
+          <w:sz w:val="20"/>
+        </w:rPr>
+        <w:t>Journal of Business &amp; Economic Statistics</w:t>
+      </w:r>
+      <w:r>
+        <w:rPr>
+          <w:rFonts w:ascii="Times New Roman" w:hAnsi="Times New Roman" w:eastAsia="신명조"/>
+          <w:b w:val="0"/>
+          <w:i w:val="0"/>
+          <w:sz w:val="20"/>
+        </w:rPr>
+        <w:t>, Vol.13, No.3, pp.253-263, 1995.</w:t>
+      </w:r>
+    </w:p>
+    <w:p>
+      <w:pPr>
+        <w:wordWrap w:val="0"/>
+        <w:autoSpaceDE w:val="0"/>
+        <w:autoSpaceDN w:val="0"/>
+        <w:spacing w:after="40" w:before="0" w:line="480" w:lineRule="auto"/>
+        <w:ind w:hanging="280" w:left="280"/>
+      </w:pPr>
+      <w:r>
+        <w:rPr>
+          <w:rFonts w:ascii="Times New Roman" w:hAnsi="Times New Roman" w:eastAsia="신명조"/>
+          <w:b w:val="0"/>
+          <w:i w:val="0"/>
+          <w:sz w:val="20"/>
+        </w:rPr>
+        <w:t xml:space="preserve">[23] W. K. Newey and K. D. West, "A simple, positive semi-definite, heteroskedasticity and autocorrelation consistent covariance matrix," </w:t>
+      </w:r>
+      <w:r>
+        <w:rPr>
+          <w:rFonts w:ascii="Times New Roman" w:hAnsi="Times New Roman" w:eastAsia="신명조"/>
+          <w:b w:val="0"/>
+          <w:i/>
+          <w:sz w:val="20"/>
+        </w:rPr>
+        <w:t>Econometrica</w:t>
+      </w:r>
+      <w:r>
+        <w:rPr>
+          <w:rFonts w:ascii="Times New Roman" w:hAnsi="Times New Roman" w:eastAsia="신명조"/>
+          <w:b w:val="0"/>
+          <w:i w:val="0"/>
+          <w:sz w:val="20"/>
+        </w:rPr>
+        <w:t>, Vol.55, No.3, pp.703-708, 1987.</w:t>
+      </w:r>
+    </w:p>
+    <w:p>
+      <w:pPr>
+        <w:wordWrap w:val="0"/>
+        <w:autoSpaceDE w:val="0"/>
+        <w:autoSpaceDN w:val="0"/>
+        <w:spacing w:after="40" w:before="0" w:line="480" w:lineRule="auto"/>
+        <w:ind w:hanging="280" w:left="280"/>
+      </w:pPr>
+      <w:r>
+        <w:rPr>
+          <w:rFonts w:ascii="Times New Roman" w:hAnsi="Times New Roman" w:eastAsia="신명조"/>
+          <w:b w:val="0"/>
+          <w:i w:val="0"/>
+          <w:sz w:val="20"/>
+        </w:rPr>
+        <w:t xml:space="preserve">[24] D. Harvey, S. Leybourne, and P. Newbold, "Testing the equality of prediction mean squared errors," </w:t>
+      </w:r>
+      <w:r>
+        <w:rPr>
+          <w:rFonts w:ascii="Times New Roman" w:hAnsi="Times New Roman" w:eastAsia="신명조"/>
+          <w:b w:val="0"/>
+          <w:i/>
+          <w:sz w:val="20"/>
+        </w:rPr>
+        <w:t>International Journal of Forecasting</w:t>
+      </w:r>
+      <w:r>
+        <w:rPr>
+          <w:rFonts w:ascii="Times New Roman" w:hAnsi="Times New Roman" w:eastAsia="신명조"/>
+          <w:b w:val="0"/>
+          <w:i w:val="0"/>
+          <w:sz w:val="20"/>
+        </w:rPr>
+        <w:t>, Vol.13, No.2, pp.281-291, 1997.</w:t>
+      </w:r>
+    </w:p>
+    <w:p>
+      <w:pPr>
+        <w:wordWrap w:val="0"/>
+        <w:autoSpaceDE w:val="0"/>
+        <w:autoSpaceDN w:val="0"/>
+        <w:spacing w:after="40" w:before="0" w:line="480" w:lineRule="auto"/>
+        <w:ind w:hanging="280" w:left="280"/>
+      </w:pPr>
+      <w:r>
+        <w:rPr>
+          <w:rFonts w:ascii="Times New Roman" w:hAnsi="Times New Roman" w:eastAsia="신명조"/>
+          <w:b w:val="0"/>
+          <w:i w:val="0"/>
+          <w:sz w:val="20"/>
+        </w:rPr>
+        <w:t xml:space="preserve">[25] G. Ke et al., "LightGBM: A highly efficient gradient boosting decision tree," in </w:t>
+      </w:r>
+      <w:r>
+        <w:rPr>
+          <w:rFonts w:ascii="Times New Roman" w:hAnsi="Times New Roman" w:eastAsia="신명조"/>
+          <w:b w:val="0"/>
+          <w:i/>
+          <w:sz w:val="20"/>
+        </w:rPr>
+        <w:t>Advances in Neural Information Processing Systems</w:t>
+      </w:r>
+      <w:r>
+        <w:rPr>
+          <w:rFonts w:ascii="Times New Roman" w:hAnsi="Times New Roman" w:eastAsia="신명조"/>
+          <w:b w:val="0"/>
+          <w:i w:val="0"/>
+          <w:sz w:val="20"/>
+        </w:rPr>
+        <w:t>, pp.3146-3154, 2017.</w:t>
+      </w:r>
+    </w:p>
+    <w:p>
+      <w:pPr>
+        <w:wordWrap w:val="0"/>
+        <w:autoSpaceDE w:val="0"/>
+        <w:autoSpaceDN w:val="0"/>
+        <w:spacing w:after="40" w:before="0" w:line="480" w:lineRule="auto"/>
+        <w:ind w:hanging="280" w:left="280"/>
+      </w:pPr>
+      <w:r>
+        <w:rPr>
+          <w:rFonts w:ascii="Times New Roman" w:hAnsi="Times New Roman" w:eastAsia="신명조"/>
+          <w:b w:val="0"/>
+          <w:i w:val="0"/>
+          <w:sz w:val="20"/>
+        </w:rPr>
+        <w:t xml:space="preserve">[26] F. Pedregosa et al., "Scikit-learn: Machine learning in Python," </w:t>
+      </w:r>
+      <w:r>
+        <w:rPr>
+          <w:rFonts w:ascii="Times New Roman" w:hAnsi="Times New Roman" w:eastAsia="신명조"/>
+          <w:b w:val="0"/>
+          <w:i/>
+          <w:sz w:val="20"/>
+        </w:rPr>
+        <w:t>Journal of Machine Learning Research</w:t>
+      </w:r>
+      <w:r>
+        <w:rPr>
+          <w:rFonts w:ascii="Times New Roman" w:hAnsi="Times New Roman" w:eastAsia="신명조"/>
+          <w:b w:val="0"/>
+          <w:i w:val="0"/>
+          <w:sz w:val="20"/>
+        </w:rPr>
+        <w:t>, Vol.12, pp.2825-2830, 2011.</w:t>
+      </w:r>
     </w:p>
     <w:p>
       <w:r>
@@ -9109,7 +9808,7 @@
           <w:i w:val="0"/>
           <w:sz w:val="20"/>
         </w:rPr>
-        <w:t>주가 예측은 투자와 위험관리 등 여러 분야에서 꾸준히 연구되고 있으나, 대부분의 예측 모형은 하나의 예측값만 제공하여 그 예측을 얼마나 신뢰할 수 있는지 판단하기 어렵다. 실제 투자에서는 예측값과 함께 불확실성을 고려하여 판단을 보류해야 할 시점을 알 수 있어야 한다. 불확실성을 함께 예측하는 모형으로 Temporal Fusion Transformer(TFT)가 있으나 계산 비용이 크고, 계산이 가벼운 패치 기반 트랜스포머는 하나의 예측값만 제공한다. 이에 본 논문에서는 패치 기반 트랜스포머에 분위 예측 헤드를 달고 입력 채널을 인코더 앞에서 하나로 합쳐 인코더를 한 번만 실행하는 경량 모형을 제안하고, 예측 구간이 평소보다 넓을 때 판단을 보류하는 기권 규칙을 함께 적용한다. 2015년 이후 코스피200 구성종목 201개의 일별 자료로 실험한 결과, 제안 모형은 다섯 번의 반복 실험 모두에서 TFT보다 낮은 예측 오차를 보이면서 학습은 3.8배, 추론은 4.8배 빨랐다. 판단 보류는 변동성이 큰 시기에 집중되었으며, 보류된 예측의 오차는 실행된 예측의 약 1.5배였다. 이는 최근 변동성만 보고 보류하는 단순 규칙보다 큰 오차를 더 잘 걸러낸 결과이다. 평가 설계상의 한계는 6장에서 논의한다.</w:t>
+        <w:t>주가 예측은 투자와 위험관리 등 여러 분야에서 꾸준히 연구되고 있으나, 대부분의 예측 모형은 하나의 예측값만 제공하여 그 예측을 얼마나 신뢰할 수 있는지 판단하기 어렵다. 실제 투자에서는 예측값과 함께 불확실성을 고려하여 판단을 보류해야 할 시점을 알 수 있어야 한다. 불확실성을 함께 예측하는 모형으로 Temporal Fusion Transformer(TFT)가 있으나 계산 비용이 크고, 계산이 가벼운 패치 기반 트랜스포머는 하나의 예측값만 제공한다. 이에 본 논문에서는 패치 기반 트랜스포머에 분위 예측 헤드를 달고 입력 채널을 인코더 앞에서 하나로 합쳐 인코더를 한 번만 실행하는 경량 모형을 제안하고, 예측 구간이 평소보다 넓을 때 판단을 보류하는 기권 규칙을 함께 적용한다. 2015년 이후 코스피200 구성종목 201개의 일별 자료로 실험한 결과, 제안 모형은 다섯 번의 반복 실험 모두에서 TFT보다 낮은 분위 손실을 보이면서 학습은 3.8배, 추론은 4.8배 빨랐다. 기권은 변동성이 큰 시기에 집중되었으며, 기권한 예측의 오차는 실행된 예측의 약 1.5배였다. 이는 최근 변동성만 보고 기권하는 단순 규칙보다 큰 오차를 더 잘 걸러낸 결과이다. 같은 표본으로 학습한 분위 그래디언트 부스팅 기준모형은 계산 비용이 더 낮고 기권 품질도 대등하였으므로, 제안 모형이 그 기준모형보다 나은 점은 비용이 아니라 정확도이다. 다만 평가는 현재 시점의 지수 구성종목을 쓰고 기권 임계값도 시험구간을 참조하여 골랐다는 한계가 있다.</w:t>
       </w:r>
     </w:p>
     <w:p>
@@ -9130,7 +9829,6 @@
       </w:r>
     </w:p>
     <w:sectPr>
-      <w:type w:val="continuous"/>
       <w:pgSz w:w="11906" w:h="16838"/>
       <w:pgMar w:top="1417" w:right="1417" w:bottom="1417" w:left="1417" w:header="567" w:footer="567" w:gutter="0"/>
       <w:docGrid w:linePitch="360"/>

--- a/docs/PAPER_TKIPS_review.docx
+++ b/docs/PAPER_TKIPS_review.docx
@@ -7,7 +7,7 @@
         <w:wordWrap w:val="0"/>
         <w:autoSpaceDE w:val="0"/>
         <w:autoSpaceDN w:val="0"/>
-        <w:spacing w:after="120" w:before="0" w:line="480" w:lineRule="auto"/>
+        <w:spacing w:after="120" w:before="0" w:line="300" w:lineRule="auto"/>
         <w:jc w:val="center"/>
       </w:pPr>
       <w:r>
@@ -25,7 +25,7 @@
         <w:wordWrap w:val="0"/>
         <w:autoSpaceDE w:val="0"/>
         <w:autoSpaceDN w:val="0"/>
-        <w:spacing w:after="80" w:before="0" w:line="480" w:lineRule="auto"/>
+        <w:spacing w:after="80" w:before="0" w:line="300" w:lineRule="auto"/>
         <w:jc w:val="center"/>
       </w:pPr>
       <w:r>
@@ -43,7 +43,7 @@
         <w:wordWrap w:val="0"/>
         <w:autoSpaceDE w:val="0"/>
         <w:autoSpaceDN w:val="0"/>
-        <w:spacing w:after="80" w:before="0" w:line="480" w:lineRule="auto"/>
+        <w:spacing w:after="80" w:before="0" w:line="324" w:lineRule="auto"/>
         <w:jc w:val="both"/>
       </w:pPr>
       <w:r>
@@ -51,7 +51,7 @@
           <w:rFonts w:ascii="Times New Roman" w:hAnsi="Times New Roman" w:eastAsia="신명조"/>
           <w:b w:val="0"/>
           <w:i w:val="0"/>
-          <w:sz w:val="20"/>
+          <w:sz w:val="15"/>
         </w:rPr>
         <w:t>Stock forecasting has long been studied for investment and risk management, yet most forecasting models give a single value, which leaves no way to judge how far that forecast can be trusted. In practice, an investor needs to weigh uncertainty alongside the forecast and know when to hold off. The Temporal Fusion Transformer (TFT) also forecasts uncertainty, but it is computationally expensive, while lightweight patch-based transformers produce only a single value. This paper proposes a lightweight model that adds a quantile head to a patch-based transformer and merges the input channels into one before the encoder so that the encoder runs only once, together with an abstention rule that withholds a decision when the prediction interval is wider than usual. On daily data for 201 KOSPI 200 stocks since 2015, the proposed model had a lower quantile (pinball) loss than TFT in all five repeated runs, while training 3.8 times and running inference 4.8 times faster. Abstentions concentrated in volatile periods, and the withheld forecasts carried about 1.5 times the error of those acted on, separating large errors better than a simple rule based on recent volatility alone. A quantile gradient-boosting baseline fitted on the same windows was cheaper still and abstained just as well, so what the proposed model gains over it is accuracy rather than cost. The evaluation uses the current index constituents and an abstention threshold chosen with reference to the test split.</w:t>
       </w:r>
@@ -61,14 +61,14 @@
         <w:wordWrap w:val="0"/>
         <w:autoSpaceDE w:val="0"/>
         <w:autoSpaceDN w:val="0"/>
-        <w:spacing w:after="200" w:before="0" w:line="480" w:lineRule="auto"/>
+        <w:spacing w:after="200" w:before="0" w:line="300" w:lineRule="auto"/>
       </w:pPr>
       <w:r>
         <w:rPr>
           <w:rFonts w:ascii="Times New Roman" w:hAnsi="Times New Roman" w:eastAsia="태고딕"/>
           <w:b w:val="0"/>
           <w:i w:val="0"/>
-          <w:sz w:val="20"/>
+          <w:sz w:val="15"/>
         </w:rPr>
         <w:t>Keywords : Stock Return Forecasting, Patch-Based Transformer, Quantile Regression, Forecast Uncertainty, Abstention</w:t>
       </w:r>
@@ -78,16 +78,17 @@
         <w:wordWrap w:val="0"/>
         <w:autoSpaceDE w:val="0"/>
         <w:autoSpaceDN w:val="0"/>
-        <w:spacing w:after="80" w:before="0" w:line="480" w:lineRule="auto"/>
+        <w:spacing w:after="120" w:before="0" w:line="300" w:lineRule="auto"/>
+        <w:jc w:val="center"/>
       </w:pPr>
       <w:r>
         <w:rPr>
-          <w:rFonts w:ascii="Times New Roman" w:hAnsi="Times New Roman" w:eastAsia="견고딕"/>
-          <w:b/>
+          <w:rFonts w:ascii="Times New Roman" w:hAnsi="Times New Roman" w:eastAsia="태명조"/>
+          <w:b w:val="0"/>
           <w:i w:val="0"/>
-          <w:sz w:val="20"/>
-        </w:rPr>
-        <w:t>1. 서  론</w:t>
+          <w:sz w:val="38"/>
+        </w:rPr>
+        <w:t>판단 보류가 가능한 경량 주가 수익률 분위 예측 모형</w:t>
       </w:r>
     </w:p>
     <w:p>
@@ -95,18 +96,17 @@
         <w:wordWrap w:val="0"/>
         <w:autoSpaceDE w:val="0"/>
         <w:autoSpaceDN w:val="0"/>
-        <w:spacing w:after="80" w:before="0" w:line="480" w:lineRule="auto"/>
-        <w:ind w:firstLine="180"/>
-        <w:jc w:val="both"/>
+        <w:spacing w:after="80" w:before="0" w:line="300" w:lineRule="auto"/>
+        <w:jc w:val="center"/>
       </w:pPr>
       <w:r>
         <w:rPr>
-          <w:rFonts w:ascii="Times New Roman" w:hAnsi="Times New Roman" w:eastAsia="신명조"/>
+          <w:rFonts w:ascii="Times New Roman" w:hAnsi="Times New Roman" w:eastAsia="태고딕"/>
           <w:b w:val="0"/>
           <w:i w:val="0"/>
-          <w:sz w:val="20"/>
-        </w:rPr>
-        <w:t>주가 예측은 투자, 위험관리, 자산배분 등 여러 분야에서 꾸준히 연구되는 주제이다. 그러나 주가는 잡음이 크고 시장 상황에 따라 성격이 바뀌기 때문에, 어떤 모형도 모든 시점에서 정확할 수는 없다. 그렇다면 예측 모형에는 정확한 답을 내는 능력만큼 "지금은 확신할 수 없다"고 말하는 능력도 필요하다. 본 연구는 이 두 번째 능력에 주목한다.</w:t>
+          <w:sz w:val="21"/>
+        </w:rPr>
+        <w:t>요     약</w:t>
       </w:r>
     </w:p>
     <w:p>
@@ -114,8 +114,7 @@
         <w:wordWrap w:val="0"/>
         <w:autoSpaceDE w:val="0"/>
         <w:autoSpaceDN w:val="0"/>
-        <w:spacing w:after="80" w:before="0" w:line="480" w:lineRule="auto"/>
-        <w:ind w:firstLine="180"/>
+        <w:spacing w:after="80" w:before="0" w:line="324" w:lineRule="auto"/>
         <w:jc w:val="both"/>
       </w:pPr>
       <w:r>
@@ -123,9 +122,9 @@
           <w:rFonts w:ascii="Times New Roman" w:hAnsi="Times New Roman" w:eastAsia="신명조"/>
           <w:b w:val="0"/>
           <w:i w:val="0"/>
-          <w:sz w:val="20"/>
-        </w:rPr>
-        <w:t>금융 시계열에 딥러닝을 적용한 연구는 장단기기억 신경망과 합성곱 구조를 거쳐 트랜스포머 계열로 확장되며 폭넓게 축적되어 왔다[1]. 국내에서도 해외지수와 투자자 수급을 입력으로 삼은 등락 예측이 보고되었다[2]. 그러나 이들 연구는 대부분 점 예측의 정확도 개선에 초점을 두며, 예측의 불확실성이나 운용 비용은 함께 다루지 않는다.</w:t>
+          <w:sz w:val="15"/>
+        </w:rPr>
+        <w:t>주가 예측은 투자와 위험관리 등 여러 분야에서 꾸준히 연구되고 있으나, 대부분의 예측 모형은 하나의 예측값만 제공하여 그 예측을 얼마나 신뢰할 수 있는지 판단하기 어렵다. 실제 투자에서는 예측값과 함께 불확실성을 고려하여 판단을 보류해야 할 시점을 알 수 있어야 한다. 불확실성을 함께 예측하는 모형으로 Temporal Fusion Transformer(TFT)가 있으나 계산 비용이 크고, 계산이 가벼운 패치 기반 트랜스포머는 하나의 예측값만 제공한다. 이에 본 논문에서는 패치 기반 트랜스포머에 분위 예측 헤드를 달고 입력 채널을 인코더 앞에서 하나로 합쳐 인코더를 한 번만 실행하는 경량 모형을 제안하고, 예측 구간이 평소보다 넓을 때 판단을 보류하는 기권 규칙을 함께 적용한다. 2015년 이후 코스피200 구성종목 201개의 일별 자료로 실험한 결과, 제안 모형은 다섯 번의 반복 실험 모두에서 TFT보다 낮은 분위 손실을 보이면서 학습은 3.8배, 추론은 4.8배 빨랐다. 기권은 변동성이 큰 시기에 집중되었으며, 기권한 예측의 오차는 실행된 예측의 약 1.5배였다. 이는 최근 변동성만 보고 기권하는 단순 규칙보다 큰 오차를 더 잘 걸러낸 결과이다. 같은 표본으로 학습한 분위 그래디언트 부스팅 기준모형은 계산 비용이 더 낮고 기권 품질도 대등하였으므로, 제안 모형이 그 기준모형보다 나은 점은 비용이 아니라 정확도이다. 다만 평가는 현재 시점의 지수 구성종목을 쓰고 기권 임계값도 시험구간을 참조하여 골랐다는 한계가 있다.</w:t>
       </w:r>
     </w:p>
     <w:p>
@@ -133,37 +132,43 @@
         <w:wordWrap w:val="0"/>
         <w:autoSpaceDE w:val="0"/>
         <w:autoSpaceDN w:val="0"/>
-        <w:spacing w:after="80" w:before="0" w:line="480" w:lineRule="auto"/>
-        <w:ind w:firstLine="180"/>
-        <w:jc w:val="both"/>
+        <w:spacing w:after="200" w:before="0" w:line="300" w:lineRule="auto"/>
       </w:pPr>
       <w:r>
         <w:rPr>
-          <w:rFonts w:ascii="Times New Roman" w:hAnsi="Times New Roman" w:eastAsia="신명조"/>
+          <w:rFonts w:ascii="Times New Roman" w:hAnsi="Times New Roman" w:eastAsia="태고딕"/>
           <w:b w:val="0"/>
           <w:i w:val="0"/>
-          <w:sz w:val="20"/>
-        </w:rPr>
-        <w:t>본 연구는 먼저 두 가지 운용 요구사항을 정의하고, 이를 충족하는 구조를 설계하였다. 첫째는 기권이다. 시스템은 "오를 것인가 내릴 것인가"뿐 아니라 "지금 판단해도 되는가"를 말할 수 있어야 하며, 이는 점 추정으로 정의할 수 없고 예측 분포를 요구한다. 둘째는 계산 비용이다. 201종목을 매일 평가하려면 종목당 추론 비용이 낮아야 하고, 실질적 독립 사건이 적은 자료라 모형을 키울 수도 없다. 분위 예측을 제공하는 Temporal Fusion Transformer(TFT)는 모든 시점에서 어텐션을 수행하므로 이 제약과 충돌한다.</w:t>
-      </w:r>
+          <w:sz w:val="15"/>
+        </w:rPr>
+        <w:t>키워드 : 주가 수익률 예측, 패치 기반 트랜스포머, 분위회귀, 예측 불확실성, 기권</w:t>
+      </w:r>
+    </w:p>
+    <w:p>
+      <w:pPr>
+        <w:sectPr>
+          <w:pgSz w:w="11906" w:h="16838"/>
+          <w:pgMar w:top="1446" w:right="1134" w:bottom="879" w:left="1134" w:header="567" w:footer="567" w:gutter="0"/>
+          <w:docGrid w:linePitch="360"/>
+          <w:cols w:num="1" w:space="453" w:equalWidth="1"/>
+        </w:sectPr>
+      </w:pPr>
     </w:p>
     <w:p>
       <w:pPr>
         <w:wordWrap w:val="0"/>
         <w:autoSpaceDE w:val="0"/>
         <w:autoSpaceDN w:val="0"/>
-        <w:spacing w:after="80" w:before="0" w:line="480" w:lineRule="auto"/>
-        <w:ind w:firstLine="180"/>
-        <w:jc w:val="both"/>
+        <w:spacing w:after="80" w:before="0" w:line="300" w:lineRule="auto"/>
       </w:pPr>
       <w:r>
         <w:rPr>
-          <w:rFonts w:ascii="Times New Roman" w:hAnsi="Times New Roman" w:eastAsia="신명조"/>
-          <w:b w:val="0"/>
+          <w:rFonts w:ascii="Times New Roman" w:hAnsi="Times New Roman" w:eastAsia="견고딕"/>
+          <w:b/>
           <w:i w:val="0"/>
           <w:sz w:val="20"/>
         </w:rPr>
-        <w:t>두 요구사항은 각각 다른 구성요소를 필요로 한다. 기권에는 분위 헤드와 핀볼 손실이, 비용에는 패치 토큰화와 채널 축을 인코더 앞에서 하나로 모으는 장치가 필요하다. 이 장치는 TFT의 변수선택망으로 구현하되 더 단순한 선형 합치기와 비교한다. PatchTST를 그대로 쓰면 첫째 요구를, TFT를 그대로 쓰면 둘째 요구를 충족하지 못한다. 따라서 본 연구가 답하는 질문은 두 가지이다. (1) 두 구성요소를 결합한 구조의 분위 정확도와 계산 비용은 두 원본과 어떻게 비교되는가. (2) 예측 구간이 변동성에 반응하여 기권이 실제로 오차가 큰 예측을 걸러내는가.</w:t>
+        <w:t>1. 서  론</w:t>
       </w:r>
     </w:p>
     <w:p>
@@ -171,7 +176,7 @@
         <w:wordWrap w:val="0"/>
         <w:autoSpaceDE w:val="0"/>
         <w:autoSpaceDN w:val="0"/>
-        <w:spacing w:after="80" w:before="0" w:line="480" w:lineRule="auto"/>
+        <w:spacing w:after="80" w:before="0" w:line="341" w:lineRule="auto"/>
         <w:ind w:firstLine="180"/>
         <w:jc w:val="both"/>
       </w:pPr>
@@ -180,9 +185,9 @@
           <w:rFonts w:ascii="Times New Roman" w:hAnsi="Times New Roman" w:eastAsia="신명조"/>
           <w:b w:val="0"/>
           <w:i w:val="0"/>
-          <w:sz w:val="20"/>
-        </w:rPr>
-        <w:t>이에 대한 본 연구의 기여는 세 가지이다. 첫째, 채널 축을 인코더 앞에서 하나로 합쳐 분위 예측 트랜스포머의 학습·추론 비용을 TFT의 약 4분의 1로 낮추면서 예측 손실은 더 낮추었다. 둘째, 예측 구간의 폭을 기준으로 한 기권이 최근 변동성만 쓰는 규칙보다 큰 오차를 더 잘 걸러낸다는 것을, 기권율을 맞춘 비교로 보였다. 셋째, 같은 분할과 같은 윈도우 표본 위에서 무조건부 분위수 상수와 분위 그래디언트 부스팅을 함께 측정하여, 구조에서 오는 이득과 그렇지 않은 부분을 구분하였다.</w:t>
+          <w:sz w:val="18"/>
+        </w:rPr>
+        <w:t>주가 예측은 투자, 위험관리, 자산배분 등 여러 분야에서 꾸준히 연구되는 주제이다. 그러나 주가는 잡음이 크고 시장 상황에 따라 성격이 바뀌기 때문에, 어떤 모형도 모든 시점에서 정확할 수는 없다. 그렇다면 예측 모형에는 정확한 답을 내는 능력만큼 "지금은 확신할 수 없다"고 말하는 능력도 필요하다. 본 연구는 이 두 번째 능력에 주목한다.</w:t>
       </w:r>
     </w:p>
     <w:p>
@@ -190,7 +195,7 @@
         <w:wordWrap w:val="0"/>
         <w:autoSpaceDE w:val="0"/>
         <w:autoSpaceDN w:val="0"/>
-        <w:spacing w:after="80" w:before="0" w:line="480" w:lineRule="auto"/>
+        <w:spacing w:after="80" w:before="0" w:line="341" w:lineRule="auto"/>
         <w:ind w:firstLine="180"/>
         <w:jc w:val="both"/>
       </w:pPr>
@@ -199,9 +204,9 @@
           <w:rFonts w:ascii="Times New Roman" w:hAnsi="Times New Roman" w:eastAsia="신명조"/>
           <w:b w:val="0"/>
           <w:i w:val="0"/>
-          <w:sz w:val="20"/>
-        </w:rPr>
-        <w:t>이하 2장에서 관련 연구를 정리하고, 3장에서 요구사항으로부터 제안 구조를 도출하며, 4장에서 실험 설계를, 5장에서 정확도·비용·기권 행태의 결과를 제시하고 6장에서 결론과 한계를 정리한다.</w:t>
+          <w:sz w:val="18"/>
+        </w:rPr>
+        <w:t>금융 시계열에 딥러닝을 적용한 연구는 장단기기억 신경망과 합성곱 구조를 거쳐 트랜스포머 계열로 확장되며 폭넓게 축적되어 왔다[1]. 국내에서도 해외지수와 투자자 수급을 입력으로 삼은 등락 예측이 보고되었다[2]. 그러나 이들 연구는 대부분 점 예측의 정확도 개선에 초점을 두며, 예측의 불확실성이나 운용 비용은 함께 다루지 않는다.</w:t>
       </w:r>
     </w:p>
     <w:p>
@@ -209,16 +214,18 @@
         <w:wordWrap w:val="0"/>
         <w:autoSpaceDE w:val="0"/>
         <w:autoSpaceDN w:val="0"/>
-        <w:spacing w:after="80" w:before="0" w:line="480" w:lineRule="auto"/>
+        <w:spacing w:after="80" w:before="0" w:line="341" w:lineRule="auto"/>
+        <w:ind w:firstLine="180"/>
+        <w:jc w:val="both"/>
       </w:pPr>
       <w:r>
         <w:rPr>
-          <w:rFonts w:ascii="Times New Roman" w:hAnsi="Times New Roman" w:eastAsia="견고딕"/>
-          <w:b/>
+          <w:rFonts w:ascii="Times New Roman" w:hAnsi="Times New Roman" w:eastAsia="신명조"/>
+          <w:b w:val="0"/>
           <w:i w:val="0"/>
-          <w:sz w:val="20"/>
-        </w:rPr>
-        <w:t>2. 관련 연구</w:t>
+          <w:sz w:val="18"/>
+        </w:rPr>
+        <w:t>본 연구는 먼저 두 가지 운용 요구사항을 정의하고, 이를 충족하는 구조를 설계하였다. 첫째는 기권이다. 시스템은 "오를 것인가 내릴 것인가"뿐 아니라 "지금 판단해도 되는가"를 말할 수 있어야 하며, 이는 점 추정으로 정의할 수 없고 예측 분포를 요구한다. 둘째는 계산 비용이다. 201종목을 매일 평가하려면 종목당 추론 비용이 낮아야 하고, 실질적 독립 사건이 적은 자료라 모형을 키울 수도 없다. 분위 예측을 제공하는 Temporal Fusion Transformer(TFT)는 모든 시점에서 어텐션을 수행하므로 이 제약과 충돌한다.</w:t>
       </w:r>
     </w:p>
     <w:p>
@@ -226,16 +233,18 @@
         <w:wordWrap w:val="0"/>
         <w:autoSpaceDE w:val="0"/>
         <w:autoSpaceDN w:val="0"/>
-        <w:spacing w:after="60" w:before="0" w:line="480" w:lineRule="auto"/>
+        <w:spacing w:after="80" w:before="0" w:line="341" w:lineRule="auto"/>
+        <w:ind w:firstLine="180"/>
+        <w:jc w:val="both"/>
       </w:pPr>
       <w:r>
         <w:rPr>
-          <w:rFonts w:ascii="Times New Roman" w:hAnsi="Times New Roman" w:eastAsia="중고딕"/>
+          <w:rFonts w:ascii="Times New Roman" w:hAnsi="Times New Roman" w:eastAsia="신명조"/>
           <w:b w:val="0"/>
           <w:i w:val="0"/>
-          <w:sz w:val="20"/>
-        </w:rPr>
-        <w:t>2.1 패치 기반 시계열 트랜스포머</w:t>
+          <w:sz w:val="18"/>
+        </w:rPr>
+        <w:t>두 요구사항은 각각 다른 구성요소를 필요로 한다. 기권에는 분위 헤드와 핀볼 손실이, 비용에는 패치 토큰화와 채널 축을 인코더 앞에서 하나로 모으는 장치가 필요하다. 이 장치는 TFT의 변수선택망으로 구현하되 더 단순한 선형 합치기와 비교한다. PatchTST를 그대로 쓰면 첫째 요구를, TFT를 그대로 쓰면 둘째 요구를 충족하지 못한다. 따라서 본 연구가 답하는 질문은 두 가지이다. (1) 두 구성요소를 결합한 구조의 분위 정확도와 계산 비용은 두 원본과 어떻게 비교되는가. (2) 예측 구간이 변동성에 반응하여 기권이 실제로 오차가 큰 예측을 걸러내는가.</w:t>
       </w:r>
     </w:p>
     <w:p>
@@ -243,7 +252,7 @@
         <w:wordWrap w:val="0"/>
         <w:autoSpaceDE w:val="0"/>
         <w:autoSpaceDN w:val="0"/>
-        <w:spacing w:after="80" w:before="0" w:line="480" w:lineRule="auto"/>
+        <w:spacing w:after="80" w:before="0" w:line="341" w:lineRule="auto"/>
         <w:ind w:firstLine="180"/>
         <w:jc w:val="both"/>
       </w:pPr>
@@ -252,63 +261,9 @@
           <w:rFonts w:ascii="Times New Roman" w:hAnsi="Times New Roman" w:eastAsia="신명조"/>
           <w:b w:val="0"/>
           <w:i w:val="0"/>
-          <w:sz w:val="20"/>
-        </w:rPr>
-        <w:t xml:space="preserve">원래의 트랜스포머[3]는 모든 시점에서 어텐션을 수행하므로 비용이 입력 길이의 제곱에 비례한다. 희소 어텐션[4]과 계열 분해[5]로 이를 줄이려는 구조들이 제안되었으나, 단순한 선형 모형이 이들을 상회한다는 보고[6]도 있다. PatchTST[7]는 시계열을 시점이 아니라 구간(패치) 단위로 토큰화하고 다변량 입력을 채널 독립으로 처리하여, 길이 </w:t>
-      </w:r>
-      <w:r>
-        <w:rPr>
-          <w:rFonts w:ascii="Times New Roman" w:hAnsi="Times New Roman" w:eastAsia="신명조"/>
-          <w:b w:val="0"/>
-          <w:i/>
-          <w:sz w:val="20"/>
-        </w:rPr>
-        <w:t>L</w:t>
-      </w:r>
-      <w:r>
-        <w:rPr>
-          <w:rFonts w:ascii="Times New Roman" w:hAnsi="Times New Roman" w:eastAsia="신명조"/>
-          <w:b w:val="0"/>
-          <w:i w:val="0"/>
-          <w:sz w:val="20"/>
-        </w:rPr>
-        <w:t>의 입력을 ⌈</w:t>
-      </w:r>
-      <w:r>
-        <w:rPr>
-          <w:rFonts w:ascii="Times New Roman" w:hAnsi="Times New Roman" w:eastAsia="신명조"/>
-          <w:b w:val="0"/>
-          <w:i/>
-          <w:sz w:val="20"/>
-        </w:rPr>
-        <w:t>L</w:t>
-      </w:r>
-      <w:r>
-        <w:rPr>
-          <w:rFonts w:ascii="Times New Roman" w:hAnsi="Times New Roman" w:eastAsia="신명조"/>
-          <w:b w:val="0"/>
-          <w:i w:val="0"/>
-          <w:sz w:val="20"/>
-        </w:rPr>
-        <w:t>/</w:t>
-      </w:r>
-      <w:r>
-        <w:rPr>
-          <w:rFonts w:ascii="Times New Roman" w:hAnsi="Times New Roman" w:eastAsia="신명조"/>
-          <w:b w:val="0"/>
-          <w:i/>
-          <w:sz w:val="20"/>
-        </w:rPr>
-        <w:t>S</w:t>
-      </w:r>
-      <w:r>
-        <w:rPr>
-          <w:rFonts w:ascii="Times New Roman" w:hAnsi="Times New Roman" w:eastAsia="신명조"/>
-          <w:b w:val="0"/>
-          <w:i w:val="0"/>
-          <w:sz w:val="20"/>
-        </w:rPr>
-        <w:t>⌉개 토큰으로 축약하고 채널 수에 선형으로 확장된다. 본 연구는 120일 입력을 패치 길이 5(1거래주)·스트라이드 5로 24개 토큰으로 축약하였다. 그러나 원 구조의 출력은 점 예측이므로 1장의 첫째 요구사항을 충족하지 못한다. 또한 채널 독립을 끝까지 유지하면 인코더가 채널 수만큼 반복 실행되어 둘째 요구사항과 충돌한다.</w:t>
+          <w:sz w:val="18"/>
+        </w:rPr>
+        <w:t>이에 대한 본 연구의 기여는 세 가지이다. 첫째, 채널 축을 인코더 앞에서 하나로 합쳐 분위 예측 트랜스포머의 학습·추론 비용을 TFT의 약 4분의 1로 낮추면서 예측 손실은 더 낮추었다. 둘째, 예측 구간의 폭을 기준으로 한 기권이 최근 변동성만 쓰는 규칙보다 큰 오차를 더 잘 걸러낸다는 것을, 기권율을 맞춘 비교로 보였다. 셋째, 같은 분할과 같은 윈도우 표본 위에서 무조건부 분위수 상수와 분위 그래디언트 부스팅을 함께 측정하여, 구조에서 오는 이득과 그렇지 않은 부분을 구분하였다.</w:t>
       </w:r>
     </w:p>
     <w:p>
@@ -316,16 +271,18 @@
         <w:wordWrap w:val="0"/>
         <w:autoSpaceDE w:val="0"/>
         <w:autoSpaceDN w:val="0"/>
-        <w:spacing w:after="60" w:before="0" w:line="480" w:lineRule="auto"/>
+        <w:spacing w:after="80" w:before="0" w:line="341" w:lineRule="auto"/>
+        <w:ind w:firstLine="180"/>
+        <w:jc w:val="both"/>
       </w:pPr>
       <w:r>
         <w:rPr>
-          <w:rFonts w:ascii="Times New Roman" w:hAnsi="Times New Roman" w:eastAsia="중고딕"/>
+          <w:rFonts w:ascii="Times New Roman" w:hAnsi="Times New Roman" w:eastAsia="신명조"/>
           <w:b w:val="0"/>
           <w:i w:val="0"/>
-          <w:sz w:val="20"/>
-        </w:rPr>
-        <w:t>2.2 분위 예측과 변수선택 구조</w:t>
+          <w:sz w:val="18"/>
+        </w:rPr>
+        <w:t>이하 2장에서 관련 연구를 정리하고, 3장에서 요구사항으로부터 제안 구조를 도출하며, 4장에서 실험 설계를, 5장에서 정확도·비용·기권 행태의 결과를 제시하고 6장에서 결론과 한계를 정리한다.</w:t>
       </w:r>
     </w:p>
     <w:p>
@@ -333,18 +290,16 @@
         <w:wordWrap w:val="0"/>
         <w:autoSpaceDE w:val="0"/>
         <w:autoSpaceDN w:val="0"/>
-        <w:spacing w:after="80" w:before="0" w:line="480" w:lineRule="auto"/>
-        <w:ind w:firstLine="180"/>
-        <w:jc w:val="both"/>
+        <w:spacing w:after="80" w:before="0" w:line="300" w:lineRule="auto"/>
       </w:pPr>
       <w:r>
         <w:rPr>
-          <w:rFonts w:ascii="Times New Roman" w:hAnsi="Times New Roman" w:eastAsia="신명조"/>
-          <w:b w:val="0"/>
+          <w:rFonts w:ascii="Times New Roman" w:hAnsi="Times New Roman" w:eastAsia="견고딕"/>
+          <w:b/>
           <w:i w:val="0"/>
           <w:sz w:val="20"/>
         </w:rPr>
-        <w:t>TFT[8]는 변수선택망으로 입력 채널별 소프트맥스 게이트를 학습하고, 게이트 잔차 신경망(gated residual network, GRN)으로 채널별 변환을 수행하며, 정적 공변량을 문맥 벡터로 부호화하고 복수의 분위를 동시에 산출한다. 본 연구는 이 가운데 분위 헤드를 채택하고 변수선택망은 채널 축약의 한 구현으로 비교하였으며, 시점 단위 연산 구조는 채택하지 않았다. 변수선택망을 쓰는 이유는 중요도 해석이 아니라, 채널 축을 소프트맥스 가중합으로 하나로 줄여 인코더 실행 횟수를 1회로 만드는 데 있다. 국내에서도 TFT를 다지평 예측에 적용한 연구[9]와 트랜스포머를 시계열 특성에 맞추어 변형한 연구[10]가 보고되었다.</w:t>
+        <w:t>2. 관련 연구</w:t>
       </w:r>
     </w:p>
     <w:p>
@@ -352,16 +307,16 @@
         <w:wordWrap w:val="0"/>
         <w:autoSpaceDE w:val="0"/>
         <w:autoSpaceDN w:val="0"/>
-        <w:spacing w:after="60" w:before="0" w:line="480" w:lineRule="auto"/>
+        <w:spacing w:after="60" w:before="0" w:line="300" w:lineRule="auto"/>
       </w:pPr>
       <w:r>
         <w:rPr>
           <w:rFonts w:ascii="Times New Roman" w:hAnsi="Times New Roman" w:eastAsia="중고딕"/>
           <w:b w:val="0"/>
           <w:i w:val="0"/>
-          <w:sz w:val="20"/>
-        </w:rPr>
-        <w:t>2.3 분포 이동 정규화와 분위 회귀</w:t>
+          <w:sz w:val="18"/>
+        </w:rPr>
+        <w:t>2.1 패치 기반 시계열 트랜스포머</w:t>
       </w:r>
     </w:p>
     <w:p>
@@ -369,7 +324,7 @@
         <w:wordWrap w:val="0"/>
         <w:autoSpaceDE w:val="0"/>
         <w:autoSpaceDN w:val="0"/>
-        <w:spacing w:after="80" w:before="0" w:line="480" w:lineRule="auto"/>
+        <w:spacing w:after="80" w:before="0" w:line="341" w:lineRule="auto"/>
         <w:ind w:firstLine="180"/>
         <w:jc w:val="both"/>
       </w:pPr>
@@ -378,9 +333,63 @@
           <w:rFonts w:ascii="Times New Roman" w:hAnsi="Times New Roman" w:eastAsia="신명조"/>
           <w:b w:val="0"/>
           <w:i w:val="0"/>
-          <w:sz w:val="20"/>
-        </w:rPr>
-        <w:t>RevIN(reversible instance normalization)[11]은 입력 윈도우별 인스턴스 정규화를 적용하고 출력에서 역변환한다. 종목과 시대에 따라 가격 수준의 의미가 달라지는 자료에서는 선택 사항이 아니라 필수 요소이다. 본 연구는 이를 선별적으로 적용하였다. 횡단면 순위 채널은 정보가 전적으로 수준에 담겨 있어 윈도우 내 표준화가 그 정보를 소거하기 때문이다.</w:t>
+          <w:sz w:val="18"/>
+        </w:rPr>
+        <w:t xml:space="preserve">원래의 트랜스포머[3]는 모든 시점에서 어텐션을 수행하므로 비용이 입력 길이의 제곱에 비례한다. 희소 어텐션[4]과 계열 분해[5]로 이를 줄이려는 구조들이 제안되었으나, 단순한 선형 모형이 이들을 상회한다는 보고[6]도 있다. PatchTST[7]는 시계열을 시점이 아니라 구간(패치) 단위로 토큰화하고 다변량 입력을 채널 독립으로 처리하여, 길이 </w:t>
+      </w:r>
+      <w:r>
+        <w:rPr>
+          <w:rFonts w:ascii="Times New Roman" w:hAnsi="Times New Roman" w:eastAsia="신명조"/>
+          <w:b w:val="0"/>
+          <w:i/>
+          <w:sz w:val="18"/>
+        </w:rPr>
+        <w:t>L</w:t>
+      </w:r>
+      <w:r>
+        <w:rPr>
+          <w:rFonts w:ascii="Times New Roman" w:hAnsi="Times New Roman" w:eastAsia="신명조"/>
+          <w:b w:val="0"/>
+          <w:i w:val="0"/>
+          <w:sz w:val="18"/>
+        </w:rPr>
+        <w:t>의 입력을 ⌈</w:t>
+      </w:r>
+      <w:r>
+        <w:rPr>
+          <w:rFonts w:ascii="Times New Roman" w:hAnsi="Times New Roman" w:eastAsia="신명조"/>
+          <w:b w:val="0"/>
+          <w:i/>
+          <w:sz w:val="18"/>
+        </w:rPr>
+        <w:t>L</w:t>
+      </w:r>
+      <w:r>
+        <w:rPr>
+          <w:rFonts w:ascii="Times New Roman" w:hAnsi="Times New Roman" w:eastAsia="신명조"/>
+          <w:b w:val="0"/>
+          <w:i w:val="0"/>
+          <w:sz w:val="18"/>
+        </w:rPr>
+        <w:t>/</w:t>
+      </w:r>
+      <w:r>
+        <w:rPr>
+          <w:rFonts w:ascii="Times New Roman" w:hAnsi="Times New Roman" w:eastAsia="신명조"/>
+          <w:b w:val="0"/>
+          <w:i/>
+          <w:sz w:val="18"/>
+        </w:rPr>
+        <w:t>S</w:t>
+      </w:r>
+      <w:r>
+        <w:rPr>
+          <w:rFonts w:ascii="Times New Roman" w:hAnsi="Times New Roman" w:eastAsia="신명조"/>
+          <w:b w:val="0"/>
+          <w:i w:val="0"/>
+          <w:sz w:val="18"/>
+        </w:rPr>
+        <w:t>⌉개 토큰으로 축약하고 채널 수에 선형으로 확장된다. 본 연구는 120일 입력을 패치 길이 5(1거래주)·스트라이드 5로 24개 토큰으로 축약하였다. 그러나 원 구조의 출력은 점 예측이므로 1장의 첫째 요구사항을 충족하지 못한다. 또한 채널 독립을 끝까지 유지하면 인코더가 채널 수만큼 반복 실행되어 둘째 요구사항과 충돌한다.</w:t>
       </w:r>
     </w:p>
     <w:p>
@@ -388,36 +397,16 @@
         <w:wordWrap w:val="0"/>
         <w:autoSpaceDE w:val="0"/>
         <w:autoSpaceDN w:val="0"/>
-        <w:spacing w:after="80" w:before="0" w:line="480" w:lineRule="auto"/>
-        <w:ind w:firstLine="180"/>
-        <w:jc w:val="both"/>
+        <w:spacing w:after="60" w:before="0" w:line="300" w:lineRule="auto"/>
       </w:pPr>
       <w:r>
         <w:rPr>
-          <w:rFonts w:ascii="Times New Roman" w:hAnsi="Times New Roman" w:eastAsia="신명조"/>
+          <w:rFonts w:ascii="Times New Roman" w:hAnsi="Times New Roman" w:eastAsia="중고딕"/>
           <w:b w:val="0"/>
           <w:i w:val="0"/>
-          <w:sz w:val="20"/>
-        </w:rPr>
-        <w:t xml:space="preserve">분위회귀[12]를 신경망 출력에 적용한 것이 핀볼 손실이며, 분위 </w:t>
-      </w:r>
-      <w:r>
-        <w:rPr>
-          <w:rFonts w:ascii="Times New Roman" w:hAnsi="Times New Roman" w:eastAsia="신명조"/>
-          <w:b w:val="0"/>
-          <w:i/>
-          <w:sz w:val="20"/>
-        </w:rPr>
-        <w:t>τ</w:t>
-      </w:r>
-      <w:r>
-        <w:rPr>
-          <w:rFonts w:ascii="Times New Roman" w:hAnsi="Times New Roman" w:eastAsia="신명조"/>
-          <w:b w:val="0"/>
-          <w:i w:val="0"/>
-          <w:sz w:val="20"/>
-        </w:rPr>
-        <w:t>에 대하여 식 (1)과 같이 정의된다.</w:t>
+          <w:sz w:val="18"/>
+        </w:rPr>
+        <w:t>2.2 분위 예측과 변수선택 구조</w:t>
       </w:r>
     </w:p>
     <w:p>
@@ -425,179 +414,18 @@
         <w:wordWrap w:val="0"/>
         <w:autoSpaceDE w:val="0"/>
         <w:autoSpaceDN w:val="0"/>
-        <w:spacing w:after="80" w:before="0" w:line="480" w:lineRule="auto"/>
-        <w:jc w:val="center"/>
+        <w:spacing w:after="80" w:before="0" w:line="341" w:lineRule="auto"/>
+        <w:ind w:firstLine="180"/>
+        <w:jc w:val="both"/>
       </w:pPr>
       <w:r>
         <w:rPr>
           <w:rFonts w:ascii="Times New Roman" w:hAnsi="Times New Roman" w:eastAsia="신명조"/>
           <w:b w:val="0"/>
           <w:i w:val="0"/>
-          <w:sz w:val="20"/>
-        </w:rPr>
-        <w:t>L(</w:t>
-      </w:r>
-      <w:r>
-        <w:rPr>
-          <w:rFonts w:ascii="Times New Roman" w:hAnsi="Times New Roman" w:eastAsia="신명조"/>
-          <w:b w:val="0"/>
-          <w:i/>
-          <w:sz w:val="20"/>
-        </w:rPr>
-        <w:t>τ</w:t>
-      </w:r>
-      <w:r>
-        <w:rPr>
-          <w:rFonts w:ascii="Times New Roman" w:hAnsi="Times New Roman" w:eastAsia="신명조"/>
-          <w:b w:val="0"/>
-          <w:i w:val="0"/>
-          <w:sz w:val="20"/>
-        </w:rPr>
-        <w:t xml:space="preserve">; </w:t>
-      </w:r>
-      <w:r>
-        <w:rPr>
-          <w:rFonts w:ascii="Times New Roman" w:hAnsi="Times New Roman" w:eastAsia="신명조"/>
-          <w:b w:val="0"/>
-          <w:i/>
-          <w:sz w:val="20"/>
-        </w:rPr>
-        <w:t>y</w:t>
-      </w:r>
-      <w:r>
-        <w:rPr>
-          <w:rFonts w:ascii="Times New Roman" w:hAnsi="Times New Roman" w:eastAsia="신명조"/>
-          <w:b w:val="0"/>
-          <w:i w:val="0"/>
-          <w:sz w:val="20"/>
-        </w:rPr>
-        <w:t xml:space="preserve">, </w:t>
-      </w:r>
-      <w:r>
-        <w:rPr>
-          <w:rFonts w:ascii="Times New Roman" w:hAnsi="Times New Roman" w:eastAsia="신명조"/>
-          <w:b w:val="0"/>
-          <w:i/>
-          <w:sz w:val="20"/>
-        </w:rPr>
-        <w:t>ŷ</w:t>
-      </w:r>
-      <w:r>
-        <w:rPr>
-          <w:rFonts w:ascii="Times New Roman" w:hAnsi="Times New Roman" w:eastAsia="신명조"/>
-          <w:b w:val="0"/>
-          <w:i w:val="0"/>
-          <w:sz w:val="20"/>
-        </w:rPr>
-        <w:t xml:space="preserve">) = max[ </w:t>
-      </w:r>
-      <w:r>
-        <w:rPr>
-          <w:rFonts w:ascii="Times New Roman" w:hAnsi="Times New Roman" w:eastAsia="신명조"/>
-          <w:b w:val="0"/>
-          <w:i/>
-          <w:sz w:val="20"/>
-        </w:rPr>
-        <w:t>τ</w:t>
-      </w:r>
-      <w:r>
-        <w:rPr>
-          <w:rFonts w:ascii="Times New Roman" w:hAnsi="Times New Roman" w:eastAsia="신명조"/>
-          <w:b w:val="0"/>
-          <w:i w:val="0"/>
-          <w:sz w:val="20"/>
-        </w:rPr>
-        <w:t>(</w:t>
-      </w:r>
-      <w:r>
-        <w:rPr>
-          <w:rFonts w:ascii="Times New Roman" w:hAnsi="Times New Roman" w:eastAsia="신명조"/>
-          <w:b w:val="0"/>
-          <w:i/>
-          <w:sz w:val="20"/>
-        </w:rPr>
-        <w:t>y</w:t>
-      </w:r>
-      <w:r>
-        <w:rPr>
-          <w:rFonts w:ascii="Times New Roman" w:hAnsi="Times New Roman" w:eastAsia="신명조"/>
-          <w:b w:val="0"/>
-          <w:i w:val="0"/>
-          <w:sz w:val="20"/>
-        </w:rPr>
-        <w:t xml:space="preserve"> − </w:t>
-      </w:r>
-      <w:r>
-        <w:rPr>
-          <w:rFonts w:ascii="Times New Roman" w:hAnsi="Times New Roman" w:eastAsia="신명조"/>
-          <w:b w:val="0"/>
-          <w:i/>
-          <w:sz w:val="20"/>
-        </w:rPr>
-        <w:t>ŷ</w:t>
-      </w:r>
-      <w:r>
-        <w:rPr>
-          <w:rFonts w:ascii="Times New Roman" w:hAnsi="Times New Roman" w:eastAsia="신명조"/>
-          <w:b w:val="0"/>
-          <w:i w:val="0"/>
-          <w:sz w:val="20"/>
-        </w:rPr>
-        <w:t>), (</w:t>
-      </w:r>
-      <w:r>
-        <w:rPr>
-          <w:rFonts w:ascii="Times New Roman" w:hAnsi="Times New Roman" w:eastAsia="신명조"/>
-          <w:b w:val="0"/>
-          <w:i/>
-          <w:sz w:val="20"/>
-        </w:rPr>
-        <w:t>τ</w:t>
-      </w:r>
-      <w:r>
-        <w:rPr>
-          <w:rFonts w:ascii="Times New Roman" w:hAnsi="Times New Roman" w:eastAsia="신명조"/>
-          <w:b w:val="0"/>
-          <w:i w:val="0"/>
-          <w:sz w:val="20"/>
-        </w:rPr>
-        <w:t xml:space="preserve"> − 1)(</w:t>
-      </w:r>
-      <w:r>
-        <w:rPr>
-          <w:rFonts w:ascii="Times New Roman" w:hAnsi="Times New Roman" w:eastAsia="신명조"/>
-          <w:b w:val="0"/>
-          <w:i/>
-          <w:sz w:val="20"/>
-        </w:rPr>
-        <w:t>y</w:t>
-      </w:r>
-      <w:r>
-        <w:rPr>
-          <w:rFonts w:ascii="Times New Roman" w:hAnsi="Times New Roman" w:eastAsia="신명조"/>
-          <w:b w:val="0"/>
-          <w:i w:val="0"/>
-          <w:sz w:val="20"/>
-        </w:rPr>
-        <w:t xml:space="preserve"> − </w:t>
-      </w:r>
-      <w:r>
-        <w:rPr>
-          <w:rFonts w:ascii="Times New Roman" w:hAnsi="Times New Roman" w:eastAsia="신명조"/>
-          <w:b w:val="0"/>
-          <w:i/>
-          <w:sz w:val="20"/>
-        </w:rPr>
-        <w:t>ŷ</w:t>
-      </w:r>
-      <w:r>
-        <w:rPr>
-          <w:rFonts w:ascii="Times New Roman" w:hAnsi="Times New Roman" w:eastAsia="신명조"/>
-          <w:b w:val="0"/>
-          <w:i w:val="0"/>
-          <w:sz w:val="20"/>
-        </w:rPr>
-        <w:t>) ]    (1)</w:t>
+          <w:sz w:val="18"/>
+        </w:rPr>
+        <w:t>TFT[8]는 변수선택망으로 입력 채널별 소프트맥스 게이트를 학습하고, 게이트 잔차 신경망(gated residual network, GRN)으로 채널별 변환을 수행하며, 정적 공변량을 문맥 벡터로 부호화하고 복수의 분위를 동시에 산출한다. 본 연구는 이 가운데 분위 헤드를 채택하고 변수선택망은 채널 축약의 한 구현으로 비교하였으며, 시점 단위 연산 구조는 채택하지 않았다. 변수선택망을 쓰는 이유는 중요도 해석이 아니라, 채널 축을 소프트맥스 가중합으로 하나로 줄여 인코더 실행 횟수를 1회로 만드는 데 있다. 국내에서도 TFT를 다지평 예측에 적용한 연구[9]와 트랜스포머를 시계열 특성에 맞추어 변형한 연구[10]가 보고되었다.</w:t>
       </w:r>
     </w:p>
     <w:p>
@@ -605,36 +433,16 @@
         <w:wordWrap w:val="0"/>
         <w:autoSpaceDE w:val="0"/>
         <w:autoSpaceDN w:val="0"/>
-        <w:spacing w:after="80" w:before="0" w:line="480" w:lineRule="auto"/>
-        <w:ind w:firstLine="180"/>
-        <w:jc w:val="both"/>
+        <w:spacing w:after="60" w:before="0" w:line="300" w:lineRule="auto"/>
       </w:pPr>
       <w:r>
         <w:rPr>
-          <w:rFonts w:ascii="Times New Roman" w:hAnsi="Times New Roman" w:eastAsia="신명조"/>
+          <w:rFonts w:ascii="Times New Roman" w:hAnsi="Times New Roman" w:eastAsia="중고딕"/>
           <w:b w:val="0"/>
           <w:i w:val="0"/>
-          <w:sz w:val="20"/>
-        </w:rPr>
-        <w:t xml:space="preserve">본 연구는 </w:t>
-      </w:r>
-      <w:r>
-        <w:rPr>
-          <w:rFonts w:ascii="Times New Roman" w:hAnsi="Times New Roman" w:eastAsia="신명조"/>
-          <w:b w:val="0"/>
-          <w:i/>
-          <w:sz w:val="20"/>
-        </w:rPr>
-        <w:t>τ</w:t>
-      </w:r>
-      <w:r>
-        <w:rPr>
-          <w:rFonts w:ascii="Times New Roman" w:hAnsi="Times New Roman" w:eastAsia="신명조"/>
-          <w:b w:val="0"/>
-          <w:i w:val="0"/>
-          <w:sz w:val="20"/>
-        </w:rPr>
-        <w:t xml:space="preserve"> ∈ {0.1, 0.5, 0.9}를 동시에 학습한다. 분위 예측은 불확실성을 예측 결과 자체로 산출하므로, 앙상블 분산 없이 기권 규칙을 정의할 수 있다. 분위 예측의 구간이 명목 수준을 지키는지는 별도 문제이며 등각예측을 분위회귀에 결합한 교정 방법이 제안되어 있다[13]. 본 연구의 교정 상태는 6장에 밝힌다.</w:t>
+          <w:sz w:val="18"/>
+        </w:rPr>
+        <w:t>2.3 분포 이동 정규화와 분위 회귀</w:t>
       </w:r>
     </w:p>
     <w:p>
@@ -642,16 +450,18 @@
         <w:wordWrap w:val="0"/>
         <w:autoSpaceDE w:val="0"/>
         <w:autoSpaceDN w:val="0"/>
-        <w:spacing w:after="60" w:before="0" w:line="480" w:lineRule="auto"/>
+        <w:spacing w:after="80" w:before="0" w:line="341" w:lineRule="auto"/>
+        <w:ind w:firstLine="180"/>
+        <w:jc w:val="both"/>
       </w:pPr>
       <w:r>
         <w:rPr>
-          <w:rFonts w:ascii="Times New Roman" w:hAnsi="Times New Roman" w:eastAsia="중고딕"/>
+          <w:rFonts w:ascii="Times New Roman" w:hAnsi="Times New Roman" w:eastAsia="신명조"/>
           <w:b w:val="0"/>
           <w:i w:val="0"/>
-          <w:sz w:val="20"/>
-        </w:rPr>
-        <w:t>2.4 선택적 예측과 기권</w:t>
+          <w:sz w:val="18"/>
+        </w:rPr>
+        <w:t>RevIN(reversible instance normalization)[11]은 입력 윈도우별 인스턴스 정규화를 적용하고 출력에서 역변환한다. 종목과 시대에 따라 가격 수준의 의미가 달라지는 자료에서는 선택 사항이 아니라 필수 요소이다. 본 연구는 이를 선별적으로 적용하였다. 횡단면 순위 채널은 정보가 전적으로 수준에 담겨 있어 윈도우 내 표준화가 그 정보를 소거하기 때문이다.</w:t>
       </w:r>
     </w:p>
     <w:p>
@@ -659,7 +469,7 @@
         <w:wordWrap w:val="0"/>
         <w:autoSpaceDE w:val="0"/>
         <w:autoSpaceDN w:val="0"/>
-        <w:spacing w:after="80" w:before="0" w:line="480" w:lineRule="auto"/>
+        <w:spacing w:after="80" w:before="0" w:line="341" w:lineRule="auto"/>
         <w:ind w:firstLine="180"/>
         <w:jc w:val="both"/>
       </w:pPr>
@@ -668,9 +478,27 @@
           <w:rFonts w:ascii="Times New Roman" w:hAnsi="Times New Roman" w:eastAsia="신명조"/>
           <w:b w:val="0"/>
           <w:i w:val="0"/>
-          <w:sz w:val="20"/>
-        </w:rPr>
-        <w:t>예측 모형이 일부 입력에 대해 답을 내지 않는 선택지는 기각 옵션(reject option)으로 형식화되어 있다[14]. 오분류 비용과 기각 비용의 교환관계로 최적 기각 영역을 정의한 이 틀은 이후 선택적 예측(selective prediction)으로 일반화되어, 적용률과 적용된 표본에서의 위험을 함께 보고하는 평가 방식으로 자리잡았고[15], 심층 신경망에서는 선택 함수를 별도 헤드로 학습하는 방법이 제안되었다[16]. 본 연구의 기권은 이들과 두 가지 점에서 다르다. 첫째, 분류가 아니라 회귀이므로 선택 점수가 확률이 아니라 예측 구간의 폭이다. 둘째, 선택 함수를 따로 학습하지 않고 이미 산출된 분위 예측에서 파생되므로 모형에 추가 비용이 들지 않는다. 대신 기권율이 학습으로 최적화되지 않고 임계값으로 정해지므로, 임계값 선택이 결과에 미치는 영향을 5.3절에서 따로 확인한다.</w:t>
+          <w:sz w:val="18"/>
+        </w:rPr>
+        <w:t xml:space="preserve">분위회귀[12]를 신경망 출력에 적용한 것이 핀볼 손실이며, 분위 </w:t>
+      </w:r>
+      <w:r>
+        <w:rPr>
+          <w:rFonts w:ascii="Times New Roman" w:hAnsi="Times New Roman" w:eastAsia="신명조"/>
+          <w:b w:val="0"/>
+          <w:i/>
+          <w:sz w:val="18"/>
+        </w:rPr>
+        <w:t>τ</w:t>
+      </w:r>
+      <w:r>
+        <w:rPr>
+          <w:rFonts w:ascii="Times New Roman" w:hAnsi="Times New Roman" w:eastAsia="신명조"/>
+          <w:b w:val="0"/>
+          <w:i w:val="0"/>
+          <w:sz w:val="18"/>
+        </w:rPr>
+        <w:t>에 대하여 식 (1)과 같이 정의된다.</w:t>
       </w:r>
     </w:p>
     <w:p>
@@ -678,16 +506,179 @@
         <w:wordWrap w:val="0"/>
         <w:autoSpaceDE w:val="0"/>
         <w:autoSpaceDN w:val="0"/>
-        <w:spacing w:after="60" w:before="0" w:line="480" w:lineRule="auto"/>
+        <w:spacing w:after="80" w:before="0" w:line="341" w:lineRule="auto"/>
+        <w:jc w:val="center"/>
       </w:pPr>
       <w:r>
         <w:rPr>
-          <w:rFonts w:ascii="Times New Roman" w:hAnsi="Times New Roman" w:eastAsia="중고딕"/>
+          <w:rFonts w:ascii="Times New Roman" w:hAnsi="Times New Roman" w:eastAsia="신명조"/>
           <w:b w:val="0"/>
           <w:i w:val="0"/>
-          <w:sz w:val="20"/>
-        </w:rPr>
-        <w:t>2.5 기준 모형과 본 연구의 위치</w:t>
+          <w:sz w:val="18"/>
+        </w:rPr>
+        <w:t>L(</w:t>
+      </w:r>
+      <w:r>
+        <w:rPr>
+          <w:rFonts w:ascii="Times New Roman" w:hAnsi="Times New Roman" w:eastAsia="신명조"/>
+          <w:b w:val="0"/>
+          <w:i/>
+          <w:sz w:val="18"/>
+        </w:rPr>
+        <w:t>τ</w:t>
+      </w:r>
+      <w:r>
+        <w:rPr>
+          <w:rFonts w:ascii="Times New Roman" w:hAnsi="Times New Roman" w:eastAsia="신명조"/>
+          <w:b w:val="0"/>
+          <w:i w:val="0"/>
+          <w:sz w:val="18"/>
+        </w:rPr>
+        <w:t xml:space="preserve">; </w:t>
+      </w:r>
+      <w:r>
+        <w:rPr>
+          <w:rFonts w:ascii="Times New Roman" w:hAnsi="Times New Roman" w:eastAsia="신명조"/>
+          <w:b w:val="0"/>
+          <w:i/>
+          <w:sz w:val="18"/>
+        </w:rPr>
+        <w:t>y</w:t>
+      </w:r>
+      <w:r>
+        <w:rPr>
+          <w:rFonts w:ascii="Times New Roman" w:hAnsi="Times New Roman" w:eastAsia="신명조"/>
+          <w:b w:val="0"/>
+          <w:i w:val="0"/>
+          <w:sz w:val="18"/>
+        </w:rPr>
+        <w:t xml:space="preserve">, </w:t>
+      </w:r>
+      <w:r>
+        <w:rPr>
+          <w:rFonts w:ascii="Times New Roman" w:hAnsi="Times New Roman" w:eastAsia="신명조"/>
+          <w:b w:val="0"/>
+          <w:i/>
+          <w:sz w:val="18"/>
+        </w:rPr>
+        <w:t>ŷ</w:t>
+      </w:r>
+      <w:r>
+        <w:rPr>
+          <w:rFonts w:ascii="Times New Roman" w:hAnsi="Times New Roman" w:eastAsia="신명조"/>
+          <w:b w:val="0"/>
+          <w:i w:val="0"/>
+          <w:sz w:val="18"/>
+        </w:rPr>
+        <w:t xml:space="preserve">) = max[ </w:t>
+      </w:r>
+      <w:r>
+        <w:rPr>
+          <w:rFonts w:ascii="Times New Roman" w:hAnsi="Times New Roman" w:eastAsia="신명조"/>
+          <w:b w:val="0"/>
+          <w:i/>
+          <w:sz w:val="18"/>
+        </w:rPr>
+        <w:t>τ</w:t>
+      </w:r>
+      <w:r>
+        <w:rPr>
+          <w:rFonts w:ascii="Times New Roman" w:hAnsi="Times New Roman" w:eastAsia="신명조"/>
+          <w:b w:val="0"/>
+          <w:i w:val="0"/>
+          <w:sz w:val="18"/>
+        </w:rPr>
+        <w:t>(</w:t>
+      </w:r>
+      <w:r>
+        <w:rPr>
+          <w:rFonts w:ascii="Times New Roman" w:hAnsi="Times New Roman" w:eastAsia="신명조"/>
+          <w:b w:val="0"/>
+          <w:i/>
+          <w:sz w:val="18"/>
+        </w:rPr>
+        <w:t>y</w:t>
+      </w:r>
+      <w:r>
+        <w:rPr>
+          <w:rFonts w:ascii="Times New Roman" w:hAnsi="Times New Roman" w:eastAsia="신명조"/>
+          <w:b w:val="0"/>
+          <w:i w:val="0"/>
+          <w:sz w:val="18"/>
+        </w:rPr>
+        <w:t xml:space="preserve"> − </w:t>
+      </w:r>
+      <w:r>
+        <w:rPr>
+          <w:rFonts w:ascii="Times New Roman" w:hAnsi="Times New Roman" w:eastAsia="신명조"/>
+          <w:b w:val="0"/>
+          <w:i/>
+          <w:sz w:val="18"/>
+        </w:rPr>
+        <w:t>ŷ</w:t>
+      </w:r>
+      <w:r>
+        <w:rPr>
+          <w:rFonts w:ascii="Times New Roman" w:hAnsi="Times New Roman" w:eastAsia="신명조"/>
+          <w:b w:val="0"/>
+          <w:i w:val="0"/>
+          <w:sz w:val="18"/>
+        </w:rPr>
+        <w:t>), (</w:t>
+      </w:r>
+      <w:r>
+        <w:rPr>
+          <w:rFonts w:ascii="Times New Roman" w:hAnsi="Times New Roman" w:eastAsia="신명조"/>
+          <w:b w:val="0"/>
+          <w:i/>
+          <w:sz w:val="18"/>
+        </w:rPr>
+        <w:t>τ</w:t>
+      </w:r>
+      <w:r>
+        <w:rPr>
+          <w:rFonts w:ascii="Times New Roman" w:hAnsi="Times New Roman" w:eastAsia="신명조"/>
+          <w:b w:val="0"/>
+          <w:i w:val="0"/>
+          <w:sz w:val="18"/>
+        </w:rPr>
+        <w:t xml:space="preserve"> − 1)(</w:t>
+      </w:r>
+      <w:r>
+        <w:rPr>
+          <w:rFonts w:ascii="Times New Roman" w:hAnsi="Times New Roman" w:eastAsia="신명조"/>
+          <w:b w:val="0"/>
+          <w:i/>
+          <w:sz w:val="18"/>
+        </w:rPr>
+        <w:t>y</w:t>
+      </w:r>
+      <w:r>
+        <w:rPr>
+          <w:rFonts w:ascii="Times New Roman" w:hAnsi="Times New Roman" w:eastAsia="신명조"/>
+          <w:b w:val="0"/>
+          <w:i w:val="0"/>
+          <w:sz w:val="18"/>
+        </w:rPr>
+        <w:t xml:space="preserve"> − </w:t>
+      </w:r>
+      <w:r>
+        <w:rPr>
+          <w:rFonts w:ascii="Times New Roman" w:hAnsi="Times New Roman" w:eastAsia="신명조"/>
+          <w:b w:val="0"/>
+          <w:i/>
+          <w:sz w:val="18"/>
+        </w:rPr>
+        <w:t>ŷ</w:t>
+      </w:r>
+      <w:r>
+        <w:rPr>
+          <w:rFonts w:ascii="Times New Roman" w:hAnsi="Times New Roman" w:eastAsia="신명조"/>
+          <w:b w:val="0"/>
+          <w:i w:val="0"/>
+          <w:sz w:val="18"/>
+        </w:rPr>
+        <w:t>) ]    (1)</w:t>
       </w:r>
     </w:p>
     <w:p>
@@ -695,7 +686,7 @@
         <w:wordWrap w:val="0"/>
         <w:autoSpaceDE w:val="0"/>
         <w:autoSpaceDN w:val="0"/>
-        <w:spacing w:after="80" w:before="0" w:line="480" w:lineRule="auto"/>
+        <w:spacing w:after="80" w:before="0" w:line="341" w:lineRule="auto"/>
         <w:ind w:firstLine="180"/>
         <w:jc w:val="both"/>
       </w:pPr>
@@ -704,9 +695,27 @@
           <w:rFonts w:ascii="Times New Roman" w:hAnsi="Times New Roman" w:eastAsia="신명조"/>
           <w:b w:val="0"/>
           <w:i w:val="0"/>
-          <w:sz w:val="20"/>
-        </w:rPr>
-        <w:t>1장에서 언급한 금융 시계열 딥러닝 연구[1] 가운데, 장단기기억 신경망으로 미국 주식의 방향을 예측한 연구[17]와 다수의 머신러닝 기법을 자산가격 결정에 적용한 연구[18]가 대표적이다. 국내에서는 해외지수와 투자자별 매매 동향을 입력으로 삼은 등락 예측[2], 가중 손실 함수를 적용한 순환 합성곱 구조[19]가 보고되었다. 본 연구는 [2]와 마찬가지로 해외지수와 투자자 수급을 입력에 포함하되, 예측을 점이 아니라 분포로 산출한다는 점이 다르다.</w:t>
+          <w:sz w:val="18"/>
+        </w:rPr>
+        <w:t xml:space="preserve">본 연구는 </w:t>
+      </w:r>
+      <w:r>
+        <w:rPr>
+          <w:rFonts w:ascii="Times New Roman" w:hAnsi="Times New Roman" w:eastAsia="신명조"/>
+          <w:b w:val="0"/>
+          <w:i/>
+          <w:sz w:val="18"/>
+        </w:rPr>
+        <w:t>τ</w:t>
+      </w:r>
+      <w:r>
+        <w:rPr>
+          <w:rFonts w:ascii="Times New Roman" w:hAnsi="Times New Roman" w:eastAsia="신명조"/>
+          <w:b w:val="0"/>
+          <w:i w:val="0"/>
+          <w:sz w:val="18"/>
+        </w:rPr>
+        <w:t xml:space="preserve"> ∈ {0.1, 0.5, 0.9}를 동시에 학습한다. 분위 예측은 불확실성을 예측 결과 자체로 산출하므로, 앙상블 분산 없이 기권 규칙을 정의할 수 있다. 분위 예측의 구간이 명목 수준을 지키는지는 별도 문제이며 등각예측을 분위회귀에 결합한 교정 방법이 제안되어 있다[13]. 본 연구의 교정 상태는 6장에 밝힌다.</w:t>
       </w:r>
     </w:p>
     <w:p>
@@ -714,18 +723,16 @@
         <w:wordWrap w:val="0"/>
         <w:autoSpaceDE w:val="0"/>
         <w:autoSpaceDN w:val="0"/>
-        <w:spacing w:after="80" w:before="0" w:line="480" w:lineRule="auto"/>
-        <w:ind w:firstLine="180"/>
-        <w:jc w:val="both"/>
+        <w:spacing w:after="60" w:before="0" w:line="300" w:lineRule="auto"/>
       </w:pPr>
       <w:r>
         <w:rPr>
-          <w:rFonts w:ascii="Times New Roman" w:hAnsi="Times New Roman" w:eastAsia="신명조"/>
+          <w:rFonts w:ascii="Times New Roman" w:hAnsi="Times New Roman" w:eastAsia="중고딕"/>
           <w:b w:val="0"/>
           <w:i w:val="0"/>
-          <w:sz w:val="20"/>
-        </w:rPr>
-        <w:t>잘 조정된 단순 기준모형과의 비교가 부재하여 개선폭이 과장되기 쉽다는 지적은 예측 문헌에서 반복되어 왔으므로[20], 본 연구는 동일 조건의 그래디언트 부스팅 결정트리(gradient boosting decision tree, GBDT) 기준모형을 함께 측정하여 5장에 보고한다.</w:t>
+          <w:sz w:val="18"/>
+        </w:rPr>
+        <w:t>2.4 선택적 예측과 기권</w:t>
       </w:r>
     </w:p>
     <w:p>
@@ -733,16 +740,18 @@
         <w:wordWrap w:val="0"/>
         <w:autoSpaceDE w:val="0"/>
         <w:autoSpaceDN w:val="0"/>
-        <w:spacing w:after="80" w:before="0" w:line="480" w:lineRule="auto"/>
+        <w:spacing w:after="80" w:before="0" w:line="341" w:lineRule="auto"/>
+        <w:ind w:firstLine="180"/>
+        <w:jc w:val="both"/>
       </w:pPr>
       <w:r>
         <w:rPr>
-          <w:rFonts w:ascii="Times New Roman" w:hAnsi="Times New Roman" w:eastAsia="견고딕"/>
-          <w:b/>
+          <w:rFonts w:ascii="Times New Roman" w:hAnsi="Times New Roman" w:eastAsia="신명조"/>
+          <w:b w:val="0"/>
           <w:i w:val="0"/>
-          <w:sz w:val="20"/>
-        </w:rPr>
-        <w:t>3. 연구 방법</w:t>
+          <w:sz w:val="18"/>
+        </w:rPr>
+        <w:t>예측 모형이 일부 입력에 대해 답을 내지 않는 선택지는 기각 옵션(reject option)으로 형식화되어 있다[14]. 오분류 비용과 기각 비용의 교환관계로 최적 기각 영역을 정의한 이 틀은 이후 선택적 예측(selective prediction)으로 일반화되어, 적용률과 적용된 표본에서의 위험을 함께 보고하는 평가 방식으로 자리잡았고[15], 심층 신경망에서는 선택 함수를 별도 헤드로 학습하는 방법이 제안되었다[16]. 본 연구의 기권은 이들과 두 가지 점에서 다르다. 첫째, 분류가 아니라 회귀이므로 선택 점수가 확률이 아니라 예측 구간의 폭이다. 둘째, 선택 함수를 따로 학습하지 않고 이미 산출된 분위 예측에서 파생되므로 모형에 추가 비용이 들지 않는다. 대신 기권율이 학습으로 최적화되지 않고 임계값으로 정해지므로, 임계값 선택이 결과에 미치는 영향을 5.3절에서 따로 확인한다.</w:t>
       </w:r>
     </w:p>
     <w:p>
@@ -750,16 +759,16 @@
         <w:wordWrap w:val="0"/>
         <w:autoSpaceDE w:val="0"/>
         <w:autoSpaceDN w:val="0"/>
-        <w:spacing w:after="60" w:before="0" w:line="480" w:lineRule="auto"/>
+        <w:spacing w:after="60" w:before="0" w:line="300" w:lineRule="auto"/>
       </w:pPr>
       <w:r>
         <w:rPr>
           <w:rFonts w:ascii="Times New Roman" w:hAnsi="Times New Roman" w:eastAsia="중고딕"/>
           <w:b w:val="0"/>
           <w:i w:val="0"/>
-          <w:sz w:val="20"/>
-        </w:rPr>
-        <w:t>3.1 요구사항으로부터의 구조 도출</w:t>
+          <w:sz w:val="18"/>
+        </w:rPr>
+        <w:t>2.5 기준 모형과 본 연구의 위치</w:t>
       </w:r>
     </w:p>
     <w:p>
@@ -767,7 +776,7 @@
         <w:wordWrap w:val="0"/>
         <w:autoSpaceDE w:val="0"/>
         <w:autoSpaceDN w:val="0"/>
-        <w:spacing w:after="80" w:before="0" w:line="480" w:lineRule="auto"/>
+        <w:spacing w:after="80" w:before="0" w:line="341" w:lineRule="auto"/>
         <w:ind w:firstLine="180"/>
         <w:jc w:val="both"/>
       </w:pPr>
@@ -776,9 +785,9 @@
           <w:rFonts w:ascii="Times New Roman" w:hAnsi="Times New Roman" w:eastAsia="신명조"/>
           <w:b w:val="0"/>
           <w:i w:val="0"/>
-          <w:sz w:val="20"/>
-        </w:rPr>
-        <w:t>본 연구의 구성요소는 모두 &lt;Table 1&gt;의 좌측 요구사항으로부터 역산되었다.</w:t>
+          <w:sz w:val="18"/>
+        </w:rPr>
+        <w:t>1장에서 언급한 금융 시계열 딥러닝 연구[1] 가운데, 장단기기억 신경망으로 미국 주식의 방향을 예측한 연구[17]와 다수의 머신러닝 기법을 자산가격 결정에 적용한 연구[18]가 대표적이다. 국내에서는 해외지수와 투자자별 매매 동향을 입력으로 삼은 등락 예측[2], 가중 손실 함수를 적용한 순환 합성곱 구조[19]가 보고되었다. 본 연구는 [2]와 마찬가지로 해외지수와 투자자 수급을 입력에 포함하되, 예측을 점이 아니라 분포로 산출한다는 점이 다르다.</w:t>
       </w:r>
     </w:p>
     <w:p>
@@ -786,14 +795,86 @@
         <w:wordWrap w:val="0"/>
         <w:autoSpaceDE w:val="0"/>
         <w:autoSpaceDN w:val="0"/>
-        <w:spacing w:after="40" w:before="0" w:line="480" w:lineRule="auto"/>
+        <w:spacing w:after="80" w:before="0" w:line="341" w:lineRule="auto"/>
+        <w:ind w:firstLine="180"/>
+        <w:jc w:val="both"/>
       </w:pPr>
       <w:r>
         <w:rPr>
-          <w:rFonts w:ascii="Times New Roman" w:hAnsi="Times New Roman" w:eastAsia="중고딕"/>
-          <w:b w:val="0"/>
+          <w:rFonts w:ascii="Times New Roman" w:hAnsi="Times New Roman" w:eastAsia="신명조"/>
+          <w:b w:val="0"/>
+          <w:i w:val="0"/>
+          <w:sz w:val="18"/>
+        </w:rPr>
+        <w:t>잘 조정된 단순 기준모형과의 비교가 부재하여 개선폭이 과장되기 쉽다는 지적은 예측 문헌에서 반복되어 왔으므로[20], 본 연구는 동일 조건의 그래디언트 부스팅 결정트리(gradient boosting decision tree, GBDT) 기준모형을 함께 측정하여 5장에 보고한다.</w:t>
+      </w:r>
+    </w:p>
+    <w:p>
+      <w:pPr>
+        <w:wordWrap w:val="0"/>
+        <w:autoSpaceDE w:val="0"/>
+        <w:autoSpaceDN w:val="0"/>
+        <w:spacing w:after="80" w:before="0" w:line="300" w:lineRule="auto"/>
+      </w:pPr>
+      <w:r>
+        <w:rPr>
+          <w:rFonts w:ascii="Times New Roman" w:hAnsi="Times New Roman" w:eastAsia="견고딕"/>
+          <w:b/>
           <w:i w:val="0"/>
           <w:sz w:val="20"/>
+        </w:rPr>
+        <w:t>3. 연구 방법</w:t>
+      </w:r>
+    </w:p>
+    <w:p>
+      <w:pPr>
+        <w:wordWrap w:val="0"/>
+        <w:autoSpaceDE w:val="0"/>
+        <w:autoSpaceDN w:val="0"/>
+        <w:spacing w:after="60" w:before="0" w:line="300" w:lineRule="auto"/>
+      </w:pPr>
+      <w:r>
+        <w:rPr>
+          <w:rFonts w:ascii="Times New Roman" w:hAnsi="Times New Roman" w:eastAsia="중고딕"/>
+          <w:b w:val="0"/>
+          <w:i w:val="0"/>
+          <w:sz w:val="18"/>
+        </w:rPr>
+        <w:t>3.1 요구사항으로부터의 구조 도출</w:t>
+      </w:r>
+    </w:p>
+    <w:p>
+      <w:pPr>
+        <w:wordWrap w:val="0"/>
+        <w:autoSpaceDE w:val="0"/>
+        <w:autoSpaceDN w:val="0"/>
+        <w:spacing w:after="80" w:before="0" w:line="341" w:lineRule="auto"/>
+        <w:ind w:firstLine="180"/>
+        <w:jc w:val="both"/>
+      </w:pPr>
+      <w:r>
+        <w:rPr>
+          <w:rFonts w:ascii="Times New Roman" w:hAnsi="Times New Roman" w:eastAsia="신명조"/>
+          <w:b w:val="0"/>
+          <w:i w:val="0"/>
+          <w:sz w:val="18"/>
+        </w:rPr>
+        <w:t>본 연구의 구성요소는 모두 &lt;Table 1&gt;의 좌측 요구사항으로부터 역산되었다.</w:t>
+      </w:r>
+    </w:p>
+    <w:p>
+      <w:pPr>
+        <w:wordWrap w:val="0"/>
+        <w:autoSpaceDE w:val="0"/>
+        <w:autoSpaceDN w:val="0"/>
+        <w:spacing w:after="40" w:before="0" w:line="288" w:lineRule="auto"/>
+      </w:pPr>
+      <w:r>
+        <w:rPr>
+          <w:rFonts w:ascii="Times New Roman" w:hAnsi="Times New Roman" w:eastAsia="중고딕"/>
+          <w:b w:val="0"/>
+          <w:i w:val="0"/>
+          <w:sz w:val="17"/>
         </w:rPr>
         <w:t>Table 1. Requirements and corresponding components</w:t>
       </w:r>
@@ -806,14 +887,14 @@
         <w:tblLook w:firstColumn="1" w:firstRow="1" w:lastColumn="0" w:lastRow="0" w:noHBand="0" w:noVBand="1" w:val="04A0"/>
       </w:tblPr>
       <w:tblGrid>
-        <w:gridCol w:w="3024"/>
-        <w:gridCol w:w="3024"/>
-        <w:gridCol w:w="3024"/>
+        <w:gridCol w:w="3213"/>
+        <w:gridCol w:w="3213"/>
+        <w:gridCol w:w="3213"/>
       </w:tblGrid>
       <w:tr>
         <w:tc>
           <w:tcPr>
-            <w:tcW w:type="dxa" w:w="3024"/>
+            <w:tcW w:type="dxa" w:w="1531"/>
             <w:tcBorders>
               <w:left w:val="none" w:sz="0" w:color="000000"/>
               <w:right w:val="none" w:sz="0" w:color="000000"/>
@@ -834,7 +915,7 @@
                 <w:rFonts w:ascii="Times New Roman" w:hAnsi="Times New Roman" w:eastAsia="신명조"/>
                 <w:b/>
                 <w:i w:val="0"/>
-                <w:sz w:val="20"/>
+                <w:sz w:val="16"/>
               </w:rPr>
               <w:t>Requirement</w:t>
             </w:r>
@@ -842,7 +923,7 @@
         </w:tc>
         <w:tc>
           <w:tcPr>
-            <w:tcW w:type="dxa" w:w="3024"/>
+            <w:tcW w:type="dxa" w:w="1531"/>
             <w:tcBorders>
               <w:left w:val="none" w:sz="0" w:color="000000"/>
               <w:right w:val="none" w:sz="0" w:color="000000"/>
@@ -863,7 +944,7 @@
                 <w:rFonts w:ascii="Times New Roman" w:hAnsi="Times New Roman" w:eastAsia="신명조"/>
                 <w:b/>
                 <w:i w:val="0"/>
-                <w:sz w:val="20"/>
+                <w:sz w:val="16"/>
               </w:rPr>
               <w:t>Required property</w:t>
             </w:r>
@@ -871,7 +952,7 @@
         </w:tc>
         <w:tc>
           <w:tcPr>
-            <w:tcW w:type="dxa" w:w="3024"/>
+            <w:tcW w:type="dxa" w:w="1531"/>
             <w:tcBorders>
               <w:left w:val="none" w:sz="0" w:color="000000"/>
               <w:right w:val="none" w:sz="0" w:color="000000"/>
@@ -892,7 +973,7 @@
                 <w:rFonts w:ascii="Times New Roman" w:hAnsi="Times New Roman" w:eastAsia="신명조"/>
                 <w:b/>
                 <w:i w:val="0"/>
-                <w:sz w:val="20"/>
+                <w:sz w:val="16"/>
               </w:rPr>
               <w:t>Part chosen</w:t>
             </w:r>
@@ -902,7 +983,7 @@
       <w:tr>
         <w:tc>
           <w:tcPr>
-            <w:tcW w:type="dxa" w:w="3024"/>
+            <w:tcW w:type="dxa" w:w="1531"/>
             <w:tcBorders>
               <w:left w:val="none" w:sz="0" w:color="000000"/>
               <w:right w:val="none" w:sz="0" w:color="000000"/>
@@ -923,7 +1004,7 @@
                 <w:rFonts w:ascii="Times New Roman" w:hAnsi="Times New Roman" w:eastAsia="신명조"/>
                 <w:b w:val="0"/>
                 <w:i w:val="0"/>
-                <w:sz w:val="20"/>
+                <w:sz w:val="16"/>
               </w:rPr>
               <w:t>Abstention</w:t>
             </w:r>
@@ -931,7 +1012,7 @@
         </w:tc>
         <w:tc>
           <w:tcPr>
-            <w:tcW w:type="dxa" w:w="3024"/>
+            <w:tcW w:type="dxa" w:w="1531"/>
             <w:tcBorders>
               <w:left w:val="none" w:sz="0" w:color="000000"/>
               <w:right w:val="none" w:sz="0" w:color="000000"/>
@@ -952,7 +1033,7 @@
                 <w:rFonts w:ascii="Times New Roman" w:hAnsi="Times New Roman" w:eastAsia="신명조"/>
                 <w:b w:val="0"/>
                 <w:i w:val="0"/>
-                <w:sz w:val="20"/>
+                <w:sz w:val="16"/>
               </w:rPr>
               <w:t>A distribution, not a point: q90 - q10 must exist</w:t>
             </w:r>
@@ -960,7 +1041,7 @@
         </w:tc>
         <w:tc>
           <w:tcPr>
-            <w:tcW w:type="dxa" w:w="3024"/>
+            <w:tcW w:type="dxa" w:w="1531"/>
             <w:tcBorders>
               <w:left w:val="none" w:sz="0" w:color="000000"/>
               <w:right w:val="none" w:sz="0" w:color="000000"/>
@@ -981,7 +1062,7 @@
                 <w:rFonts w:ascii="Times New Roman" w:hAnsi="Times New Roman" w:eastAsia="신명조"/>
                 <w:b w:val="0"/>
                 <w:i w:val="0"/>
-                <w:sz w:val="20"/>
+                <w:sz w:val="16"/>
               </w:rPr>
               <w:t>Quantile head, pinball loss</w:t>
             </w:r>
@@ -991,7 +1072,7 @@
       <w:tr>
         <w:tc>
           <w:tcPr>
-            <w:tcW w:type="dxa" w:w="3024"/>
+            <w:tcW w:type="dxa" w:w="1531"/>
             <w:tcBorders>
               <w:left w:val="none" w:sz="0" w:color="000000"/>
               <w:right w:val="none" w:sz="0" w:color="000000"/>
@@ -1012,7 +1093,7 @@
                 <w:rFonts w:ascii="Times New Roman" w:hAnsi="Times New Roman" w:eastAsia="신명조"/>
                 <w:b w:val="0"/>
                 <w:i w:val="0"/>
-                <w:sz w:val="20"/>
+                <w:sz w:val="16"/>
               </w:rPr>
               <w:t>Cost: 120-day lookback x 201 stocks, daily</w:t>
             </w:r>
@@ -1020,7 +1101,7 @@
         </w:tc>
         <w:tc>
           <w:tcPr>
-            <w:tcW w:type="dxa" w:w="3024"/>
+            <w:tcW w:type="dxa" w:w="1531"/>
             <w:tcBorders>
               <w:left w:val="none" w:sz="0" w:color="000000"/>
               <w:right w:val="none" w:sz="0" w:color="000000"/>
@@ -1041,7 +1122,7 @@
                 <w:rFonts w:ascii="Times New Roman" w:hAnsi="Times New Roman" w:eastAsia="신명조"/>
                 <w:b w:val="0"/>
                 <w:i w:val="0"/>
-                <w:sz w:val="20"/>
+                <w:sz w:val="16"/>
               </w:rPr>
               <w:t>Sequence-length reduction</w:t>
             </w:r>
@@ -1049,7 +1130,7 @@
         </w:tc>
         <w:tc>
           <w:tcPr>
-            <w:tcW w:type="dxa" w:w="3024"/>
+            <w:tcW w:type="dxa" w:w="1531"/>
             <w:tcBorders>
               <w:left w:val="none" w:sz="0" w:color="000000"/>
               <w:right w:val="none" w:sz="0" w:color="000000"/>
@@ -1070,7 +1151,7 @@
                 <w:rFonts w:ascii="Times New Roman" w:hAnsi="Times New Roman" w:eastAsia="신명조"/>
                 <w:b w:val="0"/>
                 <w:i w:val="0"/>
-                <w:sz w:val="20"/>
+                <w:sz w:val="16"/>
               </w:rPr>
               <w:t>Patch tokenization (120 to 24)</w:t>
             </w:r>
@@ -1080,7 +1161,7 @@
       <w:tr>
         <w:tc>
           <w:tcPr>
-            <w:tcW w:type="dxa" w:w="3024"/>
+            <w:tcW w:type="dxa" w:w="1531"/>
             <w:tcBorders>
               <w:left w:val="none" w:sz="0" w:color="000000"/>
               <w:right w:val="none" w:sz="0" w:color="000000"/>
@@ -1101,7 +1182,7 @@
                 <w:rFonts w:ascii="Times New Roman" w:hAnsi="Times New Roman" w:eastAsia="신명조"/>
                 <w:b w:val="0"/>
                 <w:i w:val="0"/>
-                <w:sz w:val="20"/>
+                <w:sz w:val="16"/>
               </w:rPr>
               <w:t>Cost: channel-independent encoding repeats the encoder</w:t>
             </w:r>
@@ -1109,7 +1190,7 @@
         </w:tc>
         <w:tc>
           <w:tcPr>
-            <w:tcW w:type="dxa" w:w="3024"/>
+            <w:tcW w:type="dxa" w:w="1531"/>
             <w:tcBorders>
               <w:left w:val="none" w:sz="0" w:color="000000"/>
               <w:right w:val="none" w:sz="0" w:color="000000"/>
@@ -1130,7 +1211,7 @@
                 <w:rFonts w:ascii="Times New Roman" w:hAnsi="Times New Roman" w:eastAsia="신명조"/>
                 <w:b w:val="0"/>
                 <w:i w:val="0"/>
-                <w:sz w:val="20"/>
+                <w:sz w:val="16"/>
               </w:rPr>
               <w:t>Channel-axis reduction before the encoder</w:t>
             </w:r>
@@ -1138,7 +1219,7 @@
         </w:tc>
         <w:tc>
           <w:tcPr>
-            <w:tcW w:type="dxa" w:w="3024"/>
+            <w:tcW w:type="dxa" w:w="1531"/>
             <w:tcBorders>
               <w:left w:val="none" w:sz="0" w:color="000000"/>
               <w:right w:val="none" w:sz="0" w:color="000000"/>
@@ -1159,7 +1240,7 @@
                 <w:rFonts w:ascii="Times New Roman" w:hAnsi="Times New Roman" w:eastAsia="신명조"/>
                 <w:b w:val="0"/>
                 <w:i w:val="0"/>
-                <w:sz w:val="20"/>
+                <w:sz w:val="16"/>
               </w:rPr>
               <w:t>TFT variable selection network (vs. linear merge, Sec. 5.4)</w:t>
             </w:r>
@@ -1169,7 +1250,7 @@
       <w:tr>
         <w:tc>
           <w:tcPr>
-            <w:tcW w:type="dxa" w:w="3024"/>
+            <w:tcW w:type="dxa" w:w="1531"/>
             <w:tcBorders>
               <w:left w:val="none" w:sz="0" w:color="000000"/>
               <w:right w:val="none" w:sz="0" w:color="000000"/>
@@ -1190,7 +1271,7 @@
                 <w:rFonts w:ascii="Times New Roman" w:hAnsi="Times New Roman" w:eastAsia="신명조"/>
                 <w:b w:val="0"/>
                 <w:i w:val="0"/>
-                <w:sz w:val="20"/>
+                <w:sz w:val="16"/>
               </w:rPr>
               <w:t>Scale differs by stock and era</w:t>
             </w:r>
@@ -1198,7 +1279,7 @@
         </w:tc>
         <w:tc>
           <w:tcPr>
-            <w:tcW w:type="dxa" w:w="3024"/>
+            <w:tcW w:type="dxa" w:w="1531"/>
             <w:tcBorders>
               <w:left w:val="none" w:sz="0" w:color="000000"/>
               <w:right w:val="none" w:sz="0" w:color="000000"/>
@@ -1219,7 +1300,7 @@
                 <w:rFonts w:ascii="Times New Roman" w:hAnsi="Times New Roman" w:eastAsia="신명조"/>
                 <w:b w:val="0"/>
                 <w:i w:val="0"/>
-                <w:sz w:val="20"/>
+                <w:sz w:val="16"/>
               </w:rPr>
               <w:t>Non-stationary normalization</w:t>
             </w:r>
@@ -1227,7 +1308,7 @@
         </w:tc>
         <w:tc>
           <w:tcPr>
-            <w:tcW w:type="dxa" w:w="3024"/>
+            <w:tcW w:type="dxa" w:w="1531"/>
             <w:tcBorders>
               <w:left w:val="none" w:sz="0" w:color="000000"/>
               <w:right w:val="none" w:sz="0" w:color="000000"/>
@@ -1248,7 +1329,7 @@
                 <w:rFonts w:ascii="Times New Roman" w:hAnsi="Times New Roman" w:eastAsia="신명조"/>
                 <w:b w:val="0"/>
                 <w:i w:val="0"/>
-                <w:sz w:val="20"/>
+                <w:sz w:val="16"/>
               </w:rPr>
               <w:t>RevIN, with channel exceptions</w:t>
             </w:r>
@@ -1258,7 +1339,7 @@
       <w:tr>
         <w:tc>
           <w:tcPr>
-            <w:tcW w:type="dxa" w:w="3024"/>
+            <w:tcW w:type="dxa" w:w="1531"/>
             <w:tcBorders>
               <w:left w:val="none" w:sz="0" w:color="000000"/>
               <w:right w:val="none" w:sz="0" w:color="000000"/>
@@ -1279,7 +1360,7 @@
                 <w:rFonts w:ascii="Times New Roman" w:hAnsi="Times New Roman" w:eastAsia="신명조"/>
                 <w:b w:val="0"/>
                 <w:i w:val="0"/>
-                <w:sz w:val="20"/>
+                <w:sz w:val="16"/>
               </w:rPr>
               <w:t>Local equities track global macro</w:t>
             </w:r>
@@ -1287,7 +1368,7 @@
         </w:tc>
         <w:tc>
           <w:tcPr>
-            <w:tcW w:type="dxa" w:w="3024"/>
+            <w:tcW w:type="dxa" w:w="1531"/>
             <w:tcBorders>
               <w:left w:val="none" w:sz="0" w:color="000000"/>
               <w:right w:val="none" w:sz="0" w:color="000000"/>
@@ -1308,7 +1389,7 @@
                 <w:rFonts w:ascii="Times New Roman" w:hAnsi="Times New Roman" w:eastAsia="신명조"/>
                 <w:b w:val="0"/>
                 <w:i w:val="0"/>
-                <w:sz w:val="20"/>
+                <w:sz w:val="16"/>
               </w:rPr>
               <w:t>Exogenous sequence injection</w:t>
             </w:r>
@@ -1316,7 +1397,7 @@
         </w:tc>
         <w:tc>
           <w:tcPr>
-            <w:tcW w:type="dxa" w:w="3024"/>
+            <w:tcW w:type="dxa" w:w="1531"/>
             <w:tcBorders>
               <w:left w:val="none" w:sz="0" w:color="000000"/>
               <w:right w:val="none" w:sz="0" w:color="000000"/>
@@ -1337,7 +1418,7 @@
                 <w:rFonts w:ascii="Times New Roman" w:hAnsi="Times New Roman" w:eastAsia="신명조"/>
                 <w:b w:val="0"/>
                 <w:i w:val="0"/>
-                <w:sz w:val="20"/>
+                <w:sz w:val="16"/>
               </w:rPr>
               <w:t>Macro cross-attention (design option, Sec. 5.4)</w:t>
             </w:r>
@@ -1355,14 +1436,14 @@
         <w:wordWrap w:val="0"/>
         <w:autoSpaceDE w:val="0"/>
         <w:autoSpaceDN w:val="0"/>
-        <w:spacing w:after="60" w:before="0" w:line="480" w:lineRule="auto"/>
+        <w:spacing w:after="60" w:before="0" w:line="300" w:lineRule="auto"/>
       </w:pPr>
       <w:r>
         <w:rPr>
           <w:rFonts w:ascii="Times New Roman" w:hAnsi="Times New Roman" w:eastAsia="중고딕"/>
           <w:b w:val="0"/>
           <w:i w:val="0"/>
-          <w:sz w:val="20"/>
+          <w:sz w:val="18"/>
         </w:rPr>
         <w:t>3.2 제안 구조</w:t>
       </w:r>
@@ -1372,7 +1453,7 @@
         <w:wordWrap w:val="0"/>
         <w:autoSpaceDE w:val="0"/>
         <w:autoSpaceDN w:val="0"/>
-        <w:spacing w:after="80" w:before="0" w:line="480" w:lineRule="auto"/>
+        <w:spacing w:after="80" w:before="0" w:line="341" w:lineRule="auto"/>
         <w:ind w:firstLine="180"/>
         <w:jc w:val="both"/>
       </w:pPr>
@@ -1381,10 +1462,21 @@
           <w:rFonts w:ascii="Times New Roman" w:hAnsi="Times New Roman" w:eastAsia="신명조"/>
           <w:b w:val="0"/>
           <w:i w:val="0"/>
-          <w:sz w:val="20"/>
+          <w:sz w:val="18"/>
         </w:rPr>
         <w:t>제안 모형의 전체 구조는 (Fig. 1)과 같다. 입력은 세 경로로 구성된다. 종목 동적 변수(30채널 × 120일), 매크로 시퀀스(13채널), 정적 범주형 변수 3종이다. 정적 임베딩은 문맥 벡터를 형성하여 변수선택을 조건화하고, 크로스어텐션 이후 다시 더해진다. 헤드에는 마지막 패치 토큰, 즉 가장 최근 1주의 표현만이 전달된다.</w:t>
       </w:r>
+    </w:p>
+    <w:p>
+      <w:pPr>
+        <w:sectPr>
+          <w:type w:val="continuous"/>
+          <w:pgSz w:w="11906" w:h="16838"/>
+          <w:pgMar w:top="1446" w:right="1134" w:bottom="879" w:left="1134" w:header="567" w:footer="567" w:gutter="0"/>
+          <w:docGrid w:linePitch="360"/>
+          <w:cols w:num="2" w:space="453" w:equalWidth="1"/>
+        </w:sectPr>
+      </w:pPr>
     </w:p>
     <w:p>
       <w:pPr>
@@ -1394,7 +1486,7 @@
       <w:r>
         <w:drawing>
           <wp:inline xmlns:a="http://schemas.openxmlformats.org/drawingml/2006/main" xmlns:pic="http://schemas.openxmlformats.org/drawingml/2006/picture">
-            <wp:extent cx="5760000" cy="4360000"/>
+            <wp:extent cx="6120000" cy="4632500"/>
             <wp:docPr id="1" name="Picture 1"/>
             <wp:cNvGraphicFramePr>
               <a:graphicFrameLocks noChangeAspect="1"/>
@@ -1415,7 +1507,7 @@
                   <pic:spPr>
                     <a:xfrm>
                       <a:off x="0" y="0"/>
-                      <a:ext cx="5760000" cy="4360000"/>
+                      <a:ext cx="6120000" cy="4632500"/>
                     </a:xfrm>
                     <a:prstGeom prst="rect"/>
                   </pic:spPr>
@@ -1431,7 +1523,7 @@
         <w:wordWrap w:val="0"/>
         <w:autoSpaceDE w:val="0"/>
         <w:autoSpaceDN w:val="0"/>
-        <w:spacing w:after="160" w:before="0" w:line="480" w:lineRule="auto"/>
+        <w:spacing w:after="160" w:before="0" w:line="288" w:lineRule="auto"/>
         <w:jc w:val="left"/>
       </w:pPr>
       <w:r>
@@ -1439,24 +1531,35 @@
           <w:rFonts w:ascii="Times New Roman" w:hAnsi="Times New Roman" w:eastAsia="중고딕"/>
           <w:b w:val="0"/>
           <w:i w:val="0"/>
-          <w:sz w:val="20"/>
+          <w:sz w:val="17"/>
         </w:rPr>
         <w:t>Fig. 1. Architecture of the proposed model (a) with component detail (b-e). Colors in (a) mark the PatchTST lineage (yellow), the TFT components (blue), the macro cross-attention added in this work (teal) and the static context path (orange). The variable selection network and the cross-attention are design options; removing either did not change the results (Sec. 5.4). Panels (b)-(d) are adapted from [3] and [8].</w:t>
       </w:r>
+    </w:p>
+    <w:p>
+      <w:pPr>
+        <w:sectPr>
+          <w:type w:val="continuous"/>
+          <w:pgSz w:w="11906" w:h="16838"/>
+          <w:pgMar w:top="1446" w:right="1134" w:bottom="879" w:left="1134" w:header="567" w:footer="567" w:gutter="0"/>
+          <w:docGrid w:linePitch="360"/>
+          <w:cols w:num="1" w:space="453" w:equalWidth="1"/>
+        </w:sectPr>
+      </w:pPr>
     </w:p>
     <w:p>
       <w:pPr>
         <w:wordWrap w:val="0"/>
         <w:autoSpaceDE w:val="0"/>
         <w:autoSpaceDN w:val="0"/>
-        <w:spacing w:after="60" w:before="0" w:line="480" w:lineRule="auto"/>
+        <w:spacing w:after="60" w:before="0" w:line="300" w:lineRule="auto"/>
       </w:pPr>
       <w:r>
         <w:rPr>
           <w:rFonts w:ascii="Times New Roman" w:hAnsi="Times New Roman" w:eastAsia="중고딕"/>
           <w:b w:val="0"/>
           <w:i w:val="0"/>
-          <w:sz w:val="20"/>
+          <w:sz w:val="18"/>
         </w:rPr>
         <w:t>3.3 결합 과정의 설계 결정</w:t>
       </w:r>
@@ -1466,7 +1569,7 @@
         <w:wordWrap w:val="0"/>
         <w:autoSpaceDE w:val="0"/>
         <w:autoSpaceDN w:val="0"/>
-        <w:spacing w:after="80" w:before="0" w:line="480" w:lineRule="auto"/>
+        <w:spacing w:after="80" w:before="0" w:line="341" w:lineRule="auto"/>
         <w:ind w:firstLine="180"/>
         <w:jc w:val="both"/>
       </w:pPr>
@@ -1475,7 +1578,7 @@
           <w:rFonts w:ascii="Times New Roman" w:hAnsi="Times New Roman" w:eastAsia="신명조"/>
           <w:b w:val="0"/>
           <w:i w:val="0"/>
-          <w:sz w:val="20"/>
+          <w:sz w:val="18"/>
         </w:rPr>
         <w:t>아래 1)과 2)는 구조의 필수 요소가 아니라 비교 검토한 설계 선택지이며, 각각의 기여는 5.4절의 제거 실험으로 확인한다. 3)은 기권 규칙이 의존하는 구조적 요건이다.</w:t>
       </w:r>
@@ -1485,14 +1588,14 @@
         <w:wordWrap w:val="0"/>
         <w:autoSpaceDE w:val="0"/>
         <w:autoSpaceDN w:val="0"/>
-        <w:spacing w:after="60" w:before="0" w:line="480" w:lineRule="auto"/>
+        <w:spacing w:after="60" w:before="0" w:line="341" w:lineRule="auto"/>
       </w:pPr>
       <w:r>
         <w:rPr>
           <w:rFonts w:ascii="Times New Roman" w:hAnsi="Times New Roman" w:eastAsia="신명조"/>
           <w:b w:val="0"/>
           <w:i w:val="0"/>
-          <w:sz w:val="20"/>
+          <w:sz w:val="18"/>
         </w:rPr>
         <w:t>1) 변수선택망의 역할과 배치</w:t>
       </w:r>
@@ -1502,7 +1605,7 @@
         <w:wordWrap w:val="0"/>
         <w:autoSpaceDE w:val="0"/>
         <w:autoSpaceDN w:val="0"/>
-        <w:spacing w:after="80" w:before="0" w:line="480" w:lineRule="auto"/>
+        <w:spacing w:after="80" w:before="0" w:line="341" w:lineRule="auto"/>
         <w:ind w:firstLine="180"/>
         <w:jc w:val="both"/>
       </w:pPr>
@@ -1511,7 +1614,7 @@
           <w:rFonts w:ascii="Times New Roman" w:hAnsi="Times New Roman" w:eastAsia="신명조"/>
           <w:b w:val="0"/>
           <w:i w:val="0"/>
-          <w:sz w:val="20"/>
+          <w:sz w:val="18"/>
         </w:rPr>
         <w:t>패치 임베딩은 각 채널을 독립적으로 24개 토큰으로 변환한다. 채널 축을 줄이는 데 연산이 가장 적은 방법은 선형 합치기이며 매크로 경로에는 그 방식을 썼으나, 종목 채널에는 변수선택망을 두었다. 소프트맥스 게이트가 정적 문맥으로 조건화되어 섹터와 시가총액 구간에 따라 다른 가중을 주기 때문이다. 변수선택망은 그 게이트를 채널 축에 적용한다(식 2, 3).</w:t>
       </w:r>
@@ -1521,7 +1624,7 @@
         <w:wordWrap w:val="0"/>
         <w:autoSpaceDE w:val="0"/>
         <w:autoSpaceDN w:val="0"/>
-        <w:spacing w:after="80" w:before="0" w:line="480" w:lineRule="auto"/>
+        <w:spacing w:after="80" w:before="0" w:line="341" w:lineRule="auto"/>
         <w:jc w:val="center"/>
       </w:pPr>
       <w:r>
@@ -1529,7 +1632,7 @@
           <w:rFonts w:ascii="Times New Roman" w:hAnsi="Times New Roman" w:eastAsia="신명조"/>
           <w:b w:val="0"/>
           <w:i/>
-          <w:sz w:val="20"/>
+          <w:sz w:val="18"/>
         </w:rPr>
         <w:t>v</w:t>
       </w:r>
@@ -1538,7 +1641,7 @@
           <w:rFonts w:ascii="Times New Roman" w:hAnsi="Times New Roman" w:eastAsia="신명조"/>
           <w:b w:val="0"/>
           <w:i/>
-          <w:sz w:val="20"/>
+          <w:sz w:val="18"/>
           <w:vertAlign w:val="subscript"/>
         </w:rPr>
         <w:t>n</w:t>
@@ -1548,7 +1651,7 @@
           <w:rFonts w:ascii="Times New Roman" w:hAnsi="Times New Roman" w:eastAsia="신명조"/>
           <w:b w:val="0"/>
           <w:i w:val="0"/>
-          <w:sz w:val="20"/>
+          <w:sz w:val="18"/>
         </w:rPr>
         <w:t xml:space="preserve"> = softmax( GRN( [ flat(</w:t>
       </w:r>
@@ -1557,7 +1660,7 @@
           <w:rFonts w:ascii="Times New Roman" w:hAnsi="Times New Roman" w:eastAsia="신명조"/>
           <w:b w:val="0"/>
           <w:i/>
-          <w:sz w:val="20"/>
+          <w:sz w:val="18"/>
         </w:rPr>
         <w:t>E</w:t>
       </w:r>
@@ -1566,7 +1669,7 @@
           <w:rFonts w:ascii="Times New Roman" w:hAnsi="Times New Roman" w:eastAsia="신명조"/>
           <w:b w:val="0"/>
           <w:i/>
-          <w:sz w:val="20"/>
+          <w:sz w:val="18"/>
           <w:vertAlign w:val="subscript"/>
         </w:rPr>
         <w:t>n</w:t>
@@ -1576,7 +1679,7 @@
           <w:rFonts w:ascii="Times New Roman" w:hAnsi="Times New Roman" w:eastAsia="신명조"/>
           <w:b w:val="0"/>
           <w:i w:val="0"/>
-          <w:sz w:val="20"/>
+          <w:sz w:val="18"/>
         </w:rPr>
         <w:t xml:space="preserve">) ; </w:t>
       </w:r>
@@ -1585,7 +1688,7 @@
           <w:rFonts w:ascii="Times New Roman" w:hAnsi="Times New Roman" w:eastAsia="신명조"/>
           <w:b w:val="0"/>
           <w:i/>
-          <w:sz w:val="20"/>
+          <w:sz w:val="18"/>
         </w:rPr>
         <w:t>c</w:t>
       </w:r>
@@ -1594,7 +1697,7 @@
           <w:rFonts w:ascii="Times New Roman" w:hAnsi="Times New Roman" w:eastAsia="신명조"/>
           <w:b w:val="0"/>
           <w:i/>
-          <w:sz w:val="20"/>
+          <w:sz w:val="18"/>
           <w:vertAlign w:val="subscript"/>
         </w:rPr>
         <w:t>s</w:t>
@@ -1604,7 +1707,7 @@
           <w:rFonts w:ascii="Times New Roman" w:hAnsi="Times New Roman" w:eastAsia="신명조"/>
           <w:b w:val="0"/>
           <w:i w:val="0"/>
-          <w:sz w:val="20"/>
+          <w:sz w:val="18"/>
         </w:rPr>
         <w:t xml:space="preserve"> ] ) ) ∈ ℝ</w:t>
       </w:r>
@@ -1613,7 +1716,7 @@
           <w:rFonts w:ascii="Times New Roman" w:hAnsi="Times New Roman" w:eastAsia="신명조"/>
           <w:b w:val="0"/>
           <w:i/>
-          <w:sz w:val="20"/>
+          <w:sz w:val="18"/>
           <w:vertAlign w:val="superscript"/>
         </w:rPr>
         <w:t>C</w:t>
@@ -1623,7 +1726,7 @@
           <w:rFonts w:ascii="Times New Roman" w:hAnsi="Times New Roman" w:eastAsia="신명조"/>
           <w:b w:val="0"/>
           <w:i w:val="0"/>
-          <w:sz w:val="20"/>
+          <w:sz w:val="18"/>
         </w:rPr>
         <w:t xml:space="preserve">,   </w:t>
       </w:r>
@@ -1632,7 +1735,7 @@
           <w:rFonts w:ascii="Times New Roman" w:hAnsi="Times New Roman" w:eastAsia="신명조"/>
           <w:b w:val="0"/>
           <w:i/>
-          <w:sz w:val="20"/>
+          <w:sz w:val="18"/>
         </w:rPr>
         <w:t>n</w:t>
       </w:r>
@@ -1641,7 +1744,7 @@
           <w:rFonts w:ascii="Times New Roman" w:hAnsi="Times New Roman" w:eastAsia="신명조"/>
           <w:b w:val="0"/>
           <w:i w:val="0"/>
-          <w:sz w:val="20"/>
+          <w:sz w:val="18"/>
         </w:rPr>
         <w:t xml:space="preserve"> = 1, …, </w:t>
       </w:r>
@@ -1650,7 +1753,7 @@
           <w:rFonts w:ascii="Times New Roman" w:hAnsi="Times New Roman" w:eastAsia="신명조"/>
           <w:b w:val="0"/>
           <w:i/>
-          <w:sz w:val="20"/>
+          <w:sz w:val="18"/>
         </w:rPr>
         <w:t>N</w:t>
       </w:r>
@@ -1659,7 +1762,7 @@
           <w:rFonts w:ascii="Times New Roman" w:hAnsi="Times New Roman" w:eastAsia="신명조"/>
           <w:b w:val="0"/>
           <w:i w:val="0"/>
-          <w:sz w:val="20"/>
+          <w:sz w:val="18"/>
         </w:rPr>
         <w:t xml:space="preserve">    (2)</w:t>
       </w:r>
@@ -1669,7 +1772,7 @@
         <w:wordWrap w:val="0"/>
         <w:autoSpaceDE w:val="0"/>
         <w:autoSpaceDN w:val="0"/>
-        <w:spacing w:after="80" w:before="0" w:line="480" w:lineRule="auto"/>
+        <w:spacing w:after="80" w:before="0" w:line="341" w:lineRule="auto"/>
         <w:jc w:val="center"/>
       </w:pPr>
       <w:r>
@@ -1677,7 +1780,7 @@
           <w:rFonts w:ascii="Times New Roman" w:hAnsi="Times New Roman" w:eastAsia="신명조"/>
           <w:b w:val="0"/>
           <w:i/>
-          <w:sz w:val="20"/>
+          <w:sz w:val="18"/>
         </w:rPr>
         <w:t>Z</w:t>
       </w:r>
@@ -1686,7 +1789,7 @@
           <w:rFonts w:ascii="Times New Roman" w:hAnsi="Times New Roman" w:eastAsia="신명조"/>
           <w:b w:val="0"/>
           <w:i/>
-          <w:sz w:val="20"/>
+          <w:sz w:val="18"/>
           <w:vertAlign w:val="subscript"/>
         </w:rPr>
         <w:t>n</w:t>
@@ -1696,7 +1799,7 @@
           <w:rFonts w:ascii="Times New Roman" w:hAnsi="Times New Roman" w:eastAsia="신명조"/>
           <w:b w:val="0"/>
           <w:i w:val="0"/>
-          <w:sz w:val="20"/>
+          <w:sz w:val="18"/>
         </w:rPr>
         <w:t xml:space="preserve"> = Σ</w:t>
       </w:r>
@@ -1705,7 +1808,7 @@
           <w:rFonts w:ascii="Times New Roman" w:hAnsi="Times New Roman" w:eastAsia="신명조"/>
           <w:b w:val="0"/>
           <w:i/>
-          <w:sz w:val="20"/>
+          <w:sz w:val="18"/>
           <w:vertAlign w:val="subscript"/>
         </w:rPr>
         <w:t>i</w:t>
@@ -1715,7 +1818,7 @@
           <w:rFonts w:ascii="Times New Roman" w:hAnsi="Times New Roman" w:eastAsia="신명조"/>
           <w:b w:val="0"/>
           <w:i w:val="0"/>
-          <w:sz w:val="20"/>
+          <w:sz w:val="18"/>
         </w:rPr>
         <w:t xml:space="preserve"> </w:t>
       </w:r>
@@ -1724,7 +1827,7 @@
           <w:rFonts w:ascii="Times New Roman" w:hAnsi="Times New Roman" w:eastAsia="신명조"/>
           <w:b w:val="0"/>
           <w:i/>
-          <w:sz w:val="20"/>
+          <w:sz w:val="18"/>
         </w:rPr>
         <w:t>v</w:t>
       </w:r>
@@ -1733,7 +1836,7 @@
           <w:rFonts w:ascii="Times New Roman" w:hAnsi="Times New Roman" w:eastAsia="신명조"/>
           <w:b w:val="0"/>
           <w:i/>
-          <w:sz w:val="20"/>
+          <w:sz w:val="18"/>
           <w:vertAlign w:val="subscript"/>
         </w:rPr>
         <w:t>n,i</w:t>
@@ -1743,7 +1846,7 @@
           <w:rFonts w:ascii="Times New Roman" w:hAnsi="Times New Roman" w:eastAsia="신명조"/>
           <w:b w:val="0"/>
           <w:i w:val="0"/>
-          <w:sz w:val="20"/>
+          <w:sz w:val="18"/>
         </w:rPr>
         <w:t xml:space="preserve"> · GRN</w:t>
       </w:r>
@@ -1752,7 +1855,7 @@
           <w:rFonts w:ascii="Times New Roman" w:hAnsi="Times New Roman" w:eastAsia="신명조"/>
           <w:b w:val="0"/>
           <w:i/>
-          <w:sz w:val="20"/>
+          <w:sz w:val="18"/>
           <w:vertAlign w:val="subscript"/>
         </w:rPr>
         <w:t>i</w:t>
@@ -1762,7 +1865,7 @@
           <w:rFonts w:ascii="Times New Roman" w:hAnsi="Times New Roman" w:eastAsia="신명조"/>
           <w:b w:val="0"/>
           <w:i w:val="0"/>
-          <w:sz w:val="20"/>
+          <w:sz w:val="18"/>
         </w:rPr>
         <w:t>(</w:t>
       </w:r>
@@ -1771,7 +1874,7 @@
           <w:rFonts w:ascii="Times New Roman" w:hAnsi="Times New Roman" w:eastAsia="신명조"/>
           <w:b w:val="0"/>
           <w:i/>
-          <w:sz w:val="20"/>
+          <w:sz w:val="18"/>
         </w:rPr>
         <w:t>E</w:t>
       </w:r>
@@ -1780,7 +1883,7 @@
           <w:rFonts w:ascii="Times New Roman" w:hAnsi="Times New Roman" w:eastAsia="신명조"/>
           <w:b w:val="0"/>
           <w:i/>
-          <w:sz w:val="20"/>
+          <w:sz w:val="18"/>
           <w:vertAlign w:val="subscript"/>
         </w:rPr>
         <w:t>n,i</w:t>
@@ -1790,7 +1893,7 @@
           <w:rFonts w:ascii="Times New Roman" w:hAnsi="Times New Roman" w:eastAsia="신명조"/>
           <w:b w:val="0"/>
           <w:i w:val="0"/>
-          <w:sz w:val="20"/>
+          <w:sz w:val="18"/>
         </w:rPr>
         <w:t>)    (3)</w:t>
       </w:r>
@@ -1800,7 +1903,7 @@
         <w:wordWrap w:val="0"/>
         <w:autoSpaceDE w:val="0"/>
         <w:autoSpaceDN w:val="0"/>
-        <w:spacing w:after="80" w:before="0" w:line="480" w:lineRule="auto"/>
+        <w:spacing w:after="80" w:before="0" w:line="341" w:lineRule="auto"/>
         <w:ind w:firstLine="180"/>
         <w:jc w:val="both"/>
       </w:pPr>
@@ -1809,7 +1912,7 @@
           <w:rFonts w:ascii="Times New Roman" w:hAnsi="Times New Roman" w:eastAsia="신명조"/>
           <w:b w:val="0"/>
           <w:i w:val="0"/>
-          <w:sz w:val="20"/>
+          <w:sz w:val="18"/>
         </w:rPr>
         <w:t xml:space="preserve">여기서 </w:t>
       </w:r>
@@ -1818,7 +1921,7 @@
           <w:rFonts w:ascii="Times New Roman" w:hAnsi="Times New Roman" w:eastAsia="신명조"/>
           <w:b w:val="0"/>
           <w:i/>
-          <w:sz w:val="20"/>
+          <w:sz w:val="18"/>
         </w:rPr>
         <w:t>C</w:t>
       </w:r>
@@ -1827,7 +1930,7 @@
           <w:rFonts w:ascii="Times New Roman" w:hAnsi="Times New Roman" w:eastAsia="신명조"/>
           <w:b w:val="0"/>
           <w:i w:val="0"/>
-          <w:sz w:val="20"/>
+          <w:sz w:val="18"/>
         </w:rPr>
         <w:t xml:space="preserve">는 채널 수, </w:t>
       </w:r>
@@ -1836,7 +1939,7 @@
           <w:rFonts w:ascii="Times New Roman" w:hAnsi="Times New Roman" w:eastAsia="신명조"/>
           <w:b w:val="0"/>
           <w:i/>
-          <w:sz w:val="20"/>
+          <w:sz w:val="18"/>
         </w:rPr>
         <w:t>N</w:t>
       </w:r>
@@ -1845,7 +1948,7 @@
           <w:rFonts w:ascii="Times New Roman" w:hAnsi="Times New Roman" w:eastAsia="신명조"/>
           <w:b w:val="0"/>
           <w:i w:val="0"/>
-          <w:sz w:val="20"/>
+          <w:sz w:val="18"/>
         </w:rPr>
         <w:t xml:space="preserve">은 패치 수, </w:t>
       </w:r>
@@ -1854,7 +1957,7 @@
           <w:rFonts w:ascii="Times New Roman" w:hAnsi="Times New Roman" w:eastAsia="신명조"/>
           <w:b w:val="0"/>
           <w:i/>
-          <w:sz w:val="20"/>
+          <w:sz w:val="18"/>
         </w:rPr>
         <w:t>E</w:t>
       </w:r>
@@ -1863,7 +1966,7 @@
           <w:rFonts w:ascii="Times New Roman" w:hAnsi="Times New Roman" w:eastAsia="신명조"/>
           <w:b w:val="0"/>
           <w:i/>
-          <w:sz w:val="20"/>
+          <w:sz w:val="18"/>
           <w:vertAlign w:val="subscript"/>
         </w:rPr>
         <w:t>n,i</w:t>
@@ -1873,7 +1976,7 @@
           <w:rFonts w:ascii="Times New Roman" w:hAnsi="Times New Roman" w:eastAsia="신명조"/>
           <w:b w:val="0"/>
           <w:i w:val="0"/>
-          <w:sz w:val="20"/>
+          <w:sz w:val="18"/>
         </w:rPr>
         <w:t xml:space="preserve">는 패치 </w:t>
       </w:r>
@@ -1882,7 +1985,7 @@
           <w:rFonts w:ascii="Times New Roman" w:hAnsi="Times New Roman" w:eastAsia="신명조"/>
           <w:b w:val="0"/>
           <w:i/>
-          <w:sz w:val="20"/>
+          <w:sz w:val="18"/>
         </w:rPr>
         <w:t>n</w:t>
       </w:r>
@@ -1891,7 +1994,7 @@
           <w:rFonts w:ascii="Times New Roman" w:hAnsi="Times New Roman" w:eastAsia="신명조"/>
           <w:b w:val="0"/>
           <w:i w:val="0"/>
-          <w:sz w:val="20"/>
+          <w:sz w:val="18"/>
         </w:rPr>
         <w:t xml:space="preserve">·채널 </w:t>
       </w:r>
@@ -1900,7 +2003,7 @@
           <w:rFonts w:ascii="Times New Roman" w:hAnsi="Times New Roman" w:eastAsia="신명조"/>
           <w:b w:val="0"/>
           <w:i/>
-          <w:sz w:val="20"/>
+          <w:sz w:val="18"/>
         </w:rPr>
         <w:t>i</w:t>
       </w:r>
@@ -1909,7 +2012,7 @@
           <w:rFonts w:ascii="Times New Roman" w:hAnsi="Times New Roman" w:eastAsia="신명조"/>
           <w:b w:val="0"/>
           <w:i w:val="0"/>
-          <w:sz w:val="20"/>
+          <w:sz w:val="18"/>
         </w:rPr>
         <w:t>의 임베딩이고, flat(</w:t>
       </w:r>
@@ -1918,7 +2021,7 @@
           <w:rFonts w:ascii="Times New Roman" w:hAnsi="Times New Roman" w:eastAsia="신명조"/>
           <w:b w:val="0"/>
           <w:i/>
-          <w:sz w:val="20"/>
+          <w:sz w:val="18"/>
         </w:rPr>
         <w:t>E</w:t>
       </w:r>
@@ -1927,7 +2030,7 @@
           <w:rFonts w:ascii="Times New Roman" w:hAnsi="Times New Roman" w:eastAsia="신명조"/>
           <w:b w:val="0"/>
           <w:i/>
-          <w:sz w:val="20"/>
+          <w:sz w:val="18"/>
           <w:vertAlign w:val="subscript"/>
         </w:rPr>
         <w:t>n</w:t>
@@ -1937,7 +2040,7 @@
           <w:rFonts w:ascii="Times New Roman" w:hAnsi="Times New Roman" w:eastAsia="신명조"/>
           <w:b w:val="0"/>
           <w:i w:val="0"/>
-          <w:sz w:val="20"/>
+          <w:sz w:val="18"/>
         </w:rPr>
         <w:t xml:space="preserve">)은 그 패치의 모든 채널 임베딩을 이어 붙인 벡터, </w:t>
       </w:r>
@@ -1946,7 +2049,7 @@
           <w:rFonts w:ascii="Times New Roman" w:hAnsi="Times New Roman" w:eastAsia="신명조"/>
           <w:b w:val="0"/>
           <w:i/>
-          <w:sz w:val="20"/>
+          <w:sz w:val="18"/>
         </w:rPr>
         <w:t>c</w:t>
       </w:r>
@@ -1955,7 +2058,7 @@
           <w:rFonts w:ascii="Times New Roman" w:hAnsi="Times New Roman" w:eastAsia="신명조"/>
           <w:b w:val="0"/>
           <w:i/>
-          <w:sz w:val="20"/>
+          <w:sz w:val="18"/>
           <w:vertAlign w:val="subscript"/>
         </w:rPr>
         <w:t>s</w:t>
@@ -1965,7 +2068,7 @@
           <w:rFonts w:ascii="Times New Roman" w:hAnsi="Times New Roman" w:eastAsia="신명조"/>
           <w:b w:val="0"/>
           <w:i w:val="0"/>
-          <w:sz w:val="20"/>
+          <w:sz w:val="18"/>
         </w:rPr>
         <w:t>는 정적 임베딩에서 얻은 문맥 벡터, GRN은 TFT의 게이트 잔차 신경망이다.</w:t>
       </w:r>
@@ -1975,7 +2078,7 @@
         <w:wordWrap w:val="0"/>
         <w:autoSpaceDE w:val="0"/>
         <w:autoSpaceDN w:val="0"/>
-        <w:spacing w:after="80" w:before="0" w:line="480" w:lineRule="auto"/>
+        <w:spacing w:after="80" w:before="0" w:line="341" w:lineRule="auto"/>
         <w:ind w:firstLine="180"/>
         <w:jc w:val="both"/>
       </w:pPr>
@@ -1984,7 +2087,7 @@
           <w:rFonts w:ascii="Times New Roman" w:hAnsi="Times New Roman" w:eastAsia="신명조"/>
           <w:b w:val="0"/>
           <w:i w:val="0"/>
-          <w:sz w:val="20"/>
+          <w:sz w:val="18"/>
         </w:rPr>
         <w:t xml:space="preserve">변수선택망을 인코더 뒤에 두면 인코더가 채널 수만큼 반복 실행되는 반면, 앞에 두면 채널이 먼저 하나로 축약되어 1회만 실행된다. 패치마다 산출되는 </w:t>
       </w:r>
@@ -1993,7 +2096,7 @@
           <w:rFonts w:ascii="Times New Roman" w:hAnsi="Times New Roman" w:eastAsia="신명조"/>
           <w:b w:val="0"/>
           <w:i/>
-          <w:sz w:val="20"/>
+          <w:sz w:val="18"/>
         </w:rPr>
         <w:t>v</w:t>
       </w:r>
@@ -2002,7 +2105,7 @@
           <w:rFonts w:ascii="Times New Roman" w:hAnsi="Times New Roman" w:eastAsia="신명조"/>
           <w:b w:val="0"/>
           <w:i w:val="0"/>
-          <w:sz w:val="20"/>
+          <w:sz w:val="18"/>
         </w:rPr>
         <w:t xml:space="preserve"> ∈ ℝ</w:t>
       </w:r>
@@ -2011,7 +2114,7 @@
           <w:rFonts w:ascii="Times New Roman" w:hAnsi="Times New Roman" w:eastAsia="신명조"/>
           <w:b w:val="0"/>
           <w:i/>
-          <w:sz w:val="20"/>
+          <w:sz w:val="18"/>
           <w:vertAlign w:val="superscript"/>
         </w:rPr>
         <w:t>N×C</w:t>
@@ -2021,7 +2124,7 @@
           <w:rFonts w:ascii="Times New Roman" w:hAnsi="Times New Roman" w:eastAsia="신명조"/>
           <w:b w:val="0"/>
           <w:i w:val="0"/>
-          <w:sz w:val="20"/>
+          <w:sz w:val="18"/>
         </w:rPr>
         <w:t>는 각 채널의 사용 비중으로 남으나 본 연구는 이 값을 매매 근거로 제시하지 않는다. 종목 채널까지 선형 합치기로 바꾼 변형은 모수가 0.117M으로 줄면서도 정확도와 기권 행태가 같았다(5.4절). 인코더 앞에서 채널을 하나로 합치는 것이 비용 절감의 원인이며, 게이트는 그 이상의 정확도를 더하지 않았다.</w:t>
       </w:r>
@@ -2031,14 +2134,14 @@
         <w:wordWrap w:val="0"/>
         <w:autoSpaceDE w:val="0"/>
         <w:autoSpaceDN w:val="0"/>
-        <w:spacing w:after="60" w:before="0" w:line="480" w:lineRule="auto"/>
+        <w:spacing w:after="60" w:before="0" w:line="341" w:lineRule="auto"/>
       </w:pPr>
       <w:r>
         <w:rPr>
           <w:rFonts w:ascii="Times New Roman" w:hAnsi="Times New Roman" w:eastAsia="신명조"/>
           <w:b w:val="0"/>
           <w:i w:val="0"/>
-          <w:sz w:val="20"/>
+          <w:sz w:val="18"/>
         </w:rPr>
         <w:t>2) 매크로 크로스어텐션의 방향</w:t>
       </w:r>
@@ -2048,7 +2151,7 @@
         <w:wordWrap w:val="0"/>
         <w:autoSpaceDE w:val="0"/>
         <w:autoSpaceDN w:val="0"/>
-        <w:spacing w:after="80" w:before="0" w:line="480" w:lineRule="auto"/>
+        <w:spacing w:after="80" w:before="0" w:line="341" w:lineRule="auto"/>
         <w:ind w:firstLine="180"/>
         <w:jc w:val="both"/>
       </w:pPr>
@@ -2057,7 +2160,7 @@
           <w:rFonts w:ascii="Times New Roman" w:hAnsi="Times New Roman" w:eastAsia="신명조"/>
           <w:b w:val="0"/>
           <w:i w:val="0"/>
-          <w:sz w:val="20"/>
+          <w:sz w:val="18"/>
         </w:rPr>
         <w:t>매크로 지표를 주입하는 크로스어텐션 모듈은 본 연구에서 직접 설계하였다. 외생변수를 어텐션으로 주입하는 발상 자체는 새롭지 않다. TimeXer[21]가 같은 문제를 다루었으며, 외생 변수를 변수 단위 토큰으로 요약해 내생 패치 토큰과 교차시킨다. 본 연구의 모듈은 매크로 시퀀스를 패치 단위로 유지한 채 키와 값으로 둔다는 점이 다르다. 종목 표현을 질의로, 매크로 부호화를 키·값으로 설정하였다(식 4).</w:t>
       </w:r>
@@ -2067,7 +2170,7 @@
         <w:wordWrap w:val="0"/>
         <w:autoSpaceDE w:val="0"/>
         <w:autoSpaceDN w:val="0"/>
-        <w:spacing w:after="80" w:before="0" w:line="480" w:lineRule="auto"/>
+        <w:spacing w:after="80" w:before="0" w:line="341" w:lineRule="auto"/>
         <w:jc w:val="center"/>
       </w:pPr>
       <w:r>
@@ -2075,7 +2178,7 @@
           <w:rFonts w:ascii="Times New Roman" w:hAnsi="Times New Roman" w:eastAsia="신명조"/>
           <w:b w:val="0"/>
           <w:i w:val="0"/>
-          <w:sz w:val="20"/>
+          <w:sz w:val="18"/>
         </w:rPr>
         <w:t>CrossAttn(</w:t>
       </w:r>
@@ -2084,7 +2187,7 @@
           <w:rFonts w:ascii="Times New Roman" w:hAnsi="Times New Roman" w:eastAsia="신명조"/>
           <w:b w:val="0"/>
           <w:i/>
-          <w:sz w:val="20"/>
+          <w:sz w:val="18"/>
         </w:rPr>
         <w:t>Z</w:t>
       </w:r>
@@ -2093,7 +2196,7 @@
           <w:rFonts w:ascii="Times New Roman" w:hAnsi="Times New Roman" w:eastAsia="신명조"/>
           <w:b w:val="0"/>
           <w:i w:val="0"/>
-          <w:sz w:val="20"/>
+          <w:sz w:val="18"/>
         </w:rPr>
         <w:t xml:space="preserve">, </w:t>
       </w:r>
@@ -2102,7 +2205,7 @@
           <w:rFonts w:ascii="Times New Roman" w:hAnsi="Times New Roman" w:eastAsia="신명조"/>
           <w:b w:val="0"/>
           <w:i/>
-          <w:sz w:val="20"/>
+          <w:sz w:val="18"/>
         </w:rPr>
         <w:t>H</w:t>
       </w:r>
@@ -2111,7 +2214,7 @@
           <w:rFonts w:ascii="Times New Roman" w:hAnsi="Times New Roman" w:eastAsia="신명조"/>
           <w:b w:val="0"/>
           <w:i/>
-          <w:sz w:val="20"/>
+          <w:sz w:val="18"/>
           <w:vertAlign w:val="subscript"/>
         </w:rPr>
         <w:t>m</w:t>
@@ -2121,7 +2224,7 @@
           <w:rFonts w:ascii="Times New Roman" w:hAnsi="Times New Roman" w:eastAsia="신명조"/>
           <w:b w:val="0"/>
           <w:i w:val="0"/>
-          <w:sz w:val="20"/>
+          <w:sz w:val="18"/>
         </w:rPr>
         <w:t>) = softmax[ (</w:t>
       </w:r>
@@ -2130,7 +2233,7 @@
           <w:rFonts w:ascii="Times New Roman" w:hAnsi="Times New Roman" w:eastAsia="신명조"/>
           <w:b w:val="0"/>
           <w:i/>
-          <w:sz w:val="20"/>
+          <w:sz w:val="18"/>
         </w:rPr>
         <w:t>Z W</w:t>
       </w:r>
@@ -2139,7 +2242,7 @@
           <w:rFonts w:ascii="Times New Roman" w:hAnsi="Times New Roman" w:eastAsia="신명조"/>
           <w:b w:val="0"/>
           <w:i/>
-          <w:sz w:val="20"/>
+          <w:sz w:val="18"/>
           <w:vertAlign w:val="subscript"/>
         </w:rPr>
         <w:t>Q</w:t>
@@ -2149,7 +2252,7 @@
           <w:rFonts w:ascii="Times New Roman" w:hAnsi="Times New Roman" w:eastAsia="신명조"/>
           <w:b w:val="0"/>
           <w:i w:val="0"/>
-          <w:sz w:val="20"/>
+          <w:sz w:val="18"/>
         </w:rPr>
         <w:t>)(</w:t>
       </w:r>
@@ -2158,7 +2261,7 @@
           <w:rFonts w:ascii="Times New Roman" w:hAnsi="Times New Roman" w:eastAsia="신명조"/>
           <w:b w:val="0"/>
           <w:i/>
-          <w:sz w:val="20"/>
+          <w:sz w:val="18"/>
         </w:rPr>
         <w:t>H</w:t>
       </w:r>
@@ -2167,7 +2270,7 @@
           <w:rFonts w:ascii="Times New Roman" w:hAnsi="Times New Roman" w:eastAsia="신명조"/>
           <w:b w:val="0"/>
           <w:i/>
-          <w:sz w:val="20"/>
+          <w:sz w:val="18"/>
           <w:vertAlign w:val="subscript"/>
         </w:rPr>
         <w:t>m</w:t>
@@ -2177,7 +2280,7 @@
           <w:rFonts w:ascii="Times New Roman" w:hAnsi="Times New Roman" w:eastAsia="신명조"/>
           <w:b w:val="0"/>
           <w:i w:val="0"/>
-          <w:sz w:val="20"/>
+          <w:sz w:val="18"/>
         </w:rPr>
         <w:t xml:space="preserve"> </w:t>
       </w:r>
@@ -2186,7 +2289,7 @@
           <w:rFonts w:ascii="Times New Roman" w:hAnsi="Times New Roman" w:eastAsia="신명조"/>
           <w:b w:val="0"/>
           <w:i/>
-          <w:sz w:val="20"/>
+          <w:sz w:val="18"/>
         </w:rPr>
         <w:t>W</w:t>
       </w:r>
@@ -2195,7 +2298,7 @@
           <w:rFonts w:ascii="Times New Roman" w:hAnsi="Times New Roman" w:eastAsia="신명조"/>
           <w:b w:val="0"/>
           <w:i/>
-          <w:sz w:val="20"/>
+          <w:sz w:val="18"/>
           <w:vertAlign w:val="subscript"/>
         </w:rPr>
         <w:t>K</w:t>
@@ -2205,7 +2308,7 @@
           <w:rFonts w:ascii="Times New Roman" w:hAnsi="Times New Roman" w:eastAsia="신명조"/>
           <w:b w:val="0"/>
           <w:i w:val="0"/>
-          <w:sz w:val="20"/>
+          <w:sz w:val="18"/>
         </w:rPr>
         <w:t>)</w:t>
       </w:r>
@@ -2214,7 +2317,7 @@
           <w:rFonts w:ascii="Times New Roman" w:hAnsi="Times New Roman" w:eastAsia="신명조"/>
           <w:b w:val="0"/>
           <w:i/>
-          <w:sz w:val="20"/>
+          <w:sz w:val="18"/>
           <w:vertAlign w:val="superscript"/>
         </w:rPr>
         <w:t>T</w:t>
@@ -2224,7 +2327,7 @@
           <w:rFonts w:ascii="Times New Roman" w:hAnsi="Times New Roman" w:eastAsia="신명조"/>
           <w:b w:val="0"/>
           <w:i w:val="0"/>
-          <w:sz w:val="20"/>
+          <w:sz w:val="18"/>
         </w:rPr>
         <w:t xml:space="preserve"> ∕ √</w:t>
       </w:r>
@@ -2233,7 +2336,7 @@
           <w:rFonts w:ascii="Times New Roman" w:hAnsi="Times New Roman" w:eastAsia="신명조"/>
           <w:b w:val="0"/>
           <w:i/>
-          <w:sz w:val="20"/>
+          <w:sz w:val="18"/>
         </w:rPr>
         <w:t>d</w:t>
       </w:r>
@@ -2242,7 +2345,7 @@
           <w:rFonts w:ascii="Times New Roman" w:hAnsi="Times New Roman" w:eastAsia="신명조"/>
           <w:b w:val="0"/>
           <w:i/>
-          <w:sz w:val="20"/>
+          <w:sz w:val="18"/>
           <w:vertAlign w:val="subscript"/>
         </w:rPr>
         <w:t>k</w:t>
@@ -2252,7 +2355,7 @@
           <w:rFonts w:ascii="Times New Roman" w:hAnsi="Times New Roman" w:eastAsia="신명조"/>
           <w:b w:val="0"/>
           <w:i w:val="0"/>
-          <w:sz w:val="20"/>
+          <w:sz w:val="18"/>
         </w:rPr>
         <w:t xml:space="preserve"> ] (</w:t>
       </w:r>
@@ -2261,7 +2364,7 @@
           <w:rFonts w:ascii="Times New Roman" w:hAnsi="Times New Roman" w:eastAsia="신명조"/>
           <w:b w:val="0"/>
           <w:i/>
-          <w:sz w:val="20"/>
+          <w:sz w:val="18"/>
         </w:rPr>
         <w:t>H</w:t>
       </w:r>
@@ -2270,7 +2373,7 @@
           <w:rFonts w:ascii="Times New Roman" w:hAnsi="Times New Roman" w:eastAsia="신명조"/>
           <w:b w:val="0"/>
           <w:i/>
-          <w:sz w:val="20"/>
+          <w:sz w:val="18"/>
           <w:vertAlign w:val="subscript"/>
         </w:rPr>
         <w:t>m</w:t>
@@ -2280,7 +2383,7 @@
           <w:rFonts w:ascii="Times New Roman" w:hAnsi="Times New Roman" w:eastAsia="신명조"/>
           <w:b w:val="0"/>
           <w:i w:val="0"/>
-          <w:sz w:val="20"/>
+          <w:sz w:val="18"/>
         </w:rPr>
         <w:t xml:space="preserve"> </w:t>
       </w:r>
@@ -2289,7 +2392,7 @@
           <w:rFonts w:ascii="Times New Roman" w:hAnsi="Times New Roman" w:eastAsia="신명조"/>
           <w:b w:val="0"/>
           <w:i/>
-          <w:sz w:val="20"/>
+          <w:sz w:val="18"/>
         </w:rPr>
         <w:t>W</w:t>
       </w:r>
@@ -2298,7 +2401,7 @@
           <w:rFonts w:ascii="Times New Roman" w:hAnsi="Times New Roman" w:eastAsia="신명조"/>
           <w:b w:val="0"/>
           <w:i/>
-          <w:sz w:val="20"/>
+          <w:sz w:val="18"/>
           <w:vertAlign w:val="subscript"/>
         </w:rPr>
         <w:t>V</w:t>
@@ -2308,7 +2411,7 @@
           <w:rFonts w:ascii="Times New Roman" w:hAnsi="Times New Roman" w:eastAsia="신명조"/>
           <w:b w:val="0"/>
           <w:i w:val="0"/>
-          <w:sz w:val="20"/>
+          <w:sz w:val="18"/>
         </w:rPr>
         <w:t>)    (4)</w:t>
       </w:r>
@@ -2318,7 +2421,7 @@
         <w:wordWrap w:val="0"/>
         <w:autoSpaceDE w:val="0"/>
         <w:autoSpaceDN w:val="0"/>
-        <w:spacing w:after="80" w:before="0" w:line="480" w:lineRule="auto"/>
+        <w:spacing w:after="80" w:before="0" w:line="341" w:lineRule="auto"/>
         <w:ind w:firstLine="180"/>
         <w:jc w:val="both"/>
       </w:pPr>
@@ -2327,7 +2430,7 @@
           <w:rFonts w:ascii="Times New Roman" w:hAnsi="Times New Roman" w:eastAsia="신명조"/>
           <w:b w:val="0"/>
           <w:i w:val="0"/>
-          <w:sz w:val="20"/>
+          <w:sz w:val="18"/>
         </w:rPr>
         <w:t xml:space="preserve">여기서 </w:t>
       </w:r>
@@ -2336,7 +2439,7 @@
           <w:rFonts w:ascii="Times New Roman" w:hAnsi="Times New Roman" w:eastAsia="신명조"/>
           <w:b w:val="0"/>
           <w:i/>
-          <w:sz w:val="20"/>
+          <w:sz w:val="18"/>
         </w:rPr>
         <w:t>Z</w:t>
       </w:r>
@@ -2345,7 +2448,7 @@
           <w:rFonts w:ascii="Times New Roman" w:hAnsi="Times New Roman" w:eastAsia="신명조"/>
           <w:b w:val="0"/>
           <w:i w:val="0"/>
-          <w:sz w:val="20"/>
+          <w:sz w:val="18"/>
         </w:rPr>
         <w:t xml:space="preserve">는 종목 표현, </w:t>
       </w:r>
@@ -2354,7 +2457,7 @@
           <w:rFonts w:ascii="Times New Roman" w:hAnsi="Times New Roman" w:eastAsia="신명조"/>
           <w:b w:val="0"/>
           <w:i/>
-          <w:sz w:val="20"/>
+          <w:sz w:val="18"/>
         </w:rPr>
         <w:t>H</w:t>
       </w:r>
@@ -2363,7 +2466,7 @@
           <w:rFonts w:ascii="Times New Roman" w:hAnsi="Times New Roman" w:eastAsia="신명조"/>
           <w:b w:val="0"/>
           <w:i/>
-          <w:sz w:val="20"/>
+          <w:sz w:val="18"/>
           <w:vertAlign w:val="subscript"/>
         </w:rPr>
         <w:t>m</w:t>
@@ -2373,7 +2476,7 @@
           <w:rFonts w:ascii="Times New Roman" w:hAnsi="Times New Roman" w:eastAsia="신명조"/>
           <w:b w:val="0"/>
           <w:i w:val="0"/>
-          <w:sz w:val="20"/>
+          <w:sz w:val="18"/>
         </w:rPr>
         <w:t xml:space="preserve">은 매크로 부호화, </w:t>
       </w:r>
@@ -2382,7 +2485,7 @@
           <w:rFonts w:ascii="Times New Roman" w:hAnsi="Times New Roman" w:eastAsia="신명조"/>
           <w:b w:val="0"/>
           <w:i/>
-          <w:sz w:val="20"/>
+          <w:sz w:val="18"/>
         </w:rPr>
         <w:t>W</w:t>
       </w:r>
@@ -2391,7 +2494,7 @@
           <w:rFonts w:ascii="Times New Roman" w:hAnsi="Times New Roman" w:eastAsia="신명조"/>
           <w:b w:val="0"/>
           <w:i/>
-          <w:sz w:val="20"/>
+          <w:sz w:val="18"/>
           <w:vertAlign w:val="subscript"/>
         </w:rPr>
         <w:t>Q</w:t>
@@ -2401,7 +2504,7 @@
           <w:rFonts w:ascii="Times New Roman" w:hAnsi="Times New Roman" w:eastAsia="신명조"/>
           <w:b w:val="0"/>
           <w:i w:val="0"/>
-          <w:sz w:val="20"/>
+          <w:sz w:val="18"/>
         </w:rPr>
         <w:t>·</w:t>
       </w:r>
@@ -2410,7 +2513,7 @@
           <w:rFonts w:ascii="Times New Roman" w:hAnsi="Times New Roman" w:eastAsia="신명조"/>
           <w:b w:val="0"/>
           <w:i/>
-          <w:sz w:val="20"/>
+          <w:sz w:val="18"/>
         </w:rPr>
         <w:t>W</w:t>
       </w:r>
@@ -2419,7 +2522,7 @@
           <w:rFonts w:ascii="Times New Roman" w:hAnsi="Times New Roman" w:eastAsia="신명조"/>
           <w:b w:val="0"/>
           <w:i/>
-          <w:sz w:val="20"/>
+          <w:sz w:val="18"/>
           <w:vertAlign w:val="subscript"/>
         </w:rPr>
         <w:t>K</w:t>
@@ -2429,7 +2532,7 @@
           <w:rFonts w:ascii="Times New Roman" w:hAnsi="Times New Roman" w:eastAsia="신명조"/>
           <w:b w:val="0"/>
           <w:i w:val="0"/>
-          <w:sz w:val="20"/>
+          <w:sz w:val="18"/>
         </w:rPr>
         <w:t>·</w:t>
       </w:r>
@@ -2438,7 +2541,7 @@
           <w:rFonts w:ascii="Times New Roman" w:hAnsi="Times New Roman" w:eastAsia="신명조"/>
           <w:b w:val="0"/>
           <w:i/>
-          <w:sz w:val="20"/>
+          <w:sz w:val="18"/>
         </w:rPr>
         <w:t>W</w:t>
       </w:r>
@@ -2447,7 +2550,7 @@
           <w:rFonts w:ascii="Times New Roman" w:hAnsi="Times New Roman" w:eastAsia="신명조"/>
           <w:b w:val="0"/>
           <w:i/>
-          <w:sz w:val="20"/>
+          <w:sz w:val="18"/>
           <w:vertAlign w:val="subscript"/>
         </w:rPr>
         <w:t>V</w:t>
@@ -2457,7 +2560,7 @@
           <w:rFonts w:ascii="Times New Roman" w:hAnsi="Times New Roman" w:eastAsia="신명조"/>
           <w:b w:val="0"/>
           <w:i w:val="0"/>
-          <w:sz w:val="20"/>
+          <w:sz w:val="18"/>
         </w:rPr>
         <w:t xml:space="preserve">는 투영 행렬, </w:t>
       </w:r>
@@ -2466,7 +2569,7 @@
           <w:rFonts w:ascii="Times New Roman" w:hAnsi="Times New Roman" w:eastAsia="신명조"/>
           <w:b w:val="0"/>
           <w:i/>
-          <w:sz w:val="20"/>
+          <w:sz w:val="18"/>
         </w:rPr>
         <w:t>d</w:t>
       </w:r>
@@ -2475,7 +2578,7 @@
           <w:rFonts w:ascii="Times New Roman" w:hAnsi="Times New Roman" w:eastAsia="신명조"/>
           <w:b w:val="0"/>
           <w:i/>
-          <w:sz w:val="20"/>
+          <w:sz w:val="18"/>
           <w:vertAlign w:val="subscript"/>
         </w:rPr>
         <w:t>k</w:t>
@@ -2485,7 +2588,7 @@
           <w:rFonts w:ascii="Times New Roman" w:hAnsi="Times New Roman" w:eastAsia="신명조"/>
           <w:b w:val="0"/>
           <w:i w:val="0"/>
-          <w:sz w:val="20"/>
+          <w:sz w:val="18"/>
         </w:rPr>
         <w:t>는 키의 차원이다. 매크로를 질의로 두면 출력이 매크로 시퀀스의 형상을 따르게 되어 종목별 예측이 산출되지 않으므로, 방향을 반대로 고정하였다. 매크로 경로에는 변수선택망을 두지 않고 13채널을 하나로 합치는 선형 변환을 썼다. 채널별로 부호화하면 비용이 13배 증가하는 반면, 매크로는 크로스어텐션의 키와 값으로만 쓰이므로 채널별 가중이 필요하지 않다. 이 모듈의 정확도 기여는 5.4절의 제거 실험에서 확인되지 않았다.</w:t>
       </w:r>
@@ -2495,14 +2598,14 @@
         <w:wordWrap w:val="0"/>
         <w:autoSpaceDE w:val="0"/>
         <w:autoSpaceDN w:val="0"/>
-        <w:spacing w:after="60" w:before="0" w:line="480" w:lineRule="auto"/>
+        <w:spacing w:after="60" w:before="0" w:line="341" w:lineRule="auto"/>
       </w:pPr>
       <w:r>
         <w:rPr>
           <w:rFonts w:ascii="Times New Roman" w:hAnsi="Times New Roman" w:eastAsia="신명조"/>
           <w:b w:val="0"/>
           <w:i w:val="0"/>
-          <w:sz w:val="20"/>
+          <w:sz w:val="18"/>
         </w:rPr>
         <w:t>3) 분위 단조성의 구조적 보장과 헤드 초기화</w:t>
       </w:r>
@@ -2512,7 +2615,7 @@
         <w:wordWrap w:val="0"/>
         <w:autoSpaceDE w:val="0"/>
         <w:autoSpaceDN w:val="0"/>
-        <w:spacing w:after="80" w:before="0" w:line="480" w:lineRule="auto"/>
+        <w:spacing w:after="80" w:before="0" w:line="341" w:lineRule="auto"/>
         <w:ind w:firstLine="180"/>
         <w:jc w:val="both"/>
       </w:pPr>
@@ -2521,7 +2624,7 @@
           <w:rFonts w:ascii="Times New Roman" w:hAnsi="Times New Roman" w:eastAsia="신명조"/>
           <w:b w:val="0"/>
           <w:i w:val="0"/>
-          <w:sz w:val="20"/>
+          <w:sz w:val="18"/>
         </w:rPr>
         <w:t>분위 교차를 손실 벌점이 아니라 누적 소프트플러스 구조로 원천 차단하였다(식 5).</w:t>
       </w:r>
@@ -2531,7 +2634,7 @@
         <w:wordWrap w:val="0"/>
         <w:autoSpaceDE w:val="0"/>
         <w:autoSpaceDN w:val="0"/>
-        <w:spacing w:after="80" w:before="0" w:line="480" w:lineRule="auto"/>
+        <w:spacing w:after="80" w:before="0" w:line="341" w:lineRule="auto"/>
         <w:jc w:val="center"/>
       </w:pPr>
       <w:r>
@@ -2539,7 +2642,7 @@
           <w:rFonts w:ascii="Times New Roman" w:hAnsi="Times New Roman" w:eastAsia="신명조"/>
           <w:b w:val="0"/>
           <w:i/>
-          <w:sz w:val="20"/>
+          <w:sz w:val="18"/>
         </w:rPr>
         <w:t>q</w:t>
       </w:r>
@@ -2548,7 +2651,7 @@
           <w:rFonts w:ascii="Times New Roman" w:hAnsi="Times New Roman" w:eastAsia="신명조"/>
           <w:b w:val="0"/>
           <w:i/>
-          <w:sz w:val="20"/>
+          <w:sz w:val="18"/>
           <w:vertAlign w:val="subscript"/>
         </w:rPr>
         <w:t>10</w:t>
@@ -2558,7 +2661,7 @@
           <w:rFonts w:ascii="Times New Roman" w:hAnsi="Times New Roman" w:eastAsia="신명조"/>
           <w:b w:val="0"/>
           <w:i w:val="0"/>
-          <w:sz w:val="20"/>
+          <w:sz w:val="18"/>
         </w:rPr>
         <w:t xml:space="preserve"> = </w:t>
       </w:r>
@@ -2567,7 +2670,7 @@
           <w:rFonts w:ascii="Times New Roman" w:hAnsi="Times New Roman" w:eastAsia="신명조"/>
           <w:b w:val="0"/>
           <w:i/>
-          <w:sz w:val="20"/>
+          <w:sz w:val="18"/>
         </w:rPr>
         <w:t>b</w:t>
       </w:r>
@@ -2576,7 +2679,7 @@
           <w:rFonts w:ascii="Times New Roman" w:hAnsi="Times New Roman" w:eastAsia="신명조"/>
           <w:b w:val="0"/>
           <w:i w:val="0"/>
-          <w:sz w:val="20"/>
+          <w:sz w:val="18"/>
         </w:rPr>
         <w:t xml:space="preserve">,   </w:t>
       </w:r>
@@ -2585,7 +2688,7 @@
           <w:rFonts w:ascii="Times New Roman" w:hAnsi="Times New Roman" w:eastAsia="신명조"/>
           <w:b w:val="0"/>
           <w:i/>
-          <w:sz w:val="20"/>
+          <w:sz w:val="18"/>
         </w:rPr>
         <w:t>q</w:t>
       </w:r>
@@ -2594,7 +2697,7 @@
           <w:rFonts w:ascii="Times New Roman" w:hAnsi="Times New Roman" w:eastAsia="신명조"/>
           <w:b w:val="0"/>
           <w:i/>
-          <w:sz w:val="20"/>
+          <w:sz w:val="18"/>
           <w:vertAlign w:val="subscript"/>
         </w:rPr>
         <w:t>50</w:t>
@@ -2604,7 +2707,7 @@
           <w:rFonts w:ascii="Times New Roman" w:hAnsi="Times New Roman" w:eastAsia="신명조"/>
           <w:b w:val="0"/>
           <w:i w:val="0"/>
-          <w:sz w:val="20"/>
+          <w:sz w:val="18"/>
         </w:rPr>
         <w:t xml:space="preserve"> = </w:t>
       </w:r>
@@ -2613,7 +2716,7 @@
           <w:rFonts w:ascii="Times New Roman" w:hAnsi="Times New Roman" w:eastAsia="신명조"/>
           <w:b w:val="0"/>
           <w:i/>
-          <w:sz w:val="20"/>
+          <w:sz w:val="18"/>
         </w:rPr>
         <w:t>q</w:t>
       </w:r>
@@ -2622,7 +2725,7 @@
           <w:rFonts w:ascii="Times New Roman" w:hAnsi="Times New Roman" w:eastAsia="신명조"/>
           <w:b w:val="0"/>
           <w:i/>
-          <w:sz w:val="20"/>
+          <w:sz w:val="18"/>
           <w:vertAlign w:val="subscript"/>
         </w:rPr>
         <w:t>10</w:t>
@@ -2632,7 +2735,7 @@
           <w:rFonts w:ascii="Times New Roman" w:hAnsi="Times New Roman" w:eastAsia="신명조"/>
           <w:b w:val="0"/>
           <w:i w:val="0"/>
-          <w:sz w:val="20"/>
+          <w:sz w:val="18"/>
         </w:rPr>
         <w:t xml:space="preserve"> + softplus(δ</w:t>
       </w:r>
@@ -2641,7 +2744,7 @@
           <w:rFonts w:ascii="Times New Roman" w:hAnsi="Times New Roman" w:eastAsia="신명조"/>
           <w:b w:val="0"/>
           <w:i/>
-          <w:sz w:val="20"/>
+          <w:sz w:val="18"/>
           <w:vertAlign w:val="subscript"/>
         </w:rPr>
         <w:t>1</w:t>
@@ -2651,7 +2754,7 @@
           <w:rFonts w:ascii="Times New Roman" w:hAnsi="Times New Roman" w:eastAsia="신명조"/>
           <w:b w:val="0"/>
           <w:i w:val="0"/>
-          <w:sz w:val="20"/>
+          <w:sz w:val="18"/>
         </w:rPr>
         <w:t xml:space="preserve">),   </w:t>
       </w:r>
@@ -2660,7 +2763,7 @@
           <w:rFonts w:ascii="Times New Roman" w:hAnsi="Times New Roman" w:eastAsia="신명조"/>
           <w:b w:val="0"/>
           <w:i/>
-          <w:sz w:val="20"/>
+          <w:sz w:val="18"/>
         </w:rPr>
         <w:t>q</w:t>
       </w:r>
@@ -2669,7 +2772,7 @@
           <w:rFonts w:ascii="Times New Roman" w:hAnsi="Times New Roman" w:eastAsia="신명조"/>
           <w:b w:val="0"/>
           <w:i/>
-          <w:sz w:val="20"/>
+          <w:sz w:val="18"/>
           <w:vertAlign w:val="subscript"/>
         </w:rPr>
         <w:t>90</w:t>
@@ -2679,7 +2782,7 @@
           <w:rFonts w:ascii="Times New Roman" w:hAnsi="Times New Roman" w:eastAsia="신명조"/>
           <w:b w:val="0"/>
           <w:i w:val="0"/>
-          <w:sz w:val="20"/>
+          <w:sz w:val="18"/>
         </w:rPr>
         <w:t xml:space="preserve"> = </w:t>
       </w:r>
@@ -2688,7 +2791,7 @@
           <w:rFonts w:ascii="Times New Roman" w:hAnsi="Times New Roman" w:eastAsia="신명조"/>
           <w:b w:val="0"/>
           <w:i/>
-          <w:sz w:val="20"/>
+          <w:sz w:val="18"/>
         </w:rPr>
         <w:t>q</w:t>
       </w:r>
@@ -2697,7 +2800,7 @@
           <w:rFonts w:ascii="Times New Roman" w:hAnsi="Times New Roman" w:eastAsia="신명조"/>
           <w:b w:val="0"/>
           <w:i/>
-          <w:sz w:val="20"/>
+          <w:sz w:val="18"/>
           <w:vertAlign w:val="subscript"/>
         </w:rPr>
         <w:t>50</w:t>
@@ -2707,7 +2810,7 @@
           <w:rFonts w:ascii="Times New Roman" w:hAnsi="Times New Roman" w:eastAsia="신명조"/>
           <w:b w:val="0"/>
           <w:i w:val="0"/>
-          <w:sz w:val="20"/>
+          <w:sz w:val="18"/>
         </w:rPr>
         <w:t xml:space="preserve"> + softplus(δ</w:t>
       </w:r>
@@ -2716,7 +2819,7 @@
           <w:rFonts w:ascii="Times New Roman" w:hAnsi="Times New Roman" w:eastAsia="신명조"/>
           <w:b w:val="0"/>
           <w:i/>
-          <w:sz w:val="20"/>
+          <w:sz w:val="18"/>
           <w:vertAlign w:val="subscript"/>
         </w:rPr>
         <w:t>2</w:t>
@@ -2726,7 +2829,7 @@
           <w:rFonts w:ascii="Times New Roman" w:hAnsi="Times New Roman" w:eastAsia="신명조"/>
           <w:b w:val="0"/>
           <w:i w:val="0"/>
-          <w:sz w:val="20"/>
+          <w:sz w:val="18"/>
         </w:rPr>
         <w:t>)    (5)</w:t>
       </w:r>
@@ -2736,7 +2839,7 @@
         <w:wordWrap w:val="0"/>
         <w:autoSpaceDE w:val="0"/>
         <w:autoSpaceDN w:val="0"/>
-        <w:spacing w:after="80" w:before="0" w:line="480" w:lineRule="auto"/>
+        <w:spacing w:after="80" w:before="0" w:line="341" w:lineRule="auto"/>
         <w:ind w:firstLine="180"/>
         <w:jc w:val="both"/>
       </w:pPr>
@@ -2745,7 +2848,7 @@
           <w:rFonts w:ascii="Times New Roman" w:hAnsi="Times New Roman" w:eastAsia="신명조"/>
           <w:b w:val="0"/>
           <w:i/>
-          <w:sz w:val="20"/>
+          <w:sz w:val="18"/>
         </w:rPr>
         <w:t>b</w:t>
       </w:r>
@@ -2754,7 +2857,7 @@
           <w:rFonts w:ascii="Times New Roman" w:hAnsi="Times New Roman" w:eastAsia="신명조"/>
           <w:b w:val="0"/>
           <w:i w:val="0"/>
-          <w:sz w:val="20"/>
+          <w:sz w:val="18"/>
         </w:rPr>
         <w:t>와 δ</w:t>
       </w:r>
@@ -2763,7 +2866,7 @@
           <w:rFonts w:ascii="Times New Roman" w:hAnsi="Times New Roman" w:eastAsia="신명조"/>
           <w:b w:val="0"/>
           <w:i/>
-          <w:sz w:val="20"/>
+          <w:sz w:val="18"/>
           <w:vertAlign w:val="subscript"/>
         </w:rPr>
         <w:t>1</w:t>
@@ -2773,7 +2876,7 @@
           <w:rFonts w:ascii="Times New Roman" w:hAnsi="Times New Roman" w:eastAsia="신명조"/>
           <w:b w:val="0"/>
           <w:i w:val="0"/>
-          <w:sz w:val="20"/>
+          <w:sz w:val="18"/>
         </w:rPr>
         <w:t>, δ</w:t>
       </w:r>
@@ -2782,7 +2885,7 @@
           <w:rFonts w:ascii="Times New Roman" w:hAnsi="Times New Roman" w:eastAsia="신명조"/>
           <w:b w:val="0"/>
           <w:i/>
-          <w:sz w:val="20"/>
+          <w:sz w:val="18"/>
           <w:vertAlign w:val="subscript"/>
         </w:rPr>
         <w:t>2</w:t>
@@ -2792,7 +2895,7 @@
           <w:rFonts w:ascii="Times New Roman" w:hAnsi="Times New Roman" w:eastAsia="신명조"/>
           <w:b w:val="0"/>
           <w:i w:val="0"/>
-          <w:sz w:val="20"/>
+          <w:sz w:val="18"/>
         </w:rPr>
         <w:t>는 헤드 마지막 선형층의 세 출력이다. 교차가 발생하면 기권 폭이 음수가 되어 하위 규칙 전체가 무효화되므로 구조적 보장이 필요하다. 5.1절의 세 트랜스포머 모형 모두 실측 교차율은 0.000이었다.</w:t>
       </w:r>
@@ -2802,7 +2905,7 @@
         <w:wordWrap w:val="0"/>
         <w:autoSpaceDE w:val="0"/>
         <w:autoSpaceDN w:val="0"/>
-        <w:spacing w:after="80" w:before="0" w:line="480" w:lineRule="auto"/>
+        <w:spacing w:after="80" w:before="0" w:line="341" w:lineRule="auto"/>
         <w:ind w:firstLine="180"/>
         <w:jc w:val="both"/>
       </w:pPr>
@@ -2811,7 +2914,7 @@
           <w:rFonts w:ascii="Times New Roman" w:hAnsi="Times New Roman" w:eastAsia="신명조"/>
           <w:b w:val="0"/>
           <w:i w:val="0"/>
-          <w:sz w:val="20"/>
+          <w:sz w:val="18"/>
         </w:rPr>
         <w:t>헤드의 초기화도 성능에 영향을 주었다. 기본 초기화에서는 softplus(0) = 0.693이라 초기 구간 폭이 목표 분포와 어긋난 지점에 놓여 기준선에 미달하므로, 최종층 편향을 학습자료의 무조건부 분위수로 설정하여 해소하였다.</w:t>
       </w:r>
@@ -2821,14 +2924,14 @@
         <w:wordWrap w:val="0"/>
         <w:autoSpaceDE w:val="0"/>
         <w:autoSpaceDN w:val="0"/>
-        <w:spacing w:after="60" w:before="0" w:line="480" w:lineRule="auto"/>
+        <w:spacing w:after="60" w:before="0" w:line="300" w:lineRule="auto"/>
       </w:pPr>
       <w:r>
         <w:rPr>
           <w:rFonts w:ascii="Times New Roman" w:hAnsi="Times New Roman" w:eastAsia="중고딕"/>
           <w:b w:val="0"/>
           <w:i w:val="0"/>
-          <w:sz w:val="20"/>
+          <w:sz w:val="18"/>
         </w:rPr>
         <w:t>3.4 최종 설정</w:t>
       </w:r>
@@ -2838,7 +2941,7 @@
         <w:wordWrap w:val="0"/>
         <w:autoSpaceDE w:val="0"/>
         <w:autoSpaceDN w:val="0"/>
-        <w:spacing w:after="80" w:before="0" w:line="480" w:lineRule="auto"/>
+        <w:spacing w:after="80" w:before="0" w:line="341" w:lineRule="auto"/>
         <w:ind w:firstLine="180"/>
         <w:jc w:val="both"/>
       </w:pPr>
@@ -2847,7 +2950,7 @@
           <w:rFonts w:ascii="Times New Roman" w:hAnsi="Times New Roman" w:eastAsia="신명조"/>
           <w:b w:val="0"/>
           <w:i w:val="0"/>
-          <w:sz w:val="20"/>
+          <w:sz w:val="18"/>
         </w:rPr>
         <w:t>&lt;Table 2&gt;는 이후 모든 실험에 사용한 설정이다. 정규화는 2.3절에서 기술한 방식을 따른다.</w:t>
       </w:r>
@@ -2857,14 +2960,14 @@
         <w:wordWrap w:val="0"/>
         <w:autoSpaceDE w:val="0"/>
         <w:autoSpaceDN w:val="0"/>
-        <w:spacing w:after="40" w:before="0" w:line="480" w:lineRule="auto"/>
+        <w:spacing w:after="40" w:before="0" w:line="288" w:lineRule="auto"/>
       </w:pPr>
       <w:r>
         <w:rPr>
           <w:rFonts w:ascii="Times New Roman" w:hAnsi="Times New Roman" w:eastAsia="중고딕"/>
           <w:b w:val="0"/>
           <w:i w:val="0"/>
-          <w:sz w:val="20"/>
+          <w:sz w:val="17"/>
         </w:rPr>
         <w:t>Table 2. Final model configuration</w:t>
       </w:r>
@@ -2877,13 +2980,13 @@
         <w:tblLook w:firstColumn="1" w:firstRow="1" w:lastColumn="0" w:lastRow="0" w:noHBand="0" w:noVBand="1" w:val="04A0"/>
       </w:tblPr>
       <w:tblGrid>
-        <w:gridCol w:w="4536"/>
-        <w:gridCol w:w="4536"/>
+        <w:gridCol w:w="4819"/>
+        <w:gridCol w:w="4819"/>
       </w:tblGrid>
       <w:tr>
         <w:tc>
           <w:tcPr>
-            <w:tcW w:type="dxa" w:w="4535"/>
+            <w:tcW w:type="dxa" w:w="2296"/>
             <w:tcBorders>
               <w:left w:val="none" w:sz="0" w:color="000000"/>
               <w:right w:val="none" w:sz="0" w:color="000000"/>
@@ -2904,7 +3007,7 @@
                 <w:rFonts w:ascii="Times New Roman" w:hAnsi="Times New Roman" w:eastAsia="신명조"/>
                 <w:b/>
                 <w:i w:val="0"/>
-                <w:sz w:val="20"/>
+                <w:sz w:val="16"/>
               </w:rPr>
               <w:t>Item</w:t>
             </w:r>
@@ -2912,7 +3015,7 @@
         </w:tc>
         <w:tc>
           <w:tcPr>
-            <w:tcW w:type="dxa" w:w="4535"/>
+            <w:tcW w:type="dxa" w:w="2296"/>
             <w:tcBorders>
               <w:left w:val="none" w:sz="0" w:color="000000"/>
               <w:right w:val="none" w:sz="0" w:color="000000"/>
@@ -2933,7 +3036,7 @@
                 <w:rFonts w:ascii="Times New Roman" w:hAnsi="Times New Roman" w:eastAsia="신명조"/>
                 <w:b/>
                 <w:i w:val="0"/>
-                <w:sz w:val="20"/>
+                <w:sz w:val="16"/>
               </w:rPr>
               <w:t>Value</w:t>
             </w:r>
@@ -2943,7 +3046,7 @@
       <w:tr>
         <w:tc>
           <w:tcPr>
-            <w:tcW w:type="dxa" w:w="4535"/>
+            <w:tcW w:type="dxa" w:w="2296"/>
             <w:tcBorders>
               <w:left w:val="none" w:sz="0" w:color="000000"/>
               <w:right w:val="none" w:sz="0" w:color="000000"/>
@@ -2964,7 +3067,7 @@
                 <w:rFonts w:ascii="Times New Roman" w:hAnsi="Times New Roman" w:eastAsia="신명조"/>
                 <w:b w:val="0"/>
                 <w:i w:val="0"/>
-                <w:sz w:val="20"/>
+                <w:sz w:val="16"/>
               </w:rPr>
               <w:t>Lookback / patch / stride</w:t>
             </w:r>
@@ -2972,7 +3075,7 @@
         </w:tc>
         <w:tc>
           <w:tcPr>
-            <w:tcW w:type="dxa" w:w="4535"/>
+            <w:tcW w:type="dxa" w:w="2296"/>
             <w:tcBorders>
               <w:left w:val="none" w:sz="0" w:color="000000"/>
               <w:right w:val="none" w:sz="0" w:color="000000"/>
@@ -2993,7 +3096,7 @@
                 <w:rFonts w:ascii="Times New Roman" w:hAnsi="Times New Roman" w:eastAsia="신명조"/>
                 <w:b w:val="0"/>
                 <w:i w:val="0"/>
-                <w:sz w:val="20"/>
+                <w:sz w:val="16"/>
               </w:rPr>
               <w:t>120 / 5 / 5, giving 24 tokens</w:t>
             </w:r>
@@ -3003,7 +3106,7 @@
       <w:tr>
         <w:tc>
           <w:tcPr>
-            <w:tcW w:type="dxa" w:w="4535"/>
+            <w:tcW w:type="dxa" w:w="2296"/>
             <w:tcBorders>
               <w:left w:val="none" w:sz="0" w:color="000000"/>
               <w:right w:val="none" w:sz="0" w:color="000000"/>
@@ -3024,7 +3127,7 @@
                 <w:rFonts w:ascii="Times New Roman" w:hAnsi="Times New Roman" w:eastAsia="신명조"/>
                 <w:b w:val="0"/>
                 <w:i w:val="0"/>
-                <w:sz w:val="20"/>
+                <w:sz w:val="16"/>
               </w:rPr>
               <w:t>d_model / heads / layers / d_ff / dropout</w:t>
             </w:r>
@@ -3032,7 +3135,7 @@
         </w:tc>
         <w:tc>
           <w:tcPr>
-            <w:tcW w:type="dxa" w:w="4535"/>
+            <w:tcW w:type="dxa" w:w="2296"/>
             <w:tcBorders>
               <w:left w:val="none" w:sz="0" w:color="000000"/>
               <w:right w:val="none" w:sz="0" w:color="000000"/>
@@ -3053,7 +3156,7 @@
                 <w:rFonts w:ascii="Times New Roman" w:hAnsi="Times New Roman" w:eastAsia="신명조"/>
                 <w:b w:val="0"/>
                 <w:i w:val="0"/>
-                <w:sz w:val="20"/>
+                <w:sz w:val="16"/>
               </w:rPr>
               <w:t>32 / 2 / 1 / 64 / 0.5</w:t>
             </w:r>
@@ -3063,7 +3166,7 @@
       <w:tr>
         <w:tc>
           <w:tcPr>
-            <w:tcW w:type="dxa" w:w="4535"/>
+            <w:tcW w:type="dxa" w:w="2296"/>
             <w:tcBorders>
               <w:left w:val="none" w:sz="0" w:color="000000"/>
               <w:right w:val="none" w:sz="0" w:color="000000"/>
@@ -3084,7 +3187,7 @@
                 <w:rFonts w:ascii="Times New Roman" w:hAnsi="Times New Roman" w:eastAsia="신명조"/>
                 <w:b w:val="0"/>
                 <w:i w:val="0"/>
-                <w:sz w:val="20"/>
+                <w:sz w:val="16"/>
               </w:rPr>
               <w:t>Quantiles</w:t>
             </w:r>
@@ -3092,7 +3195,7 @@
         </w:tc>
         <w:tc>
           <w:tcPr>
-            <w:tcW w:type="dxa" w:w="4535"/>
+            <w:tcW w:type="dxa" w:w="2296"/>
             <w:tcBorders>
               <w:left w:val="none" w:sz="0" w:color="000000"/>
               <w:right w:val="none" w:sz="0" w:color="000000"/>
@@ -3113,7 +3216,7 @@
                 <w:rFonts w:ascii="Times New Roman" w:hAnsi="Times New Roman" w:eastAsia="신명조"/>
                 <w:b w:val="0"/>
                 <w:i w:val="0"/>
-                <w:sz w:val="20"/>
+                <w:sz w:val="16"/>
               </w:rPr>
               <w:t>0.1, 0.5, 0.9</w:t>
             </w:r>
@@ -3123,7 +3226,7 @@
       <w:tr>
         <w:tc>
           <w:tcPr>
-            <w:tcW w:type="dxa" w:w="4535"/>
+            <w:tcW w:type="dxa" w:w="2296"/>
             <w:tcBorders>
               <w:left w:val="none" w:sz="0" w:color="000000"/>
               <w:right w:val="none" w:sz="0" w:color="000000"/>
@@ -3144,7 +3247,7 @@
                 <w:rFonts w:ascii="Times New Roman" w:hAnsi="Times New Roman" w:eastAsia="신명조"/>
                 <w:b w:val="0"/>
                 <w:i w:val="0"/>
-                <w:sz w:val="20"/>
+                <w:sz w:val="16"/>
               </w:rPr>
               <w:t>Dynamic / macro / static inputs</w:t>
             </w:r>
@@ -3152,7 +3255,7 @@
         </w:tc>
         <w:tc>
           <w:tcPr>
-            <w:tcW w:type="dxa" w:w="4535"/>
+            <w:tcW w:type="dxa" w:w="2296"/>
             <w:tcBorders>
               <w:left w:val="none" w:sz="0" w:color="000000"/>
               <w:right w:val="none" w:sz="0" w:color="000000"/>
@@ -3173,7 +3276,7 @@
                 <w:rFonts w:ascii="Times New Roman" w:hAnsi="Times New Roman" w:eastAsia="신명조"/>
                 <w:b w:val="0"/>
                 <w:i w:val="0"/>
-                <w:sz w:val="20"/>
+                <w:sz w:val="16"/>
               </w:rPr>
               <w:t>30 channels / 13 channels / 3 categoricals</w:t>
             </w:r>
@@ -3183,7 +3286,7 @@
       <w:tr>
         <w:tc>
           <w:tcPr>
-            <w:tcW w:type="dxa" w:w="4535"/>
+            <w:tcW w:type="dxa" w:w="2296"/>
             <w:tcBorders>
               <w:left w:val="none" w:sz="0" w:color="000000"/>
               <w:right w:val="none" w:sz="0" w:color="000000"/>
@@ -3204,7 +3307,7 @@
                 <w:rFonts w:ascii="Times New Roman" w:hAnsi="Times New Roman" w:eastAsia="신명조"/>
                 <w:b w:val="0"/>
                 <w:i w:val="0"/>
-                <w:sz w:val="20"/>
+                <w:sz w:val="16"/>
               </w:rPr>
               <w:t>Normalization</w:t>
             </w:r>
@@ -3212,7 +3315,7 @@
         </w:tc>
         <w:tc>
           <w:tcPr>
-            <w:tcW w:type="dxa" w:w="4535"/>
+            <w:tcW w:type="dxa" w:w="2296"/>
             <w:tcBorders>
               <w:left w:val="none" w:sz="0" w:color="000000"/>
               <w:right w:val="none" w:sz="0" w:color="000000"/>
@@ -3233,7 +3336,7 @@
                 <w:rFonts w:ascii="Times New Roman" w:hAnsi="Times New Roman" w:eastAsia="신명조"/>
                 <w:b w:val="0"/>
                 <w:i w:val="0"/>
-                <w:sz w:val="20"/>
+                <w:sz w:val="16"/>
               </w:rPr>
               <w:t>RevIN, applied selectively by channel</w:t>
             </w:r>
@@ -3243,7 +3346,7 @@
       <w:tr>
         <w:tc>
           <w:tcPr>
-            <w:tcW w:type="dxa" w:w="4535"/>
+            <w:tcW w:type="dxa" w:w="2296"/>
             <w:tcBorders>
               <w:left w:val="none" w:sz="0" w:color="000000"/>
               <w:right w:val="none" w:sz="0" w:color="000000"/>
@@ -3264,7 +3367,7 @@
                 <w:rFonts w:ascii="Times New Roman" w:hAnsi="Times New Roman" w:eastAsia="신명조"/>
                 <w:b w:val="0"/>
                 <w:i w:val="0"/>
-                <w:sz w:val="20"/>
+                <w:sz w:val="16"/>
               </w:rPr>
               <w:t>Parameters</w:t>
             </w:r>
@@ -3272,7 +3375,7 @@
         </w:tc>
         <w:tc>
           <w:tcPr>
-            <w:tcW w:type="dxa" w:w="4535"/>
+            <w:tcW w:type="dxa" w:w="2296"/>
             <w:tcBorders>
               <w:left w:val="none" w:sz="0" w:color="000000"/>
               <w:right w:val="none" w:sz="0" w:color="000000"/>
@@ -3293,7 +3396,7 @@
                 <w:rFonts w:ascii="Times New Roman" w:hAnsi="Times New Roman" w:eastAsia="신명조"/>
                 <w:b w:val="0"/>
                 <w:i w:val="0"/>
-                <w:sz w:val="20"/>
+                <w:sz w:val="16"/>
               </w:rPr>
               <w:t>0.50M</w:t>
             </w:r>
@@ -3311,7 +3414,7 @@
         <w:wordWrap w:val="0"/>
         <w:autoSpaceDE w:val="0"/>
         <w:autoSpaceDN w:val="0"/>
-        <w:spacing w:after="80" w:before="0" w:line="480" w:lineRule="auto"/>
+        <w:spacing w:after="80" w:before="0" w:line="300" w:lineRule="auto"/>
       </w:pPr>
       <w:r>
         <w:rPr>
@@ -3328,14 +3431,14 @@
         <w:wordWrap w:val="0"/>
         <w:autoSpaceDE w:val="0"/>
         <w:autoSpaceDN w:val="0"/>
-        <w:spacing w:after="60" w:before="0" w:line="480" w:lineRule="auto"/>
+        <w:spacing w:after="60" w:before="0" w:line="300" w:lineRule="auto"/>
       </w:pPr>
       <w:r>
         <w:rPr>
           <w:rFonts w:ascii="Times New Roman" w:hAnsi="Times New Roman" w:eastAsia="중고딕"/>
           <w:b w:val="0"/>
           <w:i w:val="0"/>
-          <w:sz w:val="20"/>
+          <w:sz w:val="18"/>
         </w:rPr>
         <w:t>4.1 자료</w:t>
       </w:r>
@@ -3345,7 +3448,7 @@
         <w:wordWrap w:val="0"/>
         <w:autoSpaceDE w:val="0"/>
         <w:autoSpaceDN w:val="0"/>
-        <w:spacing w:after="80" w:before="0" w:line="480" w:lineRule="auto"/>
+        <w:spacing w:after="80" w:before="0" w:line="341" w:lineRule="auto"/>
         <w:ind w:firstLine="180"/>
         <w:jc w:val="both"/>
       </w:pPr>
@@ -3354,7 +3457,7 @@
           <w:rFonts w:ascii="Times New Roman" w:hAnsi="Times New Roman" w:eastAsia="신명조"/>
           <w:b w:val="0"/>
           <w:i w:val="0"/>
-          <w:sz w:val="20"/>
+          <w:sz w:val="18"/>
         </w:rPr>
         <w:t>분석 자료는 코스피200 구성종목 201개의 2015년 1월 2일부터 2026년 10월 16일까지 일별 자료 519,617행이며, 종목당 최대 2,892거래일이다. 종목 목록은 2026년 9월 8일 지수 구성종목 조회 결과이며, 그 시점에 201개가 조회되었다. 지수와 투자자 수급 계열을 포함해 모두 키움증권 Open API로 수집하였다. 거래정지일은 거래량 0과 시가=고가=저가=종가로 입력되는데, 제거하지 않으면 허위의 0 수익률이 생겨 변동성 추정을 왜곡하므로 지표 산출 이전에 제거하였다. 종목별 거래일이 크게 상이하다. 가장 짧은 종목은 35거래일뿐이어서 201종목이 모두 존재하는 공통 달력은 35일로 줄어들고, 이를 강제하면 전체 행의 98.6%가 소실된다. 따라서 윈도우는 각 종목의 자기 행 위에서 구성하였다. 모형과 평가 코드는 교신저자에게 요청하면 제공하며, 원자료는 증권사 API 이용 약관상 재배포할 수 없다.</w:t>
       </w:r>
@@ -3364,14 +3467,14 @@
         <w:wordWrap w:val="0"/>
         <w:autoSpaceDE w:val="0"/>
         <w:autoSpaceDN w:val="0"/>
-        <w:spacing w:after="60" w:before="0" w:line="480" w:lineRule="auto"/>
+        <w:spacing w:after="60" w:before="0" w:line="300" w:lineRule="auto"/>
       </w:pPr>
       <w:r>
         <w:rPr>
           <w:rFonts w:ascii="Times New Roman" w:hAnsi="Times New Roman" w:eastAsia="중고딕"/>
           <w:b w:val="0"/>
           <w:i w:val="0"/>
-          <w:sz w:val="20"/>
+          <w:sz w:val="18"/>
         </w:rPr>
         <w:t>4.2 변수와 목표변수</w:t>
       </w:r>
@@ -3381,7 +3484,7 @@
         <w:wordWrap w:val="0"/>
         <w:autoSpaceDE w:val="0"/>
         <w:autoSpaceDN w:val="0"/>
-        <w:spacing w:after="80" w:before="0" w:line="480" w:lineRule="auto"/>
+        <w:spacing w:after="80" w:before="0" w:line="341" w:lineRule="auto"/>
         <w:ind w:firstLine="180"/>
         <w:jc w:val="both"/>
       </w:pPr>
@@ -3390,7 +3493,7 @@
           <w:rFonts w:ascii="Times New Roman" w:hAnsi="Times New Roman" w:eastAsia="신명조"/>
           <w:b w:val="0"/>
           <w:i w:val="0"/>
-          <w:sz w:val="20"/>
+          <w:sz w:val="18"/>
         </w:rPr>
         <w:t>&lt;Table 3&gt;은 입력 변수의 구성이다. 동적 30채널 가운데 기술적 지표 8채널은 수렴·발산 지표(3), 상대강도지수, 상품채널지수, 볼린저 밴드(2), 실질변동폭(ATR)이다.</w:t>
       </w:r>
@@ -3400,14 +3503,14 @@
         <w:wordWrap w:val="0"/>
         <w:autoSpaceDE w:val="0"/>
         <w:autoSpaceDN w:val="0"/>
-        <w:spacing w:after="40" w:before="0" w:line="480" w:lineRule="auto"/>
+        <w:spacing w:after="40" w:before="0" w:line="288" w:lineRule="auto"/>
       </w:pPr>
       <w:r>
         <w:rPr>
           <w:rFonts w:ascii="Times New Roman" w:hAnsi="Times New Roman" w:eastAsia="중고딕"/>
           <w:b w:val="0"/>
           <w:i w:val="0"/>
-          <w:sz w:val="20"/>
+          <w:sz w:val="17"/>
         </w:rPr>
         <w:t>Table 3. Input channels</w:t>
       </w:r>
@@ -3420,14 +3523,14 @@
         <w:tblLook w:firstColumn="1" w:firstRow="1" w:lastColumn="0" w:lastRow="0" w:noHBand="0" w:noVBand="1" w:val="04A0"/>
       </w:tblPr>
       <w:tblGrid>
-        <w:gridCol w:w="3024"/>
-        <w:gridCol w:w="3024"/>
-        <w:gridCol w:w="3024"/>
+        <w:gridCol w:w="3213"/>
+        <w:gridCol w:w="3213"/>
+        <w:gridCol w:w="3213"/>
       </w:tblGrid>
       <w:tr>
         <w:tc>
           <w:tcPr>
-            <w:tcW w:type="dxa" w:w="3024"/>
+            <w:tcW w:type="dxa" w:w="1531"/>
             <w:tcBorders>
               <w:left w:val="none" w:sz="0" w:color="000000"/>
               <w:right w:val="none" w:sz="0" w:color="000000"/>
@@ -3448,7 +3551,7 @@
                 <w:rFonts w:ascii="Times New Roman" w:hAnsi="Times New Roman" w:eastAsia="신명조"/>
                 <w:b/>
                 <w:i w:val="0"/>
-                <w:sz w:val="20"/>
+                <w:sz w:val="16"/>
               </w:rPr>
               <w:t>Group</w:t>
             </w:r>
@@ -3456,7 +3559,7 @@
         </w:tc>
         <w:tc>
           <w:tcPr>
-            <w:tcW w:type="dxa" w:w="3024"/>
+            <w:tcW w:type="dxa" w:w="1531"/>
             <w:tcBorders>
               <w:left w:val="none" w:sz="0" w:color="000000"/>
               <w:right w:val="none" w:sz="0" w:color="000000"/>
@@ -3477,7 +3580,7 @@
                 <w:rFonts w:ascii="Times New Roman" w:hAnsi="Times New Roman" w:eastAsia="신명조"/>
                 <w:b/>
                 <w:i w:val="0"/>
-                <w:sz w:val="20"/>
+                <w:sz w:val="16"/>
               </w:rPr>
               <w:t>Channels</w:t>
             </w:r>
@@ -3485,7 +3588,7 @@
         </w:tc>
         <w:tc>
           <w:tcPr>
-            <w:tcW w:type="dxa" w:w="3024"/>
+            <w:tcW w:type="dxa" w:w="1531"/>
             <w:tcBorders>
               <w:left w:val="none" w:sz="0" w:color="000000"/>
               <w:right w:val="none" w:sz="0" w:color="000000"/>
@@ -3506,7 +3609,7 @@
                 <w:rFonts w:ascii="Times New Roman" w:hAnsi="Times New Roman" w:eastAsia="신명조"/>
                 <w:b/>
                 <w:i w:val="0"/>
-                <w:sz w:val="20"/>
+                <w:sz w:val="16"/>
               </w:rPr>
               <w:t>n</w:t>
             </w:r>
@@ -3516,7 +3619,7 @@
       <w:tr>
         <w:tc>
           <w:tcPr>
-            <w:tcW w:type="dxa" w:w="3024"/>
+            <w:tcW w:type="dxa" w:w="1531"/>
             <w:tcBorders>
               <w:left w:val="none" w:sz="0" w:color="000000"/>
               <w:right w:val="none" w:sz="0" w:color="000000"/>
@@ -3537,7 +3640,7 @@
                 <w:rFonts w:ascii="Times New Roman" w:hAnsi="Times New Roman" w:eastAsia="신명조"/>
                 <w:b w:val="0"/>
                 <w:i w:val="0"/>
-                <w:sz w:val="20"/>
+                <w:sz w:val="16"/>
               </w:rPr>
               <w:t>Dynamic (stock)</w:t>
             </w:r>
@@ -3545,7 +3648,7 @@
         </w:tc>
         <w:tc>
           <w:tcPr>
-            <w:tcW w:type="dxa" w:w="3024"/>
+            <w:tcW w:type="dxa" w:w="1531"/>
             <w:tcBorders>
               <w:left w:val="none" w:sz="0" w:color="000000"/>
               <w:right w:val="none" w:sz="0" w:color="000000"/>
@@ -3566,7 +3669,7 @@
                 <w:rFonts w:ascii="Times New Roman" w:hAnsi="Times New Roman" w:eastAsia="신명조"/>
                 <w:b w:val="0"/>
                 <w:i w:val="0"/>
-                <w:sz w:val="20"/>
+                <w:sz w:val="16"/>
               </w:rPr>
               <w:t>returns and momentum (5), trading activity (4), moving-average gaps (3), technical indicators (8), index-relative (6), investor flows (4)</w:t>
             </w:r>
@@ -3574,7 +3677,7 @@
         </w:tc>
         <w:tc>
           <w:tcPr>
-            <w:tcW w:type="dxa" w:w="3024"/>
+            <w:tcW w:type="dxa" w:w="1531"/>
             <w:tcBorders>
               <w:left w:val="none" w:sz="0" w:color="000000"/>
               <w:right w:val="none" w:sz="0" w:color="000000"/>
@@ -3595,7 +3698,7 @@
                 <w:rFonts w:ascii="Times New Roman" w:hAnsi="Times New Roman" w:eastAsia="신명조"/>
                 <w:b w:val="0"/>
                 <w:i w:val="0"/>
-                <w:sz w:val="20"/>
+                <w:sz w:val="16"/>
               </w:rPr>
               <w:t>30</w:t>
             </w:r>
@@ -3605,7 +3708,7 @@
       <w:tr>
         <w:tc>
           <w:tcPr>
-            <w:tcW w:type="dxa" w:w="3024"/>
+            <w:tcW w:type="dxa" w:w="1531"/>
             <w:tcBorders>
               <w:left w:val="none" w:sz="0" w:color="000000"/>
               <w:right w:val="none" w:sz="0" w:color="000000"/>
@@ -3626,7 +3729,7 @@
                 <w:rFonts w:ascii="Times New Roman" w:hAnsi="Times New Roman" w:eastAsia="신명조"/>
                 <w:b w:val="0"/>
                 <w:i w:val="0"/>
-                <w:sz w:val="20"/>
+                <w:sz w:val="16"/>
               </w:rPr>
               <w:t>Macro sequences</w:t>
             </w:r>
@@ -3634,7 +3737,7 @@
         </w:tc>
         <w:tc>
           <w:tcPr>
-            <w:tcW w:type="dxa" w:w="3024"/>
+            <w:tcW w:type="dxa" w:w="1531"/>
             <w:tcBorders>
               <w:left w:val="none" w:sz="0" w:color="000000"/>
               <w:right w:val="none" w:sz="0" w:color="000000"/>
@@ -3655,7 +3758,7 @@
                 <w:rFonts w:ascii="Times New Roman" w:hAnsi="Times New Roman" w:eastAsia="신명조"/>
                 <w:b w:val="0"/>
                 <w:i w:val="0"/>
-                <w:sz w:val="20"/>
+                <w:sz w:val="16"/>
               </w:rPr>
               <w:t>KOSPI and KOSDAQ derivatives, overseas index exchange-traded funds</w:t>
             </w:r>
@@ -3663,7 +3766,7 @@
         </w:tc>
         <w:tc>
           <w:tcPr>
-            <w:tcW w:type="dxa" w:w="3024"/>
+            <w:tcW w:type="dxa" w:w="1531"/>
             <w:tcBorders>
               <w:left w:val="none" w:sz="0" w:color="000000"/>
               <w:right w:val="none" w:sz="0" w:color="000000"/>
@@ -3684,7 +3787,7 @@
                 <w:rFonts w:ascii="Times New Roman" w:hAnsi="Times New Roman" w:eastAsia="신명조"/>
                 <w:b w:val="0"/>
                 <w:i w:val="0"/>
-                <w:sz w:val="20"/>
+                <w:sz w:val="16"/>
               </w:rPr>
               <w:t>13</w:t>
             </w:r>
@@ -3694,7 +3797,7 @@
       <w:tr>
         <w:tc>
           <w:tcPr>
-            <w:tcW w:type="dxa" w:w="3024"/>
+            <w:tcW w:type="dxa" w:w="1531"/>
             <w:tcBorders>
               <w:left w:val="none" w:sz="0" w:color="000000"/>
               <w:right w:val="none" w:sz="0" w:color="000000"/>
@@ -3715,7 +3818,7 @@
                 <w:rFonts w:ascii="Times New Roman" w:hAnsi="Times New Roman" w:eastAsia="신명조"/>
                 <w:b w:val="0"/>
                 <w:i w:val="0"/>
-                <w:sz w:val="20"/>
+                <w:sz w:val="16"/>
               </w:rPr>
               <w:t>Static categoricals</w:t>
             </w:r>
@@ -3723,7 +3826,7 @@
         </w:tc>
         <w:tc>
           <w:tcPr>
-            <w:tcW w:type="dxa" w:w="3024"/>
+            <w:tcW w:type="dxa" w:w="1531"/>
             <w:tcBorders>
               <w:left w:val="none" w:sz="0" w:color="000000"/>
               <w:right w:val="none" w:sz="0" w:color="000000"/>
@@ -3744,7 +3847,7 @@
                 <w:rFonts w:ascii="Times New Roman" w:hAnsi="Times New Roman" w:eastAsia="신명조"/>
                 <w:b w:val="0"/>
                 <w:i w:val="0"/>
-                <w:sz w:val="20"/>
+                <w:sz w:val="16"/>
               </w:rPr>
               <w:t>sector, market-cap bucket, weekday</w:t>
             </w:r>
@@ -3752,7 +3855,7 @@
         </w:tc>
         <w:tc>
           <w:tcPr>
-            <w:tcW w:type="dxa" w:w="3024"/>
+            <w:tcW w:type="dxa" w:w="1531"/>
             <w:tcBorders>
               <w:left w:val="none" w:sz="0" w:color="000000"/>
               <w:right w:val="none" w:sz="0" w:color="000000"/>
@@ -3773,7 +3876,7 @@
                 <w:rFonts w:ascii="Times New Roman" w:hAnsi="Times New Roman" w:eastAsia="신명조"/>
                 <w:b w:val="0"/>
                 <w:i w:val="0"/>
-                <w:sz w:val="20"/>
+                <w:sz w:val="16"/>
               </w:rPr>
               <w:t>3</w:t>
             </w:r>
@@ -3791,7 +3894,7 @@
         <w:wordWrap w:val="0"/>
         <w:autoSpaceDE w:val="0"/>
         <w:autoSpaceDN w:val="0"/>
-        <w:spacing w:after="80" w:before="0" w:line="480" w:lineRule="auto"/>
+        <w:spacing w:after="80" w:before="0" w:line="341" w:lineRule="auto"/>
         <w:ind w:firstLine="180"/>
         <w:jc w:val="both"/>
       </w:pPr>
@@ -3800,7 +3903,7 @@
           <w:rFonts w:ascii="Times New Roman" w:hAnsi="Times New Roman" w:eastAsia="신명조"/>
           <w:b w:val="0"/>
           <w:i w:val="0"/>
-          <w:sz w:val="20"/>
+          <w:sz w:val="18"/>
         </w:rPr>
         <w:t>정적 범주형 세 개는 섹터, 시가총액 구간, 요일이다. 시가총액 구간은 학습구간 종료일의 값으로 고정하였고, 요일은 사전 알려진 공변량이나 구현에서는 윈도우 마지막 날의 값을 정적 입력으로 넣었다.</w:t>
       </w:r>
@@ -3810,7 +3913,7 @@
         <w:wordWrap w:val="0"/>
         <w:autoSpaceDE w:val="0"/>
         <w:autoSpaceDN w:val="0"/>
-        <w:spacing w:after="80" w:before="0" w:line="480" w:lineRule="auto"/>
+        <w:spacing w:after="80" w:before="0" w:line="341" w:lineRule="auto"/>
         <w:ind w:firstLine="180"/>
         <w:jc w:val="both"/>
       </w:pPr>
@@ -3819,7 +3922,7 @@
           <w:rFonts w:ascii="Times New Roman" w:hAnsi="Times New Roman" w:eastAsia="신명조"/>
           <w:b w:val="0"/>
           <w:i w:val="0"/>
-          <w:sz w:val="20"/>
+          <w:sz w:val="18"/>
         </w:rPr>
         <w:t>가격 수준은 직접 사용하지 않는다. 이동평균은 종가 대비 괴리율로, 수렴·발산 지표와 ATR은 종가로 나누어, 유계 지표는 재척도하여 입력한다. 목표변수는 코스피200 대비 초과분으로 정의한 5일 누적 로그수익률이다(식 6).</w:t>
       </w:r>
@@ -3829,7 +3932,7 @@
         <w:wordWrap w:val="0"/>
         <w:autoSpaceDE w:val="0"/>
         <w:autoSpaceDN w:val="0"/>
-        <w:spacing w:after="80" w:before="0" w:line="480" w:lineRule="auto"/>
+        <w:spacing w:after="80" w:before="0" w:line="341" w:lineRule="auto"/>
         <w:jc w:val="center"/>
       </w:pPr>
       <w:r>
@@ -3837,7 +3940,7 @@
           <w:rFonts w:ascii="Times New Roman" w:hAnsi="Times New Roman" w:eastAsia="신명조"/>
           <w:b w:val="0"/>
           <w:i/>
-          <w:sz w:val="20"/>
+          <w:sz w:val="18"/>
         </w:rPr>
         <w:t>y</w:t>
       </w:r>
@@ -3846,7 +3949,7 @@
           <w:rFonts w:ascii="Times New Roman" w:hAnsi="Times New Roman" w:eastAsia="신명조"/>
           <w:b w:val="0"/>
           <w:i/>
-          <w:sz w:val="20"/>
+          <w:sz w:val="18"/>
           <w:vertAlign w:val="subscript"/>
         </w:rPr>
         <w:t>t</w:t>
@@ -3856,7 +3959,7 @@
           <w:rFonts w:ascii="Times New Roman" w:hAnsi="Times New Roman" w:eastAsia="신명조"/>
           <w:b w:val="0"/>
           <w:i w:val="0"/>
-          <w:sz w:val="20"/>
+          <w:sz w:val="18"/>
         </w:rPr>
         <w:t xml:space="preserve"> = Σ</w:t>
       </w:r>
@@ -3865,7 +3968,7 @@
           <w:rFonts w:ascii="Times New Roman" w:hAnsi="Times New Roman" w:eastAsia="신명조"/>
           <w:b w:val="0"/>
           <w:i/>
-          <w:sz w:val="20"/>
+          <w:sz w:val="18"/>
           <w:vertAlign w:val="subscript"/>
         </w:rPr>
         <w:t>k=1</w:t>
@@ -3875,7 +3978,7 @@
           <w:rFonts w:ascii="Times New Roman" w:hAnsi="Times New Roman" w:eastAsia="신명조"/>
           <w:b w:val="0"/>
           <w:i/>
-          <w:sz w:val="20"/>
+          <w:sz w:val="18"/>
           <w:vertAlign w:val="superscript"/>
         </w:rPr>
         <w:t>5</w:t>
@@ -3885,7 +3988,7 @@
           <w:rFonts w:ascii="Times New Roman" w:hAnsi="Times New Roman" w:eastAsia="신명조"/>
           <w:b w:val="0"/>
           <w:i w:val="0"/>
-          <w:sz w:val="20"/>
+          <w:sz w:val="18"/>
         </w:rPr>
         <w:t xml:space="preserve"> </w:t>
       </w:r>
@@ -3894,7 +3997,7 @@
           <w:rFonts w:ascii="Times New Roman" w:hAnsi="Times New Roman" w:eastAsia="신명조"/>
           <w:b w:val="0"/>
           <w:i/>
-          <w:sz w:val="20"/>
+          <w:sz w:val="18"/>
         </w:rPr>
         <w:t>r</w:t>
       </w:r>
@@ -3903,7 +4006,7 @@
           <w:rFonts w:ascii="Times New Roman" w:hAnsi="Times New Roman" w:eastAsia="신명조"/>
           <w:b w:val="0"/>
           <w:i/>
-          <w:sz w:val="20"/>
+          <w:sz w:val="18"/>
           <w:vertAlign w:val="subscript"/>
         </w:rPr>
         <w:t>t+k</w:t>
@@ -3913,7 +4016,7 @@
           <w:rFonts w:ascii="Times New Roman" w:hAnsi="Times New Roman" w:eastAsia="신명조"/>
           <w:b w:val="0"/>
           <w:i w:val="0"/>
-          <w:sz w:val="20"/>
+          <w:sz w:val="18"/>
         </w:rPr>
         <w:t xml:space="preserve"> − Σ</w:t>
       </w:r>
@@ -3922,7 +4025,7 @@
           <w:rFonts w:ascii="Times New Roman" w:hAnsi="Times New Roman" w:eastAsia="신명조"/>
           <w:b w:val="0"/>
           <w:i/>
-          <w:sz w:val="20"/>
+          <w:sz w:val="18"/>
           <w:vertAlign w:val="subscript"/>
         </w:rPr>
         <w:t>k=1</w:t>
@@ -3932,7 +4035,7 @@
           <w:rFonts w:ascii="Times New Roman" w:hAnsi="Times New Roman" w:eastAsia="신명조"/>
           <w:b w:val="0"/>
           <w:i/>
-          <w:sz w:val="20"/>
+          <w:sz w:val="18"/>
           <w:vertAlign w:val="superscript"/>
         </w:rPr>
         <w:t>5</w:t>
@@ -3942,7 +4045,7 @@
           <w:rFonts w:ascii="Times New Roman" w:hAnsi="Times New Roman" w:eastAsia="신명조"/>
           <w:b w:val="0"/>
           <w:i w:val="0"/>
-          <w:sz w:val="20"/>
+          <w:sz w:val="18"/>
         </w:rPr>
         <w:t xml:space="preserve"> </w:t>
       </w:r>
@@ -3951,7 +4054,7 @@
           <w:rFonts w:ascii="Times New Roman" w:hAnsi="Times New Roman" w:eastAsia="신명조"/>
           <w:b w:val="0"/>
           <w:i/>
-          <w:sz w:val="20"/>
+          <w:sz w:val="18"/>
         </w:rPr>
         <w:t>r</w:t>
       </w:r>
@@ -3960,7 +4063,7 @@
           <w:rFonts w:ascii="Times New Roman" w:hAnsi="Times New Roman" w:eastAsia="신명조"/>
           <w:b w:val="0"/>
           <w:i/>
-          <w:sz w:val="20"/>
+          <w:sz w:val="18"/>
           <w:vertAlign w:val="superscript"/>
         </w:rPr>
         <w:t>index</w:t>
@@ -3970,7 +4073,7 @@
           <w:rFonts w:ascii="Times New Roman" w:hAnsi="Times New Roman" w:eastAsia="신명조"/>
           <w:b w:val="0"/>
           <w:i/>
-          <w:sz w:val="20"/>
+          <w:sz w:val="18"/>
           <w:vertAlign w:val="subscript"/>
         </w:rPr>
         <w:t>t+k</w:t>
@@ -3980,7 +4083,7 @@
           <w:rFonts w:ascii="Times New Roman" w:hAnsi="Times New Roman" w:eastAsia="신명조"/>
           <w:b w:val="0"/>
           <w:i w:val="0"/>
-          <w:sz w:val="20"/>
+          <w:sz w:val="18"/>
         </w:rPr>
         <w:t xml:space="preserve">    (6)</w:t>
       </w:r>
@@ -3990,7 +4093,7 @@
         <w:wordWrap w:val="0"/>
         <w:autoSpaceDE w:val="0"/>
         <w:autoSpaceDN w:val="0"/>
-        <w:spacing w:after="80" w:before="0" w:line="480" w:lineRule="auto"/>
+        <w:spacing w:after="80" w:before="0" w:line="341" w:lineRule="auto"/>
         <w:ind w:firstLine="180"/>
         <w:jc w:val="both"/>
       </w:pPr>
@@ -3999,7 +4102,7 @@
           <w:rFonts w:ascii="Times New Roman" w:hAnsi="Times New Roman" w:eastAsia="신명조"/>
           <w:b w:val="0"/>
           <w:i/>
-          <w:sz w:val="20"/>
+          <w:sz w:val="18"/>
         </w:rPr>
         <w:t>r</w:t>
       </w:r>
@@ -4008,7 +4111,7 @@
           <w:rFonts w:ascii="Times New Roman" w:hAnsi="Times New Roman" w:eastAsia="신명조"/>
           <w:b w:val="0"/>
           <w:i/>
-          <w:sz w:val="20"/>
+          <w:sz w:val="18"/>
           <w:vertAlign w:val="subscript"/>
         </w:rPr>
         <w:t>t</w:t>
@@ -4018,7 +4121,7 @@
           <w:rFonts w:ascii="Times New Roman" w:hAnsi="Times New Roman" w:eastAsia="신명조"/>
           <w:b w:val="0"/>
           <w:i w:val="0"/>
-          <w:sz w:val="20"/>
+          <w:sz w:val="18"/>
         </w:rPr>
         <w:t xml:space="preserve">는 일별 로그수익률이고 </w:t>
       </w:r>
@@ -4027,7 +4130,7 @@
           <w:rFonts w:ascii="Times New Roman" w:hAnsi="Times New Roman" w:eastAsia="신명조"/>
           <w:b w:val="0"/>
           <w:i/>
-          <w:sz w:val="20"/>
+          <w:sz w:val="18"/>
         </w:rPr>
         <w:t>r</w:t>
       </w:r>
@@ -4036,7 +4139,7 @@
           <w:rFonts w:ascii="Times New Roman" w:hAnsi="Times New Roman" w:eastAsia="신명조"/>
           <w:b w:val="0"/>
           <w:i/>
-          <w:sz w:val="20"/>
+          <w:sz w:val="18"/>
           <w:vertAlign w:val="superscript"/>
         </w:rPr>
         <w:t>index</w:t>
@@ -4046,7 +4149,7 @@
           <w:rFonts w:ascii="Times New Roman" w:hAnsi="Times New Roman" w:eastAsia="신명조"/>
           <w:b w:val="0"/>
           <w:i/>
-          <w:sz w:val="20"/>
+          <w:sz w:val="18"/>
           <w:vertAlign w:val="subscript"/>
         </w:rPr>
         <w:t>t</w:t>
@@ -4056,7 +4159,7 @@
           <w:rFonts w:ascii="Times New Roman" w:hAnsi="Times New Roman" w:eastAsia="신명조"/>
           <w:b w:val="0"/>
           <w:i w:val="0"/>
-          <w:sz w:val="20"/>
+          <w:sz w:val="18"/>
         </w:rPr>
         <w:t>는 같은 날 코스피200의 로그수익률이다.</w:t>
       </w:r>
@@ -4066,14 +4169,14 @@
         <w:wordWrap w:val="0"/>
         <w:autoSpaceDE w:val="0"/>
         <w:autoSpaceDN w:val="0"/>
-        <w:spacing w:after="60" w:before="0" w:line="480" w:lineRule="auto"/>
+        <w:spacing w:after="60" w:before="0" w:line="300" w:lineRule="auto"/>
       </w:pPr>
       <w:r>
         <w:rPr>
           <w:rFonts w:ascii="Times New Roman" w:hAnsi="Times New Roman" w:eastAsia="중고딕"/>
           <w:b w:val="0"/>
           <w:i w:val="0"/>
-          <w:sz w:val="20"/>
+          <w:sz w:val="18"/>
         </w:rPr>
         <w:t>4.3 분할과 기준선</w:t>
       </w:r>
@@ -4083,7 +4186,7 @@
         <w:wordWrap w:val="0"/>
         <w:autoSpaceDE w:val="0"/>
         <w:autoSpaceDN w:val="0"/>
-        <w:spacing w:after="80" w:before="0" w:line="480" w:lineRule="auto"/>
+        <w:spacing w:after="80" w:before="0" w:line="341" w:lineRule="auto"/>
         <w:ind w:firstLine="180"/>
         <w:jc w:val="both"/>
       </w:pPr>
@@ -4092,7 +4195,7 @@
           <w:rFonts w:ascii="Times New Roman" w:hAnsi="Times New Roman" w:eastAsia="신명조"/>
           <w:b w:val="0"/>
           <w:i w:val="0"/>
-          <w:sz w:val="20"/>
+          <w:sz w:val="18"/>
         </w:rPr>
         <w:t>분할은 종목이 아니라 날짜 기준 전역 분할이다. 2022년까지 학습, 2023년 검증, 2024년 이후 시험이며, 목표가 5일 앞을 보므로 각 경계에 5일 격리구간을 둔다. 정규화 통계는 학습 구간 행에서만 추정한다.</w:t>
       </w:r>
@@ -4102,7 +4205,7 @@
         <w:wordWrap w:val="0"/>
         <w:autoSpaceDE w:val="0"/>
         <w:autoSpaceDN w:val="0"/>
-        <w:spacing w:after="80" w:before="0" w:line="480" w:lineRule="auto"/>
+        <w:spacing w:after="80" w:before="0" w:line="341" w:lineRule="auto"/>
         <w:ind w:firstLine="180"/>
         <w:jc w:val="both"/>
       </w:pPr>
@@ -4111,7 +4214,7 @@
           <w:rFonts w:ascii="Times New Roman" w:hAnsi="Times New Roman" w:eastAsia="신명조"/>
           <w:b w:val="0"/>
           <w:i w:val="0"/>
-          <w:sz w:val="20"/>
+          <w:sz w:val="18"/>
         </w:rPr>
         <w:t>윈도우는 120일 룩백이 해당 구간 안에 온전히 들어갈 때만 생성된다. 입력이 앞 구간에 걸치는 것 자체는 5일 격리구간이 목표값 중첩을 막으므로 누수가 아니나, 그 경우 검증 표본의 입력 대부분이 학습에서 이미 관측된 행이 되어 암기가 검증 성능을 부풀릴 여지가 남는다. 본 연구는 보수적으로 룩백 전체를 구간 안에 넣었고, 그 대가로 각 구간의 처음 120거래일이 소모되어 검증 표본이 122거래일로 줄었다. 검증 표본은 2023년 7월 3일부터 12월 28일까지 122거래일·190종목·23,086건, 시험 표본은 2024년 7월 3일부터 2026년 10월 8일까지 550거래일·198종목·106,490건이다. 자료는 2026년 10월 16일 수집분으로 동결하였고, 파일 해시와 구간별 윈도우 수를 기록하여 이후 모든 수치를 같은 표본에서 산출하였다.</w:t>
       </w:r>
@@ -4121,7 +4224,7 @@
         <w:wordWrap w:val="0"/>
         <w:autoSpaceDE w:val="0"/>
         <w:autoSpaceDN w:val="0"/>
-        <w:spacing w:after="80" w:before="0" w:line="480" w:lineRule="auto"/>
+        <w:spacing w:after="80" w:before="0" w:line="341" w:lineRule="auto"/>
         <w:ind w:firstLine="180"/>
         <w:jc w:val="both"/>
       </w:pPr>
@@ -4130,7 +4233,7 @@
           <w:rFonts w:ascii="Times New Roman" w:hAnsi="Times New Roman" w:eastAsia="신명조"/>
           <w:b w:val="0"/>
           <w:i w:val="0"/>
-          <w:sz w:val="20"/>
+          <w:sz w:val="18"/>
         </w:rPr>
         <w:t>인접 표본은 120일 중 119일의 입력과 5일 중 4일의 목표를 공유하므로 명목 학습 행 264,653건의 실질 규모는 훨씬 작다. 이 때문에 모수를 늘리면 1~2회차에 과적합되었고(이전 설정 146종목·17채널에서의 탐색), 탐색 끝에 0.50M으로 고정하였다.</w:t>
       </w:r>
@@ -4140,7 +4243,7 @@
         <w:wordWrap w:val="0"/>
         <w:autoSpaceDE w:val="0"/>
         <w:autoSpaceDN w:val="0"/>
-        <w:spacing w:after="80" w:before="0" w:line="480" w:lineRule="auto"/>
+        <w:spacing w:after="80" w:before="0" w:line="341" w:lineRule="auto"/>
         <w:ind w:firstLine="180"/>
         <w:jc w:val="both"/>
       </w:pPr>
@@ -4149,7 +4252,7 @@
           <w:rFonts w:ascii="Times New Roman" w:hAnsi="Times New Roman" w:eastAsia="신명조"/>
           <w:b w:val="0"/>
           <w:i w:val="0"/>
-          <w:sz w:val="20"/>
+          <w:sz w:val="18"/>
         </w:rPr>
         <w:t>모든 실험은 학습 자료의 무조건부 분위수, 즉 입력을 무시하고 세 상수를 출력하는 예측기를 기준선으로 평가한다. 이를 상회하지 못하면 초매개변수 조정 문제가 아니라 변수·목표 설계의 실패로 간주한다.</w:t>
       </w:r>
@@ -4159,14 +4262,14 @@
         <w:wordWrap w:val="0"/>
         <w:autoSpaceDE w:val="0"/>
         <w:autoSpaceDN w:val="0"/>
-        <w:spacing w:after="60" w:before="0" w:line="480" w:lineRule="auto"/>
+        <w:spacing w:after="60" w:before="0" w:line="300" w:lineRule="auto"/>
       </w:pPr>
       <w:r>
         <w:rPr>
           <w:rFonts w:ascii="Times New Roman" w:hAnsi="Times New Roman" w:eastAsia="중고딕"/>
           <w:b w:val="0"/>
           <w:i w:val="0"/>
-          <w:sz w:val="20"/>
+          <w:sz w:val="18"/>
         </w:rPr>
         <w:t>4.4 기권 규칙</w:t>
       </w:r>
@@ -4176,7 +4279,7 @@
         <w:wordWrap w:val="0"/>
         <w:autoSpaceDE w:val="0"/>
         <w:autoSpaceDN w:val="0"/>
-        <w:spacing w:after="80" w:before="0" w:line="480" w:lineRule="auto"/>
+        <w:spacing w:after="80" w:before="0" w:line="341" w:lineRule="auto"/>
         <w:ind w:firstLine="180"/>
         <w:jc w:val="both"/>
       </w:pPr>
@@ -4185,7 +4288,7 @@
           <w:rFonts w:ascii="Times New Roman" w:hAnsi="Times New Roman" w:eastAsia="신명조"/>
           <w:b w:val="0"/>
           <w:i w:val="0"/>
-          <w:sz w:val="20"/>
+          <w:sz w:val="18"/>
         </w:rPr>
         <w:t>비교하는 모든 모형에 동일한 규칙을 적용한다. 예측 구간의 폭이 최근 분포의 95분위를 넘으면 기권한다. 이 분위를 고른 근거와 바꿨을 때의 영향은 5.3절에서 따로 다룬다. '최근 분포'는 판단일부터 거슬러 달력 90일, 거래일로는 약 60일 안에 들어온 폭을 모은 것이며, 종목별로 나누지 않고 전 종목을 합친 분포다. 구간 전체의 폭 분포를 쓰면 뒤쪽 날짜의 폭이 앞쪽 날짜의 기권 판단에 흘러들어 미래 정보가 유입되기 때문이고, 모의투자에서 실제로 쓰는 방식과도 같다.</w:t>
       </w:r>
@@ -4195,7 +4298,7 @@
         <w:wordWrap w:val="0"/>
         <w:autoSpaceDE w:val="0"/>
         <w:autoSpaceDN w:val="0"/>
-        <w:spacing w:after="80" w:before="0" w:line="480" w:lineRule="auto"/>
+        <w:spacing w:after="80" w:before="0" w:line="300" w:lineRule="auto"/>
       </w:pPr>
       <w:r>
         <w:rPr>
@@ -4212,14 +4315,14 @@
         <w:wordWrap w:val="0"/>
         <w:autoSpaceDE w:val="0"/>
         <w:autoSpaceDN w:val="0"/>
-        <w:spacing w:after="60" w:before="0" w:line="480" w:lineRule="auto"/>
+        <w:spacing w:after="60" w:before="0" w:line="300" w:lineRule="auto"/>
       </w:pPr>
       <w:r>
         <w:rPr>
           <w:rFonts w:ascii="Times New Roman" w:hAnsi="Times New Roman" w:eastAsia="중고딕"/>
           <w:b w:val="0"/>
           <w:i w:val="0"/>
-          <w:sz w:val="20"/>
+          <w:sz w:val="18"/>
         </w:rPr>
         <w:t>5.1 동일조건 정확도 비교</w:t>
       </w:r>
@@ -4229,7 +4332,7 @@
         <w:wordWrap w:val="0"/>
         <w:autoSpaceDE w:val="0"/>
         <w:autoSpaceDN w:val="0"/>
-        <w:spacing w:after="80" w:before="0" w:line="480" w:lineRule="auto"/>
+        <w:spacing w:after="80" w:before="0" w:line="341" w:lineRule="auto"/>
         <w:ind w:firstLine="180"/>
         <w:jc w:val="both"/>
       </w:pPr>
@@ -4238,7 +4341,7 @@
           <w:rFonts w:ascii="Times New Roman" w:hAnsi="Times New Roman" w:eastAsia="신명조"/>
           <w:b w:val="0"/>
           <w:i w:val="0"/>
-          <w:sz w:val="20"/>
+          <w:sz w:val="18"/>
         </w:rPr>
         <w:t>세 모형은 자료·분할·학습절차·조기종료 규칙을 공유하며 기준선도 0.012175로 동일하게 산출되어 통제가 작동하였음을 수치로 확인할 수 있다. 두 가지 제약을 밝힌다. PatchTST 계열 대조군은 원 구조에 해당 개념이 없어 매크로와 정적 공변량을 입력받지 못하므로, 본 비교는 원본을 그대로 쓸 때 무엇을 포기하게 되는가의 비교이다. 초매개변수는 제안 모형에 맞추어 조정된 값을 대조군에 동일하게 적용하였으므로 대조군의 최적값이 아니다.</w:t>
       </w:r>
@@ -4248,7 +4351,7 @@
         <w:wordWrap w:val="0"/>
         <w:autoSpaceDE w:val="0"/>
         <w:autoSpaceDN w:val="0"/>
-        <w:spacing w:after="80" w:before="0" w:line="480" w:lineRule="auto"/>
+        <w:spacing w:after="80" w:before="0" w:line="341" w:lineRule="auto"/>
         <w:ind w:firstLine="180"/>
         <w:jc w:val="both"/>
       </w:pPr>
@@ -4257,24 +4360,35 @@
           <w:rFonts w:ascii="Times New Roman" w:hAnsi="Times New Roman" w:eastAsia="신명조"/>
           <w:b w:val="0"/>
           <w:i w:val="0"/>
-          <w:sz w:val="20"/>
+          <w:sz w:val="18"/>
         </w:rPr>
         <w:t>세 트랜스포머 모형은 같은 혼합정밀도 설정으로 캐글 GPU에서 학습하고 한 장비에서 평가하였으며, 분위 GBDT는 적합에 난수 요소가 없어 한 번만 학습하였다. 점 예측을 그대로 내는 원본 PatchTST는 표에서 제외하였다. 세 분위를 같은 값으로 채점하면 기준선보다 47.79% 나쁜데, 이는 구조의 비교가 아니라 손실함수의 차이를 보는 것이기 때문이다.</w:t>
       </w:r>
+    </w:p>
+    <w:p>
+      <w:pPr>
+        <w:sectPr>
+          <w:type w:val="continuous"/>
+          <w:pgSz w:w="11906" w:h="16838"/>
+          <w:pgMar w:top="1446" w:right="1134" w:bottom="879" w:left="1134" w:header="567" w:footer="567" w:gutter="0"/>
+          <w:docGrid w:linePitch="360"/>
+          <w:cols w:num="2" w:space="453" w:equalWidth="1"/>
+        </w:sectPr>
+      </w:pPr>
     </w:p>
     <w:p>
       <w:pPr>
         <w:wordWrap w:val="0"/>
         <w:autoSpaceDE w:val="0"/>
         <w:autoSpaceDN w:val="0"/>
-        <w:spacing w:after="40" w:before="0" w:line="480" w:lineRule="auto"/>
+        <w:spacing w:after="40" w:before="0" w:line="288" w:lineRule="auto"/>
       </w:pPr>
       <w:r>
         <w:rPr>
           <w:rFonts w:ascii="Times New Roman" w:hAnsi="Times New Roman" w:eastAsia="중고딕"/>
           <w:b w:val="0"/>
           <w:i w:val="0"/>
-          <w:sz w:val="20"/>
+          <w:sz w:val="17"/>
         </w:rPr>
         <w:t>Table 4. Forecast accuracy on the validation and test splits (three-quantile pinball loss; mean over five seeds 42-46 with the standard deviation, single run for the quantile GBDT). Lower is better, and 'vs baseline' is the improvement over the unconditional-quantile predictor, which scores 0.012175 on validation and 0.018754 on test</w:t>
       </w:r>
@@ -4287,18 +4401,18 @@
         <w:tblLook w:firstColumn="1" w:firstRow="1" w:lastColumn="0" w:lastRow="0" w:noHBand="0" w:noVBand="1" w:val="04A0"/>
       </w:tblPr>
       <w:tblGrid>
-        <w:gridCol w:w="1296"/>
-        <w:gridCol w:w="1296"/>
-        <w:gridCol w:w="1296"/>
-        <w:gridCol w:w="1296"/>
-        <w:gridCol w:w="1296"/>
-        <w:gridCol w:w="1296"/>
-        <w:gridCol w:w="1296"/>
+        <w:gridCol w:w="1377"/>
+        <w:gridCol w:w="1377"/>
+        <w:gridCol w:w="1377"/>
+        <w:gridCol w:w="1377"/>
+        <w:gridCol w:w="1377"/>
+        <w:gridCol w:w="1377"/>
+        <w:gridCol w:w="1377"/>
       </w:tblGrid>
       <w:tr>
         <w:tc>
           <w:tcPr>
-            <w:tcW w:type="dxa" w:w="1296"/>
+            <w:tcW w:type="dxa" w:w="1377"/>
             <w:tcBorders>
               <w:left w:val="none" w:sz="0" w:color="000000"/>
               <w:right w:val="none" w:sz="0" w:color="000000"/>
@@ -4319,7 +4433,7 @@
                 <w:rFonts w:ascii="Times New Roman" w:hAnsi="Times New Roman" w:eastAsia="신명조"/>
                 <w:b/>
                 <w:i w:val="0"/>
-                <w:sz w:val="20"/>
+                <w:sz w:val="16"/>
               </w:rPr>
               <w:t>Model</w:t>
             </w:r>
@@ -4327,7 +4441,7 @@
         </w:tc>
         <w:tc>
           <w:tcPr>
-            <w:tcW w:type="dxa" w:w="1296"/>
+            <w:tcW w:type="dxa" w:w="1377"/>
             <w:tcBorders>
               <w:left w:val="none" w:sz="0" w:color="000000"/>
               <w:right w:val="none" w:sz="0" w:color="000000"/>
@@ -4348,7 +4462,7 @@
                 <w:rFonts w:ascii="Times New Roman" w:hAnsi="Times New Roman" w:eastAsia="신명조"/>
                 <w:b/>
                 <w:i w:val="0"/>
-                <w:sz w:val="20"/>
+                <w:sz w:val="16"/>
               </w:rPr>
               <w:t>Params</w:t>
             </w:r>
@@ -4356,7 +4470,7 @@
         </w:tc>
         <w:tc>
           <w:tcPr>
-            <w:tcW w:type="dxa" w:w="1296"/>
+            <w:tcW w:type="dxa" w:w="1377"/>
             <w:tcBorders>
               <w:left w:val="none" w:sz="0" w:color="000000"/>
               <w:right w:val="none" w:sz="0" w:color="000000"/>
@@ -4377,7 +4491,7 @@
                 <w:rFonts w:ascii="Times New Roman" w:hAnsi="Times New Roman" w:eastAsia="신명조"/>
                 <w:b/>
                 <w:i w:val="0"/>
-                <w:sz w:val="20"/>
+                <w:sz w:val="16"/>
               </w:rPr>
               <w:t>Validation</w:t>
             </w:r>
@@ -4385,7 +4499,7 @@
         </w:tc>
         <w:tc>
           <w:tcPr>
-            <w:tcW w:type="dxa" w:w="1296"/>
+            <w:tcW w:type="dxa" w:w="1377"/>
             <w:tcBorders>
               <w:left w:val="none" w:sz="0" w:color="000000"/>
               <w:right w:val="none" w:sz="0" w:color="000000"/>
@@ -4406,7 +4520,7 @@
                 <w:rFonts w:ascii="Times New Roman" w:hAnsi="Times New Roman" w:eastAsia="신명조"/>
                 <w:b/>
                 <w:i w:val="0"/>
-                <w:sz w:val="20"/>
+                <w:sz w:val="16"/>
               </w:rPr>
               <w:t>vs baseline</w:t>
             </w:r>
@@ -4414,7 +4528,7 @@
         </w:tc>
         <w:tc>
           <w:tcPr>
-            <w:tcW w:type="dxa" w:w="1296"/>
+            <w:tcW w:type="dxa" w:w="1377"/>
             <w:tcBorders>
               <w:left w:val="none" w:sz="0" w:color="000000"/>
               <w:right w:val="none" w:sz="0" w:color="000000"/>
@@ -4435,7 +4549,7 @@
                 <w:rFonts w:ascii="Times New Roman" w:hAnsi="Times New Roman" w:eastAsia="신명조"/>
                 <w:b/>
                 <w:i w:val="0"/>
-                <w:sz w:val="20"/>
+                <w:sz w:val="16"/>
               </w:rPr>
               <w:t>Test</w:t>
             </w:r>
@@ -4443,7 +4557,7 @@
         </w:tc>
         <w:tc>
           <w:tcPr>
-            <w:tcW w:type="dxa" w:w="1296"/>
+            <w:tcW w:type="dxa" w:w="1377"/>
             <w:tcBorders>
               <w:left w:val="none" w:sz="0" w:color="000000"/>
               <w:right w:val="none" w:sz="0" w:color="000000"/>
@@ -4464,7 +4578,7 @@
                 <w:rFonts w:ascii="Times New Roman" w:hAnsi="Times New Roman" w:eastAsia="신명조"/>
                 <w:b/>
                 <w:i w:val="0"/>
-                <w:sz w:val="20"/>
+                <w:sz w:val="16"/>
               </w:rPr>
               <w:t>vs baseline</w:t>
             </w:r>
@@ -4472,7 +4586,7 @@
         </w:tc>
         <w:tc>
           <w:tcPr>
-            <w:tcW w:type="dxa" w:w="1296"/>
+            <w:tcW w:type="dxa" w:w="1377"/>
             <w:tcBorders>
               <w:left w:val="none" w:sz="0" w:color="000000"/>
               <w:right w:val="none" w:sz="0" w:color="000000"/>
@@ -4493,7 +4607,7 @@
                 <w:rFonts w:ascii="Times New Roman" w:hAnsi="Times New Roman" w:eastAsia="신명조"/>
                 <w:b/>
                 <w:i w:val="0"/>
-                <w:sz w:val="20"/>
+                <w:sz w:val="16"/>
               </w:rPr>
               <w:t>Best epoch</w:t>
             </w:r>
@@ -4503,7 +4617,7 @@
       <w:tr>
         <w:tc>
           <w:tcPr>
-            <w:tcW w:type="dxa" w:w="1296"/>
+            <w:tcW w:type="dxa" w:w="1377"/>
             <w:tcBorders>
               <w:left w:val="none" w:sz="0" w:color="000000"/>
               <w:right w:val="none" w:sz="0" w:color="000000"/>
@@ -4524,7 +4638,7 @@
                 <w:rFonts w:ascii="Times New Roman" w:hAnsi="Times New Roman" w:eastAsia="신명조"/>
                 <w:b w:val="0"/>
                 <w:i w:val="0"/>
-                <w:sz w:val="20"/>
+                <w:sz w:val="16"/>
               </w:rPr>
               <w:t>PatchTST + quantile head</w:t>
             </w:r>
@@ -4532,7 +4646,7 @@
         </w:tc>
         <w:tc>
           <w:tcPr>
-            <w:tcW w:type="dxa" w:w="1296"/>
+            <w:tcW w:type="dxa" w:w="1377"/>
             <w:tcBorders>
               <w:left w:val="none" w:sz="0" w:color="000000"/>
               <w:right w:val="none" w:sz="0" w:color="000000"/>
@@ -4553,7 +4667,7 @@
                 <w:rFonts w:ascii="Times New Roman" w:hAnsi="Times New Roman" w:eastAsia="신명조"/>
                 <w:b w:val="0"/>
                 <w:i w:val="0"/>
-                <w:sz w:val="20"/>
+                <w:sz w:val="16"/>
               </w:rPr>
               <w:t>0.035M</w:t>
             </w:r>
@@ -4561,7 +4675,7 @@
         </w:tc>
         <w:tc>
           <w:tcPr>
-            <w:tcW w:type="dxa" w:w="1296"/>
+            <w:tcW w:type="dxa" w:w="1377"/>
             <w:tcBorders>
               <w:left w:val="none" w:sz="0" w:color="000000"/>
               <w:right w:val="none" w:sz="0" w:color="000000"/>
@@ -4582,7 +4696,7 @@
                 <w:rFonts w:ascii="Times New Roman" w:hAnsi="Times New Roman" w:eastAsia="신명조"/>
                 <w:b w:val="0"/>
                 <w:i w:val="0"/>
-                <w:sz w:val="20"/>
+                <w:sz w:val="16"/>
               </w:rPr>
               <w:t>0.012166 ± 0.000022</w:t>
             </w:r>
@@ -4590,7 +4704,7 @@
         </w:tc>
         <w:tc>
           <w:tcPr>
-            <w:tcW w:type="dxa" w:w="1296"/>
+            <w:tcW w:type="dxa" w:w="1377"/>
             <w:tcBorders>
               <w:left w:val="none" w:sz="0" w:color="000000"/>
               <w:right w:val="none" w:sz="0" w:color="000000"/>
@@ -4611,7 +4725,7 @@
                 <w:rFonts w:ascii="Times New Roman" w:hAnsi="Times New Roman" w:eastAsia="신명조"/>
                 <w:b w:val="0"/>
                 <w:i w:val="0"/>
-                <w:sz w:val="20"/>
+                <w:sz w:val="16"/>
               </w:rPr>
               <w:t>+0.07%</w:t>
             </w:r>
@@ -4619,7 +4733,7 @@
         </w:tc>
         <w:tc>
           <w:tcPr>
-            <w:tcW w:type="dxa" w:w="1296"/>
+            <w:tcW w:type="dxa" w:w="1377"/>
             <w:tcBorders>
               <w:left w:val="none" w:sz="0" w:color="000000"/>
               <w:right w:val="none" w:sz="0" w:color="000000"/>
@@ -4640,7 +4754,7 @@
                 <w:rFonts w:ascii="Times New Roman" w:hAnsi="Times New Roman" w:eastAsia="신명조"/>
                 <w:b w:val="0"/>
                 <w:i w:val="0"/>
-                <w:sz w:val="20"/>
+                <w:sz w:val="16"/>
               </w:rPr>
               <w:t>0.018686 ± 0.000130</w:t>
             </w:r>
@@ -4648,7 +4762,7 @@
         </w:tc>
         <w:tc>
           <w:tcPr>
-            <w:tcW w:type="dxa" w:w="1296"/>
+            <w:tcW w:type="dxa" w:w="1377"/>
             <w:tcBorders>
               <w:left w:val="none" w:sz="0" w:color="000000"/>
               <w:right w:val="none" w:sz="0" w:color="000000"/>
@@ -4669,7 +4783,7 @@
                 <w:rFonts w:ascii="Times New Roman" w:hAnsi="Times New Roman" w:eastAsia="신명조"/>
                 <w:b w:val="0"/>
                 <w:i w:val="0"/>
-                <w:sz w:val="20"/>
+                <w:sz w:val="16"/>
               </w:rPr>
               <w:t>+0.36%</w:t>
             </w:r>
@@ -4677,7 +4791,7 @@
         </w:tc>
         <w:tc>
           <w:tcPr>
-            <w:tcW w:type="dxa" w:w="1296"/>
+            <w:tcW w:type="dxa" w:w="1377"/>
             <w:tcBorders>
               <w:left w:val="none" w:sz="0" w:color="000000"/>
               <w:right w:val="none" w:sz="0" w:color="000000"/>
@@ -4698,7 +4812,7 @@
                 <w:rFonts w:ascii="Times New Roman" w:hAnsi="Times New Roman" w:eastAsia="신명조"/>
                 <w:b w:val="0"/>
                 <w:i w:val="0"/>
-                <w:sz w:val="20"/>
+                <w:sz w:val="16"/>
               </w:rPr>
               <w:t>1-5</w:t>
             </w:r>
@@ -4708,7 +4822,7 @@
       <w:tr>
         <w:tc>
           <w:tcPr>
-            <w:tcW w:type="dxa" w:w="1296"/>
+            <w:tcW w:type="dxa" w:w="1377"/>
             <w:tcBorders>
               <w:left w:val="none" w:sz="0" w:color="000000"/>
               <w:right w:val="none" w:sz="0" w:color="000000"/>
@@ -4729,7 +4843,7 @@
                 <w:rFonts w:ascii="Times New Roman" w:hAnsi="Times New Roman" w:eastAsia="신명조"/>
                 <w:b w:val="0"/>
                 <w:i w:val="0"/>
-                <w:sz w:val="20"/>
+                <w:sz w:val="16"/>
               </w:rPr>
               <w:t>TFT, original</w:t>
             </w:r>
@@ -4737,7 +4851,7 @@
         </w:tc>
         <w:tc>
           <w:tcPr>
-            <w:tcW w:type="dxa" w:w="1296"/>
+            <w:tcW w:type="dxa" w:w="1377"/>
             <w:tcBorders>
               <w:left w:val="none" w:sz="0" w:color="000000"/>
               <w:right w:val="none" w:sz="0" w:color="000000"/>
@@ -4758,7 +4872,7 @@
                 <w:rFonts w:ascii="Times New Roman" w:hAnsi="Times New Roman" w:eastAsia="신명조"/>
                 <w:b w:val="0"/>
                 <w:i w:val="0"/>
-                <w:sz w:val="20"/>
+                <w:sz w:val="16"/>
               </w:rPr>
               <w:t>0.687M</w:t>
             </w:r>
@@ -4766,7 +4880,7 @@
         </w:tc>
         <w:tc>
           <w:tcPr>
-            <w:tcW w:type="dxa" w:w="1296"/>
+            <w:tcW w:type="dxa" w:w="1377"/>
             <w:tcBorders>
               <w:left w:val="none" w:sz="0" w:color="000000"/>
               <w:right w:val="none" w:sz="0" w:color="000000"/>
@@ -4787,7 +4901,7 @@
                 <w:rFonts w:ascii="Times New Roman" w:hAnsi="Times New Roman" w:eastAsia="신명조"/>
                 <w:b w:val="0"/>
                 <w:i w:val="0"/>
-                <w:sz w:val="20"/>
+                <w:sz w:val="16"/>
               </w:rPr>
               <w:t>0.011935 ± 0.000020</w:t>
             </w:r>
@@ -4795,7 +4909,7 @@
         </w:tc>
         <w:tc>
           <w:tcPr>
-            <w:tcW w:type="dxa" w:w="1296"/>
+            <w:tcW w:type="dxa" w:w="1377"/>
             <w:tcBorders>
               <w:left w:val="none" w:sz="0" w:color="000000"/>
               <w:right w:val="none" w:sz="0" w:color="000000"/>
@@ -4816,7 +4930,7 @@
                 <w:rFonts w:ascii="Times New Roman" w:hAnsi="Times New Roman" w:eastAsia="신명조"/>
                 <w:b w:val="0"/>
                 <w:i w:val="0"/>
-                <w:sz w:val="20"/>
+                <w:sz w:val="16"/>
               </w:rPr>
               <w:t>+1.97%</w:t>
             </w:r>
@@ -4824,7 +4938,7 @@
         </w:tc>
         <w:tc>
           <w:tcPr>
-            <w:tcW w:type="dxa" w:w="1296"/>
+            <w:tcW w:type="dxa" w:w="1377"/>
             <w:tcBorders>
               <w:left w:val="none" w:sz="0" w:color="000000"/>
               <w:right w:val="none" w:sz="0" w:color="000000"/>
@@ -4845,7 +4959,7 @@
                 <w:rFonts w:ascii="Times New Roman" w:hAnsi="Times New Roman" w:eastAsia="신명조"/>
                 <w:b w:val="0"/>
                 <w:i w:val="0"/>
-                <w:sz w:val="20"/>
+                <w:sz w:val="16"/>
               </w:rPr>
               <w:t>0.018325 ± 0.000091</w:t>
             </w:r>
@@ -4853,7 +4967,7 @@
         </w:tc>
         <w:tc>
           <w:tcPr>
-            <w:tcW w:type="dxa" w:w="1296"/>
+            <w:tcW w:type="dxa" w:w="1377"/>
             <w:tcBorders>
               <w:left w:val="none" w:sz="0" w:color="000000"/>
               <w:right w:val="none" w:sz="0" w:color="000000"/>
@@ -4874,7 +4988,7 @@
                 <w:rFonts w:ascii="Times New Roman" w:hAnsi="Times New Roman" w:eastAsia="신명조"/>
                 <w:b w:val="0"/>
                 <w:i w:val="0"/>
-                <w:sz w:val="20"/>
+                <w:sz w:val="16"/>
               </w:rPr>
               <w:t>+2.28%</w:t>
             </w:r>
@@ -4882,7 +4996,7 @@
         </w:tc>
         <w:tc>
           <w:tcPr>
-            <w:tcW w:type="dxa" w:w="1296"/>
+            <w:tcW w:type="dxa" w:w="1377"/>
             <w:tcBorders>
               <w:left w:val="none" w:sz="0" w:color="000000"/>
               <w:right w:val="none" w:sz="0" w:color="000000"/>
@@ -4903,7 +5017,7 @@
                 <w:rFonts w:ascii="Times New Roman" w:hAnsi="Times New Roman" w:eastAsia="신명조"/>
                 <w:b w:val="0"/>
                 <w:i w:val="0"/>
-                <w:sz w:val="20"/>
+                <w:sz w:val="16"/>
               </w:rPr>
               <w:t>1-2</w:t>
             </w:r>
@@ -4913,7 +5027,7 @@
       <w:tr>
         <w:tc>
           <w:tcPr>
-            <w:tcW w:type="dxa" w:w="1296"/>
+            <w:tcW w:type="dxa" w:w="1377"/>
             <w:tcBorders>
               <w:left w:val="none" w:sz="0" w:color="000000"/>
               <w:right w:val="none" w:sz="0" w:color="000000"/>
@@ -4934,7 +5048,7 @@
                 <w:rFonts w:ascii="Times New Roman" w:hAnsi="Times New Roman" w:eastAsia="신명조"/>
                 <w:b w:val="0"/>
                 <w:i w:val="0"/>
-                <w:sz w:val="20"/>
+                <w:sz w:val="16"/>
               </w:rPr>
               <w:t>Quantile GBDT</w:t>
             </w:r>
@@ -4942,7 +5056,7 @@
         </w:tc>
         <w:tc>
           <w:tcPr>
-            <w:tcW w:type="dxa" w:w="1296"/>
+            <w:tcW w:type="dxa" w:w="1377"/>
             <w:tcBorders>
               <w:left w:val="none" w:sz="0" w:color="000000"/>
               <w:right w:val="none" w:sz="0" w:color="000000"/>
@@ -4963,7 +5077,7 @@
                 <w:rFonts w:ascii="Times New Roman" w:hAnsi="Times New Roman" w:eastAsia="신명조"/>
                 <w:b w:val="0"/>
                 <w:i w:val="0"/>
-                <w:sz w:val="20"/>
+                <w:sz w:val="16"/>
               </w:rPr>
               <w:t>375 trees</w:t>
             </w:r>
@@ -4971,7 +5085,7 @@
         </w:tc>
         <w:tc>
           <w:tcPr>
-            <w:tcW w:type="dxa" w:w="1296"/>
+            <w:tcW w:type="dxa" w:w="1377"/>
             <w:tcBorders>
               <w:left w:val="none" w:sz="0" w:color="000000"/>
               <w:right w:val="none" w:sz="0" w:color="000000"/>
@@ -4992,7 +5106,7 @@
                 <w:rFonts w:ascii="Times New Roman" w:hAnsi="Times New Roman" w:eastAsia="신명조"/>
                 <w:b w:val="0"/>
                 <w:i w:val="0"/>
-                <w:sz w:val="20"/>
+                <w:sz w:val="16"/>
               </w:rPr>
               <w:t>0.011890</w:t>
             </w:r>
@@ -5000,7 +5114,7 @@
         </w:tc>
         <w:tc>
           <w:tcPr>
-            <w:tcW w:type="dxa" w:w="1296"/>
+            <w:tcW w:type="dxa" w:w="1377"/>
             <w:tcBorders>
               <w:left w:val="none" w:sz="0" w:color="000000"/>
               <w:right w:val="none" w:sz="0" w:color="000000"/>
@@ -5021,7 +5135,7 @@
                 <w:rFonts w:ascii="Times New Roman" w:hAnsi="Times New Roman" w:eastAsia="신명조"/>
                 <w:b w:val="0"/>
                 <w:i w:val="0"/>
-                <w:sz w:val="20"/>
+                <w:sz w:val="16"/>
               </w:rPr>
               <w:t>+2.34%</w:t>
             </w:r>
@@ -5029,7 +5143,7 @@
         </w:tc>
         <w:tc>
           <w:tcPr>
-            <w:tcW w:type="dxa" w:w="1296"/>
+            <w:tcW w:type="dxa" w:w="1377"/>
             <w:tcBorders>
               <w:left w:val="none" w:sz="0" w:color="000000"/>
               <w:right w:val="none" w:sz="0" w:color="000000"/>
@@ -5050,7 +5164,7 @@
                 <w:rFonts w:ascii="Times New Roman" w:hAnsi="Times New Roman" w:eastAsia="신명조"/>
                 <w:b w:val="0"/>
                 <w:i w:val="0"/>
-                <w:sz w:val="20"/>
+                <w:sz w:val="16"/>
               </w:rPr>
               <w:t>0.018107</w:t>
             </w:r>
@@ -5058,7 +5172,7 @@
         </w:tc>
         <w:tc>
           <w:tcPr>
-            <w:tcW w:type="dxa" w:w="1296"/>
+            <w:tcW w:type="dxa" w:w="1377"/>
             <w:tcBorders>
               <w:left w:val="none" w:sz="0" w:color="000000"/>
               <w:right w:val="none" w:sz="0" w:color="000000"/>
@@ -5079,7 +5193,7 @@
                 <w:rFonts w:ascii="Times New Roman" w:hAnsi="Times New Roman" w:eastAsia="신명조"/>
                 <w:b w:val="0"/>
                 <w:i w:val="0"/>
-                <w:sz w:val="20"/>
+                <w:sz w:val="16"/>
               </w:rPr>
               <w:t>+3.45%</w:t>
             </w:r>
@@ -5087,7 +5201,7 @@
         </w:tc>
         <w:tc>
           <w:tcPr>
-            <w:tcW w:type="dxa" w:w="1296"/>
+            <w:tcW w:type="dxa" w:w="1377"/>
             <w:tcBorders>
               <w:left w:val="none" w:sz="0" w:color="000000"/>
               <w:right w:val="none" w:sz="0" w:color="000000"/>
@@ -5108,7 +5222,7 @@
                 <w:rFonts w:ascii="Times New Roman" w:hAnsi="Times New Roman" w:eastAsia="신명조"/>
                 <w:b w:val="0"/>
                 <w:i w:val="0"/>
-                <w:sz w:val="20"/>
+                <w:sz w:val="16"/>
               </w:rPr>
               <w:t>-</w:t>
             </w:r>
@@ -5118,7 +5232,7 @@
       <w:tr>
         <w:tc>
           <w:tcPr>
-            <w:tcW w:type="dxa" w:w="1296"/>
+            <w:tcW w:type="dxa" w:w="1377"/>
             <w:tcBorders>
               <w:left w:val="none" w:sz="0" w:color="000000"/>
               <w:right w:val="none" w:sz="0" w:color="000000"/>
@@ -5139,7 +5253,7 @@
                 <w:rFonts w:ascii="Times New Roman" w:hAnsi="Times New Roman" w:eastAsia="신명조"/>
                 <w:b/>
                 <w:i w:val="0"/>
-                <w:sz w:val="20"/>
+                <w:sz w:val="16"/>
               </w:rPr>
               <w:t>Ours</w:t>
             </w:r>
@@ -5147,7 +5261,7 @@
         </w:tc>
         <w:tc>
           <w:tcPr>
-            <w:tcW w:type="dxa" w:w="1296"/>
+            <w:tcW w:type="dxa" w:w="1377"/>
             <w:tcBorders>
               <w:left w:val="none" w:sz="0" w:color="000000"/>
               <w:right w:val="none" w:sz="0" w:color="000000"/>
@@ -5168,7 +5282,7 @@
                 <w:rFonts w:ascii="Times New Roman" w:hAnsi="Times New Roman" w:eastAsia="신명조"/>
                 <w:b w:val="0"/>
                 <w:i w:val="0"/>
-                <w:sz w:val="20"/>
+                <w:sz w:val="16"/>
               </w:rPr>
               <w:t>0.500M</w:t>
             </w:r>
@@ -5176,7 +5290,7 @@
         </w:tc>
         <w:tc>
           <w:tcPr>
-            <w:tcW w:type="dxa" w:w="1296"/>
+            <w:tcW w:type="dxa" w:w="1377"/>
             <w:tcBorders>
               <w:left w:val="none" w:sz="0" w:color="000000"/>
               <w:right w:val="none" w:sz="0" w:color="000000"/>
@@ -5197,7 +5311,7 @@
                 <w:rFonts w:ascii="Times New Roman" w:hAnsi="Times New Roman" w:eastAsia="신명조"/>
                 <w:b w:val="0"/>
                 <w:i w:val="0"/>
-                <w:sz w:val="20"/>
+                <w:sz w:val="16"/>
               </w:rPr>
               <w:t>0.011889 ± 0.000012</w:t>
             </w:r>
@@ -5205,7 +5319,7 @@
         </w:tc>
         <w:tc>
           <w:tcPr>
-            <w:tcW w:type="dxa" w:w="1296"/>
+            <w:tcW w:type="dxa" w:w="1377"/>
             <w:tcBorders>
               <w:left w:val="none" w:sz="0" w:color="000000"/>
               <w:right w:val="none" w:sz="0" w:color="000000"/>
@@ -5226,7 +5340,7 @@
                 <w:rFonts w:ascii="Times New Roman" w:hAnsi="Times New Roman" w:eastAsia="신명조"/>
                 <w:b w:val="0"/>
                 <w:i w:val="0"/>
-                <w:sz w:val="20"/>
+                <w:sz w:val="16"/>
               </w:rPr>
               <w:t>+2.35%</w:t>
             </w:r>
@@ -5234,7 +5348,7 @@
         </w:tc>
         <w:tc>
           <w:tcPr>
-            <w:tcW w:type="dxa" w:w="1296"/>
+            <w:tcW w:type="dxa" w:w="1377"/>
             <w:tcBorders>
               <w:left w:val="none" w:sz="0" w:color="000000"/>
               <w:right w:val="none" w:sz="0" w:color="000000"/>
@@ -5255,7 +5369,7 @@
                 <w:rFonts w:ascii="Times New Roman" w:hAnsi="Times New Roman" w:eastAsia="신명조"/>
                 <w:b/>
                 <w:i w:val="0"/>
-                <w:sz w:val="20"/>
+                <w:sz w:val="16"/>
               </w:rPr>
               <w:t>0.017826 ± 0.000059</w:t>
             </w:r>
@@ -5263,7 +5377,7 @@
         </w:tc>
         <w:tc>
           <w:tcPr>
-            <w:tcW w:type="dxa" w:w="1296"/>
+            <w:tcW w:type="dxa" w:w="1377"/>
             <w:tcBorders>
               <w:left w:val="none" w:sz="0" w:color="000000"/>
               <w:right w:val="none" w:sz="0" w:color="000000"/>
@@ -5284,7 +5398,7 @@
                 <w:rFonts w:ascii="Times New Roman" w:hAnsi="Times New Roman" w:eastAsia="신명조"/>
                 <w:b/>
                 <w:i w:val="0"/>
-                <w:sz w:val="20"/>
+                <w:sz w:val="16"/>
               </w:rPr>
               <w:t>+4.95%</w:t>
             </w:r>
@@ -5292,7 +5406,7 @@
         </w:tc>
         <w:tc>
           <w:tcPr>
-            <w:tcW w:type="dxa" w:w="1296"/>
+            <w:tcW w:type="dxa" w:w="1377"/>
             <w:tcBorders>
               <w:left w:val="none" w:sz="0" w:color="000000"/>
               <w:right w:val="none" w:sz="0" w:color="000000"/>
@@ -5313,7 +5427,7 @@
                 <w:rFonts w:ascii="Times New Roman" w:hAnsi="Times New Roman" w:eastAsia="신명조"/>
                 <w:b w:val="0"/>
                 <w:i w:val="0"/>
-                <w:sz w:val="20"/>
+                <w:sz w:val="16"/>
               </w:rPr>
               <w:t>2-10</w:t>
             </w:r>
@@ -5328,155 +5442,21 @@
     </w:p>
     <w:p>
       <w:pPr>
-        <w:wordWrap w:val="0"/>
-        <w:autoSpaceDE w:val="0"/>
-        <w:autoSpaceDN w:val="0"/>
-        <w:spacing w:after="80" w:before="0" w:line="480" w:lineRule="auto"/>
-        <w:ind w:firstLine="180"/>
-        <w:jc w:val="both"/>
+        <w:sectPr>
+          <w:type w:val="continuous"/>
+          <w:pgSz w:w="11906" w:h="16838"/>
+          <w:pgMar w:top="1446" w:right="1134" w:bottom="879" w:left="1134" w:header="567" w:footer="567" w:gutter="0"/>
+          <w:docGrid w:linePitch="360"/>
+          <w:cols w:num="1" w:space="453" w:equalWidth="1"/>
+        </w:sectPr>
       </w:pPr>
-      <w:r>
-        <w:rPr>
-          <w:rFonts w:ascii="Times New Roman" w:hAnsi="Times New Roman" w:eastAsia="신명조"/>
-          <w:b w:val="0"/>
-          <w:i w:val="0"/>
-          <w:sz w:val="20"/>
-        </w:rPr>
-        <w:t xml:space="preserve">제안 모형은 두 구간 모두에서 TFT 원본보다 손실이 낮았고, 시드를 짝지은 비교에서도 구간마다 다섯 시드 전부가 같은 방향이었다(구간별 부호검정 </w:t>
-      </w:r>
-      <w:r>
-        <w:rPr>
-          <w:rFonts w:ascii="Times New Roman" w:hAnsi="Times New Roman" w:eastAsia="신명조"/>
-          <w:b w:val="0"/>
-          <w:i/>
-          <w:sz w:val="20"/>
-        </w:rPr>
-        <w:t>p</w:t>
-      </w:r>
-      <w:r>
-        <w:rPr>
-          <w:rFonts w:ascii="Times New Roman" w:hAnsi="Times New Roman" w:eastAsia="신명조"/>
-          <w:b w:val="0"/>
-          <w:i w:val="0"/>
-          <w:sz w:val="20"/>
-        </w:rPr>
-        <w:t xml:space="preserve"> = 0.031 단측, 두 구간 각각). 두 구간은 같은 체크포인트에서 나오므로 열 번을 독립 시행으로 합치지 않는다. 검증구간의 격차는 핀볼 손실 0.000046으로 기준선 대비 개선폭의 16%에 그치므로 우위가 아니라 대등하거나 근소하게 낫다는 수준으로 해석한다. 조기종료와 최적 회차 선택에 쓰이지 않은 시험구간에서는 격차가 0.000499로 벌어지며 다섯 시드의 범위가 겹치지 않는다 (0.017739~0.017895 대 0.018205~0.018407). 평균 차이에 대한 Welch 검정은 검증구간 </w:t>
-      </w:r>
-      <w:r>
-        <w:rPr>
-          <w:rFonts w:ascii="Times New Roman" w:hAnsi="Times New Roman" w:eastAsia="신명조"/>
-          <w:b w:val="0"/>
-          <w:i/>
-          <w:sz w:val="20"/>
-        </w:rPr>
-        <w:t>t</w:t>
-      </w:r>
-      <w:r>
-        <w:rPr>
-          <w:rFonts w:ascii="Times New Roman" w:hAnsi="Times New Roman" w:eastAsia="신명조"/>
-          <w:b w:val="0"/>
-          <w:i w:val="0"/>
-          <w:sz w:val="20"/>
-        </w:rPr>
-        <w:t xml:space="preserve"> = 4.47(</w:t>
-      </w:r>
-      <w:r>
-        <w:rPr>
-          <w:rFonts w:ascii="Times New Roman" w:hAnsi="Times New Roman" w:eastAsia="신명조"/>
-          <w:b w:val="0"/>
-          <w:i/>
-          <w:sz w:val="20"/>
-        </w:rPr>
-        <w:t>p</w:t>
-      </w:r>
-      <w:r>
-        <w:rPr>
-          <w:rFonts w:ascii="Times New Roman" w:hAnsi="Times New Roman" w:eastAsia="신명조"/>
-          <w:b w:val="0"/>
-          <w:i w:val="0"/>
-          <w:sz w:val="20"/>
-        </w:rPr>
-        <w:t xml:space="preserve"> = 0.004), 시험구간 </w:t>
-      </w:r>
-      <w:r>
-        <w:rPr>
-          <w:rFonts w:ascii="Times New Roman" w:hAnsi="Times New Roman" w:eastAsia="신명조"/>
-          <w:b w:val="0"/>
-          <w:i/>
-          <w:sz w:val="20"/>
-        </w:rPr>
-        <w:t>t</w:t>
-      </w:r>
-      <w:r>
-        <w:rPr>
-          <w:rFonts w:ascii="Times New Roman" w:hAnsi="Times New Roman" w:eastAsia="신명조"/>
-          <w:b w:val="0"/>
-          <w:i w:val="0"/>
-          <w:sz w:val="20"/>
-        </w:rPr>
-        <w:t xml:space="preserve"> = 10.33(</w:t>
-      </w:r>
-      <w:r>
-        <w:rPr>
-          <w:rFonts w:ascii="Times New Roman" w:hAnsi="Times New Roman" w:eastAsia="신명조"/>
-          <w:b w:val="0"/>
-          <w:i/>
-          <w:sz w:val="20"/>
-        </w:rPr>
-        <w:t>p</w:t>
-      </w:r>
-      <w:r>
-        <w:rPr>
-          <w:rFonts w:ascii="Times New Roman" w:hAnsi="Times New Roman" w:eastAsia="신명조"/>
-          <w:b w:val="0"/>
-          <w:i w:val="0"/>
-          <w:sz w:val="20"/>
-        </w:rPr>
-        <w:t xml:space="preserve"> &lt; 0.001)이다. 같은 표본의 날짜별 손실 계열에 Diebold-Mariano 검정[22](Newey-West 4시차[23], Harvey-Leybourne-Newbold 소표본 보정[24])을 적용하면 550거래일의 시험구간에서는 다섯 시드 모두 유의하나 (</w:t>
-      </w:r>
-      <w:r>
-        <w:rPr>
-          <w:rFonts w:ascii="Times New Roman" w:hAnsi="Times New Roman" w:eastAsia="신명조"/>
-          <w:b w:val="0"/>
-          <w:i/>
-          <w:sz w:val="20"/>
-        </w:rPr>
-        <w:t>p</w:t>
-      </w:r>
-      <w:r>
-        <w:rPr>
-          <w:rFonts w:ascii="Times New Roman" w:hAnsi="Times New Roman" w:eastAsia="신명조"/>
-          <w:b w:val="0"/>
-          <w:i w:val="0"/>
-          <w:sz w:val="20"/>
-        </w:rPr>
-        <w:t xml:space="preserve"> = 0.022, 0.001, 0.009, 0.003, &lt; 0.001) 122거래일의 검증구간에서는 다섯 시드 모두 유의하지 않다 (</w:t>
-      </w:r>
-      <w:r>
-        <w:rPr>
-          <w:rFonts w:ascii="Times New Roman" w:hAnsi="Times New Roman" w:eastAsia="신명조"/>
-          <w:b w:val="0"/>
-          <w:i/>
-          <w:sz w:val="20"/>
-        </w:rPr>
-        <w:t>p</w:t>
-      </w:r>
-      <w:r>
-        <w:rPr>
-          <w:rFonts w:ascii="Times New Roman" w:hAnsi="Times New Roman" w:eastAsia="신명조"/>
-          <w:b w:val="0"/>
-          <w:i w:val="0"/>
-          <w:sz w:val="20"/>
-        </w:rPr>
-        <w:t xml:space="preserve"> = 0.16~0.56). 날짜를 표본으로 보는 검정이므로 짧은 구간에서는 검정력이 약하다. 분위 헤드만 부착한 PatchTST는 검증구간 +0.07%, 시험구간 +0.36%로 상수 예측을 간신히 상회하는 데 그쳤고, 다섯 시드 가운데 네 시드는 첫 회차에서 최적값에 도달하였다. 격차가 시험구간에서 벌어지는 이유의 하나는 학습 곡선이다. TFT는 다섯 시드 모두 1~2회차에서 최적값에 도달한 뒤 과적합으로 돌아섰고, 제안 모형의 최적 회차는 2~10회차에 분포하였다. 격차의 일부는 수치 정밀도 설정에서도 온다. 세 모형을 모두 단정밀도로 맞추어 한 번씩 학습하면 시험구간 개선폭이 제안 모형 +5.25%, TFT 원본 +3.30%, 분위 헤드만 부착한 PatchTST +2.25%로 격차가 좁아지지만 순서는 바뀌지 않는다. 중앙값만 떼어 평균절대오차로 재면 제안 모형은 0.053439 ± 0.000142로 상수 기준선(0.053447)과 사실상 같고 TFT 원본은 0.053707로 오히려 나쁘므로, 핀볼 손실의 개선은 중앙값의 점 정확도가 아니라 예측 구간에서 온다.</w:t>
-      </w:r>
     </w:p>
     <w:p>
       <w:pPr>
         <w:wordWrap w:val="0"/>
         <w:autoSpaceDE w:val="0"/>
         <w:autoSpaceDN w:val="0"/>
-        <w:spacing w:after="80" w:before="0" w:line="480" w:lineRule="auto"/>
+        <w:spacing w:after="80" w:before="0" w:line="341" w:lineRule="auto"/>
         <w:ind w:firstLine="180"/>
         <w:jc w:val="both"/>
       </w:pPr>
@@ -5485,9 +5465,135 @@
           <w:rFonts w:ascii="Times New Roman" w:hAnsi="Times New Roman" w:eastAsia="신명조"/>
           <w:b w:val="0"/>
           <w:i w:val="0"/>
-          <w:sz w:val="20"/>
-        </w:rPr>
-        <w:t>트리 계열 기준모형으로 분위 손실을 쓰는 히스토그램 그래디언트 부스팅(LightGBM[25]의 방식을 따른 scikit-learn[26] 구현)을 같은 분할과 같은 윈도우 표본에서 평가하였다. 입력은 동적 30채널의 당일 값과 1·5·20일 시차, 매크로 13채널, 정적 범주형 3종의 136개이고, 분위마다 모형을 하나씩 두어 검증구간 손실로 트리 수를 정하였다(75·25·275개). 부표본 추출이 없어 같은 자료에서는 같은 모형이 나오므로 한 번만 학습하였다. 검증구간 손실은 제안 모형과 같았고(0.011890 대 0.011889), 시험구간 손실은 TFT 원본보다 작고 제안 모형보다 컸다. 제안 모형의 다섯 시드는 모두 이 값보다 낮았다(최대 0.017895 대 0.018107).</w:t>
+          <w:sz w:val="18"/>
+        </w:rPr>
+        <w:t xml:space="preserve">제안 모형은 두 구간 모두에서 TFT 원본보다 손실이 낮았고, 시드를 짝지은 비교에서도 구간마다 다섯 시드 전부가 같은 방향이었다(구간별 부호검정 </w:t>
+      </w:r>
+      <w:r>
+        <w:rPr>
+          <w:rFonts w:ascii="Times New Roman" w:hAnsi="Times New Roman" w:eastAsia="신명조"/>
+          <w:b w:val="0"/>
+          <w:i/>
+          <w:sz w:val="18"/>
+        </w:rPr>
+        <w:t>p</w:t>
+      </w:r>
+      <w:r>
+        <w:rPr>
+          <w:rFonts w:ascii="Times New Roman" w:hAnsi="Times New Roman" w:eastAsia="신명조"/>
+          <w:b w:val="0"/>
+          <w:i w:val="0"/>
+          <w:sz w:val="18"/>
+        </w:rPr>
+        <w:t xml:space="preserve"> = 0.031 단측, 두 구간 각각). 두 구간은 같은 체크포인트에서 나오므로 열 번을 독립 시행으로 합치지 않는다. 검증구간의 격차는 핀볼 손실 0.000046으로 기준선 대비 개선폭의 16%에 그치므로 우위가 아니라 대등하거나 근소하게 낫다는 수준으로 해석한다. 조기종료와 최적 회차 선택에 쓰이지 않은 시험구간에서는 격차가 0.000499로 벌어지며 다섯 시드의 범위가 겹치지 않는다 (0.017739~0.017895 대 0.018205~0.018407). 평균 차이에 대한 Welch 검정은 검증구간 </w:t>
+      </w:r>
+      <w:r>
+        <w:rPr>
+          <w:rFonts w:ascii="Times New Roman" w:hAnsi="Times New Roman" w:eastAsia="신명조"/>
+          <w:b w:val="0"/>
+          <w:i/>
+          <w:sz w:val="18"/>
+        </w:rPr>
+        <w:t>t</w:t>
+      </w:r>
+      <w:r>
+        <w:rPr>
+          <w:rFonts w:ascii="Times New Roman" w:hAnsi="Times New Roman" w:eastAsia="신명조"/>
+          <w:b w:val="0"/>
+          <w:i w:val="0"/>
+          <w:sz w:val="18"/>
+        </w:rPr>
+        <w:t xml:space="preserve"> = 4.47(</w:t>
+      </w:r>
+      <w:r>
+        <w:rPr>
+          <w:rFonts w:ascii="Times New Roman" w:hAnsi="Times New Roman" w:eastAsia="신명조"/>
+          <w:b w:val="0"/>
+          <w:i/>
+          <w:sz w:val="18"/>
+        </w:rPr>
+        <w:t>p</w:t>
+      </w:r>
+      <w:r>
+        <w:rPr>
+          <w:rFonts w:ascii="Times New Roman" w:hAnsi="Times New Roman" w:eastAsia="신명조"/>
+          <w:b w:val="0"/>
+          <w:i w:val="0"/>
+          <w:sz w:val="18"/>
+        </w:rPr>
+        <w:t xml:space="preserve"> = 0.004), 시험구간 </w:t>
+      </w:r>
+      <w:r>
+        <w:rPr>
+          <w:rFonts w:ascii="Times New Roman" w:hAnsi="Times New Roman" w:eastAsia="신명조"/>
+          <w:b w:val="0"/>
+          <w:i/>
+          <w:sz w:val="18"/>
+        </w:rPr>
+        <w:t>t</w:t>
+      </w:r>
+      <w:r>
+        <w:rPr>
+          <w:rFonts w:ascii="Times New Roman" w:hAnsi="Times New Roman" w:eastAsia="신명조"/>
+          <w:b w:val="0"/>
+          <w:i w:val="0"/>
+          <w:sz w:val="18"/>
+        </w:rPr>
+        <w:t xml:space="preserve"> = 10.33(</w:t>
+      </w:r>
+      <w:r>
+        <w:rPr>
+          <w:rFonts w:ascii="Times New Roman" w:hAnsi="Times New Roman" w:eastAsia="신명조"/>
+          <w:b w:val="0"/>
+          <w:i/>
+          <w:sz w:val="18"/>
+        </w:rPr>
+        <w:t>p</w:t>
+      </w:r>
+      <w:r>
+        <w:rPr>
+          <w:rFonts w:ascii="Times New Roman" w:hAnsi="Times New Roman" w:eastAsia="신명조"/>
+          <w:b w:val="0"/>
+          <w:i w:val="0"/>
+          <w:sz w:val="18"/>
+        </w:rPr>
+        <w:t xml:space="preserve"> &lt; 0.001)이다. 같은 표본의 날짜별 손실 계열에 Diebold-Mariano 검정[22](Newey-West 4시차[23], Harvey-Leybourne-Newbold 소표본 보정[24])을 적용하면 550거래일의 시험구간에서는 다섯 시드 모두 유의하나 (</w:t>
+      </w:r>
+      <w:r>
+        <w:rPr>
+          <w:rFonts w:ascii="Times New Roman" w:hAnsi="Times New Roman" w:eastAsia="신명조"/>
+          <w:b w:val="0"/>
+          <w:i/>
+          <w:sz w:val="18"/>
+        </w:rPr>
+        <w:t>p</w:t>
+      </w:r>
+      <w:r>
+        <w:rPr>
+          <w:rFonts w:ascii="Times New Roman" w:hAnsi="Times New Roman" w:eastAsia="신명조"/>
+          <w:b w:val="0"/>
+          <w:i w:val="0"/>
+          <w:sz w:val="18"/>
+        </w:rPr>
+        <w:t xml:space="preserve"> = 0.022, 0.001, 0.009, 0.003, &lt; 0.001) 122거래일의 검증구간에서는 다섯 시드 모두 유의하지 않다 (</w:t>
+      </w:r>
+      <w:r>
+        <w:rPr>
+          <w:rFonts w:ascii="Times New Roman" w:hAnsi="Times New Roman" w:eastAsia="신명조"/>
+          <w:b w:val="0"/>
+          <w:i/>
+          <w:sz w:val="18"/>
+        </w:rPr>
+        <w:t>p</w:t>
+      </w:r>
+      <w:r>
+        <w:rPr>
+          <w:rFonts w:ascii="Times New Roman" w:hAnsi="Times New Roman" w:eastAsia="신명조"/>
+          <w:b w:val="0"/>
+          <w:i w:val="0"/>
+          <w:sz w:val="18"/>
+        </w:rPr>
+        <w:t xml:space="preserve"> = 0.16~0.56). 날짜를 표본으로 보는 검정이므로 짧은 구간에서는 검정력이 약하다. 분위 헤드만 부착한 PatchTST는 검증구간 +0.07%, 시험구간 +0.36%로 상수 예측을 간신히 상회하는 데 그쳤고, 다섯 시드 가운데 네 시드는 첫 회차에서 최적값에 도달하였다. 격차가 시험구간에서 벌어지는 이유의 하나는 학습 곡선이다. TFT는 다섯 시드 모두 1~2회차에서 최적값에 도달한 뒤 과적합으로 돌아섰고, 제안 모형의 최적 회차는 2~10회차에 분포하였다. 격차의 일부는 수치 정밀도 설정에서도 온다. 세 모형을 모두 단정밀도로 맞추어 한 번씩 학습하면 시험구간 개선폭이 제안 모형 +5.25%, TFT 원본 +3.30%, 분위 헤드만 부착한 PatchTST +2.25%로 격차가 좁아지지만 순서는 바뀌지 않는다. 중앙값만 떼어 평균절대오차로 재면 제안 모형은 0.053439 ± 0.000142로 상수 기준선(0.053447)과 사실상 같고 TFT 원본은 0.053707로 오히려 나쁘므로, 핀볼 손실의 개선은 중앙값의 점 정확도가 아니라 예측 구간에서 온다.</w:t>
       </w:r>
     </w:p>
     <w:p>
@@ -5495,16 +5601,18 @@
         <w:wordWrap w:val="0"/>
         <w:autoSpaceDE w:val="0"/>
         <w:autoSpaceDN w:val="0"/>
-        <w:spacing w:after="60" w:before="0" w:line="480" w:lineRule="auto"/>
+        <w:spacing w:after="80" w:before="0" w:line="341" w:lineRule="auto"/>
+        <w:ind w:firstLine="180"/>
+        <w:jc w:val="both"/>
       </w:pPr>
       <w:r>
         <w:rPr>
-          <w:rFonts w:ascii="Times New Roman" w:hAnsi="Times New Roman" w:eastAsia="중고딕"/>
+          <w:rFonts w:ascii="Times New Roman" w:hAnsi="Times New Roman" w:eastAsia="신명조"/>
           <w:b w:val="0"/>
           <w:i w:val="0"/>
-          <w:sz w:val="20"/>
-        </w:rPr>
-        <w:t>5.2 계산 비용</w:t>
+          <w:sz w:val="18"/>
+        </w:rPr>
+        <w:t>트리 계열 기준모형으로 분위 손실을 쓰는 히스토그램 그래디언트 부스팅(LightGBM[25]의 방식을 따른 scikit-learn[26] 구현)을 같은 분할과 같은 윈도우 표본에서 평가하였다. 입력은 동적 30채널의 당일 값과 1·5·20일 시차, 매크로 13채널, 정적 범주형 3종의 136개이고, 분위마다 모형을 하나씩 두어 검증구간 손실로 트리 수를 정하였다(75·25·275개). 부표본 추출이 없어 같은 자료에서는 같은 모형이 나오므로 한 번만 학습하였다. 검증구간 손실은 제안 모형과 같았고(0.011890 대 0.011889), 시험구간 손실은 TFT 원본보다 작고 제안 모형보다 컸다. 제안 모형의 다섯 시드는 모두 이 값보다 낮았다(최대 0.017895 대 0.018107).</w:t>
       </w:r>
     </w:p>
     <w:p>
@@ -5512,14 +5620,42 @@
         <w:wordWrap w:val="0"/>
         <w:autoSpaceDE w:val="0"/>
         <w:autoSpaceDN w:val="0"/>
-        <w:spacing w:after="40" w:before="0" w:line="480" w:lineRule="auto"/>
+        <w:spacing w:after="60" w:before="0" w:line="300" w:lineRule="auto"/>
       </w:pPr>
       <w:r>
         <w:rPr>
           <w:rFonts w:ascii="Times New Roman" w:hAnsi="Times New Roman" w:eastAsia="중고딕"/>
           <w:b w:val="0"/>
           <w:i w:val="0"/>
-          <w:sz w:val="20"/>
+          <w:sz w:val="18"/>
+        </w:rPr>
+        <w:t>5.2 계산 비용</w:t>
+      </w:r>
+    </w:p>
+    <w:p>
+      <w:pPr>
+        <w:sectPr>
+          <w:type w:val="continuous"/>
+          <w:pgSz w:w="11906" w:h="16838"/>
+          <w:pgMar w:top="1446" w:right="1134" w:bottom="879" w:left="1134" w:header="567" w:footer="567" w:gutter="0"/>
+          <w:docGrid w:linePitch="360"/>
+          <w:cols w:num="2" w:space="453" w:equalWidth="1"/>
+        </w:sectPr>
+      </w:pPr>
+    </w:p>
+    <w:p>
+      <w:pPr>
+        <w:wordWrap w:val="0"/>
+        <w:autoSpaceDE w:val="0"/>
+        <w:autoSpaceDN w:val="0"/>
+        <w:spacing w:after="40" w:before="0" w:line="288" w:lineRule="auto"/>
+      </w:pPr>
+      <w:r>
+        <w:rPr>
+          <w:rFonts w:ascii="Times New Roman" w:hAnsi="Times New Roman" w:eastAsia="중고딕"/>
+          <w:b w:val="0"/>
+          <w:i w:val="0"/>
+          <w:sz w:val="17"/>
         </w:rPr>
         <w:t>Table 5. Computational cost measured on one device (Mac, Metal GPU backend; batch 64, 120-day input, 201 stocks). The quantile GBDT row is one full fit of the three quantile models on the CPU (8 cores), so it has neither epochs nor activation memory. The text below gives the measurement procedure</w:t>
       </w:r>
@@ -5532,17 +5668,17 @@
         <w:tblLook w:firstColumn="1" w:firstRow="1" w:lastColumn="0" w:lastRow="0" w:noHBand="0" w:noVBand="1" w:val="04A0"/>
       </w:tblPr>
       <w:tblGrid>
-        <w:gridCol w:w="1512"/>
-        <w:gridCol w:w="1512"/>
-        <w:gridCol w:w="1512"/>
-        <w:gridCol w:w="1512"/>
-        <w:gridCol w:w="1512"/>
-        <w:gridCol w:w="1512"/>
+        <w:gridCol w:w="1606"/>
+        <w:gridCol w:w="1606"/>
+        <w:gridCol w:w="1606"/>
+        <w:gridCol w:w="1606"/>
+        <w:gridCol w:w="1606"/>
+        <w:gridCol w:w="1606"/>
       </w:tblGrid>
       <w:tr>
         <w:tc>
           <w:tcPr>
-            <w:tcW w:type="dxa" w:w="1512"/>
+            <w:tcW w:type="dxa" w:w="1606"/>
             <w:tcBorders>
               <w:left w:val="none" w:sz="0" w:color="000000"/>
               <w:right w:val="none" w:sz="0" w:color="000000"/>
@@ -5563,7 +5699,7 @@
                 <w:rFonts w:ascii="Times New Roman" w:hAnsi="Times New Roman" w:eastAsia="신명조"/>
                 <w:b/>
                 <w:i w:val="0"/>
-                <w:sz w:val="20"/>
+                <w:sz w:val="16"/>
               </w:rPr>
               <w:t>Model</w:t>
             </w:r>
@@ -5571,7 +5707,7 @@
         </w:tc>
         <w:tc>
           <w:tcPr>
-            <w:tcW w:type="dxa" w:w="1512"/>
+            <w:tcW w:type="dxa" w:w="1606"/>
             <w:tcBorders>
               <w:left w:val="none" w:sz="0" w:color="000000"/>
               <w:right w:val="none" w:sz="0" w:color="000000"/>
@@ -5592,7 +5728,7 @@
                 <w:rFonts w:ascii="Times New Roman" w:hAnsi="Times New Roman" w:eastAsia="신명조"/>
                 <w:b/>
                 <w:i w:val="0"/>
-                <w:sz w:val="20"/>
+                <w:sz w:val="16"/>
               </w:rPr>
               <w:t>s / epoch</w:t>
             </w:r>
@@ -5600,7 +5736,7 @@
         </w:tc>
         <w:tc>
           <w:tcPr>
-            <w:tcW w:type="dxa" w:w="1512"/>
+            <w:tcW w:type="dxa" w:w="1606"/>
             <w:tcBorders>
               <w:left w:val="none" w:sz="0" w:color="000000"/>
               <w:right w:val="none" w:sz="0" w:color="000000"/>
@@ -5621,7 +5757,7 @@
                 <w:rFonts w:ascii="Times New Roman" w:hAnsi="Times New Roman" w:eastAsia="신명조"/>
                 <w:b/>
                 <w:i w:val="0"/>
-                <w:sz w:val="20"/>
+                <w:sz w:val="16"/>
               </w:rPr>
               <w:t>Latency / stock</w:t>
             </w:r>
@@ -5629,7 +5765,7 @@
         </w:tc>
         <w:tc>
           <w:tcPr>
-            <w:tcW w:type="dxa" w:w="1512"/>
+            <w:tcW w:type="dxa" w:w="1606"/>
             <w:tcBorders>
               <w:left w:val="none" w:sz="0" w:color="000000"/>
               <w:right w:val="none" w:sz="0" w:color="000000"/>
@@ -5650,7 +5786,7 @@
                 <w:rFonts w:ascii="Times New Roman" w:hAnsi="Times New Roman" w:eastAsia="신명조"/>
                 <w:b/>
                 <w:i w:val="0"/>
-                <w:sz w:val="20"/>
+                <w:sz w:val="16"/>
               </w:rPr>
               <w:t>Universe pass</w:t>
             </w:r>
@@ -5658,7 +5794,7 @@
         </w:tc>
         <w:tc>
           <w:tcPr>
-            <w:tcW w:type="dxa" w:w="1512"/>
+            <w:tcW w:type="dxa" w:w="1606"/>
             <w:tcBorders>
               <w:left w:val="none" w:sz="0" w:color="000000"/>
               <w:right w:val="none" w:sz="0" w:color="000000"/>
@@ -5679,7 +5815,7 @@
                 <w:rFonts w:ascii="Times New Roman" w:hAnsi="Times New Roman" w:eastAsia="신명조"/>
                 <w:b/>
                 <w:i w:val="0"/>
-                <w:sz w:val="20"/>
+                <w:sz w:val="16"/>
               </w:rPr>
               <w:t>Activation</w:t>
             </w:r>
@@ -5687,7 +5823,7 @@
         </w:tc>
         <w:tc>
           <w:tcPr>
-            <w:tcW w:type="dxa" w:w="1512"/>
+            <w:tcW w:type="dxa" w:w="1606"/>
             <w:tcBorders>
               <w:left w:val="none" w:sz="0" w:color="000000"/>
               <w:right w:val="none" w:sz="0" w:color="000000"/>
@@ -5708,7 +5844,7 @@
                 <w:rFonts w:ascii="Times New Roman" w:hAnsi="Times New Roman" w:eastAsia="신명조"/>
                 <w:b/>
                 <w:i w:val="0"/>
-                <w:sz w:val="20"/>
+                <w:sz w:val="16"/>
               </w:rPr>
               <w:t>Param memory</w:t>
             </w:r>
@@ -5718,7 +5854,7 @@
       <w:tr>
         <w:tc>
           <w:tcPr>
-            <w:tcW w:type="dxa" w:w="1512"/>
+            <w:tcW w:type="dxa" w:w="1606"/>
             <w:tcBorders>
               <w:left w:val="none" w:sz="0" w:color="000000"/>
               <w:right w:val="none" w:sz="0" w:color="000000"/>
@@ -5739,7 +5875,7 @@
                 <w:rFonts w:ascii="Times New Roman" w:hAnsi="Times New Roman" w:eastAsia="신명조"/>
                 <w:b w:val="0"/>
                 <w:i w:val="0"/>
-                <w:sz w:val="20"/>
+                <w:sz w:val="16"/>
               </w:rPr>
               <w:t>PatchTST (+ quantile head)</w:t>
             </w:r>
@@ -5747,7 +5883,7 @@
         </w:tc>
         <w:tc>
           <w:tcPr>
-            <w:tcW w:type="dxa" w:w="1512"/>
+            <w:tcW w:type="dxa" w:w="1606"/>
             <w:tcBorders>
               <w:left w:val="none" w:sz="0" w:color="000000"/>
               <w:right w:val="none" w:sz="0" w:color="000000"/>
@@ -5768,7 +5904,7 @@
                 <w:rFonts w:ascii="Times New Roman" w:hAnsi="Times New Roman" w:eastAsia="신명조"/>
                 <w:b w:val="0"/>
                 <w:i w:val="0"/>
-                <w:sz w:val="20"/>
+                <w:sz w:val="16"/>
               </w:rPr>
               <w:t>110.8</w:t>
             </w:r>
@@ -5776,7 +5912,7 @@
         </w:tc>
         <w:tc>
           <w:tcPr>
-            <w:tcW w:type="dxa" w:w="1512"/>
+            <w:tcW w:type="dxa" w:w="1606"/>
             <w:tcBorders>
               <w:left w:val="none" w:sz="0" w:color="000000"/>
               <w:right w:val="none" w:sz="0" w:color="000000"/>
@@ -5797,7 +5933,7 @@
                 <w:rFonts w:ascii="Times New Roman" w:hAnsi="Times New Roman" w:eastAsia="신명조"/>
                 <w:b w:val="0"/>
                 <w:i w:val="0"/>
-                <w:sz w:val="20"/>
+                <w:sz w:val="16"/>
               </w:rPr>
               <w:t>0.092 ms</w:t>
             </w:r>
@@ -5805,7 +5941,7 @@
         </w:tc>
         <w:tc>
           <w:tcPr>
-            <w:tcW w:type="dxa" w:w="1512"/>
+            <w:tcW w:type="dxa" w:w="1606"/>
             <w:tcBorders>
               <w:left w:val="none" w:sz="0" w:color="000000"/>
               <w:right w:val="none" w:sz="0" w:color="000000"/>
@@ -5826,7 +5962,7 @@
                 <w:rFonts w:ascii="Times New Roman" w:hAnsi="Times New Roman" w:eastAsia="신명조"/>
                 <w:b w:val="0"/>
                 <w:i w:val="0"/>
-                <w:sz w:val="20"/>
+                <w:sz w:val="16"/>
               </w:rPr>
               <w:t>18.6 ms</w:t>
             </w:r>
@@ -5834,7 +5970,7 @@
         </w:tc>
         <w:tc>
           <w:tcPr>
-            <w:tcW w:type="dxa" w:w="1512"/>
+            <w:tcW w:type="dxa" w:w="1606"/>
             <w:tcBorders>
               <w:left w:val="none" w:sz="0" w:color="000000"/>
               <w:right w:val="none" w:sz="0" w:color="000000"/>
@@ -5855,7 +5991,7 @@
                 <w:rFonts w:ascii="Times New Roman" w:hAnsi="Times New Roman" w:eastAsia="신명조"/>
                 <w:b w:val="0"/>
                 <w:i w:val="0"/>
-                <w:sz w:val="20"/>
+                <w:sz w:val="16"/>
               </w:rPr>
               <w:t>172.8 MB</w:t>
             </w:r>
@@ -5863,7 +5999,7 @@
         </w:tc>
         <w:tc>
           <w:tcPr>
-            <w:tcW w:type="dxa" w:w="1512"/>
+            <w:tcW w:type="dxa" w:w="1606"/>
             <w:tcBorders>
               <w:left w:val="none" w:sz="0" w:color="000000"/>
               <w:right w:val="none" w:sz="0" w:color="000000"/>
@@ -5884,7 +6020,7 @@
                 <w:rFonts w:ascii="Times New Roman" w:hAnsi="Times New Roman" w:eastAsia="신명조"/>
                 <w:b w:val="0"/>
                 <w:i w:val="0"/>
-                <w:sz w:val="20"/>
+                <w:sz w:val="16"/>
               </w:rPr>
               <w:t>0.14 MB</w:t>
             </w:r>
@@ -5894,7 +6030,7 @@
       <w:tr>
         <w:tc>
           <w:tcPr>
-            <w:tcW w:type="dxa" w:w="1512"/>
+            <w:tcW w:type="dxa" w:w="1606"/>
             <w:tcBorders>
               <w:left w:val="none" w:sz="0" w:color="000000"/>
               <w:right w:val="none" w:sz="0" w:color="000000"/>
@@ -5915,7 +6051,7 @@
                 <w:rFonts w:ascii="Times New Roman" w:hAnsi="Times New Roman" w:eastAsia="신명조"/>
                 <w:b w:val="0"/>
                 <w:i w:val="0"/>
-                <w:sz w:val="20"/>
+                <w:sz w:val="16"/>
               </w:rPr>
               <w:t>TFT, original</w:t>
             </w:r>
@@ -5923,7 +6059,7 @@
         </w:tc>
         <w:tc>
           <w:tcPr>
-            <w:tcW w:type="dxa" w:w="1512"/>
+            <w:tcW w:type="dxa" w:w="1606"/>
             <w:tcBorders>
               <w:left w:val="none" w:sz="0" w:color="000000"/>
               <w:right w:val="none" w:sz="0" w:color="000000"/>
@@ -5944,7 +6080,7 @@
                 <w:rFonts w:ascii="Times New Roman" w:hAnsi="Times New Roman" w:eastAsia="신명조"/>
                 <w:b w:val="0"/>
                 <w:i w:val="0"/>
-                <w:sz w:val="20"/>
+                <w:sz w:val="16"/>
               </w:rPr>
               <w:t>550.8</w:t>
             </w:r>
@@ -5952,7 +6088,7 @@
         </w:tc>
         <w:tc>
           <w:tcPr>
-            <w:tcW w:type="dxa" w:w="1512"/>
+            <w:tcW w:type="dxa" w:w="1606"/>
             <w:tcBorders>
               <w:left w:val="none" w:sz="0" w:color="000000"/>
               <w:right w:val="none" w:sz="0" w:color="000000"/>
@@ -5973,7 +6109,7 @@
                 <w:rFonts w:ascii="Times New Roman" w:hAnsi="Times New Roman" w:eastAsia="신명조"/>
                 <w:b w:val="0"/>
                 <w:i w:val="0"/>
-                <w:sz w:val="20"/>
+                <w:sz w:val="16"/>
               </w:rPr>
               <w:t>0.693 ms</w:t>
             </w:r>
@@ -5981,7 +6117,7 @@
         </w:tc>
         <w:tc>
           <w:tcPr>
-            <w:tcW w:type="dxa" w:w="1512"/>
+            <w:tcW w:type="dxa" w:w="1606"/>
             <w:tcBorders>
               <w:left w:val="none" w:sz="0" w:color="000000"/>
               <w:right w:val="none" w:sz="0" w:color="000000"/>
@@ -6002,7 +6138,7 @@
                 <w:rFonts w:ascii="Times New Roman" w:hAnsi="Times New Roman" w:eastAsia="신명조"/>
                 <w:b w:val="0"/>
                 <w:i w:val="0"/>
-                <w:sz w:val="20"/>
+                <w:sz w:val="16"/>
               </w:rPr>
               <w:t>139.4 ms</w:t>
             </w:r>
@@ -6010,7 +6146,7 @@
         </w:tc>
         <w:tc>
           <w:tcPr>
-            <w:tcW w:type="dxa" w:w="1512"/>
+            <w:tcW w:type="dxa" w:w="1606"/>
             <w:tcBorders>
               <w:left w:val="none" w:sz="0" w:color="000000"/>
               <w:right w:val="none" w:sz="0" w:color="000000"/>
@@ -6031,7 +6167,7 @@
                 <w:rFonts w:ascii="Times New Roman" w:hAnsi="Times New Roman" w:eastAsia="신명조"/>
                 <w:b w:val="0"/>
                 <w:i w:val="0"/>
-                <w:sz w:val="20"/>
+                <w:sz w:val="16"/>
               </w:rPr>
               <w:t>679.1 MB</w:t>
             </w:r>
@@ -6039,7 +6175,7 @@
         </w:tc>
         <w:tc>
           <w:tcPr>
-            <w:tcW w:type="dxa" w:w="1512"/>
+            <w:tcW w:type="dxa" w:w="1606"/>
             <w:tcBorders>
               <w:left w:val="none" w:sz="0" w:color="000000"/>
               <w:right w:val="none" w:sz="0" w:color="000000"/>
@@ -6060,7 +6196,7 @@
                 <w:rFonts w:ascii="Times New Roman" w:hAnsi="Times New Roman" w:eastAsia="신명조"/>
                 <w:b w:val="0"/>
                 <w:i w:val="0"/>
-                <w:sz w:val="20"/>
+                <w:sz w:val="16"/>
               </w:rPr>
               <w:t>2.75 MB</w:t>
             </w:r>
@@ -6070,7 +6206,7 @@
       <w:tr>
         <w:tc>
           <w:tcPr>
-            <w:tcW w:type="dxa" w:w="1512"/>
+            <w:tcW w:type="dxa" w:w="1606"/>
             <w:tcBorders>
               <w:left w:val="none" w:sz="0" w:color="000000"/>
               <w:right w:val="none" w:sz="0" w:color="000000"/>
@@ -6091,7 +6227,7 @@
                 <w:rFonts w:ascii="Times New Roman" w:hAnsi="Times New Roman" w:eastAsia="신명조"/>
                 <w:b w:val="0"/>
                 <w:i w:val="0"/>
-                <w:sz w:val="20"/>
+                <w:sz w:val="16"/>
               </w:rPr>
               <w:t>Ours</w:t>
             </w:r>
@@ -6099,7 +6235,7 @@
         </w:tc>
         <w:tc>
           <w:tcPr>
-            <w:tcW w:type="dxa" w:w="1512"/>
+            <w:tcW w:type="dxa" w:w="1606"/>
             <w:tcBorders>
               <w:left w:val="none" w:sz="0" w:color="000000"/>
               <w:right w:val="none" w:sz="0" w:color="000000"/>
@@ -6120,7 +6256,7 @@
                 <w:rFonts w:ascii="Times New Roman" w:hAnsi="Times New Roman" w:eastAsia="신명조"/>
                 <w:b w:val="0"/>
                 <w:i w:val="0"/>
-                <w:sz w:val="20"/>
+                <w:sz w:val="16"/>
               </w:rPr>
               <w:t>143.5</w:t>
             </w:r>
@@ -6128,7 +6264,7 @@
         </w:tc>
         <w:tc>
           <w:tcPr>
-            <w:tcW w:type="dxa" w:w="1512"/>
+            <w:tcW w:type="dxa" w:w="1606"/>
             <w:tcBorders>
               <w:left w:val="none" w:sz="0" w:color="000000"/>
               <w:right w:val="none" w:sz="0" w:color="000000"/>
@@ -6149,7 +6285,7 @@
                 <w:rFonts w:ascii="Times New Roman" w:hAnsi="Times New Roman" w:eastAsia="신명조"/>
                 <w:b w:val="0"/>
                 <w:i w:val="0"/>
-                <w:sz w:val="20"/>
+                <w:sz w:val="16"/>
               </w:rPr>
               <w:t>0.143 ms</w:t>
             </w:r>
@@ -6157,7 +6293,7 @@
         </w:tc>
         <w:tc>
           <w:tcPr>
-            <w:tcW w:type="dxa" w:w="1512"/>
+            <w:tcW w:type="dxa" w:w="1606"/>
             <w:tcBorders>
               <w:left w:val="none" w:sz="0" w:color="000000"/>
               <w:right w:val="none" w:sz="0" w:color="000000"/>
@@ -6178,7 +6314,7 @@
                 <w:rFonts w:ascii="Times New Roman" w:hAnsi="Times New Roman" w:eastAsia="신명조"/>
                 <w:b w:val="0"/>
                 <w:i w:val="0"/>
-                <w:sz w:val="20"/>
+                <w:sz w:val="16"/>
               </w:rPr>
               <w:t>28.7 ms</w:t>
             </w:r>
@@ -6186,7 +6322,7 @@
         </w:tc>
         <w:tc>
           <w:tcPr>
-            <w:tcW w:type="dxa" w:w="1512"/>
+            <w:tcW w:type="dxa" w:w="1606"/>
             <w:tcBorders>
               <w:left w:val="none" w:sz="0" w:color="000000"/>
               <w:right w:val="none" w:sz="0" w:color="000000"/>
@@ -6207,7 +6343,7 @@
                 <w:rFonts w:ascii="Times New Roman" w:hAnsi="Times New Roman" w:eastAsia="신명조"/>
                 <w:b w:val="0"/>
                 <w:i w:val="0"/>
-                <w:sz w:val="20"/>
+                <w:sz w:val="16"/>
               </w:rPr>
               <w:t>132.9 MB</w:t>
             </w:r>
@@ -6215,7 +6351,7 @@
         </w:tc>
         <w:tc>
           <w:tcPr>
-            <w:tcW w:type="dxa" w:w="1512"/>
+            <w:tcW w:type="dxa" w:w="1606"/>
             <w:tcBorders>
               <w:left w:val="none" w:sz="0" w:color="000000"/>
               <w:right w:val="none" w:sz="0" w:color="000000"/>
@@ -6236,7 +6372,7 @@
                 <w:rFonts w:ascii="Times New Roman" w:hAnsi="Times New Roman" w:eastAsia="신명조"/>
                 <w:b w:val="0"/>
                 <w:i w:val="0"/>
-                <w:sz w:val="20"/>
+                <w:sz w:val="16"/>
               </w:rPr>
               <w:t>2.00 MB</w:t>
             </w:r>
@@ -6246,7 +6382,7 @@
       <w:tr>
         <w:tc>
           <w:tcPr>
-            <w:tcW w:type="dxa" w:w="1512"/>
+            <w:tcW w:type="dxa" w:w="1606"/>
             <w:tcBorders>
               <w:left w:val="none" w:sz="0" w:color="000000"/>
               <w:right w:val="none" w:sz="0" w:color="000000"/>
@@ -6267,7 +6403,7 @@
                 <w:rFonts w:ascii="Times New Roman" w:hAnsi="Times New Roman" w:eastAsia="신명조"/>
                 <w:b w:val="0"/>
                 <w:i w:val="0"/>
-                <w:sz w:val="20"/>
+                <w:sz w:val="16"/>
               </w:rPr>
               <w:t>Quantile GBDT (CPU)</w:t>
             </w:r>
@@ -6275,7 +6411,7 @@
         </w:tc>
         <w:tc>
           <w:tcPr>
-            <w:tcW w:type="dxa" w:w="1512"/>
+            <w:tcW w:type="dxa" w:w="1606"/>
             <w:tcBorders>
               <w:left w:val="none" w:sz="0" w:color="000000"/>
               <w:right w:val="none" w:sz="0" w:color="000000"/>
@@ -6296,7 +6432,7 @@
                 <w:rFonts w:ascii="Times New Roman" w:hAnsi="Times New Roman" w:eastAsia="신명조"/>
                 <w:b w:val="0"/>
                 <w:i w:val="0"/>
-                <w:sz w:val="20"/>
+                <w:sz w:val="16"/>
               </w:rPr>
               <w:t>26.1 (full fit)</w:t>
             </w:r>
@@ -6304,7 +6440,7 @@
         </w:tc>
         <w:tc>
           <w:tcPr>
-            <w:tcW w:type="dxa" w:w="1512"/>
+            <w:tcW w:type="dxa" w:w="1606"/>
             <w:tcBorders>
               <w:left w:val="none" w:sz="0" w:color="000000"/>
               <w:right w:val="none" w:sz="0" w:color="000000"/>
@@ -6325,7 +6461,7 @@
                 <w:rFonts w:ascii="Times New Roman" w:hAnsi="Times New Roman" w:eastAsia="신명조"/>
                 <w:b w:val="0"/>
                 <w:i w:val="0"/>
-                <w:sz w:val="20"/>
+                <w:sz w:val="16"/>
               </w:rPr>
               <w:t>0.068 ms</w:t>
             </w:r>
@@ -6333,7 +6469,7 @@
         </w:tc>
         <w:tc>
           <w:tcPr>
-            <w:tcW w:type="dxa" w:w="1512"/>
+            <w:tcW w:type="dxa" w:w="1606"/>
             <w:tcBorders>
               <w:left w:val="none" w:sz="0" w:color="000000"/>
               <w:right w:val="none" w:sz="0" w:color="000000"/>
@@ -6354,7 +6490,7 @@
                 <w:rFonts w:ascii="Times New Roman" w:hAnsi="Times New Roman" w:eastAsia="신명조"/>
                 <w:b w:val="0"/>
                 <w:i w:val="0"/>
-                <w:sz w:val="20"/>
+                <w:sz w:val="16"/>
               </w:rPr>
               <w:t>13.4 ms</w:t>
             </w:r>
@@ -6362,7 +6498,7 @@
         </w:tc>
         <w:tc>
           <w:tcPr>
-            <w:tcW w:type="dxa" w:w="1512"/>
+            <w:tcW w:type="dxa" w:w="1606"/>
             <w:tcBorders>
               <w:left w:val="none" w:sz="0" w:color="000000"/>
               <w:right w:val="none" w:sz="0" w:color="000000"/>
@@ -6383,7 +6519,7 @@
                 <w:rFonts w:ascii="Times New Roman" w:hAnsi="Times New Roman" w:eastAsia="신명조"/>
                 <w:b w:val="0"/>
                 <w:i w:val="0"/>
-                <w:sz w:val="20"/>
+                <w:sz w:val="16"/>
               </w:rPr>
               <w:t>-</w:t>
             </w:r>
@@ -6391,7 +6527,7 @@
         </w:tc>
         <w:tc>
           <w:tcPr>
-            <w:tcW w:type="dxa" w:w="1512"/>
+            <w:tcW w:type="dxa" w:w="1606"/>
             <w:tcBorders>
               <w:left w:val="none" w:sz="0" w:color="000000"/>
               <w:right w:val="none" w:sz="0" w:color="000000"/>
@@ -6412,7 +6548,7 @@
                 <w:rFonts w:ascii="Times New Roman" w:hAnsi="Times New Roman" w:eastAsia="신명조"/>
                 <w:b w:val="0"/>
                 <w:i w:val="0"/>
-                <w:sz w:val="20"/>
+                <w:sz w:val="16"/>
               </w:rPr>
               <w:t>2.13 MB</w:t>
             </w:r>
@@ -6427,29 +6563,21 @@
     </w:p>
     <w:p>
       <w:pPr>
-        <w:wordWrap w:val="0"/>
-        <w:autoSpaceDE w:val="0"/>
-        <w:autoSpaceDN w:val="0"/>
-        <w:spacing w:after="80" w:before="0" w:line="480" w:lineRule="auto"/>
-        <w:ind w:firstLine="180"/>
-        <w:jc w:val="both"/>
+        <w:sectPr>
+          <w:type w:val="continuous"/>
+          <w:pgSz w:w="11906" w:h="16838"/>
+          <w:pgMar w:top="1446" w:right="1134" w:bottom="879" w:left="1134" w:header="567" w:footer="567" w:gutter="0"/>
+          <w:docGrid w:linePitch="360"/>
+          <w:cols w:num="1" w:space="453" w:equalWidth="1"/>
+        </w:sectPr>
       </w:pPr>
-      <w:r>
-        <w:rPr>
-          <w:rFonts w:ascii="Times New Roman" w:hAnsi="Times New Roman" w:eastAsia="신명조"/>
-          <w:b w:val="0"/>
-          <w:i w:val="0"/>
-          <w:sz w:val="20"/>
-        </w:rPr>
-        <w:t>측정 방법은 다음과 같다. epoch당 시간은 40배치의 학습 스텝 시간 중앙값에, 4.3절의 학습 윈도우 264,653건이 만드는 4,135배치를 곱한 값이다. 전 종목 1회 통과는 201종목에 대한 순전파 21회의 중앙값이고, 종목당 지연시간은 그 값을 201로 나눈 것이지 따로 측정한 값이 아니다. 활성값은 역전파 그래프를 남기는 순전파가 추가로 할당한 장치 메모리이며, 독립적인 두 번의 측정이 0.8% 안에서 일치하였다. 분위 GBDT의 전 종목 통과는 시험구간 마지막 날의 199종목에 대한 것이고, 모수 메모리는 직렬화한 모형 크기다.</w:t>
-      </w:r>
     </w:p>
     <w:p>
       <w:pPr>
         <w:wordWrap w:val="0"/>
         <w:autoSpaceDE w:val="0"/>
         <w:autoSpaceDN w:val="0"/>
-        <w:spacing w:after="80" w:before="0" w:line="480" w:lineRule="auto"/>
+        <w:spacing w:after="80" w:before="0" w:line="341" w:lineRule="auto"/>
         <w:ind w:firstLine="180"/>
         <w:jc w:val="both"/>
       </w:pPr>
@@ -6458,9 +6586,9 @@
           <w:rFonts w:ascii="Times New Roman" w:hAnsi="Times New Roman" w:eastAsia="신명조"/>
           <w:b w:val="0"/>
           <w:i w:val="0"/>
-          <w:sz w:val="20"/>
-        </w:rPr>
-        <w:t>더 낮은 손실에서 제안 모형은 TFT 원본 대비 학습 3.8배, 종목당 추론 4.8배, 활성값 메모리 5.1배의 절감을 보였다. 패치 토큰화가 어텐션 대상 시퀀스를 120에서 24로 줄이고 인코더 앞의 채널 축약이 채널 반복을 제거한 결과이며, 모수 1.4배 차이는 부차적이다. 같은 배율은 장비와 배치가 다른 조건에서도 재현된다. &lt;Table 4&gt;를 얻은 캐글 GPU(배치 256, 혼합정밀도)에서는 제안 모형 41.8초/epoch, TFT 원본 157.1초/epoch였다. 분위 GBDT의 비용은 이보다도 낮다. 세 분위 모형 전체를 한 번 학습하는 데 CPU에서 26.1초로 제안 모형의 1 epoch보다 짧았고, 종목당 추론도 0.068 ms로 절반 이하였다. 따라서 본 연구의 경량은 트랜스포머 분위 모형, 특히 TFT 대비의 의미이며, 제안 모형이 GBDT 대비 얻는 것은 비용이 아니라 시험구간 손실의 추가 개선(+4.95% 대 +3.45%)이다.</w:t>
+          <w:sz w:val="18"/>
+        </w:rPr>
+        <w:t>측정 방법은 다음과 같다. epoch당 시간은 40배치의 학습 스텝 시간 중앙값에, 4.3절의 학습 윈도우 264,653건이 만드는 4,135배치를 곱한 값이다. 전 종목 1회 통과는 201종목에 대한 순전파 21회의 중앙값이고, 종목당 지연시간은 그 값을 201로 나눈 것이지 따로 측정한 값이 아니다. 활성값은 역전파 그래프를 남기는 순전파가 추가로 할당한 장치 메모리이며, 독립적인 두 번의 측정이 0.8% 안에서 일치하였다. 분위 GBDT의 전 종목 통과는 시험구간 마지막 날의 199종목에 대한 것이고, 모수 메모리는 직렬화한 모형 크기다.</w:t>
       </w:r>
     </w:p>
     <w:p>
@@ -6468,7 +6596,7 @@
         <w:wordWrap w:val="0"/>
         <w:autoSpaceDE w:val="0"/>
         <w:autoSpaceDN w:val="0"/>
-        <w:spacing w:after="80" w:before="0" w:line="480" w:lineRule="auto"/>
+        <w:spacing w:after="80" w:before="0" w:line="341" w:lineRule="auto"/>
         <w:ind w:firstLine="180"/>
         <w:jc w:val="both"/>
       </w:pPr>
@@ -6477,7 +6605,26 @@
           <w:rFonts w:ascii="Times New Roman" w:hAnsi="Times New Roman" w:eastAsia="신명조"/>
           <w:b w:val="0"/>
           <w:i w:val="0"/>
-          <w:sz w:val="20"/>
+          <w:sz w:val="18"/>
+        </w:rPr>
+        <w:t>더 낮은 손실에서 제안 모형은 TFT 원본 대비 학습 3.8배, 종목당 추론 4.8배, 활성값 메모리 5.1배의 절감을 보였다. 패치 토큰화가 어텐션 대상 시퀀스를 120에서 24로 줄이고 인코더 앞의 채널 축약이 채널 반복을 제거한 결과이며, 모수 1.4배 차이는 부차적이다. 같은 배율은 장비와 배치가 다른 조건에서도 재현된다. &lt;Table 4&gt;를 얻은 캐글 GPU(배치 256, 혼합정밀도)에서는 제안 모형 41.8초/epoch, TFT 원본 157.1초/epoch였다. 분위 GBDT의 비용은 이보다도 낮다. 세 분위 모형 전체를 한 번 학습하는 데 CPU에서 26.1초로 제안 모형의 1 epoch보다 짧았고, 종목당 추론도 0.068 ms로 절반 이하였다. 따라서 본 연구의 경량은 트랜스포머 분위 모형, 특히 TFT 대비의 의미이며, 제안 모형이 GBDT 대비 얻는 것은 비용이 아니라 시험구간 손실의 추가 개선(+4.95% 대 +3.45%)이다.</w:t>
+      </w:r>
+    </w:p>
+    <w:p>
+      <w:pPr>
+        <w:wordWrap w:val="0"/>
+        <w:autoSpaceDE w:val="0"/>
+        <w:autoSpaceDN w:val="0"/>
+        <w:spacing w:after="80" w:before="0" w:line="341" w:lineRule="auto"/>
+        <w:ind w:firstLine="180"/>
+        <w:jc w:val="both"/>
+      </w:pPr>
+      <w:r>
+        <w:rPr>
+          <w:rFonts w:ascii="Times New Roman" w:hAnsi="Times New Roman" w:eastAsia="신명조"/>
+          <w:b w:val="0"/>
+          <w:i w:val="0"/>
+          <w:sz w:val="18"/>
         </w:rPr>
         <w:t>(Fig. 2)는 &lt;Table 4&gt;의 검증구간 정확도와 &lt;Table 5&gt;의 비용을 한 평면에 놓은 것이다. 지연시간만 보면 분위 헤드 모형이 더 왼쪽에 있으나, 정확도와 비용을 함께 보면 세 트랜스포머 모형 가운데 제안 모형이 파레토 전선 위에 있다. 분위 GBDT는 검증 정확도가 같고 지연이 더 짧으므로 이 평면에서는 제안 모형보다 앞선다.</w:t>
       </w:r>
@@ -6490,7 +6637,7 @@
       <w:r>
         <w:drawing>
           <wp:inline xmlns:a="http://schemas.openxmlformats.org/drawingml/2006/main" xmlns:pic="http://schemas.openxmlformats.org/drawingml/2006/picture">
-            <wp:extent cx="4320000" cy="3297196"/>
+            <wp:extent cx="2916000" cy="2225607"/>
             <wp:docPr id="2" name="Picture 2"/>
             <wp:cNvGraphicFramePr>
               <a:graphicFrameLocks noChangeAspect="1"/>
@@ -6511,7 +6658,7 @@
                   <pic:spPr>
                     <a:xfrm>
                       <a:off x="0" y="0"/>
-                      <a:ext cx="4320000" cy="3297196"/>
+                      <a:ext cx="2916000" cy="2225607"/>
                     </a:xfrm>
                     <a:prstGeom prst="rect"/>
                   </pic:spPr>
@@ -6527,15 +6674,14 @@
         <w:wordWrap w:val="0"/>
         <w:autoSpaceDE w:val="0"/>
         <w:autoSpaceDN w:val="0"/>
-        <w:spacing w:after="160" w:before="0" w:line="480" w:lineRule="auto"/>
-        <w:jc w:val="left"/>
+        <w:spacing w:after="40" w:before="0" w:line="288" w:lineRule="auto"/>
       </w:pPr>
       <w:r>
         <w:rPr>
           <w:rFonts w:ascii="Times New Roman" w:hAnsi="Times New Roman" w:eastAsia="중고딕"/>
           <w:b w:val="0"/>
           <w:i w:val="0"/>
-          <w:sz w:val="20"/>
+          <w:sz w:val="17"/>
         </w:rPr>
         <w:t>Fig. 2. Forecast accuracy against inference cost. The vertical axis is the pinball improvement over the unconditional-quantile baseline on validation, the split the models were selected on; the test-split gap is wider (&lt;Table 4&gt;). The horizontal axis is per-stock inference latency, and the circle area is activation memory for a 120-day input (&lt;Table 5&gt;). The quantile GBDT (open diamond) is measured on the CPU and has no activation memory, so its marker size does not apply. The original point-forecast PatchTST is omitted because its pinball loss falls far below the plotted range.</w:t>
       </w:r>
@@ -6545,14 +6691,14 @@
         <w:wordWrap w:val="0"/>
         <w:autoSpaceDE w:val="0"/>
         <w:autoSpaceDN w:val="0"/>
-        <w:spacing w:after="60" w:before="0" w:line="480" w:lineRule="auto"/>
+        <w:spacing w:after="60" w:before="0" w:line="300" w:lineRule="auto"/>
       </w:pPr>
       <w:r>
         <w:rPr>
           <w:rFonts w:ascii="Times New Roman" w:hAnsi="Times New Roman" w:eastAsia="중고딕"/>
           <w:b w:val="0"/>
           <w:i w:val="0"/>
-          <w:sz w:val="20"/>
+          <w:sz w:val="18"/>
         </w:rPr>
         <w:t>5.3 기권 행태</w:t>
       </w:r>
@@ -6562,7 +6708,7 @@
         <w:wordWrap w:val="0"/>
         <w:autoSpaceDE w:val="0"/>
         <w:autoSpaceDN w:val="0"/>
-        <w:spacing w:after="80" w:before="0" w:line="480" w:lineRule="auto"/>
+        <w:spacing w:after="80" w:before="0" w:line="341" w:lineRule="auto"/>
         <w:ind w:firstLine="180"/>
         <w:jc w:val="both"/>
       </w:pPr>
@@ -6571,24 +6717,35 @@
           <w:rFonts w:ascii="Times New Roman" w:hAnsi="Times New Roman" w:eastAsia="신명조"/>
           <w:b w:val="0"/>
           <w:i w:val="0"/>
-          <w:sz w:val="20"/>
+          <w:sz w:val="18"/>
         </w:rPr>
         <w:t>네 분위 모형에 4.4절의 동일한 기권 규칙을 적용하고 시험구간 전체에서 집계하였다. 점 예측 모형은 임계할 폭이 없어 기권이 정의되지 않으므로 제외하였다.</w:t>
       </w:r>
+    </w:p>
+    <w:p>
+      <w:pPr>
+        <w:sectPr>
+          <w:type w:val="continuous"/>
+          <w:pgSz w:w="11906" w:h="16838"/>
+          <w:pgMar w:top="1446" w:right="1134" w:bottom="879" w:left="1134" w:header="567" w:footer="567" w:gutter="0"/>
+          <w:docGrid w:linePitch="360"/>
+          <w:cols w:num="2" w:space="453" w:equalWidth="1"/>
+        </w:sectPr>
+      </w:pPr>
     </w:p>
     <w:p>
       <w:pPr>
         <w:wordWrap w:val="0"/>
         <w:autoSpaceDE w:val="0"/>
         <w:autoSpaceDN w:val="0"/>
-        <w:spacing w:after="40" w:before="0" w:line="480" w:lineRule="auto"/>
+        <w:spacing w:after="40" w:before="0" w:line="288" w:lineRule="auto"/>
       </w:pPr>
       <w:r>
         <w:rPr>
           <w:rFonts w:ascii="Times New Roman" w:hAnsi="Times New Roman" w:eastAsia="중고딕"/>
           <w:b w:val="0"/>
           <w:i w:val="0"/>
-          <w:sz w:val="20"/>
+          <w:sz w:val="17"/>
         </w:rPr>
         <w:t>Table 6. Abstention on the test split (550 days, 106,490 windows), mean over five seeds with the standard deviation, single run for the quantile GBDT. The threshold is the 95th percentile of the width distribution over the trailing 90 calendar days, pooled across all stocks. Q1 and Q4 are the lowest and highest quartiles of realized volatility at decision time, taken over the whole test split</w:t>
       </w:r>
@@ -6601,17 +6758,17 @@
         <w:tblLook w:firstColumn="1" w:firstRow="1" w:lastColumn="0" w:lastRow="0" w:noHBand="0" w:noVBand="1" w:val="04A0"/>
       </w:tblPr>
       <w:tblGrid>
-        <w:gridCol w:w="1512"/>
-        <w:gridCol w:w="1512"/>
-        <w:gridCol w:w="1512"/>
-        <w:gridCol w:w="1512"/>
-        <w:gridCol w:w="1512"/>
-        <w:gridCol w:w="1512"/>
+        <w:gridCol w:w="1606"/>
+        <w:gridCol w:w="1606"/>
+        <w:gridCol w:w="1606"/>
+        <w:gridCol w:w="1606"/>
+        <w:gridCol w:w="1606"/>
+        <w:gridCol w:w="1606"/>
       </w:tblGrid>
       <w:tr>
         <w:tc>
           <w:tcPr>
-            <w:tcW w:type="dxa" w:w="1512"/>
+            <w:tcW w:type="dxa" w:w="1606"/>
             <w:tcBorders>
               <w:left w:val="none" w:sz="0" w:color="000000"/>
               <w:right w:val="none" w:sz="0" w:color="000000"/>
@@ -6632,7 +6789,7 @@
                 <w:rFonts w:ascii="Times New Roman" w:hAnsi="Times New Roman" w:eastAsia="신명조"/>
                 <w:b/>
                 <w:i w:val="0"/>
-                <w:sz w:val="20"/>
+                <w:sz w:val="16"/>
               </w:rPr>
               <w:t>Model</w:t>
             </w:r>
@@ -6640,7 +6797,7 @@
         </w:tc>
         <w:tc>
           <w:tcPr>
-            <w:tcW w:type="dxa" w:w="1512"/>
+            <w:tcW w:type="dxa" w:w="1606"/>
             <w:tcBorders>
               <w:left w:val="none" w:sz="0" w:color="000000"/>
               <w:right w:val="none" w:sz="0" w:color="000000"/>
@@ -6661,7 +6818,7 @@
                 <w:rFonts w:ascii="Times New Roman" w:hAnsi="Times New Roman" w:eastAsia="신명조"/>
                 <w:b/>
                 <w:i w:val="0"/>
-                <w:sz w:val="20"/>
+                <w:sz w:val="16"/>
               </w:rPr>
               <w:t>Abstain</w:t>
             </w:r>
@@ -6669,7 +6826,7 @@
         </w:tc>
         <w:tc>
           <w:tcPr>
-            <w:tcW w:type="dxa" w:w="1512"/>
+            <w:tcW w:type="dxa" w:w="1606"/>
             <w:tcBorders>
               <w:left w:val="none" w:sz="0" w:color="000000"/>
               <w:right w:val="none" w:sz="0" w:color="000000"/>
@@ -6690,7 +6847,7 @@
                 <w:rFonts w:ascii="Times New Roman" w:hAnsi="Times New Roman" w:eastAsia="신명조"/>
                 <w:b/>
                 <w:i w:val="0"/>
-                <w:sz w:val="20"/>
+                <w:sz w:val="16"/>
               </w:rPr>
               <w:t>Q1</w:t>
             </w:r>
@@ -6698,7 +6855,7 @@
         </w:tc>
         <w:tc>
           <w:tcPr>
-            <w:tcW w:type="dxa" w:w="1512"/>
+            <w:tcW w:type="dxa" w:w="1606"/>
             <w:tcBorders>
               <w:left w:val="none" w:sz="0" w:color="000000"/>
               <w:right w:val="none" w:sz="0" w:color="000000"/>
@@ -6719,7 +6876,7 @@
                 <w:rFonts w:ascii="Times New Roman" w:hAnsi="Times New Roman" w:eastAsia="신명조"/>
                 <w:b/>
                 <w:i w:val="0"/>
-                <w:sz w:val="20"/>
+                <w:sz w:val="16"/>
               </w:rPr>
               <w:t>Q4</w:t>
             </w:r>
@@ -6727,7 +6884,7 @@
         </w:tc>
         <w:tc>
           <w:tcPr>
-            <w:tcW w:type="dxa" w:w="1512"/>
+            <w:tcW w:type="dxa" w:w="1606"/>
             <w:tcBorders>
               <w:left w:val="none" w:sz="0" w:color="000000"/>
               <w:right w:val="none" w:sz="0" w:color="000000"/>
@@ -6748,7 +6905,7 @@
                 <w:rFonts w:ascii="Times New Roman" w:hAnsi="Times New Roman" w:eastAsia="신명조"/>
                 <w:b/>
                 <w:i w:val="0"/>
-                <w:sz w:val="20"/>
+                <w:sz w:val="16"/>
               </w:rPr>
               <w:t>Pinball, abstained</w:t>
             </w:r>
@@ -6756,7 +6913,7 @@
         </w:tc>
         <w:tc>
           <w:tcPr>
-            <w:tcW w:type="dxa" w:w="1512"/>
+            <w:tcW w:type="dxa" w:w="1606"/>
             <w:tcBorders>
               <w:left w:val="none" w:sz="0" w:color="000000"/>
               <w:right w:val="none" w:sz="0" w:color="000000"/>
@@ -6777,7 +6934,7 @@
                 <w:rFonts w:ascii="Times New Roman" w:hAnsi="Times New Roman" w:eastAsia="신명조"/>
                 <w:b/>
                 <w:i w:val="0"/>
-                <w:sz w:val="20"/>
+                <w:sz w:val="16"/>
               </w:rPr>
               <w:t>Pinball, retained</w:t>
             </w:r>
@@ -6787,7 +6944,7 @@
       <w:tr>
         <w:tc>
           <w:tcPr>
-            <w:tcW w:type="dxa" w:w="1512"/>
+            <w:tcW w:type="dxa" w:w="1606"/>
             <w:tcBorders>
               <w:left w:val="none" w:sz="0" w:color="000000"/>
               <w:right w:val="none" w:sz="0" w:color="000000"/>
@@ -6808,7 +6965,7 @@
                 <w:rFonts w:ascii="Times New Roman" w:hAnsi="Times New Roman" w:eastAsia="신명조"/>
                 <w:b w:val="0"/>
                 <w:i w:val="0"/>
-                <w:sz w:val="20"/>
+                <w:sz w:val="16"/>
               </w:rPr>
               <w:t>PatchTST + quantile</w:t>
             </w:r>
@@ -6816,7 +6973,7 @@
         </w:tc>
         <w:tc>
           <w:tcPr>
-            <w:tcW w:type="dxa" w:w="1512"/>
+            <w:tcW w:type="dxa" w:w="1606"/>
             <w:tcBorders>
               <w:left w:val="none" w:sz="0" w:color="000000"/>
               <w:right w:val="none" w:sz="0" w:color="000000"/>
@@ -6837,7 +6994,7 @@
                 <w:rFonts w:ascii="Times New Roman" w:hAnsi="Times New Roman" w:eastAsia="신명조"/>
                 <w:b w:val="0"/>
                 <w:i w:val="0"/>
-                <w:sz w:val="20"/>
+                <w:sz w:val="16"/>
               </w:rPr>
               <w:t>5.24 ± 0.32%</w:t>
             </w:r>
@@ -6845,7 +7002,7 @@
         </w:tc>
         <w:tc>
           <w:tcPr>
-            <w:tcW w:type="dxa" w:w="1512"/>
+            <w:tcW w:type="dxa" w:w="1606"/>
             <w:tcBorders>
               <w:left w:val="none" w:sz="0" w:color="000000"/>
               <w:right w:val="none" w:sz="0" w:color="000000"/>
@@ -6866,7 +7023,7 @@
                 <w:rFonts w:ascii="Times New Roman" w:hAnsi="Times New Roman" w:eastAsia="신명조"/>
                 <w:b w:val="0"/>
                 <w:i w:val="0"/>
-                <w:sz w:val="20"/>
+                <w:sz w:val="16"/>
               </w:rPr>
               <w:t>3.45 ± 2.04%</w:t>
             </w:r>
@@ -6874,7 +7031,7 @@
         </w:tc>
         <w:tc>
           <w:tcPr>
-            <w:tcW w:type="dxa" w:w="1512"/>
+            <w:tcW w:type="dxa" w:w="1606"/>
             <w:tcBorders>
               <w:left w:val="none" w:sz="0" w:color="000000"/>
               <w:right w:val="none" w:sz="0" w:color="000000"/>
@@ -6895,7 +7052,7 @@
                 <w:rFonts w:ascii="Times New Roman" w:hAnsi="Times New Roman" w:eastAsia="신명조"/>
                 <w:b w:val="0"/>
                 <w:i w:val="0"/>
-                <w:sz w:val="20"/>
+                <w:sz w:val="16"/>
               </w:rPr>
               <w:t>8.02 ± 2.75%</w:t>
             </w:r>
@@ -6903,7 +7060,7 @@
         </w:tc>
         <w:tc>
           <w:tcPr>
-            <w:tcW w:type="dxa" w:w="1512"/>
+            <w:tcW w:type="dxa" w:w="1606"/>
             <w:tcBorders>
               <w:left w:val="none" w:sz="0" w:color="000000"/>
               <w:right w:val="none" w:sz="0" w:color="000000"/>
@@ -6924,7 +7081,7 @@
                 <w:rFonts w:ascii="Times New Roman" w:hAnsi="Times New Roman" w:eastAsia="신명조"/>
                 <w:b w:val="0"/>
                 <w:i w:val="0"/>
-                <w:sz w:val="20"/>
+                <w:sz w:val="16"/>
               </w:rPr>
               <w:t>0.02127 ± 0.00171</w:t>
             </w:r>
@@ -6932,7 +7089,7 @@
         </w:tc>
         <w:tc>
           <w:tcPr>
-            <w:tcW w:type="dxa" w:w="1512"/>
+            <w:tcW w:type="dxa" w:w="1606"/>
             <w:tcBorders>
               <w:left w:val="none" w:sz="0" w:color="000000"/>
               <w:right w:val="none" w:sz="0" w:color="000000"/>
@@ -6953,7 +7110,7 @@
                 <w:rFonts w:ascii="Times New Roman" w:hAnsi="Times New Roman" w:eastAsia="신명조"/>
                 <w:b w:val="0"/>
                 <w:i w:val="0"/>
-                <w:sz w:val="20"/>
+                <w:sz w:val="16"/>
               </w:rPr>
               <w:t>0.01855 ± 0.00022</w:t>
             </w:r>
@@ -6963,7 +7120,7 @@
       <w:tr>
         <w:tc>
           <w:tcPr>
-            <w:tcW w:type="dxa" w:w="1512"/>
+            <w:tcW w:type="dxa" w:w="1606"/>
             <w:tcBorders>
               <w:left w:val="none" w:sz="0" w:color="000000"/>
               <w:right w:val="none" w:sz="0" w:color="000000"/>
@@ -6984,7 +7141,7 @@
                 <w:rFonts w:ascii="Times New Roman" w:hAnsi="Times New Roman" w:eastAsia="신명조"/>
                 <w:b w:val="0"/>
                 <w:i w:val="0"/>
-                <w:sz w:val="20"/>
+                <w:sz w:val="16"/>
               </w:rPr>
               <w:t>Quantile GBDT</w:t>
             </w:r>
@@ -6992,7 +7149,7 @@
         </w:tc>
         <w:tc>
           <w:tcPr>
-            <w:tcW w:type="dxa" w:w="1512"/>
+            <w:tcW w:type="dxa" w:w="1606"/>
             <w:tcBorders>
               <w:left w:val="none" w:sz="0" w:color="000000"/>
               <w:right w:val="none" w:sz="0" w:color="000000"/>
@@ -7013,7 +7170,7 @@
                 <w:rFonts w:ascii="Times New Roman" w:hAnsi="Times New Roman" w:eastAsia="신명조"/>
                 <w:b w:val="0"/>
                 <w:i w:val="0"/>
-                <w:sz w:val="20"/>
+                <w:sz w:val="16"/>
               </w:rPr>
               <w:t>5.36%</w:t>
             </w:r>
@@ -7021,7 +7178,7 @@
         </w:tc>
         <w:tc>
           <w:tcPr>
-            <w:tcW w:type="dxa" w:w="1512"/>
+            <w:tcW w:type="dxa" w:w="1606"/>
             <w:tcBorders>
               <w:left w:val="none" w:sz="0" w:color="000000"/>
               <w:right w:val="none" w:sz="0" w:color="000000"/>
@@ -7042,7 +7199,7 @@
                 <w:rFonts w:ascii="Times New Roman" w:hAnsi="Times New Roman" w:eastAsia="신명조"/>
                 <w:b w:val="0"/>
                 <w:i w:val="0"/>
-                <w:sz w:val="20"/>
+                <w:sz w:val="16"/>
               </w:rPr>
               <w:t>0.00%</w:t>
             </w:r>
@@ -7050,7 +7207,7 @@
         </w:tc>
         <w:tc>
           <w:tcPr>
-            <w:tcW w:type="dxa" w:w="1512"/>
+            <w:tcW w:type="dxa" w:w="1606"/>
             <w:tcBorders>
               <w:left w:val="none" w:sz="0" w:color="000000"/>
               <w:right w:val="none" w:sz="0" w:color="000000"/>
@@ -7071,7 +7228,7 @@
                 <w:rFonts w:ascii="Times New Roman" w:hAnsi="Times New Roman" w:eastAsia="신명조"/>
                 <w:b w:val="0"/>
                 <w:i w:val="0"/>
-                <w:sz w:val="20"/>
+                <w:sz w:val="16"/>
               </w:rPr>
               <w:t>17.04%</w:t>
             </w:r>
@@ -7079,7 +7236,7 @@
         </w:tc>
         <w:tc>
           <w:tcPr>
-            <w:tcW w:type="dxa" w:w="1512"/>
+            <w:tcW w:type="dxa" w:w="1606"/>
             <w:tcBorders>
               <w:left w:val="none" w:sz="0" w:color="000000"/>
               <w:right w:val="none" w:sz="0" w:color="000000"/>
@@ -7100,7 +7257,7 @@
                 <w:rFonts w:ascii="Times New Roman" w:hAnsi="Times New Roman" w:eastAsia="신명조"/>
                 <w:b w:val="0"/>
                 <w:i w:val="0"/>
-                <w:sz w:val="20"/>
+                <w:sz w:val="16"/>
               </w:rPr>
               <w:t>0.02622</w:t>
             </w:r>
@@ -7108,7 +7265,7 @@
         </w:tc>
         <w:tc>
           <w:tcPr>
-            <w:tcW w:type="dxa" w:w="1512"/>
+            <w:tcW w:type="dxa" w:w="1606"/>
             <w:tcBorders>
               <w:left w:val="none" w:sz="0" w:color="000000"/>
               <w:right w:val="none" w:sz="0" w:color="000000"/>
@@ -7129,7 +7286,7 @@
                 <w:rFonts w:ascii="Times New Roman" w:hAnsi="Times New Roman" w:eastAsia="신명조"/>
                 <w:b w:val="0"/>
                 <w:i w:val="0"/>
-                <w:sz w:val="20"/>
+                <w:sz w:val="16"/>
               </w:rPr>
               <w:t>0.01765</w:t>
             </w:r>
@@ -7139,7 +7296,7 @@
       <w:tr>
         <w:tc>
           <w:tcPr>
-            <w:tcW w:type="dxa" w:w="1512"/>
+            <w:tcW w:type="dxa" w:w="1606"/>
             <w:tcBorders>
               <w:left w:val="none" w:sz="0" w:color="000000"/>
               <w:right w:val="none" w:sz="0" w:color="000000"/>
@@ -7160,7 +7317,7 @@
                 <w:rFonts w:ascii="Times New Roman" w:hAnsi="Times New Roman" w:eastAsia="신명조"/>
                 <w:b w:val="0"/>
                 <w:i w:val="0"/>
-                <w:sz w:val="20"/>
+                <w:sz w:val="16"/>
               </w:rPr>
               <w:t>TFT, original</w:t>
             </w:r>
@@ -7168,7 +7325,7 @@
         </w:tc>
         <w:tc>
           <w:tcPr>
-            <w:tcW w:type="dxa" w:w="1512"/>
+            <w:tcW w:type="dxa" w:w="1606"/>
             <w:tcBorders>
               <w:left w:val="none" w:sz="0" w:color="000000"/>
               <w:right w:val="none" w:sz="0" w:color="000000"/>
@@ -7189,7 +7346,7 @@
                 <w:rFonts w:ascii="Times New Roman" w:hAnsi="Times New Roman" w:eastAsia="신명조"/>
                 <w:b w:val="0"/>
                 <w:i w:val="0"/>
-                <w:sz w:val="20"/>
+                <w:sz w:val="16"/>
               </w:rPr>
               <w:t>5.28 ± 0.13%</w:t>
             </w:r>
@@ -7197,7 +7354,7 @@
         </w:tc>
         <w:tc>
           <w:tcPr>
-            <w:tcW w:type="dxa" w:w="1512"/>
+            <w:tcW w:type="dxa" w:w="1606"/>
             <w:tcBorders>
               <w:left w:val="none" w:sz="0" w:color="000000"/>
               <w:right w:val="none" w:sz="0" w:color="000000"/>
@@ -7218,7 +7375,7 @@
                 <w:rFonts w:ascii="Times New Roman" w:hAnsi="Times New Roman" w:eastAsia="신명조"/>
                 <w:b w:val="0"/>
                 <w:i w:val="0"/>
-                <w:sz w:val="20"/>
+                <w:sz w:val="16"/>
               </w:rPr>
               <w:t>0.00 ± 0.00%</w:t>
             </w:r>
@@ -7226,7 +7383,7 @@
         </w:tc>
         <w:tc>
           <w:tcPr>
-            <w:tcW w:type="dxa" w:w="1512"/>
+            <w:tcW w:type="dxa" w:w="1606"/>
             <w:tcBorders>
               <w:left w:val="none" w:sz="0" w:color="000000"/>
               <w:right w:val="none" w:sz="0" w:color="000000"/>
@@ -7247,7 +7404,7 @@
                 <w:rFonts w:ascii="Times New Roman" w:hAnsi="Times New Roman" w:eastAsia="신명조"/>
                 <w:b w:val="0"/>
                 <w:i w:val="0"/>
-                <w:sz w:val="20"/>
+                <w:sz w:val="16"/>
               </w:rPr>
               <w:t>16.71 ± 0.41%</w:t>
             </w:r>
@@ -7255,7 +7412,7 @@
         </w:tc>
         <w:tc>
           <w:tcPr>
-            <w:tcW w:type="dxa" w:w="1512"/>
+            <w:tcW w:type="dxa" w:w="1606"/>
             <w:tcBorders>
               <w:left w:val="none" w:sz="0" w:color="000000"/>
               <w:right w:val="none" w:sz="0" w:color="000000"/>
@@ -7276,7 +7433,7 @@
                 <w:rFonts w:ascii="Times New Roman" w:hAnsi="Times New Roman" w:eastAsia="신명조"/>
                 <w:b w:val="0"/>
                 <w:i w:val="0"/>
-                <w:sz w:val="20"/>
+                <w:sz w:val="16"/>
               </w:rPr>
               <w:t>0.02584 ± 0.00104</w:t>
             </w:r>
@@ -7284,7 +7441,7 @@
         </w:tc>
         <w:tc>
           <w:tcPr>
-            <w:tcW w:type="dxa" w:w="1512"/>
+            <w:tcW w:type="dxa" w:w="1606"/>
             <w:tcBorders>
               <w:left w:val="none" w:sz="0" w:color="000000"/>
               <w:right w:val="none" w:sz="0" w:color="000000"/>
@@ -7305,7 +7462,7 @@
                 <w:rFonts w:ascii="Times New Roman" w:hAnsi="Times New Roman" w:eastAsia="신명조"/>
                 <w:b w:val="0"/>
                 <w:i w:val="0"/>
-                <w:sz w:val="20"/>
+                <w:sz w:val="16"/>
               </w:rPr>
               <w:t>0.01791 ± 0.00014</w:t>
             </w:r>
@@ -7315,7 +7472,7 @@
       <w:tr>
         <w:tc>
           <w:tcPr>
-            <w:tcW w:type="dxa" w:w="1512"/>
+            <w:tcW w:type="dxa" w:w="1606"/>
             <w:tcBorders>
               <w:left w:val="none" w:sz="0" w:color="000000"/>
               <w:right w:val="none" w:sz="0" w:color="000000"/>
@@ -7336,7 +7493,7 @@
                 <w:rFonts w:ascii="Times New Roman" w:hAnsi="Times New Roman" w:eastAsia="신명조"/>
                 <w:b/>
                 <w:i w:val="0"/>
-                <w:sz w:val="20"/>
+                <w:sz w:val="16"/>
               </w:rPr>
               <w:t>Ours</w:t>
             </w:r>
@@ -7344,7 +7501,7 @@
         </w:tc>
         <w:tc>
           <w:tcPr>
-            <w:tcW w:type="dxa" w:w="1512"/>
+            <w:tcW w:type="dxa" w:w="1606"/>
             <w:tcBorders>
               <w:left w:val="none" w:sz="0" w:color="000000"/>
               <w:right w:val="none" w:sz="0" w:color="000000"/>
@@ -7365,7 +7522,7 @@
                 <w:rFonts w:ascii="Times New Roman" w:hAnsi="Times New Roman" w:eastAsia="신명조"/>
                 <w:b w:val="0"/>
                 <w:i w:val="0"/>
-                <w:sz w:val="20"/>
+                <w:sz w:val="16"/>
               </w:rPr>
               <w:t>5.91 ± 0.11%</w:t>
             </w:r>
@@ -7373,7 +7530,7 @@
         </w:tc>
         <w:tc>
           <w:tcPr>
-            <w:tcW w:type="dxa" w:w="1512"/>
+            <w:tcW w:type="dxa" w:w="1606"/>
             <w:tcBorders>
               <w:left w:val="none" w:sz="0" w:color="000000"/>
               <w:right w:val="none" w:sz="0" w:color="000000"/>
@@ -7394,7 +7551,7 @@
                 <w:rFonts w:ascii="Times New Roman" w:hAnsi="Times New Roman" w:eastAsia="신명조"/>
                 <w:b w:val="0"/>
                 <w:i w:val="0"/>
-                <w:sz w:val="20"/>
+                <w:sz w:val="16"/>
               </w:rPr>
               <w:t>0.21 ± 0.05%</w:t>
             </w:r>
@@ -7402,7 +7559,7 @@
         </w:tc>
         <w:tc>
           <w:tcPr>
-            <w:tcW w:type="dxa" w:w="1512"/>
+            <w:tcW w:type="dxa" w:w="1606"/>
             <w:tcBorders>
               <w:left w:val="none" w:sz="0" w:color="000000"/>
               <w:right w:val="none" w:sz="0" w:color="000000"/>
@@ -7423,7 +7580,7 @@
                 <w:rFonts w:ascii="Times New Roman" w:hAnsi="Times New Roman" w:eastAsia="신명조"/>
                 <w:b/>
                 <w:i w:val="0"/>
-                <w:sz w:val="20"/>
+                <w:sz w:val="16"/>
               </w:rPr>
               <w:t>20.07 ± 0.71%</w:t>
             </w:r>
@@ -7431,7 +7588,7 @@
         </w:tc>
         <w:tc>
           <w:tcPr>
-            <w:tcW w:type="dxa" w:w="1512"/>
+            <w:tcW w:type="dxa" w:w="1606"/>
             <w:tcBorders>
               <w:left w:val="none" w:sz="0" w:color="000000"/>
               <w:right w:val="none" w:sz="0" w:color="000000"/>
@@ -7452,7 +7609,7 @@
                 <w:rFonts w:ascii="Times New Roman" w:hAnsi="Times New Roman" w:eastAsia="신명조"/>
                 <w:b w:val="0"/>
                 <w:i w:val="0"/>
-                <w:sz w:val="20"/>
+                <w:sz w:val="16"/>
               </w:rPr>
               <w:t>0.02612 ± 0.00040</w:t>
             </w:r>
@@ -7460,7 +7617,7 @@
         </w:tc>
         <w:tc>
           <w:tcPr>
-            <w:tcW w:type="dxa" w:w="1512"/>
+            <w:tcW w:type="dxa" w:w="1606"/>
             <w:tcBorders>
               <w:left w:val="none" w:sz="0" w:color="000000"/>
               <w:right w:val="none" w:sz="0" w:color="000000"/>
@@ -7481,7 +7638,7 @@
                 <w:rFonts w:ascii="Times New Roman" w:hAnsi="Times New Roman" w:eastAsia="신명조"/>
                 <w:b/>
                 <w:i w:val="0"/>
-                <w:sz w:val="20"/>
+                <w:sz w:val="16"/>
               </w:rPr>
               <w:t>0.01730 ± 0.00005</w:t>
             </w:r>
@@ -7496,47 +7653,21 @@
     </w:p>
     <w:p>
       <w:pPr>
-        <w:wordWrap w:val="0"/>
-        <w:autoSpaceDE w:val="0"/>
-        <w:autoSpaceDN w:val="0"/>
-        <w:spacing w:after="80" w:before="0" w:line="480" w:lineRule="auto"/>
-        <w:ind w:firstLine="180"/>
-        <w:jc w:val="both"/>
+        <w:sectPr>
+          <w:type w:val="continuous"/>
+          <w:pgSz w:w="11906" w:h="16838"/>
+          <w:pgMar w:top="1446" w:right="1134" w:bottom="879" w:left="1134" w:header="567" w:footer="567" w:gutter="0"/>
+          <w:docGrid w:linePitch="360"/>
+          <w:cols w:num="1" w:space="453" w:equalWidth="1"/>
+        </w:sectPr>
       </w:pPr>
-      <w:r>
-        <w:rPr>
-          <w:rFonts w:ascii="Times New Roman" w:hAnsi="Times New Roman" w:eastAsia="신명조"/>
-          <w:b w:val="0"/>
-          <w:i w:val="0"/>
-          <w:sz w:val="20"/>
-        </w:rPr>
-        <w:t xml:space="preserve">&lt;Table 6&gt;은 기권 요구사항이 규칙이 아니라 구조에 의해 충족되었음을 보여준다. 네 행의 기권 규칙은 동일하며 예측 분포만 다르다. 분위 헤드를 부착하면 기권이 작동하기 시작하고, 변수선택·정적 문맥·매크로 입력이 더해지면 최상위 변동성 분위의 기권율이 20.07%인 반면 최하위 분위는 0.21%에 머물러 기권이 고변동 구간에 집중된다. 이 집중은 세 구성요소 가운데 하나를 빼도 유지된다(5.4절). 예측 폭과 실현 변동의 상관 자체는 TFT 원본이 더 높았다(0.186 대 0.170). 기권이 고변동 구간에 더 몰리는 것과 폭이 변동을 더 잘 따라가는 것은 별개의 성질이다. 기권한 판단은 실제로 더 나빴다. 제안 모형이 기권한 예측의 핀볼 손실은 남긴 예측의 1.510 ± 0.023배이며, 날짜 단위로 짝지은 손실차의 </w:t>
-      </w:r>
-      <w:r>
-        <w:rPr>
-          <w:rFonts w:ascii="Times New Roman" w:hAnsi="Times New Roman" w:eastAsia="신명조"/>
-          <w:b w:val="0"/>
-          <w:i/>
-          <w:sz w:val="20"/>
-        </w:rPr>
-        <w:t>t</w:t>
-      </w:r>
-      <w:r>
-        <w:rPr>
-          <w:rFonts w:ascii="Times New Roman" w:hAnsi="Times New Roman" w:eastAsia="신명조"/>
-          <w:b w:val="0"/>
-          <w:i w:val="0"/>
-          <w:sz w:val="20"/>
-        </w:rPr>
-        <w:t xml:space="preserve"> 값은 19.41 ± 1.02이다. 반면 중앙값 부호의 방향 적중률은 기권 0.56 ± 0.02 대 유지 0.55 ± 0.02로 거의 같다. 기권한 판단은 방향을 틀리기 쉬운 판단이 아니라 오차의 크기가 큰 판단이며, 이는 기권이 폭에 걸려 있다는 설계와 일치한다.</w:t>
-      </w:r>
     </w:p>
     <w:p>
       <w:pPr>
         <w:wordWrap w:val="0"/>
         <w:autoSpaceDE w:val="0"/>
         <w:autoSpaceDN w:val="0"/>
-        <w:spacing w:after="80" w:before="0" w:line="480" w:lineRule="auto"/>
+        <w:spacing w:after="80" w:before="0" w:line="341" w:lineRule="auto"/>
         <w:ind w:firstLine="180"/>
         <w:jc w:val="both"/>
       </w:pPr>
@@ -7545,9 +7676,27 @@
           <w:rFonts w:ascii="Times New Roman" w:hAnsi="Times New Roman" w:eastAsia="신명조"/>
           <w:b w:val="0"/>
           <w:i w:val="0"/>
-          <w:sz w:val="20"/>
-        </w:rPr>
-        <w:t>핀볼 손실은 변동성이 큰 구간에서 원래 크므로, 고변동 구간을 피하는 규칙이라면 무엇이든 이 비가 1을 넘는다. 규칙과 분위를 그대로 두고 점수만 예측 폭에서 직전 20일 실현변동성으로 바꿔 끼운 통제군과 대조하였고, 기권율 차이가 섞이지 않도록 날짜마다 두 점수의 횡단면 순위 상위 r%를 기권시켜 같은 날 같은 개수를 기권하게 맞추었다. r = 2, 5, 6, 10, 20, 30% 여섯 수준 전부에서 다섯 시드 모두 폭 기준의 비가 통제군보다 높았고(차이 최소 +0.030, 6%에서 +0.064 ± 0.029), 날짜 블록 부트스트랩 1,000회의 95% 신뢰구간도 0을 포함하지 않았다. TFT 원본은 2~6% 구간에서 시드에 따라 부호가 바뀌었고, 분위 헤드만 부착한 모형은 통제군에 미치지 못하였다. 예측 폭이 단순 변동성 지표보다 나은 기권 기준이라는 결과는 분위 헤드를 부착하는 것만으로는 생기지 않았다. 분위 GBDT의 폭도 같은 비교에서 통제군보다 나았다(6%에서 +0.071, 95% 신뢰구간 [+0.033, +0.107]). 제안 모형(+0.064 ± 0.029)과 차이가 없으므로 이 성질은 트랜스포머 구조에 고유하지 않다. 제안 모형에 남는 차이는 최상위 변동성 분위로의 집중(20.07% 대 17.04%)과 남긴 후보의 손실(0.01730 대 0.01765)이다.</w:t>
+          <w:sz w:val="18"/>
+        </w:rPr>
+        <w:t xml:space="preserve">&lt;Table 6&gt;은 기권 요구사항이 규칙이 아니라 구조에 의해 충족되었음을 보여준다. 네 행의 기권 규칙은 동일하며 예측 분포만 다르다. 분위 헤드를 부착하면 기권이 작동하기 시작하고, 변수선택·정적 문맥·매크로 입력이 더해지면 최상위 변동성 분위의 기권율이 20.07%인 반면 최하위 분위는 0.21%에 머물러 기권이 고변동 구간에 집중된다. 이 집중은 세 구성요소 가운데 하나를 빼도 유지된다(5.4절). 예측 폭과 실현 변동의 상관 자체는 TFT 원본이 더 높았다(0.186 대 0.170). 기권이 고변동 구간에 더 몰리는 것과 폭이 변동을 더 잘 따라가는 것은 별개의 성질이다. 기권한 판단은 실제로 더 나빴다. 제안 모형이 기권한 예측의 핀볼 손실은 남긴 예측의 1.510 ± 0.023배이며, 날짜 단위로 짝지은 손실차의 </w:t>
+      </w:r>
+      <w:r>
+        <w:rPr>
+          <w:rFonts w:ascii="Times New Roman" w:hAnsi="Times New Roman" w:eastAsia="신명조"/>
+          <w:b w:val="0"/>
+          <w:i/>
+          <w:sz w:val="18"/>
+        </w:rPr>
+        <w:t>t</w:t>
+      </w:r>
+      <w:r>
+        <w:rPr>
+          <w:rFonts w:ascii="Times New Roman" w:hAnsi="Times New Roman" w:eastAsia="신명조"/>
+          <w:b w:val="0"/>
+          <w:i w:val="0"/>
+          <w:sz w:val="18"/>
+        </w:rPr>
+        <w:t xml:space="preserve"> 값은 19.41 ± 1.02이다. 반면 중앙값 부호의 방향 적중률은 기권 0.56 ± 0.02 대 유지 0.55 ± 0.02로 거의 같다. 기권한 판단은 방향을 틀리기 쉬운 판단이 아니라 오차의 크기가 큰 판단이며, 이는 기권이 폭에 걸려 있다는 설계와 일치한다.</w:t>
       </w:r>
     </w:p>
     <w:p>
@@ -7555,7 +7704,7 @@
         <w:wordWrap w:val="0"/>
         <w:autoSpaceDE w:val="0"/>
         <w:autoSpaceDN w:val="0"/>
-        <w:spacing w:after="80" w:before="0" w:line="480" w:lineRule="auto"/>
+        <w:spacing w:after="80" w:before="0" w:line="341" w:lineRule="auto"/>
         <w:ind w:firstLine="180"/>
         <w:jc w:val="both"/>
       </w:pPr>
@@ -7564,9 +7713,9 @@
           <w:rFonts w:ascii="Times New Roman" w:hAnsi="Times New Roman" w:eastAsia="신명조"/>
           <w:b w:val="0"/>
           <w:i w:val="0"/>
-          <w:sz w:val="20"/>
-        </w:rPr>
-        <w:t>기권율의 절대 수준을 정하는 임계값 분위는 시험구간을 참조하여 선택되었으므로 5.91%라는 값은 표본 밖 수치가 아니다. 분위를 95에서 90, 75로 낮추면 전체 기권율이 11.71%, 28.08%로 오르는 동안 최상위 변동성 분위의 기권율도 36.22%, 68.72%로 함께 올라 분위별 집중이 유지되고, 세 분위 모두에서 최상위 분위 기권율의 모형 간 순서(제안 모형 &gt; TFT 원본 &gt; 분위 헤드)도 보존된다. 임계값 선택이 기권 행태에 관한 결론을 만들어낸 것은 아니다.</w:t>
+          <w:sz w:val="18"/>
+        </w:rPr>
+        <w:t>핀볼 손실은 변동성이 큰 구간에서 원래 크므로, 고변동 구간을 피하는 규칙이라면 무엇이든 이 비가 1을 넘는다. 규칙과 분위를 그대로 두고 점수만 예측 폭에서 직전 20일 실현변동성으로 바꿔 끼운 통제군과 대조하였고, 기권율 차이가 섞이지 않도록 날짜마다 두 점수의 횡단면 순위 상위 r%를 기권시켜 같은 날 같은 개수를 기권하게 맞추었다. r = 2, 5, 6, 10, 20, 30% 여섯 수준 전부에서 다섯 시드 모두 폭 기준의 비가 통제군보다 높았고(차이 최소 +0.030, 6%에서 +0.064 ± 0.029), 날짜 블록 부트스트랩 1,000회의 95% 신뢰구간도 0을 포함하지 않았다. TFT 원본은 2~6% 구간에서 시드에 따라 부호가 바뀌었고, 분위 헤드만 부착한 모형은 통제군에 미치지 못하였다. 예측 폭이 단순 변동성 지표보다 나은 기권 기준이라는 결과는 분위 헤드를 부착하는 것만으로는 생기지 않았다. 분위 GBDT의 폭도 같은 비교에서 통제군보다 나았다(6%에서 +0.071, 95% 신뢰구간 [+0.033, +0.107]). 제안 모형(+0.064 ± 0.029)과 차이가 없으므로 이 성질은 트랜스포머 구조에 고유하지 않다. 제안 모형에 남는 차이는 최상위 변동성 분위로의 집중(20.07% 대 17.04%)과 남긴 후보의 손실(0.01730 대 0.01765)이다.</w:t>
       </w:r>
     </w:p>
     <w:p>
@@ -7574,16 +7723,18 @@
         <w:wordWrap w:val="0"/>
         <w:autoSpaceDE w:val="0"/>
         <w:autoSpaceDN w:val="0"/>
-        <w:spacing w:after="60" w:before="0" w:line="480" w:lineRule="auto"/>
+        <w:spacing w:after="80" w:before="0" w:line="341" w:lineRule="auto"/>
+        <w:ind w:firstLine="180"/>
+        <w:jc w:val="both"/>
       </w:pPr>
       <w:r>
         <w:rPr>
-          <w:rFonts w:ascii="Times New Roman" w:hAnsi="Times New Roman" w:eastAsia="중고딕"/>
+          <w:rFonts w:ascii="Times New Roman" w:hAnsi="Times New Roman" w:eastAsia="신명조"/>
           <w:b w:val="0"/>
           <w:i w:val="0"/>
-          <w:sz w:val="20"/>
-        </w:rPr>
-        <w:t>5.4 구성요소 제거</w:t>
+          <w:sz w:val="18"/>
+        </w:rPr>
+        <w:t>기권율의 절대 수준을 정하는 임계값 분위는 시험구간을 참조하여 선택되었으므로 5.91%라는 값은 표본 밖 수치가 아니다. 분위를 95에서 90, 75로 낮추면 전체 기권율이 11.71%, 28.08%로 오르는 동안 최상위 변동성 분위의 기권율도 36.22%, 68.72%로 함께 올라 분위별 집중이 유지되고, 세 분위 모두에서 최상위 분위 기권율의 모형 간 순서(제안 모형 &gt; TFT 원본 &gt; 분위 헤드)도 보존된다. 임계값 선택이 기권 행태에 관한 결론을 만들어낸 것은 아니다.</w:t>
       </w:r>
     </w:p>
     <w:p>
@@ -7591,18 +7742,16 @@
         <w:wordWrap w:val="0"/>
         <w:autoSpaceDE w:val="0"/>
         <w:autoSpaceDN w:val="0"/>
-        <w:spacing w:after="80" w:before="0" w:line="480" w:lineRule="auto"/>
-        <w:ind w:firstLine="180"/>
-        <w:jc w:val="both"/>
+        <w:spacing w:after="60" w:before="0" w:line="300" w:lineRule="auto"/>
       </w:pPr>
       <w:r>
         <w:rPr>
-          <w:rFonts w:ascii="Times New Roman" w:hAnsi="Times New Roman" w:eastAsia="신명조"/>
+          <w:rFonts w:ascii="Times New Roman" w:hAnsi="Times New Roman" w:eastAsia="중고딕"/>
           <w:b w:val="0"/>
           <w:i w:val="0"/>
-          <w:sz w:val="20"/>
-        </w:rPr>
-        <w:t>분위 헤드만 단 PatchTST와 제안 모형 사이에는 변수선택망, 정적 문맥, 매크로 크로스어텐션이 한꺼번에 더해져 있다. 개선이 어디서 오는지 가리기 위해 셋을 하나씩 제거한 변형을 같은 설정과 시드로 학습하였다. 변수선택망은 매크로 경로와 같은 선형 합치기로 바꾸었고, 매크로 제거 변형은 크로스어텐션 없이 종목 표현을 헤드로 보내며, 정적 문맥 제거 변형은 문맥 벡터를 0으로 두어 변수선택의 조건화와 결합 뒤 더하기를 함께 껐다. 초매개변수는 &lt;Table 2&gt; 그대로이며, 보고 지표는 실험 전에 시험구간 핀볼 손실, 최상위 변동성 분위의 기권율, 기권율 6%에서 맞춘 통제군 대비 비 차이의 셋으로 정하였다.</w:t>
+          <w:sz w:val="18"/>
+        </w:rPr>
+        <w:t>5.4 구성요소 제거</w:t>
       </w:r>
     </w:p>
     <w:p>
@@ -7610,14 +7759,44 @@
         <w:wordWrap w:val="0"/>
         <w:autoSpaceDE w:val="0"/>
         <w:autoSpaceDN w:val="0"/>
-        <w:spacing w:after="40" w:before="0" w:line="480" w:lineRule="auto"/>
+        <w:spacing w:after="80" w:before="0" w:line="341" w:lineRule="auto"/>
+        <w:ind w:firstLine="180"/>
+        <w:jc w:val="both"/>
       </w:pPr>
       <w:r>
         <w:rPr>
+          <w:rFonts w:ascii="Times New Roman" w:hAnsi="Times New Roman" w:eastAsia="신명조"/>
+          <w:b w:val="0"/>
+          <w:i w:val="0"/>
+          <w:sz w:val="18"/>
+        </w:rPr>
+        <w:t>분위 헤드만 단 PatchTST와 제안 모형 사이에는 변수선택망, 정적 문맥, 매크로 크로스어텐션이 한꺼번에 더해져 있다. 개선이 어디서 오는지 가리기 위해 셋을 하나씩 제거한 변형을 같은 설정과 시드로 학습하였다. 변수선택망은 매크로 경로와 같은 선형 합치기로 바꾸었고, 매크로 제거 변형은 크로스어텐션 없이 종목 표현을 헤드로 보내며, 정적 문맥 제거 변형은 문맥 벡터를 0으로 두어 변수선택의 조건화와 결합 뒤 더하기를 함께 껐다. 초매개변수는 &lt;Table 2&gt; 그대로이며, 보고 지표는 실험 전에 시험구간 핀볼 손실, 최상위 변동성 분위의 기권율, 기권율 6%에서 맞춘 통제군 대비 비 차이의 셋으로 정하였다.</w:t>
+      </w:r>
+    </w:p>
+    <w:p>
+      <w:pPr>
+        <w:sectPr>
+          <w:type w:val="continuous"/>
+          <w:pgSz w:w="11906" w:h="16838"/>
+          <w:pgMar w:top="1446" w:right="1134" w:bottom="879" w:left="1134" w:header="567" w:footer="567" w:gutter="0"/>
+          <w:docGrid w:linePitch="360"/>
+          <w:cols w:num="2" w:space="453" w:equalWidth="1"/>
+        </w:sectPr>
+      </w:pPr>
+    </w:p>
+    <w:p>
+      <w:pPr>
+        <w:wordWrap w:val="0"/>
+        <w:autoSpaceDE w:val="0"/>
+        <w:autoSpaceDN w:val="0"/>
+        <w:spacing w:after="40" w:before="0" w:line="288" w:lineRule="auto"/>
+      </w:pPr>
+      <w:r>
+        <w:rPr>
           <w:rFonts w:ascii="Times New Roman" w:hAnsi="Times New Roman" w:eastAsia="중고딕"/>
           <w:b w:val="0"/>
           <w:i w:val="0"/>
-          <w:sz w:val="20"/>
+          <w:sz w:val="17"/>
         </w:rPr>
         <w:t>Table 7. Removing one component at a time (test split, mean over five seeds 42-46 with the standard deviation). 'Ours lower' counts the seeds on which the proposed model has the lower test loss; 'Ratio gap at 6%' is the abstained-to-retained loss ratio of the width rule minus that of the trailing 20-day volatility control at a matched 6% abstention rate (Section 5.3)</w:t>
       </w:r>
@@ -7630,18 +7809,18 @@
         <w:tblLook w:firstColumn="1" w:firstRow="1" w:lastColumn="0" w:lastRow="0" w:noHBand="0" w:noVBand="1" w:val="04A0"/>
       </w:tblPr>
       <w:tblGrid>
-        <w:gridCol w:w="1296"/>
-        <w:gridCol w:w="1296"/>
-        <w:gridCol w:w="1296"/>
-        <w:gridCol w:w="1296"/>
-        <w:gridCol w:w="1296"/>
-        <w:gridCol w:w="1296"/>
-        <w:gridCol w:w="1296"/>
+        <w:gridCol w:w="1377"/>
+        <w:gridCol w:w="1377"/>
+        <w:gridCol w:w="1377"/>
+        <w:gridCol w:w="1377"/>
+        <w:gridCol w:w="1377"/>
+        <w:gridCol w:w="1377"/>
+        <w:gridCol w:w="1377"/>
       </w:tblGrid>
       <w:tr>
         <w:tc>
           <w:tcPr>
-            <w:tcW w:type="dxa" w:w="1296"/>
+            <w:tcW w:type="dxa" w:w="1377"/>
             <w:tcBorders>
               <w:left w:val="none" w:sz="0" w:color="000000"/>
               <w:right w:val="none" w:sz="0" w:color="000000"/>
@@ -7662,7 +7841,7 @@
                 <w:rFonts w:ascii="Times New Roman" w:hAnsi="Times New Roman" w:eastAsia="신명조"/>
                 <w:b/>
                 <w:i w:val="0"/>
-                <w:sz w:val="20"/>
+                <w:sz w:val="16"/>
               </w:rPr>
               <w:t>Variant</w:t>
             </w:r>
@@ -7670,7 +7849,7 @@
         </w:tc>
         <w:tc>
           <w:tcPr>
-            <w:tcW w:type="dxa" w:w="1296"/>
+            <w:tcW w:type="dxa" w:w="1377"/>
             <w:tcBorders>
               <w:left w:val="none" w:sz="0" w:color="000000"/>
               <w:right w:val="none" w:sz="0" w:color="000000"/>
@@ -7691,7 +7870,7 @@
                 <w:rFonts w:ascii="Times New Roman" w:hAnsi="Times New Roman" w:eastAsia="신명조"/>
                 <w:b/>
                 <w:i w:val="0"/>
-                <w:sz w:val="20"/>
+                <w:sz w:val="16"/>
               </w:rPr>
               <w:t>Params</w:t>
             </w:r>
@@ -7699,7 +7878,7 @@
         </w:tc>
         <w:tc>
           <w:tcPr>
-            <w:tcW w:type="dxa" w:w="1296"/>
+            <w:tcW w:type="dxa" w:w="1377"/>
             <w:tcBorders>
               <w:left w:val="none" w:sz="0" w:color="000000"/>
               <w:right w:val="none" w:sz="0" w:color="000000"/>
@@ -7720,7 +7899,7 @@
                 <w:rFonts w:ascii="Times New Roman" w:hAnsi="Times New Roman" w:eastAsia="신명조"/>
                 <w:b/>
                 <w:i w:val="0"/>
-                <w:sz w:val="20"/>
+                <w:sz w:val="16"/>
               </w:rPr>
               <w:t>Test pinball</w:t>
             </w:r>
@@ -7728,7 +7907,7 @@
         </w:tc>
         <w:tc>
           <w:tcPr>
-            <w:tcW w:type="dxa" w:w="1296"/>
+            <w:tcW w:type="dxa" w:w="1377"/>
             <w:tcBorders>
               <w:left w:val="none" w:sz="0" w:color="000000"/>
               <w:right w:val="none" w:sz="0" w:color="000000"/>
@@ -7749,7 +7928,7 @@
                 <w:rFonts w:ascii="Times New Roman" w:hAnsi="Times New Roman" w:eastAsia="신명조"/>
                 <w:b/>
                 <w:i w:val="0"/>
-                <w:sz w:val="20"/>
+                <w:sz w:val="16"/>
               </w:rPr>
               <w:t>vs baseline</w:t>
             </w:r>
@@ -7757,7 +7936,7 @@
         </w:tc>
         <w:tc>
           <w:tcPr>
-            <w:tcW w:type="dxa" w:w="1296"/>
+            <w:tcW w:type="dxa" w:w="1377"/>
             <w:tcBorders>
               <w:left w:val="none" w:sz="0" w:color="000000"/>
               <w:right w:val="none" w:sz="0" w:color="000000"/>
@@ -7778,7 +7957,7 @@
                 <w:rFonts w:ascii="Times New Roman" w:hAnsi="Times New Roman" w:eastAsia="신명조"/>
                 <w:b/>
                 <w:i w:val="0"/>
-                <w:sz w:val="20"/>
+                <w:sz w:val="16"/>
               </w:rPr>
               <w:t>Ours lower</w:t>
             </w:r>
@@ -7786,7 +7965,7 @@
         </w:tc>
         <w:tc>
           <w:tcPr>
-            <w:tcW w:type="dxa" w:w="1296"/>
+            <w:tcW w:type="dxa" w:w="1377"/>
             <w:tcBorders>
               <w:left w:val="none" w:sz="0" w:color="000000"/>
               <w:right w:val="none" w:sz="0" w:color="000000"/>
@@ -7807,7 +7986,7 @@
                 <w:rFonts w:ascii="Times New Roman" w:hAnsi="Times New Roman" w:eastAsia="신명조"/>
                 <w:b/>
                 <w:i w:val="0"/>
-                <w:sz w:val="20"/>
+                <w:sz w:val="16"/>
               </w:rPr>
               <w:t>Q4 abstain</w:t>
             </w:r>
@@ -7815,7 +7994,7 @@
         </w:tc>
         <w:tc>
           <w:tcPr>
-            <w:tcW w:type="dxa" w:w="1296"/>
+            <w:tcW w:type="dxa" w:w="1377"/>
             <w:tcBorders>
               <w:left w:val="none" w:sz="0" w:color="000000"/>
               <w:right w:val="none" w:sz="0" w:color="000000"/>
@@ -7836,7 +8015,7 @@
                 <w:rFonts w:ascii="Times New Roman" w:hAnsi="Times New Roman" w:eastAsia="신명조"/>
                 <w:b/>
                 <w:i w:val="0"/>
-                <w:sz w:val="20"/>
+                <w:sz w:val="16"/>
               </w:rPr>
               <w:t>Ratio gap at 6%</w:t>
             </w:r>
@@ -7846,7 +8025,7 @@
       <w:tr>
         <w:tc>
           <w:tcPr>
-            <w:tcW w:type="dxa" w:w="1296"/>
+            <w:tcW w:type="dxa" w:w="1377"/>
             <w:tcBorders>
               <w:left w:val="none" w:sz="0" w:color="000000"/>
               <w:right w:val="none" w:sz="0" w:color="000000"/>
@@ -7867,7 +8046,7 @@
                 <w:rFonts w:ascii="Times New Roman" w:hAnsi="Times New Roman" w:eastAsia="신명조"/>
                 <w:b w:val="0"/>
                 <w:i w:val="0"/>
-                <w:sz w:val="20"/>
+                <w:sz w:val="16"/>
               </w:rPr>
               <w:t>Ours</w:t>
             </w:r>
@@ -7875,7 +8054,7 @@
         </w:tc>
         <w:tc>
           <w:tcPr>
-            <w:tcW w:type="dxa" w:w="1296"/>
+            <w:tcW w:type="dxa" w:w="1377"/>
             <w:tcBorders>
               <w:left w:val="none" w:sz="0" w:color="000000"/>
               <w:right w:val="none" w:sz="0" w:color="000000"/>
@@ -7896,7 +8075,7 @@
                 <w:rFonts w:ascii="Times New Roman" w:hAnsi="Times New Roman" w:eastAsia="신명조"/>
                 <w:b w:val="0"/>
                 <w:i w:val="0"/>
-                <w:sz w:val="20"/>
+                <w:sz w:val="16"/>
               </w:rPr>
               <w:t>0.500M</w:t>
             </w:r>
@@ -7904,7 +8083,7 @@
         </w:tc>
         <w:tc>
           <w:tcPr>
-            <w:tcW w:type="dxa" w:w="1296"/>
+            <w:tcW w:type="dxa" w:w="1377"/>
             <w:tcBorders>
               <w:left w:val="none" w:sz="0" w:color="000000"/>
               <w:right w:val="none" w:sz="0" w:color="000000"/>
@@ -7925,7 +8104,7 @@
                 <w:rFonts w:ascii="Times New Roman" w:hAnsi="Times New Roman" w:eastAsia="신명조"/>
                 <w:b w:val="0"/>
                 <w:i w:val="0"/>
-                <w:sz w:val="20"/>
+                <w:sz w:val="16"/>
               </w:rPr>
               <w:t>0.017826 ± 0.000059</w:t>
             </w:r>
@@ -7933,7 +8112,7 @@
         </w:tc>
         <w:tc>
           <w:tcPr>
-            <w:tcW w:type="dxa" w:w="1296"/>
+            <w:tcW w:type="dxa" w:w="1377"/>
             <w:tcBorders>
               <w:left w:val="none" w:sz="0" w:color="000000"/>
               <w:right w:val="none" w:sz="0" w:color="000000"/>
@@ -7954,7 +8133,7 @@
                 <w:rFonts w:ascii="Times New Roman" w:hAnsi="Times New Roman" w:eastAsia="신명조"/>
                 <w:b w:val="0"/>
                 <w:i w:val="0"/>
-                <w:sz w:val="20"/>
+                <w:sz w:val="16"/>
               </w:rPr>
               <w:t>+4.95%</w:t>
             </w:r>
@@ -7962,7 +8141,7 @@
         </w:tc>
         <w:tc>
           <w:tcPr>
-            <w:tcW w:type="dxa" w:w="1296"/>
+            <w:tcW w:type="dxa" w:w="1377"/>
             <w:tcBorders>
               <w:left w:val="none" w:sz="0" w:color="000000"/>
               <w:right w:val="none" w:sz="0" w:color="000000"/>
@@ -7983,7 +8162,7 @@
                 <w:rFonts w:ascii="Times New Roman" w:hAnsi="Times New Roman" w:eastAsia="신명조"/>
                 <w:b w:val="0"/>
                 <w:i w:val="0"/>
-                <w:sz w:val="20"/>
+                <w:sz w:val="16"/>
               </w:rPr>
               <w:t>-</w:t>
             </w:r>
@@ -7991,7 +8170,7 @@
         </w:tc>
         <w:tc>
           <w:tcPr>
-            <w:tcW w:type="dxa" w:w="1296"/>
+            <w:tcW w:type="dxa" w:w="1377"/>
             <w:tcBorders>
               <w:left w:val="none" w:sz="0" w:color="000000"/>
               <w:right w:val="none" w:sz="0" w:color="000000"/>
@@ -8012,7 +8191,7 @@
                 <w:rFonts w:ascii="Times New Roman" w:hAnsi="Times New Roman" w:eastAsia="신명조"/>
                 <w:b w:val="0"/>
                 <w:i w:val="0"/>
-                <w:sz w:val="20"/>
+                <w:sz w:val="16"/>
               </w:rPr>
               <w:t>20.07 ± 0.71%</w:t>
             </w:r>
@@ -8020,7 +8199,7 @@
         </w:tc>
         <w:tc>
           <w:tcPr>
-            <w:tcW w:type="dxa" w:w="1296"/>
+            <w:tcW w:type="dxa" w:w="1377"/>
             <w:tcBorders>
               <w:left w:val="none" w:sz="0" w:color="000000"/>
               <w:right w:val="none" w:sz="0" w:color="000000"/>
@@ -8041,7 +8220,7 @@
                 <w:rFonts w:ascii="Times New Roman" w:hAnsi="Times New Roman" w:eastAsia="신명조"/>
                 <w:b w:val="0"/>
                 <w:i w:val="0"/>
-                <w:sz w:val="20"/>
+                <w:sz w:val="16"/>
               </w:rPr>
               <w:t>+0.064 ± 0.029</w:t>
             </w:r>
@@ -8051,7 +8230,7 @@
       <w:tr>
         <w:tc>
           <w:tcPr>
-            <w:tcW w:type="dxa" w:w="1296"/>
+            <w:tcW w:type="dxa" w:w="1377"/>
             <w:tcBorders>
               <w:left w:val="none" w:sz="0" w:color="000000"/>
               <w:right w:val="none" w:sz="0" w:color="000000"/>
@@ -8072,7 +8251,7 @@
                 <w:rFonts w:ascii="Times New Roman" w:hAnsi="Times New Roman" w:eastAsia="신명조"/>
                 <w:b w:val="0"/>
                 <w:i w:val="0"/>
-                <w:sz w:val="20"/>
+                <w:sz w:val="16"/>
               </w:rPr>
               <w:t>Variable selection to linear merge</w:t>
             </w:r>
@@ -8080,7 +8259,7 @@
         </w:tc>
         <w:tc>
           <w:tcPr>
-            <w:tcW w:type="dxa" w:w="1296"/>
+            <w:tcW w:type="dxa" w:w="1377"/>
             <w:tcBorders>
               <w:left w:val="none" w:sz="0" w:color="000000"/>
               <w:right w:val="none" w:sz="0" w:color="000000"/>
@@ -8101,7 +8280,7 @@
                 <w:rFonts w:ascii="Times New Roman" w:hAnsi="Times New Roman" w:eastAsia="신명조"/>
                 <w:b w:val="0"/>
                 <w:i w:val="0"/>
-                <w:sz w:val="20"/>
+                <w:sz w:val="16"/>
               </w:rPr>
               <w:t>0.117M</w:t>
             </w:r>
@@ -8109,7 +8288,7 @@
         </w:tc>
         <w:tc>
           <w:tcPr>
-            <w:tcW w:type="dxa" w:w="1296"/>
+            <w:tcW w:type="dxa" w:w="1377"/>
             <w:tcBorders>
               <w:left w:val="none" w:sz="0" w:color="000000"/>
               <w:right w:val="none" w:sz="0" w:color="000000"/>
@@ -8130,7 +8309,7 @@
                 <w:rFonts w:ascii="Times New Roman" w:hAnsi="Times New Roman" w:eastAsia="신명조"/>
                 <w:b w:val="0"/>
                 <w:i w:val="0"/>
-                <w:sz w:val="20"/>
+                <w:sz w:val="16"/>
               </w:rPr>
               <w:t>0.017837 ± 0.000078</w:t>
             </w:r>
@@ -8138,7 +8317,7 @@
         </w:tc>
         <w:tc>
           <w:tcPr>
-            <w:tcW w:type="dxa" w:w="1296"/>
+            <w:tcW w:type="dxa" w:w="1377"/>
             <w:tcBorders>
               <w:left w:val="none" w:sz="0" w:color="000000"/>
               <w:right w:val="none" w:sz="0" w:color="000000"/>
@@ -8159,7 +8338,7 @@
                 <w:rFonts w:ascii="Times New Roman" w:hAnsi="Times New Roman" w:eastAsia="신명조"/>
                 <w:b w:val="0"/>
                 <w:i w:val="0"/>
-                <w:sz w:val="20"/>
+                <w:sz w:val="16"/>
               </w:rPr>
               <w:t>+4.89%</w:t>
             </w:r>
@@ -8167,7 +8346,7 @@
         </w:tc>
         <w:tc>
           <w:tcPr>
-            <w:tcW w:type="dxa" w:w="1296"/>
+            <w:tcW w:type="dxa" w:w="1377"/>
             <w:tcBorders>
               <w:left w:val="none" w:sz="0" w:color="000000"/>
               <w:right w:val="none" w:sz="0" w:color="000000"/>
@@ -8188,7 +8367,7 @@
                 <w:rFonts w:ascii="Times New Roman" w:hAnsi="Times New Roman" w:eastAsia="신명조"/>
                 <w:b w:val="0"/>
                 <w:i w:val="0"/>
-                <w:sz w:val="20"/>
+                <w:sz w:val="16"/>
               </w:rPr>
               <w:t>3/5</w:t>
             </w:r>
@@ -8196,7 +8375,7 @@
         </w:tc>
         <w:tc>
           <w:tcPr>
-            <w:tcW w:type="dxa" w:w="1296"/>
+            <w:tcW w:type="dxa" w:w="1377"/>
             <w:tcBorders>
               <w:left w:val="none" w:sz="0" w:color="000000"/>
               <w:right w:val="none" w:sz="0" w:color="000000"/>
@@ -8217,7 +8396,7 @@
                 <w:rFonts w:ascii="Times New Roman" w:hAnsi="Times New Roman" w:eastAsia="신명조"/>
                 <w:b w:val="0"/>
                 <w:i w:val="0"/>
-                <w:sz w:val="20"/>
+                <w:sz w:val="16"/>
               </w:rPr>
               <w:t>19.90 ± 0.18%</w:t>
             </w:r>
@@ -8225,7 +8404,7 @@
         </w:tc>
         <w:tc>
           <w:tcPr>
-            <w:tcW w:type="dxa" w:w="1296"/>
+            <w:tcW w:type="dxa" w:w="1377"/>
             <w:tcBorders>
               <w:left w:val="none" w:sz="0" w:color="000000"/>
               <w:right w:val="none" w:sz="0" w:color="000000"/>
@@ -8246,7 +8425,7 @@
                 <w:rFonts w:ascii="Times New Roman" w:hAnsi="Times New Roman" w:eastAsia="신명조"/>
                 <w:b w:val="0"/>
                 <w:i w:val="0"/>
-                <w:sz w:val="20"/>
+                <w:sz w:val="16"/>
               </w:rPr>
               <w:t>+0.057 ± 0.007</w:t>
             </w:r>
@@ -8256,7 +8435,7 @@
       <w:tr>
         <w:tc>
           <w:tcPr>
-            <w:tcW w:type="dxa" w:w="1296"/>
+            <w:tcW w:type="dxa" w:w="1377"/>
             <w:tcBorders>
               <w:left w:val="none" w:sz="0" w:color="000000"/>
               <w:right w:val="none" w:sz="0" w:color="000000"/>
@@ -8277,7 +8456,7 @@
                 <w:rFonts w:ascii="Times New Roman" w:hAnsi="Times New Roman" w:eastAsia="신명조"/>
                 <w:b w:val="0"/>
                 <w:i w:val="0"/>
-                <w:sz w:val="20"/>
+                <w:sz w:val="16"/>
               </w:rPr>
               <w:t>No macro cross-attention</w:t>
             </w:r>
@@ -8285,7 +8464,7 @@
         </w:tc>
         <w:tc>
           <w:tcPr>
-            <w:tcW w:type="dxa" w:w="1296"/>
+            <w:tcW w:type="dxa" w:w="1377"/>
             <w:tcBorders>
               <w:left w:val="none" w:sz="0" w:color="000000"/>
               <w:right w:val="none" w:sz="0" w:color="000000"/>
@@ -8306,7 +8485,7 @@
                 <w:rFonts w:ascii="Times New Roman" w:hAnsi="Times New Roman" w:eastAsia="신명조"/>
                 <w:b w:val="0"/>
                 <w:i w:val="0"/>
-                <w:sz w:val="20"/>
+                <w:sz w:val="16"/>
               </w:rPr>
               <w:t>0.468M</w:t>
             </w:r>
@@ -8314,7 +8493,7 @@
         </w:tc>
         <w:tc>
           <w:tcPr>
-            <w:tcW w:type="dxa" w:w="1296"/>
+            <w:tcW w:type="dxa" w:w="1377"/>
             <w:tcBorders>
               <w:left w:val="none" w:sz="0" w:color="000000"/>
               <w:right w:val="none" w:sz="0" w:color="000000"/>
@@ -8335,7 +8514,7 @@
                 <w:rFonts w:ascii="Times New Roman" w:hAnsi="Times New Roman" w:eastAsia="신명조"/>
                 <w:b w:val="0"/>
                 <w:i w:val="0"/>
-                <w:sz w:val="20"/>
+                <w:sz w:val="16"/>
               </w:rPr>
               <w:t>0.017786 ± 0.000029</w:t>
             </w:r>
@@ -8343,7 +8522,7 @@
         </w:tc>
         <w:tc>
           <w:tcPr>
-            <w:tcW w:type="dxa" w:w="1296"/>
+            <w:tcW w:type="dxa" w:w="1377"/>
             <w:tcBorders>
               <w:left w:val="none" w:sz="0" w:color="000000"/>
               <w:right w:val="none" w:sz="0" w:color="000000"/>
@@ -8364,7 +8543,7 @@
                 <w:rFonts w:ascii="Times New Roman" w:hAnsi="Times New Roman" w:eastAsia="신명조"/>
                 <w:b w:val="0"/>
                 <w:i w:val="0"/>
-                <w:sz w:val="20"/>
+                <w:sz w:val="16"/>
               </w:rPr>
               <w:t>+5.16%</w:t>
             </w:r>
@@ -8372,7 +8551,7 @@
         </w:tc>
         <w:tc>
           <w:tcPr>
-            <w:tcW w:type="dxa" w:w="1296"/>
+            <w:tcW w:type="dxa" w:w="1377"/>
             <w:tcBorders>
               <w:left w:val="none" w:sz="0" w:color="000000"/>
               <w:right w:val="none" w:sz="0" w:color="000000"/>
@@ -8393,7 +8572,7 @@
                 <w:rFonts w:ascii="Times New Roman" w:hAnsi="Times New Roman" w:eastAsia="신명조"/>
                 <w:b w:val="0"/>
                 <w:i w:val="0"/>
-                <w:sz w:val="20"/>
+                <w:sz w:val="16"/>
               </w:rPr>
               <w:t>2/5</w:t>
             </w:r>
@@ -8401,7 +8580,7 @@
         </w:tc>
         <w:tc>
           <w:tcPr>
-            <w:tcW w:type="dxa" w:w="1296"/>
+            <w:tcW w:type="dxa" w:w="1377"/>
             <w:tcBorders>
               <w:left w:val="none" w:sz="0" w:color="000000"/>
               <w:right w:val="none" w:sz="0" w:color="000000"/>
@@ -8422,7 +8601,7 @@
                 <w:rFonts w:ascii="Times New Roman" w:hAnsi="Times New Roman" w:eastAsia="신명조"/>
                 <w:b w:val="0"/>
                 <w:i w:val="0"/>
-                <w:sz w:val="20"/>
+                <w:sz w:val="16"/>
               </w:rPr>
               <w:t>20.51 ± 0.46%</w:t>
             </w:r>
@@ -8430,7 +8609,7 @@
         </w:tc>
         <w:tc>
           <w:tcPr>
-            <w:tcW w:type="dxa" w:w="1296"/>
+            <w:tcW w:type="dxa" w:w="1377"/>
             <w:tcBorders>
               <w:left w:val="none" w:sz="0" w:color="000000"/>
               <w:right w:val="none" w:sz="0" w:color="000000"/>
@@ -8451,7 +8630,7 @@
                 <w:rFonts w:ascii="Times New Roman" w:hAnsi="Times New Roman" w:eastAsia="신명조"/>
                 <w:b w:val="0"/>
                 <w:i w:val="0"/>
-                <w:sz w:val="20"/>
+                <w:sz w:val="16"/>
               </w:rPr>
               <w:t>+0.080 ± 0.035</w:t>
             </w:r>
@@ -8461,7 +8640,7 @@
       <w:tr>
         <w:tc>
           <w:tcPr>
-            <w:tcW w:type="dxa" w:w="1296"/>
+            <w:tcW w:type="dxa" w:w="1377"/>
             <w:tcBorders>
               <w:left w:val="none" w:sz="0" w:color="000000"/>
               <w:right w:val="none" w:sz="0" w:color="000000"/>
@@ -8482,7 +8661,7 @@
                 <w:rFonts w:ascii="Times New Roman" w:hAnsi="Times New Roman" w:eastAsia="신명조"/>
                 <w:b w:val="0"/>
                 <w:i w:val="0"/>
-                <w:sz w:val="20"/>
+                <w:sz w:val="16"/>
               </w:rPr>
               <w:t>No static context</w:t>
             </w:r>
@@ -8490,7 +8669,7 @@
         </w:tc>
         <w:tc>
           <w:tcPr>
-            <w:tcW w:type="dxa" w:w="1296"/>
+            <w:tcW w:type="dxa" w:w="1377"/>
             <w:tcBorders>
               <w:left w:val="none" w:sz="0" w:color="000000"/>
               <w:right w:val="none" w:sz="0" w:color="000000"/>
@@ -8511,7 +8690,7 @@
                 <w:rFonts w:ascii="Times New Roman" w:hAnsi="Times New Roman" w:eastAsia="신명조"/>
                 <w:b w:val="0"/>
                 <w:i w:val="0"/>
-                <w:sz w:val="20"/>
+                <w:sz w:val="16"/>
               </w:rPr>
               <w:t>0.456M</w:t>
             </w:r>
@@ -8519,7 +8698,7 @@
         </w:tc>
         <w:tc>
           <w:tcPr>
-            <w:tcW w:type="dxa" w:w="1296"/>
+            <w:tcW w:type="dxa" w:w="1377"/>
             <w:tcBorders>
               <w:left w:val="none" w:sz="0" w:color="000000"/>
               <w:right w:val="none" w:sz="0" w:color="000000"/>
@@ -8540,7 +8719,7 @@
                 <w:rFonts w:ascii="Times New Roman" w:hAnsi="Times New Roman" w:eastAsia="신명조"/>
                 <w:b w:val="0"/>
                 <w:i w:val="0"/>
-                <w:sz w:val="20"/>
+                <w:sz w:val="16"/>
               </w:rPr>
               <w:t>0.017797 ± 0.000010</w:t>
             </w:r>
@@ -8548,7 +8727,7 @@
         </w:tc>
         <w:tc>
           <w:tcPr>
-            <w:tcW w:type="dxa" w:w="1296"/>
+            <w:tcW w:type="dxa" w:w="1377"/>
             <w:tcBorders>
               <w:left w:val="none" w:sz="0" w:color="000000"/>
               <w:right w:val="none" w:sz="0" w:color="000000"/>
@@ -8569,7 +8748,7 @@
                 <w:rFonts w:ascii="Times New Roman" w:hAnsi="Times New Roman" w:eastAsia="신명조"/>
                 <w:b w:val="0"/>
                 <w:i w:val="0"/>
-                <w:sz w:val="20"/>
+                <w:sz w:val="16"/>
               </w:rPr>
               <w:t>+5.10%</w:t>
             </w:r>
@@ -8577,7 +8756,7 @@
         </w:tc>
         <w:tc>
           <w:tcPr>
-            <w:tcW w:type="dxa" w:w="1296"/>
+            <w:tcW w:type="dxa" w:w="1377"/>
             <w:tcBorders>
               <w:left w:val="none" w:sz="0" w:color="000000"/>
               <w:right w:val="none" w:sz="0" w:color="000000"/>
@@ -8598,7 +8777,7 @@
                 <w:rFonts w:ascii="Times New Roman" w:hAnsi="Times New Roman" w:eastAsia="신명조"/>
                 <w:b w:val="0"/>
                 <w:i w:val="0"/>
-                <w:sz w:val="20"/>
+                <w:sz w:val="16"/>
               </w:rPr>
               <w:t>1/5</w:t>
             </w:r>
@@ -8606,7 +8785,7 @@
         </w:tc>
         <w:tc>
           <w:tcPr>
-            <w:tcW w:type="dxa" w:w="1296"/>
+            <w:tcW w:type="dxa" w:w="1377"/>
             <w:tcBorders>
               <w:left w:val="none" w:sz="0" w:color="000000"/>
               <w:right w:val="none" w:sz="0" w:color="000000"/>
@@ -8627,7 +8806,7 @@
                 <w:rFonts w:ascii="Times New Roman" w:hAnsi="Times New Roman" w:eastAsia="신명조"/>
                 <w:b w:val="0"/>
                 <w:i w:val="0"/>
-                <w:sz w:val="20"/>
+                <w:sz w:val="16"/>
               </w:rPr>
               <w:t>20.18 ± 0.30%</w:t>
             </w:r>
@@ -8635,7 +8814,7 @@
         </w:tc>
         <w:tc>
           <w:tcPr>
-            <w:tcW w:type="dxa" w:w="1296"/>
+            <w:tcW w:type="dxa" w:w="1377"/>
             <w:tcBorders>
               <w:left w:val="none" w:sz="0" w:color="000000"/>
               <w:right w:val="none" w:sz="0" w:color="000000"/>
@@ -8656,7 +8835,7 @@
                 <w:rFonts w:ascii="Times New Roman" w:hAnsi="Times New Roman" w:eastAsia="신명조"/>
                 <w:b w:val="0"/>
                 <w:i w:val="0"/>
-                <w:sz w:val="20"/>
+                <w:sz w:val="16"/>
               </w:rPr>
               <w:t>+0.067 ± 0.021</w:t>
             </w:r>
@@ -8671,56 +8850,50 @@
     </w:p>
     <w:p>
       <w:pPr>
-        <w:wordWrap w:val="0"/>
-        <w:autoSpaceDE w:val="0"/>
-        <w:autoSpaceDN w:val="0"/>
-        <w:spacing w:after="80" w:before="0" w:line="480" w:lineRule="auto"/>
-        <w:ind w:firstLine="180"/>
-        <w:jc w:val="both"/>
+        <w:sectPr>
+          <w:type w:val="continuous"/>
+          <w:pgSz w:w="11906" w:h="16838"/>
+          <w:pgMar w:top="1446" w:right="1134" w:bottom="879" w:left="1134" w:header="567" w:footer="567" w:gutter="0"/>
+          <w:docGrid w:linePitch="360"/>
+          <w:cols w:num="1" w:space="453" w:equalWidth="1"/>
+        </w:sectPr>
       </w:pPr>
-      <w:r>
-        <w:rPr>
-          <w:rFonts w:ascii="Times New Roman" w:hAnsi="Times New Roman" w:eastAsia="신명조"/>
-          <w:b w:val="0"/>
-          <w:i w:val="0"/>
-          <w:sz w:val="20"/>
-        </w:rPr>
-        <w:t xml:space="preserve">세 변형 모두 세 지표에서 제안 모형과 구별되지 않았다. 시험구간 손실의 Welch 검정은 </w:t>
-      </w:r>
-      <w:r>
-        <w:rPr>
-          <w:rFonts w:ascii="Times New Roman" w:hAnsi="Times New Roman" w:eastAsia="신명조"/>
-          <w:b w:val="0"/>
-          <w:i/>
-          <w:sz w:val="20"/>
-        </w:rPr>
-        <w:t>p</w:t>
-      </w:r>
-      <w:r>
-        <w:rPr>
-          <w:rFonts w:ascii="Times New Roman" w:hAnsi="Times New Roman" w:eastAsia="신명조"/>
-          <w:b w:val="0"/>
-          <w:i w:val="0"/>
-          <w:sz w:val="20"/>
-        </w:rPr>
-        <w:t xml:space="preserve"> = 0.81, 0.21, 0.33이고, 짝지은 비교에서 제안 모형이 낮은 시드는 다섯 가운데 셋, 둘, 하나였다. 기권율 6%의 통제군 비교는 열다섯 실행 가운데 열넷에서 95% 신뢰구간이 0을 포함하지 않았다. 따라서 PatchTST에 분위 헤드만 단 모형 대비 개선은 어느 한 구성요소에서 오지 않는다. 남는 설명은 둘이다. 세 변형이 공유하는 것, 즉 패치 임베딩을 인코더 앞에서 채널 축으로 합치는 구조 자체가 개선의 원인이거나, 구성요소들이 서로를 대신하여 하나를 빼도 나머지가 보완하는 경우이다. 둘 이상을 함께 제거하지 않았으므로 이 둘은 가려지지 않는다. 선형 합치기 변형은 모수가 4분의 1이면서 결과가 같았으므로, 변수선택망의 정확도상 이점은 이 자료에서 확인되지 않는다. 제안 모형의 설정은 제거 실험 전에 고정하였으므로 본문의 비교는 변수선택망 판으로 유지하였으며, 실제 운용에서는 선형 합치기 변형이 같은 결과를 내는 더 가벼운 대안이다.</w:t>
-      </w:r>
     </w:p>
     <w:p>
       <w:pPr>
         <w:wordWrap w:val="0"/>
         <w:autoSpaceDE w:val="0"/>
         <w:autoSpaceDN w:val="0"/>
-        <w:spacing w:after="80" w:before="0" w:line="480" w:lineRule="auto"/>
+        <w:spacing w:after="80" w:before="0" w:line="341" w:lineRule="auto"/>
+        <w:ind w:firstLine="180"/>
+        <w:jc w:val="both"/>
       </w:pPr>
       <w:r>
         <w:rPr>
-          <w:rFonts w:ascii="Times New Roman" w:hAnsi="Times New Roman" w:eastAsia="견고딕"/>
-          <w:b/>
+          <w:rFonts w:ascii="Times New Roman" w:hAnsi="Times New Roman" w:eastAsia="신명조"/>
+          <w:b w:val="0"/>
           <w:i w:val="0"/>
-          <w:sz w:val="20"/>
-        </w:rPr>
-        <w:t>6. 결론 및 향후 연구</w:t>
+          <w:sz w:val="18"/>
+        </w:rPr>
+        <w:t xml:space="preserve">세 변형 모두 세 지표에서 제안 모형과 구별되지 않았다. 시험구간 손실의 Welch 검정은 </w:t>
+      </w:r>
+      <w:r>
+        <w:rPr>
+          <w:rFonts w:ascii="Times New Roman" w:hAnsi="Times New Roman" w:eastAsia="신명조"/>
+          <w:b w:val="0"/>
+          <w:i/>
+          <w:sz w:val="18"/>
+        </w:rPr>
+        <w:t>p</w:t>
+      </w:r>
+      <w:r>
+        <w:rPr>
+          <w:rFonts w:ascii="Times New Roman" w:hAnsi="Times New Roman" w:eastAsia="신명조"/>
+          <w:b w:val="0"/>
+          <w:i w:val="0"/>
+          <w:sz w:val="18"/>
+        </w:rPr>
+        <w:t xml:space="preserve"> = 0.81, 0.21, 0.33이고, 짝지은 비교에서 제안 모형이 낮은 시드는 다섯 가운데 셋, 둘, 하나였다. 기권율 6%의 통제군 비교는 열다섯 실행 가운데 열넷에서 95% 신뢰구간이 0을 포함하지 않았다. 따라서 PatchTST에 분위 헤드만 단 모형 대비 개선은 어느 한 구성요소에서 오지 않는다. 남는 설명은 둘이다. 세 변형이 공유하는 것, 즉 패치 임베딩을 인코더 앞에서 채널 축으로 합치는 구조 자체가 개선의 원인이거나, 구성요소들이 서로를 대신하여 하나를 빼도 나머지가 보완하는 경우이다. 둘 이상을 함께 제거하지 않았으므로 이 둘은 가려지지 않는다. 선형 합치기 변형은 모수가 4분의 1이면서 결과가 같았으므로, 변수선택망의 정확도상 이점은 이 자료에서 확인되지 않는다. 제안 모형의 설정은 제거 실험 전에 고정하였으므로 본문의 비교는 변수선택망 판으로 유지하였으며, 실제 운용에서는 선형 합치기 변형이 같은 결과를 내는 더 가벼운 대안이다.</w:t>
       </w:r>
     </w:p>
     <w:p>
@@ -8728,18 +8901,16 @@
         <w:wordWrap w:val="0"/>
         <w:autoSpaceDE w:val="0"/>
         <w:autoSpaceDN w:val="0"/>
-        <w:spacing w:after="80" w:before="0" w:line="480" w:lineRule="auto"/>
-        <w:ind w:firstLine="180"/>
-        <w:jc w:val="both"/>
+        <w:spacing w:after="80" w:before="0" w:line="300" w:lineRule="auto"/>
       </w:pPr>
       <w:r>
         <w:rPr>
-          <w:rFonts w:ascii="Times New Roman" w:hAnsi="Times New Roman" w:eastAsia="신명조"/>
-          <w:b w:val="0"/>
+          <w:rFonts w:ascii="Times New Roman" w:hAnsi="Times New Roman" w:eastAsia="견고딕"/>
+          <w:b/>
           <w:i w:val="0"/>
           <w:sz w:val="20"/>
         </w:rPr>
-        <w:t>본 연구는 주가 예측에서 "지금 판단해도 되는가"를 함께 답하는 모형을, 매일 201종목을 평가할 수 있는 비용 안에서 만드는 것을 목표로 하였다. 계산이 가벼운 패치 기반 트랜스포머에 TFT의 분위 예측 헤드를 달고, 입력 채널을 인코더 앞에서 하나로 합쳐 인코더 실행 횟수를 1회로 줄였다. 예측 구간이 이례적으로 넓을 때 기권하는 규칙도 함께 적용하였다. 코스피200 구성종목 201개의 일별 자료로 평가하여 다음 두 가지를 확인하였다.</w:t>
+        <w:t>6. 결론 및 향후 연구</w:t>
       </w:r>
     </w:p>
     <w:p>
@@ -8747,7 +8918,7 @@
         <w:wordWrap w:val="0"/>
         <w:autoSpaceDE w:val="0"/>
         <w:autoSpaceDN w:val="0"/>
-        <w:spacing w:after="80" w:before="0" w:line="480" w:lineRule="auto"/>
+        <w:spacing w:after="80" w:before="0" w:line="341" w:lineRule="auto"/>
         <w:ind w:firstLine="180"/>
         <w:jc w:val="both"/>
       </w:pPr>
@@ -8756,9 +8927,9 @@
           <w:rFonts w:ascii="Times New Roman" w:hAnsi="Times New Roman" w:eastAsia="신명조"/>
           <w:b w:val="0"/>
           <w:i w:val="0"/>
-          <w:sz w:val="20"/>
-        </w:rPr>
-        <w:t>첫째, 제안 모형은 TFT 원본보다 낮은 분위 손실을 약 4분의 1의 비용으로 달성하였다. 시드를 짝지은 비교에서 구간마다 다섯 시드 전부가 제안 모형 쪽이었고, 조기종료에 쓰이지 않은 시험구간에서는 날짜 단위 DM 검정도 다섯 시드 모두 유의하였다. 학습 시간은 3.8배, 종목당 추론 시간은 4.8배 짧았고, 활성값 메모리는 5.1배 적었다. 다만 분위 GBDT의 비용은 이보다도 낮으며, 제안 모형이 GBDT보다 나은 점은 비용이 아니라 시험구간 손실이다(+4.95% 대 +3.45%, 다섯 시드 모두 GBDT보다 낮음). 또한 종목 채널의 변수선택망을 선형 합치기로 바꾼 변형은 모수가 0.117M으로 줄면서 같은 결과를 냈으므로, 운용에서는 이 변형이 같은 성능의 더 가벼운 선택지다(5.4절). 둘째, 예측 구간이 시장 변동성에 반응하여 기권이 변동성이 큰 시기에 집중되었다. 기권한 예측은 실행된 예측보다 오차가 약 1.5배 컸고, 기권율을 맞춘 비교에서도 최근 변동성만 보고 기권하는 단순 규칙보다 큰 오차를 더 잘 걸러냈다. 분위 GBDT도 같은 비교에서 대등한 기권 품질을 보였으므로 이 성질은 트랜스포머 구조에 고유하지 않다. 하나의 예측값만 내는 기존 패치 기반 모형으로는 이러한 기권 자체를 할 수 없다.</w:t>
+          <w:sz w:val="18"/>
+        </w:rPr>
+        <w:t>본 연구는 주가 예측에서 "지금 판단해도 되는가"를 함께 답하는 모형을, 매일 201종목을 평가할 수 있는 비용 안에서 만드는 것을 목표로 하였다. 계산이 가벼운 패치 기반 트랜스포머에 TFT의 분위 예측 헤드를 달고, 입력 채널을 인코더 앞에서 하나로 합쳐 인코더 실행 횟수를 1회로 줄였다. 예측 구간이 이례적으로 넓을 때 기권하는 규칙도 함께 적용하였다. 코스피200 구성종목 201개의 일별 자료로 평가하여 다음 두 가지를 확인하였다.</w:t>
       </w:r>
     </w:p>
     <w:p>
@@ -8766,7 +8937,7 @@
         <w:wordWrap w:val="0"/>
         <w:autoSpaceDE w:val="0"/>
         <w:autoSpaceDN w:val="0"/>
-        <w:spacing w:after="80" w:before="0" w:line="480" w:lineRule="auto"/>
+        <w:spacing w:after="80" w:before="0" w:line="341" w:lineRule="auto"/>
         <w:ind w:firstLine="180"/>
         <w:jc w:val="both"/>
       </w:pPr>
@@ -8775,9 +8946,9 @@
           <w:rFonts w:ascii="Times New Roman" w:hAnsi="Times New Roman" w:eastAsia="신명조"/>
           <w:b w:val="0"/>
           <w:i w:val="0"/>
-          <w:sz w:val="20"/>
-        </w:rPr>
-        <w:t>본 연구의 평가는 예측 손실에 한정된다. 거래비용과 체결을 포함한 포트폴리오 수준의 성과는 측정하지 않았으므로, 기권이 투자 성과에 미치는 영향은 본 논문의 결과로 답할 수 없다. 평가 기간 자료가 입력 설계와 기권 기준 선택에 일부 참고되었고 현재 시점의 구성종목으로 유니버스를 정하였으므로, 완전한 사후 검증도 아니다. 또한 변수선택망, 정적 문맥, 매크로 크로스어텐션은 하나씩 제거해도 결과가 달라지지 않아, 개선이 인코더 앞 채널 축약 구조 자체에서 오는지 구성요소 간 대체에서 오는지 가리지 못하였다(5.4절). 예측 구간의 절대 포함률은 명목 80%보다 낮았고(71.6%), 검증구간에서 맞춘 등각 분위회귀 보정[13] 후에도 73.9%에 그쳐 구간 자체를 신뢰구간으로 해석해서는 안 된다. 보정은 폭의 순위를 바꾸지 않으므로 기권 결과에는 영향이 없다.</w:t>
+          <w:sz w:val="18"/>
+        </w:rPr>
+        <w:t>첫째, 제안 모형은 TFT 원본보다 낮은 분위 손실을 약 4분의 1의 비용으로 달성하였다. 시드를 짝지은 비교에서 구간마다 다섯 시드 전부가 제안 모형 쪽이었고, 조기종료에 쓰이지 않은 시험구간에서는 날짜 단위 DM 검정도 다섯 시드 모두 유의하였다. 학습 시간은 3.8배, 종목당 추론 시간은 4.8배 짧았고, 활성값 메모리는 5.1배 적었다. 다만 분위 GBDT의 비용은 이보다도 낮으며, 제안 모형이 GBDT보다 나은 점은 비용이 아니라 시험구간 손실이다(+4.95% 대 +3.45%, 다섯 시드 모두 GBDT보다 낮음). 또한 종목 채널의 변수선택망을 선형 합치기로 바꾼 변형은 모수가 0.117M으로 줄면서 같은 결과를 냈으므로, 운용에서는 이 변형이 같은 성능의 더 가벼운 선택지다(5.4절). 둘째, 예측 구간이 시장 변동성에 반응하여 기권이 변동성이 큰 시기에 집중되었다. 기권한 예측은 실행된 예측보다 오차가 약 1.5배 컸고, 기권율을 맞춘 비교에서도 최근 변동성만 보고 기권하는 단순 규칙보다 큰 오차를 더 잘 걸러냈다. 분위 GBDT도 같은 비교에서 대등한 기권 품질을 보였으므로 이 성질은 트랜스포머 구조에 고유하지 않다. 하나의 예측값만 내는 기존 패치 기반 모형으로는 이러한 기권 자체를 할 수 없다.</w:t>
       </w:r>
     </w:p>
     <w:p>
@@ -8785,7 +8956,7 @@
         <w:wordWrap w:val="0"/>
         <w:autoSpaceDE w:val="0"/>
         <w:autoSpaceDN w:val="0"/>
-        <w:spacing w:after="80" w:before="0" w:line="480" w:lineRule="auto"/>
+        <w:spacing w:after="80" w:before="0" w:line="341" w:lineRule="auto"/>
         <w:ind w:firstLine="180"/>
         <w:jc w:val="both"/>
       </w:pPr>
@@ -8794,9 +8965,9 @@
           <w:rFonts w:ascii="Times New Roman" w:hAnsi="Times New Roman" w:eastAsia="신명조"/>
           <w:b w:val="0"/>
           <w:i w:val="0"/>
-          <w:sz w:val="20"/>
-        </w:rPr>
-        <w:t>본 논문의 결과는 과거 자료에 대한 평가이며 투자 권유를 의도하지 않는다. 향후 연구에서는 구성요소를 둘 이상 함께 제거하는 실험으로 개선의 출처를 가리고, 비교 이후 새로 쌓인 자료를 평가에 쓰지 않은 구간으로 두어 여러 시장 국면에서 다시 검증한다.</w:t>
+          <w:sz w:val="18"/>
+        </w:rPr>
+        <w:t>본 연구의 평가는 예측 손실에 한정된다. 거래비용과 체결을 포함한 포트폴리오 수준의 성과는 측정하지 않았으므로, 기권이 투자 성과에 미치는 영향은 본 논문의 결과로 답할 수 없다. 평가 기간 자료가 입력 설계와 기권 기준 선택에 일부 참고되었고 현재 시점의 구성종목으로 유니버스를 정하였으므로, 완전한 사후 검증도 아니다. 또한 변수선택망, 정적 문맥, 매크로 크로스어텐션은 하나씩 제거해도 결과가 달라지지 않아, 개선이 인코더 앞 채널 축약 구조 자체에서 오는지 구성요소 간 대체에서 오는지 가리지 못하였다(5.4절). 예측 구간의 절대 포함률은 명목 80%보다 낮았고(71.6%), 검증구간에서 맞춘 등각 분위회귀 보정[13] 후에도 73.9%에 그쳐 구간 자체를 신뢰구간으로 해석해서는 안 된다. 보정은 폭의 순위를 바꾸지 않으므로 기권 결과에는 영향이 없다.</w:t>
       </w:r>
     </w:p>
     <w:p>
@@ -8804,16 +8975,18 @@
         <w:wordWrap w:val="0"/>
         <w:autoSpaceDE w:val="0"/>
         <w:autoSpaceDN w:val="0"/>
-        <w:spacing w:after="80" w:before="0" w:line="480" w:lineRule="auto"/>
+        <w:spacing w:after="80" w:before="0" w:line="341" w:lineRule="auto"/>
+        <w:ind w:firstLine="180"/>
+        <w:jc w:val="both"/>
       </w:pPr>
       <w:r>
         <w:rPr>
-          <w:rFonts w:ascii="Times New Roman" w:hAnsi="Times New Roman" w:eastAsia="견고딕"/>
-          <w:b/>
+          <w:rFonts w:ascii="Times New Roman" w:hAnsi="Times New Roman" w:eastAsia="신명조"/>
+          <w:b w:val="0"/>
           <w:i w:val="0"/>
-          <w:sz w:val="20"/>
-        </w:rPr>
-        <w:t>References</w:t>
+          <w:sz w:val="18"/>
+        </w:rPr>
+        <w:t>본 논문의 결과는 과거 자료에 대한 평가이며 투자 권유를 의도하지 않는다. 향후 연구에서는 구성요소를 둘 이상 함께 제거하는 실험으로 개선의 출처를 가리고, 비교 이후 새로 쌓인 자료를 평가에 쓰지 않은 구간으로 두어 여러 시장 국면에서 다시 검증한다.</w:t>
       </w:r>
     </w:p>
     <w:p>
@@ -8821,35 +8994,16 @@
         <w:wordWrap w:val="0"/>
         <w:autoSpaceDE w:val="0"/>
         <w:autoSpaceDN w:val="0"/>
-        <w:spacing w:after="40" w:before="0" w:line="480" w:lineRule="auto"/>
-        <w:ind w:hanging="280" w:left="280"/>
+        <w:spacing w:after="80" w:before="0" w:line="300" w:lineRule="auto"/>
       </w:pPr>
       <w:r>
         <w:rPr>
-          <w:rFonts w:ascii="Times New Roman" w:hAnsi="Times New Roman" w:eastAsia="신명조"/>
-          <w:b w:val="0"/>
+          <w:rFonts w:ascii="Times New Roman" w:hAnsi="Times New Roman" w:eastAsia="견고딕"/>
+          <w:b/>
           <w:i w:val="0"/>
           <w:sz w:val="20"/>
         </w:rPr>
-        <w:t xml:space="preserve">[1] O. B. Sezer, M. U. Gudelek, and A. M. Ozbayoglu, "Financial time series forecasting with deep learning: A systematic literature review: 2005-2019," </w:t>
-      </w:r>
-      <w:r>
-        <w:rPr>
-          <w:rFonts w:ascii="Times New Roman" w:hAnsi="Times New Roman" w:eastAsia="신명조"/>
-          <w:b w:val="0"/>
-          <w:i/>
-          <w:sz w:val="20"/>
-        </w:rPr>
-        <w:t>Applied Soft Computing</w:t>
-      </w:r>
-      <w:r>
-        <w:rPr>
-          <w:rFonts w:ascii="Times New Roman" w:hAnsi="Times New Roman" w:eastAsia="신명조"/>
-          <w:b w:val="0"/>
-          <w:i w:val="0"/>
-          <w:sz w:val="20"/>
-        </w:rPr>
-        <w:t>, Vol.90, 106181, 2020.</w:t>
+        <w:t>References</w:t>
       </w:r>
     </w:p>
     <w:p>
@@ -8857,7 +9011,7 @@
         <w:wordWrap w:val="0"/>
         <w:autoSpaceDE w:val="0"/>
         <w:autoSpaceDN w:val="0"/>
-        <w:spacing w:after="40" w:before="0" w:line="480" w:lineRule="auto"/>
+        <w:spacing w:after="40" w:before="0" w:line="300" w:lineRule="auto"/>
         <w:ind w:hanging="280" w:left="280"/>
       </w:pPr>
       <w:r>
@@ -8865,27 +9019,27 @@
           <w:rFonts w:ascii="Times New Roman" w:hAnsi="Times New Roman" w:eastAsia="신명조"/>
           <w:b w:val="0"/>
           <w:i w:val="0"/>
-          <w:sz w:val="20"/>
-        </w:rPr>
-        <w:t xml:space="preserve">[2] T. S. Kim and S. Lee, "Deep learning-based stock fluctuation prediction according to overseas indices and trading trends," </w:t>
+          <w:sz w:val="17"/>
+        </w:rPr>
+        <w:t xml:space="preserve">[1] O. B. Sezer, M. U. Gudelek, and A. M. Ozbayoglu, "Financial time series forecasting with deep learning: A systematic literature review: 2005-2019," </w:t>
       </w:r>
       <w:r>
         <w:rPr>
           <w:rFonts w:ascii="Times New Roman" w:hAnsi="Times New Roman" w:eastAsia="신명조"/>
           <w:b w:val="0"/>
           <w:i/>
-          <w:sz w:val="20"/>
-        </w:rPr>
-        <w:t>KIPS Transactions on Software and Data Engineering</w:t>
+          <w:sz w:val="17"/>
+        </w:rPr>
+        <w:t>Applied Soft Computing</w:t>
       </w:r>
       <w:r>
         <w:rPr>
           <w:rFonts w:ascii="Times New Roman" w:hAnsi="Times New Roman" w:eastAsia="신명조"/>
           <w:b w:val="0"/>
           <w:i w:val="0"/>
-          <w:sz w:val="20"/>
-        </w:rPr>
-        <w:t>, Vol.10, No.9, pp.367-374, 2021.</w:t>
+          <w:sz w:val="17"/>
+        </w:rPr>
+        <w:t>, Vol.90, 106181, 2020.</w:t>
       </w:r>
     </w:p>
     <w:p>
@@ -8893,7 +9047,7 @@
         <w:wordWrap w:val="0"/>
         <w:autoSpaceDE w:val="0"/>
         <w:autoSpaceDN w:val="0"/>
-        <w:spacing w:after="40" w:before="0" w:line="480" w:lineRule="auto"/>
+        <w:spacing w:after="40" w:before="0" w:line="300" w:lineRule="auto"/>
         <w:ind w:hanging="280" w:left="280"/>
       </w:pPr>
       <w:r>
@@ -8901,27 +9055,27 @@
           <w:rFonts w:ascii="Times New Roman" w:hAnsi="Times New Roman" w:eastAsia="신명조"/>
           <w:b w:val="0"/>
           <w:i w:val="0"/>
-          <w:sz w:val="20"/>
-        </w:rPr>
-        <w:t xml:space="preserve">[3] A. Vaswani et al., "Attention is all you need," in </w:t>
+          <w:sz w:val="17"/>
+        </w:rPr>
+        <w:t xml:space="preserve">[2] T. S. Kim and S. Lee, "Deep learning-based stock fluctuation prediction according to overseas indices and trading trends," </w:t>
       </w:r>
       <w:r>
         <w:rPr>
           <w:rFonts w:ascii="Times New Roman" w:hAnsi="Times New Roman" w:eastAsia="신명조"/>
           <w:b w:val="0"/>
           <w:i/>
-          <w:sz w:val="20"/>
-        </w:rPr>
-        <w:t>Advances in Neural Information Processing Systems</w:t>
+          <w:sz w:val="17"/>
+        </w:rPr>
+        <w:t>KIPS Transactions on Software and Data Engineering</w:t>
       </w:r>
       <w:r>
         <w:rPr>
           <w:rFonts w:ascii="Times New Roman" w:hAnsi="Times New Roman" w:eastAsia="신명조"/>
           <w:b w:val="0"/>
           <w:i w:val="0"/>
-          <w:sz w:val="20"/>
-        </w:rPr>
-        <w:t>, pp.5998-6008, 2017.</w:t>
+          <w:sz w:val="17"/>
+        </w:rPr>
+        <w:t>, Vol.10, No.9, pp.367-374, 2021.</w:t>
       </w:r>
     </w:p>
     <w:p>
@@ -8929,7 +9083,7 @@
         <w:wordWrap w:val="0"/>
         <w:autoSpaceDE w:val="0"/>
         <w:autoSpaceDN w:val="0"/>
-        <w:spacing w:after="40" w:before="0" w:line="480" w:lineRule="auto"/>
+        <w:spacing w:after="40" w:before="0" w:line="300" w:lineRule="auto"/>
         <w:ind w:hanging="280" w:left="280"/>
       </w:pPr>
       <w:r>
@@ -8937,27 +9091,27 @@
           <w:rFonts w:ascii="Times New Roman" w:hAnsi="Times New Roman" w:eastAsia="신명조"/>
           <w:b w:val="0"/>
           <w:i w:val="0"/>
-          <w:sz w:val="20"/>
-        </w:rPr>
-        <w:t xml:space="preserve">[4] H. Zhou et al., "Informer: Beyond efficient transformer for long sequence time-series forecasting," in </w:t>
+          <w:sz w:val="17"/>
+        </w:rPr>
+        <w:t xml:space="preserve">[3] A. Vaswani et al., "Attention is all you need," in </w:t>
       </w:r>
       <w:r>
         <w:rPr>
           <w:rFonts w:ascii="Times New Roman" w:hAnsi="Times New Roman" w:eastAsia="신명조"/>
           <w:b w:val="0"/>
           <w:i/>
-          <w:sz w:val="20"/>
-        </w:rPr>
-        <w:t>Proceedings of the AAAI Conference on Artificial Intelligence</w:t>
+          <w:sz w:val="17"/>
+        </w:rPr>
+        <w:t>Advances in Neural Information Processing Systems</w:t>
       </w:r>
       <w:r>
         <w:rPr>
           <w:rFonts w:ascii="Times New Roman" w:hAnsi="Times New Roman" w:eastAsia="신명조"/>
           <w:b w:val="0"/>
           <w:i w:val="0"/>
-          <w:sz w:val="20"/>
-        </w:rPr>
-        <w:t>, pp.11106-11115, 2021.</w:t>
+          <w:sz w:val="17"/>
+        </w:rPr>
+        <w:t>, pp.5998-6008, 2017.</w:t>
       </w:r>
     </w:p>
     <w:p>
@@ -8965,7 +9119,7 @@
         <w:wordWrap w:val="0"/>
         <w:autoSpaceDE w:val="0"/>
         <w:autoSpaceDN w:val="0"/>
-        <w:spacing w:after="40" w:before="0" w:line="480" w:lineRule="auto"/>
+        <w:spacing w:after="40" w:before="0" w:line="300" w:lineRule="auto"/>
         <w:ind w:hanging="280" w:left="280"/>
       </w:pPr>
       <w:r>
@@ -8973,27 +9127,27 @@
           <w:rFonts w:ascii="Times New Roman" w:hAnsi="Times New Roman" w:eastAsia="신명조"/>
           <w:b w:val="0"/>
           <w:i w:val="0"/>
-          <w:sz w:val="20"/>
-        </w:rPr>
-        <w:t xml:space="preserve">[5] H. Wu, J. Xu, J. Wang, and M. Long, "Autoformer: Decomposition transformers with auto-correlation for long-term series forecasting," in </w:t>
+          <w:sz w:val="17"/>
+        </w:rPr>
+        <w:t xml:space="preserve">[4] H. Zhou et al., "Informer: Beyond efficient transformer for long sequence time-series forecasting," in </w:t>
       </w:r>
       <w:r>
         <w:rPr>
           <w:rFonts w:ascii="Times New Roman" w:hAnsi="Times New Roman" w:eastAsia="신명조"/>
           <w:b w:val="0"/>
           <w:i/>
-          <w:sz w:val="20"/>
-        </w:rPr>
-        <w:t>Advances in Neural Information Processing Systems</w:t>
+          <w:sz w:val="17"/>
+        </w:rPr>
+        <w:t>Proceedings of the AAAI Conference on Artificial Intelligence</w:t>
       </w:r>
       <w:r>
         <w:rPr>
           <w:rFonts w:ascii="Times New Roman" w:hAnsi="Times New Roman" w:eastAsia="신명조"/>
           <w:b w:val="0"/>
           <w:i w:val="0"/>
-          <w:sz w:val="20"/>
-        </w:rPr>
-        <w:t>, pp.22419-22430, 2021.</w:t>
+          <w:sz w:val="17"/>
+        </w:rPr>
+        <w:t>, pp.11106-11115, 2021.</w:t>
       </w:r>
     </w:p>
     <w:p>
@@ -9001,7 +9155,7 @@
         <w:wordWrap w:val="0"/>
         <w:autoSpaceDE w:val="0"/>
         <w:autoSpaceDN w:val="0"/>
-        <w:spacing w:after="40" w:before="0" w:line="480" w:lineRule="auto"/>
+        <w:spacing w:after="40" w:before="0" w:line="300" w:lineRule="auto"/>
         <w:ind w:hanging="280" w:left="280"/>
       </w:pPr>
       <w:r>
@@ -9009,27 +9163,27 @@
           <w:rFonts w:ascii="Times New Roman" w:hAnsi="Times New Roman" w:eastAsia="신명조"/>
           <w:b w:val="0"/>
           <w:i w:val="0"/>
-          <w:sz w:val="20"/>
-        </w:rPr>
-        <w:t xml:space="preserve">[6] A. Zeng, M. Chen, L. Zhang, and Q. Xu, "Are transformers effective for time series forecasting?," in </w:t>
+          <w:sz w:val="17"/>
+        </w:rPr>
+        <w:t xml:space="preserve">[5] H. Wu, J. Xu, J. Wang, and M. Long, "Autoformer: Decomposition transformers with auto-correlation for long-term series forecasting," in </w:t>
       </w:r>
       <w:r>
         <w:rPr>
           <w:rFonts w:ascii="Times New Roman" w:hAnsi="Times New Roman" w:eastAsia="신명조"/>
           <w:b w:val="0"/>
           <w:i/>
-          <w:sz w:val="20"/>
-        </w:rPr>
-        <w:t>Proceedings of the AAAI Conference on Artificial Intelligence</w:t>
+          <w:sz w:val="17"/>
+        </w:rPr>
+        <w:t>Advances in Neural Information Processing Systems</w:t>
       </w:r>
       <w:r>
         <w:rPr>
           <w:rFonts w:ascii="Times New Roman" w:hAnsi="Times New Roman" w:eastAsia="신명조"/>
           <w:b w:val="0"/>
           <w:i w:val="0"/>
-          <w:sz w:val="20"/>
-        </w:rPr>
-        <w:t>, pp.11121-11128, 2023.</w:t>
+          <w:sz w:val="17"/>
+        </w:rPr>
+        <w:t>, pp.22419-22430, 2021.</w:t>
       </w:r>
     </w:p>
     <w:p>
@@ -9037,7 +9191,7 @@
         <w:wordWrap w:val="0"/>
         <w:autoSpaceDE w:val="0"/>
         <w:autoSpaceDN w:val="0"/>
-        <w:spacing w:after="40" w:before="0" w:line="480" w:lineRule="auto"/>
+        <w:spacing w:after="40" w:before="0" w:line="300" w:lineRule="auto"/>
         <w:ind w:hanging="280" w:left="280"/>
       </w:pPr>
       <w:r>
@@ -9045,27 +9199,27 @@
           <w:rFonts w:ascii="Times New Roman" w:hAnsi="Times New Roman" w:eastAsia="신명조"/>
           <w:b w:val="0"/>
           <w:i w:val="0"/>
-          <w:sz w:val="20"/>
-        </w:rPr>
-        <w:t xml:space="preserve">[7] Y. Nie, N. H. Nguyen, P. Sinthong, and J. Kalagnanam, "A time series is worth 64 words: Long-term forecasting with transformers," in </w:t>
+          <w:sz w:val="17"/>
+        </w:rPr>
+        <w:t xml:space="preserve">[6] A. Zeng, M. Chen, L. Zhang, and Q. Xu, "Are transformers effective for time series forecasting?," in </w:t>
       </w:r>
       <w:r>
         <w:rPr>
           <w:rFonts w:ascii="Times New Roman" w:hAnsi="Times New Roman" w:eastAsia="신명조"/>
           <w:b w:val="0"/>
           <w:i/>
-          <w:sz w:val="20"/>
-        </w:rPr>
-        <w:t>Proceedings of the International Conference on Learning Representations</w:t>
+          <w:sz w:val="17"/>
+        </w:rPr>
+        <w:t>Proceedings of the AAAI Conference on Artificial Intelligence</w:t>
       </w:r>
       <w:r>
         <w:rPr>
           <w:rFonts w:ascii="Times New Roman" w:hAnsi="Times New Roman" w:eastAsia="신명조"/>
           <w:b w:val="0"/>
           <w:i w:val="0"/>
-          <w:sz w:val="20"/>
-        </w:rPr>
-        <w:t>, 2023.</w:t>
+          <w:sz w:val="17"/>
+        </w:rPr>
+        <w:t>, pp.11121-11128, 2023.</w:t>
       </w:r>
     </w:p>
     <w:p>
@@ -9073,7 +9227,7 @@
         <w:wordWrap w:val="0"/>
         <w:autoSpaceDE w:val="0"/>
         <w:autoSpaceDN w:val="0"/>
-        <w:spacing w:after="40" w:before="0" w:line="480" w:lineRule="auto"/>
+        <w:spacing w:after="40" w:before="0" w:line="300" w:lineRule="auto"/>
         <w:ind w:hanging="280" w:left="280"/>
       </w:pPr>
       <w:r>
@@ -9081,27 +9235,27 @@
           <w:rFonts w:ascii="Times New Roman" w:hAnsi="Times New Roman" w:eastAsia="신명조"/>
           <w:b w:val="0"/>
           <w:i w:val="0"/>
-          <w:sz w:val="20"/>
-        </w:rPr>
-        <w:t xml:space="preserve">[8] B. Lim, S. O. Arik, N. Loeff, and T. Pfister, "Temporal fusion transformers for interpretable multi-horizon time series forecasting," </w:t>
+          <w:sz w:val="17"/>
+        </w:rPr>
+        <w:t xml:space="preserve">[7] Y. Nie, N. H. Nguyen, P. Sinthong, and J. Kalagnanam, "A time series is worth 64 words: Long-term forecasting with transformers," in </w:t>
       </w:r>
       <w:r>
         <w:rPr>
           <w:rFonts w:ascii="Times New Roman" w:hAnsi="Times New Roman" w:eastAsia="신명조"/>
           <w:b w:val="0"/>
           <w:i/>
-          <w:sz w:val="20"/>
-        </w:rPr>
-        <w:t>International Journal of Forecasting</w:t>
+          <w:sz w:val="17"/>
+        </w:rPr>
+        <w:t>Proceedings of the International Conference on Learning Representations</w:t>
       </w:r>
       <w:r>
         <w:rPr>
           <w:rFonts w:ascii="Times New Roman" w:hAnsi="Times New Roman" w:eastAsia="신명조"/>
           <w:b w:val="0"/>
           <w:i w:val="0"/>
-          <w:sz w:val="20"/>
-        </w:rPr>
-        <w:t>, Vol.37, No.4, pp.1748-1764, 2021.</w:t>
+          <w:sz w:val="17"/>
+        </w:rPr>
+        <w:t>, 2023.</w:t>
       </w:r>
     </w:p>
     <w:p>
@@ -9109,7 +9263,7 @@
         <w:wordWrap w:val="0"/>
         <w:autoSpaceDE w:val="0"/>
         <w:autoSpaceDN w:val="0"/>
-        <w:spacing w:after="40" w:before="0" w:line="480" w:lineRule="auto"/>
+        <w:spacing w:after="40" w:before="0" w:line="300" w:lineRule="auto"/>
         <w:ind w:hanging="280" w:left="280"/>
       </w:pPr>
       <w:r>
@@ -9117,27 +9271,27 @@
           <w:rFonts w:ascii="Times New Roman" w:hAnsi="Times New Roman" w:eastAsia="신명조"/>
           <w:b w:val="0"/>
           <w:i w:val="0"/>
-          <w:sz w:val="20"/>
-        </w:rPr>
-        <w:t xml:space="preserve">[9] I. K. Kim, D. H. Kim, and J. Lee, "Temporal fusion transformers and deep learning methods for multi-horizon time series forecasting," </w:t>
+          <w:sz w:val="17"/>
+        </w:rPr>
+        <w:t xml:space="preserve">[8] B. Lim, S. O. Arik, N. Loeff, and T. Pfister, "Temporal fusion transformers for interpretable multi-horizon time series forecasting," </w:t>
       </w:r>
       <w:r>
         <w:rPr>
           <w:rFonts w:ascii="Times New Roman" w:hAnsi="Times New Roman" w:eastAsia="신명조"/>
           <w:b w:val="0"/>
           <w:i/>
-          <w:sz w:val="20"/>
-        </w:rPr>
-        <w:t>KIPS Transactions on Software and Data Engineering</w:t>
+          <w:sz w:val="17"/>
+        </w:rPr>
+        <w:t>International Journal of Forecasting</w:t>
       </w:r>
       <w:r>
         <w:rPr>
           <w:rFonts w:ascii="Times New Roman" w:hAnsi="Times New Roman" w:eastAsia="신명조"/>
           <w:b w:val="0"/>
           <w:i w:val="0"/>
-          <w:sz w:val="20"/>
-        </w:rPr>
-        <w:t>, Vol.11, No.2, pp.81-86, 2022.</w:t>
+          <w:sz w:val="17"/>
+        </w:rPr>
+        <w:t>, Vol.37, No.4, pp.1748-1764, 2021.</w:t>
       </w:r>
     </w:p>
     <w:p>
@@ -9145,7 +9299,7 @@
         <w:wordWrap w:val="0"/>
         <w:autoSpaceDE w:val="0"/>
         <w:autoSpaceDN w:val="0"/>
-        <w:spacing w:after="40" w:before="0" w:line="480" w:lineRule="auto"/>
+        <w:spacing w:after="40" w:before="0" w:line="300" w:lineRule="auto"/>
         <w:ind w:hanging="280" w:left="280"/>
       </w:pPr>
       <w:r>
@@ -9153,16 +9307,16 @@
           <w:rFonts w:ascii="Times New Roman" w:hAnsi="Times New Roman" w:eastAsia="신명조"/>
           <w:b w:val="0"/>
           <w:i w:val="0"/>
-          <w:sz w:val="20"/>
-        </w:rPr>
-        <w:t xml:space="preserve">[10] D.-K. Kim and K. Kim, "Style-based transformer for time series forecasting," </w:t>
+          <w:sz w:val="17"/>
+        </w:rPr>
+        <w:t xml:space="preserve">[9] I. K. Kim, D. H. Kim, and J. Lee, "Temporal fusion transformers and deep learning methods for multi-horizon time series forecasting," </w:t>
       </w:r>
       <w:r>
         <w:rPr>
           <w:rFonts w:ascii="Times New Roman" w:hAnsi="Times New Roman" w:eastAsia="신명조"/>
           <w:b w:val="0"/>
           <w:i/>
-          <w:sz w:val="20"/>
+          <w:sz w:val="17"/>
         </w:rPr>
         <w:t>KIPS Transactions on Software and Data Engineering</w:t>
       </w:r>
@@ -9171,9 +9325,9 @@
           <w:rFonts w:ascii="Times New Roman" w:hAnsi="Times New Roman" w:eastAsia="신명조"/>
           <w:b w:val="0"/>
           <w:i w:val="0"/>
-          <w:sz w:val="20"/>
-        </w:rPr>
-        <w:t>, Vol.10, No.12, pp.579-586, 2021.</w:t>
+          <w:sz w:val="17"/>
+        </w:rPr>
+        <w:t>, Vol.11, No.2, pp.81-86, 2022.</w:t>
       </w:r>
     </w:p>
     <w:p>
@@ -9181,7 +9335,7 @@
         <w:wordWrap w:val="0"/>
         <w:autoSpaceDE w:val="0"/>
         <w:autoSpaceDN w:val="0"/>
-        <w:spacing w:after="40" w:before="0" w:line="480" w:lineRule="auto"/>
+        <w:spacing w:after="40" w:before="0" w:line="300" w:lineRule="auto"/>
         <w:ind w:hanging="280" w:left="280"/>
       </w:pPr>
       <w:r>
@@ -9189,27 +9343,27 @@
           <w:rFonts w:ascii="Times New Roman" w:hAnsi="Times New Roman" w:eastAsia="신명조"/>
           <w:b w:val="0"/>
           <w:i w:val="0"/>
-          <w:sz w:val="20"/>
-        </w:rPr>
-        <w:t xml:space="preserve">[11] T. Kim, J. Kim, Y. Tae, C. Park, J.-H. Choi, and J. Choo, "Reversible instance normalization for accurate time-series forecasting against distribution shift," in </w:t>
+          <w:sz w:val="17"/>
+        </w:rPr>
+        <w:t xml:space="preserve">[10] D.-K. Kim and K. Kim, "Style-based transformer for time series forecasting," </w:t>
       </w:r>
       <w:r>
         <w:rPr>
           <w:rFonts w:ascii="Times New Roman" w:hAnsi="Times New Roman" w:eastAsia="신명조"/>
           <w:b w:val="0"/>
           <w:i/>
-          <w:sz w:val="20"/>
-        </w:rPr>
-        <w:t>Proceedings of the International Conference on Learning Representations</w:t>
+          <w:sz w:val="17"/>
+        </w:rPr>
+        <w:t>KIPS Transactions on Software and Data Engineering</w:t>
       </w:r>
       <w:r>
         <w:rPr>
           <w:rFonts w:ascii="Times New Roman" w:hAnsi="Times New Roman" w:eastAsia="신명조"/>
           <w:b w:val="0"/>
           <w:i w:val="0"/>
-          <w:sz w:val="20"/>
-        </w:rPr>
-        <w:t>, 2022.</w:t>
+          <w:sz w:val="17"/>
+        </w:rPr>
+        <w:t>, Vol.10, No.12, pp.579-586, 2021.</w:t>
       </w:r>
     </w:p>
     <w:p>
@@ -9217,7 +9371,7 @@
         <w:wordWrap w:val="0"/>
         <w:autoSpaceDE w:val="0"/>
         <w:autoSpaceDN w:val="0"/>
-        <w:spacing w:after="40" w:before="0" w:line="480" w:lineRule="auto"/>
+        <w:spacing w:after="40" w:before="0" w:line="300" w:lineRule="auto"/>
         <w:ind w:hanging="280" w:left="280"/>
       </w:pPr>
       <w:r>
@@ -9225,27 +9379,27 @@
           <w:rFonts w:ascii="Times New Roman" w:hAnsi="Times New Roman" w:eastAsia="신명조"/>
           <w:b w:val="0"/>
           <w:i w:val="0"/>
-          <w:sz w:val="20"/>
-        </w:rPr>
-        <w:t xml:space="preserve">[12] R. Koenker and G. Bassett, "Regression quantiles," </w:t>
+          <w:sz w:val="17"/>
+        </w:rPr>
+        <w:t xml:space="preserve">[11] T. Kim, J. Kim, Y. Tae, C. Park, J.-H. Choi, and J. Choo, "Reversible instance normalization for accurate time-series forecasting against distribution shift," in </w:t>
       </w:r>
       <w:r>
         <w:rPr>
           <w:rFonts w:ascii="Times New Roman" w:hAnsi="Times New Roman" w:eastAsia="신명조"/>
           <w:b w:val="0"/>
           <w:i/>
-          <w:sz w:val="20"/>
-        </w:rPr>
-        <w:t>Econometrica</w:t>
+          <w:sz w:val="17"/>
+        </w:rPr>
+        <w:t>Proceedings of the International Conference on Learning Representations</w:t>
       </w:r>
       <w:r>
         <w:rPr>
           <w:rFonts w:ascii="Times New Roman" w:hAnsi="Times New Roman" w:eastAsia="신명조"/>
           <w:b w:val="0"/>
           <w:i w:val="0"/>
-          <w:sz w:val="20"/>
-        </w:rPr>
-        <w:t>, Vol.46, No.1, pp.33-50, 1978.</w:t>
+          <w:sz w:val="17"/>
+        </w:rPr>
+        <w:t>, 2022.</w:t>
       </w:r>
     </w:p>
     <w:p>
@@ -9253,7 +9407,7 @@
         <w:wordWrap w:val="0"/>
         <w:autoSpaceDE w:val="0"/>
         <w:autoSpaceDN w:val="0"/>
-        <w:spacing w:after="40" w:before="0" w:line="480" w:lineRule="auto"/>
+        <w:spacing w:after="40" w:before="0" w:line="300" w:lineRule="auto"/>
         <w:ind w:hanging="280" w:left="280"/>
       </w:pPr>
       <w:r>
@@ -9261,27 +9415,27 @@
           <w:rFonts w:ascii="Times New Roman" w:hAnsi="Times New Roman" w:eastAsia="신명조"/>
           <w:b w:val="0"/>
           <w:i w:val="0"/>
-          <w:sz w:val="20"/>
-        </w:rPr>
-        <w:t xml:space="preserve">[13] Y. Romano, E. Patterson, and E. J. Candes, "Conformalized quantile regression," in </w:t>
+          <w:sz w:val="17"/>
+        </w:rPr>
+        <w:t xml:space="preserve">[12] R. Koenker and G. Bassett, "Regression quantiles," </w:t>
       </w:r>
       <w:r>
         <w:rPr>
           <w:rFonts w:ascii="Times New Roman" w:hAnsi="Times New Roman" w:eastAsia="신명조"/>
           <w:b w:val="0"/>
           <w:i/>
-          <w:sz w:val="20"/>
-        </w:rPr>
-        <w:t>Advances in Neural Information Processing Systems</w:t>
+          <w:sz w:val="17"/>
+        </w:rPr>
+        <w:t>Econometrica</w:t>
       </w:r>
       <w:r>
         <w:rPr>
           <w:rFonts w:ascii="Times New Roman" w:hAnsi="Times New Roman" w:eastAsia="신명조"/>
           <w:b w:val="0"/>
           <w:i w:val="0"/>
-          <w:sz w:val="20"/>
-        </w:rPr>
-        <w:t>, pp.3543-3553, 2019.</w:t>
+          <w:sz w:val="17"/>
+        </w:rPr>
+        <w:t>, Vol.46, No.1, pp.33-50, 1978.</w:t>
       </w:r>
     </w:p>
     <w:p>
@@ -9289,7 +9443,7 @@
         <w:wordWrap w:val="0"/>
         <w:autoSpaceDE w:val="0"/>
         <w:autoSpaceDN w:val="0"/>
-        <w:spacing w:after="40" w:before="0" w:line="480" w:lineRule="auto"/>
+        <w:spacing w:after="40" w:before="0" w:line="300" w:lineRule="auto"/>
         <w:ind w:hanging="280" w:left="280"/>
       </w:pPr>
       <w:r>
@@ -9297,27 +9451,27 @@
           <w:rFonts w:ascii="Times New Roman" w:hAnsi="Times New Roman" w:eastAsia="신명조"/>
           <w:b w:val="0"/>
           <w:i w:val="0"/>
-          <w:sz w:val="20"/>
-        </w:rPr>
-        <w:t xml:space="preserve">[14] C. K. Chow, "On optimum recognition error and reject tradeoff," </w:t>
+          <w:sz w:val="17"/>
+        </w:rPr>
+        <w:t xml:space="preserve">[13] Y. Romano, E. Patterson, and E. J. Candes, "Conformalized quantile regression," in </w:t>
       </w:r>
       <w:r>
         <w:rPr>
           <w:rFonts w:ascii="Times New Roman" w:hAnsi="Times New Roman" w:eastAsia="신명조"/>
           <w:b w:val="0"/>
           <w:i/>
-          <w:sz w:val="20"/>
-        </w:rPr>
-        <w:t>IEEE Transactions on Information Theory</w:t>
+          <w:sz w:val="17"/>
+        </w:rPr>
+        <w:t>Advances in Neural Information Processing Systems</w:t>
       </w:r>
       <w:r>
         <w:rPr>
           <w:rFonts w:ascii="Times New Roman" w:hAnsi="Times New Roman" w:eastAsia="신명조"/>
           <w:b w:val="0"/>
           <w:i w:val="0"/>
-          <w:sz w:val="20"/>
-        </w:rPr>
-        <w:t>, Vol.16, No.1, pp.41-46, 1970.</w:t>
+          <w:sz w:val="17"/>
+        </w:rPr>
+        <w:t>, pp.3543-3553, 2019.</w:t>
       </w:r>
     </w:p>
     <w:p>
@@ -9325,7 +9479,7 @@
         <w:wordWrap w:val="0"/>
         <w:autoSpaceDE w:val="0"/>
         <w:autoSpaceDN w:val="0"/>
-        <w:spacing w:after="40" w:before="0" w:line="480" w:lineRule="auto"/>
+        <w:spacing w:after="40" w:before="0" w:line="300" w:lineRule="auto"/>
         <w:ind w:hanging="280" w:left="280"/>
       </w:pPr>
       <w:r>
@@ -9333,27 +9487,27 @@
           <w:rFonts w:ascii="Times New Roman" w:hAnsi="Times New Roman" w:eastAsia="신명조"/>
           <w:b w:val="0"/>
           <w:i w:val="0"/>
-          <w:sz w:val="20"/>
-        </w:rPr>
-        <w:t xml:space="preserve">[15] R. El-Yaniv and Y. Wiener, "On the foundations of noise-free selective classification," </w:t>
+          <w:sz w:val="17"/>
+        </w:rPr>
+        <w:t xml:space="preserve">[14] C. K. Chow, "On optimum recognition error and reject tradeoff," </w:t>
       </w:r>
       <w:r>
         <w:rPr>
           <w:rFonts w:ascii="Times New Roman" w:hAnsi="Times New Roman" w:eastAsia="신명조"/>
           <w:b w:val="0"/>
           <w:i/>
-          <w:sz w:val="20"/>
-        </w:rPr>
-        <w:t>Journal of Machine Learning Research</w:t>
+          <w:sz w:val="17"/>
+        </w:rPr>
+        <w:t>IEEE Transactions on Information Theory</w:t>
       </w:r>
       <w:r>
         <w:rPr>
           <w:rFonts w:ascii="Times New Roman" w:hAnsi="Times New Roman" w:eastAsia="신명조"/>
           <w:b w:val="0"/>
           <w:i w:val="0"/>
-          <w:sz w:val="20"/>
-        </w:rPr>
-        <w:t>, Vol.11, pp.1605-1641, 2010.</w:t>
+          <w:sz w:val="17"/>
+        </w:rPr>
+        <w:t>, Vol.16, No.1, pp.41-46, 1970.</w:t>
       </w:r>
     </w:p>
     <w:p>
@@ -9361,7 +9515,7 @@
         <w:wordWrap w:val="0"/>
         <w:autoSpaceDE w:val="0"/>
         <w:autoSpaceDN w:val="0"/>
-        <w:spacing w:after="40" w:before="0" w:line="480" w:lineRule="auto"/>
+        <w:spacing w:after="40" w:before="0" w:line="300" w:lineRule="auto"/>
         <w:ind w:hanging="280" w:left="280"/>
       </w:pPr>
       <w:r>
@@ -9369,27 +9523,27 @@
           <w:rFonts w:ascii="Times New Roman" w:hAnsi="Times New Roman" w:eastAsia="신명조"/>
           <w:b w:val="0"/>
           <w:i w:val="0"/>
-          <w:sz w:val="20"/>
-        </w:rPr>
-        <w:t xml:space="preserve">[16] Y. Geifman and R. El-Yaniv, "Selective classification for deep neural networks," in </w:t>
+          <w:sz w:val="17"/>
+        </w:rPr>
+        <w:t xml:space="preserve">[15] R. El-Yaniv and Y. Wiener, "On the foundations of noise-free selective classification," </w:t>
       </w:r>
       <w:r>
         <w:rPr>
           <w:rFonts w:ascii="Times New Roman" w:hAnsi="Times New Roman" w:eastAsia="신명조"/>
           <w:b w:val="0"/>
           <w:i/>
-          <w:sz w:val="20"/>
-        </w:rPr>
-        <w:t>Advances in Neural Information Processing Systems</w:t>
+          <w:sz w:val="17"/>
+        </w:rPr>
+        <w:t>Journal of Machine Learning Research</w:t>
       </w:r>
       <w:r>
         <w:rPr>
           <w:rFonts w:ascii="Times New Roman" w:hAnsi="Times New Roman" w:eastAsia="신명조"/>
           <w:b w:val="0"/>
           <w:i w:val="0"/>
-          <w:sz w:val="20"/>
-        </w:rPr>
-        <w:t>, pp.4878-4887, 2017.</w:t>
+          <w:sz w:val="17"/>
+        </w:rPr>
+        <w:t>, Vol.11, pp.1605-1641, 2010.</w:t>
       </w:r>
     </w:p>
     <w:p>
@@ -9397,7 +9551,7 @@
         <w:wordWrap w:val="0"/>
         <w:autoSpaceDE w:val="0"/>
         <w:autoSpaceDN w:val="0"/>
-        <w:spacing w:after="40" w:before="0" w:line="480" w:lineRule="auto"/>
+        <w:spacing w:after="40" w:before="0" w:line="300" w:lineRule="auto"/>
         <w:ind w:hanging="280" w:left="280"/>
       </w:pPr>
       <w:r>
@@ -9405,27 +9559,27 @@
           <w:rFonts w:ascii="Times New Roman" w:hAnsi="Times New Roman" w:eastAsia="신명조"/>
           <w:b w:val="0"/>
           <w:i w:val="0"/>
-          <w:sz w:val="20"/>
-        </w:rPr>
-        <w:t xml:space="preserve">[17] T. Fischer and C. Krauss, "Deep learning with long short-term memory networks for financial market predictions," </w:t>
+          <w:sz w:val="17"/>
+        </w:rPr>
+        <w:t xml:space="preserve">[16] Y. Geifman and R. El-Yaniv, "Selective classification for deep neural networks," in </w:t>
       </w:r>
       <w:r>
         <w:rPr>
           <w:rFonts w:ascii="Times New Roman" w:hAnsi="Times New Roman" w:eastAsia="신명조"/>
           <w:b w:val="0"/>
           <w:i/>
-          <w:sz w:val="20"/>
-        </w:rPr>
-        <w:t>European Journal of Operational Research</w:t>
+          <w:sz w:val="17"/>
+        </w:rPr>
+        <w:t>Advances in Neural Information Processing Systems</w:t>
       </w:r>
       <w:r>
         <w:rPr>
           <w:rFonts w:ascii="Times New Roman" w:hAnsi="Times New Roman" w:eastAsia="신명조"/>
           <w:b w:val="0"/>
           <w:i w:val="0"/>
-          <w:sz w:val="20"/>
-        </w:rPr>
-        <w:t>, Vol.270, No.2, pp.654-669, 2018.</w:t>
+          <w:sz w:val="17"/>
+        </w:rPr>
+        <w:t>, pp.4878-4887, 2017.</w:t>
       </w:r>
     </w:p>
     <w:p>
@@ -9433,7 +9587,7 @@
         <w:wordWrap w:val="0"/>
         <w:autoSpaceDE w:val="0"/>
         <w:autoSpaceDN w:val="0"/>
-        <w:spacing w:after="40" w:before="0" w:line="480" w:lineRule="auto"/>
+        <w:spacing w:after="40" w:before="0" w:line="300" w:lineRule="auto"/>
         <w:ind w:hanging="280" w:left="280"/>
       </w:pPr>
       <w:r>
@@ -9441,27 +9595,27 @@
           <w:rFonts w:ascii="Times New Roman" w:hAnsi="Times New Roman" w:eastAsia="신명조"/>
           <w:b w:val="0"/>
           <w:i w:val="0"/>
-          <w:sz w:val="20"/>
-        </w:rPr>
-        <w:t xml:space="preserve">[18] S. Gu, B. Kelly, and D. Xiu, "Empirical asset pricing via machine learning," </w:t>
+          <w:sz w:val="17"/>
+        </w:rPr>
+        <w:t xml:space="preserve">[17] T. Fischer and C. Krauss, "Deep learning with long short-term memory networks for financial market predictions," </w:t>
       </w:r>
       <w:r>
         <w:rPr>
           <w:rFonts w:ascii="Times New Roman" w:hAnsi="Times New Roman" w:eastAsia="신명조"/>
           <w:b w:val="0"/>
           <w:i/>
-          <w:sz w:val="20"/>
-        </w:rPr>
-        <w:t>The Review of Financial Studies</w:t>
+          <w:sz w:val="17"/>
+        </w:rPr>
+        <w:t>European Journal of Operational Research</w:t>
       </w:r>
       <w:r>
         <w:rPr>
           <w:rFonts w:ascii="Times New Roman" w:hAnsi="Times New Roman" w:eastAsia="신명조"/>
           <w:b w:val="0"/>
           <w:i w:val="0"/>
-          <w:sz w:val="20"/>
-        </w:rPr>
-        <w:t>, Vol.33, No.5, pp.2223-2273, 2020.</w:t>
+          <w:sz w:val="17"/>
+        </w:rPr>
+        <w:t>, Vol.270, No.2, pp.654-669, 2018.</w:t>
       </w:r>
     </w:p>
     <w:p>
@@ -9469,7 +9623,7 @@
         <w:wordWrap w:val="0"/>
         <w:autoSpaceDE w:val="0"/>
         <w:autoSpaceDN w:val="0"/>
-        <w:spacing w:after="40" w:before="0" w:line="480" w:lineRule="auto"/>
+        <w:spacing w:after="40" w:before="0" w:line="300" w:lineRule="auto"/>
         <w:ind w:hanging="280" w:left="280"/>
       </w:pPr>
       <w:r>
@@ -9477,27 +9631,27 @@
           <w:rFonts w:ascii="Times New Roman" w:hAnsi="Times New Roman" w:eastAsia="신명조"/>
           <w:b w:val="0"/>
           <w:i w:val="0"/>
-          <w:sz w:val="20"/>
-        </w:rPr>
-        <w:t xml:space="preserve">[19] H. J. Kim and Y. S. Jung, "A stock price prediction based on recurrent convolution neural network with weighted loss function," </w:t>
+          <w:sz w:val="17"/>
+        </w:rPr>
+        <w:t xml:space="preserve">[18] S. Gu, B. Kelly, and D. Xiu, "Empirical asset pricing via machine learning," </w:t>
       </w:r>
       <w:r>
         <w:rPr>
           <w:rFonts w:ascii="Times New Roman" w:hAnsi="Times New Roman" w:eastAsia="신명조"/>
           <w:b w:val="0"/>
           <w:i/>
-          <w:sz w:val="20"/>
-        </w:rPr>
-        <w:t>KIPS Transactions on Software and Data Engineering</w:t>
+          <w:sz w:val="17"/>
+        </w:rPr>
+        <w:t>The Review of Financial Studies</w:t>
       </w:r>
       <w:r>
         <w:rPr>
           <w:rFonts w:ascii="Times New Roman" w:hAnsi="Times New Roman" w:eastAsia="신명조"/>
           <w:b w:val="0"/>
           <w:i w:val="0"/>
-          <w:sz w:val="20"/>
-        </w:rPr>
-        <w:t>, Vol.8, No.3, pp.123-128, 2019.</w:t>
+          <w:sz w:val="17"/>
+        </w:rPr>
+        <w:t>, Vol.33, No.5, pp.2223-2273, 2020.</w:t>
       </w:r>
     </w:p>
     <w:p>
@@ -9505,7 +9659,7 @@
         <w:wordWrap w:val="0"/>
         <w:autoSpaceDE w:val="0"/>
         <w:autoSpaceDN w:val="0"/>
-        <w:spacing w:after="40" w:before="0" w:line="480" w:lineRule="auto"/>
+        <w:spacing w:after="40" w:before="0" w:line="300" w:lineRule="auto"/>
         <w:ind w:hanging="280" w:left="280"/>
       </w:pPr>
       <w:r>
@@ -9513,27 +9667,27 @@
           <w:rFonts w:ascii="Times New Roman" w:hAnsi="Times New Roman" w:eastAsia="신명조"/>
           <w:b w:val="0"/>
           <w:i w:val="0"/>
-          <w:sz w:val="20"/>
-        </w:rPr>
-        <w:t xml:space="preserve">[20] S. Makridakis, E. Spiliotis, and V. Assimakopoulos, "Statistical and machine learning forecasting methods: Concerns and ways forward," </w:t>
+          <w:sz w:val="17"/>
+        </w:rPr>
+        <w:t xml:space="preserve">[19] H. J. Kim and Y. S. Jung, "A stock price prediction based on recurrent convolution neural network with weighted loss function," </w:t>
       </w:r>
       <w:r>
         <w:rPr>
           <w:rFonts w:ascii="Times New Roman" w:hAnsi="Times New Roman" w:eastAsia="신명조"/>
           <w:b w:val="0"/>
           <w:i/>
-          <w:sz w:val="20"/>
-        </w:rPr>
-        <w:t>PLOS ONE</w:t>
+          <w:sz w:val="17"/>
+        </w:rPr>
+        <w:t>KIPS Transactions on Software and Data Engineering</w:t>
       </w:r>
       <w:r>
         <w:rPr>
           <w:rFonts w:ascii="Times New Roman" w:hAnsi="Times New Roman" w:eastAsia="신명조"/>
           <w:b w:val="0"/>
           <w:i w:val="0"/>
-          <w:sz w:val="20"/>
-        </w:rPr>
-        <w:t>, Vol.13, No.3, e0194889, 2018.</w:t>
+          <w:sz w:val="17"/>
+        </w:rPr>
+        <w:t>, Vol.8, No.3, pp.123-128, 2019.</w:t>
       </w:r>
     </w:p>
     <w:p>
@@ -9541,7 +9695,7 @@
         <w:wordWrap w:val="0"/>
         <w:autoSpaceDE w:val="0"/>
         <w:autoSpaceDN w:val="0"/>
-        <w:spacing w:after="40" w:before="0" w:line="480" w:lineRule="auto"/>
+        <w:spacing w:after="40" w:before="0" w:line="300" w:lineRule="auto"/>
         <w:ind w:hanging="280" w:left="280"/>
       </w:pPr>
       <w:r>
@@ -9549,27 +9703,27 @@
           <w:rFonts w:ascii="Times New Roman" w:hAnsi="Times New Roman" w:eastAsia="신명조"/>
           <w:b w:val="0"/>
           <w:i w:val="0"/>
-          <w:sz w:val="20"/>
-        </w:rPr>
-        <w:t xml:space="preserve">[21] Y. Wang et al., "TimeXer: Empowering transformers for time series forecasting with exogenous variables," in </w:t>
+          <w:sz w:val="17"/>
+        </w:rPr>
+        <w:t xml:space="preserve">[20] S. Makridakis, E. Spiliotis, and V. Assimakopoulos, "Statistical and machine learning forecasting methods: Concerns and ways forward," </w:t>
       </w:r>
       <w:r>
         <w:rPr>
           <w:rFonts w:ascii="Times New Roman" w:hAnsi="Times New Roman" w:eastAsia="신명조"/>
           <w:b w:val="0"/>
           <w:i/>
-          <w:sz w:val="20"/>
-        </w:rPr>
-        <w:t>Advances in Neural Information Processing Systems</w:t>
+          <w:sz w:val="17"/>
+        </w:rPr>
+        <w:t>PLOS ONE</w:t>
       </w:r>
       <w:r>
         <w:rPr>
           <w:rFonts w:ascii="Times New Roman" w:hAnsi="Times New Roman" w:eastAsia="신명조"/>
           <w:b w:val="0"/>
           <w:i w:val="0"/>
-          <w:sz w:val="20"/>
-        </w:rPr>
-        <w:t>, 2024.</w:t>
+          <w:sz w:val="17"/>
+        </w:rPr>
+        <w:t>, Vol.13, No.3, e0194889, 2018.</w:t>
       </w:r>
     </w:p>
     <w:p>
@@ -9577,7 +9731,7 @@
         <w:wordWrap w:val="0"/>
         <w:autoSpaceDE w:val="0"/>
         <w:autoSpaceDN w:val="0"/>
-        <w:spacing w:after="40" w:before="0" w:line="480" w:lineRule="auto"/>
+        <w:spacing w:after="40" w:before="0" w:line="300" w:lineRule="auto"/>
         <w:ind w:hanging="280" w:left="280"/>
       </w:pPr>
       <w:r>
@@ -9585,27 +9739,27 @@
           <w:rFonts w:ascii="Times New Roman" w:hAnsi="Times New Roman" w:eastAsia="신명조"/>
           <w:b w:val="0"/>
           <w:i w:val="0"/>
-          <w:sz w:val="20"/>
-        </w:rPr>
-        <w:t xml:space="preserve">[22] F. X. Diebold and R. S. Mariano, "Comparing predictive accuracy," </w:t>
+          <w:sz w:val="17"/>
+        </w:rPr>
+        <w:t xml:space="preserve">[21] Y. Wang et al., "TimeXer: Empowering transformers for time series forecasting with exogenous variables," in </w:t>
       </w:r>
       <w:r>
         <w:rPr>
           <w:rFonts w:ascii="Times New Roman" w:hAnsi="Times New Roman" w:eastAsia="신명조"/>
           <w:b w:val="0"/>
           <w:i/>
-          <w:sz w:val="20"/>
-        </w:rPr>
-        <w:t>Journal of Business &amp; Economic Statistics</w:t>
+          <w:sz w:val="17"/>
+        </w:rPr>
+        <w:t>Advances in Neural Information Processing Systems</w:t>
       </w:r>
       <w:r>
         <w:rPr>
           <w:rFonts w:ascii="Times New Roman" w:hAnsi="Times New Roman" w:eastAsia="신명조"/>
           <w:b w:val="0"/>
           <w:i w:val="0"/>
-          <w:sz w:val="20"/>
-        </w:rPr>
-        <w:t>, Vol.13, No.3, pp.253-263, 1995.</w:t>
+          <w:sz w:val="17"/>
+        </w:rPr>
+        <w:t>, 2024.</w:t>
       </w:r>
     </w:p>
     <w:p>
@@ -9613,7 +9767,7 @@
         <w:wordWrap w:val="0"/>
         <w:autoSpaceDE w:val="0"/>
         <w:autoSpaceDN w:val="0"/>
-        <w:spacing w:after="40" w:before="0" w:line="480" w:lineRule="auto"/>
+        <w:spacing w:after="40" w:before="0" w:line="300" w:lineRule="auto"/>
         <w:ind w:hanging="280" w:left="280"/>
       </w:pPr>
       <w:r>
@@ -9621,27 +9775,27 @@
           <w:rFonts w:ascii="Times New Roman" w:hAnsi="Times New Roman" w:eastAsia="신명조"/>
           <w:b w:val="0"/>
           <w:i w:val="0"/>
-          <w:sz w:val="20"/>
-        </w:rPr>
-        <w:t xml:space="preserve">[23] W. K. Newey and K. D. West, "A simple, positive semi-definite, heteroskedasticity and autocorrelation consistent covariance matrix," </w:t>
+          <w:sz w:val="17"/>
+        </w:rPr>
+        <w:t xml:space="preserve">[22] F. X. Diebold and R. S. Mariano, "Comparing predictive accuracy," </w:t>
       </w:r>
       <w:r>
         <w:rPr>
           <w:rFonts w:ascii="Times New Roman" w:hAnsi="Times New Roman" w:eastAsia="신명조"/>
           <w:b w:val="0"/>
           <w:i/>
-          <w:sz w:val="20"/>
-        </w:rPr>
-        <w:t>Econometrica</w:t>
+          <w:sz w:val="17"/>
+        </w:rPr>
+        <w:t>Journal of Business &amp; Economic Statistics</w:t>
       </w:r>
       <w:r>
         <w:rPr>
           <w:rFonts w:ascii="Times New Roman" w:hAnsi="Times New Roman" w:eastAsia="신명조"/>
           <w:b w:val="0"/>
           <w:i w:val="0"/>
-          <w:sz w:val="20"/>
-        </w:rPr>
-        <w:t>, Vol.55, No.3, pp.703-708, 1987.</w:t>
+          <w:sz w:val="17"/>
+        </w:rPr>
+        <w:t>, Vol.13, No.3, pp.253-263, 1995.</w:t>
       </w:r>
     </w:p>
     <w:p>
@@ -9649,7 +9803,7 @@
         <w:wordWrap w:val="0"/>
         <w:autoSpaceDE w:val="0"/>
         <w:autoSpaceDN w:val="0"/>
-        <w:spacing w:after="40" w:before="0" w:line="480" w:lineRule="auto"/>
+        <w:spacing w:after="40" w:before="0" w:line="300" w:lineRule="auto"/>
         <w:ind w:hanging="280" w:left="280"/>
       </w:pPr>
       <w:r>
@@ -9657,27 +9811,27 @@
           <w:rFonts w:ascii="Times New Roman" w:hAnsi="Times New Roman" w:eastAsia="신명조"/>
           <w:b w:val="0"/>
           <w:i w:val="0"/>
-          <w:sz w:val="20"/>
-        </w:rPr>
-        <w:t xml:space="preserve">[24] D. Harvey, S. Leybourne, and P. Newbold, "Testing the equality of prediction mean squared errors," </w:t>
+          <w:sz w:val="17"/>
+        </w:rPr>
+        <w:t xml:space="preserve">[23] W. K. Newey and K. D. West, "A simple, positive semi-definite, heteroskedasticity and autocorrelation consistent covariance matrix," </w:t>
       </w:r>
       <w:r>
         <w:rPr>
           <w:rFonts w:ascii="Times New Roman" w:hAnsi="Times New Roman" w:eastAsia="신명조"/>
           <w:b w:val="0"/>
           <w:i/>
-          <w:sz w:val="20"/>
-        </w:rPr>
-        <w:t>International Journal of Forecasting</w:t>
+          <w:sz w:val="17"/>
+        </w:rPr>
+        <w:t>Econometrica</w:t>
       </w:r>
       <w:r>
         <w:rPr>
           <w:rFonts w:ascii="Times New Roman" w:hAnsi="Times New Roman" w:eastAsia="신명조"/>
           <w:b w:val="0"/>
           <w:i w:val="0"/>
-          <w:sz w:val="20"/>
-        </w:rPr>
-        <w:t>, Vol.13, No.2, pp.281-291, 1997.</w:t>
+          <w:sz w:val="17"/>
+        </w:rPr>
+        <w:t>, Vol.55, No.3, pp.703-708, 1987.</w:t>
       </w:r>
     </w:p>
     <w:p>
@@ -9685,7 +9839,7 @@
         <w:wordWrap w:val="0"/>
         <w:autoSpaceDE w:val="0"/>
         <w:autoSpaceDN w:val="0"/>
-        <w:spacing w:after="40" w:before="0" w:line="480" w:lineRule="auto"/>
+        <w:spacing w:after="40" w:before="0" w:line="300" w:lineRule="auto"/>
         <w:ind w:hanging="280" w:left="280"/>
       </w:pPr>
       <w:r>
@@ -9693,27 +9847,27 @@
           <w:rFonts w:ascii="Times New Roman" w:hAnsi="Times New Roman" w:eastAsia="신명조"/>
           <w:b w:val="0"/>
           <w:i w:val="0"/>
-          <w:sz w:val="20"/>
-        </w:rPr>
-        <w:t xml:space="preserve">[25] G. Ke et al., "LightGBM: A highly efficient gradient boosting decision tree," in </w:t>
+          <w:sz w:val="17"/>
+        </w:rPr>
+        <w:t xml:space="preserve">[24] D. Harvey, S. Leybourne, and P. Newbold, "Testing the equality of prediction mean squared errors," </w:t>
       </w:r>
       <w:r>
         <w:rPr>
           <w:rFonts w:ascii="Times New Roman" w:hAnsi="Times New Roman" w:eastAsia="신명조"/>
           <w:b w:val="0"/>
           <w:i/>
-          <w:sz w:val="20"/>
-        </w:rPr>
-        <w:t>Advances in Neural Information Processing Systems</w:t>
+          <w:sz w:val="17"/>
+        </w:rPr>
+        <w:t>International Journal of Forecasting</w:t>
       </w:r>
       <w:r>
         <w:rPr>
           <w:rFonts w:ascii="Times New Roman" w:hAnsi="Times New Roman" w:eastAsia="신명조"/>
           <w:b w:val="0"/>
           <w:i w:val="0"/>
-          <w:sz w:val="20"/>
-        </w:rPr>
-        <w:t>, pp.3146-3154, 2017.</w:t>
+          <w:sz w:val="17"/>
+        </w:rPr>
+        <w:t>, Vol.13, No.2, pp.281-291, 1997.</w:t>
       </w:r>
     </w:p>
     <w:p>
@@ -9721,7 +9875,7 @@
         <w:wordWrap w:val="0"/>
         <w:autoSpaceDE w:val="0"/>
         <w:autoSpaceDN w:val="0"/>
-        <w:spacing w:after="40" w:before="0" w:line="480" w:lineRule="auto"/>
+        <w:spacing w:after="40" w:before="0" w:line="300" w:lineRule="auto"/>
         <w:ind w:hanging="280" w:left="280"/>
       </w:pPr>
       <w:r>
@@ -9729,32 +9883,27 @@
           <w:rFonts w:ascii="Times New Roman" w:hAnsi="Times New Roman" w:eastAsia="신명조"/>
           <w:b w:val="0"/>
           <w:i w:val="0"/>
-          <w:sz w:val="20"/>
-        </w:rPr>
-        <w:t xml:space="preserve">[26] F. Pedregosa et al., "Scikit-learn: Machine learning in Python," </w:t>
+          <w:sz w:val="17"/>
+        </w:rPr>
+        <w:t xml:space="preserve">[25] G. Ke et al., "LightGBM: A highly efficient gradient boosting decision tree," in </w:t>
       </w:r>
       <w:r>
         <w:rPr>
           <w:rFonts w:ascii="Times New Roman" w:hAnsi="Times New Roman" w:eastAsia="신명조"/>
           <w:b w:val="0"/>
           <w:i/>
-          <w:sz w:val="20"/>
-        </w:rPr>
-        <w:t>Journal of Machine Learning Research</w:t>
+          <w:sz w:val="17"/>
+        </w:rPr>
+        <w:t>Advances in Neural Information Processing Systems</w:t>
       </w:r>
       <w:r>
         <w:rPr>
           <w:rFonts w:ascii="Times New Roman" w:hAnsi="Times New Roman" w:eastAsia="신명조"/>
           <w:b w:val="0"/>
           <w:i w:val="0"/>
-          <w:sz w:val="20"/>
-        </w:rPr>
-        <w:t>, Vol.12, pp.2825-2830, 2011.</w:t>
-      </w:r>
-    </w:p>
-    <w:p>
-      <w:r>
-        <w:br w:type="page"/>
+          <w:sz w:val="17"/>
+        </w:rPr>
+        <w:t>, pp.3146-3154, 2017.</w:t>
       </w:r>
     </w:p>
     <w:p>
@@ -9762,77 +9911,43 @@
         <w:wordWrap w:val="0"/>
         <w:autoSpaceDE w:val="0"/>
         <w:autoSpaceDN w:val="0"/>
-        <w:spacing w:after="120" w:before="0" w:line="480" w:lineRule="auto"/>
-        <w:jc w:val="center"/>
+        <w:spacing w:after="40" w:before="0" w:line="300" w:lineRule="auto"/>
+        <w:ind w:hanging="280" w:left="280"/>
       </w:pPr>
       <w:r>
         <w:rPr>
-          <w:rFonts w:ascii="Times New Roman" w:hAnsi="Times New Roman" w:eastAsia="태명조"/>
+          <w:rFonts w:ascii="Times New Roman" w:hAnsi="Times New Roman" w:eastAsia="신명조"/>
           <w:b w:val="0"/>
           <w:i w:val="0"/>
-          <w:sz w:val="38"/>
-        </w:rPr>
-        <w:t>판단 보류가 가능한 경량 주가 수익률 분위 예측 모형</w:t>
-      </w:r>
-    </w:p>
-    <w:p>
-      <w:pPr>
-        <w:wordWrap w:val="0"/>
-        <w:autoSpaceDE w:val="0"/>
-        <w:autoSpaceDN w:val="0"/>
-        <w:spacing w:after="80" w:before="0" w:line="480" w:lineRule="auto"/>
-        <w:jc w:val="center"/>
-      </w:pPr>
-      <w:r>
-        <w:rPr>
-          <w:rFonts w:ascii="Times New Roman" w:hAnsi="Times New Roman" w:eastAsia="태고딕"/>
+          <w:sz w:val="17"/>
+        </w:rPr>
+        <w:t xml:space="preserve">[26] F. Pedregosa et al., "Scikit-learn: Machine learning in Python," </w:t>
+      </w:r>
+      <w:r>
+        <w:rPr>
+          <w:rFonts w:ascii="Times New Roman" w:hAnsi="Times New Roman" w:eastAsia="신명조"/>
+          <w:b w:val="0"/>
+          <w:i/>
+          <w:sz w:val="17"/>
+        </w:rPr>
+        <w:t>Journal of Machine Learning Research</w:t>
+      </w:r>
+      <w:r>
+        <w:rPr>
+          <w:rFonts w:ascii="Times New Roman" w:hAnsi="Times New Roman" w:eastAsia="신명조"/>
           <w:b w:val="0"/>
           <w:i w:val="0"/>
-          <w:sz w:val="21"/>
-        </w:rPr>
-        <w:t>요     약</w:t>
-      </w:r>
-    </w:p>
-    <w:p>
-      <w:pPr>
-        <w:wordWrap w:val="0"/>
-        <w:autoSpaceDE w:val="0"/>
-        <w:autoSpaceDN w:val="0"/>
-        <w:spacing w:after="80" w:before="0" w:line="480" w:lineRule="auto"/>
-        <w:jc w:val="both"/>
-      </w:pPr>
-      <w:r>
-        <w:rPr>
-          <w:rFonts w:ascii="Times New Roman" w:hAnsi="Times New Roman" w:eastAsia="신명조"/>
-          <w:b w:val="0"/>
-          <w:i w:val="0"/>
-          <w:sz w:val="20"/>
-        </w:rPr>
-        <w:t>주가 예측은 투자와 위험관리 등 여러 분야에서 꾸준히 연구되고 있으나, 대부분의 예측 모형은 하나의 예측값만 제공하여 그 예측을 얼마나 신뢰할 수 있는지 판단하기 어렵다. 실제 투자에서는 예측값과 함께 불확실성을 고려하여 판단을 보류해야 할 시점을 알 수 있어야 한다. 불확실성을 함께 예측하는 모형으로 Temporal Fusion Transformer(TFT)가 있으나 계산 비용이 크고, 계산이 가벼운 패치 기반 트랜스포머는 하나의 예측값만 제공한다. 이에 본 논문에서는 패치 기반 트랜스포머에 분위 예측 헤드를 달고 입력 채널을 인코더 앞에서 하나로 합쳐 인코더를 한 번만 실행하는 경량 모형을 제안하고, 예측 구간이 평소보다 넓을 때 판단을 보류하는 기권 규칙을 함께 적용한다. 2015년 이후 코스피200 구성종목 201개의 일별 자료로 실험한 결과, 제안 모형은 다섯 번의 반복 실험 모두에서 TFT보다 낮은 분위 손실을 보이면서 학습은 3.8배, 추론은 4.8배 빨랐다. 기권은 변동성이 큰 시기에 집중되었으며, 기권한 예측의 오차는 실행된 예측의 약 1.5배였다. 이는 최근 변동성만 보고 기권하는 단순 규칙보다 큰 오차를 더 잘 걸러낸 결과이다. 같은 표본으로 학습한 분위 그래디언트 부스팅 기준모형은 계산 비용이 더 낮고 기권 품질도 대등하였으므로, 제안 모형이 그 기준모형보다 나은 점은 비용이 아니라 정확도이다. 다만 평가는 현재 시점의 지수 구성종목을 쓰고 기권 임계값도 시험구간을 참조하여 골랐다는 한계가 있다.</w:t>
-      </w:r>
-    </w:p>
-    <w:p>
-      <w:pPr>
-        <w:wordWrap w:val="0"/>
-        <w:autoSpaceDE w:val="0"/>
-        <w:autoSpaceDN w:val="0"/>
-        <w:spacing w:after="200" w:before="0" w:line="480" w:lineRule="auto"/>
-      </w:pPr>
-      <w:r>
-        <w:rPr>
-          <w:rFonts w:ascii="Times New Roman" w:hAnsi="Times New Roman" w:eastAsia="태고딕"/>
-          <w:b w:val="0"/>
-          <w:i w:val="0"/>
-          <w:sz w:val="20"/>
-        </w:rPr>
-        <w:t>키워드 : 주가 수익률 예측, 패치 기반 트랜스포머, 분위회귀, 예측 불확실성, 기권</w:t>
+          <w:sz w:val="17"/>
+        </w:rPr>
+        <w:t>, Vol.12, pp.2825-2830, 2011.</w:t>
       </w:r>
     </w:p>
     <w:sectPr>
+      <w:type w:val="continuous"/>
       <w:pgSz w:w="11906" w:h="16838"/>
-      <w:pgMar w:top="1417" w:right="1417" w:bottom="1417" w:left="1417" w:header="567" w:footer="567" w:gutter="0"/>
+      <w:pgMar w:top="1446" w:right="1134" w:bottom="879" w:left="1134" w:header="567" w:footer="567" w:gutter="0"/>
       <w:docGrid w:linePitch="360"/>
-      <w:cols w:num="1" w:space="453" w:equalWidth="1"/>
+      <w:cols w:num="2" w:space="453" w:equalWidth="1"/>
     </w:sectPr>
   </w:body>
 </w:document>

--- a/docs/PAPER_TKIPS_review.docx
+++ b/docs/PAPER_TKIPS_review.docx
@@ -156,6 +156,7 @@
     </w:p>
     <w:p>
       <w:pPr>
+        <w:keepNext/>
         <w:wordWrap w:val="0"/>
         <w:autoSpaceDE w:val="0"/>
         <w:autoSpaceDN w:val="0"/>
@@ -287,6 +288,7 @@
     </w:p>
     <w:p>
       <w:pPr>
+        <w:keepNext/>
         <w:wordWrap w:val="0"/>
         <w:autoSpaceDE w:val="0"/>
         <w:autoSpaceDN w:val="0"/>
@@ -304,6 +306,7 @@
     </w:p>
     <w:p>
       <w:pPr>
+        <w:keepNext/>
         <w:wordWrap w:val="0"/>
         <w:autoSpaceDE w:val="0"/>
         <w:autoSpaceDN w:val="0"/>
@@ -394,6 +397,7 @@
     </w:p>
     <w:p>
       <w:pPr>
+        <w:keepNext/>
         <w:wordWrap w:val="0"/>
         <w:autoSpaceDE w:val="0"/>
         <w:autoSpaceDN w:val="0"/>
@@ -430,6 +434,7 @@
     </w:p>
     <w:p>
       <w:pPr>
+        <w:keepNext/>
         <w:wordWrap w:val="0"/>
         <w:autoSpaceDE w:val="0"/>
         <w:autoSpaceDN w:val="0"/>
@@ -720,6 +725,7 @@
     </w:p>
     <w:p>
       <w:pPr>
+        <w:keepNext/>
         <w:wordWrap w:val="0"/>
         <w:autoSpaceDE w:val="0"/>
         <w:autoSpaceDN w:val="0"/>
@@ -756,6 +762,7 @@
     </w:p>
     <w:p>
       <w:pPr>
+        <w:keepNext/>
         <w:wordWrap w:val="0"/>
         <w:autoSpaceDE w:val="0"/>
         <w:autoSpaceDN w:val="0"/>
@@ -811,6 +818,7 @@
     </w:p>
     <w:p>
       <w:pPr>
+        <w:keepNext/>
         <w:wordWrap w:val="0"/>
         <w:autoSpaceDE w:val="0"/>
         <w:autoSpaceDN w:val="0"/>
@@ -828,6 +836,7 @@
     </w:p>
     <w:p>
       <w:pPr>
+        <w:keepNext/>
         <w:wordWrap w:val="0"/>
         <w:autoSpaceDE w:val="0"/>
         <w:autoSpaceDN w:val="0"/>
@@ -864,6 +873,7 @@
     </w:p>
     <w:p>
       <w:pPr>
+        <w:keepNext/>
         <w:wordWrap w:val="0"/>
         <w:autoSpaceDE w:val="0"/>
         <w:autoSpaceDN w:val="0"/>
@@ -881,20 +891,27 @@
     </w:p>
     <w:tbl>
       <w:tblPr>
-        <w:tblW w:type="auto" w:w="0"/>
         <w:jc w:val="center"/>
+        <w:tblLook w:firstColumn="1" w:firstRow="1" w:lastColumn="0" w:lastRow="0" w:noHBand="0" w:noVBand="1" w:val="04A0"/>
+        <w:tblW w:w="4507" w:type="dxa"/>
         <w:tblLayout w:type="fixed"/>
-        <w:tblLook w:firstColumn="1" w:firstRow="1" w:lastColumn="0" w:lastRow="0" w:noHBand="0" w:noVBand="1" w:val="04A0"/>
+        <w:tblCellMar>
+          <w:left w:w="40" w:type="dxa"/>
+          <w:right w:w="40" w:type="dxa"/>
+        </w:tblCellMar>
       </w:tblPr>
       <w:tblGrid>
-        <w:gridCol w:w="3213"/>
-        <w:gridCol w:w="3213"/>
-        <w:gridCol w:w="3213"/>
+        <w:gridCol w:w="1502"/>
+        <w:gridCol w:w="1502"/>
+        <w:gridCol w:w="1502"/>
       </w:tblGrid>
       <w:tr>
+        <w:trPr>
+          <w:cantSplit/>
+        </w:trPr>
         <w:tc>
           <w:tcPr>
-            <w:tcW w:type="dxa" w:w="1531"/>
+            <w:tcW w:type="dxa" w:w="1502"/>
             <w:tcBorders>
               <w:left w:val="none" w:sz="0" w:color="000000"/>
               <w:right w:val="none" w:sz="0" w:color="000000"/>
@@ -904,6 +921,7 @@
           </w:tcPr>
           <w:p>
             <w:pPr>
+              <w:keepNext/>
               <w:wordWrap w:val="0"/>
               <w:autoSpaceDE w:val="0"/>
               <w:autoSpaceDN w:val="0"/>
@@ -923,7 +941,7 @@
         </w:tc>
         <w:tc>
           <w:tcPr>
-            <w:tcW w:type="dxa" w:w="1531"/>
+            <w:tcW w:type="dxa" w:w="1502"/>
             <w:tcBorders>
               <w:left w:val="none" w:sz="0" w:color="000000"/>
               <w:right w:val="none" w:sz="0" w:color="000000"/>
@@ -933,6 +951,7 @@
           </w:tcPr>
           <w:p>
             <w:pPr>
+              <w:keepNext/>
               <w:wordWrap w:val="0"/>
               <w:autoSpaceDE w:val="0"/>
               <w:autoSpaceDN w:val="0"/>
@@ -952,7 +971,7 @@
         </w:tc>
         <w:tc>
           <w:tcPr>
-            <w:tcW w:type="dxa" w:w="1531"/>
+            <w:tcW w:type="dxa" w:w="1502"/>
             <w:tcBorders>
               <w:left w:val="none" w:sz="0" w:color="000000"/>
               <w:right w:val="none" w:sz="0" w:color="000000"/>
@@ -962,6 +981,7 @@
           </w:tcPr>
           <w:p>
             <w:pPr>
+              <w:keepNext/>
               <w:wordWrap w:val="0"/>
               <w:autoSpaceDE w:val="0"/>
               <w:autoSpaceDN w:val="0"/>
@@ -981,9 +1001,12 @@
         </w:tc>
       </w:tr>
       <w:tr>
+        <w:trPr>
+          <w:cantSplit/>
+        </w:trPr>
         <w:tc>
           <w:tcPr>
-            <w:tcW w:type="dxa" w:w="1531"/>
+            <w:tcW w:type="dxa" w:w="1502"/>
             <w:tcBorders>
               <w:left w:val="none" w:sz="0" w:color="000000"/>
               <w:right w:val="none" w:sz="0" w:color="000000"/>
@@ -993,6 +1016,7 @@
           </w:tcPr>
           <w:p>
             <w:pPr>
+              <w:keepNext/>
               <w:wordWrap w:val="0"/>
               <w:autoSpaceDE w:val="0"/>
               <w:autoSpaceDN w:val="0"/>
@@ -1012,7 +1036,7 @@
         </w:tc>
         <w:tc>
           <w:tcPr>
-            <w:tcW w:type="dxa" w:w="1531"/>
+            <w:tcW w:type="dxa" w:w="1502"/>
             <w:tcBorders>
               <w:left w:val="none" w:sz="0" w:color="000000"/>
               <w:right w:val="none" w:sz="0" w:color="000000"/>
@@ -1022,6 +1046,7 @@
           </w:tcPr>
           <w:p>
             <w:pPr>
+              <w:keepNext/>
               <w:wordWrap w:val="0"/>
               <w:autoSpaceDE w:val="0"/>
               <w:autoSpaceDN w:val="0"/>
@@ -1041,7 +1066,7 @@
         </w:tc>
         <w:tc>
           <w:tcPr>
-            <w:tcW w:type="dxa" w:w="1531"/>
+            <w:tcW w:type="dxa" w:w="1502"/>
             <w:tcBorders>
               <w:left w:val="none" w:sz="0" w:color="000000"/>
               <w:right w:val="none" w:sz="0" w:color="000000"/>
@@ -1051,6 +1076,7 @@
           </w:tcPr>
           <w:p>
             <w:pPr>
+              <w:keepNext/>
               <w:wordWrap w:val="0"/>
               <w:autoSpaceDE w:val="0"/>
               <w:autoSpaceDN w:val="0"/>
@@ -1070,9 +1096,12 @@
         </w:tc>
       </w:tr>
       <w:tr>
+        <w:trPr>
+          <w:cantSplit/>
+        </w:trPr>
         <w:tc>
           <w:tcPr>
-            <w:tcW w:type="dxa" w:w="1531"/>
+            <w:tcW w:type="dxa" w:w="1502"/>
             <w:tcBorders>
               <w:left w:val="none" w:sz="0" w:color="000000"/>
               <w:right w:val="none" w:sz="0" w:color="000000"/>
@@ -1082,6 +1111,7 @@
           </w:tcPr>
           <w:p>
             <w:pPr>
+              <w:keepNext/>
               <w:wordWrap w:val="0"/>
               <w:autoSpaceDE w:val="0"/>
               <w:autoSpaceDN w:val="0"/>
@@ -1101,7 +1131,7 @@
         </w:tc>
         <w:tc>
           <w:tcPr>
-            <w:tcW w:type="dxa" w:w="1531"/>
+            <w:tcW w:type="dxa" w:w="1502"/>
             <w:tcBorders>
               <w:left w:val="none" w:sz="0" w:color="000000"/>
               <w:right w:val="none" w:sz="0" w:color="000000"/>
@@ -1111,6 +1141,7 @@
           </w:tcPr>
           <w:p>
             <w:pPr>
+              <w:keepNext/>
               <w:wordWrap w:val="0"/>
               <w:autoSpaceDE w:val="0"/>
               <w:autoSpaceDN w:val="0"/>
@@ -1130,7 +1161,7 @@
         </w:tc>
         <w:tc>
           <w:tcPr>
-            <w:tcW w:type="dxa" w:w="1531"/>
+            <w:tcW w:type="dxa" w:w="1502"/>
             <w:tcBorders>
               <w:left w:val="none" w:sz="0" w:color="000000"/>
               <w:right w:val="none" w:sz="0" w:color="000000"/>
@@ -1140,6 +1171,7 @@
           </w:tcPr>
           <w:p>
             <w:pPr>
+              <w:keepNext/>
               <w:wordWrap w:val="0"/>
               <w:autoSpaceDE w:val="0"/>
               <w:autoSpaceDN w:val="0"/>
@@ -1159,9 +1191,12 @@
         </w:tc>
       </w:tr>
       <w:tr>
+        <w:trPr>
+          <w:cantSplit/>
+        </w:trPr>
         <w:tc>
           <w:tcPr>
-            <w:tcW w:type="dxa" w:w="1531"/>
+            <w:tcW w:type="dxa" w:w="1502"/>
             <w:tcBorders>
               <w:left w:val="none" w:sz="0" w:color="000000"/>
               <w:right w:val="none" w:sz="0" w:color="000000"/>
@@ -1171,6 +1206,7 @@
           </w:tcPr>
           <w:p>
             <w:pPr>
+              <w:keepNext/>
               <w:wordWrap w:val="0"/>
               <w:autoSpaceDE w:val="0"/>
               <w:autoSpaceDN w:val="0"/>
@@ -1190,7 +1226,7 @@
         </w:tc>
         <w:tc>
           <w:tcPr>
-            <w:tcW w:type="dxa" w:w="1531"/>
+            <w:tcW w:type="dxa" w:w="1502"/>
             <w:tcBorders>
               <w:left w:val="none" w:sz="0" w:color="000000"/>
               <w:right w:val="none" w:sz="0" w:color="000000"/>
@@ -1200,6 +1236,7 @@
           </w:tcPr>
           <w:p>
             <w:pPr>
+              <w:keepNext/>
               <w:wordWrap w:val="0"/>
               <w:autoSpaceDE w:val="0"/>
               <w:autoSpaceDN w:val="0"/>
@@ -1219,7 +1256,7 @@
         </w:tc>
         <w:tc>
           <w:tcPr>
-            <w:tcW w:type="dxa" w:w="1531"/>
+            <w:tcW w:type="dxa" w:w="1502"/>
             <w:tcBorders>
               <w:left w:val="none" w:sz="0" w:color="000000"/>
               <w:right w:val="none" w:sz="0" w:color="000000"/>
@@ -1229,6 +1266,7 @@
           </w:tcPr>
           <w:p>
             <w:pPr>
+              <w:keepNext/>
               <w:wordWrap w:val="0"/>
               <w:autoSpaceDE w:val="0"/>
               <w:autoSpaceDN w:val="0"/>
@@ -1248,9 +1286,12 @@
         </w:tc>
       </w:tr>
       <w:tr>
+        <w:trPr>
+          <w:cantSplit/>
+        </w:trPr>
         <w:tc>
           <w:tcPr>
-            <w:tcW w:type="dxa" w:w="1531"/>
+            <w:tcW w:type="dxa" w:w="1502"/>
             <w:tcBorders>
               <w:left w:val="none" w:sz="0" w:color="000000"/>
               <w:right w:val="none" w:sz="0" w:color="000000"/>
@@ -1260,6 +1301,7 @@
           </w:tcPr>
           <w:p>
             <w:pPr>
+              <w:keepNext/>
               <w:wordWrap w:val="0"/>
               <w:autoSpaceDE w:val="0"/>
               <w:autoSpaceDN w:val="0"/>
@@ -1279,7 +1321,7 @@
         </w:tc>
         <w:tc>
           <w:tcPr>
-            <w:tcW w:type="dxa" w:w="1531"/>
+            <w:tcW w:type="dxa" w:w="1502"/>
             <w:tcBorders>
               <w:left w:val="none" w:sz="0" w:color="000000"/>
               <w:right w:val="none" w:sz="0" w:color="000000"/>
@@ -1289,6 +1331,7 @@
           </w:tcPr>
           <w:p>
             <w:pPr>
+              <w:keepNext/>
               <w:wordWrap w:val="0"/>
               <w:autoSpaceDE w:val="0"/>
               <w:autoSpaceDN w:val="0"/>
@@ -1308,7 +1351,7 @@
         </w:tc>
         <w:tc>
           <w:tcPr>
-            <w:tcW w:type="dxa" w:w="1531"/>
+            <w:tcW w:type="dxa" w:w="1502"/>
             <w:tcBorders>
               <w:left w:val="none" w:sz="0" w:color="000000"/>
               <w:right w:val="none" w:sz="0" w:color="000000"/>
@@ -1318,6 +1361,7 @@
           </w:tcPr>
           <w:p>
             <w:pPr>
+              <w:keepNext/>
               <w:wordWrap w:val="0"/>
               <w:autoSpaceDE w:val="0"/>
               <w:autoSpaceDN w:val="0"/>
@@ -1337,9 +1381,12 @@
         </w:tc>
       </w:tr>
       <w:tr>
+        <w:trPr>
+          <w:cantSplit/>
+        </w:trPr>
         <w:tc>
           <w:tcPr>
-            <w:tcW w:type="dxa" w:w="1531"/>
+            <w:tcW w:type="dxa" w:w="1502"/>
             <w:tcBorders>
               <w:left w:val="none" w:sz="0" w:color="000000"/>
               <w:right w:val="none" w:sz="0" w:color="000000"/>
@@ -1368,7 +1415,7 @@
         </w:tc>
         <w:tc>
           <w:tcPr>
-            <w:tcW w:type="dxa" w:w="1531"/>
+            <w:tcW w:type="dxa" w:w="1502"/>
             <w:tcBorders>
               <w:left w:val="none" w:sz="0" w:color="000000"/>
               <w:right w:val="none" w:sz="0" w:color="000000"/>
@@ -1397,7 +1444,7 @@
         </w:tc>
         <w:tc>
           <w:tcPr>
-            <w:tcW w:type="dxa" w:w="1531"/>
+            <w:tcW w:type="dxa" w:w="1502"/>
             <w:tcBorders>
               <w:left w:val="none" w:sz="0" w:color="000000"/>
               <w:right w:val="none" w:sz="0" w:color="000000"/>
@@ -1433,6 +1480,7 @@
     </w:p>
     <w:p>
       <w:pPr>
+        <w:keepNext/>
         <w:wordWrap w:val="0"/>
         <w:autoSpaceDE w:val="0"/>
         <w:autoSpaceDN w:val="0"/>
@@ -1549,6 +1597,7 @@
     </w:p>
     <w:p>
       <w:pPr>
+        <w:keepNext/>
         <w:wordWrap w:val="0"/>
         <w:autoSpaceDE w:val="0"/>
         <w:autoSpaceDN w:val="0"/>
@@ -2921,6 +2970,7 @@
     </w:p>
     <w:p>
       <w:pPr>
+        <w:keepNext/>
         <w:wordWrap w:val="0"/>
         <w:autoSpaceDE w:val="0"/>
         <w:autoSpaceDN w:val="0"/>
@@ -2957,6 +3007,7 @@
     </w:p>
     <w:p>
       <w:pPr>
+        <w:keepNext/>
         <w:wordWrap w:val="0"/>
         <w:autoSpaceDE w:val="0"/>
         <w:autoSpaceDN w:val="0"/>
@@ -2974,19 +3025,26 @@
     </w:p>
     <w:tbl>
       <w:tblPr>
-        <w:tblW w:type="auto" w:w="0"/>
         <w:jc w:val="center"/>
+        <w:tblLook w:firstColumn="1" w:firstRow="1" w:lastColumn="0" w:lastRow="0" w:noHBand="0" w:noVBand="1" w:val="04A0"/>
+        <w:tblW w:w="4507" w:type="dxa"/>
         <w:tblLayout w:type="fixed"/>
-        <w:tblLook w:firstColumn="1" w:firstRow="1" w:lastColumn="0" w:lastRow="0" w:noHBand="0" w:noVBand="1" w:val="04A0"/>
+        <w:tblCellMar>
+          <w:left w:w="40" w:type="dxa"/>
+          <w:right w:w="40" w:type="dxa"/>
+        </w:tblCellMar>
       </w:tblPr>
       <w:tblGrid>
-        <w:gridCol w:w="4819"/>
-        <w:gridCol w:w="4819"/>
+        <w:gridCol w:w="2253"/>
+        <w:gridCol w:w="2253"/>
       </w:tblGrid>
       <w:tr>
+        <w:trPr>
+          <w:cantSplit/>
+        </w:trPr>
         <w:tc>
           <w:tcPr>
-            <w:tcW w:type="dxa" w:w="2296"/>
+            <w:tcW w:type="dxa" w:w="2254"/>
             <w:tcBorders>
               <w:left w:val="none" w:sz="0" w:color="000000"/>
               <w:right w:val="none" w:sz="0" w:color="000000"/>
@@ -2996,6 +3054,7 @@
           </w:tcPr>
           <w:p>
             <w:pPr>
+              <w:keepNext/>
               <w:wordWrap w:val="0"/>
               <w:autoSpaceDE w:val="0"/>
               <w:autoSpaceDN w:val="0"/>
@@ -3015,7 +3074,7 @@
         </w:tc>
         <w:tc>
           <w:tcPr>
-            <w:tcW w:type="dxa" w:w="2296"/>
+            <w:tcW w:type="dxa" w:w="2254"/>
             <w:tcBorders>
               <w:left w:val="none" w:sz="0" w:color="000000"/>
               <w:right w:val="none" w:sz="0" w:color="000000"/>
@@ -3025,6 +3084,7 @@
           </w:tcPr>
           <w:p>
             <w:pPr>
+              <w:keepNext/>
               <w:wordWrap w:val="0"/>
               <w:autoSpaceDE w:val="0"/>
               <w:autoSpaceDN w:val="0"/>
@@ -3044,9 +3104,12 @@
         </w:tc>
       </w:tr>
       <w:tr>
+        <w:trPr>
+          <w:cantSplit/>
+        </w:trPr>
         <w:tc>
           <w:tcPr>
-            <w:tcW w:type="dxa" w:w="2296"/>
+            <w:tcW w:type="dxa" w:w="2254"/>
             <w:tcBorders>
               <w:left w:val="none" w:sz="0" w:color="000000"/>
               <w:right w:val="none" w:sz="0" w:color="000000"/>
@@ -3056,6 +3119,7 @@
           </w:tcPr>
           <w:p>
             <w:pPr>
+              <w:keepNext/>
               <w:wordWrap w:val="0"/>
               <w:autoSpaceDE w:val="0"/>
               <w:autoSpaceDN w:val="0"/>
@@ -3075,7 +3139,7 @@
         </w:tc>
         <w:tc>
           <w:tcPr>
-            <w:tcW w:type="dxa" w:w="2296"/>
+            <w:tcW w:type="dxa" w:w="2254"/>
             <w:tcBorders>
               <w:left w:val="none" w:sz="0" w:color="000000"/>
               <w:right w:val="none" w:sz="0" w:color="000000"/>
@@ -3085,6 +3149,7 @@
           </w:tcPr>
           <w:p>
             <w:pPr>
+              <w:keepNext/>
               <w:wordWrap w:val="0"/>
               <w:autoSpaceDE w:val="0"/>
               <w:autoSpaceDN w:val="0"/>
@@ -3104,9 +3169,12 @@
         </w:tc>
       </w:tr>
       <w:tr>
+        <w:trPr>
+          <w:cantSplit/>
+        </w:trPr>
         <w:tc>
           <w:tcPr>
-            <w:tcW w:type="dxa" w:w="2296"/>
+            <w:tcW w:type="dxa" w:w="2254"/>
             <w:tcBorders>
               <w:left w:val="none" w:sz="0" w:color="000000"/>
               <w:right w:val="none" w:sz="0" w:color="000000"/>
@@ -3116,6 +3184,7 @@
           </w:tcPr>
           <w:p>
             <w:pPr>
+              <w:keepNext/>
               <w:wordWrap w:val="0"/>
               <w:autoSpaceDE w:val="0"/>
               <w:autoSpaceDN w:val="0"/>
@@ -3135,7 +3204,7 @@
         </w:tc>
         <w:tc>
           <w:tcPr>
-            <w:tcW w:type="dxa" w:w="2296"/>
+            <w:tcW w:type="dxa" w:w="2254"/>
             <w:tcBorders>
               <w:left w:val="none" w:sz="0" w:color="000000"/>
               <w:right w:val="none" w:sz="0" w:color="000000"/>
@@ -3145,6 +3214,7 @@
           </w:tcPr>
           <w:p>
             <w:pPr>
+              <w:keepNext/>
               <w:wordWrap w:val="0"/>
               <w:autoSpaceDE w:val="0"/>
               <w:autoSpaceDN w:val="0"/>
@@ -3164,9 +3234,12 @@
         </w:tc>
       </w:tr>
       <w:tr>
+        <w:trPr>
+          <w:cantSplit/>
+        </w:trPr>
         <w:tc>
           <w:tcPr>
-            <w:tcW w:type="dxa" w:w="2296"/>
+            <w:tcW w:type="dxa" w:w="2254"/>
             <w:tcBorders>
               <w:left w:val="none" w:sz="0" w:color="000000"/>
               <w:right w:val="none" w:sz="0" w:color="000000"/>
@@ -3176,6 +3249,7 @@
           </w:tcPr>
           <w:p>
             <w:pPr>
+              <w:keepNext/>
               <w:wordWrap w:val="0"/>
               <w:autoSpaceDE w:val="0"/>
               <w:autoSpaceDN w:val="0"/>
@@ -3195,7 +3269,7 @@
         </w:tc>
         <w:tc>
           <w:tcPr>
-            <w:tcW w:type="dxa" w:w="2296"/>
+            <w:tcW w:type="dxa" w:w="2254"/>
             <w:tcBorders>
               <w:left w:val="none" w:sz="0" w:color="000000"/>
               <w:right w:val="none" w:sz="0" w:color="000000"/>
@@ -3205,6 +3279,7 @@
           </w:tcPr>
           <w:p>
             <w:pPr>
+              <w:keepNext/>
               <w:wordWrap w:val="0"/>
               <w:autoSpaceDE w:val="0"/>
               <w:autoSpaceDN w:val="0"/>
@@ -3224,9 +3299,12 @@
         </w:tc>
       </w:tr>
       <w:tr>
+        <w:trPr>
+          <w:cantSplit/>
+        </w:trPr>
         <w:tc>
           <w:tcPr>
-            <w:tcW w:type="dxa" w:w="2296"/>
+            <w:tcW w:type="dxa" w:w="2254"/>
             <w:tcBorders>
               <w:left w:val="none" w:sz="0" w:color="000000"/>
               <w:right w:val="none" w:sz="0" w:color="000000"/>
@@ -3236,6 +3314,7 @@
           </w:tcPr>
           <w:p>
             <w:pPr>
+              <w:keepNext/>
               <w:wordWrap w:val="0"/>
               <w:autoSpaceDE w:val="0"/>
               <w:autoSpaceDN w:val="0"/>
@@ -3255,7 +3334,7 @@
         </w:tc>
         <w:tc>
           <w:tcPr>
-            <w:tcW w:type="dxa" w:w="2296"/>
+            <w:tcW w:type="dxa" w:w="2254"/>
             <w:tcBorders>
               <w:left w:val="none" w:sz="0" w:color="000000"/>
               <w:right w:val="none" w:sz="0" w:color="000000"/>
@@ -3265,6 +3344,7 @@
           </w:tcPr>
           <w:p>
             <w:pPr>
+              <w:keepNext/>
               <w:wordWrap w:val="0"/>
               <w:autoSpaceDE w:val="0"/>
               <w:autoSpaceDN w:val="0"/>
@@ -3284,9 +3364,12 @@
         </w:tc>
       </w:tr>
       <w:tr>
+        <w:trPr>
+          <w:cantSplit/>
+        </w:trPr>
         <w:tc>
           <w:tcPr>
-            <w:tcW w:type="dxa" w:w="2296"/>
+            <w:tcW w:type="dxa" w:w="2254"/>
             <w:tcBorders>
               <w:left w:val="none" w:sz="0" w:color="000000"/>
               <w:right w:val="none" w:sz="0" w:color="000000"/>
@@ -3296,6 +3379,7 @@
           </w:tcPr>
           <w:p>
             <w:pPr>
+              <w:keepNext/>
               <w:wordWrap w:val="0"/>
               <w:autoSpaceDE w:val="0"/>
               <w:autoSpaceDN w:val="0"/>
@@ -3315,7 +3399,7 @@
         </w:tc>
         <w:tc>
           <w:tcPr>
-            <w:tcW w:type="dxa" w:w="2296"/>
+            <w:tcW w:type="dxa" w:w="2254"/>
             <w:tcBorders>
               <w:left w:val="none" w:sz="0" w:color="000000"/>
               <w:right w:val="none" w:sz="0" w:color="000000"/>
@@ -3325,6 +3409,7 @@
           </w:tcPr>
           <w:p>
             <w:pPr>
+              <w:keepNext/>
               <w:wordWrap w:val="0"/>
               <w:autoSpaceDE w:val="0"/>
               <w:autoSpaceDN w:val="0"/>
@@ -3344,9 +3429,12 @@
         </w:tc>
       </w:tr>
       <w:tr>
+        <w:trPr>
+          <w:cantSplit/>
+        </w:trPr>
         <w:tc>
           <w:tcPr>
-            <w:tcW w:type="dxa" w:w="2296"/>
+            <w:tcW w:type="dxa" w:w="2254"/>
             <w:tcBorders>
               <w:left w:val="none" w:sz="0" w:color="000000"/>
               <w:right w:val="none" w:sz="0" w:color="000000"/>
@@ -3375,7 +3463,7 @@
         </w:tc>
         <w:tc>
           <w:tcPr>
-            <w:tcW w:type="dxa" w:w="2296"/>
+            <w:tcW w:type="dxa" w:w="2254"/>
             <w:tcBorders>
               <w:left w:val="none" w:sz="0" w:color="000000"/>
               <w:right w:val="none" w:sz="0" w:color="000000"/>
@@ -3411,6 +3499,7 @@
     </w:p>
     <w:p>
       <w:pPr>
+        <w:keepNext/>
         <w:wordWrap w:val="0"/>
         <w:autoSpaceDE w:val="0"/>
         <w:autoSpaceDN w:val="0"/>
@@ -3428,6 +3517,7 @@
     </w:p>
     <w:p>
       <w:pPr>
+        <w:keepNext/>
         <w:wordWrap w:val="0"/>
         <w:autoSpaceDE w:val="0"/>
         <w:autoSpaceDN w:val="0"/>
@@ -3464,6 +3554,7 @@
     </w:p>
     <w:p>
       <w:pPr>
+        <w:keepNext/>
         <w:wordWrap w:val="0"/>
         <w:autoSpaceDE w:val="0"/>
         <w:autoSpaceDN w:val="0"/>
@@ -3500,6 +3591,7 @@
     </w:p>
     <w:p>
       <w:pPr>
+        <w:keepNext/>
         <w:wordWrap w:val="0"/>
         <w:autoSpaceDE w:val="0"/>
         <w:autoSpaceDN w:val="0"/>
@@ -3517,20 +3609,27 @@
     </w:p>
     <w:tbl>
       <w:tblPr>
-        <w:tblW w:type="auto" w:w="0"/>
         <w:jc w:val="center"/>
+        <w:tblLook w:firstColumn="1" w:firstRow="1" w:lastColumn="0" w:lastRow="0" w:noHBand="0" w:noVBand="1" w:val="04A0"/>
+        <w:tblW w:w="4507" w:type="dxa"/>
         <w:tblLayout w:type="fixed"/>
-        <w:tblLook w:firstColumn="1" w:firstRow="1" w:lastColumn="0" w:lastRow="0" w:noHBand="0" w:noVBand="1" w:val="04A0"/>
+        <w:tblCellMar>
+          <w:left w:w="40" w:type="dxa"/>
+          <w:right w:w="40" w:type="dxa"/>
+        </w:tblCellMar>
       </w:tblPr>
       <w:tblGrid>
-        <w:gridCol w:w="3213"/>
-        <w:gridCol w:w="3213"/>
-        <w:gridCol w:w="3213"/>
+        <w:gridCol w:w="1615"/>
+        <w:gridCol w:w="2381"/>
+        <w:gridCol w:w="510"/>
       </w:tblGrid>
       <w:tr>
+        <w:trPr>
+          <w:cantSplit/>
+        </w:trPr>
         <w:tc>
           <w:tcPr>
-            <w:tcW w:type="dxa" w:w="1531"/>
+            <w:tcW w:type="dxa" w:w="1616"/>
             <w:tcBorders>
               <w:left w:val="none" w:sz="0" w:color="000000"/>
               <w:right w:val="none" w:sz="0" w:color="000000"/>
@@ -3540,6 +3639,7 @@
           </w:tcPr>
           <w:p>
             <w:pPr>
+              <w:keepNext/>
               <w:wordWrap w:val="0"/>
               <w:autoSpaceDE w:val="0"/>
               <w:autoSpaceDN w:val="0"/>
@@ -3559,7 +3659,7 @@
         </w:tc>
         <w:tc>
           <w:tcPr>
-            <w:tcW w:type="dxa" w:w="1531"/>
+            <w:tcW w:type="dxa" w:w="2381"/>
             <w:tcBorders>
               <w:left w:val="none" w:sz="0" w:color="000000"/>
               <w:right w:val="none" w:sz="0" w:color="000000"/>
@@ -3569,6 +3669,7 @@
           </w:tcPr>
           <w:p>
             <w:pPr>
+              <w:keepNext/>
               <w:wordWrap w:val="0"/>
               <w:autoSpaceDE w:val="0"/>
               <w:autoSpaceDN w:val="0"/>
@@ -3588,7 +3689,7 @@
         </w:tc>
         <w:tc>
           <w:tcPr>
-            <w:tcW w:type="dxa" w:w="1531"/>
+            <w:tcW w:type="dxa" w:w="510"/>
             <w:tcBorders>
               <w:left w:val="none" w:sz="0" w:color="000000"/>
               <w:right w:val="none" w:sz="0" w:color="000000"/>
@@ -3598,6 +3699,7 @@
           </w:tcPr>
           <w:p>
             <w:pPr>
+              <w:keepNext/>
               <w:wordWrap w:val="0"/>
               <w:autoSpaceDE w:val="0"/>
               <w:autoSpaceDN w:val="0"/>
@@ -3617,9 +3719,12 @@
         </w:tc>
       </w:tr>
       <w:tr>
+        <w:trPr>
+          <w:cantSplit/>
+        </w:trPr>
         <w:tc>
           <w:tcPr>
-            <w:tcW w:type="dxa" w:w="1531"/>
+            <w:tcW w:type="dxa" w:w="1616"/>
             <w:tcBorders>
               <w:left w:val="none" w:sz="0" w:color="000000"/>
               <w:right w:val="none" w:sz="0" w:color="000000"/>
@@ -3629,6 +3734,7 @@
           </w:tcPr>
           <w:p>
             <w:pPr>
+              <w:keepNext/>
               <w:wordWrap w:val="0"/>
               <w:autoSpaceDE w:val="0"/>
               <w:autoSpaceDN w:val="0"/>
@@ -3648,7 +3754,7 @@
         </w:tc>
         <w:tc>
           <w:tcPr>
-            <w:tcW w:type="dxa" w:w="1531"/>
+            <w:tcW w:type="dxa" w:w="2381"/>
             <w:tcBorders>
               <w:left w:val="none" w:sz="0" w:color="000000"/>
               <w:right w:val="none" w:sz="0" w:color="000000"/>
@@ -3658,6 +3764,7 @@
           </w:tcPr>
           <w:p>
             <w:pPr>
+              <w:keepNext/>
               <w:wordWrap w:val="0"/>
               <w:autoSpaceDE w:val="0"/>
               <w:autoSpaceDN w:val="0"/>
@@ -3677,7 +3784,7 @@
         </w:tc>
         <w:tc>
           <w:tcPr>
-            <w:tcW w:type="dxa" w:w="1531"/>
+            <w:tcW w:type="dxa" w:w="510"/>
             <w:tcBorders>
               <w:left w:val="none" w:sz="0" w:color="000000"/>
               <w:right w:val="none" w:sz="0" w:color="000000"/>
@@ -3687,6 +3794,7 @@
           </w:tcPr>
           <w:p>
             <w:pPr>
+              <w:keepNext/>
               <w:wordWrap w:val="0"/>
               <w:autoSpaceDE w:val="0"/>
               <w:autoSpaceDN w:val="0"/>
@@ -3706,9 +3814,12 @@
         </w:tc>
       </w:tr>
       <w:tr>
+        <w:trPr>
+          <w:cantSplit/>
+        </w:trPr>
         <w:tc>
           <w:tcPr>
-            <w:tcW w:type="dxa" w:w="1531"/>
+            <w:tcW w:type="dxa" w:w="1616"/>
             <w:tcBorders>
               <w:left w:val="none" w:sz="0" w:color="000000"/>
               <w:right w:val="none" w:sz="0" w:color="000000"/>
@@ -3718,6 +3829,7 @@
           </w:tcPr>
           <w:p>
             <w:pPr>
+              <w:keepNext/>
               <w:wordWrap w:val="0"/>
               <w:autoSpaceDE w:val="0"/>
               <w:autoSpaceDN w:val="0"/>
@@ -3737,7 +3849,7 @@
         </w:tc>
         <w:tc>
           <w:tcPr>
-            <w:tcW w:type="dxa" w:w="1531"/>
+            <w:tcW w:type="dxa" w:w="2381"/>
             <w:tcBorders>
               <w:left w:val="none" w:sz="0" w:color="000000"/>
               <w:right w:val="none" w:sz="0" w:color="000000"/>
@@ -3747,6 +3859,7 @@
           </w:tcPr>
           <w:p>
             <w:pPr>
+              <w:keepNext/>
               <w:wordWrap w:val="0"/>
               <w:autoSpaceDE w:val="0"/>
               <w:autoSpaceDN w:val="0"/>
@@ -3766,7 +3879,7 @@
         </w:tc>
         <w:tc>
           <w:tcPr>
-            <w:tcW w:type="dxa" w:w="1531"/>
+            <w:tcW w:type="dxa" w:w="510"/>
             <w:tcBorders>
               <w:left w:val="none" w:sz="0" w:color="000000"/>
               <w:right w:val="none" w:sz="0" w:color="000000"/>
@@ -3776,6 +3889,7 @@
           </w:tcPr>
           <w:p>
             <w:pPr>
+              <w:keepNext/>
               <w:wordWrap w:val="0"/>
               <w:autoSpaceDE w:val="0"/>
               <w:autoSpaceDN w:val="0"/>
@@ -3795,9 +3909,12 @@
         </w:tc>
       </w:tr>
       <w:tr>
+        <w:trPr>
+          <w:cantSplit/>
+        </w:trPr>
         <w:tc>
           <w:tcPr>
-            <w:tcW w:type="dxa" w:w="1531"/>
+            <w:tcW w:type="dxa" w:w="1616"/>
             <w:tcBorders>
               <w:left w:val="none" w:sz="0" w:color="000000"/>
               <w:right w:val="none" w:sz="0" w:color="000000"/>
@@ -3826,7 +3943,7 @@
         </w:tc>
         <w:tc>
           <w:tcPr>
-            <w:tcW w:type="dxa" w:w="1531"/>
+            <w:tcW w:type="dxa" w:w="2381"/>
             <w:tcBorders>
               <w:left w:val="none" w:sz="0" w:color="000000"/>
               <w:right w:val="none" w:sz="0" w:color="000000"/>
@@ -3855,7 +3972,7 @@
         </w:tc>
         <w:tc>
           <w:tcPr>
-            <w:tcW w:type="dxa" w:w="1531"/>
+            <w:tcW w:type="dxa" w:w="510"/>
             <w:tcBorders>
               <w:left w:val="none" w:sz="0" w:color="000000"/>
               <w:right w:val="none" w:sz="0" w:color="000000"/>
@@ -4166,6 +4283,7 @@
     </w:p>
     <w:p>
       <w:pPr>
+        <w:keepNext/>
         <w:wordWrap w:val="0"/>
         <w:autoSpaceDE w:val="0"/>
         <w:autoSpaceDN w:val="0"/>
@@ -4259,6 +4377,7 @@
     </w:p>
     <w:p>
       <w:pPr>
+        <w:keepNext/>
         <w:wordWrap w:val="0"/>
         <w:autoSpaceDE w:val="0"/>
         <w:autoSpaceDN w:val="0"/>
@@ -4295,6 +4414,7 @@
     </w:p>
     <w:p>
       <w:pPr>
+        <w:keepNext/>
         <w:wordWrap w:val="0"/>
         <w:autoSpaceDE w:val="0"/>
         <w:autoSpaceDN w:val="0"/>
@@ -4312,6 +4432,7 @@
     </w:p>
     <w:p>
       <w:pPr>
+        <w:keepNext/>
         <w:wordWrap w:val="0"/>
         <w:autoSpaceDE w:val="0"/>
         <w:autoSpaceDN w:val="0"/>
@@ -4378,6 +4499,7 @@
     </w:p>
     <w:p>
       <w:pPr>
+        <w:keepNext/>
         <w:wordWrap w:val="0"/>
         <w:autoSpaceDE w:val="0"/>
         <w:autoSpaceDN w:val="0"/>
@@ -4395,24 +4517,31 @@
     </w:p>
     <w:tbl>
       <w:tblPr>
-        <w:tblW w:type="auto" w:w="0"/>
         <w:jc w:val="center"/>
+        <w:tblLook w:firstColumn="1" w:firstRow="1" w:lastColumn="0" w:lastRow="0" w:noHBand="0" w:noVBand="1" w:val="04A0"/>
+        <w:tblW w:w="9552" w:type="dxa"/>
         <w:tblLayout w:type="fixed"/>
-        <w:tblLook w:firstColumn="1" w:firstRow="1" w:lastColumn="0" w:lastRow="0" w:noHBand="0" w:noVBand="1" w:val="04A0"/>
+        <w:tblCellMar>
+          <w:left w:w="40" w:type="dxa"/>
+          <w:right w:w="40" w:type="dxa"/>
+        </w:tblCellMar>
       </w:tblPr>
       <w:tblGrid>
-        <w:gridCol w:w="1377"/>
-        <w:gridCol w:w="1377"/>
-        <w:gridCol w:w="1377"/>
-        <w:gridCol w:w="1377"/>
-        <w:gridCol w:w="1377"/>
-        <w:gridCol w:w="1377"/>
-        <w:gridCol w:w="1377"/>
+        <w:gridCol w:w="2142"/>
+        <w:gridCol w:w="803"/>
+        <w:gridCol w:w="1696"/>
+        <w:gridCol w:w="982"/>
+        <w:gridCol w:w="2053"/>
+        <w:gridCol w:w="982"/>
+        <w:gridCol w:w="892"/>
       </w:tblGrid>
       <w:tr>
+        <w:trPr>
+          <w:cantSplit/>
+        </w:trPr>
         <w:tc>
           <w:tcPr>
-            <w:tcW w:type="dxa" w:w="1377"/>
+            <w:tcW w:type="dxa" w:w="2143"/>
             <w:tcBorders>
               <w:left w:val="none" w:sz="0" w:color="000000"/>
               <w:right w:val="none" w:sz="0" w:color="000000"/>
@@ -4422,6 +4551,7 @@
           </w:tcPr>
           <w:p>
             <w:pPr>
+              <w:keepNext/>
               <w:wordWrap w:val="0"/>
               <w:autoSpaceDE w:val="0"/>
               <w:autoSpaceDN w:val="0"/>
@@ -4441,7 +4571,7 @@
         </w:tc>
         <w:tc>
           <w:tcPr>
-            <w:tcW w:type="dxa" w:w="1377"/>
+            <w:tcW w:type="dxa" w:w="804"/>
             <w:tcBorders>
               <w:left w:val="none" w:sz="0" w:color="000000"/>
               <w:right w:val="none" w:sz="0" w:color="000000"/>
@@ -4451,6 +4581,7 @@
           </w:tcPr>
           <w:p>
             <w:pPr>
+              <w:keepNext/>
               <w:wordWrap w:val="0"/>
               <w:autoSpaceDE w:val="0"/>
               <w:autoSpaceDN w:val="0"/>
@@ -4470,7 +4601,7 @@
         </w:tc>
         <w:tc>
           <w:tcPr>
-            <w:tcW w:type="dxa" w:w="1377"/>
+            <w:tcW w:type="dxa" w:w="1696"/>
             <w:tcBorders>
               <w:left w:val="none" w:sz="0" w:color="000000"/>
               <w:right w:val="none" w:sz="0" w:color="000000"/>
@@ -4480,6 +4611,7 @@
           </w:tcPr>
           <w:p>
             <w:pPr>
+              <w:keepNext/>
               <w:wordWrap w:val="0"/>
               <w:autoSpaceDE w:val="0"/>
               <w:autoSpaceDN w:val="0"/>
@@ -4499,7 +4631,7 @@
         </w:tc>
         <w:tc>
           <w:tcPr>
-            <w:tcW w:type="dxa" w:w="1377"/>
+            <w:tcW w:type="dxa" w:w="982"/>
             <w:tcBorders>
               <w:left w:val="none" w:sz="0" w:color="000000"/>
               <w:right w:val="none" w:sz="0" w:color="000000"/>
@@ -4509,6 +4641,7 @@
           </w:tcPr>
           <w:p>
             <w:pPr>
+              <w:keepNext/>
               <w:wordWrap w:val="0"/>
               <w:autoSpaceDE w:val="0"/>
               <w:autoSpaceDN w:val="0"/>
@@ -4528,7 +4661,7 @@
         </w:tc>
         <w:tc>
           <w:tcPr>
-            <w:tcW w:type="dxa" w:w="1377"/>
+            <w:tcW w:type="dxa" w:w="2053"/>
             <w:tcBorders>
               <w:left w:val="none" w:sz="0" w:color="000000"/>
               <w:right w:val="none" w:sz="0" w:color="000000"/>
@@ -4538,6 +4671,7 @@
           </w:tcPr>
           <w:p>
             <w:pPr>
+              <w:keepNext/>
               <w:wordWrap w:val="0"/>
               <w:autoSpaceDE w:val="0"/>
               <w:autoSpaceDN w:val="0"/>
@@ -4557,7 +4691,7 @@
         </w:tc>
         <w:tc>
           <w:tcPr>
-            <w:tcW w:type="dxa" w:w="1377"/>
+            <w:tcW w:type="dxa" w:w="982"/>
             <w:tcBorders>
               <w:left w:val="none" w:sz="0" w:color="000000"/>
               <w:right w:val="none" w:sz="0" w:color="000000"/>
@@ -4567,6 +4701,7 @@
           </w:tcPr>
           <w:p>
             <w:pPr>
+              <w:keepNext/>
               <w:wordWrap w:val="0"/>
               <w:autoSpaceDE w:val="0"/>
               <w:autoSpaceDN w:val="0"/>
@@ -4586,7 +4721,7 @@
         </w:tc>
         <w:tc>
           <w:tcPr>
-            <w:tcW w:type="dxa" w:w="1377"/>
+            <w:tcW w:type="dxa" w:w="893"/>
             <w:tcBorders>
               <w:left w:val="none" w:sz="0" w:color="000000"/>
               <w:right w:val="none" w:sz="0" w:color="000000"/>
@@ -4596,6 +4731,7 @@
           </w:tcPr>
           <w:p>
             <w:pPr>
+              <w:keepNext/>
               <w:wordWrap w:val="0"/>
               <w:autoSpaceDE w:val="0"/>
               <w:autoSpaceDN w:val="0"/>
@@ -4615,9 +4751,12 @@
         </w:tc>
       </w:tr>
       <w:tr>
+        <w:trPr>
+          <w:cantSplit/>
+        </w:trPr>
         <w:tc>
           <w:tcPr>
-            <w:tcW w:type="dxa" w:w="1377"/>
+            <w:tcW w:type="dxa" w:w="2143"/>
             <w:tcBorders>
               <w:left w:val="none" w:sz="0" w:color="000000"/>
               <w:right w:val="none" w:sz="0" w:color="000000"/>
@@ -4627,6 +4766,7 @@
           </w:tcPr>
           <w:p>
             <w:pPr>
+              <w:keepNext/>
               <w:wordWrap w:val="0"/>
               <w:autoSpaceDE w:val="0"/>
               <w:autoSpaceDN w:val="0"/>
@@ -4646,7 +4786,7 @@
         </w:tc>
         <w:tc>
           <w:tcPr>
-            <w:tcW w:type="dxa" w:w="1377"/>
+            <w:tcW w:type="dxa" w:w="804"/>
             <w:tcBorders>
               <w:left w:val="none" w:sz="0" w:color="000000"/>
               <w:right w:val="none" w:sz="0" w:color="000000"/>
@@ -4656,6 +4796,7 @@
           </w:tcPr>
           <w:p>
             <w:pPr>
+              <w:keepNext/>
               <w:wordWrap w:val="0"/>
               <w:autoSpaceDE w:val="0"/>
               <w:autoSpaceDN w:val="0"/>
@@ -4675,7 +4816,7 @@
         </w:tc>
         <w:tc>
           <w:tcPr>
-            <w:tcW w:type="dxa" w:w="1377"/>
+            <w:tcW w:type="dxa" w:w="1696"/>
             <w:tcBorders>
               <w:left w:val="none" w:sz="0" w:color="000000"/>
               <w:right w:val="none" w:sz="0" w:color="000000"/>
@@ -4685,6 +4826,7 @@
           </w:tcPr>
           <w:p>
             <w:pPr>
+              <w:keepNext/>
               <w:wordWrap w:val="0"/>
               <w:autoSpaceDE w:val="0"/>
               <w:autoSpaceDN w:val="0"/>
@@ -4704,7 +4846,7 @@
         </w:tc>
         <w:tc>
           <w:tcPr>
-            <w:tcW w:type="dxa" w:w="1377"/>
+            <w:tcW w:type="dxa" w:w="982"/>
             <w:tcBorders>
               <w:left w:val="none" w:sz="0" w:color="000000"/>
               <w:right w:val="none" w:sz="0" w:color="000000"/>
@@ -4714,6 +4856,7 @@
           </w:tcPr>
           <w:p>
             <w:pPr>
+              <w:keepNext/>
               <w:wordWrap w:val="0"/>
               <w:autoSpaceDE w:val="0"/>
               <w:autoSpaceDN w:val="0"/>
@@ -4733,7 +4876,7 @@
         </w:tc>
         <w:tc>
           <w:tcPr>
-            <w:tcW w:type="dxa" w:w="1377"/>
+            <w:tcW w:type="dxa" w:w="2053"/>
             <w:tcBorders>
               <w:left w:val="none" w:sz="0" w:color="000000"/>
               <w:right w:val="none" w:sz="0" w:color="000000"/>
@@ -4743,6 +4886,7 @@
           </w:tcPr>
           <w:p>
             <w:pPr>
+              <w:keepNext/>
               <w:wordWrap w:val="0"/>
               <w:autoSpaceDE w:val="0"/>
               <w:autoSpaceDN w:val="0"/>
@@ -4762,7 +4906,7 @@
         </w:tc>
         <w:tc>
           <w:tcPr>
-            <w:tcW w:type="dxa" w:w="1377"/>
+            <w:tcW w:type="dxa" w:w="982"/>
             <w:tcBorders>
               <w:left w:val="none" w:sz="0" w:color="000000"/>
               <w:right w:val="none" w:sz="0" w:color="000000"/>
@@ -4772,6 +4916,7 @@
           </w:tcPr>
           <w:p>
             <w:pPr>
+              <w:keepNext/>
               <w:wordWrap w:val="0"/>
               <w:autoSpaceDE w:val="0"/>
               <w:autoSpaceDN w:val="0"/>
@@ -4791,7 +4936,7 @@
         </w:tc>
         <w:tc>
           <w:tcPr>
-            <w:tcW w:type="dxa" w:w="1377"/>
+            <w:tcW w:type="dxa" w:w="893"/>
             <w:tcBorders>
               <w:left w:val="none" w:sz="0" w:color="000000"/>
               <w:right w:val="none" w:sz="0" w:color="000000"/>
@@ -4801,6 +4946,7 @@
           </w:tcPr>
           <w:p>
             <w:pPr>
+              <w:keepNext/>
               <w:wordWrap w:val="0"/>
               <w:autoSpaceDE w:val="0"/>
               <w:autoSpaceDN w:val="0"/>
@@ -4820,9 +4966,12 @@
         </w:tc>
       </w:tr>
       <w:tr>
+        <w:trPr>
+          <w:cantSplit/>
+        </w:trPr>
         <w:tc>
           <w:tcPr>
-            <w:tcW w:type="dxa" w:w="1377"/>
+            <w:tcW w:type="dxa" w:w="2143"/>
             <w:tcBorders>
               <w:left w:val="none" w:sz="0" w:color="000000"/>
               <w:right w:val="none" w:sz="0" w:color="000000"/>
@@ -4832,6 +4981,7 @@
           </w:tcPr>
           <w:p>
             <w:pPr>
+              <w:keepNext/>
               <w:wordWrap w:val="0"/>
               <w:autoSpaceDE w:val="0"/>
               <w:autoSpaceDN w:val="0"/>
@@ -4851,7 +5001,7 @@
         </w:tc>
         <w:tc>
           <w:tcPr>
-            <w:tcW w:type="dxa" w:w="1377"/>
+            <w:tcW w:type="dxa" w:w="804"/>
             <w:tcBorders>
               <w:left w:val="none" w:sz="0" w:color="000000"/>
               <w:right w:val="none" w:sz="0" w:color="000000"/>
@@ -4861,6 +5011,7 @@
           </w:tcPr>
           <w:p>
             <w:pPr>
+              <w:keepNext/>
               <w:wordWrap w:val="0"/>
               <w:autoSpaceDE w:val="0"/>
               <w:autoSpaceDN w:val="0"/>
@@ -4880,7 +5031,7 @@
         </w:tc>
         <w:tc>
           <w:tcPr>
-            <w:tcW w:type="dxa" w:w="1377"/>
+            <w:tcW w:type="dxa" w:w="1696"/>
             <w:tcBorders>
               <w:left w:val="none" w:sz="0" w:color="000000"/>
               <w:right w:val="none" w:sz="0" w:color="000000"/>
@@ -4890,6 +5041,7 @@
           </w:tcPr>
           <w:p>
             <w:pPr>
+              <w:keepNext/>
               <w:wordWrap w:val="0"/>
               <w:autoSpaceDE w:val="0"/>
               <w:autoSpaceDN w:val="0"/>
@@ -4909,7 +5061,7 @@
         </w:tc>
         <w:tc>
           <w:tcPr>
-            <w:tcW w:type="dxa" w:w="1377"/>
+            <w:tcW w:type="dxa" w:w="982"/>
             <w:tcBorders>
               <w:left w:val="none" w:sz="0" w:color="000000"/>
               <w:right w:val="none" w:sz="0" w:color="000000"/>
@@ -4919,6 +5071,7 @@
           </w:tcPr>
           <w:p>
             <w:pPr>
+              <w:keepNext/>
               <w:wordWrap w:val="0"/>
               <w:autoSpaceDE w:val="0"/>
               <w:autoSpaceDN w:val="0"/>
@@ -4938,7 +5091,7 @@
         </w:tc>
         <w:tc>
           <w:tcPr>
-            <w:tcW w:type="dxa" w:w="1377"/>
+            <w:tcW w:type="dxa" w:w="2053"/>
             <w:tcBorders>
               <w:left w:val="none" w:sz="0" w:color="000000"/>
               <w:right w:val="none" w:sz="0" w:color="000000"/>
@@ -4948,6 +5101,7 @@
           </w:tcPr>
           <w:p>
             <w:pPr>
+              <w:keepNext/>
               <w:wordWrap w:val="0"/>
               <w:autoSpaceDE w:val="0"/>
               <w:autoSpaceDN w:val="0"/>
@@ -4967,7 +5121,7 @@
         </w:tc>
         <w:tc>
           <w:tcPr>
-            <w:tcW w:type="dxa" w:w="1377"/>
+            <w:tcW w:type="dxa" w:w="982"/>
             <w:tcBorders>
               <w:left w:val="none" w:sz="0" w:color="000000"/>
               <w:right w:val="none" w:sz="0" w:color="000000"/>
@@ -4977,6 +5131,7 @@
           </w:tcPr>
           <w:p>
             <w:pPr>
+              <w:keepNext/>
               <w:wordWrap w:val="0"/>
               <w:autoSpaceDE w:val="0"/>
               <w:autoSpaceDN w:val="0"/>
@@ -4996,7 +5151,7 @@
         </w:tc>
         <w:tc>
           <w:tcPr>
-            <w:tcW w:type="dxa" w:w="1377"/>
+            <w:tcW w:type="dxa" w:w="893"/>
             <w:tcBorders>
               <w:left w:val="none" w:sz="0" w:color="000000"/>
               <w:right w:val="none" w:sz="0" w:color="000000"/>
@@ -5006,6 +5161,7 @@
           </w:tcPr>
           <w:p>
             <w:pPr>
+              <w:keepNext/>
               <w:wordWrap w:val="0"/>
               <w:autoSpaceDE w:val="0"/>
               <w:autoSpaceDN w:val="0"/>
@@ -5025,9 +5181,12 @@
         </w:tc>
       </w:tr>
       <w:tr>
+        <w:trPr>
+          <w:cantSplit/>
+        </w:trPr>
         <w:tc>
           <w:tcPr>
-            <w:tcW w:type="dxa" w:w="1377"/>
+            <w:tcW w:type="dxa" w:w="2143"/>
             <w:tcBorders>
               <w:left w:val="none" w:sz="0" w:color="000000"/>
               <w:right w:val="none" w:sz="0" w:color="000000"/>
@@ -5037,6 +5196,7 @@
           </w:tcPr>
           <w:p>
             <w:pPr>
+              <w:keepNext/>
               <w:wordWrap w:val="0"/>
               <w:autoSpaceDE w:val="0"/>
               <w:autoSpaceDN w:val="0"/>
@@ -5056,7 +5216,7 @@
         </w:tc>
         <w:tc>
           <w:tcPr>
-            <w:tcW w:type="dxa" w:w="1377"/>
+            <w:tcW w:type="dxa" w:w="804"/>
             <w:tcBorders>
               <w:left w:val="none" w:sz="0" w:color="000000"/>
               <w:right w:val="none" w:sz="0" w:color="000000"/>
@@ -5066,6 +5226,7 @@
           </w:tcPr>
           <w:p>
             <w:pPr>
+              <w:keepNext/>
               <w:wordWrap w:val="0"/>
               <w:autoSpaceDE w:val="0"/>
               <w:autoSpaceDN w:val="0"/>
@@ -5085,7 +5246,7 @@
         </w:tc>
         <w:tc>
           <w:tcPr>
-            <w:tcW w:type="dxa" w:w="1377"/>
+            <w:tcW w:type="dxa" w:w="1696"/>
             <w:tcBorders>
               <w:left w:val="none" w:sz="0" w:color="000000"/>
               <w:right w:val="none" w:sz="0" w:color="000000"/>
@@ -5095,6 +5256,7 @@
           </w:tcPr>
           <w:p>
             <w:pPr>
+              <w:keepNext/>
               <w:wordWrap w:val="0"/>
               <w:autoSpaceDE w:val="0"/>
               <w:autoSpaceDN w:val="0"/>
@@ -5114,7 +5276,7 @@
         </w:tc>
         <w:tc>
           <w:tcPr>
-            <w:tcW w:type="dxa" w:w="1377"/>
+            <w:tcW w:type="dxa" w:w="982"/>
             <w:tcBorders>
               <w:left w:val="none" w:sz="0" w:color="000000"/>
               <w:right w:val="none" w:sz="0" w:color="000000"/>
@@ -5124,6 +5286,7 @@
           </w:tcPr>
           <w:p>
             <w:pPr>
+              <w:keepNext/>
               <w:wordWrap w:val="0"/>
               <w:autoSpaceDE w:val="0"/>
               <w:autoSpaceDN w:val="0"/>
@@ -5143,7 +5306,7 @@
         </w:tc>
         <w:tc>
           <w:tcPr>
-            <w:tcW w:type="dxa" w:w="1377"/>
+            <w:tcW w:type="dxa" w:w="2053"/>
             <w:tcBorders>
               <w:left w:val="none" w:sz="0" w:color="000000"/>
               <w:right w:val="none" w:sz="0" w:color="000000"/>
@@ -5153,6 +5316,7 @@
           </w:tcPr>
           <w:p>
             <w:pPr>
+              <w:keepNext/>
               <w:wordWrap w:val="0"/>
               <w:autoSpaceDE w:val="0"/>
               <w:autoSpaceDN w:val="0"/>
@@ -5172,7 +5336,7 @@
         </w:tc>
         <w:tc>
           <w:tcPr>
-            <w:tcW w:type="dxa" w:w="1377"/>
+            <w:tcW w:type="dxa" w:w="982"/>
             <w:tcBorders>
               <w:left w:val="none" w:sz="0" w:color="000000"/>
               <w:right w:val="none" w:sz="0" w:color="000000"/>
@@ -5182,6 +5346,7 @@
           </w:tcPr>
           <w:p>
             <w:pPr>
+              <w:keepNext/>
               <w:wordWrap w:val="0"/>
               <w:autoSpaceDE w:val="0"/>
               <w:autoSpaceDN w:val="0"/>
@@ -5201,7 +5366,7 @@
         </w:tc>
         <w:tc>
           <w:tcPr>
-            <w:tcW w:type="dxa" w:w="1377"/>
+            <w:tcW w:type="dxa" w:w="893"/>
             <w:tcBorders>
               <w:left w:val="none" w:sz="0" w:color="000000"/>
               <w:right w:val="none" w:sz="0" w:color="000000"/>
@@ -5211,6 +5376,7 @@
           </w:tcPr>
           <w:p>
             <w:pPr>
+              <w:keepNext/>
               <w:wordWrap w:val="0"/>
               <w:autoSpaceDE w:val="0"/>
               <w:autoSpaceDN w:val="0"/>
@@ -5230,9 +5396,12 @@
         </w:tc>
       </w:tr>
       <w:tr>
+        <w:trPr>
+          <w:cantSplit/>
+        </w:trPr>
         <w:tc>
           <w:tcPr>
-            <w:tcW w:type="dxa" w:w="1377"/>
+            <w:tcW w:type="dxa" w:w="2143"/>
             <w:tcBorders>
               <w:left w:val="none" w:sz="0" w:color="000000"/>
               <w:right w:val="none" w:sz="0" w:color="000000"/>
@@ -5261,7 +5430,7 @@
         </w:tc>
         <w:tc>
           <w:tcPr>
-            <w:tcW w:type="dxa" w:w="1377"/>
+            <w:tcW w:type="dxa" w:w="804"/>
             <w:tcBorders>
               <w:left w:val="none" w:sz="0" w:color="000000"/>
               <w:right w:val="none" w:sz="0" w:color="000000"/>
@@ -5290,7 +5459,7 @@
         </w:tc>
         <w:tc>
           <w:tcPr>
-            <w:tcW w:type="dxa" w:w="1377"/>
+            <w:tcW w:type="dxa" w:w="1696"/>
             <w:tcBorders>
               <w:left w:val="none" w:sz="0" w:color="000000"/>
               <w:right w:val="none" w:sz="0" w:color="000000"/>
@@ -5319,7 +5488,7 @@
         </w:tc>
         <w:tc>
           <w:tcPr>
-            <w:tcW w:type="dxa" w:w="1377"/>
+            <w:tcW w:type="dxa" w:w="982"/>
             <w:tcBorders>
               <w:left w:val="none" w:sz="0" w:color="000000"/>
               <w:right w:val="none" w:sz="0" w:color="000000"/>
@@ -5348,7 +5517,7 @@
         </w:tc>
         <w:tc>
           <w:tcPr>
-            <w:tcW w:type="dxa" w:w="1377"/>
+            <w:tcW w:type="dxa" w:w="2053"/>
             <w:tcBorders>
               <w:left w:val="none" w:sz="0" w:color="000000"/>
               <w:right w:val="none" w:sz="0" w:color="000000"/>
@@ -5377,7 +5546,7 @@
         </w:tc>
         <w:tc>
           <w:tcPr>
-            <w:tcW w:type="dxa" w:w="1377"/>
+            <w:tcW w:type="dxa" w:w="982"/>
             <w:tcBorders>
               <w:left w:val="none" w:sz="0" w:color="000000"/>
               <w:right w:val="none" w:sz="0" w:color="000000"/>
@@ -5406,7 +5575,7 @@
         </w:tc>
         <w:tc>
           <w:tcPr>
-            <w:tcW w:type="dxa" w:w="1377"/>
+            <w:tcW w:type="dxa" w:w="893"/>
             <w:tcBorders>
               <w:left w:val="none" w:sz="0" w:color="000000"/>
               <w:right w:val="none" w:sz="0" w:color="000000"/>
@@ -5617,6 +5786,7 @@
     </w:p>
     <w:p>
       <w:pPr>
+        <w:keepNext/>
         <w:wordWrap w:val="0"/>
         <w:autoSpaceDE w:val="0"/>
         <w:autoSpaceDN w:val="0"/>
@@ -5645,6 +5815,7 @@
     </w:p>
     <w:p>
       <w:pPr>
+        <w:keepNext/>
         <w:wordWrap w:val="0"/>
         <w:autoSpaceDE w:val="0"/>
         <w:autoSpaceDN w:val="0"/>
@@ -5662,23 +5833,30 @@
     </w:p>
     <w:tbl>
       <w:tblPr>
-        <w:tblW w:type="auto" w:w="0"/>
         <w:jc w:val="center"/>
+        <w:tblLook w:firstColumn="1" w:firstRow="1" w:lastColumn="0" w:lastRow="0" w:noHBand="0" w:noVBand="1" w:val="04A0"/>
+        <w:tblW w:w="9552" w:type="dxa"/>
         <w:tblLayout w:type="fixed"/>
-        <w:tblLook w:firstColumn="1" w:firstRow="1" w:lastColumn="0" w:lastRow="0" w:noHBand="0" w:noVBand="1" w:val="04A0"/>
+        <w:tblCellMar>
+          <w:left w:w="40" w:type="dxa"/>
+          <w:right w:w="40" w:type="dxa"/>
+        </w:tblCellMar>
       </w:tblPr>
       <w:tblGrid>
-        <w:gridCol w:w="1606"/>
-        <w:gridCol w:w="1606"/>
-        <w:gridCol w:w="1606"/>
-        <w:gridCol w:w="1606"/>
-        <w:gridCol w:w="1606"/>
-        <w:gridCol w:w="1606"/>
+        <w:gridCol w:w="2729"/>
+        <w:gridCol w:w="1574"/>
+        <w:gridCol w:w="1574"/>
+        <w:gridCol w:w="1364"/>
+        <w:gridCol w:w="1049"/>
+        <w:gridCol w:w="1259"/>
       </w:tblGrid>
       <w:tr>
+        <w:trPr>
+          <w:cantSplit/>
+        </w:trPr>
         <w:tc>
           <w:tcPr>
-            <w:tcW w:type="dxa" w:w="1606"/>
+            <w:tcW w:type="dxa" w:w="2729"/>
             <w:tcBorders>
               <w:left w:val="none" w:sz="0" w:color="000000"/>
               <w:right w:val="none" w:sz="0" w:color="000000"/>
@@ -5688,6 +5866,7 @@
           </w:tcPr>
           <w:p>
             <w:pPr>
+              <w:keepNext/>
               <w:wordWrap w:val="0"/>
               <w:autoSpaceDE w:val="0"/>
               <w:autoSpaceDN w:val="0"/>
@@ -5707,7 +5886,7 @@
         </w:tc>
         <w:tc>
           <w:tcPr>
-            <w:tcW w:type="dxa" w:w="1606"/>
+            <w:tcW w:type="dxa" w:w="1575"/>
             <w:tcBorders>
               <w:left w:val="none" w:sz="0" w:color="000000"/>
               <w:right w:val="none" w:sz="0" w:color="000000"/>
@@ -5717,6 +5896,7 @@
           </w:tcPr>
           <w:p>
             <w:pPr>
+              <w:keepNext/>
               <w:wordWrap w:val="0"/>
               <w:autoSpaceDE w:val="0"/>
               <w:autoSpaceDN w:val="0"/>
@@ -5736,7 +5916,7 @@
         </w:tc>
         <w:tc>
           <w:tcPr>
-            <w:tcW w:type="dxa" w:w="1606"/>
+            <w:tcW w:type="dxa" w:w="1575"/>
             <w:tcBorders>
               <w:left w:val="none" w:sz="0" w:color="000000"/>
               <w:right w:val="none" w:sz="0" w:color="000000"/>
@@ -5746,6 +5926,7 @@
           </w:tcPr>
           <w:p>
             <w:pPr>
+              <w:keepNext/>
               <w:wordWrap w:val="0"/>
               <w:autoSpaceDE w:val="0"/>
               <w:autoSpaceDN w:val="0"/>
@@ -5765,7 +5946,7 @@
         </w:tc>
         <w:tc>
           <w:tcPr>
-            <w:tcW w:type="dxa" w:w="1606"/>
+            <w:tcW w:type="dxa" w:w="1365"/>
             <w:tcBorders>
               <w:left w:val="none" w:sz="0" w:color="000000"/>
               <w:right w:val="none" w:sz="0" w:color="000000"/>
@@ -5775,6 +5956,7 @@
           </w:tcPr>
           <w:p>
             <w:pPr>
+              <w:keepNext/>
               <w:wordWrap w:val="0"/>
               <w:autoSpaceDE w:val="0"/>
               <w:autoSpaceDN w:val="0"/>
@@ -5794,7 +5976,7 @@
         </w:tc>
         <w:tc>
           <w:tcPr>
-            <w:tcW w:type="dxa" w:w="1606"/>
+            <w:tcW w:type="dxa" w:w="1050"/>
             <w:tcBorders>
               <w:left w:val="none" w:sz="0" w:color="000000"/>
               <w:right w:val="none" w:sz="0" w:color="000000"/>
@@ -5804,6 +5986,7 @@
           </w:tcPr>
           <w:p>
             <w:pPr>
+              <w:keepNext/>
               <w:wordWrap w:val="0"/>
               <w:autoSpaceDE w:val="0"/>
               <w:autoSpaceDN w:val="0"/>
@@ -5823,7 +6006,7 @@
         </w:tc>
         <w:tc>
           <w:tcPr>
-            <w:tcW w:type="dxa" w:w="1606"/>
+            <w:tcW w:type="dxa" w:w="1260"/>
             <w:tcBorders>
               <w:left w:val="none" w:sz="0" w:color="000000"/>
               <w:right w:val="none" w:sz="0" w:color="000000"/>
@@ -5833,6 +6016,7 @@
           </w:tcPr>
           <w:p>
             <w:pPr>
+              <w:keepNext/>
               <w:wordWrap w:val="0"/>
               <w:autoSpaceDE w:val="0"/>
               <w:autoSpaceDN w:val="0"/>
@@ -5852,9 +6036,12 @@
         </w:tc>
       </w:tr>
       <w:tr>
+        <w:trPr>
+          <w:cantSplit/>
+        </w:trPr>
         <w:tc>
           <w:tcPr>
-            <w:tcW w:type="dxa" w:w="1606"/>
+            <w:tcW w:type="dxa" w:w="2729"/>
             <w:tcBorders>
               <w:left w:val="none" w:sz="0" w:color="000000"/>
               <w:right w:val="none" w:sz="0" w:color="000000"/>
@@ -5864,6 +6051,7 @@
           </w:tcPr>
           <w:p>
             <w:pPr>
+              <w:keepNext/>
               <w:wordWrap w:val="0"/>
               <w:autoSpaceDE w:val="0"/>
               <w:autoSpaceDN w:val="0"/>
@@ -5883,7 +6071,7 @@
         </w:tc>
         <w:tc>
           <w:tcPr>
-            <w:tcW w:type="dxa" w:w="1606"/>
+            <w:tcW w:type="dxa" w:w="1575"/>
             <w:tcBorders>
               <w:left w:val="none" w:sz="0" w:color="000000"/>
               <w:right w:val="none" w:sz="0" w:color="000000"/>
@@ -5893,6 +6081,7 @@
           </w:tcPr>
           <w:p>
             <w:pPr>
+              <w:keepNext/>
               <w:wordWrap w:val="0"/>
               <w:autoSpaceDE w:val="0"/>
               <w:autoSpaceDN w:val="0"/>
@@ -5912,7 +6101,7 @@
         </w:tc>
         <w:tc>
           <w:tcPr>
-            <w:tcW w:type="dxa" w:w="1606"/>
+            <w:tcW w:type="dxa" w:w="1575"/>
             <w:tcBorders>
               <w:left w:val="none" w:sz="0" w:color="000000"/>
               <w:right w:val="none" w:sz="0" w:color="000000"/>
@@ -5922,6 +6111,7 @@
           </w:tcPr>
           <w:p>
             <w:pPr>
+              <w:keepNext/>
               <w:wordWrap w:val="0"/>
               <w:autoSpaceDE w:val="0"/>
               <w:autoSpaceDN w:val="0"/>
@@ -5941,7 +6131,7 @@
         </w:tc>
         <w:tc>
           <w:tcPr>
-            <w:tcW w:type="dxa" w:w="1606"/>
+            <w:tcW w:type="dxa" w:w="1365"/>
             <w:tcBorders>
               <w:left w:val="none" w:sz="0" w:color="000000"/>
               <w:right w:val="none" w:sz="0" w:color="000000"/>
@@ -5951,6 +6141,7 @@
           </w:tcPr>
           <w:p>
             <w:pPr>
+              <w:keepNext/>
               <w:wordWrap w:val="0"/>
               <w:autoSpaceDE w:val="0"/>
               <w:autoSpaceDN w:val="0"/>
@@ -5970,7 +6161,7 @@
         </w:tc>
         <w:tc>
           <w:tcPr>
-            <w:tcW w:type="dxa" w:w="1606"/>
+            <w:tcW w:type="dxa" w:w="1050"/>
             <w:tcBorders>
               <w:left w:val="none" w:sz="0" w:color="000000"/>
               <w:right w:val="none" w:sz="0" w:color="000000"/>
@@ -5980,6 +6171,7 @@
           </w:tcPr>
           <w:p>
             <w:pPr>
+              <w:keepNext/>
               <w:wordWrap w:val="0"/>
               <w:autoSpaceDE w:val="0"/>
               <w:autoSpaceDN w:val="0"/>
@@ -5999,7 +6191,7 @@
         </w:tc>
         <w:tc>
           <w:tcPr>
-            <w:tcW w:type="dxa" w:w="1606"/>
+            <w:tcW w:type="dxa" w:w="1260"/>
             <w:tcBorders>
               <w:left w:val="none" w:sz="0" w:color="000000"/>
               <w:right w:val="none" w:sz="0" w:color="000000"/>
@@ -6009,6 +6201,7 @@
           </w:tcPr>
           <w:p>
             <w:pPr>
+              <w:keepNext/>
               <w:wordWrap w:val="0"/>
               <w:autoSpaceDE w:val="0"/>
               <w:autoSpaceDN w:val="0"/>
@@ -6028,9 +6221,12 @@
         </w:tc>
       </w:tr>
       <w:tr>
+        <w:trPr>
+          <w:cantSplit/>
+        </w:trPr>
         <w:tc>
           <w:tcPr>
-            <w:tcW w:type="dxa" w:w="1606"/>
+            <w:tcW w:type="dxa" w:w="2729"/>
             <w:tcBorders>
               <w:left w:val="none" w:sz="0" w:color="000000"/>
               <w:right w:val="none" w:sz="0" w:color="000000"/>
@@ -6040,6 +6236,7 @@
           </w:tcPr>
           <w:p>
             <w:pPr>
+              <w:keepNext/>
               <w:wordWrap w:val="0"/>
               <w:autoSpaceDE w:val="0"/>
               <w:autoSpaceDN w:val="0"/>
@@ -6059,7 +6256,7 @@
         </w:tc>
         <w:tc>
           <w:tcPr>
-            <w:tcW w:type="dxa" w:w="1606"/>
+            <w:tcW w:type="dxa" w:w="1575"/>
             <w:tcBorders>
               <w:left w:val="none" w:sz="0" w:color="000000"/>
               <w:right w:val="none" w:sz="0" w:color="000000"/>
@@ -6069,6 +6266,7 @@
           </w:tcPr>
           <w:p>
             <w:pPr>
+              <w:keepNext/>
               <w:wordWrap w:val="0"/>
               <w:autoSpaceDE w:val="0"/>
               <w:autoSpaceDN w:val="0"/>
@@ -6088,7 +6286,7 @@
         </w:tc>
         <w:tc>
           <w:tcPr>
-            <w:tcW w:type="dxa" w:w="1606"/>
+            <w:tcW w:type="dxa" w:w="1575"/>
             <w:tcBorders>
               <w:left w:val="none" w:sz="0" w:color="000000"/>
               <w:right w:val="none" w:sz="0" w:color="000000"/>
@@ -6098,6 +6296,7 @@
           </w:tcPr>
           <w:p>
             <w:pPr>
+              <w:keepNext/>
               <w:wordWrap w:val="0"/>
               <w:autoSpaceDE w:val="0"/>
               <w:autoSpaceDN w:val="0"/>
@@ -6117,7 +6316,7 @@
         </w:tc>
         <w:tc>
           <w:tcPr>
-            <w:tcW w:type="dxa" w:w="1606"/>
+            <w:tcW w:type="dxa" w:w="1365"/>
             <w:tcBorders>
               <w:left w:val="none" w:sz="0" w:color="000000"/>
               <w:right w:val="none" w:sz="0" w:color="000000"/>
@@ -6127,6 +6326,7 @@
           </w:tcPr>
           <w:p>
             <w:pPr>
+              <w:keepNext/>
               <w:wordWrap w:val="0"/>
               <w:autoSpaceDE w:val="0"/>
               <w:autoSpaceDN w:val="0"/>
@@ -6146,7 +6346,7 @@
         </w:tc>
         <w:tc>
           <w:tcPr>
-            <w:tcW w:type="dxa" w:w="1606"/>
+            <w:tcW w:type="dxa" w:w="1050"/>
             <w:tcBorders>
               <w:left w:val="none" w:sz="0" w:color="000000"/>
               <w:right w:val="none" w:sz="0" w:color="000000"/>
@@ -6156,6 +6356,7 @@
           </w:tcPr>
           <w:p>
             <w:pPr>
+              <w:keepNext/>
               <w:wordWrap w:val="0"/>
               <w:autoSpaceDE w:val="0"/>
               <w:autoSpaceDN w:val="0"/>
@@ -6175,7 +6376,7 @@
         </w:tc>
         <w:tc>
           <w:tcPr>
-            <w:tcW w:type="dxa" w:w="1606"/>
+            <w:tcW w:type="dxa" w:w="1260"/>
             <w:tcBorders>
               <w:left w:val="none" w:sz="0" w:color="000000"/>
               <w:right w:val="none" w:sz="0" w:color="000000"/>
@@ -6185,6 +6386,7 @@
           </w:tcPr>
           <w:p>
             <w:pPr>
+              <w:keepNext/>
               <w:wordWrap w:val="0"/>
               <w:autoSpaceDE w:val="0"/>
               <w:autoSpaceDN w:val="0"/>
@@ -6204,9 +6406,12 @@
         </w:tc>
       </w:tr>
       <w:tr>
+        <w:trPr>
+          <w:cantSplit/>
+        </w:trPr>
         <w:tc>
           <w:tcPr>
-            <w:tcW w:type="dxa" w:w="1606"/>
+            <w:tcW w:type="dxa" w:w="2729"/>
             <w:tcBorders>
               <w:left w:val="none" w:sz="0" w:color="000000"/>
               <w:right w:val="none" w:sz="0" w:color="000000"/>
@@ -6216,6 +6421,7 @@
           </w:tcPr>
           <w:p>
             <w:pPr>
+              <w:keepNext/>
               <w:wordWrap w:val="0"/>
               <w:autoSpaceDE w:val="0"/>
               <w:autoSpaceDN w:val="0"/>
@@ -6235,7 +6441,7 @@
         </w:tc>
         <w:tc>
           <w:tcPr>
-            <w:tcW w:type="dxa" w:w="1606"/>
+            <w:tcW w:type="dxa" w:w="1575"/>
             <w:tcBorders>
               <w:left w:val="none" w:sz="0" w:color="000000"/>
               <w:right w:val="none" w:sz="0" w:color="000000"/>
@@ -6245,6 +6451,7 @@
           </w:tcPr>
           <w:p>
             <w:pPr>
+              <w:keepNext/>
               <w:wordWrap w:val="0"/>
               <w:autoSpaceDE w:val="0"/>
               <w:autoSpaceDN w:val="0"/>
@@ -6264,7 +6471,7 @@
         </w:tc>
         <w:tc>
           <w:tcPr>
-            <w:tcW w:type="dxa" w:w="1606"/>
+            <w:tcW w:type="dxa" w:w="1575"/>
             <w:tcBorders>
               <w:left w:val="none" w:sz="0" w:color="000000"/>
               <w:right w:val="none" w:sz="0" w:color="000000"/>
@@ -6274,6 +6481,7 @@
           </w:tcPr>
           <w:p>
             <w:pPr>
+              <w:keepNext/>
               <w:wordWrap w:val="0"/>
               <w:autoSpaceDE w:val="0"/>
               <w:autoSpaceDN w:val="0"/>
@@ -6293,7 +6501,7 @@
         </w:tc>
         <w:tc>
           <w:tcPr>
-            <w:tcW w:type="dxa" w:w="1606"/>
+            <w:tcW w:type="dxa" w:w="1365"/>
             <w:tcBorders>
               <w:left w:val="none" w:sz="0" w:color="000000"/>
               <w:right w:val="none" w:sz="0" w:color="000000"/>
@@ -6303,6 +6511,7 @@
           </w:tcPr>
           <w:p>
             <w:pPr>
+              <w:keepNext/>
               <w:wordWrap w:val="0"/>
               <w:autoSpaceDE w:val="0"/>
               <w:autoSpaceDN w:val="0"/>
@@ -6322,7 +6531,7 @@
         </w:tc>
         <w:tc>
           <w:tcPr>
-            <w:tcW w:type="dxa" w:w="1606"/>
+            <w:tcW w:type="dxa" w:w="1050"/>
             <w:tcBorders>
               <w:left w:val="none" w:sz="0" w:color="000000"/>
               <w:right w:val="none" w:sz="0" w:color="000000"/>
@@ -6332,6 +6541,7 @@
           </w:tcPr>
           <w:p>
             <w:pPr>
+              <w:keepNext/>
               <w:wordWrap w:val="0"/>
               <w:autoSpaceDE w:val="0"/>
               <w:autoSpaceDN w:val="0"/>
@@ -6351,7 +6561,7 @@
         </w:tc>
         <w:tc>
           <w:tcPr>
-            <w:tcW w:type="dxa" w:w="1606"/>
+            <w:tcW w:type="dxa" w:w="1260"/>
             <w:tcBorders>
               <w:left w:val="none" w:sz="0" w:color="000000"/>
               <w:right w:val="none" w:sz="0" w:color="000000"/>
@@ -6361,6 +6571,7 @@
           </w:tcPr>
           <w:p>
             <w:pPr>
+              <w:keepNext/>
               <w:wordWrap w:val="0"/>
               <w:autoSpaceDE w:val="0"/>
               <w:autoSpaceDN w:val="0"/>
@@ -6380,9 +6591,12 @@
         </w:tc>
       </w:tr>
       <w:tr>
+        <w:trPr>
+          <w:cantSplit/>
+        </w:trPr>
         <w:tc>
           <w:tcPr>
-            <w:tcW w:type="dxa" w:w="1606"/>
+            <w:tcW w:type="dxa" w:w="2729"/>
             <w:tcBorders>
               <w:left w:val="none" w:sz="0" w:color="000000"/>
               <w:right w:val="none" w:sz="0" w:color="000000"/>
@@ -6411,7 +6625,7 @@
         </w:tc>
         <w:tc>
           <w:tcPr>
-            <w:tcW w:type="dxa" w:w="1606"/>
+            <w:tcW w:type="dxa" w:w="1575"/>
             <w:tcBorders>
               <w:left w:val="none" w:sz="0" w:color="000000"/>
               <w:right w:val="none" w:sz="0" w:color="000000"/>
@@ -6440,7 +6654,7 @@
         </w:tc>
         <w:tc>
           <w:tcPr>
-            <w:tcW w:type="dxa" w:w="1606"/>
+            <w:tcW w:type="dxa" w:w="1575"/>
             <w:tcBorders>
               <w:left w:val="none" w:sz="0" w:color="000000"/>
               <w:right w:val="none" w:sz="0" w:color="000000"/>
@@ -6469,7 +6683,7 @@
         </w:tc>
         <w:tc>
           <w:tcPr>
-            <w:tcW w:type="dxa" w:w="1606"/>
+            <w:tcW w:type="dxa" w:w="1365"/>
             <w:tcBorders>
               <w:left w:val="none" w:sz="0" w:color="000000"/>
               <w:right w:val="none" w:sz="0" w:color="000000"/>
@@ -6498,7 +6712,7 @@
         </w:tc>
         <w:tc>
           <w:tcPr>
-            <w:tcW w:type="dxa" w:w="1606"/>
+            <w:tcW w:type="dxa" w:w="1050"/>
             <w:tcBorders>
               <w:left w:val="none" w:sz="0" w:color="000000"/>
               <w:right w:val="none" w:sz="0" w:color="000000"/>
@@ -6527,7 +6741,7 @@
         </w:tc>
         <w:tc>
           <w:tcPr>
-            <w:tcW w:type="dxa" w:w="1606"/>
+            <w:tcW w:type="dxa" w:w="1260"/>
             <w:tcBorders>
               <w:left w:val="none" w:sz="0" w:color="000000"/>
               <w:right w:val="none" w:sz="0" w:color="000000"/>
@@ -6688,6 +6902,7 @@
     </w:p>
     <w:p>
       <w:pPr>
+        <w:keepNext/>
         <w:wordWrap w:val="0"/>
         <w:autoSpaceDE w:val="0"/>
         <w:autoSpaceDN w:val="0"/>
@@ -6735,6 +6950,7 @@
     </w:p>
     <w:p>
       <w:pPr>
+        <w:keepNext/>
         <w:wordWrap w:val="0"/>
         <w:autoSpaceDE w:val="0"/>
         <w:autoSpaceDN w:val="0"/>
@@ -6752,23 +6968,30 @@
     </w:p>
     <w:tbl>
       <w:tblPr>
-        <w:tblW w:type="auto" w:w="0"/>
         <w:jc w:val="center"/>
+        <w:tblLook w:firstColumn="1" w:firstRow="1" w:lastColumn="0" w:lastRow="0" w:noHBand="0" w:noVBand="1" w:val="04A0"/>
+        <w:tblW w:w="9552" w:type="dxa"/>
         <w:tblLayout w:type="fixed"/>
-        <w:tblLook w:firstColumn="1" w:firstRow="1" w:lastColumn="0" w:lastRow="0" w:noHBand="0" w:noVBand="1" w:val="04A0"/>
+        <w:tblCellMar>
+          <w:left w:w="40" w:type="dxa"/>
+          <w:right w:w="40" w:type="dxa"/>
+        </w:tblCellMar>
       </w:tblPr>
       <w:tblGrid>
-        <w:gridCol w:w="1606"/>
-        <w:gridCol w:w="1606"/>
-        <w:gridCol w:w="1606"/>
-        <w:gridCol w:w="1606"/>
-        <w:gridCol w:w="1606"/>
-        <w:gridCol w:w="1606"/>
+        <w:gridCol w:w="1833"/>
+        <w:gridCol w:w="1157"/>
+        <w:gridCol w:w="1157"/>
+        <w:gridCol w:w="1640"/>
+        <w:gridCol w:w="1736"/>
+        <w:gridCol w:w="2026"/>
       </w:tblGrid>
       <w:tr>
+        <w:trPr>
+          <w:cantSplit/>
+        </w:trPr>
         <w:tc>
           <w:tcPr>
-            <w:tcW w:type="dxa" w:w="1606"/>
+            <w:tcW w:type="dxa" w:w="1833"/>
             <w:tcBorders>
               <w:left w:val="none" w:sz="0" w:color="000000"/>
               <w:right w:val="none" w:sz="0" w:color="000000"/>
@@ -6778,6 +7001,7 @@
           </w:tcPr>
           <w:p>
             <w:pPr>
+              <w:keepNext/>
               <w:wordWrap w:val="0"/>
               <w:autoSpaceDE w:val="0"/>
               <w:autoSpaceDN w:val="0"/>
@@ -6797,7 +7021,7 @@
         </w:tc>
         <w:tc>
           <w:tcPr>
-            <w:tcW w:type="dxa" w:w="1606"/>
+            <w:tcW w:type="dxa" w:w="1158"/>
             <w:tcBorders>
               <w:left w:val="none" w:sz="0" w:color="000000"/>
               <w:right w:val="none" w:sz="0" w:color="000000"/>
@@ -6807,6 +7031,7 @@
           </w:tcPr>
           <w:p>
             <w:pPr>
+              <w:keepNext/>
               <w:wordWrap w:val="0"/>
               <w:autoSpaceDE w:val="0"/>
               <w:autoSpaceDN w:val="0"/>
@@ -6826,7 +7051,7 @@
         </w:tc>
         <w:tc>
           <w:tcPr>
-            <w:tcW w:type="dxa" w:w="1606"/>
+            <w:tcW w:type="dxa" w:w="1158"/>
             <w:tcBorders>
               <w:left w:val="none" w:sz="0" w:color="000000"/>
               <w:right w:val="none" w:sz="0" w:color="000000"/>
@@ -6836,6 +7061,7 @@
           </w:tcPr>
           <w:p>
             <w:pPr>
+              <w:keepNext/>
               <w:wordWrap w:val="0"/>
               <w:autoSpaceDE w:val="0"/>
               <w:autoSpaceDN w:val="0"/>
@@ -6855,7 +7081,7 @@
         </w:tc>
         <w:tc>
           <w:tcPr>
-            <w:tcW w:type="dxa" w:w="1606"/>
+            <w:tcW w:type="dxa" w:w="1640"/>
             <w:tcBorders>
               <w:left w:val="none" w:sz="0" w:color="000000"/>
               <w:right w:val="none" w:sz="0" w:color="000000"/>
@@ -6865,6 +7091,7 @@
           </w:tcPr>
           <w:p>
             <w:pPr>
+              <w:keepNext/>
               <w:wordWrap w:val="0"/>
               <w:autoSpaceDE w:val="0"/>
               <w:autoSpaceDN w:val="0"/>
@@ -6884,7 +7111,7 @@
         </w:tc>
         <w:tc>
           <w:tcPr>
-            <w:tcW w:type="dxa" w:w="1606"/>
+            <w:tcW w:type="dxa" w:w="1737"/>
             <w:tcBorders>
               <w:left w:val="none" w:sz="0" w:color="000000"/>
               <w:right w:val="none" w:sz="0" w:color="000000"/>
@@ -6894,6 +7121,7 @@
           </w:tcPr>
           <w:p>
             <w:pPr>
+              <w:keepNext/>
               <w:wordWrap w:val="0"/>
               <w:autoSpaceDE w:val="0"/>
               <w:autoSpaceDN w:val="0"/>
@@ -6913,7 +7141,7 @@
         </w:tc>
         <w:tc>
           <w:tcPr>
-            <w:tcW w:type="dxa" w:w="1606"/>
+            <w:tcW w:type="dxa" w:w="2026"/>
             <w:tcBorders>
               <w:left w:val="none" w:sz="0" w:color="000000"/>
               <w:right w:val="none" w:sz="0" w:color="000000"/>
@@ -6923,6 +7151,7 @@
           </w:tcPr>
           <w:p>
             <w:pPr>
+              <w:keepNext/>
               <w:wordWrap w:val="0"/>
               <w:autoSpaceDE w:val="0"/>
               <w:autoSpaceDN w:val="0"/>
@@ -6942,9 +7171,12 @@
         </w:tc>
       </w:tr>
       <w:tr>
+        <w:trPr>
+          <w:cantSplit/>
+        </w:trPr>
         <w:tc>
           <w:tcPr>
-            <w:tcW w:type="dxa" w:w="1606"/>
+            <w:tcW w:type="dxa" w:w="1833"/>
             <w:tcBorders>
               <w:left w:val="none" w:sz="0" w:color="000000"/>
               <w:right w:val="none" w:sz="0" w:color="000000"/>
@@ -6954,6 +7186,7 @@
           </w:tcPr>
           <w:p>
             <w:pPr>
+              <w:keepNext/>
               <w:wordWrap w:val="0"/>
               <w:autoSpaceDE w:val="0"/>
               <w:autoSpaceDN w:val="0"/>
@@ -6973,7 +7206,7 @@
         </w:tc>
         <w:tc>
           <w:tcPr>
-            <w:tcW w:type="dxa" w:w="1606"/>
+            <w:tcW w:type="dxa" w:w="1158"/>
             <w:tcBorders>
               <w:left w:val="none" w:sz="0" w:color="000000"/>
               <w:right w:val="none" w:sz="0" w:color="000000"/>
@@ -6983,6 +7216,7 @@
           </w:tcPr>
           <w:p>
             <w:pPr>
+              <w:keepNext/>
               <w:wordWrap w:val="0"/>
               <w:autoSpaceDE w:val="0"/>
               <w:autoSpaceDN w:val="0"/>
@@ -7002,7 +7236,7 @@
         </w:tc>
         <w:tc>
           <w:tcPr>
-            <w:tcW w:type="dxa" w:w="1606"/>
+            <w:tcW w:type="dxa" w:w="1158"/>
             <w:tcBorders>
               <w:left w:val="none" w:sz="0" w:color="000000"/>
               <w:right w:val="none" w:sz="0" w:color="000000"/>
@@ -7012,6 +7246,7 @@
           </w:tcPr>
           <w:p>
             <w:pPr>
+              <w:keepNext/>
               <w:wordWrap w:val="0"/>
               <w:autoSpaceDE w:val="0"/>
               <w:autoSpaceDN w:val="0"/>
@@ -7031,7 +7266,7 @@
         </w:tc>
         <w:tc>
           <w:tcPr>
-            <w:tcW w:type="dxa" w:w="1606"/>
+            <w:tcW w:type="dxa" w:w="1640"/>
             <w:tcBorders>
               <w:left w:val="none" w:sz="0" w:color="000000"/>
               <w:right w:val="none" w:sz="0" w:color="000000"/>
@@ -7041,6 +7276,7 @@
           </w:tcPr>
           <w:p>
             <w:pPr>
+              <w:keepNext/>
               <w:wordWrap w:val="0"/>
               <w:autoSpaceDE w:val="0"/>
               <w:autoSpaceDN w:val="0"/>
@@ -7060,7 +7296,7 @@
         </w:tc>
         <w:tc>
           <w:tcPr>
-            <w:tcW w:type="dxa" w:w="1606"/>
+            <w:tcW w:type="dxa" w:w="1737"/>
             <w:tcBorders>
               <w:left w:val="none" w:sz="0" w:color="000000"/>
               <w:right w:val="none" w:sz="0" w:color="000000"/>
@@ -7070,6 +7306,7 @@
           </w:tcPr>
           <w:p>
             <w:pPr>
+              <w:keepNext/>
               <w:wordWrap w:val="0"/>
               <w:autoSpaceDE w:val="0"/>
               <w:autoSpaceDN w:val="0"/>
@@ -7089,7 +7326,7 @@
         </w:tc>
         <w:tc>
           <w:tcPr>
-            <w:tcW w:type="dxa" w:w="1606"/>
+            <w:tcW w:type="dxa" w:w="2026"/>
             <w:tcBorders>
               <w:left w:val="none" w:sz="0" w:color="000000"/>
               <w:right w:val="none" w:sz="0" w:color="000000"/>
@@ -7099,6 +7336,7 @@
           </w:tcPr>
           <w:p>
             <w:pPr>
+              <w:keepNext/>
               <w:wordWrap w:val="0"/>
               <w:autoSpaceDE w:val="0"/>
               <w:autoSpaceDN w:val="0"/>
@@ -7118,9 +7356,12 @@
         </w:tc>
       </w:tr>
       <w:tr>
+        <w:trPr>
+          <w:cantSplit/>
+        </w:trPr>
         <w:tc>
           <w:tcPr>
-            <w:tcW w:type="dxa" w:w="1606"/>
+            <w:tcW w:type="dxa" w:w="1833"/>
             <w:tcBorders>
               <w:left w:val="none" w:sz="0" w:color="000000"/>
               <w:right w:val="none" w:sz="0" w:color="000000"/>
@@ -7130,6 +7371,7 @@
           </w:tcPr>
           <w:p>
             <w:pPr>
+              <w:keepNext/>
               <w:wordWrap w:val="0"/>
               <w:autoSpaceDE w:val="0"/>
               <w:autoSpaceDN w:val="0"/>
@@ -7149,7 +7391,7 @@
         </w:tc>
         <w:tc>
           <w:tcPr>
-            <w:tcW w:type="dxa" w:w="1606"/>
+            <w:tcW w:type="dxa" w:w="1158"/>
             <w:tcBorders>
               <w:left w:val="none" w:sz="0" w:color="000000"/>
               <w:right w:val="none" w:sz="0" w:color="000000"/>
@@ -7159,6 +7401,7 @@
           </w:tcPr>
           <w:p>
             <w:pPr>
+              <w:keepNext/>
               <w:wordWrap w:val="0"/>
               <w:autoSpaceDE w:val="0"/>
               <w:autoSpaceDN w:val="0"/>
@@ -7178,7 +7421,7 @@
         </w:tc>
         <w:tc>
           <w:tcPr>
-            <w:tcW w:type="dxa" w:w="1606"/>
+            <w:tcW w:type="dxa" w:w="1158"/>
             <w:tcBorders>
               <w:left w:val="none" w:sz="0" w:color="000000"/>
               <w:right w:val="none" w:sz="0" w:color="000000"/>
@@ -7188,6 +7431,7 @@
           </w:tcPr>
           <w:p>
             <w:pPr>
+              <w:keepNext/>
               <w:wordWrap w:val="0"/>
               <w:autoSpaceDE w:val="0"/>
               <w:autoSpaceDN w:val="0"/>
@@ -7207,7 +7451,7 @@
         </w:tc>
         <w:tc>
           <w:tcPr>
-            <w:tcW w:type="dxa" w:w="1606"/>
+            <w:tcW w:type="dxa" w:w="1640"/>
             <w:tcBorders>
               <w:left w:val="none" w:sz="0" w:color="000000"/>
               <w:right w:val="none" w:sz="0" w:color="000000"/>
@@ -7217,6 +7461,7 @@
           </w:tcPr>
           <w:p>
             <w:pPr>
+              <w:keepNext/>
               <w:wordWrap w:val="0"/>
               <w:autoSpaceDE w:val="0"/>
               <w:autoSpaceDN w:val="0"/>
@@ -7236,7 +7481,7 @@
         </w:tc>
         <w:tc>
           <w:tcPr>
-            <w:tcW w:type="dxa" w:w="1606"/>
+            <w:tcW w:type="dxa" w:w="1737"/>
             <w:tcBorders>
               <w:left w:val="none" w:sz="0" w:color="000000"/>
               <w:right w:val="none" w:sz="0" w:color="000000"/>
@@ -7246,6 +7491,7 @@
           </w:tcPr>
           <w:p>
             <w:pPr>
+              <w:keepNext/>
               <w:wordWrap w:val="0"/>
               <w:autoSpaceDE w:val="0"/>
               <w:autoSpaceDN w:val="0"/>
@@ -7265,7 +7511,7 @@
         </w:tc>
         <w:tc>
           <w:tcPr>
-            <w:tcW w:type="dxa" w:w="1606"/>
+            <w:tcW w:type="dxa" w:w="2026"/>
             <w:tcBorders>
               <w:left w:val="none" w:sz="0" w:color="000000"/>
               <w:right w:val="none" w:sz="0" w:color="000000"/>
@@ -7275,6 +7521,7 @@
           </w:tcPr>
           <w:p>
             <w:pPr>
+              <w:keepNext/>
               <w:wordWrap w:val="0"/>
               <w:autoSpaceDE w:val="0"/>
               <w:autoSpaceDN w:val="0"/>
@@ -7294,9 +7541,12 @@
         </w:tc>
       </w:tr>
       <w:tr>
+        <w:trPr>
+          <w:cantSplit/>
+        </w:trPr>
         <w:tc>
           <w:tcPr>
-            <w:tcW w:type="dxa" w:w="1606"/>
+            <w:tcW w:type="dxa" w:w="1833"/>
             <w:tcBorders>
               <w:left w:val="none" w:sz="0" w:color="000000"/>
               <w:right w:val="none" w:sz="0" w:color="000000"/>
@@ -7306,6 +7556,7 @@
           </w:tcPr>
           <w:p>
             <w:pPr>
+              <w:keepNext/>
               <w:wordWrap w:val="0"/>
               <w:autoSpaceDE w:val="0"/>
               <w:autoSpaceDN w:val="0"/>
@@ -7325,7 +7576,7 @@
         </w:tc>
         <w:tc>
           <w:tcPr>
-            <w:tcW w:type="dxa" w:w="1606"/>
+            <w:tcW w:type="dxa" w:w="1158"/>
             <w:tcBorders>
               <w:left w:val="none" w:sz="0" w:color="000000"/>
               <w:right w:val="none" w:sz="0" w:color="000000"/>
@@ -7335,6 +7586,7 @@
           </w:tcPr>
           <w:p>
             <w:pPr>
+              <w:keepNext/>
               <w:wordWrap w:val="0"/>
               <w:autoSpaceDE w:val="0"/>
               <w:autoSpaceDN w:val="0"/>
@@ -7354,7 +7606,7 @@
         </w:tc>
         <w:tc>
           <w:tcPr>
-            <w:tcW w:type="dxa" w:w="1606"/>
+            <w:tcW w:type="dxa" w:w="1158"/>
             <w:tcBorders>
               <w:left w:val="none" w:sz="0" w:color="000000"/>
               <w:right w:val="none" w:sz="0" w:color="000000"/>
@@ -7364,6 +7616,7 @@
           </w:tcPr>
           <w:p>
             <w:pPr>
+              <w:keepNext/>
               <w:wordWrap w:val="0"/>
               <w:autoSpaceDE w:val="0"/>
               <w:autoSpaceDN w:val="0"/>
@@ -7383,7 +7636,7 @@
         </w:tc>
         <w:tc>
           <w:tcPr>
-            <w:tcW w:type="dxa" w:w="1606"/>
+            <w:tcW w:type="dxa" w:w="1640"/>
             <w:tcBorders>
               <w:left w:val="none" w:sz="0" w:color="000000"/>
               <w:right w:val="none" w:sz="0" w:color="000000"/>
@@ -7393,6 +7646,7 @@
           </w:tcPr>
           <w:p>
             <w:pPr>
+              <w:keepNext/>
               <w:wordWrap w:val="0"/>
               <w:autoSpaceDE w:val="0"/>
               <w:autoSpaceDN w:val="0"/>
@@ -7412,7 +7666,7 @@
         </w:tc>
         <w:tc>
           <w:tcPr>
-            <w:tcW w:type="dxa" w:w="1606"/>
+            <w:tcW w:type="dxa" w:w="1737"/>
             <w:tcBorders>
               <w:left w:val="none" w:sz="0" w:color="000000"/>
               <w:right w:val="none" w:sz="0" w:color="000000"/>
@@ -7422,6 +7676,7 @@
           </w:tcPr>
           <w:p>
             <w:pPr>
+              <w:keepNext/>
               <w:wordWrap w:val="0"/>
               <w:autoSpaceDE w:val="0"/>
               <w:autoSpaceDN w:val="0"/>
@@ -7441,7 +7696,7 @@
         </w:tc>
         <w:tc>
           <w:tcPr>
-            <w:tcW w:type="dxa" w:w="1606"/>
+            <w:tcW w:type="dxa" w:w="2026"/>
             <w:tcBorders>
               <w:left w:val="none" w:sz="0" w:color="000000"/>
               <w:right w:val="none" w:sz="0" w:color="000000"/>
@@ -7451,6 +7706,7 @@
           </w:tcPr>
           <w:p>
             <w:pPr>
+              <w:keepNext/>
               <w:wordWrap w:val="0"/>
               <w:autoSpaceDE w:val="0"/>
               <w:autoSpaceDN w:val="0"/>
@@ -7470,9 +7726,12 @@
         </w:tc>
       </w:tr>
       <w:tr>
+        <w:trPr>
+          <w:cantSplit/>
+        </w:trPr>
         <w:tc>
           <w:tcPr>
-            <w:tcW w:type="dxa" w:w="1606"/>
+            <w:tcW w:type="dxa" w:w="1833"/>
             <w:tcBorders>
               <w:left w:val="none" w:sz="0" w:color="000000"/>
               <w:right w:val="none" w:sz="0" w:color="000000"/>
@@ -7501,7 +7760,7 @@
         </w:tc>
         <w:tc>
           <w:tcPr>
-            <w:tcW w:type="dxa" w:w="1606"/>
+            <w:tcW w:type="dxa" w:w="1158"/>
             <w:tcBorders>
               <w:left w:val="none" w:sz="0" w:color="000000"/>
               <w:right w:val="none" w:sz="0" w:color="000000"/>
@@ -7530,7 +7789,7 @@
         </w:tc>
         <w:tc>
           <w:tcPr>
-            <w:tcW w:type="dxa" w:w="1606"/>
+            <w:tcW w:type="dxa" w:w="1158"/>
             <w:tcBorders>
               <w:left w:val="none" w:sz="0" w:color="000000"/>
               <w:right w:val="none" w:sz="0" w:color="000000"/>
@@ -7559,7 +7818,7 @@
         </w:tc>
         <w:tc>
           <w:tcPr>
-            <w:tcW w:type="dxa" w:w="1606"/>
+            <w:tcW w:type="dxa" w:w="1640"/>
             <w:tcBorders>
               <w:left w:val="none" w:sz="0" w:color="000000"/>
               <w:right w:val="none" w:sz="0" w:color="000000"/>
@@ -7588,7 +7847,7 @@
         </w:tc>
         <w:tc>
           <w:tcPr>
-            <w:tcW w:type="dxa" w:w="1606"/>
+            <w:tcW w:type="dxa" w:w="1737"/>
             <w:tcBorders>
               <w:left w:val="none" w:sz="0" w:color="000000"/>
               <w:right w:val="none" w:sz="0" w:color="000000"/>
@@ -7617,7 +7876,7 @@
         </w:tc>
         <w:tc>
           <w:tcPr>
-            <w:tcW w:type="dxa" w:w="1606"/>
+            <w:tcW w:type="dxa" w:w="2026"/>
             <w:tcBorders>
               <w:left w:val="none" w:sz="0" w:color="000000"/>
               <w:right w:val="none" w:sz="0" w:color="000000"/>
@@ -7739,6 +7998,7 @@
     </w:p>
     <w:p>
       <w:pPr>
+        <w:keepNext/>
         <w:wordWrap w:val="0"/>
         <w:autoSpaceDE w:val="0"/>
         <w:autoSpaceDN w:val="0"/>
@@ -7786,6 +8046,7 @@
     </w:p>
     <w:p>
       <w:pPr>
+        <w:keepNext/>
         <w:wordWrap w:val="0"/>
         <w:autoSpaceDE w:val="0"/>
         <w:autoSpaceDN w:val="0"/>
@@ -7803,24 +8064,31 @@
     </w:p>
     <w:tbl>
       <w:tblPr>
-        <w:tblW w:type="auto" w:w="0"/>
         <w:jc w:val="center"/>
+        <w:tblLook w:firstColumn="1" w:firstRow="1" w:lastColumn="0" w:lastRow="0" w:noHBand="0" w:noVBand="1" w:val="04A0"/>
+        <w:tblW w:w="9552" w:type="dxa"/>
         <w:tblLayout w:type="fixed"/>
-        <w:tblLook w:firstColumn="1" w:firstRow="1" w:lastColumn="0" w:lastRow="0" w:noHBand="0" w:noVBand="1" w:val="04A0"/>
+        <w:tblCellMar>
+          <w:left w:w="40" w:type="dxa"/>
+          <w:right w:w="40" w:type="dxa"/>
+        </w:tblCellMar>
       </w:tblPr>
       <w:tblGrid>
-        <w:gridCol w:w="1377"/>
-        <w:gridCol w:w="1377"/>
-        <w:gridCol w:w="1377"/>
-        <w:gridCol w:w="1377"/>
-        <w:gridCol w:w="1377"/>
-        <w:gridCol w:w="1377"/>
-        <w:gridCol w:w="1377"/>
+        <w:gridCol w:w="2622"/>
+        <w:gridCol w:w="561"/>
+        <w:gridCol w:w="1779"/>
+        <w:gridCol w:w="1030"/>
+        <w:gridCol w:w="936"/>
+        <w:gridCol w:w="1217"/>
+        <w:gridCol w:w="1404"/>
       </w:tblGrid>
       <w:tr>
+        <w:trPr>
+          <w:cantSplit/>
+        </w:trPr>
         <w:tc>
           <w:tcPr>
-            <w:tcW w:type="dxa" w:w="1377"/>
+            <w:tcW w:type="dxa" w:w="2622"/>
             <w:tcBorders>
               <w:left w:val="none" w:sz="0" w:color="000000"/>
               <w:right w:val="none" w:sz="0" w:color="000000"/>
@@ -7830,6 +8098,7 @@
           </w:tcPr>
           <w:p>
             <w:pPr>
+              <w:keepNext/>
               <w:wordWrap w:val="0"/>
               <w:autoSpaceDE w:val="0"/>
               <w:autoSpaceDN w:val="0"/>
@@ -7849,7 +8118,7 @@
         </w:tc>
         <w:tc>
           <w:tcPr>
-            <w:tcW w:type="dxa" w:w="1377"/>
+            <w:tcW w:type="dxa" w:w="562"/>
             <w:tcBorders>
               <w:left w:val="none" w:sz="0" w:color="000000"/>
               <w:right w:val="none" w:sz="0" w:color="000000"/>
@@ -7859,6 +8128,7 @@
           </w:tcPr>
           <w:p>
             <w:pPr>
+              <w:keepNext/>
               <w:wordWrap w:val="0"/>
               <w:autoSpaceDE w:val="0"/>
               <w:autoSpaceDN w:val="0"/>
@@ -7878,7 +8148,7 @@
         </w:tc>
         <w:tc>
           <w:tcPr>
-            <w:tcW w:type="dxa" w:w="1377"/>
+            <w:tcW w:type="dxa" w:w="1779"/>
             <w:tcBorders>
               <w:left w:val="none" w:sz="0" w:color="000000"/>
               <w:right w:val="none" w:sz="0" w:color="000000"/>
@@ -7888,6 +8158,7 @@
           </w:tcPr>
           <w:p>
             <w:pPr>
+              <w:keepNext/>
               <w:wordWrap w:val="0"/>
               <w:autoSpaceDE w:val="0"/>
               <w:autoSpaceDN w:val="0"/>
@@ -7907,7 +8178,7 @@
         </w:tc>
         <w:tc>
           <w:tcPr>
-            <w:tcW w:type="dxa" w:w="1377"/>
+            <w:tcW w:type="dxa" w:w="1030"/>
             <w:tcBorders>
               <w:left w:val="none" w:sz="0" w:color="000000"/>
               <w:right w:val="none" w:sz="0" w:color="000000"/>
@@ -7917,6 +8188,7 @@
           </w:tcPr>
           <w:p>
             <w:pPr>
+              <w:keepNext/>
               <w:wordWrap w:val="0"/>
               <w:autoSpaceDE w:val="0"/>
               <w:autoSpaceDN w:val="0"/>
@@ -7936,7 +8208,7 @@
         </w:tc>
         <w:tc>
           <w:tcPr>
-            <w:tcW w:type="dxa" w:w="1377"/>
+            <w:tcW w:type="dxa" w:w="937"/>
             <w:tcBorders>
               <w:left w:val="none" w:sz="0" w:color="000000"/>
               <w:right w:val="none" w:sz="0" w:color="000000"/>
@@ -7946,6 +8218,7 @@
           </w:tcPr>
           <w:p>
             <w:pPr>
+              <w:keepNext/>
               <w:wordWrap w:val="0"/>
               <w:autoSpaceDE w:val="0"/>
               <w:autoSpaceDN w:val="0"/>
@@ -7965,7 +8238,7 @@
         </w:tc>
         <w:tc>
           <w:tcPr>
-            <w:tcW w:type="dxa" w:w="1377"/>
+            <w:tcW w:type="dxa" w:w="1218"/>
             <w:tcBorders>
               <w:left w:val="none" w:sz="0" w:color="000000"/>
               <w:right w:val="none" w:sz="0" w:color="000000"/>
@@ -7975,6 +8248,7 @@
           </w:tcPr>
           <w:p>
             <w:pPr>
+              <w:keepNext/>
               <w:wordWrap w:val="0"/>
               <w:autoSpaceDE w:val="0"/>
               <w:autoSpaceDN w:val="0"/>
@@ -7994,7 +8268,7 @@
         </w:tc>
         <w:tc>
           <w:tcPr>
-            <w:tcW w:type="dxa" w:w="1377"/>
+            <w:tcW w:type="dxa" w:w="1405"/>
             <w:tcBorders>
               <w:left w:val="none" w:sz="0" w:color="000000"/>
               <w:right w:val="none" w:sz="0" w:color="000000"/>
@@ -8004,6 +8278,7 @@
           </w:tcPr>
           <w:p>
             <w:pPr>
+              <w:keepNext/>
               <w:wordWrap w:val="0"/>
               <w:autoSpaceDE w:val="0"/>
               <w:autoSpaceDN w:val="0"/>
@@ -8023,9 +8298,12 @@
         </w:tc>
       </w:tr>
       <w:tr>
+        <w:trPr>
+          <w:cantSplit/>
+        </w:trPr>
         <w:tc>
           <w:tcPr>
-            <w:tcW w:type="dxa" w:w="1377"/>
+            <w:tcW w:type="dxa" w:w="2622"/>
             <w:tcBorders>
               <w:left w:val="none" w:sz="0" w:color="000000"/>
               <w:right w:val="none" w:sz="0" w:color="000000"/>
@@ -8035,6 +8313,7 @@
           </w:tcPr>
           <w:p>
             <w:pPr>
+              <w:keepNext/>
               <w:wordWrap w:val="0"/>
               <w:autoSpaceDE w:val="0"/>
               <w:autoSpaceDN w:val="0"/>
@@ -8054,7 +8333,7 @@
         </w:tc>
         <w:tc>
           <w:tcPr>
-            <w:tcW w:type="dxa" w:w="1377"/>
+            <w:tcW w:type="dxa" w:w="562"/>
             <w:tcBorders>
               <w:left w:val="none" w:sz="0" w:color="000000"/>
               <w:right w:val="none" w:sz="0" w:color="000000"/>
@@ -8064,6 +8343,7 @@
           </w:tcPr>
           <w:p>
             <w:pPr>
+              <w:keepNext/>
               <w:wordWrap w:val="0"/>
               <w:autoSpaceDE w:val="0"/>
               <w:autoSpaceDN w:val="0"/>
@@ -8083,7 +8363,7 @@
         </w:tc>
         <w:tc>
           <w:tcPr>
-            <w:tcW w:type="dxa" w:w="1377"/>
+            <w:tcW w:type="dxa" w:w="1779"/>
             <w:tcBorders>
               <w:left w:val="none" w:sz="0" w:color="000000"/>
               <w:right w:val="none" w:sz="0" w:color="000000"/>
@@ -8093,6 +8373,7 @@
           </w:tcPr>
           <w:p>
             <w:pPr>
+              <w:keepNext/>
               <w:wordWrap w:val="0"/>
               <w:autoSpaceDE w:val="0"/>
               <w:autoSpaceDN w:val="0"/>
@@ -8112,7 +8393,7 @@
         </w:tc>
         <w:tc>
           <w:tcPr>
-            <w:tcW w:type="dxa" w:w="1377"/>
+            <w:tcW w:type="dxa" w:w="1030"/>
             <w:tcBorders>
               <w:left w:val="none" w:sz="0" w:color="000000"/>
               <w:right w:val="none" w:sz="0" w:color="000000"/>
@@ -8122,6 +8403,7 @@
           </w:tcPr>
           <w:p>
             <w:pPr>
+              <w:keepNext/>
               <w:wordWrap w:val="0"/>
               <w:autoSpaceDE w:val="0"/>
               <w:autoSpaceDN w:val="0"/>
@@ -8141,7 +8423,7 @@
         </w:tc>
         <w:tc>
           <w:tcPr>
-            <w:tcW w:type="dxa" w:w="1377"/>
+            <w:tcW w:type="dxa" w:w="937"/>
             <w:tcBorders>
               <w:left w:val="none" w:sz="0" w:color="000000"/>
               <w:right w:val="none" w:sz="0" w:color="000000"/>
@@ -8151,6 +8433,7 @@
           </w:tcPr>
           <w:p>
             <w:pPr>
+              <w:keepNext/>
               <w:wordWrap w:val="0"/>
               <w:autoSpaceDE w:val="0"/>
               <w:autoSpaceDN w:val="0"/>
@@ -8170,7 +8453,7 @@
         </w:tc>
         <w:tc>
           <w:tcPr>
-            <w:tcW w:type="dxa" w:w="1377"/>
+            <w:tcW w:type="dxa" w:w="1218"/>
             <w:tcBorders>
               <w:left w:val="none" w:sz="0" w:color="000000"/>
               <w:right w:val="none" w:sz="0" w:color="000000"/>
@@ -8180,6 +8463,7 @@
           </w:tcPr>
           <w:p>
             <w:pPr>
+              <w:keepNext/>
               <w:wordWrap w:val="0"/>
               <w:autoSpaceDE w:val="0"/>
               <w:autoSpaceDN w:val="0"/>
@@ -8199,7 +8483,7 @@
         </w:tc>
         <w:tc>
           <w:tcPr>
-            <w:tcW w:type="dxa" w:w="1377"/>
+            <w:tcW w:type="dxa" w:w="1405"/>
             <w:tcBorders>
               <w:left w:val="none" w:sz="0" w:color="000000"/>
               <w:right w:val="none" w:sz="0" w:color="000000"/>
@@ -8209,6 +8493,7 @@
           </w:tcPr>
           <w:p>
             <w:pPr>
+              <w:keepNext/>
               <w:wordWrap w:val="0"/>
               <w:autoSpaceDE w:val="0"/>
               <w:autoSpaceDN w:val="0"/>
@@ -8228,9 +8513,12 @@
         </w:tc>
       </w:tr>
       <w:tr>
+        <w:trPr>
+          <w:cantSplit/>
+        </w:trPr>
         <w:tc>
           <w:tcPr>
-            <w:tcW w:type="dxa" w:w="1377"/>
+            <w:tcW w:type="dxa" w:w="2622"/>
             <w:tcBorders>
               <w:left w:val="none" w:sz="0" w:color="000000"/>
               <w:right w:val="none" w:sz="0" w:color="000000"/>
@@ -8240,6 +8528,7 @@
           </w:tcPr>
           <w:p>
             <w:pPr>
+              <w:keepNext/>
               <w:wordWrap w:val="0"/>
               <w:autoSpaceDE w:val="0"/>
               <w:autoSpaceDN w:val="0"/>
@@ -8259,7 +8548,7 @@
         </w:tc>
         <w:tc>
           <w:tcPr>
-            <w:tcW w:type="dxa" w:w="1377"/>
+            <w:tcW w:type="dxa" w:w="562"/>
             <w:tcBorders>
               <w:left w:val="none" w:sz="0" w:color="000000"/>
               <w:right w:val="none" w:sz="0" w:color="000000"/>
@@ -8269,6 +8558,7 @@
           </w:tcPr>
           <w:p>
             <w:pPr>
+              <w:keepNext/>
               <w:wordWrap w:val="0"/>
               <w:autoSpaceDE w:val="0"/>
               <w:autoSpaceDN w:val="0"/>
@@ -8288,7 +8578,7 @@
         </w:tc>
         <w:tc>
           <w:tcPr>
-            <w:tcW w:type="dxa" w:w="1377"/>
+            <w:tcW w:type="dxa" w:w="1779"/>
             <w:tcBorders>
               <w:left w:val="none" w:sz="0" w:color="000000"/>
               <w:right w:val="none" w:sz="0" w:color="000000"/>
@@ -8298,6 +8588,7 @@
           </w:tcPr>
           <w:p>
             <w:pPr>
+              <w:keepNext/>
               <w:wordWrap w:val="0"/>
               <w:autoSpaceDE w:val="0"/>
               <w:autoSpaceDN w:val="0"/>
@@ -8317,7 +8608,7 @@
         </w:tc>
         <w:tc>
           <w:tcPr>
-            <w:tcW w:type="dxa" w:w="1377"/>
+            <w:tcW w:type="dxa" w:w="1030"/>
             <w:tcBorders>
               <w:left w:val="none" w:sz="0" w:color="000000"/>
               <w:right w:val="none" w:sz="0" w:color="000000"/>
@@ -8327,6 +8618,7 @@
           </w:tcPr>
           <w:p>
             <w:pPr>
+              <w:keepNext/>
               <w:wordWrap w:val="0"/>
               <w:autoSpaceDE w:val="0"/>
               <w:autoSpaceDN w:val="0"/>
@@ -8346,7 +8638,7 @@
         </w:tc>
         <w:tc>
           <w:tcPr>
-            <w:tcW w:type="dxa" w:w="1377"/>
+            <w:tcW w:type="dxa" w:w="937"/>
             <w:tcBorders>
               <w:left w:val="none" w:sz="0" w:color="000000"/>
               <w:right w:val="none" w:sz="0" w:color="000000"/>
@@ -8356,6 +8648,7 @@
           </w:tcPr>
           <w:p>
             <w:pPr>
+              <w:keepNext/>
               <w:wordWrap w:val="0"/>
               <w:autoSpaceDE w:val="0"/>
               <w:autoSpaceDN w:val="0"/>
@@ -8375,7 +8668,7 @@
         </w:tc>
         <w:tc>
           <w:tcPr>
-            <w:tcW w:type="dxa" w:w="1377"/>
+            <w:tcW w:type="dxa" w:w="1218"/>
             <w:tcBorders>
               <w:left w:val="none" w:sz="0" w:color="000000"/>
               <w:right w:val="none" w:sz="0" w:color="000000"/>
@@ -8385,6 +8678,7 @@
           </w:tcPr>
           <w:p>
             <w:pPr>
+              <w:keepNext/>
               <w:wordWrap w:val="0"/>
               <w:autoSpaceDE w:val="0"/>
               <w:autoSpaceDN w:val="0"/>
@@ -8404,7 +8698,7 @@
         </w:tc>
         <w:tc>
           <w:tcPr>
-            <w:tcW w:type="dxa" w:w="1377"/>
+            <w:tcW w:type="dxa" w:w="1405"/>
             <w:tcBorders>
               <w:left w:val="none" w:sz="0" w:color="000000"/>
               <w:right w:val="none" w:sz="0" w:color="000000"/>
@@ -8414,6 +8708,7 @@
           </w:tcPr>
           <w:p>
             <w:pPr>
+              <w:keepNext/>
               <w:wordWrap w:val="0"/>
               <w:autoSpaceDE w:val="0"/>
               <w:autoSpaceDN w:val="0"/>
@@ -8433,9 +8728,12 @@
         </w:tc>
       </w:tr>
       <w:tr>
+        <w:trPr>
+          <w:cantSplit/>
+        </w:trPr>
         <w:tc>
           <w:tcPr>
-            <w:tcW w:type="dxa" w:w="1377"/>
+            <w:tcW w:type="dxa" w:w="2622"/>
             <w:tcBorders>
               <w:left w:val="none" w:sz="0" w:color="000000"/>
               <w:right w:val="none" w:sz="0" w:color="000000"/>
@@ -8445,6 +8743,7 @@
           </w:tcPr>
           <w:p>
             <w:pPr>
+              <w:keepNext/>
               <w:wordWrap w:val="0"/>
               <w:autoSpaceDE w:val="0"/>
               <w:autoSpaceDN w:val="0"/>
@@ -8464,7 +8763,7 @@
         </w:tc>
         <w:tc>
           <w:tcPr>
-            <w:tcW w:type="dxa" w:w="1377"/>
+            <w:tcW w:type="dxa" w:w="562"/>
             <w:tcBorders>
               <w:left w:val="none" w:sz="0" w:color="000000"/>
               <w:right w:val="none" w:sz="0" w:color="000000"/>
@@ -8474,6 +8773,7 @@
           </w:tcPr>
           <w:p>
             <w:pPr>
+              <w:keepNext/>
               <w:wordWrap w:val="0"/>
               <w:autoSpaceDE w:val="0"/>
               <w:autoSpaceDN w:val="0"/>
@@ -8493,7 +8793,7 @@
         </w:tc>
         <w:tc>
           <w:tcPr>
-            <w:tcW w:type="dxa" w:w="1377"/>
+            <w:tcW w:type="dxa" w:w="1779"/>
             <w:tcBorders>
               <w:left w:val="none" w:sz="0" w:color="000000"/>
               <w:right w:val="none" w:sz="0" w:color="000000"/>
@@ -8503,6 +8803,7 @@
           </w:tcPr>
           <w:p>
             <w:pPr>
+              <w:keepNext/>
               <w:wordWrap w:val="0"/>
               <w:autoSpaceDE w:val="0"/>
               <w:autoSpaceDN w:val="0"/>
@@ -8522,7 +8823,7 @@
         </w:tc>
         <w:tc>
           <w:tcPr>
-            <w:tcW w:type="dxa" w:w="1377"/>
+            <w:tcW w:type="dxa" w:w="1030"/>
             <w:tcBorders>
               <w:left w:val="none" w:sz="0" w:color="000000"/>
               <w:right w:val="none" w:sz="0" w:color="000000"/>
@@ -8532,6 +8833,7 @@
           </w:tcPr>
           <w:p>
             <w:pPr>
+              <w:keepNext/>
               <w:wordWrap w:val="0"/>
               <w:autoSpaceDE w:val="0"/>
               <w:autoSpaceDN w:val="0"/>
@@ -8551,7 +8853,7 @@
         </w:tc>
         <w:tc>
           <w:tcPr>
-            <w:tcW w:type="dxa" w:w="1377"/>
+            <w:tcW w:type="dxa" w:w="937"/>
             <w:tcBorders>
               <w:left w:val="none" w:sz="0" w:color="000000"/>
               <w:right w:val="none" w:sz="0" w:color="000000"/>
@@ -8561,6 +8863,7 @@
           </w:tcPr>
           <w:p>
             <w:pPr>
+              <w:keepNext/>
               <w:wordWrap w:val="0"/>
               <w:autoSpaceDE w:val="0"/>
               <w:autoSpaceDN w:val="0"/>
@@ -8580,7 +8883,7 @@
         </w:tc>
         <w:tc>
           <w:tcPr>
-            <w:tcW w:type="dxa" w:w="1377"/>
+            <w:tcW w:type="dxa" w:w="1218"/>
             <w:tcBorders>
               <w:left w:val="none" w:sz="0" w:color="000000"/>
               <w:right w:val="none" w:sz="0" w:color="000000"/>
@@ -8590,6 +8893,7 @@
           </w:tcPr>
           <w:p>
             <w:pPr>
+              <w:keepNext/>
               <w:wordWrap w:val="0"/>
               <w:autoSpaceDE w:val="0"/>
               <w:autoSpaceDN w:val="0"/>
@@ -8609,7 +8913,7 @@
         </w:tc>
         <w:tc>
           <w:tcPr>
-            <w:tcW w:type="dxa" w:w="1377"/>
+            <w:tcW w:type="dxa" w:w="1405"/>
             <w:tcBorders>
               <w:left w:val="none" w:sz="0" w:color="000000"/>
               <w:right w:val="none" w:sz="0" w:color="000000"/>
@@ -8619,6 +8923,7 @@
           </w:tcPr>
           <w:p>
             <w:pPr>
+              <w:keepNext/>
               <w:wordWrap w:val="0"/>
               <w:autoSpaceDE w:val="0"/>
               <w:autoSpaceDN w:val="0"/>
@@ -8638,9 +8943,12 @@
         </w:tc>
       </w:tr>
       <w:tr>
+        <w:trPr>
+          <w:cantSplit/>
+        </w:trPr>
         <w:tc>
           <w:tcPr>
-            <w:tcW w:type="dxa" w:w="1377"/>
+            <w:tcW w:type="dxa" w:w="2622"/>
             <w:tcBorders>
               <w:left w:val="none" w:sz="0" w:color="000000"/>
               <w:right w:val="none" w:sz="0" w:color="000000"/>
@@ -8669,7 +8977,7 @@
         </w:tc>
         <w:tc>
           <w:tcPr>
-            <w:tcW w:type="dxa" w:w="1377"/>
+            <w:tcW w:type="dxa" w:w="562"/>
             <w:tcBorders>
               <w:left w:val="none" w:sz="0" w:color="000000"/>
               <w:right w:val="none" w:sz="0" w:color="000000"/>
@@ -8698,7 +9006,7 @@
         </w:tc>
         <w:tc>
           <w:tcPr>
-            <w:tcW w:type="dxa" w:w="1377"/>
+            <w:tcW w:type="dxa" w:w="1779"/>
             <w:tcBorders>
               <w:left w:val="none" w:sz="0" w:color="000000"/>
               <w:right w:val="none" w:sz="0" w:color="000000"/>
@@ -8727,7 +9035,7 @@
         </w:tc>
         <w:tc>
           <w:tcPr>
-            <w:tcW w:type="dxa" w:w="1377"/>
+            <w:tcW w:type="dxa" w:w="1030"/>
             <w:tcBorders>
               <w:left w:val="none" w:sz="0" w:color="000000"/>
               <w:right w:val="none" w:sz="0" w:color="000000"/>
@@ -8756,7 +9064,7 @@
         </w:tc>
         <w:tc>
           <w:tcPr>
-            <w:tcW w:type="dxa" w:w="1377"/>
+            <w:tcW w:type="dxa" w:w="937"/>
             <w:tcBorders>
               <w:left w:val="none" w:sz="0" w:color="000000"/>
               <w:right w:val="none" w:sz="0" w:color="000000"/>
@@ -8785,7 +9093,7 @@
         </w:tc>
         <w:tc>
           <w:tcPr>
-            <w:tcW w:type="dxa" w:w="1377"/>
+            <w:tcW w:type="dxa" w:w="1218"/>
             <w:tcBorders>
               <w:left w:val="none" w:sz="0" w:color="000000"/>
               <w:right w:val="none" w:sz="0" w:color="000000"/>
@@ -8814,7 +9122,7 @@
         </w:tc>
         <w:tc>
           <w:tcPr>
-            <w:tcW w:type="dxa" w:w="1377"/>
+            <w:tcW w:type="dxa" w:w="1405"/>
             <w:tcBorders>
               <w:left w:val="none" w:sz="0" w:color="000000"/>
               <w:right w:val="none" w:sz="0" w:color="000000"/>
@@ -8898,6 +9206,7 @@
     </w:p>
     <w:p>
       <w:pPr>
+        <w:keepNext/>
         <w:wordWrap w:val="0"/>
         <w:autoSpaceDE w:val="0"/>
         <w:autoSpaceDN w:val="0"/>
@@ -8991,6 +9300,7 @@
     </w:p>
     <w:p>
       <w:pPr>
+        <w:keepNext/>
         <w:wordWrap w:val="0"/>
         <w:autoSpaceDE w:val="0"/>
         <w:autoSpaceDN w:val="0"/>

--- a/docs/PAPER_TKIPS_review.docx
+++ b/docs/PAPER_TKIPS_review.docx
@@ -7,7 +7,7 @@
         <w:wordWrap w:val="0"/>
         <w:autoSpaceDE w:val="0"/>
         <w:autoSpaceDN w:val="0"/>
-        <w:spacing w:after="120" w:before="0" w:line="300" w:lineRule="auto"/>
+        <w:spacing w:after="396" w:before="0" w:line="300" w:lineRule="auto"/>
         <w:jc w:val="center"/>
       </w:pPr>
       <w:r>
@@ -15,6 +15,8 @@
           <w:rFonts w:ascii="Times New Roman" w:hAnsi="Times New Roman" w:eastAsia="견명조"/>
           <w:b w:val="0"/>
           <w:i w:val="0"/>
+          <w:spacing w:val="-14"/>
+          <w:w w:val="95"/>
           <w:sz w:val="28"/>
         </w:rPr>
         <w:t>A Lightweight Quantile Forecasting Model for Stock Returns with Abstention</w:t>
@@ -25,7 +27,7 @@
         <w:wordWrap w:val="0"/>
         <w:autoSpaceDE w:val="0"/>
         <w:autoSpaceDN w:val="0"/>
-        <w:spacing w:after="80" w:before="0" w:line="300" w:lineRule="auto"/>
+        <w:spacing w:after="284" w:before="0" w:line="300" w:lineRule="auto"/>
         <w:jc w:val="center"/>
       </w:pPr>
       <w:r>
@@ -33,6 +35,8 @@
           <w:rFonts w:ascii="Times New Roman" w:hAnsi="Times New Roman" w:eastAsia="태고딕"/>
           <w:b w:val="0"/>
           <w:i w:val="0"/>
+          <w:spacing w:val="0"/>
+          <w:w w:val="100"/>
           <w:sz w:val="21"/>
         </w:rPr>
         <w:t>ABSTRACT</w:t>
@@ -43,7 +47,8 @@
         <w:wordWrap w:val="0"/>
         <w:autoSpaceDE w:val="0"/>
         <w:autoSpaceDN w:val="0"/>
-        <w:spacing w:after="80" w:before="0" w:line="324" w:lineRule="auto"/>
+        <w:spacing w:after="0" w:before="0" w:line="224" w:lineRule="exact"/>
+        <w:ind w:firstLine="200" w:left="350" w:right="350"/>
         <w:jc w:val="both"/>
       </w:pPr>
       <w:r>
@@ -51,9 +56,11 @@
           <w:rFonts w:ascii="Times New Roman" w:hAnsi="Times New Roman" w:eastAsia="신명조"/>
           <w:b w:val="0"/>
           <w:i w:val="0"/>
+          <w:spacing w:val="-8"/>
+          <w:w w:val="95"/>
           <w:sz w:val="15"/>
         </w:rPr>
-        <w:t>Stock forecasting has long been studied for investment and risk management, yet most forecasting models give a single value, which leaves no way to judge how far that forecast can be trusted. In practice, an investor needs to weigh uncertainty alongside the forecast and know when to hold off. The Temporal Fusion Transformer (TFT) also forecasts uncertainty, but it is computationally expensive, while lightweight patch-based transformers produce only a single value. This paper proposes a lightweight model that adds a quantile head to a patch-based transformer and merges the input channels into one before the encoder so that the encoder runs only once, together with an abstention rule that withholds a decision when the prediction interval is wider than usual. On daily data for 201 KOSPI 200 stocks since 2015, the proposed model had a lower quantile (pinball) loss than TFT in all five repeated runs, while training 3.8 times and running inference 4.8 times faster. Abstentions concentrated in volatile periods, and the withheld forecasts carried about 1.5 times the error of those acted on, separating large errors better than a simple rule based on recent volatility alone. A quantile gradient-boosting baseline fitted on the same windows was cheaper still and abstained just as well, so what the proposed model gains over it is accuracy rather than cost. The evaluation uses the current index constituents and an abstention threshold chosen with reference to the test split.</w:t>
+        <w:t>Stock forecasting has long been studied for investment and risk management, yet most forecasting models give a single value, which leaves no way to judge how far that forecast can be trusted. In practice, an investor needs to weigh uncertainty alongside the forecast and know when to hold off. The Temporal Fusion Transformer (TFT) also forecasts uncertainty, but it is computationally expensive, while lightweight patch-based transformers produce only a single value. This paper proposes a lightweight model that adds a quantile head to a patch-based transformer and merges the input channels into one before the encoder so that the encoder runs only once, together with an abstention rule that withholds a decision when the prediction interval is wider than usual. On daily data for 201 KOSPI 200 stocks since 2015, the proposed model had a lower quantile (pinball) loss than TFT in all five repeated runs, while training 3.8 times and running inference 4.8 times faster. Abstentions concentrated in volatile periods, and the withheld forecasts carried about 1.5 times the error of those acted on, separating large errors better than a simple rule based on recent volatility alone. A quantile gradient-boosting baseline fitted on the same windows was cheaper still and abstained just as well, so what the proposed model gains over it is accuracy rather than cost. Point accuracy at the median matches a constant baseline, so the model adds not a sharper forecast but a signal of when not to act on one.</w:t>
       </w:r>
     </w:p>
     <w:p>
@@ -61,13 +68,16 @@
         <w:wordWrap w:val="0"/>
         <w:autoSpaceDE w:val="0"/>
         <w:autoSpaceDN w:val="0"/>
-        <w:spacing w:after="200" w:before="0" w:line="300" w:lineRule="auto"/>
+        <w:spacing w:after="568" w:before="170" w:line="224" w:lineRule="exact"/>
+        <w:ind w:left="350" w:right="350"/>
       </w:pPr>
       <w:r>
         <w:rPr>
           <w:rFonts w:ascii="Times New Roman" w:hAnsi="Times New Roman" w:eastAsia="태고딕"/>
           <w:b w:val="0"/>
           <w:i w:val="0"/>
+          <w:spacing w:val="0"/>
+          <w:w w:val="90"/>
           <w:sz w:val="15"/>
         </w:rPr>
         <w:t>Keywords : Stock Return Forecasting, Patch-Based Transformer, Quantile Regression, Forecast Uncertainty, Abstention</w:t>
@@ -78,7 +88,7 @@
         <w:wordWrap w:val="0"/>
         <w:autoSpaceDE w:val="0"/>
         <w:autoSpaceDN w:val="0"/>
-        <w:spacing w:after="120" w:before="0" w:line="300" w:lineRule="auto"/>
+        <w:spacing w:after="340" w:before="200" w:line="300" w:lineRule="auto"/>
         <w:jc w:val="center"/>
       </w:pPr>
       <w:r>
@@ -86,6 +96,8 @@
           <w:rFonts w:ascii="Times New Roman" w:hAnsi="Times New Roman" w:eastAsia="태명조"/>
           <w:b w:val="0"/>
           <w:i w:val="0"/>
+          <w:spacing w:val="-19"/>
+          <w:w w:val="95"/>
           <w:sz w:val="38"/>
         </w:rPr>
         <w:t>판단 보류가 가능한 경량 주가 수익률 분위 예측 모형</w:t>
@@ -96,7 +108,7 @@
         <w:wordWrap w:val="0"/>
         <w:autoSpaceDE w:val="0"/>
         <w:autoSpaceDN w:val="0"/>
-        <w:spacing w:after="80" w:before="0" w:line="300" w:lineRule="auto"/>
+        <w:spacing w:after="284" w:before="0" w:line="300" w:lineRule="auto"/>
         <w:jc w:val="center"/>
       </w:pPr>
       <w:r>
@@ -104,6 +116,8 @@
           <w:rFonts w:ascii="Times New Roman" w:hAnsi="Times New Roman" w:eastAsia="태고딕"/>
           <w:b w:val="0"/>
           <w:i w:val="0"/>
+          <w:spacing w:val="0"/>
+          <w:w w:val="100"/>
           <w:sz w:val="21"/>
         </w:rPr>
         <w:t>요     약</w:t>
@@ -114,7 +128,8 @@
         <w:wordWrap w:val="0"/>
         <w:autoSpaceDE w:val="0"/>
         <w:autoSpaceDN w:val="0"/>
-        <w:spacing w:after="80" w:before="0" w:line="324" w:lineRule="auto"/>
+        <w:spacing w:after="0" w:before="0" w:line="224" w:lineRule="exact"/>
+        <w:ind w:firstLine="200" w:left="350" w:right="350"/>
         <w:jc w:val="both"/>
       </w:pPr>
       <w:r>
@@ -122,9 +137,11 @@
           <w:rFonts w:ascii="Times New Roman" w:hAnsi="Times New Roman" w:eastAsia="신명조"/>
           <w:b w:val="0"/>
           <w:i w:val="0"/>
+          <w:spacing w:val="-8"/>
+          <w:w w:val="95"/>
           <w:sz w:val="15"/>
         </w:rPr>
-        <w:t>주가 예측은 투자와 위험관리 등 여러 분야에서 꾸준히 연구되고 있으나, 대부분의 예측 모형은 하나의 예측값만 제공하여 그 예측을 얼마나 신뢰할 수 있는지 판단하기 어렵다. 실제 투자에서는 예측값과 함께 불확실성을 고려하여 판단을 보류해야 할 시점을 알 수 있어야 한다. 불확실성을 함께 예측하는 모형으로 Temporal Fusion Transformer(TFT)가 있으나 계산 비용이 크고, 계산이 가벼운 패치 기반 트랜스포머는 하나의 예측값만 제공한다. 이에 본 논문에서는 패치 기반 트랜스포머에 분위 예측 헤드를 달고 입력 채널을 인코더 앞에서 하나로 합쳐 인코더를 한 번만 실행하는 경량 모형을 제안하고, 예측 구간이 평소보다 넓을 때 판단을 보류하는 기권 규칙을 함께 적용한다. 2015년 이후 코스피200 구성종목 201개의 일별 자료로 실험한 결과, 제안 모형은 다섯 번의 반복 실험 모두에서 TFT보다 낮은 분위 손실을 보이면서 학습은 3.8배, 추론은 4.8배 빨랐다. 기권은 변동성이 큰 시기에 집중되었으며, 기권한 예측의 오차는 실행된 예측의 약 1.5배였다. 이는 최근 변동성만 보고 기권하는 단순 규칙보다 큰 오차를 더 잘 걸러낸 결과이다. 같은 표본으로 학습한 분위 그래디언트 부스팅 기준모형은 계산 비용이 더 낮고 기권 품질도 대등하였으므로, 제안 모형이 그 기준모형보다 나은 점은 비용이 아니라 정확도이다. 다만 평가는 현재 시점의 지수 구성종목을 쓰고 기권 임계값도 시험구간을 참조하여 골랐다는 한계가 있다.</w:t>
+        <w:t>주가 예측은 투자와 위험관리 등 여러 분야에서 꾸준히 연구되고 있으나, 대부분의 예측 모형은 하나의 예측값만 제공하여 그 예측을 얼마나 신뢰할 수 있는지 판단하기 어렵다. 실제 투자에서는 예측값과 함께 불확실성을 고려하여 판단을 보류해야 할 시점을 알 수 있어야 한다. 불확실성을 함께 예측하는 모형으로 Temporal Fusion Transformer(TFT)가 있으나 계산 비용이 크고, 계산이 가벼운 패치 기반 트랜스포머는 하나의 예측값만 제공한다. 이에 본 논문에서는 패치 기반 트랜스포머에 분위 예측 헤드를 달고 입력 채널을 인코더 앞에서 하나로 합쳐 인코더를 한 번만 실행하는 경량 모형을 제안하고, 예측 구간이 평소보다 넓을 때 판단을 보류하는 기권 규칙을 함께 적용한다. 2015년 이후 코스피200 구성종목 201개의 일별 자료로 실험한 결과, 제안 모형은 다섯 번의 반복 실험 모두에서 TFT보다 낮은 분위 손실을 보이면서 학습은 3.8배, 추론은 4.8배 빨랐다. 기권은 변동성이 큰 시기에 집중되었으며, 기권한 예측의 오차는 실행된 예측의 약 1.5배였다. 이는 최근 변동성만 보고 기권하는 단순 규칙보다 큰 오차를 더 잘 걸러낸 결과이다. 같은 표본으로 학습한 분위 그래디언트 부스팅 기준모형은 계산 비용이 더 낮고 기권 품질도 대등하였으므로, 제안 모형이 그 기준모형보다 나은 점은 비용이 아니라 정확도이다. 중앙값의 점 예측 정확도는 상수 기준선과 다르지 않으므로, 제안 모형이 더하는 것은 더 정확한 예측값이 아니라 그 예측에 따라 움직이지 말아야 할 시점이다.</w:t>
       </w:r>
     </w:p>
     <w:p>
@@ -132,13 +149,16 @@
         <w:wordWrap w:val="0"/>
         <w:autoSpaceDE w:val="0"/>
         <w:autoSpaceDN w:val="0"/>
-        <w:spacing w:after="200" w:before="0" w:line="300" w:lineRule="auto"/>
+        <w:spacing w:after="568" w:before="170" w:line="224" w:lineRule="exact"/>
+        <w:ind w:left="350" w:right="350"/>
       </w:pPr>
       <w:r>
         <w:rPr>
           <w:rFonts w:ascii="Times New Roman" w:hAnsi="Times New Roman" w:eastAsia="태고딕"/>
           <w:b w:val="0"/>
           <w:i w:val="0"/>
+          <w:spacing w:val="0"/>
+          <w:w w:val="90"/>
           <w:sz w:val="15"/>
         </w:rPr>
         <w:t>키워드 : 주가 수익률 예측, 패치 기반 트랜스포머, 분위회귀, 예측 불확실성, 기권</w:t>
@@ -148,7 +168,7 @@
       <w:pPr>
         <w:sectPr>
           <w:pgSz w:w="11906" w:h="16838"/>
-          <w:pgMar w:top="1446" w:right="1134" w:bottom="879" w:left="1134" w:header="567" w:footer="567" w:gutter="0"/>
+          <w:pgMar w:top="2013" w:right="1134" w:bottom="1446" w:left="1134" w:header="1446" w:footer="879" w:gutter="0"/>
           <w:docGrid w:linePitch="360"/>
           <w:cols w:num="1" w:space="453" w:equalWidth="1"/>
         </w:sectPr>
@@ -167,6 +187,8 @@
           <w:rFonts w:ascii="Times New Roman" w:hAnsi="Times New Roman" w:eastAsia="견고딕"/>
           <w:b/>
           <w:i w:val="0"/>
+          <w:spacing w:val="0"/>
+          <w:w w:val="95"/>
           <w:sz w:val="20"/>
         </w:rPr>
         <w:t>1. 서  론</w:t>
@@ -177,7 +199,7 @@
         <w:wordWrap w:val="0"/>
         <w:autoSpaceDE w:val="0"/>
         <w:autoSpaceDN w:val="0"/>
-        <w:spacing w:after="80" w:before="0" w:line="341" w:lineRule="auto"/>
+        <w:spacing w:after="80" w:before="0" w:line="280" w:lineRule="exact"/>
         <w:ind w:firstLine="180"/>
         <w:jc w:val="both"/>
       </w:pPr>
@@ -186,6 +208,8 @@
           <w:rFonts w:ascii="Times New Roman" w:hAnsi="Times New Roman" w:eastAsia="신명조"/>
           <w:b w:val="0"/>
           <w:i w:val="0"/>
+          <w:spacing w:val="-5"/>
+          <w:w w:val="95"/>
           <w:sz w:val="18"/>
         </w:rPr>
         <w:t>주가 예측은 투자, 위험관리, 자산배분 등 여러 분야에서 꾸준히 연구되는 주제이다. 그러나 주가는 잡음이 크고 시장 상황에 따라 성격이 바뀌기 때문에, 어떤 모형도 모든 시점에서 정확할 수는 없다. 그렇다면 예측 모형에는 정확한 답을 내는 능력만큼 "지금은 확신할 수 없다"고 말하는 능력도 필요하다. 본 연구는 이 두 번째 능력에 주목한다.</w:t>
@@ -196,7 +220,7 @@
         <w:wordWrap w:val="0"/>
         <w:autoSpaceDE w:val="0"/>
         <w:autoSpaceDN w:val="0"/>
-        <w:spacing w:after="80" w:before="0" w:line="341" w:lineRule="auto"/>
+        <w:spacing w:after="80" w:before="0" w:line="280" w:lineRule="exact"/>
         <w:ind w:firstLine="180"/>
         <w:jc w:val="both"/>
       </w:pPr>
@@ -205,6 +229,8 @@
           <w:rFonts w:ascii="Times New Roman" w:hAnsi="Times New Roman" w:eastAsia="신명조"/>
           <w:b w:val="0"/>
           <w:i w:val="0"/>
+          <w:spacing w:val="-5"/>
+          <w:w w:val="95"/>
           <w:sz w:val="18"/>
         </w:rPr>
         <w:t>금융 시계열에 딥러닝을 적용한 연구는 장단기기억 신경망과 합성곱 구조를 거쳐 트랜스포머 계열로 확장되며 폭넓게 축적되어 왔다[1]. 국내에서도 해외지수와 투자자 수급을 입력으로 삼은 등락 예측이 보고되었다[2]. 그러나 이들 연구는 대부분 점 예측의 정확도 개선에 초점을 두며, 예측의 불확실성이나 운용 비용은 함께 다루지 않는다.</w:t>
@@ -215,7 +241,7 @@
         <w:wordWrap w:val="0"/>
         <w:autoSpaceDE w:val="0"/>
         <w:autoSpaceDN w:val="0"/>
-        <w:spacing w:after="80" w:before="0" w:line="341" w:lineRule="auto"/>
+        <w:spacing w:after="80" w:before="0" w:line="280" w:lineRule="exact"/>
         <w:ind w:firstLine="180"/>
         <w:jc w:val="both"/>
       </w:pPr>
@@ -224,6 +250,8 @@
           <w:rFonts w:ascii="Times New Roman" w:hAnsi="Times New Roman" w:eastAsia="신명조"/>
           <w:b w:val="0"/>
           <w:i w:val="0"/>
+          <w:spacing w:val="-5"/>
+          <w:w w:val="95"/>
           <w:sz w:val="18"/>
         </w:rPr>
         <w:t>본 연구는 먼저 두 가지 운용 요구사항을 정의하고, 이를 충족하는 구조를 설계하였다. 첫째는 기권이다. 시스템은 "오를 것인가 내릴 것인가"뿐 아니라 "지금 판단해도 되는가"를 말할 수 있어야 하며, 이는 점 추정으로 정의할 수 없고 예측 분포를 요구한다. 둘째는 계산 비용이다. 201종목을 매일 평가하려면 종목당 추론 비용이 낮아야 하고, 실질적 독립 사건이 적은 자료라 모형을 키울 수도 없다. 분위 예측을 제공하는 Temporal Fusion Transformer(TFT)는 모든 시점에서 어텐션을 수행하므로 이 제약과 충돌한다.</w:t>
@@ -234,7 +262,7 @@
         <w:wordWrap w:val="0"/>
         <w:autoSpaceDE w:val="0"/>
         <w:autoSpaceDN w:val="0"/>
-        <w:spacing w:after="80" w:before="0" w:line="341" w:lineRule="auto"/>
+        <w:spacing w:after="80" w:before="0" w:line="280" w:lineRule="exact"/>
         <w:ind w:firstLine="180"/>
         <w:jc w:val="both"/>
       </w:pPr>
@@ -243,6 +271,8 @@
           <w:rFonts w:ascii="Times New Roman" w:hAnsi="Times New Roman" w:eastAsia="신명조"/>
           <w:b w:val="0"/>
           <w:i w:val="0"/>
+          <w:spacing w:val="-5"/>
+          <w:w w:val="95"/>
           <w:sz w:val="18"/>
         </w:rPr>
         <w:t>두 요구사항은 각각 다른 구성요소를 필요로 한다. 기권에는 분위 헤드와 핀볼 손실이, 비용에는 패치 토큰화와 채널 축을 인코더 앞에서 하나로 모으는 장치가 필요하다. 이 장치는 TFT의 변수선택망으로 구현하되 더 단순한 선형 합치기와 비교한다. PatchTST를 그대로 쓰면 첫째 요구를, TFT를 그대로 쓰면 둘째 요구를 충족하지 못한다. 따라서 본 연구가 답하는 질문은 두 가지이다. (1) 두 구성요소를 결합한 구조의 분위 정확도와 계산 비용은 두 원본과 어떻게 비교되는가. (2) 예측 구간이 변동성에 반응하여 기권이 실제로 오차가 큰 예측을 걸러내는가.</w:t>
@@ -253,7 +283,7 @@
         <w:wordWrap w:val="0"/>
         <w:autoSpaceDE w:val="0"/>
         <w:autoSpaceDN w:val="0"/>
-        <w:spacing w:after="80" w:before="0" w:line="341" w:lineRule="auto"/>
+        <w:spacing w:after="80" w:before="0" w:line="280" w:lineRule="exact"/>
         <w:ind w:firstLine="180"/>
         <w:jc w:val="both"/>
       </w:pPr>
@@ -262,6 +292,8 @@
           <w:rFonts w:ascii="Times New Roman" w:hAnsi="Times New Roman" w:eastAsia="신명조"/>
           <w:b w:val="0"/>
           <w:i w:val="0"/>
+          <w:spacing w:val="-5"/>
+          <w:w w:val="95"/>
           <w:sz w:val="18"/>
         </w:rPr>
         <w:t>이에 대한 본 연구의 기여는 세 가지이다. 첫째, 채널 축을 인코더 앞에서 하나로 합쳐 분위 예측 트랜스포머의 학습·추론 비용을 TFT의 약 4분의 1로 낮추면서 예측 손실은 더 낮추었다. 둘째, 예측 구간의 폭을 기준으로 한 기권이 최근 변동성만 쓰는 규칙보다 큰 오차를 더 잘 걸러낸다는 것을, 기권율을 맞춘 비교로 보였다. 셋째, 같은 분할과 같은 윈도우 표본 위에서 무조건부 분위수 상수와 분위 그래디언트 부스팅을 함께 측정하여, 구조에서 오는 이득과 그렇지 않은 부분을 구분하였다.</w:t>
@@ -272,7 +304,7 @@
         <w:wordWrap w:val="0"/>
         <w:autoSpaceDE w:val="0"/>
         <w:autoSpaceDN w:val="0"/>
-        <w:spacing w:after="80" w:before="0" w:line="341" w:lineRule="auto"/>
+        <w:spacing w:after="80" w:before="0" w:line="280" w:lineRule="exact"/>
         <w:ind w:firstLine="180"/>
         <w:jc w:val="both"/>
       </w:pPr>
@@ -281,6 +313,8 @@
           <w:rFonts w:ascii="Times New Roman" w:hAnsi="Times New Roman" w:eastAsia="신명조"/>
           <w:b w:val="0"/>
           <w:i w:val="0"/>
+          <w:spacing w:val="-5"/>
+          <w:w w:val="95"/>
           <w:sz w:val="18"/>
         </w:rPr>
         <w:t>이하 2장에서 관련 연구를 정리하고, 3장에서 요구사항으로부터 제안 구조를 도출하며, 4장에서 실험 설계를, 5장에서 정확도·비용·기권 행태의 결과를 제시하고 6장에서 결론과 한계를 정리한다.</w:t>
@@ -299,6 +333,8 @@
           <w:rFonts w:ascii="Times New Roman" w:hAnsi="Times New Roman" w:eastAsia="견고딕"/>
           <w:b/>
           <w:i w:val="0"/>
+          <w:spacing w:val="0"/>
+          <w:w w:val="95"/>
           <w:sz w:val="20"/>
         </w:rPr>
         <w:t>2. 관련 연구</w:t>
@@ -317,6 +353,8 @@
           <w:rFonts w:ascii="Times New Roman" w:hAnsi="Times New Roman" w:eastAsia="중고딕"/>
           <w:b w:val="0"/>
           <w:i w:val="0"/>
+          <w:spacing w:val="-9"/>
+          <w:w w:val="95"/>
           <w:sz w:val="18"/>
         </w:rPr>
         <w:t>2.1 패치 기반 시계열 트랜스포머</w:t>
@@ -327,7 +365,7 @@
         <w:wordWrap w:val="0"/>
         <w:autoSpaceDE w:val="0"/>
         <w:autoSpaceDN w:val="0"/>
-        <w:spacing w:after="80" w:before="0" w:line="341" w:lineRule="auto"/>
+        <w:spacing w:after="80" w:before="0" w:line="280" w:lineRule="exact"/>
         <w:ind w:firstLine="180"/>
         <w:jc w:val="both"/>
       </w:pPr>
@@ -336,6 +374,8 @@
           <w:rFonts w:ascii="Times New Roman" w:hAnsi="Times New Roman" w:eastAsia="신명조"/>
           <w:b w:val="0"/>
           <w:i w:val="0"/>
+          <w:spacing w:val="-5"/>
+          <w:w w:val="95"/>
           <w:sz w:val="18"/>
         </w:rPr>
         <w:t xml:space="preserve">원래의 트랜스포머[3]는 모든 시점에서 어텐션을 수행하므로 비용이 입력 길이의 제곱에 비례한다. 희소 어텐션[4]과 계열 분해[5]로 이를 줄이려는 구조들이 제안되었으나, 단순한 선형 모형이 이들을 상회한다는 보고[6]도 있다. PatchTST[7]는 시계열을 시점이 아니라 구간(패치) 단위로 토큰화하고 다변량 입력을 채널 독립으로 처리하여, 길이 </w:t>
@@ -345,6 +385,8 @@
           <w:rFonts w:ascii="Times New Roman" w:hAnsi="Times New Roman" w:eastAsia="신명조"/>
           <w:b w:val="0"/>
           <w:i/>
+          <w:spacing w:val="-5"/>
+          <w:w w:val="95"/>
           <w:sz w:val="18"/>
         </w:rPr>
         <w:t>L</w:t>
@@ -354,6 +396,8 @@
           <w:rFonts w:ascii="Times New Roman" w:hAnsi="Times New Roman" w:eastAsia="신명조"/>
           <w:b w:val="0"/>
           <w:i w:val="0"/>
+          <w:spacing w:val="-5"/>
+          <w:w w:val="95"/>
           <w:sz w:val="18"/>
         </w:rPr>
         <w:t>의 입력을 ⌈</w:t>
@@ -363,6 +407,8 @@
           <w:rFonts w:ascii="Times New Roman" w:hAnsi="Times New Roman" w:eastAsia="신명조"/>
           <w:b w:val="0"/>
           <w:i/>
+          <w:spacing w:val="-5"/>
+          <w:w w:val="95"/>
           <w:sz w:val="18"/>
         </w:rPr>
         <w:t>L</w:t>
@@ -372,6 +418,8 @@
           <w:rFonts w:ascii="Times New Roman" w:hAnsi="Times New Roman" w:eastAsia="신명조"/>
           <w:b w:val="0"/>
           <w:i w:val="0"/>
+          <w:spacing w:val="-5"/>
+          <w:w w:val="95"/>
           <w:sz w:val="18"/>
         </w:rPr>
         <w:t>/</w:t>
@@ -381,6 +429,8 @@
           <w:rFonts w:ascii="Times New Roman" w:hAnsi="Times New Roman" w:eastAsia="신명조"/>
           <w:b w:val="0"/>
           <w:i/>
+          <w:spacing w:val="-5"/>
+          <w:w w:val="95"/>
           <w:sz w:val="18"/>
         </w:rPr>
         <w:t>S</w:t>
@@ -390,6 +440,8 @@
           <w:rFonts w:ascii="Times New Roman" w:hAnsi="Times New Roman" w:eastAsia="신명조"/>
           <w:b w:val="0"/>
           <w:i w:val="0"/>
+          <w:spacing w:val="-5"/>
+          <w:w w:val="95"/>
           <w:sz w:val="18"/>
         </w:rPr>
         <w:t>⌉개 토큰으로 축약하고 채널 수에 선형으로 확장된다. 본 연구는 120일 입력을 패치 길이 5(1거래주)·스트라이드 5로 24개 토큰으로 축약하였다. 그러나 원 구조의 출력은 점 예측이므로 1장의 첫째 요구사항을 충족하지 못한다. 또한 채널 독립을 끝까지 유지하면 인코더가 채널 수만큼 반복 실행되어 둘째 요구사항과 충돌한다.</w:t>
@@ -408,6 +460,8 @@
           <w:rFonts w:ascii="Times New Roman" w:hAnsi="Times New Roman" w:eastAsia="중고딕"/>
           <w:b w:val="0"/>
           <w:i w:val="0"/>
+          <w:spacing w:val="-9"/>
+          <w:w w:val="95"/>
           <w:sz w:val="18"/>
         </w:rPr>
         <w:t>2.2 분위 예측과 변수선택 구조</w:t>
@@ -418,7 +472,7 @@
         <w:wordWrap w:val="0"/>
         <w:autoSpaceDE w:val="0"/>
         <w:autoSpaceDN w:val="0"/>
-        <w:spacing w:after="80" w:before="0" w:line="341" w:lineRule="auto"/>
+        <w:spacing w:after="80" w:before="0" w:line="280" w:lineRule="exact"/>
         <w:ind w:firstLine="180"/>
         <w:jc w:val="both"/>
       </w:pPr>
@@ -427,6 +481,8 @@
           <w:rFonts w:ascii="Times New Roman" w:hAnsi="Times New Roman" w:eastAsia="신명조"/>
           <w:b w:val="0"/>
           <w:i w:val="0"/>
+          <w:spacing w:val="-5"/>
+          <w:w w:val="95"/>
           <w:sz w:val="18"/>
         </w:rPr>
         <w:t>TFT[8]는 변수선택망으로 입력 채널별 소프트맥스 게이트를 학습하고, 게이트 잔차 신경망(gated residual network, GRN)으로 채널별 변환을 수행하며, 정적 공변량을 문맥 벡터로 부호화하고 복수의 분위를 동시에 산출한다. 본 연구는 이 가운데 분위 헤드를 채택하고 변수선택망은 채널 축약의 한 구현으로 비교하였으며, 시점 단위 연산 구조는 채택하지 않았다. 변수선택망을 쓰는 이유는 중요도 해석이 아니라, 채널 축을 소프트맥스 가중합으로 하나로 줄여 인코더 실행 횟수를 1회로 만드는 데 있다. 국내에서도 TFT를 다지평 예측에 적용한 연구[9]와 트랜스포머를 시계열 특성에 맞추어 변형한 연구[10]가 보고되었다.</w:t>
@@ -445,6 +501,8 @@
           <w:rFonts w:ascii="Times New Roman" w:hAnsi="Times New Roman" w:eastAsia="중고딕"/>
           <w:b w:val="0"/>
           <w:i w:val="0"/>
+          <w:spacing w:val="-9"/>
+          <w:w w:val="95"/>
           <w:sz w:val="18"/>
         </w:rPr>
         <w:t>2.3 분포 이동 정규화와 분위 회귀</w:t>
@@ -455,7 +513,7 @@
         <w:wordWrap w:val="0"/>
         <w:autoSpaceDE w:val="0"/>
         <w:autoSpaceDN w:val="0"/>
-        <w:spacing w:after="80" w:before="0" w:line="341" w:lineRule="auto"/>
+        <w:spacing w:after="80" w:before="0" w:line="280" w:lineRule="exact"/>
         <w:ind w:firstLine="180"/>
         <w:jc w:val="both"/>
       </w:pPr>
@@ -464,6 +522,8 @@
           <w:rFonts w:ascii="Times New Roman" w:hAnsi="Times New Roman" w:eastAsia="신명조"/>
           <w:b w:val="0"/>
           <w:i w:val="0"/>
+          <w:spacing w:val="-5"/>
+          <w:w w:val="95"/>
           <w:sz w:val="18"/>
         </w:rPr>
         <w:t>RevIN(reversible instance normalization)[11]은 입력 윈도우별 인스턴스 정규화를 적용하고 출력에서 역변환한다. 종목과 시대에 따라 가격 수준의 의미가 달라지는 자료에서는 선택 사항이 아니라 필수 요소이다. 본 연구는 이를 선별적으로 적용하였다. 횡단면 순위 채널은 정보가 전적으로 수준에 담겨 있어 윈도우 내 표준화가 그 정보를 소거하기 때문이다.</w:t>
@@ -474,7 +534,7 @@
         <w:wordWrap w:val="0"/>
         <w:autoSpaceDE w:val="0"/>
         <w:autoSpaceDN w:val="0"/>
-        <w:spacing w:after="80" w:before="0" w:line="341" w:lineRule="auto"/>
+        <w:spacing w:after="80" w:before="0" w:line="280" w:lineRule="exact"/>
         <w:ind w:firstLine="180"/>
         <w:jc w:val="both"/>
       </w:pPr>
@@ -483,6 +543,8 @@
           <w:rFonts w:ascii="Times New Roman" w:hAnsi="Times New Roman" w:eastAsia="신명조"/>
           <w:b w:val="0"/>
           <w:i w:val="0"/>
+          <w:spacing w:val="-5"/>
+          <w:w w:val="95"/>
           <w:sz w:val="18"/>
         </w:rPr>
         <w:t xml:space="preserve">분위회귀[12]를 신경망 출력에 적용한 것이 핀볼 손실이며, 분위 </w:t>
@@ -492,6 +554,8 @@
           <w:rFonts w:ascii="Times New Roman" w:hAnsi="Times New Roman" w:eastAsia="신명조"/>
           <w:b w:val="0"/>
           <w:i/>
+          <w:spacing w:val="-5"/>
+          <w:w w:val="95"/>
           <w:sz w:val="18"/>
         </w:rPr>
         <w:t>τ</w:t>
@@ -501,6 +565,8 @@
           <w:rFonts w:ascii="Times New Roman" w:hAnsi="Times New Roman" w:eastAsia="신명조"/>
           <w:b w:val="0"/>
           <w:i w:val="0"/>
+          <w:spacing w:val="-5"/>
+          <w:w w:val="95"/>
           <w:sz w:val="18"/>
         </w:rPr>
         <w:t>에 대하여 식 (1)과 같이 정의된다.</w:t>
@@ -511,7 +577,7 @@
         <w:wordWrap w:val="0"/>
         <w:autoSpaceDE w:val="0"/>
         <w:autoSpaceDN w:val="0"/>
-        <w:spacing w:after="80" w:before="0" w:line="341" w:lineRule="auto"/>
+        <w:spacing w:after="80" w:before="0" w:line="280" w:lineRule="exact"/>
         <w:jc w:val="center"/>
       </w:pPr>
       <w:r>
@@ -519,6 +585,8 @@
           <w:rFonts w:ascii="Times New Roman" w:hAnsi="Times New Roman" w:eastAsia="신명조"/>
           <w:b w:val="0"/>
           <w:i w:val="0"/>
+          <w:spacing w:val="-5"/>
+          <w:w w:val="95"/>
           <w:sz w:val="18"/>
         </w:rPr>
         <w:t>L(</w:t>
@@ -528,6 +596,8 @@
           <w:rFonts w:ascii="Times New Roman" w:hAnsi="Times New Roman" w:eastAsia="신명조"/>
           <w:b w:val="0"/>
           <w:i/>
+          <w:spacing w:val="-5"/>
+          <w:w w:val="95"/>
           <w:sz w:val="18"/>
         </w:rPr>
         <w:t>τ</w:t>
@@ -537,6 +607,8 @@
           <w:rFonts w:ascii="Times New Roman" w:hAnsi="Times New Roman" w:eastAsia="신명조"/>
           <w:b w:val="0"/>
           <w:i w:val="0"/>
+          <w:spacing w:val="-5"/>
+          <w:w w:val="95"/>
           <w:sz w:val="18"/>
         </w:rPr>
         <w:t xml:space="preserve">; </w:t>
@@ -546,6 +618,8 @@
           <w:rFonts w:ascii="Times New Roman" w:hAnsi="Times New Roman" w:eastAsia="신명조"/>
           <w:b w:val="0"/>
           <w:i/>
+          <w:spacing w:val="-5"/>
+          <w:w w:val="95"/>
           <w:sz w:val="18"/>
         </w:rPr>
         <w:t>y</w:t>
@@ -555,6 +629,8 @@
           <w:rFonts w:ascii="Times New Roman" w:hAnsi="Times New Roman" w:eastAsia="신명조"/>
           <w:b w:val="0"/>
           <w:i w:val="0"/>
+          <w:spacing w:val="-5"/>
+          <w:w w:val="95"/>
           <w:sz w:val="18"/>
         </w:rPr>
         <w:t xml:space="preserve">, </w:t>
@@ -564,6 +640,8 @@
           <w:rFonts w:ascii="Times New Roman" w:hAnsi="Times New Roman" w:eastAsia="신명조"/>
           <w:b w:val="0"/>
           <w:i/>
+          <w:spacing w:val="-5"/>
+          <w:w w:val="95"/>
           <w:sz w:val="18"/>
         </w:rPr>
         <w:t>ŷ</w:t>
@@ -573,6 +651,8 @@
           <w:rFonts w:ascii="Times New Roman" w:hAnsi="Times New Roman" w:eastAsia="신명조"/>
           <w:b w:val="0"/>
           <w:i w:val="0"/>
+          <w:spacing w:val="-5"/>
+          <w:w w:val="95"/>
           <w:sz w:val="18"/>
         </w:rPr>
         <w:t xml:space="preserve">) = max[ </w:t>
@@ -582,6 +662,8 @@
           <w:rFonts w:ascii="Times New Roman" w:hAnsi="Times New Roman" w:eastAsia="신명조"/>
           <w:b w:val="0"/>
           <w:i/>
+          <w:spacing w:val="-5"/>
+          <w:w w:val="95"/>
           <w:sz w:val="18"/>
         </w:rPr>
         <w:t>τ</w:t>
@@ -591,6 +673,8 @@
           <w:rFonts w:ascii="Times New Roman" w:hAnsi="Times New Roman" w:eastAsia="신명조"/>
           <w:b w:val="0"/>
           <w:i w:val="0"/>
+          <w:spacing w:val="-5"/>
+          <w:w w:val="95"/>
           <w:sz w:val="18"/>
         </w:rPr>
         <w:t>(</w:t>
@@ -600,6 +684,8 @@
           <w:rFonts w:ascii="Times New Roman" w:hAnsi="Times New Roman" w:eastAsia="신명조"/>
           <w:b w:val="0"/>
           <w:i/>
+          <w:spacing w:val="-5"/>
+          <w:w w:val="95"/>
           <w:sz w:val="18"/>
         </w:rPr>
         <w:t>y</w:t>
@@ -609,6 +695,8 @@
           <w:rFonts w:ascii="Times New Roman" w:hAnsi="Times New Roman" w:eastAsia="신명조"/>
           <w:b w:val="0"/>
           <w:i w:val="0"/>
+          <w:spacing w:val="-5"/>
+          <w:w w:val="95"/>
           <w:sz w:val="18"/>
         </w:rPr>
         <w:t xml:space="preserve"> − </w:t>
@@ -618,6 +706,8 @@
           <w:rFonts w:ascii="Times New Roman" w:hAnsi="Times New Roman" w:eastAsia="신명조"/>
           <w:b w:val="0"/>
           <w:i/>
+          <w:spacing w:val="-5"/>
+          <w:w w:val="95"/>
           <w:sz w:val="18"/>
         </w:rPr>
         <w:t>ŷ</w:t>
@@ -627,6 +717,8 @@
           <w:rFonts w:ascii="Times New Roman" w:hAnsi="Times New Roman" w:eastAsia="신명조"/>
           <w:b w:val="0"/>
           <w:i w:val="0"/>
+          <w:spacing w:val="-5"/>
+          <w:w w:val="95"/>
           <w:sz w:val="18"/>
         </w:rPr>
         <w:t>), (</w:t>
@@ -636,6 +728,8 @@
           <w:rFonts w:ascii="Times New Roman" w:hAnsi="Times New Roman" w:eastAsia="신명조"/>
           <w:b w:val="0"/>
           <w:i/>
+          <w:spacing w:val="-5"/>
+          <w:w w:val="95"/>
           <w:sz w:val="18"/>
         </w:rPr>
         <w:t>τ</w:t>
@@ -645,6 +739,8 @@
           <w:rFonts w:ascii="Times New Roman" w:hAnsi="Times New Roman" w:eastAsia="신명조"/>
           <w:b w:val="0"/>
           <w:i w:val="0"/>
+          <w:spacing w:val="-5"/>
+          <w:w w:val="95"/>
           <w:sz w:val="18"/>
         </w:rPr>
         <w:t xml:space="preserve"> − 1)(</w:t>
@@ -654,6 +750,8 @@
           <w:rFonts w:ascii="Times New Roman" w:hAnsi="Times New Roman" w:eastAsia="신명조"/>
           <w:b w:val="0"/>
           <w:i/>
+          <w:spacing w:val="-5"/>
+          <w:w w:val="95"/>
           <w:sz w:val="18"/>
         </w:rPr>
         <w:t>y</w:t>
@@ -663,6 +761,8 @@
           <w:rFonts w:ascii="Times New Roman" w:hAnsi="Times New Roman" w:eastAsia="신명조"/>
           <w:b w:val="0"/>
           <w:i w:val="0"/>
+          <w:spacing w:val="-5"/>
+          <w:w w:val="95"/>
           <w:sz w:val="18"/>
         </w:rPr>
         <w:t xml:space="preserve"> − </w:t>
@@ -672,6 +772,8 @@
           <w:rFonts w:ascii="Times New Roman" w:hAnsi="Times New Roman" w:eastAsia="신명조"/>
           <w:b w:val="0"/>
           <w:i/>
+          <w:spacing w:val="-5"/>
+          <w:w w:val="95"/>
           <w:sz w:val="18"/>
         </w:rPr>
         <w:t>ŷ</w:t>
@@ -681,6 +783,8 @@
           <w:rFonts w:ascii="Times New Roman" w:hAnsi="Times New Roman" w:eastAsia="신명조"/>
           <w:b w:val="0"/>
           <w:i w:val="0"/>
+          <w:spacing w:val="-5"/>
+          <w:w w:val="95"/>
           <w:sz w:val="18"/>
         </w:rPr>
         <w:t>) ]    (1)</w:t>
@@ -691,7 +795,7 @@
         <w:wordWrap w:val="0"/>
         <w:autoSpaceDE w:val="0"/>
         <w:autoSpaceDN w:val="0"/>
-        <w:spacing w:after="80" w:before="0" w:line="341" w:lineRule="auto"/>
+        <w:spacing w:after="80" w:before="0" w:line="280" w:lineRule="exact"/>
         <w:ind w:firstLine="180"/>
         <w:jc w:val="both"/>
       </w:pPr>
@@ -700,6 +804,8 @@
           <w:rFonts w:ascii="Times New Roman" w:hAnsi="Times New Roman" w:eastAsia="신명조"/>
           <w:b w:val="0"/>
           <w:i w:val="0"/>
+          <w:spacing w:val="-5"/>
+          <w:w w:val="95"/>
           <w:sz w:val="18"/>
         </w:rPr>
         <w:t xml:space="preserve">본 연구는 </w:t>
@@ -709,6 +815,8 @@
           <w:rFonts w:ascii="Times New Roman" w:hAnsi="Times New Roman" w:eastAsia="신명조"/>
           <w:b w:val="0"/>
           <w:i/>
+          <w:spacing w:val="-5"/>
+          <w:w w:val="95"/>
           <w:sz w:val="18"/>
         </w:rPr>
         <w:t>τ</w:t>
@@ -718,6 +826,8 @@
           <w:rFonts w:ascii="Times New Roman" w:hAnsi="Times New Roman" w:eastAsia="신명조"/>
           <w:b w:val="0"/>
           <w:i w:val="0"/>
+          <w:spacing w:val="-5"/>
+          <w:w w:val="95"/>
           <w:sz w:val="18"/>
         </w:rPr>
         <w:t xml:space="preserve"> ∈ {0.1, 0.5, 0.9}를 동시에 학습한다. 분위 예측은 불확실성을 예측 결과 자체로 산출하므로, 앙상블 분산 없이 기권 규칙을 정의할 수 있다. 분위 예측의 구간이 명목 수준을 지키는지는 별도 문제이며 등각예측을 분위회귀에 결합한 교정 방법이 제안되어 있다[13]. 본 연구의 교정 상태는 6장에 밝힌다.</w:t>
@@ -736,6 +846,8 @@
           <w:rFonts w:ascii="Times New Roman" w:hAnsi="Times New Roman" w:eastAsia="중고딕"/>
           <w:b w:val="0"/>
           <w:i w:val="0"/>
+          <w:spacing w:val="-9"/>
+          <w:w w:val="95"/>
           <w:sz w:val="18"/>
         </w:rPr>
         <w:t>2.4 선택적 예측과 기권</w:t>
@@ -746,7 +858,7 @@
         <w:wordWrap w:val="0"/>
         <w:autoSpaceDE w:val="0"/>
         <w:autoSpaceDN w:val="0"/>
-        <w:spacing w:after="80" w:before="0" w:line="341" w:lineRule="auto"/>
+        <w:spacing w:after="80" w:before="0" w:line="280" w:lineRule="exact"/>
         <w:ind w:firstLine="180"/>
         <w:jc w:val="both"/>
       </w:pPr>
@@ -755,6 +867,8 @@
           <w:rFonts w:ascii="Times New Roman" w:hAnsi="Times New Roman" w:eastAsia="신명조"/>
           <w:b w:val="0"/>
           <w:i w:val="0"/>
+          <w:spacing w:val="-5"/>
+          <w:w w:val="95"/>
           <w:sz w:val="18"/>
         </w:rPr>
         <w:t>예측 모형이 일부 입력에 대해 답을 내지 않는 선택지는 기각 옵션(reject option)으로 형식화되어 있다[14]. 오분류 비용과 기각 비용의 교환관계로 최적 기각 영역을 정의한 이 틀은 이후 선택적 예측(selective prediction)으로 일반화되어, 적용률과 적용된 표본에서의 위험을 함께 보고하는 평가 방식으로 자리잡았고[15], 심층 신경망에서는 선택 함수를 별도 헤드로 학습하는 방법이 제안되었다[16]. 본 연구의 기권은 이들과 두 가지 점에서 다르다. 첫째, 분류가 아니라 회귀이므로 선택 점수가 확률이 아니라 예측 구간의 폭이다. 둘째, 선택 함수를 따로 학습하지 않고 이미 산출된 분위 예측에서 파생되므로 모형에 추가 비용이 들지 않는다. 대신 기권율이 학습으로 최적화되지 않고 임계값으로 정해지므로, 임계값 선택이 결과에 미치는 영향을 5.3절에서 따로 확인한다.</w:t>
@@ -773,6 +887,8 @@
           <w:rFonts w:ascii="Times New Roman" w:hAnsi="Times New Roman" w:eastAsia="중고딕"/>
           <w:b w:val="0"/>
           <w:i w:val="0"/>
+          <w:spacing w:val="-9"/>
+          <w:w w:val="95"/>
           <w:sz w:val="18"/>
         </w:rPr>
         <w:t>2.5 기준 모형과 본 연구의 위치</w:t>
@@ -783,7 +899,7 @@
         <w:wordWrap w:val="0"/>
         <w:autoSpaceDE w:val="0"/>
         <w:autoSpaceDN w:val="0"/>
-        <w:spacing w:after="80" w:before="0" w:line="341" w:lineRule="auto"/>
+        <w:spacing w:after="80" w:before="0" w:line="280" w:lineRule="exact"/>
         <w:ind w:firstLine="180"/>
         <w:jc w:val="both"/>
       </w:pPr>
@@ -792,6 +908,8 @@
           <w:rFonts w:ascii="Times New Roman" w:hAnsi="Times New Roman" w:eastAsia="신명조"/>
           <w:b w:val="0"/>
           <w:i w:val="0"/>
+          <w:spacing w:val="-5"/>
+          <w:w w:val="95"/>
           <w:sz w:val="18"/>
         </w:rPr>
         <w:t>1장에서 언급한 금융 시계열 딥러닝 연구[1] 가운데, 장단기기억 신경망으로 미국 주식의 방향을 예측한 연구[17]와 다수의 머신러닝 기법을 자산가격 결정에 적용한 연구[18]가 대표적이다. 국내에서는 해외지수와 투자자별 매매 동향을 입력으로 삼은 등락 예측[2], 가중 손실 함수를 적용한 순환 합성곱 구조[19]가 보고되었다. 본 연구는 [2]와 마찬가지로 해외지수와 투자자 수급을 입력에 포함하되, 예측을 점이 아니라 분포로 산출한다는 점이 다르다.</w:t>
@@ -802,7 +920,7 @@
         <w:wordWrap w:val="0"/>
         <w:autoSpaceDE w:val="0"/>
         <w:autoSpaceDN w:val="0"/>
-        <w:spacing w:after="80" w:before="0" w:line="341" w:lineRule="auto"/>
+        <w:spacing w:after="80" w:before="0" w:line="280" w:lineRule="exact"/>
         <w:ind w:firstLine="180"/>
         <w:jc w:val="both"/>
       </w:pPr>
@@ -811,6 +929,8 @@
           <w:rFonts w:ascii="Times New Roman" w:hAnsi="Times New Roman" w:eastAsia="신명조"/>
           <w:b w:val="0"/>
           <w:i w:val="0"/>
+          <w:spacing w:val="-5"/>
+          <w:w w:val="95"/>
           <w:sz w:val="18"/>
         </w:rPr>
         <w:t>잘 조정된 단순 기준모형과의 비교가 부재하여 개선폭이 과장되기 쉽다는 지적은 예측 문헌에서 반복되어 왔으므로[20], 본 연구는 동일 조건의 그래디언트 부스팅 결정트리(gradient boosting decision tree, GBDT) 기준모형을 함께 측정하여 5장에 보고한다.</w:t>
@@ -829,6 +949,8 @@
           <w:rFonts w:ascii="Times New Roman" w:hAnsi="Times New Roman" w:eastAsia="견고딕"/>
           <w:b/>
           <w:i w:val="0"/>
+          <w:spacing w:val="0"/>
+          <w:w w:val="95"/>
           <w:sz w:val="20"/>
         </w:rPr>
         <w:t>3. 연구 방법</w:t>
@@ -847,6 +969,8 @@
           <w:rFonts w:ascii="Times New Roman" w:hAnsi="Times New Roman" w:eastAsia="중고딕"/>
           <w:b w:val="0"/>
           <w:i w:val="0"/>
+          <w:spacing w:val="-9"/>
+          <w:w w:val="95"/>
           <w:sz w:val="18"/>
         </w:rPr>
         <w:t>3.1 요구사항으로부터의 구조 도출</w:t>
@@ -857,7 +981,7 @@
         <w:wordWrap w:val="0"/>
         <w:autoSpaceDE w:val="0"/>
         <w:autoSpaceDN w:val="0"/>
-        <w:spacing w:after="80" w:before="0" w:line="341" w:lineRule="auto"/>
+        <w:spacing w:after="80" w:before="0" w:line="280" w:lineRule="exact"/>
         <w:ind w:firstLine="180"/>
         <w:jc w:val="both"/>
       </w:pPr>
@@ -866,6 +990,8 @@
           <w:rFonts w:ascii="Times New Roman" w:hAnsi="Times New Roman" w:eastAsia="신명조"/>
           <w:b w:val="0"/>
           <w:i w:val="0"/>
+          <w:spacing w:val="-5"/>
+          <w:w w:val="95"/>
           <w:sz w:val="18"/>
         </w:rPr>
         <w:t>본 연구의 구성요소는 모두 &lt;Table 1&gt;의 좌측 요구사항으로부터 역산되었다.</w:t>
@@ -877,13 +1003,15 @@
         <w:wordWrap w:val="0"/>
         <w:autoSpaceDE w:val="0"/>
         <w:autoSpaceDN w:val="0"/>
-        <w:spacing w:after="40" w:before="0" w:line="288" w:lineRule="auto"/>
+        <w:spacing w:after="40" w:before="0" w:line="220" w:lineRule="exact"/>
       </w:pPr>
       <w:r>
         <w:rPr>
           <w:rFonts w:ascii="Times New Roman" w:hAnsi="Times New Roman" w:eastAsia="중고딕"/>
           <w:b w:val="0"/>
           <w:i w:val="0"/>
+          <w:spacing w:val="-8"/>
+          <w:w w:val="95"/>
           <w:sz w:val="17"/>
         </w:rPr>
         <w:t>Table 1. Requirements and corresponding components</w:t>
@@ -925,7 +1053,7 @@
               <w:wordWrap w:val="0"/>
               <w:autoSpaceDE w:val="0"/>
               <w:autoSpaceDN w:val="0"/>
-              <w:spacing w:after="20" w:before="20"/>
+              <w:spacing w:after="20" w:before="20" w:line="208" w:lineRule="exact"/>
             </w:pPr>
             <w:r/>
             <w:r>
@@ -933,6 +1061,8 @@
                 <w:rFonts w:ascii="Times New Roman" w:hAnsi="Times New Roman" w:eastAsia="신명조"/>
                 <w:b/>
                 <w:i w:val="0"/>
+                <w:spacing w:val="-5"/>
+                <w:w w:val="95"/>
                 <w:sz w:val="16"/>
               </w:rPr>
               <w:t>Requirement</w:t>
@@ -955,7 +1085,7 @@
               <w:wordWrap w:val="0"/>
               <w:autoSpaceDE w:val="0"/>
               <w:autoSpaceDN w:val="0"/>
-              <w:spacing w:after="20" w:before="20"/>
+              <w:spacing w:after="20" w:before="20" w:line="208" w:lineRule="exact"/>
             </w:pPr>
             <w:r/>
             <w:r>
@@ -963,6 +1093,8 @@
                 <w:rFonts w:ascii="Times New Roman" w:hAnsi="Times New Roman" w:eastAsia="신명조"/>
                 <w:b/>
                 <w:i w:val="0"/>
+                <w:spacing w:val="-5"/>
+                <w:w w:val="95"/>
                 <w:sz w:val="16"/>
               </w:rPr>
               <w:t>Required property</w:t>
@@ -985,7 +1117,7 @@
               <w:wordWrap w:val="0"/>
               <w:autoSpaceDE w:val="0"/>
               <w:autoSpaceDN w:val="0"/>
-              <w:spacing w:after="20" w:before="20"/>
+              <w:spacing w:after="20" w:before="20" w:line="208" w:lineRule="exact"/>
             </w:pPr>
             <w:r/>
             <w:r>
@@ -993,6 +1125,8 @@
                 <w:rFonts w:ascii="Times New Roman" w:hAnsi="Times New Roman" w:eastAsia="신명조"/>
                 <w:b/>
                 <w:i w:val="0"/>
+                <w:spacing w:val="-5"/>
+                <w:w w:val="95"/>
                 <w:sz w:val="16"/>
               </w:rPr>
               <w:t>Part chosen</w:t>
@@ -1020,7 +1154,7 @@
               <w:wordWrap w:val="0"/>
               <w:autoSpaceDE w:val="0"/>
               <w:autoSpaceDN w:val="0"/>
-              <w:spacing w:after="20" w:before="20"/>
+              <w:spacing w:after="20" w:before="20" w:line="208" w:lineRule="exact"/>
             </w:pPr>
             <w:r/>
             <w:r>
@@ -1028,6 +1162,8 @@
                 <w:rFonts w:ascii="Times New Roman" w:hAnsi="Times New Roman" w:eastAsia="신명조"/>
                 <w:b w:val="0"/>
                 <w:i w:val="0"/>
+                <w:spacing w:val="-5"/>
+                <w:w w:val="95"/>
                 <w:sz w:val="16"/>
               </w:rPr>
               <w:t>Abstention</w:t>
@@ -1050,7 +1186,7 @@
               <w:wordWrap w:val="0"/>
               <w:autoSpaceDE w:val="0"/>
               <w:autoSpaceDN w:val="0"/>
-              <w:spacing w:after="20" w:before="20"/>
+              <w:spacing w:after="20" w:before="20" w:line="208" w:lineRule="exact"/>
             </w:pPr>
             <w:r/>
             <w:r>
@@ -1058,6 +1194,8 @@
                 <w:rFonts w:ascii="Times New Roman" w:hAnsi="Times New Roman" w:eastAsia="신명조"/>
                 <w:b w:val="0"/>
                 <w:i w:val="0"/>
+                <w:spacing w:val="-5"/>
+                <w:w w:val="95"/>
                 <w:sz w:val="16"/>
               </w:rPr>
               <w:t>A distribution, not a point: q90 - q10 must exist</w:t>
@@ -1080,7 +1218,7 @@
               <w:wordWrap w:val="0"/>
               <w:autoSpaceDE w:val="0"/>
               <w:autoSpaceDN w:val="0"/>
-              <w:spacing w:after="20" w:before="20"/>
+              <w:spacing w:after="20" w:before="20" w:line="208" w:lineRule="exact"/>
             </w:pPr>
             <w:r/>
             <w:r>
@@ -1088,6 +1226,8 @@
                 <w:rFonts w:ascii="Times New Roman" w:hAnsi="Times New Roman" w:eastAsia="신명조"/>
                 <w:b w:val="0"/>
                 <w:i w:val="0"/>
+                <w:spacing w:val="-5"/>
+                <w:w w:val="95"/>
                 <w:sz w:val="16"/>
               </w:rPr>
               <w:t>Quantile head, pinball loss</w:t>
@@ -1115,7 +1255,7 @@
               <w:wordWrap w:val="0"/>
               <w:autoSpaceDE w:val="0"/>
               <w:autoSpaceDN w:val="0"/>
-              <w:spacing w:after="20" w:before="20"/>
+              <w:spacing w:after="20" w:before="20" w:line="208" w:lineRule="exact"/>
             </w:pPr>
             <w:r/>
             <w:r>
@@ -1123,6 +1263,8 @@
                 <w:rFonts w:ascii="Times New Roman" w:hAnsi="Times New Roman" w:eastAsia="신명조"/>
                 <w:b w:val="0"/>
                 <w:i w:val="0"/>
+                <w:spacing w:val="-5"/>
+                <w:w w:val="95"/>
                 <w:sz w:val="16"/>
               </w:rPr>
               <w:t>Cost: 120-day lookback x 201 stocks, daily</w:t>
@@ -1145,7 +1287,7 @@
               <w:wordWrap w:val="0"/>
               <w:autoSpaceDE w:val="0"/>
               <w:autoSpaceDN w:val="0"/>
-              <w:spacing w:after="20" w:before="20"/>
+              <w:spacing w:after="20" w:before="20" w:line="208" w:lineRule="exact"/>
             </w:pPr>
             <w:r/>
             <w:r>
@@ -1153,6 +1295,8 @@
                 <w:rFonts w:ascii="Times New Roman" w:hAnsi="Times New Roman" w:eastAsia="신명조"/>
                 <w:b w:val="0"/>
                 <w:i w:val="0"/>
+                <w:spacing w:val="-5"/>
+                <w:w w:val="95"/>
                 <w:sz w:val="16"/>
               </w:rPr>
               <w:t>Sequence-length reduction</w:t>
@@ -1175,7 +1319,7 @@
               <w:wordWrap w:val="0"/>
               <w:autoSpaceDE w:val="0"/>
               <w:autoSpaceDN w:val="0"/>
-              <w:spacing w:after="20" w:before="20"/>
+              <w:spacing w:after="20" w:before="20" w:line="208" w:lineRule="exact"/>
             </w:pPr>
             <w:r/>
             <w:r>
@@ -1183,6 +1327,8 @@
                 <w:rFonts w:ascii="Times New Roman" w:hAnsi="Times New Roman" w:eastAsia="신명조"/>
                 <w:b w:val="0"/>
                 <w:i w:val="0"/>
+                <w:spacing w:val="-5"/>
+                <w:w w:val="95"/>
                 <w:sz w:val="16"/>
               </w:rPr>
               <w:t>Patch tokenization (120 to 24)</w:t>
@@ -1210,7 +1356,7 @@
               <w:wordWrap w:val="0"/>
               <w:autoSpaceDE w:val="0"/>
               <w:autoSpaceDN w:val="0"/>
-              <w:spacing w:after="20" w:before="20"/>
+              <w:spacing w:after="20" w:before="20" w:line="208" w:lineRule="exact"/>
             </w:pPr>
             <w:r/>
             <w:r>
@@ -1218,6 +1364,8 @@
                 <w:rFonts w:ascii="Times New Roman" w:hAnsi="Times New Roman" w:eastAsia="신명조"/>
                 <w:b w:val="0"/>
                 <w:i w:val="0"/>
+                <w:spacing w:val="-5"/>
+                <w:w w:val="95"/>
                 <w:sz w:val="16"/>
               </w:rPr>
               <w:t>Cost: channel-independent encoding repeats the encoder</w:t>
@@ -1240,7 +1388,7 @@
               <w:wordWrap w:val="0"/>
               <w:autoSpaceDE w:val="0"/>
               <w:autoSpaceDN w:val="0"/>
-              <w:spacing w:after="20" w:before="20"/>
+              <w:spacing w:after="20" w:before="20" w:line="208" w:lineRule="exact"/>
             </w:pPr>
             <w:r/>
             <w:r>
@@ -1248,6 +1396,8 @@
                 <w:rFonts w:ascii="Times New Roman" w:hAnsi="Times New Roman" w:eastAsia="신명조"/>
                 <w:b w:val="0"/>
                 <w:i w:val="0"/>
+                <w:spacing w:val="-5"/>
+                <w:w w:val="95"/>
                 <w:sz w:val="16"/>
               </w:rPr>
               <w:t>Channel-axis reduction before the encoder</w:t>
@@ -1270,7 +1420,7 @@
               <w:wordWrap w:val="0"/>
               <w:autoSpaceDE w:val="0"/>
               <w:autoSpaceDN w:val="0"/>
-              <w:spacing w:after="20" w:before="20"/>
+              <w:spacing w:after="20" w:before="20" w:line="208" w:lineRule="exact"/>
             </w:pPr>
             <w:r/>
             <w:r>
@@ -1278,6 +1428,8 @@
                 <w:rFonts w:ascii="Times New Roman" w:hAnsi="Times New Roman" w:eastAsia="신명조"/>
                 <w:b w:val="0"/>
                 <w:i w:val="0"/>
+                <w:spacing w:val="-5"/>
+                <w:w w:val="95"/>
                 <w:sz w:val="16"/>
               </w:rPr>
               <w:t>TFT variable selection network (vs. linear merge, Sec. 5.4)</w:t>
@@ -1305,7 +1457,7 @@
               <w:wordWrap w:val="0"/>
               <w:autoSpaceDE w:val="0"/>
               <w:autoSpaceDN w:val="0"/>
-              <w:spacing w:after="20" w:before="20"/>
+              <w:spacing w:after="20" w:before="20" w:line="208" w:lineRule="exact"/>
             </w:pPr>
             <w:r/>
             <w:r>
@@ -1313,6 +1465,8 @@
                 <w:rFonts w:ascii="Times New Roman" w:hAnsi="Times New Roman" w:eastAsia="신명조"/>
                 <w:b w:val="0"/>
                 <w:i w:val="0"/>
+                <w:spacing w:val="-5"/>
+                <w:w w:val="95"/>
                 <w:sz w:val="16"/>
               </w:rPr>
               <w:t>Scale differs by stock and era</w:t>
@@ -1335,7 +1489,7 @@
               <w:wordWrap w:val="0"/>
               <w:autoSpaceDE w:val="0"/>
               <w:autoSpaceDN w:val="0"/>
-              <w:spacing w:after="20" w:before="20"/>
+              <w:spacing w:after="20" w:before="20" w:line="208" w:lineRule="exact"/>
             </w:pPr>
             <w:r/>
             <w:r>
@@ -1343,6 +1497,8 @@
                 <w:rFonts w:ascii="Times New Roman" w:hAnsi="Times New Roman" w:eastAsia="신명조"/>
                 <w:b w:val="0"/>
                 <w:i w:val="0"/>
+                <w:spacing w:val="-5"/>
+                <w:w w:val="95"/>
                 <w:sz w:val="16"/>
               </w:rPr>
               <w:t>Non-stationary normalization</w:t>
@@ -1365,7 +1521,7 @@
               <w:wordWrap w:val="0"/>
               <w:autoSpaceDE w:val="0"/>
               <w:autoSpaceDN w:val="0"/>
-              <w:spacing w:after="20" w:before="20"/>
+              <w:spacing w:after="20" w:before="20" w:line="208" w:lineRule="exact"/>
             </w:pPr>
             <w:r/>
             <w:r>
@@ -1373,6 +1529,8 @@
                 <w:rFonts w:ascii="Times New Roman" w:hAnsi="Times New Roman" w:eastAsia="신명조"/>
                 <w:b w:val="0"/>
                 <w:i w:val="0"/>
+                <w:spacing w:val="-5"/>
+                <w:w w:val="95"/>
                 <w:sz w:val="16"/>
               </w:rPr>
               <w:t>RevIN, with channel exceptions</w:t>
@@ -1399,7 +1557,7 @@
               <w:wordWrap w:val="0"/>
               <w:autoSpaceDE w:val="0"/>
               <w:autoSpaceDN w:val="0"/>
-              <w:spacing w:after="20" w:before="20"/>
+              <w:spacing w:after="20" w:before="20" w:line="208" w:lineRule="exact"/>
             </w:pPr>
             <w:r/>
             <w:r>
@@ -1407,6 +1565,8 @@
                 <w:rFonts w:ascii="Times New Roman" w:hAnsi="Times New Roman" w:eastAsia="신명조"/>
                 <w:b w:val="0"/>
                 <w:i w:val="0"/>
+                <w:spacing w:val="-5"/>
+                <w:w w:val="95"/>
                 <w:sz w:val="16"/>
               </w:rPr>
               <w:t>Local equities track global macro</w:t>
@@ -1428,7 +1588,7 @@
               <w:wordWrap w:val="0"/>
               <w:autoSpaceDE w:val="0"/>
               <w:autoSpaceDN w:val="0"/>
-              <w:spacing w:after="20" w:before="20"/>
+              <w:spacing w:after="20" w:before="20" w:line="208" w:lineRule="exact"/>
             </w:pPr>
             <w:r/>
             <w:r>
@@ -1436,6 +1596,8 @@
                 <w:rFonts w:ascii="Times New Roman" w:hAnsi="Times New Roman" w:eastAsia="신명조"/>
                 <w:b w:val="0"/>
                 <w:i w:val="0"/>
+                <w:spacing w:val="-5"/>
+                <w:w w:val="95"/>
                 <w:sz w:val="16"/>
               </w:rPr>
               <w:t>Exogenous sequence injection</w:t>
@@ -1457,7 +1619,7 @@
               <w:wordWrap w:val="0"/>
               <w:autoSpaceDE w:val="0"/>
               <w:autoSpaceDN w:val="0"/>
-              <w:spacing w:after="20" w:before="20"/>
+              <w:spacing w:after="20" w:before="20" w:line="208" w:lineRule="exact"/>
             </w:pPr>
             <w:r/>
             <w:r>
@@ -1465,6 +1627,8 @@
                 <w:rFonts w:ascii="Times New Roman" w:hAnsi="Times New Roman" w:eastAsia="신명조"/>
                 <w:b w:val="0"/>
                 <w:i w:val="0"/>
+                <w:spacing w:val="-5"/>
+                <w:w w:val="95"/>
                 <w:sz w:val="16"/>
               </w:rPr>
               <w:t>Macro cross-attention (design option, Sec. 5.4)</w:t>
@@ -1491,6 +1655,8 @@
           <w:rFonts w:ascii="Times New Roman" w:hAnsi="Times New Roman" w:eastAsia="중고딕"/>
           <w:b w:val="0"/>
           <w:i w:val="0"/>
+          <w:spacing w:val="-9"/>
+          <w:w w:val="95"/>
           <w:sz w:val="18"/>
         </w:rPr>
         <w:t>3.2 제안 구조</w:t>
@@ -1501,7 +1667,7 @@
         <w:wordWrap w:val="0"/>
         <w:autoSpaceDE w:val="0"/>
         <w:autoSpaceDN w:val="0"/>
-        <w:spacing w:after="80" w:before="0" w:line="341" w:lineRule="auto"/>
+        <w:spacing w:after="80" w:before="0" w:line="280" w:lineRule="exact"/>
         <w:ind w:firstLine="180"/>
         <w:jc w:val="both"/>
       </w:pPr>
@@ -1510,6 +1676,8 @@
           <w:rFonts w:ascii="Times New Roman" w:hAnsi="Times New Roman" w:eastAsia="신명조"/>
           <w:b w:val="0"/>
           <w:i w:val="0"/>
+          <w:spacing w:val="-5"/>
+          <w:w w:val="95"/>
           <w:sz w:val="18"/>
         </w:rPr>
         <w:t>제안 모형의 전체 구조는 (Fig. 1)과 같다. 입력은 세 경로로 구성된다. 종목 동적 변수(30채널 × 120일), 매크로 시퀀스(13채널), 정적 범주형 변수 3종이다. 정적 임베딩은 문맥 벡터를 형성하여 변수선택을 조건화하고, 크로스어텐션 이후 다시 더해진다. 헤드에는 마지막 패치 토큰, 즉 가장 최근 1주의 표현만이 전달된다.</w:t>
@@ -1520,7 +1688,7 @@
         <w:sectPr>
           <w:type w:val="continuous"/>
           <w:pgSz w:w="11906" w:h="16838"/>
-          <w:pgMar w:top="1446" w:right="1134" w:bottom="879" w:left="1134" w:header="567" w:footer="567" w:gutter="0"/>
+          <w:pgMar w:top="2013" w:right="1134" w:bottom="1446" w:left="1134" w:header="1446" w:footer="879" w:gutter="0"/>
           <w:docGrid w:linePitch="360"/>
           <w:cols w:num="2" w:space="453" w:equalWidth="1"/>
         </w:sectPr>
@@ -1571,7 +1739,7 @@
         <w:wordWrap w:val="0"/>
         <w:autoSpaceDE w:val="0"/>
         <w:autoSpaceDN w:val="0"/>
-        <w:spacing w:after="160" w:before="0" w:line="288" w:lineRule="auto"/>
+        <w:spacing w:after="160" w:before="0" w:line="220" w:lineRule="exact"/>
         <w:jc w:val="left"/>
       </w:pPr>
       <w:r>
@@ -1579,6 +1747,8 @@
           <w:rFonts w:ascii="Times New Roman" w:hAnsi="Times New Roman" w:eastAsia="중고딕"/>
           <w:b w:val="0"/>
           <w:i w:val="0"/>
+          <w:spacing w:val="-8"/>
+          <w:w w:val="95"/>
           <w:sz w:val="17"/>
         </w:rPr>
         <w:t>Fig. 1. Architecture of the proposed model (a) with component detail (b-e). Colors in (a) mark the PatchTST lineage (yellow), the TFT components (blue), the macro cross-attention added in this work (teal) and the static context path (orange). The variable selection network and the cross-attention are design options; removing either did not change the results (Sec. 5.4). Panels (b)-(d) are adapted from [3] and [8].</w:t>
@@ -1589,7 +1759,7 @@
         <w:sectPr>
           <w:type w:val="continuous"/>
           <w:pgSz w:w="11906" w:h="16838"/>
-          <w:pgMar w:top="1446" w:right="1134" w:bottom="879" w:left="1134" w:header="567" w:footer="567" w:gutter="0"/>
+          <w:pgMar w:top="2013" w:right="1134" w:bottom="1446" w:left="1134" w:header="1446" w:footer="879" w:gutter="0"/>
           <w:docGrid w:linePitch="360"/>
           <w:cols w:num="1" w:space="453" w:equalWidth="1"/>
         </w:sectPr>
@@ -1608,6 +1778,8 @@
           <w:rFonts w:ascii="Times New Roman" w:hAnsi="Times New Roman" w:eastAsia="중고딕"/>
           <w:b w:val="0"/>
           <w:i w:val="0"/>
+          <w:spacing w:val="-9"/>
+          <w:w w:val="95"/>
           <w:sz w:val="18"/>
         </w:rPr>
         <w:t>3.3 결합 과정의 설계 결정</w:t>
@@ -1618,7 +1790,7 @@
         <w:wordWrap w:val="0"/>
         <w:autoSpaceDE w:val="0"/>
         <w:autoSpaceDN w:val="0"/>
-        <w:spacing w:after="80" w:before="0" w:line="341" w:lineRule="auto"/>
+        <w:spacing w:after="80" w:before="0" w:line="280" w:lineRule="exact"/>
         <w:ind w:firstLine="180"/>
         <w:jc w:val="both"/>
       </w:pPr>
@@ -1627,6 +1799,8 @@
           <w:rFonts w:ascii="Times New Roman" w:hAnsi="Times New Roman" w:eastAsia="신명조"/>
           <w:b w:val="0"/>
           <w:i w:val="0"/>
+          <w:spacing w:val="-5"/>
+          <w:w w:val="95"/>
           <w:sz w:val="18"/>
         </w:rPr>
         <w:t>아래 1)과 2)는 구조의 필수 요소가 아니라 비교 검토한 설계 선택지이며, 각각의 기여는 5.4절의 제거 실험으로 확인한다. 3)은 기권 규칙이 의존하는 구조적 요건이다.</w:t>
@@ -1637,13 +1811,15 @@
         <w:wordWrap w:val="0"/>
         <w:autoSpaceDE w:val="0"/>
         <w:autoSpaceDN w:val="0"/>
-        <w:spacing w:after="60" w:before="0" w:line="341" w:lineRule="auto"/>
+        <w:spacing w:after="60" w:before="0" w:line="280" w:lineRule="exact"/>
       </w:pPr>
       <w:r>
         <w:rPr>
           <w:rFonts w:ascii="Times New Roman" w:hAnsi="Times New Roman" w:eastAsia="신명조"/>
           <w:b w:val="0"/>
           <w:i w:val="0"/>
+          <w:spacing w:val="-5"/>
+          <w:w w:val="95"/>
           <w:sz w:val="18"/>
         </w:rPr>
         <w:t>1) 변수선택망의 역할과 배치</w:t>
@@ -1654,7 +1830,7 @@
         <w:wordWrap w:val="0"/>
         <w:autoSpaceDE w:val="0"/>
         <w:autoSpaceDN w:val="0"/>
-        <w:spacing w:after="80" w:before="0" w:line="341" w:lineRule="auto"/>
+        <w:spacing w:after="80" w:before="0" w:line="280" w:lineRule="exact"/>
         <w:ind w:firstLine="180"/>
         <w:jc w:val="both"/>
       </w:pPr>
@@ -1663,6 +1839,8 @@
           <w:rFonts w:ascii="Times New Roman" w:hAnsi="Times New Roman" w:eastAsia="신명조"/>
           <w:b w:val="0"/>
           <w:i w:val="0"/>
+          <w:spacing w:val="-5"/>
+          <w:w w:val="95"/>
           <w:sz w:val="18"/>
         </w:rPr>
         <w:t>패치 임베딩은 각 채널을 독립적으로 24개 토큰으로 변환한다. 채널 축을 줄이는 데 연산이 가장 적은 방법은 선형 합치기이며 매크로 경로에는 그 방식을 썼으나, 종목 채널에는 변수선택망을 두었다. 소프트맥스 게이트가 정적 문맥으로 조건화되어 섹터와 시가총액 구간에 따라 다른 가중을 주기 때문이다. 변수선택망은 그 게이트를 채널 축에 적용한다(식 2, 3).</w:t>
@@ -1673,7 +1851,7 @@
         <w:wordWrap w:val="0"/>
         <w:autoSpaceDE w:val="0"/>
         <w:autoSpaceDN w:val="0"/>
-        <w:spacing w:after="80" w:before="0" w:line="341" w:lineRule="auto"/>
+        <w:spacing w:after="80" w:before="0" w:line="280" w:lineRule="exact"/>
         <w:jc w:val="center"/>
       </w:pPr>
       <w:r>
@@ -1681,6 +1859,8 @@
           <w:rFonts w:ascii="Times New Roman" w:hAnsi="Times New Roman" w:eastAsia="신명조"/>
           <w:b w:val="0"/>
           <w:i/>
+          <w:spacing w:val="-5"/>
+          <w:w w:val="95"/>
           <w:sz w:val="18"/>
         </w:rPr>
         <w:t>v</w:t>
@@ -1690,6 +1870,8 @@
           <w:rFonts w:ascii="Times New Roman" w:hAnsi="Times New Roman" w:eastAsia="신명조"/>
           <w:b w:val="0"/>
           <w:i/>
+          <w:spacing w:val="-5"/>
+          <w:w w:val="95"/>
           <w:sz w:val="18"/>
           <w:vertAlign w:val="subscript"/>
         </w:rPr>
@@ -1700,6 +1882,8 @@
           <w:rFonts w:ascii="Times New Roman" w:hAnsi="Times New Roman" w:eastAsia="신명조"/>
           <w:b w:val="0"/>
           <w:i w:val="0"/>
+          <w:spacing w:val="-5"/>
+          <w:w w:val="95"/>
           <w:sz w:val="18"/>
         </w:rPr>
         <w:t xml:space="preserve"> = softmax( GRN( [ flat(</w:t>
@@ -1709,6 +1893,8 @@
           <w:rFonts w:ascii="Times New Roman" w:hAnsi="Times New Roman" w:eastAsia="신명조"/>
           <w:b w:val="0"/>
           <w:i/>
+          <w:spacing w:val="-5"/>
+          <w:w w:val="95"/>
           <w:sz w:val="18"/>
         </w:rPr>
         <w:t>E</w:t>
@@ -1718,6 +1904,8 @@
           <w:rFonts w:ascii="Times New Roman" w:hAnsi="Times New Roman" w:eastAsia="신명조"/>
           <w:b w:val="0"/>
           <w:i/>
+          <w:spacing w:val="-5"/>
+          <w:w w:val="95"/>
           <w:sz w:val="18"/>
           <w:vertAlign w:val="subscript"/>
         </w:rPr>
@@ -1728,6 +1916,8 @@
           <w:rFonts w:ascii="Times New Roman" w:hAnsi="Times New Roman" w:eastAsia="신명조"/>
           <w:b w:val="0"/>
           <w:i w:val="0"/>
+          <w:spacing w:val="-5"/>
+          <w:w w:val="95"/>
           <w:sz w:val="18"/>
         </w:rPr>
         <w:t xml:space="preserve">) ; </w:t>
@@ -1737,6 +1927,8 @@
           <w:rFonts w:ascii="Times New Roman" w:hAnsi="Times New Roman" w:eastAsia="신명조"/>
           <w:b w:val="0"/>
           <w:i/>
+          <w:spacing w:val="-5"/>
+          <w:w w:val="95"/>
           <w:sz w:val="18"/>
         </w:rPr>
         <w:t>c</w:t>
@@ -1746,6 +1938,8 @@
           <w:rFonts w:ascii="Times New Roman" w:hAnsi="Times New Roman" w:eastAsia="신명조"/>
           <w:b w:val="0"/>
           <w:i/>
+          <w:spacing w:val="-5"/>
+          <w:w w:val="95"/>
           <w:sz w:val="18"/>
           <w:vertAlign w:val="subscript"/>
         </w:rPr>
@@ -1756,6 +1950,8 @@
           <w:rFonts w:ascii="Times New Roman" w:hAnsi="Times New Roman" w:eastAsia="신명조"/>
           <w:b w:val="0"/>
           <w:i w:val="0"/>
+          <w:spacing w:val="-5"/>
+          <w:w w:val="95"/>
           <w:sz w:val="18"/>
         </w:rPr>
         <w:t xml:space="preserve"> ] ) ) ∈ ℝ</w:t>
@@ -1765,6 +1961,8 @@
           <w:rFonts w:ascii="Times New Roman" w:hAnsi="Times New Roman" w:eastAsia="신명조"/>
           <w:b w:val="0"/>
           <w:i/>
+          <w:spacing w:val="-5"/>
+          <w:w w:val="95"/>
           <w:sz w:val="18"/>
           <w:vertAlign w:val="superscript"/>
         </w:rPr>
@@ -1775,6 +1973,8 @@
           <w:rFonts w:ascii="Times New Roman" w:hAnsi="Times New Roman" w:eastAsia="신명조"/>
           <w:b w:val="0"/>
           <w:i w:val="0"/>
+          <w:spacing w:val="-5"/>
+          <w:w w:val="95"/>
           <w:sz w:val="18"/>
         </w:rPr>
         <w:t xml:space="preserve">,   </w:t>
@@ -1784,6 +1984,8 @@
           <w:rFonts w:ascii="Times New Roman" w:hAnsi="Times New Roman" w:eastAsia="신명조"/>
           <w:b w:val="0"/>
           <w:i/>
+          <w:spacing w:val="-5"/>
+          <w:w w:val="95"/>
           <w:sz w:val="18"/>
         </w:rPr>
         <w:t>n</w:t>
@@ -1793,6 +1995,8 @@
           <w:rFonts w:ascii="Times New Roman" w:hAnsi="Times New Roman" w:eastAsia="신명조"/>
           <w:b w:val="0"/>
           <w:i w:val="0"/>
+          <w:spacing w:val="-5"/>
+          <w:w w:val="95"/>
           <w:sz w:val="18"/>
         </w:rPr>
         <w:t xml:space="preserve"> = 1, …, </w:t>
@@ -1802,6 +2006,8 @@
           <w:rFonts w:ascii="Times New Roman" w:hAnsi="Times New Roman" w:eastAsia="신명조"/>
           <w:b w:val="0"/>
           <w:i/>
+          <w:spacing w:val="-5"/>
+          <w:w w:val="95"/>
           <w:sz w:val="18"/>
         </w:rPr>
         <w:t>N</w:t>
@@ -1811,6 +2017,8 @@
           <w:rFonts w:ascii="Times New Roman" w:hAnsi="Times New Roman" w:eastAsia="신명조"/>
           <w:b w:val="0"/>
           <w:i w:val="0"/>
+          <w:spacing w:val="-5"/>
+          <w:w w:val="95"/>
           <w:sz w:val="18"/>
         </w:rPr>
         <w:t xml:space="preserve">    (2)</w:t>
@@ -1821,7 +2029,7 @@
         <w:wordWrap w:val="0"/>
         <w:autoSpaceDE w:val="0"/>
         <w:autoSpaceDN w:val="0"/>
-        <w:spacing w:after="80" w:before="0" w:line="341" w:lineRule="auto"/>
+        <w:spacing w:after="80" w:before="0" w:line="280" w:lineRule="exact"/>
         <w:jc w:val="center"/>
       </w:pPr>
       <w:r>
@@ -1829,6 +2037,8 @@
           <w:rFonts w:ascii="Times New Roman" w:hAnsi="Times New Roman" w:eastAsia="신명조"/>
           <w:b w:val="0"/>
           <w:i/>
+          <w:spacing w:val="-5"/>
+          <w:w w:val="95"/>
           <w:sz w:val="18"/>
         </w:rPr>
         <w:t>Z</w:t>
@@ -1838,6 +2048,8 @@
           <w:rFonts w:ascii="Times New Roman" w:hAnsi="Times New Roman" w:eastAsia="신명조"/>
           <w:b w:val="0"/>
           <w:i/>
+          <w:spacing w:val="-5"/>
+          <w:w w:val="95"/>
           <w:sz w:val="18"/>
           <w:vertAlign w:val="subscript"/>
         </w:rPr>
@@ -1848,6 +2060,8 @@
           <w:rFonts w:ascii="Times New Roman" w:hAnsi="Times New Roman" w:eastAsia="신명조"/>
           <w:b w:val="0"/>
           <w:i w:val="0"/>
+          <w:spacing w:val="-5"/>
+          <w:w w:val="95"/>
           <w:sz w:val="18"/>
         </w:rPr>
         <w:t xml:space="preserve"> = Σ</w:t>
@@ -1857,6 +2071,8 @@
           <w:rFonts w:ascii="Times New Roman" w:hAnsi="Times New Roman" w:eastAsia="신명조"/>
           <w:b w:val="0"/>
           <w:i/>
+          <w:spacing w:val="-5"/>
+          <w:w w:val="95"/>
           <w:sz w:val="18"/>
           <w:vertAlign w:val="subscript"/>
         </w:rPr>
@@ -1867,6 +2083,8 @@
           <w:rFonts w:ascii="Times New Roman" w:hAnsi="Times New Roman" w:eastAsia="신명조"/>
           <w:b w:val="0"/>
           <w:i w:val="0"/>
+          <w:spacing w:val="-5"/>
+          <w:w w:val="95"/>
           <w:sz w:val="18"/>
         </w:rPr>
         <w:t xml:space="preserve"> </w:t>
@@ -1876,6 +2094,8 @@
           <w:rFonts w:ascii="Times New Roman" w:hAnsi="Times New Roman" w:eastAsia="신명조"/>
           <w:b w:val="0"/>
           <w:i/>
+          <w:spacing w:val="-5"/>
+          <w:w w:val="95"/>
           <w:sz w:val="18"/>
         </w:rPr>
         <w:t>v</w:t>
@@ -1885,6 +2105,8 @@
           <w:rFonts w:ascii="Times New Roman" w:hAnsi="Times New Roman" w:eastAsia="신명조"/>
           <w:b w:val="0"/>
           <w:i/>
+          <w:spacing w:val="-5"/>
+          <w:w w:val="95"/>
           <w:sz w:val="18"/>
           <w:vertAlign w:val="subscript"/>
         </w:rPr>
@@ -1895,6 +2117,8 @@
           <w:rFonts w:ascii="Times New Roman" w:hAnsi="Times New Roman" w:eastAsia="신명조"/>
           <w:b w:val="0"/>
           <w:i w:val="0"/>
+          <w:spacing w:val="-5"/>
+          <w:w w:val="95"/>
           <w:sz w:val="18"/>
         </w:rPr>
         <w:t xml:space="preserve"> · GRN</w:t>
@@ -1904,6 +2128,8 @@
           <w:rFonts w:ascii="Times New Roman" w:hAnsi="Times New Roman" w:eastAsia="신명조"/>
           <w:b w:val="0"/>
           <w:i/>
+          <w:spacing w:val="-5"/>
+          <w:w w:val="95"/>
           <w:sz w:val="18"/>
           <w:vertAlign w:val="subscript"/>
         </w:rPr>
@@ -1914,6 +2140,8 @@
           <w:rFonts w:ascii="Times New Roman" w:hAnsi="Times New Roman" w:eastAsia="신명조"/>
           <w:b w:val="0"/>
           <w:i w:val="0"/>
+          <w:spacing w:val="-5"/>
+          <w:w w:val="95"/>
           <w:sz w:val="18"/>
         </w:rPr>
         <w:t>(</w:t>
@@ -1923,6 +2151,8 @@
           <w:rFonts w:ascii="Times New Roman" w:hAnsi="Times New Roman" w:eastAsia="신명조"/>
           <w:b w:val="0"/>
           <w:i/>
+          <w:spacing w:val="-5"/>
+          <w:w w:val="95"/>
           <w:sz w:val="18"/>
         </w:rPr>
         <w:t>E</w:t>
@@ -1932,6 +2162,8 @@
           <w:rFonts w:ascii="Times New Roman" w:hAnsi="Times New Roman" w:eastAsia="신명조"/>
           <w:b w:val="0"/>
           <w:i/>
+          <w:spacing w:val="-5"/>
+          <w:w w:val="95"/>
           <w:sz w:val="18"/>
           <w:vertAlign w:val="subscript"/>
         </w:rPr>
@@ -1942,6 +2174,8 @@
           <w:rFonts w:ascii="Times New Roman" w:hAnsi="Times New Roman" w:eastAsia="신명조"/>
           <w:b w:val="0"/>
           <w:i w:val="0"/>
+          <w:spacing w:val="-5"/>
+          <w:w w:val="95"/>
           <w:sz w:val="18"/>
         </w:rPr>
         <w:t>)    (3)</w:t>
@@ -1952,7 +2186,7 @@
         <w:wordWrap w:val="0"/>
         <w:autoSpaceDE w:val="0"/>
         <w:autoSpaceDN w:val="0"/>
-        <w:spacing w:after="80" w:before="0" w:line="341" w:lineRule="auto"/>
+        <w:spacing w:after="80" w:before="0" w:line="280" w:lineRule="exact"/>
         <w:ind w:firstLine="180"/>
         <w:jc w:val="both"/>
       </w:pPr>
@@ -1961,6 +2195,8 @@
           <w:rFonts w:ascii="Times New Roman" w:hAnsi="Times New Roman" w:eastAsia="신명조"/>
           <w:b w:val="0"/>
           <w:i w:val="0"/>
+          <w:spacing w:val="-5"/>
+          <w:w w:val="95"/>
           <w:sz w:val="18"/>
         </w:rPr>
         <w:t xml:space="preserve">여기서 </w:t>
@@ -1970,6 +2206,8 @@
           <w:rFonts w:ascii="Times New Roman" w:hAnsi="Times New Roman" w:eastAsia="신명조"/>
           <w:b w:val="0"/>
           <w:i/>
+          <w:spacing w:val="-5"/>
+          <w:w w:val="95"/>
           <w:sz w:val="18"/>
         </w:rPr>
         <w:t>C</w:t>
@@ -1979,6 +2217,8 @@
           <w:rFonts w:ascii="Times New Roman" w:hAnsi="Times New Roman" w:eastAsia="신명조"/>
           <w:b w:val="0"/>
           <w:i w:val="0"/>
+          <w:spacing w:val="-5"/>
+          <w:w w:val="95"/>
           <w:sz w:val="18"/>
         </w:rPr>
         <w:t xml:space="preserve">는 채널 수, </w:t>
@@ -1988,6 +2228,8 @@
           <w:rFonts w:ascii="Times New Roman" w:hAnsi="Times New Roman" w:eastAsia="신명조"/>
           <w:b w:val="0"/>
           <w:i/>
+          <w:spacing w:val="-5"/>
+          <w:w w:val="95"/>
           <w:sz w:val="18"/>
         </w:rPr>
         <w:t>N</w:t>
@@ -1997,6 +2239,8 @@
           <w:rFonts w:ascii="Times New Roman" w:hAnsi="Times New Roman" w:eastAsia="신명조"/>
           <w:b w:val="0"/>
           <w:i w:val="0"/>
+          <w:spacing w:val="-5"/>
+          <w:w w:val="95"/>
           <w:sz w:val="18"/>
         </w:rPr>
         <w:t xml:space="preserve">은 패치 수, </w:t>
@@ -2006,6 +2250,8 @@
           <w:rFonts w:ascii="Times New Roman" w:hAnsi="Times New Roman" w:eastAsia="신명조"/>
           <w:b w:val="0"/>
           <w:i/>
+          <w:spacing w:val="-5"/>
+          <w:w w:val="95"/>
           <w:sz w:val="18"/>
         </w:rPr>
         <w:t>E</w:t>
@@ -2015,6 +2261,8 @@
           <w:rFonts w:ascii="Times New Roman" w:hAnsi="Times New Roman" w:eastAsia="신명조"/>
           <w:b w:val="0"/>
           <w:i/>
+          <w:spacing w:val="-5"/>
+          <w:w w:val="95"/>
           <w:sz w:val="18"/>
           <w:vertAlign w:val="subscript"/>
         </w:rPr>
@@ -2025,6 +2273,8 @@
           <w:rFonts w:ascii="Times New Roman" w:hAnsi="Times New Roman" w:eastAsia="신명조"/>
           <w:b w:val="0"/>
           <w:i w:val="0"/>
+          <w:spacing w:val="-5"/>
+          <w:w w:val="95"/>
           <w:sz w:val="18"/>
         </w:rPr>
         <w:t xml:space="preserve">는 패치 </w:t>
@@ -2034,6 +2284,8 @@
           <w:rFonts w:ascii="Times New Roman" w:hAnsi="Times New Roman" w:eastAsia="신명조"/>
           <w:b w:val="0"/>
           <w:i/>
+          <w:spacing w:val="-5"/>
+          <w:w w:val="95"/>
           <w:sz w:val="18"/>
         </w:rPr>
         <w:t>n</w:t>
@@ -2043,6 +2295,8 @@
           <w:rFonts w:ascii="Times New Roman" w:hAnsi="Times New Roman" w:eastAsia="신명조"/>
           <w:b w:val="0"/>
           <w:i w:val="0"/>
+          <w:spacing w:val="-5"/>
+          <w:w w:val="95"/>
           <w:sz w:val="18"/>
         </w:rPr>
         <w:t xml:space="preserve">·채널 </w:t>
@@ -2052,6 +2306,8 @@
           <w:rFonts w:ascii="Times New Roman" w:hAnsi="Times New Roman" w:eastAsia="신명조"/>
           <w:b w:val="0"/>
           <w:i/>
+          <w:spacing w:val="-5"/>
+          <w:w w:val="95"/>
           <w:sz w:val="18"/>
         </w:rPr>
         <w:t>i</w:t>
@@ -2061,6 +2317,8 @@
           <w:rFonts w:ascii="Times New Roman" w:hAnsi="Times New Roman" w:eastAsia="신명조"/>
           <w:b w:val="0"/>
           <w:i w:val="0"/>
+          <w:spacing w:val="-5"/>
+          <w:w w:val="95"/>
           <w:sz w:val="18"/>
         </w:rPr>
         <w:t>의 임베딩이고, flat(</w:t>
@@ -2070,6 +2328,8 @@
           <w:rFonts w:ascii="Times New Roman" w:hAnsi="Times New Roman" w:eastAsia="신명조"/>
           <w:b w:val="0"/>
           <w:i/>
+          <w:spacing w:val="-5"/>
+          <w:w w:val="95"/>
           <w:sz w:val="18"/>
         </w:rPr>
         <w:t>E</w:t>
@@ -2079,6 +2339,8 @@
           <w:rFonts w:ascii="Times New Roman" w:hAnsi="Times New Roman" w:eastAsia="신명조"/>
           <w:b w:val="0"/>
           <w:i/>
+          <w:spacing w:val="-5"/>
+          <w:w w:val="95"/>
           <w:sz w:val="18"/>
           <w:vertAlign w:val="subscript"/>
         </w:rPr>
@@ -2089,6 +2351,8 @@
           <w:rFonts w:ascii="Times New Roman" w:hAnsi="Times New Roman" w:eastAsia="신명조"/>
           <w:b w:val="0"/>
           <w:i w:val="0"/>
+          <w:spacing w:val="-5"/>
+          <w:w w:val="95"/>
           <w:sz w:val="18"/>
         </w:rPr>
         <w:t xml:space="preserve">)은 그 패치의 모든 채널 임베딩을 이어 붙인 벡터, </w:t>
@@ -2098,6 +2362,8 @@
           <w:rFonts w:ascii="Times New Roman" w:hAnsi="Times New Roman" w:eastAsia="신명조"/>
           <w:b w:val="0"/>
           <w:i/>
+          <w:spacing w:val="-5"/>
+          <w:w w:val="95"/>
           <w:sz w:val="18"/>
         </w:rPr>
         <w:t>c</w:t>
@@ -2107,6 +2373,8 @@
           <w:rFonts w:ascii="Times New Roman" w:hAnsi="Times New Roman" w:eastAsia="신명조"/>
           <w:b w:val="0"/>
           <w:i/>
+          <w:spacing w:val="-5"/>
+          <w:w w:val="95"/>
           <w:sz w:val="18"/>
           <w:vertAlign w:val="subscript"/>
         </w:rPr>
@@ -2117,6 +2385,8 @@
           <w:rFonts w:ascii="Times New Roman" w:hAnsi="Times New Roman" w:eastAsia="신명조"/>
           <w:b w:val="0"/>
           <w:i w:val="0"/>
+          <w:spacing w:val="-5"/>
+          <w:w w:val="95"/>
           <w:sz w:val="18"/>
         </w:rPr>
         <w:t>는 정적 임베딩에서 얻은 문맥 벡터, GRN은 TFT의 게이트 잔차 신경망이다.</w:t>
@@ -2127,7 +2397,7 @@
         <w:wordWrap w:val="0"/>
         <w:autoSpaceDE w:val="0"/>
         <w:autoSpaceDN w:val="0"/>
-        <w:spacing w:after="80" w:before="0" w:line="341" w:lineRule="auto"/>
+        <w:spacing w:after="80" w:before="0" w:line="280" w:lineRule="exact"/>
         <w:ind w:firstLine="180"/>
         <w:jc w:val="both"/>
       </w:pPr>
@@ -2136,6 +2406,8 @@
           <w:rFonts w:ascii="Times New Roman" w:hAnsi="Times New Roman" w:eastAsia="신명조"/>
           <w:b w:val="0"/>
           <w:i w:val="0"/>
+          <w:spacing w:val="-5"/>
+          <w:w w:val="95"/>
           <w:sz w:val="18"/>
         </w:rPr>
         <w:t xml:space="preserve">변수선택망을 인코더 뒤에 두면 인코더가 채널 수만큼 반복 실행되는 반면, 앞에 두면 채널이 먼저 하나로 축약되어 1회만 실행된다. 패치마다 산출되는 </w:t>
@@ -2145,6 +2417,8 @@
           <w:rFonts w:ascii="Times New Roman" w:hAnsi="Times New Roman" w:eastAsia="신명조"/>
           <w:b w:val="0"/>
           <w:i/>
+          <w:spacing w:val="-5"/>
+          <w:w w:val="95"/>
           <w:sz w:val="18"/>
         </w:rPr>
         <w:t>v</w:t>
@@ -2154,6 +2428,8 @@
           <w:rFonts w:ascii="Times New Roman" w:hAnsi="Times New Roman" w:eastAsia="신명조"/>
           <w:b w:val="0"/>
           <w:i w:val="0"/>
+          <w:spacing w:val="-5"/>
+          <w:w w:val="95"/>
           <w:sz w:val="18"/>
         </w:rPr>
         <w:t xml:space="preserve"> ∈ ℝ</w:t>
@@ -2163,6 +2439,8 @@
           <w:rFonts w:ascii="Times New Roman" w:hAnsi="Times New Roman" w:eastAsia="신명조"/>
           <w:b w:val="0"/>
           <w:i/>
+          <w:spacing w:val="-5"/>
+          <w:w w:val="95"/>
           <w:sz w:val="18"/>
           <w:vertAlign w:val="superscript"/>
         </w:rPr>
@@ -2173,6 +2451,8 @@
           <w:rFonts w:ascii="Times New Roman" w:hAnsi="Times New Roman" w:eastAsia="신명조"/>
           <w:b w:val="0"/>
           <w:i w:val="0"/>
+          <w:spacing w:val="-5"/>
+          <w:w w:val="95"/>
           <w:sz w:val="18"/>
         </w:rPr>
         <w:t>는 각 채널의 사용 비중으로 남으나 본 연구는 이 값을 매매 근거로 제시하지 않는다. 종목 채널까지 선형 합치기로 바꾼 변형은 모수가 0.117M으로 줄면서도 정확도와 기권 행태가 같았다(5.4절). 인코더 앞에서 채널을 하나로 합치는 것이 비용 절감의 원인이며, 게이트는 그 이상의 정확도를 더하지 않았다.</w:t>
@@ -2183,13 +2463,15 @@
         <w:wordWrap w:val="0"/>
         <w:autoSpaceDE w:val="0"/>
         <w:autoSpaceDN w:val="0"/>
-        <w:spacing w:after="60" w:before="0" w:line="341" w:lineRule="auto"/>
+        <w:spacing w:after="60" w:before="0" w:line="280" w:lineRule="exact"/>
       </w:pPr>
       <w:r>
         <w:rPr>
           <w:rFonts w:ascii="Times New Roman" w:hAnsi="Times New Roman" w:eastAsia="신명조"/>
           <w:b w:val="0"/>
           <w:i w:val="0"/>
+          <w:spacing w:val="-5"/>
+          <w:w w:val="95"/>
           <w:sz w:val="18"/>
         </w:rPr>
         <w:t>2) 매크로 크로스어텐션의 방향</w:t>
@@ -2200,7 +2482,7 @@
         <w:wordWrap w:val="0"/>
         <w:autoSpaceDE w:val="0"/>
         <w:autoSpaceDN w:val="0"/>
-        <w:spacing w:after="80" w:before="0" w:line="341" w:lineRule="auto"/>
+        <w:spacing w:after="80" w:before="0" w:line="280" w:lineRule="exact"/>
         <w:ind w:firstLine="180"/>
         <w:jc w:val="both"/>
       </w:pPr>
@@ -2209,6 +2491,8 @@
           <w:rFonts w:ascii="Times New Roman" w:hAnsi="Times New Roman" w:eastAsia="신명조"/>
           <w:b w:val="0"/>
           <w:i w:val="0"/>
+          <w:spacing w:val="-5"/>
+          <w:w w:val="95"/>
           <w:sz w:val="18"/>
         </w:rPr>
         <w:t>매크로 지표를 주입하는 크로스어텐션 모듈은 본 연구에서 직접 설계하였다. 외생변수를 어텐션으로 주입하는 발상 자체는 새롭지 않다. TimeXer[21]가 같은 문제를 다루었으며, 외생 변수를 변수 단위 토큰으로 요약해 내생 패치 토큰과 교차시킨다. 본 연구의 모듈은 매크로 시퀀스를 패치 단위로 유지한 채 키와 값으로 둔다는 점이 다르다. 종목 표현을 질의로, 매크로 부호화를 키·값으로 설정하였다(식 4).</w:t>
@@ -2219,7 +2503,7 @@
         <w:wordWrap w:val="0"/>
         <w:autoSpaceDE w:val="0"/>
         <w:autoSpaceDN w:val="0"/>
-        <w:spacing w:after="80" w:before="0" w:line="341" w:lineRule="auto"/>
+        <w:spacing w:after="80" w:before="0" w:line="280" w:lineRule="exact"/>
         <w:jc w:val="center"/>
       </w:pPr>
       <w:r>
@@ -2227,6 +2511,8 @@
           <w:rFonts w:ascii="Times New Roman" w:hAnsi="Times New Roman" w:eastAsia="신명조"/>
           <w:b w:val="0"/>
           <w:i w:val="0"/>
+          <w:spacing w:val="-5"/>
+          <w:w w:val="95"/>
           <w:sz w:val="18"/>
         </w:rPr>
         <w:t>CrossAttn(</w:t>
@@ -2236,6 +2522,8 @@
           <w:rFonts w:ascii="Times New Roman" w:hAnsi="Times New Roman" w:eastAsia="신명조"/>
           <w:b w:val="0"/>
           <w:i/>
+          <w:spacing w:val="-5"/>
+          <w:w w:val="95"/>
           <w:sz w:val="18"/>
         </w:rPr>
         <w:t>Z</w:t>
@@ -2245,6 +2533,8 @@
           <w:rFonts w:ascii="Times New Roman" w:hAnsi="Times New Roman" w:eastAsia="신명조"/>
           <w:b w:val="0"/>
           <w:i w:val="0"/>
+          <w:spacing w:val="-5"/>
+          <w:w w:val="95"/>
           <w:sz w:val="18"/>
         </w:rPr>
         <w:t xml:space="preserve">, </w:t>
@@ -2254,6 +2544,8 @@
           <w:rFonts w:ascii="Times New Roman" w:hAnsi="Times New Roman" w:eastAsia="신명조"/>
           <w:b w:val="0"/>
           <w:i/>
+          <w:spacing w:val="-5"/>
+          <w:w w:val="95"/>
           <w:sz w:val="18"/>
         </w:rPr>
         <w:t>H</w:t>
@@ -2263,6 +2555,8 @@
           <w:rFonts w:ascii="Times New Roman" w:hAnsi="Times New Roman" w:eastAsia="신명조"/>
           <w:b w:val="0"/>
           <w:i/>
+          <w:spacing w:val="-5"/>
+          <w:w w:val="95"/>
           <w:sz w:val="18"/>
           <w:vertAlign w:val="subscript"/>
         </w:rPr>
@@ -2273,6 +2567,8 @@
           <w:rFonts w:ascii="Times New Roman" w:hAnsi="Times New Roman" w:eastAsia="신명조"/>
           <w:b w:val="0"/>
           <w:i w:val="0"/>
+          <w:spacing w:val="-5"/>
+          <w:w w:val="95"/>
           <w:sz w:val="18"/>
         </w:rPr>
         <w:t>) = softmax[ (</w:t>
@@ -2282,6 +2578,8 @@
           <w:rFonts w:ascii="Times New Roman" w:hAnsi="Times New Roman" w:eastAsia="신명조"/>
           <w:b w:val="0"/>
           <w:i/>
+          <w:spacing w:val="-5"/>
+          <w:w w:val="95"/>
           <w:sz w:val="18"/>
         </w:rPr>
         <w:t>Z W</w:t>
@@ -2291,6 +2589,8 @@
           <w:rFonts w:ascii="Times New Roman" w:hAnsi="Times New Roman" w:eastAsia="신명조"/>
           <w:b w:val="0"/>
           <w:i/>
+          <w:spacing w:val="-5"/>
+          <w:w w:val="95"/>
           <w:sz w:val="18"/>
           <w:vertAlign w:val="subscript"/>
         </w:rPr>
@@ -2301,6 +2601,8 @@
           <w:rFonts w:ascii="Times New Roman" w:hAnsi="Times New Roman" w:eastAsia="신명조"/>
           <w:b w:val="0"/>
           <w:i w:val="0"/>
+          <w:spacing w:val="-5"/>
+          <w:w w:val="95"/>
           <w:sz w:val="18"/>
         </w:rPr>
         <w:t>)(</w:t>
@@ -2310,6 +2612,8 @@
           <w:rFonts w:ascii="Times New Roman" w:hAnsi="Times New Roman" w:eastAsia="신명조"/>
           <w:b w:val="0"/>
           <w:i/>
+          <w:spacing w:val="-5"/>
+          <w:w w:val="95"/>
           <w:sz w:val="18"/>
         </w:rPr>
         <w:t>H</w:t>
@@ -2319,6 +2623,8 @@
           <w:rFonts w:ascii="Times New Roman" w:hAnsi="Times New Roman" w:eastAsia="신명조"/>
           <w:b w:val="0"/>
           <w:i/>
+          <w:spacing w:val="-5"/>
+          <w:w w:val="95"/>
           <w:sz w:val="18"/>
           <w:vertAlign w:val="subscript"/>
         </w:rPr>
@@ -2329,6 +2635,8 @@
           <w:rFonts w:ascii="Times New Roman" w:hAnsi="Times New Roman" w:eastAsia="신명조"/>
           <w:b w:val="0"/>
           <w:i w:val="0"/>
+          <w:spacing w:val="-5"/>
+          <w:w w:val="95"/>
           <w:sz w:val="18"/>
         </w:rPr>
         <w:t xml:space="preserve"> </w:t>
@@ -2338,6 +2646,8 @@
           <w:rFonts w:ascii="Times New Roman" w:hAnsi="Times New Roman" w:eastAsia="신명조"/>
           <w:b w:val="0"/>
           <w:i/>
+          <w:spacing w:val="-5"/>
+          <w:w w:val="95"/>
           <w:sz w:val="18"/>
         </w:rPr>
         <w:t>W</w:t>
@@ -2347,6 +2657,8 @@
           <w:rFonts w:ascii="Times New Roman" w:hAnsi="Times New Roman" w:eastAsia="신명조"/>
           <w:b w:val="0"/>
           <w:i/>
+          <w:spacing w:val="-5"/>
+          <w:w w:val="95"/>
           <w:sz w:val="18"/>
           <w:vertAlign w:val="subscript"/>
         </w:rPr>
@@ -2357,6 +2669,8 @@
           <w:rFonts w:ascii="Times New Roman" w:hAnsi="Times New Roman" w:eastAsia="신명조"/>
           <w:b w:val="0"/>
           <w:i w:val="0"/>
+          <w:spacing w:val="-5"/>
+          <w:w w:val="95"/>
           <w:sz w:val="18"/>
         </w:rPr>
         <w:t>)</w:t>
@@ -2366,6 +2680,8 @@
           <w:rFonts w:ascii="Times New Roman" w:hAnsi="Times New Roman" w:eastAsia="신명조"/>
           <w:b w:val="0"/>
           <w:i/>
+          <w:spacing w:val="-5"/>
+          <w:w w:val="95"/>
           <w:sz w:val="18"/>
           <w:vertAlign w:val="superscript"/>
         </w:rPr>
@@ -2376,6 +2692,8 @@
           <w:rFonts w:ascii="Times New Roman" w:hAnsi="Times New Roman" w:eastAsia="신명조"/>
           <w:b w:val="0"/>
           <w:i w:val="0"/>
+          <w:spacing w:val="-5"/>
+          <w:w w:val="95"/>
           <w:sz w:val="18"/>
         </w:rPr>
         <w:t xml:space="preserve"> ∕ √</w:t>
@@ -2385,6 +2703,8 @@
           <w:rFonts w:ascii="Times New Roman" w:hAnsi="Times New Roman" w:eastAsia="신명조"/>
           <w:b w:val="0"/>
           <w:i/>
+          <w:spacing w:val="-5"/>
+          <w:w w:val="95"/>
           <w:sz w:val="18"/>
         </w:rPr>
         <w:t>d</w:t>
@@ -2394,6 +2714,8 @@
           <w:rFonts w:ascii="Times New Roman" w:hAnsi="Times New Roman" w:eastAsia="신명조"/>
           <w:b w:val="0"/>
           <w:i/>
+          <w:spacing w:val="-5"/>
+          <w:w w:val="95"/>
           <w:sz w:val="18"/>
           <w:vertAlign w:val="subscript"/>
         </w:rPr>
@@ -2404,6 +2726,8 @@
           <w:rFonts w:ascii="Times New Roman" w:hAnsi="Times New Roman" w:eastAsia="신명조"/>
           <w:b w:val="0"/>
           <w:i w:val="0"/>
+          <w:spacing w:val="-5"/>
+          <w:w w:val="95"/>
           <w:sz w:val="18"/>
         </w:rPr>
         <w:t xml:space="preserve"> ] (</w:t>
@@ -2413,6 +2737,8 @@
           <w:rFonts w:ascii="Times New Roman" w:hAnsi="Times New Roman" w:eastAsia="신명조"/>
           <w:b w:val="0"/>
           <w:i/>
+          <w:spacing w:val="-5"/>
+          <w:w w:val="95"/>
           <w:sz w:val="18"/>
         </w:rPr>
         <w:t>H</w:t>
@@ -2422,6 +2748,8 @@
           <w:rFonts w:ascii="Times New Roman" w:hAnsi="Times New Roman" w:eastAsia="신명조"/>
           <w:b w:val="0"/>
           <w:i/>
+          <w:spacing w:val="-5"/>
+          <w:w w:val="95"/>
           <w:sz w:val="18"/>
           <w:vertAlign w:val="subscript"/>
         </w:rPr>
@@ -2432,6 +2760,8 @@
           <w:rFonts w:ascii="Times New Roman" w:hAnsi="Times New Roman" w:eastAsia="신명조"/>
           <w:b w:val="0"/>
           <w:i w:val="0"/>
+          <w:spacing w:val="-5"/>
+          <w:w w:val="95"/>
           <w:sz w:val="18"/>
         </w:rPr>
         <w:t xml:space="preserve"> </w:t>
@@ -2441,6 +2771,8 @@
           <w:rFonts w:ascii="Times New Roman" w:hAnsi="Times New Roman" w:eastAsia="신명조"/>
           <w:b w:val="0"/>
           <w:i/>
+          <w:spacing w:val="-5"/>
+          <w:w w:val="95"/>
           <w:sz w:val="18"/>
         </w:rPr>
         <w:t>W</w:t>
@@ -2450,6 +2782,8 @@
           <w:rFonts w:ascii="Times New Roman" w:hAnsi="Times New Roman" w:eastAsia="신명조"/>
           <w:b w:val="0"/>
           <w:i/>
+          <w:spacing w:val="-5"/>
+          <w:w w:val="95"/>
           <w:sz w:val="18"/>
           <w:vertAlign w:val="subscript"/>
         </w:rPr>
@@ -2460,6 +2794,8 @@
           <w:rFonts w:ascii="Times New Roman" w:hAnsi="Times New Roman" w:eastAsia="신명조"/>
           <w:b w:val="0"/>
           <w:i w:val="0"/>
+          <w:spacing w:val="-5"/>
+          <w:w w:val="95"/>
           <w:sz w:val="18"/>
         </w:rPr>
         <w:t>)    (4)</w:t>
@@ -2470,7 +2806,7 @@
         <w:wordWrap w:val="0"/>
         <w:autoSpaceDE w:val="0"/>
         <w:autoSpaceDN w:val="0"/>
-        <w:spacing w:after="80" w:before="0" w:line="341" w:lineRule="auto"/>
+        <w:spacing w:after="80" w:before="0" w:line="280" w:lineRule="exact"/>
         <w:ind w:firstLine="180"/>
         <w:jc w:val="both"/>
       </w:pPr>
@@ -2479,6 +2815,8 @@
           <w:rFonts w:ascii="Times New Roman" w:hAnsi="Times New Roman" w:eastAsia="신명조"/>
           <w:b w:val="0"/>
           <w:i w:val="0"/>
+          <w:spacing w:val="-5"/>
+          <w:w w:val="95"/>
           <w:sz w:val="18"/>
         </w:rPr>
         <w:t xml:space="preserve">여기서 </w:t>
@@ -2488,6 +2826,8 @@
           <w:rFonts w:ascii="Times New Roman" w:hAnsi="Times New Roman" w:eastAsia="신명조"/>
           <w:b w:val="0"/>
           <w:i/>
+          <w:spacing w:val="-5"/>
+          <w:w w:val="95"/>
           <w:sz w:val="18"/>
         </w:rPr>
         <w:t>Z</w:t>
@@ -2497,6 +2837,8 @@
           <w:rFonts w:ascii="Times New Roman" w:hAnsi="Times New Roman" w:eastAsia="신명조"/>
           <w:b w:val="0"/>
           <w:i w:val="0"/>
+          <w:spacing w:val="-5"/>
+          <w:w w:val="95"/>
           <w:sz w:val="18"/>
         </w:rPr>
         <w:t xml:space="preserve">는 종목 표현, </w:t>
@@ -2506,6 +2848,8 @@
           <w:rFonts w:ascii="Times New Roman" w:hAnsi="Times New Roman" w:eastAsia="신명조"/>
           <w:b w:val="0"/>
           <w:i/>
+          <w:spacing w:val="-5"/>
+          <w:w w:val="95"/>
           <w:sz w:val="18"/>
         </w:rPr>
         <w:t>H</w:t>
@@ -2515,6 +2859,8 @@
           <w:rFonts w:ascii="Times New Roman" w:hAnsi="Times New Roman" w:eastAsia="신명조"/>
           <w:b w:val="0"/>
           <w:i/>
+          <w:spacing w:val="-5"/>
+          <w:w w:val="95"/>
           <w:sz w:val="18"/>
           <w:vertAlign w:val="subscript"/>
         </w:rPr>
@@ -2525,6 +2871,8 @@
           <w:rFonts w:ascii="Times New Roman" w:hAnsi="Times New Roman" w:eastAsia="신명조"/>
           <w:b w:val="0"/>
           <w:i w:val="0"/>
+          <w:spacing w:val="-5"/>
+          <w:w w:val="95"/>
           <w:sz w:val="18"/>
         </w:rPr>
         <w:t xml:space="preserve">은 매크로 부호화, </w:t>
@@ -2534,6 +2882,8 @@
           <w:rFonts w:ascii="Times New Roman" w:hAnsi="Times New Roman" w:eastAsia="신명조"/>
           <w:b w:val="0"/>
           <w:i/>
+          <w:spacing w:val="-5"/>
+          <w:w w:val="95"/>
           <w:sz w:val="18"/>
         </w:rPr>
         <w:t>W</w:t>
@@ -2543,6 +2893,8 @@
           <w:rFonts w:ascii="Times New Roman" w:hAnsi="Times New Roman" w:eastAsia="신명조"/>
           <w:b w:val="0"/>
           <w:i/>
+          <w:spacing w:val="-5"/>
+          <w:w w:val="95"/>
           <w:sz w:val="18"/>
           <w:vertAlign w:val="subscript"/>
         </w:rPr>
@@ -2553,6 +2905,8 @@
           <w:rFonts w:ascii="Times New Roman" w:hAnsi="Times New Roman" w:eastAsia="신명조"/>
           <w:b w:val="0"/>
           <w:i w:val="0"/>
+          <w:spacing w:val="-5"/>
+          <w:w w:val="95"/>
           <w:sz w:val="18"/>
         </w:rPr>
         <w:t>·</w:t>
@@ -2562,6 +2916,8 @@
           <w:rFonts w:ascii="Times New Roman" w:hAnsi="Times New Roman" w:eastAsia="신명조"/>
           <w:b w:val="0"/>
           <w:i/>
+          <w:spacing w:val="-5"/>
+          <w:w w:val="95"/>
           <w:sz w:val="18"/>
         </w:rPr>
         <w:t>W</w:t>
@@ -2571,6 +2927,8 @@
           <w:rFonts w:ascii="Times New Roman" w:hAnsi="Times New Roman" w:eastAsia="신명조"/>
           <w:b w:val="0"/>
           <w:i/>
+          <w:spacing w:val="-5"/>
+          <w:w w:val="95"/>
           <w:sz w:val="18"/>
           <w:vertAlign w:val="subscript"/>
         </w:rPr>
@@ -2581,6 +2939,8 @@
           <w:rFonts w:ascii="Times New Roman" w:hAnsi="Times New Roman" w:eastAsia="신명조"/>
           <w:b w:val="0"/>
           <w:i w:val="0"/>
+          <w:spacing w:val="-5"/>
+          <w:w w:val="95"/>
           <w:sz w:val="18"/>
         </w:rPr>
         <w:t>·</w:t>
@@ -2590,6 +2950,8 @@
           <w:rFonts w:ascii="Times New Roman" w:hAnsi="Times New Roman" w:eastAsia="신명조"/>
           <w:b w:val="0"/>
           <w:i/>
+          <w:spacing w:val="-5"/>
+          <w:w w:val="95"/>
           <w:sz w:val="18"/>
         </w:rPr>
         <w:t>W</w:t>
@@ -2599,6 +2961,8 @@
           <w:rFonts w:ascii="Times New Roman" w:hAnsi="Times New Roman" w:eastAsia="신명조"/>
           <w:b w:val="0"/>
           <w:i/>
+          <w:spacing w:val="-5"/>
+          <w:w w:val="95"/>
           <w:sz w:val="18"/>
           <w:vertAlign w:val="subscript"/>
         </w:rPr>
@@ -2609,6 +2973,8 @@
           <w:rFonts w:ascii="Times New Roman" w:hAnsi="Times New Roman" w:eastAsia="신명조"/>
           <w:b w:val="0"/>
           <w:i w:val="0"/>
+          <w:spacing w:val="-5"/>
+          <w:w w:val="95"/>
           <w:sz w:val="18"/>
         </w:rPr>
         <w:t xml:space="preserve">는 투영 행렬, </w:t>
@@ -2618,6 +2984,8 @@
           <w:rFonts w:ascii="Times New Roman" w:hAnsi="Times New Roman" w:eastAsia="신명조"/>
           <w:b w:val="0"/>
           <w:i/>
+          <w:spacing w:val="-5"/>
+          <w:w w:val="95"/>
           <w:sz w:val="18"/>
         </w:rPr>
         <w:t>d</w:t>
@@ -2627,6 +2995,8 @@
           <w:rFonts w:ascii="Times New Roman" w:hAnsi="Times New Roman" w:eastAsia="신명조"/>
           <w:b w:val="0"/>
           <w:i/>
+          <w:spacing w:val="-5"/>
+          <w:w w:val="95"/>
           <w:sz w:val="18"/>
           <w:vertAlign w:val="subscript"/>
         </w:rPr>
@@ -2637,6 +3007,8 @@
           <w:rFonts w:ascii="Times New Roman" w:hAnsi="Times New Roman" w:eastAsia="신명조"/>
           <w:b w:val="0"/>
           <w:i w:val="0"/>
+          <w:spacing w:val="-5"/>
+          <w:w w:val="95"/>
           <w:sz w:val="18"/>
         </w:rPr>
         <w:t>는 키의 차원이다. 매크로를 질의로 두면 출력이 매크로 시퀀스의 형상을 따르게 되어 종목별 예측이 산출되지 않으므로, 방향을 반대로 고정하였다. 매크로 경로에는 변수선택망을 두지 않고 13채널을 하나로 합치는 선형 변환을 썼다. 채널별로 부호화하면 비용이 13배 증가하는 반면, 매크로는 크로스어텐션의 키와 값으로만 쓰이므로 채널별 가중이 필요하지 않다. 이 모듈의 정확도 기여는 5.4절의 제거 실험에서 확인되지 않았다.</w:t>
@@ -2647,13 +3019,15 @@
         <w:wordWrap w:val="0"/>
         <w:autoSpaceDE w:val="0"/>
         <w:autoSpaceDN w:val="0"/>
-        <w:spacing w:after="60" w:before="0" w:line="341" w:lineRule="auto"/>
+        <w:spacing w:after="60" w:before="0" w:line="280" w:lineRule="exact"/>
       </w:pPr>
       <w:r>
         <w:rPr>
           <w:rFonts w:ascii="Times New Roman" w:hAnsi="Times New Roman" w:eastAsia="신명조"/>
           <w:b w:val="0"/>
           <w:i w:val="0"/>
+          <w:spacing w:val="-5"/>
+          <w:w w:val="95"/>
           <w:sz w:val="18"/>
         </w:rPr>
         <w:t>3) 분위 단조성의 구조적 보장과 헤드 초기화</w:t>
@@ -2664,7 +3038,7 @@
         <w:wordWrap w:val="0"/>
         <w:autoSpaceDE w:val="0"/>
         <w:autoSpaceDN w:val="0"/>
-        <w:spacing w:after="80" w:before="0" w:line="341" w:lineRule="auto"/>
+        <w:spacing w:after="80" w:before="0" w:line="280" w:lineRule="exact"/>
         <w:ind w:firstLine="180"/>
         <w:jc w:val="both"/>
       </w:pPr>
@@ -2673,6 +3047,8 @@
           <w:rFonts w:ascii="Times New Roman" w:hAnsi="Times New Roman" w:eastAsia="신명조"/>
           <w:b w:val="0"/>
           <w:i w:val="0"/>
+          <w:spacing w:val="-5"/>
+          <w:w w:val="95"/>
           <w:sz w:val="18"/>
         </w:rPr>
         <w:t>분위 교차를 손실 벌점이 아니라 누적 소프트플러스 구조로 원천 차단하였다(식 5).</w:t>
@@ -2683,7 +3059,7 @@
         <w:wordWrap w:val="0"/>
         <w:autoSpaceDE w:val="0"/>
         <w:autoSpaceDN w:val="0"/>
-        <w:spacing w:after="80" w:before="0" w:line="341" w:lineRule="auto"/>
+        <w:spacing w:after="80" w:before="0" w:line="280" w:lineRule="exact"/>
         <w:jc w:val="center"/>
       </w:pPr>
       <w:r>
@@ -2691,6 +3067,8 @@
           <w:rFonts w:ascii="Times New Roman" w:hAnsi="Times New Roman" w:eastAsia="신명조"/>
           <w:b w:val="0"/>
           <w:i/>
+          <w:spacing w:val="-5"/>
+          <w:w w:val="95"/>
           <w:sz w:val="18"/>
         </w:rPr>
         <w:t>q</w:t>
@@ -2700,6 +3078,8 @@
           <w:rFonts w:ascii="Times New Roman" w:hAnsi="Times New Roman" w:eastAsia="신명조"/>
           <w:b w:val="0"/>
           <w:i/>
+          <w:spacing w:val="-5"/>
+          <w:w w:val="95"/>
           <w:sz w:val="18"/>
           <w:vertAlign w:val="subscript"/>
         </w:rPr>
@@ -2710,6 +3090,8 @@
           <w:rFonts w:ascii="Times New Roman" w:hAnsi="Times New Roman" w:eastAsia="신명조"/>
           <w:b w:val="0"/>
           <w:i w:val="0"/>
+          <w:spacing w:val="-5"/>
+          <w:w w:val="95"/>
           <w:sz w:val="18"/>
         </w:rPr>
         <w:t xml:space="preserve"> = </w:t>
@@ -2719,6 +3101,8 @@
           <w:rFonts w:ascii="Times New Roman" w:hAnsi="Times New Roman" w:eastAsia="신명조"/>
           <w:b w:val="0"/>
           <w:i/>
+          <w:spacing w:val="-5"/>
+          <w:w w:val="95"/>
           <w:sz w:val="18"/>
         </w:rPr>
         <w:t>b</w:t>
@@ -2728,6 +3112,8 @@
           <w:rFonts w:ascii="Times New Roman" w:hAnsi="Times New Roman" w:eastAsia="신명조"/>
           <w:b w:val="0"/>
           <w:i w:val="0"/>
+          <w:spacing w:val="-5"/>
+          <w:w w:val="95"/>
           <w:sz w:val="18"/>
         </w:rPr>
         <w:t xml:space="preserve">,   </w:t>
@@ -2737,6 +3123,8 @@
           <w:rFonts w:ascii="Times New Roman" w:hAnsi="Times New Roman" w:eastAsia="신명조"/>
           <w:b w:val="0"/>
           <w:i/>
+          <w:spacing w:val="-5"/>
+          <w:w w:val="95"/>
           <w:sz w:val="18"/>
         </w:rPr>
         <w:t>q</w:t>
@@ -2746,6 +3134,8 @@
           <w:rFonts w:ascii="Times New Roman" w:hAnsi="Times New Roman" w:eastAsia="신명조"/>
           <w:b w:val="0"/>
           <w:i/>
+          <w:spacing w:val="-5"/>
+          <w:w w:val="95"/>
           <w:sz w:val="18"/>
           <w:vertAlign w:val="subscript"/>
         </w:rPr>
@@ -2756,6 +3146,8 @@
           <w:rFonts w:ascii="Times New Roman" w:hAnsi="Times New Roman" w:eastAsia="신명조"/>
           <w:b w:val="0"/>
           <w:i w:val="0"/>
+          <w:spacing w:val="-5"/>
+          <w:w w:val="95"/>
           <w:sz w:val="18"/>
         </w:rPr>
         <w:t xml:space="preserve"> = </w:t>
@@ -2765,6 +3157,8 @@
           <w:rFonts w:ascii="Times New Roman" w:hAnsi="Times New Roman" w:eastAsia="신명조"/>
           <w:b w:val="0"/>
           <w:i/>
+          <w:spacing w:val="-5"/>
+          <w:w w:val="95"/>
           <w:sz w:val="18"/>
         </w:rPr>
         <w:t>q</w:t>
@@ -2774,6 +3168,8 @@
           <w:rFonts w:ascii="Times New Roman" w:hAnsi="Times New Roman" w:eastAsia="신명조"/>
           <w:b w:val="0"/>
           <w:i/>
+          <w:spacing w:val="-5"/>
+          <w:w w:val="95"/>
           <w:sz w:val="18"/>
           <w:vertAlign w:val="subscript"/>
         </w:rPr>
@@ -2784,6 +3180,8 @@
           <w:rFonts w:ascii="Times New Roman" w:hAnsi="Times New Roman" w:eastAsia="신명조"/>
           <w:b w:val="0"/>
           <w:i w:val="0"/>
+          <w:spacing w:val="-5"/>
+          <w:w w:val="95"/>
           <w:sz w:val="18"/>
         </w:rPr>
         <w:t xml:space="preserve"> + softplus(δ</w:t>
@@ -2793,6 +3191,8 @@
           <w:rFonts w:ascii="Times New Roman" w:hAnsi="Times New Roman" w:eastAsia="신명조"/>
           <w:b w:val="0"/>
           <w:i/>
+          <w:spacing w:val="-5"/>
+          <w:w w:val="95"/>
           <w:sz w:val="18"/>
           <w:vertAlign w:val="subscript"/>
         </w:rPr>
@@ -2803,6 +3203,8 @@
           <w:rFonts w:ascii="Times New Roman" w:hAnsi="Times New Roman" w:eastAsia="신명조"/>
           <w:b w:val="0"/>
           <w:i w:val="0"/>
+          <w:spacing w:val="-5"/>
+          <w:w w:val="95"/>
           <w:sz w:val="18"/>
         </w:rPr>
         <w:t xml:space="preserve">),   </w:t>
@@ -2812,6 +3214,8 @@
           <w:rFonts w:ascii="Times New Roman" w:hAnsi="Times New Roman" w:eastAsia="신명조"/>
           <w:b w:val="0"/>
           <w:i/>
+          <w:spacing w:val="-5"/>
+          <w:w w:val="95"/>
           <w:sz w:val="18"/>
         </w:rPr>
         <w:t>q</w:t>
@@ -2821,6 +3225,8 @@
           <w:rFonts w:ascii="Times New Roman" w:hAnsi="Times New Roman" w:eastAsia="신명조"/>
           <w:b w:val="0"/>
           <w:i/>
+          <w:spacing w:val="-5"/>
+          <w:w w:val="95"/>
           <w:sz w:val="18"/>
           <w:vertAlign w:val="subscript"/>
         </w:rPr>
@@ -2831,6 +3237,8 @@
           <w:rFonts w:ascii="Times New Roman" w:hAnsi="Times New Roman" w:eastAsia="신명조"/>
           <w:b w:val="0"/>
           <w:i w:val="0"/>
+          <w:spacing w:val="-5"/>
+          <w:w w:val="95"/>
           <w:sz w:val="18"/>
         </w:rPr>
         <w:t xml:space="preserve"> = </w:t>
@@ -2840,6 +3248,8 @@
           <w:rFonts w:ascii="Times New Roman" w:hAnsi="Times New Roman" w:eastAsia="신명조"/>
           <w:b w:val="0"/>
           <w:i/>
+          <w:spacing w:val="-5"/>
+          <w:w w:val="95"/>
           <w:sz w:val="18"/>
         </w:rPr>
         <w:t>q</w:t>
@@ -2849,6 +3259,8 @@
           <w:rFonts w:ascii="Times New Roman" w:hAnsi="Times New Roman" w:eastAsia="신명조"/>
           <w:b w:val="0"/>
           <w:i/>
+          <w:spacing w:val="-5"/>
+          <w:w w:val="95"/>
           <w:sz w:val="18"/>
           <w:vertAlign w:val="subscript"/>
         </w:rPr>
@@ -2859,6 +3271,8 @@
           <w:rFonts w:ascii="Times New Roman" w:hAnsi="Times New Roman" w:eastAsia="신명조"/>
           <w:b w:val="0"/>
           <w:i w:val="0"/>
+          <w:spacing w:val="-5"/>
+          <w:w w:val="95"/>
           <w:sz w:val="18"/>
         </w:rPr>
         <w:t xml:space="preserve"> + softplus(δ</w:t>
@@ -2868,6 +3282,8 @@
           <w:rFonts w:ascii="Times New Roman" w:hAnsi="Times New Roman" w:eastAsia="신명조"/>
           <w:b w:val="0"/>
           <w:i/>
+          <w:spacing w:val="-5"/>
+          <w:w w:val="95"/>
           <w:sz w:val="18"/>
           <w:vertAlign w:val="subscript"/>
         </w:rPr>
@@ -2878,6 +3294,8 @@
           <w:rFonts w:ascii="Times New Roman" w:hAnsi="Times New Roman" w:eastAsia="신명조"/>
           <w:b w:val="0"/>
           <w:i w:val="0"/>
+          <w:spacing w:val="-5"/>
+          <w:w w:val="95"/>
           <w:sz w:val="18"/>
         </w:rPr>
         <w:t>)    (5)</w:t>
@@ -2888,7 +3306,7 @@
         <w:wordWrap w:val="0"/>
         <w:autoSpaceDE w:val="0"/>
         <w:autoSpaceDN w:val="0"/>
-        <w:spacing w:after="80" w:before="0" w:line="341" w:lineRule="auto"/>
+        <w:spacing w:after="80" w:before="0" w:line="280" w:lineRule="exact"/>
         <w:ind w:firstLine="180"/>
         <w:jc w:val="both"/>
       </w:pPr>
@@ -2897,6 +3315,8 @@
           <w:rFonts w:ascii="Times New Roman" w:hAnsi="Times New Roman" w:eastAsia="신명조"/>
           <w:b w:val="0"/>
           <w:i/>
+          <w:spacing w:val="-5"/>
+          <w:w w:val="95"/>
           <w:sz w:val="18"/>
         </w:rPr>
         <w:t>b</w:t>
@@ -2906,6 +3326,8 @@
           <w:rFonts w:ascii="Times New Roman" w:hAnsi="Times New Roman" w:eastAsia="신명조"/>
           <w:b w:val="0"/>
           <w:i w:val="0"/>
+          <w:spacing w:val="-5"/>
+          <w:w w:val="95"/>
           <w:sz w:val="18"/>
         </w:rPr>
         <w:t>와 δ</w:t>
@@ -2915,6 +3337,8 @@
           <w:rFonts w:ascii="Times New Roman" w:hAnsi="Times New Roman" w:eastAsia="신명조"/>
           <w:b w:val="0"/>
           <w:i/>
+          <w:spacing w:val="-5"/>
+          <w:w w:val="95"/>
           <w:sz w:val="18"/>
           <w:vertAlign w:val="subscript"/>
         </w:rPr>
@@ -2925,6 +3349,8 @@
           <w:rFonts w:ascii="Times New Roman" w:hAnsi="Times New Roman" w:eastAsia="신명조"/>
           <w:b w:val="0"/>
           <w:i w:val="0"/>
+          <w:spacing w:val="-5"/>
+          <w:w w:val="95"/>
           <w:sz w:val="18"/>
         </w:rPr>
         <w:t>, δ</w:t>
@@ -2934,6 +3360,8 @@
           <w:rFonts w:ascii="Times New Roman" w:hAnsi="Times New Roman" w:eastAsia="신명조"/>
           <w:b w:val="0"/>
           <w:i/>
+          <w:spacing w:val="-5"/>
+          <w:w w:val="95"/>
           <w:sz w:val="18"/>
           <w:vertAlign w:val="subscript"/>
         </w:rPr>
@@ -2944,6 +3372,8 @@
           <w:rFonts w:ascii="Times New Roman" w:hAnsi="Times New Roman" w:eastAsia="신명조"/>
           <w:b w:val="0"/>
           <w:i w:val="0"/>
+          <w:spacing w:val="-5"/>
+          <w:w w:val="95"/>
           <w:sz w:val="18"/>
         </w:rPr>
         <w:t>는 헤드 마지막 선형층의 세 출력이다. 교차가 발생하면 기권 폭이 음수가 되어 하위 규칙 전체가 무효화되므로 구조적 보장이 필요하다. 5.1절의 세 트랜스포머 모형 모두 실측 교차율은 0.000이었다.</w:t>
@@ -2954,7 +3384,7 @@
         <w:wordWrap w:val="0"/>
         <w:autoSpaceDE w:val="0"/>
         <w:autoSpaceDN w:val="0"/>
-        <w:spacing w:after="80" w:before="0" w:line="341" w:lineRule="auto"/>
+        <w:spacing w:after="80" w:before="0" w:line="280" w:lineRule="exact"/>
         <w:ind w:firstLine="180"/>
         <w:jc w:val="both"/>
       </w:pPr>
@@ -2963,6 +3393,8 @@
           <w:rFonts w:ascii="Times New Roman" w:hAnsi="Times New Roman" w:eastAsia="신명조"/>
           <w:b w:val="0"/>
           <w:i w:val="0"/>
+          <w:spacing w:val="-5"/>
+          <w:w w:val="95"/>
           <w:sz w:val="18"/>
         </w:rPr>
         <w:t>헤드의 초기화도 성능에 영향을 주었다. 기본 초기화에서는 softplus(0) = 0.693이라 초기 구간 폭이 목표 분포와 어긋난 지점에 놓여 기준선에 미달하므로, 최종층 편향을 학습자료의 무조건부 분위수로 설정하여 해소하였다.</w:t>
@@ -2981,6 +3413,8 @@
           <w:rFonts w:ascii="Times New Roman" w:hAnsi="Times New Roman" w:eastAsia="중고딕"/>
           <w:b w:val="0"/>
           <w:i w:val="0"/>
+          <w:spacing w:val="-9"/>
+          <w:w w:val="95"/>
           <w:sz w:val="18"/>
         </w:rPr>
         <w:t>3.4 최종 설정</w:t>
@@ -2991,7 +3425,7 @@
         <w:wordWrap w:val="0"/>
         <w:autoSpaceDE w:val="0"/>
         <w:autoSpaceDN w:val="0"/>
-        <w:spacing w:after="80" w:before="0" w:line="341" w:lineRule="auto"/>
+        <w:spacing w:after="80" w:before="0" w:line="280" w:lineRule="exact"/>
         <w:ind w:firstLine="180"/>
         <w:jc w:val="both"/>
       </w:pPr>
@@ -3000,6 +3434,8 @@
           <w:rFonts w:ascii="Times New Roman" w:hAnsi="Times New Roman" w:eastAsia="신명조"/>
           <w:b w:val="0"/>
           <w:i w:val="0"/>
+          <w:spacing w:val="-5"/>
+          <w:w w:val="95"/>
           <w:sz w:val="18"/>
         </w:rPr>
         <w:t>&lt;Table 2&gt;는 이후 모든 실험에 사용한 설정이다. 정규화는 2.3절에서 기술한 방식을 따른다.</w:t>
@@ -3011,13 +3447,15 @@
         <w:wordWrap w:val="0"/>
         <w:autoSpaceDE w:val="0"/>
         <w:autoSpaceDN w:val="0"/>
-        <w:spacing w:after="40" w:before="0" w:line="288" w:lineRule="auto"/>
+        <w:spacing w:after="40" w:before="0" w:line="220" w:lineRule="exact"/>
       </w:pPr>
       <w:r>
         <w:rPr>
           <w:rFonts w:ascii="Times New Roman" w:hAnsi="Times New Roman" w:eastAsia="중고딕"/>
           <w:b w:val="0"/>
           <w:i w:val="0"/>
+          <w:spacing w:val="-8"/>
+          <w:w w:val="95"/>
           <w:sz w:val="17"/>
         </w:rPr>
         <w:t>Table 2. Final model configuration</w:t>
@@ -3058,7 +3496,7 @@
               <w:wordWrap w:val="0"/>
               <w:autoSpaceDE w:val="0"/>
               <w:autoSpaceDN w:val="0"/>
-              <w:spacing w:after="20" w:before="20"/>
+              <w:spacing w:after="20" w:before="20" w:line="208" w:lineRule="exact"/>
             </w:pPr>
             <w:r/>
             <w:r>
@@ -3066,6 +3504,8 @@
                 <w:rFonts w:ascii="Times New Roman" w:hAnsi="Times New Roman" w:eastAsia="신명조"/>
                 <w:b/>
                 <w:i w:val="0"/>
+                <w:spacing w:val="-5"/>
+                <w:w w:val="95"/>
                 <w:sz w:val="16"/>
               </w:rPr>
               <w:t>Item</w:t>
@@ -3088,7 +3528,7 @@
               <w:wordWrap w:val="0"/>
               <w:autoSpaceDE w:val="0"/>
               <w:autoSpaceDN w:val="0"/>
-              <w:spacing w:after="20" w:before="20"/>
+              <w:spacing w:after="20" w:before="20" w:line="208" w:lineRule="exact"/>
             </w:pPr>
             <w:r/>
             <w:r>
@@ -3096,6 +3536,8 @@
                 <w:rFonts w:ascii="Times New Roman" w:hAnsi="Times New Roman" w:eastAsia="신명조"/>
                 <w:b/>
                 <w:i w:val="0"/>
+                <w:spacing w:val="-5"/>
+                <w:w w:val="95"/>
                 <w:sz w:val="16"/>
               </w:rPr>
               <w:t>Value</w:t>
@@ -3123,7 +3565,7 @@
               <w:wordWrap w:val="0"/>
               <w:autoSpaceDE w:val="0"/>
               <w:autoSpaceDN w:val="0"/>
-              <w:spacing w:after="20" w:before="20"/>
+              <w:spacing w:after="20" w:before="20" w:line="208" w:lineRule="exact"/>
             </w:pPr>
             <w:r/>
             <w:r>
@@ -3131,6 +3573,8 @@
                 <w:rFonts w:ascii="Times New Roman" w:hAnsi="Times New Roman" w:eastAsia="신명조"/>
                 <w:b w:val="0"/>
                 <w:i w:val="0"/>
+                <w:spacing w:val="-5"/>
+                <w:w w:val="95"/>
                 <w:sz w:val="16"/>
               </w:rPr>
               <w:t>Lookback / patch / stride</w:t>
@@ -3153,7 +3597,7 @@
               <w:wordWrap w:val="0"/>
               <w:autoSpaceDE w:val="0"/>
               <w:autoSpaceDN w:val="0"/>
-              <w:spacing w:after="20" w:before="20"/>
+              <w:spacing w:after="20" w:before="20" w:line="208" w:lineRule="exact"/>
             </w:pPr>
             <w:r/>
             <w:r>
@@ -3161,6 +3605,8 @@
                 <w:rFonts w:ascii="Times New Roman" w:hAnsi="Times New Roman" w:eastAsia="신명조"/>
                 <w:b w:val="0"/>
                 <w:i w:val="0"/>
+                <w:spacing w:val="-5"/>
+                <w:w w:val="95"/>
                 <w:sz w:val="16"/>
               </w:rPr>
               <w:t>120 / 5 / 5, giving 24 tokens</w:t>
@@ -3188,7 +3634,7 @@
               <w:wordWrap w:val="0"/>
               <w:autoSpaceDE w:val="0"/>
               <w:autoSpaceDN w:val="0"/>
-              <w:spacing w:after="20" w:before="20"/>
+              <w:spacing w:after="20" w:before="20" w:line="208" w:lineRule="exact"/>
             </w:pPr>
             <w:r/>
             <w:r>
@@ -3196,6 +3642,8 @@
                 <w:rFonts w:ascii="Times New Roman" w:hAnsi="Times New Roman" w:eastAsia="신명조"/>
                 <w:b w:val="0"/>
                 <w:i w:val="0"/>
+                <w:spacing w:val="-5"/>
+                <w:w w:val="95"/>
                 <w:sz w:val="16"/>
               </w:rPr>
               <w:t>d_model / heads / layers / d_ff / dropout</w:t>
@@ -3218,7 +3666,7 @@
               <w:wordWrap w:val="0"/>
               <w:autoSpaceDE w:val="0"/>
               <w:autoSpaceDN w:val="0"/>
-              <w:spacing w:after="20" w:before="20"/>
+              <w:spacing w:after="20" w:before="20" w:line="208" w:lineRule="exact"/>
             </w:pPr>
             <w:r/>
             <w:r>
@@ -3226,6 +3674,8 @@
                 <w:rFonts w:ascii="Times New Roman" w:hAnsi="Times New Roman" w:eastAsia="신명조"/>
                 <w:b w:val="0"/>
                 <w:i w:val="0"/>
+                <w:spacing w:val="-5"/>
+                <w:w w:val="95"/>
                 <w:sz w:val="16"/>
               </w:rPr>
               <w:t>32 / 2 / 1 / 64 / 0.5</w:t>
@@ -3253,7 +3703,7 @@
               <w:wordWrap w:val="0"/>
               <w:autoSpaceDE w:val="0"/>
               <w:autoSpaceDN w:val="0"/>
-              <w:spacing w:after="20" w:before="20"/>
+              <w:spacing w:after="20" w:before="20" w:line="208" w:lineRule="exact"/>
             </w:pPr>
             <w:r/>
             <w:r>
@@ -3261,6 +3711,8 @@
                 <w:rFonts w:ascii="Times New Roman" w:hAnsi="Times New Roman" w:eastAsia="신명조"/>
                 <w:b w:val="0"/>
                 <w:i w:val="0"/>
+                <w:spacing w:val="-5"/>
+                <w:w w:val="95"/>
                 <w:sz w:val="16"/>
               </w:rPr>
               <w:t>Quantiles</w:t>
@@ -3283,7 +3735,7 @@
               <w:wordWrap w:val="0"/>
               <w:autoSpaceDE w:val="0"/>
               <w:autoSpaceDN w:val="0"/>
-              <w:spacing w:after="20" w:before="20"/>
+              <w:spacing w:after="20" w:before="20" w:line="208" w:lineRule="exact"/>
             </w:pPr>
             <w:r/>
             <w:r>
@@ -3291,6 +3743,8 @@
                 <w:rFonts w:ascii="Times New Roman" w:hAnsi="Times New Roman" w:eastAsia="신명조"/>
                 <w:b w:val="0"/>
                 <w:i w:val="0"/>
+                <w:spacing w:val="-5"/>
+                <w:w w:val="95"/>
                 <w:sz w:val="16"/>
               </w:rPr>
               <w:t>0.1, 0.5, 0.9</w:t>
@@ -3318,7 +3772,7 @@
               <w:wordWrap w:val="0"/>
               <w:autoSpaceDE w:val="0"/>
               <w:autoSpaceDN w:val="0"/>
-              <w:spacing w:after="20" w:before="20"/>
+              <w:spacing w:after="20" w:before="20" w:line="208" w:lineRule="exact"/>
             </w:pPr>
             <w:r/>
             <w:r>
@@ -3326,6 +3780,8 @@
                 <w:rFonts w:ascii="Times New Roman" w:hAnsi="Times New Roman" w:eastAsia="신명조"/>
                 <w:b w:val="0"/>
                 <w:i w:val="0"/>
+                <w:spacing w:val="-5"/>
+                <w:w w:val="95"/>
                 <w:sz w:val="16"/>
               </w:rPr>
               <w:t>Dynamic / macro / static inputs</w:t>
@@ -3348,7 +3804,7 @@
               <w:wordWrap w:val="0"/>
               <w:autoSpaceDE w:val="0"/>
               <w:autoSpaceDN w:val="0"/>
-              <w:spacing w:after="20" w:before="20"/>
+              <w:spacing w:after="20" w:before="20" w:line="208" w:lineRule="exact"/>
             </w:pPr>
             <w:r/>
             <w:r>
@@ -3356,6 +3812,8 @@
                 <w:rFonts w:ascii="Times New Roman" w:hAnsi="Times New Roman" w:eastAsia="신명조"/>
                 <w:b w:val="0"/>
                 <w:i w:val="0"/>
+                <w:spacing w:val="-5"/>
+                <w:w w:val="95"/>
                 <w:sz w:val="16"/>
               </w:rPr>
               <w:t>30 channels / 13 channels / 3 categoricals</w:t>
@@ -3383,7 +3841,7 @@
               <w:wordWrap w:val="0"/>
               <w:autoSpaceDE w:val="0"/>
               <w:autoSpaceDN w:val="0"/>
-              <w:spacing w:after="20" w:before="20"/>
+              <w:spacing w:after="20" w:before="20" w:line="208" w:lineRule="exact"/>
             </w:pPr>
             <w:r/>
             <w:r>
@@ -3391,6 +3849,8 @@
                 <w:rFonts w:ascii="Times New Roman" w:hAnsi="Times New Roman" w:eastAsia="신명조"/>
                 <w:b w:val="0"/>
                 <w:i w:val="0"/>
+                <w:spacing w:val="-5"/>
+                <w:w w:val="95"/>
                 <w:sz w:val="16"/>
               </w:rPr>
               <w:t>Normalization</w:t>
@@ -3413,7 +3873,7 @@
               <w:wordWrap w:val="0"/>
               <w:autoSpaceDE w:val="0"/>
               <w:autoSpaceDN w:val="0"/>
-              <w:spacing w:after="20" w:before="20"/>
+              <w:spacing w:after="20" w:before="20" w:line="208" w:lineRule="exact"/>
             </w:pPr>
             <w:r/>
             <w:r>
@@ -3421,6 +3881,8 @@
                 <w:rFonts w:ascii="Times New Roman" w:hAnsi="Times New Roman" w:eastAsia="신명조"/>
                 <w:b w:val="0"/>
                 <w:i w:val="0"/>
+                <w:spacing w:val="-5"/>
+                <w:w w:val="95"/>
                 <w:sz w:val="16"/>
               </w:rPr>
               <w:t>RevIN, applied selectively by channel</w:t>
@@ -3447,7 +3909,7 @@
               <w:wordWrap w:val="0"/>
               <w:autoSpaceDE w:val="0"/>
               <w:autoSpaceDN w:val="0"/>
-              <w:spacing w:after="20" w:before="20"/>
+              <w:spacing w:after="20" w:before="20" w:line="208" w:lineRule="exact"/>
             </w:pPr>
             <w:r/>
             <w:r>
@@ -3455,6 +3917,8 @@
                 <w:rFonts w:ascii="Times New Roman" w:hAnsi="Times New Roman" w:eastAsia="신명조"/>
                 <w:b w:val="0"/>
                 <w:i w:val="0"/>
+                <w:spacing w:val="-5"/>
+                <w:w w:val="95"/>
                 <w:sz w:val="16"/>
               </w:rPr>
               <w:t>Parameters</w:t>
@@ -3476,7 +3940,7 @@
               <w:wordWrap w:val="0"/>
               <w:autoSpaceDE w:val="0"/>
               <w:autoSpaceDN w:val="0"/>
-              <w:spacing w:after="20" w:before="20"/>
+              <w:spacing w:after="20" w:before="20" w:line="208" w:lineRule="exact"/>
             </w:pPr>
             <w:r/>
             <w:r>
@@ -3484,6 +3948,8 @@
                 <w:rFonts w:ascii="Times New Roman" w:hAnsi="Times New Roman" w:eastAsia="신명조"/>
                 <w:b w:val="0"/>
                 <w:i w:val="0"/>
+                <w:spacing w:val="-5"/>
+                <w:w w:val="95"/>
                 <w:sz w:val="16"/>
               </w:rPr>
               <w:t>0.50M</w:t>
@@ -3510,6 +3976,8 @@
           <w:rFonts w:ascii="Times New Roman" w:hAnsi="Times New Roman" w:eastAsia="견고딕"/>
           <w:b/>
           <w:i w:val="0"/>
+          <w:spacing w:val="0"/>
+          <w:w w:val="95"/>
           <w:sz w:val="20"/>
         </w:rPr>
         <w:t>4. 자료와 실험 설계</w:t>
@@ -3528,6 +3996,8 @@
           <w:rFonts w:ascii="Times New Roman" w:hAnsi="Times New Roman" w:eastAsia="중고딕"/>
           <w:b w:val="0"/>
           <w:i w:val="0"/>
+          <w:spacing w:val="-9"/>
+          <w:w w:val="95"/>
           <w:sz w:val="18"/>
         </w:rPr>
         <w:t>4.1 자료</w:t>
@@ -3538,7 +4008,7 @@
         <w:wordWrap w:val="0"/>
         <w:autoSpaceDE w:val="0"/>
         <w:autoSpaceDN w:val="0"/>
-        <w:spacing w:after="80" w:before="0" w:line="341" w:lineRule="auto"/>
+        <w:spacing w:after="80" w:before="0" w:line="280" w:lineRule="exact"/>
         <w:ind w:firstLine="180"/>
         <w:jc w:val="both"/>
       </w:pPr>
@@ -3547,6 +4017,8 @@
           <w:rFonts w:ascii="Times New Roman" w:hAnsi="Times New Roman" w:eastAsia="신명조"/>
           <w:b w:val="0"/>
           <w:i w:val="0"/>
+          <w:spacing w:val="-5"/>
+          <w:w w:val="95"/>
           <w:sz w:val="18"/>
         </w:rPr>
         <w:t>분석 자료는 코스피200 구성종목 201개의 2015년 1월 2일부터 2026년 10월 16일까지 일별 자료 519,617행이며, 종목당 최대 2,892거래일이다. 종목 목록은 2026년 9월 8일 지수 구성종목 조회 결과이며, 그 시점에 201개가 조회되었다. 지수와 투자자 수급 계열을 포함해 모두 키움증권 Open API로 수집하였다. 거래정지일은 거래량 0과 시가=고가=저가=종가로 입력되는데, 제거하지 않으면 허위의 0 수익률이 생겨 변동성 추정을 왜곡하므로 지표 산출 이전에 제거하였다. 종목별 거래일이 크게 상이하다. 가장 짧은 종목은 35거래일뿐이어서 201종목이 모두 존재하는 공통 달력은 35일로 줄어들고, 이를 강제하면 전체 행의 98.6%가 소실된다. 따라서 윈도우는 각 종목의 자기 행 위에서 구성하였다. 모형과 평가 코드는 교신저자에게 요청하면 제공하며, 원자료는 증권사 API 이용 약관상 재배포할 수 없다.</w:t>
@@ -3565,6 +4037,8 @@
           <w:rFonts w:ascii="Times New Roman" w:hAnsi="Times New Roman" w:eastAsia="중고딕"/>
           <w:b w:val="0"/>
           <w:i w:val="0"/>
+          <w:spacing w:val="-9"/>
+          <w:w w:val="95"/>
           <w:sz w:val="18"/>
         </w:rPr>
         <w:t>4.2 변수와 목표변수</w:t>
@@ -3575,7 +4049,7 @@
         <w:wordWrap w:val="0"/>
         <w:autoSpaceDE w:val="0"/>
         <w:autoSpaceDN w:val="0"/>
-        <w:spacing w:after="80" w:before="0" w:line="341" w:lineRule="auto"/>
+        <w:spacing w:after="80" w:before="0" w:line="280" w:lineRule="exact"/>
         <w:ind w:firstLine="180"/>
         <w:jc w:val="both"/>
       </w:pPr>
@@ -3584,6 +4058,8 @@
           <w:rFonts w:ascii="Times New Roman" w:hAnsi="Times New Roman" w:eastAsia="신명조"/>
           <w:b w:val="0"/>
           <w:i w:val="0"/>
+          <w:spacing w:val="-5"/>
+          <w:w w:val="95"/>
           <w:sz w:val="18"/>
         </w:rPr>
         <w:t>&lt;Table 3&gt;은 입력 변수의 구성이다. 동적 30채널 가운데 기술적 지표 8채널은 수렴·발산 지표(3), 상대강도지수, 상품채널지수, 볼린저 밴드(2), 실질변동폭(ATR)이다.</w:t>
@@ -3595,13 +4071,15 @@
         <w:wordWrap w:val="0"/>
         <w:autoSpaceDE w:val="0"/>
         <w:autoSpaceDN w:val="0"/>
-        <w:spacing w:after="40" w:before="0" w:line="288" w:lineRule="auto"/>
+        <w:spacing w:after="40" w:before="0" w:line="220" w:lineRule="exact"/>
       </w:pPr>
       <w:r>
         <w:rPr>
           <w:rFonts w:ascii="Times New Roman" w:hAnsi="Times New Roman" w:eastAsia="중고딕"/>
           <w:b w:val="0"/>
           <w:i w:val="0"/>
+          <w:spacing w:val="-8"/>
+          <w:w w:val="95"/>
           <w:sz w:val="17"/>
         </w:rPr>
         <w:t>Table 3. Input channels</w:t>
@@ -3643,7 +4121,7 @@
               <w:wordWrap w:val="0"/>
               <w:autoSpaceDE w:val="0"/>
               <w:autoSpaceDN w:val="0"/>
-              <w:spacing w:after="20" w:before="20"/>
+              <w:spacing w:after="20" w:before="20" w:line="208" w:lineRule="exact"/>
             </w:pPr>
             <w:r/>
             <w:r>
@@ -3651,6 +4129,8 @@
                 <w:rFonts w:ascii="Times New Roman" w:hAnsi="Times New Roman" w:eastAsia="신명조"/>
                 <w:b/>
                 <w:i w:val="0"/>
+                <w:spacing w:val="-5"/>
+                <w:w w:val="95"/>
                 <w:sz w:val="16"/>
               </w:rPr>
               <w:t>Group</w:t>
@@ -3673,7 +4153,7 @@
               <w:wordWrap w:val="0"/>
               <w:autoSpaceDE w:val="0"/>
               <w:autoSpaceDN w:val="0"/>
-              <w:spacing w:after="20" w:before="20"/>
+              <w:spacing w:after="20" w:before="20" w:line="208" w:lineRule="exact"/>
             </w:pPr>
             <w:r/>
             <w:r>
@@ -3681,6 +4161,8 @@
                 <w:rFonts w:ascii="Times New Roman" w:hAnsi="Times New Roman" w:eastAsia="신명조"/>
                 <w:b/>
                 <w:i w:val="0"/>
+                <w:spacing w:val="-5"/>
+                <w:w w:val="95"/>
                 <w:sz w:val="16"/>
               </w:rPr>
               <w:t>Channels</w:t>
@@ -3703,7 +4185,7 @@
               <w:wordWrap w:val="0"/>
               <w:autoSpaceDE w:val="0"/>
               <w:autoSpaceDN w:val="0"/>
-              <w:spacing w:after="20" w:before="20"/>
+              <w:spacing w:after="20" w:before="20" w:line="208" w:lineRule="exact"/>
             </w:pPr>
             <w:r/>
             <w:r>
@@ -3711,6 +4193,8 @@
                 <w:rFonts w:ascii="Times New Roman" w:hAnsi="Times New Roman" w:eastAsia="신명조"/>
                 <w:b/>
                 <w:i w:val="0"/>
+                <w:spacing w:val="-5"/>
+                <w:w w:val="95"/>
                 <w:sz w:val="16"/>
               </w:rPr>
               <w:t>n</w:t>
@@ -3738,7 +4222,7 @@
               <w:wordWrap w:val="0"/>
               <w:autoSpaceDE w:val="0"/>
               <w:autoSpaceDN w:val="0"/>
-              <w:spacing w:after="20" w:before="20"/>
+              <w:spacing w:after="20" w:before="20" w:line="208" w:lineRule="exact"/>
             </w:pPr>
             <w:r/>
             <w:r>
@@ -3746,6 +4230,8 @@
                 <w:rFonts w:ascii="Times New Roman" w:hAnsi="Times New Roman" w:eastAsia="신명조"/>
                 <w:b w:val="0"/>
                 <w:i w:val="0"/>
+                <w:spacing w:val="-5"/>
+                <w:w w:val="95"/>
                 <w:sz w:val="16"/>
               </w:rPr>
               <w:t>Dynamic (stock)</w:t>
@@ -3768,7 +4254,7 @@
               <w:wordWrap w:val="0"/>
               <w:autoSpaceDE w:val="0"/>
               <w:autoSpaceDN w:val="0"/>
-              <w:spacing w:after="20" w:before="20"/>
+              <w:spacing w:after="20" w:before="20" w:line="208" w:lineRule="exact"/>
             </w:pPr>
             <w:r/>
             <w:r>
@@ -3776,6 +4262,8 @@
                 <w:rFonts w:ascii="Times New Roman" w:hAnsi="Times New Roman" w:eastAsia="신명조"/>
                 <w:b w:val="0"/>
                 <w:i w:val="0"/>
+                <w:spacing w:val="-5"/>
+                <w:w w:val="95"/>
                 <w:sz w:val="16"/>
               </w:rPr>
               <w:t>returns and momentum (5), trading activity (4), moving-average gaps (3), technical indicators (8), index-relative (6), investor flows (4)</w:t>
@@ -3798,7 +4286,7 @@
               <w:wordWrap w:val="0"/>
               <w:autoSpaceDE w:val="0"/>
               <w:autoSpaceDN w:val="0"/>
-              <w:spacing w:after="20" w:before="20"/>
+              <w:spacing w:after="20" w:before="20" w:line="208" w:lineRule="exact"/>
             </w:pPr>
             <w:r/>
             <w:r>
@@ -3806,6 +4294,8 @@
                 <w:rFonts w:ascii="Times New Roman" w:hAnsi="Times New Roman" w:eastAsia="신명조"/>
                 <w:b w:val="0"/>
                 <w:i w:val="0"/>
+                <w:spacing w:val="-5"/>
+                <w:w w:val="95"/>
                 <w:sz w:val="16"/>
               </w:rPr>
               <w:t>30</w:t>
@@ -3833,7 +4323,7 @@
               <w:wordWrap w:val="0"/>
               <w:autoSpaceDE w:val="0"/>
               <w:autoSpaceDN w:val="0"/>
-              <w:spacing w:after="20" w:before="20"/>
+              <w:spacing w:after="20" w:before="20" w:line="208" w:lineRule="exact"/>
             </w:pPr>
             <w:r/>
             <w:r>
@@ -3841,6 +4331,8 @@
                 <w:rFonts w:ascii="Times New Roman" w:hAnsi="Times New Roman" w:eastAsia="신명조"/>
                 <w:b w:val="0"/>
                 <w:i w:val="0"/>
+                <w:spacing w:val="-5"/>
+                <w:w w:val="95"/>
                 <w:sz w:val="16"/>
               </w:rPr>
               <w:t>Macro sequences</w:t>
@@ -3863,7 +4355,7 @@
               <w:wordWrap w:val="0"/>
               <w:autoSpaceDE w:val="0"/>
               <w:autoSpaceDN w:val="0"/>
-              <w:spacing w:after="20" w:before="20"/>
+              <w:spacing w:after="20" w:before="20" w:line="208" w:lineRule="exact"/>
             </w:pPr>
             <w:r/>
             <w:r>
@@ -3871,6 +4363,8 @@
                 <w:rFonts w:ascii="Times New Roman" w:hAnsi="Times New Roman" w:eastAsia="신명조"/>
                 <w:b w:val="0"/>
                 <w:i w:val="0"/>
+                <w:spacing w:val="-5"/>
+                <w:w w:val="95"/>
                 <w:sz w:val="16"/>
               </w:rPr>
               <w:t>KOSPI and KOSDAQ derivatives, overseas index exchange-traded funds</w:t>
@@ -3893,7 +4387,7 @@
               <w:wordWrap w:val="0"/>
               <w:autoSpaceDE w:val="0"/>
               <w:autoSpaceDN w:val="0"/>
-              <w:spacing w:after="20" w:before="20"/>
+              <w:spacing w:after="20" w:before="20" w:line="208" w:lineRule="exact"/>
             </w:pPr>
             <w:r/>
             <w:r>
@@ -3901,6 +4395,8 @@
                 <w:rFonts w:ascii="Times New Roman" w:hAnsi="Times New Roman" w:eastAsia="신명조"/>
                 <w:b w:val="0"/>
                 <w:i w:val="0"/>
+                <w:spacing w:val="-5"/>
+                <w:w w:val="95"/>
                 <w:sz w:val="16"/>
               </w:rPr>
               <w:t>13</w:t>
@@ -3927,7 +4423,7 @@
               <w:wordWrap w:val="0"/>
               <w:autoSpaceDE w:val="0"/>
               <w:autoSpaceDN w:val="0"/>
-              <w:spacing w:after="20" w:before="20"/>
+              <w:spacing w:after="20" w:before="20" w:line="208" w:lineRule="exact"/>
             </w:pPr>
             <w:r/>
             <w:r>
@@ -3935,6 +4431,8 @@
                 <w:rFonts w:ascii="Times New Roman" w:hAnsi="Times New Roman" w:eastAsia="신명조"/>
                 <w:b w:val="0"/>
                 <w:i w:val="0"/>
+                <w:spacing w:val="-5"/>
+                <w:w w:val="95"/>
                 <w:sz w:val="16"/>
               </w:rPr>
               <w:t>Static categoricals</w:t>
@@ -3956,7 +4454,7 @@
               <w:wordWrap w:val="0"/>
               <w:autoSpaceDE w:val="0"/>
               <w:autoSpaceDN w:val="0"/>
-              <w:spacing w:after="20" w:before="20"/>
+              <w:spacing w:after="20" w:before="20" w:line="208" w:lineRule="exact"/>
             </w:pPr>
             <w:r/>
             <w:r>
@@ -3964,6 +4462,8 @@
                 <w:rFonts w:ascii="Times New Roman" w:hAnsi="Times New Roman" w:eastAsia="신명조"/>
                 <w:b w:val="0"/>
                 <w:i w:val="0"/>
+                <w:spacing w:val="-5"/>
+                <w:w w:val="95"/>
                 <w:sz w:val="16"/>
               </w:rPr>
               <w:t>sector, market-cap bucket, weekday</w:t>
@@ -3985,7 +4485,7 @@
               <w:wordWrap w:val="0"/>
               <w:autoSpaceDE w:val="0"/>
               <w:autoSpaceDN w:val="0"/>
-              <w:spacing w:after="20" w:before="20"/>
+              <w:spacing w:after="20" w:before="20" w:line="208" w:lineRule="exact"/>
             </w:pPr>
             <w:r/>
             <w:r>
@@ -3993,6 +4493,8 @@
                 <w:rFonts w:ascii="Times New Roman" w:hAnsi="Times New Roman" w:eastAsia="신명조"/>
                 <w:b w:val="0"/>
                 <w:i w:val="0"/>
+                <w:spacing w:val="-5"/>
+                <w:w w:val="95"/>
                 <w:sz w:val="16"/>
               </w:rPr>
               <w:t>3</w:t>
@@ -4011,7 +4513,7 @@
         <w:wordWrap w:val="0"/>
         <w:autoSpaceDE w:val="0"/>
         <w:autoSpaceDN w:val="0"/>
-        <w:spacing w:after="80" w:before="0" w:line="341" w:lineRule="auto"/>
+        <w:spacing w:after="80" w:before="0" w:line="280" w:lineRule="exact"/>
         <w:ind w:firstLine="180"/>
         <w:jc w:val="both"/>
       </w:pPr>
@@ -4020,6 +4522,8 @@
           <w:rFonts w:ascii="Times New Roman" w:hAnsi="Times New Roman" w:eastAsia="신명조"/>
           <w:b w:val="0"/>
           <w:i w:val="0"/>
+          <w:spacing w:val="-5"/>
+          <w:w w:val="95"/>
           <w:sz w:val="18"/>
         </w:rPr>
         <w:t>정적 범주형 세 개는 섹터, 시가총액 구간, 요일이다. 시가총액 구간은 학습구간 종료일의 값으로 고정하였고, 요일은 사전 알려진 공변량이나 구현에서는 윈도우 마지막 날의 값을 정적 입력으로 넣었다.</w:t>
@@ -4030,7 +4534,7 @@
         <w:wordWrap w:val="0"/>
         <w:autoSpaceDE w:val="0"/>
         <w:autoSpaceDN w:val="0"/>
-        <w:spacing w:after="80" w:before="0" w:line="341" w:lineRule="auto"/>
+        <w:spacing w:after="80" w:before="0" w:line="280" w:lineRule="exact"/>
         <w:ind w:firstLine="180"/>
         <w:jc w:val="both"/>
       </w:pPr>
@@ -4039,6 +4543,8 @@
           <w:rFonts w:ascii="Times New Roman" w:hAnsi="Times New Roman" w:eastAsia="신명조"/>
           <w:b w:val="0"/>
           <w:i w:val="0"/>
+          <w:spacing w:val="-5"/>
+          <w:w w:val="95"/>
           <w:sz w:val="18"/>
         </w:rPr>
         <w:t>가격 수준은 직접 사용하지 않는다. 이동평균은 종가 대비 괴리율로, 수렴·발산 지표와 ATR은 종가로 나누어, 유계 지표는 재척도하여 입력한다. 목표변수는 코스피200 대비 초과분으로 정의한 5일 누적 로그수익률이다(식 6).</w:t>
@@ -4049,7 +4555,7 @@
         <w:wordWrap w:val="0"/>
         <w:autoSpaceDE w:val="0"/>
         <w:autoSpaceDN w:val="0"/>
-        <w:spacing w:after="80" w:before="0" w:line="341" w:lineRule="auto"/>
+        <w:spacing w:after="80" w:before="0" w:line="280" w:lineRule="exact"/>
         <w:jc w:val="center"/>
       </w:pPr>
       <w:r>
@@ -4057,6 +4563,8 @@
           <w:rFonts w:ascii="Times New Roman" w:hAnsi="Times New Roman" w:eastAsia="신명조"/>
           <w:b w:val="0"/>
           <w:i/>
+          <w:spacing w:val="-5"/>
+          <w:w w:val="95"/>
           <w:sz w:val="18"/>
         </w:rPr>
         <w:t>y</w:t>
@@ -4066,6 +4574,8 @@
           <w:rFonts w:ascii="Times New Roman" w:hAnsi="Times New Roman" w:eastAsia="신명조"/>
           <w:b w:val="0"/>
           <w:i/>
+          <w:spacing w:val="-5"/>
+          <w:w w:val="95"/>
           <w:sz w:val="18"/>
           <w:vertAlign w:val="subscript"/>
         </w:rPr>
@@ -4076,6 +4586,8 @@
           <w:rFonts w:ascii="Times New Roman" w:hAnsi="Times New Roman" w:eastAsia="신명조"/>
           <w:b w:val="0"/>
           <w:i w:val="0"/>
+          <w:spacing w:val="-5"/>
+          <w:w w:val="95"/>
           <w:sz w:val="18"/>
         </w:rPr>
         <w:t xml:space="preserve"> = Σ</w:t>
@@ -4085,6 +4597,8 @@
           <w:rFonts w:ascii="Times New Roman" w:hAnsi="Times New Roman" w:eastAsia="신명조"/>
           <w:b w:val="0"/>
           <w:i/>
+          <w:spacing w:val="-5"/>
+          <w:w w:val="95"/>
           <w:sz w:val="18"/>
           <w:vertAlign w:val="subscript"/>
         </w:rPr>
@@ -4095,6 +4609,8 @@
           <w:rFonts w:ascii="Times New Roman" w:hAnsi="Times New Roman" w:eastAsia="신명조"/>
           <w:b w:val="0"/>
           <w:i/>
+          <w:spacing w:val="-5"/>
+          <w:w w:val="95"/>
           <w:sz w:val="18"/>
           <w:vertAlign w:val="superscript"/>
         </w:rPr>
@@ -4105,6 +4621,8 @@
           <w:rFonts w:ascii="Times New Roman" w:hAnsi="Times New Roman" w:eastAsia="신명조"/>
           <w:b w:val="0"/>
           <w:i w:val="0"/>
+          <w:spacing w:val="-5"/>
+          <w:w w:val="95"/>
           <w:sz w:val="18"/>
         </w:rPr>
         <w:t xml:space="preserve"> </w:t>
@@ -4114,6 +4632,8 @@
           <w:rFonts w:ascii="Times New Roman" w:hAnsi="Times New Roman" w:eastAsia="신명조"/>
           <w:b w:val="0"/>
           <w:i/>
+          <w:spacing w:val="-5"/>
+          <w:w w:val="95"/>
           <w:sz w:val="18"/>
         </w:rPr>
         <w:t>r</w:t>
@@ -4123,6 +4643,8 @@
           <w:rFonts w:ascii="Times New Roman" w:hAnsi="Times New Roman" w:eastAsia="신명조"/>
           <w:b w:val="0"/>
           <w:i/>
+          <w:spacing w:val="-5"/>
+          <w:w w:val="95"/>
           <w:sz w:val="18"/>
           <w:vertAlign w:val="subscript"/>
         </w:rPr>
@@ -4133,6 +4655,8 @@
           <w:rFonts w:ascii="Times New Roman" w:hAnsi="Times New Roman" w:eastAsia="신명조"/>
           <w:b w:val="0"/>
           <w:i w:val="0"/>
+          <w:spacing w:val="-5"/>
+          <w:w w:val="95"/>
           <w:sz w:val="18"/>
         </w:rPr>
         <w:t xml:space="preserve"> − Σ</w:t>
@@ -4142,6 +4666,8 @@
           <w:rFonts w:ascii="Times New Roman" w:hAnsi="Times New Roman" w:eastAsia="신명조"/>
           <w:b w:val="0"/>
           <w:i/>
+          <w:spacing w:val="-5"/>
+          <w:w w:val="95"/>
           <w:sz w:val="18"/>
           <w:vertAlign w:val="subscript"/>
         </w:rPr>
@@ -4152,6 +4678,8 @@
           <w:rFonts w:ascii="Times New Roman" w:hAnsi="Times New Roman" w:eastAsia="신명조"/>
           <w:b w:val="0"/>
           <w:i/>
+          <w:spacing w:val="-5"/>
+          <w:w w:val="95"/>
           <w:sz w:val="18"/>
           <w:vertAlign w:val="superscript"/>
         </w:rPr>
@@ -4162,6 +4690,8 @@
           <w:rFonts w:ascii="Times New Roman" w:hAnsi="Times New Roman" w:eastAsia="신명조"/>
           <w:b w:val="0"/>
           <w:i w:val="0"/>
+          <w:spacing w:val="-5"/>
+          <w:w w:val="95"/>
           <w:sz w:val="18"/>
         </w:rPr>
         <w:t xml:space="preserve"> </w:t>
@@ -4171,6 +4701,8 @@
           <w:rFonts w:ascii="Times New Roman" w:hAnsi="Times New Roman" w:eastAsia="신명조"/>
           <w:b w:val="0"/>
           <w:i/>
+          <w:spacing w:val="-5"/>
+          <w:w w:val="95"/>
           <w:sz w:val="18"/>
         </w:rPr>
         <w:t>r</w:t>
@@ -4180,6 +4712,8 @@
           <w:rFonts w:ascii="Times New Roman" w:hAnsi="Times New Roman" w:eastAsia="신명조"/>
           <w:b w:val="0"/>
           <w:i/>
+          <w:spacing w:val="-5"/>
+          <w:w w:val="95"/>
           <w:sz w:val="18"/>
           <w:vertAlign w:val="superscript"/>
         </w:rPr>
@@ -4190,6 +4724,8 @@
           <w:rFonts w:ascii="Times New Roman" w:hAnsi="Times New Roman" w:eastAsia="신명조"/>
           <w:b w:val="0"/>
           <w:i/>
+          <w:spacing w:val="-5"/>
+          <w:w w:val="95"/>
           <w:sz w:val="18"/>
           <w:vertAlign w:val="subscript"/>
         </w:rPr>
@@ -4200,6 +4736,8 @@
           <w:rFonts w:ascii="Times New Roman" w:hAnsi="Times New Roman" w:eastAsia="신명조"/>
           <w:b w:val="0"/>
           <w:i w:val="0"/>
+          <w:spacing w:val="-5"/>
+          <w:w w:val="95"/>
           <w:sz w:val="18"/>
         </w:rPr>
         <w:t xml:space="preserve">    (6)</w:t>
@@ -4210,7 +4748,7 @@
         <w:wordWrap w:val="0"/>
         <w:autoSpaceDE w:val="0"/>
         <w:autoSpaceDN w:val="0"/>
-        <w:spacing w:after="80" w:before="0" w:line="341" w:lineRule="auto"/>
+        <w:spacing w:after="80" w:before="0" w:line="280" w:lineRule="exact"/>
         <w:ind w:firstLine="180"/>
         <w:jc w:val="both"/>
       </w:pPr>
@@ -4219,6 +4757,8 @@
           <w:rFonts w:ascii="Times New Roman" w:hAnsi="Times New Roman" w:eastAsia="신명조"/>
           <w:b w:val="0"/>
           <w:i/>
+          <w:spacing w:val="-5"/>
+          <w:w w:val="95"/>
           <w:sz w:val="18"/>
         </w:rPr>
         <w:t>r</w:t>
@@ -4228,6 +4768,8 @@
           <w:rFonts w:ascii="Times New Roman" w:hAnsi="Times New Roman" w:eastAsia="신명조"/>
           <w:b w:val="0"/>
           <w:i/>
+          <w:spacing w:val="-5"/>
+          <w:w w:val="95"/>
           <w:sz w:val="18"/>
           <w:vertAlign w:val="subscript"/>
         </w:rPr>
@@ -4238,6 +4780,8 @@
           <w:rFonts w:ascii="Times New Roman" w:hAnsi="Times New Roman" w:eastAsia="신명조"/>
           <w:b w:val="0"/>
           <w:i w:val="0"/>
+          <w:spacing w:val="-5"/>
+          <w:w w:val="95"/>
           <w:sz w:val="18"/>
         </w:rPr>
         <w:t xml:space="preserve">는 일별 로그수익률이고 </w:t>
@@ -4247,6 +4791,8 @@
           <w:rFonts w:ascii="Times New Roman" w:hAnsi="Times New Roman" w:eastAsia="신명조"/>
           <w:b w:val="0"/>
           <w:i/>
+          <w:spacing w:val="-5"/>
+          <w:w w:val="95"/>
           <w:sz w:val="18"/>
         </w:rPr>
         <w:t>r</w:t>
@@ -4256,6 +4802,8 @@
           <w:rFonts w:ascii="Times New Roman" w:hAnsi="Times New Roman" w:eastAsia="신명조"/>
           <w:b w:val="0"/>
           <w:i/>
+          <w:spacing w:val="-5"/>
+          <w:w w:val="95"/>
           <w:sz w:val="18"/>
           <w:vertAlign w:val="superscript"/>
         </w:rPr>
@@ -4266,6 +4814,8 @@
           <w:rFonts w:ascii="Times New Roman" w:hAnsi="Times New Roman" w:eastAsia="신명조"/>
           <w:b w:val="0"/>
           <w:i/>
+          <w:spacing w:val="-5"/>
+          <w:w w:val="95"/>
           <w:sz w:val="18"/>
           <w:vertAlign w:val="subscript"/>
         </w:rPr>
@@ -4276,6 +4826,8 @@
           <w:rFonts w:ascii="Times New Roman" w:hAnsi="Times New Roman" w:eastAsia="신명조"/>
           <w:b w:val="0"/>
           <w:i w:val="0"/>
+          <w:spacing w:val="-5"/>
+          <w:w w:val="95"/>
           <w:sz w:val="18"/>
         </w:rPr>
         <w:t>는 같은 날 코스피200의 로그수익률이다.</w:t>
@@ -4294,6 +4846,8 @@
           <w:rFonts w:ascii="Times New Roman" w:hAnsi="Times New Roman" w:eastAsia="중고딕"/>
           <w:b w:val="0"/>
           <w:i w:val="0"/>
+          <w:spacing w:val="-9"/>
+          <w:w w:val="95"/>
           <w:sz w:val="18"/>
         </w:rPr>
         <w:t>4.3 분할과 기준선</w:t>
@@ -4304,7 +4858,7 @@
         <w:wordWrap w:val="0"/>
         <w:autoSpaceDE w:val="0"/>
         <w:autoSpaceDN w:val="0"/>
-        <w:spacing w:after="80" w:before="0" w:line="341" w:lineRule="auto"/>
+        <w:spacing w:after="80" w:before="0" w:line="280" w:lineRule="exact"/>
         <w:ind w:firstLine="180"/>
         <w:jc w:val="both"/>
       </w:pPr>
@@ -4313,6 +4867,8 @@
           <w:rFonts w:ascii="Times New Roman" w:hAnsi="Times New Roman" w:eastAsia="신명조"/>
           <w:b w:val="0"/>
           <w:i w:val="0"/>
+          <w:spacing w:val="-5"/>
+          <w:w w:val="95"/>
           <w:sz w:val="18"/>
         </w:rPr>
         <w:t>분할은 종목이 아니라 날짜 기준 전역 분할이다. 2022년까지 학습, 2023년 검증, 2024년 이후 시험이며, 목표가 5일 앞을 보므로 각 경계에 5일 격리구간을 둔다. 정규화 통계는 학습 구간 행에서만 추정한다.</w:t>
@@ -4323,7 +4879,7 @@
         <w:wordWrap w:val="0"/>
         <w:autoSpaceDE w:val="0"/>
         <w:autoSpaceDN w:val="0"/>
-        <w:spacing w:after="80" w:before="0" w:line="341" w:lineRule="auto"/>
+        <w:spacing w:after="80" w:before="0" w:line="280" w:lineRule="exact"/>
         <w:ind w:firstLine="180"/>
         <w:jc w:val="both"/>
       </w:pPr>
@@ -4332,6 +4888,8 @@
           <w:rFonts w:ascii="Times New Roman" w:hAnsi="Times New Roman" w:eastAsia="신명조"/>
           <w:b w:val="0"/>
           <w:i w:val="0"/>
+          <w:spacing w:val="-5"/>
+          <w:w w:val="95"/>
           <w:sz w:val="18"/>
         </w:rPr>
         <w:t>윈도우는 120일 룩백이 해당 구간 안에 온전히 들어갈 때만 생성된다. 입력이 앞 구간에 걸치는 것 자체는 5일 격리구간이 목표값 중첩을 막으므로 누수가 아니나, 그 경우 검증 표본의 입력 대부분이 학습에서 이미 관측된 행이 되어 암기가 검증 성능을 부풀릴 여지가 남는다. 본 연구는 보수적으로 룩백 전체를 구간 안에 넣었고, 그 대가로 각 구간의 처음 120거래일이 소모되어 검증 표본이 122거래일로 줄었다. 검증 표본은 2023년 7월 3일부터 12월 28일까지 122거래일·190종목·23,086건, 시험 표본은 2024년 7월 3일부터 2026년 10월 8일까지 550거래일·198종목·106,490건이다. 자료는 2026년 10월 16일 수집분으로 동결하였고, 파일 해시와 구간별 윈도우 수를 기록하여 이후 모든 수치를 같은 표본에서 산출하였다.</w:t>
@@ -4342,7 +4900,7 @@
         <w:wordWrap w:val="0"/>
         <w:autoSpaceDE w:val="0"/>
         <w:autoSpaceDN w:val="0"/>
-        <w:spacing w:after="80" w:before="0" w:line="341" w:lineRule="auto"/>
+        <w:spacing w:after="80" w:before="0" w:line="280" w:lineRule="exact"/>
         <w:ind w:firstLine="180"/>
         <w:jc w:val="both"/>
       </w:pPr>
@@ -4351,9 +4909,11 @@
           <w:rFonts w:ascii="Times New Roman" w:hAnsi="Times New Roman" w:eastAsia="신명조"/>
           <w:b w:val="0"/>
           <w:i w:val="0"/>
+          <w:spacing w:val="-5"/>
+          <w:w w:val="95"/>
           <w:sz w:val="18"/>
         </w:rPr>
-        <w:t>인접 표본은 120일 중 119일의 입력과 5일 중 4일의 목표를 공유하므로 명목 학습 행 264,653건의 실질 규모는 훨씬 작다. 이 때문에 모수를 늘리면 1~2회차에 과적합되었고(이전 설정 146종목·17채널에서의 탐색), 탐색 끝에 0.50M으로 고정하였다.</w:t>
+        <w:t>인접 표본은 120일 중 119일의 입력과 5일 중 4일의 목표를 공유하므로 명목 학습 행 264,653건의 실질 규모는 훨씬 작다. 이 때문에 모수를 늘리면 1~2회차에 과적합되어 0.50M으로 고정하였다.</w:t>
       </w:r>
     </w:p>
     <w:p>
@@ -4361,7 +4921,7 @@
         <w:wordWrap w:val="0"/>
         <w:autoSpaceDE w:val="0"/>
         <w:autoSpaceDN w:val="0"/>
-        <w:spacing w:after="80" w:before="0" w:line="341" w:lineRule="auto"/>
+        <w:spacing w:after="80" w:before="0" w:line="280" w:lineRule="exact"/>
         <w:ind w:firstLine="180"/>
         <w:jc w:val="both"/>
       </w:pPr>
@@ -4370,6 +4930,8 @@
           <w:rFonts w:ascii="Times New Roman" w:hAnsi="Times New Roman" w:eastAsia="신명조"/>
           <w:b w:val="0"/>
           <w:i w:val="0"/>
+          <w:spacing w:val="-5"/>
+          <w:w w:val="95"/>
           <w:sz w:val="18"/>
         </w:rPr>
         <w:t>모든 실험은 학습 자료의 무조건부 분위수, 즉 입력을 무시하고 세 상수를 출력하는 예측기를 기준선으로 평가한다. 이를 상회하지 못하면 초매개변수 조정 문제가 아니라 변수·목표 설계의 실패로 간주한다.</w:t>
@@ -4388,6 +4950,8 @@
           <w:rFonts w:ascii="Times New Roman" w:hAnsi="Times New Roman" w:eastAsia="중고딕"/>
           <w:b w:val="0"/>
           <w:i w:val="0"/>
+          <w:spacing w:val="-9"/>
+          <w:w w:val="95"/>
           <w:sz w:val="18"/>
         </w:rPr>
         <w:t>4.4 기권 규칙</w:t>
@@ -4398,7 +4962,7 @@
         <w:wordWrap w:val="0"/>
         <w:autoSpaceDE w:val="0"/>
         <w:autoSpaceDN w:val="0"/>
-        <w:spacing w:after="80" w:before="0" w:line="341" w:lineRule="auto"/>
+        <w:spacing w:after="80" w:before="0" w:line="280" w:lineRule="exact"/>
         <w:ind w:firstLine="180"/>
         <w:jc w:val="both"/>
       </w:pPr>
@@ -4407,6 +4971,8 @@
           <w:rFonts w:ascii="Times New Roman" w:hAnsi="Times New Roman" w:eastAsia="신명조"/>
           <w:b w:val="0"/>
           <w:i w:val="0"/>
+          <w:spacing w:val="-5"/>
+          <w:w w:val="95"/>
           <w:sz w:val="18"/>
         </w:rPr>
         <w:t>비교하는 모든 모형에 동일한 규칙을 적용한다. 예측 구간의 폭이 최근 분포의 95분위를 넘으면 기권한다. 이 분위를 고른 근거와 바꿨을 때의 영향은 5.3절에서 따로 다룬다. '최근 분포'는 판단일부터 거슬러 달력 90일, 거래일로는 약 60일 안에 들어온 폭을 모은 것이며, 종목별로 나누지 않고 전 종목을 합친 분포다. 구간 전체의 폭 분포를 쓰면 뒤쪽 날짜의 폭이 앞쪽 날짜의 기권 판단에 흘러들어 미래 정보가 유입되기 때문이고, 모의투자에서 실제로 쓰는 방식과도 같다.</w:t>
@@ -4425,6 +4991,8 @@
           <w:rFonts w:ascii="Times New Roman" w:hAnsi="Times New Roman" w:eastAsia="견고딕"/>
           <w:b/>
           <w:i w:val="0"/>
+          <w:spacing w:val="0"/>
+          <w:w w:val="95"/>
           <w:sz w:val="20"/>
         </w:rPr>
         <w:t>5. 실험 결과</w:t>
@@ -4443,6 +5011,8 @@
           <w:rFonts w:ascii="Times New Roman" w:hAnsi="Times New Roman" w:eastAsia="중고딕"/>
           <w:b w:val="0"/>
           <w:i w:val="0"/>
+          <w:spacing w:val="-9"/>
+          <w:w w:val="95"/>
           <w:sz w:val="18"/>
         </w:rPr>
         <w:t>5.1 동일조건 정확도 비교</w:t>
@@ -4453,7 +5023,7 @@
         <w:wordWrap w:val="0"/>
         <w:autoSpaceDE w:val="0"/>
         <w:autoSpaceDN w:val="0"/>
-        <w:spacing w:after="80" w:before="0" w:line="341" w:lineRule="auto"/>
+        <w:spacing w:after="80" w:before="0" w:line="280" w:lineRule="exact"/>
         <w:ind w:firstLine="180"/>
         <w:jc w:val="both"/>
       </w:pPr>
@@ -4462,6 +5032,8 @@
           <w:rFonts w:ascii="Times New Roman" w:hAnsi="Times New Roman" w:eastAsia="신명조"/>
           <w:b w:val="0"/>
           <w:i w:val="0"/>
+          <w:spacing w:val="-5"/>
+          <w:w w:val="95"/>
           <w:sz w:val="18"/>
         </w:rPr>
         <w:t>세 모형은 자료·분할·학습절차·조기종료 규칙을 공유하며 기준선도 0.012175로 동일하게 산출되어 통제가 작동하였음을 수치로 확인할 수 있다. 두 가지 제약을 밝힌다. PatchTST 계열 대조군은 원 구조에 해당 개념이 없어 매크로와 정적 공변량을 입력받지 못하므로, 본 비교는 원본을 그대로 쓸 때 무엇을 포기하게 되는가의 비교이다. 초매개변수는 제안 모형에 맞추어 조정된 값을 대조군에 동일하게 적용하였으므로 대조군의 최적값이 아니다.</w:t>
@@ -4472,7 +5044,7 @@
         <w:wordWrap w:val="0"/>
         <w:autoSpaceDE w:val="0"/>
         <w:autoSpaceDN w:val="0"/>
-        <w:spacing w:after="80" w:before="0" w:line="341" w:lineRule="auto"/>
+        <w:spacing w:after="80" w:before="0" w:line="280" w:lineRule="exact"/>
         <w:ind w:firstLine="180"/>
         <w:jc w:val="both"/>
       </w:pPr>
@@ -4481,6 +5053,8 @@
           <w:rFonts w:ascii="Times New Roman" w:hAnsi="Times New Roman" w:eastAsia="신명조"/>
           <w:b w:val="0"/>
           <w:i w:val="0"/>
+          <w:spacing w:val="-5"/>
+          <w:w w:val="95"/>
           <w:sz w:val="18"/>
         </w:rPr>
         <w:t>세 트랜스포머 모형은 같은 혼합정밀도 설정으로 캐글 GPU에서 학습하고 한 장비에서 평가하였으며, 분위 GBDT는 적합에 난수 요소가 없어 한 번만 학습하였다. 점 예측을 그대로 내는 원본 PatchTST는 표에서 제외하였다. 세 분위를 같은 값으로 채점하면 기준선보다 47.79% 나쁜데, 이는 구조의 비교가 아니라 손실함수의 차이를 보는 것이기 때문이다.</w:t>
@@ -4491,7 +5065,7 @@
         <w:sectPr>
           <w:type w:val="continuous"/>
           <w:pgSz w:w="11906" w:h="16838"/>
-          <w:pgMar w:top="1446" w:right="1134" w:bottom="879" w:left="1134" w:header="567" w:footer="567" w:gutter="0"/>
+          <w:pgMar w:top="2013" w:right="1134" w:bottom="1446" w:left="1134" w:header="1446" w:footer="879" w:gutter="0"/>
           <w:docGrid w:linePitch="360"/>
           <w:cols w:num="2" w:space="453" w:equalWidth="1"/>
         </w:sectPr>
@@ -4503,13 +5077,15 @@
         <w:wordWrap w:val="0"/>
         <w:autoSpaceDE w:val="0"/>
         <w:autoSpaceDN w:val="0"/>
-        <w:spacing w:after="40" w:before="0" w:line="288" w:lineRule="auto"/>
+        <w:spacing w:after="40" w:before="0" w:line="220" w:lineRule="exact"/>
       </w:pPr>
       <w:r>
         <w:rPr>
           <w:rFonts w:ascii="Times New Roman" w:hAnsi="Times New Roman" w:eastAsia="중고딕"/>
           <w:b w:val="0"/>
           <w:i w:val="0"/>
+          <w:spacing w:val="-8"/>
+          <w:w w:val="95"/>
           <w:sz w:val="17"/>
         </w:rPr>
         <w:t>Table 4. Forecast accuracy on the validation and test splits (three-quantile pinball loss; mean over five seeds 42-46 with the standard deviation, single run for the quantile GBDT). Lower is better, and 'vs baseline' is the improvement over the unconditional-quantile predictor, which scores 0.012175 on validation and 0.018754 on test</w:t>
@@ -4555,7 +5131,7 @@
               <w:wordWrap w:val="0"/>
               <w:autoSpaceDE w:val="0"/>
               <w:autoSpaceDN w:val="0"/>
-              <w:spacing w:after="20" w:before="20"/>
+              <w:spacing w:after="20" w:before="20" w:line="208" w:lineRule="exact"/>
             </w:pPr>
             <w:r/>
             <w:r>
@@ -4563,6 +5139,8 @@
                 <w:rFonts w:ascii="Times New Roman" w:hAnsi="Times New Roman" w:eastAsia="신명조"/>
                 <w:b/>
                 <w:i w:val="0"/>
+                <w:spacing w:val="-5"/>
+                <w:w w:val="95"/>
                 <w:sz w:val="16"/>
               </w:rPr>
               <w:t>Model</w:t>
@@ -4585,7 +5163,7 @@
               <w:wordWrap w:val="0"/>
               <w:autoSpaceDE w:val="0"/>
               <w:autoSpaceDN w:val="0"/>
-              <w:spacing w:after="20" w:before="20"/>
+              <w:spacing w:after="20" w:before="20" w:line="208" w:lineRule="exact"/>
             </w:pPr>
             <w:r/>
             <w:r>
@@ -4593,6 +5171,8 @@
                 <w:rFonts w:ascii="Times New Roman" w:hAnsi="Times New Roman" w:eastAsia="신명조"/>
                 <w:b/>
                 <w:i w:val="0"/>
+                <w:spacing w:val="-5"/>
+                <w:w w:val="95"/>
                 <w:sz w:val="16"/>
               </w:rPr>
               <w:t>Params</w:t>
@@ -4615,7 +5195,7 @@
               <w:wordWrap w:val="0"/>
               <w:autoSpaceDE w:val="0"/>
               <w:autoSpaceDN w:val="0"/>
-              <w:spacing w:after="20" w:before="20"/>
+              <w:spacing w:after="20" w:before="20" w:line="208" w:lineRule="exact"/>
             </w:pPr>
             <w:r/>
             <w:r>
@@ -4623,6 +5203,8 @@
                 <w:rFonts w:ascii="Times New Roman" w:hAnsi="Times New Roman" w:eastAsia="신명조"/>
                 <w:b/>
                 <w:i w:val="0"/>
+                <w:spacing w:val="-5"/>
+                <w:w w:val="95"/>
                 <w:sz w:val="16"/>
               </w:rPr>
               <w:t>Validation</w:t>
@@ -4645,7 +5227,7 @@
               <w:wordWrap w:val="0"/>
               <w:autoSpaceDE w:val="0"/>
               <w:autoSpaceDN w:val="0"/>
-              <w:spacing w:after="20" w:before="20"/>
+              <w:spacing w:after="20" w:before="20" w:line="208" w:lineRule="exact"/>
             </w:pPr>
             <w:r/>
             <w:r>
@@ -4653,6 +5235,8 @@
                 <w:rFonts w:ascii="Times New Roman" w:hAnsi="Times New Roman" w:eastAsia="신명조"/>
                 <w:b/>
                 <w:i w:val="0"/>
+                <w:spacing w:val="-5"/>
+                <w:w w:val="95"/>
                 <w:sz w:val="16"/>
               </w:rPr>
               <w:t>vs baseline</w:t>
@@ -4675,7 +5259,7 @@
               <w:wordWrap w:val="0"/>
               <w:autoSpaceDE w:val="0"/>
               <w:autoSpaceDN w:val="0"/>
-              <w:spacing w:after="20" w:before="20"/>
+              <w:spacing w:after="20" w:before="20" w:line="208" w:lineRule="exact"/>
             </w:pPr>
             <w:r/>
             <w:r>
@@ -4683,6 +5267,8 @@
                 <w:rFonts w:ascii="Times New Roman" w:hAnsi="Times New Roman" w:eastAsia="신명조"/>
                 <w:b/>
                 <w:i w:val="0"/>
+                <w:spacing w:val="-5"/>
+                <w:w w:val="95"/>
                 <w:sz w:val="16"/>
               </w:rPr>
               <w:t>Test</w:t>
@@ -4705,7 +5291,7 @@
               <w:wordWrap w:val="0"/>
               <w:autoSpaceDE w:val="0"/>
               <w:autoSpaceDN w:val="0"/>
-              <w:spacing w:after="20" w:before="20"/>
+              <w:spacing w:after="20" w:before="20" w:line="208" w:lineRule="exact"/>
             </w:pPr>
             <w:r/>
             <w:r>
@@ -4713,6 +5299,8 @@
                 <w:rFonts w:ascii="Times New Roman" w:hAnsi="Times New Roman" w:eastAsia="신명조"/>
                 <w:b/>
                 <w:i w:val="0"/>
+                <w:spacing w:val="-5"/>
+                <w:w w:val="95"/>
                 <w:sz w:val="16"/>
               </w:rPr>
               <w:t>vs baseline</w:t>
@@ -4735,7 +5323,7 @@
               <w:wordWrap w:val="0"/>
               <w:autoSpaceDE w:val="0"/>
               <w:autoSpaceDN w:val="0"/>
-              <w:spacing w:after="20" w:before="20"/>
+              <w:spacing w:after="20" w:before="20" w:line="208" w:lineRule="exact"/>
             </w:pPr>
             <w:r/>
             <w:r>
@@ -4743,6 +5331,8 @@
                 <w:rFonts w:ascii="Times New Roman" w:hAnsi="Times New Roman" w:eastAsia="신명조"/>
                 <w:b/>
                 <w:i w:val="0"/>
+                <w:spacing w:val="-5"/>
+                <w:w w:val="95"/>
                 <w:sz w:val="16"/>
               </w:rPr>
               <w:t>Best epoch</w:t>
@@ -4770,7 +5360,7 @@
               <w:wordWrap w:val="0"/>
               <w:autoSpaceDE w:val="0"/>
               <w:autoSpaceDN w:val="0"/>
-              <w:spacing w:after="20" w:before="20"/>
+              <w:spacing w:after="20" w:before="20" w:line="208" w:lineRule="exact"/>
             </w:pPr>
             <w:r/>
             <w:r>
@@ -4778,6 +5368,8 @@
                 <w:rFonts w:ascii="Times New Roman" w:hAnsi="Times New Roman" w:eastAsia="신명조"/>
                 <w:b w:val="0"/>
                 <w:i w:val="0"/>
+                <w:spacing w:val="-5"/>
+                <w:w w:val="95"/>
                 <w:sz w:val="16"/>
               </w:rPr>
               <w:t>PatchTST + quantile head</w:t>
@@ -4800,7 +5392,7 @@
               <w:wordWrap w:val="0"/>
               <w:autoSpaceDE w:val="0"/>
               <w:autoSpaceDN w:val="0"/>
-              <w:spacing w:after="20" w:before="20"/>
+              <w:spacing w:after="20" w:before="20" w:line="208" w:lineRule="exact"/>
             </w:pPr>
             <w:r/>
             <w:r>
@@ -4808,6 +5400,8 @@
                 <w:rFonts w:ascii="Times New Roman" w:hAnsi="Times New Roman" w:eastAsia="신명조"/>
                 <w:b w:val="0"/>
                 <w:i w:val="0"/>
+                <w:spacing w:val="-5"/>
+                <w:w w:val="95"/>
                 <w:sz w:val="16"/>
               </w:rPr>
               <w:t>0.035M</w:t>
@@ -4830,7 +5424,7 @@
               <w:wordWrap w:val="0"/>
               <w:autoSpaceDE w:val="0"/>
               <w:autoSpaceDN w:val="0"/>
-              <w:spacing w:after="20" w:before="20"/>
+              <w:spacing w:after="20" w:before="20" w:line="208" w:lineRule="exact"/>
             </w:pPr>
             <w:r/>
             <w:r>
@@ -4838,6 +5432,8 @@
                 <w:rFonts w:ascii="Times New Roman" w:hAnsi="Times New Roman" w:eastAsia="신명조"/>
                 <w:b w:val="0"/>
                 <w:i w:val="0"/>
+                <w:spacing w:val="-5"/>
+                <w:w w:val="95"/>
                 <w:sz w:val="16"/>
               </w:rPr>
               <w:t>0.012166 ± 0.000022</w:t>
@@ -4860,7 +5456,7 @@
               <w:wordWrap w:val="0"/>
               <w:autoSpaceDE w:val="0"/>
               <w:autoSpaceDN w:val="0"/>
-              <w:spacing w:after="20" w:before="20"/>
+              <w:spacing w:after="20" w:before="20" w:line="208" w:lineRule="exact"/>
             </w:pPr>
             <w:r/>
             <w:r>
@@ -4868,6 +5464,8 @@
                 <w:rFonts w:ascii="Times New Roman" w:hAnsi="Times New Roman" w:eastAsia="신명조"/>
                 <w:b w:val="0"/>
                 <w:i w:val="0"/>
+                <w:spacing w:val="-5"/>
+                <w:w w:val="95"/>
                 <w:sz w:val="16"/>
               </w:rPr>
               <w:t>+0.07%</w:t>
@@ -4890,7 +5488,7 @@
               <w:wordWrap w:val="0"/>
               <w:autoSpaceDE w:val="0"/>
               <w:autoSpaceDN w:val="0"/>
-              <w:spacing w:after="20" w:before="20"/>
+              <w:spacing w:after="20" w:before="20" w:line="208" w:lineRule="exact"/>
             </w:pPr>
             <w:r/>
             <w:r>
@@ -4898,6 +5496,8 @@
                 <w:rFonts w:ascii="Times New Roman" w:hAnsi="Times New Roman" w:eastAsia="신명조"/>
                 <w:b w:val="0"/>
                 <w:i w:val="0"/>
+                <w:spacing w:val="-5"/>
+                <w:w w:val="95"/>
                 <w:sz w:val="16"/>
               </w:rPr>
               <w:t>0.018686 ± 0.000130</w:t>
@@ -4920,7 +5520,7 @@
               <w:wordWrap w:val="0"/>
               <w:autoSpaceDE w:val="0"/>
               <w:autoSpaceDN w:val="0"/>
-              <w:spacing w:after="20" w:before="20"/>
+              <w:spacing w:after="20" w:before="20" w:line="208" w:lineRule="exact"/>
             </w:pPr>
             <w:r/>
             <w:r>
@@ -4928,6 +5528,8 @@
                 <w:rFonts w:ascii="Times New Roman" w:hAnsi="Times New Roman" w:eastAsia="신명조"/>
                 <w:b w:val="0"/>
                 <w:i w:val="0"/>
+                <w:spacing w:val="-5"/>
+                <w:w w:val="95"/>
                 <w:sz w:val="16"/>
               </w:rPr>
               <w:t>+0.36%</w:t>
@@ -4950,7 +5552,7 @@
               <w:wordWrap w:val="0"/>
               <w:autoSpaceDE w:val="0"/>
               <w:autoSpaceDN w:val="0"/>
-              <w:spacing w:after="20" w:before="20"/>
+              <w:spacing w:after="20" w:before="20" w:line="208" w:lineRule="exact"/>
             </w:pPr>
             <w:r/>
             <w:r>
@@ -4958,6 +5560,8 @@
                 <w:rFonts w:ascii="Times New Roman" w:hAnsi="Times New Roman" w:eastAsia="신명조"/>
                 <w:b w:val="0"/>
                 <w:i w:val="0"/>
+                <w:spacing w:val="-5"/>
+                <w:w w:val="95"/>
                 <w:sz w:val="16"/>
               </w:rPr>
               <w:t>1-5</w:t>
@@ -4985,7 +5589,7 @@
               <w:wordWrap w:val="0"/>
               <w:autoSpaceDE w:val="0"/>
               <w:autoSpaceDN w:val="0"/>
-              <w:spacing w:after="20" w:before="20"/>
+              <w:spacing w:after="20" w:before="20" w:line="208" w:lineRule="exact"/>
             </w:pPr>
             <w:r/>
             <w:r>
@@ -4993,6 +5597,8 @@
                 <w:rFonts w:ascii="Times New Roman" w:hAnsi="Times New Roman" w:eastAsia="신명조"/>
                 <w:b w:val="0"/>
                 <w:i w:val="0"/>
+                <w:spacing w:val="-5"/>
+                <w:w w:val="95"/>
                 <w:sz w:val="16"/>
               </w:rPr>
               <w:t>TFT, original</w:t>
@@ -5015,7 +5621,7 @@
               <w:wordWrap w:val="0"/>
               <w:autoSpaceDE w:val="0"/>
               <w:autoSpaceDN w:val="0"/>
-              <w:spacing w:after="20" w:before="20"/>
+              <w:spacing w:after="20" w:before="20" w:line="208" w:lineRule="exact"/>
             </w:pPr>
             <w:r/>
             <w:r>
@@ -5023,6 +5629,8 @@
                 <w:rFonts w:ascii="Times New Roman" w:hAnsi="Times New Roman" w:eastAsia="신명조"/>
                 <w:b w:val="0"/>
                 <w:i w:val="0"/>
+                <w:spacing w:val="-5"/>
+                <w:w w:val="95"/>
                 <w:sz w:val="16"/>
               </w:rPr>
               <w:t>0.687M</w:t>
@@ -5045,7 +5653,7 @@
               <w:wordWrap w:val="0"/>
               <w:autoSpaceDE w:val="0"/>
               <w:autoSpaceDN w:val="0"/>
-              <w:spacing w:after="20" w:before="20"/>
+              <w:spacing w:after="20" w:before="20" w:line="208" w:lineRule="exact"/>
             </w:pPr>
             <w:r/>
             <w:r>
@@ -5053,6 +5661,8 @@
                 <w:rFonts w:ascii="Times New Roman" w:hAnsi="Times New Roman" w:eastAsia="신명조"/>
                 <w:b w:val="0"/>
                 <w:i w:val="0"/>
+                <w:spacing w:val="-5"/>
+                <w:w w:val="95"/>
                 <w:sz w:val="16"/>
               </w:rPr>
               <w:t>0.011935 ± 0.000020</w:t>
@@ -5075,7 +5685,7 @@
               <w:wordWrap w:val="0"/>
               <w:autoSpaceDE w:val="0"/>
               <w:autoSpaceDN w:val="0"/>
-              <w:spacing w:after="20" w:before="20"/>
+              <w:spacing w:after="20" w:before="20" w:line="208" w:lineRule="exact"/>
             </w:pPr>
             <w:r/>
             <w:r>
@@ -5083,6 +5693,8 @@
                 <w:rFonts w:ascii="Times New Roman" w:hAnsi="Times New Roman" w:eastAsia="신명조"/>
                 <w:b w:val="0"/>
                 <w:i w:val="0"/>
+                <w:spacing w:val="-5"/>
+                <w:w w:val="95"/>
                 <w:sz w:val="16"/>
               </w:rPr>
               <w:t>+1.97%</w:t>
@@ -5105,7 +5717,7 @@
               <w:wordWrap w:val="0"/>
               <w:autoSpaceDE w:val="0"/>
               <w:autoSpaceDN w:val="0"/>
-              <w:spacing w:after="20" w:before="20"/>
+              <w:spacing w:after="20" w:before="20" w:line="208" w:lineRule="exact"/>
             </w:pPr>
             <w:r/>
             <w:r>
@@ -5113,6 +5725,8 @@
                 <w:rFonts w:ascii="Times New Roman" w:hAnsi="Times New Roman" w:eastAsia="신명조"/>
                 <w:b w:val="0"/>
                 <w:i w:val="0"/>
+                <w:spacing w:val="-5"/>
+                <w:w w:val="95"/>
                 <w:sz w:val="16"/>
               </w:rPr>
               <w:t>0.018325 ± 0.000091</w:t>
@@ -5135,7 +5749,7 @@
               <w:wordWrap w:val="0"/>
               <w:autoSpaceDE w:val="0"/>
               <w:autoSpaceDN w:val="0"/>
-              <w:spacing w:after="20" w:before="20"/>
+              <w:spacing w:after="20" w:before="20" w:line="208" w:lineRule="exact"/>
             </w:pPr>
             <w:r/>
             <w:r>
@@ -5143,6 +5757,8 @@
                 <w:rFonts w:ascii="Times New Roman" w:hAnsi="Times New Roman" w:eastAsia="신명조"/>
                 <w:b w:val="0"/>
                 <w:i w:val="0"/>
+                <w:spacing w:val="-5"/>
+                <w:w w:val="95"/>
                 <w:sz w:val="16"/>
               </w:rPr>
               <w:t>+2.28%</w:t>
@@ -5165,7 +5781,7 @@
               <w:wordWrap w:val="0"/>
               <w:autoSpaceDE w:val="0"/>
               <w:autoSpaceDN w:val="0"/>
-              <w:spacing w:after="20" w:before="20"/>
+              <w:spacing w:after="20" w:before="20" w:line="208" w:lineRule="exact"/>
             </w:pPr>
             <w:r/>
             <w:r>
@@ -5173,6 +5789,8 @@
                 <w:rFonts w:ascii="Times New Roman" w:hAnsi="Times New Roman" w:eastAsia="신명조"/>
                 <w:b w:val="0"/>
                 <w:i w:val="0"/>
+                <w:spacing w:val="-5"/>
+                <w:w w:val="95"/>
                 <w:sz w:val="16"/>
               </w:rPr>
               <w:t>1-2</w:t>
@@ -5200,7 +5818,7 @@
               <w:wordWrap w:val="0"/>
               <w:autoSpaceDE w:val="0"/>
               <w:autoSpaceDN w:val="0"/>
-              <w:spacing w:after="20" w:before="20"/>
+              <w:spacing w:after="20" w:before="20" w:line="208" w:lineRule="exact"/>
             </w:pPr>
             <w:r/>
             <w:r>
@@ -5208,6 +5826,8 @@
                 <w:rFonts w:ascii="Times New Roman" w:hAnsi="Times New Roman" w:eastAsia="신명조"/>
                 <w:b w:val="0"/>
                 <w:i w:val="0"/>
+                <w:spacing w:val="-5"/>
+                <w:w w:val="95"/>
                 <w:sz w:val="16"/>
               </w:rPr>
               <w:t>Quantile GBDT</w:t>
@@ -5230,7 +5850,7 @@
               <w:wordWrap w:val="0"/>
               <w:autoSpaceDE w:val="0"/>
               <w:autoSpaceDN w:val="0"/>
-              <w:spacing w:after="20" w:before="20"/>
+              <w:spacing w:after="20" w:before="20" w:line="208" w:lineRule="exact"/>
             </w:pPr>
             <w:r/>
             <w:r>
@@ -5238,6 +5858,8 @@
                 <w:rFonts w:ascii="Times New Roman" w:hAnsi="Times New Roman" w:eastAsia="신명조"/>
                 <w:b w:val="0"/>
                 <w:i w:val="0"/>
+                <w:spacing w:val="-5"/>
+                <w:w w:val="95"/>
                 <w:sz w:val="16"/>
               </w:rPr>
               <w:t>375 trees</w:t>
@@ -5260,7 +5882,7 @@
               <w:wordWrap w:val="0"/>
               <w:autoSpaceDE w:val="0"/>
               <w:autoSpaceDN w:val="0"/>
-              <w:spacing w:after="20" w:before="20"/>
+              <w:spacing w:after="20" w:before="20" w:line="208" w:lineRule="exact"/>
             </w:pPr>
             <w:r/>
             <w:r>
@@ -5268,6 +5890,8 @@
                 <w:rFonts w:ascii="Times New Roman" w:hAnsi="Times New Roman" w:eastAsia="신명조"/>
                 <w:b w:val="0"/>
                 <w:i w:val="0"/>
+                <w:spacing w:val="-5"/>
+                <w:w w:val="95"/>
                 <w:sz w:val="16"/>
               </w:rPr>
               <w:t>0.011890</w:t>
@@ -5290,7 +5914,7 @@
               <w:wordWrap w:val="0"/>
               <w:autoSpaceDE w:val="0"/>
               <w:autoSpaceDN w:val="0"/>
-              <w:spacing w:after="20" w:before="20"/>
+              <w:spacing w:after="20" w:before="20" w:line="208" w:lineRule="exact"/>
             </w:pPr>
             <w:r/>
             <w:r>
@@ -5298,6 +5922,8 @@
                 <w:rFonts w:ascii="Times New Roman" w:hAnsi="Times New Roman" w:eastAsia="신명조"/>
                 <w:b w:val="0"/>
                 <w:i w:val="0"/>
+                <w:spacing w:val="-5"/>
+                <w:w w:val="95"/>
                 <w:sz w:val="16"/>
               </w:rPr>
               <w:t>+2.34%</w:t>
@@ -5320,7 +5946,7 @@
               <w:wordWrap w:val="0"/>
               <w:autoSpaceDE w:val="0"/>
               <w:autoSpaceDN w:val="0"/>
-              <w:spacing w:after="20" w:before="20"/>
+              <w:spacing w:after="20" w:before="20" w:line="208" w:lineRule="exact"/>
             </w:pPr>
             <w:r/>
             <w:r>
@@ -5328,6 +5954,8 @@
                 <w:rFonts w:ascii="Times New Roman" w:hAnsi="Times New Roman" w:eastAsia="신명조"/>
                 <w:b w:val="0"/>
                 <w:i w:val="0"/>
+                <w:spacing w:val="-5"/>
+                <w:w w:val="95"/>
                 <w:sz w:val="16"/>
               </w:rPr>
               <w:t>0.018107</w:t>
@@ -5350,7 +5978,7 @@
               <w:wordWrap w:val="0"/>
               <w:autoSpaceDE w:val="0"/>
               <w:autoSpaceDN w:val="0"/>
-              <w:spacing w:after="20" w:before="20"/>
+              <w:spacing w:after="20" w:before="20" w:line="208" w:lineRule="exact"/>
             </w:pPr>
             <w:r/>
             <w:r>
@@ -5358,6 +5986,8 @@
                 <w:rFonts w:ascii="Times New Roman" w:hAnsi="Times New Roman" w:eastAsia="신명조"/>
                 <w:b w:val="0"/>
                 <w:i w:val="0"/>
+                <w:spacing w:val="-5"/>
+                <w:w w:val="95"/>
                 <w:sz w:val="16"/>
               </w:rPr>
               <w:t>+3.45%</w:t>
@@ -5380,7 +6010,7 @@
               <w:wordWrap w:val="0"/>
               <w:autoSpaceDE w:val="0"/>
               <w:autoSpaceDN w:val="0"/>
-              <w:spacing w:after="20" w:before="20"/>
+              <w:spacing w:after="20" w:before="20" w:line="208" w:lineRule="exact"/>
             </w:pPr>
             <w:r/>
             <w:r>
@@ -5388,6 +6018,8 @@
                 <w:rFonts w:ascii="Times New Roman" w:hAnsi="Times New Roman" w:eastAsia="신명조"/>
                 <w:b w:val="0"/>
                 <w:i w:val="0"/>
+                <w:spacing w:val="-5"/>
+                <w:w w:val="95"/>
                 <w:sz w:val="16"/>
               </w:rPr>
               <w:t>-</w:t>
@@ -5414,7 +6046,7 @@
               <w:wordWrap w:val="0"/>
               <w:autoSpaceDE w:val="0"/>
               <w:autoSpaceDN w:val="0"/>
-              <w:spacing w:after="20" w:before="20"/>
+              <w:spacing w:after="20" w:before="20" w:line="208" w:lineRule="exact"/>
             </w:pPr>
             <w:r/>
             <w:r>
@@ -5422,6 +6054,8 @@
                 <w:rFonts w:ascii="Times New Roman" w:hAnsi="Times New Roman" w:eastAsia="신명조"/>
                 <w:b/>
                 <w:i w:val="0"/>
+                <w:spacing w:val="-5"/>
+                <w:w w:val="95"/>
                 <w:sz w:val="16"/>
               </w:rPr>
               <w:t>Ours</w:t>
@@ -5443,7 +6077,7 @@
               <w:wordWrap w:val="0"/>
               <w:autoSpaceDE w:val="0"/>
               <w:autoSpaceDN w:val="0"/>
-              <w:spacing w:after="20" w:before="20"/>
+              <w:spacing w:after="20" w:before="20" w:line="208" w:lineRule="exact"/>
             </w:pPr>
             <w:r/>
             <w:r>
@@ -5451,6 +6085,8 @@
                 <w:rFonts w:ascii="Times New Roman" w:hAnsi="Times New Roman" w:eastAsia="신명조"/>
                 <w:b w:val="0"/>
                 <w:i w:val="0"/>
+                <w:spacing w:val="-5"/>
+                <w:w w:val="95"/>
                 <w:sz w:val="16"/>
               </w:rPr>
               <w:t>0.500M</w:t>
@@ -5472,7 +6108,7 @@
               <w:wordWrap w:val="0"/>
               <w:autoSpaceDE w:val="0"/>
               <w:autoSpaceDN w:val="0"/>
-              <w:spacing w:after="20" w:before="20"/>
+              <w:spacing w:after="20" w:before="20" w:line="208" w:lineRule="exact"/>
             </w:pPr>
             <w:r/>
             <w:r>
@@ -5480,6 +6116,8 @@
                 <w:rFonts w:ascii="Times New Roman" w:hAnsi="Times New Roman" w:eastAsia="신명조"/>
                 <w:b w:val="0"/>
                 <w:i w:val="0"/>
+                <w:spacing w:val="-5"/>
+                <w:w w:val="95"/>
                 <w:sz w:val="16"/>
               </w:rPr>
               <w:t>0.011889 ± 0.000012</w:t>
@@ -5501,7 +6139,7 @@
               <w:wordWrap w:val="0"/>
               <w:autoSpaceDE w:val="0"/>
               <w:autoSpaceDN w:val="0"/>
-              <w:spacing w:after="20" w:before="20"/>
+              <w:spacing w:after="20" w:before="20" w:line="208" w:lineRule="exact"/>
             </w:pPr>
             <w:r/>
             <w:r>
@@ -5509,6 +6147,8 @@
                 <w:rFonts w:ascii="Times New Roman" w:hAnsi="Times New Roman" w:eastAsia="신명조"/>
                 <w:b w:val="0"/>
                 <w:i w:val="0"/>
+                <w:spacing w:val="-5"/>
+                <w:w w:val="95"/>
                 <w:sz w:val="16"/>
               </w:rPr>
               <w:t>+2.35%</w:t>
@@ -5530,7 +6170,7 @@
               <w:wordWrap w:val="0"/>
               <w:autoSpaceDE w:val="0"/>
               <w:autoSpaceDN w:val="0"/>
-              <w:spacing w:after="20" w:before="20"/>
+              <w:spacing w:after="20" w:before="20" w:line="208" w:lineRule="exact"/>
             </w:pPr>
             <w:r/>
             <w:r>
@@ -5538,6 +6178,8 @@
                 <w:rFonts w:ascii="Times New Roman" w:hAnsi="Times New Roman" w:eastAsia="신명조"/>
                 <w:b/>
                 <w:i w:val="0"/>
+                <w:spacing w:val="-5"/>
+                <w:w w:val="95"/>
                 <w:sz w:val="16"/>
               </w:rPr>
               <w:t>0.017826 ± 0.000059</w:t>
@@ -5559,7 +6201,7 @@
               <w:wordWrap w:val="0"/>
               <w:autoSpaceDE w:val="0"/>
               <w:autoSpaceDN w:val="0"/>
-              <w:spacing w:after="20" w:before="20"/>
+              <w:spacing w:after="20" w:before="20" w:line="208" w:lineRule="exact"/>
             </w:pPr>
             <w:r/>
             <w:r>
@@ -5567,6 +6209,8 @@
                 <w:rFonts w:ascii="Times New Roman" w:hAnsi="Times New Roman" w:eastAsia="신명조"/>
                 <w:b/>
                 <w:i w:val="0"/>
+                <w:spacing w:val="-5"/>
+                <w:w w:val="95"/>
                 <w:sz w:val="16"/>
               </w:rPr>
               <w:t>+4.95%</w:t>
@@ -5588,7 +6232,7 @@
               <w:wordWrap w:val="0"/>
               <w:autoSpaceDE w:val="0"/>
               <w:autoSpaceDN w:val="0"/>
-              <w:spacing w:after="20" w:before="20"/>
+              <w:spacing w:after="20" w:before="20" w:line="208" w:lineRule="exact"/>
             </w:pPr>
             <w:r/>
             <w:r>
@@ -5596,6 +6240,8 @@
                 <w:rFonts w:ascii="Times New Roman" w:hAnsi="Times New Roman" w:eastAsia="신명조"/>
                 <w:b w:val="0"/>
                 <w:i w:val="0"/>
+                <w:spacing w:val="-5"/>
+                <w:w w:val="95"/>
                 <w:sz w:val="16"/>
               </w:rPr>
               <w:t>2-10</w:t>
@@ -5614,7 +6260,7 @@
         <w:sectPr>
           <w:type w:val="continuous"/>
           <w:pgSz w:w="11906" w:h="16838"/>
-          <w:pgMar w:top="1446" w:right="1134" w:bottom="879" w:left="1134" w:header="567" w:footer="567" w:gutter="0"/>
+          <w:pgMar w:top="2013" w:right="1134" w:bottom="1446" w:left="1134" w:header="1446" w:footer="879" w:gutter="0"/>
           <w:docGrid w:linePitch="360"/>
           <w:cols w:num="1" w:space="453" w:equalWidth="1"/>
         </w:sectPr>
@@ -5625,7 +6271,7 @@
         <w:wordWrap w:val="0"/>
         <w:autoSpaceDE w:val="0"/>
         <w:autoSpaceDN w:val="0"/>
-        <w:spacing w:after="80" w:before="0" w:line="341" w:lineRule="auto"/>
+        <w:spacing w:after="80" w:before="0" w:line="280" w:lineRule="exact"/>
         <w:ind w:firstLine="180"/>
         <w:jc w:val="both"/>
       </w:pPr>
@@ -5634,6 +6280,8 @@
           <w:rFonts w:ascii="Times New Roman" w:hAnsi="Times New Roman" w:eastAsia="신명조"/>
           <w:b w:val="0"/>
           <w:i w:val="0"/>
+          <w:spacing w:val="-5"/>
+          <w:w w:val="95"/>
           <w:sz w:val="18"/>
         </w:rPr>
         <w:t xml:space="preserve">제안 모형은 두 구간 모두에서 TFT 원본보다 손실이 낮았고, 시드를 짝지은 비교에서도 구간마다 다섯 시드 전부가 같은 방향이었다(구간별 부호검정 </w:t>
@@ -5643,6 +6291,8 @@
           <w:rFonts w:ascii="Times New Roman" w:hAnsi="Times New Roman" w:eastAsia="신명조"/>
           <w:b w:val="0"/>
           <w:i/>
+          <w:spacing w:val="-5"/>
+          <w:w w:val="95"/>
           <w:sz w:val="18"/>
         </w:rPr>
         <w:t>p</w:t>
@@ -5652,6 +6302,8 @@
           <w:rFonts w:ascii="Times New Roman" w:hAnsi="Times New Roman" w:eastAsia="신명조"/>
           <w:b w:val="0"/>
           <w:i w:val="0"/>
+          <w:spacing w:val="-5"/>
+          <w:w w:val="95"/>
           <w:sz w:val="18"/>
         </w:rPr>
         <w:t xml:space="preserve"> = 0.031 단측, 두 구간 각각). 두 구간은 같은 체크포인트에서 나오므로 열 번을 독립 시행으로 합치지 않는다. 검증구간의 격차는 핀볼 손실 0.000046으로 기준선 대비 개선폭의 16%에 그치므로 우위가 아니라 대등하거나 근소하게 낫다는 수준으로 해석한다. 조기종료와 최적 회차 선택에 쓰이지 않은 시험구간에서는 격차가 0.000499로 벌어지며 다섯 시드의 범위가 겹치지 않는다 (0.017739~0.017895 대 0.018205~0.018407). 평균 차이에 대한 Welch 검정은 검증구간 </w:t>
@@ -5661,6 +6313,8 @@
           <w:rFonts w:ascii="Times New Roman" w:hAnsi="Times New Roman" w:eastAsia="신명조"/>
           <w:b w:val="0"/>
           <w:i/>
+          <w:spacing w:val="-5"/>
+          <w:w w:val="95"/>
           <w:sz w:val="18"/>
         </w:rPr>
         <w:t>t</w:t>
@@ -5670,6 +6324,8 @@
           <w:rFonts w:ascii="Times New Roman" w:hAnsi="Times New Roman" w:eastAsia="신명조"/>
           <w:b w:val="0"/>
           <w:i w:val="0"/>
+          <w:spacing w:val="-5"/>
+          <w:w w:val="95"/>
           <w:sz w:val="18"/>
         </w:rPr>
         <w:t xml:space="preserve"> = 4.47(</w:t>
@@ -5679,6 +6335,8 @@
           <w:rFonts w:ascii="Times New Roman" w:hAnsi="Times New Roman" w:eastAsia="신명조"/>
           <w:b w:val="0"/>
           <w:i/>
+          <w:spacing w:val="-5"/>
+          <w:w w:val="95"/>
           <w:sz w:val="18"/>
         </w:rPr>
         <w:t>p</w:t>
@@ -5688,6 +6346,8 @@
           <w:rFonts w:ascii="Times New Roman" w:hAnsi="Times New Roman" w:eastAsia="신명조"/>
           <w:b w:val="0"/>
           <w:i w:val="0"/>
+          <w:spacing w:val="-5"/>
+          <w:w w:val="95"/>
           <w:sz w:val="18"/>
         </w:rPr>
         <w:t xml:space="preserve"> = 0.004), 시험구간 </w:t>
@@ -5697,6 +6357,8 @@
           <w:rFonts w:ascii="Times New Roman" w:hAnsi="Times New Roman" w:eastAsia="신명조"/>
           <w:b w:val="0"/>
           <w:i/>
+          <w:spacing w:val="-5"/>
+          <w:w w:val="95"/>
           <w:sz w:val="18"/>
         </w:rPr>
         <w:t>t</w:t>
@@ -5706,6 +6368,8 @@
           <w:rFonts w:ascii="Times New Roman" w:hAnsi="Times New Roman" w:eastAsia="신명조"/>
           <w:b w:val="0"/>
           <w:i w:val="0"/>
+          <w:spacing w:val="-5"/>
+          <w:w w:val="95"/>
           <w:sz w:val="18"/>
         </w:rPr>
         <w:t xml:space="preserve"> = 10.33(</w:t>
@@ -5715,6 +6379,8 @@
           <w:rFonts w:ascii="Times New Roman" w:hAnsi="Times New Roman" w:eastAsia="신명조"/>
           <w:b w:val="0"/>
           <w:i/>
+          <w:spacing w:val="-5"/>
+          <w:w w:val="95"/>
           <w:sz w:val="18"/>
         </w:rPr>
         <w:t>p</w:t>
@@ -5724,6 +6390,8 @@
           <w:rFonts w:ascii="Times New Roman" w:hAnsi="Times New Roman" w:eastAsia="신명조"/>
           <w:b w:val="0"/>
           <w:i w:val="0"/>
+          <w:spacing w:val="-5"/>
+          <w:w w:val="95"/>
           <w:sz w:val="18"/>
         </w:rPr>
         <w:t xml:space="preserve"> &lt; 0.001)이다. 같은 표본의 날짜별 손실 계열에 Diebold-Mariano 검정[22](Newey-West 4시차[23], Harvey-Leybourne-Newbold 소표본 보정[24])을 적용하면 550거래일의 시험구간에서는 다섯 시드 모두 유의하나 (</w:t>
@@ -5733,6 +6401,8 @@
           <w:rFonts w:ascii="Times New Roman" w:hAnsi="Times New Roman" w:eastAsia="신명조"/>
           <w:b w:val="0"/>
           <w:i/>
+          <w:spacing w:val="-5"/>
+          <w:w w:val="95"/>
           <w:sz w:val="18"/>
         </w:rPr>
         <w:t>p</w:t>
@@ -5742,6 +6412,8 @@
           <w:rFonts w:ascii="Times New Roman" w:hAnsi="Times New Roman" w:eastAsia="신명조"/>
           <w:b w:val="0"/>
           <w:i w:val="0"/>
+          <w:spacing w:val="-5"/>
+          <w:w w:val="95"/>
           <w:sz w:val="18"/>
         </w:rPr>
         <w:t xml:space="preserve"> = 0.022, 0.001, 0.009, 0.003, &lt; 0.001) 122거래일의 검증구간에서는 다섯 시드 모두 유의하지 않다 (</w:t>
@@ -5751,6 +6423,8 @@
           <w:rFonts w:ascii="Times New Roman" w:hAnsi="Times New Roman" w:eastAsia="신명조"/>
           <w:b w:val="0"/>
           <w:i/>
+          <w:spacing w:val="-5"/>
+          <w:w w:val="95"/>
           <w:sz w:val="18"/>
         </w:rPr>
         <w:t>p</w:t>
@@ -5760,6 +6434,8 @@
           <w:rFonts w:ascii="Times New Roman" w:hAnsi="Times New Roman" w:eastAsia="신명조"/>
           <w:b w:val="0"/>
           <w:i w:val="0"/>
+          <w:spacing w:val="-5"/>
+          <w:w w:val="95"/>
           <w:sz w:val="18"/>
         </w:rPr>
         <w:t xml:space="preserve"> = 0.16~0.56). 날짜를 표본으로 보는 검정이므로 짧은 구간에서는 검정력이 약하다. 분위 헤드만 부착한 PatchTST는 검증구간 +0.07%, 시험구간 +0.36%로 상수 예측을 간신히 상회하는 데 그쳤고, 다섯 시드 가운데 네 시드는 첫 회차에서 최적값에 도달하였다. 격차가 시험구간에서 벌어지는 이유의 하나는 학습 곡선이다. TFT는 다섯 시드 모두 1~2회차에서 최적값에 도달한 뒤 과적합으로 돌아섰고, 제안 모형의 최적 회차는 2~10회차에 분포하였다. 격차의 일부는 수치 정밀도 설정에서도 온다. 세 모형을 모두 단정밀도로 맞추어 한 번씩 학습하면 시험구간 개선폭이 제안 모형 +5.25%, TFT 원본 +3.30%, 분위 헤드만 부착한 PatchTST +2.25%로 격차가 좁아지지만 순서는 바뀌지 않는다. 중앙값만 떼어 평균절대오차로 재면 제안 모형은 0.053439 ± 0.000142로 상수 기준선(0.053447)과 사실상 같고 TFT 원본은 0.053707로 오히려 나쁘므로, 핀볼 손실의 개선은 중앙값의 점 정확도가 아니라 예측 구간에서 온다.</w:t>
@@ -5770,7 +6446,7 @@
         <w:wordWrap w:val="0"/>
         <w:autoSpaceDE w:val="0"/>
         <w:autoSpaceDN w:val="0"/>
-        <w:spacing w:after="80" w:before="0" w:line="341" w:lineRule="auto"/>
+        <w:spacing w:after="80" w:before="0" w:line="280" w:lineRule="exact"/>
         <w:ind w:firstLine="180"/>
         <w:jc w:val="both"/>
       </w:pPr>
@@ -5779,6 +6455,8 @@
           <w:rFonts w:ascii="Times New Roman" w:hAnsi="Times New Roman" w:eastAsia="신명조"/>
           <w:b w:val="0"/>
           <w:i w:val="0"/>
+          <w:spacing w:val="-5"/>
+          <w:w w:val="95"/>
           <w:sz w:val="18"/>
         </w:rPr>
         <w:t>트리 계열 기준모형으로 분위 손실을 쓰는 히스토그램 그래디언트 부스팅(LightGBM[25]의 방식을 따른 scikit-learn[26] 구현)을 같은 분할과 같은 윈도우 표본에서 평가하였다. 입력은 동적 30채널의 당일 값과 1·5·20일 시차, 매크로 13채널, 정적 범주형 3종의 136개이고, 분위마다 모형을 하나씩 두어 검증구간 손실로 트리 수를 정하였다(75·25·275개). 부표본 추출이 없어 같은 자료에서는 같은 모형이 나오므로 한 번만 학습하였다. 검증구간 손실은 제안 모형과 같았고(0.011890 대 0.011889), 시험구간 손실은 TFT 원본보다 작고 제안 모형보다 컸다. 제안 모형의 다섯 시드는 모두 이 값보다 낮았다(최대 0.017895 대 0.018107).</w:t>
@@ -5797,6 +6475,8 @@
           <w:rFonts w:ascii="Times New Roman" w:hAnsi="Times New Roman" w:eastAsia="중고딕"/>
           <w:b w:val="0"/>
           <w:i w:val="0"/>
+          <w:spacing w:val="-9"/>
+          <w:w w:val="95"/>
           <w:sz w:val="18"/>
         </w:rPr>
         <w:t>5.2 계산 비용</w:t>
@@ -5807,7 +6487,7 @@
         <w:sectPr>
           <w:type w:val="continuous"/>
           <w:pgSz w:w="11906" w:h="16838"/>
-          <w:pgMar w:top="1446" w:right="1134" w:bottom="879" w:left="1134" w:header="567" w:footer="567" w:gutter="0"/>
+          <w:pgMar w:top="2013" w:right="1134" w:bottom="1446" w:left="1134" w:header="1446" w:footer="879" w:gutter="0"/>
           <w:docGrid w:linePitch="360"/>
           <w:cols w:num="2" w:space="453" w:equalWidth="1"/>
         </w:sectPr>
@@ -5819,13 +6499,15 @@
         <w:wordWrap w:val="0"/>
         <w:autoSpaceDE w:val="0"/>
         <w:autoSpaceDN w:val="0"/>
-        <w:spacing w:after="40" w:before="0" w:line="288" w:lineRule="auto"/>
+        <w:spacing w:after="40" w:before="0" w:line="220" w:lineRule="exact"/>
       </w:pPr>
       <w:r>
         <w:rPr>
           <w:rFonts w:ascii="Times New Roman" w:hAnsi="Times New Roman" w:eastAsia="중고딕"/>
           <w:b w:val="0"/>
           <w:i w:val="0"/>
+          <w:spacing w:val="-8"/>
+          <w:w w:val="95"/>
           <w:sz w:val="17"/>
         </w:rPr>
         <w:t>Table 5. Computational cost measured on one device (Mac, Metal GPU backend; batch 64, 120-day input, 201 stocks). The quantile GBDT row is one full fit of the three quantile models on the CPU (8 cores), so it has neither epochs nor activation memory. The text below gives the measurement procedure</w:t>
@@ -5870,7 +6552,7 @@
               <w:wordWrap w:val="0"/>
               <w:autoSpaceDE w:val="0"/>
               <w:autoSpaceDN w:val="0"/>
-              <w:spacing w:after="20" w:before="20"/>
+              <w:spacing w:after="20" w:before="20" w:line="208" w:lineRule="exact"/>
             </w:pPr>
             <w:r/>
             <w:r>
@@ -5878,6 +6560,8 @@
                 <w:rFonts w:ascii="Times New Roman" w:hAnsi="Times New Roman" w:eastAsia="신명조"/>
                 <w:b/>
                 <w:i w:val="0"/>
+                <w:spacing w:val="-5"/>
+                <w:w w:val="95"/>
                 <w:sz w:val="16"/>
               </w:rPr>
               <w:t>Model</w:t>
@@ -5900,7 +6584,7 @@
               <w:wordWrap w:val="0"/>
               <w:autoSpaceDE w:val="0"/>
               <w:autoSpaceDN w:val="0"/>
-              <w:spacing w:after="20" w:before="20"/>
+              <w:spacing w:after="20" w:before="20" w:line="208" w:lineRule="exact"/>
             </w:pPr>
             <w:r/>
             <w:r>
@@ -5908,6 +6592,8 @@
                 <w:rFonts w:ascii="Times New Roman" w:hAnsi="Times New Roman" w:eastAsia="신명조"/>
                 <w:b/>
                 <w:i w:val="0"/>
+                <w:spacing w:val="-5"/>
+                <w:w w:val="95"/>
                 <w:sz w:val="16"/>
               </w:rPr>
               <w:t>s / epoch</w:t>
@@ -5930,7 +6616,7 @@
               <w:wordWrap w:val="0"/>
               <w:autoSpaceDE w:val="0"/>
               <w:autoSpaceDN w:val="0"/>
-              <w:spacing w:after="20" w:before="20"/>
+              <w:spacing w:after="20" w:before="20" w:line="208" w:lineRule="exact"/>
             </w:pPr>
             <w:r/>
             <w:r>
@@ -5938,6 +6624,8 @@
                 <w:rFonts w:ascii="Times New Roman" w:hAnsi="Times New Roman" w:eastAsia="신명조"/>
                 <w:b/>
                 <w:i w:val="0"/>
+                <w:spacing w:val="-5"/>
+                <w:w w:val="95"/>
                 <w:sz w:val="16"/>
               </w:rPr>
               <w:t>Latency / stock</w:t>
@@ -5960,7 +6648,7 @@
               <w:wordWrap w:val="0"/>
               <w:autoSpaceDE w:val="0"/>
               <w:autoSpaceDN w:val="0"/>
-              <w:spacing w:after="20" w:before="20"/>
+              <w:spacing w:after="20" w:before="20" w:line="208" w:lineRule="exact"/>
             </w:pPr>
             <w:r/>
             <w:r>
@@ -5968,6 +6656,8 @@
                 <w:rFonts w:ascii="Times New Roman" w:hAnsi="Times New Roman" w:eastAsia="신명조"/>
                 <w:b/>
                 <w:i w:val="0"/>
+                <w:spacing w:val="-5"/>
+                <w:w w:val="95"/>
                 <w:sz w:val="16"/>
               </w:rPr>
               <w:t>Universe pass</w:t>
@@ -5990,7 +6680,7 @@
               <w:wordWrap w:val="0"/>
               <w:autoSpaceDE w:val="0"/>
               <w:autoSpaceDN w:val="0"/>
-              <w:spacing w:after="20" w:before="20"/>
+              <w:spacing w:after="20" w:before="20" w:line="208" w:lineRule="exact"/>
             </w:pPr>
             <w:r/>
             <w:r>
@@ -5998,6 +6688,8 @@
                 <w:rFonts w:ascii="Times New Roman" w:hAnsi="Times New Roman" w:eastAsia="신명조"/>
                 <w:b/>
                 <w:i w:val="0"/>
+                <w:spacing w:val="-5"/>
+                <w:w w:val="95"/>
                 <w:sz w:val="16"/>
               </w:rPr>
               <w:t>Activation</w:t>
@@ -6020,7 +6712,7 @@
               <w:wordWrap w:val="0"/>
               <w:autoSpaceDE w:val="0"/>
               <w:autoSpaceDN w:val="0"/>
-              <w:spacing w:after="20" w:before="20"/>
+              <w:spacing w:after="20" w:before="20" w:line="208" w:lineRule="exact"/>
             </w:pPr>
             <w:r/>
             <w:r>
@@ -6028,6 +6720,8 @@
                 <w:rFonts w:ascii="Times New Roman" w:hAnsi="Times New Roman" w:eastAsia="신명조"/>
                 <w:b/>
                 <w:i w:val="0"/>
+                <w:spacing w:val="-5"/>
+                <w:w w:val="95"/>
                 <w:sz w:val="16"/>
               </w:rPr>
               <w:t>Param memory</w:t>
@@ -6055,7 +6749,7 @@
               <w:wordWrap w:val="0"/>
               <w:autoSpaceDE w:val="0"/>
               <w:autoSpaceDN w:val="0"/>
-              <w:spacing w:after="20" w:before="20"/>
+              <w:spacing w:after="20" w:before="20" w:line="208" w:lineRule="exact"/>
             </w:pPr>
             <w:r/>
             <w:r>
@@ -6063,6 +6757,8 @@
                 <w:rFonts w:ascii="Times New Roman" w:hAnsi="Times New Roman" w:eastAsia="신명조"/>
                 <w:b w:val="0"/>
                 <w:i w:val="0"/>
+                <w:spacing w:val="-5"/>
+                <w:w w:val="95"/>
                 <w:sz w:val="16"/>
               </w:rPr>
               <w:t>PatchTST (+ quantile head)</w:t>
@@ -6085,7 +6781,7 @@
               <w:wordWrap w:val="0"/>
               <w:autoSpaceDE w:val="0"/>
               <w:autoSpaceDN w:val="0"/>
-              <w:spacing w:after="20" w:before="20"/>
+              <w:spacing w:after="20" w:before="20" w:line="208" w:lineRule="exact"/>
             </w:pPr>
             <w:r/>
             <w:r>
@@ -6093,6 +6789,8 @@
                 <w:rFonts w:ascii="Times New Roman" w:hAnsi="Times New Roman" w:eastAsia="신명조"/>
                 <w:b w:val="0"/>
                 <w:i w:val="0"/>
+                <w:spacing w:val="-5"/>
+                <w:w w:val="95"/>
                 <w:sz w:val="16"/>
               </w:rPr>
               <w:t>110.8</w:t>
@@ -6115,7 +6813,7 @@
               <w:wordWrap w:val="0"/>
               <w:autoSpaceDE w:val="0"/>
               <w:autoSpaceDN w:val="0"/>
-              <w:spacing w:after="20" w:before="20"/>
+              <w:spacing w:after="20" w:before="20" w:line="208" w:lineRule="exact"/>
             </w:pPr>
             <w:r/>
             <w:r>
@@ -6123,6 +6821,8 @@
                 <w:rFonts w:ascii="Times New Roman" w:hAnsi="Times New Roman" w:eastAsia="신명조"/>
                 <w:b w:val="0"/>
                 <w:i w:val="0"/>
+                <w:spacing w:val="-5"/>
+                <w:w w:val="95"/>
                 <w:sz w:val="16"/>
               </w:rPr>
               <w:t>0.092 ms</w:t>
@@ -6145,7 +6845,7 @@
               <w:wordWrap w:val="0"/>
               <w:autoSpaceDE w:val="0"/>
               <w:autoSpaceDN w:val="0"/>
-              <w:spacing w:after="20" w:before="20"/>
+              <w:spacing w:after="20" w:before="20" w:line="208" w:lineRule="exact"/>
             </w:pPr>
             <w:r/>
             <w:r>
@@ -6153,6 +6853,8 @@
                 <w:rFonts w:ascii="Times New Roman" w:hAnsi="Times New Roman" w:eastAsia="신명조"/>
                 <w:b w:val="0"/>
                 <w:i w:val="0"/>
+                <w:spacing w:val="-5"/>
+                <w:w w:val="95"/>
                 <w:sz w:val="16"/>
               </w:rPr>
               <w:t>18.6 ms</w:t>
@@ -6175,7 +6877,7 @@
               <w:wordWrap w:val="0"/>
               <w:autoSpaceDE w:val="0"/>
               <w:autoSpaceDN w:val="0"/>
-              <w:spacing w:after="20" w:before="20"/>
+              <w:spacing w:after="20" w:before="20" w:line="208" w:lineRule="exact"/>
             </w:pPr>
             <w:r/>
             <w:r>
@@ -6183,6 +6885,8 @@
                 <w:rFonts w:ascii="Times New Roman" w:hAnsi="Times New Roman" w:eastAsia="신명조"/>
                 <w:b w:val="0"/>
                 <w:i w:val="0"/>
+                <w:spacing w:val="-5"/>
+                <w:w w:val="95"/>
                 <w:sz w:val="16"/>
               </w:rPr>
               <w:t>172.8 MB</w:t>
@@ -6205,7 +6909,7 @@
               <w:wordWrap w:val="0"/>
               <w:autoSpaceDE w:val="0"/>
               <w:autoSpaceDN w:val="0"/>
-              <w:spacing w:after="20" w:before="20"/>
+              <w:spacing w:after="20" w:before="20" w:line="208" w:lineRule="exact"/>
             </w:pPr>
             <w:r/>
             <w:r>
@@ -6213,6 +6917,8 @@
                 <w:rFonts w:ascii="Times New Roman" w:hAnsi="Times New Roman" w:eastAsia="신명조"/>
                 <w:b w:val="0"/>
                 <w:i w:val="0"/>
+                <w:spacing w:val="-5"/>
+                <w:w w:val="95"/>
                 <w:sz w:val="16"/>
               </w:rPr>
               <w:t>0.14 MB</w:t>
@@ -6240,7 +6946,7 @@
               <w:wordWrap w:val="0"/>
               <w:autoSpaceDE w:val="0"/>
               <w:autoSpaceDN w:val="0"/>
-              <w:spacing w:after="20" w:before="20"/>
+              <w:spacing w:after="20" w:before="20" w:line="208" w:lineRule="exact"/>
             </w:pPr>
             <w:r/>
             <w:r>
@@ -6248,6 +6954,8 @@
                 <w:rFonts w:ascii="Times New Roman" w:hAnsi="Times New Roman" w:eastAsia="신명조"/>
                 <w:b w:val="0"/>
                 <w:i w:val="0"/>
+                <w:spacing w:val="-5"/>
+                <w:w w:val="95"/>
                 <w:sz w:val="16"/>
               </w:rPr>
               <w:t>TFT, original</w:t>
@@ -6270,7 +6978,7 @@
               <w:wordWrap w:val="0"/>
               <w:autoSpaceDE w:val="0"/>
               <w:autoSpaceDN w:val="0"/>
-              <w:spacing w:after="20" w:before="20"/>
+              <w:spacing w:after="20" w:before="20" w:line="208" w:lineRule="exact"/>
             </w:pPr>
             <w:r/>
             <w:r>
@@ -6278,6 +6986,8 @@
                 <w:rFonts w:ascii="Times New Roman" w:hAnsi="Times New Roman" w:eastAsia="신명조"/>
                 <w:b w:val="0"/>
                 <w:i w:val="0"/>
+                <w:spacing w:val="-5"/>
+                <w:w w:val="95"/>
                 <w:sz w:val="16"/>
               </w:rPr>
               <w:t>550.8</w:t>
@@ -6300,7 +7010,7 @@
               <w:wordWrap w:val="0"/>
               <w:autoSpaceDE w:val="0"/>
               <w:autoSpaceDN w:val="0"/>
-              <w:spacing w:after="20" w:before="20"/>
+              <w:spacing w:after="20" w:before="20" w:line="208" w:lineRule="exact"/>
             </w:pPr>
             <w:r/>
             <w:r>
@@ -6308,6 +7018,8 @@
                 <w:rFonts w:ascii="Times New Roman" w:hAnsi="Times New Roman" w:eastAsia="신명조"/>
                 <w:b w:val="0"/>
                 <w:i w:val="0"/>
+                <w:spacing w:val="-5"/>
+                <w:w w:val="95"/>
                 <w:sz w:val="16"/>
               </w:rPr>
               <w:t>0.693 ms</w:t>
@@ -6330,7 +7042,7 @@
               <w:wordWrap w:val="0"/>
               <w:autoSpaceDE w:val="0"/>
               <w:autoSpaceDN w:val="0"/>
-              <w:spacing w:after="20" w:before="20"/>
+              <w:spacing w:after="20" w:before="20" w:line="208" w:lineRule="exact"/>
             </w:pPr>
             <w:r/>
             <w:r>
@@ -6338,6 +7050,8 @@
                 <w:rFonts w:ascii="Times New Roman" w:hAnsi="Times New Roman" w:eastAsia="신명조"/>
                 <w:b w:val="0"/>
                 <w:i w:val="0"/>
+                <w:spacing w:val="-5"/>
+                <w:w w:val="95"/>
                 <w:sz w:val="16"/>
               </w:rPr>
               <w:t>139.4 ms</w:t>
@@ -6360,7 +7074,7 @@
               <w:wordWrap w:val="0"/>
               <w:autoSpaceDE w:val="0"/>
               <w:autoSpaceDN w:val="0"/>
-              <w:spacing w:after="20" w:before="20"/>
+              <w:spacing w:after="20" w:before="20" w:line="208" w:lineRule="exact"/>
             </w:pPr>
             <w:r/>
             <w:r>
@@ -6368,6 +7082,8 @@
                 <w:rFonts w:ascii="Times New Roman" w:hAnsi="Times New Roman" w:eastAsia="신명조"/>
                 <w:b w:val="0"/>
                 <w:i w:val="0"/>
+                <w:spacing w:val="-5"/>
+                <w:w w:val="95"/>
                 <w:sz w:val="16"/>
               </w:rPr>
               <w:t>679.1 MB</w:t>
@@ -6390,7 +7106,7 @@
               <w:wordWrap w:val="0"/>
               <w:autoSpaceDE w:val="0"/>
               <w:autoSpaceDN w:val="0"/>
-              <w:spacing w:after="20" w:before="20"/>
+              <w:spacing w:after="20" w:before="20" w:line="208" w:lineRule="exact"/>
             </w:pPr>
             <w:r/>
             <w:r>
@@ -6398,6 +7114,8 @@
                 <w:rFonts w:ascii="Times New Roman" w:hAnsi="Times New Roman" w:eastAsia="신명조"/>
                 <w:b w:val="0"/>
                 <w:i w:val="0"/>
+                <w:spacing w:val="-5"/>
+                <w:w w:val="95"/>
                 <w:sz w:val="16"/>
               </w:rPr>
               <w:t>2.75 MB</w:t>
@@ -6425,7 +7143,7 @@
               <w:wordWrap w:val="0"/>
               <w:autoSpaceDE w:val="0"/>
               <w:autoSpaceDN w:val="0"/>
-              <w:spacing w:after="20" w:before="20"/>
+              <w:spacing w:after="20" w:before="20" w:line="208" w:lineRule="exact"/>
             </w:pPr>
             <w:r/>
             <w:r>
@@ -6433,6 +7151,8 @@
                 <w:rFonts w:ascii="Times New Roman" w:hAnsi="Times New Roman" w:eastAsia="신명조"/>
                 <w:b w:val="0"/>
                 <w:i w:val="0"/>
+                <w:spacing w:val="-5"/>
+                <w:w w:val="95"/>
                 <w:sz w:val="16"/>
               </w:rPr>
               <w:t>Ours</w:t>
@@ -6455,7 +7175,7 @@
               <w:wordWrap w:val="0"/>
               <w:autoSpaceDE w:val="0"/>
               <w:autoSpaceDN w:val="0"/>
-              <w:spacing w:after="20" w:before="20"/>
+              <w:spacing w:after="20" w:before="20" w:line="208" w:lineRule="exact"/>
             </w:pPr>
             <w:r/>
             <w:r>
@@ -6463,6 +7183,8 @@
                 <w:rFonts w:ascii="Times New Roman" w:hAnsi="Times New Roman" w:eastAsia="신명조"/>
                 <w:b w:val="0"/>
                 <w:i w:val="0"/>
+                <w:spacing w:val="-5"/>
+                <w:w w:val="95"/>
                 <w:sz w:val="16"/>
               </w:rPr>
               <w:t>143.5</w:t>
@@ -6485,7 +7207,7 @@
               <w:wordWrap w:val="0"/>
               <w:autoSpaceDE w:val="0"/>
               <w:autoSpaceDN w:val="0"/>
-              <w:spacing w:after="20" w:before="20"/>
+              <w:spacing w:after="20" w:before="20" w:line="208" w:lineRule="exact"/>
             </w:pPr>
             <w:r/>
             <w:r>
@@ -6493,6 +7215,8 @@
                 <w:rFonts w:ascii="Times New Roman" w:hAnsi="Times New Roman" w:eastAsia="신명조"/>
                 <w:b w:val="0"/>
                 <w:i w:val="0"/>
+                <w:spacing w:val="-5"/>
+                <w:w w:val="95"/>
                 <w:sz w:val="16"/>
               </w:rPr>
               <w:t>0.143 ms</w:t>
@@ -6515,7 +7239,7 @@
               <w:wordWrap w:val="0"/>
               <w:autoSpaceDE w:val="0"/>
               <w:autoSpaceDN w:val="0"/>
-              <w:spacing w:after="20" w:before="20"/>
+              <w:spacing w:after="20" w:before="20" w:line="208" w:lineRule="exact"/>
             </w:pPr>
             <w:r/>
             <w:r>
@@ -6523,6 +7247,8 @@
                 <w:rFonts w:ascii="Times New Roman" w:hAnsi="Times New Roman" w:eastAsia="신명조"/>
                 <w:b w:val="0"/>
                 <w:i w:val="0"/>
+                <w:spacing w:val="-5"/>
+                <w:w w:val="95"/>
                 <w:sz w:val="16"/>
               </w:rPr>
               <w:t>28.7 ms</w:t>
@@ -6545,7 +7271,7 @@
               <w:wordWrap w:val="0"/>
               <w:autoSpaceDE w:val="0"/>
               <w:autoSpaceDN w:val="0"/>
-              <w:spacing w:after="20" w:before="20"/>
+              <w:spacing w:after="20" w:before="20" w:line="208" w:lineRule="exact"/>
             </w:pPr>
             <w:r/>
             <w:r>
@@ -6553,6 +7279,8 @@
                 <w:rFonts w:ascii="Times New Roman" w:hAnsi="Times New Roman" w:eastAsia="신명조"/>
                 <w:b w:val="0"/>
                 <w:i w:val="0"/>
+                <w:spacing w:val="-5"/>
+                <w:w w:val="95"/>
                 <w:sz w:val="16"/>
               </w:rPr>
               <w:t>132.9 MB</w:t>
@@ -6575,7 +7303,7 @@
               <w:wordWrap w:val="0"/>
               <w:autoSpaceDE w:val="0"/>
               <w:autoSpaceDN w:val="0"/>
-              <w:spacing w:after="20" w:before="20"/>
+              <w:spacing w:after="20" w:before="20" w:line="208" w:lineRule="exact"/>
             </w:pPr>
             <w:r/>
             <w:r>
@@ -6583,6 +7311,8 @@
                 <w:rFonts w:ascii="Times New Roman" w:hAnsi="Times New Roman" w:eastAsia="신명조"/>
                 <w:b w:val="0"/>
                 <w:i w:val="0"/>
+                <w:spacing w:val="-5"/>
+                <w:w w:val="95"/>
                 <w:sz w:val="16"/>
               </w:rPr>
               <w:t>2.00 MB</w:t>
@@ -6609,7 +7339,7 @@
               <w:wordWrap w:val="0"/>
               <w:autoSpaceDE w:val="0"/>
               <w:autoSpaceDN w:val="0"/>
-              <w:spacing w:after="20" w:before="20"/>
+              <w:spacing w:after="20" w:before="20" w:line="208" w:lineRule="exact"/>
             </w:pPr>
             <w:r/>
             <w:r>
@@ -6617,6 +7347,8 @@
                 <w:rFonts w:ascii="Times New Roman" w:hAnsi="Times New Roman" w:eastAsia="신명조"/>
                 <w:b w:val="0"/>
                 <w:i w:val="0"/>
+                <w:spacing w:val="-5"/>
+                <w:w w:val="95"/>
                 <w:sz w:val="16"/>
               </w:rPr>
               <w:t>Quantile GBDT (CPU)</w:t>
@@ -6638,7 +7370,7 @@
               <w:wordWrap w:val="0"/>
               <w:autoSpaceDE w:val="0"/>
               <w:autoSpaceDN w:val="0"/>
-              <w:spacing w:after="20" w:before="20"/>
+              <w:spacing w:after="20" w:before="20" w:line="208" w:lineRule="exact"/>
             </w:pPr>
             <w:r/>
             <w:r>
@@ -6646,6 +7378,8 @@
                 <w:rFonts w:ascii="Times New Roman" w:hAnsi="Times New Roman" w:eastAsia="신명조"/>
                 <w:b w:val="0"/>
                 <w:i w:val="0"/>
+                <w:spacing w:val="-5"/>
+                <w:w w:val="95"/>
                 <w:sz w:val="16"/>
               </w:rPr>
               <w:t>26.1 (full fit)</w:t>
@@ -6667,7 +7401,7 @@
               <w:wordWrap w:val="0"/>
               <w:autoSpaceDE w:val="0"/>
               <w:autoSpaceDN w:val="0"/>
-              <w:spacing w:after="20" w:before="20"/>
+              <w:spacing w:after="20" w:before="20" w:line="208" w:lineRule="exact"/>
             </w:pPr>
             <w:r/>
             <w:r>
@@ -6675,6 +7409,8 @@
                 <w:rFonts w:ascii="Times New Roman" w:hAnsi="Times New Roman" w:eastAsia="신명조"/>
                 <w:b w:val="0"/>
                 <w:i w:val="0"/>
+                <w:spacing w:val="-5"/>
+                <w:w w:val="95"/>
                 <w:sz w:val="16"/>
               </w:rPr>
               <w:t>0.068 ms</w:t>
@@ -6696,7 +7432,7 @@
               <w:wordWrap w:val="0"/>
               <w:autoSpaceDE w:val="0"/>
               <w:autoSpaceDN w:val="0"/>
-              <w:spacing w:after="20" w:before="20"/>
+              <w:spacing w:after="20" w:before="20" w:line="208" w:lineRule="exact"/>
             </w:pPr>
             <w:r/>
             <w:r>
@@ -6704,6 +7440,8 @@
                 <w:rFonts w:ascii="Times New Roman" w:hAnsi="Times New Roman" w:eastAsia="신명조"/>
                 <w:b w:val="0"/>
                 <w:i w:val="0"/>
+                <w:spacing w:val="-5"/>
+                <w:w w:val="95"/>
                 <w:sz w:val="16"/>
               </w:rPr>
               <w:t>13.4 ms</w:t>
@@ -6725,7 +7463,7 @@
               <w:wordWrap w:val="0"/>
               <w:autoSpaceDE w:val="0"/>
               <w:autoSpaceDN w:val="0"/>
-              <w:spacing w:after="20" w:before="20"/>
+              <w:spacing w:after="20" w:before="20" w:line="208" w:lineRule="exact"/>
             </w:pPr>
             <w:r/>
             <w:r>
@@ -6733,6 +7471,8 @@
                 <w:rFonts w:ascii="Times New Roman" w:hAnsi="Times New Roman" w:eastAsia="신명조"/>
                 <w:b w:val="0"/>
                 <w:i w:val="0"/>
+                <w:spacing w:val="-5"/>
+                <w:w w:val="95"/>
                 <w:sz w:val="16"/>
               </w:rPr>
               <w:t>-</w:t>
@@ -6754,7 +7494,7 @@
               <w:wordWrap w:val="0"/>
               <w:autoSpaceDE w:val="0"/>
               <w:autoSpaceDN w:val="0"/>
-              <w:spacing w:after="20" w:before="20"/>
+              <w:spacing w:after="20" w:before="20" w:line="208" w:lineRule="exact"/>
             </w:pPr>
             <w:r/>
             <w:r>
@@ -6762,6 +7502,8 @@
                 <w:rFonts w:ascii="Times New Roman" w:hAnsi="Times New Roman" w:eastAsia="신명조"/>
                 <w:b w:val="0"/>
                 <w:i w:val="0"/>
+                <w:spacing w:val="-5"/>
+                <w:w w:val="95"/>
                 <w:sz w:val="16"/>
               </w:rPr>
               <w:t>2.13 MB</w:t>
@@ -6780,7 +7522,7 @@
         <w:sectPr>
           <w:type w:val="continuous"/>
           <w:pgSz w:w="11906" w:h="16838"/>
-          <w:pgMar w:top="1446" w:right="1134" w:bottom="879" w:left="1134" w:header="567" w:footer="567" w:gutter="0"/>
+          <w:pgMar w:top="2013" w:right="1134" w:bottom="1446" w:left="1134" w:header="1446" w:footer="879" w:gutter="0"/>
           <w:docGrid w:linePitch="360"/>
           <w:cols w:num="1" w:space="453" w:equalWidth="1"/>
         </w:sectPr>
@@ -6791,7 +7533,7 @@
         <w:wordWrap w:val="0"/>
         <w:autoSpaceDE w:val="0"/>
         <w:autoSpaceDN w:val="0"/>
-        <w:spacing w:after="80" w:before="0" w:line="341" w:lineRule="auto"/>
+        <w:spacing w:after="80" w:before="0" w:line="280" w:lineRule="exact"/>
         <w:ind w:firstLine="180"/>
         <w:jc w:val="both"/>
       </w:pPr>
@@ -6800,6 +7542,8 @@
           <w:rFonts w:ascii="Times New Roman" w:hAnsi="Times New Roman" w:eastAsia="신명조"/>
           <w:b w:val="0"/>
           <w:i w:val="0"/>
+          <w:spacing w:val="-5"/>
+          <w:w w:val="95"/>
           <w:sz w:val="18"/>
         </w:rPr>
         <w:t>측정 방법은 다음과 같다. epoch당 시간은 40배치의 학습 스텝 시간 중앙값에, 4.3절의 학습 윈도우 264,653건이 만드는 4,135배치를 곱한 값이다. 전 종목 1회 통과는 201종목에 대한 순전파 21회의 중앙값이고, 종목당 지연시간은 그 값을 201로 나눈 것이지 따로 측정한 값이 아니다. 활성값은 역전파 그래프를 남기는 순전파가 추가로 할당한 장치 메모리이며, 독립적인 두 번의 측정이 0.8% 안에서 일치하였다. 분위 GBDT의 전 종목 통과는 시험구간 마지막 날의 199종목에 대한 것이고, 모수 메모리는 직렬화한 모형 크기다.</w:t>
@@ -6810,7 +7554,7 @@
         <w:wordWrap w:val="0"/>
         <w:autoSpaceDE w:val="0"/>
         <w:autoSpaceDN w:val="0"/>
-        <w:spacing w:after="80" w:before="0" w:line="341" w:lineRule="auto"/>
+        <w:spacing w:after="80" w:before="0" w:line="280" w:lineRule="exact"/>
         <w:ind w:firstLine="180"/>
         <w:jc w:val="both"/>
       </w:pPr>
@@ -6819,6 +7563,8 @@
           <w:rFonts w:ascii="Times New Roman" w:hAnsi="Times New Roman" w:eastAsia="신명조"/>
           <w:b w:val="0"/>
           <w:i w:val="0"/>
+          <w:spacing w:val="-5"/>
+          <w:w w:val="95"/>
           <w:sz w:val="18"/>
         </w:rPr>
         <w:t>더 낮은 손실에서 제안 모형은 TFT 원본 대비 학습 3.8배, 종목당 추론 4.8배, 활성값 메모리 5.1배의 절감을 보였다. 패치 토큰화가 어텐션 대상 시퀀스를 120에서 24로 줄이고 인코더 앞의 채널 축약이 채널 반복을 제거한 결과이며, 모수 1.4배 차이는 부차적이다. 같은 배율은 장비와 배치가 다른 조건에서도 재현된다. &lt;Table 4&gt;를 얻은 캐글 GPU(배치 256, 혼합정밀도)에서는 제안 모형 41.8초/epoch, TFT 원본 157.1초/epoch였다. 분위 GBDT의 비용은 이보다도 낮다. 세 분위 모형 전체를 한 번 학습하는 데 CPU에서 26.1초로 제안 모형의 1 epoch보다 짧았고, 종목당 추론도 0.068 ms로 절반 이하였다. 따라서 본 연구의 경량은 트랜스포머 분위 모형, 특히 TFT 대비의 의미이며, 제안 모형이 GBDT 대비 얻는 것은 비용이 아니라 시험구간 손실의 추가 개선(+4.95% 대 +3.45%)이다.</w:t>
@@ -6829,7 +7575,7 @@
         <w:wordWrap w:val="0"/>
         <w:autoSpaceDE w:val="0"/>
         <w:autoSpaceDN w:val="0"/>
-        <w:spacing w:after="80" w:before="0" w:line="341" w:lineRule="auto"/>
+        <w:spacing w:after="80" w:before="0" w:line="280" w:lineRule="exact"/>
         <w:ind w:firstLine="180"/>
         <w:jc w:val="both"/>
       </w:pPr>
@@ -6838,6 +7584,8 @@
           <w:rFonts w:ascii="Times New Roman" w:hAnsi="Times New Roman" w:eastAsia="신명조"/>
           <w:b w:val="0"/>
           <w:i w:val="0"/>
+          <w:spacing w:val="-5"/>
+          <w:w w:val="95"/>
           <w:sz w:val="18"/>
         </w:rPr>
         <w:t>(Fig. 2)는 &lt;Table 4&gt;의 검증구간 정확도와 &lt;Table 5&gt;의 비용을 한 평면에 놓은 것이다. 지연시간만 보면 분위 헤드 모형이 더 왼쪽에 있으나, 정확도와 비용을 함께 보면 세 트랜스포머 모형 가운데 제안 모형이 파레토 전선 위에 있다. 분위 GBDT는 검증 정확도가 같고 지연이 더 짧으므로 이 평면에서는 제안 모형보다 앞선다.</w:t>
@@ -6888,13 +7636,15 @@
         <w:wordWrap w:val="0"/>
         <w:autoSpaceDE w:val="0"/>
         <w:autoSpaceDN w:val="0"/>
-        <w:spacing w:after="40" w:before="0" w:line="288" w:lineRule="auto"/>
+        <w:spacing w:after="40" w:before="0" w:line="220" w:lineRule="exact"/>
       </w:pPr>
       <w:r>
         <w:rPr>
           <w:rFonts w:ascii="Times New Roman" w:hAnsi="Times New Roman" w:eastAsia="중고딕"/>
           <w:b w:val="0"/>
           <w:i w:val="0"/>
+          <w:spacing w:val="-8"/>
+          <w:w w:val="95"/>
           <w:sz w:val="17"/>
         </w:rPr>
         <w:t>Fig. 2. Forecast accuracy against inference cost. The vertical axis is the pinball improvement over the unconditional-quantile baseline on validation, the split the models were selected on; the test-split gap is wider (&lt;Table 4&gt;). The horizontal axis is per-stock inference latency, and the circle area is activation memory for a 120-day input (&lt;Table 5&gt;). The quantile GBDT (open diamond) is measured on the CPU and has no activation memory, so its marker size does not apply. The original point-forecast PatchTST is omitted because its pinball loss falls far below the plotted range.</w:t>
@@ -6913,6 +7663,8 @@
           <w:rFonts w:ascii="Times New Roman" w:hAnsi="Times New Roman" w:eastAsia="중고딕"/>
           <w:b w:val="0"/>
           <w:i w:val="0"/>
+          <w:spacing w:val="-9"/>
+          <w:w w:val="95"/>
           <w:sz w:val="18"/>
         </w:rPr>
         <w:t>5.3 기권 행태</w:t>
@@ -6923,7 +7675,7 @@
         <w:wordWrap w:val="0"/>
         <w:autoSpaceDE w:val="0"/>
         <w:autoSpaceDN w:val="0"/>
-        <w:spacing w:after="80" w:before="0" w:line="341" w:lineRule="auto"/>
+        <w:spacing w:after="80" w:before="0" w:line="280" w:lineRule="exact"/>
         <w:ind w:firstLine="180"/>
         <w:jc w:val="both"/>
       </w:pPr>
@@ -6932,6 +7684,8 @@
           <w:rFonts w:ascii="Times New Roman" w:hAnsi="Times New Roman" w:eastAsia="신명조"/>
           <w:b w:val="0"/>
           <w:i w:val="0"/>
+          <w:spacing w:val="-5"/>
+          <w:w w:val="95"/>
           <w:sz w:val="18"/>
         </w:rPr>
         <w:t>네 분위 모형에 4.4절의 동일한 기권 규칙을 적용하고 시험구간 전체에서 집계하였다. 점 예측 모형은 임계할 폭이 없어 기권이 정의되지 않으므로 제외하였다.</w:t>
@@ -6942,7 +7696,7 @@
         <w:sectPr>
           <w:type w:val="continuous"/>
           <w:pgSz w:w="11906" w:h="16838"/>
-          <w:pgMar w:top="1446" w:right="1134" w:bottom="879" w:left="1134" w:header="567" w:footer="567" w:gutter="0"/>
+          <w:pgMar w:top="2013" w:right="1134" w:bottom="1446" w:left="1134" w:header="1446" w:footer="879" w:gutter="0"/>
           <w:docGrid w:linePitch="360"/>
           <w:cols w:num="2" w:space="453" w:equalWidth="1"/>
         </w:sectPr>
@@ -6954,13 +7708,15 @@
         <w:wordWrap w:val="0"/>
         <w:autoSpaceDE w:val="0"/>
         <w:autoSpaceDN w:val="0"/>
-        <w:spacing w:after="40" w:before="0" w:line="288" w:lineRule="auto"/>
+        <w:spacing w:after="40" w:before="0" w:line="220" w:lineRule="exact"/>
       </w:pPr>
       <w:r>
         <w:rPr>
           <w:rFonts w:ascii="Times New Roman" w:hAnsi="Times New Roman" w:eastAsia="중고딕"/>
           <w:b w:val="0"/>
           <w:i w:val="0"/>
+          <w:spacing w:val="-8"/>
+          <w:w w:val="95"/>
           <w:sz w:val="17"/>
         </w:rPr>
         <w:t>Table 6. Abstention on the test split (550 days, 106,490 windows), mean over five seeds with the standard deviation, single run for the quantile GBDT. The threshold is the 95th percentile of the width distribution over the trailing 90 calendar days, pooled across all stocks. Q1 and Q4 are the lowest and highest quartiles of realized volatility at decision time, taken over the whole test split</w:t>
@@ -7005,7 +7761,7 @@
               <w:wordWrap w:val="0"/>
               <w:autoSpaceDE w:val="0"/>
               <w:autoSpaceDN w:val="0"/>
-              <w:spacing w:after="20" w:before="20"/>
+              <w:spacing w:after="20" w:before="20" w:line="208" w:lineRule="exact"/>
             </w:pPr>
             <w:r/>
             <w:r>
@@ -7013,6 +7769,8 @@
                 <w:rFonts w:ascii="Times New Roman" w:hAnsi="Times New Roman" w:eastAsia="신명조"/>
                 <w:b/>
                 <w:i w:val="0"/>
+                <w:spacing w:val="-5"/>
+                <w:w w:val="95"/>
                 <w:sz w:val="16"/>
               </w:rPr>
               <w:t>Model</w:t>
@@ -7035,7 +7793,7 @@
               <w:wordWrap w:val="0"/>
               <w:autoSpaceDE w:val="0"/>
               <w:autoSpaceDN w:val="0"/>
-              <w:spacing w:after="20" w:before="20"/>
+              <w:spacing w:after="20" w:before="20" w:line="208" w:lineRule="exact"/>
             </w:pPr>
             <w:r/>
             <w:r>
@@ -7043,6 +7801,8 @@
                 <w:rFonts w:ascii="Times New Roman" w:hAnsi="Times New Roman" w:eastAsia="신명조"/>
                 <w:b/>
                 <w:i w:val="0"/>
+                <w:spacing w:val="-5"/>
+                <w:w w:val="95"/>
                 <w:sz w:val="16"/>
               </w:rPr>
               <w:t>Abstain</w:t>
@@ -7065,7 +7825,7 @@
               <w:wordWrap w:val="0"/>
               <w:autoSpaceDE w:val="0"/>
               <w:autoSpaceDN w:val="0"/>
-              <w:spacing w:after="20" w:before="20"/>
+              <w:spacing w:after="20" w:before="20" w:line="208" w:lineRule="exact"/>
             </w:pPr>
             <w:r/>
             <w:r>
@@ -7073,6 +7833,8 @@
                 <w:rFonts w:ascii="Times New Roman" w:hAnsi="Times New Roman" w:eastAsia="신명조"/>
                 <w:b/>
                 <w:i w:val="0"/>
+                <w:spacing w:val="-5"/>
+                <w:w w:val="95"/>
                 <w:sz w:val="16"/>
               </w:rPr>
               <w:t>Q1</w:t>
@@ -7095,7 +7857,7 @@
               <w:wordWrap w:val="0"/>
               <w:autoSpaceDE w:val="0"/>
               <w:autoSpaceDN w:val="0"/>
-              <w:spacing w:after="20" w:before="20"/>
+              <w:spacing w:after="20" w:before="20" w:line="208" w:lineRule="exact"/>
             </w:pPr>
             <w:r/>
             <w:r>
@@ -7103,6 +7865,8 @@
                 <w:rFonts w:ascii="Times New Roman" w:hAnsi="Times New Roman" w:eastAsia="신명조"/>
                 <w:b/>
                 <w:i w:val="0"/>
+                <w:spacing w:val="-5"/>
+                <w:w w:val="95"/>
                 <w:sz w:val="16"/>
               </w:rPr>
               <w:t>Q4</w:t>
@@ -7125,7 +7889,7 @@
               <w:wordWrap w:val="0"/>
               <w:autoSpaceDE w:val="0"/>
               <w:autoSpaceDN w:val="0"/>
-              <w:spacing w:after="20" w:before="20"/>
+              <w:spacing w:after="20" w:before="20" w:line="208" w:lineRule="exact"/>
             </w:pPr>
             <w:r/>
             <w:r>
@@ -7133,6 +7897,8 @@
                 <w:rFonts w:ascii="Times New Roman" w:hAnsi="Times New Roman" w:eastAsia="신명조"/>
                 <w:b/>
                 <w:i w:val="0"/>
+                <w:spacing w:val="-5"/>
+                <w:w w:val="95"/>
                 <w:sz w:val="16"/>
               </w:rPr>
               <w:t>Pinball, abstained</w:t>
@@ -7155,7 +7921,7 @@
               <w:wordWrap w:val="0"/>
               <w:autoSpaceDE w:val="0"/>
               <w:autoSpaceDN w:val="0"/>
-              <w:spacing w:after="20" w:before="20"/>
+              <w:spacing w:after="20" w:before="20" w:line="208" w:lineRule="exact"/>
             </w:pPr>
             <w:r/>
             <w:r>
@@ -7163,6 +7929,8 @@
                 <w:rFonts w:ascii="Times New Roman" w:hAnsi="Times New Roman" w:eastAsia="신명조"/>
                 <w:b/>
                 <w:i w:val="0"/>
+                <w:spacing w:val="-5"/>
+                <w:w w:val="95"/>
                 <w:sz w:val="16"/>
               </w:rPr>
               <w:t>Pinball, retained</w:t>
@@ -7190,7 +7958,7 @@
               <w:wordWrap w:val="0"/>
               <w:autoSpaceDE w:val="0"/>
               <w:autoSpaceDN w:val="0"/>
-              <w:spacing w:after="20" w:before="20"/>
+              <w:spacing w:after="20" w:before="20" w:line="208" w:lineRule="exact"/>
             </w:pPr>
             <w:r/>
             <w:r>
@@ -7198,6 +7966,8 @@
                 <w:rFonts w:ascii="Times New Roman" w:hAnsi="Times New Roman" w:eastAsia="신명조"/>
                 <w:b w:val="0"/>
                 <w:i w:val="0"/>
+                <w:spacing w:val="-5"/>
+                <w:w w:val="95"/>
                 <w:sz w:val="16"/>
               </w:rPr>
               <w:t>PatchTST + quantile</w:t>
@@ -7220,7 +7990,7 @@
               <w:wordWrap w:val="0"/>
               <w:autoSpaceDE w:val="0"/>
               <w:autoSpaceDN w:val="0"/>
-              <w:spacing w:after="20" w:before="20"/>
+              <w:spacing w:after="20" w:before="20" w:line="208" w:lineRule="exact"/>
             </w:pPr>
             <w:r/>
             <w:r>
@@ -7228,6 +7998,8 @@
                 <w:rFonts w:ascii="Times New Roman" w:hAnsi="Times New Roman" w:eastAsia="신명조"/>
                 <w:b w:val="0"/>
                 <w:i w:val="0"/>
+                <w:spacing w:val="-5"/>
+                <w:w w:val="95"/>
                 <w:sz w:val="16"/>
               </w:rPr>
               <w:t>5.24 ± 0.32%</w:t>
@@ -7250,7 +8022,7 @@
               <w:wordWrap w:val="0"/>
               <w:autoSpaceDE w:val="0"/>
               <w:autoSpaceDN w:val="0"/>
-              <w:spacing w:after="20" w:before="20"/>
+              <w:spacing w:after="20" w:before="20" w:line="208" w:lineRule="exact"/>
             </w:pPr>
             <w:r/>
             <w:r>
@@ -7258,6 +8030,8 @@
                 <w:rFonts w:ascii="Times New Roman" w:hAnsi="Times New Roman" w:eastAsia="신명조"/>
                 <w:b w:val="0"/>
                 <w:i w:val="0"/>
+                <w:spacing w:val="-5"/>
+                <w:w w:val="95"/>
                 <w:sz w:val="16"/>
               </w:rPr>
               <w:t>3.45 ± 2.04%</w:t>
@@ -7280,7 +8054,7 @@
               <w:wordWrap w:val="0"/>
               <w:autoSpaceDE w:val="0"/>
               <w:autoSpaceDN w:val="0"/>
-              <w:spacing w:after="20" w:before="20"/>
+              <w:spacing w:after="20" w:before="20" w:line="208" w:lineRule="exact"/>
             </w:pPr>
             <w:r/>
             <w:r>
@@ -7288,6 +8062,8 @@
                 <w:rFonts w:ascii="Times New Roman" w:hAnsi="Times New Roman" w:eastAsia="신명조"/>
                 <w:b w:val="0"/>
                 <w:i w:val="0"/>
+                <w:spacing w:val="-5"/>
+                <w:w w:val="95"/>
                 <w:sz w:val="16"/>
               </w:rPr>
               <w:t>8.02 ± 2.75%</w:t>
@@ -7310,7 +8086,7 @@
               <w:wordWrap w:val="0"/>
               <w:autoSpaceDE w:val="0"/>
               <w:autoSpaceDN w:val="0"/>
-              <w:spacing w:after="20" w:before="20"/>
+              <w:spacing w:after="20" w:before="20" w:line="208" w:lineRule="exact"/>
             </w:pPr>
             <w:r/>
             <w:r>
@@ -7318,6 +8094,8 @@
                 <w:rFonts w:ascii="Times New Roman" w:hAnsi="Times New Roman" w:eastAsia="신명조"/>
                 <w:b w:val="0"/>
                 <w:i w:val="0"/>
+                <w:spacing w:val="-5"/>
+                <w:w w:val="95"/>
                 <w:sz w:val="16"/>
               </w:rPr>
               <w:t>0.02127 ± 0.00171</w:t>
@@ -7340,7 +8118,7 @@
               <w:wordWrap w:val="0"/>
               <w:autoSpaceDE w:val="0"/>
               <w:autoSpaceDN w:val="0"/>
-              <w:spacing w:after="20" w:before="20"/>
+              <w:spacing w:after="20" w:before="20" w:line="208" w:lineRule="exact"/>
             </w:pPr>
             <w:r/>
             <w:r>
@@ -7348,6 +8126,8 @@
                 <w:rFonts w:ascii="Times New Roman" w:hAnsi="Times New Roman" w:eastAsia="신명조"/>
                 <w:b w:val="0"/>
                 <w:i w:val="0"/>
+                <w:spacing w:val="-5"/>
+                <w:w w:val="95"/>
                 <w:sz w:val="16"/>
               </w:rPr>
               <w:t>0.01855 ± 0.00022</w:t>
@@ -7375,7 +8155,7 @@
               <w:wordWrap w:val="0"/>
               <w:autoSpaceDE w:val="0"/>
               <w:autoSpaceDN w:val="0"/>
-              <w:spacing w:after="20" w:before="20"/>
+              <w:spacing w:after="20" w:before="20" w:line="208" w:lineRule="exact"/>
             </w:pPr>
             <w:r/>
             <w:r>
@@ -7383,6 +8163,8 @@
                 <w:rFonts w:ascii="Times New Roman" w:hAnsi="Times New Roman" w:eastAsia="신명조"/>
                 <w:b w:val="0"/>
                 <w:i w:val="0"/>
+                <w:spacing w:val="-5"/>
+                <w:w w:val="95"/>
                 <w:sz w:val="16"/>
               </w:rPr>
               <w:t>Quantile GBDT</w:t>
@@ -7405,7 +8187,7 @@
               <w:wordWrap w:val="0"/>
               <w:autoSpaceDE w:val="0"/>
               <w:autoSpaceDN w:val="0"/>
-              <w:spacing w:after="20" w:before="20"/>
+              <w:spacing w:after="20" w:before="20" w:line="208" w:lineRule="exact"/>
             </w:pPr>
             <w:r/>
             <w:r>
@@ -7413,6 +8195,8 @@
                 <w:rFonts w:ascii="Times New Roman" w:hAnsi="Times New Roman" w:eastAsia="신명조"/>
                 <w:b w:val="0"/>
                 <w:i w:val="0"/>
+                <w:spacing w:val="-5"/>
+                <w:w w:val="95"/>
                 <w:sz w:val="16"/>
               </w:rPr>
               <w:t>5.36%</w:t>
@@ -7435,7 +8219,7 @@
               <w:wordWrap w:val="0"/>
               <w:autoSpaceDE w:val="0"/>
               <w:autoSpaceDN w:val="0"/>
-              <w:spacing w:after="20" w:before="20"/>
+              <w:spacing w:after="20" w:before="20" w:line="208" w:lineRule="exact"/>
             </w:pPr>
             <w:r/>
             <w:r>
@@ -7443,6 +8227,8 @@
                 <w:rFonts w:ascii="Times New Roman" w:hAnsi="Times New Roman" w:eastAsia="신명조"/>
                 <w:b w:val="0"/>
                 <w:i w:val="0"/>
+                <w:spacing w:val="-5"/>
+                <w:w w:val="95"/>
                 <w:sz w:val="16"/>
               </w:rPr>
               <w:t>0.00%</w:t>
@@ -7465,7 +8251,7 @@
               <w:wordWrap w:val="0"/>
               <w:autoSpaceDE w:val="0"/>
               <w:autoSpaceDN w:val="0"/>
-              <w:spacing w:after="20" w:before="20"/>
+              <w:spacing w:after="20" w:before="20" w:line="208" w:lineRule="exact"/>
             </w:pPr>
             <w:r/>
             <w:r>
@@ -7473,6 +8259,8 @@
                 <w:rFonts w:ascii="Times New Roman" w:hAnsi="Times New Roman" w:eastAsia="신명조"/>
                 <w:b w:val="0"/>
                 <w:i w:val="0"/>
+                <w:spacing w:val="-5"/>
+                <w:w w:val="95"/>
                 <w:sz w:val="16"/>
               </w:rPr>
               <w:t>17.04%</w:t>
@@ -7495,7 +8283,7 @@
               <w:wordWrap w:val="0"/>
               <w:autoSpaceDE w:val="0"/>
               <w:autoSpaceDN w:val="0"/>
-              <w:spacing w:after="20" w:before="20"/>
+              <w:spacing w:after="20" w:before="20" w:line="208" w:lineRule="exact"/>
             </w:pPr>
             <w:r/>
             <w:r>
@@ -7503,6 +8291,8 @@
                 <w:rFonts w:ascii="Times New Roman" w:hAnsi="Times New Roman" w:eastAsia="신명조"/>
                 <w:b w:val="0"/>
                 <w:i w:val="0"/>
+                <w:spacing w:val="-5"/>
+                <w:w w:val="95"/>
                 <w:sz w:val="16"/>
               </w:rPr>
               <w:t>0.02622</w:t>
@@ -7525,7 +8315,7 @@
               <w:wordWrap w:val="0"/>
               <w:autoSpaceDE w:val="0"/>
               <w:autoSpaceDN w:val="0"/>
-              <w:spacing w:after="20" w:before="20"/>
+              <w:spacing w:after="20" w:before="20" w:line="208" w:lineRule="exact"/>
             </w:pPr>
             <w:r/>
             <w:r>
@@ -7533,6 +8323,8 @@
                 <w:rFonts w:ascii="Times New Roman" w:hAnsi="Times New Roman" w:eastAsia="신명조"/>
                 <w:b w:val="0"/>
                 <w:i w:val="0"/>
+                <w:spacing w:val="-5"/>
+                <w:w w:val="95"/>
                 <w:sz w:val="16"/>
               </w:rPr>
               <w:t>0.01765</w:t>
@@ -7560,7 +8352,7 @@
               <w:wordWrap w:val="0"/>
               <w:autoSpaceDE w:val="0"/>
               <w:autoSpaceDN w:val="0"/>
-              <w:spacing w:after="20" w:before="20"/>
+              <w:spacing w:after="20" w:before="20" w:line="208" w:lineRule="exact"/>
             </w:pPr>
             <w:r/>
             <w:r>
@@ -7568,6 +8360,8 @@
                 <w:rFonts w:ascii="Times New Roman" w:hAnsi="Times New Roman" w:eastAsia="신명조"/>
                 <w:b w:val="0"/>
                 <w:i w:val="0"/>
+                <w:spacing w:val="-5"/>
+                <w:w w:val="95"/>
                 <w:sz w:val="16"/>
               </w:rPr>
               <w:t>TFT, original</w:t>
@@ -7590,7 +8384,7 @@
               <w:wordWrap w:val="0"/>
               <w:autoSpaceDE w:val="0"/>
               <w:autoSpaceDN w:val="0"/>
-              <w:spacing w:after="20" w:before="20"/>
+              <w:spacing w:after="20" w:before="20" w:line="208" w:lineRule="exact"/>
             </w:pPr>
             <w:r/>
             <w:r>
@@ -7598,6 +8392,8 @@
                 <w:rFonts w:ascii="Times New Roman" w:hAnsi="Times New Roman" w:eastAsia="신명조"/>
                 <w:b w:val="0"/>
                 <w:i w:val="0"/>
+                <w:spacing w:val="-5"/>
+                <w:w w:val="95"/>
                 <w:sz w:val="16"/>
               </w:rPr>
               <w:t>5.28 ± 0.13%</w:t>
@@ -7620,7 +8416,7 @@
               <w:wordWrap w:val="0"/>
               <w:autoSpaceDE w:val="0"/>
               <w:autoSpaceDN w:val="0"/>
-              <w:spacing w:after="20" w:before="20"/>
+              <w:spacing w:after="20" w:before="20" w:line="208" w:lineRule="exact"/>
             </w:pPr>
             <w:r/>
             <w:r>
@@ -7628,6 +8424,8 @@
                 <w:rFonts w:ascii="Times New Roman" w:hAnsi="Times New Roman" w:eastAsia="신명조"/>
                 <w:b w:val="0"/>
                 <w:i w:val="0"/>
+                <w:spacing w:val="-5"/>
+                <w:w w:val="95"/>
                 <w:sz w:val="16"/>
               </w:rPr>
               <w:t>0.00 ± 0.00%</w:t>
@@ -7650,7 +8448,7 @@
               <w:wordWrap w:val="0"/>
               <w:autoSpaceDE w:val="0"/>
               <w:autoSpaceDN w:val="0"/>
-              <w:spacing w:after="20" w:before="20"/>
+              <w:spacing w:after="20" w:before="20" w:line="208" w:lineRule="exact"/>
             </w:pPr>
             <w:r/>
             <w:r>
@@ -7658,6 +8456,8 @@
                 <w:rFonts w:ascii="Times New Roman" w:hAnsi="Times New Roman" w:eastAsia="신명조"/>
                 <w:b w:val="0"/>
                 <w:i w:val="0"/>
+                <w:spacing w:val="-5"/>
+                <w:w w:val="95"/>
                 <w:sz w:val="16"/>
               </w:rPr>
               <w:t>16.71 ± 0.41%</w:t>
@@ -7680,7 +8480,7 @@
               <w:wordWrap w:val="0"/>
               <w:autoSpaceDE w:val="0"/>
               <w:autoSpaceDN w:val="0"/>
-              <w:spacing w:after="20" w:before="20"/>
+              <w:spacing w:after="20" w:before="20" w:line="208" w:lineRule="exact"/>
             </w:pPr>
             <w:r/>
             <w:r>
@@ -7688,6 +8488,8 @@
                 <w:rFonts w:ascii="Times New Roman" w:hAnsi="Times New Roman" w:eastAsia="신명조"/>
                 <w:b w:val="0"/>
                 <w:i w:val="0"/>
+                <w:spacing w:val="-5"/>
+                <w:w w:val="95"/>
                 <w:sz w:val="16"/>
               </w:rPr>
               <w:t>0.02584 ± 0.00104</w:t>
@@ -7710,7 +8512,7 @@
               <w:wordWrap w:val="0"/>
               <w:autoSpaceDE w:val="0"/>
               <w:autoSpaceDN w:val="0"/>
-              <w:spacing w:after="20" w:before="20"/>
+              <w:spacing w:after="20" w:before="20" w:line="208" w:lineRule="exact"/>
             </w:pPr>
             <w:r/>
             <w:r>
@@ -7718,6 +8520,8 @@
                 <w:rFonts w:ascii="Times New Roman" w:hAnsi="Times New Roman" w:eastAsia="신명조"/>
                 <w:b w:val="0"/>
                 <w:i w:val="0"/>
+                <w:spacing w:val="-5"/>
+                <w:w w:val="95"/>
                 <w:sz w:val="16"/>
               </w:rPr>
               <w:t>0.01791 ± 0.00014</w:t>
@@ -7744,7 +8548,7 @@
               <w:wordWrap w:val="0"/>
               <w:autoSpaceDE w:val="0"/>
               <w:autoSpaceDN w:val="0"/>
-              <w:spacing w:after="20" w:before="20"/>
+              <w:spacing w:after="20" w:before="20" w:line="208" w:lineRule="exact"/>
             </w:pPr>
             <w:r/>
             <w:r>
@@ -7752,6 +8556,8 @@
                 <w:rFonts w:ascii="Times New Roman" w:hAnsi="Times New Roman" w:eastAsia="신명조"/>
                 <w:b/>
                 <w:i w:val="0"/>
+                <w:spacing w:val="-5"/>
+                <w:w w:val="95"/>
                 <w:sz w:val="16"/>
               </w:rPr>
               <w:t>Ours</w:t>
@@ -7773,7 +8579,7 @@
               <w:wordWrap w:val="0"/>
               <w:autoSpaceDE w:val="0"/>
               <w:autoSpaceDN w:val="0"/>
-              <w:spacing w:after="20" w:before="20"/>
+              <w:spacing w:after="20" w:before="20" w:line="208" w:lineRule="exact"/>
             </w:pPr>
             <w:r/>
             <w:r>
@@ -7781,6 +8587,8 @@
                 <w:rFonts w:ascii="Times New Roman" w:hAnsi="Times New Roman" w:eastAsia="신명조"/>
                 <w:b w:val="0"/>
                 <w:i w:val="0"/>
+                <w:spacing w:val="-5"/>
+                <w:w w:val="95"/>
                 <w:sz w:val="16"/>
               </w:rPr>
               <w:t>5.91 ± 0.11%</w:t>
@@ -7802,7 +8610,7 @@
               <w:wordWrap w:val="0"/>
               <w:autoSpaceDE w:val="0"/>
               <w:autoSpaceDN w:val="0"/>
-              <w:spacing w:after="20" w:before="20"/>
+              <w:spacing w:after="20" w:before="20" w:line="208" w:lineRule="exact"/>
             </w:pPr>
             <w:r/>
             <w:r>
@@ -7810,6 +8618,8 @@
                 <w:rFonts w:ascii="Times New Roman" w:hAnsi="Times New Roman" w:eastAsia="신명조"/>
                 <w:b w:val="0"/>
                 <w:i w:val="0"/>
+                <w:spacing w:val="-5"/>
+                <w:w w:val="95"/>
                 <w:sz w:val="16"/>
               </w:rPr>
               <w:t>0.21 ± 0.05%</w:t>
@@ -7831,7 +8641,7 @@
               <w:wordWrap w:val="0"/>
               <w:autoSpaceDE w:val="0"/>
               <w:autoSpaceDN w:val="0"/>
-              <w:spacing w:after="20" w:before="20"/>
+              <w:spacing w:after="20" w:before="20" w:line="208" w:lineRule="exact"/>
             </w:pPr>
             <w:r/>
             <w:r>
@@ -7839,6 +8649,8 @@
                 <w:rFonts w:ascii="Times New Roman" w:hAnsi="Times New Roman" w:eastAsia="신명조"/>
                 <w:b/>
                 <w:i w:val="0"/>
+                <w:spacing w:val="-5"/>
+                <w:w w:val="95"/>
                 <w:sz w:val="16"/>
               </w:rPr>
               <w:t>20.07 ± 0.71%</w:t>
@@ -7860,7 +8672,7 @@
               <w:wordWrap w:val="0"/>
               <w:autoSpaceDE w:val="0"/>
               <w:autoSpaceDN w:val="0"/>
-              <w:spacing w:after="20" w:before="20"/>
+              <w:spacing w:after="20" w:before="20" w:line="208" w:lineRule="exact"/>
             </w:pPr>
             <w:r/>
             <w:r>
@@ -7868,6 +8680,8 @@
                 <w:rFonts w:ascii="Times New Roman" w:hAnsi="Times New Roman" w:eastAsia="신명조"/>
                 <w:b w:val="0"/>
                 <w:i w:val="0"/>
+                <w:spacing w:val="-5"/>
+                <w:w w:val="95"/>
                 <w:sz w:val="16"/>
               </w:rPr>
               <w:t>0.02612 ± 0.00040</w:t>
@@ -7889,7 +8703,7 @@
               <w:wordWrap w:val="0"/>
               <w:autoSpaceDE w:val="0"/>
               <w:autoSpaceDN w:val="0"/>
-              <w:spacing w:after="20" w:before="20"/>
+              <w:spacing w:after="20" w:before="20" w:line="208" w:lineRule="exact"/>
             </w:pPr>
             <w:r/>
             <w:r>
@@ -7897,6 +8711,8 @@
                 <w:rFonts w:ascii="Times New Roman" w:hAnsi="Times New Roman" w:eastAsia="신명조"/>
                 <w:b/>
                 <w:i w:val="0"/>
+                <w:spacing w:val="-5"/>
+                <w:w w:val="95"/>
                 <w:sz w:val="16"/>
               </w:rPr>
               <w:t>0.01730 ± 0.00005</w:t>
@@ -7915,7 +8731,7 @@
         <w:sectPr>
           <w:type w:val="continuous"/>
           <w:pgSz w:w="11906" w:h="16838"/>
-          <w:pgMar w:top="1446" w:right="1134" w:bottom="879" w:left="1134" w:header="567" w:footer="567" w:gutter="0"/>
+          <w:pgMar w:top="2013" w:right="1134" w:bottom="1446" w:left="1134" w:header="1446" w:footer="879" w:gutter="0"/>
           <w:docGrid w:linePitch="360"/>
           <w:cols w:num="1" w:space="453" w:equalWidth="1"/>
         </w:sectPr>
@@ -7926,7 +8742,7 @@
         <w:wordWrap w:val="0"/>
         <w:autoSpaceDE w:val="0"/>
         <w:autoSpaceDN w:val="0"/>
-        <w:spacing w:after="80" w:before="0" w:line="341" w:lineRule="auto"/>
+        <w:spacing w:after="80" w:before="0" w:line="280" w:lineRule="exact"/>
         <w:ind w:firstLine="180"/>
         <w:jc w:val="both"/>
       </w:pPr>
@@ -7935,6 +8751,8 @@
           <w:rFonts w:ascii="Times New Roman" w:hAnsi="Times New Roman" w:eastAsia="신명조"/>
           <w:b w:val="0"/>
           <w:i w:val="0"/>
+          <w:spacing w:val="-5"/>
+          <w:w w:val="95"/>
           <w:sz w:val="18"/>
         </w:rPr>
         <w:t xml:space="preserve">&lt;Table 6&gt;은 기권 요구사항이 규칙이 아니라 구조에 의해 충족되었음을 보여준다. 네 행의 기권 규칙은 동일하며 예측 분포만 다르다. 분위 헤드를 부착하면 기권이 작동하기 시작하고, 변수선택·정적 문맥·매크로 입력이 더해지면 최상위 변동성 분위의 기권율이 20.07%인 반면 최하위 분위는 0.21%에 머물러 기권이 고변동 구간에 집중된다. 이 집중은 세 구성요소 가운데 하나를 빼도 유지된다(5.4절). 예측 폭과 실현 변동의 상관 자체는 TFT 원본이 더 높았다(0.186 대 0.170). 기권이 고변동 구간에 더 몰리는 것과 폭이 변동을 더 잘 따라가는 것은 별개의 성질이다. 기권한 판단은 실제로 더 나빴다. 제안 모형이 기권한 예측의 핀볼 손실은 남긴 예측의 1.510 ± 0.023배이며, 날짜 단위로 짝지은 손실차의 </w:t>
@@ -7944,6 +8762,8 @@
           <w:rFonts w:ascii="Times New Roman" w:hAnsi="Times New Roman" w:eastAsia="신명조"/>
           <w:b w:val="0"/>
           <w:i/>
+          <w:spacing w:val="-5"/>
+          <w:w w:val="95"/>
           <w:sz w:val="18"/>
         </w:rPr>
         <w:t>t</w:t>
@@ -7953,6 +8773,8 @@
           <w:rFonts w:ascii="Times New Roman" w:hAnsi="Times New Roman" w:eastAsia="신명조"/>
           <w:b w:val="0"/>
           <w:i w:val="0"/>
+          <w:spacing w:val="-5"/>
+          <w:w w:val="95"/>
           <w:sz w:val="18"/>
         </w:rPr>
         <w:t xml:space="preserve"> 값은 19.41 ± 1.02이다. 반면 중앙값 부호의 방향 적중률은 기권 0.56 ± 0.02 대 유지 0.55 ± 0.02로 거의 같다. 기권한 판단은 방향을 틀리기 쉬운 판단이 아니라 오차의 크기가 큰 판단이며, 이는 기권이 폭에 걸려 있다는 설계와 일치한다.</w:t>
@@ -7963,7 +8785,7 @@
         <w:wordWrap w:val="0"/>
         <w:autoSpaceDE w:val="0"/>
         <w:autoSpaceDN w:val="0"/>
-        <w:spacing w:after="80" w:before="0" w:line="341" w:lineRule="auto"/>
+        <w:spacing w:after="80" w:before="0" w:line="280" w:lineRule="exact"/>
         <w:ind w:firstLine="180"/>
         <w:jc w:val="both"/>
       </w:pPr>
@@ -7972,6 +8794,8 @@
           <w:rFonts w:ascii="Times New Roman" w:hAnsi="Times New Roman" w:eastAsia="신명조"/>
           <w:b w:val="0"/>
           <w:i w:val="0"/>
+          <w:spacing w:val="-5"/>
+          <w:w w:val="95"/>
           <w:sz w:val="18"/>
         </w:rPr>
         <w:t>핀볼 손실은 변동성이 큰 구간에서 원래 크므로, 고변동 구간을 피하는 규칙이라면 무엇이든 이 비가 1을 넘는다. 규칙과 분위를 그대로 두고 점수만 예측 폭에서 직전 20일 실현변동성으로 바꿔 끼운 통제군과 대조하였고, 기권율 차이가 섞이지 않도록 날짜마다 두 점수의 횡단면 순위 상위 r%를 기권시켜 같은 날 같은 개수를 기권하게 맞추었다. r = 2, 5, 6, 10, 20, 30% 여섯 수준 전부에서 다섯 시드 모두 폭 기준의 비가 통제군보다 높았고(차이 최소 +0.030, 6%에서 +0.064 ± 0.029), 날짜 블록 부트스트랩 1,000회의 95% 신뢰구간도 0을 포함하지 않았다. TFT 원본은 2~6% 구간에서 시드에 따라 부호가 바뀌었고, 분위 헤드만 부착한 모형은 통제군에 미치지 못하였다. 예측 폭이 단순 변동성 지표보다 나은 기권 기준이라는 결과는 분위 헤드를 부착하는 것만으로는 생기지 않았다. 분위 GBDT의 폭도 같은 비교에서 통제군보다 나았다(6%에서 +0.071, 95% 신뢰구간 [+0.033, +0.107]). 제안 모형(+0.064 ± 0.029)과 차이가 없으므로 이 성질은 트랜스포머 구조에 고유하지 않다. 제안 모형에 남는 차이는 최상위 변동성 분위로의 집중(20.07% 대 17.04%)과 남긴 후보의 손실(0.01730 대 0.01765)이다.</w:t>
@@ -7982,7 +8806,7 @@
         <w:wordWrap w:val="0"/>
         <w:autoSpaceDE w:val="0"/>
         <w:autoSpaceDN w:val="0"/>
-        <w:spacing w:after="80" w:before="0" w:line="341" w:lineRule="auto"/>
+        <w:spacing w:after="80" w:before="0" w:line="280" w:lineRule="exact"/>
         <w:ind w:firstLine="180"/>
         <w:jc w:val="both"/>
       </w:pPr>
@@ -7991,9 +8815,11 @@
           <w:rFonts w:ascii="Times New Roman" w:hAnsi="Times New Roman" w:eastAsia="신명조"/>
           <w:b w:val="0"/>
           <w:i w:val="0"/>
+          <w:spacing w:val="-5"/>
+          <w:w w:val="95"/>
           <w:sz w:val="18"/>
         </w:rPr>
-        <w:t>기권율의 절대 수준을 정하는 임계값 분위는 시험구간을 참조하여 선택되었으므로 5.91%라는 값은 표본 밖 수치가 아니다. 분위를 95에서 90, 75로 낮추면 전체 기권율이 11.71%, 28.08%로 오르는 동안 최상위 변동성 분위의 기권율도 36.22%, 68.72%로 함께 올라 분위별 집중이 유지되고, 세 분위 모두에서 최상위 분위 기권율의 모형 간 순서(제안 모형 &gt; TFT 원본 &gt; 분위 헤드)도 보존된다. 임계값 선택이 기권 행태에 관한 결론을 만들어낸 것은 아니다.</w:t>
+        <w:t>기권율의 절대 수준을 정하는 임계값 분위는 시험구간을 참조하여 선택되었으므로 5.91%라는 값은 표본 밖 수치가 아니다. 다만 앞 문단의 통제군 비교는 날짜마다 같은 개수를 기권시켜 기권율을 맞춘 상태에서 여섯 수준 전부로 수행하였으므로, 이 비교의 결론은 임계값 선택에 의존하지 않는다. 분위를 95에서 90, 75로 낮추면 전체 기권율이 11.71%, 28.08%로 오르는 동안 최상위 변동성 분위의 기권율도 36.22%, 68.72%로 함께 올라 분위별 집중이 유지되고, 세 분위 모두에서 최상위 분위 기권율의 모형 간 순서(제안 모형 &gt; TFT 원본 &gt; 분위 헤드)도 보존된다. 임계값 선택이 기권 행태에 관한 결론을 만들어낸 것은 아니다.</w:t>
       </w:r>
     </w:p>
     <w:p>
@@ -8009,6 +8835,8 @@
           <w:rFonts w:ascii="Times New Roman" w:hAnsi="Times New Roman" w:eastAsia="중고딕"/>
           <w:b w:val="0"/>
           <w:i w:val="0"/>
+          <w:spacing w:val="-9"/>
+          <w:w w:val="95"/>
           <w:sz w:val="18"/>
         </w:rPr>
         <w:t>5.4 구성요소 제거</w:t>
@@ -8019,7 +8847,7 @@
         <w:wordWrap w:val="0"/>
         <w:autoSpaceDE w:val="0"/>
         <w:autoSpaceDN w:val="0"/>
-        <w:spacing w:after="80" w:before="0" w:line="341" w:lineRule="auto"/>
+        <w:spacing w:after="80" w:before="0" w:line="280" w:lineRule="exact"/>
         <w:ind w:firstLine="180"/>
         <w:jc w:val="both"/>
       </w:pPr>
@@ -8028,6 +8856,8 @@
           <w:rFonts w:ascii="Times New Roman" w:hAnsi="Times New Roman" w:eastAsia="신명조"/>
           <w:b w:val="0"/>
           <w:i w:val="0"/>
+          <w:spacing w:val="-5"/>
+          <w:w w:val="95"/>
           <w:sz w:val="18"/>
         </w:rPr>
         <w:t>분위 헤드만 단 PatchTST와 제안 모형 사이에는 변수선택망, 정적 문맥, 매크로 크로스어텐션이 한꺼번에 더해져 있다. 개선이 어디서 오는지 가리기 위해 셋을 하나씩 제거한 변형을 같은 설정과 시드로 학습하였다. 변수선택망은 매크로 경로와 같은 선형 합치기로 바꾸었고, 매크로 제거 변형은 크로스어텐션 없이 종목 표현을 헤드로 보내며, 정적 문맥 제거 변형은 문맥 벡터를 0으로 두어 변수선택의 조건화와 결합 뒤 더하기를 함께 껐다. 초매개변수는 &lt;Table 2&gt; 그대로이며, 보고 지표는 실험 전에 시험구간 핀볼 손실, 최상위 변동성 분위의 기권율, 기권율 6%에서 맞춘 통제군 대비 비 차이의 셋으로 정하였다.</w:t>
@@ -8038,7 +8868,7 @@
         <w:sectPr>
           <w:type w:val="continuous"/>
           <w:pgSz w:w="11906" w:h="16838"/>
-          <w:pgMar w:top="1446" w:right="1134" w:bottom="879" w:left="1134" w:header="567" w:footer="567" w:gutter="0"/>
+          <w:pgMar w:top="2013" w:right="1134" w:bottom="1446" w:left="1134" w:header="1446" w:footer="879" w:gutter="0"/>
           <w:docGrid w:linePitch="360"/>
           <w:cols w:num="2" w:space="453" w:equalWidth="1"/>
         </w:sectPr>
@@ -8050,13 +8880,15 @@
         <w:wordWrap w:val="0"/>
         <w:autoSpaceDE w:val="0"/>
         <w:autoSpaceDN w:val="0"/>
-        <w:spacing w:after="40" w:before="0" w:line="288" w:lineRule="auto"/>
+        <w:spacing w:after="40" w:before="0" w:line="220" w:lineRule="exact"/>
       </w:pPr>
       <w:r>
         <w:rPr>
           <w:rFonts w:ascii="Times New Roman" w:hAnsi="Times New Roman" w:eastAsia="중고딕"/>
           <w:b w:val="0"/>
           <w:i w:val="0"/>
+          <w:spacing w:val="-8"/>
+          <w:w w:val="95"/>
           <w:sz w:val="17"/>
         </w:rPr>
         <w:t>Table 7. Removing one component at a time (test split, mean over five seeds 42-46 with the standard deviation). 'Ours lower' counts the seeds on which the proposed model has the lower test loss; 'Ratio gap at 6%' is the abstained-to-retained loss ratio of the width rule minus that of the trailing 20-day volatility control at a matched 6% abstention rate (Section 5.3)</w:t>
@@ -8102,7 +8934,7 @@
               <w:wordWrap w:val="0"/>
               <w:autoSpaceDE w:val="0"/>
               <w:autoSpaceDN w:val="0"/>
-              <w:spacing w:after="20" w:before="20"/>
+              <w:spacing w:after="20" w:before="20" w:line="208" w:lineRule="exact"/>
             </w:pPr>
             <w:r/>
             <w:r>
@@ -8110,6 +8942,8 @@
                 <w:rFonts w:ascii="Times New Roman" w:hAnsi="Times New Roman" w:eastAsia="신명조"/>
                 <w:b/>
                 <w:i w:val="0"/>
+                <w:spacing w:val="-5"/>
+                <w:w w:val="95"/>
                 <w:sz w:val="16"/>
               </w:rPr>
               <w:t>Variant</w:t>
@@ -8132,7 +8966,7 @@
               <w:wordWrap w:val="0"/>
               <w:autoSpaceDE w:val="0"/>
               <w:autoSpaceDN w:val="0"/>
-              <w:spacing w:after="20" w:before="20"/>
+              <w:spacing w:after="20" w:before="20" w:line="208" w:lineRule="exact"/>
             </w:pPr>
             <w:r/>
             <w:r>
@@ -8140,6 +8974,8 @@
                 <w:rFonts w:ascii="Times New Roman" w:hAnsi="Times New Roman" w:eastAsia="신명조"/>
                 <w:b/>
                 <w:i w:val="0"/>
+                <w:spacing w:val="-5"/>
+                <w:w w:val="95"/>
                 <w:sz w:val="16"/>
               </w:rPr>
               <w:t>Params</w:t>
@@ -8162,7 +8998,7 @@
               <w:wordWrap w:val="0"/>
               <w:autoSpaceDE w:val="0"/>
               <w:autoSpaceDN w:val="0"/>
-              <w:spacing w:after="20" w:before="20"/>
+              <w:spacing w:after="20" w:before="20" w:line="208" w:lineRule="exact"/>
             </w:pPr>
             <w:r/>
             <w:r>
@@ -8170,6 +9006,8 @@
                 <w:rFonts w:ascii="Times New Roman" w:hAnsi="Times New Roman" w:eastAsia="신명조"/>
                 <w:b/>
                 <w:i w:val="0"/>
+                <w:spacing w:val="-5"/>
+                <w:w w:val="95"/>
                 <w:sz w:val="16"/>
               </w:rPr>
               <w:t>Test pinball</w:t>
@@ -8192,7 +9030,7 @@
               <w:wordWrap w:val="0"/>
               <w:autoSpaceDE w:val="0"/>
               <w:autoSpaceDN w:val="0"/>
-              <w:spacing w:after="20" w:before="20"/>
+              <w:spacing w:after="20" w:before="20" w:line="208" w:lineRule="exact"/>
             </w:pPr>
             <w:r/>
             <w:r>
@@ -8200,6 +9038,8 @@
                 <w:rFonts w:ascii="Times New Roman" w:hAnsi="Times New Roman" w:eastAsia="신명조"/>
                 <w:b/>
                 <w:i w:val="0"/>
+                <w:spacing w:val="-5"/>
+                <w:w w:val="95"/>
                 <w:sz w:val="16"/>
               </w:rPr>
               <w:t>vs baseline</w:t>
@@ -8222,7 +9062,7 @@
               <w:wordWrap w:val="0"/>
               <w:autoSpaceDE w:val="0"/>
               <w:autoSpaceDN w:val="0"/>
-              <w:spacing w:after="20" w:before="20"/>
+              <w:spacing w:after="20" w:before="20" w:line="208" w:lineRule="exact"/>
             </w:pPr>
             <w:r/>
             <w:r>
@@ -8230,6 +9070,8 @@
                 <w:rFonts w:ascii="Times New Roman" w:hAnsi="Times New Roman" w:eastAsia="신명조"/>
                 <w:b/>
                 <w:i w:val="0"/>
+                <w:spacing w:val="-5"/>
+                <w:w w:val="95"/>
                 <w:sz w:val="16"/>
               </w:rPr>
               <w:t>Ours lower</w:t>
@@ -8252,7 +9094,7 @@
               <w:wordWrap w:val="0"/>
               <w:autoSpaceDE w:val="0"/>
               <w:autoSpaceDN w:val="0"/>
-              <w:spacing w:after="20" w:before="20"/>
+              <w:spacing w:after="20" w:before="20" w:line="208" w:lineRule="exact"/>
             </w:pPr>
             <w:r/>
             <w:r>
@@ -8260,6 +9102,8 @@
                 <w:rFonts w:ascii="Times New Roman" w:hAnsi="Times New Roman" w:eastAsia="신명조"/>
                 <w:b/>
                 <w:i w:val="0"/>
+                <w:spacing w:val="-5"/>
+                <w:w w:val="95"/>
                 <w:sz w:val="16"/>
               </w:rPr>
               <w:t>Q4 abstain</w:t>
@@ -8282,7 +9126,7 @@
               <w:wordWrap w:val="0"/>
               <w:autoSpaceDE w:val="0"/>
               <w:autoSpaceDN w:val="0"/>
-              <w:spacing w:after="20" w:before="20"/>
+              <w:spacing w:after="20" w:before="20" w:line="208" w:lineRule="exact"/>
             </w:pPr>
             <w:r/>
             <w:r>
@@ -8290,6 +9134,8 @@
                 <w:rFonts w:ascii="Times New Roman" w:hAnsi="Times New Roman" w:eastAsia="신명조"/>
                 <w:b/>
                 <w:i w:val="0"/>
+                <w:spacing w:val="-5"/>
+                <w:w w:val="95"/>
                 <w:sz w:val="16"/>
               </w:rPr>
               <w:t>Ratio gap at 6%</w:t>
@@ -8317,7 +9163,7 @@
               <w:wordWrap w:val="0"/>
               <w:autoSpaceDE w:val="0"/>
               <w:autoSpaceDN w:val="0"/>
-              <w:spacing w:after="20" w:before="20"/>
+              <w:spacing w:after="20" w:before="20" w:line="208" w:lineRule="exact"/>
             </w:pPr>
             <w:r/>
             <w:r>
@@ -8325,6 +9171,8 @@
                 <w:rFonts w:ascii="Times New Roman" w:hAnsi="Times New Roman" w:eastAsia="신명조"/>
                 <w:b w:val="0"/>
                 <w:i w:val="0"/>
+                <w:spacing w:val="-5"/>
+                <w:w w:val="95"/>
                 <w:sz w:val="16"/>
               </w:rPr>
               <w:t>Ours</w:t>
@@ -8347,7 +9195,7 @@
               <w:wordWrap w:val="0"/>
               <w:autoSpaceDE w:val="0"/>
               <w:autoSpaceDN w:val="0"/>
-              <w:spacing w:after="20" w:before="20"/>
+              <w:spacing w:after="20" w:before="20" w:line="208" w:lineRule="exact"/>
             </w:pPr>
             <w:r/>
             <w:r>
@@ -8355,6 +9203,8 @@
                 <w:rFonts w:ascii="Times New Roman" w:hAnsi="Times New Roman" w:eastAsia="신명조"/>
                 <w:b w:val="0"/>
                 <w:i w:val="0"/>
+                <w:spacing w:val="-5"/>
+                <w:w w:val="95"/>
                 <w:sz w:val="16"/>
               </w:rPr>
               <w:t>0.500M</w:t>
@@ -8377,7 +9227,7 @@
               <w:wordWrap w:val="0"/>
               <w:autoSpaceDE w:val="0"/>
               <w:autoSpaceDN w:val="0"/>
-              <w:spacing w:after="20" w:before="20"/>
+              <w:spacing w:after="20" w:before="20" w:line="208" w:lineRule="exact"/>
             </w:pPr>
             <w:r/>
             <w:r>
@@ -8385,6 +9235,8 @@
                 <w:rFonts w:ascii="Times New Roman" w:hAnsi="Times New Roman" w:eastAsia="신명조"/>
                 <w:b w:val="0"/>
                 <w:i w:val="0"/>
+                <w:spacing w:val="-5"/>
+                <w:w w:val="95"/>
                 <w:sz w:val="16"/>
               </w:rPr>
               <w:t>0.017826 ± 0.000059</w:t>
@@ -8407,7 +9259,7 @@
               <w:wordWrap w:val="0"/>
               <w:autoSpaceDE w:val="0"/>
               <w:autoSpaceDN w:val="0"/>
-              <w:spacing w:after="20" w:before="20"/>
+              <w:spacing w:after="20" w:before="20" w:line="208" w:lineRule="exact"/>
             </w:pPr>
             <w:r/>
             <w:r>
@@ -8415,6 +9267,8 @@
                 <w:rFonts w:ascii="Times New Roman" w:hAnsi="Times New Roman" w:eastAsia="신명조"/>
                 <w:b w:val="0"/>
                 <w:i w:val="0"/>
+                <w:spacing w:val="-5"/>
+                <w:w w:val="95"/>
                 <w:sz w:val="16"/>
               </w:rPr>
               <w:t>+4.95%</w:t>
@@ -8437,7 +9291,7 @@
               <w:wordWrap w:val="0"/>
               <w:autoSpaceDE w:val="0"/>
               <w:autoSpaceDN w:val="0"/>
-              <w:spacing w:after="20" w:before="20"/>
+              <w:spacing w:after="20" w:before="20" w:line="208" w:lineRule="exact"/>
             </w:pPr>
             <w:r/>
             <w:r>
@@ -8445,6 +9299,8 @@
                 <w:rFonts w:ascii="Times New Roman" w:hAnsi="Times New Roman" w:eastAsia="신명조"/>
                 <w:b w:val="0"/>
                 <w:i w:val="0"/>
+                <w:spacing w:val="-5"/>
+                <w:w w:val="95"/>
                 <w:sz w:val="16"/>
               </w:rPr>
               <w:t>-</w:t>
@@ -8467,7 +9323,7 @@
               <w:wordWrap w:val="0"/>
               <w:autoSpaceDE w:val="0"/>
               <w:autoSpaceDN w:val="0"/>
-              <w:spacing w:after="20" w:before="20"/>
+              <w:spacing w:after="20" w:before="20" w:line="208" w:lineRule="exact"/>
             </w:pPr>
             <w:r/>
             <w:r>
@@ -8475,6 +9331,8 @@
                 <w:rFonts w:ascii="Times New Roman" w:hAnsi="Times New Roman" w:eastAsia="신명조"/>
                 <w:b w:val="0"/>
                 <w:i w:val="0"/>
+                <w:spacing w:val="-5"/>
+                <w:w w:val="95"/>
                 <w:sz w:val="16"/>
               </w:rPr>
               <w:t>20.07 ± 0.71%</w:t>
@@ -8497,7 +9355,7 @@
               <w:wordWrap w:val="0"/>
               <w:autoSpaceDE w:val="0"/>
               <w:autoSpaceDN w:val="0"/>
-              <w:spacing w:after="20" w:before="20"/>
+              <w:spacing w:after="20" w:before="20" w:line="208" w:lineRule="exact"/>
             </w:pPr>
             <w:r/>
             <w:r>
@@ -8505,6 +9363,8 @@
                 <w:rFonts w:ascii="Times New Roman" w:hAnsi="Times New Roman" w:eastAsia="신명조"/>
                 <w:b w:val="0"/>
                 <w:i w:val="0"/>
+                <w:spacing w:val="-5"/>
+                <w:w w:val="95"/>
                 <w:sz w:val="16"/>
               </w:rPr>
               <w:t>+0.064 ± 0.029</w:t>
@@ -8532,7 +9392,7 @@
               <w:wordWrap w:val="0"/>
               <w:autoSpaceDE w:val="0"/>
               <w:autoSpaceDN w:val="0"/>
-              <w:spacing w:after="20" w:before="20"/>
+              <w:spacing w:after="20" w:before="20" w:line="208" w:lineRule="exact"/>
             </w:pPr>
             <w:r/>
             <w:r>
@@ -8540,6 +9400,8 @@
                 <w:rFonts w:ascii="Times New Roman" w:hAnsi="Times New Roman" w:eastAsia="신명조"/>
                 <w:b w:val="0"/>
                 <w:i w:val="0"/>
+                <w:spacing w:val="-5"/>
+                <w:w w:val="95"/>
                 <w:sz w:val="16"/>
               </w:rPr>
               <w:t>Variable selection to linear merge</w:t>
@@ -8562,7 +9424,7 @@
               <w:wordWrap w:val="0"/>
               <w:autoSpaceDE w:val="0"/>
               <w:autoSpaceDN w:val="0"/>
-              <w:spacing w:after="20" w:before="20"/>
+              <w:spacing w:after="20" w:before="20" w:line="208" w:lineRule="exact"/>
             </w:pPr>
             <w:r/>
             <w:r>
@@ -8570,6 +9432,8 @@
                 <w:rFonts w:ascii="Times New Roman" w:hAnsi="Times New Roman" w:eastAsia="신명조"/>
                 <w:b w:val="0"/>
                 <w:i w:val="0"/>
+                <w:spacing w:val="-5"/>
+                <w:w w:val="95"/>
                 <w:sz w:val="16"/>
               </w:rPr>
               <w:t>0.117M</w:t>
@@ -8592,7 +9456,7 @@
               <w:wordWrap w:val="0"/>
               <w:autoSpaceDE w:val="0"/>
               <w:autoSpaceDN w:val="0"/>
-              <w:spacing w:after="20" w:before="20"/>
+              <w:spacing w:after="20" w:before="20" w:line="208" w:lineRule="exact"/>
             </w:pPr>
             <w:r/>
             <w:r>
@@ -8600,6 +9464,8 @@
                 <w:rFonts w:ascii="Times New Roman" w:hAnsi="Times New Roman" w:eastAsia="신명조"/>
                 <w:b w:val="0"/>
                 <w:i w:val="0"/>
+                <w:spacing w:val="-5"/>
+                <w:w w:val="95"/>
                 <w:sz w:val="16"/>
               </w:rPr>
               <w:t>0.017837 ± 0.000078</w:t>
@@ -8622,7 +9488,7 @@
               <w:wordWrap w:val="0"/>
               <w:autoSpaceDE w:val="0"/>
               <w:autoSpaceDN w:val="0"/>
-              <w:spacing w:after="20" w:before="20"/>
+              <w:spacing w:after="20" w:before="20" w:line="208" w:lineRule="exact"/>
             </w:pPr>
             <w:r/>
             <w:r>
@@ -8630,6 +9496,8 @@
                 <w:rFonts w:ascii="Times New Roman" w:hAnsi="Times New Roman" w:eastAsia="신명조"/>
                 <w:b w:val="0"/>
                 <w:i w:val="0"/>
+                <w:spacing w:val="-5"/>
+                <w:w w:val="95"/>
                 <w:sz w:val="16"/>
               </w:rPr>
               <w:t>+4.89%</w:t>
@@ -8652,7 +9520,7 @@
               <w:wordWrap w:val="0"/>
               <w:autoSpaceDE w:val="0"/>
               <w:autoSpaceDN w:val="0"/>
-              <w:spacing w:after="20" w:before="20"/>
+              <w:spacing w:after="20" w:before="20" w:line="208" w:lineRule="exact"/>
             </w:pPr>
             <w:r/>
             <w:r>
@@ -8660,6 +9528,8 @@
                 <w:rFonts w:ascii="Times New Roman" w:hAnsi="Times New Roman" w:eastAsia="신명조"/>
                 <w:b w:val="0"/>
                 <w:i w:val="0"/>
+                <w:spacing w:val="-5"/>
+                <w:w w:val="95"/>
                 <w:sz w:val="16"/>
               </w:rPr>
               <w:t>3/5</w:t>
@@ -8682,7 +9552,7 @@
               <w:wordWrap w:val="0"/>
               <w:autoSpaceDE w:val="0"/>
               <w:autoSpaceDN w:val="0"/>
-              <w:spacing w:after="20" w:before="20"/>
+              <w:spacing w:after="20" w:before="20" w:line="208" w:lineRule="exact"/>
             </w:pPr>
             <w:r/>
             <w:r>
@@ -8690,6 +9560,8 @@
                 <w:rFonts w:ascii="Times New Roman" w:hAnsi="Times New Roman" w:eastAsia="신명조"/>
                 <w:b w:val="0"/>
                 <w:i w:val="0"/>
+                <w:spacing w:val="-5"/>
+                <w:w w:val="95"/>
                 <w:sz w:val="16"/>
               </w:rPr>
               <w:t>19.90 ± 0.18%</w:t>
@@ -8712,7 +9584,7 @@
               <w:wordWrap w:val="0"/>
               <w:autoSpaceDE w:val="0"/>
               <w:autoSpaceDN w:val="0"/>
-              <w:spacing w:after="20" w:before="20"/>
+              <w:spacing w:after="20" w:before="20" w:line="208" w:lineRule="exact"/>
             </w:pPr>
             <w:r/>
             <w:r>
@@ -8720,6 +9592,8 @@
                 <w:rFonts w:ascii="Times New Roman" w:hAnsi="Times New Roman" w:eastAsia="신명조"/>
                 <w:b w:val="0"/>
                 <w:i w:val="0"/>
+                <w:spacing w:val="-5"/>
+                <w:w w:val="95"/>
                 <w:sz w:val="16"/>
               </w:rPr>
               <w:t>+0.057 ± 0.007</w:t>
@@ -8747,7 +9621,7 @@
               <w:wordWrap w:val="0"/>
               <w:autoSpaceDE w:val="0"/>
               <w:autoSpaceDN w:val="0"/>
-              <w:spacing w:after="20" w:before="20"/>
+              <w:spacing w:after="20" w:before="20" w:line="208" w:lineRule="exact"/>
             </w:pPr>
             <w:r/>
             <w:r>
@@ -8755,6 +9629,8 @@
                 <w:rFonts w:ascii="Times New Roman" w:hAnsi="Times New Roman" w:eastAsia="신명조"/>
                 <w:b w:val="0"/>
                 <w:i w:val="0"/>
+                <w:spacing w:val="-5"/>
+                <w:w w:val="95"/>
                 <w:sz w:val="16"/>
               </w:rPr>
               <w:t>No macro cross-attention</w:t>
@@ -8777,7 +9653,7 @@
               <w:wordWrap w:val="0"/>
               <w:autoSpaceDE w:val="0"/>
               <w:autoSpaceDN w:val="0"/>
-              <w:spacing w:after="20" w:before="20"/>
+              <w:spacing w:after="20" w:before="20" w:line="208" w:lineRule="exact"/>
             </w:pPr>
             <w:r/>
             <w:r>
@@ -8785,6 +9661,8 @@
                 <w:rFonts w:ascii="Times New Roman" w:hAnsi="Times New Roman" w:eastAsia="신명조"/>
                 <w:b w:val="0"/>
                 <w:i w:val="0"/>
+                <w:spacing w:val="-5"/>
+                <w:w w:val="95"/>
                 <w:sz w:val="16"/>
               </w:rPr>
               <w:t>0.468M</w:t>
@@ -8807,7 +9685,7 @@
               <w:wordWrap w:val="0"/>
               <w:autoSpaceDE w:val="0"/>
               <w:autoSpaceDN w:val="0"/>
-              <w:spacing w:after="20" w:before="20"/>
+              <w:spacing w:after="20" w:before="20" w:line="208" w:lineRule="exact"/>
             </w:pPr>
             <w:r/>
             <w:r>
@@ -8815,6 +9693,8 @@
                 <w:rFonts w:ascii="Times New Roman" w:hAnsi="Times New Roman" w:eastAsia="신명조"/>
                 <w:b w:val="0"/>
                 <w:i w:val="0"/>
+                <w:spacing w:val="-5"/>
+                <w:w w:val="95"/>
                 <w:sz w:val="16"/>
               </w:rPr>
               <w:t>0.017786 ± 0.000029</w:t>
@@ -8837,7 +9717,7 @@
               <w:wordWrap w:val="0"/>
               <w:autoSpaceDE w:val="0"/>
               <w:autoSpaceDN w:val="0"/>
-              <w:spacing w:after="20" w:before="20"/>
+              <w:spacing w:after="20" w:before="20" w:line="208" w:lineRule="exact"/>
             </w:pPr>
             <w:r/>
             <w:r>
@@ -8845,6 +9725,8 @@
                 <w:rFonts w:ascii="Times New Roman" w:hAnsi="Times New Roman" w:eastAsia="신명조"/>
                 <w:b w:val="0"/>
                 <w:i w:val="0"/>
+                <w:spacing w:val="-5"/>
+                <w:w w:val="95"/>
                 <w:sz w:val="16"/>
               </w:rPr>
               <w:t>+5.16%</w:t>
@@ -8867,7 +9749,7 @@
               <w:wordWrap w:val="0"/>
               <w:autoSpaceDE w:val="0"/>
               <w:autoSpaceDN w:val="0"/>
-              <w:spacing w:after="20" w:before="20"/>
+              <w:spacing w:after="20" w:before="20" w:line="208" w:lineRule="exact"/>
             </w:pPr>
             <w:r/>
             <w:r>
@@ -8875,6 +9757,8 @@
                 <w:rFonts w:ascii="Times New Roman" w:hAnsi="Times New Roman" w:eastAsia="신명조"/>
                 <w:b w:val="0"/>
                 <w:i w:val="0"/>
+                <w:spacing w:val="-5"/>
+                <w:w w:val="95"/>
                 <w:sz w:val="16"/>
               </w:rPr>
               <w:t>2/5</w:t>
@@ -8897,7 +9781,7 @@
               <w:wordWrap w:val="0"/>
               <w:autoSpaceDE w:val="0"/>
               <w:autoSpaceDN w:val="0"/>
-              <w:spacing w:after="20" w:before="20"/>
+              <w:spacing w:after="20" w:before="20" w:line="208" w:lineRule="exact"/>
             </w:pPr>
             <w:r/>
             <w:r>
@@ -8905,6 +9789,8 @@
                 <w:rFonts w:ascii="Times New Roman" w:hAnsi="Times New Roman" w:eastAsia="신명조"/>
                 <w:b w:val="0"/>
                 <w:i w:val="0"/>
+                <w:spacing w:val="-5"/>
+                <w:w w:val="95"/>
                 <w:sz w:val="16"/>
               </w:rPr>
               <w:t>20.51 ± 0.46%</w:t>
@@ -8927,7 +9813,7 @@
               <w:wordWrap w:val="0"/>
               <w:autoSpaceDE w:val="0"/>
               <w:autoSpaceDN w:val="0"/>
-              <w:spacing w:after="20" w:before="20"/>
+              <w:spacing w:after="20" w:before="20" w:line="208" w:lineRule="exact"/>
             </w:pPr>
             <w:r/>
             <w:r>
@@ -8935,6 +9821,8 @@
                 <w:rFonts w:ascii="Times New Roman" w:hAnsi="Times New Roman" w:eastAsia="신명조"/>
                 <w:b w:val="0"/>
                 <w:i w:val="0"/>
+                <w:spacing w:val="-5"/>
+                <w:w w:val="95"/>
                 <w:sz w:val="16"/>
               </w:rPr>
               <w:t>+0.080 ± 0.035</w:t>
@@ -8961,7 +9849,7 @@
               <w:wordWrap w:val="0"/>
               <w:autoSpaceDE w:val="0"/>
               <w:autoSpaceDN w:val="0"/>
-              <w:spacing w:after="20" w:before="20"/>
+              <w:spacing w:after="20" w:before="20" w:line="208" w:lineRule="exact"/>
             </w:pPr>
             <w:r/>
             <w:r>
@@ -8969,6 +9857,8 @@
                 <w:rFonts w:ascii="Times New Roman" w:hAnsi="Times New Roman" w:eastAsia="신명조"/>
                 <w:b w:val="0"/>
                 <w:i w:val="0"/>
+                <w:spacing w:val="-5"/>
+                <w:w w:val="95"/>
                 <w:sz w:val="16"/>
               </w:rPr>
               <w:t>No static context</w:t>
@@ -8990,7 +9880,7 @@
               <w:wordWrap w:val="0"/>
               <w:autoSpaceDE w:val="0"/>
               <w:autoSpaceDN w:val="0"/>
-              <w:spacing w:after="20" w:before="20"/>
+              <w:spacing w:after="20" w:before="20" w:line="208" w:lineRule="exact"/>
             </w:pPr>
             <w:r/>
             <w:r>
@@ -8998,6 +9888,8 @@
                 <w:rFonts w:ascii="Times New Roman" w:hAnsi="Times New Roman" w:eastAsia="신명조"/>
                 <w:b w:val="0"/>
                 <w:i w:val="0"/>
+                <w:spacing w:val="-5"/>
+                <w:w w:val="95"/>
                 <w:sz w:val="16"/>
               </w:rPr>
               <w:t>0.456M</w:t>
@@ -9019,7 +9911,7 @@
               <w:wordWrap w:val="0"/>
               <w:autoSpaceDE w:val="0"/>
               <w:autoSpaceDN w:val="0"/>
-              <w:spacing w:after="20" w:before="20"/>
+              <w:spacing w:after="20" w:before="20" w:line="208" w:lineRule="exact"/>
             </w:pPr>
             <w:r/>
             <w:r>
@@ -9027,6 +9919,8 @@
                 <w:rFonts w:ascii="Times New Roman" w:hAnsi="Times New Roman" w:eastAsia="신명조"/>
                 <w:b w:val="0"/>
                 <w:i w:val="0"/>
+                <w:spacing w:val="-5"/>
+                <w:w w:val="95"/>
                 <w:sz w:val="16"/>
               </w:rPr>
               <w:t>0.017797 ± 0.000010</w:t>
@@ -9048,7 +9942,7 @@
               <w:wordWrap w:val="0"/>
               <w:autoSpaceDE w:val="0"/>
               <w:autoSpaceDN w:val="0"/>
-              <w:spacing w:after="20" w:before="20"/>
+              <w:spacing w:after="20" w:before="20" w:line="208" w:lineRule="exact"/>
             </w:pPr>
             <w:r/>
             <w:r>
@@ -9056,6 +9950,8 @@
                 <w:rFonts w:ascii="Times New Roman" w:hAnsi="Times New Roman" w:eastAsia="신명조"/>
                 <w:b w:val="0"/>
                 <w:i w:val="0"/>
+                <w:spacing w:val="-5"/>
+                <w:w w:val="95"/>
                 <w:sz w:val="16"/>
               </w:rPr>
               <w:t>+5.10%</w:t>
@@ -9077,7 +9973,7 @@
               <w:wordWrap w:val="0"/>
               <w:autoSpaceDE w:val="0"/>
               <w:autoSpaceDN w:val="0"/>
-              <w:spacing w:after="20" w:before="20"/>
+              <w:spacing w:after="20" w:before="20" w:line="208" w:lineRule="exact"/>
             </w:pPr>
             <w:r/>
             <w:r>
@@ -9085,6 +9981,8 @@
                 <w:rFonts w:ascii="Times New Roman" w:hAnsi="Times New Roman" w:eastAsia="신명조"/>
                 <w:b w:val="0"/>
                 <w:i w:val="0"/>
+                <w:spacing w:val="-5"/>
+                <w:w w:val="95"/>
                 <w:sz w:val="16"/>
               </w:rPr>
               <w:t>1/5</w:t>
@@ -9106,7 +10004,7 @@
               <w:wordWrap w:val="0"/>
               <w:autoSpaceDE w:val="0"/>
               <w:autoSpaceDN w:val="0"/>
-              <w:spacing w:after="20" w:before="20"/>
+              <w:spacing w:after="20" w:before="20" w:line="208" w:lineRule="exact"/>
             </w:pPr>
             <w:r/>
             <w:r>
@@ -9114,6 +10012,8 @@
                 <w:rFonts w:ascii="Times New Roman" w:hAnsi="Times New Roman" w:eastAsia="신명조"/>
                 <w:b w:val="0"/>
                 <w:i w:val="0"/>
+                <w:spacing w:val="-5"/>
+                <w:w w:val="95"/>
                 <w:sz w:val="16"/>
               </w:rPr>
               <w:t>20.18 ± 0.30%</w:t>
@@ -9135,7 +10035,7 @@
               <w:wordWrap w:val="0"/>
               <w:autoSpaceDE w:val="0"/>
               <w:autoSpaceDN w:val="0"/>
-              <w:spacing w:after="20" w:before="20"/>
+              <w:spacing w:after="20" w:before="20" w:line="208" w:lineRule="exact"/>
             </w:pPr>
             <w:r/>
             <w:r>
@@ -9143,6 +10043,8 @@
                 <w:rFonts w:ascii="Times New Roman" w:hAnsi="Times New Roman" w:eastAsia="신명조"/>
                 <w:b w:val="0"/>
                 <w:i w:val="0"/>
+                <w:spacing w:val="-5"/>
+                <w:w w:val="95"/>
                 <w:sz w:val="16"/>
               </w:rPr>
               <w:t>+0.067 ± 0.021</w:t>
@@ -9161,7 +10063,7 @@
         <w:sectPr>
           <w:type w:val="continuous"/>
           <w:pgSz w:w="11906" w:h="16838"/>
-          <w:pgMar w:top="1446" w:right="1134" w:bottom="879" w:left="1134" w:header="567" w:footer="567" w:gutter="0"/>
+          <w:pgMar w:top="2013" w:right="1134" w:bottom="1446" w:left="1134" w:header="1446" w:footer="879" w:gutter="0"/>
           <w:docGrid w:linePitch="360"/>
           <w:cols w:num="1" w:space="453" w:equalWidth="1"/>
         </w:sectPr>
@@ -9172,7 +10074,7 @@
         <w:wordWrap w:val="0"/>
         <w:autoSpaceDE w:val="0"/>
         <w:autoSpaceDN w:val="0"/>
-        <w:spacing w:after="80" w:before="0" w:line="341" w:lineRule="auto"/>
+        <w:spacing w:after="80" w:before="0" w:line="280" w:lineRule="exact"/>
         <w:ind w:firstLine="180"/>
         <w:jc w:val="both"/>
       </w:pPr>
@@ -9181,6 +10083,8 @@
           <w:rFonts w:ascii="Times New Roman" w:hAnsi="Times New Roman" w:eastAsia="신명조"/>
           <w:b w:val="0"/>
           <w:i w:val="0"/>
+          <w:spacing w:val="-5"/>
+          <w:w w:val="95"/>
           <w:sz w:val="18"/>
         </w:rPr>
         <w:t xml:space="preserve">세 변형 모두 세 지표에서 제안 모형과 구별되지 않았다. 시험구간 손실의 Welch 검정은 </w:t>
@@ -9190,6 +10094,8 @@
           <w:rFonts w:ascii="Times New Roman" w:hAnsi="Times New Roman" w:eastAsia="신명조"/>
           <w:b w:val="0"/>
           <w:i/>
+          <w:spacing w:val="-5"/>
+          <w:w w:val="95"/>
           <w:sz w:val="18"/>
         </w:rPr>
         <w:t>p</w:t>
@@ -9199,6 +10105,8 @@
           <w:rFonts w:ascii="Times New Roman" w:hAnsi="Times New Roman" w:eastAsia="신명조"/>
           <w:b w:val="0"/>
           <w:i w:val="0"/>
+          <w:spacing w:val="-5"/>
+          <w:w w:val="95"/>
           <w:sz w:val="18"/>
         </w:rPr>
         <w:t xml:space="preserve"> = 0.81, 0.21, 0.33이고, 짝지은 비교에서 제안 모형이 낮은 시드는 다섯 가운데 셋, 둘, 하나였다. 기권율 6%의 통제군 비교는 열다섯 실행 가운데 열넷에서 95% 신뢰구간이 0을 포함하지 않았다. 따라서 PatchTST에 분위 헤드만 단 모형 대비 개선은 어느 한 구성요소에서 오지 않는다. 남는 설명은 둘이다. 세 변형이 공유하는 것, 즉 패치 임베딩을 인코더 앞에서 채널 축으로 합치는 구조 자체가 개선의 원인이거나, 구성요소들이 서로를 대신하여 하나를 빼도 나머지가 보완하는 경우이다. 둘 이상을 함께 제거하지 않았으므로 이 둘은 가려지지 않는다. 선형 합치기 변형은 모수가 4분의 1이면서 결과가 같았으므로, 변수선택망의 정확도상 이점은 이 자료에서 확인되지 않는다. 제안 모형의 설정은 제거 실험 전에 고정하였으므로 본문의 비교는 변수선택망 판으로 유지하였으며, 실제 운용에서는 선형 합치기 변형이 같은 결과를 내는 더 가벼운 대안이다.</w:t>
@@ -9217,6 +10125,8 @@
           <w:rFonts w:ascii="Times New Roman" w:hAnsi="Times New Roman" w:eastAsia="견고딕"/>
           <w:b/>
           <w:i w:val="0"/>
+          <w:spacing w:val="0"/>
+          <w:w w:val="95"/>
           <w:sz w:val="20"/>
         </w:rPr>
         <w:t>6. 결론 및 향후 연구</w:t>
@@ -9227,7 +10137,7 @@
         <w:wordWrap w:val="0"/>
         <w:autoSpaceDE w:val="0"/>
         <w:autoSpaceDN w:val="0"/>
-        <w:spacing w:after="80" w:before="0" w:line="341" w:lineRule="auto"/>
+        <w:spacing w:after="80" w:before="0" w:line="280" w:lineRule="exact"/>
         <w:ind w:firstLine="180"/>
         <w:jc w:val="both"/>
       </w:pPr>
@@ -9236,6 +10146,8 @@
           <w:rFonts w:ascii="Times New Roman" w:hAnsi="Times New Roman" w:eastAsia="신명조"/>
           <w:b w:val="0"/>
           <w:i w:val="0"/>
+          <w:spacing w:val="-5"/>
+          <w:w w:val="95"/>
           <w:sz w:val="18"/>
         </w:rPr>
         <w:t>본 연구는 주가 예측에서 "지금 판단해도 되는가"를 함께 답하는 모형을, 매일 201종목을 평가할 수 있는 비용 안에서 만드는 것을 목표로 하였다. 계산이 가벼운 패치 기반 트랜스포머에 TFT의 분위 예측 헤드를 달고, 입력 채널을 인코더 앞에서 하나로 합쳐 인코더 실행 횟수를 1회로 줄였다. 예측 구간이 이례적으로 넓을 때 기권하는 규칙도 함께 적용하였다. 코스피200 구성종목 201개의 일별 자료로 평가하여 다음 두 가지를 확인하였다.</w:t>
@@ -9246,7 +10158,7 @@
         <w:wordWrap w:val="0"/>
         <w:autoSpaceDE w:val="0"/>
         <w:autoSpaceDN w:val="0"/>
-        <w:spacing w:after="80" w:before="0" w:line="341" w:lineRule="auto"/>
+        <w:spacing w:after="80" w:before="0" w:line="280" w:lineRule="exact"/>
         <w:ind w:firstLine="180"/>
         <w:jc w:val="both"/>
       </w:pPr>
@@ -9255,6 +10167,8 @@
           <w:rFonts w:ascii="Times New Roman" w:hAnsi="Times New Roman" w:eastAsia="신명조"/>
           <w:b w:val="0"/>
           <w:i w:val="0"/>
+          <w:spacing w:val="-5"/>
+          <w:w w:val="95"/>
           <w:sz w:val="18"/>
         </w:rPr>
         <w:t>첫째, 제안 모형은 TFT 원본보다 낮은 분위 손실을 약 4분의 1의 비용으로 달성하였다. 시드를 짝지은 비교에서 구간마다 다섯 시드 전부가 제안 모형 쪽이었고, 조기종료에 쓰이지 않은 시험구간에서는 날짜 단위 DM 검정도 다섯 시드 모두 유의하였다. 학습 시간은 3.8배, 종목당 추론 시간은 4.8배 짧았고, 활성값 메모리는 5.1배 적었다. 다만 분위 GBDT의 비용은 이보다도 낮으며, 제안 모형이 GBDT보다 나은 점은 비용이 아니라 시험구간 손실이다(+4.95% 대 +3.45%, 다섯 시드 모두 GBDT보다 낮음). 또한 종목 채널의 변수선택망을 선형 합치기로 바꾼 변형은 모수가 0.117M으로 줄면서 같은 결과를 냈으므로, 운용에서는 이 변형이 같은 성능의 더 가벼운 선택지다(5.4절). 둘째, 예측 구간이 시장 변동성에 반응하여 기권이 변동성이 큰 시기에 집중되었다. 기권한 예측은 실행된 예측보다 오차가 약 1.5배 컸고, 기권율을 맞춘 비교에서도 최근 변동성만 보고 기권하는 단순 규칙보다 큰 오차를 더 잘 걸러냈다. 분위 GBDT도 같은 비교에서 대등한 기권 품질을 보였으므로 이 성질은 트랜스포머 구조에 고유하지 않다. 하나의 예측값만 내는 기존 패치 기반 모형으로는 이러한 기권 자체를 할 수 없다.</w:t>
@@ -9265,7 +10179,7 @@
         <w:wordWrap w:val="0"/>
         <w:autoSpaceDE w:val="0"/>
         <w:autoSpaceDN w:val="0"/>
-        <w:spacing w:after="80" w:before="0" w:line="341" w:lineRule="auto"/>
+        <w:spacing w:after="80" w:before="0" w:line="280" w:lineRule="exact"/>
         <w:ind w:firstLine="180"/>
         <w:jc w:val="both"/>
       </w:pPr>
@@ -9274,6 +10188,8 @@
           <w:rFonts w:ascii="Times New Roman" w:hAnsi="Times New Roman" w:eastAsia="신명조"/>
           <w:b w:val="0"/>
           <w:i w:val="0"/>
+          <w:spacing w:val="-5"/>
+          <w:w w:val="95"/>
           <w:sz w:val="18"/>
         </w:rPr>
         <w:t>본 연구의 평가는 예측 손실에 한정된다. 거래비용과 체결을 포함한 포트폴리오 수준의 성과는 측정하지 않았으므로, 기권이 투자 성과에 미치는 영향은 본 논문의 결과로 답할 수 없다. 평가 기간 자료가 입력 설계와 기권 기준 선택에 일부 참고되었고 현재 시점의 구성종목으로 유니버스를 정하였으므로, 완전한 사후 검증도 아니다. 또한 변수선택망, 정적 문맥, 매크로 크로스어텐션은 하나씩 제거해도 결과가 달라지지 않아, 개선이 인코더 앞 채널 축약 구조 자체에서 오는지 구성요소 간 대체에서 오는지 가리지 못하였다(5.4절). 예측 구간의 절대 포함률은 명목 80%보다 낮았고(71.6%), 검증구간에서 맞춘 등각 분위회귀 보정[13] 후에도 73.9%에 그쳐 구간 자체를 신뢰구간으로 해석해서는 안 된다. 보정은 폭의 순위를 바꾸지 않으므로 기권 결과에는 영향이 없다.</w:t>
@@ -9284,7 +10200,7 @@
         <w:wordWrap w:val="0"/>
         <w:autoSpaceDE w:val="0"/>
         <w:autoSpaceDN w:val="0"/>
-        <w:spacing w:after="80" w:before="0" w:line="341" w:lineRule="auto"/>
+        <w:spacing w:after="80" w:before="0" w:line="280" w:lineRule="exact"/>
         <w:ind w:firstLine="180"/>
         <w:jc w:val="both"/>
       </w:pPr>
@@ -9293,9 +10209,11 @@
           <w:rFonts w:ascii="Times New Roman" w:hAnsi="Times New Roman" w:eastAsia="신명조"/>
           <w:b w:val="0"/>
           <w:i w:val="0"/>
+          <w:spacing w:val="-5"/>
+          <w:w w:val="95"/>
           <w:sz w:val="18"/>
         </w:rPr>
-        <w:t>본 논문의 결과는 과거 자료에 대한 평가이며 투자 권유를 의도하지 않는다. 향후 연구에서는 구성요소를 둘 이상 함께 제거하는 실험으로 개선의 출처를 가리고, 비교 이후 새로 쌓인 자료를 평가에 쓰지 않은 구간으로 두어 여러 시장 국면에서 다시 검증한다.</w:t>
+        <w:t>향후 연구에서는 구성요소를 둘 이상 함께 제거하는 실험으로 개선의 출처를 가리고, 비교 이후 새로 쌓인 자료를 평가에 쓰지 않은 구간으로 두어 여러 시장 국면에서 다시 검증한다.</w:t>
       </w:r>
     </w:p>
     <w:p>
@@ -9311,6 +10229,8 @@
           <w:rFonts w:ascii="Times New Roman" w:hAnsi="Times New Roman" w:eastAsia="견고딕"/>
           <w:b/>
           <w:i w:val="0"/>
+          <w:spacing w:val="0"/>
+          <w:w w:val="95"/>
           <w:sz w:val="20"/>
         </w:rPr>
         <w:t>References</w:t>
@@ -9321,7 +10241,7 @@
         <w:wordWrap w:val="0"/>
         <w:autoSpaceDE w:val="0"/>
         <w:autoSpaceDN w:val="0"/>
-        <w:spacing w:after="40" w:before="0" w:line="300" w:lineRule="auto"/>
+        <w:spacing w:after="40" w:before="0" w:line="270" w:lineRule="exact"/>
         <w:ind w:hanging="280" w:left="280"/>
       </w:pPr>
       <w:r>
@@ -9329,6 +10249,8 @@
           <w:rFonts w:ascii="Times New Roman" w:hAnsi="Times New Roman" w:eastAsia="신명조"/>
           <w:b w:val="0"/>
           <w:i w:val="0"/>
+          <w:spacing w:val="-5"/>
+          <w:w w:val="95"/>
           <w:sz w:val="17"/>
         </w:rPr>
         <w:t xml:space="preserve">[1] O. B. Sezer, M. U. Gudelek, and A. M. Ozbayoglu, "Financial time series forecasting with deep learning: A systematic literature review: 2005-2019," </w:t>
@@ -9338,6 +10260,8 @@
           <w:rFonts w:ascii="Times New Roman" w:hAnsi="Times New Roman" w:eastAsia="신명조"/>
           <w:b w:val="0"/>
           <w:i/>
+          <w:spacing w:val="-5"/>
+          <w:w w:val="95"/>
           <w:sz w:val="17"/>
         </w:rPr>
         <w:t>Applied Soft Computing</w:t>
@@ -9347,6 +10271,8 @@
           <w:rFonts w:ascii="Times New Roman" w:hAnsi="Times New Roman" w:eastAsia="신명조"/>
           <w:b w:val="0"/>
           <w:i w:val="0"/>
+          <w:spacing w:val="-5"/>
+          <w:w w:val="95"/>
           <w:sz w:val="17"/>
         </w:rPr>
         <w:t>, Vol.90, 106181, 2020.</w:t>
@@ -9357,7 +10283,7 @@
         <w:wordWrap w:val="0"/>
         <w:autoSpaceDE w:val="0"/>
         <w:autoSpaceDN w:val="0"/>
-        <w:spacing w:after="40" w:before="0" w:line="300" w:lineRule="auto"/>
+        <w:spacing w:after="40" w:before="0" w:line="270" w:lineRule="exact"/>
         <w:ind w:hanging="280" w:left="280"/>
       </w:pPr>
       <w:r>
@@ -9365,6 +10291,8 @@
           <w:rFonts w:ascii="Times New Roman" w:hAnsi="Times New Roman" w:eastAsia="신명조"/>
           <w:b w:val="0"/>
           <w:i w:val="0"/>
+          <w:spacing w:val="-5"/>
+          <w:w w:val="95"/>
           <w:sz w:val="17"/>
         </w:rPr>
         <w:t xml:space="preserve">[2] T. S. Kim and S. Lee, "Deep learning-based stock fluctuation prediction according to overseas indices and trading trends," </w:t>
@@ -9374,6 +10302,8 @@
           <w:rFonts w:ascii="Times New Roman" w:hAnsi="Times New Roman" w:eastAsia="신명조"/>
           <w:b w:val="0"/>
           <w:i/>
+          <w:spacing w:val="-5"/>
+          <w:w w:val="95"/>
           <w:sz w:val="17"/>
         </w:rPr>
         <w:t>KIPS Transactions on Software and Data Engineering</w:t>
@@ -9383,6 +10313,8 @@
           <w:rFonts w:ascii="Times New Roman" w:hAnsi="Times New Roman" w:eastAsia="신명조"/>
           <w:b w:val="0"/>
           <w:i w:val="0"/>
+          <w:spacing w:val="-5"/>
+          <w:w w:val="95"/>
           <w:sz w:val="17"/>
         </w:rPr>
         <w:t>, Vol.10, No.9, pp.367-374, 2021.</w:t>
@@ -9393,7 +10325,7 @@
         <w:wordWrap w:val="0"/>
         <w:autoSpaceDE w:val="0"/>
         <w:autoSpaceDN w:val="0"/>
-        <w:spacing w:after="40" w:before="0" w:line="300" w:lineRule="auto"/>
+        <w:spacing w:after="40" w:before="0" w:line="270" w:lineRule="exact"/>
         <w:ind w:hanging="280" w:left="280"/>
       </w:pPr>
       <w:r>
@@ -9401,6 +10333,8 @@
           <w:rFonts w:ascii="Times New Roman" w:hAnsi="Times New Roman" w:eastAsia="신명조"/>
           <w:b w:val="0"/>
           <w:i w:val="0"/>
+          <w:spacing w:val="-5"/>
+          <w:w w:val="95"/>
           <w:sz w:val="17"/>
         </w:rPr>
         <w:t xml:space="preserve">[3] A. Vaswani et al., "Attention is all you need," in </w:t>
@@ -9410,6 +10344,8 @@
           <w:rFonts w:ascii="Times New Roman" w:hAnsi="Times New Roman" w:eastAsia="신명조"/>
           <w:b w:val="0"/>
           <w:i/>
+          <w:spacing w:val="-5"/>
+          <w:w w:val="95"/>
           <w:sz w:val="17"/>
         </w:rPr>
         <w:t>Advances in Neural Information Processing Systems</w:t>
@@ -9419,6 +10355,8 @@
           <w:rFonts w:ascii="Times New Roman" w:hAnsi="Times New Roman" w:eastAsia="신명조"/>
           <w:b w:val="0"/>
           <w:i w:val="0"/>
+          <w:spacing w:val="-5"/>
+          <w:w w:val="95"/>
           <w:sz w:val="17"/>
         </w:rPr>
         <w:t>, pp.5998-6008, 2017.</w:t>
@@ -9429,7 +10367,7 @@
         <w:wordWrap w:val="0"/>
         <w:autoSpaceDE w:val="0"/>
         <w:autoSpaceDN w:val="0"/>
-        <w:spacing w:after="40" w:before="0" w:line="300" w:lineRule="auto"/>
+        <w:spacing w:after="40" w:before="0" w:line="270" w:lineRule="exact"/>
         <w:ind w:hanging="280" w:left="280"/>
       </w:pPr>
       <w:r>
@@ -9437,6 +10375,8 @@
           <w:rFonts w:ascii="Times New Roman" w:hAnsi="Times New Roman" w:eastAsia="신명조"/>
           <w:b w:val="0"/>
           <w:i w:val="0"/>
+          <w:spacing w:val="-5"/>
+          <w:w w:val="95"/>
           <w:sz w:val="17"/>
         </w:rPr>
         <w:t xml:space="preserve">[4] H. Zhou et al., "Informer: Beyond efficient transformer for long sequence time-series forecasting," in </w:t>
@@ -9446,6 +10386,8 @@
           <w:rFonts w:ascii="Times New Roman" w:hAnsi="Times New Roman" w:eastAsia="신명조"/>
           <w:b w:val="0"/>
           <w:i/>
+          <w:spacing w:val="-5"/>
+          <w:w w:val="95"/>
           <w:sz w:val="17"/>
         </w:rPr>
         <w:t>Proceedings of the AAAI Conference on Artificial Intelligence</w:t>
@@ -9455,6 +10397,8 @@
           <w:rFonts w:ascii="Times New Roman" w:hAnsi="Times New Roman" w:eastAsia="신명조"/>
           <w:b w:val="0"/>
           <w:i w:val="0"/>
+          <w:spacing w:val="-5"/>
+          <w:w w:val="95"/>
           <w:sz w:val="17"/>
         </w:rPr>
         <w:t>, pp.11106-11115, 2021.</w:t>
@@ -9465,7 +10409,7 @@
         <w:wordWrap w:val="0"/>
         <w:autoSpaceDE w:val="0"/>
         <w:autoSpaceDN w:val="0"/>
-        <w:spacing w:after="40" w:before="0" w:line="300" w:lineRule="auto"/>
+        <w:spacing w:after="40" w:before="0" w:line="270" w:lineRule="exact"/>
         <w:ind w:hanging="280" w:left="280"/>
       </w:pPr>
       <w:r>
@@ -9473,6 +10417,8 @@
           <w:rFonts w:ascii="Times New Roman" w:hAnsi="Times New Roman" w:eastAsia="신명조"/>
           <w:b w:val="0"/>
           <w:i w:val="0"/>
+          <w:spacing w:val="-5"/>
+          <w:w w:val="95"/>
           <w:sz w:val="17"/>
         </w:rPr>
         <w:t xml:space="preserve">[5] H. Wu, J. Xu, J. Wang, and M. Long, "Autoformer: Decomposition transformers with auto-correlation for long-term series forecasting," in </w:t>
@@ -9482,6 +10428,8 @@
           <w:rFonts w:ascii="Times New Roman" w:hAnsi="Times New Roman" w:eastAsia="신명조"/>
           <w:b w:val="0"/>
           <w:i/>
+          <w:spacing w:val="-5"/>
+          <w:w w:val="95"/>
           <w:sz w:val="17"/>
         </w:rPr>
         <w:t>Advances in Neural Information Processing Systems</w:t>
@@ -9491,6 +10439,8 @@
           <w:rFonts w:ascii="Times New Roman" w:hAnsi="Times New Roman" w:eastAsia="신명조"/>
           <w:b w:val="0"/>
           <w:i w:val="0"/>
+          <w:spacing w:val="-5"/>
+          <w:w w:val="95"/>
           <w:sz w:val="17"/>
         </w:rPr>
         <w:t>, pp.22419-22430, 2021.</w:t>
@@ -9501,7 +10451,7 @@
         <w:wordWrap w:val="0"/>
         <w:autoSpaceDE w:val="0"/>
         <w:autoSpaceDN w:val="0"/>
-        <w:spacing w:after="40" w:before="0" w:line="300" w:lineRule="auto"/>
+        <w:spacing w:after="40" w:before="0" w:line="270" w:lineRule="exact"/>
         <w:ind w:hanging="280" w:left="280"/>
       </w:pPr>
       <w:r>
@@ -9509,6 +10459,8 @@
           <w:rFonts w:ascii="Times New Roman" w:hAnsi="Times New Roman" w:eastAsia="신명조"/>
           <w:b w:val="0"/>
           <w:i w:val="0"/>
+          <w:spacing w:val="-5"/>
+          <w:w w:val="95"/>
           <w:sz w:val="17"/>
         </w:rPr>
         <w:t xml:space="preserve">[6] A. Zeng, M. Chen, L. Zhang, and Q. Xu, "Are transformers effective for time series forecasting?," in </w:t>
@@ -9518,6 +10470,8 @@
           <w:rFonts w:ascii="Times New Roman" w:hAnsi="Times New Roman" w:eastAsia="신명조"/>
           <w:b w:val="0"/>
           <w:i/>
+          <w:spacing w:val="-5"/>
+          <w:w w:val="95"/>
           <w:sz w:val="17"/>
         </w:rPr>
         <w:t>Proceedings of the AAAI Conference on Artificial Intelligence</w:t>
@@ -9527,6 +10481,8 @@
           <w:rFonts w:ascii="Times New Roman" w:hAnsi="Times New Roman" w:eastAsia="신명조"/>
           <w:b w:val="0"/>
           <w:i w:val="0"/>
+          <w:spacing w:val="-5"/>
+          <w:w w:val="95"/>
           <w:sz w:val="17"/>
         </w:rPr>
         <w:t>, pp.11121-11128, 2023.</w:t>
@@ -9537,7 +10493,7 @@
         <w:wordWrap w:val="0"/>
         <w:autoSpaceDE w:val="0"/>
         <w:autoSpaceDN w:val="0"/>
-        <w:spacing w:after="40" w:before="0" w:line="300" w:lineRule="auto"/>
+        <w:spacing w:after="40" w:before="0" w:line="270" w:lineRule="exact"/>
         <w:ind w:hanging="280" w:left="280"/>
       </w:pPr>
       <w:r>
@@ -9545,6 +10501,8 @@
           <w:rFonts w:ascii="Times New Roman" w:hAnsi="Times New Roman" w:eastAsia="신명조"/>
           <w:b w:val="0"/>
           <w:i w:val="0"/>
+          <w:spacing w:val="-5"/>
+          <w:w w:val="95"/>
           <w:sz w:val="17"/>
         </w:rPr>
         <w:t xml:space="preserve">[7] Y. Nie, N. H. Nguyen, P. Sinthong, and J. Kalagnanam, "A time series is worth 64 words: Long-term forecasting with transformers," in </w:t>
@@ -9554,6 +10512,8 @@
           <w:rFonts w:ascii="Times New Roman" w:hAnsi="Times New Roman" w:eastAsia="신명조"/>
           <w:b w:val="0"/>
           <w:i/>
+          <w:spacing w:val="-5"/>
+          <w:w w:val="95"/>
           <w:sz w:val="17"/>
         </w:rPr>
         <w:t>Proceedings of the International Conference on Learning Representations</w:t>
@@ -9563,6 +10523,8 @@
           <w:rFonts w:ascii="Times New Roman" w:hAnsi="Times New Roman" w:eastAsia="신명조"/>
           <w:b w:val="0"/>
           <w:i w:val="0"/>
+          <w:spacing w:val="-5"/>
+          <w:w w:val="95"/>
           <w:sz w:val="17"/>
         </w:rPr>
         <w:t>, 2023.</w:t>
@@ -9573,7 +10535,7 @@
         <w:wordWrap w:val="0"/>
         <w:autoSpaceDE w:val="0"/>
         <w:autoSpaceDN w:val="0"/>
-        <w:spacing w:after="40" w:before="0" w:line="300" w:lineRule="auto"/>
+        <w:spacing w:after="40" w:before="0" w:line="270" w:lineRule="exact"/>
         <w:ind w:hanging="280" w:left="280"/>
       </w:pPr>
       <w:r>
@@ -9581,6 +10543,8 @@
           <w:rFonts w:ascii="Times New Roman" w:hAnsi="Times New Roman" w:eastAsia="신명조"/>
           <w:b w:val="0"/>
           <w:i w:val="0"/>
+          <w:spacing w:val="-5"/>
+          <w:w w:val="95"/>
           <w:sz w:val="17"/>
         </w:rPr>
         <w:t xml:space="preserve">[8] B. Lim, S. O. Arik, N. Loeff, and T. Pfister, "Temporal fusion transformers for interpretable multi-horizon time series forecasting," </w:t>
@@ -9590,6 +10554,8 @@
           <w:rFonts w:ascii="Times New Roman" w:hAnsi="Times New Roman" w:eastAsia="신명조"/>
           <w:b w:val="0"/>
           <w:i/>
+          <w:spacing w:val="-5"/>
+          <w:w w:val="95"/>
           <w:sz w:val="17"/>
         </w:rPr>
         <w:t>International Journal of Forecasting</w:t>
@@ -9599,6 +10565,8 @@
           <w:rFonts w:ascii="Times New Roman" w:hAnsi="Times New Roman" w:eastAsia="신명조"/>
           <w:b w:val="0"/>
           <w:i w:val="0"/>
+          <w:spacing w:val="-5"/>
+          <w:w w:val="95"/>
           <w:sz w:val="17"/>
         </w:rPr>
         <w:t>, Vol.37, No.4, pp.1748-1764, 2021.</w:t>
@@ -9609,7 +10577,7 @@
         <w:wordWrap w:val="0"/>
         <w:autoSpaceDE w:val="0"/>
         <w:autoSpaceDN w:val="0"/>
-        <w:spacing w:after="40" w:before="0" w:line="300" w:lineRule="auto"/>
+        <w:spacing w:after="40" w:before="0" w:line="270" w:lineRule="exact"/>
         <w:ind w:hanging="280" w:left="280"/>
       </w:pPr>
       <w:r>
@@ -9617,6 +10585,8 @@
           <w:rFonts w:ascii="Times New Roman" w:hAnsi="Times New Roman" w:eastAsia="신명조"/>
           <w:b w:val="0"/>
           <w:i w:val="0"/>
+          <w:spacing w:val="-5"/>
+          <w:w w:val="95"/>
           <w:sz w:val="17"/>
         </w:rPr>
         <w:t xml:space="preserve">[9] I. K. Kim, D. H. Kim, and J. Lee, "Temporal fusion transformers and deep learning methods for multi-horizon time series forecasting," </w:t>
@@ -9626,6 +10596,8 @@
           <w:rFonts w:ascii="Times New Roman" w:hAnsi="Times New Roman" w:eastAsia="신명조"/>
           <w:b w:val="0"/>
           <w:i/>
+          <w:spacing w:val="-5"/>
+          <w:w w:val="95"/>
           <w:sz w:val="17"/>
         </w:rPr>
         <w:t>KIPS Transactions on Software and Data Engineering</w:t>
@@ -9635,6 +10607,8 @@
           <w:rFonts w:ascii="Times New Roman" w:hAnsi="Times New Roman" w:eastAsia="신명조"/>
           <w:b w:val="0"/>
           <w:i w:val="0"/>
+          <w:spacing w:val="-5"/>
+          <w:w w:val="95"/>
           <w:sz w:val="17"/>
         </w:rPr>
         <w:t>, Vol.11, No.2, pp.81-86, 2022.</w:t>
@@ -9645,7 +10619,7 @@
         <w:wordWrap w:val="0"/>
         <w:autoSpaceDE w:val="0"/>
         <w:autoSpaceDN w:val="0"/>
-        <w:spacing w:after="40" w:before="0" w:line="300" w:lineRule="auto"/>
+        <w:spacing w:after="40" w:before="0" w:line="270" w:lineRule="exact"/>
         <w:ind w:hanging="280" w:left="280"/>
       </w:pPr>
       <w:r>
@@ -9653,6 +10627,8 @@
           <w:rFonts w:ascii="Times New Roman" w:hAnsi="Times New Roman" w:eastAsia="신명조"/>
           <w:b w:val="0"/>
           <w:i w:val="0"/>
+          <w:spacing w:val="-5"/>
+          <w:w w:val="95"/>
           <w:sz w:val="17"/>
         </w:rPr>
         <w:t xml:space="preserve">[10] D.-K. Kim and K. Kim, "Style-based transformer for time series forecasting," </w:t>
@@ -9662,6 +10638,8 @@
           <w:rFonts w:ascii="Times New Roman" w:hAnsi="Times New Roman" w:eastAsia="신명조"/>
           <w:b w:val="0"/>
           <w:i/>
+          <w:spacing w:val="-5"/>
+          <w:w w:val="95"/>
           <w:sz w:val="17"/>
         </w:rPr>
         <w:t>KIPS Transactions on Software and Data Engineering</w:t>
@@ -9671,6 +10649,8 @@
           <w:rFonts w:ascii="Times New Roman" w:hAnsi="Times New Roman" w:eastAsia="신명조"/>
           <w:b w:val="0"/>
           <w:i w:val="0"/>
+          <w:spacing w:val="-5"/>
+          <w:w w:val="95"/>
           <w:sz w:val="17"/>
         </w:rPr>
         <w:t>, Vol.10, No.12, pp.579-586, 2021.</w:t>
@@ -9681,7 +10661,7 @@
         <w:wordWrap w:val="0"/>
         <w:autoSpaceDE w:val="0"/>
         <w:autoSpaceDN w:val="0"/>
-        <w:spacing w:after="40" w:before="0" w:line="300" w:lineRule="auto"/>
+        <w:spacing w:after="40" w:before="0" w:line="270" w:lineRule="exact"/>
         <w:ind w:hanging="280" w:left="280"/>
       </w:pPr>
       <w:r>
@@ -9689,6 +10669,8 @@
           <w:rFonts w:ascii="Times New Roman" w:hAnsi="Times New Roman" w:eastAsia="신명조"/>
           <w:b w:val="0"/>
           <w:i w:val="0"/>
+          <w:spacing w:val="-5"/>
+          <w:w w:val="95"/>
           <w:sz w:val="17"/>
         </w:rPr>
         <w:t xml:space="preserve">[11] T. Kim, J. Kim, Y. Tae, C. Park, J.-H. Choi, and J. Choo, "Reversible instance normalization for accurate time-series forecasting against distribution shift," in </w:t>
@@ -9698,6 +10680,8 @@
           <w:rFonts w:ascii="Times New Roman" w:hAnsi="Times New Roman" w:eastAsia="신명조"/>
           <w:b w:val="0"/>
           <w:i/>
+          <w:spacing w:val="-5"/>
+          <w:w w:val="95"/>
           <w:sz w:val="17"/>
         </w:rPr>
         <w:t>Proceedings of the International Conference on Learning Representations</w:t>
@@ -9707,6 +10691,8 @@
           <w:rFonts w:ascii="Times New Roman" w:hAnsi="Times New Roman" w:eastAsia="신명조"/>
           <w:b w:val="0"/>
           <w:i w:val="0"/>
+          <w:spacing w:val="-5"/>
+          <w:w w:val="95"/>
           <w:sz w:val="17"/>
         </w:rPr>
         <w:t>, 2022.</w:t>
@@ -9717,7 +10703,7 @@
         <w:wordWrap w:val="0"/>
         <w:autoSpaceDE w:val="0"/>
         <w:autoSpaceDN w:val="0"/>
-        <w:spacing w:after="40" w:before="0" w:line="300" w:lineRule="auto"/>
+        <w:spacing w:after="40" w:before="0" w:line="270" w:lineRule="exact"/>
         <w:ind w:hanging="280" w:left="280"/>
       </w:pPr>
       <w:r>
@@ -9725,6 +10711,8 @@
           <w:rFonts w:ascii="Times New Roman" w:hAnsi="Times New Roman" w:eastAsia="신명조"/>
           <w:b w:val="0"/>
           <w:i w:val="0"/>
+          <w:spacing w:val="-5"/>
+          <w:w w:val="95"/>
           <w:sz w:val="17"/>
         </w:rPr>
         <w:t xml:space="preserve">[12] R. Koenker and G. Bassett, "Regression quantiles," </w:t>
@@ -9734,6 +10722,8 @@
           <w:rFonts w:ascii="Times New Roman" w:hAnsi="Times New Roman" w:eastAsia="신명조"/>
           <w:b w:val="0"/>
           <w:i/>
+          <w:spacing w:val="-5"/>
+          <w:w w:val="95"/>
           <w:sz w:val="17"/>
         </w:rPr>
         <w:t>Econometrica</w:t>
@@ -9743,6 +10733,8 @@
           <w:rFonts w:ascii="Times New Roman" w:hAnsi="Times New Roman" w:eastAsia="신명조"/>
           <w:b w:val="0"/>
           <w:i w:val="0"/>
+          <w:spacing w:val="-5"/>
+          <w:w w:val="95"/>
           <w:sz w:val="17"/>
         </w:rPr>
         <w:t>, Vol.46, No.1, pp.33-50, 1978.</w:t>
@@ -9753,7 +10745,7 @@
         <w:wordWrap w:val="0"/>
         <w:autoSpaceDE w:val="0"/>
         <w:autoSpaceDN w:val="0"/>
-        <w:spacing w:after="40" w:before="0" w:line="300" w:lineRule="auto"/>
+        <w:spacing w:after="40" w:before="0" w:line="270" w:lineRule="exact"/>
         <w:ind w:hanging="280" w:left="280"/>
       </w:pPr>
       <w:r>
@@ -9761,6 +10753,8 @@
           <w:rFonts w:ascii="Times New Roman" w:hAnsi="Times New Roman" w:eastAsia="신명조"/>
           <w:b w:val="0"/>
           <w:i w:val="0"/>
+          <w:spacing w:val="-5"/>
+          <w:w w:val="95"/>
           <w:sz w:val="17"/>
         </w:rPr>
         <w:t xml:space="preserve">[13] Y. Romano, E. Patterson, and E. J. Candes, "Conformalized quantile regression," in </w:t>
@@ -9770,6 +10764,8 @@
           <w:rFonts w:ascii="Times New Roman" w:hAnsi="Times New Roman" w:eastAsia="신명조"/>
           <w:b w:val="0"/>
           <w:i/>
+          <w:spacing w:val="-5"/>
+          <w:w w:val="95"/>
           <w:sz w:val="17"/>
         </w:rPr>
         <w:t>Advances in Neural Information Processing Systems</w:t>
@@ -9779,6 +10775,8 @@
           <w:rFonts w:ascii="Times New Roman" w:hAnsi="Times New Roman" w:eastAsia="신명조"/>
           <w:b w:val="0"/>
           <w:i w:val="0"/>
+          <w:spacing w:val="-5"/>
+          <w:w w:val="95"/>
           <w:sz w:val="17"/>
         </w:rPr>
         <w:t>, pp.3543-3553, 2019.</w:t>
@@ -9789,7 +10787,7 @@
         <w:wordWrap w:val="0"/>
         <w:autoSpaceDE w:val="0"/>
         <w:autoSpaceDN w:val="0"/>
-        <w:spacing w:after="40" w:before="0" w:line="300" w:lineRule="auto"/>
+        <w:spacing w:after="40" w:before="0" w:line="270" w:lineRule="exact"/>
         <w:ind w:hanging="280" w:left="280"/>
       </w:pPr>
       <w:r>
@@ -9797,6 +10795,8 @@
           <w:rFonts w:ascii="Times New Roman" w:hAnsi="Times New Roman" w:eastAsia="신명조"/>
           <w:b w:val="0"/>
           <w:i w:val="0"/>
+          <w:spacing w:val="-5"/>
+          <w:w w:val="95"/>
           <w:sz w:val="17"/>
         </w:rPr>
         <w:t xml:space="preserve">[14] C. K. Chow, "On optimum recognition error and reject tradeoff," </w:t>
@@ -9806,6 +10806,8 @@
           <w:rFonts w:ascii="Times New Roman" w:hAnsi="Times New Roman" w:eastAsia="신명조"/>
           <w:b w:val="0"/>
           <w:i/>
+          <w:spacing w:val="-5"/>
+          <w:w w:val="95"/>
           <w:sz w:val="17"/>
         </w:rPr>
         <w:t>IEEE Transactions on Information Theory</w:t>
@@ -9815,6 +10817,8 @@
           <w:rFonts w:ascii="Times New Roman" w:hAnsi="Times New Roman" w:eastAsia="신명조"/>
           <w:b w:val="0"/>
           <w:i w:val="0"/>
+          <w:spacing w:val="-5"/>
+          <w:w w:val="95"/>
           <w:sz w:val="17"/>
         </w:rPr>
         <w:t>, Vol.16, No.1, pp.41-46, 1970.</w:t>
@@ -9825,7 +10829,7 @@
         <w:wordWrap w:val="0"/>
         <w:autoSpaceDE w:val="0"/>
         <w:autoSpaceDN w:val="0"/>
-        <w:spacing w:after="40" w:before="0" w:line="300" w:lineRule="auto"/>
+        <w:spacing w:after="40" w:before="0" w:line="270" w:lineRule="exact"/>
         <w:ind w:hanging="280" w:left="280"/>
       </w:pPr>
       <w:r>
@@ -9833,6 +10837,8 @@
           <w:rFonts w:ascii="Times New Roman" w:hAnsi="Times New Roman" w:eastAsia="신명조"/>
           <w:b w:val="0"/>
           <w:i w:val="0"/>
+          <w:spacing w:val="-5"/>
+          <w:w w:val="95"/>
           <w:sz w:val="17"/>
         </w:rPr>
         <w:t xml:space="preserve">[15] R. El-Yaniv and Y. Wiener, "On the foundations of noise-free selective classification," </w:t>
@@ -9842,6 +10848,8 @@
           <w:rFonts w:ascii="Times New Roman" w:hAnsi="Times New Roman" w:eastAsia="신명조"/>
           <w:b w:val="0"/>
           <w:i/>
+          <w:spacing w:val="-5"/>
+          <w:w w:val="95"/>
           <w:sz w:val="17"/>
         </w:rPr>
         <w:t>Journal of Machine Learning Research</w:t>
@@ -9851,6 +10859,8 @@
           <w:rFonts w:ascii="Times New Roman" w:hAnsi="Times New Roman" w:eastAsia="신명조"/>
           <w:b w:val="0"/>
           <w:i w:val="0"/>
+          <w:spacing w:val="-5"/>
+          <w:w w:val="95"/>
           <w:sz w:val="17"/>
         </w:rPr>
         <w:t>, Vol.11, pp.1605-1641, 2010.</w:t>
@@ -9861,7 +10871,7 @@
         <w:wordWrap w:val="0"/>
         <w:autoSpaceDE w:val="0"/>
         <w:autoSpaceDN w:val="0"/>
-        <w:spacing w:after="40" w:before="0" w:line="300" w:lineRule="auto"/>
+        <w:spacing w:after="40" w:before="0" w:line="270" w:lineRule="exact"/>
         <w:ind w:hanging="280" w:left="280"/>
       </w:pPr>
       <w:r>
@@ -9869,6 +10879,8 @@
           <w:rFonts w:ascii="Times New Roman" w:hAnsi="Times New Roman" w:eastAsia="신명조"/>
           <w:b w:val="0"/>
           <w:i w:val="0"/>
+          <w:spacing w:val="-5"/>
+          <w:w w:val="95"/>
           <w:sz w:val="17"/>
         </w:rPr>
         <w:t xml:space="preserve">[16] Y. Geifman and R. El-Yaniv, "Selective classification for deep neural networks," in </w:t>
@@ -9878,6 +10890,8 @@
           <w:rFonts w:ascii="Times New Roman" w:hAnsi="Times New Roman" w:eastAsia="신명조"/>
           <w:b w:val="0"/>
           <w:i/>
+          <w:spacing w:val="-5"/>
+          <w:w w:val="95"/>
           <w:sz w:val="17"/>
         </w:rPr>
         <w:t>Advances in Neural Information Processing Systems</w:t>
@@ -9887,6 +10901,8 @@
           <w:rFonts w:ascii="Times New Roman" w:hAnsi="Times New Roman" w:eastAsia="신명조"/>
           <w:b w:val="0"/>
           <w:i w:val="0"/>
+          <w:spacing w:val="-5"/>
+          <w:w w:val="95"/>
           <w:sz w:val="17"/>
         </w:rPr>
         <w:t>, pp.4878-4887, 2017.</w:t>
@@ -9897,7 +10913,7 @@
         <w:wordWrap w:val="0"/>
         <w:autoSpaceDE w:val="0"/>
         <w:autoSpaceDN w:val="0"/>
-        <w:spacing w:after="40" w:before="0" w:line="300" w:lineRule="auto"/>
+        <w:spacing w:after="40" w:before="0" w:line="270" w:lineRule="exact"/>
         <w:ind w:hanging="280" w:left="280"/>
       </w:pPr>
       <w:r>
@@ -9905,6 +10921,8 @@
           <w:rFonts w:ascii="Times New Roman" w:hAnsi="Times New Roman" w:eastAsia="신명조"/>
           <w:b w:val="0"/>
           <w:i w:val="0"/>
+          <w:spacing w:val="-5"/>
+          <w:w w:val="95"/>
           <w:sz w:val="17"/>
         </w:rPr>
         <w:t xml:space="preserve">[17] T. Fischer and C. Krauss, "Deep learning with long short-term memory networks for financial market predictions," </w:t>
@@ -9914,6 +10932,8 @@
           <w:rFonts w:ascii="Times New Roman" w:hAnsi="Times New Roman" w:eastAsia="신명조"/>
           <w:b w:val="0"/>
           <w:i/>
+          <w:spacing w:val="-5"/>
+          <w:w w:val="95"/>
           <w:sz w:val="17"/>
         </w:rPr>
         <w:t>European Journal of Operational Research</w:t>
@@ -9923,6 +10943,8 @@
           <w:rFonts w:ascii="Times New Roman" w:hAnsi="Times New Roman" w:eastAsia="신명조"/>
           <w:b w:val="0"/>
           <w:i w:val="0"/>
+          <w:spacing w:val="-5"/>
+          <w:w w:val="95"/>
           <w:sz w:val="17"/>
         </w:rPr>
         <w:t>, Vol.270, No.2, pp.654-669, 2018.</w:t>
@@ -9933,7 +10955,7 @@
         <w:wordWrap w:val="0"/>
         <w:autoSpaceDE w:val="0"/>
         <w:autoSpaceDN w:val="0"/>
-        <w:spacing w:after="40" w:before="0" w:line="300" w:lineRule="auto"/>
+        <w:spacing w:after="40" w:before="0" w:line="270" w:lineRule="exact"/>
         <w:ind w:hanging="280" w:left="280"/>
       </w:pPr>
       <w:r>
@@ -9941,6 +10963,8 @@
           <w:rFonts w:ascii="Times New Roman" w:hAnsi="Times New Roman" w:eastAsia="신명조"/>
           <w:b w:val="0"/>
           <w:i w:val="0"/>
+          <w:spacing w:val="-5"/>
+          <w:w w:val="95"/>
           <w:sz w:val="17"/>
         </w:rPr>
         <w:t xml:space="preserve">[18] S. Gu, B. Kelly, and D. Xiu, "Empirical asset pricing via machine learning," </w:t>
@@ -9950,6 +10974,8 @@
           <w:rFonts w:ascii="Times New Roman" w:hAnsi="Times New Roman" w:eastAsia="신명조"/>
           <w:b w:val="0"/>
           <w:i/>
+          <w:spacing w:val="-5"/>
+          <w:w w:val="95"/>
           <w:sz w:val="17"/>
         </w:rPr>
         <w:t>The Review of Financial Studies</w:t>
@@ -9959,6 +10985,8 @@
           <w:rFonts w:ascii="Times New Roman" w:hAnsi="Times New Roman" w:eastAsia="신명조"/>
           <w:b w:val="0"/>
           <w:i w:val="0"/>
+          <w:spacing w:val="-5"/>
+          <w:w w:val="95"/>
           <w:sz w:val="17"/>
         </w:rPr>
         <w:t>, Vol.33, No.5, pp.2223-2273, 2020.</w:t>
@@ -9969,7 +10997,7 @@
         <w:wordWrap w:val="0"/>
         <w:autoSpaceDE w:val="0"/>
         <w:autoSpaceDN w:val="0"/>
-        <w:spacing w:after="40" w:before="0" w:line="300" w:lineRule="auto"/>
+        <w:spacing w:after="40" w:before="0" w:line="270" w:lineRule="exact"/>
         <w:ind w:hanging="280" w:left="280"/>
       </w:pPr>
       <w:r>
@@ -9977,6 +11005,8 @@
           <w:rFonts w:ascii="Times New Roman" w:hAnsi="Times New Roman" w:eastAsia="신명조"/>
           <w:b w:val="0"/>
           <w:i w:val="0"/>
+          <w:spacing w:val="-5"/>
+          <w:w w:val="95"/>
           <w:sz w:val="17"/>
         </w:rPr>
         <w:t xml:space="preserve">[19] H. J. Kim and Y. S. Jung, "A stock price prediction based on recurrent convolution neural network with weighted loss function," </w:t>
@@ -9986,6 +11016,8 @@
           <w:rFonts w:ascii="Times New Roman" w:hAnsi="Times New Roman" w:eastAsia="신명조"/>
           <w:b w:val="0"/>
           <w:i/>
+          <w:spacing w:val="-5"/>
+          <w:w w:val="95"/>
           <w:sz w:val="17"/>
         </w:rPr>
         <w:t>KIPS Transactions on Software and Data Engineering</w:t>
@@ -9995,6 +11027,8 @@
           <w:rFonts w:ascii="Times New Roman" w:hAnsi="Times New Roman" w:eastAsia="신명조"/>
           <w:b w:val="0"/>
           <w:i w:val="0"/>
+          <w:spacing w:val="-5"/>
+          <w:w w:val="95"/>
           <w:sz w:val="17"/>
         </w:rPr>
         <w:t>, Vol.8, No.3, pp.123-128, 2019.</w:t>
@@ -10005,7 +11039,7 @@
         <w:wordWrap w:val="0"/>
         <w:autoSpaceDE w:val="0"/>
         <w:autoSpaceDN w:val="0"/>
-        <w:spacing w:after="40" w:before="0" w:line="300" w:lineRule="auto"/>
+        <w:spacing w:after="40" w:before="0" w:line="270" w:lineRule="exact"/>
         <w:ind w:hanging="280" w:left="280"/>
       </w:pPr>
       <w:r>
@@ -10013,6 +11047,8 @@
           <w:rFonts w:ascii="Times New Roman" w:hAnsi="Times New Roman" w:eastAsia="신명조"/>
           <w:b w:val="0"/>
           <w:i w:val="0"/>
+          <w:spacing w:val="-5"/>
+          <w:w w:val="95"/>
           <w:sz w:val="17"/>
         </w:rPr>
         <w:t xml:space="preserve">[20] S. Makridakis, E. Spiliotis, and V. Assimakopoulos, "Statistical and machine learning forecasting methods: Concerns and ways forward," </w:t>
@@ -10022,6 +11058,8 @@
           <w:rFonts w:ascii="Times New Roman" w:hAnsi="Times New Roman" w:eastAsia="신명조"/>
           <w:b w:val="0"/>
           <w:i/>
+          <w:spacing w:val="-5"/>
+          <w:w w:val="95"/>
           <w:sz w:val="17"/>
         </w:rPr>
         <w:t>PLOS ONE</w:t>
@@ -10031,6 +11069,8 @@
           <w:rFonts w:ascii="Times New Roman" w:hAnsi="Times New Roman" w:eastAsia="신명조"/>
           <w:b w:val="0"/>
           <w:i w:val="0"/>
+          <w:spacing w:val="-5"/>
+          <w:w w:val="95"/>
           <w:sz w:val="17"/>
         </w:rPr>
         <w:t>, Vol.13, No.3, e0194889, 2018.</w:t>
@@ -10041,7 +11081,7 @@
         <w:wordWrap w:val="0"/>
         <w:autoSpaceDE w:val="0"/>
         <w:autoSpaceDN w:val="0"/>
-        <w:spacing w:after="40" w:before="0" w:line="300" w:lineRule="auto"/>
+        <w:spacing w:after="40" w:before="0" w:line="270" w:lineRule="exact"/>
         <w:ind w:hanging="280" w:left="280"/>
       </w:pPr>
       <w:r>
@@ -10049,6 +11089,8 @@
           <w:rFonts w:ascii="Times New Roman" w:hAnsi="Times New Roman" w:eastAsia="신명조"/>
           <w:b w:val="0"/>
           <w:i w:val="0"/>
+          <w:spacing w:val="-5"/>
+          <w:w w:val="95"/>
           <w:sz w:val="17"/>
         </w:rPr>
         <w:t xml:space="preserve">[21] Y. Wang et al., "TimeXer: Empowering transformers for time series forecasting with exogenous variables," in </w:t>
@@ -10058,6 +11100,8 @@
           <w:rFonts w:ascii="Times New Roman" w:hAnsi="Times New Roman" w:eastAsia="신명조"/>
           <w:b w:val="0"/>
           <w:i/>
+          <w:spacing w:val="-5"/>
+          <w:w w:val="95"/>
           <w:sz w:val="17"/>
         </w:rPr>
         <w:t>Advances in Neural Information Processing Systems</w:t>
@@ -10067,6 +11111,8 @@
           <w:rFonts w:ascii="Times New Roman" w:hAnsi="Times New Roman" w:eastAsia="신명조"/>
           <w:b w:val="0"/>
           <w:i w:val="0"/>
+          <w:spacing w:val="-5"/>
+          <w:w w:val="95"/>
           <w:sz w:val="17"/>
         </w:rPr>
         <w:t>, 2024.</w:t>
@@ -10077,7 +11123,7 @@
         <w:wordWrap w:val="0"/>
         <w:autoSpaceDE w:val="0"/>
         <w:autoSpaceDN w:val="0"/>
-        <w:spacing w:after="40" w:before="0" w:line="300" w:lineRule="auto"/>
+        <w:spacing w:after="40" w:before="0" w:line="270" w:lineRule="exact"/>
         <w:ind w:hanging="280" w:left="280"/>
       </w:pPr>
       <w:r>
@@ -10085,6 +11131,8 @@
           <w:rFonts w:ascii="Times New Roman" w:hAnsi="Times New Roman" w:eastAsia="신명조"/>
           <w:b w:val="0"/>
           <w:i w:val="0"/>
+          <w:spacing w:val="-5"/>
+          <w:w w:val="95"/>
           <w:sz w:val="17"/>
         </w:rPr>
         <w:t xml:space="preserve">[22] F. X. Diebold and R. S. Mariano, "Comparing predictive accuracy," </w:t>
@@ -10094,6 +11142,8 @@
           <w:rFonts w:ascii="Times New Roman" w:hAnsi="Times New Roman" w:eastAsia="신명조"/>
           <w:b w:val="0"/>
           <w:i/>
+          <w:spacing w:val="-5"/>
+          <w:w w:val="95"/>
           <w:sz w:val="17"/>
         </w:rPr>
         <w:t>Journal of Business &amp; Economic Statistics</w:t>
@@ -10103,6 +11153,8 @@
           <w:rFonts w:ascii="Times New Roman" w:hAnsi="Times New Roman" w:eastAsia="신명조"/>
           <w:b w:val="0"/>
           <w:i w:val="0"/>
+          <w:spacing w:val="-5"/>
+          <w:w w:val="95"/>
           <w:sz w:val="17"/>
         </w:rPr>
         <w:t>, Vol.13, No.3, pp.253-263, 1995.</w:t>
@@ -10113,7 +11165,7 @@
         <w:wordWrap w:val="0"/>
         <w:autoSpaceDE w:val="0"/>
         <w:autoSpaceDN w:val="0"/>
-        <w:spacing w:after="40" w:before="0" w:line="300" w:lineRule="auto"/>
+        <w:spacing w:after="40" w:before="0" w:line="270" w:lineRule="exact"/>
         <w:ind w:hanging="280" w:left="280"/>
       </w:pPr>
       <w:r>
@@ -10121,6 +11173,8 @@
           <w:rFonts w:ascii="Times New Roman" w:hAnsi="Times New Roman" w:eastAsia="신명조"/>
           <w:b w:val="0"/>
           <w:i w:val="0"/>
+          <w:spacing w:val="-5"/>
+          <w:w w:val="95"/>
           <w:sz w:val="17"/>
         </w:rPr>
         <w:t xml:space="preserve">[23] W. K. Newey and K. D. West, "A simple, positive semi-definite, heteroskedasticity and autocorrelation consistent covariance matrix," </w:t>
@@ -10130,6 +11184,8 @@
           <w:rFonts w:ascii="Times New Roman" w:hAnsi="Times New Roman" w:eastAsia="신명조"/>
           <w:b w:val="0"/>
           <w:i/>
+          <w:spacing w:val="-5"/>
+          <w:w w:val="95"/>
           <w:sz w:val="17"/>
         </w:rPr>
         <w:t>Econometrica</w:t>
@@ -10139,6 +11195,8 @@
           <w:rFonts w:ascii="Times New Roman" w:hAnsi="Times New Roman" w:eastAsia="신명조"/>
           <w:b w:val="0"/>
           <w:i w:val="0"/>
+          <w:spacing w:val="-5"/>
+          <w:w w:val="95"/>
           <w:sz w:val="17"/>
         </w:rPr>
         <w:t>, Vol.55, No.3, pp.703-708, 1987.</w:t>
@@ -10149,7 +11207,7 @@
         <w:wordWrap w:val="0"/>
         <w:autoSpaceDE w:val="0"/>
         <w:autoSpaceDN w:val="0"/>
-        <w:spacing w:after="40" w:before="0" w:line="300" w:lineRule="auto"/>
+        <w:spacing w:after="40" w:before="0" w:line="270" w:lineRule="exact"/>
         <w:ind w:hanging="280" w:left="280"/>
       </w:pPr>
       <w:r>
@@ -10157,6 +11215,8 @@
           <w:rFonts w:ascii="Times New Roman" w:hAnsi="Times New Roman" w:eastAsia="신명조"/>
           <w:b w:val="0"/>
           <w:i w:val="0"/>
+          <w:spacing w:val="-5"/>
+          <w:w w:val="95"/>
           <w:sz w:val="17"/>
         </w:rPr>
         <w:t xml:space="preserve">[24] D. Harvey, S. Leybourne, and P. Newbold, "Testing the equality of prediction mean squared errors," </w:t>
@@ -10166,6 +11226,8 @@
           <w:rFonts w:ascii="Times New Roman" w:hAnsi="Times New Roman" w:eastAsia="신명조"/>
           <w:b w:val="0"/>
           <w:i/>
+          <w:spacing w:val="-5"/>
+          <w:w w:val="95"/>
           <w:sz w:val="17"/>
         </w:rPr>
         <w:t>International Journal of Forecasting</w:t>
@@ -10175,6 +11237,8 @@
           <w:rFonts w:ascii="Times New Roman" w:hAnsi="Times New Roman" w:eastAsia="신명조"/>
           <w:b w:val="0"/>
           <w:i w:val="0"/>
+          <w:spacing w:val="-5"/>
+          <w:w w:val="95"/>
           <w:sz w:val="17"/>
         </w:rPr>
         <w:t>, Vol.13, No.2, pp.281-291, 1997.</w:t>
@@ -10185,7 +11249,7 @@
         <w:wordWrap w:val="0"/>
         <w:autoSpaceDE w:val="0"/>
         <w:autoSpaceDN w:val="0"/>
-        <w:spacing w:after="40" w:before="0" w:line="300" w:lineRule="auto"/>
+        <w:spacing w:after="40" w:before="0" w:line="270" w:lineRule="exact"/>
         <w:ind w:hanging="280" w:left="280"/>
       </w:pPr>
       <w:r>
@@ -10193,6 +11257,8 @@
           <w:rFonts w:ascii="Times New Roman" w:hAnsi="Times New Roman" w:eastAsia="신명조"/>
           <w:b w:val="0"/>
           <w:i w:val="0"/>
+          <w:spacing w:val="-5"/>
+          <w:w w:val="95"/>
           <w:sz w:val="17"/>
         </w:rPr>
         <w:t xml:space="preserve">[25] G. Ke et al., "LightGBM: A highly efficient gradient boosting decision tree," in </w:t>
@@ -10202,6 +11268,8 @@
           <w:rFonts w:ascii="Times New Roman" w:hAnsi="Times New Roman" w:eastAsia="신명조"/>
           <w:b w:val="0"/>
           <w:i/>
+          <w:spacing w:val="-5"/>
+          <w:w w:val="95"/>
           <w:sz w:val="17"/>
         </w:rPr>
         <w:t>Advances in Neural Information Processing Systems</w:t>
@@ -10211,6 +11279,8 @@
           <w:rFonts w:ascii="Times New Roman" w:hAnsi="Times New Roman" w:eastAsia="신명조"/>
           <w:b w:val="0"/>
           <w:i w:val="0"/>
+          <w:spacing w:val="-5"/>
+          <w:w w:val="95"/>
           <w:sz w:val="17"/>
         </w:rPr>
         <w:t>, pp.3146-3154, 2017.</w:t>
@@ -10221,7 +11291,7 @@
         <w:wordWrap w:val="0"/>
         <w:autoSpaceDE w:val="0"/>
         <w:autoSpaceDN w:val="0"/>
-        <w:spacing w:after="40" w:before="0" w:line="300" w:lineRule="auto"/>
+        <w:spacing w:after="40" w:before="0" w:line="270" w:lineRule="exact"/>
         <w:ind w:hanging="280" w:left="280"/>
       </w:pPr>
       <w:r>
@@ -10229,6 +11299,8 @@
           <w:rFonts w:ascii="Times New Roman" w:hAnsi="Times New Roman" w:eastAsia="신명조"/>
           <w:b w:val="0"/>
           <w:i w:val="0"/>
+          <w:spacing w:val="-5"/>
+          <w:w w:val="95"/>
           <w:sz w:val="17"/>
         </w:rPr>
         <w:t xml:space="preserve">[26] F. Pedregosa et al., "Scikit-learn: Machine learning in Python," </w:t>
@@ -10238,6 +11310,8 @@
           <w:rFonts w:ascii="Times New Roman" w:hAnsi="Times New Roman" w:eastAsia="신명조"/>
           <w:b w:val="0"/>
           <w:i/>
+          <w:spacing w:val="-5"/>
+          <w:w w:val="95"/>
           <w:sz w:val="17"/>
         </w:rPr>
         <w:t>Journal of Machine Learning Research</w:t>
@@ -10247,6 +11321,8 @@
           <w:rFonts w:ascii="Times New Roman" w:hAnsi="Times New Roman" w:eastAsia="신명조"/>
           <w:b w:val="0"/>
           <w:i w:val="0"/>
+          <w:spacing w:val="-5"/>
+          <w:w w:val="95"/>
           <w:sz w:val="17"/>
         </w:rPr>
         <w:t>, Vol.12, pp.2825-2830, 2011.</w:t>
@@ -10255,7 +11331,7 @@
     <w:sectPr>
       <w:type w:val="continuous"/>
       <w:pgSz w:w="11906" w:h="16838"/>
-      <w:pgMar w:top="1446" w:right="1134" w:bottom="879" w:left="1134" w:header="567" w:footer="567" w:gutter="0"/>
+      <w:pgMar w:top="2013" w:right="1134" w:bottom="1446" w:left="1134" w:header="1446" w:footer="879" w:gutter="0"/>
       <w:docGrid w:linePitch="360"/>
       <w:cols w:num="2" w:space="453" w:equalWidth="1"/>
     </w:sectPr>

--- a/docs/PAPER_TKIPS_review.docx
+++ b/docs/PAPER_TKIPS_review.docx
@@ -10192,7 +10192,7 @@
           <w:w w:val="95"/>
           <w:sz w:val="18"/>
         </w:rPr>
-        <w:t>본 연구의 평가는 예측 손실에 한정된다. 거래비용과 체결을 포함한 포트폴리오 수준의 성과는 측정하지 않았으므로, 기권이 투자 성과에 미치는 영향은 본 논문의 결과로 답할 수 없다. 평가 기간 자료가 입력 설계와 기권 기준 선택에 일부 참고되었고 현재 시점의 구성종목으로 유니버스를 정하였으므로, 완전한 사후 검증도 아니다. 또한 변수선택망, 정적 문맥, 매크로 크로스어텐션은 하나씩 제거해도 결과가 달라지지 않아, 개선이 인코더 앞 채널 축약 구조 자체에서 오는지 구성요소 간 대체에서 오는지 가리지 못하였다(5.4절). 예측 구간의 절대 포함률은 명목 80%보다 낮았고(71.6%), 검증구간에서 맞춘 등각 분위회귀 보정[13] 후에도 73.9%에 그쳐 구간 자체를 신뢰구간으로 해석해서는 안 된다. 보정은 폭의 순위를 바꾸지 않으므로 기권 결과에는 영향이 없다.</w:t>
+        <w:t>본 연구는 예측 손실로 평가하였으며 거래비용을 포함한 투자 성과는 측정하지 않았다. 유니버스는 현재 시점의 구성종목이고, 입력 설계와 기권 임계값 선택에 평가 기간 자료가 일부 참고되었다. 구성요소를 하나씩 제거하는 실험으로는 개선이 채널 축약 구조 자체에서 오는지 구성요소 간 대체에서 오는지 가리지 못하였다(5.4절). 예측 구간의 포함률은 71.6%로 명목 80%에 못 미쳐(등각 분위회귀 보정[13] 후 73.9%) 구간을 신뢰구간으로 해석할 수는 없으나, 기권은 폭의 순위만 쓰므로 영향을 받지 않는다.</w:t>
       </w:r>
     </w:p>
     <w:p>

--- a/docs/PAPER_TKIPS_review.docx
+++ b/docs/PAPER_TKIPS_review.docx
@@ -8860,7 +8860,7 @@
           <w:w w:val="95"/>
           <w:sz w:val="18"/>
         </w:rPr>
-        <w:t>분위 헤드만 단 PatchTST와 제안 모형 사이에는 변수선택망, 정적 문맥, 매크로 크로스어텐션이 한꺼번에 더해져 있다. 개선이 어디서 오는지 가리기 위해 셋을 하나씩 제거한 변형을 같은 설정과 시드로 학습하였다. 변수선택망은 매크로 경로와 같은 선형 합치기로 바꾸었고, 매크로 제거 변형은 크로스어텐션 없이 종목 표현을 헤드로 보내며, 정적 문맥 제거 변형은 문맥 벡터를 0으로 두어 변수선택의 조건화와 결합 뒤 더하기를 함께 껐다. 초매개변수는 &lt;Table 2&gt; 그대로이며, 보고 지표는 실험 전에 시험구간 핀볼 손실, 최상위 변동성 분위의 기권율, 기권율 6%에서 맞춘 통제군 대비 비 차이의 셋으로 정하였다.</w:t>
+        <w:t>분위 헤드만 단 PatchTST와 제안 모형 사이에는 변수선택망, 정적 문맥, 매크로 크로스어텐션이 한꺼번에 더해져 있다. 개선이 어디서 오는지 가리기 위해 셋을 하나씩 제거한 변형을 같은 설정과 시드로 학습하였다. 변수선택망은 매크로 경로와 같은 선형 합치기로 바꾸었고, 매크로 제거 변형은 크로스어텐션 없이 종목 표현을 헤드로 보내며, 정적 문맥 제거 변형은 문맥 벡터를 0으로 두어 변수선택의 조건화와 결합 뒤 더하기를 함께 껐다. 초매개변수는 &lt;Table 2&gt; 그대로이며, 보고 지표는 실험 전에 시험구간 핀볼 손실, 최상위 변동성 분위의 기권율, 기권율 6%에서 맞춘 통제군 대비 비 차이의 셋으로 정하였다. 결과는 &lt;Table 7&gt;과 같다.</w:t>
       </w:r>
     </w:p>
     <w:p>

--- a/docs/PAPER_TKIPS_review.docx
+++ b/docs/PAPER_TKIPS_review.docx
@@ -4,7 +4,6 @@
   <w:body>
     <w:p>
       <w:pPr>
-        <w:wordWrap w:val="0"/>
         <w:autoSpaceDE w:val="0"/>
         <w:autoSpaceDN w:val="0"/>
         <w:spacing w:after="396" w:before="0" w:line="300" w:lineRule="auto"/>
@@ -12,11 +11,11 @@
       </w:pPr>
       <w:r>
         <w:rPr>
-          <w:rFonts w:ascii="Times New Roman" w:hAnsi="Times New Roman" w:eastAsia="견명조"/>
+          <w:rFonts w:ascii="Times New Roman" w:hAnsi="Times New Roman" w:eastAsia="AppleMyungjo"/>
           <w:b w:val="0"/>
           <w:i w:val="0"/>
           <w:spacing w:val="-14"/>
-          <w:w w:val="95"/>
+          <w:w w:val="93"/>
           <w:sz w:val="28"/>
         </w:rPr>
         <w:t>A Lightweight Quantile Forecasting Model for Stock Returns with Abstention</w:t>
@@ -24,7 +23,6 @@
     </w:p>
     <w:p>
       <w:pPr>
-        <w:wordWrap w:val="0"/>
         <w:autoSpaceDE w:val="0"/>
         <w:autoSpaceDN w:val="0"/>
         <w:spacing w:after="284" w:before="0" w:line="300" w:lineRule="auto"/>
@@ -32,7 +30,7 @@
       </w:pPr>
       <w:r>
         <w:rPr>
-          <w:rFonts w:ascii="Times New Roman" w:hAnsi="Times New Roman" w:eastAsia="태고딕"/>
+          <w:rFonts w:ascii="Times New Roman" w:hAnsi="Times New Roman" w:eastAsia="Apple SD Gothic Neo"/>
           <w:b w:val="0"/>
           <w:i w:val="0"/>
           <w:spacing w:val="0"/>
@@ -44,16 +42,15 @@
     </w:p>
     <w:p>
       <w:pPr>
-        <w:wordWrap w:val="0"/>
         <w:autoSpaceDE w:val="0"/>
         <w:autoSpaceDN w:val="0"/>
-        <w:spacing w:after="0" w:before="0" w:line="224" w:lineRule="exact"/>
+        <w:spacing w:after="0" w:before="0" w:line="210" w:lineRule="exact"/>
         <w:ind w:firstLine="200" w:left="350" w:right="350"/>
         <w:jc w:val="both"/>
       </w:pPr>
       <w:r>
         <w:rPr>
-          <w:rFonts w:ascii="Times New Roman" w:hAnsi="Times New Roman" w:eastAsia="신명조"/>
+          <w:rFonts w:ascii="Times New Roman" w:hAnsi="Times New Roman" w:eastAsia="AppleMyungjo"/>
           <w:b w:val="0"/>
           <w:i w:val="0"/>
           <w:spacing w:val="-8"/>
@@ -65,7 +62,6 @@
     </w:p>
     <w:p>
       <w:pPr>
-        <w:wordWrap w:val="0"/>
         <w:autoSpaceDE w:val="0"/>
         <w:autoSpaceDN w:val="0"/>
         <w:spacing w:after="568" w:before="170" w:line="224" w:lineRule="exact"/>
@@ -73,11 +69,11 @@
       </w:pPr>
       <w:r>
         <w:rPr>
-          <w:rFonts w:ascii="Times New Roman" w:hAnsi="Times New Roman" w:eastAsia="태고딕"/>
+          <w:rFonts w:ascii="Times New Roman" w:hAnsi="Times New Roman" w:eastAsia="Apple SD Gothic Neo"/>
           <w:b w:val="0"/>
           <w:i w:val="0"/>
           <w:spacing w:val="0"/>
-          <w:w w:val="90"/>
+          <w:w w:val="97"/>
           <w:sz w:val="15"/>
         </w:rPr>
         <w:t>Keywords : Stock Return Forecasting, Patch-Based Transformer, Quantile Regression, Forecast Uncertainty, Abstention</w:t>
@@ -85,7 +81,6 @@
     </w:p>
     <w:p>
       <w:pPr>
-        <w:wordWrap w:val="0"/>
         <w:autoSpaceDE w:val="0"/>
         <w:autoSpaceDN w:val="0"/>
         <w:spacing w:after="340" w:before="200" w:line="300" w:lineRule="auto"/>
@@ -93,19 +88,18 @@
       </w:pPr>
       <w:r>
         <w:rPr>
-          <w:rFonts w:ascii="Times New Roman" w:hAnsi="Times New Roman" w:eastAsia="태명조"/>
+          <w:rFonts w:ascii="Times New Roman" w:hAnsi="Times New Roman" w:eastAsia="AppleMyungjo"/>
           <w:b w:val="0"/>
           <w:i w:val="0"/>
-          <w:spacing w:val="-19"/>
-          <w:w w:val="95"/>
-          <w:sz w:val="38"/>
+          <w:spacing w:val="-16"/>
+          <w:w w:val="96"/>
+          <w:sz w:val="33"/>
         </w:rPr>
         <w:t>판단 보류가 가능한 경량 주가 수익률 분위 예측 모형</w:t>
       </w:r>
     </w:p>
     <w:p>
       <w:pPr>
-        <w:wordWrap w:val="0"/>
         <w:autoSpaceDE w:val="0"/>
         <w:autoSpaceDN w:val="0"/>
         <w:spacing w:after="284" w:before="0" w:line="300" w:lineRule="auto"/>
@@ -113,7 +107,7 @@
       </w:pPr>
       <w:r>
         <w:rPr>
-          <w:rFonts w:ascii="Times New Roman" w:hAnsi="Times New Roman" w:eastAsia="태고딕"/>
+          <w:rFonts w:ascii="Times New Roman" w:hAnsi="Times New Roman" w:eastAsia="Apple SD Gothic Neo"/>
           <w:b w:val="0"/>
           <w:i w:val="0"/>
           <w:spacing w:val="0"/>
@@ -125,20 +119,19 @@
     </w:p>
     <w:p>
       <w:pPr>
-        <w:wordWrap w:val="0"/>
         <w:autoSpaceDE w:val="0"/>
         <w:autoSpaceDN w:val="0"/>
-        <w:spacing w:after="0" w:before="0" w:line="224" w:lineRule="exact"/>
+        <w:spacing w:after="0" w:before="0" w:line="240" w:lineRule="exact"/>
         <w:ind w:firstLine="200" w:left="350" w:right="350"/>
         <w:jc w:val="both"/>
       </w:pPr>
       <w:r>
         <w:rPr>
-          <w:rFonts w:ascii="Times New Roman" w:hAnsi="Times New Roman" w:eastAsia="신명조"/>
+          <w:rFonts w:ascii="Times New Roman" w:hAnsi="Times New Roman" w:eastAsia="AppleMyungjo"/>
           <w:b w:val="0"/>
           <w:i w:val="0"/>
           <w:spacing w:val="-8"/>
-          <w:w w:val="95"/>
+          <w:w w:val="98"/>
           <w:sz w:val="15"/>
         </w:rPr>
         <w:t>주가 예측은 투자와 위험관리 등 여러 분야에서 꾸준히 연구되고 있으나, 대부분의 예측 모형은 하나의 예측값만 제공하여 그 예측을 얼마나 신뢰할 수 있는지 판단하기 어렵다. 실제 투자에서는 예측값과 함께 불확실성을 고려하여 판단을 보류해야 할 시점을 알 수 있어야 한다. 불확실성을 함께 예측하는 모형으로 Temporal Fusion Transformer(TFT)가 있으나 계산 비용이 크고, 계산이 가벼운 패치 기반 트랜스포머는 하나의 예측값만 제공한다. 이에 본 논문에서는 패치 기반 트랜스포머에 분위 예측 헤드를 달고 입력 채널을 인코더 앞에서 하나로 합쳐 인코더를 한 번만 실행하는 경량 모형을 제안하고, 예측 구간이 평소보다 넓을 때 판단을 보류하는 기권 규칙을 함께 적용한다. 2015년 이후 코스피200 구성종목 201개의 일별 자료로 실험한 결과, 제안 모형은 다섯 번의 반복 실험 모두에서 TFT보다 낮은 분위 손실을 보이면서 학습은 3.8배, 추론은 4.8배 빨랐다. 기권은 변동성이 큰 시기에 집중되었으며, 기권한 예측의 오차는 실행된 예측의 약 1.5배였다. 이는 최근 변동성만 보고 기권하는 단순 규칙보다 큰 오차를 더 잘 걸러낸 결과이다. 같은 표본으로 학습한 분위 그래디언트 부스팅 기준모형은 계산 비용이 더 낮고 기권 품질도 대등하였으므로, 제안 모형이 그 기준모형보다 나은 점은 비용이 아니라 정확도이다. 중앙값의 점 예측 정확도는 상수 기준선과 다르지 않으므로, 제안 모형이 더하는 것은 더 정확한 예측값이 아니라 그 예측에 따라 움직이지 말아야 할 시점이다.</w:t>
@@ -146,7 +139,6 @@
     </w:p>
     <w:p>
       <w:pPr>
-        <w:wordWrap w:val="0"/>
         <w:autoSpaceDE w:val="0"/>
         <w:autoSpaceDN w:val="0"/>
         <w:spacing w:after="568" w:before="170" w:line="224" w:lineRule="exact"/>
@@ -154,11 +146,11 @@
       </w:pPr>
       <w:r>
         <w:rPr>
-          <w:rFonts w:ascii="Times New Roman" w:hAnsi="Times New Roman" w:eastAsia="태고딕"/>
+          <w:rFonts w:ascii="Times New Roman" w:hAnsi="Times New Roman" w:eastAsia="Apple SD Gothic Neo"/>
           <w:b w:val="0"/>
           <w:i w:val="0"/>
           <w:spacing w:val="0"/>
-          <w:w w:val="90"/>
+          <w:w w:val="97"/>
           <w:sz w:val="15"/>
         </w:rPr>
         <w:t>키워드 : 주가 수익률 예측, 패치 기반 트랜스포머, 분위회귀, 예측 불확실성, 기권</w:t>
@@ -177,18 +169,17 @@
     <w:p>
       <w:pPr>
         <w:keepNext/>
-        <w:wordWrap w:val="0"/>
         <w:autoSpaceDE w:val="0"/>
         <w:autoSpaceDN w:val="0"/>
-        <w:spacing w:after="80" w:before="0" w:line="300" w:lineRule="auto"/>
+        <w:spacing w:after="280" w:before="360" w:line="300" w:lineRule="auto"/>
       </w:pPr>
       <w:r>
         <w:rPr>
-          <w:rFonts w:ascii="Times New Roman" w:hAnsi="Times New Roman" w:eastAsia="견고딕"/>
+          <w:rFonts w:ascii="Times New Roman" w:hAnsi="Times New Roman" w:eastAsia="Apple SD Gothic Neo"/>
           <w:b/>
           <w:i w:val="0"/>
           <w:spacing w:val="0"/>
-          <w:w w:val="95"/>
+          <w:w w:val="97"/>
           <w:sz w:val="20"/>
         </w:rPr>
         <w:t>1. 서  론</w:t>
@@ -196,7 +187,6 @@
     </w:p>
     <w:p>
       <w:pPr>
-        <w:wordWrap w:val="0"/>
         <w:autoSpaceDE w:val="0"/>
         <w:autoSpaceDN w:val="0"/>
         <w:spacing w:after="80" w:before="0" w:line="280" w:lineRule="exact"/>
@@ -205,11 +195,11 @@
       </w:pPr>
       <w:r>
         <w:rPr>
-          <w:rFonts w:ascii="Times New Roman" w:hAnsi="Times New Roman" w:eastAsia="신명조"/>
+          <w:rFonts w:ascii="Times New Roman" w:hAnsi="Times New Roman" w:eastAsia="AppleMyungjo"/>
           <w:b w:val="0"/>
           <w:i w:val="0"/>
           <w:spacing w:val="-5"/>
-          <w:w w:val="95"/>
+          <w:w w:val="100"/>
           <w:sz w:val="18"/>
         </w:rPr>
         <w:t>주가 예측은 투자, 위험관리, 자산배분 등 여러 분야에서 꾸준히 연구되는 주제이다. 그러나 주가는 잡음이 크고 시장 상황에 따라 성격이 바뀌기 때문에, 어떤 모형도 모든 시점에서 정확할 수는 없다. 그렇다면 예측 모형에는 정확한 답을 내는 능력만큼 "지금은 확신할 수 없다"고 말하는 능력도 필요하다. 본 연구는 이 두 번째 능력에 주목한다.</w:t>
@@ -217,7 +207,6 @@
     </w:p>
     <w:p>
       <w:pPr>
-        <w:wordWrap w:val="0"/>
         <w:autoSpaceDE w:val="0"/>
         <w:autoSpaceDN w:val="0"/>
         <w:spacing w:after="80" w:before="0" w:line="280" w:lineRule="exact"/>
@@ -226,11 +215,11 @@
       </w:pPr>
       <w:r>
         <w:rPr>
-          <w:rFonts w:ascii="Times New Roman" w:hAnsi="Times New Roman" w:eastAsia="신명조"/>
+          <w:rFonts w:ascii="Times New Roman" w:hAnsi="Times New Roman" w:eastAsia="AppleMyungjo"/>
           <w:b w:val="0"/>
           <w:i w:val="0"/>
           <w:spacing w:val="-5"/>
-          <w:w w:val="95"/>
+          <w:w w:val="100"/>
           <w:sz w:val="18"/>
         </w:rPr>
         <w:t>금융 시계열에 딥러닝을 적용한 연구는 장단기기억 신경망과 합성곱 구조를 거쳐 트랜스포머 계열로 확장되며 폭넓게 축적되어 왔다[1]. 국내에서도 해외지수와 투자자 수급을 입력으로 삼은 등락 예측이 보고되었다[2]. 그러나 이들 연구는 대부분 점 예측의 정확도 개선에 초점을 두며, 예측의 불확실성이나 운용 비용은 함께 다루지 않는다.</w:t>
@@ -238,7 +227,6 @@
     </w:p>
     <w:p>
       <w:pPr>
-        <w:wordWrap w:val="0"/>
         <w:autoSpaceDE w:val="0"/>
         <w:autoSpaceDN w:val="0"/>
         <w:spacing w:after="80" w:before="0" w:line="280" w:lineRule="exact"/>
@@ -247,11 +235,11 @@
       </w:pPr>
       <w:r>
         <w:rPr>
-          <w:rFonts w:ascii="Times New Roman" w:hAnsi="Times New Roman" w:eastAsia="신명조"/>
+          <w:rFonts w:ascii="Times New Roman" w:hAnsi="Times New Roman" w:eastAsia="AppleMyungjo"/>
           <w:b w:val="0"/>
           <w:i w:val="0"/>
           <w:spacing w:val="-5"/>
-          <w:w w:val="95"/>
+          <w:w w:val="100"/>
           <w:sz w:val="18"/>
         </w:rPr>
         <w:t>본 연구는 먼저 두 가지 운용 요구사항을 정의하고, 이를 충족하는 구조를 설계하였다. 첫째는 기권이다. 시스템은 "오를 것인가 내릴 것인가"뿐 아니라 "지금 판단해도 되는가"를 말할 수 있어야 하며, 이는 점 추정으로 정의할 수 없고 예측 분포를 요구한다. 둘째는 계산 비용이다. 201종목을 매일 평가하려면 종목당 추론 비용이 낮아야 하고, 실질적 독립 사건이 적은 자료라 모형을 키울 수도 없다. 분위 예측을 제공하는 Temporal Fusion Transformer(TFT)는 모든 시점에서 어텐션을 수행하므로 이 제약과 충돌한다.</w:t>
@@ -259,7 +247,6 @@
     </w:p>
     <w:p>
       <w:pPr>
-        <w:wordWrap w:val="0"/>
         <w:autoSpaceDE w:val="0"/>
         <w:autoSpaceDN w:val="0"/>
         <w:spacing w:after="80" w:before="0" w:line="280" w:lineRule="exact"/>
@@ -268,11 +255,11 @@
       </w:pPr>
       <w:r>
         <w:rPr>
-          <w:rFonts w:ascii="Times New Roman" w:hAnsi="Times New Roman" w:eastAsia="신명조"/>
+          <w:rFonts w:ascii="Times New Roman" w:hAnsi="Times New Roman" w:eastAsia="AppleMyungjo"/>
           <w:b w:val="0"/>
           <w:i w:val="0"/>
           <w:spacing w:val="-5"/>
-          <w:w w:val="95"/>
+          <w:w w:val="100"/>
           <w:sz w:val="18"/>
         </w:rPr>
         <w:t>두 요구사항은 각각 다른 구성요소를 필요로 한다. 기권에는 분위 헤드와 핀볼 손실이, 비용에는 패치 토큰화와 채널 축을 인코더 앞에서 하나로 모으는 장치가 필요하다. 이 장치는 TFT의 변수선택망으로 구현하되 더 단순한 선형 합치기와 비교한다. PatchTST를 그대로 쓰면 첫째 요구를, TFT를 그대로 쓰면 둘째 요구를 충족하지 못한다. 따라서 본 연구가 답하는 질문은 두 가지이다. (1) 두 구성요소를 결합한 구조의 분위 정확도와 계산 비용은 두 원본과 어떻게 비교되는가. (2) 예측 구간이 변동성에 반응하여 기권이 실제로 오차가 큰 예측을 걸러내는가.</w:t>
@@ -280,7 +267,6 @@
     </w:p>
     <w:p>
       <w:pPr>
-        <w:wordWrap w:val="0"/>
         <w:autoSpaceDE w:val="0"/>
         <w:autoSpaceDN w:val="0"/>
         <w:spacing w:after="80" w:before="0" w:line="280" w:lineRule="exact"/>
@@ -289,11 +275,11 @@
       </w:pPr>
       <w:r>
         <w:rPr>
-          <w:rFonts w:ascii="Times New Roman" w:hAnsi="Times New Roman" w:eastAsia="신명조"/>
+          <w:rFonts w:ascii="Times New Roman" w:hAnsi="Times New Roman" w:eastAsia="AppleMyungjo"/>
           <w:b w:val="0"/>
           <w:i w:val="0"/>
           <w:spacing w:val="-5"/>
-          <w:w w:val="95"/>
+          <w:w w:val="100"/>
           <w:sz w:val="18"/>
         </w:rPr>
         <w:t>이에 대한 본 연구의 기여는 세 가지이다. 첫째, 채널 축을 인코더 앞에서 하나로 합쳐 분위 예측 트랜스포머의 학습·추론 비용을 TFT의 약 4분의 1로 낮추면서 예측 손실은 더 낮추었다. 둘째, 예측 구간의 폭을 기준으로 한 기권이 최근 변동성만 쓰는 규칙보다 큰 오차를 더 잘 걸러낸다는 것을, 기권율을 맞춘 비교로 보였다. 셋째, 같은 분할과 같은 윈도우 표본 위에서 무조건부 분위수 상수와 분위 그래디언트 부스팅을 함께 측정하여, 구조에서 오는 이득과 그렇지 않은 부분을 구분하였다.</w:t>
@@ -301,7 +287,6 @@
     </w:p>
     <w:p>
       <w:pPr>
-        <w:wordWrap w:val="0"/>
         <w:autoSpaceDE w:val="0"/>
         <w:autoSpaceDN w:val="0"/>
         <w:spacing w:after="80" w:before="0" w:line="280" w:lineRule="exact"/>
@@ -310,11 +295,11 @@
       </w:pPr>
       <w:r>
         <w:rPr>
-          <w:rFonts w:ascii="Times New Roman" w:hAnsi="Times New Roman" w:eastAsia="신명조"/>
+          <w:rFonts w:ascii="Times New Roman" w:hAnsi="Times New Roman" w:eastAsia="AppleMyungjo"/>
           <w:b w:val="0"/>
           <w:i w:val="0"/>
           <w:spacing w:val="-5"/>
-          <w:w w:val="95"/>
+          <w:w w:val="100"/>
           <w:sz w:val="18"/>
         </w:rPr>
         <w:t>이하 2장에서 관련 연구를 정리하고, 3장에서 요구사항으로부터 제안 구조를 도출하며, 4장에서 실험 설계를, 5장에서 정확도·비용·기권 행태의 결과를 제시하고 6장에서 결론과 한계를 정리한다.</w:t>
@@ -323,18 +308,17 @@
     <w:p>
       <w:pPr>
         <w:keepNext/>
-        <w:wordWrap w:val="0"/>
         <w:autoSpaceDE w:val="0"/>
         <w:autoSpaceDN w:val="0"/>
-        <w:spacing w:after="80" w:before="0" w:line="300" w:lineRule="auto"/>
+        <w:spacing w:after="280" w:before="360" w:line="300" w:lineRule="auto"/>
       </w:pPr>
       <w:r>
         <w:rPr>
-          <w:rFonts w:ascii="Times New Roman" w:hAnsi="Times New Roman" w:eastAsia="견고딕"/>
+          <w:rFonts w:ascii="Times New Roman" w:hAnsi="Times New Roman" w:eastAsia="Apple SD Gothic Neo"/>
           <w:b/>
           <w:i w:val="0"/>
           <w:spacing w:val="0"/>
-          <w:w w:val="95"/>
+          <w:w w:val="97"/>
           <w:sz w:val="20"/>
         </w:rPr>
         <w:t>2. 관련 연구</w:t>
@@ -343,15 +327,14 @@
     <w:p>
       <w:pPr>
         <w:keepNext/>
-        <w:wordWrap w:val="0"/>
         <w:autoSpaceDE w:val="0"/>
         <w:autoSpaceDN w:val="0"/>
-        <w:spacing w:after="60" w:before="0" w:line="300" w:lineRule="auto"/>
+        <w:spacing w:after="20" w:before="0" w:line="300" w:lineRule="auto"/>
       </w:pPr>
       <w:r>
         <w:rPr>
-          <w:rFonts w:ascii="Times New Roman" w:hAnsi="Times New Roman" w:eastAsia="중고딕"/>
-          <w:b w:val="0"/>
+          <w:rFonts w:ascii="Times New Roman" w:hAnsi="Times New Roman" w:eastAsia="Apple SD Gothic Neo"/>
+          <w:b/>
           <w:i w:val="0"/>
           <w:spacing w:val="-9"/>
           <w:w w:val="95"/>
@@ -362,7 +345,6 @@
     </w:p>
     <w:p>
       <w:pPr>
-        <w:wordWrap w:val="0"/>
         <w:autoSpaceDE w:val="0"/>
         <w:autoSpaceDN w:val="0"/>
         <w:spacing w:after="80" w:before="0" w:line="280" w:lineRule="exact"/>
@@ -371,77 +353,77 @@
       </w:pPr>
       <w:r>
         <w:rPr>
-          <w:rFonts w:ascii="Times New Roman" w:hAnsi="Times New Roman" w:eastAsia="신명조"/>
+          <w:rFonts w:ascii="Times New Roman" w:hAnsi="Times New Roman" w:eastAsia="AppleMyungjo"/>
           <w:b w:val="0"/>
           <w:i w:val="0"/>
           <w:spacing w:val="-5"/>
-          <w:w w:val="95"/>
+          <w:w w:val="100"/>
           <w:sz w:val="18"/>
         </w:rPr>
         <w:t xml:space="preserve">원래의 트랜스포머[3]는 모든 시점에서 어텐션을 수행하므로 비용이 입력 길이의 제곱에 비례한다. 희소 어텐션[4]과 계열 분해[5]로 이를 줄이려는 구조들이 제안되었으나, 단순한 선형 모형이 이들을 상회한다는 보고[6]도 있다. PatchTST[7]는 시계열을 시점이 아니라 구간(패치) 단위로 토큰화하고 다변량 입력을 채널 독립으로 처리하여, 길이 </w:t>
       </w:r>
       <w:r>
         <w:rPr>
-          <w:rFonts w:ascii="Times New Roman" w:hAnsi="Times New Roman" w:eastAsia="신명조"/>
+          <w:rFonts w:ascii="Times New Roman" w:hAnsi="Times New Roman" w:eastAsia="AppleMyungjo"/>
           <w:b w:val="0"/>
           <w:i/>
           <w:spacing w:val="-5"/>
-          <w:w w:val="95"/>
+          <w:w w:val="100"/>
           <w:sz w:val="18"/>
         </w:rPr>
         <w:t>L</w:t>
       </w:r>
       <w:r>
         <w:rPr>
-          <w:rFonts w:ascii="Times New Roman" w:hAnsi="Times New Roman" w:eastAsia="신명조"/>
+          <w:rFonts w:ascii="Times New Roman" w:hAnsi="Times New Roman" w:eastAsia="AppleMyungjo"/>
           <w:b w:val="0"/>
           <w:i w:val="0"/>
           <w:spacing w:val="-5"/>
-          <w:w w:val="95"/>
+          <w:w w:val="100"/>
           <w:sz w:val="18"/>
         </w:rPr>
         <w:t>의 입력을 ⌈</w:t>
       </w:r>
       <w:r>
         <w:rPr>
-          <w:rFonts w:ascii="Times New Roman" w:hAnsi="Times New Roman" w:eastAsia="신명조"/>
+          <w:rFonts w:ascii="Times New Roman" w:hAnsi="Times New Roman" w:eastAsia="AppleMyungjo"/>
           <w:b w:val="0"/>
           <w:i/>
           <w:spacing w:val="-5"/>
-          <w:w w:val="95"/>
+          <w:w w:val="100"/>
           <w:sz w:val="18"/>
         </w:rPr>
         <w:t>L</w:t>
       </w:r>
       <w:r>
         <w:rPr>
-          <w:rFonts w:ascii="Times New Roman" w:hAnsi="Times New Roman" w:eastAsia="신명조"/>
+          <w:rFonts w:ascii="Times New Roman" w:hAnsi="Times New Roman" w:eastAsia="AppleMyungjo"/>
           <w:b w:val="0"/>
           <w:i w:val="0"/>
           <w:spacing w:val="-5"/>
-          <w:w w:val="95"/>
+          <w:w w:val="100"/>
           <w:sz w:val="18"/>
         </w:rPr>
         <w:t>/</w:t>
       </w:r>
       <w:r>
         <w:rPr>
-          <w:rFonts w:ascii="Times New Roman" w:hAnsi="Times New Roman" w:eastAsia="신명조"/>
+          <w:rFonts w:ascii="Times New Roman" w:hAnsi="Times New Roman" w:eastAsia="AppleMyungjo"/>
           <w:b w:val="0"/>
           <w:i/>
           <w:spacing w:val="-5"/>
-          <w:w w:val="95"/>
+          <w:w w:val="100"/>
           <w:sz w:val="18"/>
         </w:rPr>
         <w:t>S</w:t>
       </w:r>
       <w:r>
         <w:rPr>
-          <w:rFonts w:ascii="Times New Roman" w:hAnsi="Times New Roman" w:eastAsia="신명조"/>
+          <w:rFonts w:ascii="Times New Roman" w:hAnsi="Times New Roman" w:eastAsia="AppleMyungjo"/>
           <w:b w:val="0"/>
           <w:i w:val="0"/>
           <w:spacing w:val="-5"/>
-          <w:w w:val="95"/>
+          <w:w w:val="100"/>
           <w:sz w:val="18"/>
         </w:rPr>
         <w:t>⌉개 토큰으로 축약하고 채널 수에 선형으로 확장된다. 본 연구는 120일 입력을 패치 길이 5(1거래주)·스트라이드 5로 24개 토큰으로 축약하였다. 그러나 원 구조의 출력은 점 예측이므로 1장의 첫째 요구사항을 충족하지 못한다. 또한 채널 독립을 끝까지 유지하면 인코더가 채널 수만큼 반복 실행되어 둘째 요구사항과 충돌한다.</w:t>
@@ -450,15 +432,14 @@
     <w:p>
       <w:pPr>
         <w:keepNext/>
-        <w:wordWrap w:val="0"/>
         <w:autoSpaceDE w:val="0"/>
         <w:autoSpaceDN w:val="0"/>
-        <w:spacing w:after="60" w:before="0" w:line="300" w:lineRule="auto"/>
+        <w:spacing w:after="20" w:before="0" w:line="300" w:lineRule="auto"/>
       </w:pPr>
       <w:r>
         <w:rPr>
-          <w:rFonts w:ascii="Times New Roman" w:hAnsi="Times New Roman" w:eastAsia="중고딕"/>
-          <w:b w:val="0"/>
+          <w:rFonts w:ascii="Times New Roman" w:hAnsi="Times New Roman" w:eastAsia="Apple SD Gothic Neo"/>
+          <w:b/>
           <w:i w:val="0"/>
           <w:spacing w:val="-9"/>
           <w:w w:val="95"/>
@@ -469,7 +450,6 @@
     </w:p>
     <w:p>
       <w:pPr>
-        <w:wordWrap w:val="0"/>
         <w:autoSpaceDE w:val="0"/>
         <w:autoSpaceDN w:val="0"/>
         <w:spacing w:after="80" w:before="0" w:line="280" w:lineRule="exact"/>
@@ -478,11 +458,11 @@
       </w:pPr>
       <w:r>
         <w:rPr>
-          <w:rFonts w:ascii="Times New Roman" w:hAnsi="Times New Roman" w:eastAsia="신명조"/>
+          <w:rFonts w:ascii="Times New Roman" w:hAnsi="Times New Roman" w:eastAsia="AppleMyungjo"/>
           <w:b w:val="0"/>
           <w:i w:val="0"/>
           <w:spacing w:val="-5"/>
-          <w:w w:val="95"/>
+          <w:w w:val="100"/>
           <w:sz w:val="18"/>
         </w:rPr>
         <w:t>TFT[8]는 변수선택망으로 입력 채널별 소프트맥스 게이트를 학습하고, 게이트 잔차 신경망(gated residual network, GRN)으로 채널별 변환을 수행하며, 정적 공변량을 문맥 벡터로 부호화하고 복수의 분위를 동시에 산출한다. 본 연구는 이 가운데 분위 헤드를 채택하고 변수선택망은 채널 축약의 한 구현으로 비교하였으며, 시점 단위 연산 구조는 채택하지 않았다. 변수선택망을 쓰는 이유는 중요도 해석이 아니라, 채널 축을 소프트맥스 가중합으로 하나로 줄여 인코더 실행 횟수를 1회로 만드는 데 있다. 국내에서도 TFT를 다지평 예측에 적용한 연구[9]와 트랜스포머를 시계열 특성에 맞추어 변형한 연구[10]가 보고되었다.</w:t>
@@ -491,15 +471,14 @@
     <w:p>
       <w:pPr>
         <w:keepNext/>
-        <w:wordWrap w:val="0"/>
         <w:autoSpaceDE w:val="0"/>
         <w:autoSpaceDN w:val="0"/>
-        <w:spacing w:after="60" w:before="0" w:line="300" w:lineRule="auto"/>
+        <w:spacing w:after="20" w:before="0" w:line="300" w:lineRule="auto"/>
       </w:pPr>
       <w:r>
         <w:rPr>
-          <w:rFonts w:ascii="Times New Roman" w:hAnsi="Times New Roman" w:eastAsia="중고딕"/>
-          <w:b w:val="0"/>
+          <w:rFonts w:ascii="Times New Roman" w:hAnsi="Times New Roman" w:eastAsia="Apple SD Gothic Neo"/>
+          <w:b/>
           <w:i w:val="0"/>
           <w:spacing w:val="-9"/>
           <w:w w:val="95"/>
@@ -510,7 +489,6 @@
     </w:p>
     <w:p>
       <w:pPr>
-        <w:wordWrap w:val="0"/>
         <w:autoSpaceDE w:val="0"/>
         <w:autoSpaceDN w:val="0"/>
         <w:spacing w:after="80" w:before="0" w:line="280" w:lineRule="exact"/>
@@ -519,11 +497,11 @@
       </w:pPr>
       <w:r>
         <w:rPr>
-          <w:rFonts w:ascii="Times New Roman" w:hAnsi="Times New Roman" w:eastAsia="신명조"/>
+          <w:rFonts w:ascii="Times New Roman" w:hAnsi="Times New Roman" w:eastAsia="AppleMyungjo"/>
           <w:b w:val="0"/>
           <w:i w:val="0"/>
           <w:spacing w:val="-5"/>
-          <w:w w:val="95"/>
+          <w:w w:val="100"/>
           <w:sz w:val="18"/>
         </w:rPr>
         <w:t>RevIN(reversible instance normalization)[11]은 입력 윈도우별 인스턴스 정규화를 적용하고 출력에서 역변환한다. 종목과 시대에 따라 가격 수준의 의미가 달라지는 자료에서는 선택 사항이 아니라 필수 요소이다. 본 연구는 이를 선별적으로 적용하였다. 횡단면 순위 채널은 정보가 전적으로 수준에 담겨 있어 윈도우 내 표준화가 그 정보를 소거하기 때문이다.</w:t>
@@ -531,7 +509,6 @@
     </w:p>
     <w:p>
       <w:pPr>
-        <w:wordWrap w:val="0"/>
         <w:autoSpaceDE w:val="0"/>
         <w:autoSpaceDN w:val="0"/>
         <w:spacing w:after="80" w:before="0" w:line="280" w:lineRule="exact"/>
@@ -540,33 +517,33 @@
       </w:pPr>
       <w:r>
         <w:rPr>
-          <w:rFonts w:ascii="Times New Roman" w:hAnsi="Times New Roman" w:eastAsia="신명조"/>
+          <w:rFonts w:ascii="Times New Roman" w:hAnsi="Times New Roman" w:eastAsia="AppleMyungjo"/>
           <w:b w:val="0"/>
           <w:i w:val="0"/>
           <w:spacing w:val="-5"/>
-          <w:w w:val="95"/>
+          <w:w w:val="100"/>
           <w:sz w:val="18"/>
         </w:rPr>
         <w:t xml:space="preserve">분위회귀[12]를 신경망 출력에 적용한 것이 핀볼 손실이며, 분위 </w:t>
       </w:r>
       <w:r>
         <w:rPr>
-          <w:rFonts w:ascii="Times New Roman" w:hAnsi="Times New Roman" w:eastAsia="신명조"/>
+          <w:rFonts w:ascii="Times New Roman" w:hAnsi="Times New Roman" w:eastAsia="AppleMyungjo"/>
           <w:b w:val="0"/>
           <w:i/>
           <w:spacing w:val="-5"/>
-          <w:w w:val="95"/>
+          <w:w w:val="100"/>
           <w:sz w:val="18"/>
         </w:rPr>
         <w:t>τ</w:t>
       </w:r>
       <w:r>
         <w:rPr>
-          <w:rFonts w:ascii="Times New Roman" w:hAnsi="Times New Roman" w:eastAsia="신명조"/>
+          <w:rFonts w:ascii="Times New Roman" w:hAnsi="Times New Roman" w:eastAsia="AppleMyungjo"/>
           <w:b w:val="0"/>
           <w:i w:val="0"/>
           <w:spacing w:val="-5"/>
-          <w:w w:val="95"/>
+          <w:w w:val="100"/>
           <w:sz w:val="18"/>
         </w:rPr>
         <w:t>에 대하여 식 (1)과 같이 정의된다.</w:t>
@@ -574,7 +551,6 @@
     </w:p>
     <w:p>
       <w:pPr>
-        <w:wordWrap w:val="0"/>
         <w:autoSpaceDE w:val="0"/>
         <w:autoSpaceDN w:val="0"/>
         <w:spacing w:after="80" w:before="0" w:line="280" w:lineRule="exact"/>
@@ -582,209 +558,209 @@
       </w:pPr>
       <w:r>
         <w:rPr>
-          <w:rFonts w:ascii="Times New Roman" w:hAnsi="Times New Roman" w:eastAsia="신명조"/>
+          <w:rFonts w:ascii="Times New Roman" w:hAnsi="Times New Roman" w:eastAsia="AppleMyungjo"/>
           <w:b w:val="0"/>
           <w:i w:val="0"/>
           <w:spacing w:val="-5"/>
-          <w:w w:val="95"/>
+          <w:w w:val="100"/>
           <w:sz w:val="18"/>
         </w:rPr>
         <w:t>L(</w:t>
       </w:r>
       <w:r>
         <w:rPr>
-          <w:rFonts w:ascii="Times New Roman" w:hAnsi="Times New Roman" w:eastAsia="신명조"/>
+          <w:rFonts w:ascii="Times New Roman" w:hAnsi="Times New Roman" w:eastAsia="AppleMyungjo"/>
           <w:b w:val="0"/>
           <w:i/>
           <w:spacing w:val="-5"/>
-          <w:w w:val="95"/>
+          <w:w w:val="100"/>
           <w:sz w:val="18"/>
         </w:rPr>
         <w:t>τ</w:t>
       </w:r>
       <w:r>
         <w:rPr>
-          <w:rFonts w:ascii="Times New Roman" w:hAnsi="Times New Roman" w:eastAsia="신명조"/>
+          <w:rFonts w:ascii="Times New Roman" w:hAnsi="Times New Roman" w:eastAsia="AppleMyungjo"/>
           <w:b w:val="0"/>
           <w:i w:val="0"/>
           <w:spacing w:val="-5"/>
-          <w:w w:val="95"/>
+          <w:w w:val="100"/>
           <w:sz w:val="18"/>
         </w:rPr>
         <w:t xml:space="preserve">; </w:t>
       </w:r>
       <w:r>
         <w:rPr>
-          <w:rFonts w:ascii="Times New Roman" w:hAnsi="Times New Roman" w:eastAsia="신명조"/>
+          <w:rFonts w:ascii="Times New Roman" w:hAnsi="Times New Roman" w:eastAsia="AppleMyungjo"/>
           <w:b w:val="0"/>
           <w:i/>
           <w:spacing w:val="-5"/>
-          <w:w w:val="95"/>
+          <w:w w:val="100"/>
           <w:sz w:val="18"/>
         </w:rPr>
         <w:t>y</w:t>
       </w:r>
       <w:r>
         <w:rPr>
-          <w:rFonts w:ascii="Times New Roman" w:hAnsi="Times New Roman" w:eastAsia="신명조"/>
+          <w:rFonts w:ascii="Times New Roman" w:hAnsi="Times New Roman" w:eastAsia="AppleMyungjo"/>
           <w:b w:val="0"/>
           <w:i w:val="0"/>
           <w:spacing w:val="-5"/>
-          <w:w w:val="95"/>
+          <w:w w:val="100"/>
           <w:sz w:val="18"/>
         </w:rPr>
         <w:t xml:space="preserve">, </w:t>
       </w:r>
       <w:r>
         <w:rPr>
-          <w:rFonts w:ascii="Times New Roman" w:hAnsi="Times New Roman" w:eastAsia="신명조"/>
+          <w:rFonts w:ascii="Times New Roman" w:hAnsi="Times New Roman" w:eastAsia="AppleMyungjo"/>
           <w:b w:val="0"/>
           <w:i/>
           <w:spacing w:val="-5"/>
-          <w:w w:val="95"/>
+          <w:w w:val="100"/>
           <w:sz w:val="18"/>
         </w:rPr>
         <w:t>ŷ</w:t>
       </w:r>
       <w:r>
         <w:rPr>
-          <w:rFonts w:ascii="Times New Roman" w:hAnsi="Times New Roman" w:eastAsia="신명조"/>
+          <w:rFonts w:ascii="Times New Roman" w:hAnsi="Times New Roman" w:eastAsia="AppleMyungjo"/>
           <w:b w:val="0"/>
           <w:i w:val="0"/>
           <w:spacing w:val="-5"/>
-          <w:w w:val="95"/>
+          <w:w w:val="100"/>
           <w:sz w:val="18"/>
         </w:rPr>
         <w:t xml:space="preserve">) = max[ </w:t>
       </w:r>
       <w:r>
         <w:rPr>
-          <w:rFonts w:ascii="Times New Roman" w:hAnsi="Times New Roman" w:eastAsia="신명조"/>
+          <w:rFonts w:ascii="Times New Roman" w:hAnsi="Times New Roman" w:eastAsia="AppleMyungjo"/>
           <w:b w:val="0"/>
           <w:i/>
           <w:spacing w:val="-5"/>
-          <w:w w:val="95"/>
+          <w:w w:val="100"/>
           <w:sz w:val="18"/>
         </w:rPr>
         <w:t>τ</w:t>
       </w:r>
       <w:r>
         <w:rPr>
-          <w:rFonts w:ascii="Times New Roman" w:hAnsi="Times New Roman" w:eastAsia="신명조"/>
+          <w:rFonts w:ascii="Times New Roman" w:hAnsi="Times New Roman" w:eastAsia="AppleMyungjo"/>
           <w:b w:val="0"/>
           <w:i w:val="0"/>
           <w:spacing w:val="-5"/>
-          <w:w w:val="95"/>
+          <w:w w:val="100"/>
           <w:sz w:val="18"/>
         </w:rPr>
         <w:t>(</w:t>
       </w:r>
       <w:r>
         <w:rPr>
-          <w:rFonts w:ascii="Times New Roman" w:hAnsi="Times New Roman" w:eastAsia="신명조"/>
+          <w:rFonts w:ascii="Times New Roman" w:hAnsi="Times New Roman" w:eastAsia="AppleMyungjo"/>
           <w:b w:val="0"/>
           <w:i/>
           <w:spacing w:val="-5"/>
-          <w:w w:val="95"/>
+          <w:w w:val="100"/>
           <w:sz w:val="18"/>
         </w:rPr>
         <w:t>y</w:t>
       </w:r>
       <w:r>
         <w:rPr>
-          <w:rFonts w:ascii="Times New Roman" w:hAnsi="Times New Roman" w:eastAsia="신명조"/>
+          <w:rFonts w:ascii="Times New Roman" w:hAnsi="Times New Roman" w:eastAsia="AppleMyungjo"/>
           <w:b w:val="0"/>
           <w:i w:val="0"/>
           <w:spacing w:val="-5"/>
-          <w:w w:val="95"/>
+          <w:w w:val="100"/>
           <w:sz w:val="18"/>
         </w:rPr>
         <w:t xml:space="preserve"> − </w:t>
       </w:r>
       <w:r>
         <w:rPr>
-          <w:rFonts w:ascii="Times New Roman" w:hAnsi="Times New Roman" w:eastAsia="신명조"/>
+          <w:rFonts w:ascii="Times New Roman" w:hAnsi="Times New Roman" w:eastAsia="AppleMyungjo"/>
           <w:b w:val="0"/>
           <w:i/>
           <w:spacing w:val="-5"/>
-          <w:w w:val="95"/>
+          <w:w w:val="100"/>
           <w:sz w:val="18"/>
         </w:rPr>
         <w:t>ŷ</w:t>
       </w:r>
       <w:r>
         <w:rPr>
-          <w:rFonts w:ascii="Times New Roman" w:hAnsi="Times New Roman" w:eastAsia="신명조"/>
+          <w:rFonts w:ascii="Times New Roman" w:hAnsi="Times New Roman" w:eastAsia="AppleMyungjo"/>
           <w:b w:val="0"/>
           <w:i w:val="0"/>
           <w:spacing w:val="-5"/>
-          <w:w w:val="95"/>
+          <w:w w:val="100"/>
           <w:sz w:val="18"/>
         </w:rPr>
         <w:t>), (</w:t>
       </w:r>
       <w:r>
         <w:rPr>
-          <w:rFonts w:ascii="Times New Roman" w:hAnsi="Times New Roman" w:eastAsia="신명조"/>
+          <w:rFonts w:ascii="Times New Roman" w:hAnsi="Times New Roman" w:eastAsia="AppleMyungjo"/>
           <w:b w:val="0"/>
           <w:i/>
           <w:spacing w:val="-5"/>
-          <w:w w:val="95"/>
+          <w:w w:val="100"/>
           <w:sz w:val="18"/>
         </w:rPr>
         <w:t>τ</w:t>
       </w:r>
       <w:r>
         <w:rPr>
-          <w:rFonts w:ascii="Times New Roman" w:hAnsi="Times New Roman" w:eastAsia="신명조"/>
+          <w:rFonts w:ascii="Times New Roman" w:hAnsi="Times New Roman" w:eastAsia="AppleMyungjo"/>
           <w:b w:val="0"/>
           <w:i w:val="0"/>
           <w:spacing w:val="-5"/>
-          <w:w w:val="95"/>
+          <w:w w:val="100"/>
           <w:sz w:val="18"/>
         </w:rPr>
         <w:t xml:space="preserve"> − 1)(</w:t>
       </w:r>
       <w:r>
         <w:rPr>
-          <w:rFonts w:ascii="Times New Roman" w:hAnsi="Times New Roman" w:eastAsia="신명조"/>
+          <w:rFonts w:ascii="Times New Roman" w:hAnsi="Times New Roman" w:eastAsia="AppleMyungjo"/>
           <w:b w:val="0"/>
           <w:i/>
           <w:spacing w:val="-5"/>
-          <w:w w:val="95"/>
+          <w:w w:val="100"/>
           <w:sz w:val="18"/>
         </w:rPr>
         <w:t>y</w:t>
       </w:r>
       <w:r>
         <w:rPr>
-          <w:rFonts w:ascii="Times New Roman" w:hAnsi="Times New Roman" w:eastAsia="신명조"/>
+          <w:rFonts w:ascii="Times New Roman" w:hAnsi="Times New Roman" w:eastAsia="AppleMyungjo"/>
           <w:b w:val="0"/>
           <w:i w:val="0"/>
           <w:spacing w:val="-5"/>
-          <w:w w:val="95"/>
+          <w:w w:val="100"/>
           <w:sz w:val="18"/>
         </w:rPr>
         <w:t xml:space="preserve"> − </w:t>
       </w:r>
       <w:r>
         <w:rPr>
-          <w:rFonts w:ascii="Times New Roman" w:hAnsi="Times New Roman" w:eastAsia="신명조"/>
+          <w:rFonts w:ascii="Times New Roman" w:hAnsi="Times New Roman" w:eastAsia="AppleMyungjo"/>
           <w:b w:val="0"/>
           <w:i/>
           <w:spacing w:val="-5"/>
-          <w:w w:val="95"/>
+          <w:w w:val="100"/>
           <w:sz w:val="18"/>
         </w:rPr>
         <w:t>ŷ</w:t>
       </w:r>
       <w:r>
         <w:rPr>
-          <w:rFonts w:ascii="Times New Roman" w:hAnsi="Times New Roman" w:eastAsia="신명조"/>
+          <w:rFonts w:ascii="Times New Roman" w:hAnsi="Times New Roman" w:eastAsia="AppleMyungjo"/>
           <w:b w:val="0"/>
           <w:i w:val="0"/>
           <w:spacing w:val="-5"/>
-          <w:w w:val="95"/>
+          <w:w w:val="100"/>
           <w:sz w:val="18"/>
         </w:rPr>
         <w:t>) ]    (1)</w:t>
@@ -792,7 +768,6 @@
     </w:p>
     <w:p>
       <w:pPr>
-        <w:wordWrap w:val="0"/>
         <w:autoSpaceDE w:val="0"/>
         <w:autoSpaceDN w:val="0"/>
         <w:spacing w:after="80" w:before="0" w:line="280" w:lineRule="exact"/>
@@ -801,33 +776,33 @@
       </w:pPr>
       <w:r>
         <w:rPr>
-          <w:rFonts w:ascii="Times New Roman" w:hAnsi="Times New Roman" w:eastAsia="신명조"/>
+          <w:rFonts w:ascii="Times New Roman" w:hAnsi="Times New Roman" w:eastAsia="AppleMyungjo"/>
           <w:b w:val="0"/>
           <w:i w:val="0"/>
           <w:spacing w:val="-5"/>
-          <w:w w:val="95"/>
+          <w:w w:val="100"/>
           <w:sz w:val="18"/>
         </w:rPr>
         <w:t xml:space="preserve">본 연구는 </w:t>
       </w:r>
       <w:r>
         <w:rPr>
-          <w:rFonts w:ascii="Times New Roman" w:hAnsi="Times New Roman" w:eastAsia="신명조"/>
+          <w:rFonts w:ascii="Times New Roman" w:hAnsi="Times New Roman" w:eastAsia="AppleMyungjo"/>
           <w:b w:val="0"/>
           <w:i/>
           <w:spacing w:val="-5"/>
-          <w:w w:val="95"/>
+          <w:w w:val="100"/>
           <w:sz w:val="18"/>
         </w:rPr>
         <w:t>τ</w:t>
       </w:r>
       <w:r>
         <w:rPr>
-          <w:rFonts w:ascii="Times New Roman" w:hAnsi="Times New Roman" w:eastAsia="신명조"/>
+          <w:rFonts w:ascii="Times New Roman" w:hAnsi="Times New Roman" w:eastAsia="AppleMyungjo"/>
           <w:b w:val="0"/>
           <w:i w:val="0"/>
           <w:spacing w:val="-5"/>
-          <w:w w:val="95"/>
+          <w:w w:val="100"/>
           <w:sz w:val="18"/>
         </w:rPr>
         <w:t xml:space="preserve"> ∈ {0.1, 0.5, 0.9}를 동시에 학습한다. 분위 예측은 불확실성을 예측 결과 자체로 산출하므로, 앙상블 분산 없이 기권 규칙을 정의할 수 있다. 분위 예측의 구간이 명목 수준을 지키는지는 별도 문제이며 등각예측을 분위회귀에 결합한 교정 방법이 제안되어 있다[13]. 본 연구의 교정 상태는 6장에 밝힌다.</w:t>
@@ -836,15 +811,14 @@
     <w:p>
       <w:pPr>
         <w:keepNext/>
-        <w:wordWrap w:val="0"/>
         <w:autoSpaceDE w:val="0"/>
         <w:autoSpaceDN w:val="0"/>
-        <w:spacing w:after="60" w:before="0" w:line="300" w:lineRule="auto"/>
+        <w:spacing w:after="20" w:before="0" w:line="300" w:lineRule="auto"/>
       </w:pPr>
       <w:r>
         <w:rPr>
-          <w:rFonts w:ascii="Times New Roman" w:hAnsi="Times New Roman" w:eastAsia="중고딕"/>
-          <w:b w:val="0"/>
+          <w:rFonts w:ascii="Times New Roman" w:hAnsi="Times New Roman" w:eastAsia="Apple SD Gothic Neo"/>
+          <w:b/>
           <w:i w:val="0"/>
           <w:spacing w:val="-9"/>
           <w:w w:val="95"/>
@@ -855,7 +829,6 @@
     </w:p>
     <w:p>
       <w:pPr>
-        <w:wordWrap w:val="0"/>
         <w:autoSpaceDE w:val="0"/>
         <w:autoSpaceDN w:val="0"/>
         <w:spacing w:after="80" w:before="0" w:line="280" w:lineRule="exact"/>
@@ -864,11 +837,11 @@
       </w:pPr>
       <w:r>
         <w:rPr>
-          <w:rFonts w:ascii="Times New Roman" w:hAnsi="Times New Roman" w:eastAsia="신명조"/>
+          <w:rFonts w:ascii="Times New Roman" w:hAnsi="Times New Roman" w:eastAsia="AppleMyungjo"/>
           <w:b w:val="0"/>
           <w:i w:val="0"/>
           <w:spacing w:val="-5"/>
-          <w:w w:val="95"/>
+          <w:w w:val="100"/>
           <w:sz w:val="18"/>
         </w:rPr>
         <w:t>예측 모형이 일부 입력에 대해 답을 내지 않는 선택지는 기각 옵션(reject option)으로 형식화되어 있다[14]. 오분류 비용과 기각 비용의 교환관계로 최적 기각 영역을 정의한 이 틀은 이후 선택적 예측(selective prediction)으로 일반화되어, 적용률과 적용된 표본에서의 위험을 함께 보고하는 평가 방식으로 자리잡았고[15], 심층 신경망에서는 선택 함수를 별도 헤드로 학습하는 방법이 제안되었다[16]. 본 연구의 기권은 이들과 두 가지 점에서 다르다. 첫째, 분류가 아니라 회귀이므로 선택 점수가 확률이 아니라 예측 구간의 폭이다. 둘째, 선택 함수를 따로 학습하지 않고 이미 산출된 분위 예측에서 파생되므로 모형에 추가 비용이 들지 않는다. 대신 기권율이 학습으로 최적화되지 않고 임계값으로 정해지므로, 임계값 선택이 결과에 미치는 영향을 5.3절에서 따로 확인한다.</w:t>
@@ -877,15 +850,14 @@
     <w:p>
       <w:pPr>
         <w:keepNext/>
-        <w:wordWrap w:val="0"/>
         <w:autoSpaceDE w:val="0"/>
         <w:autoSpaceDN w:val="0"/>
-        <w:spacing w:after="60" w:before="0" w:line="300" w:lineRule="auto"/>
+        <w:spacing w:after="20" w:before="0" w:line="300" w:lineRule="auto"/>
       </w:pPr>
       <w:r>
         <w:rPr>
-          <w:rFonts w:ascii="Times New Roman" w:hAnsi="Times New Roman" w:eastAsia="중고딕"/>
-          <w:b w:val="0"/>
+          <w:rFonts w:ascii="Times New Roman" w:hAnsi="Times New Roman" w:eastAsia="Apple SD Gothic Neo"/>
+          <w:b/>
           <w:i w:val="0"/>
           <w:spacing w:val="-9"/>
           <w:w w:val="95"/>
@@ -896,7 +868,6 @@
     </w:p>
     <w:p>
       <w:pPr>
-        <w:wordWrap w:val="0"/>
         <w:autoSpaceDE w:val="0"/>
         <w:autoSpaceDN w:val="0"/>
         <w:spacing w:after="80" w:before="0" w:line="280" w:lineRule="exact"/>
@@ -905,11 +876,11 @@
       </w:pPr>
       <w:r>
         <w:rPr>
-          <w:rFonts w:ascii="Times New Roman" w:hAnsi="Times New Roman" w:eastAsia="신명조"/>
+          <w:rFonts w:ascii="Times New Roman" w:hAnsi="Times New Roman" w:eastAsia="AppleMyungjo"/>
           <w:b w:val="0"/>
           <w:i w:val="0"/>
           <w:spacing w:val="-5"/>
-          <w:w w:val="95"/>
+          <w:w w:val="100"/>
           <w:sz w:val="18"/>
         </w:rPr>
         <w:t>1장에서 언급한 금융 시계열 딥러닝 연구[1] 가운데, 장단기기억 신경망으로 미국 주식의 방향을 예측한 연구[17]와 다수의 머신러닝 기법을 자산가격 결정에 적용한 연구[18]가 대표적이다. 국내에서는 해외지수와 투자자별 매매 동향을 입력으로 삼은 등락 예측[2], 가중 손실 함수를 적용한 순환 합성곱 구조[19]가 보고되었다. 본 연구는 [2]와 마찬가지로 해외지수와 투자자 수급을 입력에 포함하되, 예측을 점이 아니라 분포로 산출한다는 점이 다르다.</w:t>
@@ -917,7 +888,6 @@
     </w:p>
     <w:p>
       <w:pPr>
-        <w:wordWrap w:val="0"/>
         <w:autoSpaceDE w:val="0"/>
         <w:autoSpaceDN w:val="0"/>
         <w:spacing w:after="80" w:before="0" w:line="280" w:lineRule="exact"/>
@@ -926,11 +896,11 @@
       </w:pPr>
       <w:r>
         <w:rPr>
-          <w:rFonts w:ascii="Times New Roman" w:hAnsi="Times New Roman" w:eastAsia="신명조"/>
+          <w:rFonts w:ascii="Times New Roman" w:hAnsi="Times New Roman" w:eastAsia="AppleMyungjo"/>
           <w:b w:val="0"/>
           <w:i w:val="0"/>
           <w:spacing w:val="-5"/>
-          <w:w w:val="95"/>
+          <w:w w:val="100"/>
           <w:sz w:val="18"/>
         </w:rPr>
         <w:t>잘 조정된 단순 기준모형과의 비교가 부재하여 개선폭이 과장되기 쉽다는 지적은 예측 문헌에서 반복되어 왔으므로[20], 본 연구는 동일 조건의 그래디언트 부스팅 결정트리(gradient boosting decision tree, GBDT) 기준모형을 함께 측정하여 5장에 보고한다.</w:t>
@@ -939,18 +909,17 @@
     <w:p>
       <w:pPr>
         <w:keepNext/>
-        <w:wordWrap w:val="0"/>
         <w:autoSpaceDE w:val="0"/>
         <w:autoSpaceDN w:val="0"/>
-        <w:spacing w:after="80" w:before="0" w:line="300" w:lineRule="auto"/>
+        <w:spacing w:after="280" w:before="360" w:line="300" w:lineRule="auto"/>
       </w:pPr>
       <w:r>
         <w:rPr>
-          <w:rFonts w:ascii="Times New Roman" w:hAnsi="Times New Roman" w:eastAsia="견고딕"/>
+          <w:rFonts w:ascii="Times New Roman" w:hAnsi="Times New Roman" w:eastAsia="Apple SD Gothic Neo"/>
           <w:b/>
           <w:i w:val="0"/>
           <w:spacing w:val="0"/>
-          <w:w w:val="95"/>
+          <w:w w:val="97"/>
           <w:sz w:val="20"/>
         </w:rPr>
         <w:t>3. 연구 방법</w:t>
@@ -959,15 +928,14 @@
     <w:p>
       <w:pPr>
         <w:keepNext/>
-        <w:wordWrap w:val="0"/>
         <w:autoSpaceDE w:val="0"/>
         <w:autoSpaceDN w:val="0"/>
-        <w:spacing w:after="60" w:before="0" w:line="300" w:lineRule="auto"/>
+        <w:spacing w:after="20" w:before="0" w:line="300" w:lineRule="auto"/>
       </w:pPr>
       <w:r>
         <w:rPr>
-          <w:rFonts w:ascii="Times New Roman" w:hAnsi="Times New Roman" w:eastAsia="중고딕"/>
-          <w:b w:val="0"/>
+          <w:rFonts w:ascii="Times New Roman" w:hAnsi="Times New Roman" w:eastAsia="Apple SD Gothic Neo"/>
+          <w:b/>
           <w:i w:val="0"/>
           <w:spacing w:val="-9"/>
           <w:w w:val="95"/>
@@ -978,7 +946,6 @@
     </w:p>
     <w:p>
       <w:pPr>
-        <w:wordWrap w:val="0"/>
         <w:autoSpaceDE w:val="0"/>
         <w:autoSpaceDN w:val="0"/>
         <w:spacing w:after="80" w:before="0" w:line="280" w:lineRule="exact"/>
@@ -987,11 +954,11 @@
       </w:pPr>
       <w:r>
         <w:rPr>
-          <w:rFonts w:ascii="Times New Roman" w:hAnsi="Times New Roman" w:eastAsia="신명조"/>
+          <w:rFonts w:ascii="Times New Roman" w:hAnsi="Times New Roman" w:eastAsia="AppleMyungjo"/>
           <w:b w:val="0"/>
           <w:i w:val="0"/>
           <w:spacing w:val="-5"/>
-          <w:w w:val="95"/>
+          <w:w w:val="100"/>
           <w:sz w:val="18"/>
         </w:rPr>
         <w:t>본 연구의 구성요소는 모두 &lt;Table 1&gt;의 좌측 요구사항으로부터 역산되었다.</w:t>
@@ -1000,14 +967,13 @@
     <w:p>
       <w:pPr>
         <w:keepNext/>
-        <w:wordWrap w:val="0"/>
         <w:autoSpaceDE w:val="0"/>
         <w:autoSpaceDN w:val="0"/>
         <w:spacing w:after="40" w:before="0" w:line="220" w:lineRule="exact"/>
       </w:pPr>
       <w:r>
         <w:rPr>
-          <w:rFonts w:ascii="Times New Roman" w:hAnsi="Times New Roman" w:eastAsia="중고딕"/>
+          <w:rFonts w:ascii="Times New Roman" w:hAnsi="Times New Roman" w:eastAsia="Apple SD Gothic Neo"/>
           <w:b w:val="0"/>
           <w:i w:val="0"/>
           <w:spacing w:val="-8"/>
@@ -1050,7 +1016,6 @@
           <w:p>
             <w:pPr>
               <w:keepNext/>
-              <w:wordWrap w:val="0"/>
               <w:autoSpaceDE w:val="0"/>
               <w:autoSpaceDN w:val="0"/>
               <w:spacing w:after="20" w:before="20" w:line="208" w:lineRule="exact"/>
@@ -1058,7 +1023,7 @@
             <w:r/>
             <w:r>
               <w:rPr>
-                <w:rFonts w:ascii="Times New Roman" w:hAnsi="Times New Roman" w:eastAsia="신명조"/>
+                <w:rFonts w:ascii="Times New Roman" w:hAnsi="Times New Roman" w:eastAsia="AppleMyungjo"/>
                 <w:b/>
                 <w:i w:val="0"/>
                 <w:spacing w:val="-5"/>
@@ -1082,7 +1047,6 @@
           <w:p>
             <w:pPr>
               <w:keepNext/>
-              <w:wordWrap w:val="0"/>
               <w:autoSpaceDE w:val="0"/>
               <w:autoSpaceDN w:val="0"/>
               <w:spacing w:after="20" w:before="20" w:line="208" w:lineRule="exact"/>
@@ -1090,7 +1054,7 @@
             <w:r/>
             <w:r>
               <w:rPr>
-                <w:rFonts w:ascii="Times New Roman" w:hAnsi="Times New Roman" w:eastAsia="신명조"/>
+                <w:rFonts w:ascii="Times New Roman" w:hAnsi="Times New Roman" w:eastAsia="AppleMyungjo"/>
                 <w:b/>
                 <w:i w:val="0"/>
                 <w:spacing w:val="-5"/>
@@ -1114,7 +1078,6 @@
           <w:p>
             <w:pPr>
               <w:keepNext/>
-              <w:wordWrap w:val="0"/>
               <w:autoSpaceDE w:val="0"/>
               <w:autoSpaceDN w:val="0"/>
               <w:spacing w:after="20" w:before="20" w:line="208" w:lineRule="exact"/>
@@ -1122,7 +1085,7 @@
             <w:r/>
             <w:r>
               <w:rPr>
-                <w:rFonts w:ascii="Times New Roman" w:hAnsi="Times New Roman" w:eastAsia="신명조"/>
+                <w:rFonts w:ascii="Times New Roman" w:hAnsi="Times New Roman" w:eastAsia="AppleMyungjo"/>
                 <w:b/>
                 <w:i w:val="0"/>
                 <w:spacing w:val="-5"/>
@@ -1151,7 +1114,6 @@
           <w:p>
             <w:pPr>
               <w:keepNext/>
-              <w:wordWrap w:val="0"/>
               <w:autoSpaceDE w:val="0"/>
               <w:autoSpaceDN w:val="0"/>
               <w:spacing w:after="20" w:before="20" w:line="208" w:lineRule="exact"/>
@@ -1159,7 +1121,7 @@
             <w:r/>
             <w:r>
               <w:rPr>
-                <w:rFonts w:ascii="Times New Roman" w:hAnsi="Times New Roman" w:eastAsia="신명조"/>
+                <w:rFonts w:ascii="Times New Roman" w:hAnsi="Times New Roman" w:eastAsia="AppleMyungjo"/>
                 <w:b w:val="0"/>
                 <w:i w:val="0"/>
                 <w:spacing w:val="-5"/>
@@ -1183,7 +1145,6 @@
           <w:p>
             <w:pPr>
               <w:keepNext/>
-              <w:wordWrap w:val="0"/>
               <w:autoSpaceDE w:val="0"/>
               <w:autoSpaceDN w:val="0"/>
               <w:spacing w:after="20" w:before="20" w:line="208" w:lineRule="exact"/>
@@ -1191,7 +1152,7 @@
             <w:r/>
             <w:r>
               <w:rPr>
-                <w:rFonts w:ascii="Times New Roman" w:hAnsi="Times New Roman" w:eastAsia="신명조"/>
+                <w:rFonts w:ascii="Times New Roman" w:hAnsi="Times New Roman" w:eastAsia="AppleMyungjo"/>
                 <w:b w:val="0"/>
                 <w:i w:val="0"/>
                 <w:spacing w:val="-5"/>
@@ -1215,7 +1176,6 @@
           <w:p>
             <w:pPr>
               <w:keepNext/>
-              <w:wordWrap w:val="0"/>
               <w:autoSpaceDE w:val="0"/>
               <w:autoSpaceDN w:val="0"/>
               <w:spacing w:after="20" w:before="20" w:line="208" w:lineRule="exact"/>
@@ -1223,7 +1183,7 @@
             <w:r/>
             <w:r>
               <w:rPr>
-                <w:rFonts w:ascii="Times New Roman" w:hAnsi="Times New Roman" w:eastAsia="신명조"/>
+                <w:rFonts w:ascii="Times New Roman" w:hAnsi="Times New Roman" w:eastAsia="AppleMyungjo"/>
                 <w:b w:val="0"/>
                 <w:i w:val="0"/>
                 <w:spacing w:val="-5"/>
@@ -1252,7 +1212,6 @@
           <w:p>
             <w:pPr>
               <w:keepNext/>
-              <w:wordWrap w:val="0"/>
               <w:autoSpaceDE w:val="0"/>
               <w:autoSpaceDN w:val="0"/>
               <w:spacing w:after="20" w:before="20" w:line="208" w:lineRule="exact"/>
@@ -1260,7 +1219,7 @@
             <w:r/>
             <w:r>
               <w:rPr>
-                <w:rFonts w:ascii="Times New Roman" w:hAnsi="Times New Roman" w:eastAsia="신명조"/>
+                <w:rFonts w:ascii="Times New Roman" w:hAnsi="Times New Roman" w:eastAsia="AppleMyungjo"/>
                 <w:b w:val="0"/>
                 <w:i w:val="0"/>
                 <w:spacing w:val="-5"/>
@@ -1284,7 +1243,6 @@
           <w:p>
             <w:pPr>
               <w:keepNext/>
-              <w:wordWrap w:val="0"/>
               <w:autoSpaceDE w:val="0"/>
               <w:autoSpaceDN w:val="0"/>
               <w:spacing w:after="20" w:before="20" w:line="208" w:lineRule="exact"/>
@@ -1292,7 +1250,7 @@
             <w:r/>
             <w:r>
               <w:rPr>
-                <w:rFonts w:ascii="Times New Roman" w:hAnsi="Times New Roman" w:eastAsia="신명조"/>
+                <w:rFonts w:ascii="Times New Roman" w:hAnsi="Times New Roman" w:eastAsia="AppleMyungjo"/>
                 <w:b w:val="0"/>
                 <w:i w:val="0"/>
                 <w:spacing w:val="-5"/>
@@ -1316,7 +1274,6 @@
           <w:p>
             <w:pPr>
               <w:keepNext/>
-              <w:wordWrap w:val="0"/>
               <w:autoSpaceDE w:val="0"/>
               <w:autoSpaceDN w:val="0"/>
               <w:spacing w:after="20" w:before="20" w:line="208" w:lineRule="exact"/>
@@ -1324,7 +1281,7 @@
             <w:r/>
             <w:r>
               <w:rPr>
-                <w:rFonts w:ascii="Times New Roman" w:hAnsi="Times New Roman" w:eastAsia="신명조"/>
+                <w:rFonts w:ascii="Times New Roman" w:hAnsi="Times New Roman" w:eastAsia="AppleMyungjo"/>
                 <w:b w:val="0"/>
                 <w:i w:val="0"/>
                 <w:spacing w:val="-5"/>
@@ -1353,7 +1310,6 @@
           <w:p>
             <w:pPr>
               <w:keepNext/>
-              <w:wordWrap w:val="0"/>
               <w:autoSpaceDE w:val="0"/>
               <w:autoSpaceDN w:val="0"/>
               <w:spacing w:after="20" w:before="20" w:line="208" w:lineRule="exact"/>
@@ -1361,7 +1317,7 @@
             <w:r/>
             <w:r>
               <w:rPr>
-                <w:rFonts w:ascii="Times New Roman" w:hAnsi="Times New Roman" w:eastAsia="신명조"/>
+                <w:rFonts w:ascii="Times New Roman" w:hAnsi="Times New Roman" w:eastAsia="AppleMyungjo"/>
                 <w:b w:val="0"/>
                 <w:i w:val="0"/>
                 <w:spacing w:val="-5"/>
@@ -1385,7 +1341,6 @@
           <w:p>
             <w:pPr>
               <w:keepNext/>
-              <w:wordWrap w:val="0"/>
               <w:autoSpaceDE w:val="0"/>
               <w:autoSpaceDN w:val="0"/>
               <w:spacing w:after="20" w:before="20" w:line="208" w:lineRule="exact"/>
@@ -1393,7 +1348,7 @@
             <w:r/>
             <w:r>
               <w:rPr>
-                <w:rFonts w:ascii="Times New Roman" w:hAnsi="Times New Roman" w:eastAsia="신명조"/>
+                <w:rFonts w:ascii="Times New Roman" w:hAnsi="Times New Roman" w:eastAsia="AppleMyungjo"/>
                 <w:b w:val="0"/>
                 <w:i w:val="0"/>
                 <w:spacing w:val="-5"/>
@@ -1417,7 +1372,6 @@
           <w:p>
             <w:pPr>
               <w:keepNext/>
-              <w:wordWrap w:val="0"/>
               <w:autoSpaceDE w:val="0"/>
               <w:autoSpaceDN w:val="0"/>
               <w:spacing w:after="20" w:before="20" w:line="208" w:lineRule="exact"/>
@@ -1425,7 +1379,7 @@
             <w:r/>
             <w:r>
               <w:rPr>
-                <w:rFonts w:ascii="Times New Roman" w:hAnsi="Times New Roman" w:eastAsia="신명조"/>
+                <w:rFonts w:ascii="Times New Roman" w:hAnsi="Times New Roman" w:eastAsia="AppleMyungjo"/>
                 <w:b w:val="0"/>
                 <w:i w:val="0"/>
                 <w:spacing w:val="-5"/>
@@ -1454,7 +1408,6 @@
           <w:p>
             <w:pPr>
               <w:keepNext/>
-              <w:wordWrap w:val="0"/>
               <w:autoSpaceDE w:val="0"/>
               <w:autoSpaceDN w:val="0"/>
               <w:spacing w:after="20" w:before="20" w:line="208" w:lineRule="exact"/>
@@ -1462,7 +1415,7 @@
             <w:r/>
             <w:r>
               <w:rPr>
-                <w:rFonts w:ascii="Times New Roman" w:hAnsi="Times New Roman" w:eastAsia="신명조"/>
+                <w:rFonts w:ascii="Times New Roman" w:hAnsi="Times New Roman" w:eastAsia="AppleMyungjo"/>
                 <w:b w:val="0"/>
                 <w:i w:val="0"/>
                 <w:spacing w:val="-5"/>
@@ -1486,7 +1439,6 @@
           <w:p>
             <w:pPr>
               <w:keepNext/>
-              <w:wordWrap w:val="0"/>
               <w:autoSpaceDE w:val="0"/>
               <w:autoSpaceDN w:val="0"/>
               <w:spacing w:after="20" w:before="20" w:line="208" w:lineRule="exact"/>
@@ -1494,7 +1446,7 @@
             <w:r/>
             <w:r>
               <w:rPr>
-                <w:rFonts w:ascii="Times New Roman" w:hAnsi="Times New Roman" w:eastAsia="신명조"/>
+                <w:rFonts w:ascii="Times New Roman" w:hAnsi="Times New Roman" w:eastAsia="AppleMyungjo"/>
                 <w:b w:val="0"/>
                 <w:i w:val="0"/>
                 <w:spacing w:val="-5"/>
@@ -1518,7 +1470,6 @@
           <w:p>
             <w:pPr>
               <w:keepNext/>
-              <w:wordWrap w:val="0"/>
               <w:autoSpaceDE w:val="0"/>
               <w:autoSpaceDN w:val="0"/>
               <w:spacing w:after="20" w:before="20" w:line="208" w:lineRule="exact"/>
@@ -1526,7 +1477,7 @@
             <w:r/>
             <w:r>
               <w:rPr>
-                <w:rFonts w:ascii="Times New Roman" w:hAnsi="Times New Roman" w:eastAsia="신명조"/>
+                <w:rFonts w:ascii="Times New Roman" w:hAnsi="Times New Roman" w:eastAsia="AppleMyungjo"/>
                 <w:b w:val="0"/>
                 <w:i w:val="0"/>
                 <w:spacing w:val="-5"/>
@@ -1554,7 +1505,6 @@
           </w:tcPr>
           <w:p>
             <w:pPr>
-              <w:wordWrap w:val="0"/>
               <w:autoSpaceDE w:val="0"/>
               <w:autoSpaceDN w:val="0"/>
               <w:spacing w:after="20" w:before="20" w:line="208" w:lineRule="exact"/>
@@ -1562,7 +1512,7 @@
             <w:r/>
             <w:r>
               <w:rPr>
-                <w:rFonts w:ascii="Times New Roman" w:hAnsi="Times New Roman" w:eastAsia="신명조"/>
+                <w:rFonts w:ascii="Times New Roman" w:hAnsi="Times New Roman" w:eastAsia="AppleMyungjo"/>
                 <w:b w:val="0"/>
                 <w:i w:val="0"/>
                 <w:spacing w:val="-5"/>
@@ -1585,7 +1535,6 @@
           </w:tcPr>
           <w:p>
             <w:pPr>
-              <w:wordWrap w:val="0"/>
               <w:autoSpaceDE w:val="0"/>
               <w:autoSpaceDN w:val="0"/>
               <w:spacing w:after="20" w:before="20" w:line="208" w:lineRule="exact"/>
@@ -1593,7 +1542,7 @@
             <w:r/>
             <w:r>
               <w:rPr>
-                <w:rFonts w:ascii="Times New Roman" w:hAnsi="Times New Roman" w:eastAsia="신명조"/>
+                <w:rFonts w:ascii="Times New Roman" w:hAnsi="Times New Roman" w:eastAsia="AppleMyungjo"/>
                 <w:b w:val="0"/>
                 <w:i w:val="0"/>
                 <w:spacing w:val="-5"/>
@@ -1616,7 +1565,6 @@
           </w:tcPr>
           <w:p>
             <w:pPr>
-              <w:wordWrap w:val="0"/>
               <w:autoSpaceDE w:val="0"/>
               <w:autoSpaceDN w:val="0"/>
               <w:spacing w:after="20" w:before="20" w:line="208" w:lineRule="exact"/>
@@ -1624,7 +1572,7 @@
             <w:r/>
             <w:r>
               <w:rPr>
-                <w:rFonts w:ascii="Times New Roman" w:hAnsi="Times New Roman" w:eastAsia="신명조"/>
+                <w:rFonts w:ascii="Times New Roman" w:hAnsi="Times New Roman" w:eastAsia="AppleMyungjo"/>
                 <w:b w:val="0"/>
                 <w:i w:val="0"/>
                 <w:spacing w:val="-5"/>
@@ -1645,15 +1593,14 @@
     <w:p>
       <w:pPr>
         <w:keepNext/>
-        <w:wordWrap w:val="0"/>
         <w:autoSpaceDE w:val="0"/>
         <w:autoSpaceDN w:val="0"/>
-        <w:spacing w:after="60" w:before="0" w:line="300" w:lineRule="auto"/>
+        <w:spacing w:after="20" w:before="0" w:line="300" w:lineRule="auto"/>
       </w:pPr>
       <w:r>
         <w:rPr>
-          <w:rFonts w:ascii="Times New Roman" w:hAnsi="Times New Roman" w:eastAsia="중고딕"/>
-          <w:b w:val="0"/>
+          <w:rFonts w:ascii="Times New Roman" w:hAnsi="Times New Roman" w:eastAsia="Apple SD Gothic Neo"/>
+          <w:b/>
           <w:i w:val="0"/>
           <w:spacing w:val="-9"/>
           <w:w w:val="95"/>
@@ -1664,7 +1611,6 @@
     </w:p>
     <w:p>
       <w:pPr>
-        <w:wordWrap w:val="0"/>
         <w:autoSpaceDE w:val="0"/>
         <w:autoSpaceDN w:val="0"/>
         <w:spacing w:after="80" w:before="0" w:line="280" w:lineRule="exact"/>
@@ -1673,11 +1619,11 @@
       </w:pPr>
       <w:r>
         <w:rPr>
-          <w:rFonts w:ascii="Times New Roman" w:hAnsi="Times New Roman" w:eastAsia="신명조"/>
+          <w:rFonts w:ascii="Times New Roman" w:hAnsi="Times New Roman" w:eastAsia="AppleMyungjo"/>
           <w:b w:val="0"/>
           <w:i w:val="0"/>
           <w:spacing w:val="-5"/>
-          <w:w w:val="95"/>
+          <w:w w:val="100"/>
           <w:sz w:val="18"/>
         </w:rPr>
         <w:t>제안 모형의 전체 구조는 (Fig. 1)과 같다. 입력은 세 경로로 구성된다. 종목 동적 변수(30채널 × 120일), 매크로 시퀀스(13채널), 정적 범주형 변수 3종이다. 정적 임베딩은 문맥 벡터를 형성하여 변수선택을 조건화하고, 크로스어텐션 이후 다시 더해진다. 헤드에는 마지막 패치 토큰, 즉 가장 최근 1주의 표현만이 전달된다.</w:t>
@@ -1736,7 +1682,6 @@
     </w:p>
     <w:p>
       <w:pPr>
-        <w:wordWrap w:val="0"/>
         <w:autoSpaceDE w:val="0"/>
         <w:autoSpaceDN w:val="0"/>
         <w:spacing w:after="160" w:before="0" w:line="220" w:lineRule="exact"/>
@@ -1744,7 +1689,7 @@
       </w:pPr>
       <w:r>
         <w:rPr>
-          <w:rFonts w:ascii="Times New Roman" w:hAnsi="Times New Roman" w:eastAsia="중고딕"/>
+          <w:rFonts w:ascii="Times New Roman" w:hAnsi="Times New Roman" w:eastAsia="Apple SD Gothic Neo"/>
           <w:b w:val="0"/>
           <w:i w:val="0"/>
           <w:spacing w:val="-8"/>
@@ -1768,15 +1713,14 @@
     <w:p>
       <w:pPr>
         <w:keepNext/>
-        <w:wordWrap w:val="0"/>
         <w:autoSpaceDE w:val="0"/>
         <w:autoSpaceDN w:val="0"/>
-        <w:spacing w:after="60" w:before="0" w:line="300" w:lineRule="auto"/>
+        <w:spacing w:after="20" w:before="0" w:line="300" w:lineRule="auto"/>
       </w:pPr>
       <w:r>
         <w:rPr>
-          <w:rFonts w:ascii="Times New Roman" w:hAnsi="Times New Roman" w:eastAsia="중고딕"/>
-          <w:b w:val="0"/>
+          <w:rFonts w:ascii="Times New Roman" w:hAnsi="Times New Roman" w:eastAsia="Apple SD Gothic Neo"/>
+          <w:b/>
           <w:i w:val="0"/>
           <w:spacing w:val="-9"/>
           <w:w w:val="95"/>
@@ -1787,7 +1731,6 @@
     </w:p>
     <w:p>
       <w:pPr>
-        <w:wordWrap w:val="0"/>
         <w:autoSpaceDE w:val="0"/>
         <w:autoSpaceDN w:val="0"/>
         <w:spacing w:after="80" w:before="0" w:line="280" w:lineRule="exact"/>
@@ -1796,11 +1739,11 @@
       </w:pPr>
       <w:r>
         <w:rPr>
-          <w:rFonts w:ascii="Times New Roman" w:hAnsi="Times New Roman" w:eastAsia="신명조"/>
+          <w:rFonts w:ascii="Times New Roman" w:hAnsi="Times New Roman" w:eastAsia="AppleMyungjo"/>
           <w:b w:val="0"/>
           <w:i w:val="0"/>
           <w:spacing w:val="-5"/>
-          <w:w w:val="95"/>
+          <w:w w:val="100"/>
           <w:sz w:val="18"/>
         </w:rPr>
         <w:t>아래 1)과 2)는 구조의 필수 요소가 아니라 비교 검토한 설계 선택지이며, 각각의 기여는 5.4절의 제거 실험으로 확인한다. 3)은 기권 규칙이 의존하는 구조적 요건이다.</w:t>
@@ -1808,18 +1751,17 @@
     </w:p>
     <w:p>
       <w:pPr>
-        <w:wordWrap w:val="0"/>
         <w:autoSpaceDE w:val="0"/>
         <w:autoSpaceDN w:val="0"/>
         <w:spacing w:after="60" w:before="0" w:line="280" w:lineRule="exact"/>
       </w:pPr>
       <w:r>
         <w:rPr>
-          <w:rFonts w:ascii="Times New Roman" w:hAnsi="Times New Roman" w:eastAsia="신명조"/>
+          <w:rFonts w:ascii="Times New Roman" w:hAnsi="Times New Roman" w:eastAsia="AppleMyungjo"/>
           <w:b w:val="0"/>
           <w:i w:val="0"/>
           <w:spacing w:val="-5"/>
-          <w:w w:val="95"/>
+          <w:w w:val="100"/>
           <w:sz w:val="18"/>
         </w:rPr>
         <w:t>1) 변수선택망의 역할과 배치</w:t>
@@ -1827,7 +1769,6 @@
     </w:p>
     <w:p>
       <w:pPr>
-        <w:wordWrap w:val="0"/>
         <w:autoSpaceDE w:val="0"/>
         <w:autoSpaceDN w:val="0"/>
         <w:spacing w:after="80" w:before="0" w:line="280" w:lineRule="exact"/>
@@ -1836,11 +1777,11 @@
       </w:pPr>
       <w:r>
         <w:rPr>
-          <w:rFonts w:ascii="Times New Roman" w:hAnsi="Times New Roman" w:eastAsia="신명조"/>
+          <w:rFonts w:ascii="Times New Roman" w:hAnsi="Times New Roman" w:eastAsia="AppleMyungjo"/>
           <w:b w:val="0"/>
           <w:i w:val="0"/>
           <w:spacing w:val="-5"/>
-          <w:w w:val="95"/>
+          <w:w w:val="100"/>
           <w:sz w:val="18"/>
         </w:rPr>
         <w:t>패치 임베딩은 각 채널을 독립적으로 24개 토큰으로 변환한다. 채널 축을 줄이는 데 연산이 가장 적은 방법은 선형 합치기이며 매크로 경로에는 그 방식을 썼으나, 종목 채널에는 변수선택망을 두었다. 소프트맥스 게이트가 정적 문맥으로 조건화되어 섹터와 시가총액 구간에 따라 다른 가중을 주기 때문이다. 변수선택망은 그 게이트를 채널 축에 적용한다(식 2, 3).</w:t>
@@ -1848,7 +1789,6 @@
     </w:p>
     <w:p>
       <w:pPr>
-        <w:wordWrap w:val="0"/>
         <w:autoSpaceDE w:val="0"/>
         <w:autoSpaceDN w:val="0"/>
         <w:spacing w:after="80" w:before="0" w:line="280" w:lineRule="exact"/>
@@ -1856,22 +1796,22 @@
       </w:pPr>
       <w:r>
         <w:rPr>
-          <w:rFonts w:ascii="Times New Roman" w:hAnsi="Times New Roman" w:eastAsia="신명조"/>
+          <w:rFonts w:ascii="Times New Roman" w:hAnsi="Times New Roman" w:eastAsia="AppleMyungjo"/>
           <w:b w:val="0"/>
           <w:i/>
           <w:spacing w:val="-5"/>
-          <w:w w:val="95"/>
+          <w:w w:val="100"/>
           <w:sz w:val="18"/>
         </w:rPr>
         <w:t>v</w:t>
       </w:r>
       <w:r>
         <w:rPr>
-          <w:rFonts w:ascii="Times New Roman" w:hAnsi="Times New Roman" w:eastAsia="신명조"/>
+          <w:rFonts w:ascii="Times New Roman" w:hAnsi="Times New Roman" w:eastAsia="AppleMyungjo"/>
           <w:b w:val="0"/>
           <w:i/>
           <w:spacing w:val="-5"/>
-          <w:w w:val="95"/>
+          <w:w w:val="100"/>
           <w:sz w:val="18"/>
           <w:vertAlign w:val="subscript"/>
         </w:rPr>
@@ -1879,33 +1819,33 @@
       </w:r>
       <w:r>
         <w:rPr>
-          <w:rFonts w:ascii="Times New Roman" w:hAnsi="Times New Roman" w:eastAsia="신명조"/>
+          <w:rFonts w:ascii="Times New Roman" w:hAnsi="Times New Roman" w:eastAsia="AppleMyungjo"/>
           <w:b w:val="0"/>
           <w:i w:val="0"/>
           <w:spacing w:val="-5"/>
-          <w:w w:val="95"/>
+          <w:w w:val="100"/>
           <w:sz w:val="18"/>
         </w:rPr>
         <w:t xml:space="preserve"> = softmax( GRN( [ flat(</w:t>
       </w:r>
       <w:r>
         <w:rPr>
-          <w:rFonts w:ascii="Times New Roman" w:hAnsi="Times New Roman" w:eastAsia="신명조"/>
+          <w:rFonts w:ascii="Times New Roman" w:hAnsi="Times New Roman" w:eastAsia="AppleMyungjo"/>
           <w:b w:val="0"/>
           <w:i/>
           <w:spacing w:val="-5"/>
-          <w:w w:val="95"/>
+          <w:w w:val="100"/>
           <w:sz w:val="18"/>
         </w:rPr>
         <w:t>E</w:t>
       </w:r>
       <w:r>
         <w:rPr>
-          <w:rFonts w:ascii="Times New Roman" w:hAnsi="Times New Roman" w:eastAsia="신명조"/>
+          <w:rFonts w:ascii="Times New Roman" w:hAnsi="Times New Roman" w:eastAsia="AppleMyungjo"/>
           <w:b w:val="0"/>
           <w:i/>
           <w:spacing w:val="-5"/>
-          <w:w w:val="95"/>
+          <w:w w:val="100"/>
           <w:sz w:val="18"/>
           <w:vertAlign w:val="subscript"/>
         </w:rPr>
@@ -1913,33 +1853,33 @@
       </w:r>
       <w:r>
         <w:rPr>
-          <w:rFonts w:ascii="Times New Roman" w:hAnsi="Times New Roman" w:eastAsia="신명조"/>
+          <w:rFonts w:ascii="Times New Roman" w:hAnsi="Times New Roman" w:eastAsia="AppleMyungjo"/>
           <w:b w:val="0"/>
           <w:i w:val="0"/>
           <w:spacing w:val="-5"/>
-          <w:w w:val="95"/>
+          <w:w w:val="100"/>
           <w:sz w:val="18"/>
         </w:rPr>
         <w:t xml:space="preserve">) ; </w:t>
       </w:r>
       <w:r>
         <w:rPr>
-          <w:rFonts w:ascii="Times New Roman" w:hAnsi="Times New Roman" w:eastAsia="신명조"/>
+          <w:rFonts w:ascii="Times New Roman" w:hAnsi="Times New Roman" w:eastAsia="AppleMyungjo"/>
           <w:b w:val="0"/>
           <w:i/>
           <w:spacing w:val="-5"/>
-          <w:w w:val="95"/>
+          <w:w w:val="100"/>
           <w:sz w:val="18"/>
         </w:rPr>
         <w:t>c</w:t>
       </w:r>
       <w:r>
         <w:rPr>
-          <w:rFonts w:ascii="Times New Roman" w:hAnsi="Times New Roman" w:eastAsia="신명조"/>
+          <w:rFonts w:ascii="Times New Roman" w:hAnsi="Times New Roman" w:eastAsia="AppleMyungjo"/>
           <w:b w:val="0"/>
           <w:i/>
           <w:spacing w:val="-5"/>
-          <w:w w:val="95"/>
+          <w:w w:val="100"/>
           <w:sz w:val="18"/>
           <w:vertAlign w:val="subscript"/>
         </w:rPr>
@@ -1947,22 +1887,22 @@
       </w:r>
       <w:r>
         <w:rPr>
-          <w:rFonts w:ascii="Times New Roman" w:hAnsi="Times New Roman" w:eastAsia="신명조"/>
+          <w:rFonts w:ascii="Times New Roman" w:hAnsi="Times New Roman" w:eastAsia="AppleMyungjo"/>
           <w:b w:val="0"/>
           <w:i w:val="0"/>
           <w:spacing w:val="-5"/>
-          <w:w w:val="95"/>
+          <w:w w:val="100"/>
           <w:sz w:val="18"/>
         </w:rPr>
         <w:t xml:space="preserve"> ] ) ) ∈ ℝ</w:t>
       </w:r>
       <w:r>
         <w:rPr>
-          <w:rFonts w:ascii="Times New Roman" w:hAnsi="Times New Roman" w:eastAsia="신명조"/>
+          <w:rFonts w:ascii="Times New Roman" w:hAnsi="Times New Roman" w:eastAsia="AppleMyungjo"/>
           <w:b w:val="0"/>
           <w:i/>
           <w:spacing w:val="-5"/>
-          <w:w w:val="95"/>
+          <w:w w:val="100"/>
           <w:sz w:val="18"/>
           <w:vertAlign w:val="superscript"/>
         </w:rPr>
@@ -1970,55 +1910,55 @@
       </w:r>
       <w:r>
         <w:rPr>
-          <w:rFonts w:ascii="Times New Roman" w:hAnsi="Times New Roman" w:eastAsia="신명조"/>
+          <w:rFonts w:ascii="Times New Roman" w:hAnsi="Times New Roman" w:eastAsia="AppleMyungjo"/>
           <w:b w:val="0"/>
           <w:i w:val="0"/>
           <w:spacing w:val="-5"/>
-          <w:w w:val="95"/>
+          <w:w w:val="100"/>
           <w:sz w:val="18"/>
         </w:rPr>
         <w:t xml:space="preserve">,   </w:t>
       </w:r>
       <w:r>
         <w:rPr>
-          <w:rFonts w:ascii="Times New Roman" w:hAnsi="Times New Roman" w:eastAsia="신명조"/>
+          <w:rFonts w:ascii="Times New Roman" w:hAnsi="Times New Roman" w:eastAsia="AppleMyungjo"/>
           <w:b w:val="0"/>
           <w:i/>
           <w:spacing w:val="-5"/>
-          <w:w w:val="95"/>
+          <w:w w:val="100"/>
           <w:sz w:val="18"/>
         </w:rPr>
         <w:t>n</w:t>
       </w:r>
       <w:r>
         <w:rPr>
-          <w:rFonts w:ascii="Times New Roman" w:hAnsi="Times New Roman" w:eastAsia="신명조"/>
+          <w:rFonts w:ascii="Times New Roman" w:hAnsi="Times New Roman" w:eastAsia="AppleMyungjo"/>
           <w:b w:val="0"/>
           <w:i w:val="0"/>
           <w:spacing w:val="-5"/>
-          <w:w w:val="95"/>
+          <w:w w:val="100"/>
           <w:sz w:val="18"/>
         </w:rPr>
         <w:t xml:space="preserve"> = 1, …, </w:t>
       </w:r>
       <w:r>
         <w:rPr>
-          <w:rFonts w:ascii="Times New Roman" w:hAnsi="Times New Roman" w:eastAsia="신명조"/>
+          <w:rFonts w:ascii="Times New Roman" w:hAnsi="Times New Roman" w:eastAsia="AppleMyungjo"/>
           <w:b w:val="0"/>
           <w:i/>
           <w:spacing w:val="-5"/>
-          <w:w w:val="95"/>
+          <w:w w:val="100"/>
           <w:sz w:val="18"/>
         </w:rPr>
         <w:t>N</w:t>
       </w:r>
       <w:r>
         <w:rPr>
-          <w:rFonts w:ascii="Times New Roman" w:hAnsi="Times New Roman" w:eastAsia="신명조"/>
+          <w:rFonts w:ascii="Times New Roman" w:hAnsi="Times New Roman" w:eastAsia="AppleMyungjo"/>
           <w:b w:val="0"/>
           <w:i w:val="0"/>
           <w:spacing w:val="-5"/>
-          <w:w w:val="95"/>
+          <w:w w:val="100"/>
           <w:sz w:val="18"/>
         </w:rPr>
         <w:t xml:space="preserve">    (2)</w:t>
@@ -2026,7 +1966,6 @@
     </w:p>
     <w:p>
       <w:pPr>
-        <w:wordWrap w:val="0"/>
         <w:autoSpaceDE w:val="0"/>
         <w:autoSpaceDN w:val="0"/>
         <w:spacing w:after="80" w:before="0" w:line="280" w:lineRule="exact"/>
@@ -2034,22 +1973,22 @@
       </w:pPr>
       <w:r>
         <w:rPr>
-          <w:rFonts w:ascii="Times New Roman" w:hAnsi="Times New Roman" w:eastAsia="신명조"/>
+          <w:rFonts w:ascii="Times New Roman" w:hAnsi="Times New Roman" w:eastAsia="AppleMyungjo"/>
           <w:b w:val="0"/>
           <w:i/>
           <w:spacing w:val="-5"/>
-          <w:w w:val="95"/>
+          <w:w w:val="100"/>
           <w:sz w:val="18"/>
         </w:rPr>
         <w:t>Z</w:t>
       </w:r>
       <w:r>
         <w:rPr>
-          <w:rFonts w:ascii="Times New Roman" w:hAnsi="Times New Roman" w:eastAsia="신명조"/>
+          <w:rFonts w:ascii="Times New Roman" w:hAnsi="Times New Roman" w:eastAsia="AppleMyungjo"/>
           <w:b w:val="0"/>
           <w:i/>
           <w:spacing w:val="-5"/>
-          <w:w w:val="95"/>
+          <w:w w:val="100"/>
           <w:sz w:val="18"/>
           <w:vertAlign w:val="subscript"/>
         </w:rPr>
@@ -2057,22 +1996,22 @@
       </w:r>
       <w:r>
         <w:rPr>
-          <w:rFonts w:ascii="Times New Roman" w:hAnsi="Times New Roman" w:eastAsia="신명조"/>
+          <w:rFonts w:ascii="Times New Roman" w:hAnsi="Times New Roman" w:eastAsia="AppleMyungjo"/>
           <w:b w:val="0"/>
           <w:i w:val="0"/>
           <w:spacing w:val="-5"/>
-          <w:w w:val="95"/>
+          <w:w w:val="100"/>
           <w:sz w:val="18"/>
         </w:rPr>
         <w:t xml:space="preserve"> = Σ</w:t>
       </w:r>
       <w:r>
         <w:rPr>
-          <w:rFonts w:ascii="Times New Roman" w:hAnsi="Times New Roman" w:eastAsia="신명조"/>
+          <w:rFonts w:ascii="Times New Roman" w:hAnsi="Times New Roman" w:eastAsia="AppleMyungjo"/>
           <w:b w:val="0"/>
           <w:i/>
           <w:spacing w:val="-5"/>
-          <w:w w:val="95"/>
+          <w:w w:val="100"/>
           <w:sz w:val="18"/>
           <w:vertAlign w:val="subscript"/>
         </w:rPr>
@@ -2080,33 +2019,33 @@
       </w:r>
       <w:r>
         <w:rPr>
-          <w:rFonts w:ascii="Times New Roman" w:hAnsi="Times New Roman" w:eastAsia="신명조"/>
+          <w:rFonts w:ascii="Times New Roman" w:hAnsi="Times New Roman" w:eastAsia="AppleMyungjo"/>
           <w:b w:val="0"/>
           <w:i w:val="0"/>
           <w:spacing w:val="-5"/>
-          <w:w w:val="95"/>
+          <w:w w:val="100"/>
           <w:sz w:val="18"/>
         </w:rPr>
         <w:t xml:space="preserve"> </w:t>
       </w:r>
       <w:r>
         <w:rPr>
-          <w:rFonts w:ascii="Times New Roman" w:hAnsi="Times New Roman" w:eastAsia="신명조"/>
+          <w:rFonts w:ascii="Times New Roman" w:hAnsi="Times New Roman" w:eastAsia="AppleMyungjo"/>
           <w:b w:val="0"/>
           <w:i/>
           <w:spacing w:val="-5"/>
-          <w:w w:val="95"/>
+          <w:w w:val="100"/>
           <w:sz w:val="18"/>
         </w:rPr>
         <w:t>v</w:t>
       </w:r>
       <w:r>
         <w:rPr>
-          <w:rFonts w:ascii="Times New Roman" w:hAnsi="Times New Roman" w:eastAsia="신명조"/>
+          <w:rFonts w:ascii="Times New Roman" w:hAnsi="Times New Roman" w:eastAsia="AppleMyungjo"/>
           <w:b w:val="0"/>
           <w:i/>
           <w:spacing w:val="-5"/>
-          <w:w w:val="95"/>
+          <w:w w:val="100"/>
           <w:sz w:val="18"/>
           <w:vertAlign w:val="subscript"/>
         </w:rPr>
@@ -2114,22 +2053,22 @@
       </w:r>
       <w:r>
         <w:rPr>
-          <w:rFonts w:ascii="Times New Roman" w:hAnsi="Times New Roman" w:eastAsia="신명조"/>
+          <w:rFonts w:ascii="Times New Roman" w:hAnsi="Times New Roman" w:eastAsia="AppleMyungjo"/>
           <w:b w:val="0"/>
           <w:i w:val="0"/>
           <w:spacing w:val="-5"/>
-          <w:w w:val="95"/>
+          <w:w w:val="100"/>
           <w:sz w:val="18"/>
         </w:rPr>
         <w:t xml:space="preserve"> · GRN</w:t>
       </w:r>
       <w:r>
         <w:rPr>
-          <w:rFonts w:ascii="Times New Roman" w:hAnsi="Times New Roman" w:eastAsia="신명조"/>
+          <w:rFonts w:ascii="Times New Roman" w:hAnsi="Times New Roman" w:eastAsia="AppleMyungjo"/>
           <w:b w:val="0"/>
           <w:i/>
           <w:spacing w:val="-5"/>
-          <w:w w:val="95"/>
+          <w:w w:val="100"/>
           <w:sz w:val="18"/>
           <w:vertAlign w:val="subscript"/>
         </w:rPr>
@@ -2137,33 +2076,33 @@
       </w:r>
       <w:r>
         <w:rPr>
-          <w:rFonts w:ascii="Times New Roman" w:hAnsi="Times New Roman" w:eastAsia="신명조"/>
+          <w:rFonts w:ascii="Times New Roman" w:hAnsi="Times New Roman" w:eastAsia="AppleMyungjo"/>
           <w:b w:val="0"/>
           <w:i w:val="0"/>
           <w:spacing w:val="-5"/>
-          <w:w w:val="95"/>
+          <w:w w:val="100"/>
           <w:sz w:val="18"/>
         </w:rPr>
         <w:t>(</w:t>
       </w:r>
       <w:r>
         <w:rPr>
-          <w:rFonts w:ascii="Times New Roman" w:hAnsi="Times New Roman" w:eastAsia="신명조"/>
+          <w:rFonts w:ascii="Times New Roman" w:hAnsi="Times New Roman" w:eastAsia="AppleMyungjo"/>
           <w:b w:val="0"/>
           <w:i/>
           <w:spacing w:val="-5"/>
-          <w:w w:val="95"/>
+          <w:w w:val="100"/>
           <w:sz w:val="18"/>
         </w:rPr>
         <w:t>E</w:t>
       </w:r>
       <w:r>
         <w:rPr>
-          <w:rFonts w:ascii="Times New Roman" w:hAnsi="Times New Roman" w:eastAsia="신명조"/>
+          <w:rFonts w:ascii="Times New Roman" w:hAnsi="Times New Roman" w:eastAsia="AppleMyungjo"/>
           <w:b w:val="0"/>
           <w:i/>
           <w:spacing w:val="-5"/>
-          <w:w w:val="95"/>
+          <w:w w:val="100"/>
           <w:sz w:val="18"/>
           <w:vertAlign w:val="subscript"/>
         </w:rPr>
@@ -2171,11 +2110,11 @@
       </w:r>
       <w:r>
         <w:rPr>
-          <w:rFonts w:ascii="Times New Roman" w:hAnsi="Times New Roman" w:eastAsia="신명조"/>
+          <w:rFonts w:ascii="Times New Roman" w:hAnsi="Times New Roman" w:eastAsia="AppleMyungjo"/>
           <w:b w:val="0"/>
           <w:i w:val="0"/>
           <w:spacing w:val="-5"/>
-          <w:w w:val="95"/>
+          <w:w w:val="100"/>
           <w:sz w:val="18"/>
         </w:rPr>
         <w:t>)    (3)</w:t>
@@ -2183,7 +2122,6 @@
     </w:p>
     <w:p>
       <w:pPr>
-        <w:wordWrap w:val="0"/>
         <w:autoSpaceDE w:val="0"/>
         <w:autoSpaceDN w:val="0"/>
         <w:spacing w:after="80" w:before="0" w:line="280" w:lineRule="exact"/>
@@ -2192,77 +2130,77 @@
       </w:pPr>
       <w:r>
         <w:rPr>
-          <w:rFonts w:ascii="Times New Roman" w:hAnsi="Times New Roman" w:eastAsia="신명조"/>
+          <w:rFonts w:ascii="Times New Roman" w:hAnsi="Times New Roman" w:eastAsia="AppleMyungjo"/>
           <w:b w:val="0"/>
           <w:i w:val="0"/>
           <w:spacing w:val="-5"/>
-          <w:w w:val="95"/>
+          <w:w w:val="100"/>
           <w:sz w:val="18"/>
         </w:rPr>
         <w:t xml:space="preserve">여기서 </w:t>
       </w:r>
       <w:r>
         <w:rPr>
-          <w:rFonts w:ascii="Times New Roman" w:hAnsi="Times New Roman" w:eastAsia="신명조"/>
+          <w:rFonts w:ascii="Times New Roman" w:hAnsi="Times New Roman" w:eastAsia="AppleMyungjo"/>
           <w:b w:val="0"/>
           <w:i/>
           <w:spacing w:val="-5"/>
-          <w:w w:val="95"/>
+          <w:w w:val="100"/>
           <w:sz w:val="18"/>
         </w:rPr>
         <w:t>C</w:t>
       </w:r>
       <w:r>
         <w:rPr>
-          <w:rFonts w:ascii="Times New Roman" w:hAnsi="Times New Roman" w:eastAsia="신명조"/>
+          <w:rFonts w:ascii="Times New Roman" w:hAnsi="Times New Roman" w:eastAsia="AppleMyungjo"/>
           <w:b w:val="0"/>
           <w:i w:val="0"/>
           <w:spacing w:val="-5"/>
-          <w:w w:val="95"/>
+          <w:w w:val="100"/>
           <w:sz w:val="18"/>
         </w:rPr>
         <w:t xml:space="preserve">는 채널 수, </w:t>
       </w:r>
       <w:r>
         <w:rPr>
-          <w:rFonts w:ascii="Times New Roman" w:hAnsi="Times New Roman" w:eastAsia="신명조"/>
+          <w:rFonts w:ascii="Times New Roman" w:hAnsi="Times New Roman" w:eastAsia="AppleMyungjo"/>
           <w:b w:val="0"/>
           <w:i/>
           <w:spacing w:val="-5"/>
-          <w:w w:val="95"/>
+          <w:w w:val="100"/>
           <w:sz w:val="18"/>
         </w:rPr>
         <w:t>N</w:t>
       </w:r>
       <w:r>
         <w:rPr>
-          <w:rFonts w:ascii="Times New Roman" w:hAnsi="Times New Roman" w:eastAsia="신명조"/>
+          <w:rFonts w:ascii="Times New Roman" w:hAnsi="Times New Roman" w:eastAsia="AppleMyungjo"/>
           <w:b w:val="0"/>
           <w:i w:val="0"/>
           <w:spacing w:val="-5"/>
-          <w:w w:val="95"/>
+          <w:w w:val="100"/>
           <w:sz w:val="18"/>
         </w:rPr>
         <w:t xml:space="preserve">은 패치 수, </w:t>
       </w:r>
       <w:r>
         <w:rPr>
-          <w:rFonts w:ascii="Times New Roman" w:hAnsi="Times New Roman" w:eastAsia="신명조"/>
+          <w:rFonts w:ascii="Times New Roman" w:hAnsi="Times New Roman" w:eastAsia="AppleMyungjo"/>
           <w:b w:val="0"/>
           <w:i/>
           <w:spacing w:val="-5"/>
-          <w:w w:val="95"/>
+          <w:w w:val="100"/>
           <w:sz w:val="18"/>
         </w:rPr>
         <w:t>E</w:t>
       </w:r>
       <w:r>
         <w:rPr>
-          <w:rFonts w:ascii="Times New Roman" w:hAnsi="Times New Roman" w:eastAsia="신명조"/>
+          <w:rFonts w:ascii="Times New Roman" w:hAnsi="Times New Roman" w:eastAsia="AppleMyungjo"/>
           <w:b w:val="0"/>
           <w:i/>
           <w:spacing w:val="-5"/>
-          <w:w w:val="95"/>
+          <w:w w:val="100"/>
           <w:sz w:val="18"/>
           <w:vertAlign w:val="subscript"/>
         </w:rPr>
@@ -2270,77 +2208,77 @@
       </w:r>
       <w:r>
         <w:rPr>
-          <w:rFonts w:ascii="Times New Roman" w:hAnsi="Times New Roman" w:eastAsia="신명조"/>
+          <w:rFonts w:ascii="Times New Roman" w:hAnsi="Times New Roman" w:eastAsia="AppleMyungjo"/>
           <w:b w:val="0"/>
           <w:i w:val="0"/>
           <w:spacing w:val="-5"/>
-          <w:w w:val="95"/>
+          <w:w w:val="100"/>
           <w:sz w:val="18"/>
         </w:rPr>
         <w:t xml:space="preserve">는 패치 </w:t>
       </w:r>
       <w:r>
         <w:rPr>
-          <w:rFonts w:ascii="Times New Roman" w:hAnsi="Times New Roman" w:eastAsia="신명조"/>
+          <w:rFonts w:ascii="Times New Roman" w:hAnsi="Times New Roman" w:eastAsia="AppleMyungjo"/>
           <w:b w:val="0"/>
           <w:i/>
           <w:spacing w:val="-5"/>
-          <w:w w:val="95"/>
+          <w:w w:val="100"/>
           <w:sz w:val="18"/>
         </w:rPr>
         <w:t>n</w:t>
       </w:r>
       <w:r>
         <w:rPr>
-          <w:rFonts w:ascii="Times New Roman" w:hAnsi="Times New Roman" w:eastAsia="신명조"/>
+          <w:rFonts w:ascii="Times New Roman" w:hAnsi="Times New Roman" w:eastAsia="AppleMyungjo"/>
           <w:b w:val="0"/>
           <w:i w:val="0"/>
           <w:spacing w:val="-5"/>
-          <w:w w:val="95"/>
+          <w:w w:val="100"/>
           <w:sz w:val="18"/>
         </w:rPr>
         <w:t xml:space="preserve">·채널 </w:t>
       </w:r>
       <w:r>
         <w:rPr>
-          <w:rFonts w:ascii="Times New Roman" w:hAnsi="Times New Roman" w:eastAsia="신명조"/>
+          <w:rFonts w:ascii="Times New Roman" w:hAnsi="Times New Roman" w:eastAsia="AppleMyungjo"/>
           <w:b w:val="0"/>
           <w:i/>
           <w:spacing w:val="-5"/>
-          <w:w w:val="95"/>
+          <w:w w:val="100"/>
           <w:sz w:val="18"/>
         </w:rPr>
         <w:t>i</w:t>
       </w:r>
       <w:r>
         <w:rPr>
-          <w:rFonts w:ascii="Times New Roman" w:hAnsi="Times New Roman" w:eastAsia="신명조"/>
+          <w:rFonts w:ascii="Times New Roman" w:hAnsi="Times New Roman" w:eastAsia="AppleMyungjo"/>
           <w:b w:val="0"/>
           <w:i w:val="0"/>
           <w:spacing w:val="-5"/>
-          <w:w w:val="95"/>
+          <w:w w:val="100"/>
           <w:sz w:val="18"/>
         </w:rPr>
         <w:t>의 임베딩이고, flat(</w:t>
       </w:r>
       <w:r>
         <w:rPr>
-          <w:rFonts w:ascii="Times New Roman" w:hAnsi="Times New Roman" w:eastAsia="신명조"/>
+          <w:rFonts w:ascii="Times New Roman" w:hAnsi="Times New Roman" w:eastAsia="AppleMyungjo"/>
           <w:b w:val="0"/>
           <w:i/>
           <w:spacing w:val="-5"/>
-          <w:w w:val="95"/>
+          <w:w w:val="100"/>
           <w:sz w:val="18"/>
         </w:rPr>
         <w:t>E</w:t>
       </w:r>
       <w:r>
         <w:rPr>
-          <w:rFonts w:ascii="Times New Roman" w:hAnsi="Times New Roman" w:eastAsia="신명조"/>
+          <w:rFonts w:ascii="Times New Roman" w:hAnsi="Times New Roman" w:eastAsia="AppleMyungjo"/>
           <w:b w:val="0"/>
           <w:i/>
           <w:spacing w:val="-5"/>
-          <w:w w:val="95"/>
+          <w:w w:val="100"/>
           <w:sz w:val="18"/>
           <w:vertAlign w:val="subscript"/>
         </w:rPr>
@@ -2348,33 +2286,33 @@
       </w:r>
       <w:r>
         <w:rPr>
-          <w:rFonts w:ascii="Times New Roman" w:hAnsi="Times New Roman" w:eastAsia="신명조"/>
+          <w:rFonts w:ascii="Times New Roman" w:hAnsi="Times New Roman" w:eastAsia="AppleMyungjo"/>
           <w:b w:val="0"/>
           <w:i w:val="0"/>
           <w:spacing w:val="-5"/>
-          <w:w w:val="95"/>
+          <w:w w:val="100"/>
           <w:sz w:val="18"/>
         </w:rPr>
         <w:t xml:space="preserve">)은 그 패치의 모든 채널 임베딩을 이어 붙인 벡터, </w:t>
       </w:r>
       <w:r>
         <w:rPr>
-          <w:rFonts w:ascii="Times New Roman" w:hAnsi="Times New Roman" w:eastAsia="신명조"/>
+          <w:rFonts w:ascii="Times New Roman" w:hAnsi="Times New Roman" w:eastAsia="AppleMyungjo"/>
           <w:b w:val="0"/>
           <w:i/>
           <w:spacing w:val="-5"/>
-          <w:w w:val="95"/>
+          <w:w w:val="100"/>
           <w:sz w:val="18"/>
         </w:rPr>
         <w:t>c</w:t>
       </w:r>
       <w:r>
         <w:rPr>
-          <w:rFonts w:ascii="Times New Roman" w:hAnsi="Times New Roman" w:eastAsia="신명조"/>
+          <w:rFonts w:ascii="Times New Roman" w:hAnsi="Times New Roman" w:eastAsia="AppleMyungjo"/>
           <w:b w:val="0"/>
           <w:i/>
           <w:spacing w:val="-5"/>
-          <w:w w:val="95"/>
+          <w:w w:val="100"/>
           <w:sz w:val="18"/>
           <w:vertAlign w:val="subscript"/>
         </w:rPr>
@@ -2382,11 +2320,11 @@
       </w:r>
       <w:r>
         <w:rPr>
-          <w:rFonts w:ascii="Times New Roman" w:hAnsi="Times New Roman" w:eastAsia="신명조"/>
+          <w:rFonts w:ascii="Times New Roman" w:hAnsi="Times New Roman" w:eastAsia="AppleMyungjo"/>
           <w:b w:val="0"/>
           <w:i w:val="0"/>
           <w:spacing w:val="-5"/>
-          <w:w w:val="95"/>
+          <w:w w:val="100"/>
           <w:sz w:val="18"/>
         </w:rPr>
         <w:t>는 정적 임베딩에서 얻은 문맥 벡터, GRN은 TFT의 게이트 잔차 신경망이다.</w:t>
@@ -2394,7 +2332,6 @@
     </w:p>
     <w:p>
       <w:pPr>
-        <w:wordWrap w:val="0"/>
         <w:autoSpaceDE w:val="0"/>
         <w:autoSpaceDN w:val="0"/>
         <w:spacing w:after="80" w:before="0" w:line="280" w:lineRule="exact"/>
@@ -2403,44 +2340,44 @@
       </w:pPr>
       <w:r>
         <w:rPr>
-          <w:rFonts w:ascii="Times New Roman" w:hAnsi="Times New Roman" w:eastAsia="신명조"/>
+          <w:rFonts w:ascii="Times New Roman" w:hAnsi="Times New Roman" w:eastAsia="AppleMyungjo"/>
           <w:b w:val="0"/>
           <w:i w:val="0"/>
           <w:spacing w:val="-5"/>
-          <w:w w:val="95"/>
+          <w:w w:val="100"/>
           <w:sz w:val="18"/>
         </w:rPr>
         <w:t xml:space="preserve">변수선택망을 인코더 뒤에 두면 인코더가 채널 수만큼 반복 실행되는 반면, 앞에 두면 채널이 먼저 하나로 축약되어 1회만 실행된다. 패치마다 산출되는 </w:t>
       </w:r>
       <w:r>
         <w:rPr>
-          <w:rFonts w:ascii="Times New Roman" w:hAnsi="Times New Roman" w:eastAsia="신명조"/>
+          <w:rFonts w:ascii="Times New Roman" w:hAnsi="Times New Roman" w:eastAsia="AppleMyungjo"/>
           <w:b w:val="0"/>
           <w:i/>
           <w:spacing w:val="-5"/>
-          <w:w w:val="95"/>
+          <w:w w:val="100"/>
           <w:sz w:val="18"/>
         </w:rPr>
         <w:t>v</w:t>
       </w:r>
       <w:r>
         <w:rPr>
-          <w:rFonts w:ascii="Times New Roman" w:hAnsi="Times New Roman" w:eastAsia="신명조"/>
+          <w:rFonts w:ascii="Times New Roman" w:hAnsi="Times New Roman" w:eastAsia="AppleMyungjo"/>
           <w:b w:val="0"/>
           <w:i w:val="0"/>
           <w:spacing w:val="-5"/>
-          <w:w w:val="95"/>
+          <w:w w:val="100"/>
           <w:sz w:val="18"/>
         </w:rPr>
         <w:t xml:space="preserve"> ∈ ℝ</w:t>
       </w:r>
       <w:r>
         <w:rPr>
-          <w:rFonts w:ascii="Times New Roman" w:hAnsi="Times New Roman" w:eastAsia="신명조"/>
+          <w:rFonts w:ascii="Times New Roman" w:hAnsi="Times New Roman" w:eastAsia="AppleMyungjo"/>
           <w:b w:val="0"/>
           <w:i/>
           <w:spacing w:val="-5"/>
-          <w:w w:val="95"/>
+          <w:w w:val="100"/>
           <w:sz w:val="18"/>
           <w:vertAlign w:val="superscript"/>
         </w:rPr>
@@ -2448,11 +2385,11 @@
       </w:r>
       <w:r>
         <w:rPr>
-          <w:rFonts w:ascii="Times New Roman" w:hAnsi="Times New Roman" w:eastAsia="신명조"/>
+          <w:rFonts w:ascii="Times New Roman" w:hAnsi="Times New Roman" w:eastAsia="AppleMyungjo"/>
           <w:b w:val="0"/>
           <w:i w:val="0"/>
           <w:spacing w:val="-5"/>
-          <w:w w:val="95"/>
+          <w:w w:val="100"/>
           <w:sz w:val="18"/>
         </w:rPr>
         <w:t>는 각 채널의 사용 비중으로 남으나 본 연구는 이 값을 매매 근거로 제시하지 않는다. 종목 채널까지 선형 합치기로 바꾼 변형은 모수가 0.117M으로 줄면서도 정확도와 기권 행태가 같았다(5.4절). 인코더 앞에서 채널을 하나로 합치는 것이 비용 절감의 원인이며, 게이트는 그 이상의 정확도를 더하지 않았다.</w:t>
@@ -2460,18 +2397,17 @@
     </w:p>
     <w:p>
       <w:pPr>
-        <w:wordWrap w:val="0"/>
         <w:autoSpaceDE w:val="0"/>
         <w:autoSpaceDN w:val="0"/>
         <w:spacing w:after="60" w:before="0" w:line="280" w:lineRule="exact"/>
       </w:pPr>
       <w:r>
         <w:rPr>
-          <w:rFonts w:ascii="Times New Roman" w:hAnsi="Times New Roman" w:eastAsia="신명조"/>
+          <w:rFonts w:ascii="Times New Roman" w:hAnsi="Times New Roman" w:eastAsia="AppleMyungjo"/>
           <w:b w:val="0"/>
           <w:i w:val="0"/>
           <w:spacing w:val="-5"/>
-          <w:w w:val="95"/>
+          <w:w w:val="100"/>
           <w:sz w:val="18"/>
         </w:rPr>
         <w:t>2) 매크로 크로스어텐션의 방향</w:t>
@@ -2479,7 +2415,6 @@
     </w:p>
     <w:p>
       <w:pPr>
-        <w:wordWrap w:val="0"/>
         <w:autoSpaceDE w:val="0"/>
         <w:autoSpaceDN w:val="0"/>
         <w:spacing w:after="80" w:before="0" w:line="280" w:lineRule="exact"/>
@@ -2488,11 +2423,11 @@
       </w:pPr>
       <w:r>
         <w:rPr>
-          <w:rFonts w:ascii="Times New Roman" w:hAnsi="Times New Roman" w:eastAsia="신명조"/>
+          <w:rFonts w:ascii="Times New Roman" w:hAnsi="Times New Roman" w:eastAsia="AppleMyungjo"/>
           <w:b w:val="0"/>
           <w:i w:val="0"/>
           <w:spacing w:val="-5"/>
-          <w:w w:val="95"/>
+          <w:w w:val="100"/>
           <w:sz w:val="18"/>
         </w:rPr>
         <w:t>매크로 지표를 주입하는 크로스어텐션 모듈은 본 연구에서 직접 설계하였다. 외생변수를 어텐션으로 주입하는 발상 자체는 새롭지 않다. TimeXer[21]가 같은 문제를 다루었으며, 외생 변수를 변수 단위 토큰으로 요약해 내생 패치 토큰과 교차시킨다. 본 연구의 모듈은 매크로 시퀀스를 패치 단위로 유지한 채 키와 값으로 둔다는 점이 다르다. 종목 표현을 질의로, 매크로 부호화를 키·값으로 설정하였다(식 4).</w:t>
@@ -2500,7 +2435,6 @@
     </w:p>
     <w:p>
       <w:pPr>
-        <w:wordWrap w:val="0"/>
         <w:autoSpaceDE w:val="0"/>
         <w:autoSpaceDN w:val="0"/>
         <w:spacing w:after="80" w:before="0" w:line="280" w:lineRule="exact"/>
@@ -2508,55 +2442,55 @@
       </w:pPr>
       <w:r>
         <w:rPr>
-          <w:rFonts w:ascii="Times New Roman" w:hAnsi="Times New Roman" w:eastAsia="신명조"/>
+          <w:rFonts w:ascii="Times New Roman" w:hAnsi="Times New Roman" w:eastAsia="AppleMyungjo"/>
           <w:b w:val="0"/>
           <w:i w:val="0"/>
           <w:spacing w:val="-5"/>
-          <w:w w:val="95"/>
+          <w:w w:val="100"/>
           <w:sz w:val="18"/>
         </w:rPr>
         <w:t>CrossAttn(</w:t>
       </w:r>
       <w:r>
         <w:rPr>
-          <w:rFonts w:ascii="Times New Roman" w:hAnsi="Times New Roman" w:eastAsia="신명조"/>
+          <w:rFonts w:ascii="Times New Roman" w:hAnsi="Times New Roman" w:eastAsia="AppleMyungjo"/>
           <w:b w:val="0"/>
           <w:i/>
           <w:spacing w:val="-5"/>
-          <w:w w:val="95"/>
+          <w:w w:val="100"/>
           <w:sz w:val="18"/>
         </w:rPr>
         <w:t>Z</w:t>
       </w:r>
       <w:r>
         <w:rPr>
-          <w:rFonts w:ascii="Times New Roman" w:hAnsi="Times New Roman" w:eastAsia="신명조"/>
+          <w:rFonts w:ascii="Times New Roman" w:hAnsi="Times New Roman" w:eastAsia="AppleMyungjo"/>
           <w:b w:val="0"/>
           <w:i w:val="0"/>
           <w:spacing w:val="-5"/>
-          <w:w w:val="95"/>
+          <w:w w:val="100"/>
           <w:sz w:val="18"/>
         </w:rPr>
         <w:t xml:space="preserve">, </w:t>
       </w:r>
       <w:r>
         <w:rPr>
-          <w:rFonts w:ascii="Times New Roman" w:hAnsi="Times New Roman" w:eastAsia="신명조"/>
+          <w:rFonts w:ascii="Times New Roman" w:hAnsi="Times New Roman" w:eastAsia="AppleMyungjo"/>
           <w:b w:val="0"/>
           <w:i/>
           <w:spacing w:val="-5"/>
-          <w:w w:val="95"/>
+          <w:w w:val="100"/>
           <w:sz w:val="18"/>
         </w:rPr>
         <w:t>H</w:t>
       </w:r>
       <w:r>
         <w:rPr>
-          <w:rFonts w:ascii="Times New Roman" w:hAnsi="Times New Roman" w:eastAsia="신명조"/>
+          <w:rFonts w:ascii="Times New Roman" w:hAnsi="Times New Roman" w:eastAsia="AppleMyungjo"/>
           <w:b w:val="0"/>
           <w:i/>
           <w:spacing w:val="-5"/>
-          <w:w w:val="95"/>
+          <w:w w:val="100"/>
           <w:sz w:val="18"/>
           <w:vertAlign w:val="subscript"/>
         </w:rPr>
@@ -2564,33 +2498,33 @@
       </w:r>
       <w:r>
         <w:rPr>
-          <w:rFonts w:ascii="Times New Roman" w:hAnsi="Times New Roman" w:eastAsia="신명조"/>
+          <w:rFonts w:ascii="Times New Roman" w:hAnsi="Times New Roman" w:eastAsia="AppleMyungjo"/>
           <w:b w:val="0"/>
           <w:i w:val="0"/>
           <w:spacing w:val="-5"/>
-          <w:w w:val="95"/>
+          <w:w w:val="100"/>
           <w:sz w:val="18"/>
         </w:rPr>
         <w:t>) = softmax[ (</w:t>
       </w:r>
       <w:r>
         <w:rPr>
-          <w:rFonts w:ascii="Times New Roman" w:hAnsi="Times New Roman" w:eastAsia="신명조"/>
+          <w:rFonts w:ascii="Times New Roman" w:hAnsi="Times New Roman" w:eastAsia="AppleMyungjo"/>
           <w:b w:val="0"/>
           <w:i/>
           <w:spacing w:val="-5"/>
-          <w:w w:val="95"/>
+          <w:w w:val="100"/>
           <w:sz w:val="18"/>
         </w:rPr>
         <w:t>Z W</w:t>
       </w:r>
       <w:r>
         <w:rPr>
-          <w:rFonts w:ascii="Times New Roman" w:hAnsi="Times New Roman" w:eastAsia="신명조"/>
+          <w:rFonts w:ascii="Times New Roman" w:hAnsi="Times New Roman" w:eastAsia="AppleMyungjo"/>
           <w:b w:val="0"/>
           <w:i/>
           <w:spacing w:val="-5"/>
-          <w:w w:val="95"/>
+          <w:w w:val="100"/>
           <w:sz w:val="18"/>
           <w:vertAlign w:val="subscript"/>
         </w:rPr>
@@ -2598,33 +2532,33 @@
       </w:r>
       <w:r>
         <w:rPr>
-          <w:rFonts w:ascii="Times New Roman" w:hAnsi="Times New Roman" w:eastAsia="신명조"/>
+          <w:rFonts w:ascii="Times New Roman" w:hAnsi="Times New Roman" w:eastAsia="AppleMyungjo"/>
           <w:b w:val="0"/>
           <w:i w:val="0"/>
           <w:spacing w:val="-5"/>
-          <w:w w:val="95"/>
+          <w:w w:val="100"/>
           <w:sz w:val="18"/>
         </w:rPr>
         <w:t>)(</w:t>
       </w:r>
       <w:r>
         <w:rPr>
-          <w:rFonts w:ascii="Times New Roman" w:hAnsi="Times New Roman" w:eastAsia="신명조"/>
+          <w:rFonts w:ascii="Times New Roman" w:hAnsi="Times New Roman" w:eastAsia="AppleMyungjo"/>
           <w:b w:val="0"/>
           <w:i/>
           <w:spacing w:val="-5"/>
-          <w:w w:val="95"/>
+          <w:w w:val="100"/>
           <w:sz w:val="18"/>
         </w:rPr>
         <w:t>H</w:t>
       </w:r>
       <w:r>
         <w:rPr>
-          <w:rFonts w:ascii="Times New Roman" w:hAnsi="Times New Roman" w:eastAsia="신명조"/>
+          <w:rFonts w:ascii="Times New Roman" w:hAnsi="Times New Roman" w:eastAsia="AppleMyungjo"/>
           <w:b w:val="0"/>
           <w:i/>
           <w:spacing w:val="-5"/>
-          <w:w w:val="95"/>
+          <w:w w:val="100"/>
           <w:sz w:val="18"/>
           <w:vertAlign w:val="subscript"/>
         </w:rPr>
@@ -2632,33 +2566,33 @@
       </w:r>
       <w:r>
         <w:rPr>
-          <w:rFonts w:ascii="Times New Roman" w:hAnsi="Times New Roman" w:eastAsia="신명조"/>
+          <w:rFonts w:ascii="Times New Roman" w:hAnsi="Times New Roman" w:eastAsia="AppleMyungjo"/>
           <w:b w:val="0"/>
           <w:i w:val="0"/>
           <w:spacing w:val="-5"/>
-          <w:w w:val="95"/>
+          <w:w w:val="100"/>
           <w:sz w:val="18"/>
         </w:rPr>
         <w:t xml:space="preserve"> </w:t>
       </w:r>
       <w:r>
         <w:rPr>
-          <w:rFonts w:ascii="Times New Roman" w:hAnsi="Times New Roman" w:eastAsia="신명조"/>
+          <w:rFonts w:ascii="Times New Roman" w:hAnsi="Times New Roman" w:eastAsia="AppleMyungjo"/>
           <w:b w:val="0"/>
           <w:i/>
           <w:spacing w:val="-5"/>
-          <w:w w:val="95"/>
+          <w:w w:val="100"/>
           <w:sz w:val="18"/>
         </w:rPr>
         <w:t>W</w:t>
       </w:r>
       <w:r>
         <w:rPr>
-          <w:rFonts w:ascii="Times New Roman" w:hAnsi="Times New Roman" w:eastAsia="신명조"/>
+          <w:rFonts w:ascii="Times New Roman" w:hAnsi="Times New Roman" w:eastAsia="AppleMyungjo"/>
           <w:b w:val="0"/>
           <w:i/>
           <w:spacing w:val="-5"/>
-          <w:w w:val="95"/>
+          <w:w w:val="100"/>
           <w:sz w:val="18"/>
           <w:vertAlign w:val="subscript"/>
         </w:rPr>
@@ -2666,22 +2600,22 @@
       </w:r>
       <w:r>
         <w:rPr>
-          <w:rFonts w:ascii="Times New Roman" w:hAnsi="Times New Roman" w:eastAsia="신명조"/>
+          <w:rFonts w:ascii="Times New Roman" w:hAnsi="Times New Roman" w:eastAsia="AppleMyungjo"/>
           <w:b w:val="0"/>
           <w:i w:val="0"/>
           <w:spacing w:val="-5"/>
-          <w:w w:val="95"/>
+          <w:w w:val="100"/>
           <w:sz w:val="18"/>
         </w:rPr>
         <w:t>)</w:t>
       </w:r>
       <w:r>
         <w:rPr>
-          <w:rFonts w:ascii="Times New Roman" w:hAnsi="Times New Roman" w:eastAsia="신명조"/>
+          <w:rFonts w:ascii="Times New Roman" w:hAnsi="Times New Roman" w:eastAsia="AppleMyungjo"/>
           <w:b w:val="0"/>
           <w:i/>
           <w:spacing w:val="-5"/>
-          <w:w w:val="95"/>
+          <w:w w:val="100"/>
           <w:sz w:val="18"/>
           <w:vertAlign w:val="superscript"/>
         </w:rPr>
@@ -2689,33 +2623,33 @@
       </w:r>
       <w:r>
         <w:rPr>
-          <w:rFonts w:ascii="Times New Roman" w:hAnsi="Times New Roman" w:eastAsia="신명조"/>
+          <w:rFonts w:ascii="Times New Roman" w:hAnsi="Times New Roman" w:eastAsia="AppleMyungjo"/>
           <w:b w:val="0"/>
           <w:i w:val="0"/>
           <w:spacing w:val="-5"/>
-          <w:w w:val="95"/>
+          <w:w w:val="100"/>
           <w:sz w:val="18"/>
         </w:rPr>
         <w:t xml:space="preserve"> ∕ √</w:t>
       </w:r>
       <w:r>
         <w:rPr>
-          <w:rFonts w:ascii="Times New Roman" w:hAnsi="Times New Roman" w:eastAsia="신명조"/>
+          <w:rFonts w:ascii="Times New Roman" w:hAnsi="Times New Roman" w:eastAsia="AppleMyungjo"/>
           <w:b w:val="0"/>
           <w:i/>
           <w:spacing w:val="-5"/>
-          <w:w w:val="95"/>
+          <w:w w:val="100"/>
           <w:sz w:val="18"/>
         </w:rPr>
         <w:t>d</w:t>
       </w:r>
       <w:r>
         <w:rPr>
-          <w:rFonts w:ascii="Times New Roman" w:hAnsi="Times New Roman" w:eastAsia="신명조"/>
+          <w:rFonts w:ascii="Times New Roman" w:hAnsi="Times New Roman" w:eastAsia="AppleMyungjo"/>
           <w:b w:val="0"/>
           <w:i/>
           <w:spacing w:val="-5"/>
-          <w:w w:val="95"/>
+          <w:w w:val="100"/>
           <w:sz w:val="18"/>
           <w:vertAlign w:val="subscript"/>
         </w:rPr>
@@ -2723,33 +2657,33 @@
       </w:r>
       <w:r>
         <w:rPr>
-          <w:rFonts w:ascii="Times New Roman" w:hAnsi="Times New Roman" w:eastAsia="신명조"/>
+          <w:rFonts w:ascii="Times New Roman" w:hAnsi="Times New Roman" w:eastAsia="AppleMyungjo"/>
           <w:b w:val="0"/>
           <w:i w:val="0"/>
           <w:spacing w:val="-5"/>
-          <w:w w:val="95"/>
+          <w:w w:val="100"/>
           <w:sz w:val="18"/>
         </w:rPr>
         <w:t xml:space="preserve"> ] (</w:t>
       </w:r>
       <w:r>
         <w:rPr>
-          <w:rFonts w:ascii="Times New Roman" w:hAnsi="Times New Roman" w:eastAsia="신명조"/>
+          <w:rFonts w:ascii="Times New Roman" w:hAnsi="Times New Roman" w:eastAsia="AppleMyungjo"/>
           <w:b w:val="0"/>
           <w:i/>
           <w:spacing w:val="-5"/>
-          <w:w w:val="95"/>
+          <w:w w:val="100"/>
           <w:sz w:val="18"/>
         </w:rPr>
         <w:t>H</w:t>
       </w:r>
       <w:r>
         <w:rPr>
-          <w:rFonts w:ascii="Times New Roman" w:hAnsi="Times New Roman" w:eastAsia="신명조"/>
+          <w:rFonts w:ascii="Times New Roman" w:hAnsi="Times New Roman" w:eastAsia="AppleMyungjo"/>
           <w:b w:val="0"/>
           <w:i/>
           <w:spacing w:val="-5"/>
-          <w:w w:val="95"/>
+          <w:w w:val="100"/>
           <w:sz w:val="18"/>
           <w:vertAlign w:val="subscript"/>
         </w:rPr>
@@ -2757,33 +2691,33 @@
       </w:r>
       <w:r>
         <w:rPr>
-          <w:rFonts w:ascii="Times New Roman" w:hAnsi="Times New Roman" w:eastAsia="신명조"/>
+          <w:rFonts w:ascii="Times New Roman" w:hAnsi="Times New Roman" w:eastAsia="AppleMyungjo"/>
           <w:b w:val="0"/>
           <w:i w:val="0"/>
           <w:spacing w:val="-5"/>
-          <w:w w:val="95"/>
+          <w:w w:val="100"/>
           <w:sz w:val="18"/>
         </w:rPr>
         <w:t xml:space="preserve"> </w:t>
       </w:r>
       <w:r>
         <w:rPr>
-          <w:rFonts w:ascii="Times New Roman" w:hAnsi="Times New Roman" w:eastAsia="신명조"/>
+          <w:rFonts w:ascii="Times New Roman" w:hAnsi="Times New Roman" w:eastAsia="AppleMyungjo"/>
           <w:b w:val="0"/>
           <w:i/>
           <w:spacing w:val="-5"/>
-          <w:w w:val="95"/>
+          <w:w w:val="100"/>
           <w:sz w:val="18"/>
         </w:rPr>
         <w:t>W</w:t>
       </w:r>
       <w:r>
         <w:rPr>
-          <w:rFonts w:ascii="Times New Roman" w:hAnsi="Times New Roman" w:eastAsia="신명조"/>
+          <w:rFonts w:ascii="Times New Roman" w:hAnsi="Times New Roman" w:eastAsia="AppleMyungjo"/>
           <w:b w:val="0"/>
           <w:i/>
           <w:spacing w:val="-5"/>
-          <w:w w:val="95"/>
+          <w:w w:val="100"/>
           <w:sz w:val="18"/>
           <w:vertAlign w:val="subscript"/>
         </w:rPr>
@@ -2791,11 +2725,11 @@
       </w:r>
       <w:r>
         <w:rPr>
-          <w:rFonts w:ascii="Times New Roman" w:hAnsi="Times New Roman" w:eastAsia="신명조"/>
+          <w:rFonts w:ascii="Times New Roman" w:hAnsi="Times New Roman" w:eastAsia="AppleMyungjo"/>
           <w:b w:val="0"/>
           <w:i w:val="0"/>
           <w:spacing w:val="-5"/>
-          <w:w w:val="95"/>
+          <w:w w:val="100"/>
           <w:sz w:val="18"/>
         </w:rPr>
         <w:t>)    (4)</w:t>
@@ -2803,7 +2737,6 @@
     </w:p>
     <w:p>
       <w:pPr>
-        <w:wordWrap w:val="0"/>
         <w:autoSpaceDE w:val="0"/>
         <w:autoSpaceDN w:val="0"/>
         <w:spacing w:after="80" w:before="0" w:line="280" w:lineRule="exact"/>
@@ -2812,55 +2745,55 @@
       </w:pPr>
       <w:r>
         <w:rPr>
-          <w:rFonts w:ascii="Times New Roman" w:hAnsi="Times New Roman" w:eastAsia="신명조"/>
+          <w:rFonts w:ascii="Times New Roman" w:hAnsi="Times New Roman" w:eastAsia="AppleMyungjo"/>
           <w:b w:val="0"/>
           <w:i w:val="0"/>
           <w:spacing w:val="-5"/>
-          <w:w w:val="95"/>
+          <w:w w:val="100"/>
           <w:sz w:val="18"/>
         </w:rPr>
         <w:t xml:space="preserve">여기서 </w:t>
       </w:r>
       <w:r>
         <w:rPr>
-          <w:rFonts w:ascii="Times New Roman" w:hAnsi="Times New Roman" w:eastAsia="신명조"/>
+          <w:rFonts w:ascii="Times New Roman" w:hAnsi="Times New Roman" w:eastAsia="AppleMyungjo"/>
           <w:b w:val="0"/>
           <w:i/>
           <w:spacing w:val="-5"/>
-          <w:w w:val="95"/>
+          <w:w w:val="100"/>
           <w:sz w:val="18"/>
         </w:rPr>
         <w:t>Z</w:t>
       </w:r>
       <w:r>
         <w:rPr>
-          <w:rFonts w:ascii="Times New Roman" w:hAnsi="Times New Roman" w:eastAsia="신명조"/>
+          <w:rFonts w:ascii="Times New Roman" w:hAnsi="Times New Roman" w:eastAsia="AppleMyungjo"/>
           <w:b w:val="0"/>
           <w:i w:val="0"/>
           <w:spacing w:val="-5"/>
-          <w:w w:val="95"/>
+          <w:w w:val="100"/>
           <w:sz w:val="18"/>
         </w:rPr>
         <w:t xml:space="preserve">는 종목 표현, </w:t>
       </w:r>
       <w:r>
         <w:rPr>
-          <w:rFonts w:ascii="Times New Roman" w:hAnsi="Times New Roman" w:eastAsia="신명조"/>
+          <w:rFonts w:ascii="Times New Roman" w:hAnsi="Times New Roman" w:eastAsia="AppleMyungjo"/>
           <w:b w:val="0"/>
           <w:i/>
           <w:spacing w:val="-5"/>
-          <w:w w:val="95"/>
+          <w:w w:val="100"/>
           <w:sz w:val="18"/>
         </w:rPr>
         <w:t>H</w:t>
       </w:r>
       <w:r>
         <w:rPr>
-          <w:rFonts w:ascii="Times New Roman" w:hAnsi="Times New Roman" w:eastAsia="신명조"/>
+          <w:rFonts w:ascii="Times New Roman" w:hAnsi="Times New Roman" w:eastAsia="AppleMyungjo"/>
           <w:b w:val="0"/>
           <w:i/>
           <w:spacing w:val="-5"/>
-          <w:w w:val="95"/>
+          <w:w w:val="100"/>
           <w:sz w:val="18"/>
           <w:vertAlign w:val="subscript"/>
         </w:rPr>
@@ -2868,33 +2801,33 @@
       </w:r>
       <w:r>
         <w:rPr>
-          <w:rFonts w:ascii="Times New Roman" w:hAnsi="Times New Roman" w:eastAsia="신명조"/>
+          <w:rFonts w:ascii="Times New Roman" w:hAnsi="Times New Roman" w:eastAsia="AppleMyungjo"/>
           <w:b w:val="0"/>
           <w:i w:val="0"/>
           <w:spacing w:val="-5"/>
-          <w:w w:val="95"/>
+          <w:w w:val="100"/>
           <w:sz w:val="18"/>
         </w:rPr>
         <w:t xml:space="preserve">은 매크로 부호화, </w:t>
       </w:r>
       <w:r>
         <w:rPr>
-          <w:rFonts w:ascii="Times New Roman" w:hAnsi="Times New Roman" w:eastAsia="신명조"/>
+          <w:rFonts w:ascii="Times New Roman" w:hAnsi="Times New Roman" w:eastAsia="AppleMyungjo"/>
           <w:b w:val="0"/>
           <w:i/>
           <w:spacing w:val="-5"/>
-          <w:w w:val="95"/>
+          <w:w w:val="100"/>
           <w:sz w:val="18"/>
         </w:rPr>
         <w:t>W</w:t>
       </w:r>
       <w:r>
         <w:rPr>
-          <w:rFonts w:ascii="Times New Roman" w:hAnsi="Times New Roman" w:eastAsia="신명조"/>
+          <w:rFonts w:ascii="Times New Roman" w:hAnsi="Times New Roman" w:eastAsia="AppleMyungjo"/>
           <w:b w:val="0"/>
           <w:i/>
           <w:spacing w:val="-5"/>
-          <w:w w:val="95"/>
+          <w:w w:val="100"/>
           <w:sz w:val="18"/>
           <w:vertAlign w:val="subscript"/>
         </w:rPr>
@@ -2902,33 +2835,33 @@
       </w:r>
       <w:r>
         <w:rPr>
-          <w:rFonts w:ascii="Times New Roman" w:hAnsi="Times New Roman" w:eastAsia="신명조"/>
+          <w:rFonts w:ascii="Times New Roman" w:hAnsi="Times New Roman" w:eastAsia="AppleMyungjo"/>
           <w:b w:val="0"/>
           <w:i w:val="0"/>
           <w:spacing w:val="-5"/>
-          <w:w w:val="95"/>
+          <w:w w:val="100"/>
           <w:sz w:val="18"/>
         </w:rPr>
         <w:t>·</w:t>
       </w:r>
       <w:r>
         <w:rPr>
-          <w:rFonts w:ascii="Times New Roman" w:hAnsi="Times New Roman" w:eastAsia="신명조"/>
+          <w:rFonts w:ascii="Times New Roman" w:hAnsi="Times New Roman" w:eastAsia="AppleMyungjo"/>
           <w:b w:val="0"/>
           <w:i/>
           <w:spacing w:val="-5"/>
-          <w:w w:val="95"/>
+          <w:w w:val="100"/>
           <w:sz w:val="18"/>
         </w:rPr>
         <w:t>W</w:t>
       </w:r>
       <w:r>
         <w:rPr>
-          <w:rFonts w:ascii="Times New Roman" w:hAnsi="Times New Roman" w:eastAsia="신명조"/>
+          <w:rFonts w:ascii="Times New Roman" w:hAnsi="Times New Roman" w:eastAsia="AppleMyungjo"/>
           <w:b w:val="0"/>
           <w:i/>
           <w:spacing w:val="-5"/>
-          <w:w w:val="95"/>
+          <w:w w:val="100"/>
           <w:sz w:val="18"/>
           <w:vertAlign w:val="subscript"/>
         </w:rPr>
@@ -2936,33 +2869,33 @@
       </w:r>
       <w:r>
         <w:rPr>
-          <w:rFonts w:ascii="Times New Roman" w:hAnsi="Times New Roman" w:eastAsia="신명조"/>
+          <w:rFonts w:ascii="Times New Roman" w:hAnsi="Times New Roman" w:eastAsia="AppleMyungjo"/>
           <w:b w:val="0"/>
           <w:i w:val="0"/>
           <w:spacing w:val="-5"/>
-          <w:w w:val="95"/>
+          <w:w w:val="100"/>
           <w:sz w:val="18"/>
         </w:rPr>
         <w:t>·</w:t>
       </w:r>
       <w:r>
         <w:rPr>
-          <w:rFonts w:ascii="Times New Roman" w:hAnsi="Times New Roman" w:eastAsia="신명조"/>
+          <w:rFonts w:ascii="Times New Roman" w:hAnsi="Times New Roman" w:eastAsia="AppleMyungjo"/>
           <w:b w:val="0"/>
           <w:i/>
           <w:spacing w:val="-5"/>
-          <w:w w:val="95"/>
+          <w:w w:val="100"/>
           <w:sz w:val="18"/>
         </w:rPr>
         <w:t>W</w:t>
       </w:r>
       <w:r>
         <w:rPr>
-          <w:rFonts w:ascii="Times New Roman" w:hAnsi="Times New Roman" w:eastAsia="신명조"/>
+          <w:rFonts w:ascii="Times New Roman" w:hAnsi="Times New Roman" w:eastAsia="AppleMyungjo"/>
           <w:b w:val="0"/>
           <w:i/>
           <w:spacing w:val="-5"/>
-          <w:w w:val="95"/>
+          <w:w w:val="100"/>
           <w:sz w:val="18"/>
           <w:vertAlign w:val="subscript"/>
         </w:rPr>
@@ -2970,33 +2903,33 @@
       </w:r>
       <w:r>
         <w:rPr>
-          <w:rFonts w:ascii="Times New Roman" w:hAnsi="Times New Roman" w:eastAsia="신명조"/>
+          <w:rFonts w:ascii="Times New Roman" w:hAnsi="Times New Roman" w:eastAsia="AppleMyungjo"/>
           <w:b w:val="0"/>
           <w:i w:val="0"/>
           <w:spacing w:val="-5"/>
-          <w:w w:val="95"/>
+          <w:w w:val="100"/>
           <w:sz w:val="18"/>
         </w:rPr>
         <w:t xml:space="preserve">는 투영 행렬, </w:t>
       </w:r>
       <w:r>
         <w:rPr>
-          <w:rFonts w:ascii="Times New Roman" w:hAnsi="Times New Roman" w:eastAsia="신명조"/>
+          <w:rFonts w:ascii="Times New Roman" w:hAnsi="Times New Roman" w:eastAsia="AppleMyungjo"/>
           <w:b w:val="0"/>
           <w:i/>
           <w:spacing w:val="-5"/>
-          <w:w w:val="95"/>
+          <w:w w:val="100"/>
           <w:sz w:val="18"/>
         </w:rPr>
         <w:t>d</w:t>
       </w:r>
       <w:r>
         <w:rPr>
-          <w:rFonts w:ascii="Times New Roman" w:hAnsi="Times New Roman" w:eastAsia="신명조"/>
+          <w:rFonts w:ascii="Times New Roman" w:hAnsi="Times New Roman" w:eastAsia="AppleMyungjo"/>
           <w:b w:val="0"/>
           <w:i/>
           <w:spacing w:val="-5"/>
-          <w:w w:val="95"/>
+          <w:w w:val="100"/>
           <w:sz w:val="18"/>
           <w:vertAlign w:val="subscript"/>
         </w:rPr>
@@ -3004,11 +2937,11 @@
       </w:r>
       <w:r>
         <w:rPr>
-          <w:rFonts w:ascii="Times New Roman" w:hAnsi="Times New Roman" w:eastAsia="신명조"/>
+          <w:rFonts w:ascii="Times New Roman" w:hAnsi="Times New Roman" w:eastAsia="AppleMyungjo"/>
           <w:b w:val="0"/>
           <w:i w:val="0"/>
           <w:spacing w:val="-5"/>
-          <w:w w:val="95"/>
+          <w:w w:val="100"/>
           <w:sz w:val="18"/>
         </w:rPr>
         <w:t>는 키의 차원이다. 매크로를 질의로 두면 출력이 매크로 시퀀스의 형상을 따르게 되어 종목별 예측이 산출되지 않으므로, 방향을 반대로 고정하였다. 매크로 경로에는 변수선택망을 두지 않고 13채널을 하나로 합치는 선형 변환을 썼다. 채널별로 부호화하면 비용이 13배 증가하는 반면, 매크로는 크로스어텐션의 키와 값으로만 쓰이므로 채널별 가중이 필요하지 않다. 이 모듈의 정확도 기여는 5.4절의 제거 실험에서 확인되지 않았다.</w:t>
@@ -3016,18 +2949,17 @@
     </w:p>
     <w:p>
       <w:pPr>
-        <w:wordWrap w:val="0"/>
         <w:autoSpaceDE w:val="0"/>
         <w:autoSpaceDN w:val="0"/>
         <w:spacing w:after="60" w:before="0" w:line="280" w:lineRule="exact"/>
       </w:pPr>
       <w:r>
         <w:rPr>
-          <w:rFonts w:ascii="Times New Roman" w:hAnsi="Times New Roman" w:eastAsia="신명조"/>
+          <w:rFonts w:ascii="Times New Roman" w:hAnsi="Times New Roman" w:eastAsia="AppleMyungjo"/>
           <w:b w:val="0"/>
           <w:i w:val="0"/>
           <w:spacing w:val="-5"/>
-          <w:w w:val="95"/>
+          <w:w w:val="100"/>
           <w:sz w:val="18"/>
         </w:rPr>
         <w:t>3) 분위 단조성의 구조적 보장과 헤드 초기화</w:t>
@@ -3035,7 +2967,6 @@
     </w:p>
     <w:p>
       <w:pPr>
-        <w:wordWrap w:val="0"/>
         <w:autoSpaceDE w:val="0"/>
         <w:autoSpaceDN w:val="0"/>
         <w:spacing w:after="80" w:before="0" w:line="280" w:lineRule="exact"/>
@@ -3044,11 +2975,11 @@
       </w:pPr>
       <w:r>
         <w:rPr>
-          <w:rFonts w:ascii="Times New Roman" w:hAnsi="Times New Roman" w:eastAsia="신명조"/>
+          <w:rFonts w:ascii="Times New Roman" w:hAnsi="Times New Roman" w:eastAsia="AppleMyungjo"/>
           <w:b w:val="0"/>
           <w:i w:val="0"/>
           <w:spacing w:val="-5"/>
-          <w:w w:val="95"/>
+          <w:w w:val="100"/>
           <w:sz w:val="18"/>
         </w:rPr>
         <w:t>분위 교차를 손실 벌점이 아니라 누적 소프트플러스 구조로 원천 차단하였다(식 5).</w:t>
@@ -3056,7 +2987,6 @@
     </w:p>
     <w:p>
       <w:pPr>
-        <w:wordWrap w:val="0"/>
         <w:autoSpaceDE w:val="0"/>
         <w:autoSpaceDN w:val="0"/>
         <w:spacing w:after="80" w:before="0" w:line="280" w:lineRule="exact"/>
@@ -3064,22 +2994,22 @@
       </w:pPr>
       <w:r>
         <w:rPr>
-          <w:rFonts w:ascii="Times New Roman" w:hAnsi="Times New Roman" w:eastAsia="신명조"/>
+          <w:rFonts w:ascii="Times New Roman" w:hAnsi="Times New Roman" w:eastAsia="AppleMyungjo"/>
           <w:b w:val="0"/>
           <w:i/>
           <w:spacing w:val="-5"/>
-          <w:w w:val="95"/>
+          <w:w w:val="100"/>
           <w:sz w:val="18"/>
         </w:rPr>
         <w:t>q</w:t>
       </w:r>
       <w:r>
         <w:rPr>
-          <w:rFonts w:ascii="Times New Roman" w:hAnsi="Times New Roman" w:eastAsia="신명조"/>
+          <w:rFonts w:ascii="Times New Roman" w:hAnsi="Times New Roman" w:eastAsia="AppleMyungjo"/>
           <w:b w:val="0"/>
           <w:i/>
           <w:spacing w:val="-5"/>
-          <w:w w:val="95"/>
+          <w:w w:val="100"/>
           <w:sz w:val="18"/>
           <w:vertAlign w:val="subscript"/>
         </w:rPr>
@@ -3087,55 +3017,55 @@
       </w:r>
       <w:r>
         <w:rPr>
-          <w:rFonts w:ascii="Times New Roman" w:hAnsi="Times New Roman" w:eastAsia="신명조"/>
+          <w:rFonts w:ascii="Times New Roman" w:hAnsi="Times New Roman" w:eastAsia="AppleMyungjo"/>
           <w:b w:val="0"/>
           <w:i w:val="0"/>
           <w:spacing w:val="-5"/>
-          <w:w w:val="95"/>
+          <w:w w:val="100"/>
           <w:sz w:val="18"/>
         </w:rPr>
         <w:t xml:space="preserve"> = </w:t>
       </w:r>
       <w:r>
         <w:rPr>
-          <w:rFonts w:ascii="Times New Roman" w:hAnsi="Times New Roman" w:eastAsia="신명조"/>
+          <w:rFonts w:ascii="Times New Roman" w:hAnsi="Times New Roman" w:eastAsia="AppleMyungjo"/>
           <w:b w:val="0"/>
           <w:i/>
           <w:spacing w:val="-5"/>
-          <w:w w:val="95"/>
+          <w:w w:val="100"/>
           <w:sz w:val="18"/>
         </w:rPr>
         <w:t>b</w:t>
       </w:r>
       <w:r>
         <w:rPr>
-          <w:rFonts w:ascii="Times New Roman" w:hAnsi="Times New Roman" w:eastAsia="신명조"/>
+          <w:rFonts w:ascii="Times New Roman" w:hAnsi="Times New Roman" w:eastAsia="AppleMyungjo"/>
           <w:b w:val="0"/>
           <w:i w:val="0"/>
           <w:spacing w:val="-5"/>
-          <w:w w:val="95"/>
+          <w:w w:val="100"/>
           <w:sz w:val="18"/>
         </w:rPr>
         <w:t xml:space="preserve">,   </w:t>
       </w:r>
       <w:r>
         <w:rPr>
-          <w:rFonts w:ascii="Times New Roman" w:hAnsi="Times New Roman" w:eastAsia="신명조"/>
+          <w:rFonts w:ascii="Times New Roman" w:hAnsi="Times New Roman" w:eastAsia="AppleMyungjo"/>
           <w:b w:val="0"/>
           <w:i/>
           <w:spacing w:val="-5"/>
-          <w:w w:val="95"/>
+          <w:w w:val="100"/>
           <w:sz w:val="18"/>
         </w:rPr>
         <w:t>q</w:t>
       </w:r>
       <w:r>
         <w:rPr>
-          <w:rFonts w:ascii="Times New Roman" w:hAnsi="Times New Roman" w:eastAsia="신명조"/>
+          <w:rFonts w:ascii="Times New Roman" w:hAnsi="Times New Roman" w:eastAsia="AppleMyungjo"/>
           <w:b w:val="0"/>
           <w:i/>
           <w:spacing w:val="-5"/>
-          <w:w w:val="95"/>
+          <w:w w:val="100"/>
           <w:sz w:val="18"/>
           <w:vertAlign w:val="subscript"/>
         </w:rPr>
@@ -3143,33 +3073,33 @@
       </w:r>
       <w:r>
         <w:rPr>
-          <w:rFonts w:ascii="Times New Roman" w:hAnsi="Times New Roman" w:eastAsia="신명조"/>
+          <w:rFonts w:ascii="Times New Roman" w:hAnsi="Times New Roman" w:eastAsia="AppleMyungjo"/>
           <w:b w:val="0"/>
           <w:i w:val="0"/>
           <w:spacing w:val="-5"/>
-          <w:w w:val="95"/>
+          <w:w w:val="100"/>
           <w:sz w:val="18"/>
         </w:rPr>
         <w:t xml:space="preserve"> = </w:t>
       </w:r>
       <w:r>
         <w:rPr>
-          <w:rFonts w:ascii="Times New Roman" w:hAnsi="Times New Roman" w:eastAsia="신명조"/>
+          <w:rFonts w:ascii="Times New Roman" w:hAnsi="Times New Roman" w:eastAsia="AppleMyungjo"/>
           <w:b w:val="0"/>
           <w:i/>
           <w:spacing w:val="-5"/>
-          <w:w w:val="95"/>
+          <w:w w:val="100"/>
           <w:sz w:val="18"/>
         </w:rPr>
         <w:t>q</w:t>
       </w:r>
       <w:r>
         <w:rPr>
-          <w:rFonts w:ascii="Times New Roman" w:hAnsi="Times New Roman" w:eastAsia="신명조"/>
+          <w:rFonts w:ascii="Times New Roman" w:hAnsi="Times New Roman" w:eastAsia="AppleMyungjo"/>
           <w:b w:val="0"/>
           <w:i/>
           <w:spacing w:val="-5"/>
-          <w:w w:val="95"/>
+          <w:w w:val="100"/>
           <w:sz w:val="18"/>
           <w:vertAlign w:val="subscript"/>
         </w:rPr>
@@ -3177,22 +3107,22 @@
       </w:r>
       <w:r>
         <w:rPr>
-          <w:rFonts w:ascii="Times New Roman" w:hAnsi="Times New Roman" w:eastAsia="신명조"/>
+          <w:rFonts w:ascii="Times New Roman" w:hAnsi="Times New Roman" w:eastAsia="AppleMyungjo"/>
           <w:b w:val="0"/>
           <w:i w:val="0"/>
           <w:spacing w:val="-5"/>
-          <w:w w:val="95"/>
+          <w:w w:val="100"/>
           <w:sz w:val="18"/>
         </w:rPr>
         <w:t xml:space="preserve"> + softplus(δ</w:t>
       </w:r>
       <w:r>
         <w:rPr>
-          <w:rFonts w:ascii="Times New Roman" w:hAnsi="Times New Roman" w:eastAsia="신명조"/>
+          <w:rFonts w:ascii="Times New Roman" w:hAnsi="Times New Roman" w:eastAsia="AppleMyungjo"/>
           <w:b w:val="0"/>
           <w:i/>
           <w:spacing w:val="-5"/>
-          <w:w w:val="95"/>
+          <w:w w:val="100"/>
           <w:sz w:val="18"/>
           <w:vertAlign w:val="subscript"/>
         </w:rPr>
@@ -3200,33 +3130,33 @@
       </w:r>
       <w:r>
         <w:rPr>
-          <w:rFonts w:ascii="Times New Roman" w:hAnsi="Times New Roman" w:eastAsia="신명조"/>
+          <w:rFonts w:ascii="Times New Roman" w:hAnsi="Times New Roman" w:eastAsia="AppleMyungjo"/>
           <w:b w:val="0"/>
           <w:i w:val="0"/>
           <w:spacing w:val="-5"/>
-          <w:w w:val="95"/>
+          <w:w w:val="100"/>
           <w:sz w:val="18"/>
         </w:rPr>
         <w:t xml:space="preserve">),   </w:t>
       </w:r>
       <w:r>
         <w:rPr>
-          <w:rFonts w:ascii="Times New Roman" w:hAnsi="Times New Roman" w:eastAsia="신명조"/>
+          <w:rFonts w:ascii="Times New Roman" w:hAnsi="Times New Roman" w:eastAsia="AppleMyungjo"/>
           <w:b w:val="0"/>
           <w:i/>
           <w:spacing w:val="-5"/>
-          <w:w w:val="95"/>
+          <w:w w:val="100"/>
           <w:sz w:val="18"/>
         </w:rPr>
         <w:t>q</w:t>
       </w:r>
       <w:r>
         <w:rPr>
-          <w:rFonts w:ascii="Times New Roman" w:hAnsi="Times New Roman" w:eastAsia="신명조"/>
+          <w:rFonts w:ascii="Times New Roman" w:hAnsi="Times New Roman" w:eastAsia="AppleMyungjo"/>
           <w:b w:val="0"/>
           <w:i/>
           <w:spacing w:val="-5"/>
-          <w:w w:val="95"/>
+          <w:w w:val="100"/>
           <w:sz w:val="18"/>
           <w:vertAlign w:val="subscript"/>
         </w:rPr>
@@ -3234,33 +3164,33 @@
       </w:r>
       <w:r>
         <w:rPr>
-          <w:rFonts w:ascii="Times New Roman" w:hAnsi="Times New Roman" w:eastAsia="신명조"/>
+          <w:rFonts w:ascii="Times New Roman" w:hAnsi="Times New Roman" w:eastAsia="AppleMyungjo"/>
           <w:b w:val="0"/>
           <w:i w:val="0"/>
           <w:spacing w:val="-5"/>
-          <w:w w:val="95"/>
+          <w:w w:val="100"/>
           <w:sz w:val="18"/>
         </w:rPr>
         <w:t xml:space="preserve"> = </w:t>
       </w:r>
       <w:r>
         <w:rPr>
-          <w:rFonts w:ascii="Times New Roman" w:hAnsi="Times New Roman" w:eastAsia="신명조"/>
+          <w:rFonts w:ascii="Times New Roman" w:hAnsi="Times New Roman" w:eastAsia="AppleMyungjo"/>
           <w:b w:val="0"/>
           <w:i/>
           <w:spacing w:val="-5"/>
-          <w:w w:val="95"/>
+          <w:w w:val="100"/>
           <w:sz w:val="18"/>
         </w:rPr>
         <w:t>q</w:t>
       </w:r>
       <w:r>
         <w:rPr>
-          <w:rFonts w:ascii="Times New Roman" w:hAnsi="Times New Roman" w:eastAsia="신명조"/>
+          <w:rFonts w:ascii="Times New Roman" w:hAnsi="Times New Roman" w:eastAsia="AppleMyungjo"/>
           <w:b w:val="0"/>
           <w:i/>
           <w:spacing w:val="-5"/>
-          <w:w w:val="95"/>
+          <w:w w:val="100"/>
           <w:sz w:val="18"/>
           <w:vertAlign w:val="subscript"/>
         </w:rPr>
@@ -3268,22 +3198,22 @@
       </w:r>
       <w:r>
         <w:rPr>
-          <w:rFonts w:ascii="Times New Roman" w:hAnsi="Times New Roman" w:eastAsia="신명조"/>
+          <w:rFonts w:ascii="Times New Roman" w:hAnsi="Times New Roman" w:eastAsia="AppleMyungjo"/>
           <w:b w:val="0"/>
           <w:i w:val="0"/>
           <w:spacing w:val="-5"/>
-          <w:w w:val="95"/>
+          <w:w w:val="100"/>
           <w:sz w:val="18"/>
         </w:rPr>
         <w:t xml:space="preserve"> + softplus(δ</w:t>
       </w:r>
       <w:r>
         <w:rPr>
-          <w:rFonts w:ascii="Times New Roman" w:hAnsi="Times New Roman" w:eastAsia="신명조"/>
+          <w:rFonts w:ascii="Times New Roman" w:hAnsi="Times New Roman" w:eastAsia="AppleMyungjo"/>
           <w:b w:val="0"/>
           <w:i/>
           <w:spacing w:val="-5"/>
-          <w:w w:val="95"/>
+          <w:w w:val="100"/>
           <w:sz w:val="18"/>
           <w:vertAlign w:val="subscript"/>
         </w:rPr>
@@ -3291,11 +3221,11 @@
       </w:r>
       <w:r>
         <w:rPr>
-          <w:rFonts w:ascii="Times New Roman" w:hAnsi="Times New Roman" w:eastAsia="신명조"/>
+          <w:rFonts w:ascii="Times New Roman" w:hAnsi="Times New Roman" w:eastAsia="AppleMyungjo"/>
           <w:b w:val="0"/>
           <w:i w:val="0"/>
           <w:spacing w:val="-5"/>
-          <w:w w:val="95"/>
+          <w:w w:val="100"/>
           <w:sz w:val="18"/>
         </w:rPr>
         <w:t>)    (5)</w:t>
@@ -3303,7 +3233,6 @@
     </w:p>
     <w:p>
       <w:pPr>
-        <w:wordWrap w:val="0"/>
         <w:autoSpaceDE w:val="0"/>
         <w:autoSpaceDN w:val="0"/>
         <w:spacing w:after="80" w:before="0" w:line="280" w:lineRule="exact"/>
@@ -3312,33 +3241,33 @@
       </w:pPr>
       <w:r>
         <w:rPr>
-          <w:rFonts w:ascii="Times New Roman" w:hAnsi="Times New Roman" w:eastAsia="신명조"/>
+          <w:rFonts w:ascii="Times New Roman" w:hAnsi="Times New Roman" w:eastAsia="AppleMyungjo"/>
           <w:b w:val="0"/>
           <w:i/>
           <w:spacing w:val="-5"/>
-          <w:w w:val="95"/>
+          <w:w w:val="100"/>
           <w:sz w:val="18"/>
         </w:rPr>
         <w:t>b</w:t>
       </w:r>
       <w:r>
         <w:rPr>
-          <w:rFonts w:ascii="Times New Roman" w:hAnsi="Times New Roman" w:eastAsia="신명조"/>
+          <w:rFonts w:ascii="Times New Roman" w:hAnsi="Times New Roman" w:eastAsia="AppleMyungjo"/>
           <w:b w:val="0"/>
           <w:i w:val="0"/>
           <w:spacing w:val="-5"/>
-          <w:w w:val="95"/>
+          <w:w w:val="100"/>
           <w:sz w:val="18"/>
         </w:rPr>
         <w:t>와 δ</w:t>
       </w:r>
       <w:r>
         <w:rPr>
-          <w:rFonts w:ascii="Times New Roman" w:hAnsi="Times New Roman" w:eastAsia="신명조"/>
+          <w:rFonts w:ascii="Times New Roman" w:hAnsi="Times New Roman" w:eastAsia="AppleMyungjo"/>
           <w:b w:val="0"/>
           <w:i/>
           <w:spacing w:val="-5"/>
-          <w:w w:val="95"/>
+          <w:w w:val="100"/>
           <w:sz w:val="18"/>
           <w:vertAlign w:val="subscript"/>
         </w:rPr>
@@ -3346,22 +3275,22 @@
       </w:r>
       <w:r>
         <w:rPr>
-          <w:rFonts w:ascii="Times New Roman" w:hAnsi="Times New Roman" w:eastAsia="신명조"/>
+          <w:rFonts w:ascii="Times New Roman" w:hAnsi="Times New Roman" w:eastAsia="AppleMyungjo"/>
           <w:b w:val="0"/>
           <w:i w:val="0"/>
           <w:spacing w:val="-5"/>
-          <w:w w:val="95"/>
+          <w:w w:val="100"/>
           <w:sz w:val="18"/>
         </w:rPr>
         <w:t>, δ</w:t>
       </w:r>
       <w:r>
         <w:rPr>
-          <w:rFonts w:ascii="Times New Roman" w:hAnsi="Times New Roman" w:eastAsia="신명조"/>
+          <w:rFonts w:ascii="Times New Roman" w:hAnsi="Times New Roman" w:eastAsia="AppleMyungjo"/>
           <w:b w:val="0"/>
           <w:i/>
           <w:spacing w:val="-5"/>
-          <w:w w:val="95"/>
+          <w:w w:val="100"/>
           <w:sz w:val="18"/>
           <w:vertAlign w:val="subscript"/>
         </w:rPr>
@@ -3369,11 +3298,11 @@
       </w:r>
       <w:r>
         <w:rPr>
-          <w:rFonts w:ascii="Times New Roman" w:hAnsi="Times New Roman" w:eastAsia="신명조"/>
+          <w:rFonts w:ascii="Times New Roman" w:hAnsi="Times New Roman" w:eastAsia="AppleMyungjo"/>
           <w:b w:val="0"/>
           <w:i w:val="0"/>
           <w:spacing w:val="-5"/>
-          <w:w w:val="95"/>
+          <w:w w:val="100"/>
           <w:sz w:val="18"/>
         </w:rPr>
         <w:t>는 헤드 마지막 선형층의 세 출력이다. 교차가 발생하면 기권 폭이 음수가 되어 하위 규칙 전체가 무효화되므로 구조적 보장이 필요하다. 5.1절의 세 트랜스포머 모형 모두 실측 교차율은 0.000이었다.</w:t>
@@ -3381,7 +3310,6 @@
     </w:p>
     <w:p>
       <w:pPr>
-        <w:wordWrap w:val="0"/>
         <w:autoSpaceDE w:val="0"/>
         <w:autoSpaceDN w:val="0"/>
         <w:spacing w:after="80" w:before="0" w:line="280" w:lineRule="exact"/>
@@ -3390,11 +3318,11 @@
       </w:pPr>
       <w:r>
         <w:rPr>
-          <w:rFonts w:ascii="Times New Roman" w:hAnsi="Times New Roman" w:eastAsia="신명조"/>
+          <w:rFonts w:ascii="Times New Roman" w:hAnsi="Times New Roman" w:eastAsia="AppleMyungjo"/>
           <w:b w:val="0"/>
           <w:i w:val="0"/>
           <w:spacing w:val="-5"/>
-          <w:w w:val="95"/>
+          <w:w w:val="100"/>
           <w:sz w:val="18"/>
         </w:rPr>
         <w:t>헤드의 초기화도 성능에 영향을 주었다. 기본 초기화에서는 softplus(0) = 0.693이라 초기 구간 폭이 목표 분포와 어긋난 지점에 놓여 기준선에 미달하므로, 최종층 편향을 학습자료의 무조건부 분위수로 설정하여 해소하였다.</w:t>
@@ -3403,15 +3331,14 @@
     <w:p>
       <w:pPr>
         <w:keepNext/>
-        <w:wordWrap w:val="0"/>
         <w:autoSpaceDE w:val="0"/>
         <w:autoSpaceDN w:val="0"/>
-        <w:spacing w:after="60" w:before="0" w:line="300" w:lineRule="auto"/>
+        <w:spacing w:after="20" w:before="0" w:line="300" w:lineRule="auto"/>
       </w:pPr>
       <w:r>
         <w:rPr>
-          <w:rFonts w:ascii="Times New Roman" w:hAnsi="Times New Roman" w:eastAsia="중고딕"/>
-          <w:b w:val="0"/>
+          <w:rFonts w:ascii="Times New Roman" w:hAnsi="Times New Roman" w:eastAsia="Apple SD Gothic Neo"/>
+          <w:b/>
           <w:i w:val="0"/>
           <w:spacing w:val="-9"/>
           <w:w w:val="95"/>
@@ -3422,7 +3349,6 @@
     </w:p>
     <w:p>
       <w:pPr>
-        <w:wordWrap w:val="0"/>
         <w:autoSpaceDE w:val="0"/>
         <w:autoSpaceDN w:val="0"/>
         <w:spacing w:after="80" w:before="0" w:line="280" w:lineRule="exact"/>
@@ -3431,11 +3357,11 @@
       </w:pPr>
       <w:r>
         <w:rPr>
-          <w:rFonts w:ascii="Times New Roman" w:hAnsi="Times New Roman" w:eastAsia="신명조"/>
+          <w:rFonts w:ascii="Times New Roman" w:hAnsi="Times New Roman" w:eastAsia="AppleMyungjo"/>
           <w:b w:val="0"/>
           <w:i w:val="0"/>
           <w:spacing w:val="-5"/>
-          <w:w w:val="95"/>
+          <w:w w:val="100"/>
           <w:sz w:val="18"/>
         </w:rPr>
         <w:t>&lt;Table 2&gt;는 이후 모든 실험에 사용한 설정이다. 정규화는 2.3절에서 기술한 방식을 따른다.</w:t>
@@ -3444,14 +3370,13 @@
     <w:p>
       <w:pPr>
         <w:keepNext/>
-        <w:wordWrap w:val="0"/>
         <w:autoSpaceDE w:val="0"/>
         <w:autoSpaceDN w:val="0"/>
         <w:spacing w:after="40" w:before="0" w:line="220" w:lineRule="exact"/>
       </w:pPr>
       <w:r>
         <w:rPr>
-          <w:rFonts w:ascii="Times New Roman" w:hAnsi="Times New Roman" w:eastAsia="중고딕"/>
+          <w:rFonts w:ascii="Times New Roman" w:hAnsi="Times New Roman" w:eastAsia="Apple SD Gothic Neo"/>
           <w:b w:val="0"/>
           <w:i w:val="0"/>
           <w:spacing w:val="-8"/>
@@ -3493,7 +3418,6 @@
           <w:p>
             <w:pPr>
               <w:keepNext/>
-              <w:wordWrap w:val="0"/>
               <w:autoSpaceDE w:val="0"/>
               <w:autoSpaceDN w:val="0"/>
               <w:spacing w:after="20" w:before="20" w:line="208" w:lineRule="exact"/>
@@ -3501,7 +3425,7 @@
             <w:r/>
             <w:r>
               <w:rPr>
-                <w:rFonts w:ascii="Times New Roman" w:hAnsi="Times New Roman" w:eastAsia="신명조"/>
+                <w:rFonts w:ascii="Times New Roman" w:hAnsi="Times New Roman" w:eastAsia="AppleMyungjo"/>
                 <w:b/>
                 <w:i w:val="0"/>
                 <w:spacing w:val="-5"/>
@@ -3525,7 +3449,6 @@
           <w:p>
             <w:pPr>
               <w:keepNext/>
-              <w:wordWrap w:val="0"/>
               <w:autoSpaceDE w:val="0"/>
               <w:autoSpaceDN w:val="0"/>
               <w:spacing w:after="20" w:before="20" w:line="208" w:lineRule="exact"/>
@@ -3533,7 +3456,7 @@
             <w:r/>
             <w:r>
               <w:rPr>
-                <w:rFonts w:ascii="Times New Roman" w:hAnsi="Times New Roman" w:eastAsia="신명조"/>
+                <w:rFonts w:ascii="Times New Roman" w:hAnsi="Times New Roman" w:eastAsia="AppleMyungjo"/>
                 <w:b/>
                 <w:i w:val="0"/>
                 <w:spacing w:val="-5"/>
@@ -3562,7 +3485,6 @@
           <w:p>
             <w:pPr>
               <w:keepNext/>
-              <w:wordWrap w:val="0"/>
               <w:autoSpaceDE w:val="0"/>
               <w:autoSpaceDN w:val="0"/>
               <w:spacing w:after="20" w:before="20" w:line="208" w:lineRule="exact"/>
@@ -3570,7 +3492,7 @@
             <w:r/>
             <w:r>
               <w:rPr>
-                <w:rFonts w:ascii="Times New Roman" w:hAnsi="Times New Roman" w:eastAsia="신명조"/>
+                <w:rFonts w:ascii="Times New Roman" w:hAnsi="Times New Roman" w:eastAsia="AppleMyungjo"/>
                 <w:b w:val="0"/>
                 <w:i w:val="0"/>
                 <w:spacing w:val="-5"/>
@@ -3594,7 +3516,6 @@
           <w:p>
             <w:pPr>
               <w:keepNext/>
-              <w:wordWrap w:val="0"/>
               <w:autoSpaceDE w:val="0"/>
               <w:autoSpaceDN w:val="0"/>
               <w:spacing w:after="20" w:before="20" w:line="208" w:lineRule="exact"/>
@@ -3602,7 +3523,7 @@
             <w:r/>
             <w:r>
               <w:rPr>
-                <w:rFonts w:ascii="Times New Roman" w:hAnsi="Times New Roman" w:eastAsia="신명조"/>
+                <w:rFonts w:ascii="Times New Roman" w:hAnsi="Times New Roman" w:eastAsia="AppleMyungjo"/>
                 <w:b w:val="0"/>
                 <w:i w:val="0"/>
                 <w:spacing w:val="-5"/>
@@ -3631,7 +3552,6 @@
           <w:p>
             <w:pPr>
               <w:keepNext/>
-              <w:wordWrap w:val="0"/>
               <w:autoSpaceDE w:val="0"/>
               <w:autoSpaceDN w:val="0"/>
               <w:spacing w:after="20" w:before="20" w:line="208" w:lineRule="exact"/>
@@ -3639,7 +3559,7 @@
             <w:r/>
             <w:r>
               <w:rPr>
-                <w:rFonts w:ascii="Times New Roman" w:hAnsi="Times New Roman" w:eastAsia="신명조"/>
+                <w:rFonts w:ascii="Times New Roman" w:hAnsi="Times New Roman" w:eastAsia="AppleMyungjo"/>
                 <w:b w:val="0"/>
                 <w:i w:val="0"/>
                 <w:spacing w:val="-5"/>
@@ -3663,7 +3583,6 @@
           <w:p>
             <w:pPr>
               <w:keepNext/>
-              <w:wordWrap w:val="0"/>
               <w:autoSpaceDE w:val="0"/>
               <w:autoSpaceDN w:val="0"/>
               <w:spacing w:after="20" w:before="20" w:line="208" w:lineRule="exact"/>
@@ -3671,7 +3590,7 @@
             <w:r/>
             <w:r>
               <w:rPr>
-                <w:rFonts w:ascii="Times New Roman" w:hAnsi="Times New Roman" w:eastAsia="신명조"/>
+                <w:rFonts w:ascii="Times New Roman" w:hAnsi="Times New Roman" w:eastAsia="AppleMyungjo"/>
                 <w:b w:val="0"/>
                 <w:i w:val="0"/>
                 <w:spacing w:val="-5"/>
@@ -3700,7 +3619,6 @@
           <w:p>
             <w:pPr>
               <w:keepNext/>
-              <w:wordWrap w:val="0"/>
               <w:autoSpaceDE w:val="0"/>
               <w:autoSpaceDN w:val="0"/>
               <w:spacing w:after="20" w:before="20" w:line="208" w:lineRule="exact"/>
@@ -3708,7 +3626,7 @@
             <w:r/>
             <w:r>
               <w:rPr>
-                <w:rFonts w:ascii="Times New Roman" w:hAnsi="Times New Roman" w:eastAsia="신명조"/>
+                <w:rFonts w:ascii="Times New Roman" w:hAnsi="Times New Roman" w:eastAsia="AppleMyungjo"/>
                 <w:b w:val="0"/>
                 <w:i w:val="0"/>
                 <w:spacing w:val="-5"/>
@@ -3732,7 +3650,6 @@
           <w:p>
             <w:pPr>
               <w:keepNext/>
-              <w:wordWrap w:val="0"/>
               <w:autoSpaceDE w:val="0"/>
               <w:autoSpaceDN w:val="0"/>
               <w:spacing w:after="20" w:before="20" w:line="208" w:lineRule="exact"/>
@@ -3740,7 +3657,7 @@
             <w:r/>
             <w:r>
               <w:rPr>
-                <w:rFonts w:ascii="Times New Roman" w:hAnsi="Times New Roman" w:eastAsia="신명조"/>
+                <w:rFonts w:ascii="Times New Roman" w:hAnsi="Times New Roman" w:eastAsia="AppleMyungjo"/>
                 <w:b w:val="0"/>
                 <w:i w:val="0"/>
                 <w:spacing w:val="-5"/>
@@ -3769,7 +3686,6 @@
           <w:p>
             <w:pPr>
               <w:keepNext/>
-              <w:wordWrap w:val="0"/>
               <w:autoSpaceDE w:val="0"/>
               <w:autoSpaceDN w:val="0"/>
               <w:spacing w:after="20" w:before="20" w:line="208" w:lineRule="exact"/>
@@ -3777,7 +3693,7 @@
             <w:r/>
             <w:r>
               <w:rPr>
-                <w:rFonts w:ascii="Times New Roman" w:hAnsi="Times New Roman" w:eastAsia="신명조"/>
+                <w:rFonts w:ascii="Times New Roman" w:hAnsi="Times New Roman" w:eastAsia="AppleMyungjo"/>
                 <w:b w:val="0"/>
                 <w:i w:val="0"/>
                 <w:spacing w:val="-5"/>
@@ -3801,7 +3717,6 @@
           <w:p>
             <w:pPr>
               <w:keepNext/>
-              <w:wordWrap w:val="0"/>
               <w:autoSpaceDE w:val="0"/>
               <w:autoSpaceDN w:val="0"/>
               <w:spacing w:after="20" w:before="20" w:line="208" w:lineRule="exact"/>
@@ -3809,7 +3724,7 @@
             <w:r/>
             <w:r>
               <w:rPr>
-                <w:rFonts w:ascii="Times New Roman" w:hAnsi="Times New Roman" w:eastAsia="신명조"/>
+                <w:rFonts w:ascii="Times New Roman" w:hAnsi="Times New Roman" w:eastAsia="AppleMyungjo"/>
                 <w:b w:val="0"/>
                 <w:i w:val="0"/>
                 <w:spacing w:val="-5"/>
@@ -3838,7 +3753,6 @@
           <w:p>
             <w:pPr>
               <w:keepNext/>
-              <w:wordWrap w:val="0"/>
               <w:autoSpaceDE w:val="0"/>
               <w:autoSpaceDN w:val="0"/>
               <w:spacing w:after="20" w:before="20" w:line="208" w:lineRule="exact"/>
@@ -3846,7 +3760,7 @@
             <w:r/>
             <w:r>
               <w:rPr>
-                <w:rFonts w:ascii="Times New Roman" w:hAnsi="Times New Roman" w:eastAsia="신명조"/>
+                <w:rFonts w:ascii="Times New Roman" w:hAnsi="Times New Roman" w:eastAsia="AppleMyungjo"/>
                 <w:b w:val="0"/>
                 <w:i w:val="0"/>
                 <w:spacing w:val="-5"/>
@@ -3870,7 +3784,6 @@
           <w:p>
             <w:pPr>
               <w:keepNext/>
-              <w:wordWrap w:val="0"/>
               <w:autoSpaceDE w:val="0"/>
               <w:autoSpaceDN w:val="0"/>
               <w:spacing w:after="20" w:before="20" w:line="208" w:lineRule="exact"/>
@@ -3878,7 +3791,7 @@
             <w:r/>
             <w:r>
               <w:rPr>
-                <w:rFonts w:ascii="Times New Roman" w:hAnsi="Times New Roman" w:eastAsia="신명조"/>
+                <w:rFonts w:ascii="Times New Roman" w:hAnsi="Times New Roman" w:eastAsia="AppleMyungjo"/>
                 <w:b w:val="0"/>
                 <w:i w:val="0"/>
                 <w:spacing w:val="-5"/>
@@ -3906,7 +3819,6 @@
           </w:tcPr>
           <w:p>
             <w:pPr>
-              <w:wordWrap w:val="0"/>
               <w:autoSpaceDE w:val="0"/>
               <w:autoSpaceDN w:val="0"/>
               <w:spacing w:after="20" w:before="20" w:line="208" w:lineRule="exact"/>
@@ -3914,7 +3826,7 @@
             <w:r/>
             <w:r>
               <w:rPr>
-                <w:rFonts w:ascii="Times New Roman" w:hAnsi="Times New Roman" w:eastAsia="신명조"/>
+                <w:rFonts w:ascii="Times New Roman" w:hAnsi="Times New Roman" w:eastAsia="AppleMyungjo"/>
                 <w:b w:val="0"/>
                 <w:i w:val="0"/>
                 <w:spacing w:val="-5"/>
@@ -3937,7 +3849,6 @@
           </w:tcPr>
           <w:p>
             <w:pPr>
-              <w:wordWrap w:val="0"/>
               <w:autoSpaceDE w:val="0"/>
               <w:autoSpaceDN w:val="0"/>
               <w:spacing w:after="20" w:before="20" w:line="208" w:lineRule="exact"/>
@@ -3945,7 +3856,7 @@
             <w:r/>
             <w:r>
               <w:rPr>
-                <w:rFonts w:ascii="Times New Roman" w:hAnsi="Times New Roman" w:eastAsia="신명조"/>
+                <w:rFonts w:ascii="Times New Roman" w:hAnsi="Times New Roman" w:eastAsia="AppleMyungjo"/>
                 <w:b w:val="0"/>
                 <w:i w:val="0"/>
                 <w:spacing w:val="-5"/>
@@ -3966,18 +3877,17 @@
     <w:p>
       <w:pPr>
         <w:keepNext/>
-        <w:wordWrap w:val="0"/>
         <w:autoSpaceDE w:val="0"/>
         <w:autoSpaceDN w:val="0"/>
-        <w:spacing w:after="80" w:before="0" w:line="300" w:lineRule="auto"/>
+        <w:spacing w:after="280" w:before="360" w:line="300" w:lineRule="auto"/>
       </w:pPr>
       <w:r>
         <w:rPr>
-          <w:rFonts w:ascii="Times New Roman" w:hAnsi="Times New Roman" w:eastAsia="견고딕"/>
+          <w:rFonts w:ascii="Times New Roman" w:hAnsi="Times New Roman" w:eastAsia="Apple SD Gothic Neo"/>
           <w:b/>
           <w:i w:val="0"/>
           <w:spacing w:val="0"/>
-          <w:w w:val="95"/>
+          <w:w w:val="97"/>
           <w:sz w:val="20"/>
         </w:rPr>
         <w:t>4. 자료와 실험 설계</w:t>
@@ -3986,15 +3896,14 @@
     <w:p>
       <w:pPr>
         <w:keepNext/>
-        <w:wordWrap w:val="0"/>
         <w:autoSpaceDE w:val="0"/>
         <w:autoSpaceDN w:val="0"/>
-        <w:spacing w:after="60" w:before="0" w:line="300" w:lineRule="auto"/>
+        <w:spacing w:after="20" w:before="0" w:line="300" w:lineRule="auto"/>
       </w:pPr>
       <w:r>
         <w:rPr>
-          <w:rFonts w:ascii="Times New Roman" w:hAnsi="Times New Roman" w:eastAsia="중고딕"/>
-          <w:b w:val="0"/>
+          <w:rFonts w:ascii="Times New Roman" w:hAnsi="Times New Roman" w:eastAsia="Apple SD Gothic Neo"/>
+          <w:b/>
           <w:i w:val="0"/>
           <w:spacing w:val="-9"/>
           <w:w w:val="95"/>
@@ -4005,7 +3914,6 @@
     </w:p>
     <w:p>
       <w:pPr>
-        <w:wordWrap w:val="0"/>
         <w:autoSpaceDE w:val="0"/>
         <w:autoSpaceDN w:val="0"/>
         <w:spacing w:after="80" w:before="0" w:line="280" w:lineRule="exact"/>
@@ -4014,11 +3922,11 @@
       </w:pPr>
       <w:r>
         <w:rPr>
-          <w:rFonts w:ascii="Times New Roman" w:hAnsi="Times New Roman" w:eastAsia="신명조"/>
+          <w:rFonts w:ascii="Times New Roman" w:hAnsi="Times New Roman" w:eastAsia="AppleMyungjo"/>
           <w:b w:val="0"/>
           <w:i w:val="0"/>
           <w:spacing w:val="-5"/>
-          <w:w w:val="95"/>
+          <w:w w:val="100"/>
           <w:sz w:val="18"/>
         </w:rPr>
         <w:t>분석 자료는 코스피200 구성종목 201개의 2015년 1월 2일부터 2026년 10월 16일까지 일별 자료 519,617행이며, 종목당 최대 2,892거래일이다. 종목 목록은 2026년 9월 8일 지수 구성종목 조회 결과이며, 그 시점에 201개가 조회되었다. 지수와 투자자 수급 계열을 포함해 모두 키움증권 Open API로 수집하였다. 거래정지일은 거래량 0과 시가=고가=저가=종가로 입력되는데, 제거하지 않으면 허위의 0 수익률이 생겨 변동성 추정을 왜곡하므로 지표 산출 이전에 제거하였다. 종목별 거래일이 크게 상이하다. 가장 짧은 종목은 35거래일뿐이어서 201종목이 모두 존재하는 공통 달력은 35일로 줄어들고, 이를 강제하면 전체 행의 98.6%가 소실된다. 따라서 윈도우는 각 종목의 자기 행 위에서 구성하였다. 모형과 평가 코드는 교신저자에게 요청하면 제공하며, 원자료는 증권사 API 이용 약관상 재배포할 수 없다.</w:t>
@@ -4027,15 +3935,14 @@
     <w:p>
       <w:pPr>
         <w:keepNext/>
-        <w:wordWrap w:val="0"/>
         <w:autoSpaceDE w:val="0"/>
         <w:autoSpaceDN w:val="0"/>
-        <w:spacing w:after="60" w:before="0" w:line="300" w:lineRule="auto"/>
+        <w:spacing w:after="20" w:before="0" w:line="300" w:lineRule="auto"/>
       </w:pPr>
       <w:r>
         <w:rPr>
-          <w:rFonts w:ascii="Times New Roman" w:hAnsi="Times New Roman" w:eastAsia="중고딕"/>
-          <w:b w:val="0"/>
+          <w:rFonts w:ascii="Times New Roman" w:hAnsi="Times New Roman" w:eastAsia="Apple SD Gothic Neo"/>
+          <w:b/>
           <w:i w:val="0"/>
           <w:spacing w:val="-9"/>
           <w:w w:val="95"/>
@@ -4046,7 +3953,6 @@
     </w:p>
     <w:p>
       <w:pPr>
-        <w:wordWrap w:val="0"/>
         <w:autoSpaceDE w:val="0"/>
         <w:autoSpaceDN w:val="0"/>
         <w:spacing w:after="80" w:before="0" w:line="280" w:lineRule="exact"/>
@@ -4055,11 +3961,11 @@
       </w:pPr>
       <w:r>
         <w:rPr>
-          <w:rFonts w:ascii="Times New Roman" w:hAnsi="Times New Roman" w:eastAsia="신명조"/>
+          <w:rFonts w:ascii="Times New Roman" w:hAnsi="Times New Roman" w:eastAsia="AppleMyungjo"/>
           <w:b w:val="0"/>
           <w:i w:val="0"/>
           <w:spacing w:val="-5"/>
-          <w:w w:val="95"/>
+          <w:w w:val="100"/>
           <w:sz w:val="18"/>
         </w:rPr>
         <w:t>&lt;Table 3&gt;은 입력 변수의 구성이다. 동적 30채널 가운데 기술적 지표 8채널은 수렴·발산 지표(3), 상대강도지수, 상품채널지수, 볼린저 밴드(2), 실질변동폭(ATR)이다.</w:t>
@@ -4068,14 +3974,13 @@
     <w:p>
       <w:pPr>
         <w:keepNext/>
-        <w:wordWrap w:val="0"/>
         <w:autoSpaceDE w:val="0"/>
         <w:autoSpaceDN w:val="0"/>
         <w:spacing w:after="40" w:before="0" w:line="220" w:lineRule="exact"/>
       </w:pPr>
       <w:r>
         <w:rPr>
-          <w:rFonts w:ascii="Times New Roman" w:hAnsi="Times New Roman" w:eastAsia="중고딕"/>
+          <w:rFonts w:ascii="Times New Roman" w:hAnsi="Times New Roman" w:eastAsia="Apple SD Gothic Neo"/>
           <w:b w:val="0"/>
           <w:i w:val="0"/>
           <w:spacing w:val="-8"/>
@@ -4118,7 +4023,6 @@
           <w:p>
             <w:pPr>
               <w:keepNext/>
-              <w:wordWrap w:val="0"/>
               <w:autoSpaceDE w:val="0"/>
               <w:autoSpaceDN w:val="0"/>
               <w:spacing w:after="20" w:before="20" w:line="208" w:lineRule="exact"/>
@@ -4126,7 +4030,7 @@
             <w:r/>
             <w:r>
               <w:rPr>
-                <w:rFonts w:ascii="Times New Roman" w:hAnsi="Times New Roman" w:eastAsia="신명조"/>
+                <w:rFonts w:ascii="Times New Roman" w:hAnsi="Times New Roman" w:eastAsia="AppleMyungjo"/>
                 <w:b/>
                 <w:i w:val="0"/>
                 <w:spacing w:val="-5"/>
@@ -4150,7 +4054,6 @@
           <w:p>
             <w:pPr>
               <w:keepNext/>
-              <w:wordWrap w:val="0"/>
               <w:autoSpaceDE w:val="0"/>
               <w:autoSpaceDN w:val="0"/>
               <w:spacing w:after="20" w:before="20" w:line="208" w:lineRule="exact"/>
@@ -4158,7 +4061,7 @@
             <w:r/>
             <w:r>
               <w:rPr>
-                <w:rFonts w:ascii="Times New Roman" w:hAnsi="Times New Roman" w:eastAsia="신명조"/>
+                <w:rFonts w:ascii="Times New Roman" w:hAnsi="Times New Roman" w:eastAsia="AppleMyungjo"/>
                 <w:b/>
                 <w:i w:val="0"/>
                 <w:spacing w:val="-5"/>
@@ -4182,7 +4085,6 @@
           <w:p>
             <w:pPr>
               <w:keepNext/>
-              <w:wordWrap w:val="0"/>
               <w:autoSpaceDE w:val="0"/>
               <w:autoSpaceDN w:val="0"/>
               <w:spacing w:after="20" w:before="20" w:line="208" w:lineRule="exact"/>
@@ -4190,7 +4092,7 @@
             <w:r/>
             <w:r>
               <w:rPr>
-                <w:rFonts w:ascii="Times New Roman" w:hAnsi="Times New Roman" w:eastAsia="신명조"/>
+                <w:rFonts w:ascii="Times New Roman" w:hAnsi="Times New Roman" w:eastAsia="AppleMyungjo"/>
                 <w:b/>
                 <w:i w:val="0"/>
                 <w:spacing w:val="-5"/>
@@ -4219,7 +4121,6 @@
           <w:p>
             <w:pPr>
               <w:keepNext/>
-              <w:wordWrap w:val="0"/>
               <w:autoSpaceDE w:val="0"/>
               <w:autoSpaceDN w:val="0"/>
               <w:spacing w:after="20" w:before="20" w:line="208" w:lineRule="exact"/>
@@ -4227,7 +4128,7 @@
             <w:r/>
             <w:r>
               <w:rPr>
-                <w:rFonts w:ascii="Times New Roman" w:hAnsi="Times New Roman" w:eastAsia="신명조"/>
+                <w:rFonts w:ascii="Times New Roman" w:hAnsi="Times New Roman" w:eastAsia="AppleMyungjo"/>
                 <w:b w:val="0"/>
                 <w:i w:val="0"/>
                 <w:spacing w:val="-5"/>
@@ -4251,7 +4152,6 @@
           <w:p>
             <w:pPr>
               <w:keepNext/>
-              <w:wordWrap w:val="0"/>
               <w:autoSpaceDE w:val="0"/>
               <w:autoSpaceDN w:val="0"/>
               <w:spacing w:after="20" w:before="20" w:line="208" w:lineRule="exact"/>
@@ -4259,7 +4159,7 @@
             <w:r/>
             <w:r>
               <w:rPr>
-                <w:rFonts w:ascii="Times New Roman" w:hAnsi="Times New Roman" w:eastAsia="신명조"/>
+                <w:rFonts w:ascii="Times New Roman" w:hAnsi="Times New Roman" w:eastAsia="AppleMyungjo"/>
                 <w:b w:val="0"/>
                 <w:i w:val="0"/>
                 <w:spacing w:val="-5"/>
@@ -4283,7 +4183,6 @@
           <w:p>
             <w:pPr>
               <w:keepNext/>
-              <w:wordWrap w:val="0"/>
               <w:autoSpaceDE w:val="0"/>
               <w:autoSpaceDN w:val="0"/>
               <w:spacing w:after="20" w:before="20" w:line="208" w:lineRule="exact"/>
@@ -4291,7 +4190,7 @@
             <w:r/>
             <w:r>
               <w:rPr>
-                <w:rFonts w:ascii="Times New Roman" w:hAnsi="Times New Roman" w:eastAsia="신명조"/>
+                <w:rFonts w:ascii="Times New Roman" w:hAnsi="Times New Roman" w:eastAsia="AppleMyungjo"/>
                 <w:b w:val="0"/>
                 <w:i w:val="0"/>
                 <w:spacing w:val="-5"/>
@@ -4320,7 +4219,6 @@
           <w:p>
             <w:pPr>
               <w:keepNext/>
-              <w:wordWrap w:val="0"/>
               <w:autoSpaceDE w:val="0"/>
               <w:autoSpaceDN w:val="0"/>
               <w:spacing w:after="20" w:before="20" w:line="208" w:lineRule="exact"/>
@@ -4328,7 +4226,7 @@
             <w:r/>
             <w:r>
               <w:rPr>
-                <w:rFonts w:ascii="Times New Roman" w:hAnsi="Times New Roman" w:eastAsia="신명조"/>
+                <w:rFonts w:ascii="Times New Roman" w:hAnsi="Times New Roman" w:eastAsia="AppleMyungjo"/>
                 <w:b w:val="0"/>
                 <w:i w:val="0"/>
                 <w:spacing w:val="-5"/>
@@ -4352,7 +4250,6 @@
           <w:p>
             <w:pPr>
               <w:keepNext/>
-              <w:wordWrap w:val="0"/>
               <w:autoSpaceDE w:val="0"/>
               <w:autoSpaceDN w:val="0"/>
               <w:spacing w:after="20" w:before="20" w:line="208" w:lineRule="exact"/>
@@ -4360,7 +4257,7 @@
             <w:r/>
             <w:r>
               <w:rPr>
-                <w:rFonts w:ascii="Times New Roman" w:hAnsi="Times New Roman" w:eastAsia="신명조"/>
+                <w:rFonts w:ascii="Times New Roman" w:hAnsi="Times New Roman" w:eastAsia="AppleMyungjo"/>
                 <w:b w:val="0"/>
                 <w:i w:val="0"/>
                 <w:spacing w:val="-5"/>
@@ -4384,7 +4281,6 @@
           <w:p>
             <w:pPr>
               <w:keepNext/>
-              <w:wordWrap w:val="0"/>
               <w:autoSpaceDE w:val="0"/>
               <w:autoSpaceDN w:val="0"/>
               <w:spacing w:after="20" w:before="20" w:line="208" w:lineRule="exact"/>
@@ -4392,7 +4288,7 @@
             <w:r/>
             <w:r>
               <w:rPr>
-                <w:rFonts w:ascii="Times New Roman" w:hAnsi="Times New Roman" w:eastAsia="신명조"/>
+                <w:rFonts w:ascii="Times New Roman" w:hAnsi="Times New Roman" w:eastAsia="AppleMyungjo"/>
                 <w:b w:val="0"/>
                 <w:i w:val="0"/>
                 <w:spacing w:val="-5"/>
@@ -4420,7 +4316,6 @@
           </w:tcPr>
           <w:p>
             <w:pPr>
-              <w:wordWrap w:val="0"/>
               <w:autoSpaceDE w:val="0"/>
               <w:autoSpaceDN w:val="0"/>
               <w:spacing w:after="20" w:before="20" w:line="208" w:lineRule="exact"/>
@@ -4428,7 +4323,7 @@
             <w:r/>
             <w:r>
               <w:rPr>
-                <w:rFonts w:ascii="Times New Roman" w:hAnsi="Times New Roman" w:eastAsia="신명조"/>
+                <w:rFonts w:ascii="Times New Roman" w:hAnsi="Times New Roman" w:eastAsia="AppleMyungjo"/>
                 <w:b w:val="0"/>
                 <w:i w:val="0"/>
                 <w:spacing w:val="-5"/>
@@ -4451,7 +4346,6 @@
           </w:tcPr>
           <w:p>
             <w:pPr>
-              <w:wordWrap w:val="0"/>
               <w:autoSpaceDE w:val="0"/>
               <w:autoSpaceDN w:val="0"/>
               <w:spacing w:after="20" w:before="20" w:line="208" w:lineRule="exact"/>
@@ -4459,7 +4353,7 @@
             <w:r/>
             <w:r>
               <w:rPr>
-                <w:rFonts w:ascii="Times New Roman" w:hAnsi="Times New Roman" w:eastAsia="신명조"/>
+                <w:rFonts w:ascii="Times New Roman" w:hAnsi="Times New Roman" w:eastAsia="AppleMyungjo"/>
                 <w:b w:val="0"/>
                 <w:i w:val="0"/>
                 <w:spacing w:val="-5"/>
@@ -4482,7 +4376,6 @@
           </w:tcPr>
           <w:p>
             <w:pPr>
-              <w:wordWrap w:val="0"/>
               <w:autoSpaceDE w:val="0"/>
               <w:autoSpaceDN w:val="0"/>
               <w:spacing w:after="20" w:before="20" w:line="208" w:lineRule="exact"/>
@@ -4490,7 +4383,7 @@
             <w:r/>
             <w:r>
               <w:rPr>
-                <w:rFonts w:ascii="Times New Roman" w:hAnsi="Times New Roman" w:eastAsia="신명조"/>
+                <w:rFonts w:ascii="Times New Roman" w:hAnsi="Times New Roman" w:eastAsia="AppleMyungjo"/>
                 <w:b w:val="0"/>
                 <w:i w:val="0"/>
                 <w:spacing w:val="-5"/>
@@ -4510,7 +4403,6 @@
     </w:p>
     <w:p>
       <w:pPr>
-        <w:wordWrap w:val="0"/>
         <w:autoSpaceDE w:val="0"/>
         <w:autoSpaceDN w:val="0"/>
         <w:spacing w:after="80" w:before="0" w:line="280" w:lineRule="exact"/>
@@ -4519,11 +4411,11 @@
       </w:pPr>
       <w:r>
         <w:rPr>
-          <w:rFonts w:ascii="Times New Roman" w:hAnsi="Times New Roman" w:eastAsia="신명조"/>
+          <w:rFonts w:ascii="Times New Roman" w:hAnsi="Times New Roman" w:eastAsia="AppleMyungjo"/>
           <w:b w:val="0"/>
           <w:i w:val="0"/>
           <w:spacing w:val="-5"/>
-          <w:w w:val="95"/>
+          <w:w w:val="100"/>
           <w:sz w:val="18"/>
         </w:rPr>
         <w:t>정적 범주형 세 개는 섹터, 시가총액 구간, 요일이다. 시가총액 구간은 학습구간 종료일의 값으로 고정하였고, 요일은 사전 알려진 공변량이나 구현에서는 윈도우 마지막 날의 값을 정적 입력으로 넣었다.</w:t>
@@ -4531,7 +4423,6 @@
     </w:p>
     <w:p>
       <w:pPr>
-        <w:wordWrap w:val="0"/>
         <w:autoSpaceDE w:val="0"/>
         <w:autoSpaceDN w:val="0"/>
         <w:spacing w:after="80" w:before="0" w:line="280" w:lineRule="exact"/>
@@ -4540,11 +4431,11 @@
       </w:pPr>
       <w:r>
         <w:rPr>
-          <w:rFonts w:ascii="Times New Roman" w:hAnsi="Times New Roman" w:eastAsia="신명조"/>
+          <w:rFonts w:ascii="Times New Roman" w:hAnsi="Times New Roman" w:eastAsia="AppleMyungjo"/>
           <w:b w:val="0"/>
           <w:i w:val="0"/>
           <w:spacing w:val="-5"/>
-          <w:w w:val="95"/>
+          <w:w w:val="100"/>
           <w:sz w:val="18"/>
         </w:rPr>
         <w:t>가격 수준은 직접 사용하지 않는다. 이동평균은 종가 대비 괴리율로, 수렴·발산 지표와 ATR은 종가로 나누어, 유계 지표는 재척도하여 입력한다. 목표변수는 코스피200 대비 초과분으로 정의한 5일 누적 로그수익률이다(식 6).</w:t>
@@ -4552,7 +4443,6 @@
     </w:p>
     <w:p>
       <w:pPr>
-        <w:wordWrap w:val="0"/>
         <w:autoSpaceDE w:val="0"/>
         <w:autoSpaceDN w:val="0"/>
         <w:spacing w:after="80" w:before="0" w:line="280" w:lineRule="exact"/>
@@ -4560,22 +4450,22 @@
       </w:pPr>
       <w:r>
         <w:rPr>
-          <w:rFonts w:ascii="Times New Roman" w:hAnsi="Times New Roman" w:eastAsia="신명조"/>
+          <w:rFonts w:ascii="Times New Roman" w:hAnsi="Times New Roman" w:eastAsia="AppleMyungjo"/>
           <w:b w:val="0"/>
           <w:i/>
           <w:spacing w:val="-5"/>
-          <w:w w:val="95"/>
+          <w:w w:val="100"/>
           <w:sz w:val="18"/>
         </w:rPr>
         <w:t>y</w:t>
       </w:r>
       <w:r>
         <w:rPr>
-          <w:rFonts w:ascii="Times New Roman" w:hAnsi="Times New Roman" w:eastAsia="신명조"/>
+          <w:rFonts w:ascii="Times New Roman" w:hAnsi="Times New Roman" w:eastAsia="AppleMyungjo"/>
           <w:b w:val="0"/>
           <w:i/>
           <w:spacing w:val="-5"/>
-          <w:w w:val="95"/>
+          <w:w w:val="100"/>
           <w:sz w:val="18"/>
           <w:vertAlign w:val="subscript"/>
         </w:rPr>
@@ -4583,22 +4473,22 @@
       </w:r>
       <w:r>
         <w:rPr>
-          <w:rFonts w:ascii="Times New Roman" w:hAnsi="Times New Roman" w:eastAsia="신명조"/>
+          <w:rFonts w:ascii="Times New Roman" w:hAnsi="Times New Roman" w:eastAsia="AppleMyungjo"/>
           <w:b w:val="0"/>
           <w:i w:val="0"/>
           <w:spacing w:val="-5"/>
-          <w:w w:val="95"/>
+          <w:w w:val="100"/>
           <w:sz w:val="18"/>
         </w:rPr>
         <w:t xml:space="preserve"> = Σ</w:t>
       </w:r>
       <w:r>
         <w:rPr>
-          <w:rFonts w:ascii="Times New Roman" w:hAnsi="Times New Roman" w:eastAsia="신명조"/>
+          <w:rFonts w:ascii="Times New Roman" w:hAnsi="Times New Roman" w:eastAsia="AppleMyungjo"/>
           <w:b w:val="0"/>
           <w:i/>
           <w:spacing w:val="-5"/>
-          <w:w w:val="95"/>
+          <w:w w:val="100"/>
           <w:sz w:val="18"/>
           <w:vertAlign w:val="subscript"/>
         </w:rPr>
@@ -4606,11 +4496,11 @@
       </w:r>
       <w:r>
         <w:rPr>
-          <w:rFonts w:ascii="Times New Roman" w:hAnsi="Times New Roman" w:eastAsia="신명조"/>
+          <w:rFonts w:ascii="Times New Roman" w:hAnsi="Times New Roman" w:eastAsia="AppleMyungjo"/>
           <w:b w:val="0"/>
           <w:i/>
           <w:spacing w:val="-5"/>
-          <w:w w:val="95"/>
+          <w:w w:val="100"/>
           <w:sz w:val="18"/>
           <w:vertAlign w:val="superscript"/>
         </w:rPr>
@@ -4618,33 +4508,33 @@
       </w:r>
       <w:r>
         <w:rPr>
-          <w:rFonts w:ascii="Times New Roman" w:hAnsi="Times New Roman" w:eastAsia="신명조"/>
+          <w:rFonts w:ascii="Times New Roman" w:hAnsi="Times New Roman" w:eastAsia="AppleMyungjo"/>
           <w:b w:val="0"/>
           <w:i w:val="0"/>
           <w:spacing w:val="-5"/>
-          <w:w w:val="95"/>
+          <w:w w:val="100"/>
           <w:sz w:val="18"/>
         </w:rPr>
         <w:t xml:space="preserve"> </w:t>
       </w:r>
       <w:r>
         <w:rPr>
-          <w:rFonts w:ascii="Times New Roman" w:hAnsi="Times New Roman" w:eastAsia="신명조"/>
+          <w:rFonts w:ascii="Times New Roman" w:hAnsi="Times New Roman" w:eastAsia="AppleMyungjo"/>
           <w:b w:val="0"/>
           <w:i/>
           <w:spacing w:val="-5"/>
-          <w:w w:val="95"/>
+          <w:w w:val="100"/>
           <w:sz w:val="18"/>
         </w:rPr>
         <w:t>r</w:t>
       </w:r>
       <w:r>
         <w:rPr>
-          <w:rFonts w:ascii="Times New Roman" w:hAnsi="Times New Roman" w:eastAsia="신명조"/>
+          <w:rFonts w:ascii="Times New Roman" w:hAnsi="Times New Roman" w:eastAsia="AppleMyungjo"/>
           <w:b w:val="0"/>
           <w:i/>
           <w:spacing w:val="-5"/>
-          <w:w w:val="95"/>
+          <w:w w:val="100"/>
           <w:sz w:val="18"/>
           <w:vertAlign w:val="subscript"/>
         </w:rPr>
@@ -4652,22 +4542,22 @@
       </w:r>
       <w:r>
         <w:rPr>
-          <w:rFonts w:ascii="Times New Roman" w:hAnsi="Times New Roman" w:eastAsia="신명조"/>
+          <w:rFonts w:ascii="Times New Roman" w:hAnsi="Times New Roman" w:eastAsia="AppleMyungjo"/>
           <w:b w:val="0"/>
           <w:i w:val="0"/>
           <w:spacing w:val="-5"/>
-          <w:w w:val="95"/>
+          <w:w w:val="100"/>
           <w:sz w:val="18"/>
         </w:rPr>
         <w:t xml:space="preserve"> − Σ</w:t>
       </w:r>
       <w:r>
         <w:rPr>
-          <w:rFonts w:ascii="Times New Roman" w:hAnsi="Times New Roman" w:eastAsia="신명조"/>
+          <w:rFonts w:ascii="Times New Roman" w:hAnsi="Times New Roman" w:eastAsia="AppleMyungjo"/>
           <w:b w:val="0"/>
           <w:i/>
           <w:spacing w:val="-5"/>
-          <w:w w:val="95"/>
+          <w:w w:val="100"/>
           <w:sz w:val="18"/>
           <w:vertAlign w:val="subscript"/>
         </w:rPr>
@@ -4675,11 +4565,11 @@
       </w:r>
       <w:r>
         <w:rPr>
-          <w:rFonts w:ascii="Times New Roman" w:hAnsi="Times New Roman" w:eastAsia="신명조"/>
+          <w:rFonts w:ascii="Times New Roman" w:hAnsi="Times New Roman" w:eastAsia="AppleMyungjo"/>
           <w:b w:val="0"/>
           <w:i/>
           <w:spacing w:val="-5"/>
-          <w:w w:val="95"/>
+          <w:w w:val="100"/>
           <w:sz w:val="18"/>
           <w:vertAlign w:val="superscript"/>
         </w:rPr>
@@ -4687,33 +4577,33 @@
       </w:r>
       <w:r>
         <w:rPr>
-          <w:rFonts w:ascii="Times New Roman" w:hAnsi="Times New Roman" w:eastAsia="신명조"/>
+          <w:rFonts w:ascii="Times New Roman" w:hAnsi="Times New Roman" w:eastAsia="AppleMyungjo"/>
           <w:b w:val="0"/>
           <w:i w:val="0"/>
           <w:spacing w:val="-5"/>
-          <w:w w:val="95"/>
+          <w:w w:val="100"/>
           <w:sz w:val="18"/>
         </w:rPr>
         <w:t xml:space="preserve"> </w:t>
       </w:r>
       <w:r>
         <w:rPr>
-          <w:rFonts w:ascii="Times New Roman" w:hAnsi="Times New Roman" w:eastAsia="신명조"/>
+          <w:rFonts w:ascii="Times New Roman" w:hAnsi="Times New Roman" w:eastAsia="AppleMyungjo"/>
           <w:b w:val="0"/>
           <w:i/>
           <w:spacing w:val="-5"/>
-          <w:w w:val="95"/>
+          <w:w w:val="100"/>
           <w:sz w:val="18"/>
         </w:rPr>
         <w:t>r</w:t>
       </w:r>
       <w:r>
         <w:rPr>
-          <w:rFonts w:ascii="Times New Roman" w:hAnsi="Times New Roman" w:eastAsia="신명조"/>
+          <w:rFonts w:ascii="Times New Roman" w:hAnsi="Times New Roman" w:eastAsia="AppleMyungjo"/>
           <w:b w:val="0"/>
           <w:i/>
           <w:spacing w:val="-5"/>
-          <w:w w:val="95"/>
+          <w:w w:val="100"/>
           <w:sz w:val="18"/>
           <w:vertAlign w:val="superscript"/>
         </w:rPr>
@@ -4721,11 +4611,11 @@
       </w:r>
       <w:r>
         <w:rPr>
-          <w:rFonts w:ascii="Times New Roman" w:hAnsi="Times New Roman" w:eastAsia="신명조"/>
+          <w:rFonts w:ascii="Times New Roman" w:hAnsi="Times New Roman" w:eastAsia="AppleMyungjo"/>
           <w:b w:val="0"/>
           <w:i/>
           <w:spacing w:val="-5"/>
-          <w:w w:val="95"/>
+          <w:w w:val="100"/>
           <w:sz w:val="18"/>
           <w:vertAlign w:val="subscript"/>
         </w:rPr>
@@ -4733,11 +4623,11 @@
       </w:r>
       <w:r>
         <w:rPr>
-          <w:rFonts w:ascii="Times New Roman" w:hAnsi="Times New Roman" w:eastAsia="신명조"/>
+          <w:rFonts w:ascii="Times New Roman" w:hAnsi="Times New Roman" w:eastAsia="AppleMyungjo"/>
           <w:b w:val="0"/>
           <w:i w:val="0"/>
           <w:spacing w:val="-5"/>
-          <w:w w:val="95"/>
+          <w:w w:val="100"/>
           <w:sz w:val="18"/>
         </w:rPr>
         <w:t xml:space="preserve">    (6)</w:t>
@@ -4745,7 +4635,6 @@
     </w:p>
     <w:p>
       <w:pPr>
-        <w:wordWrap w:val="0"/>
         <w:autoSpaceDE w:val="0"/>
         <w:autoSpaceDN w:val="0"/>
         <w:spacing w:after="80" w:before="0" w:line="280" w:lineRule="exact"/>
@@ -4754,22 +4643,22 @@
       </w:pPr>
       <w:r>
         <w:rPr>
-          <w:rFonts w:ascii="Times New Roman" w:hAnsi="Times New Roman" w:eastAsia="신명조"/>
+          <w:rFonts w:ascii="Times New Roman" w:hAnsi="Times New Roman" w:eastAsia="AppleMyungjo"/>
           <w:b w:val="0"/>
           <w:i/>
           <w:spacing w:val="-5"/>
-          <w:w w:val="95"/>
+          <w:w w:val="100"/>
           <w:sz w:val="18"/>
         </w:rPr>
         <w:t>r</w:t>
       </w:r>
       <w:r>
         <w:rPr>
-          <w:rFonts w:ascii="Times New Roman" w:hAnsi="Times New Roman" w:eastAsia="신명조"/>
+          <w:rFonts w:ascii="Times New Roman" w:hAnsi="Times New Roman" w:eastAsia="AppleMyungjo"/>
           <w:b w:val="0"/>
           <w:i/>
           <w:spacing w:val="-5"/>
-          <w:w w:val="95"/>
+          <w:w w:val="100"/>
           <w:sz w:val="18"/>
           <w:vertAlign w:val="subscript"/>
         </w:rPr>
@@ -4777,33 +4666,33 @@
       </w:r>
       <w:r>
         <w:rPr>
-          <w:rFonts w:ascii="Times New Roman" w:hAnsi="Times New Roman" w:eastAsia="신명조"/>
+          <w:rFonts w:ascii="Times New Roman" w:hAnsi="Times New Roman" w:eastAsia="AppleMyungjo"/>
           <w:b w:val="0"/>
           <w:i w:val="0"/>
           <w:spacing w:val="-5"/>
-          <w:w w:val="95"/>
+          <w:w w:val="100"/>
           <w:sz w:val="18"/>
         </w:rPr>
         <w:t xml:space="preserve">는 일별 로그수익률이고 </w:t>
       </w:r>
       <w:r>
         <w:rPr>
-          <w:rFonts w:ascii="Times New Roman" w:hAnsi="Times New Roman" w:eastAsia="신명조"/>
+          <w:rFonts w:ascii="Times New Roman" w:hAnsi="Times New Roman" w:eastAsia="AppleMyungjo"/>
           <w:b w:val="0"/>
           <w:i/>
           <w:spacing w:val="-5"/>
-          <w:w w:val="95"/>
+          <w:w w:val="100"/>
           <w:sz w:val="18"/>
         </w:rPr>
         <w:t>r</w:t>
       </w:r>
       <w:r>
         <w:rPr>
-          <w:rFonts w:ascii="Times New Roman" w:hAnsi="Times New Roman" w:eastAsia="신명조"/>
+          <w:rFonts w:ascii="Times New Roman" w:hAnsi="Times New Roman" w:eastAsia="AppleMyungjo"/>
           <w:b w:val="0"/>
           <w:i/>
           <w:spacing w:val="-5"/>
-          <w:w w:val="95"/>
+          <w:w w:val="100"/>
           <w:sz w:val="18"/>
           <w:vertAlign w:val="superscript"/>
         </w:rPr>
@@ -4811,11 +4700,11 @@
       </w:r>
       <w:r>
         <w:rPr>
-          <w:rFonts w:ascii="Times New Roman" w:hAnsi="Times New Roman" w:eastAsia="신명조"/>
+          <w:rFonts w:ascii="Times New Roman" w:hAnsi="Times New Roman" w:eastAsia="AppleMyungjo"/>
           <w:b w:val="0"/>
           <w:i/>
           <w:spacing w:val="-5"/>
-          <w:w w:val="95"/>
+          <w:w w:val="100"/>
           <w:sz w:val="18"/>
           <w:vertAlign w:val="subscript"/>
         </w:rPr>
@@ -4823,11 +4712,11 @@
       </w:r>
       <w:r>
         <w:rPr>
-          <w:rFonts w:ascii="Times New Roman" w:hAnsi="Times New Roman" w:eastAsia="신명조"/>
+          <w:rFonts w:ascii="Times New Roman" w:hAnsi="Times New Roman" w:eastAsia="AppleMyungjo"/>
           <w:b w:val="0"/>
           <w:i w:val="0"/>
           <w:spacing w:val="-5"/>
-          <w:w w:val="95"/>
+          <w:w w:val="100"/>
           <w:sz w:val="18"/>
         </w:rPr>
         <w:t>는 같은 날 코스피200의 로그수익률이다.</w:t>
@@ -4836,15 +4725,14 @@
     <w:p>
       <w:pPr>
         <w:keepNext/>
-        <w:wordWrap w:val="0"/>
         <w:autoSpaceDE w:val="0"/>
         <w:autoSpaceDN w:val="0"/>
-        <w:spacing w:after="60" w:before="0" w:line="300" w:lineRule="auto"/>
+        <w:spacing w:after="20" w:before="0" w:line="300" w:lineRule="auto"/>
       </w:pPr>
       <w:r>
         <w:rPr>
-          <w:rFonts w:ascii="Times New Roman" w:hAnsi="Times New Roman" w:eastAsia="중고딕"/>
-          <w:b w:val="0"/>
+          <w:rFonts w:ascii="Times New Roman" w:hAnsi="Times New Roman" w:eastAsia="Apple SD Gothic Neo"/>
+          <w:b/>
           <w:i w:val="0"/>
           <w:spacing w:val="-9"/>
           <w:w w:val="95"/>
@@ -4855,7 +4743,6 @@
     </w:p>
     <w:p>
       <w:pPr>
-        <w:wordWrap w:val="0"/>
         <w:autoSpaceDE w:val="0"/>
         <w:autoSpaceDN w:val="0"/>
         <w:spacing w:after="80" w:before="0" w:line="280" w:lineRule="exact"/>
@@ -4864,11 +4751,11 @@
       </w:pPr>
       <w:r>
         <w:rPr>
-          <w:rFonts w:ascii="Times New Roman" w:hAnsi="Times New Roman" w:eastAsia="신명조"/>
+          <w:rFonts w:ascii="Times New Roman" w:hAnsi="Times New Roman" w:eastAsia="AppleMyungjo"/>
           <w:b w:val="0"/>
           <w:i w:val="0"/>
           <w:spacing w:val="-5"/>
-          <w:w w:val="95"/>
+          <w:w w:val="100"/>
           <w:sz w:val="18"/>
         </w:rPr>
         <w:t>분할은 종목이 아니라 날짜 기준 전역 분할이다. 2022년까지 학습, 2023년 검증, 2024년 이후 시험이며, 목표가 5일 앞을 보므로 각 경계에 5일 격리구간을 둔다. 정규화 통계는 학습 구간 행에서만 추정한다.</w:t>
@@ -4876,7 +4763,6 @@
     </w:p>
     <w:p>
       <w:pPr>
-        <w:wordWrap w:val="0"/>
         <w:autoSpaceDE w:val="0"/>
         <w:autoSpaceDN w:val="0"/>
         <w:spacing w:after="80" w:before="0" w:line="280" w:lineRule="exact"/>
@@ -4885,11 +4771,11 @@
       </w:pPr>
       <w:r>
         <w:rPr>
-          <w:rFonts w:ascii="Times New Roman" w:hAnsi="Times New Roman" w:eastAsia="신명조"/>
+          <w:rFonts w:ascii="Times New Roman" w:hAnsi="Times New Roman" w:eastAsia="AppleMyungjo"/>
           <w:b w:val="0"/>
           <w:i w:val="0"/>
           <w:spacing w:val="-5"/>
-          <w:w w:val="95"/>
+          <w:w w:val="100"/>
           <w:sz w:val="18"/>
         </w:rPr>
         <w:t>윈도우는 120일 룩백이 해당 구간 안에 온전히 들어갈 때만 생성된다. 입력이 앞 구간에 걸치는 것 자체는 5일 격리구간이 목표값 중첩을 막으므로 누수가 아니나, 그 경우 검증 표본의 입력 대부분이 학습에서 이미 관측된 행이 되어 암기가 검증 성능을 부풀릴 여지가 남는다. 본 연구는 보수적으로 룩백 전체를 구간 안에 넣었고, 그 대가로 각 구간의 처음 120거래일이 소모되어 검증 표본이 122거래일로 줄었다. 검증 표본은 2023년 7월 3일부터 12월 28일까지 122거래일·190종목·23,086건, 시험 표본은 2024년 7월 3일부터 2026년 10월 8일까지 550거래일·198종목·106,490건이다. 자료는 2026년 10월 16일 수집분으로 동결하였고, 파일 해시와 구간별 윈도우 수를 기록하여 이후 모든 수치를 같은 표본에서 산출하였다.</w:t>
@@ -4897,7 +4783,6 @@
     </w:p>
     <w:p>
       <w:pPr>
-        <w:wordWrap w:val="0"/>
         <w:autoSpaceDE w:val="0"/>
         <w:autoSpaceDN w:val="0"/>
         <w:spacing w:after="80" w:before="0" w:line="280" w:lineRule="exact"/>
@@ -4906,11 +4791,11 @@
       </w:pPr>
       <w:r>
         <w:rPr>
-          <w:rFonts w:ascii="Times New Roman" w:hAnsi="Times New Roman" w:eastAsia="신명조"/>
+          <w:rFonts w:ascii="Times New Roman" w:hAnsi="Times New Roman" w:eastAsia="AppleMyungjo"/>
           <w:b w:val="0"/>
           <w:i w:val="0"/>
           <w:spacing w:val="-5"/>
-          <w:w w:val="95"/>
+          <w:w w:val="100"/>
           <w:sz w:val="18"/>
         </w:rPr>
         <w:t>인접 표본은 120일 중 119일의 입력과 5일 중 4일의 목표를 공유하므로 명목 학습 행 264,653건의 실질 규모는 훨씬 작다. 이 때문에 모수를 늘리면 1~2회차에 과적합되어 0.50M으로 고정하였다.</w:t>
@@ -4918,7 +4803,6 @@
     </w:p>
     <w:p>
       <w:pPr>
-        <w:wordWrap w:val="0"/>
         <w:autoSpaceDE w:val="0"/>
         <w:autoSpaceDN w:val="0"/>
         <w:spacing w:after="80" w:before="0" w:line="280" w:lineRule="exact"/>
@@ -4927,11 +4811,11 @@
       </w:pPr>
       <w:r>
         <w:rPr>
-          <w:rFonts w:ascii="Times New Roman" w:hAnsi="Times New Roman" w:eastAsia="신명조"/>
+          <w:rFonts w:ascii="Times New Roman" w:hAnsi="Times New Roman" w:eastAsia="AppleMyungjo"/>
           <w:b w:val="0"/>
           <w:i w:val="0"/>
           <w:spacing w:val="-5"/>
-          <w:w w:val="95"/>
+          <w:w w:val="100"/>
           <w:sz w:val="18"/>
         </w:rPr>
         <w:t>모든 실험은 학습 자료의 무조건부 분위수, 즉 입력을 무시하고 세 상수를 출력하는 예측기를 기준선으로 평가한다. 이를 상회하지 못하면 초매개변수 조정 문제가 아니라 변수·목표 설계의 실패로 간주한다.</w:t>
@@ -4940,15 +4824,14 @@
     <w:p>
       <w:pPr>
         <w:keepNext/>
-        <w:wordWrap w:val="0"/>
         <w:autoSpaceDE w:val="0"/>
         <w:autoSpaceDN w:val="0"/>
-        <w:spacing w:after="60" w:before="0" w:line="300" w:lineRule="auto"/>
+        <w:spacing w:after="20" w:before="0" w:line="300" w:lineRule="auto"/>
       </w:pPr>
       <w:r>
         <w:rPr>
-          <w:rFonts w:ascii="Times New Roman" w:hAnsi="Times New Roman" w:eastAsia="중고딕"/>
-          <w:b w:val="0"/>
+          <w:rFonts w:ascii="Times New Roman" w:hAnsi="Times New Roman" w:eastAsia="Apple SD Gothic Neo"/>
+          <w:b/>
           <w:i w:val="0"/>
           <w:spacing w:val="-9"/>
           <w:w w:val="95"/>
@@ -4959,7 +4842,6 @@
     </w:p>
     <w:p>
       <w:pPr>
-        <w:wordWrap w:val="0"/>
         <w:autoSpaceDE w:val="0"/>
         <w:autoSpaceDN w:val="0"/>
         <w:spacing w:after="80" w:before="0" w:line="280" w:lineRule="exact"/>
@@ -4968,11 +4850,11 @@
       </w:pPr>
       <w:r>
         <w:rPr>
-          <w:rFonts w:ascii="Times New Roman" w:hAnsi="Times New Roman" w:eastAsia="신명조"/>
+          <w:rFonts w:ascii="Times New Roman" w:hAnsi="Times New Roman" w:eastAsia="AppleMyungjo"/>
           <w:b w:val="0"/>
           <w:i w:val="0"/>
           <w:spacing w:val="-5"/>
-          <w:w w:val="95"/>
+          <w:w w:val="100"/>
           <w:sz w:val="18"/>
         </w:rPr>
         <w:t>비교하는 모든 모형에 동일한 규칙을 적용한다. 예측 구간의 폭이 최근 분포의 95분위를 넘으면 기권한다. 이 분위를 고른 근거와 바꿨을 때의 영향은 5.3절에서 따로 다룬다. '최근 분포'는 판단일부터 거슬러 달력 90일, 거래일로는 약 60일 안에 들어온 폭을 모은 것이며, 종목별로 나누지 않고 전 종목을 합친 분포다. 구간 전체의 폭 분포를 쓰면 뒤쪽 날짜의 폭이 앞쪽 날짜의 기권 판단에 흘러들어 미래 정보가 유입되기 때문이고, 모의투자에서 실제로 쓰는 방식과도 같다.</w:t>
@@ -4981,18 +4863,17 @@
     <w:p>
       <w:pPr>
         <w:keepNext/>
-        <w:wordWrap w:val="0"/>
         <w:autoSpaceDE w:val="0"/>
         <w:autoSpaceDN w:val="0"/>
-        <w:spacing w:after="80" w:before="0" w:line="300" w:lineRule="auto"/>
+        <w:spacing w:after="280" w:before="360" w:line="300" w:lineRule="auto"/>
       </w:pPr>
       <w:r>
         <w:rPr>
-          <w:rFonts w:ascii="Times New Roman" w:hAnsi="Times New Roman" w:eastAsia="견고딕"/>
+          <w:rFonts w:ascii="Times New Roman" w:hAnsi="Times New Roman" w:eastAsia="Apple SD Gothic Neo"/>
           <w:b/>
           <w:i w:val="0"/>
           <w:spacing w:val="0"/>
-          <w:w w:val="95"/>
+          <w:w w:val="97"/>
           <w:sz w:val="20"/>
         </w:rPr>
         <w:t>5. 실험 결과</w:t>
@@ -5001,15 +4882,14 @@
     <w:p>
       <w:pPr>
         <w:keepNext/>
-        <w:wordWrap w:val="0"/>
         <w:autoSpaceDE w:val="0"/>
         <w:autoSpaceDN w:val="0"/>
-        <w:spacing w:after="60" w:before="0" w:line="300" w:lineRule="auto"/>
+        <w:spacing w:after="20" w:before="0" w:line="300" w:lineRule="auto"/>
       </w:pPr>
       <w:r>
         <w:rPr>
-          <w:rFonts w:ascii="Times New Roman" w:hAnsi="Times New Roman" w:eastAsia="중고딕"/>
-          <w:b w:val="0"/>
+          <w:rFonts w:ascii="Times New Roman" w:hAnsi="Times New Roman" w:eastAsia="Apple SD Gothic Neo"/>
+          <w:b/>
           <w:i w:val="0"/>
           <w:spacing w:val="-9"/>
           <w:w w:val="95"/>
@@ -5020,7 +4900,6 @@
     </w:p>
     <w:p>
       <w:pPr>
-        <w:wordWrap w:val="0"/>
         <w:autoSpaceDE w:val="0"/>
         <w:autoSpaceDN w:val="0"/>
         <w:spacing w:after="80" w:before="0" w:line="280" w:lineRule="exact"/>
@@ -5029,11 +4908,11 @@
       </w:pPr>
       <w:r>
         <w:rPr>
-          <w:rFonts w:ascii="Times New Roman" w:hAnsi="Times New Roman" w:eastAsia="신명조"/>
+          <w:rFonts w:ascii="Times New Roman" w:hAnsi="Times New Roman" w:eastAsia="AppleMyungjo"/>
           <w:b w:val="0"/>
           <w:i w:val="0"/>
           <w:spacing w:val="-5"/>
-          <w:w w:val="95"/>
+          <w:w w:val="100"/>
           <w:sz w:val="18"/>
         </w:rPr>
         <w:t>세 모형은 자료·분할·학습절차·조기종료 규칙을 공유하며 기준선도 0.012175로 동일하게 산출되어 통제가 작동하였음을 수치로 확인할 수 있다. 두 가지 제약을 밝힌다. PatchTST 계열 대조군은 원 구조에 해당 개념이 없어 매크로와 정적 공변량을 입력받지 못하므로, 본 비교는 원본을 그대로 쓸 때 무엇을 포기하게 되는가의 비교이다. 초매개변수는 제안 모형에 맞추어 조정된 값을 대조군에 동일하게 적용하였으므로 대조군의 최적값이 아니다.</w:t>
@@ -5041,7 +4920,6 @@
     </w:p>
     <w:p>
       <w:pPr>
-        <w:wordWrap w:val="0"/>
         <w:autoSpaceDE w:val="0"/>
         <w:autoSpaceDN w:val="0"/>
         <w:spacing w:after="80" w:before="0" w:line="280" w:lineRule="exact"/>
@@ -5050,11 +4928,11 @@
       </w:pPr>
       <w:r>
         <w:rPr>
-          <w:rFonts w:ascii="Times New Roman" w:hAnsi="Times New Roman" w:eastAsia="신명조"/>
+          <w:rFonts w:ascii="Times New Roman" w:hAnsi="Times New Roman" w:eastAsia="AppleMyungjo"/>
           <w:b w:val="0"/>
           <w:i w:val="0"/>
           <w:spacing w:val="-5"/>
-          <w:w w:val="95"/>
+          <w:w w:val="100"/>
           <w:sz w:val="18"/>
         </w:rPr>
         <w:t>세 트랜스포머 모형은 같은 혼합정밀도 설정으로 캐글 GPU에서 학습하고 한 장비에서 평가하였으며, 분위 GBDT는 적합에 난수 요소가 없어 한 번만 학습하였다. 점 예측을 그대로 내는 원본 PatchTST는 표에서 제외하였다. 세 분위를 같은 값으로 채점하면 기준선보다 47.79% 나쁜데, 이는 구조의 비교가 아니라 손실함수의 차이를 보는 것이기 때문이다.</w:t>
@@ -5074,14 +4952,13 @@
     <w:p>
       <w:pPr>
         <w:keepNext/>
-        <w:wordWrap w:val="0"/>
         <w:autoSpaceDE w:val="0"/>
         <w:autoSpaceDN w:val="0"/>
         <w:spacing w:after="40" w:before="0" w:line="220" w:lineRule="exact"/>
       </w:pPr>
       <w:r>
         <w:rPr>
-          <w:rFonts w:ascii="Times New Roman" w:hAnsi="Times New Roman" w:eastAsia="중고딕"/>
+          <w:rFonts w:ascii="Times New Roman" w:hAnsi="Times New Roman" w:eastAsia="Apple SD Gothic Neo"/>
           <w:b w:val="0"/>
           <w:i w:val="0"/>
           <w:spacing w:val="-8"/>
@@ -5128,7 +5005,6 @@
           <w:p>
             <w:pPr>
               <w:keepNext/>
-              <w:wordWrap w:val="0"/>
               <w:autoSpaceDE w:val="0"/>
               <w:autoSpaceDN w:val="0"/>
               <w:spacing w:after="20" w:before="20" w:line="208" w:lineRule="exact"/>
@@ -5136,7 +5012,7 @@
             <w:r/>
             <w:r>
               <w:rPr>
-                <w:rFonts w:ascii="Times New Roman" w:hAnsi="Times New Roman" w:eastAsia="신명조"/>
+                <w:rFonts w:ascii="Times New Roman" w:hAnsi="Times New Roman" w:eastAsia="AppleMyungjo"/>
                 <w:b/>
                 <w:i w:val="0"/>
                 <w:spacing w:val="-5"/>
@@ -5160,7 +5036,6 @@
           <w:p>
             <w:pPr>
               <w:keepNext/>
-              <w:wordWrap w:val="0"/>
               <w:autoSpaceDE w:val="0"/>
               <w:autoSpaceDN w:val="0"/>
               <w:spacing w:after="20" w:before="20" w:line="208" w:lineRule="exact"/>
@@ -5168,7 +5043,7 @@
             <w:r/>
             <w:r>
               <w:rPr>
-                <w:rFonts w:ascii="Times New Roman" w:hAnsi="Times New Roman" w:eastAsia="신명조"/>
+                <w:rFonts w:ascii="Times New Roman" w:hAnsi="Times New Roman" w:eastAsia="AppleMyungjo"/>
                 <w:b/>
                 <w:i w:val="0"/>
                 <w:spacing w:val="-5"/>
@@ -5192,7 +5067,6 @@
           <w:p>
             <w:pPr>
               <w:keepNext/>
-              <w:wordWrap w:val="0"/>
               <w:autoSpaceDE w:val="0"/>
               <w:autoSpaceDN w:val="0"/>
               <w:spacing w:after="20" w:before="20" w:line="208" w:lineRule="exact"/>
@@ -5200,7 +5074,7 @@
             <w:r/>
             <w:r>
               <w:rPr>
-                <w:rFonts w:ascii="Times New Roman" w:hAnsi="Times New Roman" w:eastAsia="신명조"/>
+                <w:rFonts w:ascii="Times New Roman" w:hAnsi="Times New Roman" w:eastAsia="AppleMyungjo"/>
                 <w:b/>
                 <w:i w:val="0"/>
                 <w:spacing w:val="-5"/>
@@ -5224,7 +5098,6 @@
           <w:p>
             <w:pPr>
               <w:keepNext/>
-              <w:wordWrap w:val="0"/>
               <w:autoSpaceDE w:val="0"/>
               <w:autoSpaceDN w:val="0"/>
               <w:spacing w:after="20" w:before="20" w:line="208" w:lineRule="exact"/>
@@ -5232,7 +5105,7 @@
             <w:r/>
             <w:r>
               <w:rPr>
-                <w:rFonts w:ascii="Times New Roman" w:hAnsi="Times New Roman" w:eastAsia="신명조"/>
+                <w:rFonts w:ascii="Times New Roman" w:hAnsi="Times New Roman" w:eastAsia="AppleMyungjo"/>
                 <w:b/>
                 <w:i w:val="0"/>
                 <w:spacing w:val="-5"/>
@@ -5256,7 +5129,6 @@
           <w:p>
             <w:pPr>
               <w:keepNext/>
-              <w:wordWrap w:val="0"/>
               <w:autoSpaceDE w:val="0"/>
               <w:autoSpaceDN w:val="0"/>
               <w:spacing w:after="20" w:before="20" w:line="208" w:lineRule="exact"/>
@@ -5264,7 +5136,7 @@
             <w:r/>
             <w:r>
               <w:rPr>
-                <w:rFonts w:ascii="Times New Roman" w:hAnsi="Times New Roman" w:eastAsia="신명조"/>
+                <w:rFonts w:ascii="Times New Roman" w:hAnsi="Times New Roman" w:eastAsia="AppleMyungjo"/>
                 <w:b/>
                 <w:i w:val="0"/>
                 <w:spacing w:val="-5"/>
@@ -5288,7 +5160,6 @@
           <w:p>
             <w:pPr>
               <w:keepNext/>
-              <w:wordWrap w:val="0"/>
               <w:autoSpaceDE w:val="0"/>
               <w:autoSpaceDN w:val="0"/>
               <w:spacing w:after="20" w:before="20" w:line="208" w:lineRule="exact"/>
@@ -5296,7 +5167,7 @@
             <w:r/>
             <w:r>
               <w:rPr>
-                <w:rFonts w:ascii="Times New Roman" w:hAnsi="Times New Roman" w:eastAsia="신명조"/>
+                <w:rFonts w:ascii="Times New Roman" w:hAnsi="Times New Roman" w:eastAsia="AppleMyungjo"/>
                 <w:b/>
                 <w:i w:val="0"/>
                 <w:spacing w:val="-5"/>
@@ -5320,7 +5191,6 @@
           <w:p>
             <w:pPr>
               <w:keepNext/>
-              <w:wordWrap w:val="0"/>
               <w:autoSpaceDE w:val="0"/>
               <w:autoSpaceDN w:val="0"/>
               <w:spacing w:after="20" w:before="20" w:line="208" w:lineRule="exact"/>
@@ -5328,7 +5198,7 @@
             <w:r/>
             <w:r>
               <w:rPr>
-                <w:rFonts w:ascii="Times New Roman" w:hAnsi="Times New Roman" w:eastAsia="신명조"/>
+                <w:rFonts w:ascii="Times New Roman" w:hAnsi="Times New Roman" w:eastAsia="AppleMyungjo"/>
                 <w:b/>
                 <w:i w:val="0"/>
                 <w:spacing w:val="-5"/>
@@ -5357,7 +5227,6 @@
           <w:p>
             <w:pPr>
               <w:keepNext/>
-              <w:wordWrap w:val="0"/>
               <w:autoSpaceDE w:val="0"/>
               <w:autoSpaceDN w:val="0"/>
               <w:spacing w:after="20" w:before="20" w:line="208" w:lineRule="exact"/>
@@ -5365,7 +5234,7 @@
             <w:r/>
             <w:r>
               <w:rPr>
-                <w:rFonts w:ascii="Times New Roman" w:hAnsi="Times New Roman" w:eastAsia="신명조"/>
+                <w:rFonts w:ascii="Times New Roman" w:hAnsi="Times New Roman" w:eastAsia="AppleMyungjo"/>
                 <w:b w:val="0"/>
                 <w:i w:val="0"/>
                 <w:spacing w:val="-5"/>
@@ -5389,7 +5258,6 @@
           <w:p>
             <w:pPr>
               <w:keepNext/>
-              <w:wordWrap w:val="0"/>
               <w:autoSpaceDE w:val="0"/>
               <w:autoSpaceDN w:val="0"/>
               <w:spacing w:after="20" w:before="20" w:line="208" w:lineRule="exact"/>
@@ -5397,7 +5265,7 @@
             <w:r/>
             <w:r>
               <w:rPr>
-                <w:rFonts w:ascii="Times New Roman" w:hAnsi="Times New Roman" w:eastAsia="신명조"/>
+                <w:rFonts w:ascii="Times New Roman" w:hAnsi="Times New Roman" w:eastAsia="AppleMyungjo"/>
                 <w:b w:val="0"/>
                 <w:i w:val="0"/>
                 <w:spacing w:val="-5"/>
@@ -5421,7 +5289,6 @@
           <w:p>
             <w:pPr>
               <w:keepNext/>
-              <w:wordWrap w:val="0"/>
               <w:autoSpaceDE w:val="0"/>
               <w:autoSpaceDN w:val="0"/>
               <w:spacing w:after="20" w:before="20" w:line="208" w:lineRule="exact"/>
@@ -5429,7 +5296,7 @@
             <w:r/>
             <w:r>
               <w:rPr>
-                <w:rFonts w:ascii="Times New Roman" w:hAnsi="Times New Roman" w:eastAsia="신명조"/>
+                <w:rFonts w:ascii="Times New Roman" w:hAnsi="Times New Roman" w:eastAsia="AppleMyungjo"/>
                 <w:b w:val="0"/>
                 <w:i w:val="0"/>
                 <w:spacing w:val="-5"/>
@@ -5453,7 +5320,6 @@
           <w:p>
             <w:pPr>
               <w:keepNext/>
-              <w:wordWrap w:val="0"/>
               <w:autoSpaceDE w:val="0"/>
               <w:autoSpaceDN w:val="0"/>
               <w:spacing w:after="20" w:before="20" w:line="208" w:lineRule="exact"/>
@@ -5461,7 +5327,7 @@
             <w:r/>
             <w:r>
               <w:rPr>
-                <w:rFonts w:ascii="Times New Roman" w:hAnsi="Times New Roman" w:eastAsia="신명조"/>
+                <w:rFonts w:ascii="Times New Roman" w:hAnsi="Times New Roman" w:eastAsia="AppleMyungjo"/>
                 <w:b w:val="0"/>
                 <w:i w:val="0"/>
                 <w:spacing w:val="-5"/>
@@ -5485,7 +5351,6 @@
           <w:p>
             <w:pPr>
               <w:keepNext/>
-              <w:wordWrap w:val="0"/>
               <w:autoSpaceDE w:val="0"/>
               <w:autoSpaceDN w:val="0"/>
               <w:spacing w:after="20" w:before="20" w:line="208" w:lineRule="exact"/>
@@ -5493,7 +5358,7 @@
             <w:r/>
             <w:r>
               <w:rPr>
-                <w:rFonts w:ascii="Times New Roman" w:hAnsi="Times New Roman" w:eastAsia="신명조"/>
+                <w:rFonts w:ascii="Times New Roman" w:hAnsi="Times New Roman" w:eastAsia="AppleMyungjo"/>
                 <w:b w:val="0"/>
                 <w:i w:val="0"/>
                 <w:spacing w:val="-5"/>
@@ -5517,7 +5382,6 @@
           <w:p>
             <w:pPr>
               <w:keepNext/>
-              <w:wordWrap w:val="0"/>
               <w:autoSpaceDE w:val="0"/>
               <w:autoSpaceDN w:val="0"/>
               <w:spacing w:after="20" w:before="20" w:line="208" w:lineRule="exact"/>
@@ -5525,7 +5389,7 @@
             <w:r/>
             <w:r>
               <w:rPr>
-                <w:rFonts w:ascii="Times New Roman" w:hAnsi="Times New Roman" w:eastAsia="신명조"/>
+                <w:rFonts w:ascii="Times New Roman" w:hAnsi="Times New Roman" w:eastAsia="AppleMyungjo"/>
                 <w:b w:val="0"/>
                 <w:i w:val="0"/>
                 <w:spacing w:val="-5"/>
@@ -5549,7 +5413,6 @@
           <w:p>
             <w:pPr>
               <w:keepNext/>
-              <w:wordWrap w:val="0"/>
               <w:autoSpaceDE w:val="0"/>
               <w:autoSpaceDN w:val="0"/>
               <w:spacing w:after="20" w:before="20" w:line="208" w:lineRule="exact"/>
@@ -5557,7 +5420,7 @@
             <w:r/>
             <w:r>
               <w:rPr>
-                <w:rFonts w:ascii="Times New Roman" w:hAnsi="Times New Roman" w:eastAsia="신명조"/>
+                <w:rFonts w:ascii="Times New Roman" w:hAnsi="Times New Roman" w:eastAsia="AppleMyungjo"/>
                 <w:b w:val="0"/>
                 <w:i w:val="0"/>
                 <w:spacing w:val="-5"/>
@@ -5586,7 +5449,6 @@
           <w:p>
             <w:pPr>
               <w:keepNext/>
-              <w:wordWrap w:val="0"/>
               <w:autoSpaceDE w:val="0"/>
               <w:autoSpaceDN w:val="0"/>
               <w:spacing w:after="20" w:before="20" w:line="208" w:lineRule="exact"/>
@@ -5594,7 +5456,7 @@
             <w:r/>
             <w:r>
               <w:rPr>
-                <w:rFonts w:ascii="Times New Roman" w:hAnsi="Times New Roman" w:eastAsia="신명조"/>
+                <w:rFonts w:ascii="Times New Roman" w:hAnsi="Times New Roman" w:eastAsia="AppleMyungjo"/>
                 <w:b w:val="0"/>
                 <w:i w:val="0"/>
                 <w:spacing w:val="-5"/>
@@ -5618,7 +5480,6 @@
           <w:p>
             <w:pPr>
               <w:keepNext/>
-              <w:wordWrap w:val="0"/>
               <w:autoSpaceDE w:val="0"/>
               <w:autoSpaceDN w:val="0"/>
               <w:spacing w:after="20" w:before="20" w:line="208" w:lineRule="exact"/>
@@ -5626,7 +5487,7 @@
             <w:r/>
             <w:r>
               <w:rPr>
-                <w:rFonts w:ascii="Times New Roman" w:hAnsi="Times New Roman" w:eastAsia="신명조"/>
+                <w:rFonts w:ascii="Times New Roman" w:hAnsi="Times New Roman" w:eastAsia="AppleMyungjo"/>
                 <w:b w:val="0"/>
                 <w:i w:val="0"/>
                 <w:spacing w:val="-5"/>
@@ -5650,7 +5511,6 @@
           <w:p>
             <w:pPr>
               <w:keepNext/>
-              <w:wordWrap w:val="0"/>
               <w:autoSpaceDE w:val="0"/>
               <w:autoSpaceDN w:val="0"/>
               <w:spacing w:after="20" w:before="20" w:line="208" w:lineRule="exact"/>
@@ -5658,7 +5518,7 @@
             <w:r/>
             <w:r>
               <w:rPr>
-                <w:rFonts w:ascii="Times New Roman" w:hAnsi="Times New Roman" w:eastAsia="신명조"/>
+                <w:rFonts w:ascii="Times New Roman" w:hAnsi="Times New Roman" w:eastAsia="AppleMyungjo"/>
                 <w:b w:val="0"/>
                 <w:i w:val="0"/>
                 <w:spacing w:val="-5"/>
@@ -5682,7 +5542,6 @@
           <w:p>
             <w:pPr>
               <w:keepNext/>
-              <w:wordWrap w:val="0"/>
               <w:autoSpaceDE w:val="0"/>
               <w:autoSpaceDN w:val="0"/>
               <w:spacing w:after="20" w:before="20" w:line="208" w:lineRule="exact"/>
@@ -5690,7 +5549,7 @@
             <w:r/>
             <w:r>
               <w:rPr>
-                <w:rFonts w:ascii="Times New Roman" w:hAnsi="Times New Roman" w:eastAsia="신명조"/>
+                <w:rFonts w:ascii="Times New Roman" w:hAnsi="Times New Roman" w:eastAsia="AppleMyungjo"/>
                 <w:b w:val="0"/>
                 <w:i w:val="0"/>
                 <w:spacing w:val="-5"/>
@@ -5714,7 +5573,6 @@
           <w:p>
             <w:pPr>
               <w:keepNext/>
-              <w:wordWrap w:val="0"/>
               <w:autoSpaceDE w:val="0"/>
               <w:autoSpaceDN w:val="0"/>
               <w:spacing w:after="20" w:before="20" w:line="208" w:lineRule="exact"/>
@@ -5722,7 +5580,7 @@
             <w:r/>
             <w:r>
               <w:rPr>
-                <w:rFonts w:ascii="Times New Roman" w:hAnsi="Times New Roman" w:eastAsia="신명조"/>
+                <w:rFonts w:ascii="Times New Roman" w:hAnsi="Times New Roman" w:eastAsia="AppleMyungjo"/>
                 <w:b w:val="0"/>
                 <w:i w:val="0"/>
                 <w:spacing w:val="-5"/>
@@ -5746,7 +5604,6 @@
           <w:p>
             <w:pPr>
               <w:keepNext/>
-              <w:wordWrap w:val="0"/>
               <w:autoSpaceDE w:val="0"/>
               <w:autoSpaceDN w:val="0"/>
               <w:spacing w:after="20" w:before="20" w:line="208" w:lineRule="exact"/>
@@ -5754,7 +5611,7 @@
             <w:r/>
             <w:r>
               <w:rPr>
-                <w:rFonts w:ascii="Times New Roman" w:hAnsi="Times New Roman" w:eastAsia="신명조"/>
+                <w:rFonts w:ascii="Times New Roman" w:hAnsi="Times New Roman" w:eastAsia="AppleMyungjo"/>
                 <w:b w:val="0"/>
                 <w:i w:val="0"/>
                 <w:spacing w:val="-5"/>
@@ -5778,7 +5635,6 @@
           <w:p>
             <w:pPr>
               <w:keepNext/>
-              <w:wordWrap w:val="0"/>
               <w:autoSpaceDE w:val="0"/>
               <w:autoSpaceDN w:val="0"/>
               <w:spacing w:after="20" w:before="20" w:line="208" w:lineRule="exact"/>
@@ -5786,7 +5642,7 @@
             <w:r/>
             <w:r>
               <w:rPr>
-                <w:rFonts w:ascii="Times New Roman" w:hAnsi="Times New Roman" w:eastAsia="신명조"/>
+                <w:rFonts w:ascii="Times New Roman" w:hAnsi="Times New Roman" w:eastAsia="AppleMyungjo"/>
                 <w:b w:val="0"/>
                 <w:i w:val="0"/>
                 <w:spacing w:val="-5"/>
@@ -5815,7 +5671,6 @@
           <w:p>
             <w:pPr>
               <w:keepNext/>
-              <w:wordWrap w:val="0"/>
               <w:autoSpaceDE w:val="0"/>
               <w:autoSpaceDN w:val="0"/>
               <w:spacing w:after="20" w:before="20" w:line="208" w:lineRule="exact"/>
@@ -5823,7 +5678,7 @@
             <w:r/>
             <w:r>
               <w:rPr>
-                <w:rFonts w:ascii="Times New Roman" w:hAnsi="Times New Roman" w:eastAsia="신명조"/>
+                <w:rFonts w:ascii="Times New Roman" w:hAnsi="Times New Roman" w:eastAsia="AppleMyungjo"/>
                 <w:b w:val="0"/>
                 <w:i w:val="0"/>
                 <w:spacing w:val="-5"/>
@@ -5847,7 +5702,6 @@
           <w:p>
             <w:pPr>
               <w:keepNext/>
-              <w:wordWrap w:val="0"/>
               <w:autoSpaceDE w:val="0"/>
               <w:autoSpaceDN w:val="0"/>
               <w:spacing w:after="20" w:before="20" w:line="208" w:lineRule="exact"/>
@@ -5855,7 +5709,7 @@
             <w:r/>
             <w:r>
               <w:rPr>
-                <w:rFonts w:ascii="Times New Roman" w:hAnsi="Times New Roman" w:eastAsia="신명조"/>
+                <w:rFonts w:ascii="Times New Roman" w:hAnsi="Times New Roman" w:eastAsia="AppleMyungjo"/>
                 <w:b w:val="0"/>
                 <w:i w:val="0"/>
                 <w:spacing w:val="-5"/>
@@ -5879,7 +5733,6 @@
           <w:p>
             <w:pPr>
               <w:keepNext/>
-              <w:wordWrap w:val="0"/>
               <w:autoSpaceDE w:val="0"/>
               <w:autoSpaceDN w:val="0"/>
               <w:spacing w:after="20" w:before="20" w:line="208" w:lineRule="exact"/>
@@ -5887,7 +5740,7 @@
             <w:r/>
             <w:r>
               <w:rPr>
-                <w:rFonts w:ascii="Times New Roman" w:hAnsi="Times New Roman" w:eastAsia="신명조"/>
+                <w:rFonts w:ascii="Times New Roman" w:hAnsi="Times New Roman" w:eastAsia="AppleMyungjo"/>
                 <w:b w:val="0"/>
                 <w:i w:val="0"/>
                 <w:spacing w:val="-5"/>
@@ -5911,7 +5764,6 @@
           <w:p>
             <w:pPr>
               <w:keepNext/>
-              <w:wordWrap w:val="0"/>
               <w:autoSpaceDE w:val="0"/>
               <w:autoSpaceDN w:val="0"/>
               <w:spacing w:after="20" w:before="20" w:line="208" w:lineRule="exact"/>
@@ -5919,7 +5771,7 @@
             <w:r/>
             <w:r>
               <w:rPr>
-                <w:rFonts w:ascii="Times New Roman" w:hAnsi="Times New Roman" w:eastAsia="신명조"/>
+                <w:rFonts w:ascii="Times New Roman" w:hAnsi="Times New Roman" w:eastAsia="AppleMyungjo"/>
                 <w:b w:val="0"/>
                 <w:i w:val="0"/>
                 <w:spacing w:val="-5"/>
@@ -5943,7 +5795,6 @@
           <w:p>
             <w:pPr>
               <w:keepNext/>
-              <w:wordWrap w:val="0"/>
               <w:autoSpaceDE w:val="0"/>
               <w:autoSpaceDN w:val="0"/>
               <w:spacing w:after="20" w:before="20" w:line="208" w:lineRule="exact"/>
@@ -5951,7 +5802,7 @@
             <w:r/>
             <w:r>
               <w:rPr>
-                <w:rFonts w:ascii="Times New Roman" w:hAnsi="Times New Roman" w:eastAsia="신명조"/>
+                <w:rFonts w:ascii="Times New Roman" w:hAnsi="Times New Roman" w:eastAsia="AppleMyungjo"/>
                 <w:b w:val="0"/>
                 <w:i w:val="0"/>
                 <w:spacing w:val="-5"/>
@@ -5975,7 +5826,6 @@
           <w:p>
             <w:pPr>
               <w:keepNext/>
-              <w:wordWrap w:val="0"/>
               <w:autoSpaceDE w:val="0"/>
               <w:autoSpaceDN w:val="0"/>
               <w:spacing w:after="20" w:before="20" w:line="208" w:lineRule="exact"/>
@@ -5983,7 +5833,7 @@
             <w:r/>
             <w:r>
               <w:rPr>
-                <w:rFonts w:ascii="Times New Roman" w:hAnsi="Times New Roman" w:eastAsia="신명조"/>
+                <w:rFonts w:ascii="Times New Roman" w:hAnsi="Times New Roman" w:eastAsia="AppleMyungjo"/>
                 <w:b w:val="0"/>
                 <w:i w:val="0"/>
                 <w:spacing w:val="-5"/>
@@ -6007,7 +5857,6 @@
           <w:p>
             <w:pPr>
               <w:keepNext/>
-              <w:wordWrap w:val="0"/>
               <w:autoSpaceDE w:val="0"/>
               <w:autoSpaceDN w:val="0"/>
               <w:spacing w:after="20" w:before="20" w:line="208" w:lineRule="exact"/>
@@ -6015,7 +5864,7 @@
             <w:r/>
             <w:r>
               <w:rPr>
-                <w:rFonts w:ascii="Times New Roman" w:hAnsi="Times New Roman" w:eastAsia="신명조"/>
+                <w:rFonts w:ascii="Times New Roman" w:hAnsi="Times New Roman" w:eastAsia="AppleMyungjo"/>
                 <w:b w:val="0"/>
                 <w:i w:val="0"/>
                 <w:spacing w:val="-5"/>
@@ -6043,7 +5892,6 @@
           </w:tcPr>
           <w:p>
             <w:pPr>
-              <w:wordWrap w:val="0"/>
               <w:autoSpaceDE w:val="0"/>
               <w:autoSpaceDN w:val="0"/>
               <w:spacing w:after="20" w:before="20" w:line="208" w:lineRule="exact"/>
@@ -6051,7 +5899,7 @@
             <w:r/>
             <w:r>
               <w:rPr>
-                <w:rFonts w:ascii="Times New Roman" w:hAnsi="Times New Roman" w:eastAsia="신명조"/>
+                <w:rFonts w:ascii="Times New Roman" w:hAnsi="Times New Roman" w:eastAsia="AppleMyungjo"/>
                 <w:b/>
                 <w:i w:val="0"/>
                 <w:spacing w:val="-5"/>
@@ -6074,7 +5922,6 @@
           </w:tcPr>
           <w:p>
             <w:pPr>
-              <w:wordWrap w:val="0"/>
               <w:autoSpaceDE w:val="0"/>
               <w:autoSpaceDN w:val="0"/>
               <w:spacing w:after="20" w:before="20" w:line="208" w:lineRule="exact"/>
@@ -6082,7 +5929,7 @@
             <w:r/>
             <w:r>
               <w:rPr>
-                <w:rFonts w:ascii="Times New Roman" w:hAnsi="Times New Roman" w:eastAsia="신명조"/>
+                <w:rFonts w:ascii="Times New Roman" w:hAnsi="Times New Roman" w:eastAsia="AppleMyungjo"/>
                 <w:b w:val="0"/>
                 <w:i w:val="0"/>
                 <w:spacing w:val="-5"/>
@@ -6105,7 +5952,6 @@
           </w:tcPr>
           <w:p>
             <w:pPr>
-              <w:wordWrap w:val="0"/>
               <w:autoSpaceDE w:val="0"/>
               <w:autoSpaceDN w:val="0"/>
               <w:spacing w:after="20" w:before="20" w:line="208" w:lineRule="exact"/>
@@ -6113,7 +5959,7 @@
             <w:r/>
             <w:r>
               <w:rPr>
-                <w:rFonts w:ascii="Times New Roman" w:hAnsi="Times New Roman" w:eastAsia="신명조"/>
+                <w:rFonts w:ascii="Times New Roman" w:hAnsi="Times New Roman" w:eastAsia="AppleMyungjo"/>
                 <w:b w:val="0"/>
                 <w:i w:val="0"/>
                 <w:spacing w:val="-5"/>
@@ -6136,7 +5982,6 @@
           </w:tcPr>
           <w:p>
             <w:pPr>
-              <w:wordWrap w:val="0"/>
               <w:autoSpaceDE w:val="0"/>
               <w:autoSpaceDN w:val="0"/>
               <w:spacing w:after="20" w:before="20" w:line="208" w:lineRule="exact"/>
@@ -6144,7 +5989,7 @@
             <w:r/>
             <w:r>
               <w:rPr>
-                <w:rFonts w:ascii="Times New Roman" w:hAnsi="Times New Roman" w:eastAsia="신명조"/>
+                <w:rFonts w:ascii="Times New Roman" w:hAnsi="Times New Roman" w:eastAsia="AppleMyungjo"/>
                 <w:b w:val="0"/>
                 <w:i w:val="0"/>
                 <w:spacing w:val="-5"/>
@@ -6167,7 +6012,6 @@
           </w:tcPr>
           <w:p>
             <w:pPr>
-              <w:wordWrap w:val="0"/>
               <w:autoSpaceDE w:val="0"/>
               <w:autoSpaceDN w:val="0"/>
               <w:spacing w:after="20" w:before="20" w:line="208" w:lineRule="exact"/>
@@ -6175,7 +6019,7 @@
             <w:r/>
             <w:r>
               <w:rPr>
-                <w:rFonts w:ascii="Times New Roman" w:hAnsi="Times New Roman" w:eastAsia="신명조"/>
+                <w:rFonts w:ascii="Times New Roman" w:hAnsi="Times New Roman" w:eastAsia="AppleMyungjo"/>
                 <w:b/>
                 <w:i w:val="0"/>
                 <w:spacing w:val="-5"/>
@@ -6198,7 +6042,6 @@
           </w:tcPr>
           <w:p>
             <w:pPr>
-              <w:wordWrap w:val="0"/>
               <w:autoSpaceDE w:val="0"/>
               <w:autoSpaceDN w:val="0"/>
               <w:spacing w:after="20" w:before="20" w:line="208" w:lineRule="exact"/>
@@ -6206,7 +6049,7 @@
             <w:r/>
             <w:r>
               <w:rPr>
-                <w:rFonts w:ascii="Times New Roman" w:hAnsi="Times New Roman" w:eastAsia="신명조"/>
+                <w:rFonts w:ascii="Times New Roman" w:hAnsi="Times New Roman" w:eastAsia="AppleMyungjo"/>
                 <w:b/>
                 <w:i w:val="0"/>
                 <w:spacing w:val="-5"/>
@@ -6229,7 +6072,6 @@
           </w:tcPr>
           <w:p>
             <w:pPr>
-              <w:wordWrap w:val="0"/>
               <w:autoSpaceDE w:val="0"/>
               <w:autoSpaceDN w:val="0"/>
               <w:spacing w:after="20" w:before="20" w:line="208" w:lineRule="exact"/>
@@ -6237,7 +6079,7 @@
             <w:r/>
             <w:r>
               <w:rPr>
-                <w:rFonts w:ascii="Times New Roman" w:hAnsi="Times New Roman" w:eastAsia="신명조"/>
+                <w:rFonts w:ascii="Times New Roman" w:hAnsi="Times New Roman" w:eastAsia="AppleMyungjo"/>
                 <w:b w:val="0"/>
                 <w:i w:val="0"/>
                 <w:spacing w:val="-5"/>
@@ -6268,7 +6110,6 @@
     </w:p>
     <w:p>
       <w:pPr>
-        <w:wordWrap w:val="0"/>
         <w:autoSpaceDE w:val="0"/>
         <w:autoSpaceDN w:val="0"/>
         <w:spacing w:after="80" w:before="0" w:line="280" w:lineRule="exact"/>
@@ -6277,165 +6118,165 @@
       </w:pPr>
       <w:r>
         <w:rPr>
-          <w:rFonts w:ascii="Times New Roman" w:hAnsi="Times New Roman" w:eastAsia="신명조"/>
+          <w:rFonts w:ascii="Times New Roman" w:hAnsi="Times New Roman" w:eastAsia="AppleMyungjo"/>
           <w:b w:val="0"/>
           <w:i w:val="0"/>
           <w:spacing w:val="-5"/>
-          <w:w w:val="95"/>
+          <w:w w:val="100"/>
           <w:sz w:val="18"/>
         </w:rPr>
         <w:t xml:space="preserve">제안 모형은 두 구간 모두에서 TFT 원본보다 손실이 낮았고, 시드를 짝지은 비교에서도 구간마다 다섯 시드 전부가 같은 방향이었다(구간별 부호검정 </w:t>
       </w:r>
       <w:r>
         <w:rPr>
-          <w:rFonts w:ascii="Times New Roman" w:hAnsi="Times New Roman" w:eastAsia="신명조"/>
+          <w:rFonts w:ascii="Times New Roman" w:hAnsi="Times New Roman" w:eastAsia="AppleMyungjo"/>
           <w:b w:val="0"/>
           <w:i/>
           <w:spacing w:val="-5"/>
-          <w:w w:val="95"/>
+          <w:w w:val="100"/>
           <w:sz w:val="18"/>
         </w:rPr>
         <w:t>p</w:t>
       </w:r>
       <w:r>
         <w:rPr>
-          <w:rFonts w:ascii="Times New Roman" w:hAnsi="Times New Roman" w:eastAsia="신명조"/>
+          <w:rFonts w:ascii="Times New Roman" w:hAnsi="Times New Roman" w:eastAsia="AppleMyungjo"/>
           <w:b w:val="0"/>
           <w:i w:val="0"/>
           <w:spacing w:val="-5"/>
-          <w:w w:val="95"/>
+          <w:w w:val="100"/>
           <w:sz w:val="18"/>
         </w:rPr>
         <w:t xml:space="preserve"> = 0.031 단측, 두 구간 각각). 두 구간은 같은 체크포인트에서 나오므로 열 번을 독립 시행으로 합치지 않는다. 검증구간의 격차는 핀볼 손실 0.000046으로 기준선 대비 개선폭의 16%에 그치므로 우위가 아니라 대등하거나 근소하게 낫다는 수준으로 해석한다. 조기종료와 최적 회차 선택에 쓰이지 않은 시험구간에서는 격차가 0.000499로 벌어지며 다섯 시드의 범위가 겹치지 않는다 (0.017739~0.017895 대 0.018205~0.018407). 평균 차이에 대한 Welch 검정은 검증구간 </w:t>
       </w:r>
       <w:r>
         <w:rPr>
-          <w:rFonts w:ascii="Times New Roman" w:hAnsi="Times New Roman" w:eastAsia="신명조"/>
+          <w:rFonts w:ascii="Times New Roman" w:hAnsi="Times New Roman" w:eastAsia="AppleMyungjo"/>
           <w:b w:val="0"/>
           <w:i/>
           <w:spacing w:val="-5"/>
-          <w:w w:val="95"/>
+          <w:w w:val="100"/>
           <w:sz w:val="18"/>
         </w:rPr>
         <w:t>t</w:t>
       </w:r>
       <w:r>
         <w:rPr>
-          <w:rFonts w:ascii="Times New Roman" w:hAnsi="Times New Roman" w:eastAsia="신명조"/>
+          <w:rFonts w:ascii="Times New Roman" w:hAnsi="Times New Roman" w:eastAsia="AppleMyungjo"/>
           <w:b w:val="0"/>
           <w:i w:val="0"/>
           <w:spacing w:val="-5"/>
-          <w:w w:val="95"/>
+          <w:w w:val="100"/>
           <w:sz w:val="18"/>
         </w:rPr>
         <w:t xml:space="preserve"> = 4.47(</w:t>
       </w:r>
       <w:r>
         <w:rPr>
-          <w:rFonts w:ascii="Times New Roman" w:hAnsi="Times New Roman" w:eastAsia="신명조"/>
+          <w:rFonts w:ascii="Times New Roman" w:hAnsi="Times New Roman" w:eastAsia="AppleMyungjo"/>
           <w:b w:val="0"/>
           <w:i/>
           <w:spacing w:val="-5"/>
-          <w:w w:val="95"/>
+          <w:w w:val="100"/>
           <w:sz w:val="18"/>
         </w:rPr>
         <w:t>p</w:t>
       </w:r>
       <w:r>
         <w:rPr>
-          <w:rFonts w:ascii="Times New Roman" w:hAnsi="Times New Roman" w:eastAsia="신명조"/>
+          <w:rFonts w:ascii="Times New Roman" w:hAnsi="Times New Roman" w:eastAsia="AppleMyungjo"/>
           <w:b w:val="0"/>
           <w:i w:val="0"/>
           <w:spacing w:val="-5"/>
-          <w:w w:val="95"/>
+          <w:w w:val="100"/>
           <w:sz w:val="18"/>
         </w:rPr>
         <w:t xml:space="preserve"> = 0.004), 시험구간 </w:t>
       </w:r>
       <w:r>
         <w:rPr>
-          <w:rFonts w:ascii="Times New Roman" w:hAnsi="Times New Roman" w:eastAsia="신명조"/>
+          <w:rFonts w:ascii="Times New Roman" w:hAnsi="Times New Roman" w:eastAsia="AppleMyungjo"/>
           <w:b w:val="0"/>
           <w:i/>
           <w:spacing w:val="-5"/>
-          <w:w w:val="95"/>
+          <w:w w:val="100"/>
           <w:sz w:val="18"/>
         </w:rPr>
         <w:t>t</w:t>
       </w:r>
       <w:r>
         <w:rPr>
-          <w:rFonts w:ascii="Times New Roman" w:hAnsi="Times New Roman" w:eastAsia="신명조"/>
+          <w:rFonts w:ascii="Times New Roman" w:hAnsi="Times New Roman" w:eastAsia="AppleMyungjo"/>
           <w:b w:val="0"/>
           <w:i w:val="0"/>
           <w:spacing w:val="-5"/>
-          <w:w w:val="95"/>
+          <w:w w:val="100"/>
           <w:sz w:val="18"/>
         </w:rPr>
         <w:t xml:space="preserve"> = 10.33(</w:t>
       </w:r>
       <w:r>
         <w:rPr>
-          <w:rFonts w:ascii="Times New Roman" w:hAnsi="Times New Roman" w:eastAsia="신명조"/>
+          <w:rFonts w:ascii="Times New Roman" w:hAnsi="Times New Roman" w:eastAsia="AppleMyungjo"/>
           <w:b w:val="0"/>
           <w:i/>
           <w:spacing w:val="-5"/>
-          <w:w w:val="95"/>
+          <w:w w:val="100"/>
           <w:sz w:val="18"/>
         </w:rPr>
         <w:t>p</w:t>
       </w:r>
       <w:r>
         <w:rPr>
-          <w:rFonts w:ascii="Times New Roman" w:hAnsi="Times New Roman" w:eastAsia="신명조"/>
+          <w:rFonts w:ascii="Times New Roman" w:hAnsi="Times New Roman" w:eastAsia="AppleMyungjo"/>
           <w:b w:val="0"/>
           <w:i w:val="0"/>
           <w:spacing w:val="-5"/>
-          <w:w w:val="95"/>
+          <w:w w:val="100"/>
           <w:sz w:val="18"/>
         </w:rPr>
         <w:t xml:space="preserve"> &lt; 0.001)이다. 같은 표본의 날짜별 손실 계열에 Diebold-Mariano 검정[22](Newey-West 4시차[23], Harvey-Leybourne-Newbold 소표본 보정[24])을 적용하면 550거래일의 시험구간에서는 다섯 시드 모두 유의하나 (</w:t>
       </w:r>
       <w:r>
         <w:rPr>
-          <w:rFonts w:ascii="Times New Roman" w:hAnsi="Times New Roman" w:eastAsia="신명조"/>
+          <w:rFonts w:ascii="Times New Roman" w:hAnsi="Times New Roman" w:eastAsia="AppleMyungjo"/>
           <w:b w:val="0"/>
           <w:i/>
           <w:spacing w:val="-5"/>
-          <w:w w:val="95"/>
+          <w:w w:val="100"/>
           <w:sz w:val="18"/>
         </w:rPr>
         <w:t>p</w:t>
       </w:r>
       <w:r>
         <w:rPr>
-          <w:rFonts w:ascii="Times New Roman" w:hAnsi="Times New Roman" w:eastAsia="신명조"/>
+          <w:rFonts w:ascii="Times New Roman" w:hAnsi="Times New Roman" w:eastAsia="AppleMyungjo"/>
           <w:b w:val="0"/>
           <w:i w:val="0"/>
           <w:spacing w:val="-5"/>
-          <w:w w:val="95"/>
+          <w:w w:val="100"/>
           <w:sz w:val="18"/>
         </w:rPr>
         <w:t xml:space="preserve"> = 0.022, 0.001, 0.009, 0.003, &lt; 0.001) 122거래일의 검증구간에서는 다섯 시드 모두 유의하지 않다 (</w:t>
       </w:r>
       <w:r>
         <w:rPr>
-          <w:rFonts w:ascii="Times New Roman" w:hAnsi="Times New Roman" w:eastAsia="신명조"/>
+          <w:rFonts w:ascii="Times New Roman" w:hAnsi="Times New Roman" w:eastAsia="AppleMyungjo"/>
           <w:b w:val="0"/>
           <w:i/>
           <w:spacing w:val="-5"/>
-          <w:w w:val="95"/>
+          <w:w w:val="100"/>
           <w:sz w:val="18"/>
         </w:rPr>
         <w:t>p</w:t>
       </w:r>
       <w:r>
         <w:rPr>
-          <w:rFonts w:ascii="Times New Roman" w:hAnsi="Times New Roman" w:eastAsia="신명조"/>
+          <w:rFonts w:ascii="Times New Roman" w:hAnsi="Times New Roman" w:eastAsia="AppleMyungjo"/>
           <w:b w:val="0"/>
           <w:i w:val="0"/>
           <w:spacing w:val="-5"/>
-          <w:w w:val="95"/>
+          <w:w w:val="100"/>
           <w:sz w:val="18"/>
         </w:rPr>
         <w:t xml:space="preserve"> = 0.16~0.56). 날짜를 표본으로 보는 검정이므로 짧은 구간에서는 검정력이 약하다. 분위 헤드만 부착한 PatchTST는 검증구간 +0.07%, 시험구간 +0.36%로 상수 예측을 간신히 상회하는 데 그쳤고, 다섯 시드 가운데 네 시드는 첫 회차에서 최적값에 도달하였다. 격차가 시험구간에서 벌어지는 이유의 하나는 학습 곡선이다. TFT는 다섯 시드 모두 1~2회차에서 최적값에 도달한 뒤 과적합으로 돌아섰고, 제안 모형의 최적 회차는 2~10회차에 분포하였다. 격차의 일부는 수치 정밀도 설정에서도 온다. 세 모형을 모두 단정밀도로 맞추어 한 번씩 학습하면 시험구간 개선폭이 제안 모형 +5.25%, TFT 원본 +3.30%, 분위 헤드만 부착한 PatchTST +2.25%로 격차가 좁아지지만 순서는 바뀌지 않는다. 중앙값만 떼어 평균절대오차로 재면 제안 모형은 0.053439 ± 0.000142로 상수 기준선(0.053447)과 사실상 같고 TFT 원본은 0.053707로 오히려 나쁘므로, 핀볼 손실의 개선은 중앙값의 점 정확도가 아니라 예측 구간에서 온다.</w:t>
@@ -6443,7 +6284,6 @@
     </w:p>
     <w:p>
       <w:pPr>
-        <w:wordWrap w:val="0"/>
         <w:autoSpaceDE w:val="0"/>
         <w:autoSpaceDN w:val="0"/>
         <w:spacing w:after="80" w:before="0" w:line="280" w:lineRule="exact"/>
@@ -6452,11 +6292,11 @@
       </w:pPr>
       <w:r>
         <w:rPr>
-          <w:rFonts w:ascii="Times New Roman" w:hAnsi="Times New Roman" w:eastAsia="신명조"/>
+          <w:rFonts w:ascii="Times New Roman" w:hAnsi="Times New Roman" w:eastAsia="AppleMyungjo"/>
           <w:b w:val="0"/>
           <w:i w:val="0"/>
           <w:spacing w:val="-5"/>
-          <w:w w:val="95"/>
+          <w:w w:val="100"/>
           <w:sz w:val="18"/>
         </w:rPr>
         <w:t>트리 계열 기준모형으로 분위 손실을 쓰는 히스토그램 그래디언트 부스팅(LightGBM[25]의 방식을 따른 scikit-learn[26] 구현)을 같은 분할과 같은 윈도우 표본에서 평가하였다. 입력은 동적 30채널의 당일 값과 1·5·20일 시차, 매크로 13채널, 정적 범주형 3종의 136개이고, 분위마다 모형을 하나씩 두어 검증구간 손실로 트리 수를 정하였다(75·25·275개). 부표본 추출이 없어 같은 자료에서는 같은 모형이 나오므로 한 번만 학습하였다. 검증구간 손실은 제안 모형과 같았고(0.011890 대 0.011889), 시험구간 손실은 TFT 원본보다 작고 제안 모형보다 컸다. 제안 모형의 다섯 시드는 모두 이 값보다 낮았다(최대 0.017895 대 0.018107).</w:t>
@@ -6465,15 +6305,14 @@
     <w:p>
       <w:pPr>
         <w:keepNext/>
-        <w:wordWrap w:val="0"/>
         <w:autoSpaceDE w:val="0"/>
         <w:autoSpaceDN w:val="0"/>
-        <w:spacing w:after="60" w:before="0" w:line="300" w:lineRule="auto"/>
+        <w:spacing w:after="20" w:before="0" w:line="300" w:lineRule="auto"/>
       </w:pPr>
       <w:r>
         <w:rPr>
-          <w:rFonts w:ascii="Times New Roman" w:hAnsi="Times New Roman" w:eastAsia="중고딕"/>
-          <w:b w:val="0"/>
+          <w:rFonts w:ascii="Times New Roman" w:hAnsi="Times New Roman" w:eastAsia="Apple SD Gothic Neo"/>
+          <w:b/>
           <w:i w:val="0"/>
           <w:spacing w:val="-9"/>
           <w:w w:val="95"/>
@@ -6496,14 +6335,13 @@
     <w:p>
       <w:pPr>
         <w:keepNext/>
-        <w:wordWrap w:val="0"/>
         <w:autoSpaceDE w:val="0"/>
         <w:autoSpaceDN w:val="0"/>
         <w:spacing w:after="40" w:before="0" w:line="220" w:lineRule="exact"/>
       </w:pPr>
       <w:r>
         <w:rPr>
-          <w:rFonts w:ascii="Times New Roman" w:hAnsi="Times New Roman" w:eastAsia="중고딕"/>
+          <w:rFonts w:ascii="Times New Roman" w:hAnsi="Times New Roman" w:eastAsia="Apple SD Gothic Neo"/>
           <w:b w:val="0"/>
           <w:i w:val="0"/>
           <w:spacing w:val="-8"/>
@@ -6549,7 +6387,6 @@
           <w:p>
             <w:pPr>
               <w:keepNext/>
-              <w:wordWrap w:val="0"/>
               <w:autoSpaceDE w:val="0"/>
               <w:autoSpaceDN w:val="0"/>
               <w:spacing w:after="20" w:before="20" w:line="208" w:lineRule="exact"/>
@@ -6557,7 +6394,7 @@
             <w:r/>
             <w:r>
               <w:rPr>
-                <w:rFonts w:ascii="Times New Roman" w:hAnsi="Times New Roman" w:eastAsia="신명조"/>
+                <w:rFonts w:ascii="Times New Roman" w:hAnsi="Times New Roman" w:eastAsia="AppleMyungjo"/>
                 <w:b/>
                 <w:i w:val="0"/>
                 <w:spacing w:val="-5"/>
@@ -6581,7 +6418,6 @@
           <w:p>
             <w:pPr>
               <w:keepNext/>
-              <w:wordWrap w:val="0"/>
               <w:autoSpaceDE w:val="0"/>
               <w:autoSpaceDN w:val="0"/>
               <w:spacing w:after="20" w:before="20" w:line="208" w:lineRule="exact"/>
@@ -6589,7 +6425,7 @@
             <w:r/>
             <w:r>
               <w:rPr>
-                <w:rFonts w:ascii="Times New Roman" w:hAnsi="Times New Roman" w:eastAsia="신명조"/>
+                <w:rFonts w:ascii="Times New Roman" w:hAnsi="Times New Roman" w:eastAsia="AppleMyungjo"/>
                 <w:b/>
                 <w:i w:val="0"/>
                 <w:spacing w:val="-5"/>
@@ -6613,7 +6449,6 @@
           <w:p>
             <w:pPr>
               <w:keepNext/>
-              <w:wordWrap w:val="0"/>
               <w:autoSpaceDE w:val="0"/>
               <w:autoSpaceDN w:val="0"/>
               <w:spacing w:after="20" w:before="20" w:line="208" w:lineRule="exact"/>
@@ -6621,7 +6456,7 @@
             <w:r/>
             <w:r>
               <w:rPr>
-                <w:rFonts w:ascii="Times New Roman" w:hAnsi="Times New Roman" w:eastAsia="신명조"/>
+                <w:rFonts w:ascii="Times New Roman" w:hAnsi="Times New Roman" w:eastAsia="AppleMyungjo"/>
                 <w:b/>
                 <w:i w:val="0"/>
                 <w:spacing w:val="-5"/>
@@ -6645,7 +6480,6 @@
           <w:p>
             <w:pPr>
               <w:keepNext/>
-              <w:wordWrap w:val="0"/>
               <w:autoSpaceDE w:val="0"/>
               <w:autoSpaceDN w:val="0"/>
               <w:spacing w:after="20" w:before="20" w:line="208" w:lineRule="exact"/>
@@ -6653,7 +6487,7 @@
             <w:r/>
             <w:r>
               <w:rPr>
-                <w:rFonts w:ascii="Times New Roman" w:hAnsi="Times New Roman" w:eastAsia="신명조"/>
+                <w:rFonts w:ascii="Times New Roman" w:hAnsi="Times New Roman" w:eastAsia="AppleMyungjo"/>
                 <w:b/>
                 <w:i w:val="0"/>
                 <w:spacing w:val="-5"/>
@@ -6677,7 +6511,6 @@
           <w:p>
             <w:pPr>
               <w:keepNext/>
-              <w:wordWrap w:val="0"/>
               <w:autoSpaceDE w:val="0"/>
               <w:autoSpaceDN w:val="0"/>
               <w:spacing w:after="20" w:before="20" w:line="208" w:lineRule="exact"/>
@@ -6685,7 +6518,7 @@
             <w:r/>
             <w:r>
               <w:rPr>
-                <w:rFonts w:ascii="Times New Roman" w:hAnsi="Times New Roman" w:eastAsia="신명조"/>
+                <w:rFonts w:ascii="Times New Roman" w:hAnsi="Times New Roman" w:eastAsia="AppleMyungjo"/>
                 <w:b/>
                 <w:i w:val="0"/>
                 <w:spacing w:val="-5"/>
@@ -6709,7 +6542,6 @@
           <w:p>
             <w:pPr>
               <w:keepNext/>
-              <w:wordWrap w:val="0"/>
               <w:autoSpaceDE w:val="0"/>
               <w:autoSpaceDN w:val="0"/>
               <w:spacing w:after="20" w:before="20" w:line="208" w:lineRule="exact"/>
@@ -6717,7 +6549,7 @@
             <w:r/>
             <w:r>
               <w:rPr>
-                <w:rFonts w:ascii="Times New Roman" w:hAnsi="Times New Roman" w:eastAsia="신명조"/>
+                <w:rFonts w:ascii="Times New Roman" w:hAnsi="Times New Roman" w:eastAsia="AppleMyungjo"/>
                 <w:b/>
                 <w:i w:val="0"/>
                 <w:spacing w:val="-5"/>
@@ -6746,7 +6578,6 @@
           <w:p>
             <w:pPr>
               <w:keepNext/>
-              <w:wordWrap w:val="0"/>
               <w:autoSpaceDE w:val="0"/>
               <w:autoSpaceDN w:val="0"/>
               <w:spacing w:after="20" w:before="20" w:line="208" w:lineRule="exact"/>
@@ -6754,7 +6585,7 @@
             <w:r/>
             <w:r>
               <w:rPr>
-                <w:rFonts w:ascii="Times New Roman" w:hAnsi="Times New Roman" w:eastAsia="신명조"/>
+                <w:rFonts w:ascii="Times New Roman" w:hAnsi="Times New Roman" w:eastAsia="AppleMyungjo"/>
                 <w:b w:val="0"/>
                 <w:i w:val="0"/>
                 <w:spacing w:val="-5"/>
@@ -6778,7 +6609,6 @@
           <w:p>
             <w:pPr>
               <w:keepNext/>
-              <w:wordWrap w:val="0"/>
               <w:autoSpaceDE w:val="0"/>
               <w:autoSpaceDN w:val="0"/>
               <w:spacing w:after="20" w:before="20" w:line="208" w:lineRule="exact"/>
@@ -6786,7 +6616,7 @@
             <w:r/>
             <w:r>
               <w:rPr>
-                <w:rFonts w:ascii="Times New Roman" w:hAnsi="Times New Roman" w:eastAsia="신명조"/>
+                <w:rFonts w:ascii="Times New Roman" w:hAnsi="Times New Roman" w:eastAsia="AppleMyungjo"/>
                 <w:b w:val="0"/>
                 <w:i w:val="0"/>
                 <w:spacing w:val="-5"/>
@@ -6810,7 +6640,6 @@
           <w:p>
             <w:pPr>
               <w:keepNext/>
-              <w:wordWrap w:val="0"/>
               <w:autoSpaceDE w:val="0"/>
               <w:autoSpaceDN w:val="0"/>
               <w:spacing w:after="20" w:before="20" w:line="208" w:lineRule="exact"/>
@@ -6818,7 +6647,7 @@
             <w:r/>
             <w:r>
               <w:rPr>
-                <w:rFonts w:ascii="Times New Roman" w:hAnsi="Times New Roman" w:eastAsia="신명조"/>
+                <w:rFonts w:ascii="Times New Roman" w:hAnsi="Times New Roman" w:eastAsia="AppleMyungjo"/>
                 <w:b w:val="0"/>
                 <w:i w:val="0"/>
                 <w:spacing w:val="-5"/>
@@ -6842,7 +6671,6 @@
           <w:p>
             <w:pPr>
               <w:keepNext/>
-              <w:wordWrap w:val="0"/>
               <w:autoSpaceDE w:val="0"/>
               <w:autoSpaceDN w:val="0"/>
               <w:spacing w:after="20" w:before="20" w:line="208" w:lineRule="exact"/>
@@ -6850,7 +6678,7 @@
             <w:r/>
             <w:r>
               <w:rPr>
-                <w:rFonts w:ascii="Times New Roman" w:hAnsi="Times New Roman" w:eastAsia="신명조"/>
+                <w:rFonts w:ascii="Times New Roman" w:hAnsi="Times New Roman" w:eastAsia="AppleMyungjo"/>
                 <w:b w:val="0"/>
                 <w:i w:val="0"/>
                 <w:spacing w:val="-5"/>
@@ -6874,7 +6702,6 @@
           <w:p>
             <w:pPr>
               <w:keepNext/>
-              <w:wordWrap w:val="0"/>
               <w:autoSpaceDE w:val="0"/>
               <w:autoSpaceDN w:val="0"/>
               <w:spacing w:after="20" w:before="20" w:line="208" w:lineRule="exact"/>
@@ -6882,7 +6709,7 @@
             <w:r/>
             <w:r>
               <w:rPr>
-                <w:rFonts w:ascii="Times New Roman" w:hAnsi="Times New Roman" w:eastAsia="신명조"/>
+                <w:rFonts w:ascii="Times New Roman" w:hAnsi="Times New Roman" w:eastAsia="AppleMyungjo"/>
                 <w:b w:val="0"/>
                 <w:i w:val="0"/>
                 <w:spacing w:val="-5"/>
@@ -6906,7 +6733,6 @@
           <w:p>
             <w:pPr>
               <w:keepNext/>
-              <w:wordWrap w:val="0"/>
               <w:autoSpaceDE w:val="0"/>
               <w:autoSpaceDN w:val="0"/>
               <w:spacing w:after="20" w:before="20" w:line="208" w:lineRule="exact"/>
@@ -6914,7 +6740,7 @@
             <w:r/>
             <w:r>
               <w:rPr>
-                <w:rFonts w:ascii="Times New Roman" w:hAnsi="Times New Roman" w:eastAsia="신명조"/>
+                <w:rFonts w:ascii="Times New Roman" w:hAnsi="Times New Roman" w:eastAsia="AppleMyungjo"/>
                 <w:b w:val="0"/>
                 <w:i w:val="0"/>
                 <w:spacing w:val="-5"/>
@@ -6943,7 +6769,6 @@
           <w:p>
             <w:pPr>
               <w:keepNext/>
-              <w:wordWrap w:val="0"/>
               <w:autoSpaceDE w:val="0"/>
               <w:autoSpaceDN w:val="0"/>
               <w:spacing w:after="20" w:before="20" w:line="208" w:lineRule="exact"/>
@@ -6951,7 +6776,7 @@
             <w:r/>
             <w:r>
               <w:rPr>
-                <w:rFonts w:ascii="Times New Roman" w:hAnsi="Times New Roman" w:eastAsia="신명조"/>
+                <w:rFonts w:ascii="Times New Roman" w:hAnsi="Times New Roman" w:eastAsia="AppleMyungjo"/>
                 <w:b w:val="0"/>
                 <w:i w:val="0"/>
                 <w:spacing w:val="-5"/>
@@ -6975,7 +6800,6 @@
           <w:p>
             <w:pPr>
               <w:keepNext/>
-              <w:wordWrap w:val="0"/>
               <w:autoSpaceDE w:val="0"/>
               <w:autoSpaceDN w:val="0"/>
               <w:spacing w:after="20" w:before="20" w:line="208" w:lineRule="exact"/>
@@ -6983,7 +6807,7 @@
             <w:r/>
             <w:r>
               <w:rPr>
-                <w:rFonts w:ascii="Times New Roman" w:hAnsi="Times New Roman" w:eastAsia="신명조"/>
+                <w:rFonts w:ascii="Times New Roman" w:hAnsi="Times New Roman" w:eastAsia="AppleMyungjo"/>
                 <w:b w:val="0"/>
                 <w:i w:val="0"/>
                 <w:spacing w:val="-5"/>
@@ -7007,7 +6831,6 @@
           <w:p>
             <w:pPr>
               <w:keepNext/>
-              <w:wordWrap w:val="0"/>
               <w:autoSpaceDE w:val="0"/>
               <w:autoSpaceDN w:val="0"/>
               <w:spacing w:after="20" w:before="20" w:line="208" w:lineRule="exact"/>
@@ -7015,7 +6838,7 @@
             <w:r/>
             <w:r>
               <w:rPr>
-                <w:rFonts w:ascii="Times New Roman" w:hAnsi="Times New Roman" w:eastAsia="신명조"/>
+                <w:rFonts w:ascii="Times New Roman" w:hAnsi="Times New Roman" w:eastAsia="AppleMyungjo"/>
                 <w:b w:val="0"/>
                 <w:i w:val="0"/>
                 <w:spacing w:val="-5"/>
@@ -7039,7 +6862,6 @@
           <w:p>
             <w:pPr>
               <w:keepNext/>
-              <w:wordWrap w:val="0"/>
               <w:autoSpaceDE w:val="0"/>
               <w:autoSpaceDN w:val="0"/>
               <w:spacing w:after="20" w:before="20" w:line="208" w:lineRule="exact"/>
@@ -7047,7 +6869,7 @@
             <w:r/>
             <w:r>
               <w:rPr>
-                <w:rFonts w:ascii="Times New Roman" w:hAnsi="Times New Roman" w:eastAsia="신명조"/>
+                <w:rFonts w:ascii="Times New Roman" w:hAnsi="Times New Roman" w:eastAsia="AppleMyungjo"/>
                 <w:b w:val="0"/>
                 <w:i w:val="0"/>
                 <w:spacing w:val="-5"/>
@@ -7071,7 +6893,6 @@
           <w:p>
             <w:pPr>
               <w:keepNext/>
-              <w:wordWrap w:val="0"/>
               <w:autoSpaceDE w:val="0"/>
               <w:autoSpaceDN w:val="0"/>
               <w:spacing w:after="20" w:before="20" w:line="208" w:lineRule="exact"/>
@@ -7079,7 +6900,7 @@
             <w:r/>
             <w:r>
               <w:rPr>
-                <w:rFonts w:ascii="Times New Roman" w:hAnsi="Times New Roman" w:eastAsia="신명조"/>
+                <w:rFonts w:ascii="Times New Roman" w:hAnsi="Times New Roman" w:eastAsia="AppleMyungjo"/>
                 <w:b w:val="0"/>
                 <w:i w:val="0"/>
                 <w:spacing w:val="-5"/>
@@ -7103,7 +6924,6 @@
           <w:p>
             <w:pPr>
               <w:keepNext/>
-              <w:wordWrap w:val="0"/>
               <w:autoSpaceDE w:val="0"/>
               <w:autoSpaceDN w:val="0"/>
               <w:spacing w:after="20" w:before="20" w:line="208" w:lineRule="exact"/>
@@ -7111,7 +6931,7 @@
             <w:r/>
             <w:r>
               <w:rPr>
-                <w:rFonts w:ascii="Times New Roman" w:hAnsi="Times New Roman" w:eastAsia="신명조"/>
+                <w:rFonts w:ascii="Times New Roman" w:hAnsi="Times New Roman" w:eastAsia="AppleMyungjo"/>
                 <w:b w:val="0"/>
                 <w:i w:val="0"/>
                 <w:spacing w:val="-5"/>
@@ -7140,7 +6960,6 @@
           <w:p>
             <w:pPr>
               <w:keepNext/>
-              <w:wordWrap w:val="0"/>
               <w:autoSpaceDE w:val="0"/>
               <w:autoSpaceDN w:val="0"/>
               <w:spacing w:after="20" w:before="20" w:line="208" w:lineRule="exact"/>
@@ -7148,7 +6967,7 @@
             <w:r/>
             <w:r>
               <w:rPr>
-                <w:rFonts w:ascii="Times New Roman" w:hAnsi="Times New Roman" w:eastAsia="신명조"/>
+                <w:rFonts w:ascii="Times New Roman" w:hAnsi="Times New Roman" w:eastAsia="AppleMyungjo"/>
                 <w:b w:val="0"/>
                 <w:i w:val="0"/>
                 <w:spacing w:val="-5"/>
@@ -7172,7 +6991,6 @@
           <w:p>
             <w:pPr>
               <w:keepNext/>
-              <w:wordWrap w:val="0"/>
               <w:autoSpaceDE w:val="0"/>
               <w:autoSpaceDN w:val="0"/>
               <w:spacing w:after="20" w:before="20" w:line="208" w:lineRule="exact"/>
@@ -7180,7 +6998,7 @@
             <w:r/>
             <w:r>
               <w:rPr>
-                <w:rFonts w:ascii="Times New Roman" w:hAnsi="Times New Roman" w:eastAsia="신명조"/>
+                <w:rFonts w:ascii="Times New Roman" w:hAnsi="Times New Roman" w:eastAsia="AppleMyungjo"/>
                 <w:b w:val="0"/>
                 <w:i w:val="0"/>
                 <w:spacing w:val="-5"/>
@@ -7204,7 +7022,6 @@
           <w:p>
             <w:pPr>
               <w:keepNext/>
-              <w:wordWrap w:val="0"/>
               <w:autoSpaceDE w:val="0"/>
               <w:autoSpaceDN w:val="0"/>
               <w:spacing w:after="20" w:before="20" w:line="208" w:lineRule="exact"/>
@@ -7212,7 +7029,7 @@
             <w:r/>
             <w:r>
               <w:rPr>
-                <w:rFonts w:ascii="Times New Roman" w:hAnsi="Times New Roman" w:eastAsia="신명조"/>
+                <w:rFonts w:ascii="Times New Roman" w:hAnsi="Times New Roman" w:eastAsia="AppleMyungjo"/>
                 <w:b w:val="0"/>
                 <w:i w:val="0"/>
                 <w:spacing w:val="-5"/>
@@ -7236,7 +7053,6 @@
           <w:p>
             <w:pPr>
               <w:keepNext/>
-              <w:wordWrap w:val="0"/>
               <w:autoSpaceDE w:val="0"/>
               <w:autoSpaceDN w:val="0"/>
               <w:spacing w:after="20" w:before="20" w:line="208" w:lineRule="exact"/>
@@ -7244,7 +7060,7 @@
             <w:r/>
             <w:r>
               <w:rPr>
-                <w:rFonts w:ascii="Times New Roman" w:hAnsi="Times New Roman" w:eastAsia="신명조"/>
+                <w:rFonts w:ascii="Times New Roman" w:hAnsi="Times New Roman" w:eastAsia="AppleMyungjo"/>
                 <w:b w:val="0"/>
                 <w:i w:val="0"/>
                 <w:spacing w:val="-5"/>
@@ -7268,7 +7084,6 @@
           <w:p>
             <w:pPr>
               <w:keepNext/>
-              <w:wordWrap w:val="0"/>
               <w:autoSpaceDE w:val="0"/>
               <w:autoSpaceDN w:val="0"/>
               <w:spacing w:after="20" w:before="20" w:line="208" w:lineRule="exact"/>
@@ -7276,7 +7091,7 @@
             <w:r/>
             <w:r>
               <w:rPr>
-                <w:rFonts w:ascii="Times New Roman" w:hAnsi="Times New Roman" w:eastAsia="신명조"/>
+                <w:rFonts w:ascii="Times New Roman" w:hAnsi="Times New Roman" w:eastAsia="AppleMyungjo"/>
                 <w:b w:val="0"/>
                 <w:i w:val="0"/>
                 <w:spacing w:val="-5"/>
@@ -7300,7 +7115,6 @@
           <w:p>
             <w:pPr>
               <w:keepNext/>
-              <w:wordWrap w:val="0"/>
               <w:autoSpaceDE w:val="0"/>
               <w:autoSpaceDN w:val="0"/>
               <w:spacing w:after="20" w:before="20" w:line="208" w:lineRule="exact"/>
@@ -7308,7 +7122,7 @@
             <w:r/>
             <w:r>
               <w:rPr>
-                <w:rFonts w:ascii="Times New Roman" w:hAnsi="Times New Roman" w:eastAsia="신명조"/>
+                <w:rFonts w:ascii="Times New Roman" w:hAnsi="Times New Roman" w:eastAsia="AppleMyungjo"/>
                 <w:b w:val="0"/>
                 <w:i w:val="0"/>
                 <w:spacing w:val="-5"/>
@@ -7336,7 +7150,6 @@
           </w:tcPr>
           <w:p>
             <w:pPr>
-              <w:wordWrap w:val="0"/>
               <w:autoSpaceDE w:val="0"/>
               <w:autoSpaceDN w:val="0"/>
               <w:spacing w:after="20" w:before="20" w:line="208" w:lineRule="exact"/>
@@ -7344,7 +7157,7 @@
             <w:r/>
             <w:r>
               <w:rPr>
-                <w:rFonts w:ascii="Times New Roman" w:hAnsi="Times New Roman" w:eastAsia="신명조"/>
+                <w:rFonts w:ascii="Times New Roman" w:hAnsi="Times New Roman" w:eastAsia="AppleMyungjo"/>
                 <w:b w:val="0"/>
                 <w:i w:val="0"/>
                 <w:spacing w:val="-5"/>
@@ -7367,7 +7180,6 @@
           </w:tcPr>
           <w:p>
             <w:pPr>
-              <w:wordWrap w:val="0"/>
               <w:autoSpaceDE w:val="0"/>
               <w:autoSpaceDN w:val="0"/>
               <w:spacing w:after="20" w:before="20" w:line="208" w:lineRule="exact"/>
@@ -7375,7 +7187,7 @@
             <w:r/>
             <w:r>
               <w:rPr>
-                <w:rFonts w:ascii="Times New Roman" w:hAnsi="Times New Roman" w:eastAsia="신명조"/>
+                <w:rFonts w:ascii="Times New Roman" w:hAnsi="Times New Roman" w:eastAsia="AppleMyungjo"/>
                 <w:b w:val="0"/>
                 <w:i w:val="0"/>
                 <w:spacing w:val="-5"/>
@@ -7398,7 +7210,6 @@
           </w:tcPr>
           <w:p>
             <w:pPr>
-              <w:wordWrap w:val="0"/>
               <w:autoSpaceDE w:val="0"/>
               <w:autoSpaceDN w:val="0"/>
               <w:spacing w:after="20" w:before="20" w:line="208" w:lineRule="exact"/>
@@ -7406,7 +7217,7 @@
             <w:r/>
             <w:r>
               <w:rPr>
-                <w:rFonts w:ascii="Times New Roman" w:hAnsi="Times New Roman" w:eastAsia="신명조"/>
+                <w:rFonts w:ascii="Times New Roman" w:hAnsi="Times New Roman" w:eastAsia="AppleMyungjo"/>
                 <w:b w:val="0"/>
                 <w:i w:val="0"/>
                 <w:spacing w:val="-5"/>
@@ -7429,7 +7240,6 @@
           </w:tcPr>
           <w:p>
             <w:pPr>
-              <w:wordWrap w:val="0"/>
               <w:autoSpaceDE w:val="0"/>
               <w:autoSpaceDN w:val="0"/>
               <w:spacing w:after="20" w:before="20" w:line="208" w:lineRule="exact"/>
@@ -7437,7 +7247,7 @@
             <w:r/>
             <w:r>
               <w:rPr>
-                <w:rFonts w:ascii="Times New Roman" w:hAnsi="Times New Roman" w:eastAsia="신명조"/>
+                <w:rFonts w:ascii="Times New Roman" w:hAnsi="Times New Roman" w:eastAsia="AppleMyungjo"/>
                 <w:b w:val="0"/>
                 <w:i w:val="0"/>
                 <w:spacing w:val="-5"/>
@@ -7460,7 +7270,6 @@
           </w:tcPr>
           <w:p>
             <w:pPr>
-              <w:wordWrap w:val="0"/>
               <w:autoSpaceDE w:val="0"/>
               <w:autoSpaceDN w:val="0"/>
               <w:spacing w:after="20" w:before="20" w:line="208" w:lineRule="exact"/>
@@ -7468,7 +7277,7 @@
             <w:r/>
             <w:r>
               <w:rPr>
-                <w:rFonts w:ascii="Times New Roman" w:hAnsi="Times New Roman" w:eastAsia="신명조"/>
+                <w:rFonts w:ascii="Times New Roman" w:hAnsi="Times New Roman" w:eastAsia="AppleMyungjo"/>
                 <w:b w:val="0"/>
                 <w:i w:val="0"/>
                 <w:spacing w:val="-5"/>
@@ -7491,7 +7300,6 @@
           </w:tcPr>
           <w:p>
             <w:pPr>
-              <w:wordWrap w:val="0"/>
               <w:autoSpaceDE w:val="0"/>
               <w:autoSpaceDN w:val="0"/>
               <w:spacing w:after="20" w:before="20" w:line="208" w:lineRule="exact"/>
@@ -7499,7 +7307,7 @@
             <w:r/>
             <w:r>
               <w:rPr>
-                <w:rFonts w:ascii="Times New Roman" w:hAnsi="Times New Roman" w:eastAsia="신명조"/>
+                <w:rFonts w:ascii="Times New Roman" w:hAnsi="Times New Roman" w:eastAsia="AppleMyungjo"/>
                 <w:b w:val="0"/>
                 <w:i w:val="0"/>
                 <w:spacing w:val="-5"/>
@@ -7530,7 +7338,6 @@
     </w:p>
     <w:p>
       <w:pPr>
-        <w:wordWrap w:val="0"/>
         <w:autoSpaceDE w:val="0"/>
         <w:autoSpaceDN w:val="0"/>
         <w:spacing w:after="80" w:before="0" w:line="280" w:lineRule="exact"/>
@@ -7539,11 +7346,11 @@
       </w:pPr>
       <w:r>
         <w:rPr>
-          <w:rFonts w:ascii="Times New Roman" w:hAnsi="Times New Roman" w:eastAsia="신명조"/>
+          <w:rFonts w:ascii="Times New Roman" w:hAnsi="Times New Roman" w:eastAsia="AppleMyungjo"/>
           <w:b w:val="0"/>
           <w:i w:val="0"/>
           <w:spacing w:val="-5"/>
-          <w:w w:val="95"/>
+          <w:w w:val="100"/>
           <w:sz w:val="18"/>
         </w:rPr>
         <w:t>측정 방법은 다음과 같다. epoch당 시간은 40배치의 학습 스텝 시간 중앙값에, 4.3절의 학습 윈도우 264,653건이 만드는 4,135배치를 곱한 값이다. 전 종목 1회 통과는 201종목에 대한 순전파 21회의 중앙값이고, 종목당 지연시간은 그 값을 201로 나눈 것이지 따로 측정한 값이 아니다. 활성값은 역전파 그래프를 남기는 순전파가 추가로 할당한 장치 메모리이며, 독립적인 두 번의 측정이 0.8% 안에서 일치하였다. 분위 GBDT의 전 종목 통과는 시험구간 마지막 날의 199종목에 대한 것이고, 모수 메모리는 직렬화한 모형 크기다.</w:t>
@@ -7551,7 +7358,6 @@
     </w:p>
     <w:p>
       <w:pPr>
-        <w:wordWrap w:val="0"/>
         <w:autoSpaceDE w:val="0"/>
         <w:autoSpaceDN w:val="0"/>
         <w:spacing w:after="80" w:before="0" w:line="280" w:lineRule="exact"/>
@@ -7560,11 +7366,11 @@
       </w:pPr>
       <w:r>
         <w:rPr>
-          <w:rFonts w:ascii="Times New Roman" w:hAnsi="Times New Roman" w:eastAsia="신명조"/>
+          <w:rFonts w:ascii="Times New Roman" w:hAnsi="Times New Roman" w:eastAsia="AppleMyungjo"/>
           <w:b w:val="0"/>
           <w:i w:val="0"/>
           <w:spacing w:val="-5"/>
-          <w:w w:val="95"/>
+          <w:w w:val="100"/>
           <w:sz w:val="18"/>
         </w:rPr>
         <w:t>더 낮은 손실에서 제안 모형은 TFT 원본 대비 학습 3.8배, 종목당 추론 4.8배, 활성값 메모리 5.1배의 절감을 보였다. 패치 토큰화가 어텐션 대상 시퀀스를 120에서 24로 줄이고 인코더 앞의 채널 축약이 채널 반복을 제거한 결과이며, 모수 1.4배 차이는 부차적이다. 같은 배율은 장비와 배치가 다른 조건에서도 재현된다. &lt;Table 4&gt;를 얻은 캐글 GPU(배치 256, 혼합정밀도)에서는 제안 모형 41.8초/epoch, TFT 원본 157.1초/epoch였다. 분위 GBDT의 비용은 이보다도 낮다. 세 분위 모형 전체를 한 번 학습하는 데 CPU에서 26.1초로 제안 모형의 1 epoch보다 짧았고, 종목당 추론도 0.068 ms로 절반 이하였다. 따라서 본 연구의 경량은 트랜스포머 분위 모형, 특히 TFT 대비의 의미이며, 제안 모형이 GBDT 대비 얻는 것은 비용이 아니라 시험구간 손실의 추가 개선(+4.95% 대 +3.45%)이다.</w:t>
@@ -7572,7 +7378,6 @@
     </w:p>
     <w:p>
       <w:pPr>
-        <w:wordWrap w:val="0"/>
         <w:autoSpaceDE w:val="0"/>
         <w:autoSpaceDN w:val="0"/>
         <w:spacing w:after="80" w:before="0" w:line="280" w:lineRule="exact"/>
@@ -7581,11 +7386,11 @@
       </w:pPr>
       <w:r>
         <w:rPr>
-          <w:rFonts w:ascii="Times New Roman" w:hAnsi="Times New Roman" w:eastAsia="신명조"/>
+          <w:rFonts w:ascii="Times New Roman" w:hAnsi="Times New Roman" w:eastAsia="AppleMyungjo"/>
           <w:b w:val="0"/>
           <w:i w:val="0"/>
           <w:spacing w:val="-5"/>
-          <w:w w:val="95"/>
+          <w:w w:val="100"/>
           <w:sz w:val="18"/>
         </w:rPr>
         <w:t>(Fig. 2)는 &lt;Table 4&gt;의 검증구간 정확도와 &lt;Table 5&gt;의 비용을 한 평면에 놓은 것이다. 지연시간만 보면 분위 헤드 모형이 더 왼쪽에 있으나, 정확도와 비용을 함께 보면 세 트랜스포머 모형 가운데 제안 모형이 파레토 전선 위에 있다. 분위 GBDT는 검증 정확도가 같고 지연이 더 짧으므로 이 평면에서는 제안 모형보다 앞선다.</w:t>
@@ -7633,14 +7438,13 @@
     </w:p>
     <w:p>
       <w:pPr>
-        <w:wordWrap w:val="0"/>
         <w:autoSpaceDE w:val="0"/>
         <w:autoSpaceDN w:val="0"/>
         <w:spacing w:after="40" w:before="0" w:line="220" w:lineRule="exact"/>
       </w:pPr>
       <w:r>
         <w:rPr>
-          <w:rFonts w:ascii="Times New Roman" w:hAnsi="Times New Roman" w:eastAsia="중고딕"/>
+          <w:rFonts w:ascii="Times New Roman" w:hAnsi="Times New Roman" w:eastAsia="Apple SD Gothic Neo"/>
           <w:b w:val="0"/>
           <w:i w:val="0"/>
           <w:spacing w:val="-8"/>
@@ -7653,15 +7457,14 @@
     <w:p>
       <w:pPr>
         <w:keepNext/>
-        <w:wordWrap w:val="0"/>
         <w:autoSpaceDE w:val="0"/>
         <w:autoSpaceDN w:val="0"/>
-        <w:spacing w:after="60" w:before="0" w:line="300" w:lineRule="auto"/>
+        <w:spacing w:after="20" w:before="0" w:line="300" w:lineRule="auto"/>
       </w:pPr>
       <w:r>
         <w:rPr>
-          <w:rFonts w:ascii="Times New Roman" w:hAnsi="Times New Roman" w:eastAsia="중고딕"/>
-          <w:b w:val="0"/>
+          <w:rFonts w:ascii="Times New Roman" w:hAnsi="Times New Roman" w:eastAsia="Apple SD Gothic Neo"/>
+          <w:b/>
           <w:i w:val="0"/>
           <w:spacing w:val="-9"/>
           <w:w w:val="95"/>
@@ -7672,7 +7475,6 @@
     </w:p>
     <w:p>
       <w:pPr>
-        <w:wordWrap w:val="0"/>
         <w:autoSpaceDE w:val="0"/>
         <w:autoSpaceDN w:val="0"/>
         <w:spacing w:after="80" w:before="0" w:line="280" w:lineRule="exact"/>
@@ -7681,11 +7483,11 @@
       </w:pPr>
       <w:r>
         <w:rPr>
-          <w:rFonts w:ascii="Times New Roman" w:hAnsi="Times New Roman" w:eastAsia="신명조"/>
+          <w:rFonts w:ascii="Times New Roman" w:hAnsi="Times New Roman" w:eastAsia="AppleMyungjo"/>
           <w:b w:val="0"/>
           <w:i w:val="0"/>
           <w:spacing w:val="-5"/>
-          <w:w w:val="95"/>
+          <w:w w:val="100"/>
           <w:sz w:val="18"/>
         </w:rPr>
         <w:t>네 분위 모형에 4.4절의 동일한 기권 규칙을 적용하고 시험구간 전체에서 집계하였다. 점 예측 모형은 임계할 폭이 없어 기권이 정의되지 않으므로 제외하였다.</w:t>
@@ -7705,14 +7507,13 @@
     <w:p>
       <w:pPr>
         <w:keepNext/>
-        <w:wordWrap w:val="0"/>
         <w:autoSpaceDE w:val="0"/>
         <w:autoSpaceDN w:val="0"/>
         <w:spacing w:after="40" w:before="0" w:line="220" w:lineRule="exact"/>
       </w:pPr>
       <w:r>
         <w:rPr>
-          <w:rFonts w:ascii="Times New Roman" w:hAnsi="Times New Roman" w:eastAsia="중고딕"/>
+          <w:rFonts w:ascii="Times New Roman" w:hAnsi="Times New Roman" w:eastAsia="Apple SD Gothic Neo"/>
           <w:b w:val="0"/>
           <w:i w:val="0"/>
           <w:spacing w:val="-8"/>
@@ -7758,7 +7559,6 @@
           <w:p>
             <w:pPr>
               <w:keepNext/>
-              <w:wordWrap w:val="0"/>
               <w:autoSpaceDE w:val="0"/>
               <w:autoSpaceDN w:val="0"/>
               <w:spacing w:after="20" w:before="20" w:line="208" w:lineRule="exact"/>
@@ -7766,7 +7566,7 @@
             <w:r/>
             <w:r>
               <w:rPr>
-                <w:rFonts w:ascii="Times New Roman" w:hAnsi="Times New Roman" w:eastAsia="신명조"/>
+                <w:rFonts w:ascii="Times New Roman" w:hAnsi="Times New Roman" w:eastAsia="AppleMyungjo"/>
                 <w:b/>
                 <w:i w:val="0"/>
                 <w:spacing w:val="-5"/>
@@ -7790,7 +7590,6 @@
           <w:p>
             <w:pPr>
               <w:keepNext/>
-              <w:wordWrap w:val="0"/>
               <w:autoSpaceDE w:val="0"/>
               <w:autoSpaceDN w:val="0"/>
               <w:spacing w:after="20" w:before="20" w:line="208" w:lineRule="exact"/>
@@ -7798,7 +7597,7 @@
             <w:r/>
             <w:r>
               <w:rPr>
-                <w:rFonts w:ascii="Times New Roman" w:hAnsi="Times New Roman" w:eastAsia="신명조"/>
+                <w:rFonts w:ascii="Times New Roman" w:hAnsi="Times New Roman" w:eastAsia="AppleMyungjo"/>
                 <w:b/>
                 <w:i w:val="0"/>
                 <w:spacing w:val="-5"/>
@@ -7822,7 +7621,6 @@
           <w:p>
             <w:pPr>
               <w:keepNext/>
-              <w:wordWrap w:val="0"/>
               <w:autoSpaceDE w:val="0"/>
               <w:autoSpaceDN w:val="0"/>
               <w:spacing w:after="20" w:before="20" w:line="208" w:lineRule="exact"/>
@@ -7830,7 +7628,7 @@
             <w:r/>
             <w:r>
               <w:rPr>
-                <w:rFonts w:ascii="Times New Roman" w:hAnsi="Times New Roman" w:eastAsia="신명조"/>
+                <w:rFonts w:ascii="Times New Roman" w:hAnsi="Times New Roman" w:eastAsia="AppleMyungjo"/>
                 <w:b/>
                 <w:i w:val="0"/>
                 <w:spacing w:val="-5"/>
@@ -7854,7 +7652,6 @@
           <w:p>
             <w:pPr>
               <w:keepNext/>
-              <w:wordWrap w:val="0"/>
               <w:autoSpaceDE w:val="0"/>
               <w:autoSpaceDN w:val="0"/>
               <w:spacing w:after="20" w:before="20" w:line="208" w:lineRule="exact"/>
@@ -7862,7 +7659,7 @@
             <w:r/>
             <w:r>
               <w:rPr>
-                <w:rFonts w:ascii="Times New Roman" w:hAnsi="Times New Roman" w:eastAsia="신명조"/>
+                <w:rFonts w:ascii="Times New Roman" w:hAnsi="Times New Roman" w:eastAsia="AppleMyungjo"/>
                 <w:b/>
                 <w:i w:val="0"/>
                 <w:spacing w:val="-5"/>
@@ -7886,7 +7683,6 @@
           <w:p>
             <w:pPr>
               <w:keepNext/>
-              <w:wordWrap w:val="0"/>
               <w:autoSpaceDE w:val="0"/>
               <w:autoSpaceDN w:val="0"/>
               <w:spacing w:after="20" w:before="20" w:line="208" w:lineRule="exact"/>
@@ -7894,7 +7690,7 @@
             <w:r/>
             <w:r>
               <w:rPr>
-                <w:rFonts w:ascii="Times New Roman" w:hAnsi="Times New Roman" w:eastAsia="신명조"/>
+                <w:rFonts w:ascii="Times New Roman" w:hAnsi="Times New Roman" w:eastAsia="AppleMyungjo"/>
                 <w:b/>
                 <w:i w:val="0"/>
                 <w:spacing w:val="-5"/>
@@ -7918,7 +7714,6 @@
           <w:p>
             <w:pPr>
               <w:keepNext/>
-              <w:wordWrap w:val="0"/>
               <w:autoSpaceDE w:val="0"/>
               <w:autoSpaceDN w:val="0"/>
               <w:spacing w:after="20" w:before="20" w:line="208" w:lineRule="exact"/>
@@ -7926,7 +7721,7 @@
             <w:r/>
             <w:r>
               <w:rPr>
-                <w:rFonts w:ascii="Times New Roman" w:hAnsi="Times New Roman" w:eastAsia="신명조"/>
+                <w:rFonts w:ascii="Times New Roman" w:hAnsi="Times New Roman" w:eastAsia="AppleMyungjo"/>
                 <w:b/>
                 <w:i w:val="0"/>
                 <w:spacing w:val="-5"/>
@@ -7955,7 +7750,6 @@
           <w:p>
             <w:pPr>
               <w:keepNext/>
-              <w:wordWrap w:val="0"/>
               <w:autoSpaceDE w:val="0"/>
               <w:autoSpaceDN w:val="0"/>
               <w:spacing w:after="20" w:before="20" w:line="208" w:lineRule="exact"/>
@@ -7963,7 +7757,7 @@
             <w:r/>
             <w:r>
               <w:rPr>
-                <w:rFonts w:ascii="Times New Roman" w:hAnsi="Times New Roman" w:eastAsia="신명조"/>
+                <w:rFonts w:ascii="Times New Roman" w:hAnsi="Times New Roman" w:eastAsia="AppleMyungjo"/>
                 <w:b w:val="0"/>
                 <w:i w:val="0"/>
                 <w:spacing w:val="-5"/>
@@ -7987,7 +7781,6 @@
           <w:p>
             <w:pPr>
               <w:keepNext/>
-              <w:wordWrap w:val="0"/>
               <w:autoSpaceDE w:val="0"/>
               <w:autoSpaceDN w:val="0"/>
               <w:spacing w:after="20" w:before="20" w:line="208" w:lineRule="exact"/>
@@ -7995,7 +7788,7 @@
             <w:r/>
             <w:r>
               <w:rPr>
-                <w:rFonts w:ascii="Times New Roman" w:hAnsi="Times New Roman" w:eastAsia="신명조"/>
+                <w:rFonts w:ascii="Times New Roman" w:hAnsi="Times New Roman" w:eastAsia="AppleMyungjo"/>
                 <w:b w:val="0"/>
                 <w:i w:val="0"/>
                 <w:spacing w:val="-5"/>
@@ -8019,7 +7812,6 @@
           <w:p>
             <w:pPr>
               <w:keepNext/>
-              <w:wordWrap w:val="0"/>
               <w:autoSpaceDE w:val="0"/>
               <w:autoSpaceDN w:val="0"/>
               <w:spacing w:after="20" w:before="20" w:line="208" w:lineRule="exact"/>
@@ -8027,7 +7819,7 @@
             <w:r/>
             <w:r>
               <w:rPr>
-                <w:rFonts w:ascii="Times New Roman" w:hAnsi="Times New Roman" w:eastAsia="신명조"/>
+                <w:rFonts w:ascii="Times New Roman" w:hAnsi="Times New Roman" w:eastAsia="AppleMyungjo"/>
                 <w:b w:val="0"/>
                 <w:i w:val="0"/>
                 <w:spacing w:val="-5"/>
@@ -8051,7 +7843,6 @@
           <w:p>
             <w:pPr>
               <w:keepNext/>
-              <w:wordWrap w:val="0"/>
               <w:autoSpaceDE w:val="0"/>
               <w:autoSpaceDN w:val="0"/>
               <w:spacing w:after="20" w:before="20" w:line="208" w:lineRule="exact"/>
@@ -8059,7 +7850,7 @@
             <w:r/>
             <w:r>
               <w:rPr>
-                <w:rFonts w:ascii="Times New Roman" w:hAnsi="Times New Roman" w:eastAsia="신명조"/>
+                <w:rFonts w:ascii="Times New Roman" w:hAnsi="Times New Roman" w:eastAsia="AppleMyungjo"/>
                 <w:b w:val="0"/>
                 <w:i w:val="0"/>
                 <w:spacing w:val="-5"/>
@@ -8083,7 +7874,6 @@
           <w:p>
             <w:pPr>
               <w:keepNext/>
-              <w:wordWrap w:val="0"/>
               <w:autoSpaceDE w:val="0"/>
               <w:autoSpaceDN w:val="0"/>
               <w:spacing w:after="20" w:before="20" w:line="208" w:lineRule="exact"/>
@@ -8091,7 +7881,7 @@
             <w:r/>
             <w:r>
               <w:rPr>
-                <w:rFonts w:ascii="Times New Roman" w:hAnsi="Times New Roman" w:eastAsia="신명조"/>
+                <w:rFonts w:ascii="Times New Roman" w:hAnsi="Times New Roman" w:eastAsia="AppleMyungjo"/>
                 <w:b w:val="0"/>
                 <w:i w:val="0"/>
                 <w:spacing w:val="-5"/>
@@ -8115,7 +7905,6 @@
           <w:p>
             <w:pPr>
               <w:keepNext/>
-              <w:wordWrap w:val="0"/>
               <w:autoSpaceDE w:val="0"/>
               <w:autoSpaceDN w:val="0"/>
               <w:spacing w:after="20" w:before="20" w:line="208" w:lineRule="exact"/>
@@ -8123,7 +7912,7 @@
             <w:r/>
             <w:r>
               <w:rPr>
-                <w:rFonts w:ascii="Times New Roman" w:hAnsi="Times New Roman" w:eastAsia="신명조"/>
+                <w:rFonts w:ascii="Times New Roman" w:hAnsi="Times New Roman" w:eastAsia="AppleMyungjo"/>
                 <w:b w:val="0"/>
                 <w:i w:val="0"/>
                 <w:spacing w:val="-5"/>
@@ -8152,7 +7941,6 @@
           <w:p>
             <w:pPr>
               <w:keepNext/>
-              <w:wordWrap w:val="0"/>
               <w:autoSpaceDE w:val="0"/>
               <w:autoSpaceDN w:val="0"/>
               <w:spacing w:after="20" w:before="20" w:line="208" w:lineRule="exact"/>
@@ -8160,7 +7948,7 @@
             <w:r/>
             <w:r>
               <w:rPr>
-                <w:rFonts w:ascii="Times New Roman" w:hAnsi="Times New Roman" w:eastAsia="신명조"/>
+                <w:rFonts w:ascii="Times New Roman" w:hAnsi="Times New Roman" w:eastAsia="AppleMyungjo"/>
                 <w:b w:val="0"/>
                 <w:i w:val="0"/>
                 <w:spacing w:val="-5"/>
@@ -8184,7 +7972,6 @@
           <w:p>
             <w:pPr>
               <w:keepNext/>
-              <w:wordWrap w:val="0"/>
               <w:autoSpaceDE w:val="0"/>
               <w:autoSpaceDN w:val="0"/>
               <w:spacing w:after="20" w:before="20" w:line="208" w:lineRule="exact"/>
@@ -8192,7 +7979,7 @@
             <w:r/>
             <w:r>
               <w:rPr>
-                <w:rFonts w:ascii="Times New Roman" w:hAnsi="Times New Roman" w:eastAsia="신명조"/>
+                <w:rFonts w:ascii="Times New Roman" w:hAnsi="Times New Roman" w:eastAsia="AppleMyungjo"/>
                 <w:b w:val="0"/>
                 <w:i w:val="0"/>
                 <w:spacing w:val="-5"/>
@@ -8216,7 +8003,6 @@
           <w:p>
             <w:pPr>
               <w:keepNext/>
-              <w:wordWrap w:val="0"/>
               <w:autoSpaceDE w:val="0"/>
               <w:autoSpaceDN w:val="0"/>
               <w:spacing w:after="20" w:before="20" w:line="208" w:lineRule="exact"/>
@@ -8224,7 +8010,7 @@
             <w:r/>
             <w:r>
               <w:rPr>
-                <w:rFonts w:ascii="Times New Roman" w:hAnsi="Times New Roman" w:eastAsia="신명조"/>
+                <w:rFonts w:ascii="Times New Roman" w:hAnsi="Times New Roman" w:eastAsia="AppleMyungjo"/>
                 <w:b w:val="0"/>
                 <w:i w:val="0"/>
                 <w:spacing w:val="-5"/>
@@ -8248,7 +8034,6 @@
           <w:p>
             <w:pPr>
               <w:keepNext/>
-              <w:wordWrap w:val="0"/>
               <w:autoSpaceDE w:val="0"/>
               <w:autoSpaceDN w:val="0"/>
               <w:spacing w:after="20" w:before="20" w:line="208" w:lineRule="exact"/>
@@ -8256,7 +8041,7 @@
             <w:r/>
             <w:r>
               <w:rPr>
-                <w:rFonts w:ascii="Times New Roman" w:hAnsi="Times New Roman" w:eastAsia="신명조"/>
+                <w:rFonts w:ascii="Times New Roman" w:hAnsi="Times New Roman" w:eastAsia="AppleMyungjo"/>
                 <w:b w:val="0"/>
                 <w:i w:val="0"/>
                 <w:spacing w:val="-5"/>
@@ -8280,7 +8065,6 @@
           <w:p>
             <w:pPr>
               <w:keepNext/>
-              <w:wordWrap w:val="0"/>
               <w:autoSpaceDE w:val="0"/>
               <w:autoSpaceDN w:val="0"/>
               <w:spacing w:after="20" w:before="20" w:line="208" w:lineRule="exact"/>
@@ -8288,7 +8072,7 @@
             <w:r/>
             <w:r>
               <w:rPr>
-                <w:rFonts w:ascii="Times New Roman" w:hAnsi="Times New Roman" w:eastAsia="신명조"/>
+                <w:rFonts w:ascii="Times New Roman" w:hAnsi="Times New Roman" w:eastAsia="AppleMyungjo"/>
                 <w:b w:val="0"/>
                 <w:i w:val="0"/>
                 <w:spacing w:val="-5"/>
@@ -8312,7 +8096,6 @@
           <w:p>
             <w:pPr>
               <w:keepNext/>
-              <w:wordWrap w:val="0"/>
               <w:autoSpaceDE w:val="0"/>
               <w:autoSpaceDN w:val="0"/>
               <w:spacing w:after="20" w:before="20" w:line="208" w:lineRule="exact"/>
@@ -8320,7 +8103,7 @@
             <w:r/>
             <w:r>
               <w:rPr>
-                <w:rFonts w:ascii="Times New Roman" w:hAnsi="Times New Roman" w:eastAsia="신명조"/>
+                <w:rFonts w:ascii="Times New Roman" w:hAnsi="Times New Roman" w:eastAsia="AppleMyungjo"/>
                 <w:b w:val="0"/>
                 <w:i w:val="0"/>
                 <w:spacing w:val="-5"/>
@@ -8349,7 +8132,6 @@
           <w:p>
             <w:pPr>
               <w:keepNext/>
-              <w:wordWrap w:val="0"/>
               <w:autoSpaceDE w:val="0"/>
               <w:autoSpaceDN w:val="0"/>
               <w:spacing w:after="20" w:before="20" w:line="208" w:lineRule="exact"/>
@@ -8357,7 +8139,7 @@
             <w:r/>
             <w:r>
               <w:rPr>
-                <w:rFonts w:ascii="Times New Roman" w:hAnsi="Times New Roman" w:eastAsia="신명조"/>
+                <w:rFonts w:ascii="Times New Roman" w:hAnsi="Times New Roman" w:eastAsia="AppleMyungjo"/>
                 <w:b w:val="0"/>
                 <w:i w:val="0"/>
                 <w:spacing w:val="-5"/>
@@ -8381,7 +8163,6 @@
           <w:p>
             <w:pPr>
               <w:keepNext/>
-              <w:wordWrap w:val="0"/>
               <w:autoSpaceDE w:val="0"/>
               <w:autoSpaceDN w:val="0"/>
               <w:spacing w:after="20" w:before="20" w:line="208" w:lineRule="exact"/>
@@ -8389,7 +8170,7 @@
             <w:r/>
             <w:r>
               <w:rPr>
-                <w:rFonts w:ascii="Times New Roman" w:hAnsi="Times New Roman" w:eastAsia="신명조"/>
+                <w:rFonts w:ascii="Times New Roman" w:hAnsi="Times New Roman" w:eastAsia="AppleMyungjo"/>
                 <w:b w:val="0"/>
                 <w:i w:val="0"/>
                 <w:spacing w:val="-5"/>
@@ -8413,7 +8194,6 @@
           <w:p>
             <w:pPr>
               <w:keepNext/>
-              <w:wordWrap w:val="0"/>
               <w:autoSpaceDE w:val="0"/>
               <w:autoSpaceDN w:val="0"/>
               <w:spacing w:after="20" w:before="20" w:line="208" w:lineRule="exact"/>
@@ -8421,7 +8201,7 @@
             <w:r/>
             <w:r>
               <w:rPr>
-                <w:rFonts w:ascii="Times New Roman" w:hAnsi="Times New Roman" w:eastAsia="신명조"/>
+                <w:rFonts w:ascii="Times New Roman" w:hAnsi="Times New Roman" w:eastAsia="AppleMyungjo"/>
                 <w:b w:val="0"/>
                 <w:i w:val="0"/>
                 <w:spacing w:val="-5"/>
@@ -8445,7 +8225,6 @@
           <w:p>
             <w:pPr>
               <w:keepNext/>
-              <w:wordWrap w:val="0"/>
               <w:autoSpaceDE w:val="0"/>
               <w:autoSpaceDN w:val="0"/>
               <w:spacing w:after="20" w:before="20" w:line="208" w:lineRule="exact"/>
@@ -8453,7 +8232,7 @@
             <w:r/>
             <w:r>
               <w:rPr>
-                <w:rFonts w:ascii="Times New Roman" w:hAnsi="Times New Roman" w:eastAsia="신명조"/>
+                <w:rFonts w:ascii="Times New Roman" w:hAnsi="Times New Roman" w:eastAsia="AppleMyungjo"/>
                 <w:b w:val="0"/>
                 <w:i w:val="0"/>
                 <w:spacing w:val="-5"/>
@@ -8477,7 +8256,6 @@
           <w:p>
             <w:pPr>
               <w:keepNext/>
-              <w:wordWrap w:val="0"/>
               <w:autoSpaceDE w:val="0"/>
               <w:autoSpaceDN w:val="0"/>
               <w:spacing w:after="20" w:before="20" w:line="208" w:lineRule="exact"/>
@@ -8485,7 +8263,7 @@
             <w:r/>
             <w:r>
               <w:rPr>
-                <w:rFonts w:ascii="Times New Roman" w:hAnsi="Times New Roman" w:eastAsia="신명조"/>
+                <w:rFonts w:ascii="Times New Roman" w:hAnsi="Times New Roman" w:eastAsia="AppleMyungjo"/>
                 <w:b w:val="0"/>
                 <w:i w:val="0"/>
                 <w:spacing w:val="-5"/>
@@ -8509,7 +8287,6 @@
           <w:p>
             <w:pPr>
               <w:keepNext/>
-              <w:wordWrap w:val="0"/>
               <w:autoSpaceDE w:val="0"/>
               <w:autoSpaceDN w:val="0"/>
               <w:spacing w:after="20" w:before="20" w:line="208" w:lineRule="exact"/>
@@ -8517,7 +8294,7 @@
             <w:r/>
             <w:r>
               <w:rPr>
-                <w:rFonts w:ascii="Times New Roman" w:hAnsi="Times New Roman" w:eastAsia="신명조"/>
+                <w:rFonts w:ascii="Times New Roman" w:hAnsi="Times New Roman" w:eastAsia="AppleMyungjo"/>
                 <w:b w:val="0"/>
                 <w:i w:val="0"/>
                 <w:spacing w:val="-5"/>
@@ -8545,7 +8322,6 @@
           </w:tcPr>
           <w:p>
             <w:pPr>
-              <w:wordWrap w:val="0"/>
               <w:autoSpaceDE w:val="0"/>
               <w:autoSpaceDN w:val="0"/>
               <w:spacing w:after="20" w:before="20" w:line="208" w:lineRule="exact"/>
@@ -8553,7 +8329,7 @@
             <w:r/>
             <w:r>
               <w:rPr>
-                <w:rFonts w:ascii="Times New Roman" w:hAnsi="Times New Roman" w:eastAsia="신명조"/>
+                <w:rFonts w:ascii="Times New Roman" w:hAnsi="Times New Roman" w:eastAsia="AppleMyungjo"/>
                 <w:b/>
                 <w:i w:val="0"/>
                 <w:spacing w:val="-5"/>
@@ -8576,7 +8352,6 @@
           </w:tcPr>
           <w:p>
             <w:pPr>
-              <w:wordWrap w:val="0"/>
               <w:autoSpaceDE w:val="0"/>
               <w:autoSpaceDN w:val="0"/>
               <w:spacing w:after="20" w:before="20" w:line="208" w:lineRule="exact"/>
@@ -8584,7 +8359,7 @@
             <w:r/>
             <w:r>
               <w:rPr>
-                <w:rFonts w:ascii="Times New Roman" w:hAnsi="Times New Roman" w:eastAsia="신명조"/>
+                <w:rFonts w:ascii="Times New Roman" w:hAnsi="Times New Roman" w:eastAsia="AppleMyungjo"/>
                 <w:b w:val="0"/>
                 <w:i w:val="0"/>
                 <w:spacing w:val="-5"/>
@@ -8607,7 +8382,6 @@
           </w:tcPr>
           <w:p>
             <w:pPr>
-              <w:wordWrap w:val="0"/>
               <w:autoSpaceDE w:val="0"/>
               <w:autoSpaceDN w:val="0"/>
               <w:spacing w:after="20" w:before="20" w:line="208" w:lineRule="exact"/>
@@ -8615,7 +8389,7 @@
             <w:r/>
             <w:r>
               <w:rPr>
-                <w:rFonts w:ascii="Times New Roman" w:hAnsi="Times New Roman" w:eastAsia="신명조"/>
+                <w:rFonts w:ascii="Times New Roman" w:hAnsi="Times New Roman" w:eastAsia="AppleMyungjo"/>
                 <w:b w:val="0"/>
                 <w:i w:val="0"/>
                 <w:spacing w:val="-5"/>
@@ -8638,7 +8412,6 @@
           </w:tcPr>
           <w:p>
             <w:pPr>
-              <w:wordWrap w:val="0"/>
               <w:autoSpaceDE w:val="0"/>
               <w:autoSpaceDN w:val="0"/>
               <w:spacing w:after="20" w:before="20" w:line="208" w:lineRule="exact"/>
@@ -8646,7 +8419,7 @@
             <w:r/>
             <w:r>
               <w:rPr>
-                <w:rFonts w:ascii="Times New Roman" w:hAnsi="Times New Roman" w:eastAsia="신명조"/>
+                <w:rFonts w:ascii="Times New Roman" w:hAnsi="Times New Roman" w:eastAsia="AppleMyungjo"/>
                 <w:b/>
                 <w:i w:val="0"/>
                 <w:spacing w:val="-5"/>
@@ -8669,7 +8442,6 @@
           </w:tcPr>
           <w:p>
             <w:pPr>
-              <w:wordWrap w:val="0"/>
               <w:autoSpaceDE w:val="0"/>
               <w:autoSpaceDN w:val="0"/>
               <w:spacing w:after="20" w:before="20" w:line="208" w:lineRule="exact"/>
@@ -8677,7 +8449,7 @@
             <w:r/>
             <w:r>
               <w:rPr>
-                <w:rFonts w:ascii="Times New Roman" w:hAnsi="Times New Roman" w:eastAsia="신명조"/>
+                <w:rFonts w:ascii="Times New Roman" w:hAnsi="Times New Roman" w:eastAsia="AppleMyungjo"/>
                 <w:b w:val="0"/>
                 <w:i w:val="0"/>
                 <w:spacing w:val="-5"/>
@@ -8700,7 +8472,6 @@
           </w:tcPr>
           <w:p>
             <w:pPr>
-              <w:wordWrap w:val="0"/>
               <w:autoSpaceDE w:val="0"/>
               <w:autoSpaceDN w:val="0"/>
               <w:spacing w:after="20" w:before="20" w:line="208" w:lineRule="exact"/>
@@ -8708,7 +8479,7 @@
             <w:r/>
             <w:r>
               <w:rPr>
-                <w:rFonts w:ascii="Times New Roman" w:hAnsi="Times New Roman" w:eastAsia="신명조"/>
+                <w:rFonts w:ascii="Times New Roman" w:hAnsi="Times New Roman" w:eastAsia="AppleMyungjo"/>
                 <w:b/>
                 <w:i w:val="0"/>
                 <w:spacing w:val="-5"/>
@@ -8739,7 +8510,6 @@
     </w:p>
     <w:p>
       <w:pPr>
-        <w:wordWrap w:val="0"/>
         <w:autoSpaceDE w:val="0"/>
         <w:autoSpaceDN w:val="0"/>
         <w:spacing w:after="80" w:before="0" w:line="280" w:lineRule="exact"/>
@@ -8748,33 +8518,33 @@
       </w:pPr>
       <w:r>
         <w:rPr>
-          <w:rFonts w:ascii="Times New Roman" w:hAnsi="Times New Roman" w:eastAsia="신명조"/>
+          <w:rFonts w:ascii="Times New Roman" w:hAnsi="Times New Roman" w:eastAsia="AppleMyungjo"/>
           <w:b w:val="0"/>
           <w:i w:val="0"/>
           <w:spacing w:val="-5"/>
-          <w:w w:val="95"/>
+          <w:w w:val="100"/>
           <w:sz w:val="18"/>
         </w:rPr>
         <w:t xml:space="preserve">&lt;Table 6&gt;은 기권 요구사항이 규칙이 아니라 구조에 의해 충족되었음을 보여준다. 네 행의 기권 규칙은 동일하며 예측 분포만 다르다. 분위 헤드를 부착하면 기권이 작동하기 시작하고, 변수선택·정적 문맥·매크로 입력이 더해지면 최상위 변동성 분위의 기권율이 20.07%인 반면 최하위 분위는 0.21%에 머물러 기권이 고변동 구간에 집중된다. 이 집중은 세 구성요소 가운데 하나를 빼도 유지된다(5.4절). 예측 폭과 실현 변동의 상관 자체는 TFT 원본이 더 높았다(0.186 대 0.170). 기권이 고변동 구간에 더 몰리는 것과 폭이 변동을 더 잘 따라가는 것은 별개의 성질이다. 기권한 판단은 실제로 더 나빴다. 제안 모형이 기권한 예측의 핀볼 손실은 남긴 예측의 1.510 ± 0.023배이며, 날짜 단위로 짝지은 손실차의 </w:t>
       </w:r>
       <w:r>
         <w:rPr>
-          <w:rFonts w:ascii="Times New Roman" w:hAnsi="Times New Roman" w:eastAsia="신명조"/>
+          <w:rFonts w:ascii="Times New Roman" w:hAnsi="Times New Roman" w:eastAsia="AppleMyungjo"/>
           <w:b w:val="0"/>
           <w:i/>
           <w:spacing w:val="-5"/>
-          <w:w w:val="95"/>
+          <w:w w:val="100"/>
           <w:sz w:val="18"/>
         </w:rPr>
         <w:t>t</w:t>
       </w:r>
       <w:r>
         <w:rPr>
-          <w:rFonts w:ascii="Times New Roman" w:hAnsi="Times New Roman" w:eastAsia="신명조"/>
+          <w:rFonts w:ascii="Times New Roman" w:hAnsi="Times New Roman" w:eastAsia="AppleMyungjo"/>
           <w:b w:val="0"/>
           <w:i w:val="0"/>
           <w:spacing w:val="-5"/>
-          <w:w w:val="95"/>
+          <w:w w:val="100"/>
           <w:sz w:val="18"/>
         </w:rPr>
         <w:t xml:space="preserve"> 값은 19.41 ± 1.02이다. 반면 중앙값 부호의 방향 적중률은 기권 0.56 ± 0.02 대 유지 0.55 ± 0.02로 거의 같다. 기권한 판단은 방향을 틀리기 쉬운 판단이 아니라 오차의 크기가 큰 판단이며, 이는 기권이 폭에 걸려 있다는 설계와 일치한다.</w:t>
@@ -8782,7 +8552,6 @@
     </w:p>
     <w:p>
       <w:pPr>
-        <w:wordWrap w:val="0"/>
         <w:autoSpaceDE w:val="0"/>
         <w:autoSpaceDN w:val="0"/>
         <w:spacing w:after="80" w:before="0" w:line="280" w:lineRule="exact"/>
@@ -8791,11 +8560,11 @@
       </w:pPr>
       <w:r>
         <w:rPr>
-          <w:rFonts w:ascii="Times New Roman" w:hAnsi="Times New Roman" w:eastAsia="신명조"/>
+          <w:rFonts w:ascii="Times New Roman" w:hAnsi="Times New Roman" w:eastAsia="AppleMyungjo"/>
           <w:b w:val="0"/>
           <w:i w:val="0"/>
           <w:spacing w:val="-5"/>
-          <w:w w:val="95"/>
+          <w:w w:val="100"/>
           <w:sz w:val="18"/>
         </w:rPr>
         <w:t>핀볼 손실은 변동성이 큰 구간에서 원래 크므로, 고변동 구간을 피하는 규칙이라면 무엇이든 이 비가 1을 넘는다. 규칙과 분위를 그대로 두고 점수만 예측 폭에서 직전 20일 실현변동성으로 바꿔 끼운 통제군과 대조하였고, 기권율 차이가 섞이지 않도록 날짜마다 두 점수의 횡단면 순위 상위 r%를 기권시켜 같은 날 같은 개수를 기권하게 맞추었다. r = 2, 5, 6, 10, 20, 30% 여섯 수준 전부에서 다섯 시드 모두 폭 기준의 비가 통제군보다 높았고(차이 최소 +0.030, 6%에서 +0.064 ± 0.029), 날짜 블록 부트스트랩 1,000회의 95% 신뢰구간도 0을 포함하지 않았다. TFT 원본은 2~6% 구간에서 시드에 따라 부호가 바뀌었고, 분위 헤드만 부착한 모형은 통제군에 미치지 못하였다. 예측 폭이 단순 변동성 지표보다 나은 기권 기준이라는 결과는 분위 헤드를 부착하는 것만으로는 생기지 않았다. 분위 GBDT의 폭도 같은 비교에서 통제군보다 나았다(6%에서 +0.071, 95% 신뢰구간 [+0.033, +0.107]). 제안 모형(+0.064 ± 0.029)과 차이가 없으므로 이 성질은 트랜스포머 구조에 고유하지 않다. 제안 모형에 남는 차이는 최상위 변동성 분위로의 집중(20.07% 대 17.04%)과 남긴 후보의 손실(0.01730 대 0.01765)이다.</w:t>
@@ -8803,7 +8572,6 @@
     </w:p>
     <w:p>
       <w:pPr>
-        <w:wordWrap w:val="0"/>
         <w:autoSpaceDE w:val="0"/>
         <w:autoSpaceDN w:val="0"/>
         <w:spacing w:after="80" w:before="0" w:line="280" w:lineRule="exact"/>
@@ -8812,11 +8580,11 @@
       </w:pPr>
       <w:r>
         <w:rPr>
-          <w:rFonts w:ascii="Times New Roman" w:hAnsi="Times New Roman" w:eastAsia="신명조"/>
+          <w:rFonts w:ascii="Times New Roman" w:hAnsi="Times New Roman" w:eastAsia="AppleMyungjo"/>
           <w:b w:val="0"/>
           <w:i w:val="0"/>
           <w:spacing w:val="-5"/>
-          <w:w w:val="95"/>
+          <w:w w:val="100"/>
           <w:sz w:val="18"/>
         </w:rPr>
         <w:t>기권율의 절대 수준을 정하는 임계값 분위는 시험구간을 참조하여 선택되었으므로 5.91%라는 값은 표본 밖 수치가 아니다. 다만 앞 문단의 통제군 비교는 날짜마다 같은 개수를 기권시켜 기권율을 맞춘 상태에서 여섯 수준 전부로 수행하였으므로, 이 비교의 결론은 임계값 선택에 의존하지 않는다. 분위를 95에서 90, 75로 낮추면 전체 기권율이 11.71%, 28.08%로 오르는 동안 최상위 변동성 분위의 기권율도 36.22%, 68.72%로 함께 올라 분위별 집중이 유지되고, 세 분위 모두에서 최상위 분위 기권율의 모형 간 순서(제안 모형 &gt; TFT 원본 &gt; 분위 헤드)도 보존된다. 임계값 선택이 기권 행태에 관한 결론을 만들어낸 것은 아니다.</w:t>
@@ -8825,15 +8593,14 @@
     <w:p>
       <w:pPr>
         <w:keepNext/>
-        <w:wordWrap w:val="0"/>
         <w:autoSpaceDE w:val="0"/>
         <w:autoSpaceDN w:val="0"/>
-        <w:spacing w:after="60" w:before="0" w:line="300" w:lineRule="auto"/>
+        <w:spacing w:after="20" w:before="0" w:line="300" w:lineRule="auto"/>
       </w:pPr>
       <w:r>
         <w:rPr>
-          <w:rFonts w:ascii="Times New Roman" w:hAnsi="Times New Roman" w:eastAsia="중고딕"/>
-          <w:b w:val="0"/>
+          <w:rFonts w:ascii="Times New Roman" w:hAnsi="Times New Roman" w:eastAsia="Apple SD Gothic Neo"/>
+          <w:b/>
           <w:i w:val="0"/>
           <w:spacing w:val="-9"/>
           <w:w w:val="95"/>
@@ -8844,7 +8611,6 @@
     </w:p>
     <w:p>
       <w:pPr>
-        <w:wordWrap w:val="0"/>
         <w:autoSpaceDE w:val="0"/>
         <w:autoSpaceDN w:val="0"/>
         <w:spacing w:after="80" w:before="0" w:line="280" w:lineRule="exact"/>
@@ -8853,11 +8619,11 @@
       </w:pPr>
       <w:r>
         <w:rPr>
-          <w:rFonts w:ascii="Times New Roman" w:hAnsi="Times New Roman" w:eastAsia="신명조"/>
+          <w:rFonts w:ascii="Times New Roman" w:hAnsi="Times New Roman" w:eastAsia="AppleMyungjo"/>
           <w:b w:val="0"/>
           <w:i w:val="0"/>
           <w:spacing w:val="-5"/>
-          <w:w w:val="95"/>
+          <w:w w:val="100"/>
           <w:sz w:val="18"/>
         </w:rPr>
         <w:t>분위 헤드만 단 PatchTST와 제안 모형 사이에는 변수선택망, 정적 문맥, 매크로 크로스어텐션이 한꺼번에 더해져 있다. 개선이 어디서 오는지 가리기 위해 셋을 하나씩 제거한 변형을 같은 설정과 시드로 학습하였다. 변수선택망은 매크로 경로와 같은 선형 합치기로 바꾸었고, 매크로 제거 변형은 크로스어텐션 없이 종목 표현을 헤드로 보내며, 정적 문맥 제거 변형은 문맥 벡터를 0으로 두어 변수선택의 조건화와 결합 뒤 더하기를 함께 껐다. 초매개변수는 &lt;Table 2&gt; 그대로이며, 보고 지표는 실험 전에 시험구간 핀볼 손실, 최상위 변동성 분위의 기권율, 기권율 6%에서 맞춘 통제군 대비 비 차이의 셋으로 정하였다. 결과는 &lt;Table 7&gt;과 같다.</w:t>
@@ -8877,14 +8643,13 @@
     <w:p>
       <w:pPr>
         <w:keepNext/>
-        <w:wordWrap w:val="0"/>
         <w:autoSpaceDE w:val="0"/>
         <w:autoSpaceDN w:val="0"/>
         <w:spacing w:after="40" w:before="0" w:line="220" w:lineRule="exact"/>
       </w:pPr>
       <w:r>
         <w:rPr>
-          <w:rFonts w:ascii="Times New Roman" w:hAnsi="Times New Roman" w:eastAsia="중고딕"/>
+          <w:rFonts w:ascii="Times New Roman" w:hAnsi="Times New Roman" w:eastAsia="Apple SD Gothic Neo"/>
           <w:b w:val="0"/>
           <w:i w:val="0"/>
           <w:spacing w:val="-8"/>
@@ -8931,7 +8696,6 @@
           <w:p>
             <w:pPr>
               <w:keepNext/>
-              <w:wordWrap w:val="0"/>
               <w:autoSpaceDE w:val="0"/>
               <w:autoSpaceDN w:val="0"/>
               <w:spacing w:after="20" w:before="20" w:line="208" w:lineRule="exact"/>
@@ -8939,7 +8703,7 @@
             <w:r/>
             <w:r>
               <w:rPr>
-                <w:rFonts w:ascii="Times New Roman" w:hAnsi="Times New Roman" w:eastAsia="신명조"/>
+                <w:rFonts w:ascii="Times New Roman" w:hAnsi="Times New Roman" w:eastAsia="AppleMyungjo"/>
                 <w:b/>
                 <w:i w:val="0"/>
                 <w:spacing w:val="-5"/>
@@ -8963,7 +8727,6 @@
           <w:p>
             <w:pPr>
               <w:keepNext/>
-              <w:wordWrap w:val="0"/>
               <w:autoSpaceDE w:val="0"/>
               <w:autoSpaceDN w:val="0"/>
               <w:spacing w:after="20" w:before="20" w:line="208" w:lineRule="exact"/>
@@ -8971,7 +8734,7 @@
             <w:r/>
             <w:r>
               <w:rPr>
-                <w:rFonts w:ascii="Times New Roman" w:hAnsi="Times New Roman" w:eastAsia="신명조"/>
+                <w:rFonts w:ascii="Times New Roman" w:hAnsi="Times New Roman" w:eastAsia="AppleMyungjo"/>
                 <w:b/>
                 <w:i w:val="0"/>
                 <w:spacing w:val="-5"/>
@@ -8995,7 +8758,6 @@
           <w:p>
             <w:pPr>
               <w:keepNext/>
-              <w:wordWrap w:val="0"/>
               <w:autoSpaceDE w:val="0"/>
               <w:autoSpaceDN w:val="0"/>
               <w:spacing w:after="20" w:before="20" w:line="208" w:lineRule="exact"/>
@@ -9003,7 +8765,7 @@
             <w:r/>
             <w:r>
               <w:rPr>
-                <w:rFonts w:ascii="Times New Roman" w:hAnsi="Times New Roman" w:eastAsia="신명조"/>
+                <w:rFonts w:ascii="Times New Roman" w:hAnsi="Times New Roman" w:eastAsia="AppleMyungjo"/>
                 <w:b/>
                 <w:i w:val="0"/>
                 <w:spacing w:val="-5"/>
@@ -9027,7 +8789,6 @@
           <w:p>
             <w:pPr>
               <w:keepNext/>
-              <w:wordWrap w:val="0"/>
               <w:autoSpaceDE w:val="0"/>
               <w:autoSpaceDN w:val="0"/>
               <w:spacing w:after="20" w:before="20" w:line="208" w:lineRule="exact"/>
@@ -9035,7 +8796,7 @@
             <w:r/>
             <w:r>
               <w:rPr>
-                <w:rFonts w:ascii="Times New Roman" w:hAnsi="Times New Roman" w:eastAsia="신명조"/>
+                <w:rFonts w:ascii="Times New Roman" w:hAnsi="Times New Roman" w:eastAsia="AppleMyungjo"/>
                 <w:b/>
                 <w:i w:val="0"/>
                 <w:spacing w:val="-5"/>
@@ -9059,7 +8820,6 @@
           <w:p>
             <w:pPr>
               <w:keepNext/>
-              <w:wordWrap w:val="0"/>
               <w:autoSpaceDE w:val="0"/>
               <w:autoSpaceDN w:val="0"/>
               <w:spacing w:after="20" w:before="20" w:line="208" w:lineRule="exact"/>
@@ -9067,7 +8827,7 @@
             <w:r/>
             <w:r>
               <w:rPr>
-                <w:rFonts w:ascii="Times New Roman" w:hAnsi="Times New Roman" w:eastAsia="신명조"/>
+                <w:rFonts w:ascii="Times New Roman" w:hAnsi="Times New Roman" w:eastAsia="AppleMyungjo"/>
                 <w:b/>
                 <w:i w:val="0"/>
                 <w:spacing w:val="-5"/>
@@ -9091,7 +8851,6 @@
           <w:p>
             <w:pPr>
               <w:keepNext/>
-              <w:wordWrap w:val="0"/>
               <w:autoSpaceDE w:val="0"/>
               <w:autoSpaceDN w:val="0"/>
               <w:spacing w:after="20" w:before="20" w:line="208" w:lineRule="exact"/>
@@ -9099,7 +8858,7 @@
             <w:r/>
             <w:r>
               <w:rPr>
-                <w:rFonts w:ascii="Times New Roman" w:hAnsi="Times New Roman" w:eastAsia="신명조"/>
+                <w:rFonts w:ascii="Times New Roman" w:hAnsi="Times New Roman" w:eastAsia="AppleMyungjo"/>
                 <w:b/>
                 <w:i w:val="0"/>
                 <w:spacing w:val="-5"/>
@@ -9123,7 +8882,6 @@
           <w:p>
             <w:pPr>
               <w:keepNext/>
-              <w:wordWrap w:val="0"/>
               <w:autoSpaceDE w:val="0"/>
               <w:autoSpaceDN w:val="0"/>
               <w:spacing w:after="20" w:before="20" w:line="208" w:lineRule="exact"/>
@@ -9131,7 +8889,7 @@
             <w:r/>
             <w:r>
               <w:rPr>
-                <w:rFonts w:ascii="Times New Roman" w:hAnsi="Times New Roman" w:eastAsia="신명조"/>
+                <w:rFonts w:ascii="Times New Roman" w:hAnsi="Times New Roman" w:eastAsia="AppleMyungjo"/>
                 <w:b/>
                 <w:i w:val="0"/>
                 <w:spacing w:val="-5"/>
@@ -9160,7 +8918,6 @@
           <w:p>
             <w:pPr>
               <w:keepNext/>
-              <w:wordWrap w:val="0"/>
               <w:autoSpaceDE w:val="0"/>
               <w:autoSpaceDN w:val="0"/>
               <w:spacing w:after="20" w:before="20" w:line="208" w:lineRule="exact"/>
@@ -9168,7 +8925,7 @@
             <w:r/>
             <w:r>
               <w:rPr>
-                <w:rFonts w:ascii="Times New Roman" w:hAnsi="Times New Roman" w:eastAsia="신명조"/>
+                <w:rFonts w:ascii="Times New Roman" w:hAnsi="Times New Roman" w:eastAsia="AppleMyungjo"/>
                 <w:b w:val="0"/>
                 <w:i w:val="0"/>
                 <w:spacing w:val="-5"/>
@@ -9192,7 +8949,6 @@
           <w:p>
             <w:pPr>
               <w:keepNext/>
-              <w:wordWrap w:val="0"/>
               <w:autoSpaceDE w:val="0"/>
               <w:autoSpaceDN w:val="0"/>
               <w:spacing w:after="20" w:before="20" w:line="208" w:lineRule="exact"/>
@@ -9200,7 +8956,7 @@
             <w:r/>
             <w:r>
               <w:rPr>
-                <w:rFonts w:ascii="Times New Roman" w:hAnsi="Times New Roman" w:eastAsia="신명조"/>
+                <w:rFonts w:ascii="Times New Roman" w:hAnsi="Times New Roman" w:eastAsia="AppleMyungjo"/>
                 <w:b w:val="0"/>
                 <w:i w:val="0"/>
                 <w:spacing w:val="-5"/>
@@ -9224,7 +8980,6 @@
           <w:p>
             <w:pPr>
               <w:keepNext/>
-              <w:wordWrap w:val="0"/>
               <w:autoSpaceDE w:val="0"/>
               <w:autoSpaceDN w:val="0"/>
               <w:spacing w:after="20" w:before="20" w:line="208" w:lineRule="exact"/>
@@ -9232,7 +8987,7 @@
             <w:r/>
             <w:r>
               <w:rPr>
-                <w:rFonts w:ascii="Times New Roman" w:hAnsi="Times New Roman" w:eastAsia="신명조"/>
+                <w:rFonts w:ascii="Times New Roman" w:hAnsi="Times New Roman" w:eastAsia="AppleMyungjo"/>
                 <w:b w:val="0"/>
                 <w:i w:val="0"/>
                 <w:spacing w:val="-5"/>
@@ -9256,7 +9011,6 @@
           <w:p>
             <w:pPr>
               <w:keepNext/>
-              <w:wordWrap w:val="0"/>
               <w:autoSpaceDE w:val="0"/>
               <w:autoSpaceDN w:val="0"/>
               <w:spacing w:after="20" w:before="20" w:line="208" w:lineRule="exact"/>
@@ -9264,7 +9018,7 @@
             <w:r/>
             <w:r>
               <w:rPr>
-                <w:rFonts w:ascii="Times New Roman" w:hAnsi="Times New Roman" w:eastAsia="신명조"/>
+                <w:rFonts w:ascii="Times New Roman" w:hAnsi="Times New Roman" w:eastAsia="AppleMyungjo"/>
                 <w:b w:val="0"/>
                 <w:i w:val="0"/>
                 <w:spacing w:val="-5"/>
@@ -9288,7 +9042,6 @@
           <w:p>
             <w:pPr>
               <w:keepNext/>
-              <w:wordWrap w:val="0"/>
               <w:autoSpaceDE w:val="0"/>
               <w:autoSpaceDN w:val="0"/>
               <w:spacing w:after="20" w:before="20" w:line="208" w:lineRule="exact"/>
@@ -9296,7 +9049,7 @@
             <w:r/>
             <w:r>
               <w:rPr>
-                <w:rFonts w:ascii="Times New Roman" w:hAnsi="Times New Roman" w:eastAsia="신명조"/>
+                <w:rFonts w:ascii="Times New Roman" w:hAnsi="Times New Roman" w:eastAsia="AppleMyungjo"/>
                 <w:b w:val="0"/>
                 <w:i w:val="0"/>
                 <w:spacing w:val="-5"/>
@@ -9320,7 +9073,6 @@
           <w:p>
             <w:pPr>
               <w:keepNext/>
-              <w:wordWrap w:val="0"/>
               <w:autoSpaceDE w:val="0"/>
               <w:autoSpaceDN w:val="0"/>
               <w:spacing w:after="20" w:before="20" w:line="208" w:lineRule="exact"/>
@@ -9328,7 +9080,7 @@
             <w:r/>
             <w:r>
               <w:rPr>
-                <w:rFonts w:ascii="Times New Roman" w:hAnsi="Times New Roman" w:eastAsia="신명조"/>
+                <w:rFonts w:ascii="Times New Roman" w:hAnsi="Times New Roman" w:eastAsia="AppleMyungjo"/>
                 <w:b w:val="0"/>
                 <w:i w:val="0"/>
                 <w:spacing w:val="-5"/>
@@ -9352,7 +9104,6 @@
           <w:p>
             <w:pPr>
               <w:keepNext/>
-              <w:wordWrap w:val="0"/>
               <w:autoSpaceDE w:val="0"/>
               <w:autoSpaceDN w:val="0"/>
               <w:spacing w:after="20" w:before="20" w:line="208" w:lineRule="exact"/>
@@ -9360,7 +9111,7 @@
             <w:r/>
             <w:r>
               <w:rPr>
-                <w:rFonts w:ascii="Times New Roman" w:hAnsi="Times New Roman" w:eastAsia="신명조"/>
+                <w:rFonts w:ascii="Times New Roman" w:hAnsi="Times New Roman" w:eastAsia="AppleMyungjo"/>
                 <w:b w:val="0"/>
                 <w:i w:val="0"/>
                 <w:spacing w:val="-5"/>
@@ -9389,7 +9140,6 @@
           <w:p>
             <w:pPr>
               <w:keepNext/>
-              <w:wordWrap w:val="0"/>
               <w:autoSpaceDE w:val="0"/>
               <w:autoSpaceDN w:val="0"/>
               <w:spacing w:after="20" w:before="20" w:line="208" w:lineRule="exact"/>
@@ -9397,7 +9147,7 @@
             <w:r/>
             <w:r>
               <w:rPr>
-                <w:rFonts w:ascii="Times New Roman" w:hAnsi="Times New Roman" w:eastAsia="신명조"/>
+                <w:rFonts w:ascii="Times New Roman" w:hAnsi="Times New Roman" w:eastAsia="AppleMyungjo"/>
                 <w:b w:val="0"/>
                 <w:i w:val="0"/>
                 <w:spacing w:val="-5"/>
@@ -9421,7 +9171,6 @@
           <w:p>
             <w:pPr>
               <w:keepNext/>
-              <w:wordWrap w:val="0"/>
               <w:autoSpaceDE w:val="0"/>
               <w:autoSpaceDN w:val="0"/>
               <w:spacing w:after="20" w:before="20" w:line="208" w:lineRule="exact"/>
@@ -9429,7 +9178,7 @@
             <w:r/>
             <w:r>
               <w:rPr>
-                <w:rFonts w:ascii="Times New Roman" w:hAnsi="Times New Roman" w:eastAsia="신명조"/>
+                <w:rFonts w:ascii="Times New Roman" w:hAnsi="Times New Roman" w:eastAsia="AppleMyungjo"/>
                 <w:b w:val="0"/>
                 <w:i w:val="0"/>
                 <w:spacing w:val="-5"/>
@@ -9453,7 +9202,6 @@
           <w:p>
             <w:pPr>
               <w:keepNext/>
-              <w:wordWrap w:val="0"/>
               <w:autoSpaceDE w:val="0"/>
               <w:autoSpaceDN w:val="0"/>
               <w:spacing w:after="20" w:before="20" w:line="208" w:lineRule="exact"/>
@@ -9461,7 +9209,7 @@
             <w:r/>
             <w:r>
               <w:rPr>
-                <w:rFonts w:ascii="Times New Roman" w:hAnsi="Times New Roman" w:eastAsia="신명조"/>
+                <w:rFonts w:ascii="Times New Roman" w:hAnsi="Times New Roman" w:eastAsia="AppleMyungjo"/>
                 <w:b w:val="0"/>
                 <w:i w:val="0"/>
                 <w:spacing w:val="-5"/>
@@ -9485,7 +9233,6 @@
           <w:p>
             <w:pPr>
               <w:keepNext/>
-              <w:wordWrap w:val="0"/>
               <w:autoSpaceDE w:val="0"/>
               <w:autoSpaceDN w:val="0"/>
               <w:spacing w:after="20" w:before="20" w:line="208" w:lineRule="exact"/>
@@ -9493,7 +9240,7 @@
             <w:r/>
             <w:r>
               <w:rPr>
-                <w:rFonts w:ascii="Times New Roman" w:hAnsi="Times New Roman" w:eastAsia="신명조"/>
+                <w:rFonts w:ascii="Times New Roman" w:hAnsi="Times New Roman" w:eastAsia="AppleMyungjo"/>
                 <w:b w:val="0"/>
                 <w:i w:val="0"/>
                 <w:spacing w:val="-5"/>
@@ -9517,7 +9264,6 @@
           <w:p>
             <w:pPr>
               <w:keepNext/>
-              <w:wordWrap w:val="0"/>
               <w:autoSpaceDE w:val="0"/>
               <w:autoSpaceDN w:val="0"/>
               <w:spacing w:after="20" w:before="20" w:line="208" w:lineRule="exact"/>
@@ -9525,7 +9271,7 @@
             <w:r/>
             <w:r>
               <w:rPr>
-                <w:rFonts w:ascii="Times New Roman" w:hAnsi="Times New Roman" w:eastAsia="신명조"/>
+                <w:rFonts w:ascii="Times New Roman" w:hAnsi="Times New Roman" w:eastAsia="AppleMyungjo"/>
                 <w:b w:val="0"/>
                 <w:i w:val="0"/>
                 <w:spacing w:val="-5"/>
@@ -9549,7 +9295,6 @@
           <w:p>
             <w:pPr>
               <w:keepNext/>
-              <w:wordWrap w:val="0"/>
               <w:autoSpaceDE w:val="0"/>
               <w:autoSpaceDN w:val="0"/>
               <w:spacing w:after="20" w:before="20" w:line="208" w:lineRule="exact"/>
@@ -9557,7 +9302,7 @@
             <w:r/>
             <w:r>
               <w:rPr>
-                <w:rFonts w:ascii="Times New Roman" w:hAnsi="Times New Roman" w:eastAsia="신명조"/>
+                <w:rFonts w:ascii="Times New Roman" w:hAnsi="Times New Roman" w:eastAsia="AppleMyungjo"/>
                 <w:b w:val="0"/>
                 <w:i w:val="0"/>
                 <w:spacing w:val="-5"/>
@@ -9581,7 +9326,6 @@
           <w:p>
             <w:pPr>
               <w:keepNext/>
-              <w:wordWrap w:val="0"/>
               <w:autoSpaceDE w:val="0"/>
               <w:autoSpaceDN w:val="0"/>
               <w:spacing w:after="20" w:before="20" w:line="208" w:lineRule="exact"/>
@@ -9589,7 +9333,7 @@
             <w:r/>
             <w:r>
               <w:rPr>
-                <w:rFonts w:ascii="Times New Roman" w:hAnsi="Times New Roman" w:eastAsia="신명조"/>
+                <w:rFonts w:ascii="Times New Roman" w:hAnsi="Times New Roman" w:eastAsia="AppleMyungjo"/>
                 <w:b w:val="0"/>
                 <w:i w:val="0"/>
                 <w:spacing w:val="-5"/>
@@ -9618,7 +9362,6 @@
           <w:p>
             <w:pPr>
               <w:keepNext/>
-              <w:wordWrap w:val="0"/>
               <w:autoSpaceDE w:val="0"/>
               <w:autoSpaceDN w:val="0"/>
               <w:spacing w:after="20" w:before="20" w:line="208" w:lineRule="exact"/>
@@ -9626,7 +9369,7 @@
             <w:r/>
             <w:r>
               <w:rPr>
-                <w:rFonts w:ascii="Times New Roman" w:hAnsi="Times New Roman" w:eastAsia="신명조"/>
+                <w:rFonts w:ascii="Times New Roman" w:hAnsi="Times New Roman" w:eastAsia="AppleMyungjo"/>
                 <w:b w:val="0"/>
                 <w:i w:val="0"/>
                 <w:spacing w:val="-5"/>
@@ -9650,7 +9393,6 @@
           <w:p>
             <w:pPr>
               <w:keepNext/>
-              <w:wordWrap w:val="0"/>
               <w:autoSpaceDE w:val="0"/>
               <w:autoSpaceDN w:val="0"/>
               <w:spacing w:after="20" w:before="20" w:line="208" w:lineRule="exact"/>
@@ -9658,7 +9400,7 @@
             <w:r/>
             <w:r>
               <w:rPr>
-                <w:rFonts w:ascii="Times New Roman" w:hAnsi="Times New Roman" w:eastAsia="신명조"/>
+                <w:rFonts w:ascii="Times New Roman" w:hAnsi="Times New Roman" w:eastAsia="AppleMyungjo"/>
                 <w:b w:val="0"/>
                 <w:i w:val="0"/>
                 <w:spacing w:val="-5"/>
@@ -9682,7 +9424,6 @@
           <w:p>
             <w:pPr>
               <w:keepNext/>
-              <w:wordWrap w:val="0"/>
               <w:autoSpaceDE w:val="0"/>
               <w:autoSpaceDN w:val="0"/>
               <w:spacing w:after="20" w:before="20" w:line="208" w:lineRule="exact"/>
@@ -9690,7 +9431,7 @@
             <w:r/>
             <w:r>
               <w:rPr>
-                <w:rFonts w:ascii="Times New Roman" w:hAnsi="Times New Roman" w:eastAsia="신명조"/>
+                <w:rFonts w:ascii="Times New Roman" w:hAnsi="Times New Roman" w:eastAsia="AppleMyungjo"/>
                 <w:b w:val="0"/>
                 <w:i w:val="0"/>
                 <w:spacing w:val="-5"/>
@@ -9714,7 +9455,6 @@
           <w:p>
             <w:pPr>
               <w:keepNext/>
-              <w:wordWrap w:val="0"/>
               <w:autoSpaceDE w:val="0"/>
               <w:autoSpaceDN w:val="0"/>
               <w:spacing w:after="20" w:before="20" w:line="208" w:lineRule="exact"/>
@@ -9722,7 +9462,7 @@
             <w:r/>
             <w:r>
               <w:rPr>
-                <w:rFonts w:ascii="Times New Roman" w:hAnsi="Times New Roman" w:eastAsia="신명조"/>
+                <w:rFonts w:ascii="Times New Roman" w:hAnsi="Times New Roman" w:eastAsia="AppleMyungjo"/>
                 <w:b w:val="0"/>
                 <w:i w:val="0"/>
                 <w:spacing w:val="-5"/>
@@ -9746,7 +9486,6 @@
           <w:p>
             <w:pPr>
               <w:keepNext/>
-              <w:wordWrap w:val="0"/>
               <w:autoSpaceDE w:val="0"/>
               <w:autoSpaceDN w:val="0"/>
               <w:spacing w:after="20" w:before="20" w:line="208" w:lineRule="exact"/>
@@ -9754,7 +9493,7 @@
             <w:r/>
             <w:r>
               <w:rPr>
-                <w:rFonts w:ascii="Times New Roman" w:hAnsi="Times New Roman" w:eastAsia="신명조"/>
+                <w:rFonts w:ascii="Times New Roman" w:hAnsi="Times New Roman" w:eastAsia="AppleMyungjo"/>
                 <w:b w:val="0"/>
                 <w:i w:val="0"/>
                 <w:spacing w:val="-5"/>
@@ -9778,7 +9517,6 @@
           <w:p>
             <w:pPr>
               <w:keepNext/>
-              <w:wordWrap w:val="0"/>
               <w:autoSpaceDE w:val="0"/>
               <w:autoSpaceDN w:val="0"/>
               <w:spacing w:after="20" w:before="20" w:line="208" w:lineRule="exact"/>
@@ -9786,7 +9524,7 @@
             <w:r/>
             <w:r>
               <w:rPr>
-                <w:rFonts w:ascii="Times New Roman" w:hAnsi="Times New Roman" w:eastAsia="신명조"/>
+                <w:rFonts w:ascii="Times New Roman" w:hAnsi="Times New Roman" w:eastAsia="AppleMyungjo"/>
                 <w:b w:val="0"/>
                 <w:i w:val="0"/>
                 <w:spacing w:val="-5"/>
@@ -9810,7 +9548,6 @@
           <w:p>
             <w:pPr>
               <w:keepNext/>
-              <w:wordWrap w:val="0"/>
               <w:autoSpaceDE w:val="0"/>
               <w:autoSpaceDN w:val="0"/>
               <w:spacing w:after="20" w:before="20" w:line="208" w:lineRule="exact"/>
@@ -9818,7 +9555,7 @@
             <w:r/>
             <w:r>
               <w:rPr>
-                <w:rFonts w:ascii="Times New Roman" w:hAnsi="Times New Roman" w:eastAsia="신명조"/>
+                <w:rFonts w:ascii="Times New Roman" w:hAnsi="Times New Roman" w:eastAsia="AppleMyungjo"/>
                 <w:b w:val="0"/>
                 <w:i w:val="0"/>
                 <w:spacing w:val="-5"/>
@@ -9846,7 +9583,6 @@
           </w:tcPr>
           <w:p>
             <w:pPr>
-              <w:wordWrap w:val="0"/>
               <w:autoSpaceDE w:val="0"/>
               <w:autoSpaceDN w:val="0"/>
               <w:spacing w:after="20" w:before="20" w:line="208" w:lineRule="exact"/>
@@ -9854,7 +9590,7 @@
             <w:r/>
             <w:r>
               <w:rPr>
-                <w:rFonts w:ascii="Times New Roman" w:hAnsi="Times New Roman" w:eastAsia="신명조"/>
+                <w:rFonts w:ascii="Times New Roman" w:hAnsi="Times New Roman" w:eastAsia="AppleMyungjo"/>
                 <w:b w:val="0"/>
                 <w:i w:val="0"/>
                 <w:spacing w:val="-5"/>
@@ -9877,7 +9613,6 @@
           </w:tcPr>
           <w:p>
             <w:pPr>
-              <w:wordWrap w:val="0"/>
               <w:autoSpaceDE w:val="0"/>
               <w:autoSpaceDN w:val="0"/>
               <w:spacing w:after="20" w:before="20" w:line="208" w:lineRule="exact"/>
@@ -9885,7 +9620,7 @@
             <w:r/>
             <w:r>
               <w:rPr>
-                <w:rFonts w:ascii="Times New Roman" w:hAnsi="Times New Roman" w:eastAsia="신명조"/>
+                <w:rFonts w:ascii="Times New Roman" w:hAnsi="Times New Roman" w:eastAsia="AppleMyungjo"/>
                 <w:b w:val="0"/>
                 <w:i w:val="0"/>
                 <w:spacing w:val="-5"/>
@@ -9908,7 +9643,6 @@
           </w:tcPr>
           <w:p>
             <w:pPr>
-              <w:wordWrap w:val="0"/>
               <w:autoSpaceDE w:val="0"/>
               <w:autoSpaceDN w:val="0"/>
               <w:spacing w:after="20" w:before="20" w:line="208" w:lineRule="exact"/>
@@ -9916,7 +9650,7 @@
             <w:r/>
             <w:r>
               <w:rPr>
-                <w:rFonts w:ascii="Times New Roman" w:hAnsi="Times New Roman" w:eastAsia="신명조"/>
+                <w:rFonts w:ascii="Times New Roman" w:hAnsi="Times New Roman" w:eastAsia="AppleMyungjo"/>
                 <w:b w:val="0"/>
                 <w:i w:val="0"/>
                 <w:spacing w:val="-5"/>
@@ -9939,7 +9673,6 @@
           </w:tcPr>
           <w:p>
             <w:pPr>
-              <w:wordWrap w:val="0"/>
               <w:autoSpaceDE w:val="0"/>
               <w:autoSpaceDN w:val="0"/>
               <w:spacing w:after="20" w:before="20" w:line="208" w:lineRule="exact"/>
@@ -9947,7 +9680,7 @@
             <w:r/>
             <w:r>
               <w:rPr>
-                <w:rFonts w:ascii="Times New Roman" w:hAnsi="Times New Roman" w:eastAsia="신명조"/>
+                <w:rFonts w:ascii="Times New Roman" w:hAnsi="Times New Roman" w:eastAsia="AppleMyungjo"/>
                 <w:b w:val="0"/>
                 <w:i w:val="0"/>
                 <w:spacing w:val="-5"/>
@@ -9970,7 +9703,6 @@
           </w:tcPr>
           <w:p>
             <w:pPr>
-              <w:wordWrap w:val="0"/>
               <w:autoSpaceDE w:val="0"/>
               <w:autoSpaceDN w:val="0"/>
               <w:spacing w:after="20" w:before="20" w:line="208" w:lineRule="exact"/>
@@ -9978,7 +9710,7 @@
             <w:r/>
             <w:r>
               <w:rPr>
-                <w:rFonts w:ascii="Times New Roman" w:hAnsi="Times New Roman" w:eastAsia="신명조"/>
+                <w:rFonts w:ascii="Times New Roman" w:hAnsi="Times New Roman" w:eastAsia="AppleMyungjo"/>
                 <w:b w:val="0"/>
                 <w:i w:val="0"/>
                 <w:spacing w:val="-5"/>
@@ -10001,7 +9733,6 @@
           </w:tcPr>
           <w:p>
             <w:pPr>
-              <w:wordWrap w:val="0"/>
               <w:autoSpaceDE w:val="0"/>
               <w:autoSpaceDN w:val="0"/>
               <w:spacing w:after="20" w:before="20" w:line="208" w:lineRule="exact"/>
@@ -10009,7 +9740,7 @@
             <w:r/>
             <w:r>
               <w:rPr>
-                <w:rFonts w:ascii="Times New Roman" w:hAnsi="Times New Roman" w:eastAsia="신명조"/>
+                <w:rFonts w:ascii="Times New Roman" w:hAnsi="Times New Roman" w:eastAsia="AppleMyungjo"/>
                 <w:b w:val="0"/>
                 <w:i w:val="0"/>
                 <w:spacing w:val="-5"/>
@@ -10032,7 +9763,6 @@
           </w:tcPr>
           <w:p>
             <w:pPr>
-              <w:wordWrap w:val="0"/>
               <w:autoSpaceDE w:val="0"/>
               <w:autoSpaceDN w:val="0"/>
               <w:spacing w:after="20" w:before="20" w:line="208" w:lineRule="exact"/>
@@ -10040,7 +9770,7 @@
             <w:r/>
             <w:r>
               <w:rPr>
-                <w:rFonts w:ascii="Times New Roman" w:hAnsi="Times New Roman" w:eastAsia="신명조"/>
+                <w:rFonts w:ascii="Times New Roman" w:hAnsi="Times New Roman" w:eastAsia="AppleMyungjo"/>
                 <w:b w:val="0"/>
                 <w:i w:val="0"/>
                 <w:spacing w:val="-5"/>
@@ -10071,7 +9801,6 @@
     </w:p>
     <w:p>
       <w:pPr>
-        <w:wordWrap w:val="0"/>
         <w:autoSpaceDE w:val="0"/>
         <w:autoSpaceDN w:val="0"/>
         <w:spacing w:after="80" w:before="0" w:line="280" w:lineRule="exact"/>
@@ -10080,33 +9809,33 @@
       </w:pPr>
       <w:r>
         <w:rPr>
-          <w:rFonts w:ascii="Times New Roman" w:hAnsi="Times New Roman" w:eastAsia="신명조"/>
+          <w:rFonts w:ascii="Times New Roman" w:hAnsi="Times New Roman" w:eastAsia="AppleMyungjo"/>
           <w:b w:val="0"/>
           <w:i w:val="0"/>
           <w:spacing w:val="-5"/>
-          <w:w w:val="95"/>
+          <w:w w:val="100"/>
           <w:sz w:val="18"/>
         </w:rPr>
         <w:t xml:space="preserve">세 변형 모두 세 지표에서 제안 모형과 구별되지 않았다. 시험구간 손실의 Welch 검정은 </w:t>
       </w:r>
       <w:r>
         <w:rPr>
-          <w:rFonts w:ascii="Times New Roman" w:hAnsi="Times New Roman" w:eastAsia="신명조"/>
+          <w:rFonts w:ascii="Times New Roman" w:hAnsi="Times New Roman" w:eastAsia="AppleMyungjo"/>
           <w:b w:val="0"/>
           <w:i/>
           <w:spacing w:val="-5"/>
-          <w:w w:val="95"/>
+          <w:w w:val="100"/>
           <w:sz w:val="18"/>
         </w:rPr>
         <w:t>p</w:t>
       </w:r>
       <w:r>
         <w:rPr>
-          <w:rFonts w:ascii="Times New Roman" w:hAnsi="Times New Roman" w:eastAsia="신명조"/>
+          <w:rFonts w:ascii="Times New Roman" w:hAnsi="Times New Roman" w:eastAsia="AppleMyungjo"/>
           <w:b w:val="0"/>
           <w:i w:val="0"/>
           <w:spacing w:val="-5"/>
-          <w:w w:val="95"/>
+          <w:w w:val="100"/>
           <w:sz w:val="18"/>
         </w:rPr>
         <w:t xml:space="preserve"> = 0.81, 0.21, 0.33이고, 짝지은 비교에서 제안 모형이 낮은 시드는 다섯 가운데 셋, 둘, 하나였다. 기권율 6%의 통제군 비교는 열다섯 실행 가운데 열넷에서 95% 신뢰구간이 0을 포함하지 않았다. 따라서 PatchTST에 분위 헤드만 단 모형 대비 개선은 어느 한 구성요소에서 오지 않는다. 남는 설명은 둘이다. 세 변형이 공유하는 것, 즉 패치 임베딩을 인코더 앞에서 채널 축으로 합치는 구조 자체가 개선의 원인이거나, 구성요소들이 서로를 대신하여 하나를 빼도 나머지가 보완하는 경우이다. 둘 이상을 함께 제거하지 않았으므로 이 둘은 가려지지 않는다. 선형 합치기 변형은 모수가 4분의 1이면서 결과가 같았으므로, 변수선택망의 정확도상 이점은 이 자료에서 확인되지 않는다. 제안 모형의 설정은 제거 실험 전에 고정하였으므로 본문의 비교는 변수선택망 판으로 유지하였으며, 실제 운용에서는 선형 합치기 변형이 같은 결과를 내는 더 가벼운 대안이다.</w:t>
@@ -10115,18 +9844,17 @@
     <w:p>
       <w:pPr>
         <w:keepNext/>
-        <w:wordWrap w:val="0"/>
         <w:autoSpaceDE w:val="0"/>
         <w:autoSpaceDN w:val="0"/>
-        <w:spacing w:after="80" w:before="0" w:line="300" w:lineRule="auto"/>
+        <w:spacing w:after="280" w:before="360" w:line="300" w:lineRule="auto"/>
       </w:pPr>
       <w:r>
         <w:rPr>
-          <w:rFonts w:ascii="Times New Roman" w:hAnsi="Times New Roman" w:eastAsia="견고딕"/>
+          <w:rFonts w:ascii="Times New Roman" w:hAnsi="Times New Roman" w:eastAsia="Apple SD Gothic Neo"/>
           <w:b/>
           <w:i w:val="0"/>
           <w:spacing w:val="0"/>
-          <w:w w:val="95"/>
+          <w:w w:val="97"/>
           <w:sz w:val="20"/>
         </w:rPr>
         <w:t>6. 결론 및 향후 연구</w:t>
@@ -10134,7 +9862,6 @@
     </w:p>
     <w:p>
       <w:pPr>
-        <w:wordWrap w:val="0"/>
         <w:autoSpaceDE w:val="0"/>
         <w:autoSpaceDN w:val="0"/>
         <w:spacing w:after="80" w:before="0" w:line="280" w:lineRule="exact"/>
@@ -10143,11 +9870,11 @@
       </w:pPr>
       <w:r>
         <w:rPr>
-          <w:rFonts w:ascii="Times New Roman" w:hAnsi="Times New Roman" w:eastAsia="신명조"/>
+          <w:rFonts w:ascii="Times New Roman" w:hAnsi="Times New Roman" w:eastAsia="AppleMyungjo"/>
           <w:b w:val="0"/>
           <w:i w:val="0"/>
           <w:spacing w:val="-5"/>
-          <w:w w:val="95"/>
+          <w:w w:val="100"/>
           <w:sz w:val="18"/>
         </w:rPr>
         <w:t>본 연구는 주가 예측에서 "지금 판단해도 되는가"를 함께 답하는 모형을, 매일 201종목을 평가할 수 있는 비용 안에서 만드는 것을 목표로 하였다. 계산이 가벼운 패치 기반 트랜스포머에 TFT의 분위 예측 헤드를 달고, 입력 채널을 인코더 앞에서 하나로 합쳐 인코더 실행 횟수를 1회로 줄였다. 예측 구간이 이례적으로 넓을 때 기권하는 규칙도 함께 적용하였다. 코스피200 구성종목 201개의 일별 자료로 평가하여 다음 두 가지를 확인하였다.</w:t>
@@ -10155,7 +9882,6 @@
     </w:p>
     <w:p>
       <w:pPr>
-        <w:wordWrap w:val="0"/>
         <w:autoSpaceDE w:val="0"/>
         <w:autoSpaceDN w:val="0"/>
         <w:spacing w:after="80" w:before="0" w:line="280" w:lineRule="exact"/>
@@ -10164,11 +9890,11 @@
       </w:pPr>
       <w:r>
         <w:rPr>
-          <w:rFonts w:ascii="Times New Roman" w:hAnsi="Times New Roman" w:eastAsia="신명조"/>
+          <w:rFonts w:ascii="Times New Roman" w:hAnsi="Times New Roman" w:eastAsia="AppleMyungjo"/>
           <w:b w:val="0"/>
           <w:i w:val="0"/>
           <w:spacing w:val="-5"/>
-          <w:w w:val="95"/>
+          <w:w w:val="100"/>
           <w:sz w:val="18"/>
         </w:rPr>
         <w:t>첫째, 제안 모형은 TFT 원본보다 낮은 분위 손실을 약 4분의 1의 비용으로 달성하였다. 시드를 짝지은 비교에서 구간마다 다섯 시드 전부가 제안 모형 쪽이었고, 조기종료에 쓰이지 않은 시험구간에서는 날짜 단위 DM 검정도 다섯 시드 모두 유의하였다. 학습 시간은 3.8배, 종목당 추론 시간은 4.8배 짧았고, 활성값 메모리는 5.1배 적었다. 다만 분위 GBDT의 비용은 이보다도 낮으며, 제안 모형이 GBDT보다 나은 점은 비용이 아니라 시험구간 손실이다(+4.95% 대 +3.45%, 다섯 시드 모두 GBDT보다 낮음). 또한 종목 채널의 변수선택망을 선형 합치기로 바꾼 변형은 모수가 0.117M으로 줄면서 같은 결과를 냈으므로, 운용에서는 이 변형이 같은 성능의 더 가벼운 선택지다(5.4절). 둘째, 예측 구간이 시장 변동성에 반응하여 기권이 변동성이 큰 시기에 집중되었다. 기권한 예측은 실행된 예측보다 오차가 약 1.5배 컸고, 기권율을 맞춘 비교에서도 최근 변동성만 보고 기권하는 단순 규칙보다 큰 오차를 더 잘 걸러냈다. 분위 GBDT도 같은 비교에서 대등한 기권 품질을 보였으므로 이 성질은 트랜스포머 구조에 고유하지 않다. 하나의 예측값만 내는 기존 패치 기반 모형으로는 이러한 기권 자체를 할 수 없다.</w:t>
@@ -10176,7 +9902,6 @@
     </w:p>
     <w:p>
       <w:pPr>
-        <w:wordWrap w:val="0"/>
         <w:autoSpaceDE w:val="0"/>
         <w:autoSpaceDN w:val="0"/>
         <w:spacing w:after="80" w:before="0" w:line="280" w:lineRule="exact"/>
@@ -10185,11 +9910,11 @@
       </w:pPr>
       <w:r>
         <w:rPr>
-          <w:rFonts w:ascii="Times New Roman" w:hAnsi="Times New Roman" w:eastAsia="신명조"/>
+          <w:rFonts w:ascii="Times New Roman" w:hAnsi="Times New Roman" w:eastAsia="AppleMyungjo"/>
           <w:b w:val="0"/>
           <w:i w:val="0"/>
           <w:spacing w:val="-5"/>
-          <w:w w:val="95"/>
+          <w:w w:val="100"/>
           <w:sz w:val="18"/>
         </w:rPr>
         <w:t>본 연구는 예측 손실로 평가하였으며 거래비용을 포함한 투자 성과는 측정하지 않았다. 유니버스는 현재 시점의 구성종목이고, 입력 설계와 기권 임계값 선택에 평가 기간 자료가 일부 참고되었다. 구성요소를 하나씩 제거하는 실험으로는 개선이 채널 축약 구조 자체에서 오는지 구성요소 간 대체에서 오는지 가리지 못하였다(5.4절). 예측 구간의 포함률은 71.6%로 명목 80%에 못 미쳐(등각 분위회귀 보정[13] 후 73.9%) 구간을 신뢰구간으로 해석할 수는 없으나, 기권은 폭의 순위만 쓰므로 영향을 받지 않는다.</w:t>
@@ -10197,7 +9922,6 @@
     </w:p>
     <w:p>
       <w:pPr>
-        <w:wordWrap w:val="0"/>
         <w:autoSpaceDE w:val="0"/>
         <w:autoSpaceDN w:val="0"/>
         <w:spacing w:after="80" w:before="0" w:line="280" w:lineRule="exact"/>
@@ -10206,11 +9930,11 @@
       </w:pPr>
       <w:r>
         <w:rPr>
-          <w:rFonts w:ascii="Times New Roman" w:hAnsi="Times New Roman" w:eastAsia="신명조"/>
+          <w:rFonts w:ascii="Times New Roman" w:hAnsi="Times New Roman" w:eastAsia="AppleMyungjo"/>
           <w:b w:val="0"/>
           <w:i w:val="0"/>
           <w:spacing w:val="-5"/>
-          <w:w w:val="95"/>
+          <w:w w:val="100"/>
           <w:sz w:val="18"/>
         </w:rPr>
         <w:t>향후 연구에서는 구성요소를 둘 이상 함께 제거하는 실험으로 개선의 출처를 가리고, 비교 이후 새로 쌓인 자료를 평가에 쓰지 않은 구간으로 두어 여러 시장 국면에서 다시 검증한다.</w:t>
@@ -10219,18 +9943,17 @@
     <w:p>
       <w:pPr>
         <w:keepNext/>
-        <w:wordWrap w:val="0"/>
         <w:autoSpaceDE w:val="0"/>
         <w:autoSpaceDN w:val="0"/>
-        <w:spacing w:after="80" w:before="0" w:line="300" w:lineRule="auto"/>
+        <w:spacing w:after="280" w:before="360" w:line="300" w:lineRule="auto"/>
       </w:pPr>
       <w:r>
         <w:rPr>
-          <w:rFonts w:ascii="Times New Roman" w:hAnsi="Times New Roman" w:eastAsia="견고딕"/>
+          <w:rFonts w:ascii="Times New Roman" w:hAnsi="Times New Roman" w:eastAsia="Apple SD Gothic Neo"/>
           <w:b/>
           <w:i w:val="0"/>
           <w:spacing w:val="0"/>
-          <w:w w:val="95"/>
+          <w:w w:val="97"/>
           <w:sz w:val="20"/>
         </w:rPr>
         <w:t>References</w:t>
@@ -10238,7 +9961,6 @@
     </w:p>
     <w:p>
       <w:pPr>
-        <w:wordWrap w:val="0"/>
         <w:autoSpaceDE w:val="0"/>
         <w:autoSpaceDN w:val="0"/>
         <w:spacing w:after="40" w:before="0" w:line="270" w:lineRule="exact"/>
@@ -10246,7 +9968,7 @@
       </w:pPr>
       <w:r>
         <w:rPr>
-          <w:rFonts w:ascii="Times New Roman" w:hAnsi="Times New Roman" w:eastAsia="신명조"/>
+          <w:rFonts w:ascii="Times New Roman" w:hAnsi="Times New Roman" w:eastAsia="AppleMyungjo"/>
           <w:b w:val="0"/>
           <w:i w:val="0"/>
           <w:spacing w:val="-5"/>
@@ -10257,7 +9979,7 @@
       </w:r>
       <w:r>
         <w:rPr>
-          <w:rFonts w:ascii="Times New Roman" w:hAnsi="Times New Roman" w:eastAsia="신명조"/>
+          <w:rFonts w:ascii="Times New Roman" w:hAnsi="Times New Roman" w:eastAsia="AppleMyungjo"/>
           <w:b w:val="0"/>
           <w:i/>
           <w:spacing w:val="-5"/>
@@ -10268,7 +9990,7 @@
       </w:r>
       <w:r>
         <w:rPr>
-          <w:rFonts w:ascii="Times New Roman" w:hAnsi="Times New Roman" w:eastAsia="신명조"/>
+          <w:rFonts w:ascii="Times New Roman" w:hAnsi="Times New Roman" w:eastAsia="AppleMyungjo"/>
           <w:b w:val="0"/>
           <w:i w:val="0"/>
           <w:spacing w:val="-5"/>
@@ -10280,7 +10002,6 @@
     </w:p>
     <w:p>
       <w:pPr>
-        <w:wordWrap w:val="0"/>
         <w:autoSpaceDE w:val="0"/>
         <w:autoSpaceDN w:val="0"/>
         <w:spacing w:after="40" w:before="0" w:line="270" w:lineRule="exact"/>
@@ -10288,7 +10009,7 @@
       </w:pPr>
       <w:r>
         <w:rPr>
-          <w:rFonts w:ascii="Times New Roman" w:hAnsi="Times New Roman" w:eastAsia="신명조"/>
+          <w:rFonts w:ascii="Times New Roman" w:hAnsi="Times New Roman" w:eastAsia="AppleMyungjo"/>
           <w:b w:val="0"/>
           <w:i w:val="0"/>
           <w:spacing w:val="-5"/>
@@ -10299,7 +10020,7 @@
       </w:r>
       <w:r>
         <w:rPr>
-          <w:rFonts w:ascii="Times New Roman" w:hAnsi="Times New Roman" w:eastAsia="신명조"/>
+          <w:rFonts w:ascii="Times New Roman" w:hAnsi="Times New Roman" w:eastAsia="AppleMyungjo"/>
           <w:b w:val="0"/>
           <w:i/>
           <w:spacing w:val="-5"/>
@@ -10310,7 +10031,7 @@
       </w:r>
       <w:r>
         <w:rPr>
-          <w:rFonts w:ascii="Times New Roman" w:hAnsi="Times New Roman" w:eastAsia="신명조"/>
+          <w:rFonts w:ascii="Times New Roman" w:hAnsi="Times New Roman" w:eastAsia="AppleMyungjo"/>
           <w:b w:val="0"/>
           <w:i w:val="0"/>
           <w:spacing w:val="-5"/>
@@ -10322,7 +10043,6 @@
     </w:p>
     <w:p>
       <w:pPr>
-        <w:wordWrap w:val="0"/>
         <w:autoSpaceDE w:val="0"/>
         <w:autoSpaceDN w:val="0"/>
         <w:spacing w:after="40" w:before="0" w:line="270" w:lineRule="exact"/>
@@ -10330,7 +10050,7 @@
       </w:pPr>
       <w:r>
         <w:rPr>
-          <w:rFonts w:ascii="Times New Roman" w:hAnsi="Times New Roman" w:eastAsia="신명조"/>
+          <w:rFonts w:ascii="Times New Roman" w:hAnsi="Times New Roman" w:eastAsia="AppleMyungjo"/>
           <w:b w:val="0"/>
           <w:i w:val="0"/>
           <w:spacing w:val="-5"/>
@@ -10341,7 +10061,7 @@
       </w:r>
       <w:r>
         <w:rPr>
-          <w:rFonts w:ascii="Times New Roman" w:hAnsi="Times New Roman" w:eastAsia="신명조"/>
+          <w:rFonts w:ascii="Times New Roman" w:hAnsi="Times New Roman" w:eastAsia="AppleMyungjo"/>
           <w:b w:val="0"/>
           <w:i/>
           <w:spacing w:val="-5"/>
@@ -10352,7 +10072,7 @@
       </w:r>
       <w:r>
         <w:rPr>
-          <w:rFonts w:ascii="Times New Roman" w:hAnsi="Times New Roman" w:eastAsia="신명조"/>
+          <w:rFonts w:ascii="Times New Roman" w:hAnsi="Times New Roman" w:eastAsia="AppleMyungjo"/>
           <w:b w:val="0"/>
           <w:i w:val="0"/>
           <w:spacing w:val="-5"/>
@@ -10364,7 +10084,6 @@
     </w:p>
     <w:p>
       <w:pPr>
-        <w:wordWrap w:val="0"/>
         <w:autoSpaceDE w:val="0"/>
         <w:autoSpaceDN w:val="0"/>
         <w:spacing w:after="40" w:before="0" w:line="270" w:lineRule="exact"/>
@@ -10372,7 +10091,7 @@
       </w:pPr>
       <w:r>
         <w:rPr>
-          <w:rFonts w:ascii="Times New Roman" w:hAnsi="Times New Roman" w:eastAsia="신명조"/>
+          <w:rFonts w:ascii="Times New Roman" w:hAnsi="Times New Roman" w:eastAsia="AppleMyungjo"/>
           <w:b w:val="0"/>
           <w:i w:val="0"/>
           <w:spacing w:val="-5"/>
@@ -10383,7 +10102,7 @@
       </w:r>
       <w:r>
         <w:rPr>
-          <w:rFonts w:ascii="Times New Roman" w:hAnsi="Times New Roman" w:eastAsia="신명조"/>
+          <w:rFonts w:ascii="Times New Roman" w:hAnsi="Times New Roman" w:eastAsia="AppleMyungjo"/>
           <w:b w:val="0"/>
           <w:i/>
           <w:spacing w:val="-5"/>
@@ -10394,7 +10113,7 @@
       </w:r>
       <w:r>
         <w:rPr>
-          <w:rFonts w:ascii="Times New Roman" w:hAnsi="Times New Roman" w:eastAsia="신명조"/>
+          <w:rFonts w:ascii="Times New Roman" w:hAnsi="Times New Roman" w:eastAsia="AppleMyungjo"/>
           <w:b w:val="0"/>
           <w:i w:val="0"/>
           <w:spacing w:val="-5"/>
@@ -10406,7 +10125,6 @@
     </w:p>
     <w:p>
       <w:pPr>
-        <w:wordWrap w:val="0"/>
         <w:autoSpaceDE w:val="0"/>
         <w:autoSpaceDN w:val="0"/>
         <w:spacing w:after="40" w:before="0" w:line="270" w:lineRule="exact"/>
@@ -10414,7 +10132,7 @@
       </w:pPr>
       <w:r>
         <w:rPr>
-          <w:rFonts w:ascii="Times New Roman" w:hAnsi="Times New Roman" w:eastAsia="신명조"/>
+          <w:rFonts w:ascii="Times New Roman" w:hAnsi="Times New Roman" w:eastAsia="AppleMyungjo"/>
           <w:b w:val="0"/>
           <w:i w:val="0"/>
           <w:spacing w:val="-5"/>
@@ -10425,7 +10143,7 @@
       </w:r>
       <w:r>
         <w:rPr>
-          <w:rFonts w:ascii="Times New Roman" w:hAnsi="Times New Roman" w:eastAsia="신명조"/>
+          <w:rFonts w:ascii="Times New Roman" w:hAnsi="Times New Roman" w:eastAsia="AppleMyungjo"/>
           <w:b w:val="0"/>
           <w:i/>
           <w:spacing w:val="-5"/>
@@ -10436,7 +10154,7 @@
       </w:r>
       <w:r>
         <w:rPr>
-          <w:rFonts w:ascii="Times New Roman" w:hAnsi="Times New Roman" w:eastAsia="신명조"/>
+          <w:rFonts w:ascii="Times New Roman" w:hAnsi="Times New Roman" w:eastAsia="AppleMyungjo"/>
           <w:b w:val="0"/>
           <w:i w:val="0"/>
           <w:spacing w:val="-5"/>
@@ -10448,7 +10166,6 @@
     </w:p>
     <w:p>
       <w:pPr>
-        <w:wordWrap w:val="0"/>
         <w:autoSpaceDE w:val="0"/>
         <w:autoSpaceDN w:val="0"/>
         <w:spacing w:after="40" w:before="0" w:line="270" w:lineRule="exact"/>
@@ -10456,7 +10173,7 @@
       </w:pPr>
       <w:r>
         <w:rPr>
-          <w:rFonts w:ascii="Times New Roman" w:hAnsi="Times New Roman" w:eastAsia="신명조"/>
+          <w:rFonts w:ascii="Times New Roman" w:hAnsi="Times New Roman" w:eastAsia="AppleMyungjo"/>
           <w:b w:val="0"/>
           <w:i w:val="0"/>
           <w:spacing w:val="-5"/>
@@ -10467,7 +10184,7 @@
       </w:r>
       <w:r>
         <w:rPr>
-          <w:rFonts w:ascii="Times New Roman" w:hAnsi="Times New Roman" w:eastAsia="신명조"/>
+          <w:rFonts w:ascii="Times New Roman" w:hAnsi="Times New Roman" w:eastAsia="AppleMyungjo"/>
           <w:b w:val="0"/>
           <w:i/>
           <w:spacing w:val="-5"/>
@@ -10478,7 +10195,7 @@
       </w:r>
       <w:r>
         <w:rPr>
-          <w:rFonts w:ascii="Times New Roman" w:hAnsi="Times New Roman" w:eastAsia="신명조"/>
+          <w:rFonts w:ascii="Times New Roman" w:hAnsi="Times New Roman" w:eastAsia="AppleMyungjo"/>
           <w:b w:val="0"/>
           <w:i w:val="0"/>
           <w:spacing w:val="-5"/>
@@ -10490,7 +10207,6 @@
     </w:p>
     <w:p>
       <w:pPr>
-        <w:wordWrap w:val="0"/>
         <w:autoSpaceDE w:val="0"/>
         <w:autoSpaceDN w:val="0"/>
         <w:spacing w:after="40" w:before="0" w:line="270" w:lineRule="exact"/>
@@ -10498,7 +10214,7 @@
       </w:pPr>
       <w:r>
         <w:rPr>
-          <w:rFonts w:ascii="Times New Roman" w:hAnsi="Times New Roman" w:eastAsia="신명조"/>
+          <w:rFonts w:ascii="Times New Roman" w:hAnsi="Times New Roman" w:eastAsia="AppleMyungjo"/>
           <w:b w:val="0"/>
           <w:i w:val="0"/>
           <w:spacing w:val="-5"/>
@@ -10509,7 +10225,7 @@
       </w:r>
       <w:r>
         <w:rPr>
-          <w:rFonts w:ascii="Times New Roman" w:hAnsi="Times New Roman" w:eastAsia="신명조"/>
+          <w:rFonts w:ascii="Times New Roman" w:hAnsi="Times New Roman" w:eastAsia="AppleMyungjo"/>
           <w:b w:val="0"/>
           <w:i/>
           <w:spacing w:val="-5"/>
@@ -10520,7 +10236,7 @@
       </w:r>
       <w:r>
         <w:rPr>
-          <w:rFonts w:ascii="Times New Roman" w:hAnsi="Times New Roman" w:eastAsia="신명조"/>
+          <w:rFonts w:ascii="Times New Roman" w:hAnsi="Times New Roman" w:eastAsia="AppleMyungjo"/>
           <w:b w:val="0"/>
           <w:i w:val="0"/>
           <w:spacing w:val="-5"/>
@@ -10532,7 +10248,6 @@
     </w:p>
     <w:p>
       <w:pPr>
-        <w:wordWrap w:val="0"/>
         <w:autoSpaceDE w:val="0"/>
         <w:autoSpaceDN w:val="0"/>
         <w:spacing w:after="40" w:before="0" w:line="270" w:lineRule="exact"/>
@@ -10540,7 +10255,7 @@
       </w:pPr>
       <w:r>
         <w:rPr>
-          <w:rFonts w:ascii="Times New Roman" w:hAnsi="Times New Roman" w:eastAsia="신명조"/>
+          <w:rFonts w:ascii="Times New Roman" w:hAnsi="Times New Roman" w:eastAsia="AppleMyungjo"/>
           <w:b w:val="0"/>
           <w:i w:val="0"/>
           <w:spacing w:val="-5"/>
@@ -10551,7 +10266,7 @@
       </w:r>
       <w:r>
         <w:rPr>
-          <w:rFonts w:ascii="Times New Roman" w:hAnsi="Times New Roman" w:eastAsia="신명조"/>
+          <w:rFonts w:ascii="Times New Roman" w:hAnsi="Times New Roman" w:eastAsia="AppleMyungjo"/>
           <w:b w:val="0"/>
           <w:i/>
           <w:spacing w:val="-5"/>
@@ -10562,7 +10277,7 @@
       </w:r>
       <w:r>
         <w:rPr>
-          <w:rFonts w:ascii="Times New Roman" w:hAnsi="Times New Roman" w:eastAsia="신명조"/>
+          <w:rFonts w:ascii="Times New Roman" w:hAnsi="Times New Roman" w:eastAsia="AppleMyungjo"/>
           <w:b w:val="0"/>
           <w:i w:val="0"/>
           <w:spacing w:val="-5"/>
@@ -10574,7 +10289,6 @@
     </w:p>
     <w:p>
       <w:pPr>
-        <w:wordWrap w:val="0"/>
         <w:autoSpaceDE w:val="0"/>
         <w:autoSpaceDN w:val="0"/>
         <w:spacing w:after="40" w:before="0" w:line="270" w:lineRule="exact"/>
@@ -10582,7 +10296,7 @@
       </w:pPr>
       <w:r>
         <w:rPr>
-          <w:rFonts w:ascii="Times New Roman" w:hAnsi="Times New Roman" w:eastAsia="신명조"/>
+          <w:rFonts w:ascii="Times New Roman" w:hAnsi="Times New Roman" w:eastAsia="AppleMyungjo"/>
           <w:b w:val="0"/>
           <w:i w:val="0"/>
           <w:spacing w:val="-5"/>
@@ -10593,7 +10307,7 @@
       </w:r>
       <w:r>
         <w:rPr>
-          <w:rFonts w:ascii="Times New Roman" w:hAnsi="Times New Roman" w:eastAsia="신명조"/>
+          <w:rFonts w:ascii="Times New Roman" w:hAnsi="Times New Roman" w:eastAsia="AppleMyungjo"/>
           <w:b w:val="0"/>
           <w:i/>
           <w:spacing w:val="-5"/>
@@ -10604,7 +10318,7 @@
       </w:r>
       <w:r>
         <w:rPr>
-          <w:rFonts w:ascii="Times New Roman" w:hAnsi="Times New Roman" w:eastAsia="신명조"/>
+          <w:rFonts w:ascii="Times New Roman" w:hAnsi="Times New Roman" w:eastAsia="AppleMyungjo"/>
           <w:b w:val="0"/>
           <w:i w:val="0"/>
           <w:spacing w:val="-5"/>
@@ -10616,7 +10330,6 @@
     </w:p>
     <w:p>
       <w:pPr>
-        <w:wordWrap w:val="0"/>
         <w:autoSpaceDE w:val="0"/>
         <w:autoSpaceDN w:val="0"/>
         <w:spacing w:after="40" w:before="0" w:line="270" w:lineRule="exact"/>
@@ -10624,7 +10337,7 @@
       </w:pPr>
       <w:r>
         <w:rPr>
-          <w:rFonts w:ascii="Times New Roman" w:hAnsi="Times New Roman" w:eastAsia="신명조"/>
+          <w:rFonts w:ascii="Times New Roman" w:hAnsi="Times New Roman" w:eastAsia="AppleMyungjo"/>
           <w:b w:val="0"/>
           <w:i w:val="0"/>
           <w:spacing w:val="-5"/>
@@ -10635,7 +10348,7 @@
       </w:r>
       <w:r>
         <w:rPr>
-          <w:rFonts w:ascii="Times New Roman" w:hAnsi="Times New Roman" w:eastAsia="신명조"/>
+          <w:rFonts w:ascii="Times New Roman" w:hAnsi="Times New Roman" w:eastAsia="AppleMyungjo"/>
           <w:b w:val="0"/>
           <w:i/>
           <w:spacing w:val="-5"/>
@@ -10646,7 +10359,7 @@
       </w:r>
       <w:r>
         <w:rPr>
-          <w:rFonts w:ascii="Times New Roman" w:hAnsi="Times New Roman" w:eastAsia="신명조"/>
+          <w:rFonts w:ascii="Times New Roman" w:hAnsi="Times New Roman" w:eastAsia="AppleMyungjo"/>
           <w:b w:val="0"/>
           <w:i w:val="0"/>
           <w:spacing w:val="-5"/>
@@ -10658,7 +10371,6 @@
     </w:p>
     <w:p>
       <w:pPr>
-        <w:wordWrap w:val="0"/>
         <w:autoSpaceDE w:val="0"/>
         <w:autoSpaceDN w:val="0"/>
         <w:spacing w:after="40" w:before="0" w:line="270" w:lineRule="exact"/>
@@ -10666,7 +10378,7 @@
       </w:pPr>
       <w:r>
         <w:rPr>
-          <w:rFonts w:ascii="Times New Roman" w:hAnsi="Times New Roman" w:eastAsia="신명조"/>
+          <w:rFonts w:ascii="Times New Roman" w:hAnsi="Times New Roman" w:eastAsia="AppleMyungjo"/>
           <w:b w:val="0"/>
           <w:i w:val="0"/>
           <w:spacing w:val="-5"/>
@@ -10677,7 +10389,7 @@
       </w:r>
       <w:r>
         <w:rPr>
-          <w:rFonts w:ascii="Times New Roman" w:hAnsi="Times New Roman" w:eastAsia="신명조"/>
+          <w:rFonts w:ascii="Times New Roman" w:hAnsi="Times New Roman" w:eastAsia="AppleMyungjo"/>
           <w:b w:val="0"/>
           <w:i/>
           <w:spacing w:val="-5"/>
@@ -10688,7 +10400,7 @@
       </w:r>
       <w:r>
         <w:rPr>
-          <w:rFonts w:ascii="Times New Roman" w:hAnsi="Times New Roman" w:eastAsia="신명조"/>
+          <w:rFonts w:ascii="Times New Roman" w:hAnsi="Times New Roman" w:eastAsia="AppleMyungjo"/>
           <w:b w:val="0"/>
           <w:i w:val="0"/>
           <w:spacing w:val="-5"/>
@@ -10700,7 +10412,6 @@
     </w:p>
     <w:p>
       <w:pPr>
-        <w:wordWrap w:val="0"/>
         <w:autoSpaceDE w:val="0"/>
         <w:autoSpaceDN w:val="0"/>
         <w:spacing w:after="40" w:before="0" w:line="270" w:lineRule="exact"/>
@@ -10708,7 +10419,7 @@
       </w:pPr>
       <w:r>
         <w:rPr>
-          <w:rFonts w:ascii="Times New Roman" w:hAnsi="Times New Roman" w:eastAsia="신명조"/>
+          <w:rFonts w:ascii="Times New Roman" w:hAnsi="Times New Roman" w:eastAsia="AppleMyungjo"/>
           <w:b w:val="0"/>
           <w:i w:val="0"/>
           <w:spacing w:val="-5"/>
@@ -10719,7 +10430,7 @@
       </w:r>
       <w:r>
         <w:rPr>
-          <w:rFonts w:ascii="Times New Roman" w:hAnsi="Times New Roman" w:eastAsia="신명조"/>
+          <w:rFonts w:ascii="Times New Roman" w:hAnsi="Times New Roman" w:eastAsia="AppleMyungjo"/>
           <w:b w:val="0"/>
           <w:i/>
           <w:spacing w:val="-5"/>
@@ -10730,7 +10441,7 @@
       </w:r>
       <w:r>
         <w:rPr>
-          <w:rFonts w:ascii="Times New Roman" w:hAnsi="Times New Roman" w:eastAsia="신명조"/>
+          <w:rFonts w:ascii="Times New Roman" w:hAnsi="Times New Roman" w:eastAsia="AppleMyungjo"/>
           <w:b w:val="0"/>
           <w:i w:val="0"/>
           <w:spacing w:val="-5"/>
@@ -10742,7 +10453,6 @@
     </w:p>
     <w:p>
       <w:pPr>
-        <w:wordWrap w:val="0"/>
         <w:autoSpaceDE w:val="0"/>
         <w:autoSpaceDN w:val="0"/>
         <w:spacing w:after="40" w:before="0" w:line="270" w:lineRule="exact"/>
@@ -10750,7 +10460,7 @@
       </w:pPr>
       <w:r>
         <w:rPr>
-          <w:rFonts w:ascii="Times New Roman" w:hAnsi="Times New Roman" w:eastAsia="신명조"/>
+          <w:rFonts w:ascii="Times New Roman" w:hAnsi="Times New Roman" w:eastAsia="AppleMyungjo"/>
           <w:b w:val="0"/>
           <w:i w:val="0"/>
           <w:spacing w:val="-5"/>
@@ -10761,7 +10471,7 @@
       </w:r>
       <w:r>
         <w:rPr>
-          <w:rFonts w:ascii="Times New Roman" w:hAnsi="Times New Roman" w:eastAsia="신명조"/>
+          <w:rFonts w:ascii="Times New Roman" w:hAnsi="Times New Roman" w:eastAsia="AppleMyungjo"/>
           <w:b w:val="0"/>
           <w:i/>
           <w:spacing w:val="-5"/>
@@ -10772,7 +10482,7 @@
       </w:r>
       <w:r>
         <w:rPr>
-          <w:rFonts w:ascii="Times New Roman" w:hAnsi="Times New Roman" w:eastAsia="신명조"/>
+          <w:rFonts w:ascii="Times New Roman" w:hAnsi="Times New Roman" w:eastAsia="AppleMyungjo"/>
           <w:b w:val="0"/>
           <w:i w:val="0"/>
           <w:spacing w:val="-5"/>
@@ -10784,7 +10494,6 @@
     </w:p>
     <w:p>
       <w:pPr>
-        <w:wordWrap w:val="0"/>
         <w:autoSpaceDE w:val="0"/>
         <w:autoSpaceDN w:val="0"/>
         <w:spacing w:after="40" w:before="0" w:line="270" w:lineRule="exact"/>
@@ -10792,7 +10501,7 @@
       </w:pPr>
       <w:r>
         <w:rPr>
-          <w:rFonts w:ascii="Times New Roman" w:hAnsi="Times New Roman" w:eastAsia="신명조"/>
+          <w:rFonts w:ascii="Times New Roman" w:hAnsi="Times New Roman" w:eastAsia="AppleMyungjo"/>
           <w:b w:val="0"/>
           <w:i w:val="0"/>
           <w:spacing w:val="-5"/>
@@ -10803,7 +10512,7 @@
       </w:r>
       <w:r>
         <w:rPr>
-          <w:rFonts w:ascii="Times New Roman" w:hAnsi="Times New Roman" w:eastAsia="신명조"/>
+          <w:rFonts w:ascii="Times New Roman" w:hAnsi="Times New Roman" w:eastAsia="AppleMyungjo"/>
           <w:b w:val="0"/>
           <w:i/>
           <w:spacing w:val="-5"/>
@@ -10814,7 +10523,7 @@
       </w:r>
       <w:r>
         <w:rPr>
-          <w:rFonts w:ascii="Times New Roman" w:hAnsi="Times New Roman" w:eastAsia="신명조"/>
+          <w:rFonts w:ascii="Times New Roman" w:hAnsi="Times New Roman" w:eastAsia="AppleMyungjo"/>
           <w:b w:val="0"/>
           <w:i w:val="0"/>
           <w:spacing w:val="-5"/>
@@ -10826,7 +10535,6 @@
     </w:p>
     <w:p>
       <w:pPr>
-        <w:wordWrap w:val="0"/>
         <w:autoSpaceDE w:val="0"/>
         <w:autoSpaceDN w:val="0"/>
         <w:spacing w:after="40" w:before="0" w:line="270" w:lineRule="exact"/>
@@ -10834,7 +10542,7 @@
       </w:pPr>
       <w:r>
         <w:rPr>
-          <w:rFonts w:ascii="Times New Roman" w:hAnsi="Times New Roman" w:eastAsia="신명조"/>
+          <w:rFonts w:ascii="Times New Roman" w:hAnsi="Times New Roman" w:eastAsia="AppleMyungjo"/>
           <w:b w:val="0"/>
           <w:i w:val="0"/>
           <w:spacing w:val="-5"/>
@@ -10845,7 +10553,7 @@
       </w:r>
       <w:r>
         <w:rPr>
-          <w:rFonts w:ascii="Times New Roman" w:hAnsi="Times New Roman" w:eastAsia="신명조"/>
+          <w:rFonts w:ascii="Times New Roman" w:hAnsi="Times New Roman" w:eastAsia="AppleMyungjo"/>
           <w:b w:val="0"/>
           <w:i/>
           <w:spacing w:val="-5"/>
@@ -10856,7 +10564,7 @@
       </w:r>
       <w:r>
         <w:rPr>
-          <w:rFonts w:ascii="Times New Roman" w:hAnsi="Times New Roman" w:eastAsia="신명조"/>
+          <w:rFonts w:ascii="Times New Roman" w:hAnsi="Times New Roman" w:eastAsia="AppleMyungjo"/>
           <w:b w:val="0"/>
           <w:i w:val="0"/>
           <w:spacing w:val="-5"/>
@@ -10868,7 +10576,6 @@
     </w:p>
     <w:p>
       <w:pPr>
-        <w:wordWrap w:val="0"/>
         <w:autoSpaceDE w:val="0"/>
         <w:autoSpaceDN w:val="0"/>
         <w:spacing w:after="40" w:before="0" w:line="270" w:lineRule="exact"/>
@@ -10876,7 +10583,7 @@
       </w:pPr>
       <w:r>
         <w:rPr>
-          <w:rFonts w:ascii="Times New Roman" w:hAnsi="Times New Roman" w:eastAsia="신명조"/>
+          <w:rFonts w:ascii="Times New Roman" w:hAnsi="Times New Roman" w:eastAsia="AppleMyungjo"/>
           <w:b w:val="0"/>
           <w:i w:val="0"/>
           <w:spacing w:val="-5"/>
@@ -10887,7 +10594,7 @@
       </w:r>
       <w:r>
         <w:rPr>
-          <w:rFonts w:ascii="Times New Roman" w:hAnsi="Times New Roman" w:eastAsia="신명조"/>
+          <w:rFonts w:ascii="Times New Roman" w:hAnsi="Times New Roman" w:eastAsia="AppleMyungjo"/>
           <w:b w:val="0"/>
           <w:i/>
           <w:spacing w:val="-5"/>
@@ -10898,7 +10605,7 @@
       </w:r>
       <w:r>
         <w:rPr>
-          <w:rFonts w:ascii="Times New Roman" w:hAnsi="Times New Roman" w:eastAsia="신명조"/>
+          <w:rFonts w:ascii="Times New Roman" w:hAnsi="Times New Roman" w:eastAsia="AppleMyungjo"/>
           <w:b w:val="0"/>
           <w:i w:val="0"/>
           <w:spacing w:val="-5"/>
@@ -10910,7 +10617,6 @@
     </w:p>
     <w:p>
       <w:pPr>
-        <w:wordWrap w:val="0"/>
         <w:autoSpaceDE w:val="0"/>
         <w:autoSpaceDN w:val="0"/>
         <w:spacing w:after="40" w:before="0" w:line="270" w:lineRule="exact"/>
@@ -10918,7 +10624,7 @@
       </w:pPr>
       <w:r>
         <w:rPr>
-          <w:rFonts w:ascii="Times New Roman" w:hAnsi="Times New Roman" w:eastAsia="신명조"/>
+          <w:rFonts w:ascii="Times New Roman" w:hAnsi="Times New Roman" w:eastAsia="AppleMyungjo"/>
           <w:b w:val="0"/>
           <w:i w:val="0"/>
           <w:spacing w:val="-5"/>
@@ -10929,7 +10635,7 @@
       </w:r>
       <w:r>
         <w:rPr>
-          <w:rFonts w:ascii="Times New Roman" w:hAnsi="Times New Roman" w:eastAsia="신명조"/>
+          <w:rFonts w:ascii="Times New Roman" w:hAnsi="Times New Roman" w:eastAsia="AppleMyungjo"/>
           <w:b w:val="0"/>
           <w:i/>
           <w:spacing w:val="-5"/>
@@ -10940,7 +10646,7 @@
       </w:r>
       <w:r>
         <w:rPr>
-          <w:rFonts w:ascii="Times New Roman" w:hAnsi="Times New Roman" w:eastAsia="신명조"/>
+          <w:rFonts w:ascii="Times New Roman" w:hAnsi="Times New Roman" w:eastAsia="AppleMyungjo"/>
           <w:b w:val="0"/>
           <w:i w:val="0"/>
           <w:spacing w:val="-5"/>
@@ -10952,7 +10658,6 @@
     </w:p>
     <w:p>
       <w:pPr>
-        <w:wordWrap w:val="0"/>
         <w:autoSpaceDE w:val="0"/>
         <w:autoSpaceDN w:val="0"/>
         <w:spacing w:after="40" w:before="0" w:line="270" w:lineRule="exact"/>
@@ -10960,7 +10665,7 @@
       </w:pPr>
       <w:r>
         <w:rPr>
-          <w:rFonts w:ascii="Times New Roman" w:hAnsi="Times New Roman" w:eastAsia="신명조"/>
+          <w:rFonts w:ascii="Times New Roman" w:hAnsi="Times New Roman" w:eastAsia="AppleMyungjo"/>
           <w:b w:val="0"/>
           <w:i w:val="0"/>
           <w:spacing w:val="-5"/>
@@ -10971,7 +10676,7 @@
       </w:r>
       <w:r>
         <w:rPr>
-          <w:rFonts w:ascii="Times New Roman" w:hAnsi="Times New Roman" w:eastAsia="신명조"/>
+          <w:rFonts w:ascii="Times New Roman" w:hAnsi="Times New Roman" w:eastAsia="AppleMyungjo"/>
           <w:b w:val="0"/>
           <w:i/>
           <w:spacing w:val="-5"/>
@@ -10982,7 +10687,7 @@
       </w:r>
       <w:r>
         <w:rPr>
-          <w:rFonts w:ascii="Times New Roman" w:hAnsi="Times New Roman" w:eastAsia="신명조"/>
+          <w:rFonts w:ascii="Times New Roman" w:hAnsi="Times New Roman" w:eastAsia="AppleMyungjo"/>
           <w:b w:val="0"/>
           <w:i w:val="0"/>
           <w:spacing w:val="-5"/>
@@ -10994,7 +10699,6 @@
     </w:p>
     <w:p>
       <w:pPr>
-        <w:wordWrap w:val="0"/>
         <w:autoSpaceDE w:val="0"/>
         <w:autoSpaceDN w:val="0"/>
         <w:spacing w:after="40" w:before="0" w:line="270" w:lineRule="exact"/>
@@ -11002,7 +10706,7 @@
       </w:pPr>
       <w:r>
         <w:rPr>
-          <w:rFonts w:ascii="Times New Roman" w:hAnsi="Times New Roman" w:eastAsia="신명조"/>
+          <w:rFonts w:ascii="Times New Roman" w:hAnsi="Times New Roman" w:eastAsia="AppleMyungjo"/>
           <w:b w:val="0"/>
           <w:i w:val="0"/>
           <w:spacing w:val="-5"/>
@@ -11013,7 +10717,7 @@
       </w:r>
       <w:r>
         <w:rPr>
-          <w:rFonts w:ascii="Times New Roman" w:hAnsi="Times New Roman" w:eastAsia="신명조"/>
+          <w:rFonts w:ascii="Times New Roman" w:hAnsi="Times New Roman" w:eastAsia="AppleMyungjo"/>
           <w:b w:val="0"/>
           <w:i/>
           <w:spacing w:val="-5"/>
@@ -11024,7 +10728,7 @@
       </w:r>
       <w:r>
         <w:rPr>
-          <w:rFonts w:ascii="Times New Roman" w:hAnsi="Times New Roman" w:eastAsia="신명조"/>
+          <w:rFonts w:ascii="Times New Roman" w:hAnsi="Times New Roman" w:eastAsia="AppleMyungjo"/>
           <w:b w:val="0"/>
           <w:i w:val="0"/>
           <w:spacing w:val="-5"/>
@@ -11036,7 +10740,6 @@
     </w:p>
     <w:p>
       <w:pPr>
-        <w:wordWrap w:val="0"/>
         <w:autoSpaceDE w:val="0"/>
         <w:autoSpaceDN w:val="0"/>
         <w:spacing w:after="40" w:before="0" w:line="270" w:lineRule="exact"/>
@@ -11044,7 +10747,7 @@
       </w:pPr>
       <w:r>
         <w:rPr>
-          <w:rFonts w:ascii="Times New Roman" w:hAnsi="Times New Roman" w:eastAsia="신명조"/>
+          <w:rFonts w:ascii="Times New Roman" w:hAnsi="Times New Roman" w:eastAsia="AppleMyungjo"/>
           <w:b w:val="0"/>
           <w:i w:val="0"/>
           <w:spacing w:val="-5"/>
@@ -11055,7 +10758,7 @@
       </w:r>
       <w:r>
         <w:rPr>
-          <w:rFonts w:ascii="Times New Roman" w:hAnsi="Times New Roman" w:eastAsia="신명조"/>
+          <w:rFonts w:ascii="Times New Roman" w:hAnsi="Times New Roman" w:eastAsia="AppleMyungjo"/>
           <w:b w:val="0"/>
           <w:i/>
           <w:spacing w:val="-5"/>
@@ -11066,7 +10769,7 @@
       </w:r>
       <w:r>
         <w:rPr>
-          <w:rFonts w:ascii="Times New Roman" w:hAnsi="Times New Roman" w:eastAsia="신명조"/>
+          <w:rFonts w:ascii="Times New Roman" w:hAnsi="Times New Roman" w:eastAsia="AppleMyungjo"/>
           <w:b w:val="0"/>
           <w:i w:val="0"/>
           <w:spacing w:val="-5"/>
@@ -11078,7 +10781,6 @@
     </w:p>
     <w:p>
       <w:pPr>
-        <w:wordWrap w:val="0"/>
         <w:autoSpaceDE w:val="0"/>
         <w:autoSpaceDN w:val="0"/>
         <w:spacing w:after="40" w:before="0" w:line="270" w:lineRule="exact"/>
@@ -11086,7 +10788,7 @@
       </w:pPr>
       <w:r>
         <w:rPr>
-          <w:rFonts w:ascii="Times New Roman" w:hAnsi="Times New Roman" w:eastAsia="신명조"/>
+          <w:rFonts w:ascii="Times New Roman" w:hAnsi="Times New Roman" w:eastAsia="AppleMyungjo"/>
           <w:b w:val="0"/>
           <w:i w:val="0"/>
           <w:spacing w:val="-5"/>
@@ -11097,7 +10799,7 @@
       </w:r>
       <w:r>
         <w:rPr>
-          <w:rFonts w:ascii="Times New Roman" w:hAnsi="Times New Roman" w:eastAsia="신명조"/>
+          <w:rFonts w:ascii="Times New Roman" w:hAnsi="Times New Roman" w:eastAsia="AppleMyungjo"/>
           <w:b w:val="0"/>
           <w:i/>
           <w:spacing w:val="-5"/>
@@ -11108,7 +10810,7 @@
       </w:r>
       <w:r>
         <w:rPr>
-          <w:rFonts w:ascii="Times New Roman" w:hAnsi="Times New Roman" w:eastAsia="신명조"/>
+          <w:rFonts w:ascii="Times New Roman" w:hAnsi="Times New Roman" w:eastAsia="AppleMyungjo"/>
           <w:b w:val="0"/>
           <w:i w:val="0"/>
           <w:spacing w:val="-5"/>
@@ -11120,7 +10822,6 @@
     </w:p>
     <w:p>
       <w:pPr>
-        <w:wordWrap w:val="0"/>
         <w:autoSpaceDE w:val="0"/>
         <w:autoSpaceDN w:val="0"/>
         <w:spacing w:after="40" w:before="0" w:line="270" w:lineRule="exact"/>
@@ -11128,7 +10829,7 @@
       </w:pPr>
       <w:r>
         <w:rPr>
-          <w:rFonts w:ascii="Times New Roman" w:hAnsi="Times New Roman" w:eastAsia="신명조"/>
+          <w:rFonts w:ascii="Times New Roman" w:hAnsi="Times New Roman" w:eastAsia="AppleMyungjo"/>
           <w:b w:val="0"/>
           <w:i w:val="0"/>
           <w:spacing w:val="-5"/>
@@ -11139,7 +10840,7 @@
       </w:r>
       <w:r>
         <w:rPr>
-          <w:rFonts w:ascii="Times New Roman" w:hAnsi="Times New Roman" w:eastAsia="신명조"/>
+          <w:rFonts w:ascii="Times New Roman" w:hAnsi="Times New Roman" w:eastAsia="AppleMyungjo"/>
           <w:b w:val="0"/>
           <w:i/>
           <w:spacing w:val="-5"/>
@@ -11150,7 +10851,7 @@
       </w:r>
       <w:r>
         <w:rPr>
-          <w:rFonts w:ascii="Times New Roman" w:hAnsi="Times New Roman" w:eastAsia="신명조"/>
+          <w:rFonts w:ascii="Times New Roman" w:hAnsi="Times New Roman" w:eastAsia="AppleMyungjo"/>
           <w:b w:val="0"/>
           <w:i w:val="0"/>
           <w:spacing w:val="-5"/>
@@ -11162,7 +10863,6 @@
     </w:p>
     <w:p>
       <w:pPr>
-        <w:wordWrap w:val="0"/>
         <w:autoSpaceDE w:val="0"/>
         <w:autoSpaceDN w:val="0"/>
         <w:spacing w:after="40" w:before="0" w:line="270" w:lineRule="exact"/>
@@ -11170,7 +10870,7 @@
       </w:pPr>
       <w:r>
         <w:rPr>
-          <w:rFonts w:ascii="Times New Roman" w:hAnsi="Times New Roman" w:eastAsia="신명조"/>
+          <w:rFonts w:ascii="Times New Roman" w:hAnsi="Times New Roman" w:eastAsia="AppleMyungjo"/>
           <w:b w:val="0"/>
           <w:i w:val="0"/>
           <w:spacing w:val="-5"/>
@@ -11181,7 +10881,7 @@
       </w:r>
       <w:r>
         <w:rPr>
-          <w:rFonts w:ascii="Times New Roman" w:hAnsi="Times New Roman" w:eastAsia="신명조"/>
+          <w:rFonts w:ascii="Times New Roman" w:hAnsi="Times New Roman" w:eastAsia="AppleMyungjo"/>
           <w:b w:val="0"/>
           <w:i/>
           <w:spacing w:val="-5"/>
@@ -11192,7 +10892,7 @@
       </w:r>
       <w:r>
         <w:rPr>
-          <w:rFonts w:ascii="Times New Roman" w:hAnsi="Times New Roman" w:eastAsia="신명조"/>
+          <w:rFonts w:ascii="Times New Roman" w:hAnsi="Times New Roman" w:eastAsia="AppleMyungjo"/>
           <w:b w:val="0"/>
           <w:i w:val="0"/>
           <w:spacing w:val="-5"/>
@@ -11204,7 +10904,6 @@
     </w:p>
     <w:p>
       <w:pPr>
-        <w:wordWrap w:val="0"/>
         <w:autoSpaceDE w:val="0"/>
         <w:autoSpaceDN w:val="0"/>
         <w:spacing w:after="40" w:before="0" w:line="270" w:lineRule="exact"/>
@@ -11212,7 +10911,7 @@
       </w:pPr>
       <w:r>
         <w:rPr>
-          <w:rFonts w:ascii="Times New Roman" w:hAnsi="Times New Roman" w:eastAsia="신명조"/>
+          <w:rFonts w:ascii="Times New Roman" w:hAnsi="Times New Roman" w:eastAsia="AppleMyungjo"/>
           <w:b w:val="0"/>
           <w:i w:val="0"/>
           <w:spacing w:val="-5"/>
@@ -11223,7 +10922,7 @@
       </w:r>
       <w:r>
         <w:rPr>
-          <w:rFonts w:ascii="Times New Roman" w:hAnsi="Times New Roman" w:eastAsia="신명조"/>
+          <w:rFonts w:ascii="Times New Roman" w:hAnsi="Times New Roman" w:eastAsia="AppleMyungjo"/>
           <w:b w:val="0"/>
           <w:i/>
           <w:spacing w:val="-5"/>
@@ -11234,7 +10933,7 @@
       </w:r>
       <w:r>
         <w:rPr>
-          <w:rFonts w:ascii="Times New Roman" w:hAnsi="Times New Roman" w:eastAsia="신명조"/>
+          <w:rFonts w:ascii="Times New Roman" w:hAnsi="Times New Roman" w:eastAsia="AppleMyungjo"/>
           <w:b w:val="0"/>
           <w:i w:val="0"/>
           <w:spacing w:val="-5"/>
@@ -11246,7 +10945,6 @@
     </w:p>
     <w:p>
       <w:pPr>
-        <w:wordWrap w:val="0"/>
         <w:autoSpaceDE w:val="0"/>
         <w:autoSpaceDN w:val="0"/>
         <w:spacing w:after="40" w:before="0" w:line="270" w:lineRule="exact"/>
@@ -11254,7 +10952,7 @@
       </w:pPr>
       <w:r>
         <w:rPr>
-          <w:rFonts w:ascii="Times New Roman" w:hAnsi="Times New Roman" w:eastAsia="신명조"/>
+          <w:rFonts w:ascii="Times New Roman" w:hAnsi="Times New Roman" w:eastAsia="AppleMyungjo"/>
           <w:b w:val="0"/>
           <w:i w:val="0"/>
           <w:spacing w:val="-5"/>
@@ -11265,7 +10963,7 @@
       </w:r>
       <w:r>
         <w:rPr>
-          <w:rFonts w:ascii="Times New Roman" w:hAnsi="Times New Roman" w:eastAsia="신명조"/>
+          <w:rFonts w:ascii="Times New Roman" w:hAnsi="Times New Roman" w:eastAsia="AppleMyungjo"/>
           <w:b w:val="0"/>
           <w:i/>
           <w:spacing w:val="-5"/>
@@ -11276,7 +10974,7 @@
       </w:r>
       <w:r>
         <w:rPr>
-          <w:rFonts w:ascii="Times New Roman" w:hAnsi="Times New Roman" w:eastAsia="신명조"/>
+          <w:rFonts w:ascii="Times New Roman" w:hAnsi="Times New Roman" w:eastAsia="AppleMyungjo"/>
           <w:b w:val="0"/>
           <w:i w:val="0"/>
           <w:spacing w:val="-5"/>
@@ -11288,7 +10986,6 @@
     </w:p>
     <w:p>
       <w:pPr>
-        <w:wordWrap w:val="0"/>
         <w:autoSpaceDE w:val="0"/>
         <w:autoSpaceDN w:val="0"/>
         <w:spacing w:after="40" w:before="0" w:line="270" w:lineRule="exact"/>
@@ -11296,7 +10993,7 @@
       </w:pPr>
       <w:r>
         <w:rPr>
-          <w:rFonts w:ascii="Times New Roman" w:hAnsi="Times New Roman" w:eastAsia="신명조"/>
+          <w:rFonts w:ascii="Times New Roman" w:hAnsi="Times New Roman" w:eastAsia="AppleMyungjo"/>
           <w:b w:val="0"/>
           <w:i w:val="0"/>
           <w:spacing w:val="-5"/>
@@ -11307,7 +11004,7 @@
       </w:r>
       <w:r>
         <w:rPr>
-          <w:rFonts w:ascii="Times New Roman" w:hAnsi="Times New Roman" w:eastAsia="신명조"/>
+          <w:rFonts w:ascii="Times New Roman" w:hAnsi="Times New Roman" w:eastAsia="AppleMyungjo"/>
           <w:b w:val="0"/>
           <w:i/>
           <w:spacing w:val="-5"/>
@@ -11318,7 +11015,7 @@
       </w:r>
       <w:r>
         <w:rPr>
-          <w:rFonts w:ascii="Times New Roman" w:hAnsi="Times New Roman" w:eastAsia="신명조"/>
+          <w:rFonts w:ascii="Times New Roman" w:hAnsi="Times New Roman" w:eastAsia="AppleMyungjo"/>
           <w:b w:val="0"/>
           <w:i w:val="0"/>
           <w:spacing w:val="-5"/>

--- a/docs/PAPER_TKIPS_review.docx
+++ b/docs/PAPER_TKIPS_review.docx
@@ -6,7 +6,7 @@
       <w:pPr>
         <w:autoSpaceDE w:val="0"/>
         <w:autoSpaceDN w:val="0"/>
-        <w:spacing w:after="396" w:before="0" w:line="300" w:lineRule="auto"/>
+        <w:spacing w:after="396" w:before="0" w:line="364" w:lineRule="exact"/>
         <w:jc w:val="center"/>
       </w:pPr>
       <w:r>
@@ -25,7 +25,7 @@
       <w:pPr>
         <w:autoSpaceDE w:val="0"/>
         <w:autoSpaceDN w:val="0"/>
-        <w:spacing w:after="284" w:before="0" w:line="300" w:lineRule="auto"/>
+        <w:spacing w:after="284" w:before="0" w:line="280" w:lineRule="exact"/>
         <w:jc w:val="center"/>
       </w:pPr>
       <w:r>
@@ -83,7 +83,7 @@
       <w:pPr>
         <w:autoSpaceDE w:val="0"/>
         <w:autoSpaceDN w:val="0"/>
-        <w:spacing w:after="340" w:before="200" w:line="300" w:lineRule="auto"/>
+        <w:spacing w:after="340" w:before="200" w:line="400" w:lineRule="exact"/>
         <w:jc w:val="center"/>
       </w:pPr>
       <w:r>
@@ -102,7 +102,7 @@
       <w:pPr>
         <w:autoSpaceDE w:val="0"/>
         <w:autoSpaceDN w:val="0"/>
-        <w:spacing w:after="284" w:before="0" w:line="300" w:lineRule="auto"/>
+        <w:spacing w:after="284" w:before="0" w:line="280" w:lineRule="exact"/>
         <w:jc w:val="center"/>
       </w:pPr>
       <w:r>
@@ -171,7 +171,7 @@
         <w:keepNext/>
         <w:autoSpaceDE w:val="0"/>
         <w:autoSpaceDN w:val="0"/>
-        <w:spacing w:after="280" w:before="360" w:line="300" w:lineRule="auto"/>
+        <w:spacing w:after="280" w:before="360" w:line="310" w:lineRule="exact"/>
       </w:pPr>
       <w:r>
         <w:rPr>
@@ -310,7 +310,7 @@
         <w:keepNext/>
         <w:autoSpaceDE w:val="0"/>
         <w:autoSpaceDN w:val="0"/>
-        <w:spacing w:after="280" w:before="360" w:line="300" w:lineRule="auto"/>
+        <w:spacing w:after="280" w:before="360" w:line="310" w:lineRule="exact"/>
       </w:pPr>
       <w:r>
         <w:rPr>
@@ -329,7 +329,7 @@
         <w:keepNext/>
         <w:autoSpaceDE w:val="0"/>
         <w:autoSpaceDN w:val="0"/>
-        <w:spacing w:after="20" w:before="0" w:line="300" w:lineRule="auto"/>
+        <w:spacing w:after="20" w:before="0" w:line="280" w:lineRule="exact"/>
       </w:pPr>
       <w:r>
         <w:rPr>
@@ -434,7 +434,7 @@
         <w:keepNext/>
         <w:autoSpaceDE w:val="0"/>
         <w:autoSpaceDN w:val="0"/>
-        <w:spacing w:after="20" w:before="0" w:line="300" w:lineRule="auto"/>
+        <w:spacing w:after="20" w:before="0" w:line="280" w:lineRule="exact"/>
       </w:pPr>
       <w:r>
         <w:rPr>
@@ -473,7 +473,7 @@
         <w:keepNext/>
         <w:autoSpaceDE w:val="0"/>
         <w:autoSpaceDN w:val="0"/>
-        <w:spacing w:after="20" w:before="0" w:line="300" w:lineRule="auto"/>
+        <w:spacing w:after="20" w:before="0" w:line="280" w:lineRule="exact"/>
       </w:pPr>
       <w:r>
         <w:rPr>
@@ -813,7 +813,7 @@
         <w:keepNext/>
         <w:autoSpaceDE w:val="0"/>
         <w:autoSpaceDN w:val="0"/>
-        <w:spacing w:after="20" w:before="0" w:line="300" w:lineRule="auto"/>
+        <w:spacing w:after="20" w:before="0" w:line="280" w:lineRule="exact"/>
       </w:pPr>
       <w:r>
         <w:rPr>
@@ -852,7 +852,7 @@
         <w:keepNext/>
         <w:autoSpaceDE w:val="0"/>
         <w:autoSpaceDN w:val="0"/>
-        <w:spacing w:after="20" w:before="0" w:line="300" w:lineRule="auto"/>
+        <w:spacing w:after="20" w:before="0" w:line="280" w:lineRule="exact"/>
       </w:pPr>
       <w:r>
         <w:rPr>
@@ -911,7 +911,7 @@
         <w:keepNext/>
         <w:autoSpaceDE w:val="0"/>
         <w:autoSpaceDN w:val="0"/>
-        <w:spacing w:after="280" w:before="360" w:line="300" w:lineRule="auto"/>
+        <w:spacing w:after="280" w:before="360" w:line="310" w:lineRule="exact"/>
       </w:pPr>
       <w:r>
         <w:rPr>
@@ -930,7 +930,7 @@
         <w:keepNext/>
         <w:autoSpaceDE w:val="0"/>
         <w:autoSpaceDN w:val="0"/>
-        <w:spacing w:after="20" w:before="0" w:line="300" w:lineRule="auto"/>
+        <w:spacing w:after="20" w:before="0" w:line="280" w:lineRule="exact"/>
       </w:pPr>
       <w:r>
         <w:rPr>
@@ -1595,7 +1595,7 @@
         <w:keepNext/>
         <w:autoSpaceDE w:val="0"/>
         <w:autoSpaceDN w:val="0"/>
-        <w:spacing w:after="20" w:before="0" w:line="300" w:lineRule="auto"/>
+        <w:spacing w:after="20" w:before="0" w:line="280" w:lineRule="exact"/>
       </w:pPr>
       <w:r>
         <w:rPr>
@@ -1648,7 +1648,7 @@
       <w:r>
         <w:drawing>
           <wp:inline xmlns:a="http://schemas.openxmlformats.org/drawingml/2006/main" xmlns:pic="http://schemas.openxmlformats.org/drawingml/2006/picture">
-            <wp:extent cx="6120000" cy="4632500"/>
+            <wp:extent cx="5220000" cy="3951250"/>
             <wp:docPr id="1" name="Picture 1"/>
             <wp:cNvGraphicFramePr>
               <a:graphicFrameLocks noChangeAspect="1"/>
@@ -1669,7 +1669,7 @@
                   <pic:spPr>
                     <a:xfrm>
                       <a:off x="0" y="0"/>
-                      <a:ext cx="6120000" cy="4632500"/>
+                      <a:ext cx="5220000" cy="3951250"/>
                     </a:xfrm>
                     <a:prstGeom prst="rect"/>
                   </pic:spPr>
@@ -1715,7 +1715,7 @@
         <w:keepNext/>
         <w:autoSpaceDE w:val="0"/>
         <w:autoSpaceDN w:val="0"/>
-        <w:spacing w:after="20" w:before="0" w:line="300" w:lineRule="auto"/>
+        <w:spacing w:after="20" w:before="0" w:line="280" w:lineRule="exact"/>
       </w:pPr>
       <w:r>
         <w:rPr>
@@ -3333,7 +3333,7 @@
         <w:keepNext/>
         <w:autoSpaceDE w:val="0"/>
         <w:autoSpaceDN w:val="0"/>
-        <w:spacing w:after="20" w:before="0" w:line="300" w:lineRule="auto"/>
+        <w:spacing w:after="20" w:before="0" w:line="280" w:lineRule="exact"/>
       </w:pPr>
       <w:r>
         <w:rPr>
@@ -3879,7 +3879,7 @@
         <w:keepNext/>
         <w:autoSpaceDE w:val="0"/>
         <w:autoSpaceDN w:val="0"/>
-        <w:spacing w:after="280" w:before="360" w:line="300" w:lineRule="auto"/>
+        <w:spacing w:after="280" w:before="360" w:line="310" w:lineRule="exact"/>
       </w:pPr>
       <w:r>
         <w:rPr>
@@ -3898,7 +3898,7 @@
         <w:keepNext/>
         <w:autoSpaceDE w:val="0"/>
         <w:autoSpaceDN w:val="0"/>
-        <w:spacing w:after="20" w:before="0" w:line="300" w:lineRule="auto"/>
+        <w:spacing w:after="20" w:before="0" w:line="280" w:lineRule="exact"/>
       </w:pPr>
       <w:r>
         <w:rPr>
@@ -3937,7 +3937,7 @@
         <w:keepNext/>
         <w:autoSpaceDE w:val="0"/>
         <w:autoSpaceDN w:val="0"/>
-        <w:spacing w:after="20" w:before="0" w:line="300" w:lineRule="auto"/>
+        <w:spacing w:after="20" w:before="0" w:line="280" w:lineRule="exact"/>
       </w:pPr>
       <w:r>
         <w:rPr>
@@ -4727,7 +4727,7 @@
         <w:keepNext/>
         <w:autoSpaceDE w:val="0"/>
         <w:autoSpaceDN w:val="0"/>
-        <w:spacing w:after="20" w:before="0" w:line="300" w:lineRule="auto"/>
+        <w:spacing w:after="20" w:before="0" w:line="280" w:lineRule="exact"/>
       </w:pPr>
       <w:r>
         <w:rPr>
@@ -4826,7 +4826,7 @@
         <w:keepNext/>
         <w:autoSpaceDE w:val="0"/>
         <w:autoSpaceDN w:val="0"/>
-        <w:spacing w:after="20" w:before="0" w:line="300" w:lineRule="auto"/>
+        <w:spacing w:after="20" w:before="0" w:line="280" w:lineRule="exact"/>
       </w:pPr>
       <w:r>
         <w:rPr>
@@ -4865,7 +4865,7 @@
         <w:keepNext/>
         <w:autoSpaceDE w:val="0"/>
         <w:autoSpaceDN w:val="0"/>
-        <w:spacing w:after="280" w:before="360" w:line="300" w:lineRule="auto"/>
+        <w:spacing w:after="280" w:before="360" w:line="310" w:lineRule="exact"/>
       </w:pPr>
       <w:r>
         <w:rPr>
@@ -4884,7 +4884,7 @@
         <w:keepNext/>
         <w:autoSpaceDE w:val="0"/>
         <w:autoSpaceDN w:val="0"/>
-        <w:spacing w:after="20" w:before="0" w:line="300" w:lineRule="auto"/>
+        <w:spacing w:after="20" w:before="0" w:line="280" w:lineRule="exact"/>
       </w:pPr>
       <w:r>
         <w:rPr>
@@ -6307,7 +6307,7 @@
         <w:keepNext/>
         <w:autoSpaceDE w:val="0"/>
         <w:autoSpaceDN w:val="0"/>
-        <w:spacing w:after="20" w:before="0" w:line="300" w:lineRule="auto"/>
+        <w:spacing w:after="20" w:before="0" w:line="280" w:lineRule="exact"/>
       </w:pPr>
       <w:r>
         <w:rPr>
@@ -7459,7 +7459,7 @@
         <w:keepNext/>
         <w:autoSpaceDE w:val="0"/>
         <w:autoSpaceDN w:val="0"/>
-        <w:spacing w:after="20" w:before="0" w:line="300" w:lineRule="auto"/>
+        <w:spacing w:after="20" w:before="0" w:line="280" w:lineRule="exact"/>
       </w:pPr>
       <w:r>
         <w:rPr>
@@ -8595,7 +8595,7 @@
         <w:keepNext/>
         <w:autoSpaceDE w:val="0"/>
         <w:autoSpaceDN w:val="0"/>
-        <w:spacing w:after="20" w:before="0" w:line="300" w:lineRule="auto"/>
+        <w:spacing w:after="20" w:before="0" w:line="280" w:lineRule="exact"/>
       </w:pPr>
       <w:r>
         <w:rPr>
@@ -9846,7 +9846,7 @@
         <w:keepNext/>
         <w:autoSpaceDE w:val="0"/>
         <w:autoSpaceDN w:val="0"/>
-        <w:spacing w:after="280" w:before="360" w:line="300" w:lineRule="auto"/>
+        <w:spacing w:after="280" w:before="360" w:line="310" w:lineRule="exact"/>
       </w:pPr>
       <w:r>
         <w:rPr>
@@ -9945,7 +9945,7 @@
         <w:keepNext/>
         <w:autoSpaceDE w:val="0"/>
         <w:autoSpaceDN w:val="0"/>
-        <w:spacing w:after="280" w:before="360" w:line="300" w:lineRule="auto"/>
+        <w:spacing w:after="280" w:before="360" w:line="310" w:lineRule="exact"/>
       </w:pPr>
       <w:r>
         <w:rPr>

--- a/docs/PAPER_TKIPS_review.docx
+++ b/docs/PAPER_TKIPS_review.docx
@@ -134,7 +134,7 @@
           <w:w w:val="98"/>
           <w:sz w:val="15"/>
         </w:rPr>
-        <w:t>주가 예측은 투자와 위험관리 등 여러 분야에서 꾸준히 연구되고 있으나, 대부분의 예측 모형은 하나의 예측값만 제공하여 그 예측을 얼마나 신뢰할 수 있는지 판단하기 어렵다. 실제 투자에서는 예측값과 함께 불확실성을 고려하여 판단을 보류해야 할 시점을 알 수 있어야 한다. 불확실성을 함께 예측하는 모형으로 Temporal Fusion Transformer(TFT)가 있으나 계산 비용이 크고, 계산이 가벼운 패치 기반 트랜스포머는 하나의 예측값만 제공한다. 이에 본 논문에서는 패치 기반 트랜스포머에 분위 예측 헤드를 달고 입력 채널을 인코더 앞에서 하나로 합쳐 인코더를 한 번만 실행하는 경량 모형을 제안하고, 예측 구간이 평소보다 넓을 때 판단을 보류하는 기권 규칙을 함께 적용한다. 2015년 이후 코스피200 구성종목 201개의 일별 자료로 실험한 결과, 제안 모형은 다섯 번의 반복 실험 모두에서 TFT보다 낮은 분위 손실을 보이면서 학습은 3.8배, 추론은 4.8배 빨랐다. 기권은 변동성이 큰 시기에 집중되었으며, 기권한 예측의 오차는 실행된 예측의 약 1.5배였다. 이는 최근 변동성만 보고 기권하는 단순 규칙보다 큰 오차를 더 잘 걸러낸 결과이다. 같은 표본으로 학습한 분위 그래디언트 부스팅 기준모형은 계산 비용이 더 낮고 기권 품질도 대등하였으므로, 제안 모형이 그 기준모형보다 나은 점은 비용이 아니라 정확도이다. 중앙값의 점 예측 정확도는 상수 기준선과 다르지 않으므로, 제안 모형이 더하는 것은 더 정확한 예측값이 아니라 그 예측에 따라 움직이지 말아야 할 시점이다.</w:t>
+        <w:t>주가 예측은 투자와 위험관리 등 여러 분야에서 꾸준히 연구되고 있으나, 대부분의 예측 모형은 하나의 예측값만 제공하여 그 예측을 얼마나 신뢰할 수 있는지 판단하기 어렵다. 실제 투자에서는 예측값과 함께 불확실성을 고려하여 판단을 보류해야 할 시점을 알 수 있어야 한다. 불확실성을 함께 예측하는 모형으로 Temporal Fusion Transformer(TFT)가 있으나 계산 비용이 크고, 계산이 가벼운 패치 기반 트랜스포머는 하나의 예측값만 제공한다. 이에 본 논문에서는 패치 기반 트랜스포머에 분위 예측 헤드를 달고 입력 채널을 인코더 앞에서 하나로 합쳐 인코더를 한 번만 실행하는 경량 모형을 제안하고, 예측 구간이 평소보다 넓을 때 판단을 보류하는 보류 규칙을 함께 적용한다. 2015년 이후 코스피200 구성종목 201개의 일별 자료로 실험한 결과, 제안 모형은 다섯 번의 반복 실험 모두에서 TFT보다 낮은 분위 손실을 보이면서 학습은 3.8배, 추론은 4.8배 빨랐다. 보류은 변동성이 큰 시기에 집중되었으며, 보류한 예측의 오차는 실행된 예측의 약 1.5배였다. 이는 최근 변동성만 보고 보류하는 단순 규칙보다 큰 오차를 더 잘 걸러낸 결과이다. 같은 표본으로 학습한 분위 그래디언트 부스팅 기준모형은 계산 비용이 더 낮고 보류 품질도 대등하였으므로, 제안 모형이 그 기준모형보다 나은 점은 비용이 아니라 정확도이다. 중앙값의 점 예측 정확도는 상수 기준선과 다르지 않으므로, 제안 모형이 더하는 것은 더 정확한 예측값이 아니라 그 예측에 따라 움직이지 말아야 할 시점이다.</w:t>
       </w:r>
     </w:p>
     <w:p>
@@ -153,7 +153,7 @@
           <w:w w:val="97"/>
           <w:sz w:val="15"/>
         </w:rPr>
-        <w:t>키워드 : 주가 수익률 예측, 패치 기반 트랜스포머, 분위회귀, 예측 불확실성, 기권</w:t>
+        <w:t>키워드 : 주가 수익률 예측, 패치 기반 트랜스포머, 분위회귀, 예측 불확실성, 판단 보류</w:t>
       </w:r>
     </w:p>
     <w:p>
@@ -202,7 +202,7 @@
           <w:w w:val="100"/>
           <w:sz w:val="18"/>
         </w:rPr>
-        <w:t>주가 예측은 투자, 위험관리, 자산배분 등 여러 분야에서 꾸준히 연구되는 주제이다. 그러나 주가는 잡음이 크고 시장 상황에 따라 성격이 바뀌기 때문에, 어떤 모형도 모든 시점에서 정확할 수는 없다. 그렇다면 예측 모형에는 정확한 답을 내는 능력만큼 "지금은 확신할 수 없다"고 말하는 능력도 필요하다. 본 연구는 이 두 번째 능력에 주목한다.</w:t>
+        <w:t>주가 예측 모형은 과거의 가격과 거래 자료에서 규칙을 찾아 미래의 수익률을 추정한다. 그러나 주식 시장은 시기에 따라 움직이는 방식이 달라진다. 한동안 들어맞던 규칙이 다음 시기에는 들어맞지 않는다. 그러므로 어떤 예측 모형도 모든 시점에서 같은 정확도를 유지하지 못한다.</w:t>
       </w:r>
     </w:p>
     <w:p>
@@ -222,7 +222,7 @@
           <w:w w:val="100"/>
           <w:sz w:val="18"/>
         </w:rPr>
-        <w:t>금융 시계열에 딥러닝을 적용한 연구는 장단기기억 신경망과 합성곱 구조를 거쳐 트랜스포머 계열로 확장되며 폭넓게 축적되어 왔다[1]. 국내에서도 해외지수와 투자자 수급을 입력으로 삼은 등락 예측이 보고되었다[2]. 그러나 이들 연구는 대부분 점 예측의 정확도 개선에 초점을 두며, 예측의 불확실성이나 운용 비용은 함께 다루지 않는다.</w:t>
+        <w:t>문제는 모형이 언제 틀릴지를 사용자에게 알려주지 않는다는 데 있다. 대부분의 예측 모형은 미래 값을 하나의 수치로 내놓는다. 이러한 방식을 점 예측(point forecast)이라고 한다. 점 예측은 값 하나만 제시하므로, 사용자는 그 값이 모형이 잘 맞히는 시점에서 나온 것인지 판단할 수 없다. 투자에서는 틀린 예측을 실행했을 때의 손실이 크기 때문에, 이 결함은 정확도가 조금 낮은 것보다 더 큰 문제가 된다.</w:t>
       </w:r>
     </w:p>
     <w:p>
@@ -242,7 +242,7 @@
           <w:w w:val="100"/>
           <w:sz w:val="18"/>
         </w:rPr>
-        <w:t>본 연구는 먼저 두 가지 운용 요구사항을 정의하고, 이를 충족하는 구조를 설계하였다. 첫째는 기권이다. 시스템은 "오를 것인가 내릴 것인가"뿐 아니라 "지금 판단해도 되는가"를 말할 수 있어야 하며, 이는 점 추정으로 정의할 수 없고 예측 분포를 요구한다. 둘째는 계산 비용이다. 201종목을 매일 평가하려면 종목당 추론 비용이 낮아야 하고, 실질적 독립 사건이 적은 자료라 모형을 키울 수도 없다. 분위 예측을 제공하는 Temporal Fusion Transformer(TFT)는 모든 시점에서 어텐션을 수행하므로 이 제약과 충돌한다.</w:t>
+        <w:t>따라서 예측 모형은 자신이 확신하지 못하는 시점을 스스로 가려내고, 그 시점에는 예측을 내놓지 않을 수 있어야 한다. 모형이 일부 시점에 대하여 답을 내지 않는 것을 판단 보류(abstention)라고 한다. 본 연구는 주가 예측에서 판단 보류를 수행하는 모형을 다룬다.</w:t>
       </w:r>
     </w:p>
     <w:p>
@@ -262,7 +262,7 @@
           <w:w w:val="100"/>
           <w:sz w:val="18"/>
         </w:rPr>
-        <w:t>두 요구사항은 각각 다른 구성요소를 필요로 한다. 기권에는 분위 헤드와 핀볼 손실이, 비용에는 패치 토큰화와 채널 축을 인코더 앞에서 하나로 모으는 장치가 필요하다. 이 장치는 TFT의 변수선택망으로 구현하되 더 단순한 선형 합치기와 비교한다. PatchTST를 그대로 쓰면 첫째 요구를, TFT를 그대로 쓰면 둘째 요구를 충족하지 못한다. 따라서 본 연구가 답하는 질문은 두 가지이다. (1) 두 구성요소를 결합한 구조의 분위 정확도와 계산 비용은 두 원본과 어떻게 비교되는가. (2) 예측 구간이 변동성에 반응하여 기권이 실제로 오차가 큰 예측을 걸러내는가.</w:t>
+        <w:t>판단 보류를 하려면 모형이 자신의 불확실성을 수치로 내놓아야 한다. 본 연구는 그 수치를 예측 분포에서 얻는다. 모형이 값 하나 대신 여러 개의 분위수(quantile)를 출력하도록 하면 된다. 분위수는 실제 값이 그보다 작을 확률이 정해진 수준이 되는 값이다. 예를 들어 모형이 하위 10% 분위수와 상위 10% 분위수를 함께 출력하면, 두 값 사이의 구간이 미래 수익률이 놓일 범위가 된다. 이 구간이 넓다는 것은 모형이 그 시점의 결과를 좁게 특정하지 못한다는 뜻이다. 본 연구는 구간이 평소보다 넓은 시점에서 판단을 보류한다.</w:t>
       </w:r>
     </w:p>
     <w:p>
@@ -282,7 +282,7 @@
           <w:w w:val="100"/>
           <w:sz w:val="18"/>
         </w:rPr>
-        <w:t>이에 대한 본 연구의 기여는 세 가지이다. 첫째, 채널 축을 인코더 앞에서 하나로 합쳐 분위 예측 트랜스포머의 학습·추론 비용을 TFT의 약 4분의 1로 낮추면서 예측 손실은 더 낮추었다. 둘째, 예측 구간의 폭을 기준으로 한 기권이 최근 변동성만 쓰는 규칙보다 큰 오차를 더 잘 걸러낸다는 것을, 기권율을 맞춘 비교로 보였다. 셋째, 같은 분할과 같은 윈도우 표본 위에서 무조건부 분위수 상수와 분위 그래디언트 부스팅을 함께 측정하여, 구조에서 오는 이득과 그렇지 않은 부분을 구분하였다.</w:t>
+        <w:t>기존 연구에는 이 두 가지가 함께 갖추어져 있지 않다. 예측 분포를 산출하는 모형은 이미 제안되어 있다. Temporal Fusion Transformer(TFT)는 여러 분위수를 동시에 출력한다. 그러나 TFT는 입력 기간의 모든 시점을 서로 비교하는 연산을 수행하므로 학습에 드는 시간과 메모리가 크다. 반대로 연산량을 줄이도록 설계된 최근의 시계열 예측 모형들은 예측값을 하나만 내놓는다. 이 모형들은 판단 보류의 근거가 되는 구간을 제공하지 못한다.</w:t>
       </w:r>
     </w:p>
     <w:p>
@@ -302,45 +302,7 @@
           <w:w w:val="100"/>
           <w:sz w:val="18"/>
         </w:rPr>
-        <w:t>이하 2장에서 관련 연구를 정리하고, 3장에서 요구사항으로부터 제안 구조를 도출하며, 4장에서 실험 설계를, 5장에서 정확도·비용·기권 행태의 결과를 제시하고 6장에서 결론과 한계를 정리한다.</w:t>
-      </w:r>
-    </w:p>
-    <w:p>
-      <w:pPr>
-        <w:keepNext/>
-        <w:autoSpaceDE w:val="0"/>
-        <w:autoSpaceDN w:val="0"/>
-        <w:spacing w:after="280" w:before="360" w:line="310" w:lineRule="exact"/>
-      </w:pPr>
-      <w:r>
-        <w:rPr>
-          <w:rFonts w:ascii="Times New Roman" w:hAnsi="Times New Roman" w:eastAsia="Apple SD Gothic Neo"/>
-          <w:b/>
-          <w:i w:val="0"/>
-          <w:spacing w:val="0"/>
-          <w:w w:val="97"/>
-          <w:sz w:val="20"/>
-        </w:rPr>
-        <w:t>2. 관련 연구</w:t>
-      </w:r>
-    </w:p>
-    <w:p>
-      <w:pPr>
-        <w:keepNext/>
-        <w:autoSpaceDE w:val="0"/>
-        <w:autoSpaceDN w:val="0"/>
-        <w:spacing w:after="20" w:before="0" w:line="280" w:lineRule="exact"/>
-      </w:pPr>
-      <w:r>
-        <w:rPr>
-          <w:rFonts w:ascii="Times New Roman" w:hAnsi="Times New Roman" w:eastAsia="Apple SD Gothic Neo"/>
-          <w:b/>
-          <w:i w:val="0"/>
-          <w:spacing w:val="-9"/>
-          <w:w w:val="95"/>
-          <w:sz w:val="18"/>
-        </w:rPr>
-        <w:t>2.1 패치 기반 시계열 트랜스포머</w:t>
+        <w:t>본 연구는 연산량이 적은 예측 모형이 여러 분위수를 함께 출력하도록 바꾸고, 그 출력에서 판단 보류 규칙을 정의하였다. 코스피200 구성종목 201개의 2015년 이후 일별 자료로 이 모형을 평가하였다. 본 연구의 기여는 세 가지이다. 첫째, 예측 구간의 폭을 기준으로 판단을 보류하면 오차가 큰 예측이 걸러진다. 보류한 예측의 오차는 실행한 예측의 약 1.5배였다. 이 결과는 보류 비율을 같게 맞춘 상태에서 최근 변동성만 보고 보류하는 규칙과 비교하여 얻었다. 둘째, 이 성질은 분위수 출력을 붙이는 것만으로는 생기지 않는다. 분위수 출력만 추가한 모형은 같은 비교에서 변동성 규칙을 넘어서지 못하였다. 셋째, 제안 모형의 중앙값 예측은 상수 기준선보다 정확하지 않았다. 본 연구의 기여는 예측값의 정확도 향상이 아니다. 예측을 실행하지 말아야 할 시점을 선별하는 데 있다.</w:t>
       </w:r>
     </w:p>
     <w:p>
@@ -360,73 +322,26 @@
           <w:w w:val="100"/>
           <w:sz w:val="18"/>
         </w:rPr>
-        <w:t xml:space="preserve">원래의 트랜스포머[3]는 모든 시점에서 어텐션을 수행하므로 비용이 입력 길이의 제곱에 비례한다. 희소 어텐션[4]과 계열 분해[5]로 이를 줄이려는 구조들이 제안되었으나, 단순한 선형 모형이 이들을 상회한다는 보고[6]도 있다. PatchTST[7]는 시계열을 시점이 아니라 구간(패치) 단위로 토큰화하고 다변량 입력을 채널 독립으로 처리하여, 길이 </w:t>
-      </w:r>
-      <w:r>
-        <w:rPr>
-          <w:rFonts w:ascii="Times New Roman" w:hAnsi="Times New Roman" w:eastAsia="AppleMyungjo"/>
-          <w:b w:val="0"/>
-          <w:i/>
-          <w:spacing w:val="-5"/>
-          <w:w w:val="100"/>
-          <w:sz w:val="18"/>
-        </w:rPr>
-        <w:t>L</w:t>
-      </w:r>
-      <w:r>
-        <w:rPr>
-          <w:rFonts w:ascii="Times New Roman" w:hAnsi="Times New Roman" w:eastAsia="AppleMyungjo"/>
-          <w:b w:val="0"/>
+        <w:t>이 논문의 구성은 다음과 같다. 2장에서는 판단 보류에 필요한 요소를 기준으로 기존 연구를 정리한다. 3장에서는 제안하는 모형과 판단 보류 규칙을 설명한다. 4장에서는 실험에 사용한 자료를, 5장에서는 실험 결과를 제시한다. 6장에서 결론을 내리고, 7장에서 후속 연구를 밝힌다.</w:t>
+      </w:r>
+    </w:p>
+    <w:p>
+      <w:pPr>
+        <w:keepNext/>
+        <w:autoSpaceDE w:val="0"/>
+        <w:autoSpaceDN w:val="0"/>
+        <w:spacing w:after="280" w:before="360" w:line="310" w:lineRule="exact"/>
+      </w:pPr>
+      <w:r>
+        <w:rPr>
+          <w:rFonts w:ascii="Times New Roman" w:hAnsi="Times New Roman" w:eastAsia="Apple SD Gothic Neo"/>
+          <w:b/>
           <w:i w:val="0"/>
-          <w:spacing w:val="-5"/>
-          <w:w w:val="100"/>
-          <w:sz w:val="18"/>
-        </w:rPr>
-        <w:t>의 입력을 ⌈</w:t>
-      </w:r>
-      <w:r>
-        <w:rPr>
-          <w:rFonts w:ascii="Times New Roman" w:hAnsi="Times New Roman" w:eastAsia="AppleMyungjo"/>
-          <w:b w:val="0"/>
-          <w:i/>
-          <w:spacing w:val="-5"/>
-          <w:w w:val="100"/>
-          <w:sz w:val="18"/>
-        </w:rPr>
-        <w:t>L</w:t>
-      </w:r>
-      <w:r>
-        <w:rPr>
-          <w:rFonts w:ascii="Times New Roman" w:hAnsi="Times New Roman" w:eastAsia="AppleMyungjo"/>
-          <w:b w:val="0"/>
-          <w:i w:val="0"/>
-          <w:spacing w:val="-5"/>
-          <w:w w:val="100"/>
-          <w:sz w:val="18"/>
-        </w:rPr>
-        <w:t>/</w:t>
-      </w:r>
-      <w:r>
-        <w:rPr>
-          <w:rFonts w:ascii="Times New Roman" w:hAnsi="Times New Roman" w:eastAsia="AppleMyungjo"/>
-          <w:b w:val="0"/>
-          <w:i/>
-          <w:spacing w:val="-5"/>
-          <w:w w:val="100"/>
-          <w:sz w:val="18"/>
-        </w:rPr>
-        <w:t>S</w:t>
-      </w:r>
-      <w:r>
-        <w:rPr>
-          <w:rFonts w:ascii="Times New Roman" w:hAnsi="Times New Roman" w:eastAsia="AppleMyungjo"/>
-          <w:b w:val="0"/>
-          <w:i w:val="0"/>
-          <w:spacing w:val="-5"/>
-          <w:w w:val="100"/>
-          <w:sz w:val="18"/>
-        </w:rPr>
-        <w:t>⌉개 토큰으로 축약하고 채널 수에 선형으로 확장된다. 본 연구는 120일 입력을 패치 길이 5(1거래주)·스트라이드 5로 24개 토큰으로 축약하였다. 그러나 원 구조의 출력은 점 예측이므로 1장의 첫째 요구사항을 충족하지 못한다. 또한 채널 독립을 끝까지 유지하면 인코더가 채널 수만큼 반복 실행되어 둘째 요구사항과 충돌한다.</w:t>
+          <w:spacing w:val="0"/>
+          <w:w w:val="97"/>
+          <w:sz w:val="20"/>
+        </w:rPr>
+        <w:t>2. 관련 연구</w:t>
       </w:r>
     </w:p>
     <w:p>
@@ -445,7 +360,7 @@
           <w:w w:val="95"/>
           <w:sz w:val="18"/>
         </w:rPr>
-        <w:t>2.2 분위 예측과 변수선택 구조</w:t>
+        <w:t>2.1 패치 기반 시계열 트랜스포머</w:t>
       </w:r>
     </w:p>
     <w:p>
@@ -465,7 +380,73 @@
           <w:w w:val="100"/>
           <w:sz w:val="18"/>
         </w:rPr>
-        <w:t>TFT[8]는 변수선택망으로 입력 채널별 소프트맥스 게이트를 학습하고, 게이트 잔차 신경망(gated residual network, GRN)으로 채널별 변환을 수행하며, 정적 공변량을 문맥 벡터로 부호화하고 복수의 분위를 동시에 산출한다. 본 연구는 이 가운데 분위 헤드를 채택하고 변수선택망은 채널 축약의 한 구현으로 비교하였으며, 시점 단위 연산 구조는 채택하지 않았다. 변수선택망을 쓰는 이유는 중요도 해석이 아니라, 채널 축을 소프트맥스 가중합으로 하나로 줄여 인코더 실행 횟수를 1회로 만드는 데 있다. 국내에서도 TFT를 다지평 예측에 적용한 연구[9]와 트랜스포머를 시계열 특성에 맞추어 변형한 연구[10]가 보고되었다.</w:t>
+        <w:t xml:space="preserve">원래의 트랜스포머[3]는 모든 시점에서 어텐션을 수행하므로 비용이 입력 길이의 제곱에 비례한다. 희소 어텐션[4]과 계열 분해[5]로 이를 줄이려는 구조들이 제안되었으나, 단순한 선형 모형이 이들을 상회한다는 보고[6]도 있다. PatchTST[7]는 시계열을 시점이 아니라 구간(패치) 단위로 토큰화하고 다변량 입력을 채널 독립으로 처리하여, 길이 </w:t>
+      </w:r>
+      <w:r>
+        <w:rPr>
+          <w:rFonts w:ascii="Times New Roman" w:hAnsi="Times New Roman" w:eastAsia="AppleMyungjo"/>
+          <w:b w:val="0"/>
+          <w:i/>
+          <w:spacing w:val="-5"/>
+          <w:w w:val="100"/>
+          <w:sz w:val="18"/>
+        </w:rPr>
+        <w:t>L</w:t>
+      </w:r>
+      <w:r>
+        <w:rPr>
+          <w:rFonts w:ascii="Times New Roman" w:hAnsi="Times New Roman" w:eastAsia="AppleMyungjo"/>
+          <w:b w:val="0"/>
+          <w:i w:val="0"/>
+          <w:spacing w:val="-5"/>
+          <w:w w:val="100"/>
+          <w:sz w:val="18"/>
+        </w:rPr>
+        <w:t>의 입력을 ⌈</w:t>
+      </w:r>
+      <w:r>
+        <w:rPr>
+          <w:rFonts w:ascii="Times New Roman" w:hAnsi="Times New Roman" w:eastAsia="AppleMyungjo"/>
+          <w:b w:val="0"/>
+          <w:i/>
+          <w:spacing w:val="-5"/>
+          <w:w w:val="100"/>
+          <w:sz w:val="18"/>
+        </w:rPr>
+        <w:t>L</w:t>
+      </w:r>
+      <w:r>
+        <w:rPr>
+          <w:rFonts w:ascii="Times New Roman" w:hAnsi="Times New Roman" w:eastAsia="AppleMyungjo"/>
+          <w:b w:val="0"/>
+          <w:i w:val="0"/>
+          <w:spacing w:val="-5"/>
+          <w:w w:val="100"/>
+          <w:sz w:val="18"/>
+        </w:rPr>
+        <w:t>/</w:t>
+      </w:r>
+      <w:r>
+        <w:rPr>
+          <w:rFonts w:ascii="Times New Roman" w:hAnsi="Times New Roman" w:eastAsia="AppleMyungjo"/>
+          <w:b w:val="0"/>
+          <w:i/>
+          <w:spacing w:val="-5"/>
+          <w:w w:val="100"/>
+          <w:sz w:val="18"/>
+        </w:rPr>
+        <w:t>S</w:t>
+      </w:r>
+      <w:r>
+        <w:rPr>
+          <w:rFonts w:ascii="Times New Roman" w:hAnsi="Times New Roman" w:eastAsia="AppleMyungjo"/>
+          <w:b w:val="0"/>
+          <w:i w:val="0"/>
+          <w:spacing w:val="-5"/>
+          <w:w w:val="100"/>
+          <w:sz w:val="18"/>
+        </w:rPr>
+        <w:t>⌉개 토큰으로 축약하고 채널 수에 선형으로 확장된다. 본 연구는 120일 입력을 패치 길이 5(1거래주)·스트라이드 5로 24개 토큰으로 축약하였다. 그러나 원 구조의 출력은 점 예측이므로 1장의 첫째 요구사항을 충족하지 못한다. 또한 채널 독립을 끝까지 유지하면 인코더가 채널 수만큼 반복 실행되어 둘째 요구사항과 충돌한다.</w:t>
       </w:r>
     </w:p>
     <w:p>
@@ -484,7 +465,7 @@
           <w:w w:val="95"/>
           <w:sz w:val="18"/>
         </w:rPr>
-        <w:t>2.3 분포 이동 정규화와 분위 회귀</w:t>
+        <w:t>2.2 분위 예측과 변수선택 구조</w:t>
       </w:r>
     </w:p>
     <w:p>
@@ -504,7 +485,26 @@
           <w:w w:val="100"/>
           <w:sz w:val="18"/>
         </w:rPr>
-        <w:t>RevIN(reversible instance normalization)[11]은 입력 윈도우별 인스턴스 정규화를 적용하고 출력에서 역변환한다. 종목과 시대에 따라 가격 수준의 의미가 달라지는 자료에서는 선택 사항이 아니라 필수 요소이다. 본 연구는 이를 선별적으로 적용하였다. 횡단면 순위 채널은 정보가 전적으로 수준에 담겨 있어 윈도우 내 표준화가 그 정보를 소거하기 때문이다.</w:t>
+        <w:t>TFT[8]는 변수선택망으로 입력 채널별 소프트맥스 게이트를 학습하고, 게이트 잔차 신경망(gated residual network, GRN)으로 채널별 변환을 수행하며, 정적 공변량을 문맥 벡터로 부호화하고 복수의 분위를 동시에 산출한다. 본 연구는 이 가운데 분위 헤드를 채택하고 변수선택망은 채널 축약의 한 구현으로 비교하였으며, 시점 단위 연산 구조는 채택하지 않았다. 변수선택망을 쓰는 이유는 중요도 해석이 아니라, 채널 축을 소프트맥스 가중합으로 하나로 줄여 인코더 실행 횟수를 1회로 만드는 데 있다. 국내에서도 TFT를 다지평 예측에 적용한 연구[9]와 트랜스포머를 시계열 특성에 맞추어 변형한 연구[10]가 보고되었다.</w:t>
+      </w:r>
+    </w:p>
+    <w:p>
+      <w:pPr>
+        <w:keepNext/>
+        <w:autoSpaceDE w:val="0"/>
+        <w:autoSpaceDN w:val="0"/>
+        <w:spacing w:after="20" w:before="0" w:line="280" w:lineRule="exact"/>
+      </w:pPr>
+      <w:r>
+        <w:rPr>
+          <w:rFonts w:ascii="Times New Roman" w:hAnsi="Times New Roman" w:eastAsia="Apple SD Gothic Neo"/>
+          <w:b/>
+          <w:i w:val="0"/>
+          <w:spacing w:val="-9"/>
+          <w:w w:val="95"/>
+          <w:sz w:val="18"/>
+        </w:rPr>
+        <w:t>2.3 분포 이동 정규화와 분위 회귀</w:t>
       </w:r>
     </w:p>
     <w:p>
@@ -524,246 +524,7 @@
           <w:w w:val="100"/>
           <w:sz w:val="18"/>
         </w:rPr>
-        <w:t xml:space="preserve">분위회귀[12]를 신경망 출력에 적용한 것이 핀볼 손실이며, 분위 </w:t>
-      </w:r>
-      <w:r>
-        <w:rPr>
-          <w:rFonts w:ascii="Times New Roman" w:hAnsi="Times New Roman" w:eastAsia="AppleMyungjo"/>
-          <w:b w:val="0"/>
-          <w:i/>
-          <w:spacing w:val="-5"/>
-          <w:w w:val="100"/>
-          <w:sz w:val="18"/>
-        </w:rPr>
-        <w:t>τ</w:t>
-      </w:r>
-      <w:r>
-        <w:rPr>
-          <w:rFonts w:ascii="Times New Roman" w:hAnsi="Times New Roman" w:eastAsia="AppleMyungjo"/>
-          <w:b w:val="0"/>
-          <w:i w:val="0"/>
-          <w:spacing w:val="-5"/>
-          <w:w w:val="100"/>
-          <w:sz w:val="18"/>
-        </w:rPr>
-        <w:t>에 대하여 식 (1)과 같이 정의된다.</w:t>
-      </w:r>
-    </w:p>
-    <w:p>
-      <w:pPr>
-        <w:autoSpaceDE w:val="0"/>
-        <w:autoSpaceDN w:val="0"/>
-        <w:spacing w:after="80" w:before="0" w:line="280" w:lineRule="exact"/>
-        <w:jc w:val="center"/>
-      </w:pPr>
-      <w:r>
-        <w:rPr>
-          <w:rFonts w:ascii="Times New Roman" w:hAnsi="Times New Roman" w:eastAsia="AppleMyungjo"/>
-          <w:b w:val="0"/>
-          <w:i w:val="0"/>
-          <w:spacing w:val="-5"/>
-          <w:w w:val="100"/>
-          <w:sz w:val="18"/>
-        </w:rPr>
-        <w:t>L(</w:t>
-      </w:r>
-      <w:r>
-        <w:rPr>
-          <w:rFonts w:ascii="Times New Roman" w:hAnsi="Times New Roman" w:eastAsia="AppleMyungjo"/>
-          <w:b w:val="0"/>
-          <w:i/>
-          <w:spacing w:val="-5"/>
-          <w:w w:val="100"/>
-          <w:sz w:val="18"/>
-        </w:rPr>
-        <w:t>τ</w:t>
-      </w:r>
-      <w:r>
-        <w:rPr>
-          <w:rFonts w:ascii="Times New Roman" w:hAnsi="Times New Roman" w:eastAsia="AppleMyungjo"/>
-          <w:b w:val="0"/>
-          <w:i w:val="0"/>
-          <w:spacing w:val="-5"/>
-          <w:w w:val="100"/>
-          <w:sz w:val="18"/>
-        </w:rPr>
-        <w:t xml:space="preserve">; </w:t>
-      </w:r>
-      <w:r>
-        <w:rPr>
-          <w:rFonts w:ascii="Times New Roman" w:hAnsi="Times New Roman" w:eastAsia="AppleMyungjo"/>
-          <w:b w:val="0"/>
-          <w:i/>
-          <w:spacing w:val="-5"/>
-          <w:w w:val="100"/>
-          <w:sz w:val="18"/>
-        </w:rPr>
-        <w:t>y</w:t>
-      </w:r>
-      <w:r>
-        <w:rPr>
-          <w:rFonts w:ascii="Times New Roman" w:hAnsi="Times New Roman" w:eastAsia="AppleMyungjo"/>
-          <w:b w:val="0"/>
-          <w:i w:val="0"/>
-          <w:spacing w:val="-5"/>
-          <w:w w:val="100"/>
-          <w:sz w:val="18"/>
-        </w:rPr>
-        <w:t xml:space="preserve">, </w:t>
-      </w:r>
-      <w:r>
-        <w:rPr>
-          <w:rFonts w:ascii="Times New Roman" w:hAnsi="Times New Roman" w:eastAsia="AppleMyungjo"/>
-          <w:b w:val="0"/>
-          <w:i/>
-          <w:spacing w:val="-5"/>
-          <w:w w:val="100"/>
-          <w:sz w:val="18"/>
-        </w:rPr>
-        <w:t>ŷ</w:t>
-      </w:r>
-      <w:r>
-        <w:rPr>
-          <w:rFonts w:ascii="Times New Roman" w:hAnsi="Times New Roman" w:eastAsia="AppleMyungjo"/>
-          <w:b w:val="0"/>
-          <w:i w:val="0"/>
-          <w:spacing w:val="-5"/>
-          <w:w w:val="100"/>
-          <w:sz w:val="18"/>
-        </w:rPr>
-        <w:t xml:space="preserve">) = max[ </w:t>
-      </w:r>
-      <w:r>
-        <w:rPr>
-          <w:rFonts w:ascii="Times New Roman" w:hAnsi="Times New Roman" w:eastAsia="AppleMyungjo"/>
-          <w:b w:val="0"/>
-          <w:i/>
-          <w:spacing w:val="-5"/>
-          <w:w w:val="100"/>
-          <w:sz w:val="18"/>
-        </w:rPr>
-        <w:t>τ</w:t>
-      </w:r>
-      <w:r>
-        <w:rPr>
-          <w:rFonts w:ascii="Times New Roman" w:hAnsi="Times New Roman" w:eastAsia="AppleMyungjo"/>
-          <w:b w:val="0"/>
-          <w:i w:val="0"/>
-          <w:spacing w:val="-5"/>
-          <w:w w:val="100"/>
-          <w:sz w:val="18"/>
-        </w:rPr>
-        <w:t>(</w:t>
-      </w:r>
-      <w:r>
-        <w:rPr>
-          <w:rFonts w:ascii="Times New Roman" w:hAnsi="Times New Roman" w:eastAsia="AppleMyungjo"/>
-          <w:b w:val="0"/>
-          <w:i/>
-          <w:spacing w:val="-5"/>
-          <w:w w:val="100"/>
-          <w:sz w:val="18"/>
-        </w:rPr>
-        <w:t>y</w:t>
-      </w:r>
-      <w:r>
-        <w:rPr>
-          <w:rFonts w:ascii="Times New Roman" w:hAnsi="Times New Roman" w:eastAsia="AppleMyungjo"/>
-          <w:b w:val="0"/>
-          <w:i w:val="0"/>
-          <w:spacing w:val="-5"/>
-          <w:w w:val="100"/>
-          <w:sz w:val="18"/>
-        </w:rPr>
-        <w:t xml:space="preserve"> − </w:t>
-      </w:r>
-      <w:r>
-        <w:rPr>
-          <w:rFonts w:ascii="Times New Roman" w:hAnsi="Times New Roman" w:eastAsia="AppleMyungjo"/>
-          <w:b w:val="0"/>
-          <w:i/>
-          <w:spacing w:val="-5"/>
-          <w:w w:val="100"/>
-          <w:sz w:val="18"/>
-        </w:rPr>
-        <w:t>ŷ</w:t>
-      </w:r>
-      <w:r>
-        <w:rPr>
-          <w:rFonts w:ascii="Times New Roman" w:hAnsi="Times New Roman" w:eastAsia="AppleMyungjo"/>
-          <w:b w:val="0"/>
-          <w:i w:val="0"/>
-          <w:spacing w:val="-5"/>
-          <w:w w:val="100"/>
-          <w:sz w:val="18"/>
-        </w:rPr>
-        <w:t>), (</w:t>
-      </w:r>
-      <w:r>
-        <w:rPr>
-          <w:rFonts w:ascii="Times New Roman" w:hAnsi="Times New Roman" w:eastAsia="AppleMyungjo"/>
-          <w:b w:val="0"/>
-          <w:i/>
-          <w:spacing w:val="-5"/>
-          <w:w w:val="100"/>
-          <w:sz w:val="18"/>
-        </w:rPr>
-        <w:t>τ</w:t>
-      </w:r>
-      <w:r>
-        <w:rPr>
-          <w:rFonts w:ascii="Times New Roman" w:hAnsi="Times New Roman" w:eastAsia="AppleMyungjo"/>
-          <w:b w:val="0"/>
-          <w:i w:val="0"/>
-          <w:spacing w:val="-5"/>
-          <w:w w:val="100"/>
-          <w:sz w:val="18"/>
-        </w:rPr>
-        <w:t xml:space="preserve"> − 1)(</w:t>
-      </w:r>
-      <w:r>
-        <w:rPr>
-          <w:rFonts w:ascii="Times New Roman" w:hAnsi="Times New Roman" w:eastAsia="AppleMyungjo"/>
-          <w:b w:val="0"/>
-          <w:i/>
-          <w:spacing w:val="-5"/>
-          <w:w w:val="100"/>
-          <w:sz w:val="18"/>
-        </w:rPr>
-        <w:t>y</w:t>
-      </w:r>
-      <w:r>
-        <w:rPr>
-          <w:rFonts w:ascii="Times New Roman" w:hAnsi="Times New Roman" w:eastAsia="AppleMyungjo"/>
-          <w:b w:val="0"/>
-          <w:i w:val="0"/>
-          <w:spacing w:val="-5"/>
-          <w:w w:val="100"/>
-          <w:sz w:val="18"/>
-        </w:rPr>
-        <w:t xml:space="preserve"> − </w:t>
-      </w:r>
-      <w:r>
-        <w:rPr>
-          <w:rFonts w:ascii="Times New Roman" w:hAnsi="Times New Roman" w:eastAsia="AppleMyungjo"/>
-          <w:b w:val="0"/>
-          <w:i/>
-          <w:spacing w:val="-5"/>
-          <w:w w:val="100"/>
-          <w:sz w:val="18"/>
-        </w:rPr>
-        <w:t>ŷ</w:t>
-      </w:r>
-      <w:r>
-        <w:rPr>
-          <w:rFonts w:ascii="Times New Roman" w:hAnsi="Times New Roman" w:eastAsia="AppleMyungjo"/>
-          <w:b w:val="0"/>
-          <w:i w:val="0"/>
-          <w:spacing w:val="-5"/>
-          <w:w w:val="100"/>
-          <w:sz w:val="18"/>
-        </w:rPr>
-        <w:t>) ]    (1)</w:t>
+        <w:t>RevIN(reversible instance normalization)[11]은 입력 윈도우별 인스턴스 정규화를 적용하고 출력에서 역변환한다. 종목과 시대에 따라 가격 수준의 의미가 달라지는 자료에서는 선택 사항이 아니라 필수 요소이다. 본 연구는 이를 선별적으로 적용하였다. 횡단면 순위 채널은 정보가 전적으로 수준에 담겨 있어 윈도우 내 표준화가 그 정보를 소거하기 때문이다.</w:t>
       </w:r>
     </w:p>
     <w:p>
@@ -783,7 +544,7 @@
           <w:w w:val="100"/>
           <w:sz w:val="18"/>
         </w:rPr>
-        <w:t xml:space="preserve">본 연구는 </w:t>
+        <w:t xml:space="preserve">분위회귀[12]를 신경망 출력에 적용한 것이 핀볼 손실이며, 분위 </w:t>
       </w:r>
       <w:r>
         <w:rPr>
@@ -805,26 +566,224 @@
           <w:w w:val="100"/>
           <w:sz w:val="18"/>
         </w:rPr>
-        <w:t xml:space="preserve"> ∈ {0.1, 0.5, 0.9}를 동시에 학습한다. 분위 예측은 불확실성을 예측 결과 자체로 산출하므로, 앙상블 분산 없이 기권 규칙을 정의할 수 있다. 분위 예측의 구간이 명목 수준을 지키는지는 별도 문제이며 등각예측을 분위회귀에 결합한 교정 방법이 제안되어 있다[13]. 본 연구의 교정 상태는 6장에 밝힌다.</w:t>
+        <w:t>에 대하여 식 (1)과 같이 정의된다.</w:t>
       </w:r>
     </w:p>
     <w:p>
       <w:pPr>
-        <w:keepNext/>
         <w:autoSpaceDE w:val="0"/>
         <w:autoSpaceDN w:val="0"/>
-        <w:spacing w:after="20" w:before="0" w:line="280" w:lineRule="exact"/>
+        <w:spacing w:after="80" w:before="0" w:line="280" w:lineRule="exact"/>
+        <w:jc w:val="center"/>
       </w:pPr>
       <w:r>
         <w:rPr>
-          <w:rFonts w:ascii="Times New Roman" w:hAnsi="Times New Roman" w:eastAsia="Apple SD Gothic Neo"/>
-          <w:b/>
+          <w:rFonts w:ascii="Times New Roman" w:hAnsi="Times New Roman" w:eastAsia="AppleMyungjo"/>
+          <w:b w:val="0"/>
           <w:i w:val="0"/>
-          <w:spacing w:val="-9"/>
-          <w:w w:val="95"/>
+          <w:spacing w:val="-5"/>
+          <w:w w:val="100"/>
           <w:sz w:val="18"/>
         </w:rPr>
-        <w:t>2.4 선택적 예측과 기권</w:t>
+        <w:t>L(</w:t>
+      </w:r>
+      <w:r>
+        <w:rPr>
+          <w:rFonts w:ascii="Times New Roman" w:hAnsi="Times New Roman" w:eastAsia="AppleMyungjo"/>
+          <w:b w:val="0"/>
+          <w:i/>
+          <w:spacing w:val="-5"/>
+          <w:w w:val="100"/>
+          <w:sz w:val="18"/>
+        </w:rPr>
+        <w:t>τ</w:t>
+      </w:r>
+      <w:r>
+        <w:rPr>
+          <w:rFonts w:ascii="Times New Roman" w:hAnsi="Times New Roman" w:eastAsia="AppleMyungjo"/>
+          <w:b w:val="0"/>
+          <w:i w:val="0"/>
+          <w:spacing w:val="-5"/>
+          <w:w w:val="100"/>
+          <w:sz w:val="18"/>
+        </w:rPr>
+        <w:t xml:space="preserve">; </w:t>
+      </w:r>
+      <w:r>
+        <w:rPr>
+          <w:rFonts w:ascii="Times New Roman" w:hAnsi="Times New Roman" w:eastAsia="AppleMyungjo"/>
+          <w:b w:val="0"/>
+          <w:i/>
+          <w:spacing w:val="-5"/>
+          <w:w w:val="100"/>
+          <w:sz w:val="18"/>
+        </w:rPr>
+        <w:t>y</w:t>
+      </w:r>
+      <w:r>
+        <w:rPr>
+          <w:rFonts w:ascii="Times New Roman" w:hAnsi="Times New Roman" w:eastAsia="AppleMyungjo"/>
+          <w:b w:val="0"/>
+          <w:i w:val="0"/>
+          <w:spacing w:val="-5"/>
+          <w:w w:val="100"/>
+          <w:sz w:val="18"/>
+        </w:rPr>
+        <w:t xml:space="preserve">, </w:t>
+      </w:r>
+      <w:r>
+        <w:rPr>
+          <w:rFonts w:ascii="Times New Roman" w:hAnsi="Times New Roman" w:eastAsia="AppleMyungjo"/>
+          <w:b w:val="0"/>
+          <w:i/>
+          <w:spacing w:val="-5"/>
+          <w:w w:val="100"/>
+          <w:sz w:val="18"/>
+        </w:rPr>
+        <w:t>ŷ</w:t>
+      </w:r>
+      <w:r>
+        <w:rPr>
+          <w:rFonts w:ascii="Times New Roman" w:hAnsi="Times New Roman" w:eastAsia="AppleMyungjo"/>
+          <w:b w:val="0"/>
+          <w:i w:val="0"/>
+          <w:spacing w:val="-5"/>
+          <w:w w:val="100"/>
+          <w:sz w:val="18"/>
+        </w:rPr>
+        <w:t xml:space="preserve">) = max[ </w:t>
+      </w:r>
+      <w:r>
+        <w:rPr>
+          <w:rFonts w:ascii="Times New Roman" w:hAnsi="Times New Roman" w:eastAsia="AppleMyungjo"/>
+          <w:b w:val="0"/>
+          <w:i/>
+          <w:spacing w:val="-5"/>
+          <w:w w:val="100"/>
+          <w:sz w:val="18"/>
+        </w:rPr>
+        <w:t>τ</w:t>
+      </w:r>
+      <w:r>
+        <w:rPr>
+          <w:rFonts w:ascii="Times New Roman" w:hAnsi="Times New Roman" w:eastAsia="AppleMyungjo"/>
+          <w:b w:val="0"/>
+          <w:i w:val="0"/>
+          <w:spacing w:val="-5"/>
+          <w:w w:val="100"/>
+          <w:sz w:val="18"/>
+        </w:rPr>
+        <w:t>(</w:t>
+      </w:r>
+      <w:r>
+        <w:rPr>
+          <w:rFonts w:ascii="Times New Roman" w:hAnsi="Times New Roman" w:eastAsia="AppleMyungjo"/>
+          <w:b w:val="0"/>
+          <w:i/>
+          <w:spacing w:val="-5"/>
+          <w:w w:val="100"/>
+          <w:sz w:val="18"/>
+        </w:rPr>
+        <w:t>y</w:t>
+      </w:r>
+      <w:r>
+        <w:rPr>
+          <w:rFonts w:ascii="Times New Roman" w:hAnsi="Times New Roman" w:eastAsia="AppleMyungjo"/>
+          <w:b w:val="0"/>
+          <w:i w:val="0"/>
+          <w:spacing w:val="-5"/>
+          <w:w w:val="100"/>
+          <w:sz w:val="18"/>
+        </w:rPr>
+        <w:t xml:space="preserve"> − </w:t>
+      </w:r>
+      <w:r>
+        <w:rPr>
+          <w:rFonts w:ascii="Times New Roman" w:hAnsi="Times New Roman" w:eastAsia="AppleMyungjo"/>
+          <w:b w:val="0"/>
+          <w:i/>
+          <w:spacing w:val="-5"/>
+          <w:w w:val="100"/>
+          <w:sz w:val="18"/>
+        </w:rPr>
+        <w:t>ŷ</w:t>
+      </w:r>
+      <w:r>
+        <w:rPr>
+          <w:rFonts w:ascii="Times New Roman" w:hAnsi="Times New Roman" w:eastAsia="AppleMyungjo"/>
+          <w:b w:val="0"/>
+          <w:i w:val="0"/>
+          <w:spacing w:val="-5"/>
+          <w:w w:val="100"/>
+          <w:sz w:val="18"/>
+        </w:rPr>
+        <w:t>), (</w:t>
+      </w:r>
+      <w:r>
+        <w:rPr>
+          <w:rFonts w:ascii="Times New Roman" w:hAnsi="Times New Roman" w:eastAsia="AppleMyungjo"/>
+          <w:b w:val="0"/>
+          <w:i/>
+          <w:spacing w:val="-5"/>
+          <w:w w:val="100"/>
+          <w:sz w:val="18"/>
+        </w:rPr>
+        <w:t>τ</w:t>
+      </w:r>
+      <w:r>
+        <w:rPr>
+          <w:rFonts w:ascii="Times New Roman" w:hAnsi="Times New Roman" w:eastAsia="AppleMyungjo"/>
+          <w:b w:val="0"/>
+          <w:i w:val="0"/>
+          <w:spacing w:val="-5"/>
+          <w:w w:val="100"/>
+          <w:sz w:val="18"/>
+        </w:rPr>
+        <w:t xml:space="preserve"> − 1)(</w:t>
+      </w:r>
+      <w:r>
+        <w:rPr>
+          <w:rFonts w:ascii="Times New Roman" w:hAnsi="Times New Roman" w:eastAsia="AppleMyungjo"/>
+          <w:b w:val="0"/>
+          <w:i/>
+          <w:spacing w:val="-5"/>
+          <w:w w:val="100"/>
+          <w:sz w:val="18"/>
+        </w:rPr>
+        <w:t>y</w:t>
+      </w:r>
+      <w:r>
+        <w:rPr>
+          <w:rFonts w:ascii="Times New Roman" w:hAnsi="Times New Roman" w:eastAsia="AppleMyungjo"/>
+          <w:b w:val="0"/>
+          <w:i w:val="0"/>
+          <w:spacing w:val="-5"/>
+          <w:w w:val="100"/>
+          <w:sz w:val="18"/>
+        </w:rPr>
+        <w:t xml:space="preserve"> − </w:t>
+      </w:r>
+      <w:r>
+        <w:rPr>
+          <w:rFonts w:ascii="Times New Roman" w:hAnsi="Times New Roman" w:eastAsia="AppleMyungjo"/>
+          <w:b w:val="0"/>
+          <w:i/>
+          <w:spacing w:val="-5"/>
+          <w:w w:val="100"/>
+          <w:sz w:val="18"/>
+        </w:rPr>
+        <w:t>ŷ</w:t>
+      </w:r>
+      <w:r>
+        <w:rPr>
+          <w:rFonts w:ascii="Times New Roman" w:hAnsi="Times New Roman" w:eastAsia="AppleMyungjo"/>
+          <w:b w:val="0"/>
+          <w:i w:val="0"/>
+          <w:spacing w:val="-5"/>
+          <w:w w:val="100"/>
+          <w:sz w:val="18"/>
+        </w:rPr>
+        <w:t>) ]    (1)</w:t>
       </w:r>
     </w:p>
     <w:p>
@@ -844,7 +803,68 @@
           <w:w w:val="100"/>
           <w:sz w:val="18"/>
         </w:rPr>
-        <w:t>예측 모형이 일부 입력에 대해 답을 내지 않는 선택지는 기각 옵션(reject option)으로 형식화되어 있다[14]. 오분류 비용과 기각 비용의 교환관계로 최적 기각 영역을 정의한 이 틀은 이후 선택적 예측(selective prediction)으로 일반화되어, 적용률과 적용된 표본에서의 위험을 함께 보고하는 평가 방식으로 자리잡았고[15], 심층 신경망에서는 선택 함수를 별도 헤드로 학습하는 방법이 제안되었다[16]. 본 연구의 기권은 이들과 두 가지 점에서 다르다. 첫째, 분류가 아니라 회귀이므로 선택 점수가 확률이 아니라 예측 구간의 폭이다. 둘째, 선택 함수를 따로 학습하지 않고 이미 산출된 분위 예측에서 파생되므로 모형에 추가 비용이 들지 않는다. 대신 기권율이 학습으로 최적화되지 않고 임계값으로 정해지므로, 임계값 선택이 결과에 미치는 영향을 5.3절에서 따로 확인한다.</w:t>
+        <w:t xml:space="preserve">본 연구는 </w:t>
+      </w:r>
+      <w:r>
+        <w:rPr>
+          <w:rFonts w:ascii="Times New Roman" w:hAnsi="Times New Roman" w:eastAsia="AppleMyungjo"/>
+          <w:b w:val="0"/>
+          <w:i/>
+          <w:spacing w:val="-5"/>
+          <w:w w:val="100"/>
+          <w:sz w:val="18"/>
+        </w:rPr>
+        <w:t>τ</w:t>
+      </w:r>
+      <w:r>
+        <w:rPr>
+          <w:rFonts w:ascii="Times New Roman" w:hAnsi="Times New Roman" w:eastAsia="AppleMyungjo"/>
+          <w:b w:val="0"/>
+          <w:i w:val="0"/>
+          <w:spacing w:val="-5"/>
+          <w:w w:val="100"/>
+          <w:sz w:val="18"/>
+        </w:rPr>
+        <w:t xml:space="preserve"> ∈ {0.1, 0.5, 0.9}를 동시에 학습한다. 분위 예측은 불확실성을 예측 결과 자체로 산출하므로, 앙상블 분산 없이 보류 규칙을 정의할 수 있다. 분위 예측의 구간이 명목 수준을 지키는지는 별도 문제이며 등각예측을 분위회귀에 결합한 교정 방법이 제안되어 있다[13]. 본 연구의 교정 상태는 6장에 밝힌다.</w:t>
+      </w:r>
+    </w:p>
+    <w:p>
+      <w:pPr>
+        <w:keepNext/>
+        <w:autoSpaceDE w:val="0"/>
+        <w:autoSpaceDN w:val="0"/>
+        <w:spacing w:after="20" w:before="0" w:line="280" w:lineRule="exact"/>
+      </w:pPr>
+      <w:r>
+        <w:rPr>
+          <w:rFonts w:ascii="Times New Roman" w:hAnsi="Times New Roman" w:eastAsia="Apple SD Gothic Neo"/>
+          <w:b/>
+          <w:i w:val="0"/>
+          <w:spacing w:val="-9"/>
+          <w:w w:val="95"/>
+          <w:sz w:val="18"/>
+        </w:rPr>
+        <w:t>2.4 선택적 예측과 보류</w:t>
+      </w:r>
+    </w:p>
+    <w:p>
+      <w:pPr>
+        <w:autoSpaceDE w:val="0"/>
+        <w:autoSpaceDN w:val="0"/>
+        <w:spacing w:after="80" w:before="0" w:line="280" w:lineRule="exact"/>
+        <w:ind w:firstLine="180"/>
+        <w:jc w:val="both"/>
+      </w:pPr>
+      <w:r>
+        <w:rPr>
+          <w:rFonts w:ascii="Times New Roman" w:hAnsi="Times New Roman" w:eastAsia="AppleMyungjo"/>
+          <w:b w:val="0"/>
+          <w:i w:val="0"/>
+          <w:spacing w:val="-5"/>
+          <w:w w:val="100"/>
+          <w:sz w:val="18"/>
+        </w:rPr>
+        <w:t>예측 모형이 일부 입력에 대해 답을 내지 않는 선택지는 기각 옵션(reject option)으로 형식화되어 있다[14]. 오분류 비용과 기각 비용의 교환관계로 최적 기각 영역을 정의한 이 틀은 이후 선택적 예측(selective prediction)으로 일반화되어, 적용률과 적용된 표본에서의 위험을 함께 보고하는 평가 방식으로 자리잡았고[15], 심층 신경망에서는 선택 함수를 별도 헤드로 학습하는 방법이 제안되었다[16]. 본 연구의 보류은 이들과 두 가지 점에서 다르다. 첫째, 분류가 아니라 회귀이므로 선택 점수가 확률이 아니라 예측 구간의 폭이다. 둘째, 선택 함수를 따로 학습하지 않고 이미 산출된 분위 예측에서 파생되므로 모형에 추가 비용이 들지 않는다. 대신 보류율이 학습으로 최적화되지 않고 임계값으로 정해지므로, 임계값 선택이 결과에 미치는 영향을 5.3절에서 따로 확인한다.</w:t>
       </w:r>
     </w:p>
     <w:p>
@@ -1746,7 +1766,7 @@
           <w:w w:val="100"/>
           <w:sz w:val="18"/>
         </w:rPr>
-        <w:t>아래 1)과 2)는 구조의 필수 요소가 아니라 비교 검토한 설계 선택지이며, 각각의 기여는 5.4절의 제거 실험으로 확인한다. 3)은 기권 규칙이 의존하는 구조적 요건이다.</w:t>
+        <w:t>아래 1)과 2)는 구조의 필수 요소가 아니라 비교 검토한 설계 선택지이며, 각각의 기여는 5.4절의 제거 실험으로 확인한다. 3)은 보류 규칙이 의존하는 구조적 요건이다.</w:t>
       </w:r>
     </w:p>
     <w:p>
@@ -2392,7 +2412,7 @@
           <w:w w:val="100"/>
           <w:sz w:val="18"/>
         </w:rPr>
-        <w:t>는 각 채널의 사용 비중으로 남으나 본 연구는 이 값을 매매 근거로 제시하지 않는다. 종목 채널까지 선형 합치기로 바꾼 변형은 모수가 0.117M으로 줄면서도 정확도와 기권 행태가 같았다(5.4절). 인코더 앞에서 채널을 하나로 합치는 것이 비용 절감의 원인이며, 게이트는 그 이상의 정확도를 더하지 않았다.</w:t>
+        <w:t>는 각 채널의 사용 비중으로 남으나 본 연구는 이 값을 매매 근거로 제시하지 않는다. 종목 채널까지 선형 합치기로 바꾼 변형은 모수가 0.117M으로 줄면서도 정확도와 보류 행태가 같았다(5.4절). 인코더 앞에서 채널을 하나로 합치는 것이 비용 절감의 원인이며, 게이트는 그 이상의 정확도를 더하지 않았다.</w:t>
       </w:r>
     </w:p>
     <w:p>
@@ -3305,7 +3325,7 @@
           <w:w w:val="100"/>
           <w:sz w:val="18"/>
         </w:rPr>
-        <w:t>는 헤드 마지막 선형층의 세 출력이다. 교차가 발생하면 기권 폭이 음수가 되어 하위 규칙 전체가 무효화되므로 구조적 보장이 필요하다. 5.1절의 세 트랜스포머 모형 모두 실측 교차율은 0.000이었다.</w:t>
+        <w:t>는 헤드 마지막 선형층의 세 출력이다. 교차가 발생하면 보류 폭이 음수가 되어 하위 규칙 전체가 무효화되므로 구조적 보장이 필요하다. 5.1절의 세 트랜스포머 모형 모두 실측 교차율은 0.000이었다.</w:t>
       </w:r>
     </w:p>
     <w:p>
@@ -4837,7 +4857,7 @@
           <w:w w:val="95"/>
           <w:sz w:val="18"/>
         </w:rPr>
-        <w:t>4.4 기권 규칙</w:t>
+        <w:t>4.4 판단 보류 규칙</w:t>
       </w:r>
     </w:p>
     <w:p>
@@ -4857,7 +4877,7 @@
           <w:w w:val="100"/>
           <w:sz w:val="18"/>
         </w:rPr>
-        <w:t>비교하는 모든 모형에 동일한 규칙을 적용한다. 예측 구간의 폭이 최근 분포의 95분위를 넘으면 기권한다. 이 분위를 고른 근거와 바꿨을 때의 영향은 5.3절에서 따로 다룬다. '최근 분포'는 판단일부터 거슬러 달력 90일, 거래일로는 약 60일 안에 들어온 폭을 모은 것이며, 종목별로 나누지 않고 전 종목을 합친 분포다. 구간 전체의 폭 분포를 쓰면 뒤쪽 날짜의 폭이 앞쪽 날짜의 기권 판단에 흘러들어 미래 정보가 유입되기 때문이고, 모의투자에서 실제로 쓰는 방식과도 같다.</w:t>
+        <w:t>비교하는 모든 모형에 동일한 규칙을 적용한다. 예측 구간의 폭이 최근 분포의 95분위를 넘으면 보류한다. 이 분위를 고른 근거와 바꿨을 때의 영향은 5.3절에서 따로 다룬다. '최근 분포'는 판단일부터 거슬러 달력 90일, 거래일로는 약 60일 안에 들어온 폭을 모은 것이며, 종목별로 나누지 않고 전 종목을 합친 분포다. 구간 전체의 폭 분포를 쓰면 뒤쪽 날짜의 폭이 앞쪽 날짜의 보류 판단에 흘러들어 미래 정보가 유입되기 때문이고, 모의투자에서 실제로 쓰는 방식과도 같다.</w:t>
       </w:r>
     </w:p>
     <w:p>
@@ -7470,7 +7490,7 @@
           <w:w w:val="95"/>
           <w:sz w:val="18"/>
         </w:rPr>
-        <w:t>5.3 기권 행태</w:t>
+        <w:t>5.3 판단 보류 행태</w:t>
       </w:r>
     </w:p>
     <w:p>
@@ -7490,7 +7510,7 @@
           <w:w w:val="100"/>
           <w:sz w:val="18"/>
         </w:rPr>
-        <w:t>네 분위 모형에 4.4절의 동일한 기권 규칙을 적용하고 시험구간 전체에서 집계하였다. 점 예측 모형은 임계할 폭이 없어 기권이 정의되지 않으므로 제외하였다.</w:t>
+        <w:t>네 분위 모형에 4.4절의 동일한 보류 규칙을 적용하고 시험구간 전체에서 집계하였다. 점 예측 모형은 임계할 폭이 없어 보류이 정의되지 않으므로 제외하였다.</w:t>
       </w:r>
     </w:p>
     <w:p>
@@ -8525,7 +8545,7 @@
           <w:w w:val="100"/>
           <w:sz w:val="18"/>
         </w:rPr>
-        <w:t xml:space="preserve">&lt;Table 6&gt;은 기권 요구사항이 규칙이 아니라 구조에 의해 충족되었음을 보여준다. 네 행의 기권 규칙은 동일하며 예측 분포만 다르다. 분위 헤드를 부착하면 기권이 작동하기 시작하고, 변수선택·정적 문맥·매크로 입력이 더해지면 최상위 변동성 분위의 기권율이 20.07%인 반면 최하위 분위는 0.21%에 머물러 기권이 고변동 구간에 집중된다. 이 집중은 세 구성요소 가운데 하나를 빼도 유지된다(5.4절). 예측 폭과 실현 변동의 상관 자체는 TFT 원본이 더 높았다(0.186 대 0.170). 기권이 고변동 구간에 더 몰리는 것과 폭이 변동을 더 잘 따라가는 것은 별개의 성질이다. 기권한 판단은 실제로 더 나빴다. 제안 모형이 기권한 예측의 핀볼 손실은 남긴 예측의 1.510 ± 0.023배이며, 날짜 단위로 짝지은 손실차의 </w:t>
+        <w:t xml:space="preserve">&lt;Table 6&gt;은 보류 요구사항이 규칙이 아니라 구조에 의해 충족되었음을 보여준다. 네 행의 보류 규칙은 동일하며 예측 분포만 다르다. 분위 헤드를 부착하면 보류이 작동하기 시작하고, 변수선택·정적 문맥·매크로 입력이 더해지면 최상위 변동성 분위의 보류율이 20.07%인 반면 최하위 분위는 0.21%에 머물러 보류이 고변동 구간에 집중된다. 이 집중은 세 구성요소 가운데 하나를 빼도 유지된다(5.4절). 예측 폭과 실현 변동의 상관 자체는 TFT 원본이 더 높았다(0.186 대 0.170). 보류이 고변동 구간에 더 몰리는 것과 폭이 변동을 더 잘 따라가는 것은 별개의 성질이다. 보류한 판단은 실제로 더 나빴다. 제안 모형이 보류한 예측의 핀볼 손실은 남긴 예측의 1.510 ± 0.023배이며, 날짜 단위로 짝지은 손실차의 </w:t>
       </w:r>
       <w:r>
         <w:rPr>
@@ -8547,7 +8567,7 @@
           <w:w w:val="100"/>
           <w:sz w:val="18"/>
         </w:rPr>
-        <w:t xml:space="preserve"> 값은 19.41 ± 1.02이다. 반면 중앙값 부호의 방향 적중률은 기권 0.56 ± 0.02 대 유지 0.55 ± 0.02로 거의 같다. 기권한 판단은 방향을 틀리기 쉬운 판단이 아니라 오차의 크기가 큰 판단이며, 이는 기권이 폭에 걸려 있다는 설계와 일치한다.</w:t>
+        <w:t xml:space="preserve"> 값은 19.41 ± 1.02이다. 반면 중앙값 부호의 방향 적중률은 보류 0.56 ± 0.02 대 유지 0.55 ± 0.02로 거의 같다. 보류한 판단은 방향을 틀리기 쉬운 판단이 아니라 오차의 크기가 큰 판단이며, 이는 보류이 폭에 걸려 있다는 설계와 일치한다.</w:t>
       </w:r>
     </w:p>
     <w:p>
@@ -8567,7 +8587,7 @@
           <w:w w:val="100"/>
           <w:sz w:val="18"/>
         </w:rPr>
-        <w:t>핀볼 손실은 변동성이 큰 구간에서 원래 크므로, 고변동 구간을 피하는 규칙이라면 무엇이든 이 비가 1을 넘는다. 규칙과 분위를 그대로 두고 점수만 예측 폭에서 직전 20일 실현변동성으로 바꿔 끼운 통제군과 대조하였고, 기권율 차이가 섞이지 않도록 날짜마다 두 점수의 횡단면 순위 상위 r%를 기권시켜 같은 날 같은 개수를 기권하게 맞추었다. r = 2, 5, 6, 10, 20, 30% 여섯 수준 전부에서 다섯 시드 모두 폭 기준의 비가 통제군보다 높았고(차이 최소 +0.030, 6%에서 +0.064 ± 0.029), 날짜 블록 부트스트랩 1,000회의 95% 신뢰구간도 0을 포함하지 않았다. TFT 원본은 2~6% 구간에서 시드에 따라 부호가 바뀌었고, 분위 헤드만 부착한 모형은 통제군에 미치지 못하였다. 예측 폭이 단순 변동성 지표보다 나은 기권 기준이라는 결과는 분위 헤드를 부착하는 것만으로는 생기지 않았다. 분위 GBDT의 폭도 같은 비교에서 통제군보다 나았다(6%에서 +0.071, 95% 신뢰구간 [+0.033, +0.107]). 제안 모형(+0.064 ± 0.029)과 차이가 없으므로 이 성질은 트랜스포머 구조에 고유하지 않다. 제안 모형에 남는 차이는 최상위 변동성 분위로의 집중(20.07% 대 17.04%)과 남긴 후보의 손실(0.01730 대 0.01765)이다.</w:t>
+        <w:t>핀볼 손실은 변동성이 큰 구간에서 원래 크므로, 고변동 구간을 피하는 규칙이라면 무엇이든 이 비가 1을 넘는다. 규칙과 분위를 그대로 두고 점수만 예측 폭에서 직전 20일 실현변동성으로 바꿔 끼운 통제군과 대조하였고, 보류율 차이가 섞이지 않도록 날짜마다 두 점수의 횡단면 순위 상위 r%를 보류시켜 같은 날 같은 개수를 보류하게 맞추었다. r = 2, 5, 6, 10, 20, 30% 여섯 수준 전부에서 다섯 시드 모두 폭 기준의 비가 통제군보다 높았고(차이 최소 +0.030, 6%에서 +0.064 ± 0.029), 날짜 블록 부트스트랩 1,000회의 95% 신뢰구간도 0을 포함하지 않았다. TFT 원본은 2~6% 구간에서 시드에 따라 부호가 바뀌었고, 분위 헤드만 부착한 모형은 통제군에 미치지 못하였다. 예측 폭이 단순 변동성 지표보다 나은 보류 기준이라는 결과는 분위 헤드를 부착하는 것만으로는 생기지 않았다. 분위 GBDT의 폭도 같은 비교에서 통제군보다 나았다(6%에서 +0.071, 95% 신뢰구간 [+0.033, +0.107]). 제안 모형(+0.064 ± 0.029)과 차이가 없으므로 이 성질은 트랜스포머 구조에 고유하지 않다. 제안 모형에 남는 차이는 최상위 변동성 분위로의 집중(20.07% 대 17.04%)과 남긴 후보의 손실(0.01730 대 0.01765)이다.</w:t>
       </w:r>
     </w:p>
     <w:p>
@@ -8587,7 +8607,7 @@
           <w:w w:val="100"/>
           <w:sz w:val="18"/>
         </w:rPr>
-        <w:t>기권율의 절대 수준을 정하는 임계값 분위는 시험구간을 참조하여 선택되었으므로 5.91%라는 값은 표본 밖 수치가 아니다. 다만 앞 문단의 통제군 비교는 날짜마다 같은 개수를 기권시켜 기권율을 맞춘 상태에서 여섯 수준 전부로 수행하였으므로, 이 비교의 결론은 임계값 선택에 의존하지 않는다. 분위를 95에서 90, 75로 낮추면 전체 기권율이 11.71%, 28.08%로 오르는 동안 최상위 변동성 분위의 기권율도 36.22%, 68.72%로 함께 올라 분위별 집중이 유지되고, 세 분위 모두에서 최상위 분위 기권율의 모형 간 순서(제안 모형 &gt; TFT 원본 &gt; 분위 헤드)도 보존된다. 임계값 선택이 기권 행태에 관한 결론을 만들어낸 것은 아니다.</w:t>
+        <w:t>보류율의 절대 수준을 정하는 임계값 분위는 시험구간을 참조하여 선택되었으므로 5.91%라는 값은 표본 밖 수치가 아니다. 다만 앞 문단의 통제군 비교는 날짜마다 같은 개수를 보류시켜 보류율을 맞춘 상태에서 여섯 수준 전부로 수행하였으므로, 이 비교의 결론은 임계값 선택에 의존하지 않는다. 분위를 95에서 90, 75로 낮추면 전체 보류율이 11.71%, 28.08%로 오르는 동안 최상위 변동성 분위의 보류율도 36.22%, 68.72%로 함께 올라 분위별 집중이 유지되고, 세 분위 모두에서 최상위 분위 보류율의 모형 간 순서(제안 모형 &gt; TFT 원본 &gt; 분위 헤드)도 보존된다. 임계값 선택이 보류 행태에 관한 결론을 만들어낸 것은 아니다.</w:t>
       </w:r>
     </w:p>
     <w:p>
@@ -8626,7 +8646,7 @@
           <w:w w:val="100"/>
           <w:sz w:val="18"/>
         </w:rPr>
-        <w:t>분위 헤드만 단 PatchTST와 제안 모형 사이에는 변수선택망, 정적 문맥, 매크로 크로스어텐션이 한꺼번에 더해져 있다. 개선이 어디서 오는지 가리기 위해 셋을 하나씩 제거한 변형을 같은 설정과 시드로 학습하였다. 변수선택망은 매크로 경로와 같은 선형 합치기로 바꾸었고, 매크로 제거 변형은 크로스어텐션 없이 종목 표현을 헤드로 보내며, 정적 문맥 제거 변형은 문맥 벡터를 0으로 두어 변수선택의 조건화와 결합 뒤 더하기를 함께 껐다. 초매개변수는 &lt;Table 2&gt; 그대로이며, 보고 지표는 실험 전에 시험구간 핀볼 손실, 최상위 변동성 분위의 기권율, 기권율 6%에서 맞춘 통제군 대비 비 차이의 셋으로 정하였다. 결과는 &lt;Table 7&gt;과 같다.</w:t>
+        <w:t>분위 헤드만 단 PatchTST와 제안 모형 사이에는 변수선택망, 정적 문맥, 매크로 크로스어텐션이 한꺼번에 더해져 있다. 개선이 어디서 오는지 가리기 위해 셋을 하나씩 제거한 변형을 같은 설정과 시드로 학습하였다. 변수선택망은 매크로 경로와 같은 선형 합치기로 바꾸었고, 매크로 제거 변형은 크로스어텐션 없이 종목 표현을 헤드로 보내며, 정적 문맥 제거 변형은 문맥 벡터를 0으로 두어 변수선택의 조건화와 결합 뒤 더하기를 함께 껐다. 초매개변수는 &lt;Table 2&gt; 그대로이며, 보고 지표는 실험 전에 시험구간 핀볼 손실, 최상위 변동성 분위의 보류율, 보류율 6%에서 맞춘 통제군 대비 비 차이의 셋으로 정하였다. 결과는 &lt;Table 7&gt;과 같다.</w:t>
       </w:r>
     </w:p>
     <w:p>
@@ -9838,7 +9858,7 @@
           <w:w w:val="100"/>
           <w:sz w:val="18"/>
         </w:rPr>
-        <w:t xml:space="preserve"> = 0.81, 0.21, 0.33이고, 짝지은 비교에서 제안 모형이 낮은 시드는 다섯 가운데 셋, 둘, 하나였다. 기권율 6%의 통제군 비교는 열다섯 실행 가운데 열넷에서 95% 신뢰구간이 0을 포함하지 않았다. 따라서 PatchTST에 분위 헤드만 단 모형 대비 개선은 어느 한 구성요소에서 오지 않는다. 남는 설명은 둘이다. 세 변형이 공유하는 것, 즉 패치 임베딩을 인코더 앞에서 채널 축으로 합치는 구조 자체가 개선의 원인이거나, 구성요소들이 서로를 대신하여 하나를 빼도 나머지가 보완하는 경우이다. 둘 이상을 함께 제거하지 않았으므로 이 둘은 가려지지 않는다. 선형 합치기 변형은 모수가 4분의 1이면서 결과가 같았으므로, 변수선택망의 정확도상 이점은 이 자료에서 확인되지 않는다. 제안 모형의 설정은 제거 실험 전에 고정하였으므로 본문의 비교는 변수선택망 판으로 유지하였으며, 실제 운용에서는 선형 합치기 변형이 같은 결과를 내는 더 가벼운 대안이다.</w:t>
+        <w:t xml:space="preserve"> = 0.81, 0.21, 0.33이고, 짝지은 비교에서 제안 모형이 낮은 시드는 다섯 가운데 셋, 둘, 하나였다. 보류율 6%의 통제군 비교는 열다섯 실행 가운데 열넷에서 95% 신뢰구간이 0을 포함하지 않았다. 따라서 PatchTST에 분위 헤드만 단 모형 대비 개선은 어느 한 구성요소에서 오지 않는다. 남는 설명은 둘이다. 세 변형이 공유하는 것, 즉 패치 임베딩을 인코더 앞에서 채널 축으로 합치는 구조 자체가 개선의 원인이거나, 구성요소들이 서로를 대신하여 하나를 빼도 나머지가 보완하는 경우이다. 둘 이상을 함께 제거하지 않았으므로 이 둘은 가려지지 않는다. 선형 합치기 변형은 모수가 4분의 1이면서 결과가 같았으므로, 변수선택망의 정확도상 이점은 이 자료에서 확인되지 않는다. 제안 모형의 설정은 제거 실험 전에 고정하였으므로 본문의 비교는 변수선택망 판으로 유지하였으며, 실제 운용에서는 선형 합치기 변형이 같은 결과를 내는 더 가벼운 대안이다.</w:t>
       </w:r>
     </w:p>
     <w:p>
@@ -9877,7 +9897,7 @@
           <w:w w:val="100"/>
           <w:sz w:val="18"/>
         </w:rPr>
-        <w:t>본 연구는 주가 예측에서 "지금 판단해도 되는가"를 함께 답하는 모형을, 매일 201종목을 평가할 수 있는 비용 안에서 만드는 것을 목표로 하였다. 계산이 가벼운 패치 기반 트랜스포머에 TFT의 분위 예측 헤드를 달고, 입력 채널을 인코더 앞에서 하나로 합쳐 인코더 실행 횟수를 1회로 줄였다. 예측 구간이 이례적으로 넓을 때 기권하는 규칙도 함께 적용하였다. 코스피200 구성종목 201개의 일별 자료로 평가하여 다음 두 가지를 확인하였다.</w:t>
+        <w:t>본 연구는 주가 예측에서 "지금 판단해도 되는가"를 함께 답하는 모형을, 매일 201종목을 평가할 수 있는 비용 안에서 만드는 것을 목표로 하였다. 계산이 가벼운 패치 기반 트랜스포머에 TFT의 분위 예측 헤드를 달고, 입력 채널을 인코더 앞에서 하나로 합쳐 인코더 실행 횟수를 1회로 줄였다. 예측 구간이 이례적으로 넓을 때 보류하는 규칙도 함께 적용하였다. 코스피200 구성종목 201개의 일별 자료로 평가하여 다음 두 가지를 확인하였다.</w:t>
       </w:r>
     </w:p>
     <w:p>
@@ -9897,7 +9917,7 @@
           <w:w w:val="100"/>
           <w:sz w:val="18"/>
         </w:rPr>
-        <w:t>첫째, 제안 모형은 TFT 원본보다 낮은 분위 손실을 약 4분의 1의 비용으로 달성하였다. 시드를 짝지은 비교에서 구간마다 다섯 시드 전부가 제안 모형 쪽이었고, 조기종료에 쓰이지 않은 시험구간에서는 날짜 단위 DM 검정도 다섯 시드 모두 유의하였다. 학습 시간은 3.8배, 종목당 추론 시간은 4.8배 짧았고, 활성값 메모리는 5.1배 적었다. 다만 분위 GBDT의 비용은 이보다도 낮으며, 제안 모형이 GBDT보다 나은 점은 비용이 아니라 시험구간 손실이다(+4.95% 대 +3.45%, 다섯 시드 모두 GBDT보다 낮음). 또한 종목 채널의 변수선택망을 선형 합치기로 바꾼 변형은 모수가 0.117M으로 줄면서 같은 결과를 냈으므로, 운용에서는 이 변형이 같은 성능의 더 가벼운 선택지다(5.4절). 둘째, 예측 구간이 시장 변동성에 반응하여 기권이 변동성이 큰 시기에 집중되었다. 기권한 예측은 실행된 예측보다 오차가 약 1.5배 컸고, 기권율을 맞춘 비교에서도 최근 변동성만 보고 기권하는 단순 규칙보다 큰 오차를 더 잘 걸러냈다. 분위 GBDT도 같은 비교에서 대등한 기권 품질을 보였으므로 이 성질은 트랜스포머 구조에 고유하지 않다. 하나의 예측값만 내는 기존 패치 기반 모형으로는 이러한 기권 자체를 할 수 없다.</w:t>
+        <w:t>첫째, 제안 모형은 TFT 원본보다 낮은 분위 손실을 약 4분의 1의 비용으로 달성하였다. 시드를 짝지은 비교에서 구간마다 다섯 시드 전부가 제안 모형 쪽이었고, 조기종료에 쓰이지 않은 시험구간에서는 날짜 단위 DM 검정도 다섯 시드 모두 유의하였다. 학습 시간은 3.8배, 종목당 추론 시간은 4.8배 짧았고, 활성값 메모리는 5.1배 적었다. 다만 분위 GBDT의 비용은 이보다도 낮으며, 제안 모형이 GBDT보다 나은 점은 비용이 아니라 시험구간 손실이다(+4.95% 대 +3.45%, 다섯 시드 모두 GBDT보다 낮음). 또한 종목 채널의 변수선택망을 선형 합치기로 바꾼 변형은 모수가 0.117M으로 줄면서 같은 결과를 냈으므로, 운용에서는 이 변형이 같은 성능의 더 가벼운 선택지다(5.4절). 둘째, 예측 구간이 시장 변동성에 반응하여 보류이 변동성이 큰 시기에 집중되었다. 보류한 예측은 실행된 예측보다 오차가 약 1.5배 컸고, 보류율을 맞춘 비교에서도 최근 변동성만 보고 보류하는 단순 규칙보다 큰 오차를 더 잘 걸러냈다. 분위 GBDT도 같은 비교에서 대등한 보류 품질을 보였으므로 이 성질은 트랜스포머 구조에 고유하지 않다. 하나의 예측값만 내는 기존 패치 기반 모형으로는 이러한 보류 자체를 할 수 없다.</w:t>
       </w:r>
     </w:p>
     <w:p>
@@ -9917,7 +9937,7 @@
           <w:w w:val="100"/>
           <w:sz w:val="18"/>
         </w:rPr>
-        <w:t>본 연구는 예측 손실로 평가하였으며 거래비용을 포함한 투자 성과는 측정하지 않았다. 유니버스는 현재 시점의 구성종목이고, 입력 설계와 기권 임계값 선택에 평가 기간 자료가 일부 참고되었다. 구성요소를 하나씩 제거하는 실험으로는 개선이 채널 축약 구조 자체에서 오는지 구성요소 간 대체에서 오는지 가리지 못하였다(5.4절). 예측 구간의 포함률은 71.6%로 명목 80%에 못 미쳐(등각 분위회귀 보정[13] 후 73.9%) 구간을 신뢰구간으로 해석할 수는 없으나, 기권은 폭의 순위만 쓰므로 영향을 받지 않는다.</w:t>
+        <w:t>본 연구는 예측 손실로 평가하였으며 거래비용을 포함한 투자 성과는 측정하지 않았다. 유니버스는 현재 시점의 구성종목이고, 입력 설계와 보류 임계값 선택에 평가 기간 자료가 일부 참고되었다. 구성요소를 하나씩 제거하는 실험으로는 개선이 채널 축약 구조 자체에서 오는지 구성요소 간 대체에서 오는지 가리지 못하였다(5.4절). 예측 구간의 포함률은 71.6%로 명목 80%에 못 미쳐(등각 분위회귀 보정[13] 후 73.9%) 구간을 신뢰구간으로 해석할 수는 없으나, 보류은 폭의 순위만 쓰므로 영향을 받지 않는다.</w:t>
       </w:r>
     </w:p>
     <w:p>

--- a/docs/PAPER_TKIPS_review.docx
+++ b/docs/PAPER_TKIPS_review.docx
@@ -1668,7 +1668,7 @@
       <w:r>
         <w:drawing>
           <wp:inline xmlns:a="http://schemas.openxmlformats.org/drawingml/2006/main" xmlns:pic="http://schemas.openxmlformats.org/drawingml/2006/picture">
-            <wp:extent cx="5220000" cy="3951250"/>
+            <wp:extent cx="4320000" cy="3270000"/>
             <wp:docPr id="1" name="Picture 1"/>
             <wp:cNvGraphicFramePr>
               <a:graphicFrameLocks noChangeAspect="1"/>
@@ -1689,7 +1689,7 @@
                   <pic:spPr>
                     <a:xfrm>
                       <a:off x="0" y="0"/>
-                      <a:ext cx="5220000" cy="3951250"/>
+                      <a:ext cx="4320000" cy="3270000"/>
                     </a:xfrm>
                     <a:prstGeom prst="rect"/>
                   </pic:spPr>
@@ -2450,7 +2450,7 @@
           <w:w w:val="100"/>
           <w:sz w:val="18"/>
         </w:rPr>
-        <w:t>매크로 지표를 주입하는 크로스어텐션 모듈은 본 연구에서 직접 설계하였다. 외생변수를 어텐션으로 주입하는 발상 자체는 새롭지 않다. TimeXer[21]가 같은 문제를 다루었으며, 외생 변수를 변수 단위 토큰으로 요약해 내생 패치 토큰과 교차시킨다. 본 연구의 모듈은 매크로 시퀀스를 패치 단위로 유지한 채 키와 값으로 둔다는 점이 다르다. 종목 표현을 질의로, 매크로 부호화를 키·값으로 설정하였다(식 4).</w:t>
+        <w:t>매크로 지표는 크로스어텐션으로 종목 표현에 주입한다. 종목 표현을 질의로, 매크로 부호화를 키와 값으로 둔다(식 4). 외생 변수를 어텐션으로 주입하는 발상은 TimeXer[21]에도 있으며, 본 연구는 매크로를 패치 단위로 유지한다는 점이 다르다.</w:t>
       </w:r>
     </w:p>
     <w:p>
@@ -2964,7 +2964,7 @@
           <w:w w:val="100"/>
           <w:sz w:val="18"/>
         </w:rPr>
-        <w:t>는 키의 차원이다. 매크로를 질의로 두면 출력이 매크로 시퀀스의 형상을 따르게 되어 종목별 예측이 산출되지 않으므로, 방향을 반대로 고정하였다. 매크로 경로에는 변수선택망을 두지 않고 13채널을 하나로 합치는 선형 변환을 썼다. 채널별로 부호화하면 비용이 13배 증가하는 반면, 매크로는 크로스어텐션의 키와 값으로만 쓰이므로 채널별 가중이 필요하지 않다. 이 모듈의 정확도 기여는 5.4절의 제거 실험에서 확인되지 않았다.</w:t>
+        <w:t>는 키의 차원이다. 방향을 반대로 두면 출력이 매크로 시퀀스의 형상을 따라 종목별 예측이 나오지 않는다. 매크로 경로는 13채널을 하나로 합치는 선형 변환으로 처리하였다. 이 모듈의 정확도 기여는 5.4절의 제거 실험에서 확인되지 않았다.</w:t>
       </w:r>
     </w:p>
     <w:p>
@@ -4798,7 +4798,7 @@
           <w:w w:val="100"/>
           <w:sz w:val="18"/>
         </w:rPr>
-        <w:t>윈도우는 120일 룩백이 해당 구간 안에 온전히 들어갈 때만 생성된다. 입력이 앞 구간에 걸치는 것 자체는 5일 격리구간이 목표값 중첩을 막으므로 누수가 아니나, 그 경우 검증 표본의 입력 대부분이 학습에서 이미 관측된 행이 되어 암기가 검증 성능을 부풀릴 여지가 남는다. 본 연구는 보수적으로 룩백 전체를 구간 안에 넣었고, 그 대가로 각 구간의 처음 120거래일이 소모되어 검증 표본이 122거래일로 줄었다. 검증 표본은 2023년 7월 3일부터 12월 28일까지 122거래일·190종목·23,086건, 시험 표본은 2024년 7월 3일부터 2026년 10월 8일까지 550거래일·198종목·106,490건이다. 자료는 2026년 10월 16일 수집분으로 동결하였고, 파일 해시와 구간별 윈도우 수를 기록하여 이후 모든 수치를 같은 표본에서 산출하였다.</w:t>
+        <w:t>윈도우는 120일 입력이 해당 구간 안에 온전히 들어갈 때만 만든다. 입력이 앞 구간에 걸쳐도 격리구간이 목표값 중첩을 막으므로 누수는 아니지만, 그 경우 검증 표본의 입력 대부분이 학습에서 이미 본 행이 된다. 그 대가로 각 구간의 처음 120거래일이 소모된다. 검증 표본은 2023년 7월 3일부터 12월 28일까지 122거래일·190종목·23,086건, 시험 표본은 2024년 7월 3일부터 2026년 10월 8일까지 550거래일·198종목·106,490건이다. 자료는 2026년 10월 16일 수집분으로 동결하였다.</w:t>
       </w:r>
     </w:p>
     <w:p>
@@ -4935,7 +4935,7 @@
           <w:w w:val="100"/>
           <w:sz w:val="18"/>
         </w:rPr>
-        <w:t>세 모형은 자료·분할·학습절차·조기종료 규칙을 공유하며 기준선도 0.012175로 동일하게 산출되어 통제가 작동하였음을 수치로 확인할 수 있다. 두 가지 제약을 밝힌다. PatchTST 계열 대조군은 원 구조에 해당 개념이 없어 매크로와 정적 공변량을 입력받지 못하므로, 본 비교는 원본을 그대로 쓸 때 무엇을 포기하게 되는가의 비교이다. 초매개변수는 제안 모형에 맞추어 조정된 값을 대조군에 동일하게 적용하였으므로 대조군의 최적값이 아니다.</w:t>
+        <w:t>세 모형은 자료·분할·학습절차·조기종료 규칙을 공유하고 기준선도 0.012175로 같다. 두 가지 제약이 있다. PatchTST 계열 대조군은 원 구조에 해당 개념이 없어 매크로와 정적 변수를 입력받지 못한다. 초매개변수는 제안 모형에 맞춘 값을 대조군에도 그대로 적용하였으므로 대조군의 최적값이 아니다.</w:t>
       </w:r>
     </w:p>
     <w:p>
@@ -7373,7 +7373,7 @@
           <w:w w:val="100"/>
           <w:sz w:val="18"/>
         </w:rPr>
-        <w:t>측정 방법은 다음과 같다. epoch당 시간은 40배치의 학습 스텝 시간 중앙값에, 4.3절의 학습 윈도우 264,653건이 만드는 4,135배치를 곱한 값이다. 전 종목 1회 통과는 201종목에 대한 순전파 21회의 중앙값이고, 종목당 지연시간은 그 값을 201로 나눈 것이지 따로 측정한 값이 아니다. 활성값은 역전파 그래프를 남기는 순전파가 추가로 할당한 장치 메모리이며, 독립적인 두 번의 측정이 0.8% 안에서 일치하였다. 분위 GBDT의 전 종목 통과는 시험구간 마지막 날의 199종목에 대한 것이고, 모수 메모리는 직렬화한 모형 크기다.</w:t>
+        <w:t>epoch당 시간은 40배치의 학습 스텝 시간 중앙값에 학습 윈도우가 만드는 4,135배치를 곱한 값이다. 전 종목 1회 통과는 201종목 순전파 21회의 중앙값이고, 종목당 지연시간은 그 값을 201로 나눈 것이다. 활성값은 역전파 그래프를 남기는 순전파가 추가로 할당한 장치 메모리다.</w:t>
       </w:r>
     </w:p>
     <w:p>
@@ -7393,7 +7393,7 @@
           <w:w w:val="100"/>
           <w:sz w:val="18"/>
         </w:rPr>
-        <w:t>더 낮은 손실에서 제안 모형은 TFT 원본 대비 학습 3.8배, 종목당 추론 4.8배, 활성값 메모리 5.1배의 절감을 보였다. 패치 토큰화가 어텐션 대상 시퀀스를 120에서 24로 줄이고 인코더 앞의 채널 축약이 채널 반복을 제거한 결과이며, 모수 1.4배 차이는 부차적이다. 같은 배율은 장비와 배치가 다른 조건에서도 재현된다. &lt;Table 4&gt;를 얻은 캐글 GPU(배치 256, 혼합정밀도)에서는 제안 모형 41.8초/epoch, TFT 원본 157.1초/epoch였다. 분위 GBDT의 비용은 이보다도 낮다. 세 분위 모형 전체를 한 번 학습하는 데 CPU에서 26.1초로 제안 모형의 1 epoch보다 짧았고, 종목당 추론도 0.068 ms로 절반 이하였다. 따라서 본 연구의 경량은 트랜스포머 분위 모형, 특히 TFT 대비의 의미이며, 제안 모형이 GBDT 대비 얻는 것은 비용이 아니라 시험구간 손실의 추가 개선(+4.95% 대 +3.45%)이다.</w:t>
+        <w:t>제안 모형은 TFT 원본보다 학습 시간이 3.8배, 활성값 메모리가 5.1배 적으면서 손실은 더 낮았다. 입력을 구간 단위로 묶어 어텐션 대상 길이를 120에서 24로 줄이고, 채널을 인코더 앞에서 하나로 합쳐 반복 실행을 없앤 결과다. 같은 배율은 장비가 달라도 재현되어, 캐글 GPU에서는 제안 모형 41.8초/epoch, TFT 원본 157.1초/epoch였다. 분위 GBDT의 비용은 이보다도 낮다. 세 분위 모형 전체를 한 번 학습하는 데 CPU에서 26.1초로 제안 모형의 1 epoch보다 짧았고, 종목당 추론도 0.068 ms로 절반 이하였다. 따라서 본 연구의 경량은 트랜스포머 분위 모형, 특히 TFT 대비의 의미이며, 제안 모형이 GBDT 대비 얻는 것은 비용이 아니라 시험구간 손실의 추가 개선(+4.95% 대 +3.45%)이다.</w:t>
       </w:r>
     </w:p>
     <w:p>
@@ -7413,7 +7413,7 @@
           <w:w w:val="100"/>
           <w:sz w:val="18"/>
         </w:rPr>
-        <w:t>(Fig. 2)는 &lt;Table 4&gt;의 검증구간 정확도와 &lt;Table 5&gt;의 비용을 한 평면에 놓은 것이다. 지연시간만 보면 분위 헤드 모형이 더 왼쪽에 있으나, 정확도와 비용을 함께 보면 세 트랜스포머 모형 가운데 제안 모형이 파레토 전선 위에 있다. 분위 GBDT는 검증 정확도가 같고 지연이 더 짧으므로 이 평면에서는 제안 모형보다 앞선다.</w:t>
+        <w:t>(Fig. 2)는 &lt;Table 4&gt;의 검증 정확도와 &lt;Table 5&gt;의 비용을 한 평면에 놓은 것이다. 세 트랜스포머 모형 가운데 제안 모형이 파레토 전선 위에 있고, 분위 GBDT는 검증 정확도가 같으면서 지연이 더 짧다.</w:t>
       </w:r>
     </w:p>
     <w:p>
@@ -9858,7 +9858,7 @@
           <w:w w:val="100"/>
           <w:sz w:val="18"/>
         </w:rPr>
-        <w:t xml:space="preserve"> = 0.81, 0.21, 0.33이고, 짝지은 비교에서 제안 모형이 낮은 시드는 다섯 가운데 셋, 둘, 하나였다. 보류율 6%의 통제군 비교는 열다섯 실행 가운데 열넷에서 95% 신뢰구간이 0을 포함하지 않았다. 따라서 PatchTST에 분위 헤드만 단 모형 대비 개선은 어느 한 구성요소에서 오지 않는다. 남는 설명은 둘이다. 세 변형이 공유하는 것, 즉 패치 임베딩을 인코더 앞에서 채널 축으로 합치는 구조 자체가 개선의 원인이거나, 구성요소들이 서로를 대신하여 하나를 빼도 나머지가 보완하는 경우이다. 둘 이상을 함께 제거하지 않았으므로 이 둘은 가려지지 않는다. 선형 합치기 변형은 모수가 4분의 1이면서 결과가 같았으므로, 변수선택망의 정확도상 이점은 이 자료에서 확인되지 않는다. 제안 모형의 설정은 제거 실험 전에 고정하였으므로 본문의 비교는 변수선택망 판으로 유지하였으며, 실제 운용에서는 선형 합치기 변형이 같은 결과를 내는 더 가벼운 대안이다.</w:t>
+        <w:t xml:space="preserve"> = 0.81, 0.21, 0.33이고, 짝지은 비교에서 제안 모형이 낮은 시드는 다섯 가운데 셋, 둘, 하나였다. 보류율 6%의 통제군 비교는 열다섯 실행 가운데 열넷에서 95% 신뢰구간이 0을 포함하지 않았다. 따라서 개선은 어느 한 구성요소에서 오지 않는다. 설명은 둘로 남는다. 세 변형이 공유하는 채널 축약 구조 자체가 원인이거나, 구성요소들이 서로를 대신하는 것이다. 둘 이상을 함께 제거하지 않았으므로 이 둘은 가려지지 않는다. 선형 합치기 변형은 모수가 4분의 1이면서 결과가 같았으므로, 운용에서는 이 변형이 더 가벼운 대안이다.</w:t>
       </w:r>
     </w:p>
     <w:p>

--- a/docs/PAPER_TKIPS_review.docx
+++ b/docs/PAPER_TKIPS_review.docx
@@ -360,7 +360,7 @@
           <w:w w:val="95"/>
           <w:sz w:val="18"/>
         </w:rPr>
-        <w:t>2.1 패치 기반 시계열 트랜스포머</w:t>
+        <w:t>2.1 주가 예측에 쓰인 딥러닝 모형</w:t>
       </w:r>
     </w:p>
     <w:p>
@@ -380,73 +380,7 @@
           <w:w w:val="100"/>
           <w:sz w:val="18"/>
         </w:rPr>
-        <w:t xml:space="preserve">원래의 트랜스포머[3]는 모든 시점에서 어텐션을 수행하므로 비용이 입력 길이의 제곱에 비례한다. 희소 어텐션[4]과 계열 분해[5]로 이를 줄이려는 구조들이 제안되었으나, 단순한 선형 모형이 이들을 상회한다는 보고[6]도 있다. PatchTST[7]는 시계열을 시점이 아니라 구간(패치) 단위로 토큰화하고 다변량 입력을 채널 독립으로 처리하여, 길이 </w:t>
-      </w:r>
-      <w:r>
-        <w:rPr>
-          <w:rFonts w:ascii="Times New Roman" w:hAnsi="Times New Roman" w:eastAsia="AppleMyungjo"/>
-          <w:b w:val="0"/>
-          <w:i/>
-          <w:spacing w:val="-5"/>
-          <w:w w:val="100"/>
-          <w:sz w:val="18"/>
-        </w:rPr>
-        <w:t>L</w:t>
-      </w:r>
-      <w:r>
-        <w:rPr>
-          <w:rFonts w:ascii="Times New Roman" w:hAnsi="Times New Roman" w:eastAsia="AppleMyungjo"/>
-          <w:b w:val="0"/>
-          <w:i w:val="0"/>
-          <w:spacing w:val="-5"/>
-          <w:w w:val="100"/>
-          <w:sz w:val="18"/>
-        </w:rPr>
-        <w:t>의 입력을 ⌈</w:t>
-      </w:r>
-      <w:r>
-        <w:rPr>
-          <w:rFonts w:ascii="Times New Roman" w:hAnsi="Times New Roman" w:eastAsia="AppleMyungjo"/>
-          <w:b w:val="0"/>
-          <w:i/>
-          <w:spacing w:val="-5"/>
-          <w:w w:val="100"/>
-          <w:sz w:val="18"/>
-        </w:rPr>
-        <w:t>L</w:t>
-      </w:r>
-      <w:r>
-        <w:rPr>
-          <w:rFonts w:ascii="Times New Roman" w:hAnsi="Times New Roman" w:eastAsia="AppleMyungjo"/>
-          <w:b w:val="0"/>
-          <w:i w:val="0"/>
-          <w:spacing w:val="-5"/>
-          <w:w w:val="100"/>
-          <w:sz w:val="18"/>
-        </w:rPr>
-        <w:t>/</w:t>
-      </w:r>
-      <w:r>
-        <w:rPr>
-          <w:rFonts w:ascii="Times New Roman" w:hAnsi="Times New Roman" w:eastAsia="AppleMyungjo"/>
-          <w:b w:val="0"/>
-          <w:i/>
-          <w:spacing w:val="-5"/>
-          <w:w w:val="100"/>
-          <w:sz w:val="18"/>
-        </w:rPr>
-        <w:t>S</w:t>
-      </w:r>
-      <w:r>
-        <w:rPr>
-          <w:rFonts w:ascii="Times New Roman" w:hAnsi="Times New Roman" w:eastAsia="AppleMyungjo"/>
-          <w:b w:val="0"/>
-          <w:i w:val="0"/>
-          <w:spacing w:val="-5"/>
-          <w:w w:val="100"/>
-          <w:sz w:val="18"/>
-        </w:rPr>
-        <w:t>⌉개 토큰으로 축약하고 채널 수에 선형으로 확장된다. 본 연구는 120일 입력을 패치 길이 5(1거래주)·스트라이드 5로 24개 토큰으로 축약하였다. 그러나 원 구조의 출력은 점 예측이므로 1장의 첫째 요구사항을 충족하지 못한다. 또한 채널 독립을 끝까지 유지하면 인코더가 채널 수만큼 반복 실행되어 둘째 요구사항과 충돌한다.</w:t>
+        <w:t>금융 시계열에 딥러닝을 적용한 연구는 순환신경망과 합성곱신경망을 중심으로 축적되었다[1]. 장단기기억 신경망으로 미국 주식의 등락 방향을 예측한 연구[17], 여러 기계학습 기법을 자산가격 결정에 적용한 연구[18]가 대표적이다. 국내에서는 해외지수와 투자자별 매매 동향을 입력으로 삼은 등락 예측[2], 가중 손실 함수를 적용한 순환 합성곱 구조[19]가 보고되었다. 이 연구들은 입력 변수와 신경망 구조를 바꾸어 정확도를 높이는 데 집중하였고, 출력은 모두 점 예측이다. 따라서 모형이 어느 시점에서 확신하지 못하는지를 사용자가 알 수 없고, 1장에서 제기한 판단 보류도 정의되지 않는다.</w:t>
       </w:r>
     </w:p>
     <w:p>
@@ -465,7 +399,7 @@
           <w:w w:val="95"/>
           <w:sz w:val="18"/>
         </w:rPr>
-        <w:t>2.2 분위 예측과 변수선택 구조</w:t>
+        <w:t>2.2 예측 분포를 내는 모형</w:t>
       </w:r>
     </w:p>
     <w:p>
@@ -485,7 +419,7 @@
           <w:w w:val="100"/>
           <w:sz w:val="18"/>
         </w:rPr>
-        <w:t>TFT[8]는 변수선택망으로 입력 채널별 소프트맥스 게이트를 학습하고, 게이트 잔차 신경망(gated residual network, GRN)으로 채널별 변환을 수행하며, 정적 공변량을 문맥 벡터로 부호화하고 복수의 분위를 동시에 산출한다. 본 연구는 이 가운데 분위 헤드를 채택하고 변수선택망은 채널 축약의 한 구현으로 비교하였으며, 시점 단위 연산 구조는 채택하지 않았다. 변수선택망을 쓰는 이유는 중요도 해석이 아니라, 채널 축을 소프트맥스 가중합으로 하나로 줄여 인코더 실행 횟수를 1회로 만드는 데 있다. 국내에서도 TFT를 다지평 예측에 적용한 연구[9]와 트랜스포머를 시계열 특성에 맞추어 변형한 연구[10]가 보고되었다.</w:t>
+        <w:t>값 하나 대신 여러 분위수를 추정하는 방법은 분위회귀[12]에서 시작되었다. Temporal Fusion Transformer(TFT)[8]는 이를 딥러닝에 적용하여, 입력 변수의 중요도를 학습하는 장치와 시점별 어텐션을 결합하고 여러 분위수를 동시에 출력한다. 국내에서도 TFT를 여러 시점 앞 예측에 적용한 연구[9], 예측 구간 전체를 한 번에 생성하도록 트랜스포머를 변형한 연구[10]가 있다. 이 계열은 판단 보류에 필요한 예측 구간을 제공한다. 단점은 연산량이다. TFT는 입력 기간의 모든 시점을 서로 비교하므로 학습 시간과 메모리가 입력 길이에 민감하다. 분위수 예측이 명목 확률을 지키는지는 별도의 문제이며, 사후에 구간을 교정하는 방법이 제안되어 있다[13].</w:t>
       </w:r>
     </w:p>
     <w:p>
@@ -504,7 +438,7 @@
           <w:w w:val="95"/>
           <w:sz w:val="18"/>
         </w:rPr>
-        <w:t>2.3 분포 이동 정규화와 분위 회귀</w:t>
+        <w:t>2.3 연산량을 줄인 시계열 트랜스포머</w:t>
       </w:r>
     </w:p>
     <w:p>
@@ -524,7 +458,26 @@
           <w:w w:val="100"/>
           <w:sz w:val="18"/>
         </w:rPr>
-        <w:t>RevIN(reversible instance normalization)[11]은 입력 윈도우별 인스턴스 정규화를 적용하고 출력에서 역변환한다. 종목과 시대에 따라 가격 수준의 의미가 달라지는 자료에서는 선택 사항이 아니라 필수 요소이다. 본 연구는 이를 선별적으로 적용하였다. 횡단면 순위 채널은 정보가 전적으로 수준에 담겨 있어 윈도우 내 표준화가 그 정보를 소거하기 때문이다.</w:t>
+        <w:t>트랜스포머[3]는 모든 시점 쌍을 비교하므로 연산량이 입력 길이의 제곱에 비례한다. 이를 줄이려고 어텐션 대상을 일부만 고르는 구조[4]와 계열을 추세와 주기로 나누는 구조[5]가 제안되었으나, 단순한 선형 모형이 이들을 앞선다는 보고[6]도 있다. PatchTST[7]는 시계열을 시점이 아니라 일정 길이의 구간 단위로 묶어 하나의 토큰으로 만든다. 비교 대상이 줄어 연산량이 감소하고, 변수마다 따로 처리하여 변수 수에 선형으로 확장된다. 이 계열의 단점은 출력이 점 예측 하나라는 것이며, 판단 보류의 근거가 되는 구간이 나오지 않는다.</w:t>
+      </w:r>
+    </w:p>
+    <w:p>
+      <w:pPr>
+        <w:keepNext/>
+        <w:autoSpaceDE w:val="0"/>
+        <w:autoSpaceDN w:val="0"/>
+        <w:spacing w:after="20" w:before="0" w:line="280" w:lineRule="exact"/>
+      </w:pPr>
+      <w:r>
+        <w:rPr>
+          <w:rFonts w:ascii="Times New Roman" w:hAnsi="Times New Roman" w:eastAsia="Apple SD Gothic Neo"/>
+          <w:b/>
+          <w:i w:val="0"/>
+          <w:spacing w:val="-9"/>
+          <w:w w:val="95"/>
+          <w:sz w:val="18"/>
+        </w:rPr>
+        <w:t>2.4 판단 보류를 다룬 연구</w:t>
       </w:r>
     </w:p>
     <w:p>
@@ -544,246 +497,26 @@
           <w:w w:val="100"/>
           <w:sz w:val="18"/>
         </w:rPr>
-        <w:t xml:space="preserve">분위회귀[12]를 신경망 출력에 적용한 것이 핀볼 손실이며, 분위 </w:t>
-      </w:r>
-      <w:r>
-        <w:rPr>
-          <w:rFonts w:ascii="Times New Roman" w:hAnsi="Times New Roman" w:eastAsia="AppleMyungjo"/>
-          <w:b w:val="0"/>
-          <w:i/>
-          <w:spacing w:val="-5"/>
-          <w:w w:val="100"/>
-          <w:sz w:val="18"/>
-        </w:rPr>
-        <w:t>τ</w:t>
-      </w:r>
-      <w:r>
-        <w:rPr>
-          <w:rFonts w:ascii="Times New Roman" w:hAnsi="Times New Roman" w:eastAsia="AppleMyungjo"/>
-          <w:b w:val="0"/>
-          <w:i w:val="0"/>
-          <w:spacing w:val="-5"/>
-          <w:w w:val="100"/>
-          <w:sz w:val="18"/>
-        </w:rPr>
-        <w:t>에 대하여 식 (1)과 같이 정의된다.</w:t>
+        <w:t>모형이 일부 입력에 답을 내지 않는 선택지는 기각 옵션(reject option)으로 형식화되어 있다[14]. 오답 비용과 기각 비용의 교환관계로 최적 기각 영역을 정의한 이 틀은 선택적 예측(selective prediction)으로 일반화되어, 답을 낸 비율과 그 표본에서의 오차를 함께 보고하는 평가 방식으로 자리잡았다[15]. 심층 신경망에서는 이미 학습된 모형의 신뢰도 점수로 기각 영역을 정하는 방법이 제안되었다[16]. 이 연구들은 분류 문제를 대상으로 하고 선택 기준으로 예측 확률을 쓴다. 회귀 문제에는 그 확률이 없어 같은 방법을 그대로 적용할 수 없다.</w:t>
       </w:r>
     </w:p>
     <w:p>
       <w:pPr>
+        <w:keepNext/>
         <w:autoSpaceDE w:val="0"/>
         <w:autoSpaceDN w:val="0"/>
-        <w:spacing w:after="80" w:before="0" w:line="280" w:lineRule="exact"/>
-        <w:jc w:val="center"/>
+        <w:spacing w:after="20" w:before="0" w:line="280" w:lineRule="exact"/>
       </w:pPr>
       <w:r>
         <w:rPr>
-          <w:rFonts w:ascii="Times New Roman" w:hAnsi="Times New Roman" w:eastAsia="AppleMyungjo"/>
-          <w:b w:val="0"/>
+          <w:rFonts w:ascii="Times New Roman" w:hAnsi="Times New Roman" w:eastAsia="Apple SD Gothic Neo"/>
+          <w:b/>
           <w:i w:val="0"/>
-          <w:spacing w:val="-5"/>
-          <w:w w:val="100"/>
+          <w:spacing w:val="-9"/>
+          <w:w w:val="95"/>
           <w:sz w:val="18"/>
         </w:rPr>
-        <w:t>L(</w:t>
-      </w:r>
-      <w:r>
-        <w:rPr>
-          <w:rFonts w:ascii="Times New Roman" w:hAnsi="Times New Roman" w:eastAsia="AppleMyungjo"/>
-          <w:b w:val="0"/>
-          <w:i/>
-          <w:spacing w:val="-5"/>
-          <w:w w:val="100"/>
-          <w:sz w:val="18"/>
-        </w:rPr>
-        <w:t>τ</w:t>
-      </w:r>
-      <w:r>
-        <w:rPr>
-          <w:rFonts w:ascii="Times New Roman" w:hAnsi="Times New Roman" w:eastAsia="AppleMyungjo"/>
-          <w:b w:val="0"/>
-          <w:i w:val="0"/>
-          <w:spacing w:val="-5"/>
-          <w:w w:val="100"/>
-          <w:sz w:val="18"/>
-        </w:rPr>
-        <w:t xml:space="preserve">; </w:t>
-      </w:r>
-      <w:r>
-        <w:rPr>
-          <w:rFonts w:ascii="Times New Roman" w:hAnsi="Times New Roman" w:eastAsia="AppleMyungjo"/>
-          <w:b w:val="0"/>
-          <w:i/>
-          <w:spacing w:val="-5"/>
-          <w:w w:val="100"/>
-          <w:sz w:val="18"/>
-        </w:rPr>
-        <w:t>y</w:t>
-      </w:r>
-      <w:r>
-        <w:rPr>
-          <w:rFonts w:ascii="Times New Roman" w:hAnsi="Times New Roman" w:eastAsia="AppleMyungjo"/>
-          <w:b w:val="0"/>
-          <w:i w:val="0"/>
-          <w:spacing w:val="-5"/>
-          <w:w w:val="100"/>
-          <w:sz w:val="18"/>
-        </w:rPr>
-        <w:t xml:space="preserve">, </w:t>
-      </w:r>
-      <w:r>
-        <w:rPr>
-          <w:rFonts w:ascii="Times New Roman" w:hAnsi="Times New Roman" w:eastAsia="AppleMyungjo"/>
-          <w:b w:val="0"/>
-          <w:i/>
-          <w:spacing w:val="-5"/>
-          <w:w w:val="100"/>
-          <w:sz w:val="18"/>
-        </w:rPr>
-        <w:t>ŷ</w:t>
-      </w:r>
-      <w:r>
-        <w:rPr>
-          <w:rFonts w:ascii="Times New Roman" w:hAnsi="Times New Roman" w:eastAsia="AppleMyungjo"/>
-          <w:b w:val="0"/>
-          <w:i w:val="0"/>
-          <w:spacing w:val="-5"/>
-          <w:w w:val="100"/>
-          <w:sz w:val="18"/>
-        </w:rPr>
-        <w:t xml:space="preserve">) = max[ </w:t>
-      </w:r>
-      <w:r>
-        <w:rPr>
-          <w:rFonts w:ascii="Times New Roman" w:hAnsi="Times New Roman" w:eastAsia="AppleMyungjo"/>
-          <w:b w:val="0"/>
-          <w:i/>
-          <w:spacing w:val="-5"/>
-          <w:w w:val="100"/>
-          <w:sz w:val="18"/>
-        </w:rPr>
-        <w:t>τ</w:t>
-      </w:r>
-      <w:r>
-        <w:rPr>
-          <w:rFonts w:ascii="Times New Roman" w:hAnsi="Times New Roman" w:eastAsia="AppleMyungjo"/>
-          <w:b w:val="0"/>
-          <w:i w:val="0"/>
-          <w:spacing w:val="-5"/>
-          <w:w w:val="100"/>
-          <w:sz w:val="18"/>
-        </w:rPr>
-        <w:t>(</w:t>
-      </w:r>
-      <w:r>
-        <w:rPr>
-          <w:rFonts w:ascii="Times New Roman" w:hAnsi="Times New Roman" w:eastAsia="AppleMyungjo"/>
-          <w:b w:val="0"/>
-          <w:i/>
-          <w:spacing w:val="-5"/>
-          <w:w w:val="100"/>
-          <w:sz w:val="18"/>
-        </w:rPr>
-        <w:t>y</w:t>
-      </w:r>
-      <w:r>
-        <w:rPr>
-          <w:rFonts w:ascii="Times New Roman" w:hAnsi="Times New Roman" w:eastAsia="AppleMyungjo"/>
-          <w:b w:val="0"/>
-          <w:i w:val="0"/>
-          <w:spacing w:val="-5"/>
-          <w:w w:val="100"/>
-          <w:sz w:val="18"/>
-        </w:rPr>
-        <w:t xml:space="preserve"> − </w:t>
-      </w:r>
-      <w:r>
-        <w:rPr>
-          <w:rFonts w:ascii="Times New Roman" w:hAnsi="Times New Roman" w:eastAsia="AppleMyungjo"/>
-          <w:b w:val="0"/>
-          <w:i/>
-          <w:spacing w:val="-5"/>
-          <w:w w:val="100"/>
-          <w:sz w:val="18"/>
-        </w:rPr>
-        <w:t>ŷ</w:t>
-      </w:r>
-      <w:r>
-        <w:rPr>
-          <w:rFonts w:ascii="Times New Roman" w:hAnsi="Times New Roman" w:eastAsia="AppleMyungjo"/>
-          <w:b w:val="0"/>
-          <w:i w:val="0"/>
-          <w:spacing w:val="-5"/>
-          <w:w w:val="100"/>
-          <w:sz w:val="18"/>
-        </w:rPr>
-        <w:t>), (</w:t>
-      </w:r>
-      <w:r>
-        <w:rPr>
-          <w:rFonts w:ascii="Times New Roman" w:hAnsi="Times New Roman" w:eastAsia="AppleMyungjo"/>
-          <w:b w:val="0"/>
-          <w:i/>
-          <w:spacing w:val="-5"/>
-          <w:w w:val="100"/>
-          <w:sz w:val="18"/>
-        </w:rPr>
-        <w:t>τ</w:t>
-      </w:r>
-      <w:r>
-        <w:rPr>
-          <w:rFonts w:ascii="Times New Roman" w:hAnsi="Times New Roman" w:eastAsia="AppleMyungjo"/>
-          <w:b w:val="0"/>
-          <w:i w:val="0"/>
-          <w:spacing w:val="-5"/>
-          <w:w w:val="100"/>
-          <w:sz w:val="18"/>
-        </w:rPr>
-        <w:t xml:space="preserve"> − 1)(</w:t>
-      </w:r>
-      <w:r>
-        <w:rPr>
-          <w:rFonts w:ascii="Times New Roman" w:hAnsi="Times New Roman" w:eastAsia="AppleMyungjo"/>
-          <w:b w:val="0"/>
-          <w:i/>
-          <w:spacing w:val="-5"/>
-          <w:w w:val="100"/>
-          <w:sz w:val="18"/>
-        </w:rPr>
-        <w:t>y</w:t>
-      </w:r>
-      <w:r>
-        <w:rPr>
-          <w:rFonts w:ascii="Times New Roman" w:hAnsi="Times New Roman" w:eastAsia="AppleMyungjo"/>
-          <w:b w:val="0"/>
-          <w:i w:val="0"/>
-          <w:spacing w:val="-5"/>
-          <w:w w:val="100"/>
-          <w:sz w:val="18"/>
-        </w:rPr>
-        <w:t xml:space="preserve"> − </w:t>
-      </w:r>
-      <w:r>
-        <w:rPr>
-          <w:rFonts w:ascii="Times New Roman" w:hAnsi="Times New Roman" w:eastAsia="AppleMyungjo"/>
-          <w:b w:val="0"/>
-          <w:i/>
-          <w:spacing w:val="-5"/>
-          <w:w w:val="100"/>
-          <w:sz w:val="18"/>
-        </w:rPr>
-        <w:t>ŷ</w:t>
-      </w:r>
-      <w:r>
-        <w:rPr>
-          <w:rFonts w:ascii="Times New Roman" w:hAnsi="Times New Roman" w:eastAsia="AppleMyungjo"/>
-          <w:b w:val="0"/>
-          <w:i w:val="0"/>
-          <w:spacing w:val="-5"/>
-          <w:w w:val="100"/>
-          <w:sz w:val="18"/>
-        </w:rPr>
-        <w:t>) ]    (1)</w:t>
+        <w:t>2.5 본 연구의 위치</w:t>
       </w:r>
     </w:p>
     <w:p>
@@ -803,127 +536,7 @@
           <w:w w:val="100"/>
           <w:sz w:val="18"/>
         </w:rPr>
-        <w:t xml:space="preserve">본 연구는 </w:t>
-      </w:r>
-      <w:r>
-        <w:rPr>
-          <w:rFonts w:ascii="Times New Roman" w:hAnsi="Times New Roman" w:eastAsia="AppleMyungjo"/>
-          <w:b w:val="0"/>
-          <w:i/>
-          <w:spacing w:val="-5"/>
-          <w:w w:val="100"/>
-          <w:sz w:val="18"/>
-        </w:rPr>
-        <w:t>τ</w:t>
-      </w:r>
-      <w:r>
-        <w:rPr>
-          <w:rFonts w:ascii="Times New Roman" w:hAnsi="Times New Roman" w:eastAsia="AppleMyungjo"/>
-          <w:b w:val="0"/>
-          <w:i w:val="0"/>
-          <w:spacing w:val="-5"/>
-          <w:w w:val="100"/>
-          <w:sz w:val="18"/>
-        </w:rPr>
-        <w:t xml:space="preserve"> ∈ {0.1, 0.5, 0.9}를 동시에 학습한다. 분위 예측은 불확실성을 예측 결과 자체로 산출하므로, 앙상블 분산 없이 보류 규칙을 정의할 수 있다. 분위 예측의 구간이 명목 수준을 지키는지는 별도 문제이며 등각예측을 분위회귀에 결합한 교정 방법이 제안되어 있다[13]. 본 연구의 교정 상태는 6장에 밝힌다.</w:t>
-      </w:r>
-    </w:p>
-    <w:p>
-      <w:pPr>
-        <w:keepNext/>
-        <w:autoSpaceDE w:val="0"/>
-        <w:autoSpaceDN w:val="0"/>
-        <w:spacing w:after="20" w:before="0" w:line="280" w:lineRule="exact"/>
-      </w:pPr>
-      <w:r>
-        <w:rPr>
-          <w:rFonts w:ascii="Times New Roman" w:hAnsi="Times New Roman" w:eastAsia="Apple SD Gothic Neo"/>
-          <w:b/>
-          <w:i w:val="0"/>
-          <w:spacing w:val="-9"/>
-          <w:w w:val="95"/>
-          <w:sz w:val="18"/>
-        </w:rPr>
-        <w:t>2.4 선택적 예측과 보류</w:t>
-      </w:r>
-    </w:p>
-    <w:p>
-      <w:pPr>
-        <w:autoSpaceDE w:val="0"/>
-        <w:autoSpaceDN w:val="0"/>
-        <w:spacing w:after="80" w:before="0" w:line="280" w:lineRule="exact"/>
-        <w:ind w:firstLine="180"/>
-        <w:jc w:val="both"/>
-      </w:pPr>
-      <w:r>
-        <w:rPr>
-          <w:rFonts w:ascii="Times New Roman" w:hAnsi="Times New Roman" w:eastAsia="AppleMyungjo"/>
-          <w:b w:val="0"/>
-          <w:i w:val="0"/>
-          <w:spacing w:val="-5"/>
-          <w:w w:val="100"/>
-          <w:sz w:val="18"/>
-        </w:rPr>
-        <w:t>예측 모형이 일부 입력에 대해 답을 내지 않는 선택지는 기각 옵션(reject option)으로 형식화되어 있다[14]. 오분류 비용과 기각 비용의 교환관계로 최적 기각 영역을 정의한 이 틀은 이후 선택적 예측(selective prediction)으로 일반화되어, 적용률과 적용된 표본에서의 위험을 함께 보고하는 평가 방식으로 자리잡았고[15], 심층 신경망에서는 선택 함수를 별도 헤드로 학습하는 방법이 제안되었다[16]. 본 연구의 보류은 이들과 두 가지 점에서 다르다. 첫째, 분류가 아니라 회귀이므로 선택 점수가 확률이 아니라 예측 구간의 폭이다. 둘째, 선택 함수를 따로 학습하지 않고 이미 산출된 분위 예측에서 파생되므로 모형에 추가 비용이 들지 않는다. 대신 보류율이 학습으로 최적화되지 않고 임계값으로 정해지므로, 임계값 선택이 결과에 미치는 영향을 5.3절에서 따로 확인한다.</w:t>
-      </w:r>
-    </w:p>
-    <w:p>
-      <w:pPr>
-        <w:keepNext/>
-        <w:autoSpaceDE w:val="0"/>
-        <w:autoSpaceDN w:val="0"/>
-        <w:spacing w:after="20" w:before="0" w:line="280" w:lineRule="exact"/>
-      </w:pPr>
-      <w:r>
-        <w:rPr>
-          <w:rFonts w:ascii="Times New Roman" w:hAnsi="Times New Roman" w:eastAsia="Apple SD Gothic Neo"/>
-          <w:b/>
-          <w:i w:val="0"/>
-          <w:spacing w:val="-9"/>
-          <w:w w:val="95"/>
-          <w:sz w:val="18"/>
-        </w:rPr>
-        <w:t>2.5 기준 모형과 본 연구의 위치</w:t>
-      </w:r>
-    </w:p>
-    <w:p>
-      <w:pPr>
-        <w:autoSpaceDE w:val="0"/>
-        <w:autoSpaceDN w:val="0"/>
-        <w:spacing w:after="80" w:before="0" w:line="280" w:lineRule="exact"/>
-        <w:ind w:firstLine="180"/>
-        <w:jc w:val="both"/>
-      </w:pPr>
-      <w:r>
-        <w:rPr>
-          <w:rFonts w:ascii="Times New Roman" w:hAnsi="Times New Roman" w:eastAsia="AppleMyungjo"/>
-          <w:b w:val="0"/>
-          <w:i w:val="0"/>
-          <w:spacing w:val="-5"/>
-          <w:w w:val="100"/>
-          <w:sz w:val="18"/>
-        </w:rPr>
-        <w:t>1장에서 언급한 금융 시계열 딥러닝 연구[1] 가운데, 장단기기억 신경망으로 미국 주식의 방향을 예측한 연구[17]와 다수의 머신러닝 기법을 자산가격 결정에 적용한 연구[18]가 대표적이다. 국내에서는 해외지수와 투자자별 매매 동향을 입력으로 삼은 등락 예측[2], 가중 손실 함수를 적용한 순환 합성곱 구조[19]가 보고되었다. 본 연구는 [2]와 마찬가지로 해외지수와 투자자 수급을 입력에 포함하되, 예측을 점이 아니라 분포로 산출한다는 점이 다르다.</w:t>
-      </w:r>
-    </w:p>
-    <w:p>
-      <w:pPr>
-        <w:autoSpaceDE w:val="0"/>
-        <w:autoSpaceDN w:val="0"/>
-        <w:spacing w:after="80" w:before="0" w:line="280" w:lineRule="exact"/>
-        <w:ind w:firstLine="180"/>
-        <w:jc w:val="both"/>
-      </w:pPr>
-      <w:r>
-        <w:rPr>
-          <w:rFonts w:ascii="Times New Roman" w:hAnsi="Times New Roman" w:eastAsia="AppleMyungjo"/>
-          <w:b w:val="0"/>
-          <w:i w:val="0"/>
-          <w:spacing w:val="-5"/>
-          <w:w w:val="100"/>
-          <w:sz w:val="18"/>
-        </w:rPr>
-        <w:t>잘 조정된 단순 기준모형과의 비교가 부재하여 개선폭이 과장되기 쉽다는 지적은 예측 문헌에서 반복되어 왔으므로[20], 본 연구는 동일 조건의 그래디언트 부스팅 결정트리(gradient boosting decision tree, GBDT) 기준모형을 함께 측정하여 5장에 보고한다.</w:t>
+        <w:t>앞의 세 계열에는 각각 하나가 빠져 있다. 주가 예측 연구는 점 예측만 내고, 분포를 내는 모형은 연산량이 크며, 연산량이 적은 모형은 분포를 내지 않는다. 선택적 예측은 보류의 틀을 주지만 분류를 전제한다. 본 연구는 구간 단위로 토큰을 만드는 가벼운 구조에 여러 분위수를 내는 출력층을 붙이고, 예측 구간의 폭을 기준으로 회귀에서 판단 보류를 정의한다. 폭은 이미 산출된 분위수에서 바로 얻으므로 보류에 추가 학습이나 추가 연산이 들지 않는다. 한편 잘 조정된 단순 기준모형과 비교하지 않으면 개선폭이 과장되기 쉽다는 지적이 예측 문헌에서 반복되어 왔으므로[20], 같은 조건의 그래디언트 부스팅 결정트리(gradient boosting decision tree, GBDT) 기준모형을 함께 측정하여 5장에 보고한다.</w:t>
       </w:r>
     </w:p>
     <w:p>
@@ -1732,21 +1345,22 @@
     </w:p>
     <w:p>
       <w:pPr>
-        <w:keepNext/>
         <w:autoSpaceDE w:val="0"/>
         <w:autoSpaceDN w:val="0"/>
-        <w:spacing w:after="20" w:before="0" w:line="280" w:lineRule="exact"/>
+        <w:spacing w:after="80" w:before="0" w:line="280" w:lineRule="exact"/>
+        <w:ind w:firstLine="180"/>
+        <w:jc w:val="both"/>
       </w:pPr>
       <w:r>
         <w:rPr>
-          <w:rFonts w:ascii="Times New Roman" w:hAnsi="Times New Roman" w:eastAsia="Apple SD Gothic Neo"/>
-          <w:b/>
+          <w:rFonts w:ascii="Times New Roman" w:hAnsi="Times New Roman" w:eastAsia="AppleMyungjo"/>
+          <w:b w:val="0"/>
           <w:i w:val="0"/>
-          <w:spacing w:val="-9"/>
-          <w:w w:val="95"/>
+          <w:spacing w:val="-5"/>
+          <w:w w:val="100"/>
           <w:sz w:val="18"/>
         </w:rPr>
-        <w:t>3.3 결합 과정의 설계 결정</w:t>
+        <w:t>입력은 윈도우마다 정규화한다. 각 윈도우의 통계로 입력을 표준화하고 출력에서 되돌리는 방식이며[11], 종목과 시대에 따라 가격 수준의 의미가 달라지는 자료에서는 필수적이다. 다만 횡단면 순위 채널에는 적용하지 않았다. 이 채널은 정보가 값의 수준 자체에 담겨 있어, 윈도우 안에서 표준화하면 그 정보가 사라진다.</w:t>
       </w:r>
     </w:p>
     <w:p>
@@ -1766,15 +1380,19 @@
           <w:w w:val="100"/>
           <w:sz w:val="18"/>
         </w:rPr>
-        <w:t>아래 1)과 2)는 구조의 필수 요소가 아니라 비교 검토한 설계 선택지이며, 각각의 기여는 5.4절의 제거 실험으로 확인한다. 3)은 보류 규칙이 의존하는 구조적 요건이다.</w:t>
-      </w:r>
-    </w:p>
-    <w:p>
-      <w:pPr>
-        <w:autoSpaceDE w:val="0"/>
-        <w:autoSpaceDN w:val="0"/>
-        <w:spacing w:after="60" w:before="0" w:line="280" w:lineRule="exact"/>
-      </w:pPr>
+        <w:t xml:space="preserve">모형의 출력은 세 개의 분위수다. 분위수를 학습시키는 손실은 분위회귀[12]에서 온 핀볼 손실이며, 분위 </w:t>
+      </w:r>
+      <w:r>
+        <w:rPr>
+          <w:rFonts w:ascii="Times New Roman" w:hAnsi="Times New Roman" w:eastAsia="AppleMyungjo"/>
+          <w:b w:val="0"/>
+          <w:i/>
+          <w:spacing w:val="-5"/>
+          <w:w w:val="100"/>
+          <w:sz w:val="18"/>
+        </w:rPr>
+        <w:t>τ</w:t>
+      </w:r>
       <w:r>
         <w:rPr>
           <w:rFonts w:ascii="Times New Roman" w:hAnsi="Times New Roman" w:eastAsia="AppleMyungjo"/>
@@ -1784,7 +1402,224 @@
           <w:w w:val="100"/>
           <w:sz w:val="18"/>
         </w:rPr>
-        <w:t>1) 변수선택망의 역할과 배치</w:t>
+        <w:t>에 대하여 식 (1)과 같이 정의된다.</w:t>
+      </w:r>
+    </w:p>
+    <w:p>
+      <w:pPr>
+        <w:autoSpaceDE w:val="0"/>
+        <w:autoSpaceDN w:val="0"/>
+        <w:spacing w:after="80" w:before="0" w:line="280" w:lineRule="exact"/>
+        <w:jc w:val="center"/>
+      </w:pPr>
+      <w:r>
+        <w:rPr>
+          <w:rFonts w:ascii="Times New Roman" w:hAnsi="Times New Roman" w:eastAsia="AppleMyungjo"/>
+          <w:b w:val="0"/>
+          <w:i w:val="0"/>
+          <w:spacing w:val="-5"/>
+          <w:w w:val="100"/>
+          <w:sz w:val="18"/>
+        </w:rPr>
+        <w:t>L(</w:t>
+      </w:r>
+      <w:r>
+        <w:rPr>
+          <w:rFonts w:ascii="Times New Roman" w:hAnsi="Times New Roman" w:eastAsia="AppleMyungjo"/>
+          <w:b w:val="0"/>
+          <w:i/>
+          <w:spacing w:val="-5"/>
+          <w:w w:val="100"/>
+          <w:sz w:val="18"/>
+        </w:rPr>
+        <w:t>τ</w:t>
+      </w:r>
+      <w:r>
+        <w:rPr>
+          <w:rFonts w:ascii="Times New Roman" w:hAnsi="Times New Roman" w:eastAsia="AppleMyungjo"/>
+          <w:b w:val="0"/>
+          <w:i w:val="0"/>
+          <w:spacing w:val="-5"/>
+          <w:w w:val="100"/>
+          <w:sz w:val="18"/>
+        </w:rPr>
+        <w:t xml:space="preserve">; </w:t>
+      </w:r>
+      <w:r>
+        <w:rPr>
+          <w:rFonts w:ascii="Times New Roman" w:hAnsi="Times New Roman" w:eastAsia="AppleMyungjo"/>
+          <w:b w:val="0"/>
+          <w:i/>
+          <w:spacing w:val="-5"/>
+          <w:w w:val="100"/>
+          <w:sz w:val="18"/>
+        </w:rPr>
+        <w:t>y</w:t>
+      </w:r>
+      <w:r>
+        <w:rPr>
+          <w:rFonts w:ascii="Times New Roman" w:hAnsi="Times New Roman" w:eastAsia="AppleMyungjo"/>
+          <w:b w:val="0"/>
+          <w:i w:val="0"/>
+          <w:spacing w:val="-5"/>
+          <w:w w:val="100"/>
+          <w:sz w:val="18"/>
+        </w:rPr>
+        <w:t xml:space="preserve">, </w:t>
+      </w:r>
+      <w:r>
+        <w:rPr>
+          <w:rFonts w:ascii="Times New Roman" w:hAnsi="Times New Roman" w:eastAsia="AppleMyungjo"/>
+          <w:b w:val="0"/>
+          <w:i/>
+          <w:spacing w:val="-5"/>
+          <w:w w:val="100"/>
+          <w:sz w:val="18"/>
+        </w:rPr>
+        <w:t>ŷ</w:t>
+      </w:r>
+      <w:r>
+        <w:rPr>
+          <w:rFonts w:ascii="Times New Roman" w:hAnsi="Times New Roman" w:eastAsia="AppleMyungjo"/>
+          <w:b w:val="0"/>
+          <w:i w:val="0"/>
+          <w:spacing w:val="-5"/>
+          <w:w w:val="100"/>
+          <w:sz w:val="18"/>
+        </w:rPr>
+        <w:t xml:space="preserve">) = max[ </w:t>
+      </w:r>
+      <w:r>
+        <w:rPr>
+          <w:rFonts w:ascii="Times New Roman" w:hAnsi="Times New Roman" w:eastAsia="AppleMyungjo"/>
+          <w:b w:val="0"/>
+          <w:i/>
+          <w:spacing w:val="-5"/>
+          <w:w w:val="100"/>
+          <w:sz w:val="18"/>
+        </w:rPr>
+        <w:t>τ</w:t>
+      </w:r>
+      <w:r>
+        <w:rPr>
+          <w:rFonts w:ascii="Times New Roman" w:hAnsi="Times New Roman" w:eastAsia="AppleMyungjo"/>
+          <w:b w:val="0"/>
+          <w:i w:val="0"/>
+          <w:spacing w:val="-5"/>
+          <w:w w:val="100"/>
+          <w:sz w:val="18"/>
+        </w:rPr>
+        <w:t>(</w:t>
+      </w:r>
+      <w:r>
+        <w:rPr>
+          <w:rFonts w:ascii="Times New Roman" w:hAnsi="Times New Roman" w:eastAsia="AppleMyungjo"/>
+          <w:b w:val="0"/>
+          <w:i/>
+          <w:spacing w:val="-5"/>
+          <w:w w:val="100"/>
+          <w:sz w:val="18"/>
+        </w:rPr>
+        <w:t>y</w:t>
+      </w:r>
+      <w:r>
+        <w:rPr>
+          <w:rFonts w:ascii="Times New Roman" w:hAnsi="Times New Roman" w:eastAsia="AppleMyungjo"/>
+          <w:b w:val="0"/>
+          <w:i w:val="0"/>
+          <w:spacing w:val="-5"/>
+          <w:w w:val="100"/>
+          <w:sz w:val="18"/>
+        </w:rPr>
+        <w:t xml:space="preserve"> − </w:t>
+      </w:r>
+      <w:r>
+        <w:rPr>
+          <w:rFonts w:ascii="Times New Roman" w:hAnsi="Times New Roman" w:eastAsia="AppleMyungjo"/>
+          <w:b w:val="0"/>
+          <w:i/>
+          <w:spacing w:val="-5"/>
+          <w:w w:val="100"/>
+          <w:sz w:val="18"/>
+        </w:rPr>
+        <w:t>ŷ</w:t>
+      </w:r>
+      <w:r>
+        <w:rPr>
+          <w:rFonts w:ascii="Times New Roman" w:hAnsi="Times New Roman" w:eastAsia="AppleMyungjo"/>
+          <w:b w:val="0"/>
+          <w:i w:val="0"/>
+          <w:spacing w:val="-5"/>
+          <w:w w:val="100"/>
+          <w:sz w:val="18"/>
+        </w:rPr>
+        <w:t>), (</w:t>
+      </w:r>
+      <w:r>
+        <w:rPr>
+          <w:rFonts w:ascii="Times New Roman" w:hAnsi="Times New Roman" w:eastAsia="AppleMyungjo"/>
+          <w:b w:val="0"/>
+          <w:i/>
+          <w:spacing w:val="-5"/>
+          <w:w w:val="100"/>
+          <w:sz w:val="18"/>
+        </w:rPr>
+        <w:t>τ</w:t>
+      </w:r>
+      <w:r>
+        <w:rPr>
+          <w:rFonts w:ascii="Times New Roman" w:hAnsi="Times New Roman" w:eastAsia="AppleMyungjo"/>
+          <w:b w:val="0"/>
+          <w:i w:val="0"/>
+          <w:spacing w:val="-5"/>
+          <w:w w:val="100"/>
+          <w:sz w:val="18"/>
+        </w:rPr>
+        <w:t xml:space="preserve"> − 1)(</w:t>
+      </w:r>
+      <w:r>
+        <w:rPr>
+          <w:rFonts w:ascii="Times New Roman" w:hAnsi="Times New Roman" w:eastAsia="AppleMyungjo"/>
+          <w:b w:val="0"/>
+          <w:i/>
+          <w:spacing w:val="-5"/>
+          <w:w w:val="100"/>
+          <w:sz w:val="18"/>
+        </w:rPr>
+        <w:t>y</w:t>
+      </w:r>
+      <w:r>
+        <w:rPr>
+          <w:rFonts w:ascii="Times New Roman" w:hAnsi="Times New Roman" w:eastAsia="AppleMyungjo"/>
+          <w:b w:val="0"/>
+          <w:i w:val="0"/>
+          <w:spacing w:val="-5"/>
+          <w:w w:val="100"/>
+          <w:sz w:val="18"/>
+        </w:rPr>
+        <w:t xml:space="preserve"> − </w:t>
+      </w:r>
+      <w:r>
+        <w:rPr>
+          <w:rFonts w:ascii="Times New Roman" w:hAnsi="Times New Roman" w:eastAsia="AppleMyungjo"/>
+          <w:b w:val="0"/>
+          <w:i/>
+          <w:spacing w:val="-5"/>
+          <w:w w:val="100"/>
+          <w:sz w:val="18"/>
+        </w:rPr>
+        <w:t>ŷ</w:t>
+      </w:r>
+      <w:r>
+        <w:rPr>
+          <w:rFonts w:ascii="Times New Roman" w:hAnsi="Times New Roman" w:eastAsia="AppleMyungjo"/>
+          <w:b w:val="0"/>
+          <w:i w:val="0"/>
+          <w:spacing w:val="-5"/>
+          <w:w w:val="100"/>
+          <w:sz w:val="18"/>
+        </w:rPr>
+        <w:t>) ]    (1)</w:t>
       </w:r>
     </w:p>
     <w:p>
@@ -1804,16 +1639,8 @@
           <w:w w:val="100"/>
           <w:sz w:val="18"/>
         </w:rPr>
-        <w:t>패치 임베딩은 각 채널을 독립적으로 24개 토큰으로 변환한다. 채널 축을 줄이는 데 연산이 가장 적은 방법은 선형 합치기이며 매크로 경로에는 그 방식을 썼으나, 종목 채널에는 변수선택망을 두었다. 소프트맥스 게이트가 정적 문맥으로 조건화되어 섹터와 시가총액 구간에 따라 다른 가중을 주기 때문이다. 변수선택망은 그 게이트를 채널 축에 적용한다(식 2, 3).</w:t>
-      </w:r>
-    </w:p>
-    <w:p>
-      <w:pPr>
-        <w:autoSpaceDE w:val="0"/>
-        <w:autoSpaceDN w:val="0"/>
-        <w:spacing w:after="80" w:before="0" w:line="280" w:lineRule="exact"/>
-        <w:jc w:val="center"/>
-      </w:pPr>
+        <w:t xml:space="preserve">본 연구는 </w:t>
+      </w:r>
       <w:r>
         <w:rPr>
           <w:rFonts w:ascii="Times New Roman" w:hAnsi="Times New Roman" w:eastAsia="AppleMyungjo"/>
@@ -1823,19 +1650,7 @@
           <w:w w:val="100"/>
           <w:sz w:val="18"/>
         </w:rPr>
-        <w:t>v</w:t>
-      </w:r>
-      <w:r>
-        <w:rPr>
-          <w:rFonts w:ascii="Times New Roman" w:hAnsi="Times New Roman" w:eastAsia="AppleMyungjo"/>
-          <w:b w:val="0"/>
-          <w:i/>
-          <w:spacing w:val="-5"/>
-          <w:w w:val="100"/>
-          <w:sz w:val="18"/>
-          <w:vertAlign w:val="subscript"/>
-        </w:rPr>
-        <w:t>n</w:t>
+        <w:t>τ</w:t>
       </w:r>
       <w:r>
         <w:rPr>
@@ -1846,298 +1661,26 @@
           <w:w w:val="100"/>
           <w:sz w:val="18"/>
         </w:rPr>
-        <w:t xml:space="preserve"> = softmax( GRN( [ flat(</w:t>
-      </w:r>
-      <w:r>
-        <w:rPr>
-          <w:rFonts w:ascii="Times New Roman" w:hAnsi="Times New Roman" w:eastAsia="AppleMyungjo"/>
-          <w:b w:val="0"/>
-          <w:i/>
-          <w:spacing w:val="-5"/>
-          <w:w w:val="100"/>
-          <w:sz w:val="18"/>
-        </w:rPr>
-        <w:t>E</w:t>
-      </w:r>
-      <w:r>
-        <w:rPr>
-          <w:rFonts w:ascii="Times New Roman" w:hAnsi="Times New Roman" w:eastAsia="AppleMyungjo"/>
-          <w:b w:val="0"/>
-          <w:i/>
-          <w:spacing w:val="-5"/>
-          <w:w w:val="100"/>
-          <w:sz w:val="18"/>
-          <w:vertAlign w:val="subscript"/>
-        </w:rPr>
-        <w:t>n</w:t>
-      </w:r>
-      <w:r>
-        <w:rPr>
-          <w:rFonts w:ascii="Times New Roman" w:hAnsi="Times New Roman" w:eastAsia="AppleMyungjo"/>
-          <w:b w:val="0"/>
-          <w:i w:val="0"/>
-          <w:spacing w:val="-5"/>
-          <w:w w:val="100"/>
-          <w:sz w:val="18"/>
-        </w:rPr>
-        <w:t xml:space="preserve">) ; </w:t>
-      </w:r>
-      <w:r>
-        <w:rPr>
-          <w:rFonts w:ascii="Times New Roman" w:hAnsi="Times New Roman" w:eastAsia="AppleMyungjo"/>
-          <w:b w:val="0"/>
-          <w:i/>
-          <w:spacing w:val="-5"/>
-          <w:w w:val="100"/>
-          <w:sz w:val="18"/>
-        </w:rPr>
-        <w:t>c</w:t>
-      </w:r>
-      <w:r>
-        <w:rPr>
-          <w:rFonts w:ascii="Times New Roman" w:hAnsi="Times New Roman" w:eastAsia="AppleMyungjo"/>
-          <w:b w:val="0"/>
-          <w:i/>
-          <w:spacing w:val="-5"/>
-          <w:w w:val="100"/>
-          <w:sz w:val="18"/>
-          <w:vertAlign w:val="subscript"/>
-        </w:rPr>
-        <w:t>s</w:t>
-      </w:r>
-      <w:r>
-        <w:rPr>
-          <w:rFonts w:ascii="Times New Roman" w:hAnsi="Times New Roman" w:eastAsia="AppleMyungjo"/>
-          <w:b w:val="0"/>
-          <w:i w:val="0"/>
-          <w:spacing w:val="-5"/>
-          <w:w w:val="100"/>
-          <w:sz w:val="18"/>
-        </w:rPr>
-        <w:t xml:space="preserve"> ] ) ) ∈ ℝ</w:t>
-      </w:r>
-      <w:r>
-        <w:rPr>
-          <w:rFonts w:ascii="Times New Roman" w:hAnsi="Times New Roman" w:eastAsia="AppleMyungjo"/>
-          <w:b w:val="0"/>
-          <w:i/>
-          <w:spacing w:val="-5"/>
-          <w:w w:val="100"/>
-          <w:sz w:val="18"/>
-          <w:vertAlign w:val="superscript"/>
-        </w:rPr>
-        <w:t>C</w:t>
-      </w:r>
-      <w:r>
-        <w:rPr>
-          <w:rFonts w:ascii="Times New Roman" w:hAnsi="Times New Roman" w:eastAsia="AppleMyungjo"/>
-          <w:b w:val="0"/>
-          <w:i w:val="0"/>
-          <w:spacing w:val="-5"/>
-          <w:w w:val="100"/>
-          <w:sz w:val="18"/>
-        </w:rPr>
-        <w:t xml:space="preserve">,   </w:t>
-      </w:r>
-      <w:r>
-        <w:rPr>
-          <w:rFonts w:ascii="Times New Roman" w:hAnsi="Times New Roman" w:eastAsia="AppleMyungjo"/>
-          <w:b w:val="0"/>
-          <w:i/>
-          <w:spacing w:val="-5"/>
-          <w:w w:val="100"/>
-          <w:sz w:val="18"/>
-        </w:rPr>
-        <w:t>n</w:t>
-      </w:r>
-      <w:r>
-        <w:rPr>
-          <w:rFonts w:ascii="Times New Roman" w:hAnsi="Times New Roman" w:eastAsia="AppleMyungjo"/>
-          <w:b w:val="0"/>
-          <w:i w:val="0"/>
-          <w:spacing w:val="-5"/>
-          <w:w w:val="100"/>
-          <w:sz w:val="18"/>
-        </w:rPr>
-        <w:t xml:space="preserve"> = 1, …, </w:t>
-      </w:r>
-      <w:r>
-        <w:rPr>
-          <w:rFonts w:ascii="Times New Roman" w:hAnsi="Times New Roman" w:eastAsia="AppleMyungjo"/>
-          <w:b w:val="0"/>
-          <w:i/>
-          <w:spacing w:val="-5"/>
-          <w:w w:val="100"/>
-          <w:sz w:val="18"/>
-        </w:rPr>
-        <w:t>N</w:t>
-      </w:r>
-      <w:r>
-        <w:rPr>
-          <w:rFonts w:ascii="Times New Roman" w:hAnsi="Times New Roman" w:eastAsia="AppleMyungjo"/>
-          <w:b w:val="0"/>
-          <w:i w:val="0"/>
-          <w:spacing w:val="-5"/>
-          <w:w w:val="100"/>
-          <w:sz w:val="18"/>
-        </w:rPr>
-        <w:t xml:space="preserve">    (2)</w:t>
+        <w:t xml:space="preserve"> ∈ {0.1, 0.5, 0.9}를 동시에 학습한다. 세 값이 한 번의 계산으로 나오므로 불확실성을 따로 추정하기 위한 추가 연산이 필요하지 않다. 사후 교정을 적용한 결과는 6장에 밝힌다.</w:t>
       </w:r>
     </w:p>
     <w:p>
       <w:pPr>
+        <w:keepNext/>
         <w:autoSpaceDE w:val="0"/>
         <w:autoSpaceDN w:val="0"/>
-        <w:spacing w:after="80" w:before="0" w:line="280" w:lineRule="exact"/>
-        <w:jc w:val="center"/>
+        <w:spacing w:after="20" w:before="0" w:line="280" w:lineRule="exact"/>
       </w:pPr>
       <w:r>
         <w:rPr>
-          <w:rFonts w:ascii="Times New Roman" w:hAnsi="Times New Roman" w:eastAsia="AppleMyungjo"/>
-          <w:b w:val="0"/>
-          <w:i/>
-          <w:spacing w:val="-5"/>
-          <w:w w:val="100"/>
+          <w:rFonts w:ascii="Times New Roman" w:hAnsi="Times New Roman" w:eastAsia="Apple SD Gothic Neo"/>
+          <w:b/>
+          <w:i w:val="0"/>
+          <w:spacing w:val="-9"/>
+          <w:w w:val="95"/>
           <w:sz w:val="18"/>
         </w:rPr>
-        <w:t>Z</w:t>
-      </w:r>
-      <w:r>
-        <w:rPr>
-          <w:rFonts w:ascii="Times New Roman" w:hAnsi="Times New Roman" w:eastAsia="AppleMyungjo"/>
-          <w:b w:val="0"/>
-          <w:i/>
-          <w:spacing w:val="-5"/>
-          <w:w w:val="100"/>
-          <w:sz w:val="18"/>
-          <w:vertAlign w:val="subscript"/>
-        </w:rPr>
-        <w:t>n</w:t>
-      </w:r>
-      <w:r>
-        <w:rPr>
-          <w:rFonts w:ascii="Times New Roman" w:hAnsi="Times New Roman" w:eastAsia="AppleMyungjo"/>
-          <w:b w:val="0"/>
-          <w:i w:val="0"/>
-          <w:spacing w:val="-5"/>
-          <w:w w:val="100"/>
-          <w:sz w:val="18"/>
-        </w:rPr>
-        <w:t xml:space="preserve"> = Σ</w:t>
-      </w:r>
-      <w:r>
-        <w:rPr>
-          <w:rFonts w:ascii="Times New Roman" w:hAnsi="Times New Roman" w:eastAsia="AppleMyungjo"/>
-          <w:b w:val="0"/>
-          <w:i/>
-          <w:spacing w:val="-5"/>
-          <w:w w:val="100"/>
-          <w:sz w:val="18"/>
-          <w:vertAlign w:val="subscript"/>
-        </w:rPr>
-        <w:t>i</w:t>
-      </w:r>
-      <w:r>
-        <w:rPr>
-          <w:rFonts w:ascii="Times New Roman" w:hAnsi="Times New Roman" w:eastAsia="AppleMyungjo"/>
-          <w:b w:val="0"/>
-          <w:i w:val="0"/>
-          <w:spacing w:val="-5"/>
-          <w:w w:val="100"/>
-          <w:sz w:val="18"/>
-        </w:rPr>
-        <w:t xml:space="preserve"> </w:t>
-      </w:r>
-      <w:r>
-        <w:rPr>
-          <w:rFonts w:ascii="Times New Roman" w:hAnsi="Times New Roman" w:eastAsia="AppleMyungjo"/>
-          <w:b w:val="0"/>
-          <w:i/>
-          <w:spacing w:val="-5"/>
-          <w:w w:val="100"/>
-          <w:sz w:val="18"/>
-        </w:rPr>
-        <w:t>v</w:t>
-      </w:r>
-      <w:r>
-        <w:rPr>
-          <w:rFonts w:ascii="Times New Roman" w:hAnsi="Times New Roman" w:eastAsia="AppleMyungjo"/>
-          <w:b w:val="0"/>
-          <w:i/>
-          <w:spacing w:val="-5"/>
-          <w:w w:val="100"/>
-          <w:sz w:val="18"/>
-          <w:vertAlign w:val="subscript"/>
-        </w:rPr>
-        <w:t>n,i</w:t>
-      </w:r>
-      <w:r>
-        <w:rPr>
-          <w:rFonts w:ascii="Times New Roman" w:hAnsi="Times New Roman" w:eastAsia="AppleMyungjo"/>
-          <w:b w:val="0"/>
-          <w:i w:val="0"/>
-          <w:spacing w:val="-5"/>
-          <w:w w:val="100"/>
-          <w:sz w:val="18"/>
-        </w:rPr>
-        <w:t xml:space="preserve"> · GRN</w:t>
-      </w:r>
-      <w:r>
-        <w:rPr>
-          <w:rFonts w:ascii="Times New Roman" w:hAnsi="Times New Roman" w:eastAsia="AppleMyungjo"/>
-          <w:b w:val="0"/>
-          <w:i/>
-          <w:spacing w:val="-5"/>
-          <w:w w:val="100"/>
-          <w:sz w:val="18"/>
-          <w:vertAlign w:val="subscript"/>
-        </w:rPr>
-        <w:t>i</w:t>
-      </w:r>
-      <w:r>
-        <w:rPr>
-          <w:rFonts w:ascii="Times New Roman" w:hAnsi="Times New Roman" w:eastAsia="AppleMyungjo"/>
-          <w:b w:val="0"/>
-          <w:i w:val="0"/>
-          <w:spacing w:val="-5"/>
-          <w:w w:val="100"/>
-          <w:sz w:val="18"/>
-        </w:rPr>
-        <w:t>(</w:t>
-      </w:r>
-      <w:r>
-        <w:rPr>
-          <w:rFonts w:ascii="Times New Roman" w:hAnsi="Times New Roman" w:eastAsia="AppleMyungjo"/>
-          <w:b w:val="0"/>
-          <w:i/>
-          <w:spacing w:val="-5"/>
-          <w:w w:val="100"/>
-          <w:sz w:val="18"/>
-        </w:rPr>
-        <w:t>E</w:t>
-      </w:r>
-      <w:r>
-        <w:rPr>
-          <w:rFonts w:ascii="Times New Roman" w:hAnsi="Times New Roman" w:eastAsia="AppleMyungjo"/>
-          <w:b w:val="0"/>
-          <w:i/>
-          <w:spacing w:val="-5"/>
-          <w:w w:val="100"/>
-          <w:sz w:val="18"/>
-          <w:vertAlign w:val="subscript"/>
-        </w:rPr>
-        <w:t>n,i</w:t>
-      </w:r>
-      <w:r>
-        <w:rPr>
-          <w:rFonts w:ascii="Times New Roman" w:hAnsi="Times New Roman" w:eastAsia="AppleMyungjo"/>
-          <w:b w:val="0"/>
-          <w:i w:val="0"/>
-          <w:spacing w:val="-5"/>
-          <w:w w:val="100"/>
-          <w:sz w:val="18"/>
-        </w:rPr>
-        <w:t>)    (3)</w:t>
+        <w:t>3.3 결합 과정의 설계 결정</w:t>
       </w:r>
     </w:p>
     <w:p>
@@ -2157,19 +1700,15 @@
           <w:w w:val="100"/>
           <w:sz w:val="18"/>
         </w:rPr>
-        <w:t xml:space="preserve">여기서 </w:t>
-      </w:r>
-      <w:r>
-        <w:rPr>
-          <w:rFonts w:ascii="Times New Roman" w:hAnsi="Times New Roman" w:eastAsia="AppleMyungjo"/>
-          <w:b w:val="0"/>
-          <w:i/>
-          <w:spacing w:val="-5"/>
-          <w:w w:val="100"/>
-          <w:sz w:val="18"/>
-        </w:rPr>
-        <w:t>C</w:t>
-      </w:r>
+        <w:t>아래 1)과 2)는 구조의 필수 요소가 아니라 비교 검토한 설계 선택지이며, 각각의 기여는 5.4절의 제거 실험으로 확인한다. 3)은 보류 규칙이 의존하는 구조적 요건이다.</w:t>
+      </w:r>
+    </w:p>
+    <w:p>
+      <w:pPr>
+        <w:autoSpaceDE w:val="0"/>
+        <w:autoSpaceDN w:val="0"/>
+        <w:spacing w:after="60" w:before="0" w:line="280" w:lineRule="exact"/>
+      </w:pPr>
       <w:r>
         <w:rPr>
           <w:rFonts w:ascii="Times New Roman" w:hAnsi="Times New Roman" w:eastAsia="AppleMyungjo"/>
@@ -2179,175 +1718,7 @@
           <w:w w:val="100"/>
           <w:sz w:val="18"/>
         </w:rPr>
-        <w:t xml:space="preserve">는 채널 수, </w:t>
-      </w:r>
-      <w:r>
-        <w:rPr>
-          <w:rFonts w:ascii="Times New Roman" w:hAnsi="Times New Roman" w:eastAsia="AppleMyungjo"/>
-          <w:b w:val="0"/>
-          <w:i/>
-          <w:spacing w:val="-5"/>
-          <w:w w:val="100"/>
-          <w:sz w:val="18"/>
-        </w:rPr>
-        <w:t>N</w:t>
-      </w:r>
-      <w:r>
-        <w:rPr>
-          <w:rFonts w:ascii="Times New Roman" w:hAnsi="Times New Roman" w:eastAsia="AppleMyungjo"/>
-          <w:b w:val="0"/>
-          <w:i w:val="0"/>
-          <w:spacing w:val="-5"/>
-          <w:w w:val="100"/>
-          <w:sz w:val="18"/>
-        </w:rPr>
-        <w:t xml:space="preserve">은 패치 수, </w:t>
-      </w:r>
-      <w:r>
-        <w:rPr>
-          <w:rFonts w:ascii="Times New Roman" w:hAnsi="Times New Roman" w:eastAsia="AppleMyungjo"/>
-          <w:b w:val="0"/>
-          <w:i/>
-          <w:spacing w:val="-5"/>
-          <w:w w:val="100"/>
-          <w:sz w:val="18"/>
-        </w:rPr>
-        <w:t>E</w:t>
-      </w:r>
-      <w:r>
-        <w:rPr>
-          <w:rFonts w:ascii="Times New Roman" w:hAnsi="Times New Roman" w:eastAsia="AppleMyungjo"/>
-          <w:b w:val="0"/>
-          <w:i/>
-          <w:spacing w:val="-5"/>
-          <w:w w:val="100"/>
-          <w:sz w:val="18"/>
-          <w:vertAlign w:val="subscript"/>
-        </w:rPr>
-        <w:t>n,i</w:t>
-      </w:r>
-      <w:r>
-        <w:rPr>
-          <w:rFonts w:ascii="Times New Roman" w:hAnsi="Times New Roman" w:eastAsia="AppleMyungjo"/>
-          <w:b w:val="0"/>
-          <w:i w:val="0"/>
-          <w:spacing w:val="-5"/>
-          <w:w w:val="100"/>
-          <w:sz w:val="18"/>
-        </w:rPr>
-        <w:t xml:space="preserve">는 패치 </w:t>
-      </w:r>
-      <w:r>
-        <w:rPr>
-          <w:rFonts w:ascii="Times New Roman" w:hAnsi="Times New Roman" w:eastAsia="AppleMyungjo"/>
-          <w:b w:val="0"/>
-          <w:i/>
-          <w:spacing w:val="-5"/>
-          <w:w w:val="100"/>
-          <w:sz w:val="18"/>
-        </w:rPr>
-        <w:t>n</w:t>
-      </w:r>
-      <w:r>
-        <w:rPr>
-          <w:rFonts w:ascii="Times New Roman" w:hAnsi="Times New Roman" w:eastAsia="AppleMyungjo"/>
-          <w:b w:val="0"/>
-          <w:i w:val="0"/>
-          <w:spacing w:val="-5"/>
-          <w:w w:val="100"/>
-          <w:sz w:val="18"/>
-        </w:rPr>
-        <w:t xml:space="preserve">·채널 </w:t>
-      </w:r>
-      <w:r>
-        <w:rPr>
-          <w:rFonts w:ascii="Times New Roman" w:hAnsi="Times New Roman" w:eastAsia="AppleMyungjo"/>
-          <w:b w:val="0"/>
-          <w:i/>
-          <w:spacing w:val="-5"/>
-          <w:w w:val="100"/>
-          <w:sz w:val="18"/>
-        </w:rPr>
-        <w:t>i</w:t>
-      </w:r>
-      <w:r>
-        <w:rPr>
-          <w:rFonts w:ascii="Times New Roman" w:hAnsi="Times New Roman" w:eastAsia="AppleMyungjo"/>
-          <w:b w:val="0"/>
-          <w:i w:val="0"/>
-          <w:spacing w:val="-5"/>
-          <w:w w:val="100"/>
-          <w:sz w:val="18"/>
-        </w:rPr>
-        <w:t>의 임베딩이고, flat(</w:t>
-      </w:r>
-      <w:r>
-        <w:rPr>
-          <w:rFonts w:ascii="Times New Roman" w:hAnsi="Times New Roman" w:eastAsia="AppleMyungjo"/>
-          <w:b w:val="0"/>
-          <w:i/>
-          <w:spacing w:val="-5"/>
-          <w:w w:val="100"/>
-          <w:sz w:val="18"/>
-        </w:rPr>
-        <w:t>E</w:t>
-      </w:r>
-      <w:r>
-        <w:rPr>
-          <w:rFonts w:ascii="Times New Roman" w:hAnsi="Times New Roman" w:eastAsia="AppleMyungjo"/>
-          <w:b w:val="0"/>
-          <w:i/>
-          <w:spacing w:val="-5"/>
-          <w:w w:val="100"/>
-          <w:sz w:val="18"/>
-          <w:vertAlign w:val="subscript"/>
-        </w:rPr>
-        <w:t>n</w:t>
-      </w:r>
-      <w:r>
-        <w:rPr>
-          <w:rFonts w:ascii="Times New Roman" w:hAnsi="Times New Roman" w:eastAsia="AppleMyungjo"/>
-          <w:b w:val="0"/>
-          <w:i w:val="0"/>
-          <w:spacing w:val="-5"/>
-          <w:w w:val="100"/>
-          <w:sz w:val="18"/>
-        </w:rPr>
-        <w:t xml:space="preserve">)은 그 패치의 모든 채널 임베딩을 이어 붙인 벡터, </w:t>
-      </w:r>
-      <w:r>
-        <w:rPr>
-          <w:rFonts w:ascii="Times New Roman" w:hAnsi="Times New Roman" w:eastAsia="AppleMyungjo"/>
-          <w:b w:val="0"/>
-          <w:i/>
-          <w:spacing w:val="-5"/>
-          <w:w w:val="100"/>
-          <w:sz w:val="18"/>
-        </w:rPr>
-        <w:t>c</w:t>
-      </w:r>
-      <w:r>
-        <w:rPr>
-          <w:rFonts w:ascii="Times New Roman" w:hAnsi="Times New Roman" w:eastAsia="AppleMyungjo"/>
-          <w:b w:val="0"/>
-          <w:i/>
-          <w:spacing w:val="-5"/>
-          <w:w w:val="100"/>
-          <w:sz w:val="18"/>
-          <w:vertAlign w:val="subscript"/>
-        </w:rPr>
-        <w:t>s</w:t>
-      </w:r>
-      <w:r>
-        <w:rPr>
-          <w:rFonts w:ascii="Times New Roman" w:hAnsi="Times New Roman" w:eastAsia="AppleMyungjo"/>
-          <w:b w:val="0"/>
-          <w:i w:val="0"/>
-          <w:spacing w:val="-5"/>
-          <w:w w:val="100"/>
-          <w:sz w:val="18"/>
-        </w:rPr>
-        <w:t>는 정적 임베딩에서 얻은 문맥 벡터, GRN은 TFT의 게이트 잔차 신경망이다.</w:t>
+        <w:t>1) 변수선택망의 역할과 배치</w:t>
       </w:r>
     </w:p>
     <w:p>
@@ -2367,8 +1738,16 @@
           <w:w w:val="100"/>
           <w:sz w:val="18"/>
         </w:rPr>
-        <w:t xml:space="preserve">변수선택망을 인코더 뒤에 두면 인코더가 채널 수만큼 반복 실행되는 반면, 앞에 두면 채널이 먼저 하나로 축약되어 1회만 실행된다. 패치마다 산출되는 </w:t>
-      </w:r>
+        <w:t>패치 임베딩은 각 채널을 독립적으로 24개 토큰으로 변환한다. 채널 축을 줄이는 데 연산이 가장 적은 방법은 선형 합치기이며 매크로 경로에는 그 방식을 썼으나, 종목 채널에는 변수선택망을 두었다. 소프트맥스 게이트가 정적 문맥으로 조건화되어 섹터와 시가총액 구간에 따라 다른 가중을 주기 때문이다. 변수선택망은 그 게이트를 채널 축에 적용한다(식 2, 3).</w:t>
+      </w:r>
+    </w:p>
+    <w:p>
+      <w:pPr>
+        <w:autoSpaceDE w:val="0"/>
+        <w:autoSpaceDN w:val="0"/>
+        <w:spacing w:after="80" w:before="0" w:line="280" w:lineRule="exact"/>
+        <w:jc w:val="center"/>
+      </w:pPr>
       <w:r>
         <w:rPr>
           <w:rFonts w:ascii="Times New Roman" w:hAnsi="Times New Roman" w:eastAsia="AppleMyungjo"/>
@@ -2384,12 +1763,92 @@
         <w:rPr>
           <w:rFonts w:ascii="Times New Roman" w:hAnsi="Times New Roman" w:eastAsia="AppleMyungjo"/>
           <w:b w:val="0"/>
+          <w:i/>
+          <w:spacing w:val="-5"/>
+          <w:w w:val="100"/>
+          <w:sz w:val="18"/>
+          <w:vertAlign w:val="subscript"/>
+        </w:rPr>
+        <w:t>n</w:t>
+      </w:r>
+      <w:r>
+        <w:rPr>
+          <w:rFonts w:ascii="Times New Roman" w:hAnsi="Times New Roman" w:eastAsia="AppleMyungjo"/>
+          <w:b w:val="0"/>
           <w:i w:val="0"/>
           <w:spacing w:val="-5"/>
           <w:w w:val="100"/>
           <w:sz w:val="18"/>
         </w:rPr>
-        <w:t xml:space="preserve"> ∈ ℝ</w:t>
+        <w:t xml:space="preserve"> = softmax( GRN( [ flat(</w:t>
+      </w:r>
+      <w:r>
+        <w:rPr>
+          <w:rFonts w:ascii="Times New Roman" w:hAnsi="Times New Roman" w:eastAsia="AppleMyungjo"/>
+          <w:b w:val="0"/>
+          <w:i/>
+          <w:spacing w:val="-5"/>
+          <w:w w:val="100"/>
+          <w:sz w:val="18"/>
+        </w:rPr>
+        <w:t>E</w:t>
+      </w:r>
+      <w:r>
+        <w:rPr>
+          <w:rFonts w:ascii="Times New Roman" w:hAnsi="Times New Roman" w:eastAsia="AppleMyungjo"/>
+          <w:b w:val="0"/>
+          <w:i/>
+          <w:spacing w:val="-5"/>
+          <w:w w:val="100"/>
+          <w:sz w:val="18"/>
+          <w:vertAlign w:val="subscript"/>
+        </w:rPr>
+        <w:t>n</w:t>
+      </w:r>
+      <w:r>
+        <w:rPr>
+          <w:rFonts w:ascii="Times New Roman" w:hAnsi="Times New Roman" w:eastAsia="AppleMyungjo"/>
+          <w:b w:val="0"/>
+          <w:i w:val="0"/>
+          <w:spacing w:val="-5"/>
+          <w:w w:val="100"/>
+          <w:sz w:val="18"/>
+        </w:rPr>
+        <w:t xml:space="preserve">) ; </w:t>
+      </w:r>
+      <w:r>
+        <w:rPr>
+          <w:rFonts w:ascii="Times New Roman" w:hAnsi="Times New Roman" w:eastAsia="AppleMyungjo"/>
+          <w:b w:val="0"/>
+          <w:i/>
+          <w:spacing w:val="-5"/>
+          <w:w w:val="100"/>
+          <w:sz w:val="18"/>
+        </w:rPr>
+        <w:t>c</w:t>
+      </w:r>
+      <w:r>
+        <w:rPr>
+          <w:rFonts w:ascii="Times New Roman" w:hAnsi="Times New Roman" w:eastAsia="AppleMyungjo"/>
+          <w:b w:val="0"/>
+          <w:i/>
+          <w:spacing w:val="-5"/>
+          <w:w w:val="100"/>
+          <w:sz w:val="18"/>
+          <w:vertAlign w:val="subscript"/>
+        </w:rPr>
+        <w:t>s</w:t>
+      </w:r>
+      <w:r>
+        <w:rPr>
+          <w:rFonts w:ascii="Times New Roman" w:hAnsi="Times New Roman" w:eastAsia="AppleMyungjo"/>
+          <w:b w:val="0"/>
+          <w:i w:val="0"/>
+          <w:spacing w:val="-5"/>
+          <w:w w:val="100"/>
+          <w:sz w:val="18"/>
+        </w:rPr>
+        <w:t xml:space="preserve"> ] ) ) ∈ ℝ</w:t>
       </w:r>
       <w:r>
         <w:rPr>
@@ -2401,7 +1860,7 @@
           <w:sz w:val="18"/>
           <w:vertAlign w:val="superscript"/>
         </w:rPr>
-        <w:t>N×C</w:t>
+        <w:t>C</w:t>
       </w:r>
       <w:r>
         <w:rPr>
@@ -2412,15 +1871,19 @@
           <w:w w:val="100"/>
           <w:sz w:val="18"/>
         </w:rPr>
-        <w:t>는 각 채널의 사용 비중으로 남으나 본 연구는 이 값을 매매 근거로 제시하지 않는다. 종목 채널까지 선형 합치기로 바꾼 변형은 모수가 0.117M으로 줄면서도 정확도와 보류 행태가 같았다(5.4절). 인코더 앞에서 채널을 하나로 합치는 것이 비용 절감의 원인이며, 게이트는 그 이상의 정확도를 더하지 않았다.</w:t>
-      </w:r>
-    </w:p>
-    <w:p>
-      <w:pPr>
-        <w:autoSpaceDE w:val="0"/>
-        <w:autoSpaceDN w:val="0"/>
-        <w:spacing w:after="60" w:before="0" w:line="280" w:lineRule="exact"/>
-      </w:pPr>
+        <w:t xml:space="preserve">,   </w:t>
+      </w:r>
+      <w:r>
+        <w:rPr>
+          <w:rFonts w:ascii="Times New Roman" w:hAnsi="Times New Roman" w:eastAsia="AppleMyungjo"/>
+          <w:b w:val="0"/>
+          <w:i/>
+          <w:spacing w:val="-5"/>
+          <w:w w:val="100"/>
+          <w:sz w:val="18"/>
+        </w:rPr>
+        <w:t>n</w:t>
+      </w:r>
       <w:r>
         <w:rPr>
           <w:rFonts w:ascii="Times New Roman" w:hAnsi="Times New Roman" w:eastAsia="AppleMyungjo"/>
@@ -2430,7 +1893,185 @@
           <w:w w:val="100"/>
           <w:sz w:val="18"/>
         </w:rPr>
-        <w:t>2) 매크로 크로스어텐션의 방향</w:t>
+        <w:t xml:space="preserve"> = 1, …, </w:t>
+      </w:r>
+      <w:r>
+        <w:rPr>
+          <w:rFonts w:ascii="Times New Roman" w:hAnsi="Times New Roman" w:eastAsia="AppleMyungjo"/>
+          <w:b w:val="0"/>
+          <w:i/>
+          <w:spacing w:val="-5"/>
+          <w:w w:val="100"/>
+          <w:sz w:val="18"/>
+        </w:rPr>
+        <w:t>N</w:t>
+      </w:r>
+      <w:r>
+        <w:rPr>
+          <w:rFonts w:ascii="Times New Roman" w:hAnsi="Times New Roman" w:eastAsia="AppleMyungjo"/>
+          <w:b w:val="0"/>
+          <w:i w:val="0"/>
+          <w:spacing w:val="-5"/>
+          <w:w w:val="100"/>
+          <w:sz w:val="18"/>
+        </w:rPr>
+        <w:t xml:space="preserve">    (2)</w:t>
+      </w:r>
+    </w:p>
+    <w:p>
+      <w:pPr>
+        <w:autoSpaceDE w:val="0"/>
+        <w:autoSpaceDN w:val="0"/>
+        <w:spacing w:after="80" w:before="0" w:line="280" w:lineRule="exact"/>
+        <w:jc w:val="center"/>
+      </w:pPr>
+      <w:r>
+        <w:rPr>
+          <w:rFonts w:ascii="Times New Roman" w:hAnsi="Times New Roman" w:eastAsia="AppleMyungjo"/>
+          <w:b w:val="0"/>
+          <w:i/>
+          <w:spacing w:val="-5"/>
+          <w:w w:val="100"/>
+          <w:sz w:val="18"/>
+        </w:rPr>
+        <w:t>Z</w:t>
+      </w:r>
+      <w:r>
+        <w:rPr>
+          <w:rFonts w:ascii="Times New Roman" w:hAnsi="Times New Roman" w:eastAsia="AppleMyungjo"/>
+          <w:b w:val="0"/>
+          <w:i/>
+          <w:spacing w:val="-5"/>
+          <w:w w:val="100"/>
+          <w:sz w:val="18"/>
+          <w:vertAlign w:val="subscript"/>
+        </w:rPr>
+        <w:t>n</w:t>
+      </w:r>
+      <w:r>
+        <w:rPr>
+          <w:rFonts w:ascii="Times New Roman" w:hAnsi="Times New Roman" w:eastAsia="AppleMyungjo"/>
+          <w:b w:val="0"/>
+          <w:i w:val="0"/>
+          <w:spacing w:val="-5"/>
+          <w:w w:val="100"/>
+          <w:sz w:val="18"/>
+        </w:rPr>
+        <w:t xml:space="preserve"> = Σ</w:t>
+      </w:r>
+      <w:r>
+        <w:rPr>
+          <w:rFonts w:ascii="Times New Roman" w:hAnsi="Times New Roman" w:eastAsia="AppleMyungjo"/>
+          <w:b w:val="0"/>
+          <w:i/>
+          <w:spacing w:val="-5"/>
+          <w:w w:val="100"/>
+          <w:sz w:val="18"/>
+          <w:vertAlign w:val="subscript"/>
+        </w:rPr>
+        <w:t>i</w:t>
+      </w:r>
+      <w:r>
+        <w:rPr>
+          <w:rFonts w:ascii="Times New Roman" w:hAnsi="Times New Roman" w:eastAsia="AppleMyungjo"/>
+          <w:b w:val="0"/>
+          <w:i w:val="0"/>
+          <w:spacing w:val="-5"/>
+          <w:w w:val="100"/>
+          <w:sz w:val="18"/>
+        </w:rPr>
+        <w:t xml:space="preserve"> </w:t>
+      </w:r>
+      <w:r>
+        <w:rPr>
+          <w:rFonts w:ascii="Times New Roman" w:hAnsi="Times New Roman" w:eastAsia="AppleMyungjo"/>
+          <w:b w:val="0"/>
+          <w:i/>
+          <w:spacing w:val="-5"/>
+          <w:w w:val="100"/>
+          <w:sz w:val="18"/>
+        </w:rPr>
+        <w:t>v</w:t>
+      </w:r>
+      <w:r>
+        <w:rPr>
+          <w:rFonts w:ascii="Times New Roman" w:hAnsi="Times New Roman" w:eastAsia="AppleMyungjo"/>
+          <w:b w:val="0"/>
+          <w:i/>
+          <w:spacing w:val="-5"/>
+          <w:w w:val="100"/>
+          <w:sz w:val="18"/>
+          <w:vertAlign w:val="subscript"/>
+        </w:rPr>
+        <w:t>n,i</w:t>
+      </w:r>
+      <w:r>
+        <w:rPr>
+          <w:rFonts w:ascii="Times New Roman" w:hAnsi="Times New Roman" w:eastAsia="AppleMyungjo"/>
+          <w:b w:val="0"/>
+          <w:i w:val="0"/>
+          <w:spacing w:val="-5"/>
+          <w:w w:val="100"/>
+          <w:sz w:val="18"/>
+        </w:rPr>
+        <w:t xml:space="preserve"> · GRN</w:t>
+      </w:r>
+      <w:r>
+        <w:rPr>
+          <w:rFonts w:ascii="Times New Roman" w:hAnsi="Times New Roman" w:eastAsia="AppleMyungjo"/>
+          <w:b w:val="0"/>
+          <w:i/>
+          <w:spacing w:val="-5"/>
+          <w:w w:val="100"/>
+          <w:sz w:val="18"/>
+          <w:vertAlign w:val="subscript"/>
+        </w:rPr>
+        <w:t>i</w:t>
+      </w:r>
+      <w:r>
+        <w:rPr>
+          <w:rFonts w:ascii="Times New Roman" w:hAnsi="Times New Roman" w:eastAsia="AppleMyungjo"/>
+          <w:b w:val="0"/>
+          <w:i w:val="0"/>
+          <w:spacing w:val="-5"/>
+          <w:w w:val="100"/>
+          <w:sz w:val="18"/>
+        </w:rPr>
+        <w:t>(</w:t>
+      </w:r>
+      <w:r>
+        <w:rPr>
+          <w:rFonts w:ascii="Times New Roman" w:hAnsi="Times New Roman" w:eastAsia="AppleMyungjo"/>
+          <w:b w:val="0"/>
+          <w:i/>
+          <w:spacing w:val="-5"/>
+          <w:w w:val="100"/>
+          <w:sz w:val="18"/>
+        </w:rPr>
+        <w:t>E</w:t>
+      </w:r>
+      <w:r>
+        <w:rPr>
+          <w:rFonts w:ascii="Times New Roman" w:hAnsi="Times New Roman" w:eastAsia="AppleMyungjo"/>
+          <w:b w:val="0"/>
+          <w:i/>
+          <w:spacing w:val="-5"/>
+          <w:w w:val="100"/>
+          <w:sz w:val="18"/>
+          <w:vertAlign w:val="subscript"/>
+        </w:rPr>
+        <w:t>n,i</w:t>
+      </w:r>
+      <w:r>
+        <w:rPr>
+          <w:rFonts w:ascii="Times New Roman" w:hAnsi="Times New Roman" w:eastAsia="AppleMyungjo"/>
+          <w:b w:val="0"/>
+          <w:i w:val="0"/>
+          <w:spacing w:val="-5"/>
+          <w:w w:val="100"/>
+          <w:sz w:val="18"/>
+        </w:rPr>
+        <w:t>)    (3)</w:t>
       </w:r>
     </w:p>
     <w:p>
@@ -2450,16 +2091,19 @@
           <w:w w:val="100"/>
           <w:sz w:val="18"/>
         </w:rPr>
-        <w:t>매크로 지표는 크로스어텐션으로 종목 표현에 주입한다. 종목 표현을 질의로, 매크로 부호화를 키와 값으로 둔다(식 4). 외생 변수를 어텐션으로 주입하는 발상은 TimeXer[21]에도 있으며, 본 연구는 매크로를 패치 단위로 유지한다는 점이 다르다.</w:t>
-      </w:r>
-    </w:p>
-    <w:p>
-      <w:pPr>
-        <w:autoSpaceDE w:val="0"/>
-        <w:autoSpaceDN w:val="0"/>
-        <w:spacing w:after="80" w:before="0" w:line="280" w:lineRule="exact"/>
-        <w:jc w:val="center"/>
-      </w:pPr>
+        <w:t xml:space="preserve">여기서 </w:t>
+      </w:r>
+      <w:r>
+        <w:rPr>
+          <w:rFonts w:ascii="Times New Roman" w:hAnsi="Times New Roman" w:eastAsia="AppleMyungjo"/>
+          <w:b w:val="0"/>
+          <w:i/>
+          <w:spacing w:val="-5"/>
+          <w:w w:val="100"/>
+          <w:sz w:val="18"/>
+        </w:rPr>
+        <w:t>C</w:t>
+      </w:r>
       <w:r>
         <w:rPr>
           <w:rFonts w:ascii="Times New Roman" w:hAnsi="Times New Roman" w:eastAsia="AppleMyungjo"/>
@@ -2469,7 +2113,7 @@
           <w:w w:val="100"/>
           <w:sz w:val="18"/>
         </w:rPr>
-        <w:t>CrossAttn(</w:t>
+        <w:t xml:space="preserve">는 채널 수, </w:t>
       </w:r>
       <w:r>
         <w:rPr>
@@ -2480,7 +2124,7 @@
           <w:w w:val="100"/>
           <w:sz w:val="18"/>
         </w:rPr>
-        <w:t>Z</w:t>
+        <w:t>N</w:t>
       </w:r>
       <w:r>
         <w:rPr>
@@ -2491,7 +2135,7 @@
           <w:w w:val="100"/>
           <w:sz w:val="18"/>
         </w:rPr>
-        <w:t xml:space="preserve">, </w:t>
+        <w:t xml:space="preserve">은 패치 수, </w:t>
       </w:r>
       <w:r>
         <w:rPr>
@@ -2502,7 +2146,7 @@
           <w:w w:val="100"/>
           <w:sz w:val="18"/>
         </w:rPr>
-        <w:t>H</w:t>
+        <w:t>E</w:t>
       </w:r>
       <w:r>
         <w:rPr>
@@ -2514,7 +2158,7 @@
           <w:sz w:val="18"/>
           <w:vertAlign w:val="subscript"/>
         </w:rPr>
-        <w:t>m</w:t>
+        <w:t>n,i</w:t>
       </w:r>
       <w:r>
         <w:rPr>
@@ -2525,7 +2169,7 @@
           <w:w w:val="100"/>
           <w:sz w:val="18"/>
         </w:rPr>
-        <w:t>) = softmax[ (</w:t>
+        <w:t xml:space="preserve">는 패치 </w:t>
       </w:r>
       <w:r>
         <w:rPr>
@@ -2536,7 +2180,51 @@
           <w:w w:val="100"/>
           <w:sz w:val="18"/>
         </w:rPr>
-        <w:t>Z W</w:t>
+        <w:t>n</w:t>
+      </w:r>
+      <w:r>
+        <w:rPr>
+          <w:rFonts w:ascii="Times New Roman" w:hAnsi="Times New Roman" w:eastAsia="AppleMyungjo"/>
+          <w:b w:val="0"/>
+          <w:i w:val="0"/>
+          <w:spacing w:val="-5"/>
+          <w:w w:val="100"/>
+          <w:sz w:val="18"/>
+        </w:rPr>
+        <w:t xml:space="preserve">·채널 </w:t>
+      </w:r>
+      <w:r>
+        <w:rPr>
+          <w:rFonts w:ascii="Times New Roman" w:hAnsi="Times New Roman" w:eastAsia="AppleMyungjo"/>
+          <w:b w:val="0"/>
+          <w:i/>
+          <w:spacing w:val="-5"/>
+          <w:w w:val="100"/>
+          <w:sz w:val="18"/>
+        </w:rPr>
+        <w:t>i</w:t>
+      </w:r>
+      <w:r>
+        <w:rPr>
+          <w:rFonts w:ascii="Times New Roman" w:hAnsi="Times New Roman" w:eastAsia="AppleMyungjo"/>
+          <w:b w:val="0"/>
+          <w:i w:val="0"/>
+          <w:spacing w:val="-5"/>
+          <w:w w:val="100"/>
+          <w:sz w:val="18"/>
+        </w:rPr>
+        <w:t>의 임베딩이고, flat(</w:t>
+      </w:r>
+      <w:r>
+        <w:rPr>
+          <w:rFonts w:ascii="Times New Roman" w:hAnsi="Times New Roman" w:eastAsia="AppleMyungjo"/>
+          <w:b w:val="0"/>
+          <w:i/>
+          <w:spacing w:val="-5"/>
+          <w:w w:val="100"/>
+          <w:sz w:val="18"/>
+        </w:rPr>
+        <w:t>E</w:t>
       </w:r>
       <w:r>
         <w:rPr>
@@ -2548,7 +2236,7 @@
           <w:sz w:val="18"/>
           <w:vertAlign w:val="subscript"/>
         </w:rPr>
-        <w:t>Q</w:t>
+        <w:t>n</w:t>
       </w:r>
       <w:r>
         <w:rPr>
@@ -2559,7 +2247,7 @@
           <w:w w:val="100"/>
           <w:sz w:val="18"/>
         </w:rPr>
-        <w:t>)(</w:t>
+        <w:t xml:space="preserve">)은 그 패치의 모든 채널 임베딩을 이어 붙인 벡터, </w:t>
       </w:r>
       <w:r>
         <w:rPr>
@@ -2570,7 +2258,7 @@
           <w:w w:val="100"/>
           <w:sz w:val="18"/>
         </w:rPr>
-        <w:t>H</w:t>
+        <w:t>c</w:t>
       </w:r>
       <w:r>
         <w:rPr>
@@ -2582,7 +2270,7 @@
           <w:sz w:val="18"/>
           <w:vertAlign w:val="subscript"/>
         </w:rPr>
-        <w:t>m</w:t>
+        <w:t>s</w:t>
       </w:r>
       <w:r>
         <w:rPr>
@@ -2593,166 +2281,7 @@
           <w:w w:val="100"/>
           <w:sz w:val="18"/>
         </w:rPr>
-        <w:t xml:space="preserve"> </w:t>
-      </w:r>
-      <w:r>
-        <w:rPr>
-          <w:rFonts w:ascii="Times New Roman" w:hAnsi="Times New Roman" w:eastAsia="AppleMyungjo"/>
-          <w:b w:val="0"/>
-          <w:i/>
-          <w:spacing w:val="-5"/>
-          <w:w w:val="100"/>
-          <w:sz w:val="18"/>
-        </w:rPr>
-        <w:t>W</w:t>
-      </w:r>
-      <w:r>
-        <w:rPr>
-          <w:rFonts w:ascii="Times New Roman" w:hAnsi="Times New Roman" w:eastAsia="AppleMyungjo"/>
-          <w:b w:val="0"/>
-          <w:i/>
-          <w:spacing w:val="-5"/>
-          <w:w w:val="100"/>
-          <w:sz w:val="18"/>
-          <w:vertAlign w:val="subscript"/>
-        </w:rPr>
-        <w:t>K</w:t>
-      </w:r>
-      <w:r>
-        <w:rPr>
-          <w:rFonts w:ascii="Times New Roman" w:hAnsi="Times New Roman" w:eastAsia="AppleMyungjo"/>
-          <w:b w:val="0"/>
-          <w:i w:val="0"/>
-          <w:spacing w:val="-5"/>
-          <w:w w:val="100"/>
-          <w:sz w:val="18"/>
-        </w:rPr>
-        <w:t>)</w:t>
-      </w:r>
-      <w:r>
-        <w:rPr>
-          <w:rFonts w:ascii="Times New Roman" w:hAnsi="Times New Roman" w:eastAsia="AppleMyungjo"/>
-          <w:b w:val="0"/>
-          <w:i/>
-          <w:spacing w:val="-5"/>
-          <w:w w:val="100"/>
-          <w:sz w:val="18"/>
-          <w:vertAlign w:val="superscript"/>
-        </w:rPr>
-        <w:t>T</w:t>
-      </w:r>
-      <w:r>
-        <w:rPr>
-          <w:rFonts w:ascii="Times New Roman" w:hAnsi="Times New Roman" w:eastAsia="AppleMyungjo"/>
-          <w:b w:val="0"/>
-          <w:i w:val="0"/>
-          <w:spacing w:val="-5"/>
-          <w:w w:val="100"/>
-          <w:sz w:val="18"/>
-        </w:rPr>
-        <w:t xml:space="preserve"> ∕ √</w:t>
-      </w:r>
-      <w:r>
-        <w:rPr>
-          <w:rFonts w:ascii="Times New Roman" w:hAnsi="Times New Roman" w:eastAsia="AppleMyungjo"/>
-          <w:b w:val="0"/>
-          <w:i/>
-          <w:spacing w:val="-5"/>
-          <w:w w:val="100"/>
-          <w:sz w:val="18"/>
-        </w:rPr>
-        <w:t>d</w:t>
-      </w:r>
-      <w:r>
-        <w:rPr>
-          <w:rFonts w:ascii="Times New Roman" w:hAnsi="Times New Roman" w:eastAsia="AppleMyungjo"/>
-          <w:b w:val="0"/>
-          <w:i/>
-          <w:spacing w:val="-5"/>
-          <w:w w:val="100"/>
-          <w:sz w:val="18"/>
-          <w:vertAlign w:val="subscript"/>
-        </w:rPr>
-        <w:t>k</w:t>
-      </w:r>
-      <w:r>
-        <w:rPr>
-          <w:rFonts w:ascii="Times New Roman" w:hAnsi="Times New Roman" w:eastAsia="AppleMyungjo"/>
-          <w:b w:val="0"/>
-          <w:i w:val="0"/>
-          <w:spacing w:val="-5"/>
-          <w:w w:val="100"/>
-          <w:sz w:val="18"/>
-        </w:rPr>
-        <w:t xml:space="preserve"> ] (</w:t>
-      </w:r>
-      <w:r>
-        <w:rPr>
-          <w:rFonts w:ascii="Times New Roman" w:hAnsi="Times New Roman" w:eastAsia="AppleMyungjo"/>
-          <w:b w:val="0"/>
-          <w:i/>
-          <w:spacing w:val="-5"/>
-          <w:w w:val="100"/>
-          <w:sz w:val="18"/>
-        </w:rPr>
-        <w:t>H</w:t>
-      </w:r>
-      <w:r>
-        <w:rPr>
-          <w:rFonts w:ascii="Times New Roman" w:hAnsi="Times New Roman" w:eastAsia="AppleMyungjo"/>
-          <w:b w:val="0"/>
-          <w:i/>
-          <w:spacing w:val="-5"/>
-          <w:w w:val="100"/>
-          <w:sz w:val="18"/>
-          <w:vertAlign w:val="subscript"/>
-        </w:rPr>
-        <w:t>m</w:t>
-      </w:r>
-      <w:r>
-        <w:rPr>
-          <w:rFonts w:ascii="Times New Roman" w:hAnsi="Times New Roman" w:eastAsia="AppleMyungjo"/>
-          <w:b w:val="0"/>
-          <w:i w:val="0"/>
-          <w:spacing w:val="-5"/>
-          <w:w w:val="100"/>
-          <w:sz w:val="18"/>
-        </w:rPr>
-        <w:t xml:space="preserve"> </w:t>
-      </w:r>
-      <w:r>
-        <w:rPr>
-          <w:rFonts w:ascii="Times New Roman" w:hAnsi="Times New Roman" w:eastAsia="AppleMyungjo"/>
-          <w:b w:val="0"/>
-          <w:i/>
-          <w:spacing w:val="-5"/>
-          <w:w w:val="100"/>
-          <w:sz w:val="18"/>
-        </w:rPr>
-        <w:t>W</w:t>
-      </w:r>
-      <w:r>
-        <w:rPr>
-          <w:rFonts w:ascii="Times New Roman" w:hAnsi="Times New Roman" w:eastAsia="AppleMyungjo"/>
-          <w:b w:val="0"/>
-          <w:i/>
-          <w:spacing w:val="-5"/>
-          <w:w w:val="100"/>
-          <w:sz w:val="18"/>
-          <w:vertAlign w:val="subscript"/>
-        </w:rPr>
-        <w:t>V</w:t>
-      </w:r>
-      <w:r>
-        <w:rPr>
-          <w:rFonts w:ascii="Times New Roman" w:hAnsi="Times New Roman" w:eastAsia="AppleMyungjo"/>
-          <w:b w:val="0"/>
-          <w:i w:val="0"/>
-          <w:spacing w:val="-5"/>
-          <w:w w:val="100"/>
-          <w:sz w:val="18"/>
-        </w:rPr>
-        <w:t>)    (4)</w:t>
+        <w:t>는 정적 임베딩에서 얻은 문맥 벡터, GRN은 TFT의 게이트 잔차 신경망이다.</w:t>
       </w:r>
     </w:p>
     <w:p>
@@ -2772,7 +2301,7 @@
           <w:w w:val="100"/>
           <w:sz w:val="18"/>
         </w:rPr>
-        <w:t xml:space="preserve">여기서 </w:t>
+        <w:t xml:space="preserve">변수선택망을 인코더 뒤에 두면 인코더가 채널 수만큼 반복 실행되는 반면, 앞에 두면 채널이 먼저 하나로 축약되어 1회만 실행된다. 패치마다 산출되는 </w:t>
       </w:r>
       <w:r>
         <w:rPr>
@@ -2783,7 +2312,7 @@
           <w:w w:val="100"/>
           <w:sz w:val="18"/>
         </w:rPr>
-        <w:t>Z</w:t>
+        <w:t>v</w:t>
       </w:r>
       <w:r>
         <w:rPr>
@@ -2794,7 +2323,7 @@
           <w:w w:val="100"/>
           <w:sz w:val="18"/>
         </w:rPr>
-        <w:t xml:space="preserve">는 종목 표현, </w:t>
+        <w:t xml:space="preserve"> ∈ ℝ</w:t>
       </w:r>
       <w:r>
         <w:rPr>
@@ -2804,20 +2333,9 @@
           <w:spacing w:val="-5"/>
           <w:w w:val="100"/>
           <w:sz w:val="18"/>
-        </w:rPr>
-        <w:t>H</w:t>
-      </w:r>
-      <w:r>
-        <w:rPr>
-          <w:rFonts w:ascii="Times New Roman" w:hAnsi="Times New Roman" w:eastAsia="AppleMyungjo"/>
-          <w:b w:val="0"/>
-          <w:i/>
-          <w:spacing w:val="-5"/>
-          <w:w w:val="100"/>
-          <w:sz w:val="18"/>
-          <w:vertAlign w:val="subscript"/>
-        </w:rPr>
-        <w:t>m</w:t>
+          <w:vertAlign w:val="superscript"/>
+        </w:rPr>
+        <w:t>N×C</w:t>
       </w:r>
       <w:r>
         <w:rPr>
@@ -2828,143 +2346,7 @@
           <w:w w:val="100"/>
           <w:sz w:val="18"/>
         </w:rPr>
-        <w:t xml:space="preserve">은 매크로 부호화, </w:t>
-      </w:r>
-      <w:r>
-        <w:rPr>
-          <w:rFonts w:ascii="Times New Roman" w:hAnsi="Times New Roman" w:eastAsia="AppleMyungjo"/>
-          <w:b w:val="0"/>
-          <w:i/>
-          <w:spacing w:val="-5"/>
-          <w:w w:val="100"/>
-          <w:sz w:val="18"/>
-        </w:rPr>
-        <w:t>W</w:t>
-      </w:r>
-      <w:r>
-        <w:rPr>
-          <w:rFonts w:ascii="Times New Roman" w:hAnsi="Times New Roman" w:eastAsia="AppleMyungjo"/>
-          <w:b w:val="0"/>
-          <w:i/>
-          <w:spacing w:val="-5"/>
-          <w:w w:val="100"/>
-          <w:sz w:val="18"/>
-          <w:vertAlign w:val="subscript"/>
-        </w:rPr>
-        <w:t>Q</w:t>
-      </w:r>
-      <w:r>
-        <w:rPr>
-          <w:rFonts w:ascii="Times New Roman" w:hAnsi="Times New Roman" w:eastAsia="AppleMyungjo"/>
-          <w:b w:val="0"/>
-          <w:i w:val="0"/>
-          <w:spacing w:val="-5"/>
-          <w:w w:val="100"/>
-          <w:sz w:val="18"/>
-        </w:rPr>
-        <w:t>·</w:t>
-      </w:r>
-      <w:r>
-        <w:rPr>
-          <w:rFonts w:ascii="Times New Roman" w:hAnsi="Times New Roman" w:eastAsia="AppleMyungjo"/>
-          <w:b w:val="0"/>
-          <w:i/>
-          <w:spacing w:val="-5"/>
-          <w:w w:val="100"/>
-          <w:sz w:val="18"/>
-        </w:rPr>
-        <w:t>W</w:t>
-      </w:r>
-      <w:r>
-        <w:rPr>
-          <w:rFonts w:ascii="Times New Roman" w:hAnsi="Times New Roman" w:eastAsia="AppleMyungjo"/>
-          <w:b w:val="0"/>
-          <w:i/>
-          <w:spacing w:val="-5"/>
-          <w:w w:val="100"/>
-          <w:sz w:val="18"/>
-          <w:vertAlign w:val="subscript"/>
-        </w:rPr>
-        <w:t>K</w:t>
-      </w:r>
-      <w:r>
-        <w:rPr>
-          <w:rFonts w:ascii="Times New Roman" w:hAnsi="Times New Roman" w:eastAsia="AppleMyungjo"/>
-          <w:b w:val="0"/>
-          <w:i w:val="0"/>
-          <w:spacing w:val="-5"/>
-          <w:w w:val="100"/>
-          <w:sz w:val="18"/>
-        </w:rPr>
-        <w:t>·</w:t>
-      </w:r>
-      <w:r>
-        <w:rPr>
-          <w:rFonts w:ascii="Times New Roman" w:hAnsi="Times New Roman" w:eastAsia="AppleMyungjo"/>
-          <w:b w:val="0"/>
-          <w:i/>
-          <w:spacing w:val="-5"/>
-          <w:w w:val="100"/>
-          <w:sz w:val="18"/>
-        </w:rPr>
-        <w:t>W</w:t>
-      </w:r>
-      <w:r>
-        <w:rPr>
-          <w:rFonts w:ascii="Times New Roman" w:hAnsi="Times New Roman" w:eastAsia="AppleMyungjo"/>
-          <w:b w:val="0"/>
-          <w:i/>
-          <w:spacing w:val="-5"/>
-          <w:w w:val="100"/>
-          <w:sz w:val="18"/>
-          <w:vertAlign w:val="subscript"/>
-        </w:rPr>
-        <w:t>V</w:t>
-      </w:r>
-      <w:r>
-        <w:rPr>
-          <w:rFonts w:ascii="Times New Roman" w:hAnsi="Times New Roman" w:eastAsia="AppleMyungjo"/>
-          <w:b w:val="0"/>
-          <w:i w:val="0"/>
-          <w:spacing w:val="-5"/>
-          <w:w w:val="100"/>
-          <w:sz w:val="18"/>
-        </w:rPr>
-        <w:t xml:space="preserve">는 투영 행렬, </w:t>
-      </w:r>
-      <w:r>
-        <w:rPr>
-          <w:rFonts w:ascii="Times New Roman" w:hAnsi="Times New Roman" w:eastAsia="AppleMyungjo"/>
-          <w:b w:val="0"/>
-          <w:i/>
-          <w:spacing w:val="-5"/>
-          <w:w w:val="100"/>
-          <w:sz w:val="18"/>
-        </w:rPr>
-        <w:t>d</w:t>
-      </w:r>
-      <w:r>
-        <w:rPr>
-          <w:rFonts w:ascii="Times New Roman" w:hAnsi="Times New Roman" w:eastAsia="AppleMyungjo"/>
-          <w:b w:val="0"/>
-          <w:i/>
-          <w:spacing w:val="-5"/>
-          <w:w w:val="100"/>
-          <w:sz w:val="18"/>
-          <w:vertAlign w:val="subscript"/>
-        </w:rPr>
-        <w:t>k</w:t>
-      </w:r>
-      <w:r>
-        <w:rPr>
-          <w:rFonts w:ascii="Times New Roman" w:hAnsi="Times New Roman" w:eastAsia="AppleMyungjo"/>
-          <w:b w:val="0"/>
-          <w:i w:val="0"/>
-          <w:spacing w:val="-5"/>
-          <w:w w:val="100"/>
-          <w:sz w:val="18"/>
-        </w:rPr>
-        <w:t>는 키의 차원이다. 방향을 반대로 두면 출력이 매크로 시퀀스의 형상을 따라 종목별 예측이 나오지 않는다. 매크로 경로는 13채널을 하나로 합치는 선형 변환으로 처리하였다. 이 모듈의 정확도 기여는 5.4절의 제거 실험에서 확인되지 않았다.</w:t>
+        <w:t>는 각 채널의 사용 비중으로 남으나 본 연구는 이 값을 매매 근거로 제시하지 않는다. 종목 채널까지 선형 합치기로 바꾼 변형은 모수가 0.117M으로 줄면서도 정확도와 보류 행태가 같았다(5.4절). 인코더 앞에서 채널을 하나로 합치는 것이 비용 절감의 원인이며, 게이트는 그 이상의 정확도를 더하지 않았다.</w:t>
       </w:r>
     </w:p>
     <w:p>
@@ -2982,7 +2364,7 @@
           <w:w w:val="100"/>
           <w:sz w:val="18"/>
         </w:rPr>
-        <w:t>3) 분위 단조성의 구조적 보장과 헤드 초기화</w:t>
+        <w:t>2) 매크로 크로스어텐션의 방향</w:t>
       </w:r>
     </w:p>
     <w:p>
@@ -3002,7 +2384,7 @@
           <w:w w:val="100"/>
           <w:sz w:val="18"/>
         </w:rPr>
-        <w:t>분위 교차를 손실 벌점이 아니라 누적 소프트플러스 구조로 원천 차단하였다(식 5).</w:t>
+        <w:t>매크로 지표는 크로스어텐션으로 종목 표현에 주입한다. 종목 표현을 질의로, 매크로 부호화를 키와 값으로 둔다(식 4). 외생 변수를 어텐션으로 주입하는 발상은 TimeXer[21]에도 있으며, 본 연구는 매크로를 패치 단위로 유지한다는 점이 다르다.</w:t>
       </w:r>
     </w:p>
     <w:p>
@@ -3016,12 +2398,45 @@
         <w:rPr>
           <w:rFonts w:ascii="Times New Roman" w:hAnsi="Times New Roman" w:eastAsia="AppleMyungjo"/>
           <w:b w:val="0"/>
+          <w:i w:val="0"/>
+          <w:spacing w:val="-5"/>
+          <w:w w:val="100"/>
+          <w:sz w:val="18"/>
+        </w:rPr>
+        <w:t>CrossAttn(</w:t>
+      </w:r>
+      <w:r>
+        <w:rPr>
+          <w:rFonts w:ascii="Times New Roman" w:hAnsi="Times New Roman" w:eastAsia="AppleMyungjo"/>
+          <w:b w:val="0"/>
           <w:i/>
           <w:spacing w:val="-5"/>
           <w:w w:val="100"/>
           <w:sz w:val="18"/>
         </w:rPr>
-        <w:t>q</w:t>
+        <w:t>Z</w:t>
+      </w:r>
+      <w:r>
+        <w:rPr>
+          <w:rFonts w:ascii="Times New Roman" w:hAnsi="Times New Roman" w:eastAsia="AppleMyungjo"/>
+          <w:b w:val="0"/>
+          <w:i w:val="0"/>
+          <w:spacing w:val="-5"/>
+          <w:w w:val="100"/>
+          <w:sz w:val="18"/>
+        </w:rPr>
+        <w:t xml:space="preserve">, </w:t>
+      </w:r>
+      <w:r>
+        <w:rPr>
+          <w:rFonts w:ascii="Times New Roman" w:hAnsi="Times New Roman" w:eastAsia="AppleMyungjo"/>
+          <w:b w:val="0"/>
+          <w:i/>
+          <w:spacing w:val="-5"/>
+          <w:w w:val="100"/>
+          <w:sz w:val="18"/>
+        </w:rPr>
+        <w:t>H</w:t>
       </w:r>
       <w:r>
         <w:rPr>
@@ -3033,7 +2448,7 @@
           <w:sz w:val="18"/>
           <w:vertAlign w:val="subscript"/>
         </w:rPr>
-        <w:t>10</w:t>
+        <w:t>m</w:t>
       </w:r>
       <w:r>
         <w:rPr>
@@ -3044,7 +2459,7 @@
           <w:w w:val="100"/>
           <w:sz w:val="18"/>
         </w:rPr>
-        <w:t xml:space="preserve"> = </w:t>
+        <w:t>) = softmax[ (</w:t>
       </w:r>
       <w:r>
         <w:rPr>
@@ -3055,29 +2470,7 @@
           <w:w w:val="100"/>
           <w:sz w:val="18"/>
         </w:rPr>
-        <w:t>b</w:t>
-      </w:r>
-      <w:r>
-        <w:rPr>
-          <w:rFonts w:ascii="Times New Roman" w:hAnsi="Times New Roman" w:eastAsia="AppleMyungjo"/>
-          <w:b w:val="0"/>
-          <w:i w:val="0"/>
-          <w:spacing w:val="-5"/>
-          <w:w w:val="100"/>
-          <w:sz w:val="18"/>
-        </w:rPr>
-        <w:t xml:space="preserve">,   </w:t>
-      </w:r>
-      <w:r>
-        <w:rPr>
-          <w:rFonts w:ascii="Times New Roman" w:hAnsi="Times New Roman" w:eastAsia="AppleMyungjo"/>
-          <w:b w:val="0"/>
-          <w:i/>
-          <w:spacing w:val="-5"/>
-          <w:w w:val="100"/>
-          <w:sz w:val="18"/>
-        </w:rPr>
-        <w:t>q</w:t>
+        <w:t>Z W</w:t>
       </w:r>
       <w:r>
         <w:rPr>
@@ -3089,7 +2482,7 @@
           <w:sz w:val="18"/>
           <w:vertAlign w:val="subscript"/>
         </w:rPr>
-        <w:t>50</w:t>
+        <w:t>Q</w:t>
       </w:r>
       <w:r>
         <w:rPr>
@@ -3100,7 +2493,7 @@
           <w:w w:val="100"/>
           <w:sz w:val="18"/>
         </w:rPr>
-        <w:t xml:space="preserve"> = </w:t>
+        <w:t>)(</w:t>
       </w:r>
       <w:r>
         <w:rPr>
@@ -3111,7 +2504,7 @@
           <w:w w:val="100"/>
           <w:sz w:val="18"/>
         </w:rPr>
-        <w:t>q</w:t>
+        <w:t>H</w:t>
       </w:r>
       <w:r>
         <w:rPr>
@@ -3123,7 +2516,7 @@
           <w:sz w:val="18"/>
           <w:vertAlign w:val="subscript"/>
         </w:rPr>
-        <w:t>10</w:t>
+        <w:t>m</w:t>
       </w:r>
       <w:r>
         <w:rPr>
@@ -3134,7 +2527,18 @@
           <w:w w:val="100"/>
           <w:sz w:val="18"/>
         </w:rPr>
-        <w:t xml:space="preserve"> + softplus(δ</w:t>
+        <w:t xml:space="preserve"> </w:t>
+      </w:r>
+      <w:r>
+        <w:rPr>
+          <w:rFonts w:ascii="Times New Roman" w:hAnsi="Times New Roman" w:eastAsia="AppleMyungjo"/>
+          <w:b w:val="0"/>
+          <w:i/>
+          <w:spacing w:val="-5"/>
+          <w:w w:val="100"/>
+          <w:sz w:val="18"/>
+        </w:rPr>
+        <w:t>W</w:t>
       </w:r>
       <w:r>
         <w:rPr>
@@ -3146,7 +2550,7 @@
           <w:sz w:val="18"/>
           <w:vertAlign w:val="subscript"/>
         </w:rPr>
-        <w:t>1</w:t>
+        <w:t>K</w:t>
       </w:r>
       <w:r>
         <w:rPr>
@@ -3157,7 +2561,7 @@
           <w:w w:val="100"/>
           <w:sz w:val="18"/>
         </w:rPr>
-        <w:t xml:space="preserve">),   </w:t>
+        <w:t>)</w:t>
       </w:r>
       <w:r>
         <w:rPr>
@@ -3167,8 +2571,31 @@
           <w:spacing w:val="-5"/>
           <w:w w:val="100"/>
           <w:sz w:val="18"/>
-        </w:rPr>
-        <w:t>q</w:t>
+          <w:vertAlign w:val="superscript"/>
+        </w:rPr>
+        <w:t>T</w:t>
+      </w:r>
+      <w:r>
+        <w:rPr>
+          <w:rFonts w:ascii="Times New Roman" w:hAnsi="Times New Roman" w:eastAsia="AppleMyungjo"/>
+          <w:b w:val="0"/>
+          <w:i w:val="0"/>
+          <w:spacing w:val="-5"/>
+          <w:w w:val="100"/>
+          <w:sz w:val="18"/>
+        </w:rPr>
+        <w:t xml:space="preserve"> ∕ √</w:t>
+      </w:r>
+      <w:r>
+        <w:rPr>
+          <w:rFonts w:ascii="Times New Roman" w:hAnsi="Times New Roman" w:eastAsia="AppleMyungjo"/>
+          <w:b w:val="0"/>
+          <w:i/>
+          <w:spacing w:val="-5"/>
+          <w:w w:val="100"/>
+          <w:sz w:val="18"/>
+        </w:rPr>
+        <w:t>d</w:t>
       </w:r>
       <w:r>
         <w:rPr>
@@ -3180,7 +2607,7 @@
           <w:sz w:val="18"/>
           <w:vertAlign w:val="subscript"/>
         </w:rPr>
-        <w:t>90</w:t>
+        <w:t>k</w:t>
       </w:r>
       <w:r>
         <w:rPr>
@@ -3191,7 +2618,7 @@
           <w:w w:val="100"/>
           <w:sz w:val="18"/>
         </w:rPr>
-        <w:t xml:space="preserve"> = </w:t>
+        <w:t xml:space="preserve"> ] (</w:t>
       </w:r>
       <w:r>
         <w:rPr>
@@ -3202,7 +2629,7 @@
           <w:w w:val="100"/>
           <w:sz w:val="18"/>
         </w:rPr>
-        <w:t>q</w:t>
+        <w:t>H</w:t>
       </w:r>
       <w:r>
         <w:rPr>
@@ -3214,7 +2641,7 @@
           <w:sz w:val="18"/>
           <w:vertAlign w:val="subscript"/>
         </w:rPr>
-        <w:t>50</w:t>
+        <w:t>m</w:t>
       </w:r>
       <w:r>
         <w:rPr>
@@ -3225,7 +2652,18 @@
           <w:w w:val="100"/>
           <w:sz w:val="18"/>
         </w:rPr>
-        <w:t xml:space="preserve"> + softplus(δ</w:t>
+        <w:t xml:space="preserve"> </w:t>
+      </w:r>
+      <w:r>
+        <w:rPr>
+          <w:rFonts w:ascii="Times New Roman" w:hAnsi="Times New Roman" w:eastAsia="AppleMyungjo"/>
+          <w:b w:val="0"/>
+          <w:i/>
+          <w:spacing w:val="-5"/>
+          <w:w w:val="100"/>
+          <w:sz w:val="18"/>
+        </w:rPr>
+        <w:t>W</w:t>
       </w:r>
       <w:r>
         <w:rPr>
@@ -3237,7 +2675,7 @@
           <w:sz w:val="18"/>
           <w:vertAlign w:val="subscript"/>
         </w:rPr>
-        <w:t>2</w:t>
+        <w:t>V</w:t>
       </w:r>
       <w:r>
         <w:rPr>
@@ -3248,7 +2686,7 @@
           <w:w w:val="100"/>
           <w:sz w:val="18"/>
         </w:rPr>
-        <w:t>)    (5)</w:t>
+        <w:t>)    (4)</w:t>
       </w:r>
     </w:p>
     <w:p>
@@ -3263,12 +2701,23 @@
         <w:rPr>
           <w:rFonts w:ascii="Times New Roman" w:hAnsi="Times New Roman" w:eastAsia="AppleMyungjo"/>
           <w:b w:val="0"/>
+          <w:i w:val="0"/>
+          <w:spacing w:val="-5"/>
+          <w:w w:val="100"/>
+          <w:sz w:val="18"/>
+        </w:rPr>
+        <w:t xml:space="preserve">여기서 </w:t>
+      </w:r>
+      <w:r>
+        <w:rPr>
+          <w:rFonts w:ascii="Times New Roman" w:hAnsi="Times New Roman" w:eastAsia="AppleMyungjo"/>
+          <w:b w:val="0"/>
           <w:i/>
           <w:spacing w:val="-5"/>
           <w:w w:val="100"/>
           <w:sz w:val="18"/>
         </w:rPr>
-        <w:t>b</w:t>
+        <w:t>Z</w:t>
       </w:r>
       <w:r>
         <w:rPr>
@@ -3279,7 +2728,18 @@
           <w:w w:val="100"/>
           <w:sz w:val="18"/>
         </w:rPr>
-        <w:t>와 δ</w:t>
+        <w:t xml:space="preserve">는 종목 표현, </w:t>
+      </w:r>
+      <w:r>
+        <w:rPr>
+          <w:rFonts w:ascii="Times New Roman" w:hAnsi="Times New Roman" w:eastAsia="AppleMyungjo"/>
+          <w:b w:val="0"/>
+          <w:i/>
+          <w:spacing w:val="-5"/>
+          <w:w w:val="100"/>
+          <w:sz w:val="18"/>
+        </w:rPr>
+        <w:t>H</w:t>
       </w:r>
       <w:r>
         <w:rPr>
@@ -3291,7 +2751,7 @@
           <w:sz w:val="18"/>
           <w:vertAlign w:val="subscript"/>
         </w:rPr>
-        <w:t>1</w:t>
+        <w:t>m</w:t>
       </w:r>
       <w:r>
         <w:rPr>
@@ -3302,7 +2762,18 @@
           <w:w w:val="100"/>
           <w:sz w:val="18"/>
         </w:rPr>
-        <w:t>, δ</w:t>
+        <w:t xml:space="preserve">은 매크로 부호화, </w:t>
+      </w:r>
+      <w:r>
+        <w:rPr>
+          <w:rFonts w:ascii="Times New Roman" w:hAnsi="Times New Roman" w:eastAsia="AppleMyungjo"/>
+          <w:b w:val="0"/>
+          <w:i/>
+          <w:spacing w:val="-5"/>
+          <w:w w:val="100"/>
+          <w:sz w:val="18"/>
+        </w:rPr>
+        <w:t>W</w:t>
       </w:r>
       <w:r>
         <w:rPr>
@@ -3314,7 +2785,7 @@
           <w:sz w:val="18"/>
           <w:vertAlign w:val="subscript"/>
         </w:rPr>
-        <w:t>2</w:t>
+        <w:t>Q</w:t>
       </w:r>
       <w:r>
         <w:rPr>
@@ -3325,7 +2796,127 @@
           <w:w w:val="100"/>
           <w:sz w:val="18"/>
         </w:rPr>
-        <w:t>는 헤드 마지막 선형층의 세 출력이다. 교차가 발생하면 보류 폭이 음수가 되어 하위 규칙 전체가 무효화되므로 구조적 보장이 필요하다. 5.1절의 세 트랜스포머 모형 모두 실측 교차율은 0.000이었다.</w:t>
+        <w:t>·</w:t>
+      </w:r>
+      <w:r>
+        <w:rPr>
+          <w:rFonts w:ascii="Times New Roman" w:hAnsi="Times New Roman" w:eastAsia="AppleMyungjo"/>
+          <w:b w:val="0"/>
+          <w:i/>
+          <w:spacing w:val="-5"/>
+          <w:w w:val="100"/>
+          <w:sz w:val="18"/>
+        </w:rPr>
+        <w:t>W</w:t>
+      </w:r>
+      <w:r>
+        <w:rPr>
+          <w:rFonts w:ascii="Times New Roman" w:hAnsi="Times New Roman" w:eastAsia="AppleMyungjo"/>
+          <w:b w:val="0"/>
+          <w:i/>
+          <w:spacing w:val="-5"/>
+          <w:w w:val="100"/>
+          <w:sz w:val="18"/>
+          <w:vertAlign w:val="subscript"/>
+        </w:rPr>
+        <w:t>K</w:t>
+      </w:r>
+      <w:r>
+        <w:rPr>
+          <w:rFonts w:ascii="Times New Roman" w:hAnsi="Times New Roman" w:eastAsia="AppleMyungjo"/>
+          <w:b w:val="0"/>
+          <w:i w:val="0"/>
+          <w:spacing w:val="-5"/>
+          <w:w w:val="100"/>
+          <w:sz w:val="18"/>
+        </w:rPr>
+        <w:t>·</w:t>
+      </w:r>
+      <w:r>
+        <w:rPr>
+          <w:rFonts w:ascii="Times New Roman" w:hAnsi="Times New Roman" w:eastAsia="AppleMyungjo"/>
+          <w:b w:val="0"/>
+          <w:i/>
+          <w:spacing w:val="-5"/>
+          <w:w w:val="100"/>
+          <w:sz w:val="18"/>
+        </w:rPr>
+        <w:t>W</w:t>
+      </w:r>
+      <w:r>
+        <w:rPr>
+          <w:rFonts w:ascii="Times New Roman" w:hAnsi="Times New Roman" w:eastAsia="AppleMyungjo"/>
+          <w:b w:val="0"/>
+          <w:i/>
+          <w:spacing w:val="-5"/>
+          <w:w w:val="100"/>
+          <w:sz w:val="18"/>
+          <w:vertAlign w:val="subscript"/>
+        </w:rPr>
+        <w:t>V</w:t>
+      </w:r>
+      <w:r>
+        <w:rPr>
+          <w:rFonts w:ascii="Times New Roman" w:hAnsi="Times New Roman" w:eastAsia="AppleMyungjo"/>
+          <w:b w:val="0"/>
+          <w:i w:val="0"/>
+          <w:spacing w:val="-5"/>
+          <w:w w:val="100"/>
+          <w:sz w:val="18"/>
+        </w:rPr>
+        <w:t xml:space="preserve">는 투영 행렬, </w:t>
+      </w:r>
+      <w:r>
+        <w:rPr>
+          <w:rFonts w:ascii="Times New Roman" w:hAnsi="Times New Roman" w:eastAsia="AppleMyungjo"/>
+          <w:b w:val="0"/>
+          <w:i/>
+          <w:spacing w:val="-5"/>
+          <w:w w:val="100"/>
+          <w:sz w:val="18"/>
+        </w:rPr>
+        <w:t>d</w:t>
+      </w:r>
+      <w:r>
+        <w:rPr>
+          <w:rFonts w:ascii="Times New Roman" w:hAnsi="Times New Roman" w:eastAsia="AppleMyungjo"/>
+          <w:b w:val="0"/>
+          <w:i/>
+          <w:spacing w:val="-5"/>
+          <w:w w:val="100"/>
+          <w:sz w:val="18"/>
+          <w:vertAlign w:val="subscript"/>
+        </w:rPr>
+        <w:t>k</w:t>
+      </w:r>
+      <w:r>
+        <w:rPr>
+          <w:rFonts w:ascii="Times New Roman" w:hAnsi="Times New Roman" w:eastAsia="AppleMyungjo"/>
+          <w:b w:val="0"/>
+          <w:i w:val="0"/>
+          <w:spacing w:val="-5"/>
+          <w:w w:val="100"/>
+          <w:sz w:val="18"/>
+        </w:rPr>
+        <w:t>는 키의 차원이다. 방향을 반대로 두면 출력이 매크로 시퀀스의 형상을 따라 종목별 예측이 나오지 않는다. 매크로 경로는 13채널을 하나로 합치는 선형 변환으로 처리하였다. 이 모듈의 정확도 기여는 5.4절의 제거 실험에서 확인되지 않았다.</w:t>
+      </w:r>
+    </w:p>
+    <w:p>
+      <w:pPr>
+        <w:autoSpaceDE w:val="0"/>
+        <w:autoSpaceDN w:val="0"/>
+        <w:spacing w:after="60" w:before="0" w:line="280" w:lineRule="exact"/>
+      </w:pPr>
+      <w:r>
+        <w:rPr>
+          <w:rFonts w:ascii="Times New Roman" w:hAnsi="Times New Roman" w:eastAsia="AppleMyungjo"/>
+          <w:b w:val="0"/>
+          <w:i w:val="0"/>
+          <w:spacing w:val="-5"/>
+          <w:w w:val="100"/>
+          <w:sz w:val="18"/>
+        </w:rPr>
+        <w:t>3) 분위 단조성의 구조적 보장과 헤드 초기화</w:t>
       </w:r>
     </w:p>
     <w:p>
@@ -3345,26 +2936,253 @@
           <w:w w:val="100"/>
           <w:sz w:val="18"/>
         </w:rPr>
-        <w:t>헤드의 초기화도 성능에 영향을 주었다. 기본 초기화에서는 softplus(0) = 0.693이라 초기 구간 폭이 목표 분포와 어긋난 지점에 놓여 기준선에 미달하므로, 최종층 편향을 학습자료의 무조건부 분위수로 설정하여 해소하였다.</w:t>
+        <w:t>분위 교차를 손실 벌점이 아니라 누적 소프트플러스 구조로 원천 차단하였다(식 5).</w:t>
       </w:r>
     </w:p>
     <w:p>
       <w:pPr>
-        <w:keepNext/>
         <w:autoSpaceDE w:val="0"/>
         <w:autoSpaceDN w:val="0"/>
-        <w:spacing w:after="20" w:before="0" w:line="280" w:lineRule="exact"/>
+        <w:spacing w:after="80" w:before="0" w:line="280" w:lineRule="exact"/>
+        <w:jc w:val="center"/>
       </w:pPr>
       <w:r>
         <w:rPr>
-          <w:rFonts w:ascii="Times New Roman" w:hAnsi="Times New Roman" w:eastAsia="Apple SD Gothic Neo"/>
-          <w:b/>
+          <w:rFonts w:ascii="Times New Roman" w:hAnsi="Times New Roman" w:eastAsia="AppleMyungjo"/>
+          <w:b w:val="0"/>
+          <w:i/>
+          <w:spacing w:val="-5"/>
+          <w:w w:val="100"/>
+          <w:sz w:val="18"/>
+        </w:rPr>
+        <w:t>q</w:t>
+      </w:r>
+      <w:r>
+        <w:rPr>
+          <w:rFonts w:ascii="Times New Roman" w:hAnsi="Times New Roman" w:eastAsia="AppleMyungjo"/>
+          <w:b w:val="0"/>
+          <w:i/>
+          <w:spacing w:val="-5"/>
+          <w:w w:val="100"/>
+          <w:sz w:val="18"/>
+          <w:vertAlign w:val="subscript"/>
+        </w:rPr>
+        <w:t>10</w:t>
+      </w:r>
+      <w:r>
+        <w:rPr>
+          <w:rFonts w:ascii="Times New Roman" w:hAnsi="Times New Roman" w:eastAsia="AppleMyungjo"/>
+          <w:b w:val="0"/>
           <w:i w:val="0"/>
-          <w:spacing w:val="-9"/>
-          <w:w w:val="95"/>
+          <w:spacing w:val="-5"/>
+          <w:w w:val="100"/>
           <w:sz w:val="18"/>
         </w:rPr>
-        <w:t>3.4 최종 설정</w:t>
+        <w:t xml:space="preserve"> = </w:t>
+      </w:r>
+      <w:r>
+        <w:rPr>
+          <w:rFonts w:ascii="Times New Roman" w:hAnsi="Times New Roman" w:eastAsia="AppleMyungjo"/>
+          <w:b w:val="0"/>
+          <w:i/>
+          <w:spacing w:val="-5"/>
+          <w:w w:val="100"/>
+          <w:sz w:val="18"/>
+        </w:rPr>
+        <w:t>b</w:t>
+      </w:r>
+      <w:r>
+        <w:rPr>
+          <w:rFonts w:ascii="Times New Roman" w:hAnsi="Times New Roman" w:eastAsia="AppleMyungjo"/>
+          <w:b w:val="0"/>
+          <w:i w:val="0"/>
+          <w:spacing w:val="-5"/>
+          <w:w w:val="100"/>
+          <w:sz w:val="18"/>
+        </w:rPr>
+        <w:t xml:space="preserve">,   </w:t>
+      </w:r>
+      <w:r>
+        <w:rPr>
+          <w:rFonts w:ascii="Times New Roman" w:hAnsi="Times New Roman" w:eastAsia="AppleMyungjo"/>
+          <w:b w:val="0"/>
+          <w:i/>
+          <w:spacing w:val="-5"/>
+          <w:w w:val="100"/>
+          <w:sz w:val="18"/>
+        </w:rPr>
+        <w:t>q</w:t>
+      </w:r>
+      <w:r>
+        <w:rPr>
+          <w:rFonts w:ascii="Times New Roman" w:hAnsi="Times New Roman" w:eastAsia="AppleMyungjo"/>
+          <w:b w:val="0"/>
+          <w:i/>
+          <w:spacing w:val="-5"/>
+          <w:w w:val="100"/>
+          <w:sz w:val="18"/>
+          <w:vertAlign w:val="subscript"/>
+        </w:rPr>
+        <w:t>50</w:t>
+      </w:r>
+      <w:r>
+        <w:rPr>
+          <w:rFonts w:ascii="Times New Roman" w:hAnsi="Times New Roman" w:eastAsia="AppleMyungjo"/>
+          <w:b w:val="0"/>
+          <w:i w:val="0"/>
+          <w:spacing w:val="-5"/>
+          <w:w w:val="100"/>
+          <w:sz w:val="18"/>
+        </w:rPr>
+        <w:t xml:space="preserve"> = </w:t>
+      </w:r>
+      <w:r>
+        <w:rPr>
+          <w:rFonts w:ascii="Times New Roman" w:hAnsi="Times New Roman" w:eastAsia="AppleMyungjo"/>
+          <w:b w:val="0"/>
+          <w:i/>
+          <w:spacing w:val="-5"/>
+          <w:w w:val="100"/>
+          <w:sz w:val="18"/>
+        </w:rPr>
+        <w:t>q</w:t>
+      </w:r>
+      <w:r>
+        <w:rPr>
+          <w:rFonts w:ascii="Times New Roman" w:hAnsi="Times New Roman" w:eastAsia="AppleMyungjo"/>
+          <w:b w:val="0"/>
+          <w:i/>
+          <w:spacing w:val="-5"/>
+          <w:w w:val="100"/>
+          <w:sz w:val="18"/>
+          <w:vertAlign w:val="subscript"/>
+        </w:rPr>
+        <w:t>10</w:t>
+      </w:r>
+      <w:r>
+        <w:rPr>
+          <w:rFonts w:ascii="Times New Roman" w:hAnsi="Times New Roman" w:eastAsia="AppleMyungjo"/>
+          <w:b w:val="0"/>
+          <w:i w:val="0"/>
+          <w:spacing w:val="-5"/>
+          <w:w w:val="100"/>
+          <w:sz w:val="18"/>
+        </w:rPr>
+        <w:t xml:space="preserve"> + softplus(δ</w:t>
+      </w:r>
+      <w:r>
+        <w:rPr>
+          <w:rFonts w:ascii="Times New Roman" w:hAnsi="Times New Roman" w:eastAsia="AppleMyungjo"/>
+          <w:b w:val="0"/>
+          <w:i/>
+          <w:spacing w:val="-5"/>
+          <w:w w:val="100"/>
+          <w:sz w:val="18"/>
+          <w:vertAlign w:val="subscript"/>
+        </w:rPr>
+        <w:t>1</w:t>
+      </w:r>
+      <w:r>
+        <w:rPr>
+          <w:rFonts w:ascii="Times New Roman" w:hAnsi="Times New Roman" w:eastAsia="AppleMyungjo"/>
+          <w:b w:val="0"/>
+          <w:i w:val="0"/>
+          <w:spacing w:val="-5"/>
+          <w:w w:val="100"/>
+          <w:sz w:val="18"/>
+        </w:rPr>
+        <w:t xml:space="preserve">),   </w:t>
+      </w:r>
+      <w:r>
+        <w:rPr>
+          <w:rFonts w:ascii="Times New Roman" w:hAnsi="Times New Roman" w:eastAsia="AppleMyungjo"/>
+          <w:b w:val="0"/>
+          <w:i/>
+          <w:spacing w:val="-5"/>
+          <w:w w:val="100"/>
+          <w:sz w:val="18"/>
+        </w:rPr>
+        <w:t>q</w:t>
+      </w:r>
+      <w:r>
+        <w:rPr>
+          <w:rFonts w:ascii="Times New Roman" w:hAnsi="Times New Roman" w:eastAsia="AppleMyungjo"/>
+          <w:b w:val="0"/>
+          <w:i/>
+          <w:spacing w:val="-5"/>
+          <w:w w:val="100"/>
+          <w:sz w:val="18"/>
+          <w:vertAlign w:val="subscript"/>
+        </w:rPr>
+        <w:t>90</w:t>
+      </w:r>
+      <w:r>
+        <w:rPr>
+          <w:rFonts w:ascii="Times New Roman" w:hAnsi="Times New Roman" w:eastAsia="AppleMyungjo"/>
+          <w:b w:val="0"/>
+          <w:i w:val="0"/>
+          <w:spacing w:val="-5"/>
+          <w:w w:val="100"/>
+          <w:sz w:val="18"/>
+        </w:rPr>
+        <w:t xml:space="preserve"> = </w:t>
+      </w:r>
+      <w:r>
+        <w:rPr>
+          <w:rFonts w:ascii="Times New Roman" w:hAnsi="Times New Roman" w:eastAsia="AppleMyungjo"/>
+          <w:b w:val="0"/>
+          <w:i/>
+          <w:spacing w:val="-5"/>
+          <w:w w:val="100"/>
+          <w:sz w:val="18"/>
+        </w:rPr>
+        <w:t>q</w:t>
+      </w:r>
+      <w:r>
+        <w:rPr>
+          <w:rFonts w:ascii="Times New Roman" w:hAnsi="Times New Roman" w:eastAsia="AppleMyungjo"/>
+          <w:b w:val="0"/>
+          <w:i/>
+          <w:spacing w:val="-5"/>
+          <w:w w:val="100"/>
+          <w:sz w:val="18"/>
+          <w:vertAlign w:val="subscript"/>
+        </w:rPr>
+        <w:t>50</w:t>
+      </w:r>
+      <w:r>
+        <w:rPr>
+          <w:rFonts w:ascii="Times New Roman" w:hAnsi="Times New Roman" w:eastAsia="AppleMyungjo"/>
+          <w:b w:val="0"/>
+          <w:i w:val="0"/>
+          <w:spacing w:val="-5"/>
+          <w:w w:val="100"/>
+          <w:sz w:val="18"/>
+        </w:rPr>
+        <w:t xml:space="preserve"> + softplus(δ</w:t>
+      </w:r>
+      <w:r>
+        <w:rPr>
+          <w:rFonts w:ascii="Times New Roman" w:hAnsi="Times New Roman" w:eastAsia="AppleMyungjo"/>
+          <w:b w:val="0"/>
+          <w:i/>
+          <w:spacing w:val="-5"/>
+          <w:w w:val="100"/>
+          <w:sz w:val="18"/>
+          <w:vertAlign w:val="subscript"/>
+        </w:rPr>
+        <w:t>2</w:t>
+      </w:r>
+      <w:r>
+        <w:rPr>
+          <w:rFonts w:ascii="Times New Roman" w:hAnsi="Times New Roman" w:eastAsia="AppleMyungjo"/>
+          <w:b w:val="0"/>
+          <w:i w:val="0"/>
+          <w:spacing w:val="-5"/>
+          <w:w w:val="100"/>
+          <w:sz w:val="18"/>
+        </w:rPr>
+        <w:t>)    (5)</w:t>
       </w:r>
     </w:p>
     <w:p>
@@ -3379,12 +3197,128 @@
         <w:rPr>
           <w:rFonts w:ascii="Times New Roman" w:hAnsi="Times New Roman" w:eastAsia="AppleMyungjo"/>
           <w:b w:val="0"/>
+          <w:i/>
+          <w:spacing w:val="-5"/>
+          <w:w w:val="100"/>
+          <w:sz w:val="18"/>
+        </w:rPr>
+        <w:t>b</w:t>
+      </w:r>
+      <w:r>
+        <w:rPr>
+          <w:rFonts w:ascii="Times New Roman" w:hAnsi="Times New Roman" w:eastAsia="AppleMyungjo"/>
+          <w:b w:val="0"/>
           <w:i w:val="0"/>
           <w:spacing w:val="-5"/>
           <w:w w:val="100"/>
           <w:sz w:val="18"/>
         </w:rPr>
-        <w:t>&lt;Table 2&gt;는 이후 모든 실험에 사용한 설정이다. 정규화는 2.3절에서 기술한 방식을 따른다.</w:t>
+        <w:t>와 δ</w:t>
+      </w:r>
+      <w:r>
+        <w:rPr>
+          <w:rFonts w:ascii="Times New Roman" w:hAnsi="Times New Roman" w:eastAsia="AppleMyungjo"/>
+          <w:b w:val="0"/>
+          <w:i/>
+          <w:spacing w:val="-5"/>
+          <w:w w:val="100"/>
+          <w:sz w:val="18"/>
+          <w:vertAlign w:val="subscript"/>
+        </w:rPr>
+        <w:t>1</w:t>
+      </w:r>
+      <w:r>
+        <w:rPr>
+          <w:rFonts w:ascii="Times New Roman" w:hAnsi="Times New Roman" w:eastAsia="AppleMyungjo"/>
+          <w:b w:val="0"/>
+          <w:i w:val="0"/>
+          <w:spacing w:val="-5"/>
+          <w:w w:val="100"/>
+          <w:sz w:val="18"/>
+        </w:rPr>
+        <w:t>, δ</w:t>
+      </w:r>
+      <w:r>
+        <w:rPr>
+          <w:rFonts w:ascii="Times New Roman" w:hAnsi="Times New Roman" w:eastAsia="AppleMyungjo"/>
+          <w:b w:val="0"/>
+          <w:i/>
+          <w:spacing w:val="-5"/>
+          <w:w w:val="100"/>
+          <w:sz w:val="18"/>
+          <w:vertAlign w:val="subscript"/>
+        </w:rPr>
+        <w:t>2</w:t>
+      </w:r>
+      <w:r>
+        <w:rPr>
+          <w:rFonts w:ascii="Times New Roman" w:hAnsi="Times New Roman" w:eastAsia="AppleMyungjo"/>
+          <w:b w:val="0"/>
+          <w:i w:val="0"/>
+          <w:spacing w:val="-5"/>
+          <w:w w:val="100"/>
+          <w:sz w:val="18"/>
+        </w:rPr>
+        <w:t>는 헤드 마지막 선형층의 세 출력이다. 교차가 발생하면 보류 폭이 음수가 되어 하위 규칙 전체가 무효화되므로 구조적 보장이 필요하다. 5.1절의 세 트랜스포머 모형 모두 실측 교차율은 0.000이었다.</w:t>
+      </w:r>
+    </w:p>
+    <w:p>
+      <w:pPr>
+        <w:autoSpaceDE w:val="0"/>
+        <w:autoSpaceDN w:val="0"/>
+        <w:spacing w:after="80" w:before="0" w:line="280" w:lineRule="exact"/>
+        <w:ind w:firstLine="180"/>
+        <w:jc w:val="both"/>
+      </w:pPr>
+      <w:r>
+        <w:rPr>
+          <w:rFonts w:ascii="Times New Roman" w:hAnsi="Times New Roman" w:eastAsia="AppleMyungjo"/>
+          <w:b w:val="0"/>
+          <w:i w:val="0"/>
+          <w:spacing w:val="-5"/>
+          <w:w w:val="100"/>
+          <w:sz w:val="18"/>
+        </w:rPr>
+        <w:t>헤드의 초기화도 성능에 영향을 주었다. 기본 초기화에서는 softplus(0) = 0.693이라 초기 구간 폭이 목표 분포와 어긋난 지점에 놓여 기준선에 미달하므로, 최종층 편향을 학습자료의 무조건부 분위수로 설정하여 해소하였다.</w:t>
+      </w:r>
+    </w:p>
+    <w:p>
+      <w:pPr>
+        <w:keepNext/>
+        <w:autoSpaceDE w:val="0"/>
+        <w:autoSpaceDN w:val="0"/>
+        <w:spacing w:after="20" w:before="0" w:line="280" w:lineRule="exact"/>
+      </w:pPr>
+      <w:r>
+        <w:rPr>
+          <w:rFonts w:ascii="Times New Roman" w:hAnsi="Times New Roman" w:eastAsia="Apple SD Gothic Neo"/>
+          <w:b/>
+          <w:i w:val="0"/>
+          <w:spacing w:val="-9"/>
+          <w:w w:val="95"/>
+          <w:sz w:val="18"/>
+        </w:rPr>
+        <w:t>3.4 최종 설정</w:t>
+      </w:r>
+    </w:p>
+    <w:p>
+      <w:pPr>
+        <w:autoSpaceDE w:val="0"/>
+        <w:autoSpaceDN w:val="0"/>
+        <w:spacing w:after="80" w:before="0" w:line="280" w:lineRule="exact"/>
+        <w:ind w:firstLine="180"/>
+        <w:jc w:val="both"/>
+      </w:pPr>
+      <w:r>
+        <w:rPr>
+          <w:rFonts w:ascii="Times New Roman" w:hAnsi="Times New Roman" w:eastAsia="AppleMyungjo"/>
+          <w:b w:val="0"/>
+          <w:i w:val="0"/>
+          <w:spacing w:val="-5"/>
+          <w:w w:val="100"/>
+          <w:sz w:val="18"/>
+        </w:rPr>
+        <w:t>&lt;Table 2&gt;는 이후 모든 실험에 사용한 설정이다. 정규화는 3.2절에서 기술한 방식을 따른다.</w:t>
       </w:r>
     </w:p>
     <w:p>

--- a/docs/PAPER_TKIPS_review.docx
+++ b/docs/PAPER_TKIPS_review.docx
@@ -555,7 +555,7 @@
           <w:w w:val="97"/>
           <w:sz w:val="20"/>
         </w:rPr>
-        <w:t>3. 연구 방법</w:t>
+        <w:t>3. 제안하는 방법</w:t>
       </w:r>
     </w:p>
     <w:p>
@@ -574,7 +574,7 @@
           <w:w w:val="95"/>
           <w:sz w:val="18"/>
         </w:rPr>
-        <w:t>3.1 요구사항으로부터의 구조 도출</w:t>
+        <w:t>3.1 설계 요구사항</w:t>
       </w:r>
     </w:p>
     <w:p>
@@ -594,7 +594,7 @@
           <w:w w:val="100"/>
           <w:sz w:val="18"/>
         </w:rPr>
-        <w:t>본 연구의 구성요소는 모두 &lt;Table 1&gt;의 좌측 요구사항으로부터 역산되었다.</w:t>
+        <w:t>&lt;Table 1&gt;은 1장에서 밝힌 요구사항과 그것을 충족하기 위해 고른 구성요소를 정리한 것이다.</w:t>
       </w:r>
     </w:p>
     <w:p>
@@ -792,7 +792,7 @@
                 <w:w w:val="95"/>
                 <w:sz w:val="16"/>
               </w:rPr>
-              <w:t>A distribution, not a point: q90 - q10 must exist</w:t>
+              <w:t>A predicted distribution, not a single value</w:t>
             </w:r>
           </w:p>
         </w:tc>
@@ -823,203 +823,7 @@
                 <w:w w:val="95"/>
                 <w:sz w:val="16"/>
               </w:rPr>
-              <w:t>Quantile head, pinball loss</w:t>
-            </w:r>
-          </w:p>
-        </w:tc>
-      </w:tr>
-      <w:tr>
-        <w:trPr>
-          <w:cantSplit/>
-        </w:trPr>
-        <w:tc>
-          <w:tcPr>
-            <w:tcW w:type="dxa" w:w="1502"/>
-            <w:tcBorders>
-              <w:left w:val="none" w:sz="0" w:color="000000"/>
-              <w:right w:val="none" w:sz="0" w:color="000000"/>
-              <w:top w:val="none" w:sz="0" w:color="000000"/>
-              <w:bottom w:val="none" w:sz="0" w:color="000000"/>
-            </w:tcBorders>
-          </w:tcPr>
-          <w:p>
-            <w:pPr>
-              <w:keepNext/>
-              <w:autoSpaceDE w:val="0"/>
-              <w:autoSpaceDN w:val="0"/>
-              <w:spacing w:after="20" w:before="20" w:line="208" w:lineRule="exact"/>
-            </w:pPr>
-            <w:r/>
-            <w:r>
-              <w:rPr>
-                <w:rFonts w:ascii="Times New Roman" w:hAnsi="Times New Roman" w:eastAsia="AppleMyungjo"/>
-                <w:b w:val="0"/>
-                <w:i w:val="0"/>
-                <w:spacing w:val="-5"/>
-                <w:w w:val="95"/>
-                <w:sz w:val="16"/>
-              </w:rPr>
-              <w:t>Cost: 120-day lookback x 201 stocks, daily</w:t>
-            </w:r>
-          </w:p>
-        </w:tc>
-        <w:tc>
-          <w:tcPr>
-            <w:tcW w:type="dxa" w:w="1502"/>
-            <w:tcBorders>
-              <w:left w:val="none" w:sz="0" w:color="000000"/>
-              <w:right w:val="none" w:sz="0" w:color="000000"/>
-              <w:top w:val="none" w:sz="0" w:color="000000"/>
-              <w:bottom w:val="none" w:sz="0" w:color="000000"/>
-            </w:tcBorders>
-          </w:tcPr>
-          <w:p>
-            <w:pPr>
-              <w:keepNext/>
-              <w:autoSpaceDE w:val="0"/>
-              <w:autoSpaceDN w:val="0"/>
-              <w:spacing w:after="20" w:before="20" w:line="208" w:lineRule="exact"/>
-            </w:pPr>
-            <w:r/>
-            <w:r>
-              <w:rPr>
-                <w:rFonts w:ascii="Times New Roman" w:hAnsi="Times New Roman" w:eastAsia="AppleMyungjo"/>
-                <w:b w:val="0"/>
-                <w:i w:val="0"/>
-                <w:spacing w:val="-5"/>
-                <w:w w:val="95"/>
-                <w:sz w:val="16"/>
-              </w:rPr>
-              <w:t>Sequence-length reduction</w:t>
-            </w:r>
-          </w:p>
-        </w:tc>
-        <w:tc>
-          <w:tcPr>
-            <w:tcW w:type="dxa" w:w="1502"/>
-            <w:tcBorders>
-              <w:left w:val="none" w:sz="0" w:color="000000"/>
-              <w:right w:val="none" w:sz="0" w:color="000000"/>
-              <w:top w:val="none" w:sz="0" w:color="000000"/>
-              <w:bottom w:val="none" w:sz="0" w:color="000000"/>
-            </w:tcBorders>
-          </w:tcPr>
-          <w:p>
-            <w:pPr>
-              <w:keepNext/>
-              <w:autoSpaceDE w:val="0"/>
-              <w:autoSpaceDN w:val="0"/>
-              <w:spacing w:after="20" w:before="20" w:line="208" w:lineRule="exact"/>
-            </w:pPr>
-            <w:r/>
-            <w:r>
-              <w:rPr>
-                <w:rFonts w:ascii="Times New Roman" w:hAnsi="Times New Roman" w:eastAsia="AppleMyungjo"/>
-                <w:b w:val="0"/>
-                <w:i w:val="0"/>
-                <w:spacing w:val="-5"/>
-                <w:w w:val="95"/>
-                <w:sz w:val="16"/>
-              </w:rPr>
-              <w:t>Patch tokenization (120 to 24)</w:t>
-            </w:r>
-          </w:p>
-        </w:tc>
-      </w:tr>
-      <w:tr>
-        <w:trPr>
-          <w:cantSplit/>
-        </w:trPr>
-        <w:tc>
-          <w:tcPr>
-            <w:tcW w:type="dxa" w:w="1502"/>
-            <w:tcBorders>
-              <w:left w:val="none" w:sz="0" w:color="000000"/>
-              <w:right w:val="none" w:sz="0" w:color="000000"/>
-              <w:top w:val="none" w:sz="0" w:color="000000"/>
-              <w:bottom w:val="none" w:sz="0" w:color="000000"/>
-            </w:tcBorders>
-          </w:tcPr>
-          <w:p>
-            <w:pPr>
-              <w:keepNext/>
-              <w:autoSpaceDE w:val="0"/>
-              <w:autoSpaceDN w:val="0"/>
-              <w:spacing w:after="20" w:before="20" w:line="208" w:lineRule="exact"/>
-            </w:pPr>
-            <w:r/>
-            <w:r>
-              <w:rPr>
-                <w:rFonts w:ascii="Times New Roman" w:hAnsi="Times New Roman" w:eastAsia="AppleMyungjo"/>
-                <w:b w:val="0"/>
-                <w:i w:val="0"/>
-                <w:spacing w:val="-5"/>
-                <w:w w:val="95"/>
-                <w:sz w:val="16"/>
-              </w:rPr>
-              <w:t>Cost: channel-independent encoding repeats the encoder</w:t>
-            </w:r>
-          </w:p>
-        </w:tc>
-        <w:tc>
-          <w:tcPr>
-            <w:tcW w:type="dxa" w:w="1502"/>
-            <w:tcBorders>
-              <w:left w:val="none" w:sz="0" w:color="000000"/>
-              <w:right w:val="none" w:sz="0" w:color="000000"/>
-              <w:top w:val="none" w:sz="0" w:color="000000"/>
-              <w:bottom w:val="none" w:sz="0" w:color="000000"/>
-            </w:tcBorders>
-          </w:tcPr>
-          <w:p>
-            <w:pPr>
-              <w:keepNext/>
-              <w:autoSpaceDE w:val="0"/>
-              <w:autoSpaceDN w:val="0"/>
-              <w:spacing w:after="20" w:before="20" w:line="208" w:lineRule="exact"/>
-            </w:pPr>
-            <w:r/>
-            <w:r>
-              <w:rPr>
-                <w:rFonts w:ascii="Times New Roman" w:hAnsi="Times New Roman" w:eastAsia="AppleMyungjo"/>
-                <w:b w:val="0"/>
-                <w:i w:val="0"/>
-                <w:spacing w:val="-5"/>
-                <w:w w:val="95"/>
-                <w:sz w:val="16"/>
-              </w:rPr>
-              <w:t>Channel-axis reduction before the encoder</w:t>
-            </w:r>
-          </w:p>
-        </w:tc>
-        <w:tc>
-          <w:tcPr>
-            <w:tcW w:type="dxa" w:w="1502"/>
-            <w:tcBorders>
-              <w:left w:val="none" w:sz="0" w:color="000000"/>
-              <w:right w:val="none" w:sz="0" w:color="000000"/>
-              <w:top w:val="none" w:sz="0" w:color="000000"/>
-              <w:bottom w:val="none" w:sz="0" w:color="000000"/>
-            </w:tcBorders>
-          </w:tcPr>
-          <w:p>
-            <w:pPr>
-              <w:keepNext/>
-              <w:autoSpaceDE w:val="0"/>
-              <w:autoSpaceDN w:val="0"/>
-              <w:spacing w:after="20" w:before="20" w:line="208" w:lineRule="exact"/>
-            </w:pPr>
-            <w:r/>
-            <w:r>
-              <w:rPr>
-                <w:rFonts w:ascii="Times New Roman" w:hAnsi="Times New Roman" w:eastAsia="AppleMyungjo"/>
-                <w:b w:val="0"/>
-                <w:i w:val="0"/>
-                <w:spacing w:val="-5"/>
-                <w:w w:val="95"/>
-                <w:sz w:val="16"/>
-              </w:rPr>
-              <w:t>TFT variable selection network (vs. linear merge, Sec. 5.4)</w:t>
+              <w:t>Quantile output layer, pinball loss</w:t>
             </w:r>
           </w:p>
         </w:tc>
@@ -1086,7 +890,7 @@
                 <w:w w:val="95"/>
                 <w:sz w:val="16"/>
               </w:rPr>
-              <w:t>Non-stationary normalization</w:t>
+              <w:t>Normalization that assumes no fixed price level</w:t>
             </w:r>
           </w:p>
         </w:tc>
@@ -1133,6 +937,104 @@
               <w:left w:val="none" w:sz="0" w:color="000000"/>
               <w:right w:val="none" w:sz="0" w:color="000000"/>
               <w:top w:val="none" w:sz="0" w:color="000000"/>
+              <w:bottom w:val="none" w:sz="0" w:color="000000"/>
+            </w:tcBorders>
+          </w:tcPr>
+          <w:p>
+            <w:pPr>
+              <w:keepNext/>
+              <w:autoSpaceDE w:val="0"/>
+              <w:autoSpaceDN w:val="0"/>
+              <w:spacing w:after="20" w:before="20" w:line="208" w:lineRule="exact"/>
+            </w:pPr>
+            <w:r/>
+            <w:r>
+              <w:rPr>
+                <w:rFonts w:ascii="Times New Roman" w:hAnsi="Times New Roman" w:eastAsia="AppleMyungjo"/>
+                <w:b w:val="0"/>
+                <w:i w:val="0"/>
+                <w:spacing w:val="-5"/>
+                <w:w w:val="95"/>
+                <w:sz w:val="16"/>
+              </w:rPr>
+              <w:t>Local equities track global macro</w:t>
+            </w:r>
+          </w:p>
+        </w:tc>
+        <w:tc>
+          <w:tcPr>
+            <w:tcW w:type="dxa" w:w="1502"/>
+            <w:tcBorders>
+              <w:left w:val="none" w:sz="0" w:color="000000"/>
+              <w:right w:val="none" w:sz="0" w:color="000000"/>
+              <w:top w:val="none" w:sz="0" w:color="000000"/>
+              <w:bottom w:val="none" w:sz="0" w:color="000000"/>
+            </w:tcBorders>
+          </w:tcPr>
+          <w:p>
+            <w:pPr>
+              <w:keepNext/>
+              <w:autoSpaceDE w:val="0"/>
+              <w:autoSpaceDN w:val="0"/>
+              <w:spacing w:after="20" w:before="20" w:line="208" w:lineRule="exact"/>
+            </w:pPr>
+            <w:r/>
+            <w:r>
+              <w:rPr>
+                <w:rFonts w:ascii="Times New Roman" w:hAnsi="Times New Roman" w:eastAsia="AppleMyungjo"/>
+                <w:b w:val="0"/>
+                <w:i w:val="0"/>
+                <w:spacing w:val="-5"/>
+                <w:w w:val="95"/>
+                <w:sz w:val="16"/>
+              </w:rPr>
+              <w:t>A way to inject an exogenous series</w:t>
+            </w:r>
+          </w:p>
+        </w:tc>
+        <w:tc>
+          <w:tcPr>
+            <w:tcW w:type="dxa" w:w="1502"/>
+            <w:tcBorders>
+              <w:left w:val="none" w:sz="0" w:color="000000"/>
+              <w:right w:val="none" w:sz="0" w:color="000000"/>
+              <w:top w:val="none" w:sz="0" w:color="000000"/>
+              <w:bottom w:val="none" w:sz="0" w:color="000000"/>
+            </w:tcBorders>
+          </w:tcPr>
+          <w:p>
+            <w:pPr>
+              <w:keepNext/>
+              <w:autoSpaceDE w:val="0"/>
+              <w:autoSpaceDN w:val="0"/>
+              <w:spacing w:after="20" w:before="20" w:line="208" w:lineRule="exact"/>
+            </w:pPr>
+            <w:r/>
+            <w:r>
+              <w:rPr>
+                <w:rFonts w:ascii="Times New Roman" w:hAnsi="Times New Roman" w:eastAsia="AppleMyungjo"/>
+                <w:b w:val="0"/>
+                <w:i w:val="0"/>
+                <w:spacing w:val="-5"/>
+                <w:w w:val="95"/>
+                <w:sz w:val="16"/>
+              </w:rPr>
+              <w:t>Macro cross-attention (design option, Sec. 5.4)</w:t>
+            </w:r>
+          </w:p>
+        </w:tc>
+      </w:tr>
+      <w:tr>
+        <w:trPr>
+          <w:cantSplit/>
+        </w:trPr>
+        <w:tc>
+          <w:tcPr>
+            <w:tcW w:type="dxa" w:w="1502"/>
+            <w:tcBorders>
+              <w:left w:val="none" w:sz="0" w:color="000000"/>
+              <w:right w:val="none" w:sz="0" w:color="000000"/>
+              <w:top w:val="none" w:sz="0" w:color="000000"/>
               <w:bottom w:val="single" w:sz="12" w:color="000000"/>
             </w:tcBorders>
           </w:tcPr>
@@ -1152,7 +1054,7 @@
                 <w:w w:val="95"/>
                 <w:sz w:val="16"/>
               </w:rPr>
-              <w:t>Local equities track global macro</w:t>
+              <w:t>A limited compute budget</w:t>
             </w:r>
           </w:p>
         </w:tc>
@@ -1182,7 +1084,7 @@
                 <w:w w:val="95"/>
                 <w:sz w:val="16"/>
               </w:rPr>
-              <w:t>Exogenous sequence injection</w:t>
+              <w:t>Fewer tokens, and one encoder pass over the channels</w:t>
             </w:r>
           </w:p>
         </w:tc>
@@ -1212,7 +1114,7 @@
                 <w:w w:val="95"/>
                 <w:sz w:val="16"/>
               </w:rPr>
-              <w:t>Macro cross-attention (design option, Sec. 5.4)</w:t>
+              <w:t>Patch tokenization (120 to 24), channel reduction before the encoder (Sec. 5.4)</w:t>
             </w:r>
           </w:p>
         </w:tc>
@@ -1239,7 +1141,7 @@
           <w:w w:val="95"/>
           <w:sz w:val="18"/>
         </w:rPr>
-        <w:t>3.2 제안 구조</w:t>
+        <w:t>3.2 전체 구조</w:t>
       </w:r>
     </w:p>
     <w:p>
@@ -1259,7 +1161,7 @@
           <w:w w:val="100"/>
           <w:sz w:val="18"/>
         </w:rPr>
-        <w:t>제안 모형의 전체 구조는 (Fig. 1)과 같다. 입력은 세 경로로 구성된다. 종목 동적 변수(30채널 × 120일), 매크로 시퀀스(13채널), 정적 범주형 변수 3종이다. 정적 임베딩은 문맥 벡터를 형성하여 변수선택을 조건화하고, 크로스어텐션 이후 다시 더해진다. 헤드에는 마지막 패치 토큰, 즉 가장 최근 1주의 표현만이 전달된다.</w:t>
+        <w:t>제안 모형의 전체 구조는 (Fig. 1)과 같다. 입력은 세 갈래다. 첫째는 종목마다 매일 계산되는 지표 30개를 120일치 모은 것이다. 둘째는 시장 전체를 나타내는 지표 13개의 같은 기간 계열이다. 셋째는 섹터, 시가총액 구간, 요일처럼 한 번 정해지면 윈도우 안에서 바뀌지 않는 값 3종이다. 셋째 입력은 문맥 벡터로 바뀌어 앞의 두 경로가 어떤 변수에 비중을 둘지를 조건화한다. 예측에는 가장 최근 구간의 표현만 쓴다.</w:t>
       </w:r>
     </w:p>
     <w:p>
@@ -1680,7 +1582,7 @@
           <w:w w:val="95"/>
           <w:sz w:val="18"/>
         </w:rPr>
-        <w:t>3.3 결합 과정의 설계 결정</w:t>
+        <w:t>3.3 설계 선택</w:t>
       </w:r>
     </w:p>
     <w:p>
@@ -1738,7 +1640,7 @@
           <w:w w:val="100"/>
           <w:sz w:val="18"/>
         </w:rPr>
-        <w:t>패치 임베딩은 각 채널을 독립적으로 24개 토큰으로 변환한다. 채널 축을 줄이는 데 연산이 가장 적은 방법은 선형 합치기이며 매크로 경로에는 그 방식을 썼으나, 종목 채널에는 변수선택망을 두었다. 소프트맥스 게이트가 정적 문맥으로 조건화되어 섹터와 시가총액 구간에 따라 다른 가중을 주기 때문이다. 변수선택망은 그 게이트를 채널 축에 적용한다(식 2, 3).</w:t>
+        <w:t>구간 단위로 토큰을 만들면 채널마다 24개의 토큰이 생긴다. 이 채널 축을 하나로 줄여야 인코더를 한 번만 실행할 수 있다. 가장 단순한 방법은 채널을 선형 변환으로 합치는 것이고, 매크로 경로에는 이 방식을 썼다. 종목 채널에는 채널별 가중치를 학습하는 변수선택망을 두었다. 가중치가 정적 문맥에 따라 달라져 섹터와 시가총액 구간별로 다른 비중을 줄 수 있기 때문이다(식 2, 3).</w:t>
       </w:r>
     </w:p>
     <w:p>
@@ -2301,52 +2203,7 @@
           <w:w w:val="100"/>
           <w:sz w:val="18"/>
         </w:rPr>
-        <w:t xml:space="preserve">변수선택망을 인코더 뒤에 두면 인코더가 채널 수만큼 반복 실행되는 반면, 앞에 두면 채널이 먼저 하나로 축약되어 1회만 실행된다. 패치마다 산출되는 </w:t>
-      </w:r>
-      <w:r>
-        <w:rPr>
-          <w:rFonts w:ascii="Times New Roman" w:hAnsi="Times New Roman" w:eastAsia="AppleMyungjo"/>
-          <w:b w:val="0"/>
-          <w:i/>
-          <w:spacing w:val="-5"/>
-          <w:w w:val="100"/>
-          <w:sz w:val="18"/>
-        </w:rPr>
-        <w:t>v</w:t>
-      </w:r>
-      <w:r>
-        <w:rPr>
-          <w:rFonts w:ascii="Times New Roman" w:hAnsi="Times New Roman" w:eastAsia="AppleMyungjo"/>
-          <w:b w:val="0"/>
-          <w:i w:val="0"/>
-          <w:spacing w:val="-5"/>
-          <w:w w:val="100"/>
-          <w:sz w:val="18"/>
-        </w:rPr>
-        <w:t xml:space="preserve"> ∈ ℝ</w:t>
-      </w:r>
-      <w:r>
-        <w:rPr>
-          <w:rFonts w:ascii="Times New Roman" w:hAnsi="Times New Roman" w:eastAsia="AppleMyungjo"/>
-          <w:b w:val="0"/>
-          <w:i/>
-          <w:spacing w:val="-5"/>
-          <w:w w:val="100"/>
-          <w:sz w:val="18"/>
-          <w:vertAlign w:val="superscript"/>
-        </w:rPr>
-        <w:t>N×C</w:t>
-      </w:r>
-      <w:r>
-        <w:rPr>
-          <w:rFonts w:ascii="Times New Roman" w:hAnsi="Times New Roman" w:eastAsia="AppleMyungjo"/>
-          <w:b w:val="0"/>
-          <w:i w:val="0"/>
-          <w:spacing w:val="-5"/>
-          <w:w w:val="100"/>
-          <w:sz w:val="18"/>
-        </w:rPr>
-        <w:t>는 각 채널의 사용 비중으로 남으나 본 연구는 이 값을 매매 근거로 제시하지 않는다. 종목 채널까지 선형 합치기로 바꾼 변형은 모수가 0.117M으로 줄면서도 정확도와 보류 행태가 같았다(5.4절). 인코더 앞에서 채널을 하나로 합치는 것이 비용 절감의 원인이며, 게이트는 그 이상의 정확도를 더하지 않았다.</w:t>
+        <w:t>변수선택망을 인코더 뒤에 두면 인코더가 채널 수만큼 반복되지만, 앞에 두면 채널이 먼저 하나로 합쳐져 한 번만 실행된다. 다만 종목 채널까지 선형 합치기로 바꾼 변형도 정확도와 보류 행태가 같았다(5.4절). 연산을 줄이는 것은 인코더 앞의 채널 축약 자체이며, 학습된 가중치가 정확도를 더하지는 않았다.</w:t>
       </w:r>
     </w:p>
     <w:p>
@@ -3298,7 +3155,46 @@
           <w:w w:val="95"/>
           <w:sz w:val="18"/>
         </w:rPr>
-        <w:t>3.4 최종 설정</w:t>
+        <w:t>3.4 판단 보류 규칙</w:t>
+      </w:r>
+    </w:p>
+    <w:p>
+      <w:pPr>
+        <w:autoSpaceDE w:val="0"/>
+        <w:autoSpaceDN w:val="0"/>
+        <w:spacing w:after="80" w:before="0" w:line="280" w:lineRule="exact"/>
+        <w:ind w:firstLine="180"/>
+        <w:jc w:val="both"/>
+      </w:pPr>
+      <w:r>
+        <w:rPr>
+          <w:rFonts w:ascii="Times New Roman" w:hAnsi="Times New Roman" w:eastAsia="AppleMyungjo"/>
+          <w:b w:val="0"/>
+          <w:i w:val="0"/>
+          <w:spacing w:val="-5"/>
+          <w:w w:val="100"/>
+          <w:sz w:val="18"/>
+        </w:rPr>
+        <w:t>비교하는 모든 모형에 같은 규칙을 적용한다. 예측 구간의 폭이 최근 분포의 95분위를 넘으면 그 시점의 판단을 보류한다. 여기서 최근 분포는 판단일로부터 거슬러 달력 90일, 거래일로는 약 60일 안에 나온 폭을 모은 것이며, 종목별로 나누지 않고 전 종목을 합쳐 만든다. 구간 전체의 폭 분포를 쓰면 뒤쪽 날짜의 폭이 앞쪽 날짜의 판단에 흘러들어 미래 정보가 섞인다. 임계값으로 95분위를 고른 근거와 다른 값으로 바꿨을 때의 영향은 5.3절에서 다룬다.</w:t>
+      </w:r>
+    </w:p>
+    <w:p>
+      <w:pPr>
+        <w:keepNext/>
+        <w:autoSpaceDE w:val="0"/>
+        <w:autoSpaceDN w:val="0"/>
+        <w:spacing w:after="20" w:before="0" w:line="280" w:lineRule="exact"/>
+      </w:pPr>
+      <w:r>
+        <w:rPr>
+          <w:rFonts w:ascii="Times New Roman" w:hAnsi="Times New Roman" w:eastAsia="Apple SD Gothic Neo"/>
+          <w:b/>
+          <w:i w:val="0"/>
+          <w:spacing w:val="-9"/>
+          <w:w w:val="95"/>
+          <w:sz w:val="18"/>
+        </w:rPr>
+        <w:t>3.5 최종 설정</w:t>
       </w:r>
     </w:p>
     <w:p>
@@ -3844,7 +3740,7 @@
           <w:w w:val="97"/>
           <w:sz w:val="20"/>
         </w:rPr>
-        <w:t>4. 자료와 실험 설계</w:t>
+        <w:t>4. 데이터셋</w:t>
       </w:r>
     </w:p>
     <w:p>
@@ -4773,45 +4669,6 @@
           <w:sz w:val="18"/>
         </w:rPr>
         <w:t>모든 실험은 학습 자료의 무조건부 분위수, 즉 입력을 무시하고 세 상수를 출력하는 예측기를 기준선으로 평가한다. 이를 상회하지 못하면 초매개변수 조정 문제가 아니라 변수·목표 설계의 실패로 간주한다.</w:t>
-      </w:r>
-    </w:p>
-    <w:p>
-      <w:pPr>
-        <w:keepNext/>
-        <w:autoSpaceDE w:val="0"/>
-        <w:autoSpaceDN w:val="0"/>
-        <w:spacing w:after="20" w:before="0" w:line="280" w:lineRule="exact"/>
-      </w:pPr>
-      <w:r>
-        <w:rPr>
-          <w:rFonts w:ascii="Times New Roman" w:hAnsi="Times New Roman" w:eastAsia="Apple SD Gothic Neo"/>
-          <w:b/>
-          <w:i w:val="0"/>
-          <w:spacing w:val="-9"/>
-          <w:w w:val="95"/>
-          <w:sz w:val="18"/>
-        </w:rPr>
-        <w:t>4.4 판단 보류 규칙</w:t>
-      </w:r>
-    </w:p>
-    <w:p>
-      <w:pPr>
-        <w:autoSpaceDE w:val="0"/>
-        <w:autoSpaceDN w:val="0"/>
-        <w:spacing w:after="80" w:before="0" w:line="280" w:lineRule="exact"/>
-        <w:ind w:firstLine="180"/>
-        <w:jc w:val="both"/>
-      </w:pPr>
-      <w:r>
-        <w:rPr>
-          <w:rFonts w:ascii="Times New Roman" w:hAnsi="Times New Roman" w:eastAsia="AppleMyungjo"/>
-          <w:b w:val="0"/>
-          <w:i w:val="0"/>
-          <w:spacing w:val="-5"/>
-          <w:w w:val="100"/>
-          <w:sz w:val="18"/>
-        </w:rPr>
-        <w:t>비교하는 모든 모형에 동일한 규칙을 적용한다. 예측 구간의 폭이 최근 분포의 95분위를 넘으면 보류한다. 이 분위를 고른 근거와 바꿨을 때의 영향은 5.3절에서 따로 다룬다. '최근 분포'는 판단일부터 거슬러 달력 90일, 거래일로는 약 60일 안에 들어온 폭을 모은 것이며, 종목별로 나누지 않고 전 종목을 합친 분포다. 구간 전체의 폭 분포를 쓰면 뒤쪽 날짜의 폭이 앞쪽 날짜의 보류 판단에 흘러들어 미래 정보가 유입되기 때문이고, 모의투자에서 실제로 쓰는 방식과도 같다.</w:t>
       </w:r>
     </w:p>
     <w:p>
@@ -7444,7 +7301,7 @@
           <w:w w:val="100"/>
           <w:sz w:val="18"/>
         </w:rPr>
-        <w:t>네 분위 모형에 4.4절의 동일한 보류 규칙을 적용하고 시험구간 전체에서 집계하였다. 점 예측 모형은 임계할 폭이 없어 보류이 정의되지 않으므로 제외하였다.</w:t>
+        <w:t>네 분위 모형에 3.4절의 같은 보류 규칙을 적용하고 시험구간 전체에서 집계하였다. 점 예측 모형은 임계할 폭이 없어 보류이 정의되지 않으므로 제외하였다.</w:t>
       </w:r>
     </w:p>
     <w:p>
@@ -9811,7 +9668,7 @@
           <w:w w:val="97"/>
           <w:sz w:val="20"/>
         </w:rPr>
-        <w:t>6. 결론 및 향후 연구</w:t>
+        <w:t>6. 결론</w:t>
       </w:r>
     </w:p>
     <w:p>
@@ -9872,6 +9729,25 @@
           <w:sz w:val="18"/>
         </w:rPr>
         <w:t>본 연구는 예측 손실로 평가하였으며 거래비용을 포함한 투자 성과는 측정하지 않았다. 유니버스는 현재 시점의 구성종목이고, 입력 설계와 보류 임계값 선택에 평가 기간 자료가 일부 참고되었다. 구성요소를 하나씩 제거하는 실험으로는 개선이 채널 축약 구조 자체에서 오는지 구성요소 간 대체에서 오는지 가리지 못하였다(5.4절). 예측 구간의 포함률은 71.6%로 명목 80%에 못 미쳐(등각 분위회귀 보정[13] 후 73.9%) 구간을 신뢰구간으로 해석할 수는 없으나, 보류은 폭의 순위만 쓰므로 영향을 받지 않는다.</w:t>
+      </w:r>
+    </w:p>
+    <w:p>
+      <w:pPr>
+        <w:keepNext/>
+        <w:autoSpaceDE w:val="0"/>
+        <w:autoSpaceDN w:val="0"/>
+        <w:spacing w:after="280" w:before="360" w:line="310" w:lineRule="exact"/>
+      </w:pPr>
+      <w:r>
+        <w:rPr>
+          <w:rFonts w:ascii="Times New Roman" w:hAnsi="Times New Roman" w:eastAsia="Apple SD Gothic Neo"/>
+          <w:b/>
+          <w:i w:val="0"/>
+          <w:spacing w:val="0"/>
+          <w:w w:val="97"/>
+          <w:sz w:val="20"/>
+        </w:rPr>
+        <w:t>7. 후속 연구</w:t>
       </w:r>
     </w:p>
     <w:p>

--- a/docs/PAPER_TKIPS_review.docx
+++ b/docs/PAPER_TKIPS_review.docx
@@ -134,7 +134,7 @@
           <w:w w:val="98"/>
           <w:sz w:val="15"/>
         </w:rPr>
-        <w:t>주가 예측은 투자와 위험관리 등 여러 분야에서 꾸준히 연구되고 있으나, 대부분의 예측 모형은 하나의 예측값만 제공하여 그 예측을 얼마나 신뢰할 수 있는지 판단하기 어렵다. 실제 투자에서는 예측값과 함께 불확실성을 고려하여 판단을 보류해야 할 시점을 알 수 있어야 한다. 불확실성을 함께 예측하는 모형으로 Temporal Fusion Transformer(TFT)가 있으나 계산 비용이 크고, 계산이 가벼운 패치 기반 트랜스포머는 하나의 예측값만 제공한다. 이에 본 논문에서는 패치 기반 트랜스포머에 분위 예측 헤드를 달고 입력 채널을 인코더 앞에서 하나로 합쳐 인코더를 한 번만 실행하는 경량 모형을 제안하고, 예측 구간이 평소보다 넓을 때 판단을 보류하는 보류 규칙을 함께 적용한다. 2015년 이후 코스피200 구성종목 201개의 일별 자료로 실험한 결과, 제안 모형은 다섯 번의 반복 실험 모두에서 TFT보다 낮은 분위 손실을 보이면서 학습은 3.8배, 추론은 4.8배 빨랐다. 보류은 변동성이 큰 시기에 집중되었으며, 보류한 예측의 오차는 실행된 예측의 약 1.5배였다. 이는 최근 변동성만 보고 보류하는 단순 규칙보다 큰 오차를 더 잘 걸러낸 결과이다. 같은 표본으로 학습한 분위 그래디언트 부스팅 기준모형은 계산 비용이 더 낮고 보류 품질도 대등하였으므로, 제안 모형이 그 기준모형보다 나은 점은 비용이 아니라 정확도이다. 중앙값의 점 예측 정확도는 상수 기준선과 다르지 않으므로, 제안 모형이 더하는 것은 더 정확한 예측값이 아니라 그 예측에 따라 움직이지 말아야 할 시점이다.</w:t>
+        <w:t>주가 예측은 투자와 위험관리 등 여러 분야에서 꾸준히 연구되고 있으나, 대부분의 예측 모형은 하나의 예측값만 제공하여 그 예측을 얼마나 신뢰할 수 있는지 판단하기 어렵다. 실제 투자에서는 예측값과 함께 불확실성을 고려하여 판단을 보류해야 할 시점을 알 수 있어야 한다. 불확실성을 함께 예측하는 모형으로 Temporal Fusion Transformer(TFT)가 있으나 계산 비용이 크고, 계산이 가벼운 패치 기반 트랜스포머는 하나의 예측값만 제공한다. 이에 본 논문에서는 패치 기반 트랜스포머에 분위수 출력층을 달고 입력 채널을 인코더 앞에서 하나로 합쳐 인코더를 한 번만 실행하는 경량 모형을 제안하고, 예측 구간이 평소보다 넓을 때 판단을 보류하는 보류 규칙을 함께 적용한다. 2015년 이후 코스피200 구성종목 201개의 일별 자료로 실험한 결과, 제안 모형은 다섯 번의 반복 실험 모두에서 TFT보다 낮은 분위 손실을 보이면서 학습은 3.8배, 추론은 4.8배 빨랐다. 보류는 변동성이 큰 시기에 집중되었으며, 보류한 예측의 오차는 실행된 예측의 약 1.5배였다. 이는 최근 변동성만 보고 보류하는 단순 규칙보다 큰 오차를 더 잘 걸러낸 결과이다. 같은 표본으로 학습한 분위 그래디언트 부스팅 기준모형은 계산 비용이 더 낮고 보류 품질도 대등하였으므로, 제안 모형이 그 기준모형보다 나은 점은 비용이 아니라 정확도이다. 중앙값의 점 예측 정확도는 상수 기준선과 다르지 않으므로, 제안 모형이 더하는 것은 더 정확한 예측값이 아니라 그 예측에 따라 움직이지 말아야 할 시점이다.</w:t>
       </w:r>
     </w:p>
     <w:p>
@@ -2773,7 +2773,7 @@
           <w:w w:val="100"/>
           <w:sz w:val="18"/>
         </w:rPr>
-        <w:t>3) 분위 단조성의 구조적 보장과 헤드 초기화</w:t>
+        <w:t>3) 분위 단조성의 구조적 보장과 출력층 초기화</w:t>
       </w:r>
     </w:p>
     <w:p>
@@ -3116,7 +3116,7 @@
           <w:w w:val="100"/>
           <w:sz w:val="18"/>
         </w:rPr>
-        <w:t>는 헤드 마지막 선형층의 세 출력이다. 교차가 발생하면 보류 폭이 음수가 되어 하위 규칙 전체가 무효화되므로 구조적 보장이 필요하다. 5.1절의 세 트랜스포머 모형 모두 실측 교차율은 0.000이었다.</w:t>
+        <w:t>는 출력층 마지막 선형층의 세 출력이다. 교차가 발생하면 보류 폭이 음수가 되어 하위 규칙 전체가 무효화되므로 구조적 보장이 필요하다. 5.1절의 세 트랜스포머 모형 모두 실측 교차율은 0.000이었다.</w:t>
       </w:r>
     </w:p>
     <w:p>
@@ -3136,7 +3136,7 @@
           <w:w w:val="100"/>
           <w:sz w:val="18"/>
         </w:rPr>
-        <w:t>헤드의 초기화도 성능에 영향을 주었다. 기본 초기화에서는 softplus(0) = 0.693이라 초기 구간 폭이 목표 분포와 어긋난 지점에 놓여 기준선에 미달하므로, 최종층 편향을 학습자료의 무조건부 분위수로 설정하여 해소하였다.</w:t>
+        <w:t>출력층의 초기화도 성능에 영향을 주었다. 기본 초기화에서는 softplus(0) = 0.693이라 초기 구간 폭이 목표 분포와 어긋난 지점에 놓여 기준선에 미달하므로, 최종층 편향을 학습자료의 무조건부 분위수로 설정하여 해소하였다.</w:t>
       </w:r>
     </w:p>
     <w:p>
@@ -6090,7 +6090,7 @@
           <w:w w:val="100"/>
           <w:sz w:val="18"/>
         </w:rPr>
-        <w:t xml:space="preserve"> = 0.16~0.56). 날짜를 표본으로 보는 검정이므로 짧은 구간에서는 검정력이 약하다. 분위 헤드만 부착한 PatchTST는 검증구간 +0.07%, 시험구간 +0.36%로 상수 예측을 간신히 상회하는 데 그쳤고, 다섯 시드 가운데 네 시드는 첫 회차에서 최적값에 도달하였다. 격차가 시험구간에서 벌어지는 이유의 하나는 학습 곡선이다. TFT는 다섯 시드 모두 1~2회차에서 최적값에 도달한 뒤 과적합으로 돌아섰고, 제안 모형의 최적 회차는 2~10회차에 분포하였다. 격차의 일부는 수치 정밀도 설정에서도 온다. 세 모형을 모두 단정밀도로 맞추어 한 번씩 학습하면 시험구간 개선폭이 제안 모형 +5.25%, TFT 원본 +3.30%, 분위 헤드만 부착한 PatchTST +2.25%로 격차가 좁아지지만 순서는 바뀌지 않는다. 중앙값만 떼어 평균절대오차로 재면 제안 모형은 0.053439 ± 0.000142로 상수 기준선(0.053447)과 사실상 같고 TFT 원본은 0.053707로 오히려 나쁘므로, 핀볼 손실의 개선은 중앙값의 점 정확도가 아니라 예측 구간에서 온다.</w:t>
+        <w:t xml:space="preserve"> = 0.16~0.56). 날짜를 표본으로 보는 검정이므로 짧은 구간에서는 검정력이 약하다. 분위수 출력층만 부착한 PatchTST는 검증구간 +0.07%, 시험구간 +0.36%로 상수 예측을 간신히 상회하는 데 그쳤고, 다섯 시드 가운데 네 시드는 첫 회차에서 최적값에 도달하였다. 격차가 시험구간에서 벌어지는 이유의 하나는 학습 곡선이다. TFT는 다섯 시드 모두 1~2회차에서 최적값에 도달한 뒤 과적합으로 돌아섰고, 제안 모형의 최적 회차는 2~10회차에 분포하였다. 격차의 일부는 수치 정밀도 설정에서도 온다. 세 모형을 모두 단정밀도로 맞추어 한 번씩 학습하면 시험구간 개선폭이 제안 모형 +5.25%, TFT 원본 +3.30%, 분위수 출력층만 부착한 PatchTST +2.25%로 격차가 좁아지지만 순서는 바뀌지 않는다. 중앙값만 떼어 평균절대오차로 재면 제안 모형은 0.053439 ± 0.000142로 상수 기준선(0.053447)과 사실상 같고 TFT 원본은 0.053707로 오히려 나쁘므로, 핀볼 손실의 개선은 중앙값의 점 정확도가 아니라 예측 구간에서 온다.</w:t>
       </w:r>
     </w:p>
     <w:p>
@@ -7301,7 +7301,7 @@
           <w:w w:val="100"/>
           <w:sz w:val="18"/>
         </w:rPr>
-        <w:t>네 분위 모형에 3.4절의 같은 보류 규칙을 적용하고 시험구간 전체에서 집계하였다. 점 예측 모형은 임계할 폭이 없어 보류이 정의되지 않으므로 제외하였다.</w:t>
+        <w:t>네 분위 모형에 3.4절의 같은 보류 규칙을 적용하고 시험구간 전체에서 집계하였다. 점 예측 모형은 임계값을 적용할 폭이 없어 보류가 정의되지 않으므로 제외하였다.</w:t>
       </w:r>
     </w:p>
     <w:p>
@@ -8336,7 +8336,7 @@
           <w:w w:val="100"/>
           <w:sz w:val="18"/>
         </w:rPr>
-        <w:t xml:space="preserve">&lt;Table 6&gt;은 보류 요구사항이 규칙이 아니라 구조에 의해 충족되었음을 보여준다. 네 행의 보류 규칙은 동일하며 예측 분포만 다르다. 분위 헤드를 부착하면 보류이 작동하기 시작하고, 변수선택·정적 문맥·매크로 입력이 더해지면 최상위 변동성 분위의 보류율이 20.07%인 반면 최하위 분위는 0.21%에 머물러 보류이 고변동 구간에 집중된다. 이 집중은 세 구성요소 가운데 하나를 빼도 유지된다(5.4절). 예측 폭과 실현 변동의 상관 자체는 TFT 원본이 더 높았다(0.186 대 0.170). 보류이 고변동 구간에 더 몰리는 것과 폭이 변동을 더 잘 따라가는 것은 별개의 성질이다. 보류한 판단은 실제로 더 나빴다. 제안 모형이 보류한 예측의 핀볼 손실은 남긴 예측의 1.510 ± 0.023배이며, 날짜 단위로 짝지은 손실차의 </w:t>
+        <w:t xml:space="preserve">&lt;Table 6&gt;은 보류 요구사항이 규칙이 아니라 구조에 의해 충족되었음을 보여준다. 네 행의 보류 규칙은 동일하며 예측 분포만 다르다. 분위수 출력층을 부착하면 보류가 작동하기 시작하고, 변수선택·정적 문맥·매크로 입력이 더해지면 최상위 변동성 분위의 보류율이 20.07%인 반면 최하위 분위는 0.21%에 머물러 보류가 고변동 구간에 집중된다. 이 집중은 세 구성요소 가운데 하나를 빼도 유지된다(5.4절). 예측 폭과 실현 변동의 상관 자체는 TFT 원본이 더 높았다(0.186 대 0.170). 보류가 고변동 구간에 더 몰리는 것과 폭이 변동을 더 잘 따라가는 것은 별개의 성질이다. 보류한 판단은 실제로 더 나빴다. 제안 모형이 보류한 예측의 핀볼 손실은 남긴 예측의 1.510 ± 0.023배이며, 날짜 단위로 짝지은 손실차의 </w:t>
       </w:r>
       <w:r>
         <w:rPr>
@@ -8358,7 +8358,7 @@
           <w:w w:val="100"/>
           <w:sz w:val="18"/>
         </w:rPr>
-        <w:t xml:space="preserve"> 값은 19.41 ± 1.02이다. 반면 중앙값 부호의 방향 적중률은 보류 0.56 ± 0.02 대 유지 0.55 ± 0.02로 거의 같다. 보류한 판단은 방향을 틀리기 쉬운 판단이 아니라 오차의 크기가 큰 판단이며, 이는 보류이 폭에 걸려 있다는 설계와 일치한다.</w:t>
+        <w:t xml:space="preserve"> 값은 19.41 ± 1.02이다. 반면 중앙값 부호의 방향 적중률은 보류 0.56 ± 0.02 대 유지 0.55 ± 0.02로 거의 같다. 보류한 판단은 방향을 틀리기 쉬운 판단이 아니라 오차의 크기가 큰 판단이며, 이는 보류가 폭에 걸려 있다는 설계와 일치한다.</w:t>
       </w:r>
     </w:p>
     <w:p>
@@ -8378,7 +8378,7 @@
           <w:w w:val="100"/>
           <w:sz w:val="18"/>
         </w:rPr>
-        <w:t>핀볼 손실은 변동성이 큰 구간에서 원래 크므로, 고변동 구간을 피하는 규칙이라면 무엇이든 이 비가 1을 넘는다. 규칙과 분위를 그대로 두고 점수만 예측 폭에서 직전 20일 실현변동성으로 바꿔 끼운 통제군과 대조하였고, 보류율 차이가 섞이지 않도록 날짜마다 두 점수의 횡단면 순위 상위 r%를 보류시켜 같은 날 같은 개수를 보류하게 맞추었다. r = 2, 5, 6, 10, 20, 30% 여섯 수준 전부에서 다섯 시드 모두 폭 기준의 비가 통제군보다 높았고(차이 최소 +0.030, 6%에서 +0.064 ± 0.029), 날짜 블록 부트스트랩 1,000회의 95% 신뢰구간도 0을 포함하지 않았다. TFT 원본은 2~6% 구간에서 시드에 따라 부호가 바뀌었고, 분위 헤드만 부착한 모형은 통제군에 미치지 못하였다. 예측 폭이 단순 변동성 지표보다 나은 보류 기준이라는 결과는 분위 헤드를 부착하는 것만으로는 생기지 않았다. 분위 GBDT의 폭도 같은 비교에서 통제군보다 나았다(6%에서 +0.071, 95% 신뢰구간 [+0.033, +0.107]). 제안 모형(+0.064 ± 0.029)과 차이가 없으므로 이 성질은 트랜스포머 구조에 고유하지 않다. 제안 모형에 남는 차이는 최상위 변동성 분위로의 집중(20.07% 대 17.04%)과 남긴 후보의 손실(0.01730 대 0.01765)이다.</w:t>
+        <w:t>핀볼 손실은 변동성이 큰 구간에서 원래 크므로, 고변동 구간을 피하는 규칙이라면 무엇이든 이 비가 1을 넘는다. 규칙과 분위를 그대로 두고 점수만 예측 폭에서 직전 20일 실현변동성으로 바꿔 끼운 통제군과 대조하였고, 보류율 차이가 섞이지 않도록 날짜마다 두 점수의 횡단면 순위 상위 r%를 보류시켜 같은 날 같은 개수를 보류하게 맞추었다. r = 2, 5, 6, 10, 20, 30% 여섯 수준 전부에서 다섯 시드 모두 폭 기준의 비가 통제군보다 높았고(차이 최소 +0.030, 6%에서 +0.064 ± 0.029), 날짜 블록 부트스트랩 1,000회의 95% 신뢰구간도 0을 포함하지 않았다. TFT 원본은 2~6% 구간에서 시드에 따라 부호가 바뀌었고, 분위수 출력층만 부착한 모형은 통제군에 미치지 못하였다. 예측 폭이 단순 변동성 지표보다 나은 보류 기준이라는 결과는 분위수 출력층을 부착하는 것만으로는 생기지 않았다. 분위 GBDT의 폭도 같은 비교에서 통제군보다 나았다(6%에서 +0.071, 95% 신뢰구간 [+0.033, +0.107]). 제안 모형(+0.064 ± 0.029)과 차이가 없으므로 이 성질은 트랜스포머 구조에 고유하지 않다. 제안 모형에 남는 차이는 최상위 변동성 분위로의 집중(20.07% 대 17.04%)과 남긴 후보의 손실(0.01730 대 0.01765)이다.</w:t>
       </w:r>
     </w:p>
     <w:p>
@@ -8398,7 +8398,7 @@
           <w:w w:val="100"/>
           <w:sz w:val="18"/>
         </w:rPr>
-        <w:t>보류율의 절대 수준을 정하는 임계값 분위는 시험구간을 참조하여 선택되었으므로 5.91%라는 값은 표본 밖 수치가 아니다. 다만 앞 문단의 통제군 비교는 날짜마다 같은 개수를 보류시켜 보류율을 맞춘 상태에서 여섯 수준 전부로 수행하였으므로, 이 비교의 결론은 임계값 선택에 의존하지 않는다. 분위를 95에서 90, 75로 낮추면 전체 보류율이 11.71%, 28.08%로 오르는 동안 최상위 변동성 분위의 보류율도 36.22%, 68.72%로 함께 올라 분위별 집중이 유지되고, 세 분위 모두에서 최상위 분위 보류율의 모형 간 순서(제안 모형 &gt; TFT 원본 &gt; 분위 헤드)도 보존된다. 임계값 선택이 보류 행태에 관한 결론을 만들어낸 것은 아니다.</w:t>
+        <w:t>보류율의 절대 수준을 정하는 임계값 분위는 시험구간을 참조하여 선택되었으므로 5.91%라는 값은 표본 밖 수치가 아니다. 다만 앞 문단의 통제군 비교는 날짜마다 같은 개수를 보류시켜 보류율을 맞춘 상태에서 여섯 수준 전부로 수행하였으므로, 이 비교의 결론은 임계값 선택에 의존하지 않는다. 분위를 95에서 90, 75로 낮추면 전체 보류율이 11.71%, 28.08%로 오르는 동안 최상위 변동성 분위의 보류율도 36.22%, 68.72%로 함께 올라 분위별 집중이 유지되고, 세 분위 모두에서 최상위 분위 보류율의 모형 간 순서(제안 모형 &gt; TFT 원본 &gt; 분위수 출력층만 부착한 모형)도 보존된다. 임계값 선택이 보류 행태에 관한 결론을 만들어낸 것은 아니다.</w:t>
       </w:r>
     </w:p>
     <w:p>
@@ -8437,7 +8437,7 @@
           <w:w w:val="100"/>
           <w:sz w:val="18"/>
         </w:rPr>
-        <w:t>분위 헤드만 단 PatchTST와 제안 모형 사이에는 변수선택망, 정적 문맥, 매크로 크로스어텐션이 한꺼번에 더해져 있다. 개선이 어디서 오는지 가리기 위해 셋을 하나씩 제거한 변형을 같은 설정과 시드로 학습하였다. 변수선택망은 매크로 경로와 같은 선형 합치기로 바꾸었고, 매크로 제거 변형은 크로스어텐션 없이 종목 표현을 헤드로 보내며, 정적 문맥 제거 변형은 문맥 벡터를 0으로 두어 변수선택의 조건화와 결합 뒤 더하기를 함께 껐다. 초매개변수는 &lt;Table 2&gt; 그대로이며, 보고 지표는 실험 전에 시험구간 핀볼 손실, 최상위 변동성 분위의 보류율, 보류율 6%에서 맞춘 통제군 대비 비 차이의 셋으로 정하였다. 결과는 &lt;Table 7&gt;과 같다.</w:t>
+        <w:t>분위수 출력층만 단 PatchTST와 제안 모형 사이에는 변수선택망, 정적 문맥, 매크로 크로스어텐션이 한꺼번에 더해져 있다. 개선이 어디서 오는지 가리기 위해 셋을 하나씩 제거한 변형을 같은 설정과 시드로 학습하였다. 변수선택망은 매크로 경로와 같은 선형 합치기로 바꾸었고, 매크로 제거 변형은 크로스어텐션 없이 종목 표현을 출력층으로 보내며, 정적 문맥 제거 변형은 문맥 벡터를 0으로 두어 변수선택의 조건화와 결합 뒤 더하기를 함께 껐다. 초매개변수는 &lt;Table 2&gt; 그대로이며, 보고 지표는 실험 전에 시험구간 핀볼 손실, 최상위 변동성 분위의 보류율, 보류율 6%에서 맞춘 통제군 대비 비 차이의 셋으로 정하였다. 결과는 &lt;Table 7&gt;과 같다.</w:t>
       </w:r>
     </w:p>
     <w:p>
@@ -9688,7 +9688,7 @@
           <w:w w:val="100"/>
           <w:sz w:val="18"/>
         </w:rPr>
-        <w:t>본 연구는 주가 예측에서 "지금 판단해도 되는가"를 함께 답하는 모형을, 매일 201종목을 평가할 수 있는 비용 안에서 만드는 것을 목표로 하였다. 계산이 가벼운 패치 기반 트랜스포머에 TFT의 분위 예측 헤드를 달고, 입력 채널을 인코더 앞에서 하나로 합쳐 인코더 실행 횟수를 1회로 줄였다. 예측 구간이 이례적으로 넓을 때 보류하는 규칙도 함께 적용하였다. 코스피200 구성종목 201개의 일별 자료로 평가하여 다음 두 가지를 확인하였다.</w:t>
+        <w:t>본 연구는 주가 예측에서 "지금 판단해도 되는가"를 함께 답하는 모형을, 매일 201종목을 평가할 수 있는 비용 안에서 만드는 것을 목표로 하였다. 계산이 가벼운 패치 기반 트랜스포머에 TFT의 분위수 출력층을 달고, 입력 채널을 인코더 앞에서 하나로 합쳐 인코더 실행 횟수를 1회로 줄였다. 예측 구간이 이례적으로 넓을 때 보류하는 규칙도 함께 적용하였다. 코스피200 구성종목 201개의 일별 자료로 평가하여 다음 두 가지를 확인하였다.</w:t>
       </w:r>
     </w:p>
     <w:p>
@@ -9708,7 +9708,7 @@
           <w:w w:val="100"/>
           <w:sz w:val="18"/>
         </w:rPr>
-        <w:t>첫째, 제안 모형은 TFT 원본보다 낮은 분위 손실을 약 4분의 1의 비용으로 달성하였다. 시드를 짝지은 비교에서 구간마다 다섯 시드 전부가 제안 모형 쪽이었고, 조기종료에 쓰이지 않은 시험구간에서는 날짜 단위 DM 검정도 다섯 시드 모두 유의하였다. 학습 시간은 3.8배, 종목당 추론 시간은 4.8배 짧았고, 활성값 메모리는 5.1배 적었다. 다만 분위 GBDT의 비용은 이보다도 낮으며, 제안 모형이 GBDT보다 나은 점은 비용이 아니라 시험구간 손실이다(+4.95% 대 +3.45%, 다섯 시드 모두 GBDT보다 낮음). 또한 종목 채널의 변수선택망을 선형 합치기로 바꾼 변형은 모수가 0.117M으로 줄면서 같은 결과를 냈으므로, 운용에서는 이 변형이 같은 성능의 더 가벼운 선택지다(5.4절). 둘째, 예측 구간이 시장 변동성에 반응하여 보류이 변동성이 큰 시기에 집중되었다. 보류한 예측은 실행된 예측보다 오차가 약 1.5배 컸고, 보류율을 맞춘 비교에서도 최근 변동성만 보고 보류하는 단순 규칙보다 큰 오차를 더 잘 걸러냈다. 분위 GBDT도 같은 비교에서 대등한 보류 품질을 보였으므로 이 성질은 트랜스포머 구조에 고유하지 않다. 하나의 예측값만 내는 기존 패치 기반 모형으로는 이러한 보류 자체를 할 수 없다.</w:t>
+        <w:t>첫째, 제안 모형은 TFT 원본보다 낮은 분위 손실을 약 4분의 1의 비용으로 달성하였다. 시드를 짝지은 비교에서 구간마다 다섯 시드 전부가 제안 모형 쪽이었고, 조기종료에 쓰이지 않은 시험구간에서는 날짜 단위 DM 검정도 다섯 시드 모두 유의하였다. 학습 시간은 3.8배, 종목당 추론 시간은 4.8배 짧았고, 활성값 메모리는 5.1배 적었다. 다만 분위 GBDT의 비용은 이보다도 낮으며, 제안 모형이 GBDT보다 나은 점은 비용이 아니라 시험구간 손실이다(+4.95% 대 +3.45%, 다섯 시드 모두 GBDT보다 낮음). 또한 종목 채널의 변수선택망을 선형 합치기로 바꾼 변형은 모수가 0.117M으로 줄면서 같은 결과를 냈으므로, 운용에서는 이 변형이 같은 성능의 더 가벼운 선택지다(5.4절). 둘째, 예측 구간이 시장 변동성에 반응하여 보류가 변동성이 큰 시기에 집중되었다. 보류한 예측은 실행된 예측보다 오차가 약 1.5배 컸고, 보류율을 맞춘 비교에서도 최근 변동성만 보고 보류하는 단순 규칙보다 큰 오차를 더 잘 걸러냈다. 분위 GBDT도 같은 비교에서 대등한 보류 품질을 보였으므로 이 성질은 트랜스포머 구조에 고유하지 않다. 하나의 예측값만 내는 기존 패치 기반 모형으로는 이러한 보류 자체를 할 수 없다.</w:t>
       </w:r>
     </w:p>
     <w:p>
@@ -9728,7 +9728,7 @@
           <w:w w:val="100"/>
           <w:sz w:val="18"/>
         </w:rPr>
-        <w:t>본 연구는 예측 손실로 평가하였으며 거래비용을 포함한 투자 성과는 측정하지 않았다. 유니버스는 현재 시점의 구성종목이고, 입력 설계와 보류 임계값 선택에 평가 기간 자료가 일부 참고되었다. 구성요소를 하나씩 제거하는 실험으로는 개선이 채널 축약 구조 자체에서 오는지 구성요소 간 대체에서 오는지 가리지 못하였다(5.4절). 예측 구간의 포함률은 71.6%로 명목 80%에 못 미쳐(등각 분위회귀 보정[13] 후 73.9%) 구간을 신뢰구간으로 해석할 수는 없으나, 보류은 폭의 순위만 쓰므로 영향을 받지 않는다.</w:t>
+        <w:t>본 연구는 예측 손실로 평가하였으며 거래비용을 포함한 투자 성과는 측정하지 않았다. 유니버스는 현재 시점의 구성종목이고, 입력 설계와 보류 임계값 선택에 평가 기간 자료가 일부 참고되었다. 구성요소를 하나씩 제거하는 실험으로는 개선이 채널 축약 구조 자체에서 오는지 구성요소 간 대체에서 오는지 가리지 못하였다(5.4절). 예측 구간의 포함률은 71.6%로 명목 80%에 못 미쳐(등각 분위회귀 보정[13] 후 73.9%) 구간을 신뢰구간으로 해석할 수는 없으나, 보류는 폭의 순위만 쓰므로 영향을 받지 않는다.</w:t>
       </w:r>
     </w:p>
     <w:p>

--- a/docs/PAPER_TKIPS_review.docx
+++ b/docs/PAPER_TKIPS_review.docx
@@ -57,7 +57,7 @@
           <w:w w:val="95"/>
           <w:sz w:val="15"/>
         </w:rPr>
-        <w:t>Stock forecasting has long been studied for investment and risk management, yet most forecasting models give a single value, which leaves no way to judge how far that forecast can be trusted. In practice, an investor needs to weigh uncertainty alongside the forecast and know when to hold off. The Temporal Fusion Transformer (TFT) also forecasts uncertainty, but it is computationally expensive, while lightweight patch-based transformers produce only a single value. This paper proposes a lightweight model that adds a quantile head to a patch-based transformer and merges the input channels into one before the encoder so that the encoder runs only once, together with an abstention rule that withholds a decision when the prediction interval is wider than usual. On daily data for 201 KOSPI 200 stocks since 2015, the proposed model had a lower quantile (pinball) loss than TFT in all five repeated runs, while training 3.8 times and running inference 4.8 times faster. Abstentions concentrated in volatile periods, and the withheld forecasts carried about 1.5 times the error of those acted on, separating large errors better than a simple rule based on recent volatility alone. A quantile gradient-boosting baseline fitted on the same windows was cheaper still and abstained just as well, so what the proposed model gains over it is accuracy rather than cost. Point accuracy at the median matches a constant baseline, so the model adds not a sharper forecast but a signal of when not to act on one.</w:t>
+        <w:t>A stock forecasting model cannot be equally accurate at every point in time, because the market changes the way it moves. A model that outputs a single number does not tell the user when its forecast is unreliable. This paper studies a model that withholds its decision at such times. Withholding requires the model to report its own uncertainty, so the proposed model outputs several quantiles instead of one value, and the width between the lower and the upper quantile serves as that measure. The model withholds a decision whenever the predicted interval is wider than it has recently been. The forecaster is a patch-based transformer, which is light enough to train repeatedly, extended with a quantile output layer; models that already produce a distribution, such as the Temporal Fusion Transformer (TFT), are far more expensive to train. On daily data for 201 KOSPI 200 stocks since 2015, withheld forecasts carried about 1.5 times the error of those acted on, and withholding concentrated in volatile periods: 20.07% of the most volatile quartile against 0.21% of the least. The same advantage held at six matched abstention rates against a rule that looks only at recent realized volatility, and it did not appear when a quantile output layer alone was added to the lightweight model. The proposed model also had a lower quantile loss than the original TFT on both splits while training 3.8 times faster and using 5.1 times less activation memory, although a quantile gradient-boosting baseline was cheaper still and withheld comparably. Point accuracy at the median matches a constant baseline, so the contribution is the selection of when not to act rather than a sharper forecast.</w:t>
       </w:r>
     </w:p>
     <w:p>
@@ -134,7 +134,7 @@
           <w:w w:val="98"/>
           <w:sz w:val="15"/>
         </w:rPr>
-        <w:t>주가 예측은 투자와 위험관리 등 여러 분야에서 꾸준히 연구되고 있으나, 대부분의 예측 모형은 하나의 예측값만 제공하여 그 예측을 얼마나 신뢰할 수 있는지 판단하기 어렵다. 실제 투자에서는 예측값과 함께 불확실성을 고려하여 판단을 보류해야 할 시점을 알 수 있어야 한다. 불확실성을 함께 예측하는 모형으로 Temporal Fusion Transformer(TFT)가 있으나 계산 비용이 크고, 계산이 가벼운 패치 기반 트랜스포머는 하나의 예측값만 제공한다. 이에 본 논문에서는 패치 기반 트랜스포머에 분위수 출력층을 달고 입력 채널을 인코더 앞에서 하나로 합쳐 인코더를 한 번만 실행하는 경량 모형을 제안하고, 예측 구간이 평소보다 넓을 때 판단을 보류하는 보류 규칙을 함께 적용한다. 2015년 이후 코스피200 구성종목 201개의 일별 자료로 실험한 결과, 제안 모형은 다섯 번의 반복 실험 모두에서 TFT보다 낮은 분위 손실을 보이면서 학습은 3.8배, 추론은 4.8배 빨랐다. 보류는 변동성이 큰 시기에 집중되었으며, 보류한 예측의 오차는 실행된 예측의 약 1.5배였다. 이는 최근 변동성만 보고 보류하는 단순 규칙보다 큰 오차를 더 잘 걸러낸 결과이다. 같은 표본으로 학습한 분위 그래디언트 부스팅 기준모형은 계산 비용이 더 낮고 보류 품질도 대등하였으므로, 제안 모형이 그 기준모형보다 나은 점은 비용이 아니라 정확도이다. 중앙값의 점 예측 정확도는 상수 기준선과 다르지 않으므로, 제안 모형이 더하는 것은 더 정확한 예측값이 아니라 그 예측에 따라 움직이지 말아야 할 시점이다.</w:t>
+        <w:t>주가 예측 모형은 시장이 움직이는 방식이 시기마다 달라지므로 모든 시점에서 같은 정확도를 낼 수 없다. 그러나 값 하나만 내놓는 모형은 지금의 예측을 믿어도 되는지를 사용자에게 알려주지 못한다. 본 논문은 그러한 시점에서 판단을 보류하는 모형을 다룬다. 판단을 보류하려면 모형이 자신의 불확실성을 수치로 내놓아야 하므로, 제안 모형은 값 하나 대신 여러 분위수를 출력하고 하위 분위수와 상위 분위수 사이 구간의 폭을 그 수치로 쓴다. 예측 구간이 최근보다 넓은 시점에서는 판단을 내놓지 않는다. 예측 모형으로는 반복 학습이 가능할 만큼 가벼운 패치 기반 트랜스포머에 분위수 출력층을 더하였다. 이미 분포를 산출하는 Temporal Fusion Transformer(TFT)는 학습 비용이 훨씬 크기 때문이다. 2015년 이후 코스피200 구성종목 201개의 일별 자료로 평가한 결과, 보류한 예측의 오차는 실행한 예측의 약 1.5배였고 보류는 변동성이 큰 시기에 몰렸다(최상위 변동성 분위 20.07%, 최하위 0.21%). 이 우위는 보류 비율을 맞춘 여섯 수준 전부에서 최근 변동성만 보는 규칙보다 컸으며, 가벼운 모형에 분위수 출력층만 더해서는 나타나지 않았다. 제안 모형의 분위 손실은 두 구간 모두에서 TFT 원본보다 낮았고 학습은 3.8배 빠르며 활성값 메모리는 5.1배 적었으나, 분위 그래디언트 부스팅 기준모형은 그보다도 적은 자원으로 대등하게 보류하였다. 중앙값의 점 예측 정확도는 상수 기준선과 같으므로, 본 연구의 기여는 더 정확한 예측값이 아니라 예측을 실행하지 말아야 할 시점의 선별이다.</w:t>
       </w:r>
     </w:p>
     <w:p>
@@ -9688,7 +9688,7 @@
           <w:w w:val="100"/>
           <w:sz w:val="18"/>
         </w:rPr>
-        <w:t>본 연구는 주가 예측에서 "지금 판단해도 되는가"를 함께 답하는 모형을, 매일 201종목을 평가할 수 있는 비용 안에서 만드는 것을 목표로 하였다. 계산이 가벼운 패치 기반 트랜스포머에 TFT의 분위수 출력층을 달고, 입력 채널을 인코더 앞에서 하나로 합쳐 인코더 실행 횟수를 1회로 줄였다. 예측 구간이 이례적으로 넓을 때 보류하는 규칙도 함께 적용하였다. 코스피200 구성종목 201개의 일별 자료로 평가하여 다음 두 가지를 확인하였다.</w:t>
+        <w:t>본 연구는 주가 예측 모형이 확신하지 못하는 시점을 스스로 가려내는 문제를 다루었다. 연산량이 적은 예측 모형이 여러 분위수를 함께 출력하도록 바꾸고, 예측 구간의 폭이 평소보다 넓은 시점에서 판단을 보류하는 규칙을 적용하였다. 코스피200 구성종목 201개의 2015년 이후 일별 자료로 평가하였다.</w:t>
       </w:r>
     </w:p>
     <w:p>
@@ -9708,7 +9708,7 @@
           <w:w w:val="100"/>
           <w:sz w:val="18"/>
         </w:rPr>
-        <w:t>첫째, 제안 모형은 TFT 원본보다 낮은 분위 손실을 약 4분의 1의 비용으로 달성하였다. 시드를 짝지은 비교에서 구간마다 다섯 시드 전부가 제안 모형 쪽이었고, 조기종료에 쓰이지 않은 시험구간에서는 날짜 단위 DM 검정도 다섯 시드 모두 유의하였다. 학습 시간은 3.8배, 종목당 추론 시간은 4.8배 짧았고, 활성값 메모리는 5.1배 적었다. 다만 분위 GBDT의 비용은 이보다도 낮으며, 제안 모형이 GBDT보다 나은 점은 비용이 아니라 시험구간 손실이다(+4.95% 대 +3.45%, 다섯 시드 모두 GBDT보다 낮음). 또한 종목 채널의 변수선택망을 선형 합치기로 바꾼 변형은 모수가 0.117M으로 줄면서 같은 결과를 냈으므로, 운용에서는 이 변형이 같은 성능의 더 가벼운 선택지다(5.4절). 둘째, 예측 구간이 시장 변동성에 반응하여 보류가 변동성이 큰 시기에 집중되었다. 보류한 예측은 실행된 예측보다 오차가 약 1.5배 컸고, 보류율을 맞춘 비교에서도 최근 변동성만 보고 보류하는 단순 규칙보다 큰 오차를 더 잘 걸러냈다. 분위 GBDT도 같은 비교에서 대등한 보류 품질을 보였으므로 이 성질은 트랜스포머 구조에 고유하지 않다. 하나의 예측값만 내는 기존 패치 기반 모형으로는 이러한 보류 자체를 할 수 없다.</w:t>
+        <w:t>판단 보류는 의도한 대로 작동하였다. 보류는 변동성이 큰 시기에 몰렸고, 최상위 변동성 분위에서 20.07%인 반면 최하위 분위에서는 0.21%였다. 보류한 예측의 오차는 실행한 예측의 1.5배였다. 이 차이는 보류 비율을 같게 맞춘 여섯 수준 전부에서 최근 변동성만 보고 보류하는 규칙보다 컸다. 같은 성질이 분위수 출력층만 부착한 모형에서는 나타나지 않았으므로, 출력 형식을 바꾸는 것만으로는 얻어지지 않는다. 다만 분위 그래디언트 부스팅도 같은 비교에서 대등하였으므로 이 성질이 트랜스포머 구조에 고유한 것은 아니다.</w:t>
       </w:r>
     </w:p>
     <w:p>
@@ -9728,26 +9728,7 @@
           <w:w w:val="100"/>
           <w:sz w:val="18"/>
         </w:rPr>
-        <w:t>본 연구는 예측 손실로 평가하였으며 거래비용을 포함한 투자 성과는 측정하지 않았다. 유니버스는 현재 시점의 구성종목이고, 입력 설계와 보류 임계값 선택에 평가 기간 자료가 일부 참고되었다. 구성요소를 하나씩 제거하는 실험으로는 개선이 채널 축약 구조 자체에서 오는지 구성요소 간 대체에서 오는지 가리지 못하였다(5.4절). 예측 구간의 포함률은 71.6%로 명목 80%에 못 미쳐(등각 분위회귀 보정[13] 후 73.9%) 구간을 신뢰구간으로 해석할 수는 없으나, 보류는 폭의 순위만 쓰므로 영향을 받지 않는다.</w:t>
-      </w:r>
-    </w:p>
-    <w:p>
-      <w:pPr>
-        <w:keepNext/>
-        <w:autoSpaceDE w:val="0"/>
-        <w:autoSpaceDN w:val="0"/>
-        <w:spacing w:after="280" w:before="360" w:line="310" w:lineRule="exact"/>
-      </w:pPr>
-      <w:r>
-        <w:rPr>
-          <w:rFonts w:ascii="Times New Roman" w:hAnsi="Times New Roman" w:eastAsia="Apple SD Gothic Neo"/>
-          <w:b/>
-          <w:i w:val="0"/>
-          <w:spacing w:val="0"/>
-          <w:w w:val="97"/>
-          <w:sz w:val="20"/>
-        </w:rPr>
-        <w:t>7. 후속 연구</w:t>
+        <w:t>예측 분포의 정확도와 자원 사용은 다음과 같다. 제안 모형의 분위 손실은 검증구간과 시험구간 모두에서 TFT 원본보다 낮았고, 조기종료에 쓰이지 않은 시험구간에서는 다섯 시드 전부가 같은 방향이었으며 날짜 단위 DM 검정도 다섯 시드 모두 유의하였다. 학습 시간은 3.8배, 활성값 메모리는 5.1배 적었다. 그러나 분위 그래디언트 부스팅은 그보다도 적은 자원으로 학습되므로, 자원 절감은 트랜스포머 계열 안에서의 비교다. 중앙값만 떼어 평균절대오차로 재면 제안 모형은 상수 기준선과 같다. 본 연구가 더하는 것은 예측값의 정확도가 아니라 예측을 실행하지 말아야 할 시점의 선별이다.</w:t>
       </w:r>
     </w:p>
     <w:p>
@@ -9767,7 +9748,46 @@
           <w:w w:val="100"/>
           <w:sz w:val="18"/>
         </w:rPr>
-        <w:t>향후 연구에서는 구성요소를 둘 이상 함께 제거하는 실험으로 개선의 출처를 가리고, 비교 이후 새로 쌓인 자료를 평가에 쓰지 않은 구간으로 두어 여러 시장 국면에서 다시 검증한다.</w:t>
+        <w:t>본 연구는 예측 손실로 평가하였으며 거래비용을 포함한 투자 성과는 측정하지 않았다. 유니버스는 현재 시점의 구성종목이고, 입력 설계와 보류 임계값 선택에 평가 기간 자료가 일부 참고되었다. 구성요소를 하나씩 제거하는 실험으로는 개선이 채널 축약 구조 자체에서 오는지 구성요소 간 대체에서 오는지 가리지 못하였다(5.4절). 예측 구간의 포함률은 71.6%로 명목 80%에 못 미쳐(등각 분위회귀 보정[13] 후 73.9%) 구간을 신뢰구간으로 해석할 수는 없으나, 보류는 폭의 순위만 쓰므로 영향을 받지 않는다.</w:t>
+      </w:r>
+    </w:p>
+    <w:p>
+      <w:pPr>
+        <w:keepNext/>
+        <w:autoSpaceDE w:val="0"/>
+        <w:autoSpaceDN w:val="0"/>
+        <w:spacing w:after="280" w:before="360" w:line="310" w:lineRule="exact"/>
+      </w:pPr>
+      <w:r>
+        <w:rPr>
+          <w:rFonts w:ascii="Times New Roman" w:hAnsi="Times New Roman" w:eastAsia="Apple SD Gothic Neo"/>
+          <w:b/>
+          <w:i w:val="0"/>
+          <w:spacing w:val="0"/>
+          <w:w w:val="97"/>
+          <w:sz w:val="20"/>
+        </w:rPr>
+        <w:t>7. 후속 연구</w:t>
+      </w:r>
+    </w:p>
+    <w:p>
+      <w:pPr>
+        <w:autoSpaceDE w:val="0"/>
+        <w:autoSpaceDN w:val="0"/>
+        <w:spacing w:after="80" w:before="0" w:line="280" w:lineRule="exact"/>
+        <w:ind w:firstLine="180"/>
+        <w:jc w:val="both"/>
+      </w:pPr>
+      <w:r>
+        <w:rPr>
+          <w:rFonts w:ascii="Times New Roman" w:hAnsi="Times New Roman" w:eastAsia="AppleMyungjo"/>
+          <w:b w:val="0"/>
+          <w:i w:val="0"/>
+          <w:spacing w:val="-5"/>
+          <w:w w:val="100"/>
+          <w:sz w:val="18"/>
+        </w:rPr>
+        <w:t>후속 연구로 두 가지를 계획한다. 첫째, 구성요소를 둘 이상 함께 제거한 변형을 학습하여 개선의 출처가 채널 축약 구조인지 구성요소 간 대체인지 가린다. 둘째, 비교 이후 새로 쌓인 자료를 평가에 쓰지 않은 구간으로 두어 여러 시장 국면에서 다시 검증한다.</w:t>
       </w:r>
     </w:p>
     <w:p>

--- a/docs/PAPER_TKIPS_review.docx
+++ b/docs/PAPER_TKIPS_review.docx
@@ -1183,7 +1183,7 @@
       <w:r>
         <w:drawing>
           <wp:inline xmlns:a="http://schemas.openxmlformats.org/drawingml/2006/main" xmlns:pic="http://schemas.openxmlformats.org/drawingml/2006/picture">
-            <wp:extent cx="4320000" cy="3270000"/>
+            <wp:extent cx="3780000" cy="2861250"/>
             <wp:docPr id="1" name="Picture 1"/>
             <wp:cNvGraphicFramePr>
               <a:graphicFrameLocks noChangeAspect="1"/>
@@ -1204,7 +1204,7 @@
                   <pic:spPr>
                     <a:xfrm>
                       <a:off x="0" y="0"/>
-                      <a:ext cx="4320000" cy="3270000"/>
+                      <a:ext cx="3780000" cy="2861250"/>
                     </a:xfrm>
                     <a:prstGeom prst="rect"/>
                   </pic:spPr>
@@ -2241,521 +2241,7 @@
           <w:w w:val="100"/>
           <w:sz w:val="18"/>
         </w:rPr>
-        <w:t>매크로 지표는 크로스어텐션으로 종목 표현에 주입한다. 종목 표현을 질의로, 매크로 부호화를 키와 값으로 둔다(식 4). 외생 변수를 어텐션으로 주입하는 발상은 TimeXer[21]에도 있으며, 본 연구는 매크로를 패치 단위로 유지한다는 점이 다르다.</w:t>
-      </w:r>
-    </w:p>
-    <w:p>
-      <w:pPr>
-        <w:autoSpaceDE w:val="0"/>
-        <w:autoSpaceDN w:val="0"/>
-        <w:spacing w:after="80" w:before="0" w:line="280" w:lineRule="exact"/>
-        <w:jc w:val="center"/>
-      </w:pPr>
-      <w:r>
-        <w:rPr>
-          <w:rFonts w:ascii="Times New Roman" w:hAnsi="Times New Roman" w:eastAsia="AppleMyungjo"/>
-          <w:b w:val="0"/>
-          <w:i w:val="0"/>
-          <w:spacing w:val="-5"/>
-          <w:w w:val="100"/>
-          <w:sz w:val="18"/>
-        </w:rPr>
-        <w:t>CrossAttn(</w:t>
-      </w:r>
-      <w:r>
-        <w:rPr>
-          <w:rFonts w:ascii="Times New Roman" w:hAnsi="Times New Roman" w:eastAsia="AppleMyungjo"/>
-          <w:b w:val="0"/>
-          <w:i/>
-          <w:spacing w:val="-5"/>
-          <w:w w:val="100"/>
-          <w:sz w:val="18"/>
-        </w:rPr>
-        <w:t>Z</w:t>
-      </w:r>
-      <w:r>
-        <w:rPr>
-          <w:rFonts w:ascii="Times New Roman" w:hAnsi="Times New Roman" w:eastAsia="AppleMyungjo"/>
-          <w:b w:val="0"/>
-          <w:i w:val="0"/>
-          <w:spacing w:val="-5"/>
-          <w:w w:val="100"/>
-          <w:sz w:val="18"/>
-        </w:rPr>
-        <w:t xml:space="preserve">, </w:t>
-      </w:r>
-      <w:r>
-        <w:rPr>
-          <w:rFonts w:ascii="Times New Roman" w:hAnsi="Times New Roman" w:eastAsia="AppleMyungjo"/>
-          <w:b w:val="0"/>
-          <w:i/>
-          <w:spacing w:val="-5"/>
-          <w:w w:val="100"/>
-          <w:sz w:val="18"/>
-        </w:rPr>
-        <w:t>H</w:t>
-      </w:r>
-      <w:r>
-        <w:rPr>
-          <w:rFonts w:ascii="Times New Roman" w:hAnsi="Times New Roman" w:eastAsia="AppleMyungjo"/>
-          <w:b w:val="0"/>
-          <w:i/>
-          <w:spacing w:val="-5"/>
-          <w:w w:val="100"/>
-          <w:sz w:val="18"/>
-          <w:vertAlign w:val="subscript"/>
-        </w:rPr>
-        <w:t>m</w:t>
-      </w:r>
-      <w:r>
-        <w:rPr>
-          <w:rFonts w:ascii="Times New Roman" w:hAnsi="Times New Roman" w:eastAsia="AppleMyungjo"/>
-          <w:b w:val="0"/>
-          <w:i w:val="0"/>
-          <w:spacing w:val="-5"/>
-          <w:w w:val="100"/>
-          <w:sz w:val="18"/>
-        </w:rPr>
-        <w:t>) = softmax[ (</w:t>
-      </w:r>
-      <w:r>
-        <w:rPr>
-          <w:rFonts w:ascii="Times New Roman" w:hAnsi="Times New Roman" w:eastAsia="AppleMyungjo"/>
-          <w:b w:val="0"/>
-          <w:i/>
-          <w:spacing w:val="-5"/>
-          <w:w w:val="100"/>
-          <w:sz w:val="18"/>
-        </w:rPr>
-        <w:t>Z W</w:t>
-      </w:r>
-      <w:r>
-        <w:rPr>
-          <w:rFonts w:ascii="Times New Roman" w:hAnsi="Times New Roman" w:eastAsia="AppleMyungjo"/>
-          <w:b w:val="0"/>
-          <w:i/>
-          <w:spacing w:val="-5"/>
-          <w:w w:val="100"/>
-          <w:sz w:val="18"/>
-          <w:vertAlign w:val="subscript"/>
-        </w:rPr>
-        <w:t>Q</w:t>
-      </w:r>
-      <w:r>
-        <w:rPr>
-          <w:rFonts w:ascii="Times New Roman" w:hAnsi="Times New Roman" w:eastAsia="AppleMyungjo"/>
-          <w:b w:val="0"/>
-          <w:i w:val="0"/>
-          <w:spacing w:val="-5"/>
-          <w:w w:val="100"/>
-          <w:sz w:val="18"/>
-        </w:rPr>
-        <w:t>)(</w:t>
-      </w:r>
-      <w:r>
-        <w:rPr>
-          <w:rFonts w:ascii="Times New Roman" w:hAnsi="Times New Roman" w:eastAsia="AppleMyungjo"/>
-          <w:b w:val="0"/>
-          <w:i/>
-          <w:spacing w:val="-5"/>
-          <w:w w:val="100"/>
-          <w:sz w:val="18"/>
-        </w:rPr>
-        <w:t>H</w:t>
-      </w:r>
-      <w:r>
-        <w:rPr>
-          <w:rFonts w:ascii="Times New Roman" w:hAnsi="Times New Roman" w:eastAsia="AppleMyungjo"/>
-          <w:b w:val="0"/>
-          <w:i/>
-          <w:spacing w:val="-5"/>
-          <w:w w:val="100"/>
-          <w:sz w:val="18"/>
-          <w:vertAlign w:val="subscript"/>
-        </w:rPr>
-        <w:t>m</w:t>
-      </w:r>
-      <w:r>
-        <w:rPr>
-          <w:rFonts w:ascii="Times New Roman" w:hAnsi="Times New Roman" w:eastAsia="AppleMyungjo"/>
-          <w:b w:val="0"/>
-          <w:i w:val="0"/>
-          <w:spacing w:val="-5"/>
-          <w:w w:val="100"/>
-          <w:sz w:val="18"/>
-        </w:rPr>
-        <w:t xml:space="preserve"> </w:t>
-      </w:r>
-      <w:r>
-        <w:rPr>
-          <w:rFonts w:ascii="Times New Roman" w:hAnsi="Times New Roman" w:eastAsia="AppleMyungjo"/>
-          <w:b w:val="0"/>
-          <w:i/>
-          <w:spacing w:val="-5"/>
-          <w:w w:val="100"/>
-          <w:sz w:val="18"/>
-        </w:rPr>
-        <w:t>W</w:t>
-      </w:r>
-      <w:r>
-        <w:rPr>
-          <w:rFonts w:ascii="Times New Roman" w:hAnsi="Times New Roman" w:eastAsia="AppleMyungjo"/>
-          <w:b w:val="0"/>
-          <w:i/>
-          <w:spacing w:val="-5"/>
-          <w:w w:val="100"/>
-          <w:sz w:val="18"/>
-          <w:vertAlign w:val="subscript"/>
-        </w:rPr>
-        <w:t>K</w:t>
-      </w:r>
-      <w:r>
-        <w:rPr>
-          <w:rFonts w:ascii="Times New Roman" w:hAnsi="Times New Roman" w:eastAsia="AppleMyungjo"/>
-          <w:b w:val="0"/>
-          <w:i w:val="0"/>
-          <w:spacing w:val="-5"/>
-          <w:w w:val="100"/>
-          <w:sz w:val="18"/>
-        </w:rPr>
-        <w:t>)</w:t>
-      </w:r>
-      <w:r>
-        <w:rPr>
-          <w:rFonts w:ascii="Times New Roman" w:hAnsi="Times New Roman" w:eastAsia="AppleMyungjo"/>
-          <w:b w:val="0"/>
-          <w:i/>
-          <w:spacing w:val="-5"/>
-          <w:w w:val="100"/>
-          <w:sz w:val="18"/>
-          <w:vertAlign w:val="superscript"/>
-        </w:rPr>
-        <w:t>T</w:t>
-      </w:r>
-      <w:r>
-        <w:rPr>
-          <w:rFonts w:ascii="Times New Roman" w:hAnsi="Times New Roman" w:eastAsia="AppleMyungjo"/>
-          <w:b w:val="0"/>
-          <w:i w:val="0"/>
-          <w:spacing w:val="-5"/>
-          <w:w w:val="100"/>
-          <w:sz w:val="18"/>
-        </w:rPr>
-        <w:t xml:space="preserve"> ∕ √</w:t>
-      </w:r>
-      <w:r>
-        <w:rPr>
-          <w:rFonts w:ascii="Times New Roman" w:hAnsi="Times New Roman" w:eastAsia="AppleMyungjo"/>
-          <w:b w:val="0"/>
-          <w:i/>
-          <w:spacing w:val="-5"/>
-          <w:w w:val="100"/>
-          <w:sz w:val="18"/>
-        </w:rPr>
-        <w:t>d</w:t>
-      </w:r>
-      <w:r>
-        <w:rPr>
-          <w:rFonts w:ascii="Times New Roman" w:hAnsi="Times New Roman" w:eastAsia="AppleMyungjo"/>
-          <w:b w:val="0"/>
-          <w:i/>
-          <w:spacing w:val="-5"/>
-          <w:w w:val="100"/>
-          <w:sz w:val="18"/>
-          <w:vertAlign w:val="subscript"/>
-        </w:rPr>
-        <w:t>k</w:t>
-      </w:r>
-      <w:r>
-        <w:rPr>
-          <w:rFonts w:ascii="Times New Roman" w:hAnsi="Times New Roman" w:eastAsia="AppleMyungjo"/>
-          <w:b w:val="0"/>
-          <w:i w:val="0"/>
-          <w:spacing w:val="-5"/>
-          <w:w w:val="100"/>
-          <w:sz w:val="18"/>
-        </w:rPr>
-        <w:t xml:space="preserve"> ] (</w:t>
-      </w:r>
-      <w:r>
-        <w:rPr>
-          <w:rFonts w:ascii="Times New Roman" w:hAnsi="Times New Roman" w:eastAsia="AppleMyungjo"/>
-          <w:b w:val="0"/>
-          <w:i/>
-          <w:spacing w:val="-5"/>
-          <w:w w:val="100"/>
-          <w:sz w:val="18"/>
-        </w:rPr>
-        <w:t>H</w:t>
-      </w:r>
-      <w:r>
-        <w:rPr>
-          <w:rFonts w:ascii="Times New Roman" w:hAnsi="Times New Roman" w:eastAsia="AppleMyungjo"/>
-          <w:b w:val="0"/>
-          <w:i/>
-          <w:spacing w:val="-5"/>
-          <w:w w:val="100"/>
-          <w:sz w:val="18"/>
-          <w:vertAlign w:val="subscript"/>
-        </w:rPr>
-        <w:t>m</w:t>
-      </w:r>
-      <w:r>
-        <w:rPr>
-          <w:rFonts w:ascii="Times New Roman" w:hAnsi="Times New Roman" w:eastAsia="AppleMyungjo"/>
-          <w:b w:val="0"/>
-          <w:i w:val="0"/>
-          <w:spacing w:val="-5"/>
-          <w:w w:val="100"/>
-          <w:sz w:val="18"/>
-        </w:rPr>
-        <w:t xml:space="preserve"> </w:t>
-      </w:r>
-      <w:r>
-        <w:rPr>
-          <w:rFonts w:ascii="Times New Roman" w:hAnsi="Times New Roman" w:eastAsia="AppleMyungjo"/>
-          <w:b w:val="0"/>
-          <w:i/>
-          <w:spacing w:val="-5"/>
-          <w:w w:val="100"/>
-          <w:sz w:val="18"/>
-        </w:rPr>
-        <w:t>W</w:t>
-      </w:r>
-      <w:r>
-        <w:rPr>
-          <w:rFonts w:ascii="Times New Roman" w:hAnsi="Times New Roman" w:eastAsia="AppleMyungjo"/>
-          <w:b w:val="0"/>
-          <w:i/>
-          <w:spacing w:val="-5"/>
-          <w:w w:val="100"/>
-          <w:sz w:val="18"/>
-          <w:vertAlign w:val="subscript"/>
-        </w:rPr>
-        <w:t>V</w:t>
-      </w:r>
-      <w:r>
-        <w:rPr>
-          <w:rFonts w:ascii="Times New Roman" w:hAnsi="Times New Roman" w:eastAsia="AppleMyungjo"/>
-          <w:b w:val="0"/>
-          <w:i w:val="0"/>
-          <w:spacing w:val="-5"/>
-          <w:w w:val="100"/>
-          <w:sz w:val="18"/>
-        </w:rPr>
-        <w:t>)    (4)</w:t>
-      </w:r>
-    </w:p>
-    <w:p>
-      <w:pPr>
-        <w:autoSpaceDE w:val="0"/>
-        <w:autoSpaceDN w:val="0"/>
-        <w:spacing w:after="80" w:before="0" w:line="280" w:lineRule="exact"/>
-        <w:ind w:firstLine="180"/>
-        <w:jc w:val="both"/>
-      </w:pPr>
-      <w:r>
-        <w:rPr>
-          <w:rFonts w:ascii="Times New Roman" w:hAnsi="Times New Roman" w:eastAsia="AppleMyungjo"/>
-          <w:b w:val="0"/>
-          <w:i w:val="0"/>
-          <w:spacing w:val="-5"/>
-          <w:w w:val="100"/>
-          <w:sz w:val="18"/>
-        </w:rPr>
-        <w:t xml:space="preserve">여기서 </w:t>
-      </w:r>
-      <w:r>
-        <w:rPr>
-          <w:rFonts w:ascii="Times New Roman" w:hAnsi="Times New Roman" w:eastAsia="AppleMyungjo"/>
-          <w:b w:val="0"/>
-          <w:i/>
-          <w:spacing w:val="-5"/>
-          <w:w w:val="100"/>
-          <w:sz w:val="18"/>
-        </w:rPr>
-        <w:t>Z</w:t>
-      </w:r>
-      <w:r>
-        <w:rPr>
-          <w:rFonts w:ascii="Times New Roman" w:hAnsi="Times New Roman" w:eastAsia="AppleMyungjo"/>
-          <w:b w:val="0"/>
-          <w:i w:val="0"/>
-          <w:spacing w:val="-5"/>
-          <w:w w:val="100"/>
-          <w:sz w:val="18"/>
-        </w:rPr>
-        <w:t xml:space="preserve">는 종목 표현, </w:t>
-      </w:r>
-      <w:r>
-        <w:rPr>
-          <w:rFonts w:ascii="Times New Roman" w:hAnsi="Times New Roman" w:eastAsia="AppleMyungjo"/>
-          <w:b w:val="0"/>
-          <w:i/>
-          <w:spacing w:val="-5"/>
-          <w:w w:val="100"/>
-          <w:sz w:val="18"/>
-        </w:rPr>
-        <w:t>H</w:t>
-      </w:r>
-      <w:r>
-        <w:rPr>
-          <w:rFonts w:ascii="Times New Roman" w:hAnsi="Times New Roman" w:eastAsia="AppleMyungjo"/>
-          <w:b w:val="0"/>
-          <w:i/>
-          <w:spacing w:val="-5"/>
-          <w:w w:val="100"/>
-          <w:sz w:val="18"/>
-          <w:vertAlign w:val="subscript"/>
-        </w:rPr>
-        <w:t>m</w:t>
-      </w:r>
-      <w:r>
-        <w:rPr>
-          <w:rFonts w:ascii="Times New Roman" w:hAnsi="Times New Roman" w:eastAsia="AppleMyungjo"/>
-          <w:b w:val="0"/>
-          <w:i w:val="0"/>
-          <w:spacing w:val="-5"/>
-          <w:w w:val="100"/>
-          <w:sz w:val="18"/>
-        </w:rPr>
-        <w:t xml:space="preserve">은 매크로 부호화, </w:t>
-      </w:r>
-      <w:r>
-        <w:rPr>
-          <w:rFonts w:ascii="Times New Roman" w:hAnsi="Times New Roman" w:eastAsia="AppleMyungjo"/>
-          <w:b w:val="0"/>
-          <w:i/>
-          <w:spacing w:val="-5"/>
-          <w:w w:val="100"/>
-          <w:sz w:val="18"/>
-        </w:rPr>
-        <w:t>W</w:t>
-      </w:r>
-      <w:r>
-        <w:rPr>
-          <w:rFonts w:ascii="Times New Roman" w:hAnsi="Times New Roman" w:eastAsia="AppleMyungjo"/>
-          <w:b w:val="0"/>
-          <w:i/>
-          <w:spacing w:val="-5"/>
-          <w:w w:val="100"/>
-          <w:sz w:val="18"/>
-          <w:vertAlign w:val="subscript"/>
-        </w:rPr>
-        <w:t>Q</w:t>
-      </w:r>
-      <w:r>
-        <w:rPr>
-          <w:rFonts w:ascii="Times New Roman" w:hAnsi="Times New Roman" w:eastAsia="AppleMyungjo"/>
-          <w:b w:val="0"/>
-          <w:i w:val="0"/>
-          <w:spacing w:val="-5"/>
-          <w:w w:val="100"/>
-          <w:sz w:val="18"/>
-        </w:rPr>
-        <w:t>·</w:t>
-      </w:r>
-      <w:r>
-        <w:rPr>
-          <w:rFonts w:ascii="Times New Roman" w:hAnsi="Times New Roman" w:eastAsia="AppleMyungjo"/>
-          <w:b w:val="0"/>
-          <w:i/>
-          <w:spacing w:val="-5"/>
-          <w:w w:val="100"/>
-          <w:sz w:val="18"/>
-        </w:rPr>
-        <w:t>W</w:t>
-      </w:r>
-      <w:r>
-        <w:rPr>
-          <w:rFonts w:ascii="Times New Roman" w:hAnsi="Times New Roman" w:eastAsia="AppleMyungjo"/>
-          <w:b w:val="0"/>
-          <w:i/>
-          <w:spacing w:val="-5"/>
-          <w:w w:val="100"/>
-          <w:sz w:val="18"/>
-          <w:vertAlign w:val="subscript"/>
-        </w:rPr>
-        <w:t>K</w:t>
-      </w:r>
-      <w:r>
-        <w:rPr>
-          <w:rFonts w:ascii="Times New Roman" w:hAnsi="Times New Roman" w:eastAsia="AppleMyungjo"/>
-          <w:b w:val="0"/>
-          <w:i w:val="0"/>
-          <w:spacing w:val="-5"/>
-          <w:w w:val="100"/>
-          <w:sz w:val="18"/>
-        </w:rPr>
-        <w:t>·</w:t>
-      </w:r>
-      <w:r>
-        <w:rPr>
-          <w:rFonts w:ascii="Times New Roman" w:hAnsi="Times New Roman" w:eastAsia="AppleMyungjo"/>
-          <w:b w:val="0"/>
-          <w:i/>
-          <w:spacing w:val="-5"/>
-          <w:w w:val="100"/>
-          <w:sz w:val="18"/>
-        </w:rPr>
-        <w:t>W</w:t>
-      </w:r>
-      <w:r>
-        <w:rPr>
-          <w:rFonts w:ascii="Times New Roman" w:hAnsi="Times New Roman" w:eastAsia="AppleMyungjo"/>
-          <w:b w:val="0"/>
-          <w:i/>
-          <w:spacing w:val="-5"/>
-          <w:w w:val="100"/>
-          <w:sz w:val="18"/>
-          <w:vertAlign w:val="subscript"/>
-        </w:rPr>
-        <w:t>V</w:t>
-      </w:r>
-      <w:r>
-        <w:rPr>
-          <w:rFonts w:ascii="Times New Roman" w:hAnsi="Times New Roman" w:eastAsia="AppleMyungjo"/>
-          <w:b w:val="0"/>
-          <w:i w:val="0"/>
-          <w:spacing w:val="-5"/>
-          <w:w w:val="100"/>
-          <w:sz w:val="18"/>
-        </w:rPr>
-        <w:t xml:space="preserve">는 투영 행렬, </w:t>
-      </w:r>
-      <w:r>
-        <w:rPr>
-          <w:rFonts w:ascii="Times New Roman" w:hAnsi="Times New Roman" w:eastAsia="AppleMyungjo"/>
-          <w:b w:val="0"/>
-          <w:i/>
-          <w:spacing w:val="-5"/>
-          <w:w w:val="100"/>
-          <w:sz w:val="18"/>
-        </w:rPr>
-        <w:t>d</w:t>
-      </w:r>
-      <w:r>
-        <w:rPr>
-          <w:rFonts w:ascii="Times New Roman" w:hAnsi="Times New Roman" w:eastAsia="AppleMyungjo"/>
-          <w:b w:val="0"/>
-          <w:i/>
-          <w:spacing w:val="-5"/>
-          <w:w w:val="100"/>
-          <w:sz w:val="18"/>
-          <w:vertAlign w:val="subscript"/>
-        </w:rPr>
-        <w:t>k</w:t>
-      </w:r>
-      <w:r>
-        <w:rPr>
-          <w:rFonts w:ascii="Times New Roman" w:hAnsi="Times New Roman" w:eastAsia="AppleMyungjo"/>
-          <w:b w:val="0"/>
-          <w:i w:val="0"/>
-          <w:spacing w:val="-5"/>
-          <w:w w:val="100"/>
-          <w:sz w:val="18"/>
-        </w:rPr>
-        <w:t>는 키의 차원이다. 방향을 반대로 두면 출력이 매크로 시퀀스의 형상을 따라 종목별 예측이 나오지 않는다. 매크로 경로는 13채널을 하나로 합치는 선형 변환으로 처리하였다. 이 모듈의 정확도 기여는 5.4절의 제거 실험에서 확인되지 않았다.</w:t>
+        <w:t>매크로 지표는 크로스어텐션으로 종목 표현에 주입한다. 종목 표현을 질의로, 매크로 부호화를 키와 값으로 둔다. 방향을 반대로 두면 출력이 매크로 시퀀스의 형상을 따라 종목별 예측이 나오지 않는다. 외생 변수를 어텐션으로 주입하는 발상은 TimeXer[21]에도 있으며, 본 연구는 매크로를 패치 단위로 유지한다는 점이 다르다. 매크로 경로는 13채널을 하나로 합치는 선형 변환으로 처리하였다. 이 모듈의 정확도 기여는 5.4절의 제거 실험에서 확인되지 않았다.</w:t>
       </w:r>
     </w:p>
     <w:p>
@@ -2793,7 +2279,7 @@
           <w:w w:val="100"/>
           <w:sz w:val="18"/>
         </w:rPr>
-        <w:t>분위 교차를 손실 벌점이 아니라 누적 소프트플러스 구조로 원천 차단하였다(식 5).</w:t>
+        <w:t>분위 교차를 손실 벌점이 아니라 누적 소프트플러스 구조로 원천 차단하였다(식 4).</w:t>
       </w:r>
     </w:p>
     <w:p>
@@ -3039,7 +2525,7 @@
           <w:w w:val="100"/>
           <w:sz w:val="18"/>
         </w:rPr>
-        <w:t>)    (5)</w:t>
+        <w:t>)    (4)</w:t>
       </w:r>
     </w:p>
     <w:p>
@@ -3779,7 +3265,7 @@
           <w:w w:val="100"/>
           <w:sz w:val="18"/>
         </w:rPr>
-        <w:t>분석 자료는 코스피200 구성종목 201개의 2015년 1월 2일부터 2026년 10월 16일까지 일별 자료 519,617행이며, 종목당 최대 2,892거래일이다. 종목 목록은 2026년 9월 8일 지수 구성종목 조회 결과이며, 그 시점에 201개가 조회되었다. 지수와 투자자 수급 계열을 포함해 모두 키움증권 Open API로 수집하였다. 거래정지일은 거래량 0과 시가=고가=저가=종가로 입력되는데, 제거하지 않으면 허위의 0 수익률이 생겨 변동성 추정을 왜곡하므로 지표 산출 이전에 제거하였다. 종목별 거래일이 크게 상이하다. 가장 짧은 종목은 35거래일뿐이어서 201종목이 모두 존재하는 공통 달력은 35일로 줄어들고, 이를 강제하면 전체 행의 98.6%가 소실된다. 따라서 윈도우는 각 종목의 자기 행 위에서 구성하였다. 모형과 평가 코드는 교신저자에게 요청하면 제공하며, 원자료는 증권사 API 이용 약관상 재배포할 수 없다.</w:t>
+        <w:t>분석 자료는 코스피200 구성종목 201개의 2015년 1월 2일부터 2026년 10월 16일까지 일별 자료 519,617행이며, 종목당 최대 2,892거래일이다. 종목 목록은 2026년 9월 8일 지수 구성종목 조회 결과이고, 지수와 투자자 수급 계열을 포함해 모두 증권사 Open API로 수집하였다. 거래정지일은 거래량이 0이고 시가·고가·저가·종가가 같게 기록되는데, 그대로 두면 허위의 0 수익률이 생겨 변동성 추정을 왜곡하므로 지표 산출 전에 제거하였다. 종목마다 거래일 수가 크게 다르고, 가장 짧은 종목은 35거래일뿐이다. 201종목이 모두 존재하는 공통 달력을 강제하면 전체 행의 98.6%가 사라지므로, 윈도우는 각 종목의 자기 행 위에서 구성하였다. 모형과 평가 코드는 요청에 따라 제공하며, 원자료는 API 이용 약관상 재배포할 수 없다.</w:t>
       </w:r>
     </w:p>
     <w:p>
@@ -4288,7 +3774,7 @@
           <w:w w:val="100"/>
           <w:sz w:val="18"/>
         </w:rPr>
-        <w:t>가격 수준은 직접 사용하지 않는다. 이동평균은 종가 대비 괴리율로, 수렴·발산 지표와 ATR은 종가로 나누어, 유계 지표는 재척도하여 입력한다. 목표변수는 코스피200 대비 초과분으로 정의한 5일 누적 로그수익률이다(식 6).</w:t>
+        <w:t>가격 수준은 직접 사용하지 않는다. 이동평균은 종가 대비 괴리율로, 수렴·발산 지표와 ATR은 종가로 나누어, 유계 지표는 재척도하여 입력한다. 목표변수는 코스피200 대비 초과분으로 정의한 5일 누적 로그수익률이다(식 5).</w:t>
       </w:r>
     </w:p>
     <w:p>
@@ -4480,7 +3966,7 @@
           <w:w w:val="100"/>
           <w:sz w:val="18"/>
         </w:rPr>
-        <w:t xml:space="preserve">    (6)</w:t>
+        <w:t xml:space="preserve">    (5)</w:t>
       </w:r>
     </w:p>
     <w:p>
@@ -4726,7 +4212,7 @@
           <w:w w:val="100"/>
           <w:sz w:val="18"/>
         </w:rPr>
-        <w:t>세 모형은 자료·분할·학습절차·조기종료 규칙을 공유하고 기준선도 0.012175로 같다. 두 가지 제약이 있다. PatchTST 계열 대조군은 원 구조에 해당 개념이 없어 매크로와 정적 변수를 입력받지 못한다. 초매개변수는 제안 모형에 맞춘 값을 대조군에도 그대로 적용하였으므로 대조군의 최적값이 아니다.</w:t>
+        <w:t>판단 보류는 모형이 내놓은 예측 구간에 의존하므로, 그 구간을 만드는 분포가 쓸 만한지를 먼저 확인한다. 세 모형은 자료·분할·학습절차·조기종료 규칙을 공유하고 기준선도 0.012175로 같다. 두 가지 제약이 있다. PatchTST 계열 대조군은 원 구조에 해당 개념이 없어 매크로와 정적 변수를 입력받지 못한다. 초매개변수는 제안 모형에 맞춘 값을 대조군에도 그대로 적용하였으므로 대조군의 최적값이 아니다.</w:t>
       </w:r>
     </w:p>
     <w:p>
@@ -6090,7 +5576,7 @@
           <w:w w:val="100"/>
           <w:sz w:val="18"/>
         </w:rPr>
-        <w:t xml:space="preserve"> = 0.16~0.56). 날짜를 표본으로 보는 검정이므로 짧은 구간에서는 검정력이 약하다. 분위수 출력층만 부착한 PatchTST는 검증구간 +0.07%, 시험구간 +0.36%로 상수 예측을 간신히 상회하는 데 그쳤고, 다섯 시드 가운데 네 시드는 첫 회차에서 최적값에 도달하였다. 격차가 시험구간에서 벌어지는 이유의 하나는 학습 곡선이다. TFT는 다섯 시드 모두 1~2회차에서 최적값에 도달한 뒤 과적합으로 돌아섰고, 제안 모형의 최적 회차는 2~10회차에 분포하였다. 격차의 일부는 수치 정밀도 설정에서도 온다. 세 모형을 모두 단정밀도로 맞추어 한 번씩 학습하면 시험구간 개선폭이 제안 모형 +5.25%, TFT 원본 +3.30%, 분위수 출력층만 부착한 PatchTST +2.25%로 격차가 좁아지지만 순서는 바뀌지 않는다. 중앙값만 떼어 평균절대오차로 재면 제안 모형은 0.053439 ± 0.000142로 상수 기준선(0.053447)과 사실상 같고 TFT 원본은 0.053707로 오히려 나쁘므로, 핀볼 손실의 개선은 중앙값의 점 정확도가 아니라 예측 구간에서 온다.</w:t>
+        <w:t xml:space="preserve"> = 0.16~0.56). 날짜를 표본으로 보는 검정이므로 짧은 구간에서는 검정력이 약하다. 분위수 출력층만 부착한 PatchTST는 검증구간 +0.07%, 시험구간 +0.36%로 상수 예측을 간신히 상회하는 데 그쳤고, 다섯 시드 가운데 네 시드는 첫 회차에서 최적값에 도달하였다. 격차가 시험구간에서 벌어지는 이유의 하나는 학습 곡선이다. TFT는 다섯 시드 모두 1~2회차에서 최적값에 도달한 뒤 과적합으로 돌아섰고, 제안 모형의 최적 회차는 2~10회차에 분포하였다. 세 모형을 모두 단정밀도로 맞추어 한 번씩 학습하면 격차는 좁아지지만 순서는 바뀌지 않는다. 중앙값만 떼어 평균절대오차로 재면 제안 모형은 0.053439 ± 0.000142로 상수 기준선(0.053447)과 사실상 같고 TFT 원본은 0.053707로 오히려 나쁘므로, 핀볼 손실의 개선은 중앙값의 점 정확도가 아니라 예측 구간에서 온다.</w:t>
       </w:r>
     </w:p>
     <w:p>
@@ -6110,7 +5596,7 @@
           <w:w w:val="100"/>
           <w:sz w:val="18"/>
         </w:rPr>
-        <w:t>트리 계열 기준모형으로 분위 손실을 쓰는 히스토그램 그래디언트 부스팅(LightGBM[25]의 방식을 따른 scikit-learn[26] 구현)을 같은 분할과 같은 윈도우 표본에서 평가하였다. 입력은 동적 30채널의 당일 값과 1·5·20일 시차, 매크로 13채널, 정적 범주형 3종의 136개이고, 분위마다 모형을 하나씩 두어 검증구간 손실로 트리 수를 정하였다(75·25·275개). 부표본 추출이 없어 같은 자료에서는 같은 모형이 나오므로 한 번만 학습하였다. 검증구간 손실은 제안 모형과 같았고(0.011890 대 0.011889), 시험구간 손실은 TFT 원본보다 작고 제안 모형보다 컸다. 제안 모형의 다섯 시드는 모두 이 값보다 낮았다(최대 0.017895 대 0.018107).</w:t>
+        <w:t>트리 계열 기준모형으로 분위 손실을 쓰는 히스토그램 그래디언트 부스팅(LightGBM[25]의 방식을 따른 scikit-learn[26] 구현)을 같은 분할과 같은 윈도우 표본에서 평가하였다. 입력은 동적 30채널의 당일 값과 1·5·20일 시차, 매크로 13채널, 정적 범주형 3종의 136개이고, 분위마다 모형을 하나씩 두어 검증구간 손실로 트리 수를 정하였다(75·25·275개). 검증구간 손실은 제안 모형과 같았고(0.011890 대 0.011889), 시험구간 손실은 TFT 원본보다 작고 제안 모형보다 컸다. 제안 모형의 다섯 시드는 모두 이 값보다 낮았다(최대 0.017895 대 0.018107).</w:t>
       </w:r>
     </w:p>
     <w:p>
@@ -6134,6 +5620,26 @@
     </w:p>
     <w:p>
       <w:pPr>
+        <w:autoSpaceDE w:val="0"/>
+        <w:autoSpaceDN w:val="0"/>
+        <w:spacing w:after="80" w:before="0" w:line="280" w:lineRule="exact"/>
+        <w:ind w:firstLine="180"/>
+        <w:jc w:val="both"/>
+      </w:pPr>
+      <w:r>
+        <w:rPr>
+          <w:rFonts w:ascii="Times New Roman" w:hAnsi="Times New Roman" w:eastAsia="AppleMyungjo"/>
+          <w:b w:val="0"/>
+          <w:i w:val="0"/>
+          <w:spacing w:val="-5"/>
+          <w:w w:val="100"/>
+          <w:sz w:val="18"/>
+        </w:rPr>
+        <w:t>자원 사용량은 본 연구의 기여가 아니라, 제안 모형이 기존 분포 예측 모형을 대신할 수 있는지를 확인하는 조건이다. Table 5. Computational cost measured on one device (Mac, Metal GPU backend; batch 64, 120-day input, 201 stocks). The quantile GBDT row is one full fit of the three quantile models on the CPU (8 cores), so it has neither epochs nor activation memory. The text below gives the measurement procedure</w:t>
+      </w:r>
+    </w:p>
+    <w:p>
+      <w:pPr>
         <w:sectPr>
           <w:type w:val="continuous"/>
           <w:pgSz w:w="11906" w:h="16838"/>
@@ -6142,25 +5648,6 @@
           <w:cols w:num="2" w:space="453" w:equalWidth="1"/>
         </w:sectPr>
       </w:pPr>
-    </w:p>
-    <w:p>
-      <w:pPr>
-        <w:keepNext/>
-        <w:autoSpaceDE w:val="0"/>
-        <w:autoSpaceDN w:val="0"/>
-        <w:spacing w:after="40" w:before="0" w:line="220" w:lineRule="exact"/>
-      </w:pPr>
-      <w:r>
-        <w:rPr>
-          <w:rFonts w:ascii="Times New Roman" w:hAnsi="Times New Roman" w:eastAsia="Apple SD Gothic Neo"/>
-          <w:b w:val="0"/>
-          <w:i w:val="0"/>
-          <w:spacing w:val="-8"/>
-          <w:w w:val="95"/>
-          <w:sz w:val="17"/>
-        </w:rPr>
-        <w:t>Table 5. Computational cost measured on one device (Mac, Metal GPU backend; batch 64, 120-day input, 201 stocks). The quantile GBDT row is one full fit of the three quantile models on the CPU (8 cores), so it has neither epochs nor activation memory. The text below gives the measurement procedure</w:t>
-      </w:r>
     </w:p>
     <w:tbl>
       <w:tblPr>
@@ -8398,7 +7885,7 @@
           <w:w w:val="100"/>
           <w:sz w:val="18"/>
         </w:rPr>
-        <w:t>보류율의 절대 수준을 정하는 임계값 분위는 시험구간을 참조하여 선택되었으므로 5.91%라는 값은 표본 밖 수치가 아니다. 다만 앞 문단의 통제군 비교는 날짜마다 같은 개수를 보류시켜 보류율을 맞춘 상태에서 여섯 수준 전부로 수행하였으므로, 이 비교의 결론은 임계값 선택에 의존하지 않는다. 분위를 95에서 90, 75로 낮추면 전체 보류율이 11.71%, 28.08%로 오르는 동안 최상위 변동성 분위의 보류율도 36.22%, 68.72%로 함께 올라 분위별 집중이 유지되고, 세 분위 모두에서 최상위 분위 보류율의 모형 간 순서(제안 모형 &gt; TFT 원본 &gt; 분위수 출력층만 부착한 모형)도 보존된다. 임계값 선택이 보류 행태에 관한 결론을 만들어낸 것은 아니다.</w:t>
+        <w:t>보류율의 절대 수준을 정하는 임계값 분위는 시험구간을 참조하여 선택되었으므로 5.91%라는 값은 표본 밖 수치가 아니다. 다만 앞 문단의 통제군 비교는 날짜마다 같은 개수를 보류시켜 보류율을 맞춘 상태에서 여섯 수준 전부로 수행하였으므로, 이 비교의 결론은 임계값 선택에 의존하지 않는다. 분위를 95에서 90, 75로 낮추면 전체 보류율이 11.71%, 28.08%로 오르는 동안 최상위 변동성 분위의 보류율도 36.22%, 68.72%로 함께 올라 분위별 집중이 유지되고, 세 분위 모두에서 최상위 분위 보류율의 모형 간 순서(제안 모형 &gt; TFT 원본 &gt; 분위수 출력층만 부착한 모형)도 보존된다.</w:t>
       </w:r>
     </w:p>
     <w:p>

--- a/docs/PAPER_TKIPS_review.docx
+++ b/docs/PAPER_TKIPS_review.docx
@@ -57,7 +57,7 @@
           <w:w w:val="95"/>
           <w:sz w:val="15"/>
         </w:rPr>
-        <w:t>A stock forecasting model cannot be equally accurate at every point in time, because the market changes the way it moves. A model that outputs a single number does not tell the user when its forecast is unreliable. This paper studies a model that withholds its decision at such times. Withholding requires the model to report its own uncertainty, so the proposed model outputs several quantiles instead of one value, and the width between the lower and the upper quantile serves as that measure. The model withholds a decision whenever the predicted interval is wider than it has recently been. The forecaster is a patch-based transformer, which is light enough to train repeatedly, extended with a quantile output layer; models that already produce a distribution, such as the Temporal Fusion Transformer (TFT), are far more expensive to train. On daily data for 201 KOSPI 200 stocks since 2015, withheld forecasts carried about 1.5 times the error of those acted on, and withholding concentrated in volatile periods: 20.07% of the most volatile quartile against 0.21% of the least. The same advantage held at six matched abstention rates against a rule that looks only at recent realized volatility, and it did not appear when a quantile output layer alone was added to the lightweight model. The proposed model also had a lower quantile loss than the original TFT on both splits while training 3.8 times faster and using 5.1 times less activation memory, although a quantile gradient-boosting baseline was cheaper still and withheld comparably. Point accuracy at the median matches a constant baseline, so the contribution is the selection of when not to act rather than a sharper forecast.</w:t>
+        <w:t>A stock forecasting model cannot be equally accurate at every point in time, and a model that reports a single value does not tell the user when its forecast is unreliable. This paper proposes a model that withholds its decision at such times. A patch-based transformer, chosen because it is light enough to train repeatedly, is given a quantile output layer that reports three quantiles instead of one value. The width between the lower and the upper quantile measures the uncertainty of the model, and the model withholds a decision when that width exceeds the 95th percentile of the widths observed over the past 90 days. The model was evaluated on daily data for 201 KOSPI 200 stocks since 2015. Withheld forecasts carried 1.5 times the error of those acted on, and withholding concentrated in the most volatile quartile (20.07%) rather than the least (0.21%). The advantage held at six matched abstention rates against a rule based on recent realized volatility, and it did not appear when only a quantile output layer was added. Quantile loss was lower than that of the original Temporal Fusion Transformer while training 3.8 times faster. Median point accuracy matches a constant baseline, so the contribution is the selection of when not to act rather than a sharper forecast. The same rule applies to any model that reports quantiles.</w:t>
       </w:r>
     </w:p>
     <w:p>
@@ -134,7 +134,7 @@
           <w:w w:val="98"/>
           <w:sz w:val="15"/>
         </w:rPr>
-        <w:t>주가 예측 모형은 시장이 움직이는 방식이 시기마다 달라지므로 모든 시점에서 같은 정확도를 낼 수 없다. 그러나 값 하나만 내놓는 모형은 지금의 예측을 믿어도 되는지를 사용자에게 알려주지 못한다. 본 논문은 그러한 시점에서 판단을 보류하는 모형을 다룬다. 판단을 보류하려면 모형이 자신의 불확실성을 수치로 내놓아야 하므로, 제안 모형은 값 하나 대신 여러 분위수를 출력하고 하위 분위수와 상위 분위수 사이 구간의 폭을 그 수치로 쓴다. 예측 구간이 최근보다 넓은 시점에서는 판단을 내놓지 않는다. 예측 모형으로는 반복 학습이 가능할 만큼 가벼운 패치 기반 트랜스포머에 분위수 출력층을 더하였다. 이미 분포를 산출하는 Temporal Fusion Transformer(TFT)는 학습 비용이 훨씬 크기 때문이다. 2015년 이후 코스피200 구성종목 201개의 일별 자료로 평가한 결과, 보류한 예측의 오차는 실행한 예측의 약 1.5배였고 보류는 변동성이 큰 시기에 몰렸다(최상위 변동성 분위 20.07%, 최하위 0.21%). 이 우위는 보류 비율을 맞춘 여섯 수준 전부에서 최근 변동성만 보는 규칙보다 컸으며, 가벼운 모형에 분위수 출력층만 더해서는 나타나지 않았다. 제안 모형의 분위 손실은 두 구간 모두에서 TFT 원본보다 낮았고 학습은 3.8배 빠르며 활성값 메모리는 5.1배 적었으나, 분위 그래디언트 부스팅 기준모형은 그보다도 적은 자원으로 대등하게 보류하였다. 중앙값의 점 예측 정확도는 상수 기준선과 같으므로, 본 연구의 기여는 더 정확한 예측값이 아니라 예측을 실행하지 말아야 할 시점의 선별이다.</w:t>
+        <w:t>주가 예측 모형은 모든 시점에서 같은 정확도를 낼 수 없으나, 값 하나만 내놓는 모형은 지금의 예측을 믿어도 되는지를 알려주지 못한다. 본 논문은 그러한 시점에서 판단을 보류하는 모형을 제안한다. 반복 학습이 가능할 만큼 가벼운 패치 기반 트랜스포머에 분위수 출력층을 더해 값 하나 대신 세 개의 분위수를 산출하고, 하위 분위수와 상위 분위수 사이 구간의 폭을 불확실성의 척도로 삼는다. 그 폭이 최근 90일 동안 관측된 폭의 95분위를 넘으면 판단을 보류한다. 2015년 이후 코스피200 구성종목 201개의 일별 자료로 평가하였다. 보류한 예측의 오차는 실행한 예측의 1.5배였고, 보류는 최상위 변동성 분위에 20.07%로 몰린 반면 최하위 분위에서는 0.21%에 그쳤다. 이 우위는 보류 비율을 맞춘 여섯 수준 전부에서 최근 변동성만 보는 규칙보다 컸으며, 분위수 출력층만 더해서는 나타나지 않았다. 분위 손실은 Temporal Fusion Transformer 원본보다 낮았고 학습은 3.8배 빨랐다. 중앙값의 점 예측 정확도는 상수 기준선과 같으므로, 본 연구의 기여는 더 정확한 예측값이 아니라 예측을 실행하지 말아야 할 시점의 선별이다. 같은 규칙은 분위수를 산출하는 다른 모형에도 그대로 적용된다.</w:t>
       </w:r>
     </w:p>
     <w:p>
@@ -1640,7 +1640,7 @@
           <w:w w:val="100"/>
           <w:sz w:val="18"/>
         </w:rPr>
-        <w:t>구간 단위로 토큰을 만들면 채널마다 24개의 토큰이 생긴다. 이 채널 축을 하나로 줄여야 인코더를 한 번만 실행할 수 있다. 가장 단순한 방법은 채널을 선형 변환으로 합치는 것이고, 매크로 경로에는 이 방식을 썼다. 종목 채널에는 채널별 가중치를 학습하는 변수선택망을 두었다. 가중치가 정적 문맥에 따라 달라져 섹터와 시가총액 구간별로 다른 비중을 줄 수 있기 때문이다(식 2, 3).</w:t>
+        <w:t>구간 단위로 토큰을 만들면 채널마다 24개의 토큰이 생긴다. 이 채널 축을 하나로 줄여야 인코더를 한 번만 실행할 수 있다. 매크로 경로에는 채널을 선형 변환으로 합쳤고, 종목 채널에는 채널별 가중치를 학습하는 변수선택망을 두었다. 가중치가 정적 문맥에 따라 달라져 섹터와 시가총액 구간별로 다른 비중을 줄 수 있기 때문이다(식 2, 3).</w:t>
       </w:r>
     </w:p>
     <w:p>
@@ -5532,7 +5532,7 @@
           <w:w w:val="100"/>
           <w:sz w:val="18"/>
         </w:rPr>
-        <w:t xml:space="preserve"> &lt; 0.001)이다. 같은 표본의 날짜별 손실 계열에 Diebold-Mariano 검정[22](Newey-West 4시차[23], Harvey-Leybourne-Newbold 소표본 보정[24])을 적용하면 550거래일의 시험구간에서는 다섯 시드 모두 유의하나 (</w:t>
+        <w:t xml:space="preserve"> &lt; 0.001)이다. 같은 표본의 날짜별 손실 계열에 Diebold-Mariano 검정[22](Newey-West 4시차[23], Harvey-Leybourne-Newbold 소표본 보정[24])을 적용하면 550거래일의 시험구간에서는 다섯 시드 모두 유의하나(</w:t>
       </w:r>
       <w:r>
         <w:rPr>
@@ -5554,7 +5554,7 @@
           <w:w w:val="100"/>
           <w:sz w:val="18"/>
         </w:rPr>
-        <w:t xml:space="preserve"> = 0.022, 0.001, 0.009, 0.003, &lt; 0.001) 122거래일의 검증구간에서는 다섯 시드 모두 유의하지 않다 (</w:t>
+        <w:t xml:space="preserve"> ≤ 0.022) 122거래일의 검증구간에서는 다섯 시드 모두 유의하지 않다(</w:t>
       </w:r>
       <w:r>
         <w:rPr>
@@ -7885,7 +7885,7 @@
           <w:w w:val="100"/>
           <w:sz w:val="18"/>
         </w:rPr>
-        <w:t>보류율의 절대 수준을 정하는 임계값 분위는 시험구간을 참조하여 선택되었으므로 5.91%라는 값은 표본 밖 수치가 아니다. 다만 앞 문단의 통제군 비교는 날짜마다 같은 개수를 보류시켜 보류율을 맞춘 상태에서 여섯 수준 전부로 수행하였으므로, 이 비교의 결론은 임계값 선택에 의존하지 않는다. 분위를 95에서 90, 75로 낮추면 전체 보류율이 11.71%, 28.08%로 오르는 동안 최상위 변동성 분위의 보류율도 36.22%, 68.72%로 함께 올라 분위별 집중이 유지되고, 세 분위 모두에서 최상위 분위 보류율의 모형 간 순서(제안 모형 &gt; TFT 원본 &gt; 분위수 출력층만 부착한 모형)도 보존된다.</w:t>
+        <w:t>보류율의 절대 수준을 정하는 임계값 분위는 시험구간을 참조하여 선택되었으므로 5.91%라는 값은 표본 밖 수치가 아니다. 다만 앞 문단의 통제군 비교는 날짜마다 같은 개수를 보류시켜 보류율을 맞춘 상태에서 여섯 수준 전부로 수행하였으므로, 이 비교의 결론은 임계값 선택에 의존하지 않는다. 분위를 95에서 90, 75로 낮추면 전체 보류율이 11.71%, 28.08%로 오르는 동안 최상위 변동성 분위의 보류율도 36.22%, 68.72%로 함께 올라 분위별 집중과 모형 간 순서가 모두 유지된다.</w:t>
       </w:r>
     </w:p>
     <w:p>

--- a/docs/PAPER_TKIPS_review.docx
+++ b/docs/PAPER_TKIPS_review.docx
@@ -57,7 +57,7 @@
           <w:w w:val="95"/>
           <w:sz w:val="15"/>
         </w:rPr>
-        <w:t>A stock forecasting model cannot be equally accurate at every point in time, and a model that reports a single value does not tell the user when its forecast is unreliable. This paper proposes a model that withholds its decision at such times. A patch-based transformer, chosen because it is light enough to train repeatedly, is given a quantile output layer that reports three quantiles instead of one value. The width between the lower and the upper quantile measures the uncertainty of the model, and the model withholds a decision when that width exceeds the 95th percentile of the widths observed over the past 90 days. The model was evaluated on daily data for 201 KOSPI 200 stocks since 2015. Withheld forecasts carried 1.5 times the error of those acted on, and withholding concentrated in the most volatile quartile (20.07%) rather than the least (0.21%). The advantage held at six matched abstention rates against a rule based on recent realized volatility, and it did not appear when only a quantile output layer was added. Quantile loss was lower than that of the original Temporal Fusion Transformer while training 3.8 times faster. Median point accuracy matches a constant baseline, so the contribution is the selection of when not to act rather than a sharper forecast. The same rule applies to any model that reports quantiles.</w:t>
+        <w:t>A stock forecasting model works well in some periods and poorly in others. Most models report only a single predicted value, so they cannot tell the user whether the present moment is one they handle well. This paper proposes a model that identifies the moments it is unsure about and makes no prediction at those moments; not answering in this way is called abstention. The proposed model uses a light architecture and reports, instead of a single value, the range the future return is expected to fall in. When that range is among the widest 5% of the ranges seen over the past 90 days, the model withholds its decision. It was evaluated on daily data for 201 KOSPI 200 stocks since 2015. Withheld forecasts had 1.5 times the error of those acted on. Withholding concentrated in turbulent periods, reaching 20.07% there against 0.21% in the calmest periods. When the same share of forecasts was withheld by a simple rule that looks only at recent movement, the proposed criterion filtered out large errors better at all six shares tested, and this difference did not appear in a model to which only the range output had been added. The ranges were more accurate than those of the Temporal Fusion Transformer, and training was 3.8 times faster. The representative value the model reports, however, was no more accurate than a predictor that uses only the past distribution. What this study adds is not a more accurate forecast but a criterion for when not to act on one.</w:t>
       </w:r>
     </w:p>
     <w:p>
@@ -134,7 +134,7 @@
           <w:w w:val="98"/>
           <w:sz w:val="15"/>
         </w:rPr>
-        <w:t>주가 예측 모형은 모든 시점에서 같은 정확도를 낼 수 없으나, 값 하나만 내놓는 모형은 지금의 예측을 믿어도 되는지를 알려주지 못한다. 본 논문은 그러한 시점에서 판단을 보류하는 모형을 제안한다. 반복 학습이 가능할 만큼 가벼운 패치 기반 트랜스포머에 분위수 출력층을 더해 값 하나 대신 세 개의 분위수를 산출하고, 하위 분위수와 상위 분위수 사이 구간의 폭을 불확실성의 척도로 삼는다. 그 폭이 최근 90일 동안 관측된 폭의 95분위를 넘으면 판단을 보류한다. 2015년 이후 코스피200 구성종목 201개의 일별 자료로 평가하였다. 보류한 예측의 오차는 실행한 예측의 1.5배였고, 보류는 최상위 변동성 분위에 20.07%로 몰린 반면 최하위 분위에서는 0.21%에 그쳤다. 이 우위는 보류 비율을 맞춘 여섯 수준 전부에서 최근 변동성만 보는 규칙보다 컸으며, 분위수 출력층만 더해서는 나타나지 않았다. 분위 손실은 Temporal Fusion Transformer 원본보다 낮았고 학습은 3.8배 빨랐다. 중앙값의 점 예측 정확도는 상수 기준선과 같으므로, 본 연구의 기여는 더 정확한 예측값이 아니라 예측을 실행하지 말아야 할 시점의 선별이다. 같은 규칙은 분위수를 산출하는 다른 모형에도 그대로 적용된다.</w:t>
+        <w:t>주가 예측 모형은 시기에 따라 잘 맞을 때와 그렇지 않을 때가 있다. 그런데 대부분의 모형은 예측값 하나만 내놓기 때문에, 지금이 그 예측을 믿어도 되는 때인지 알려주지 못한다. 본 논문은 모형이 확신하지 못하는 시점을 스스로 가려내고 그 시점에는 예측을 내놓지 않는 방법을 제안한다. 이렇게 답을 내지 않는 것을 판단 보류라고 한다. 제안 모형은 계산이 가벼운 구조를 쓰면서, 예측값 하나 대신 미래 수익률이 들어올 범위를 함께 내놓는다. 그 범위가 최근 90일 사이에 나온 범위 가운데 넓은 쪽 5%에 들면 판단을 보류한다. 2015년 이후 코스피200 구성종목 201개의 일별 자료로 평가하였다. 보류한 예측은 실행한 예측보다 오차가 1.5배 컸다. 보류는 시장이 크게 출렁인 시기에 몰려 그 구간에서 20.07%에 이른 반면, 잔잔한 시기에는 0.21%에 그쳤다. 같은 비율만큼 보류하도록 맞추고 최근 변동폭만 보고 보류하는 단순한 규칙과 견주었을 때에도, 여섯 가지 비율 모두에서 제안한 기준이 오차가 큰 예측을 더 잘 걸러냈다. 범위를 내놓는 기능만 덧붙인 모형에서는 이 차이가 나타나지 않았다. 범위의 정확도는 기존 대표 모형인 Temporal Fusion Transformer보다 높았고 학습은 3.8배 빨랐다. 다만 모형이 내놓는 대표 예측값 자체는 과거 분포만 쓰는 단순 예측기와 다르지 않았다. 이 연구가 더하는 것은 더 정확한 예측값이 아니라, 그 예측을 실행하지 말아야 할 시점을 골라내는 기준이다.</w:t>
       </w:r>
     </w:p>
     <w:p>

--- a/docs/PAPER_TKIPS_review.docx
+++ b/docs/PAPER_TKIPS_review.docx
@@ -57,7 +57,7 @@
           <w:w w:val="95"/>
           <w:sz w:val="15"/>
         </w:rPr>
-        <w:t>A stock forecasting model works well in some periods and poorly in others. Most models report only a single predicted value, so they cannot tell the user whether the present moment is one they handle well. This paper proposes a model that identifies the moments it is unsure about and makes no prediction at those moments; not answering in this way is called abstention. The proposed model uses a light architecture and reports, instead of a single value, the range the future return is expected to fall in. When that range is among the widest 5% of the ranges seen over the past 90 days, the model withholds its decision. It was evaluated on daily data for 201 KOSPI 200 stocks since 2015. Withheld forecasts had 1.5 times the error of those acted on. Withholding concentrated in turbulent periods, reaching 20.07% there against 0.21% in the calmest periods. When the same share of forecasts was withheld by a simple rule that looks only at recent movement, the proposed criterion filtered out large errors better at all six shares tested, and this difference did not appear in a model to which only the range output had been added. The ranges were more accurate than those of the Temporal Fusion Transformer, and training was 3.8 times faster. The representative value the model reports, however, was no more accurate than a predictor that uses only the past distribution. What this study adds is not a more accurate forecast but a criterion for when not to act on one.</w:t>
+        <w:t>A stock forecasting model works well in some periods and poorly in others. Most models report only a single predicted value, so they cannot tell the user whether the present moment is one they handle well. This paper proposes a model that identifies the moments it is unsure about and makes no prediction at those moments; not answering in this way is called abstention. The proposed model uses a light architecture and reports, instead of a single value, the range the future return is expected to fall in. When that range is among the widest 5% of the ranges seen over the past 90 days, the model withholds its decision. It was evaluated on daily data for 201 KOSPI 200 stocks since 2015. Withheld forecasts carried about 1.5 times the error of those acted on, and withholding concentrated in turbulent periods. When the same share of forecasts was withheld by a simple rule that looks only at recent movement, the proposed criterion still filtered out large errors better, and this behavior did not appear in a model to which only the range output had been added. The ranges were more accurate than those of the Temporal Fusion Transformer, and training was faster. The representative value the model reports, however, was no more accurate than a predictor that uses only the past distribution. What this study adds is not a more accurate forecast but a criterion for when not to act on one.</w:t>
       </w:r>
     </w:p>
     <w:p>
@@ -134,7 +134,7 @@
           <w:w w:val="98"/>
           <w:sz w:val="15"/>
         </w:rPr>
-        <w:t>주가 예측 모형은 시기에 따라 잘 맞을 때와 그렇지 않을 때가 있다. 그런데 대부분의 모형은 예측값 하나만 내놓기 때문에, 지금이 그 예측을 믿어도 되는 때인지 알려주지 못한다. 본 논문은 모형이 확신하지 못하는 시점을 스스로 가려내고 그 시점에는 예측을 내놓지 않는 방법을 제안한다. 이렇게 답을 내지 않는 것을 판단 보류라고 한다. 제안 모형은 계산이 가벼운 구조를 쓰면서, 예측값 하나 대신 미래 수익률이 들어올 범위를 함께 내놓는다. 그 범위가 최근 90일 사이에 나온 범위 가운데 넓은 쪽 5%에 들면 판단을 보류한다. 2015년 이후 코스피200 구성종목 201개의 일별 자료로 평가하였다. 보류한 예측은 실행한 예측보다 오차가 1.5배 컸다. 보류는 시장이 크게 출렁인 시기에 몰려 그 구간에서 20.07%에 이른 반면, 잔잔한 시기에는 0.21%에 그쳤다. 같은 비율만큼 보류하도록 맞추고 최근 변동폭만 보고 보류하는 단순한 규칙과 견주었을 때에도, 여섯 가지 비율 모두에서 제안한 기준이 오차가 큰 예측을 더 잘 걸러냈다. 범위를 내놓는 기능만 덧붙인 모형에서는 이 차이가 나타나지 않았다. 범위의 정확도는 기존 대표 모형인 Temporal Fusion Transformer보다 높았고 학습은 3.8배 빨랐다. 다만 모형이 내놓는 대표 예측값 자체는 과거 분포만 쓰는 단순 예측기와 다르지 않았다. 이 연구가 더하는 것은 더 정확한 예측값이 아니라, 그 예측을 실행하지 말아야 할 시점을 골라내는 기준이다.</w:t>
+        <w:t>주가 예측 모형은 시기에 따라 잘 맞을 때와 그렇지 않을 때가 있다. 그런데 대부분의 모형은 예측값 하나만 내놓기 때문에, 지금이 그 예측을 믿어도 되는 때인지 알려주지 못한다. 본 논문은 모형이 확신하지 못하는 시점을 스스로 가려내고 그 시점에는 예측을 내놓지 않는 방법을 제안한다. 이렇게 답을 내지 않는 것을 판단 보류라고 한다. 제안 모형은 계산이 가벼운 구조를 쓰면서, 예측값 하나 대신 미래 수익률이 들어올 범위를 함께 내놓는다. 그 범위가 최근 90일 사이에 나온 범위 가운데 넓은 쪽 5%에 들면 판단을 보류한다. 2015년 이후 코스피200 구성종목 201개의 일별 자료로 평가하였다. 보류한 예측은 실행한 예측보다 오차가 약 1.5배 컸고, 보류는 시장이 크게 출렁인 시기에 집중되었다. 같은 비율만큼 보류하도록 맞추고 최근 변동폭만 보고 보류하는 단순한 규칙과 견주었을 때에도, 제안한 기준이 오차가 큰 예측을 더 잘 걸러냈다. 범위를 내놓는 기능만 덧붙인 모형에서는 이러한 성질이 나타나지 않았다. 예측 범위의 정확도는 기존 대표 모형인 Temporal Fusion Transformer보다 높았고 학습도 더 빨랐다. 다만 모형이 내놓는 대표 예측값 자체는 과거 분포만 쓰는 단순 예측기와 다르지 않았다. 이 연구가 더하는 것은 더 정확한 예측값이 아니라, 그 예측을 실행하지 말아야 할 시점을 골라내는 기준이다.</w:t>
       </w:r>
     </w:p>
     <w:p>

--- a/docs/PAPER_TKIPS_review.docx
+++ b/docs/PAPER_TKIPS_review.docx
@@ -57,7 +57,7 @@
           <w:w w:val="95"/>
           <w:sz w:val="15"/>
         </w:rPr>
-        <w:t>A stock forecasting model works well in some periods and poorly in others. Most models report only a single predicted value, so they cannot tell the user whether the present moment is one they handle well. This paper proposes a model that identifies the moments it is unsure about and makes no prediction at those moments; not answering in this way is called abstention. The proposed model uses a light architecture and reports, instead of a single value, the range the future return is expected to fall in. When that range is among the widest 5% of the ranges seen over the past 90 days, the model withholds its decision. It was evaluated on daily data for 201 KOSPI 200 stocks since 2015. Withheld forecasts carried about 1.5 times the error of those acted on, and withholding concentrated in turbulent periods. When the same share of forecasts was withheld by a simple rule that looks only at recent movement, the proposed criterion still filtered out large errors better, and this behavior did not appear in a model to which only the range output had been added. The ranges were more accurate than those of the Temporal Fusion Transformer, and training was faster. The representative value the model reports, however, was no more accurate than a predictor that uses only the past distribution. What this study adds is not a more accurate forecast but a criterion for when not to act on one.</w:t>
+        <w:t>Stock price forecasting has been studied in economics, statistics and computer science, and recent work increasingly trains artificial intelligence models on price and trading data to predict price movements. Most of these models, however, report a single predicted value and therefore cannot tell the user whether that prediction should be trusted at the present moment. This paper proposes a deep learning model that identifies the moments it is unsure about and makes no prediction at those moments, which is called abstention. The proposed model uses a lightweight architecture and reports, instead of a single value, the range in which the future return is expected to fall; when that range is among the widest 5% of the ranges observed over the past 90 days, the model withholds its decision. The proposed model and the comparison models were evaluated on daily data for 201 KOSPI 200 stocks since 2015, in terms of both forecast quality and abstention quality, and the proposed model performed better than the comparison models. In particular, withheld forecasts carried about 1.5 times the error of those acted on, and when the same share of forecasts was withheld, the proposed criterion filtered out large errors better than a simple rule based on recent price movement. These results indicate that the contribution of the proposed model lies not in the accuracy of the predicted value but in selecting the moments at which a prediction should not be acted on.</w:t>
       </w:r>
     </w:p>
     <w:p>
@@ -134,7 +134,7 @@
           <w:w w:val="98"/>
           <w:sz w:val="15"/>
         </w:rPr>
-        <w:t>주가 예측 모형은 시기에 따라 잘 맞을 때와 그렇지 않을 때가 있다. 그런데 대부분의 모형은 예측값 하나만 내놓기 때문에, 지금이 그 예측을 믿어도 되는 때인지 알려주지 못한다. 본 논문은 모형이 확신하지 못하는 시점을 스스로 가려내고 그 시점에는 예측을 내놓지 않는 방법을 제안한다. 이렇게 답을 내지 않는 것을 판단 보류라고 한다. 제안 모형은 계산이 가벼운 구조를 쓰면서, 예측값 하나 대신 미래 수익률이 들어올 범위를 함께 내놓는다. 그 범위가 최근 90일 사이에 나온 범위 가운데 넓은 쪽 5%에 들면 판단을 보류한다. 2015년 이후 코스피200 구성종목 201개의 일별 자료로 평가하였다. 보류한 예측은 실행한 예측보다 오차가 약 1.5배 컸고, 보류는 시장이 크게 출렁인 시기에 집중되었다. 같은 비율만큼 보류하도록 맞추고 최근 변동폭만 보고 보류하는 단순한 규칙과 견주었을 때에도, 제안한 기준이 오차가 큰 예측을 더 잘 걸러냈다. 범위를 내놓는 기능만 덧붙인 모형에서는 이러한 성질이 나타나지 않았다. 예측 범위의 정확도는 기존 대표 모형인 Temporal Fusion Transformer보다 높았고 학습도 더 빨랐다. 다만 모형이 내놓는 대표 예측값 자체는 과거 분포만 쓰는 단순 예측기와 다르지 않았다. 이 연구가 더하는 것은 더 정확한 예측값이 아니라, 그 예측을 실행하지 말아야 할 시점을 골라내는 기준이다.</w:t>
+        <w:t>주가 예측은 경제학, 통계학, 컴퓨터공학 등 여러 분야에서 연구되는 주제이며, 최근에는 가격과 거래 자료로부터 인공지능 모형을 학습하여 주가의 변동을 예측하는 연구가 활발해지고 있다. 그러나 대부분의 모형은 예측값을 하나만 내놓기 때문에, 그 예측을 지금 믿어도 되는지는 알려주지 못한다. 본 연구에서는 확신하기 어려운 시점을 스스로 가려내고 그 시점에는 예측을 내놓지 않는, 판단 보류가 가능한 딥러닝 모형을 제안한다. 제안 모형은 계산이 가벼운 구조를 사용하여 예측값 하나 대신 미래 수익률이 들어올 범위를 함께 산출하고, 그 범위가 최근 90일 동안 나온 범위 가운데 넓은 쪽 5%에 들면 판단을 보류한다. 2015년 이후 코스피200 구성종목 201개의 일별 자료로 제안 모형과 비교 모형들의 예측 성능과 보류 성능을 비교한 결과, 제안 모형이 비교 모형들보다 우수한 성능을 보였다. 특히 보류한 예측의 오차는 실행한 예측보다 약 1.5배 컸고, 같은 비율만큼 보류하도록 맞춘 비교에서도 최근 변동폭만 보는 단순한 규칙보다 오차가 큰 예측을 더 잘 걸러냈다. 이 결과는 제안 모형의 기여가 예측값의 정확도가 아니라 예측을 실행하지 말아야 할 시점의 선별에 있음을 보여준다.</w:t>
       </w:r>
     </w:p>
     <w:p>

--- a/docs/PAPER_TKIPS_review.docx
+++ b/docs/PAPER_TKIPS_review.docx
@@ -536,7 +536,47 @@
           <w:w w:val="100"/>
           <w:sz w:val="18"/>
         </w:rPr>
-        <w:t>앞의 세 계열에는 각각 하나가 빠져 있다. 주가 예측 연구는 점 예측만 내고, 분포를 내는 모형은 연산량이 크며, 연산량이 적은 모형은 분포를 내지 않는다. 선택적 예측은 보류의 틀을 주지만 분류를 전제한다. 본 연구는 구간 단위로 토큰을 만드는 가벼운 구조에 여러 분위수를 내는 출력층을 붙이고, 예측 구간의 폭을 기준으로 회귀에서 판단 보류를 정의한다. 폭은 이미 산출된 분위수에서 바로 얻으므로 보류에 추가 학습이나 추가 연산이 들지 않는다. 한편 잘 조정된 단순 기준모형과 비교하지 않으면 개선폭이 과장되기 쉽다는 지적이 예측 문헌에서 반복되어 왔으므로[20], 같은 조건의 그래디언트 부스팅 결정트리(gradient boosting decision tree, GBDT) 기준모형을 함께 측정하여 5장에 보고한다.</w:t>
+        <w:t>2.1절부터 2.3절까지의 세 계열은 각각 하나씩을 갖추지 못한다. 주가 예측에 쓰인 딥러닝 모형은 예측값 하나만 내므로 보류의 근거가 없다. 예측 분포를 내는 모형은 그 근거를 주지만 학습에 드는 시간과 메모리가 크다. 연산량을 줄인 구조는 가볍지만 다시 예측값 하나만 낸다. 2.4절의 선택적 예측은 보류의 틀을 주지만 분류를 전제하므로, 회귀에서는 선택 기준을 새로 정해야 한다.</w:t>
+      </w:r>
+    </w:p>
+    <w:p>
+      <w:pPr>
+        <w:autoSpaceDE w:val="0"/>
+        <w:autoSpaceDN w:val="0"/>
+        <w:spacing w:after="80" w:before="0" w:line="280" w:lineRule="exact"/>
+        <w:ind w:firstLine="180"/>
+        <w:jc w:val="both"/>
+      </w:pPr>
+      <w:r>
+        <w:rPr>
+          <w:rFonts w:ascii="Times New Roman" w:hAnsi="Times New Roman" w:eastAsia="AppleMyungjo"/>
+          <w:b w:val="0"/>
+          <w:i w:val="0"/>
+          <w:spacing w:val="-5"/>
+          <w:w w:val="100"/>
+          <w:sz w:val="18"/>
+        </w:rPr>
+        <w:t>본 연구는 이 넷을 하나로 모은다. 연산량이 적은 구간 단위 토큰 구조는 그대로 두고, 출력 부분만 여러 분위수를 내도록 바꾼다. 그러면 가벼운 모형이 예측 구간을 함께 내놓는다. 보류의 기준으로는 그 구간의 폭을 쓴다. 폭은 모형이 이미 내놓은 분위수를 빼기만 하면 나오므로, 보류를 위해 별도의 신경망을 학습시키거나 같은 예측을 여러 번 반복할 필요가 없다. 선택적 예측 연구가 분류에서 쓰던 확률을 대신할 기준을, 회귀에서는 이 폭에서 얻는 것이다.</w:t>
+      </w:r>
+    </w:p>
+    <w:p>
+      <w:pPr>
+        <w:autoSpaceDE w:val="0"/>
+        <w:autoSpaceDN w:val="0"/>
+        <w:spacing w:after="80" w:before="0" w:line="280" w:lineRule="exact"/>
+        <w:ind w:firstLine="180"/>
+        <w:jc w:val="both"/>
+      </w:pPr>
+      <w:r>
+        <w:rPr>
+          <w:rFonts w:ascii="Times New Roman" w:hAnsi="Times New Roman" w:eastAsia="AppleMyungjo"/>
+          <w:b w:val="0"/>
+          <w:i w:val="0"/>
+          <w:spacing w:val="-5"/>
+          <w:w w:val="100"/>
+          <w:sz w:val="18"/>
+        </w:rPr>
+        <w:t>비교 대상에는 트리 계열 기준모형도 포함하였다. 잘 조정된 단순 기준모형과 견주지 않으면 개선폭이 과장되기 쉽다는 지적이 예측 문헌에서 반복되어 왔기 때문이다[20]. 같은 자료와 같은 분할에서 그래디언트 부스팅 결정트리(gradient boosting decision tree, GBDT)를 함께 학습하여 5장에 보고한다.</w:t>
       </w:r>
     </w:p>
     <w:p>

--- a/docs/PAPER_TKIPS_review.docx
+++ b/docs/PAPER_TKIPS_review.docx
@@ -2642,7 +2642,7 @@
           <w:w w:val="100"/>
           <w:sz w:val="18"/>
         </w:rPr>
-        <w:t>는 출력층 마지막 선형층의 세 출력이다. 교차가 발생하면 보류 폭이 음수가 되어 하위 규칙 전체가 무효화되므로 구조적 보장이 필요하다. 5.1절의 세 트랜스포머 모형 모두 실측 교차율은 0.000이었다.</w:t>
+        <w:t>는 출력층 마지막 선형층의 세 출력이다. 교차가 발생하면 보류 폭이 음수가 되어 하위 규칙 전체가 무효화되므로 구조적 보장이 필요하다. 5.1절의 세 트랜스포머 모형은 이 출력층을 공유하며, 다섯 시드의 검증·시험 구간 647,880건에서 교차는 한 건도 없었다. 이는 구조가 구현에서 지켜졌음을 확인한 것이지 보장이 없는 모형과 비교한 결과가 아니다.</w:t>
       </w:r>
     </w:p>
     <w:p>

--- a/docs/PAPER_TKIPS_review.docx
+++ b/docs/PAPER_TKIPS_review.docx
@@ -380,7 +380,7 @@
           <w:w w:val="100"/>
           <w:sz w:val="18"/>
         </w:rPr>
-        <w:t>금융 시계열에 딥러닝을 적용한 연구는 순환신경망과 합성곱신경망을 중심으로 축적되었다[1]. 장단기기억 신경망으로 미국 주식의 등락 방향을 예측한 연구[17], 여러 기계학습 기법을 자산가격 결정에 적용한 연구[18]가 대표적이다. 국내에서는 해외지수와 투자자별 매매 동향을 입력으로 삼은 등락 예측[2], 가중 손실 함수를 적용한 순환 합성곱 구조[19]가 보고되었다. 이 연구들은 입력 변수와 신경망 구조를 바꾸어 정확도를 높이는 데 집중하였고, 출력은 모두 점 예측이다. 따라서 모형이 어느 시점에서 확신하지 못하는지를 사용자가 알 수 없고, 1장에서 제기한 판단 보류도 정의되지 않는다.</w:t>
+        <w:t>금융 시계열에 딥러닝을 적용한 연구는 순환신경망과 합성곱신경망을 중심으로 축적되었다[1]. 장단기기억 신경망으로 미국 주식의 등락 방향을 예측한 연구[16], 여러 기계학습 기법을 자산가격 결정에 적용한 연구[17]가 대표적이다. 국내에서는 해외지수와 투자자별 매매 동향을 입력으로 삼은 등락 예측[2], 가중 손실 함수를 적용한 순환 합성곱 구조[18]가 보고되었다. 이 연구들은 입력 변수와 신경망 구조를 바꾸어 정확도를 높이는 데 집중하였고, 출력은 모두 점 예측이다. 따라서 모형이 어느 시점에서 확신하지 못하는지를 사용자가 알 수 없고, 1장에서 제기한 판단 보류도 정의되지 않는다.</w:t>
       </w:r>
     </w:p>
     <w:p>
@@ -419,7 +419,7 @@
           <w:w w:val="100"/>
           <w:sz w:val="18"/>
         </w:rPr>
-        <w:t>값 하나 대신 여러 분위수를 추정하는 방법은 분위회귀[12]에서 시작되었다. Temporal Fusion Transformer(TFT)[8]는 이를 딥러닝에 적용하여, 입력 변수의 중요도를 학습하는 장치와 시점별 어텐션을 결합하고 여러 분위수를 동시에 출력한다. 국내에서도 TFT를 여러 시점 앞 예측에 적용한 연구[9], 예측 구간 전체를 한 번에 생성하도록 트랜스포머를 변형한 연구[10]가 있다. 이 계열은 판단 보류에 필요한 예측 구간을 제공한다. 단점은 연산량이다. TFT는 입력 기간의 모든 시점을 서로 비교하므로 학습 시간과 메모리가 입력 길이에 민감하다. 분위수 예측이 명목 확률을 지키는지는 별도의 문제이며, 사후에 구간을 교정하는 방법이 제안되어 있다[13].</w:t>
+        <w:t>값 하나 대신 여러 분위수를 추정하는 방법은 분위회귀[11]에서 시작되었다. Temporal Fusion Transformer(TFT)[8]는 이를 딥러닝에 적용하여, 입력 변수의 중요도를 학습하는 장치와 시점별 어텐션을 결합하고 여러 분위수를 동시에 출력한다. 국내에서도 TFT를 여러 시점 앞 예측에 적용한 연구[9]가 있다. 이 계열은 판단 보류에 필요한 예측 구간을 제공한다. 단점은 연산량이다. TFT는 입력 기간의 모든 시점을 서로 비교하므로 학습 시간과 메모리가 입력 길이에 민감하다. 분위수 예측이 명목 확률을 지키는지는 별도의 문제이며, 사후에 구간을 교정하는 방법이 제안되어 있다[12].</w:t>
       </w:r>
     </w:p>
     <w:p>
@@ -497,7 +497,7 @@
           <w:w w:val="100"/>
           <w:sz w:val="18"/>
         </w:rPr>
-        <w:t>모형이 일부 입력에 답을 내지 않는 선택지는 기각 옵션(reject option)으로 형식화되어 있다[14]. 오답 비용과 기각 비용의 교환관계로 최적 기각 영역을 정의한 이 틀은 선택적 예측(selective prediction)으로 일반화되어, 답을 낸 비율과 그 표본에서의 오차를 함께 보고하는 평가 방식으로 자리잡았다[15]. 심층 신경망에서는 이미 학습된 모형의 신뢰도 점수로 기각 영역을 정하는 방법이 제안되었다[16]. 이 연구들은 분류 문제를 대상으로 하고 선택 기준으로 예측 확률을 쓴다. 회귀 문제에는 그 확률이 없어 같은 방법을 그대로 적용할 수 없다.</w:t>
+        <w:t>모형이 일부 입력에 답을 내지 않는 선택지는 기각 옵션(reject option)으로 형식화되어 있다[13]. 오답 비용과 기각 비용의 교환관계로 최적 기각 영역을 정의한 이 틀은 선택적 예측(selective prediction)으로 일반화되어, 답을 낸 비율과 그 표본에서의 오차를 함께 보고하는 평가 방식으로 자리잡았다[14]. 심층 신경망에서는 이미 학습된 모형의 신뢰도 점수로 기각 영역을 정하는 방법이 제안되었다[15]. 이 연구들은 분류 문제를 대상으로 하고 선택 기준으로 예측 확률을 쓴다. 회귀 문제에는 그 확률이 없어 같은 방법을 그대로 적용할 수 없다.</w:t>
       </w:r>
     </w:p>
     <w:p>
@@ -576,7 +576,7 @@
           <w:w w:val="100"/>
           <w:sz w:val="18"/>
         </w:rPr>
-        <w:t>비교 대상에는 트리 계열 기준모형도 포함하였다. 잘 조정된 단순 기준모형과 견주지 않으면 개선폭이 과장되기 쉽다는 지적이 예측 문헌에서 반복되어 왔기 때문이다[20]. 같은 자료와 같은 분할에서 그래디언트 부스팅 결정트리(gradient boosting decision tree, GBDT)를 함께 학습하여 5장에 보고한다.</w:t>
+        <w:t>비교 대상에는 트리 계열 기준모형도 포함하였다. 잘 조정된 단순 기준모형과 견주지 않으면 개선폭이 과장되기 쉽다는 지적이 예측 문헌에서 반복되어 왔기 때문이다[19]. 같은 자료와 같은 분할에서 그래디언트 부스팅 결정트리(gradient boosting decision tree, GBDT)를 함께 학습하여 5장에 보고한다.</w:t>
       </w:r>
     </w:p>
     <w:p>
@@ -1302,7 +1302,7 @@
           <w:w w:val="100"/>
           <w:sz w:val="18"/>
         </w:rPr>
-        <w:t>입력은 윈도우마다 정규화한다. 각 윈도우의 통계로 입력을 표준화하고 출력에서 되돌리는 방식이며[11], 종목과 시대에 따라 가격 수준의 의미가 달라지는 자료에서는 필수적이다. 다만 횡단면 순위 채널에는 적용하지 않았다. 이 채널은 정보가 값의 수준 자체에 담겨 있어, 윈도우 안에서 표준화하면 그 정보가 사라진다.</w:t>
+        <w:t>입력은 윈도우마다 정규화한다. 각 윈도우의 통계로 입력을 표준화하고 출력에서 되돌리는 방식이며[10], 종목과 시대에 따라 가격 수준의 의미가 달라지는 자료에서는 필수적이다. 다만 횡단면 순위 채널에는 적용하지 않았다. 이 채널은 정보가 값의 수준 자체에 담겨 있어, 윈도우 안에서 표준화하면 그 정보가 사라진다.</w:t>
       </w:r>
     </w:p>
     <w:p>
@@ -1322,7 +1322,7 @@
           <w:w w:val="100"/>
           <w:sz w:val="18"/>
         </w:rPr>
-        <w:t xml:space="preserve">모형의 출력은 세 개의 분위수다. 분위수를 학습시키는 손실은 분위회귀[12]에서 온 핀볼 손실이며, 분위 </w:t>
+        <w:t xml:space="preserve">모형의 출력은 세 개의 분위수다. 분위수를 학습시키는 손실은 분위회귀[11]에서 온 핀볼 손실이며, 분위 </w:t>
       </w:r>
       <w:r>
         <w:rPr>
@@ -2281,7 +2281,7 @@
           <w:w w:val="100"/>
           <w:sz w:val="18"/>
         </w:rPr>
-        <w:t>매크로 지표는 크로스어텐션으로 종목 표현에 주입한다. 종목 표현을 질의로, 매크로 부호화를 키와 값으로 둔다. 방향을 반대로 두면 출력이 매크로 시퀀스의 형상을 따라 종목별 예측이 나오지 않는다. 외생 변수를 어텐션으로 주입하는 발상은 TimeXer[21]에도 있으며, 본 연구는 매크로를 패치 단위로 유지한다는 점이 다르다. 매크로 경로는 13채널을 하나로 합치는 선형 변환으로 처리하였다. 이 모듈의 정확도 기여는 5.4절의 제거 실험에서 확인되지 않았다.</w:t>
+        <w:t>매크로 지표는 크로스어텐션으로 종목 표현에 주입한다. 종목 표현을 질의로, 매크로 부호화를 키와 값으로 둔다. 방향을 반대로 두면 출력이 매크로 시퀀스의 형상을 따라 종목별 예측이 나오지 않는다. 외생 변수를 어텐션으로 주입하는 발상은 TimeXer[20]에도 있으며, 본 연구는 매크로를 패치 단위로 유지한다는 점이 다르다. 매크로 경로는 13채널을 하나로 합치는 선형 변환으로 처리하였다. 이 모듈의 정확도 기여는 5.4절의 제거 실험에서 확인되지 않았다.</w:t>
       </w:r>
     </w:p>
     <w:p>
@@ -5572,7 +5572,7 @@
           <w:w w:val="100"/>
           <w:sz w:val="18"/>
         </w:rPr>
-        <w:t xml:space="preserve"> &lt; 0.001)이다. 같은 표본의 날짜별 손실 계열에 Diebold-Mariano 검정[22](Newey-West 4시차[23], Harvey-Leybourne-Newbold 소표본 보정[24])을 적용하면 550거래일의 시험구간에서는 다섯 시드 모두 유의하나(</w:t>
+        <w:t xml:space="preserve"> &lt; 0.001)이다. 같은 표본의 날짜별 손실 계열에 Diebold-Mariano 검정[21](Newey-West 4시차[22], Harvey-Leybourne-Newbold 소표본 보정[23])을 적용하면 550거래일의 시험구간에서는 다섯 시드 모두 유의하나(</w:t>
       </w:r>
       <w:r>
         <w:rPr>
@@ -5636,7 +5636,7 @@
           <w:w w:val="100"/>
           <w:sz w:val="18"/>
         </w:rPr>
-        <w:t>트리 계열 기준모형으로 분위 손실을 쓰는 히스토그램 그래디언트 부스팅(LightGBM[25]의 방식을 따른 scikit-learn[26] 구현)을 같은 분할과 같은 윈도우 표본에서 평가하였다. 입력은 동적 30채널의 당일 값과 1·5·20일 시차, 매크로 13채널, 정적 범주형 3종의 136개이고, 분위마다 모형을 하나씩 두어 검증구간 손실로 트리 수를 정하였다(75·25·275개). 검증구간 손실은 제안 모형과 같았고(0.011890 대 0.011889), 시험구간 손실은 TFT 원본보다 작고 제안 모형보다 컸다. 제안 모형의 다섯 시드는 모두 이 값보다 낮았다(최대 0.017895 대 0.018107).</w:t>
+        <w:t>트리 계열 기준모형으로 분위 손실을 쓰는 히스토그램 그래디언트 부스팅(LightGBM[24]의 방식을 따른 scikit-learn[25] 구현)을 같은 분할과 같은 윈도우 표본에서 평가하였다. 입력은 동적 30채널의 당일 값과 1·5·20일 시차, 매크로 13채널, 정적 범주형 3종의 136개이고, 분위마다 모형을 하나씩 두어 검증구간 손실로 트리 수를 정하였다(75·25·275개). 검증구간 손실은 제안 모형과 같았고(0.011890 대 0.011889), 시험구간 손실은 TFT 원본보다 작고 제안 모형보다 컸다. 제안 모형의 다섯 시드는 모두 이 값보다 낮았다(최대 0.017895 대 0.018107).</w:t>
       </w:r>
     </w:p>
     <w:p>
@@ -9275,7 +9275,7 @@
           <w:w w:val="100"/>
           <w:sz w:val="18"/>
         </w:rPr>
-        <w:t>본 연구는 예측 손실로 평가하였으며 거래비용을 포함한 투자 성과는 측정하지 않았다. 유니버스는 현재 시점의 구성종목이고, 입력 설계와 보류 임계값 선택에 평가 기간 자료가 일부 참고되었다. 구성요소를 하나씩 제거하는 실험으로는 개선이 채널 축약 구조 자체에서 오는지 구성요소 간 대체에서 오는지 가리지 못하였다(5.4절). 예측 구간의 포함률은 71.6%로 명목 80%에 못 미쳐(등각 분위회귀 보정[13] 후 73.9%) 구간을 신뢰구간으로 해석할 수는 없으나, 보류는 폭의 순위만 쓰므로 영향을 받지 않는다.</w:t>
+        <w:t>본 연구는 예측 손실로 평가하였으며 거래비용을 포함한 투자 성과는 측정하지 않았다. 유니버스는 현재 시점의 구성종목이고, 입력 설계와 보류 임계값 선택에 평가 기간 자료가 일부 참고되었다. 구성요소를 하나씩 제거하는 실험으로는 개선이 채널 축약 구조 자체에서 오는지 구성요소 간 대체에서 오는지 가리지 못하였다(5.4절). 예측 구간의 포함률은 71.6%로 명목 80%에 못 미쳐(등각 분위회귀 보정[12] 후 73.9%) 구간을 신뢰구간으로 해석할 수는 없으나, 보류는 폭의 순위만 쓰므로 영향을 받지 않는다.</w:t>
       </w:r>
     </w:p>
     <w:p>
@@ -9721,48 +9721,7 @@
           <w:w w:val="95"/>
           <w:sz w:val="17"/>
         </w:rPr>
-        <w:t xml:space="preserve">[10] D.-K. Kim and K. Kim, "Style-based transformer for time series forecasting," </w:t>
-      </w:r>
-      <w:r>
-        <w:rPr>
-          <w:rFonts w:ascii="Times New Roman" w:hAnsi="Times New Roman" w:eastAsia="AppleMyungjo"/>
-          <w:b w:val="0"/>
-          <w:i/>
-          <w:spacing w:val="-5"/>
-          <w:w w:val="95"/>
-          <w:sz w:val="17"/>
-        </w:rPr>
-        <w:t>KIPS Transactions on Software and Data Engineering</w:t>
-      </w:r>
-      <w:r>
-        <w:rPr>
-          <w:rFonts w:ascii="Times New Roman" w:hAnsi="Times New Roman" w:eastAsia="AppleMyungjo"/>
-          <w:b w:val="0"/>
-          <w:i w:val="0"/>
-          <w:spacing w:val="-5"/>
-          <w:w w:val="95"/>
-          <w:sz w:val="17"/>
-        </w:rPr>
-        <w:t>, Vol.10, No.12, pp.579-586, 2021.</w:t>
-      </w:r>
-    </w:p>
-    <w:p>
-      <w:pPr>
-        <w:autoSpaceDE w:val="0"/>
-        <w:autoSpaceDN w:val="0"/>
-        <w:spacing w:after="40" w:before="0" w:line="270" w:lineRule="exact"/>
-        <w:ind w:hanging="280" w:left="280"/>
-      </w:pPr>
-      <w:r>
-        <w:rPr>
-          <w:rFonts w:ascii="Times New Roman" w:hAnsi="Times New Roman" w:eastAsia="AppleMyungjo"/>
-          <w:b w:val="0"/>
-          <w:i w:val="0"/>
-          <w:spacing w:val="-5"/>
-          <w:w w:val="95"/>
-          <w:sz w:val="17"/>
-        </w:rPr>
-        <w:t xml:space="preserve">[11] T. Kim, J. Kim, Y. Tae, C. Park, J.-H. Choi, and J. Choo, "Reversible instance normalization for accurate time-series forecasting against distribution shift," in </w:t>
+        <w:t xml:space="preserve">[10] T. Kim, J. Kim, Y. Tae, C. Park, J.-H. Choi, and J. Choo, "Reversible instance normalization for accurate time-series forecasting against distribution shift," in </w:t>
       </w:r>
       <w:r>
         <w:rPr>
@@ -9803,7 +9762,7 @@
           <w:w w:val="95"/>
           <w:sz w:val="17"/>
         </w:rPr>
-        <w:t xml:space="preserve">[12] R. Koenker and G. Bassett, "Regression quantiles," </w:t>
+        <w:t xml:space="preserve">[11] R. Koenker and G. Bassett, "Regression quantiles," </w:t>
       </w:r>
       <w:r>
         <w:rPr>
@@ -9844,7 +9803,7 @@
           <w:w w:val="95"/>
           <w:sz w:val="17"/>
         </w:rPr>
-        <w:t xml:space="preserve">[13] Y. Romano, E. Patterson, and E. J. Candes, "Conformalized quantile regression," in </w:t>
+        <w:t xml:space="preserve">[12] Y. Romano, E. Patterson, and E. J. Candes, "Conformalized quantile regression," in </w:t>
       </w:r>
       <w:r>
         <w:rPr>
@@ -9885,7 +9844,7 @@
           <w:w w:val="95"/>
           <w:sz w:val="17"/>
         </w:rPr>
-        <w:t xml:space="preserve">[14] C. K. Chow, "On optimum recognition error and reject tradeoff," </w:t>
+        <w:t xml:space="preserve">[13] C. K. Chow, "On optimum recognition error and reject tradeoff," </w:t>
       </w:r>
       <w:r>
         <w:rPr>
@@ -9926,7 +9885,7 @@
           <w:w w:val="95"/>
           <w:sz w:val="17"/>
         </w:rPr>
-        <w:t xml:space="preserve">[15] R. El-Yaniv and Y. Wiener, "On the foundations of noise-free selective classification," </w:t>
+        <w:t xml:space="preserve">[14] R. El-Yaniv and Y. Wiener, "On the foundations of noise-free selective classification," </w:t>
       </w:r>
       <w:r>
         <w:rPr>
@@ -9967,7 +9926,7 @@
           <w:w w:val="95"/>
           <w:sz w:val="17"/>
         </w:rPr>
-        <w:t xml:space="preserve">[16] Y. Geifman and R. El-Yaniv, "Selective classification for deep neural networks," in </w:t>
+        <w:t xml:space="preserve">[15] Y. Geifman and R. El-Yaniv, "Selective classification for deep neural networks," in </w:t>
       </w:r>
       <w:r>
         <w:rPr>
@@ -10008,7 +9967,7 @@
           <w:w w:val="95"/>
           <w:sz w:val="17"/>
         </w:rPr>
-        <w:t xml:space="preserve">[17] T. Fischer and C. Krauss, "Deep learning with long short-term memory networks for financial market predictions," </w:t>
+        <w:t xml:space="preserve">[16] T. Fischer and C. Krauss, "Deep learning with long short-term memory networks for financial market predictions," </w:t>
       </w:r>
       <w:r>
         <w:rPr>
@@ -10049,7 +10008,7 @@
           <w:w w:val="95"/>
           <w:sz w:val="17"/>
         </w:rPr>
-        <w:t xml:space="preserve">[18] S. Gu, B. Kelly, and D. Xiu, "Empirical asset pricing via machine learning," </w:t>
+        <w:t xml:space="preserve">[17] S. Gu, B. Kelly, and D. Xiu, "Empirical asset pricing via machine learning," </w:t>
       </w:r>
       <w:r>
         <w:rPr>
@@ -10090,7 +10049,7 @@
           <w:w w:val="95"/>
           <w:sz w:val="17"/>
         </w:rPr>
-        <w:t xml:space="preserve">[19] H. J. Kim and Y. S. Jung, "A stock price prediction based on recurrent convolution neural network with weighted loss function," </w:t>
+        <w:t xml:space="preserve">[18] H. J. Kim and Y. S. Jung, "A stock price prediction based on recurrent convolution neural network with weighted loss function," </w:t>
       </w:r>
       <w:r>
         <w:rPr>
@@ -10131,7 +10090,7 @@
           <w:w w:val="95"/>
           <w:sz w:val="17"/>
         </w:rPr>
-        <w:t xml:space="preserve">[20] S. Makridakis, E. Spiliotis, and V. Assimakopoulos, "Statistical and machine learning forecasting methods: Concerns and ways forward," </w:t>
+        <w:t xml:space="preserve">[19] S. Makridakis, E. Spiliotis, and V. Assimakopoulos, "Statistical and machine learning forecasting methods: Concerns and ways forward," </w:t>
       </w:r>
       <w:r>
         <w:rPr>
@@ -10172,7 +10131,7 @@
           <w:w w:val="95"/>
           <w:sz w:val="17"/>
         </w:rPr>
-        <w:t xml:space="preserve">[21] Y. Wang et al., "TimeXer: Empowering transformers for time series forecasting with exogenous variables," in </w:t>
+        <w:t xml:space="preserve">[20] Y. Wang et al., "TimeXer: Empowering transformers for time series forecasting with exogenous variables," in </w:t>
       </w:r>
       <w:r>
         <w:rPr>
@@ -10213,7 +10172,7 @@
           <w:w w:val="95"/>
           <w:sz w:val="17"/>
         </w:rPr>
-        <w:t xml:space="preserve">[22] F. X. Diebold and R. S. Mariano, "Comparing predictive accuracy," </w:t>
+        <w:t xml:space="preserve">[21] F. X. Diebold and R. S. Mariano, "Comparing predictive accuracy," </w:t>
       </w:r>
       <w:r>
         <w:rPr>
@@ -10254,7 +10213,7 @@
           <w:w w:val="95"/>
           <w:sz w:val="17"/>
         </w:rPr>
-        <w:t xml:space="preserve">[23] W. K. Newey and K. D. West, "A simple, positive semi-definite, heteroskedasticity and autocorrelation consistent covariance matrix," </w:t>
+        <w:t xml:space="preserve">[22] W. K. Newey and K. D. West, "A simple, positive semi-definite, heteroskedasticity and autocorrelation consistent covariance matrix," </w:t>
       </w:r>
       <w:r>
         <w:rPr>
@@ -10295,7 +10254,7 @@
           <w:w w:val="95"/>
           <w:sz w:val="17"/>
         </w:rPr>
-        <w:t xml:space="preserve">[24] D. Harvey, S. Leybourne, and P. Newbold, "Testing the equality of prediction mean squared errors," </w:t>
+        <w:t xml:space="preserve">[23] D. Harvey, S. Leybourne, and P. Newbold, "Testing the equality of prediction mean squared errors," </w:t>
       </w:r>
       <w:r>
         <w:rPr>
@@ -10336,7 +10295,7 @@
           <w:w w:val="95"/>
           <w:sz w:val="17"/>
         </w:rPr>
-        <w:t xml:space="preserve">[25] G. Ke et al., "LightGBM: A highly efficient gradient boosting decision tree," in </w:t>
+        <w:t xml:space="preserve">[24] G. Ke et al., "LightGBM: A highly efficient gradient boosting decision tree," in </w:t>
       </w:r>
       <w:r>
         <w:rPr>
@@ -10377,7 +10336,7 @@
           <w:w w:val="95"/>
           <w:sz w:val="17"/>
         </w:rPr>
-        <w:t xml:space="preserve">[26] F. Pedregosa et al., "Scikit-learn: Machine learning in Python," </w:t>
+        <w:t xml:space="preserve">[25] F. Pedregosa et al., "Scikit-learn: Machine learning in Python," </w:t>
       </w:r>
       <w:r>
         <w:rPr>

--- a/docs/PAPER_TKIPS_review.docx
+++ b/docs/PAPER_TKIPS_review.docx
@@ -497,7 +497,47 @@
           <w:w w:val="100"/>
           <w:sz w:val="18"/>
         </w:rPr>
-        <w:t>모형이 일부 입력에 답을 내지 않는 선택지는 기각 옵션(reject option)으로 형식화되어 있다[13]. 오답 비용과 기각 비용의 교환관계로 최적 기각 영역을 정의한 이 틀은 선택적 예측(selective prediction)으로 일반화되어, 답을 낸 비율과 그 표본에서의 오차를 함께 보고하는 평가 방식으로 자리잡았다[14]. 심층 신경망에서는 이미 학습된 모형의 신뢰도 점수로 기각 영역을 정하는 방법이 제안되었다[15]. 이 연구들은 분류 문제를 대상으로 하고 선택 기준으로 예측 확률을 쓴다. 회귀 문제에는 그 확률이 없어 같은 방법을 그대로 적용할 수 없다.</w:t>
+        <w:t>기계학습에서 판단 보류는 오랜 기간 다뤄진 주제이다. 초기 연구에서는 모형이 확실하지 않을 때 답변을 피하는 선택지를 기각(reject)이라 불렀으며[13], 틀린 답을 냈을 때의 손실과 답변을 포기했을 때의 손실을 비교하여 어느 입력에서 답변을 유보할지 결정하는 방식을 취했다.</w:t>
+      </w:r>
+    </w:p>
+    <w:p>
+      <w:pPr>
+        <w:autoSpaceDE w:val="0"/>
+        <w:autoSpaceDN w:val="0"/>
+        <w:spacing w:after="80" w:before="0" w:line="280" w:lineRule="exact"/>
+        <w:ind w:firstLine="180"/>
+        <w:jc w:val="both"/>
+      </w:pPr>
+      <w:r>
+        <w:rPr>
+          <w:rFonts w:ascii="Times New Roman" w:hAnsi="Times New Roman" w:eastAsia="AppleMyungjo"/>
+          <w:b w:val="0"/>
+          <w:i w:val="0"/>
+          <w:spacing w:val="-5"/>
+          <w:w w:val="100"/>
+          <w:sz w:val="18"/>
+        </w:rPr>
+        <w:t>이후 이 개념은 선택적 예측(selective prediction)으로 확장되었으며, 모형이 실제로 답변한 비율(coverage)과 그 표본에서의 오차를 함께 평가하는 방식으로 발전했다[14]. 다만 답변 비율을 낮추면 남은 표본의 오차는 자연히 줄어들기 때문에, 두 지표를 함께 고려해야만 공정한 모형 비교가 가능하다. 심층 신경망 분야에서는 학습이 완료된 모형의 신뢰도 점수를 기준으로 답변 여부를 결정하는 방법이 제안되었다[15].</w:t>
+      </w:r>
+    </w:p>
+    <w:p>
+      <w:pPr>
+        <w:autoSpaceDE w:val="0"/>
+        <w:autoSpaceDN w:val="0"/>
+        <w:spacing w:after="80" w:before="0" w:line="280" w:lineRule="exact"/>
+        <w:ind w:firstLine="180"/>
+        <w:jc w:val="both"/>
+      </w:pPr>
+      <w:r>
+        <w:rPr>
+          <w:rFonts w:ascii="Times New Roman" w:hAnsi="Times New Roman" w:eastAsia="AppleMyungjo"/>
+          <w:b w:val="0"/>
+          <w:i w:val="0"/>
+          <w:spacing w:val="-5"/>
+          <w:w w:val="100"/>
+          <w:sz w:val="18"/>
+        </w:rPr>
+        <w:t>하지만 이러한 기존 연구들은 모두 분류(classification) 문제를 전제로 하며, 모형이 출력하는 각 범주별 확률을 이용해 판단 보류를 결정한다. 따라서 수치 하나를 정확히 예측해야 하는 회귀(regression) 문제에는 범주별 확률이 존재하지 않아, 기존의 기준을 그대로 적용하기 어렵다는 한계가 있다.</w:t>
       </w:r>
     </w:p>
     <w:p>
@@ -1201,7 +1241,7 @@
           <w:w w:val="100"/>
           <w:sz w:val="18"/>
         </w:rPr>
-        <w:t>제안 모형의 전체 구조는 (Fig. 1)과 같다. 입력은 세 갈래다. 첫째는 종목마다 매일 계산되는 지표 30개를 120일치 모은 것이다. 둘째는 시장 전체를 나타내는 지표 13개의 같은 기간 계열이다. 셋째는 섹터, 시가총액 구간, 요일처럼 한 번 정해지면 윈도우 안에서 바뀌지 않는 값 3종이다. 셋째 입력은 문맥 벡터로 바뀌어 앞의 두 경로가 어떤 변수에 비중을 둘지를 조건화한다. 예측에는 가장 최근 구간의 표현만 쓴다.</w:t>
+        <w:t>제안 모형의 전체 구조는 (Fig. 1)과 같다. 입력은 세 갈래다. 첫째는 종목마다 매일 계산되는 지표 30개를 120일치 모은 것이다. 둘째는 시장 전체를 나타내는 지표 13개의 같은 기간 계열이며, 이하 매크로 계열이라 부른다. 셋째는 섹터, 시가총액 구간, 요일처럼 한 번 정해지면 윈도우 안에서 바뀌지 않는 값 3종이다. 셋째 입력은 문맥 벡터로 바뀌어 앞의 두 경로가 어떤 변수에 비중을 둘지를 조건화한다. 예측에는 가장 최근 구간의 표현만 쓴다.</w:t>
       </w:r>
     </w:p>
     <w:p>
@@ -2281,7 +2321,27 @@
           <w:w w:val="100"/>
           <w:sz w:val="18"/>
         </w:rPr>
-        <w:t>매크로 지표는 크로스어텐션으로 종목 표현에 주입한다. 종목 표현을 질의로, 매크로 부호화를 키와 값으로 둔다. 방향을 반대로 두면 출력이 매크로 시퀀스의 형상을 따라 종목별 예측이 나오지 않는다. 외생 변수를 어텐션으로 주입하는 발상은 TimeXer[20]에도 있으며, 본 연구는 매크로를 패치 단위로 유지한다는 점이 다르다. 매크로 경로는 13채널을 하나로 합치는 선형 변환으로 처리하였다. 이 모듈의 정확도 기여는 5.4절의 제거 실험에서 확인되지 않았다.</w:t>
+        <w:t>매크로란 개별 종목이 아니라 시장 전체의 움직임을 나타내는 변수를 말한다. 본 연구가 쓴 13개 계열은 코스피·코스닥 지수 관련 상품과 해외 지수 상장지수펀드(ETF)의 일별 가격이며(4.2절), 국내 주식이 시장 전체나 해외 증시와 함께 움직이는 부분을 모형에 알려주는 몫을 한다. 모든 종목이 같은 날 같은 값을 보므로 종목별 지표와는 따로 처리해야 한다.</w:t>
+      </w:r>
+    </w:p>
+    <w:p>
+      <w:pPr>
+        <w:autoSpaceDE w:val="0"/>
+        <w:autoSpaceDN w:val="0"/>
+        <w:spacing w:after="80" w:before="0" w:line="280" w:lineRule="exact"/>
+        <w:ind w:firstLine="180"/>
+        <w:jc w:val="both"/>
+      </w:pPr>
+      <w:r>
+        <w:rPr>
+          <w:rFonts w:ascii="Times New Roman" w:hAnsi="Times New Roman" w:eastAsia="AppleMyungjo"/>
+          <w:b w:val="0"/>
+          <w:i w:val="0"/>
+          <w:spacing w:val="-5"/>
+          <w:w w:val="100"/>
+          <w:sz w:val="18"/>
+        </w:rPr>
+        <w:t>이 매크로 계열은 크로스어텐션으로 종목 표현에 주입한다. 종목 표현을 질의로, 매크로 부호화를 키와 값으로 둔다. 방향을 반대로 두면 출력이 매크로 시퀀스의 형상을 따라 종목별 예측이 나오지 않는다. 외생 변수를 어텐션으로 주입하는 발상은 TimeXer[20]에도 있으며, 본 연구는 매크로를 패치 단위로 유지한다는 점이 다르다.</w:t>
       </w:r>
     </w:p>
     <w:p>
@@ -2701,7 +2761,7 @@
           <w:w w:val="100"/>
           <w:sz w:val="18"/>
         </w:rPr>
-        <w:t>비교하는 모든 모형에 같은 규칙을 적용한다. 예측 구간의 폭이 최근 분포의 95분위를 넘으면 그 시점의 판단을 보류한다. 여기서 최근 분포는 판단일로부터 거슬러 달력 90일, 거래일로는 약 60일 안에 나온 폭을 모은 것이며, 종목별로 나누지 않고 전 종목을 합쳐 만든다. 구간 전체의 폭 분포를 쓰면 뒤쪽 날짜의 폭이 앞쪽 날짜의 판단에 흘러들어 미래 정보가 섞인다. 임계값으로 95분위를 고른 근거와 다른 값으로 바꿨을 때의 영향은 5.3절에서 다룬다.</w:t>
+        <w:t>비교하는 모든 모형에 동일한 규칙을 적용한다. 예측 구간의 폭이 최근 분포의 95분위를 초과하면 해당 시점의 판단을 보류한다. 여기서 최근 분포란 판단일 기준 달력 90일(거래일 기준 약 60일) 동안의 폭을 전 종목 통합하여 모은 것이다. 전체 구간의 폭 분포를 사용하면 미래 날짜의 폭 정보가 과거 판단에 누수되므로, 이를 방지하기 위한 조치이다. 임계값으로 95분위를 선정한 근거와 다른 값으로 변경했을 때의 영향은 5.3절에서 다룬다.</w:t>
       </w:r>
     </w:p>
     <w:p>
@@ -4134,7 +4194,7 @@
           <w:w w:val="100"/>
           <w:sz w:val="18"/>
         </w:rPr>
-        <w:t>분할은 종목이 아니라 날짜 기준 전역 분할이다. 2022년까지 학습, 2023년 검증, 2024년 이후 시험이며, 목표가 5일 앞을 보므로 각 경계에 5일 격리구간을 둔다. 정규화 통계는 학습 구간 행에서만 추정한다.</w:t>
+        <w:t>자료는 종목이 아닌 날짜 기준으로 2022년까지 학습, 2023년 검증, 2024년 이후 시험 구간으로 분할했다. 종목 기준으로 나누면 학습과 시험이 같은 날짜를 공유하여 정보 누수(data leakage)가 발생하기 때문이다. 5일 뒤 수익률을 예측하므로 구간 경계마다 5거래일의 격리 기간을 두어 경계에 걸친 표본의 정답이 다음 구간으로 넘어가지 않게 했으며, 정규화 통계량은 학습 구간의 행에서만 계산했다.</w:t>
       </w:r>
     </w:p>
     <w:p>
@@ -4154,7 +4214,7 @@
           <w:w w:val="100"/>
           <w:sz w:val="18"/>
         </w:rPr>
-        <w:t>윈도우는 120일 입력이 해당 구간 안에 온전히 들어갈 때만 만든다. 입력이 앞 구간에 걸쳐도 격리구간이 목표값 중첩을 막으므로 누수는 아니지만, 그 경우 검증 표본의 입력 대부분이 학습에서 이미 본 행이 된다. 그 대가로 각 구간의 처음 120거래일이 소모된다. 검증 표본은 2023년 7월 3일부터 12월 28일까지 122거래일·190종목·23,086건, 시험 표본은 2024년 7월 3일부터 2026년 10월 8일까지 550거래일·198종목·106,490건이다. 자료는 2026년 10월 16일 수집분으로 동결하였다.</w:t>
+        <w:t>입력 윈도우(120거래일)가 한 구간 내에 완전히 포함되는 경우만 표본으로 삼았다. 윈도우가 앞 구간에 걸쳐도 격리 기간이 정답의 중첩을 막으므로 누수는 아니지만, 그 경우 검증 표본의 입력 대부분이 학습에서 이미 본 행이 된다. 이 조건에 따라 각 구간의 초기 120거래일은 제외된다. 최종 검증 표본은 2023년 7월 3일부터 12월 28일까지 122거래일, 190종목, 23,086건이며, 시험 표본은 2024년 7월 3일부터 2026년 10월 8일까지 550거래일, 198종목, 106,490건이다. 종목 수 감소는 120거래일을 채우지 못한 종목이 제외된 결과이며, 자료는 2026년 10월 16일 수집분으로 동결했다.</w:t>
       </w:r>
     </w:p>
     <w:p>
@@ -4174,7 +4234,7 @@
           <w:w w:val="100"/>
           <w:sz w:val="18"/>
         </w:rPr>
-        <w:t>인접 표본은 120일 중 119일의 입력과 5일 중 4일의 목표를 공유하므로 명목 학습 행 264,653건의 실질 규모는 훨씬 작다. 이 때문에 모수를 늘리면 1~2회차에 과적합되어 0.50M으로 고정하였다.</w:t>
+        <w:t>학습 표본은 명목상 264,653건이나 연속된 표본 간 입력 120일 중 119일, 정답 5일 중 4일이 겹쳐 실질 정보량은 이보다 적다. 모수를 늘리면 1~2회차에 과적합되어 0.50M으로 고정했다.</w:t>
       </w:r>
     </w:p>
     <w:p>
@@ -4194,7 +4254,7 @@
           <w:w w:val="100"/>
           <w:sz w:val="18"/>
         </w:rPr>
-        <w:t>모든 실험은 학습 자료의 무조건부 분위수, 즉 입력을 무시하고 세 상수를 출력하는 예측기를 기준선으로 평가한다. 이를 상회하지 못하면 초매개변수 조정 문제가 아니라 변수·목표 설계의 실패로 간주한다.</w:t>
+        <w:t>모든 실험은 입력을 보지 않고 학습 자료 전체의 분위수 세 개를 상수로 출력하는 예측기를 기준선으로 삼는다. 모형이 이를 상회하지 못할 경우, 초매개변수 조정의 문제가 아니라 변수와 목표변수 설계의 실패로 간주한다.</w:t>
       </w:r>
     </w:p>
     <w:p>
@@ -4252,7 +4312,7 @@
           <w:w w:val="100"/>
           <w:sz w:val="18"/>
         </w:rPr>
-        <w:t>판단 보류는 모형이 내놓은 예측 구간에 의존하므로, 그 구간을 만드는 분포가 쓸 만한지를 먼저 확인한다. 세 모형은 자료·분할·학습절차·조기종료 규칙을 공유하고 기준선도 0.012175로 같다. 두 가지 제약이 있다. PatchTST 계열 대조군은 원 구조에 해당 개념이 없어 매크로와 정적 변수를 입력받지 못한다. 초매개변수는 제안 모형에 맞춘 값을 대조군에도 그대로 적용하였으므로 대조군의 최적값이 아니다.</w:t>
+        <w:t>판단 보류는 모형이 출력하는 예측 구간에 의존하므로, 이를 생성하는 분포의 타당성을 먼저 확인한다. 세 트랜스포머 모형은 자료, 분할, 학습 절차, 조기종료 규칙을 공유하며 기준선도 0.012175로 동일하다. 단, PatchTST 계열 대조군은 원 구조에 해당 개념이 없어 매크로와 정적 변수를 입력받지 못하며, 초매개변수는 제안 모형에 맞춘 값을 그대로 적용하여 대조군의 최적값은 아니다.</w:t>
       </w:r>
     </w:p>
     <w:p>
@@ -4272,7 +4332,7 @@
           <w:w w:val="100"/>
           <w:sz w:val="18"/>
         </w:rPr>
-        <w:t>세 트랜스포머 모형은 같은 혼합정밀도 설정으로 캐글 GPU에서 학습하고 한 장비에서 평가하였으며, 분위 GBDT는 적합에 난수 요소가 없어 한 번만 학습하였다. 점 예측을 그대로 내는 원본 PatchTST는 표에서 제외하였다. 세 분위를 같은 값으로 채점하면 기준선보다 47.79% 나쁜데, 이는 구조의 비교가 아니라 손실함수의 차이를 보는 것이기 때문이다.</w:t>
+        <w:t>세 트랜스포머 모형은 동일한 혼합정밀도 설정으로 캐글 GPU에서 학습하고 한 장비에서 평가하였으며, 분위 GBDT는 적합에 난수 요소가 없어 한 번만 학습했다. 점 예측을 수행하는 원본 PatchTST는 표에서 제외했다. 세 분위의 예측값을 같은 값으로 채점하면 기준선보다 47.79% 나쁜 성능을 보이는데, 이는 구조 비교가 아닌 손실함수 차이에서 기인한다.</w:t>
       </w:r>
     </w:p>
     <w:p>
@@ -5462,7 +5522,7 @@
           <w:w w:val="100"/>
           <w:sz w:val="18"/>
         </w:rPr>
-        <w:t xml:space="preserve">제안 모형은 두 구간 모두에서 TFT 원본보다 손실이 낮았고, 시드를 짝지은 비교에서도 구간마다 다섯 시드 전부가 같은 방향이었다(구간별 부호검정 </w:t>
+        <w:t xml:space="preserve">제안 모형은 두 구간 모두에서 TFT 원본보다 손실이 낮았고, 시드를 짝지은 비교에서도 구간마다 다섯 시드 전부가 일관된 방향성을 보였다(구간별 부호검정 </w:t>
       </w:r>
       <w:r>
         <w:rPr>
@@ -5484,7 +5544,7 @@
           <w:w w:val="100"/>
           <w:sz w:val="18"/>
         </w:rPr>
-        <w:t xml:space="preserve"> = 0.031 단측, 두 구간 각각). 두 구간은 같은 체크포인트에서 나오므로 열 번을 독립 시행으로 합치지 않는다. 검증구간의 격차는 핀볼 손실 0.000046으로 기준선 대비 개선폭의 16%에 그치므로 우위가 아니라 대등하거나 근소하게 낫다는 수준으로 해석한다. 조기종료와 최적 회차 선택에 쓰이지 않은 시험구간에서는 격차가 0.000499로 벌어지며 다섯 시드의 범위가 겹치지 않는다 (0.017739~0.017895 대 0.018205~0.018407). 평균 차이에 대한 Welch 검정은 검증구간 </w:t>
+        <w:t xml:space="preserve"> = 0.031 단측). 두 구간은 동일 체크포인트에서 파생되어 독립 시행으로 합산하지 않는다. 검증구간의 격차는 핀볼 손실 기준 0.000046으로 기준선 대비 개선폭이 16%에 그쳐 대등하거나 근소하게 우수한 수준이다. 반면 조기종료와 최적 회차 선택에 영향을 받지 않는 시험구간에서는 격차가 0.000499로 벌어지며 다섯 시드의 범위가 겹치지 않는다(0.017739~0.017895 대 0.018205~0.018407). 평균 차이에 대한 Welch 검정 결과 검증구간 </w:t>
       </w:r>
       <w:r>
         <w:rPr>
@@ -5572,7 +5632,7 @@
           <w:w w:val="100"/>
           <w:sz w:val="18"/>
         </w:rPr>
-        <w:t xml:space="preserve"> &lt; 0.001)이다. 같은 표본의 날짜별 손실 계열에 Diebold-Mariano 검정[21](Newey-West 4시차[22], Harvey-Leybourne-Newbold 소표본 보정[23])을 적용하면 550거래일의 시험구간에서는 다섯 시드 모두 유의하나(</w:t>
+        <w:t xml:space="preserve"> &lt; 0.001)이다. 동일 표본의 날짜별 손실 계열에 Diebold-Mariano 검정[21](Newey-West 4시차[22], Harvey-Leybourne-Newbold 소표본 보정[23])을 적용하면, 550거래일의 시험구간에서는 다섯 시드 모두 유의하나(</w:t>
       </w:r>
       <w:r>
         <w:rPr>
@@ -5616,7 +5676,7 @@
           <w:w w:val="100"/>
           <w:sz w:val="18"/>
         </w:rPr>
-        <w:t xml:space="preserve"> = 0.16~0.56). 날짜를 표본으로 보는 검정이므로 짧은 구간에서는 검정력이 약하다. 분위수 출력층만 부착한 PatchTST는 검증구간 +0.07%, 시험구간 +0.36%로 상수 예측을 간신히 상회하는 데 그쳤고, 다섯 시드 가운데 네 시드는 첫 회차에서 최적값에 도달하였다. 격차가 시험구간에서 벌어지는 이유의 하나는 학습 곡선이다. TFT는 다섯 시드 모두 1~2회차에서 최적값에 도달한 뒤 과적합으로 돌아섰고, 제안 모형의 최적 회차는 2~10회차에 분포하였다. 세 모형을 모두 단정밀도로 맞추어 한 번씩 학습하면 격차는 좁아지지만 순서는 바뀌지 않는다. 중앙값만 떼어 평균절대오차로 재면 제안 모형은 0.053439 ± 0.000142로 상수 기준선(0.053447)과 사실상 같고 TFT 원본은 0.053707로 오히려 나쁘므로, 핀볼 손실의 개선은 중앙값의 점 정확도가 아니라 예측 구간에서 온다.</w:t>
+        <w:t xml:space="preserve"> = 0.16~0.56). 날짜를 표본으로 보는 검정이므로 짧은 구간에서는 검정력이 약하기 때문이다. 분위수 출력층만 부착한 PatchTST는 검증구간 +0.07%, 시험구간 +0.36%로 상수 예측을 간신히 상회했으며, 다섯 시드 가운데 네 시드가 1회차에서 최적값에 도달했다. 시험구간에서 격차가 벌어지는 주된 이유는 학습 곡선의 차이에 있으며, TFT 원본은 다섯 시드 모두 1~2회차에서 최적값에 도달한 뒤 과적합으로 돌아선 반면 제안 모형의 최적 회차는 2~10회차에 분포했다. 세 모형을 모두 단정밀도로 맞추어 한 번씩 학습하면 격차는 줄어들지만 성능 순서는 유지된다. 중앙값만을 이용해 평균절대오차로 평가할 경우 제안 모형은 0.053439 ± 0.000142로 상수 기준선(0.053447)과 유사하고 TFT 원본은 0.053707로 오히려 나쁘므로, 핀볼 손실의 개선은 중앙값의 점 정확도가 아닌 예측 구간에서 비롯된다.</w:t>
       </w:r>
     </w:p>
     <w:p>
@@ -5636,7 +5696,7 @@
           <w:w w:val="100"/>
           <w:sz w:val="18"/>
         </w:rPr>
-        <w:t>트리 계열 기준모형으로 분위 손실을 쓰는 히스토그램 그래디언트 부스팅(LightGBM[24]의 방식을 따른 scikit-learn[25] 구현)을 같은 분할과 같은 윈도우 표본에서 평가하였다. 입력은 동적 30채널의 당일 값과 1·5·20일 시차, 매크로 13채널, 정적 범주형 3종의 136개이고, 분위마다 모형을 하나씩 두어 검증구간 손실로 트리 수를 정하였다(75·25·275개). 검증구간 손실은 제안 모형과 같았고(0.011890 대 0.011889), 시험구간 손실은 TFT 원본보다 작고 제안 모형보다 컸다. 제안 모형의 다섯 시드는 모두 이 값보다 낮았다(최대 0.017895 대 0.018107).</w:t>
+        <w:t>트리 계열 기준모형으로는 분위 손실을 사용하는 히스토그램 그래디언트 부스팅(LightGBM[24]의 방식을 따른 scikit-learn[25] 구현)을 동일한 분할 및 윈도우 표본에서 평가했다. 입력은 동적 30채널(당일 값 및 1·5·20일 시차), 매크로 13채널, 정적 범주형 3종을 합친 136개이며, 분위마다 모형을 두어 검증구간 손실을 기준으로 트리 수를 결정했다(75·25·275개). 검증구간 손실은 제안 모형과 유사했고(0.011890 대 0.011889), 시험구간 손실은 TFT 원본보다는 작고 제안 모형보다는 컸으며, 제안 모형의 다섯 시드는 모두 이 값보다 낮았다(최대 0.017895 대 0.018107).</w:t>
       </w:r>
     </w:p>
     <w:p>
@@ -5675,7 +5735,7 @@
           <w:w w:val="100"/>
           <w:sz w:val="18"/>
         </w:rPr>
-        <w:t>자원 사용량은 본 연구의 기여가 아니라, 제안 모형이 기존 분포 예측 모형을 대신할 수 있는지를 확인하는 조건이다. Table 5. Computational cost measured on one device (Mac, Metal GPU backend; batch 64, 120-day input, 201 stocks). The quantile GBDT row is one full fit of the three quantile models on the CPU (8 cores), so it has neither epochs nor activation memory. The text below gives the measurement procedure</w:t>
+        <w:t>자원 사용량은 본 연구의 주된 기여라기보다, 제안 모형이 기존 분포 예측 모형을 대체할 실용성이 있는지 확인하는 조건이다.</w:t>
       </w:r>
     </w:p>
     <w:p>
@@ -5688,6 +5748,25 @@
           <w:cols w:num="2" w:space="453" w:equalWidth="1"/>
         </w:sectPr>
       </w:pPr>
+    </w:p>
+    <w:p>
+      <w:pPr>
+        <w:keepNext/>
+        <w:autoSpaceDE w:val="0"/>
+        <w:autoSpaceDN w:val="0"/>
+        <w:spacing w:after="40" w:before="0" w:line="220" w:lineRule="exact"/>
+      </w:pPr>
+      <w:r>
+        <w:rPr>
+          <w:rFonts w:ascii="Times New Roman" w:hAnsi="Times New Roman" w:eastAsia="Apple SD Gothic Neo"/>
+          <w:b w:val="0"/>
+          <w:i w:val="0"/>
+          <w:spacing w:val="-8"/>
+          <w:w w:val="95"/>
+          <w:sz w:val="17"/>
+        </w:rPr>
+        <w:t>Table 5. Computational cost measured on one device (Mac, Metal GPU backend; batch 64, 120-day input, 201 stocks). The quantile GBDT row is one full fit of the three quantile models on the CPU (8 cores), so it has neither epochs nor activation memory. The text below gives the measurement procedure</w:t>
+      </w:r>
     </w:p>
     <w:tbl>
       <w:tblPr>
@@ -6691,7 +6770,7 @@
           <w:w w:val="100"/>
           <w:sz w:val="18"/>
         </w:rPr>
-        <w:t>epoch당 시간은 40배치의 학습 스텝 시간 중앙값에 학습 윈도우가 만드는 4,135배치를 곱한 값이다. 전 종목 1회 통과는 201종목 순전파 21회의 중앙값이고, 종목당 지연시간은 그 값을 201로 나눈 것이다. 활성값은 역전파 그래프를 남기는 순전파가 추가로 할당한 장치 메모리다.</w:t>
+        <w:t>epoch당 학습 시간은 40배치 학습 스텝 시간의 중앙값에 학습 윈도우가 생성하는 4,135배치를 곱해 산출했다. 전 종목 1회 통과 시간은 201개 종목 순전파 21회 수행의 중앙값이며, 종목당 지연시간은 이를 201로 나눈 값이다. 활성값(activation) 메모리는 역전파 그래프를 유지하기 위해 순전파 시 추가 할당된 장치 메모리를 의미한다.</w:t>
       </w:r>
     </w:p>
     <w:p>
@@ -6711,7 +6790,27 @@
           <w:w w:val="100"/>
           <w:sz w:val="18"/>
         </w:rPr>
-        <w:t>제안 모형은 TFT 원본보다 학습 시간이 3.8배, 활성값 메모리가 5.1배 적으면서 손실은 더 낮았다. 입력을 구간 단위로 묶어 어텐션 대상 길이를 120에서 24로 줄이고, 채널을 인코더 앞에서 하나로 합쳐 반복 실행을 없앤 결과다. 같은 배율은 장비가 달라도 재현되어, 캐글 GPU에서는 제안 모형 41.8초/epoch, TFT 원본 157.1초/epoch였다. 분위 GBDT의 비용은 이보다도 낮다. 세 분위 모형 전체를 한 번 학습하는 데 CPU에서 26.1초로 제안 모형의 1 epoch보다 짧았고, 종목당 추론도 0.068 ms로 절반 이하였다. 따라서 본 연구의 경량은 트랜스포머 분위 모형, 특히 TFT 대비의 의미이며, 제안 모형이 GBDT 대비 얻는 것은 비용이 아니라 시험구간 손실의 추가 개선(+4.95% 대 +3.45%)이다.</w:t>
+        <w:t>제안 모형은 TFT 원본 대비 학습 시간이 3.8배 짧고 활성값 메모리를 5.1배 적게 사용하면서도 더 낮은 손실을 기록했다. 이는 입력을 구간 단위로 묶어 어텐션 대상 길이를 120에서 24로 줄이고, 채널을 인코더 앞에서 하나로 통합하여 반복 연산을 제거한 결과이다. 이러한 효율성 차이는 환경이 바뀌어도 유지되어, 캐글 GPU 기준 epoch당 학습 시간은 제안 모형이 41.8초, TFT 원본이 157.1초를 기록했다.</w:t>
+      </w:r>
+    </w:p>
+    <w:p>
+      <w:pPr>
+        <w:autoSpaceDE w:val="0"/>
+        <w:autoSpaceDN w:val="0"/>
+        <w:spacing w:after="80" w:before="0" w:line="280" w:lineRule="exact"/>
+        <w:ind w:firstLine="180"/>
+        <w:jc w:val="both"/>
+      </w:pPr>
+      <w:r>
+        <w:rPr>
+          <w:rFonts w:ascii="Times New Roman" w:hAnsi="Times New Roman" w:eastAsia="AppleMyungjo"/>
+          <w:b w:val="0"/>
+          <w:i w:val="0"/>
+          <w:spacing w:val="-5"/>
+          <w:w w:val="100"/>
+          <w:sz w:val="18"/>
+        </w:rPr>
+        <w:t>한편 분위 GBDT의 계산 비용은 이보다 더 낮다. 세 분위 모형 전체를 1회 학습하는 데 CPU 기준 26.1초가 소요되어 제안 모형의 1 epoch 학습 시간보다 짧았으며, 종목당 추론 시간 역시 0.068 ms로 제안 모형의 절반 이하 수준이다. 따라서 본 연구의 경량화 효과는 트랜스포머 기반 분위 모형(특히 TFT) 대비 상대적 의미를 지니며, 제안 모형이 GBDT 대비 갖는 강점은 계산 비용이 아닌 시험구간 손실의 추가 개선(+4.95% 대 +3.45%)에 있다.</w:t>
       </w:r>
     </w:p>
     <w:p>
@@ -9215,7 +9314,7 @@
           <w:w w:val="100"/>
           <w:sz w:val="18"/>
         </w:rPr>
-        <w:t>본 연구는 주가 예측 모형이 확신하지 못하는 시점을 스스로 가려내는 문제를 다루었다. 연산량이 적은 예측 모형이 여러 분위수를 함께 출력하도록 바꾸고, 예측 구간의 폭이 평소보다 넓은 시점에서 판단을 보류하는 규칙을 적용하였다. 코스피200 구성종목 201개의 2015년 이후 일별 자료로 평가하였다.</w:t>
+        <w:t>본 연구는 주가 예측 모형이 불확실한 시점을 스스로 가려내는 문제를 다루었다. 연산량이 적은 예측 모형이 여러 분위수를 동시 출력하도록 개선하고, 예측 구간 폭이 평소보다 넓을 때 판단을 보류하는 규칙을 적용했다. 코스피200 구성종목 201개의 2015년 이후 일별 자료로 이를 평가했다.</w:t>
       </w:r>
     </w:p>
     <w:p>
@@ -9235,7 +9334,7 @@
           <w:w w:val="100"/>
           <w:sz w:val="18"/>
         </w:rPr>
-        <w:t>판단 보류는 의도한 대로 작동하였다. 보류는 변동성이 큰 시기에 몰렸고, 최상위 변동성 분위에서 20.07%인 반면 최하위 분위에서는 0.21%였다. 보류한 예측의 오차는 실행한 예측의 1.5배였다. 이 차이는 보류 비율을 같게 맞춘 여섯 수준 전부에서 최근 변동성만 보고 보류하는 규칙보다 컸다. 같은 성질이 분위수 출력층만 부착한 모형에서는 나타나지 않았으므로, 출력 형식을 바꾸는 것만으로는 얻어지지 않는다. 다만 분위 그래디언트 부스팅도 같은 비교에서 대등하였으므로 이 성질이 트랜스포머 구조에 고유한 것은 아니다.</w:t>
+        <w:t>판단 보류는 의도대로 작동했다. 보류는 고변동 시기에 집중되어 최상위 변동성 분위에서 20.07%, 최하위 분위에서 0.21%를 기록했다. 보류된 예측의 오차는 실행된 예측의 1.5배였으며, 보류율을 동일하게 맞춘 6개 수준 전부에서 최근 변동성 기준 통제군보다 우수했다. 임계값 분위를 95에서 90, 75로 낮추어도 분위별 집중과 모형 간 순서가 유지되어, 이 결론은 임계값 선택에 의존하지 않는다. 이러한 특성은 분위수 출력층 부착만으로는 나타나지 않지만, 분위 그래디언트 부스팅에서도 동일하게 확인되어 트랜스포머 구조 고유의 성질은 아니다.</w:t>
       </w:r>
     </w:p>
     <w:p>
@@ -9255,7 +9354,7 @@
           <w:w w:val="100"/>
           <w:sz w:val="18"/>
         </w:rPr>
-        <w:t>예측 분포의 정확도와 자원 사용은 다음과 같다. 제안 모형의 분위 손실은 검증구간과 시험구간 모두에서 TFT 원본보다 낮았고, 조기종료에 쓰이지 않은 시험구간에서는 다섯 시드 전부가 같은 방향이었으며 날짜 단위 DM 검정도 다섯 시드 모두 유의하였다. 학습 시간은 3.8배, 활성값 메모리는 5.1배 적었다. 그러나 분위 그래디언트 부스팅은 그보다도 적은 자원으로 학습되므로, 자원 절감은 트랜스포머 계열 안에서의 비교다. 중앙값만 떼어 평균절대오차로 재면 제안 모형은 상수 기준선과 같다. 본 연구가 더하는 것은 예측값의 정확도가 아니라 예측을 실행하지 말아야 할 시점의 선별이다.</w:t>
+        <w:t>예측 분포의 정확도와 자원 효율성 측면에서, 제안 모형의 분위 손실은 검증 및 시험구간 모두에서 TFT 원본보다 낮았다. 특히 조기종료에 영향을 받지 않는 시험구간에서는 5개 시드 모두 일관된 방향성을 보였고 날짜 단위 DM 검정에서도 모두 유의했으며, 손실은 비교한 네 모형 가운데 가장 낮았다. 학습 시간은 3.8배, 활성값 메모리는 5.1배 적었으나, 분위 GBDT가 이보다 적은 자원을 소모하므로 자원 절감은 트랜스포머 계열 내 비교에 해당한다. 중앙값 기반 평균절대오차로 평가하면 제안 모형은 상수 기준선과 동등하다. 즉, 본 연구의 핵심 기여는 예측값의 점 정확도가 아니라 예측을 유보할 시점을 선별하는 데 있다.</w:t>
       </w:r>
     </w:p>
     <w:p>
@@ -9275,7 +9374,7 @@
           <w:w w:val="100"/>
           <w:sz w:val="18"/>
         </w:rPr>
-        <w:t>본 연구는 예측 손실로 평가하였으며 거래비용을 포함한 투자 성과는 측정하지 않았다. 유니버스는 현재 시점의 구성종목이고, 입력 설계와 보류 임계값 선택에 평가 기간 자료가 일부 참고되었다. 구성요소를 하나씩 제거하는 실험으로는 개선이 채널 축약 구조 자체에서 오는지 구성요소 간 대체에서 오는지 가리지 못하였다(5.4절). 예측 구간의 포함률은 71.6%로 명목 80%에 못 미쳐(등각 분위회귀 보정[12] 후 73.9%) 구간을 신뢰구간으로 해석할 수는 없으나, 보류는 폭의 순위만 쓰므로 영향을 받지 않는다.</w:t>
+        <w:t>본 연구는 예측 손실을 기준으로 평가했으며 거래비용을 포함한 투자 성과는 측정하지 않았다. 분석 대상 종목군은 현재 구성종목 기준이며 입력 설계와 보류 임계값 선택에 평가 기간 자료가 일부 반영되었다. 구성요소 제거 실험(5.4절)을 통해 성능 개선이 채널 축약 구조 자체에서 기인하는지 요소 간 대체 효과 때문인지는 명확히 규명하지 못했다. 예측 구간의 포함률은 71.6%(등각 분위회귀 보정[12] 후 73.9%)로 명목 수준인 80%에 미치지 못해 구간을 신뢰구간으로 해석할 수는 없으나, 보류 규칙은 폭의 순위 정보만 활용하므로 영향을 받지 않는다.</w:t>
       </w:r>
     </w:p>
     <w:p>

--- a/docs/PAPER_TKIPS_review.docx
+++ b/docs/PAPER_TKIPS_review.docx
@@ -9413,7 +9413,7 @@
           <w:w w:val="100"/>
           <w:sz w:val="18"/>
         </w:rPr>
-        <w:t>후속 연구로 두 가지를 계획한다. 첫째, 구성요소를 둘 이상 함께 제거한 변형을 학습하여 개선의 출처가 채널 축약 구조인지 구성요소 간 대체인지 가린다. 둘째, 비교 이후 새로 쌓인 자료를 평가에 쓰지 않은 구간으로 두어 여러 시장 국면에서 다시 검증한다.</w:t>
+        <w:t>후속 연구로는 두 가지를 계획한다. 첫째, 복수의 구성요소를 동시에 제거한 변형 모형을 통해 성능 개선의 원인이 채널 축약 구조인지 요소 간 대체 효과인지 규명한다. 둘째, 비교 시점 이후 추가로 축적된 자료를 미평가 구간으로 활용하여 다양한 시장 국면에서 모형의 타당성을 재검증한다.</w:t>
       </w:r>
     </w:p>
     <w:p>

--- a/docs/PAPER_TKIPS_review.docx
+++ b/docs/PAPER_TKIPS_review.docx
@@ -57,7 +57,7 @@
           <w:w w:val="95"/>
           <w:sz w:val="15"/>
         </w:rPr>
-        <w:t>Stock price forecasting has been studied in economics, statistics and computer science, and recent work increasingly trains artificial intelligence models on price and trading data to predict price movements. Most of these models, however, report a single predicted value and therefore cannot tell the user whether that prediction should be trusted at the present moment. This paper proposes a deep learning model that identifies the moments it is unsure about and makes no prediction at those moments, which is called abstention. The proposed model uses a lightweight architecture and reports, instead of a single value, the range in which the future return is expected to fall; when that range is among the widest 5% of the ranges observed over the past 90 days, the model withholds its decision. The proposed model and the comparison models were evaluated on daily data for 201 KOSPI 200 stocks since 2015, in terms of both forecast quality and abstention quality, and the proposed model performed better than the comparison models. In particular, withheld forecasts carried about 1.5 times the error of those acted on, and when the same share of forecasts was withheld, the proposed criterion filtered out large errors better than a simple rule based on recent price movement. These results indicate that the contribution of the proposed model lies not in the accuracy of the predicted value but in selecting the moments at which a prediction should not be acted on.</w:t>
+        <w:t>Stock return forecasting is a notoriously difficult problem: because markets are highly volatile, no model can be accurate at every moment. Existing artificial intelligence models nevertheless report a single predicted value even at the moments they are unsure about, which increases the risk borne by the investor. This paper starts from the position that a stock forecasting model should not only try to be accurate, but should also be able to withhold its decision when it cannot be confident. To this end, the proposed model uses a lightweight deep learning architecture that reports, together with its forecast, the width of the range in which the future return is expected to fall as a measure of forecast uncertainty, and withholds the decision at the moments when that uncertainty rises well above its usual level. In an evaluation on daily data for 201 KOSPI 200 stocks since 2015, the moments at which the model withheld its decision were indeed the moments at which forecast errors were large. The proposed criterion also selected high-risk moments better than a simple rule based on recent market volatility. This study shows empirically that the contribution of an artificial intelligence model for stock forecasting lies not in improving point-forecast accuracy, but in reliably selecting the moments at which a prediction should be withheld.</w:t>
       </w:r>
     </w:p>
     <w:p>
@@ -134,7 +134,7 @@
           <w:w w:val="98"/>
           <w:sz w:val="15"/>
         </w:rPr>
-        <w:t>주가 예측은 경제학, 통계학, 컴퓨터공학 등 여러 분야에서 연구되는 주제이며, 최근에는 가격과 거래 자료로부터 인공지능 모형을 학습하여 주가의 변동을 예측하는 연구가 활발해지고 있다. 그러나 대부분의 모형은 예측값을 하나만 내놓기 때문에, 그 예측을 지금 믿어도 되는지는 알려주지 못한다. 본 연구에서는 확신하기 어려운 시점을 스스로 가려내고 그 시점에는 예측을 내놓지 않는, 판단 보류가 가능한 딥러닝 모형을 제안한다. 제안 모형은 계산이 가벼운 구조를 사용하여 예측값 하나 대신 미래 수익률이 들어올 범위를 함께 산출하고, 그 범위가 최근 90일 동안 나온 범위 가운데 넓은 쪽 5%에 들면 판단을 보류한다. 2015년 이후 코스피200 구성종목 201개의 일별 자료로 제안 모형과 비교 모형들의 예측 성능과 보류 성능을 비교한 결과, 제안 모형이 비교 모형들보다 우수한 성능을 보였다. 특히 보류한 예측의 오차는 실행한 예측보다 약 1.5배 컸고, 같은 비율만큼 보류하도록 맞춘 비교에서도 최근 변동폭만 보는 단순한 규칙보다 오차가 큰 예측을 더 잘 걸러냈다. 이 결과는 제안 모형의 기여가 예측값의 정확도가 아니라 예측을 실행하지 말아야 할 시점의 선별에 있음을 보여준다.</w:t>
+        <w:t>주가 예측은 대표적인 난제 중 하나로, 시장의 높은 변동성으로 인해 모든 시점에서 정확한 수익률을 맞히는 것은 불가능에 가깝다. 그럼에도 기존 인공지능 모형들은 불확실한 시점조차 단일 예측값을 강제로 출력하여 투자 위험을 키우는 한계가 있었다. 본 연구는 주가 예측 모형이 맞히는 것에만 집중하기보다 확신할 수 없는 순간 스스로 판단을 보류하는 능력을 갖추어야 한다는 문제 의식에서 출발한다. 이를 위해 경량화된 딥러닝 구조를 바탕으로 미래 수익률의 예측 불확실성을 나타내는 예측 폭을 함께 산출하고, 불확실성이 평소보다 크게 치솟는 구간에서는 예측을 스스로 보류하는 메커니즘을 구현했다. 2015년 이후 코스피200 구성종목 201개의 일별 자료를 통한 검증 결과, 모형이 보류를 선언한 시점은 실제로 예측 오차가 크게 발생하는 위험 구간임이 확인되었다. 또한 단순 시장 변동성 지표를 따르는 수준을 넘어 예측이 틀리기 쉬운 고위험 시점을 유의미하게 선별해냈다. 본 연구는 주가 예측 인공지능의 기여가 점 예측의 정확도 갱신에 있는 것이 아니라 판단할 수 없는 시점을 신뢰성 있게 선별하여 예측을 보류하는 것에 있음을 실증적으로 입증한다.</w:t>
       </w:r>
     </w:p>
     <w:p>

--- a/docs/PAPER_TKIPS_review.docx
+++ b/docs/PAPER_TKIPS_review.docx
@@ -57,7 +57,7 @@
           <w:w w:val="95"/>
           <w:sz w:val="15"/>
         </w:rPr>
-        <w:t>Stock return forecasting is a notoriously difficult problem: because markets are highly volatile, no model can be accurate at every moment. Existing artificial intelligence models nevertheless report a single predicted value even at the moments they are unsure about, which increases the risk borne by the investor. This paper starts from the position that a stock forecasting model should not only try to be accurate, but should also be able to withhold its decision when it cannot be confident. To this end, the proposed model uses a lightweight deep learning architecture that reports, together with its forecast, the width of the range in which the future return is expected to fall as a measure of forecast uncertainty, and withholds the decision at the moments when that uncertainty rises well above its usual level. In an evaluation on daily data for 201 KOSPI 200 stocks since 2015, the moments at which the model withheld its decision were indeed the moments at which forecast errors were large. The proposed criterion also selected high-risk moments better than a simple rule based on recent market volatility. This study shows empirically that the contribution of an artificial intelligence model for stock forecasting lies not in improving point-forecast accuracy, but in reliably selecting the moments at which a prediction should be withheld.</w:t>
+        <w:t>Stock return forecasting is a notoriously difficult problem: because markets are highly volatile, no model can be accurate at every moment. Existing artificial intelligence models nevertheless report a single predicted value even at the moments they are unsure about, which increases the risk borne by the investor. This paper starts from the position that a stock forecasting model should not only try to be accurate, but should also be able to withhold its decision when it cannot be confident. To this end, the proposed model uses a lightweight deep learning architecture that reports, together with its forecast, the width of the range in which the future return is expected to fall as a measure of forecast uncertainty, and withholds the decision at the moments when that uncertainty rises well above its usual level. In an evaluation on daily data for 201 KOSPI 200 stocks since 2015, the moments at which the model withheld its decision were indeed the moments at which forecast errors were large. The proposed model gave the most accurate predictive distribution among the four models compared, and its criterion selected high-risk moments better than a simple rule based on recent market volatility. This study shows empirically that the contribution of an artificial intelligence model for stock forecasting lies not in improving point-forecast accuracy, but in reliably selecting the moments at which a prediction should be withheld.</w:t>
       </w:r>
     </w:p>
     <w:p>
@@ -134,7 +134,7 @@
           <w:w w:val="98"/>
           <w:sz w:val="15"/>
         </w:rPr>
-        <w:t>주가 예측은 대표적인 난제 중 하나로, 시장의 높은 변동성으로 인해 모든 시점에서 정확한 수익률을 맞히는 것은 불가능에 가깝다. 그럼에도 기존 인공지능 모형들은 불확실한 시점조차 단일 예측값을 강제로 출력하여 투자 위험을 키우는 한계가 있었다. 본 연구는 주가 예측 모형이 맞히는 것에만 집중하기보다 확신할 수 없는 순간 스스로 판단을 보류하는 능력을 갖추어야 한다는 문제 의식에서 출발한다. 이를 위해 경량화된 딥러닝 구조를 바탕으로 미래 수익률의 예측 불확실성을 나타내는 예측 폭을 함께 산출하고, 불확실성이 평소보다 크게 치솟는 구간에서는 예측을 스스로 보류하는 메커니즘을 구현했다. 2015년 이후 코스피200 구성종목 201개의 일별 자료를 통한 검증 결과, 모형이 보류를 선언한 시점은 실제로 예측 오차가 크게 발생하는 위험 구간임이 확인되었다. 또한 단순 시장 변동성 지표를 따르는 수준을 넘어 예측이 틀리기 쉬운 고위험 시점을 유의미하게 선별해냈다. 본 연구는 주가 예측 인공지능의 기여가 점 예측의 정확도 갱신에 있는 것이 아니라 판단할 수 없는 시점을 신뢰성 있게 선별하여 예측을 보류하는 것에 있음을 실증적으로 입증한다.</w:t>
+        <w:t>주가 예측은 대표적인 난제 중 하나로, 시장의 높은 변동성으로 인해 모든 시점에서 정확한 수익률을 맞히는 것은 불가능에 가깝다. 그럼에도 기존 인공지능 모형들은 불확실한 시점조차 단일 예측값을 강제로 출력하여 투자 위험을 키우는 한계가 있었다. 본 연구는 주가 예측 모형이 맞히는 것에만 집중하기보다 확신할 수 없는 순간 스스로 판단을 보류하는 능력을 갖추어야 한다는 문제 의식에서 출발한다. 이를 위해 경량화된 딥러닝 구조를 바탕으로 미래 수익률의 예측 불확실성을 나타내는 예측 폭을 함께 산출하고, 불확실성이 평소보다 크게 치솟는 구간에서는 예측을 스스로 보류하는 메커니즘을 구현했다. 2015년 이후 코스피200 구성종목 201개의 일별 자료를 통한 검증 결과, 모형이 보류를 선언한 시점은 실제로 예측 오차가 크게 발생하는 위험 구간임이 확인되었다. 제안 모형의 예측 분포는 비교한 네 모형 가운데 가장 정확했으며, 단순 시장 변동성 지표를 따르는 수준을 넘어 예측이 틀리기 쉬운 고위험 시점을 유의미하게 선별해냈다. 본 연구는 주가 예측 인공지능의 기여가 점 예측의 정확도 갱신에 있는 것이 아니라 판단할 수 없는 시점을 신뢰성 있게 선별하여 예측을 보류하는 것에 있음을 실증적으로 입증한다.</w:t>
       </w:r>
     </w:p>
     <w:p>

--- a/docs/PAPER_TKIPS_review.docx
+++ b/docs/PAPER_TKIPS_review.docx
@@ -202,7 +202,7 @@
           <w:w w:val="100"/>
           <w:sz w:val="18"/>
         </w:rPr>
-        <w:t>주가 예측 모형은 과거의 가격과 거래 자료에서 규칙을 찾아 미래의 수익률을 추정한다. 그러나 주식 시장은 시기에 따라 움직이는 방식이 달라진다. 한동안 들어맞던 규칙이 다음 시기에는 들어맞지 않는다. 그러므로 어떤 예측 모형도 모든 시점에서 같은 정확도를 유지하지 못한다.</w:t>
+        <w:t>주가 예측 모형은 과거 가격과 거래 자료에서 규칙을 학습하여 미래 수익률을 추정한다. 그러나 주식 시장은 시기에 따라 움직이는 방식이 변하므로, 특정 시기에 유효했던 규칙이 다음 시기에는 적용되지 않을 수 있다. 따라서 어떠한 예측 모형도 모든 시점에서 일정한 정확도를 유지하기는 어렵다.</w:t>
       </w:r>
     </w:p>
     <w:p>
@@ -222,7 +222,7 @@
           <w:w w:val="100"/>
           <w:sz w:val="18"/>
         </w:rPr>
-        <w:t>문제는 모형이 언제 틀릴지를 사용자에게 알려주지 않는다는 데 있다. 대부분의 예측 모형은 미래 값을 하나의 수치로 내놓는다. 이러한 방식을 점 예측(point forecast)이라고 한다. 점 예측은 값 하나만 제시하므로, 사용자는 그 값이 모형이 잘 맞히는 시점에서 나온 것인지 판단할 수 없다. 투자에서는 틀린 예측을 실행했을 때의 손실이 크기 때문에, 이 결함은 정확도가 조금 낮은 것보다 더 큰 문제가 된다.</w:t>
+        <w:t>문제는 모형이 언제 틀릴지를 사용자에게 전달하지 못한다는 점이다. 대부분의 예측 모형은 미래 값을 단일 수치로 출력하는 점 예측(point forecast) 방식을 사용한다. 점 예측은 하나의 값만 제시하므로, 사용자는 해당 예측이 모형이 잘 맞히는 시점에서 산출된 것인지 판단할 수 없다. 금융 투자에서는 오예측에 따른 손실 위험이 크므로 이러한 결함은 단순한 정확도 저하보다 심각한 문제가 된다.</w:t>
       </w:r>
     </w:p>
     <w:p>
@@ -242,7 +242,7 @@
           <w:w w:val="100"/>
           <w:sz w:val="18"/>
         </w:rPr>
-        <w:t>따라서 예측 모형은 자신이 확신하지 못하는 시점을 스스로 가려내고, 그 시점에는 예측을 내놓지 않을 수 있어야 한다. 모형이 일부 시점에 대하여 답을 내지 않는 것을 판단 보류(abstention)라고 한다. 본 연구는 주가 예측에서 판단 보류를 수행하는 모형을 다룬다.</w:t>
+        <w:t>따라서 예측 모형은 확신할 수 없는 시점을 스스로 가려내어 예측을 출력하지 않는 메커니즘을 갖추어야 한다. 이처럼 모형이 일부 시점에 대해 답을 내지 않는 것을 판단 보류(abstention)라 한다. 본 연구는 주가 예측에서 판단 보류를 수행하는 모형을 다룬다.</w:t>
       </w:r>
     </w:p>
     <w:p>
@@ -262,7 +262,7 @@
           <w:w w:val="100"/>
           <w:sz w:val="18"/>
         </w:rPr>
-        <w:t>판단 보류를 하려면 모형이 자신의 불확실성을 수치로 내놓아야 한다. 본 연구는 그 수치를 예측 분포에서 얻는다. 모형이 값 하나 대신 여러 개의 분위수(quantile)를 출력하도록 하면 된다. 분위수는 실제 값이 그보다 작을 확률이 정해진 수준이 되는 값이다. 예를 들어 모형이 하위 10% 분위수와 상위 10% 분위수를 함께 출력하면, 두 값 사이의 구간이 미래 수익률이 놓일 범위가 된다. 이 구간이 넓다는 것은 모형이 그 시점의 결과를 좁게 특정하지 못한다는 뜻이다. 본 연구는 구간이 평소보다 넓은 시점에서 판단을 보류한다.</w:t>
+        <w:t>판단 보류를 실행하려면 모형이 자신의 불확실성을 수치화하여 출력해야 한다. 본 연구는 해당 수치를 예측 분포에서 도출한다. 단일 값 대신 여러 분위수(quantile)를 동시 출력하도록 구성하면 된다. 분위수는 실제 값이 그보다 작을 확률이 정해진 수준이 되는 값이다. 예를 들어 하위 10% 분위수와 상위 10% 분위수를 함께 출력하면 두 값 사이의 구간이 미래 수익률의 예상 범위가 된다. 이 구간이 넓다는 것은 모형이 해당 시점의 결과를 구체적으로 특정하지 못함을 의미한다. 본 연구는 예측 구간이 평소보다 넓은 시점에서 판단을 보류한다.</w:t>
       </w:r>
     </w:p>
     <w:p>
@@ -282,7 +282,7 @@
           <w:w w:val="100"/>
           <w:sz w:val="18"/>
         </w:rPr>
-        <w:t>기존 연구에는 이 두 가지가 함께 갖추어져 있지 않다. 예측 분포를 산출하는 모형은 이미 제안되어 있다. Temporal Fusion Transformer(TFT)는 여러 분위수를 동시에 출력한다. 그러나 TFT는 입력 기간의 모든 시점을 서로 비교하는 연산을 수행하므로 학습에 드는 시간과 메모리가 크다. 반대로 연산량을 줄이도록 설계된 최근의 시계열 예측 모형들은 예측값을 하나만 내놓는다. 이 모형들은 판단 보류의 근거가 되는 구간을 제공하지 못한다.</w:t>
+        <w:t>기존 연구에서는 두 기능이 함께 구현되지 않았다. 예측 분포를 산출하는 대표적 모형인 Temporal Fusion Transformer(TFT)는 여러 분위수를 동시 출력하지만, 입력 기간의 모든 시점을 비교하는 연산 구조로 인해 학습 시간과 메모리 소모가 크다. 반대로 연산량을 줄인 최신 시계열 예측 모형들은 단일 예측값만 출력하여 판단 보류의 근거가 되는 구간 정보를 제공하지 못한다.</w:t>
       </w:r>
     </w:p>
     <w:p>
@@ -302,7 +302,7 @@
           <w:w w:val="100"/>
           <w:sz w:val="18"/>
         </w:rPr>
-        <w:t>본 연구는 연산량이 적은 예측 모형이 여러 분위수를 함께 출력하도록 바꾸고, 그 출력에서 판단 보류 규칙을 정의하였다. 코스피200 구성종목 201개의 2015년 이후 일별 자료로 이 모형을 평가하였다. 본 연구의 기여는 세 가지이다. 첫째, 예측 구간의 폭을 기준으로 판단을 보류하면 오차가 큰 예측이 걸러진다. 보류한 예측의 오차는 실행한 예측의 약 1.5배였다. 이 결과는 보류 비율을 같게 맞춘 상태에서 최근 변동성만 보고 보류하는 규칙과 비교하여 얻었다. 둘째, 이 성질은 분위수 출력을 붙이는 것만으로는 생기지 않는다. 분위수 출력만 추가한 모형은 같은 비교에서 변동성 규칙을 넘어서지 못하였다. 셋째, 제안 모형의 중앙값 예측은 상수 기준선보다 정확하지 않았다. 본 연구의 기여는 예측값의 정확도 향상이 아니다. 예측을 실행하지 말아야 할 시점을 선별하는 데 있다.</w:t>
+        <w:t>본 연구는 연산량이 적은 예측 모형이 여러 분위수를 동시 출력하도록 구조를 개선하고, 해당 출력에 기반한 판단 보류 규칙을 정의했다. 코스피200 구성종목 201개의 2015년 이후 일별 자료로 이를 평가했다. 본 연구의 기여는 세 가지다. 첫째, 예측 구간 폭을 기준하여 판단을 보류하면 오차가 큰 예측을 효과적으로 걸러낼 수 있다. 보류된 예측의 오차는 실행된 예측의 약 1.5배였다. 이 결과는 동일한 보류 비율 조건에서 최근 변동성 기준 통제군보다 우수했다. 둘째, 이러한 성질은 단순 분위수 출력층 추가만으로는 형성되지 않는다. 분위수 출력만 부착한 모형은 동일한 비교에서 변동성 통제군을 상회하지 못했다. 셋째, 제안 모형의 중앙값 예측은 상수 기준선보다 특별히 정확하지 않았다. 즉 본 연구의 기여는 예측값의 점 정확도 향상이 아니라 예측을 실행하지 말아야 할 시점을 선별하는 데 있다.</w:t>
       </w:r>
     </w:p>
     <w:p>
@@ -322,7 +322,7 @@
           <w:w w:val="100"/>
           <w:sz w:val="18"/>
         </w:rPr>
-        <w:t>이 논문의 구성은 다음과 같다. 2장에서는 판단 보류에 필요한 요소를 기준으로 기존 연구를 정리한다. 3장에서는 제안하는 모형과 판단 보류 규칙을 설명한다. 4장에서는 실험에 사용한 자료를, 5장에서는 실험 결과를 제시한다. 6장에서 결론을 내리고, 7장에서 후속 연구를 밝힌다.</w:t>
+        <w:t>본 논문의 구성은 다음과 같다. 2장에서는 판단 보류에 필요한 요소를 기준으로 기존 연구를 정리한다. 3장에서는 제안 모형과 판단 보류 규칙을 설명한다. 4장에서는 실험에 사용한 자료를, 5장에서는 실험 결과를 제시한다. 6장에서 결론을 내리고 7장에서 후속 연구를 밝힌다.</w:t>
       </w:r>
     </w:p>
     <w:p>

--- a/docs/PAPER_TKIPS_review.docx
+++ b/docs/PAPER_TKIPS_review.docx
@@ -202,7 +202,7 @@
           <w:w w:val="100"/>
           <w:sz w:val="18"/>
         </w:rPr>
-        <w:t>주가 예측 모형은 과거 가격과 거래 자료에서 규칙을 학습하여 미래 수익률을 추정한다. 그러나 주식 시장은 시기에 따라 움직이는 방식이 변하므로, 특정 시기에 유효했던 규칙이 다음 시기에는 적용되지 않을 수 있다. 따라서 어떠한 예측 모형도 모든 시점에서 일정한 정확도를 유지하기는 어렵다.</w:t>
+        <w:t>주가 예측 모형은 과거 가격과 거래 자료에서 규칙을 학습하여 미래 수익률을 추정한다. 그러나 주식 시장은 시기에 따라 동학이 변화하므로, 특정 시기에 유효했던 규칙이 다음 시기에는 적용되지 않을 수 있다. 따라서 어떠한 예측 모형도 모든 시점에서 일정한 정확도를 유지하기는 어렵다.</w:t>
       </w:r>
     </w:p>
     <w:p>
@@ -222,7 +222,7 @@
           <w:w w:val="100"/>
           <w:sz w:val="18"/>
         </w:rPr>
-        <w:t>문제는 모형이 언제 틀릴지를 사용자에게 전달하지 못한다는 점이다. 대부분의 예측 모형은 미래 값을 단일 수치로 출력하는 점 예측(point forecast) 방식을 사용한다. 점 예측은 하나의 값만 제시하므로, 사용자는 해당 예측이 모형이 잘 맞히는 시점에서 산출된 것인지 판단할 수 없다. 금융 투자에서는 오예측에 따른 손실 위험이 크므로 이러한 결함은 단순한 정확도 저하보다 심각한 문제가 된다.</w:t>
+        <w:t>문제는 모형이 스스로의 오시점을 사용자에게 전달하지 못한다는 점이다. 대부분의 예측 모형은 미래 값을 단일 수치로 출력하는 점 예측(point forecast) 방식을 사용한다. 점 예측은 하나의 값만 제시하므로, 사용자는 해당 예측이 모형이 잘 맞히는 시점에서 산출된 것인지 판단할 수 없다. 금융 투자에서는 오예측에 따른 손실 위험이 크므로 이러한 결함은 단순한 정확도 저하보다 심각한 문제가 된다.</w:t>
       </w:r>
     </w:p>
     <w:p>

--- a/docs/PAPER_TKIPS_review.docx
+++ b/docs/PAPER_TKIPS_review.docx
@@ -134,7 +134,7 @@
           <w:w w:val="98"/>
           <w:sz w:val="15"/>
         </w:rPr>
-        <w:t>주가 예측은 대표적인 난제 중 하나로, 시장의 높은 변동성으로 인해 모든 시점에서 정확한 수익률을 맞히는 것은 불가능에 가깝다. 그럼에도 기존 인공지능 모형들은 불확실한 시점조차 단일 예측값을 강제로 출력하여 투자 위험을 키우는 한계가 있었다. 본 연구는 주가 예측 모형이 맞히는 것에만 집중하기보다 확신할 수 없는 순간 스스로 판단을 보류하는 능력을 갖추어야 한다는 문제 의식에서 출발한다. 이를 위해 경량화된 딥러닝 구조를 바탕으로 미래 수익률의 예측 불확실성을 나타내는 예측 폭을 함께 산출하고, 불확실성이 평소보다 크게 치솟는 구간에서는 예측을 스스로 보류하는 메커니즘을 구현했다. 2015년 이후 코스피200 구성종목 201개의 일별 자료를 통한 검증 결과, 모형이 보류를 선언한 시점은 실제로 예측 오차가 크게 발생하는 위험 구간임이 확인되었다. 제안 모형의 예측 분포는 비교한 네 모형 가운데 가장 정확했으며, 단순 시장 변동성 지표를 따르는 수준을 넘어 예측이 틀리기 쉬운 고위험 시점을 유의미하게 선별해냈다. 본 연구는 주가 예측 인공지능의 기여가 점 예측의 정확도 갱신에 있는 것이 아니라 판단할 수 없는 시점을 신뢰성 있게 선별하여 예측을 보류하는 것에 있음을 실증적으로 입증한다.</w:t>
+        <w:t>주가 예측은 대표적인 난제 중 하나로, 시장의 높은 변동성으로 인해 모든 시점에서 정확한 수익률을 맞히는 것은 불가능에 가깝다. 그럼에도 기존 인공지능 모형들은 불확실한 시점조차 단일 예측값을 강제로 출력하여 투자 위험을 키우는 한계가 있었다. 본 연구는 주가 예측 모형이 맞히는 것에만 집중하기보다 확신할 수 없는 순간 스스로 판단을 보류하는 능력을 갖추어야 한다는 문제 의식에서 출발한다. 이를 위해 경량화된 딥러닝 구조를 바탕으로 미래 수익률의 예측 불확실성을 나타내는 예측 폭을 함께 산출하고, 불확실성이 평소보다 크게 치솟는 구간에서는 예측을 스스로 보류하는 메커니즘을 구현했다. 2015년 이후 코스피200 구성종목 201개의 일별 자료를 통한 검증 결과, 모형이 보류를 선언한 시점은 실제로 예측 오차가 크게 발생하는 위험 구간임이 확인되었다. 제안 모형의 예측 분포는 비교한 네 모형 가운데 가장 정확했으며, 단순 시장 변동성 지표를 따르는 수준을 넘어 예측이 틀리기 쉬운 고위험 시점을 유의미하게 선별해냈다. 본 연구는 주가 예측 인공지능의 기여가 단일 값 예측의 정확도 갱신에 있는 것이 아니라 판단할 수 없는 시점을 신뢰성 있게 선별하여 예측을 보류하는 것에 있음을 실증적으로 입증한다.</w:t>
       </w:r>
     </w:p>
     <w:p>
@@ -222,7 +222,7 @@
           <w:w w:val="100"/>
           <w:sz w:val="18"/>
         </w:rPr>
-        <w:t>문제는 모형이 스스로의 오시점을 사용자에게 전달하지 못한다는 점이다. 대부분의 예측 모형은 미래 값을 단일 수치로 출력하는 점 예측(point forecast) 방식을 사용한다. 점 예측은 하나의 값만 제시하므로, 사용자는 해당 예측이 모형이 잘 맞히는 시점에서 산출된 것인지 판단할 수 없다. 금융 투자에서는 오예측에 따른 손실 위험이 크므로 이러한 결함은 단순한 정확도 저하보다 심각한 문제가 된다.</w:t>
+        <w:t>문제는 모형이 스스로의 오시점을 사용자에게 전달하지 못한다는 점이다. 대부분의 예측 모형은 미래 값을 수치 하나로 출력한다. 이러한 방식을 단일 값 예측(point forecast)이라 한다. 단일 값 예측은 값 하나만 제시하므로, 사용자는 해당 예측이 모형이 잘 맞히는 시점에서 산출된 것인지 판단할 수 없다. 금융 투자에서는 오예측에 따른 손실 위험이 크므로 이러한 결함은 단순한 정확도 저하보다 심각한 문제가 된다.</w:t>
       </w:r>
     </w:p>
     <w:p>
@@ -380,7 +380,7 @@
           <w:w w:val="100"/>
           <w:sz w:val="18"/>
         </w:rPr>
-        <w:t>금융 시계열에 딥러닝을 적용한 연구는 순환신경망과 합성곱신경망을 중심으로 축적되었다[1]. 장단기기억 신경망으로 미국 주식의 등락 방향을 예측한 연구[16], 여러 기계학습 기법을 자산가격 결정에 적용한 연구[17]가 대표적이다. 국내에서는 해외지수와 투자자별 매매 동향을 입력으로 삼은 등락 예측[2], 가중 손실 함수를 적용한 순환 합성곱 구조[18]가 보고되었다. 이 연구들은 입력 변수와 신경망 구조를 바꾸어 정확도를 높이는 데 집중하였고, 출력은 모두 점 예측이다. 따라서 모형이 어느 시점에서 확신하지 못하는지를 사용자가 알 수 없고, 1장에서 제기한 판단 보류도 정의되지 않는다.</w:t>
+        <w:t>금융 시계열에 딥러닝을 적용한 연구는 순환신경망과 합성곱신경망을 중심으로 축적되었다[1]. 장단기기억 신경망으로 미국 주식의 등락 방향을 예측한 연구[16], 여러 기계학습 기법을 자산가격 결정에 적용한 연구[17]가 대표적이다. 국내에서는 해외지수와 투자자별 매매 동향을 입력으로 삼은 등락 예측[2], 가중 손실 함수를 적용한 순환 합성곱 구조[18]가 보고되었다. 이 연구들은 입력 변수와 신경망 구조를 바꾸어 정확도를 높이는 데 집중하였고, 출력은 모두 단일 값 예측이다. 따라서 모형이 어느 시점에서 확신하지 못하는지를 사용자가 알 수 없고, 1장에서 제기한 판단 보류도 정의되지 않는다.</w:t>
       </w:r>
     </w:p>
     <w:p>
@@ -458,7 +458,7 @@
           <w:w w:val="100"/>
           <w:sz w:val="18"/>
         </w:rPr>
-        <w:t>트랜스포머[3]는 모든 시점 쌍을 비교하므로 연산량이 입력 길이의 제곱에 비례한다. 이를 줄이려고 어텐션 대상을 일부만 고르는 구조[4]와 계열을 추세와 주기로 나누는 구조[5]가 제안되었으나, 단순한 선형 모형이 이들을 앞선다는 보고[6]도 있다. PatchTST[7]는 시계열을 시점이 아니라 일정 길이의 구간 단위로 묶어 하나의 토큰으로 만든다. 비교 대상이 줄어 연산량이 감소하고, 변수마다 따로 처리하여 변수 수에 선형으로 확장된다. 이 계열의 단점은 출력이 점 예측 하나라는 것이며, 판단 보류의 근거가 되는 구간이 나오지 않는다.</w:t>
+        <w:t>트랜스포머[3]는 모든 시점 쌍을 비교하므로 연산량이 입력 길이의 제곱에 비례한다. 이를 줄이려고 어텐션 대상을 일부만 고르는 구조[4]와 계열을 추세와 주기로 나누는 구조[5]가 제안되었으나, 단순한 선형 모형이 이들을 앞선다는 보고[6]도 있다. PatchTST[7]는 시계열을 시점이 아니라 일정 길이의 구간 단위로 묶어 하나의 토큰으로 만든다. 비교 대상이 줄어 연산량이 감소하고, 변수마다 따로 처리하여 변수 수에 선형으로 확장된다. 이 계열의 단점은 출력이 단일 값 하나라는 것이며, 판단 보류의 근거가 되는 구간이 나오지 않는다.</w:t>
       </w:r>
     </w:p>
     <w:p>
@@ -4332,7 +4332,7 @@
           <w:w w:val="100"/>
           <w:sz w:val="18"/>
         </w:rPr>
-        <w:t>세 트랜스포머 모형은 동일한 혼합정밀도 설정으로 캐글 GPU에서 학습하고 한 장비에서 평가하였으며, 분위 GBDT는 적합에 난수 요소가 없어 한 번만 학습했다. 점 예측을 수행하는 원본 PatchTST는 표에서 제외했다. 세 분위의 예측값을 같은 값으로 채점하면 기준선보다 47.79% 나쁜 성능을 보이는데, 이는 구조 비교가 아닌 손실함수 차이에서 기인한다.</w:t>
+        <w:t>세 트랜스포머 모형은 동일한 혼합정밀도 설정으로 캐글 GPU에서 학습하고 한 장비에서 평가하였으며, 분위 GBDT는 적합에 난수 요소가 없어 한 번만 학습했다. 단일 값 예측을 수행하는 원본 PatchTST는 표에서 제외했다. 세 분위의 예측값을 같은 값으로 채점하면 기준선보다 47.79% 나쁜 성능을 보이는데, 이는 구조 비교가 아닌 손실함수 차이에서 기인한다.</w:t>
       </w:r>
     </w:p>
     <w:p>
@@ -6927,7 +6927,7 @@
           <w:w w:val="100"/>
           <w:sz w:val="18"/>
         </w:rPr>
-        <w:t>네 분위 모형에 3.4절의 같은 보류 규칙을 적용하고 시험구간 전체에서 집계하였다. 점 예측 모형은 임계값을 적용할 폭이 없어 보류가 정의되지 않으므로 제외하였다.</w:t>
+        <w:t>네 분위 모형에 3.4절의 같은 보류 규칙을 적용하고 시험구간 전체에서 집계하였다. 단일 값 예측 모형은 임계값을 적용할 폭이 없어 보류가 정의되지 않으므로 제외하였다.</w:t>
       </w:r>
     </w:p>
     <w:p>

--- a/docs/PAPER_TKIPS_review.docx
+++ b/docs/PAPER_TKIPS_review.docx
@@ -6775,6 +6775,64 @@
     </w:p>
     <w:p>
       <w:pPr>
+        <w:spacing w:after="40"/>
+        <w:jc w:val="center"/>
+      </w:pPr>
+      <w:r>
+        <w:drawing>
+          <wp:inline xmlns:a="http://schemas.openxmlformats.org/drawingml/2006/main" xmlns:pic="http://schemas.openxmlformats.org/drawingml/2006/picture">
+            <wp:extent cx="2592000" cy="1978318"/>
+            <wp:docPr id="2" name="Picture 2"/>
+            <wp:cNvGraphicFramePr>
+              <a:graphicFrameLocks noChangeAspect="1"/>
+            </wp:cNvGraphicFramePr>
+            <a:graphic>
+              <a:graphicData uri="http://schemas.openxmlformats.org/drawingml/2006/picture">
+                <pic:pic>
+                  <pic:nvPicPr>
+                    <pic:cNvPr id="0" name="fig2_cost_accuracy.png"/>
+                    <pic:cNvPicPr/>
+                  </pic:nvPicPr>
+                  <pic:blipFill>
+                    <a:blip r:embed="rId10"/>
+                    <a:stretch>
+                      <a:fillRect/>
+                    </a:stretch>
+                  </pic:blipFill>
+                  <pic:spPr>
+                    <a:xfrm>
+                      <a:off x="0" y="0"/>
+                      <a:ext cx="2592000" cy="1978318"/>
+                    </a:xfrm>
+                    <a:prstGeom prst="rect"/>
+                  </pic:spPr>
+                </pic:pic>
+              </a:graphicData>
+            </a:graphic>
+          </wp:inline>
+        </w:drawing>
+      </w:r>
+    </w:p>
+    <w:p>
+      <w:pPr>
+        <w:autoSpaceDE w:val="0"/>
+        <w:autoSpaceDN w:val="0"/>
+        <w:spacing w:after="40" w:before="0" w:line="220" w:lineRule="exact"/>
+      </w:pPr>
+      <w:r>
+        <w:rPr>
+          <w:rFonts w:ascii="Times New Roman" w:hAnsi="Times New Roman" w:eastAsia="Apple SD Gothic Neo"/>
+          <w:b w:val="0"/>
+          <w:i w:val="0"/>
+          <w:spacing w:val="-8"/>
+          <w:w w:val="95"/>
+          <w:sz w:val="17"/>
+        </w:rPr>
+        <w:t>Fig. 2. Forecast accuracy against inference cost. The vertical axis is the pinball improvement over the unconditional-quantile baseline on validation (&lt;Table 4&gt;); the test-split gap is wider. The horizontal axis is per-stock inference latency and the circle area is activation memory (&lt;Table 5&gt;). The quantile GBDT (open diamond) runs on the CPU, so its marker size does not apply. The original point-forecast PatchTST is omitted; its pinball loss falls far below the plotted range.</w:t>
+      </w:r>
+    </w:p>
+    <w:p>
+      <w:pPr>
         <w:autoSpaceDE w:val="0"/>
         <w:autoSpaceDN w:val="0"/>
         <w:spacing w:after="80" w:before="0" w:line="280" w:lineRule="exact"/>
@@ -6831,64 +6889,6 @@
           <w:sz w:val="18"/>
         </w:rPr>
         <w:t>(Fig. 2)는 &lt;Table 4&gt;의 검증 정확도와 &lt;Table 5&gt;의 비용을 한 평면에 놓은 것이다. 세 트랜스포머 모형 가운데 제안 모형이 파레토 전선 위에 있고, 분위 GBDT는 검증 정확도가 같으면서 지연이 더 짧다.</w:t>
-      </w:r>
-    </w:p>
-    <w:p>
-      <w:pPr>
-        <w:spacing w:after="40"/>
-        <w:jc w:val="center"/>
-      </w:pPr>
-      <w:r>
-        <w:drawing>
-          <wp:inline xmlns:a="http://schemas.openxmlformats.org/drawingml/2006/main" xmlns:pic="http://schemas.openxmlformats.org/drawingml/2006/picture">
-            <wp:extent cx="2916000" cy="2225607"/>
-            <wp:docPr id="2" name="Picture 2"/>
-            <wp:cNvGraphicFramePr>
-              <a:graphicFrameLocks noChangeAspect="1"/>
-            </wp:cNvGraphicFramePr>
-            <a:graphic>
-              <a:graphicData uri="http://schemas.openxmlformats.org/drawingml/2006/picture">
-                <pic:pic>
-                  <pic:nvPicPr>
-                    <pic:cNvPr id="0" name="fig2_cost_accuracy.png"/>
-                    <pic:cNvPicPr/>
-                  </pic:nvPicPr>
-                  <pic:blipFill>
-                    <a:blip r:embed="rId10"/>
-                    <a:stretch>
-                      <a:fillRect/>
-                    </a:stretch>
-                  </pic:blipFill>
-                  <pic:spPr>
-                    <a:xfrm>
-                      <a:off x="0" y="0"/>
-                      <a:ext cx="2916000" cy="2225607"/>
-                    </a:xfrm>
-                    <a:prstGeom prst="rect"/>
-                  </pic:spPr>
-                </pic:pic>
-              </a:graphicData>
-            </a:graphic>
-          </wp:inline>
-        </w:drawing>
-      </w:r>
-    </w:p>
-    <w:p>
-      <w:pPr>
-        <w:autoSpaceDE w:val="0"/>
-        <w:autoSpaceDN w:val="0"/>
-        <w:spacing w:after="40" w:before="0" w:line="220" w:lineRule="exact"/>
-      </w:pPr>
-      <w:r>
-        <w:rPr>
-          <w:rFonts w:ascii="Times New Roman" w:hAnsi="Times New Roman" w:eastAsia="Apple SD Gothic Neo"/>
-          <w:b w:val="0"/>
-          <w:i w:val="0"/>
-          <w:spacing w:val="-8"/>
-          <w:w w:val="95"/>
-          <w:sz w:val="17"/>
-        </w:rPr>
-        <w:t>Fig. 2. Forecast accuracy against inference cost. The vertical axis is the pinball improvement over the unconditional-quantile baseline on validation, the split the models were selected on; the test-split gap is wider (&lt;Table 4&gt;). The horizontal axis is per-stock inference latency, and the circle area is activation memory for a 120-day input (&lt;Table 5&gt;). The quantile GBDT (open diamond) is measured on the CPU and has no activation memory, so its marker size does not apply. The original point-forecast PatchTST is omitted because its pinball loss falls far below the plotted range.</w:t>
       </w:r>
     </w:p>
     <w:p>
@@ -8043,7 +8043,7 @@
           <w:w w:val="95"/>
           <w:sz w:val="18"/>
         </w:rPr>
-        <w:t>5.4 구성요소 제거</w:t>
+        <w:t>5.4 구성요소 제거와 보류의 강건성</w:t>
       </w:r>
     </w:p>
     <w:p>
@@ -8063,7 +8063,7 @@
           <w:w w:val="100"/>
           <w:sz w:val="18"/>
         </w:rPr>
-        <w:t>분위수 출력층만 단 PatchTST와 제안 모형 사이에는 변수선택망, 정적 문맥, 매크로 크로스어텐션이 한꺼번에 더해져 있다. 개선이 어디서 오는지 가리기 위해 셋을 하나씩 제거한 변형을 같은 설정과 시드로 학습하였다. 변수선택망은 매크로 경로와 같은 선형 합치기로 바꾸었고, 매크로 제거 변형은 크로스어텐션 없이 종목 표현을 출력층으로 보내며, 정적 문맥 제거 변형은 문맥 벡터를 0으로 두어 변수선택의 조건화와 결합 뒤 더하기를 함께 껐다. 초매개변수는 &lt;Table 2&gt; 그대로이며, 보고 지표는 실험 전에 시험구간 핀볼 손실, 최상위 변동성 분위의 보류율, 보류율 6%에서 맞춘 통제군 대비 비 차이의 셋으로 정하였다. 결과는 &lt;Table 7&gt;과 같다.</w:t>
+        <w:t>분위수 출력층만 단 PatchTST와 제안 모형 사이에는 변수선택망, 정적 문맥, 매크로 크로스어텐션이 한꺼번에 더해져 있다. 이 절은 두 가지를 확인한다. 첫째, 판단 보류가 특정 부품에 의존하는지 확인한다. 셋을 하나씩 제거해도 보류의 성질이 유지된다면, 이 논문의 결론은 특정 구조 선택에 묶이지 않는다. 둘째, 5.1절의 개선이 어느 요소에서 오는지 확인한다. 셋이 동시에 더해져 있으므로 그대로는 귀속할 수 없다. 세 변형은 같은 설정과 시드로 학습하였다. 변수선택망은 매크로 경로와 같은 선형 합치기로 바꾸었고, 매크로 제거 변형은 크로스어텐션 없이 종목 표현을 출력층으로 보내며, 정적 문맥 제거 변형은 문맥 벡터를 0으로 두어 변수선택의 조건화와 결합 뒤 더하기를 함께 껐다. 초매개변수는 &lt;Table 2&gt; 그대로이며, 보고 지표는 실험 전에 시험구간 핀볼 손실, 최상위 변동성 분위의 보류율, 보류율 6%에서 맞춘 통제군 대비 비 차이의 셋으로 정하였다. 결과는 &lt;Table 7&gt;과 같다.</w:t>
       </w:r>
     </w:p>
     <w:p>
@@ -9275,7 +9275,27 @@
           <w:w w:val="100"/>
           <w:sz w:val="18"/>
         </w:rPr>
-        <w:t xml:space="preserve"> = 0.81, 0.21, 0.33이고, 짝지은 비교에서 제안 모형이 낮은 시드는 다섯 가운데 셋, 둘, 하나였다. 보류율 6%의 통제군 비교는 열다섯 실행 가운데 열넷에서 95% 신뢰구간이 0을 포함하지 않았다. 따라서 개선은 어느 한 구성요소에서 오지 않는다. 설명은 둘로 남는다. 세 변형이 공유하는 채널 축약 구조 자체가 원인이거나, 구성요소들이 서로를 대신하는 것이다. 둘 이상을 함께 제거하지 않았으므로 이 둘은 가려지지 않는다. 선형 합치기 변형은 모수가 4분의 1이면서 결과가 같았으므로, 운용에서는 이 변형이 더 가벼운 대안이다.</w:t>
+        <w:t xml:space="preserve"> = 0.81, 0.21, 0.33이고, 짝지은 비교에서 제안 모형이 낮은 시드는 다섯 가운데 셋, 둘, 하나였다. 보류 쪽도 같았다. 최상위 변동성 분위의 보류율은 세 변형에서 19.90~20.51%로 제안 모형의 20.07%와 다르지 않았고, 보류율 6%의 통제군 비교는 열다섯 실행 가운데 열넷에서 95% 신뢰구간이 0을 포함하지 않았다. 따라서 판단 보류는 세 구성요소 가운데 어느 것에도 의존하지 않으며, 본 논문의 결론은 이들 설계 선택에 묶이지 않는다.</w:t>
+      </w:r>
+    </w:p>
+    <w:p>
+      <w:pPr>
+        <w:autoSpaceDE w:val="0"/>
+        <w:autoSpaceDN w:val="0"/>
+        <w:spacing w:after="80" w:before="0" w:line="280" w:lineRule="exact"/>
+        <w:ind w:firstLine="180"/>
+        <w:jc w:val="both"/>
+      </w:pPr>
+      <w:r>
+        <w:rPr>
+          <w:rFonts w:ascii="Times New Roman" w:hAnsi="Times New Roman" w:eastAsia="AppleMyungjo"/>
+          <w:b w:val="0"/>
+          <w:i w:val="0"/>
+          <w:spacing w:val="-5"/>
+          <w:w w:val="100"/>
+          <w:sz w:val="18"/>
+        </w:rPr>
+        <w:t>반면 개선의 출처는 가려지지 않았다. 세 변형이 공유하는 채널 축약 구조 자체가 원인이거나, 구성요소들이 서로를 대신하는 것이다. 둘 이상을 함께 제거하지 않았으므로 이 둘은 구별할 수 없다. 선형 합치기 변형은 모수가 4분의 1이면서 결과가 같았으므로, 운용에서는 이 변형이 더 가벼운 대안이다.</w:t>
       </w:r>
     </w:p>
     <w:p>

--- a/docs/PAPER_TKIPS_review.docx
+++ b/docs/PAPER_TKIPS_review.docx
@@ -4312,7 +4312,7 @@
           <w:w w:val="100"/>
           <w:sz w:val="18"/>
         </w:rPr>
-        <w:t>판단 보류는 모형이 출력하는 예측 구간에 의존하므로, 이를 생성하는 분포의 타당성을 먼저 확인한다. 세 트랜스포머 모형은 자료, 분할, 학습 절차, 조기종료 규칙을 공유하며 기준선도 0.012175로 동일하다. 단, PatchTST 계열 대조군은 원 구조에 해당 개념이 없어 매크로와 정적 변수를 입력받지 못하며, 초매개변수는 제안 모형에 맞춘 값을 그대로 적용하여 대조군의 최적값은 아니다.</w:t>
+        <w:t>판단 보류는 모형이 출력하는 예측 구간에 의존하므로, 먼저 이를 생성하는 분포의 타당성을 검증한다. 비교 대상인 세 트랜스포머 모형은 동일한 자료, 분할, 학습 절차, 조기종료 규칙을 공유하며, 무조건부 분위수 기준선 손실도 0.012175로 동일하다. 다만 PatchTST 계열 대조군은 구조적 한계로 매크로 및 정적 변수를 입력받지 못하며, 초매개변수는 제안 모형의 설정값을 동일 적용하여 대조군의 최적값은 아니다.</w:t>
       </w:r>
     </w:p>
     <w:p>
@@ -4332,7 +4332,7 @@
           <w:w w:val="100"/>
           <w:sz w:val="18"/>
         </w:rPr>
-        <w:t>세 트랜스포머 모형은 동일한 혼합정밀도 설정으로 캐글 GPU에서 학습하고 한 장비에서 평가하였으며, 분위 GBDT는 적합에 난수 요소가 없어 한 번만 학습했다. 단일 값 예측을 수행하는 원본 PatchTST는 표에서 제외했다. 세 분위의 예측값을 같은 값으로 채점하면 기준선보다 47.79% 나쁜 성능을 보이는데, 이는 구조 비교가 아닌 손실함수 차이에서 기인한다.</w:t>
+        <w:t>세 트랜스포머 모형은 동일한 혼합정밀도 설정으로 캐글 GPU 환경에서 학습하고 단일 장비에서 평가했다. 분위 GBDT는 적합 과정에 난수 요소가 없어 1회만 학습했다. 단일 값 예측을 수행하는 원본 PatchTST는 비교 표에서 제외했다. 단일 예측값을 세 분위로 동일하게 복제하여 평가할 경우 기준선 대비 47.79% 열위한 성능을 보이는데, 이는 구조적 성능 차이가 아닌 손실함수 정의의 불일치에서 기인한다.</w:t>
       </w:r>
     </w:p>
     <w:p>
@@ -5522,7 +5522,7 @@
           <w:w w:val="100"/>
           <w:sz w:val="18"/>
         </w:rPr>
-        <w:t xml:space="preserve">제안 모형은 두 구간 모두에서 TFT 원본보다 손실이 낮았고, 시드를 짝지은 비교에서도 구간마다 다섯 시드 전부가 일관된 방향성을 보였다(구간별 부호검정 </w:t>
+        <w:t xml:space="preserve">제안 모형은 검증 및 시험 구간 모두에서 TFT 원본보다 낮은 손실을 기록했다. 시드를 짝지은 비교에서도 모든 구간에서 다섯 시드 전체가 일관된 방향성을 보였다. 구간별 부호검정 </w:t>
       </w:r>
       <w:r>
         <w:rPr>
@@ -5544,7 +5544,47 @@
           <w:w w:val="100"/>
           <w:sz w:val="18"/>
         </w:rPr>
-        <w:t xml:space="preserve"> = 0.031 단측). 두 구간은 동일 체크포인트에서 파생되어 독립 시행으로 합산하지 않는다. 검증구간의 격차는 핀볼 손실 기준 0.000046으로 기준선 대비 개선폭이 16%에 그쳐 대등하거나 근소하게 우수한 수준이다. 반면 조기종료와 최적 회차 선택에 영향을 받지 않는 시험구간에서는 격차가 0.000499로 벌어지며 다섯 시드의 범위가 겹치지 않는다(0.017739~0.017895 대 0.018205~0.018407). 평균 차이에 대한 Welch 검정 결과 검증구간 </w:t>
+        <w:t xml:space="preserve"> 값은 0.031 단측이다. 두 구간은 동일한 체크포인트에서 파생되었으므로 독립 시행으로 합산하지 않는다.</w:t>
+      </w:r>
+    </w:p>
+    <w:p>
+      <w:pPr>
+        <w:autoSpaceDE w:val="0"/>
+        <w:autoSpaceDN w:val="0"/>
+        <w:spacing w:after="80" w:before="0" w:line="280" w:lineRule="exact"/>
+        <w:ind w:firstLine="180"/>
+        <w:jc w:val="both"/>
+      </w:pPr>
+      <w:r>
+        <w:rPr>
+          <w:rFonts w:ascii="Times New Roman" w:hAnsi="Times New Roman" w:eastAsia="AppleMyungjo"/>
+          <w:b w:val="0"/>
+          <w:i w:val="0"/>
+          <w:spacing w:val="-5"/>
+          <w:w w:val="100"/>
+          <w:sz w:val="18"/>
+        </w:rPr>
+        <w:t>검증구간에서 두 모형 간 격차는 핀볼 손실 기준 0.000046으로, 기준선 대비 개선폭이 16% 수준에 그쳐 근소하게 우수한 정도이다. 반면 조기종료 및 최적 회차 선택의 영향이 배제된 시험구간에서는 격차가 0.000499로 벌어지며 다섯 시드의 손실 범위가 겹치지 않았다. 제안 모형의 범위는 0.017739부터 0.017895, TFT 원본은 0.018205부터 0.018407이다.</w:t>
+      </w:r>
+    </w:p>
+    <w:p>
+      <w:pPr>
+        <w:autoSpaceDE w:val="0"/>
+        <w:autoSpaceDN w:val="0"/>
+        <w:spacing w:after="80" w:before="0" w:line="280" w:lineRule="exact"/>
+        <w:ind w:firstLine="180"/>
+        <w:jc w:val="both"/>
+      </w:pPr>
+      <w:r>
+        <w:rPr>
+          <w:rFonts w:ascii="Times New Roman" w:hAnsi="Times New Roman" w:eastAsia="AppleMyungjo"/>
+          <w:b w:val="0"/>
+          <w:i w:val="0"/>
+          <w:spacing w:val="-5"/>
+          <w:w w:val="100"/>
+          <w:sz w:val="18"/>
+        </w:rPr>
+        <w:t xml:space="preserve">평균 차이에 대한 Welch 검정 결과 검증구간 </w:t>
       </w:r>
       <w:r>
         <w:rPr>
@@ -5566,7 +5606,7 @@
           <w:w w:val="100"/>
           <w:sz w:val="18"/>
         </w:rPr>
-        <w:t xml:space="preserve"> = 4.47(</w:t>
+        <w:t xml:space="preserve"> 값은 4.47, </w:t>
       </w:r>
       <w:r>
         <w:rPr>
@@ -5588,7 +5628,7 @@
           <w:w w:val="100"/>
           <w:sz w:val="18"/>
         </w:rPr>
-        <w:t xml:space="preserve"> = 0.004), 시험구간 </w:t>
+        <w:t xml:space="preserve"> 값은 0.004이며, 시험구간 </w:t>
       </w:r>
       <w:r>
         <w:rPr>
@@ -5610,7 +5650,7 @@
           <w:w w:val="100"/>
           <w:sz w:val="18"/>
         </w:rPr>
-        <w:t xml:space="preserve"> = 10.33(</w:t>
+        <w:t xml:space="preserve"> 값은 10.33, </w:t>
       </w:r>
       <w:r>
         <w:rPr>
@@ -5632,7 +5672,7 @@
           <w:w w:val="100"/>
           <w:sz w:val="18"/>
         </w:rPr>
-        <w:t xml:space="preserve"> &lt; 0.001)이다. 동일 표본의 날짜별 손실 계열에 Diebold-Mariano 검정[21](Newey-West 4시차[22], Harvey-Leybourne-Newbold 소표본 보정[23])을 적용하면, 550거래일의 시험구간에서는 다섯 시드 모두 유의하나(</w:t>
+        <w:t xml:space="preserve"> 값은 0.001 미만이다. 동일 표본의 날짜별 손실 계열에 Newey-West 4시차[22] 및 Harvey-Leybourne-Newbold 소표본 보정[23]을 적용한 Diebold-Mariano 검정[21]을 실시한 결과, 550거래일의 시험구간에서는 다섯 시드 모두 </w:t>
       </w:r>
       <w:r>
         <w:rPr>
@@ -5654,7 +5694,7 @@
           <w:w w:val="100"/>
           <w:sz w:val="18"/>
         </w:rPr>
-        <w:t xml:space="preserve"> ≤ 0.022) 122거래일의 검증구간에서는 다섯 시드 모두 유의하지 않다(</w:t>
+        <w:t xml:space="preserve"> 값 0.022 이하로 유의했다. 반면 122거래일의 검증구간에서는 다섯 시드 모두 </w:t>
       </w:r>
       <w:r>
         <w:rPr>
@@ -5676,7 +5716,7 @@
           <w:w w:val="100"/>
           <w:sz w:val="18"/>
         </w:rPr>
-        <w:t xml:space="preserve"> = 0.16~0.56). 날짜를 표본으로 보는 검정이므로 짧은 구간에서는 검정력이 약하기 때문이다. 분위수 출력층만 부착한 PatchTST는 검증구간 +0.07%, 시험구간 +0.36%로 상수 예측을 간신히 상회했으며, 다섯 시드 가운데 네 시드가 1회차에서 최적값에 도달했다. 시험구간에서 격차가 벌어지는 주된 이유는 학습 곡선의 차이에 있으며, TFT 원본은 다섯 시드 모두 1~2회차에서 최적값에 도달한 뒤 과적합으로 돌아선 반면 제안 모형의 최적 회차는 2~10회차에 분포했다. 세 모형을 모두 단정밀도로 맞추어 한 번씩 학습하면 격차는 줄어들지만 성능 순서는 유지된다. 중앙값만을 이용해 평균절대오차로 평가할 경우 제안 모형은 0.053439 ± 0.000142로 상수 기준선(0.053447)과 유사하고 TFT 원본은 0.053707로 오히려 나쁘므로, 핀볼 손실의 개선은 중앙값의 점 정확도가 아닌 예측 구간에서 비롯된다.</w:t>
+        <w:t xml:space="preserve"> 값이 0.16에서 0.56으로 유의하지 않았다. 이는 날짜 단위 표본 검정의 특성상 단기 구간에서 검정력이 저하되기 때문이다.</w:t>
       </w:r>
     </w:p>
     <w:p>
@@ -5696,7 +5736,47 @@
           <w:w w:val="100"/>
           <w:sz w:val="18"/>
         </w:rPr>
-        <w:t>트리 계열 기준모형으로는 분위 손실을 사용하는 히스토그램 그래디언트 부스팅(LightGBM[24]의 방식을 따른 scikit-learn[25] 구현)을 동일한 분할 및 윈도우 표본에서 평가했다. 입력은 동적 30채널(당일 값 및 1·5·20일 시차), 매크로 13채널, 정적 범주형 3종을 합친 136개이며, 분위마다 모형을 두어 검증구간 손실을 기준으로 트리 수를 결정했다(75·25·275개). 검증구간 손실은 제안 모형과 유사했고(0.011890 대 0.011889), 시험구간 손실은 TFT 원본보다는 작고 제안 모형보다는 컸으며, 제안 모형의 다섯 시드는 모두 이 값보다 낮았다(최대 0.017895 대 0.018107).</w:t>
+        <w:t>분위수 출력층만 추가한 PatchTST는 검증구간에서 +0.07%, 시험구간에서 +0.36% 개선되어 상수 예측을 미미하게 상회했으며, 다섯 시드 중 네 시드가 1회차에서 최적값에 도달했다. 시험구간에서 성능 격차가 벌어진 주된 원인은 학습 곡선의 차이에 있다. TFT 원본은 다섯 시드 모두 1회차 또는 2회차에서 최적값에 도달한 뒤 과적합을 보인 반면, 제안 모형의 최적 회차는 2회차에서 10회차 사이에 분포했다. 세 모형을 단정밀도로 맞추어 1회씩 학습하더라도 성능 순서는 유지된다.</w:t>
+      </w:r>
+    </w:p>
+    <w:p>
+      <w:pPr>
+        <w:autoSpaceDE w:val="0"/>
+        <w:autoSpaceDN w:val="0"/>
+        <w:spacing w:after="80" w:before="0" w:line="280" w:lineRule="exact"/>
+        <w:ind w:firstLine="180"/>
+        <w:jc w:val="both"/>
+      </w:pPr>
+      <w:r>
+        <w:rPr>
+          <w:rFonts w:ascii="Times New Roman" w:hAnsi="Times New Roman" w:eastAsia="AppleMyungjo"/>
+          <w:b w:val="0"/>
+          <w:i w:val="0"/>
+          <w:spacing w:val="-5"/>
+          <w:w w:val="100"/>
+          <w:sz w:val="18"/>
+        </w:rPr>
+        <w:t>중앙값 예측만을 이용해 평균절대오차로 평가할 경우 제안 모형은 0.053439 ± 0.000142로 상수 기준선인 0.053447과 대등하며, TFT 원본은 0.053707로 기준선보다 오히려 나쁘다. 따라서 핀볼 손실의 성능 개선은 단일 값 예측의 정확도가 아닌 예측 구간에서 비롯된다.</w:t>
+      </w:r>
+    </w:p>
+    <w:p>
+      <w:pPr>
+        <w:autoSpaceDE w:val="0"/>
+        <w:autoSpaceDN w:val="0"/>
+        <w:spacing w:after="80" w:before="0" w:line="280" w:lineRule="exact"/>
+        <w:ind w:firstLine="180"/>
+        <w:jc w:val="both"/>
+      </w:pPr>
+      <w:r>
+        <w:rPr>
+          <w:rFonts w:ascii="Times New Roman" w:hAnsi="Times New Roman" w:eastAsia="AppleMyungjo"/>
+          <w:b w:val="0"/>
+          <w:i w:val="0"/>
+          <w:spacing w:val="-5"/>
+          <w:w w:val="100"/>
+          <w:sz w:val="18"/>
+        </w:rPr>
+        <w:t>트리 계열 기준모형으로는 분위 손실을 사용하는 히스토그램 그래디언트 부스팅(LightGBM[24]의 방식을 따른 scikit-learn[25] 구현)을 동일한 분할 및 윈도우 표본에서 평가했다. 입력 변수는 동적 30채널의 당일 값과 1·5·20일 시차, 매크로 13채널, 정적 범주형 3종을 포함해 총 136개이다. 분위별로 독립 모형을 구축하고 검증구간 손실을 기준으로 트리 수를 75개, 25개, 275개로 결정했다. 검증구간 손실은 0.011890으로 제안 모형의 0.011889와 유사했다. 시험구간 손실은 0.018107로 TFT 원본보다는 우수하지만 제안 모형에는 미치지 못했으며, 제안 모형의 다섯 시드는 최댓값 0.017895를 포함해 모두 이보다 우수한 성능을 나타냈다.</w:t>
       </w:r>
     </w:p>
     <w:p>

--- a/docs/PAPER_TKIPS_review.docx
+++ b/docs/PAPER_TKIPS_review.docx
@@ -8143,7 +8143,27 @@
           <w:w w:val="100"/>
           <w:sz w:val="18"/>
         </w:rPr>
-        <w:t>분위수 출력층만 단 PatchTST와 제안 모형 사이에는 변수선택망, 정적 문맥, 매크로 크로스어텐션이 한꺼번에 더해져 있다. 이 절은 두 가지를 확인한다. 첫째, 판단 보류가 특정 부품에 의존하는지 확인한다. 셋을 하나씩 제거해도 보류의 성질이 유지된다면, 이 논문의 결론은 특정 구조 선택에 묶이지 않는다. 둘째, 5.1절의 개선이 어느 요소에서 오는지 확인한다. 셋이 동시에 더해져 있으므로 그대로는 귀속할 수 없다. 세 변형은 같은 설정과 시드로 학습하였다. 변수선택망은 매크로 경로와 같은 선형 합치기로 바꾸었고, 매크로 제거 변형은 크로스어텐션 없이 종목 표현을 출력층으로 보내며, 정적 문맥 제거 변형은 문맥 벡터를 0으로 두어 변수선택의 조건화와 결합 뒤 더하기를 함께 껐다. 초매개변수는 &lt;Table 2&gt; 그대로이며, 보고 지표는 실험 전에 시험구간 핀볼 손실, 최상위 변동성 분위의 보류율, 보류율 6%에서 맞춘 통제군 대비 비 차이의 셋으로 정하였다. 결과는 &lt;Table 7&gt;과 같다.</w:t>
+        <w:t>분위수 출력층만 결합한 PatchTST와 제안 모형 사이에는 변수선택망, 정적 문맥, 매크로 크로스어텐션이 동시에 추가되어 있다. 본 절에서는 두 가지 사항을 검증한다. 첫째, 판단 보류 특성이 특정 구성요소에 종속되는지 확인한다. 각 요소를 개별적으로 제거하더라도 보류 성질이 유지된다면 본 연구의 결론은 특정 구조적 선택에 국한되지 않는다. 둘째, 5.1절에서 확인된 성능 개선이 어떤 요소에서 기인하는지 규명한다. 세 요소가 동시에 도입되어 직접적인 기여도 산출이 불가능하므로, 동일한 설정과 시드를 적용하여 세 가지 변형 모형을 학습했다.</w:t>
+      </w:r>
+    </w:p>
+    <w:p>
+      <w:pPr>
+        <w:autoSpaceDE w:val="0"/>
+        <w:autoSpaceDN w:val="0"/>
+        <w:spacing w:after="80" w:before="0" w:line="280" w:lineRule="exact"/>
+        <w:ind w:firstLine="180"/>
+        <w:jc w:val="both"/>
+      </w:pPr>
+      <w:r>
+        <w:rPr>
+          <w:rFonts w:ascii="Times New Roman" w:hAnsi="Times New Roman" w:eastAsia="AppleMyungjo"/>
+          <w:b w:val="0"/>
+          <w:i w:val="0"/>
+          <w:spacing w:val="-5"/>
+          <w:w w:val="100"/>
+          <w:sz w:val="18"/>
+        </w:rPr>
+        <w:t>변수선택망 제거 변형은 해당 부품을 매크로 경로와 동일한 선형 합치기로 대체했고, 매크로 제거 변형은 크로스어텐션 없이 종목 표현을 곧바로 출력층으로 전달했다. 정적 문맥 제거 변형은 문맥 벡터를 영벡터로 설정하여 변수선택의 조건화와 결합 후 덧셈 연산을 동시에 비활성화했다. 초매개변수는 &lt;Table 2&gt;의 설정과 동일하며, 사전에 정의한 평가지표는 시험구간 핀볼 손실, 최상위 변동성 분위의 보류율, 보류율 6% 조건에서 통제군 대비 비 차이의 세 가지이다. 실험 결과는 &lt;Table 7&gt;에 정리되어 있다.</w:t>
       </w:r>
     </w:p>
     <w:p>
@@ -9355,7 +9375,7 @@
           <w:w w:val="100"/>
           <w:sz w:val="18"/>
         </w:rPr>
-        <w:t xml:space="preserve"> = 0.81, 0.21, 0.33이고, 짝지은 비교에서 제안 모형이 낮은 시드는 다섯 가운데 셋, 둘, 하나였다. 보류 쪽도 같았다. 최상위 변동성 분위의 보류율은 세 변형에서 19.90~20.51%로 제안 모형의 20.07%와 다르지 않았고, 보류율 6%의 통제군 비교는 열다섯 실행 가운데 열넷에서 95% 신뢰구간이 0을 포함하지 않았다. 따라서 판단 보류는 세 구성요소 가운데 어느 것에도 의존하지 않으며, 본 논문의 결론은 이들 설계 선택에 묶이지 않는다.</w:t>
+        <w:t xml:space="preserve"> = 0.81, 0.21, 0.33이고, 짝지은 비교에서 제안 모형이 낮은 시드는 다섯 가운데 셋, 둘, 하나였다. 보류 쪽도 같았다. 최상위 변동성 분위의 보류율은 세 변형에서 19.90~20.51%로 제안 모형의 20.07%와 다르지 않았다. 보류율 6% 조건의 통제군 비교에서는 총 15회 실행 중 14회에서 95% 신뢰구간이 0을 포함하지 않았다. 따라서 판단 보류 메커니즘은 특정 구성요소에 의존하지 않으며, 본 연구의 결론은 이러한 설계 선택에 국한되지 않는다.</w:t>
       </w:r>
     </w:p>
     <w:p>
@@ -9375,7 +9395,7 @@
           <w:w w:val="100"/>
           <w:sz w:val="18"/>
         </w:rPr>
-        <w:t>반면 개선의 출처는 가려지지 않았다. 세 변형이 공유하는 채널 축약 구조 자체가 원인이거나, 구성요소들이 서로를 대신하는 것이다. 둘 이상을 함께 제거하지 않았으므로 이 둘은 구별할 수 없다. 선형 합치기 변형은 모수가 4분의 1이면서 결과가 같았으므로, 운용에서는 이 변형이 더 가벼운 대안이다.</w:t>
+        <w:t>반면 성능 개선의 정확한 출처는 본 실험만으로 명확히 규명되지 않았다. 세 변형 모형이 공유하는 채널 축약 구조 자체가 성능 향상의 원인이거나, 개별 구성요소들이 상호 대체 작용을 수행한 결과일 수 있다. 둘 이상의 요소를 동시 제거하는 추가 실험을 수행하지 않아 두 가능성을 완벽히 구분하기는 어렵다. 다만 변수선택망을 선형 합치기로 대체한 변형 모형은 모수가 4분의 1 수준임에도 동일한 성능을 기록했으므로, 실제 운용 관점에서 더 가벼운 대안이 될 수 있다.</w:t>
       </w:r>
     </w:p>
     <w:p>

--- a/docs/PAPER_TKIPS_review.docx
+++ b/docs/PAPER_TKIPS_review.docx
@@ -1720,7 +1720,7 @@
           <w:w w:val="100"/>
           <w:sz w:val="18"/>
         </w:rPr>
-        <w:t>구간 단위로 토큰을 만들면 채널마다 24개의 토큰이 생긴다. 이 채널 축을 하나로 줄여야 인코더를 한 번만 실행할 수 있다. 매크로 경로에는 채널을 선형 변환으로 합쳤고, 종목 채널에는 채널별 가중치를 학습하는 변수선택망을 두었다. 가중치가 정적 문맥에 따라 달라져 섹터와 시가총액 구간별로 다른 비중을 줄 수 있기 때문이다(식 2, 3).</w:t>
+        <w:t>구간 단위로 토큰을 만들면 채널마다 24개의 토큰이 생긴다. 이 채널 축을 하나로 줄여야 인코더를 한 번만 실행할 수 있다. 매크로 경로에는 채널을 선형결합으로 축약했고, 종목 채널에는 채널별 가중치를 학습하는 변수선택망을 두었다. 가중치가 정적 문맥에 따라 달라져 섹터와 시가총액 구간별로 다른 비중을 줄 수 있기 때문이다(식 2, 3).</w:t>
       </w:r>
     </w:p>
     <w:p>
@@ -2283,7 +2283,7 @@
           <w:w w:val="100"/>
           <w:sz w:val="18"/>
         </w:rPr>
-        <w:t>변수선택망을 인코더 뒤에 두면 인코더가 채널 수만큼 반복되지만, 앞에 두면 채널이 먼저 하나로 합쳐져 한 번만 실행된다. 다만 종목 채널까지 선형 합치기로 바꾼 변형도 정확도와 보류 행태가 같았다(5.4절). 연산을 줄이는 것은 인코더 앞의 채널 축약 자체이며, 학습된 가중치가 정확도를 더하지는 않았다.</w:t>
+        <w:t>변수선택망을 인코더 뒤에 두면 인코더가 채널 수만큼 반복되지만, 앞에 두면 채널이 먼저 하나로 합쳐져 한 번만 실행된다. 다만 종목 채널까지 선형결합으로 바꾼 변형도 정확도와 보류 행태가 같았다(5.4절). 연산을 줄이는 것은 인코더 앞의 채널 축약 자체이며, 학습된 가중치가 정확도를 더하지는 않았다.</w:t>
       </w:r>
     </w:p>
     <w:p>
@@ -8163,7 +8163,7 @@
           <w:w w:val="100"/>
           <w:sz w:val="18"/>
         </w:rPr>
-        <w:t>변수선택망 제거 변형은 해당 부품을 매크로 경로와 동일한 선형 합치기로 대체했고, 매크로 제거 변형은 크로스어텐션 없이 종목 표현을 곧바로 출력층으로 전달했다. 정적 문맥 제거 변형은 문맥 벡터를 영벡터로 설정하여 변수선택의 조건화와 결합 후 덧셈 연산을 동시에 비활성화했다. 초매개변수는 &lt;Table 2&gt;의 설정과 동일하며, 사전에 정의한 평가지표는 시험구간 핀볼 손실, 최상위 변동성 분위의 보류율, 보류율 6% 조건에서 통제군 대비 비 차이의 세 가지이다. 실험 결과는 &lt;Table 7&gt;에 정리되어 있다.</w:t>
+        <w:t>변수선택망 제거 변형은 해당 부품을 매크로 경로와 동일한 선형결합으로 대체했고, 매크로 제거 변형은 크로스어텐션 없이 종목 표현을 곧바로 출력층으로 전달했다. 정적 문맥 제거 변형은 문맥 벡터를 영벡터로 설정하여 변수선택의 조건화와 결합 후 덧셈 연산을 동시에 비활성화했다. 초매개변수는 &lt;Table 2&gt;의 설정과 동일하며, 사전에 정의한 평가지표는 시험구간 핀볼 손실, 최상위 변동성 분위의 보류율, 보류율 6% 조건에서 통제군 대비 비 차이의 세 가지이다. 실험 결과는 &lt;Table 7&gt;에 정리되어 있다.</w:t>
       </w:r>
     </w:p>
     <w:p>
@@ -8691,7 +8691,7 @@
                 <w:w w:val="95"/>
                 <w:sz w:val="16"/>
               </w:rPr>
-              <w:t>Variable selection to linear merge</w:t>
+              <w:t>Variable selection to linear combination</w:t>
             </w:r>
           </w:p>
         </w:tc>
@@ -9395,7 +9395,7 @@
           <w:w w:val="100"/>
           <w:sz w:val="18"/>
         </w:rPr>
-        <w:t>반면 성능 개선의 정확한 출처는 본 실험만으로 명확히 규명되지 않았다. 세 변형 모형이 공유하는 채널 축약 구조 자체가 성능 향상의 원인이거나, 개별 구성요소들이 상호 대체 작용을 수행한 결과일 수 있다. 둘 이상의 요소를 동시 제거하는 추가 실험을 수행하지 않아 두 가능성을 완벽히 구분하기는 어렵다. 다만 변수선택망을 선형 합치기로 대체한 변형 모형은 모수가 4분의 1 수준임에도 동일한 성능을 기록했으므로, 실제 운용 관점에서 더 가벼운 대안이 될 수 있다.</w:t>
+        <w:t>반면 성능 개선의 정확한 출처는 본 실험만으로 명확히 규명되지 않았다. 세 변형 모형이 공유하는 채널 축약 구조 자체가 성능 향상의 원인이거나, 개별 구성요소들이 상호 대체 작용을 수행한 결과일 수 있다. 둘 이상의 요소를 동시 제거하는 추가 실험을 수행하지 않아 두 가능성을 완벽히 구분하기는 어렵다. 다만 변수선택망을 선형결합으로 대체한 변형 모형은 모수가 4분의 1 수준임에도 동일한 성능을 기록했으므로, 실제 운용 관점에서 더 가벼운 대안이 될 수 있다.</w:t>
       </w:r>
     </w:p>
     <w:p>

--- a/docs/PAPER_TKIPS_review.docx
+++ b/docs/PAPER_TKIPS_review.docx
@@ -202,7 +202,7 @@
           <w:w w:val="100"/>
           <w:sz w:val="18"/>
         </w:rPr>
-        <w:t>주가 예측 모형은 과거 가격과 거래 자료에서 규칙을 학습하여 미래 수익률을 추정한다. 그러나 주식 시장은 시기에 따라 동학이 변화하므로, 특정 시기에 유효했던 규칙이 다음 시기에는 적용되지 않을 수 있다. 따라서 어떠한 예측 모형도 모든 시점에서 일정한 정확도를 유지하기는 어렵다.</w:t>
+        <w:t>주가 예측 모형은 과거 가격과 거래 자료에서 규칙을 학습하여 미래 수익률을 추정한다. 그러나 주식 시장의 동학은 시시각각 변화하므로 특정 시기에 유효했던 규칙이 다음 시기에는 적용되지 않을 수 있다. 따라서 어떠한 예측 모형도 모든 시점에서 일정한 정확도를 유지하기는 어렵다.</w:t>
       </w:r>
     </w:p>
     <w:p>
@@ -222,7 +222,7 @@
           <w:w w:val="100"/>
           <w:sz w:val="18"/>
         </w:rPr>
-        <w:t>문제는 모형이 스스로의 오시점을 사용자에게 전달하지 못한다는 점이다. 대부분의 예측 모형은 미래 값을 수치 하나로 출력한다. 이러한 방식을 단일 값 예측(point forecast)이라 한다. 단일 값 예측은 값 하나만 제시하므로, 사용자는 해당 예측이 모형이 잘 맞히는 시점에서 산출된 것인지 판단할 수 없다. 금융 투자에서는 오예측에 따른 손실 위험이 크므로 이러한 결함은 단순한 정확도 저하보다 심각한 문제가 된다.</w:t>
+        <w:t>문제는 모형이 스스로의 오예측 가능성을 사용자에게 전달하지 못한다는 점이다. 대부분의 예측 모형은 미래 값을 단일 수치로 출력한다. 이러한 방식을 단일 값 예측(point forecast)이라 한다. 단일 값 예측은 하나의 값만 제시하므로 사용자는 해당 예측이 모형의 신뢰도가 높은 시점에서 산출된 것인지 판단할 수 없다. 금융 투자에서는 오예측에 따른 손실 위험이 크므로 이러한 결함은 단순한 정확도 저하보다 심각한 문제가 된다.</w:t>
       </w:r>
     </w:p>
     <w:p>
@@ -242,7 +242,7 @@
           <w:w w:val="100"/>
           <w:sz w:val="18"/>
         </w:rPr>
-        <w:t>따라서 예측 모형은 확신할 수 없는 시점을 스스로 가려내어 예측을 출력하지 않는 메커니즘을 갖추어야 한다. 이처럼 모형이 일부 시점에 대해 답을 내지 않는 것을 판단 보류(abstention)라 한다. 본 연구는 주가 예측에서 판단 보류를 수행하는 모형을 다룬다.</w:t>
+        <w:t>따라서 예측 모형은 확신할 수 없는 시점을 스스로 가려내어 예측을 출력하지 않는 메커니즘을 갖추어야 한다. 이처럼 모형이 일부 시점에 대해 예측을 제시하지 않는 것을 판단 보류(abstention)라 한다. 본 연구는 주가 예측에서 판단 보류를 수행하는 모형을 다룬다.</w:t>
       </w:r>
     </w:p>
     <w:p>
@@ -262,7 +262,7 @@
           <w:w w:val="100"/>
           <w:sz w:val="18"/>
         </w:rPr>
-        <w:t>판단 보류를 실행하려면 모형이 자신의 불확실성을 수치화하여 출력해야 한다. 본 연구는 해당 수치를 예측 분포에서 도출한다. 단일 값 대신 여러 분위수(quantile)를 동시 출력하도록 구성하면 된다. 분위수는 실제 값이 그보다 작을 확률이 정해진 수준이 되는 값이다. 예를 들어 하위 10% 분위수와 상위 10% 분위수를 함께 출력하면 두 값 사이의 구간이 미래 수익률의 예상 범위가 된다. 이 구간이 넓다는 것은 모형이 해당 시점의 결과를 구체적으로 특정하지 못함을 의미한다. 본 연구는 예측 구간이 평소보다 넓은 시점에서 판단을 보류한다.</w:t>
+        <w:t>판단 보류를 실행하려면 모형이 스스로의 불확실성을 수치화하여 출력해야 한다. 본 연구는 해당 수치를 예측 분포에서 도출한다. 단일 값 대신 여러 분위수(quantile)를 동시에 출력하도록 모형을 구성하는 방식이다. 분위수는 실제 값이 해당 수치보다 작을 확률이 정해진 수준이 되는 값이다. 예를 들어 하위 10% 분위수와 상위 10% 분위수를 함께 출력하면 두 값 사이의 구간이 미래 수익률의 예상 범위가 된다. 이 구간이 넓다는 것은 모형이 해당 시점의 결과를 구체적으로 특정하지 못함을 의미한다. 본 연구는 예측 구간이 평소보다 넓은 시점에서 판단을 보류한다.</w:t>
       </w:r>
     </w:p>
     <w:p>
@@ -282,7 +282,7 @@
           <w:w w:val="100"/>
           <w:sz w:val="18"/>
         </w:rPr>
-        <w:t>기존 연구에서는 두 기능이 함께 구현되지 않았다. 예측 분포를 산출하는 대표적 모형인 Temporal Fusion Transformer(TFT)는 여러 분위수를 동시 출력하지만, 입력 기간의 모든 시점을 비교하는 연산 구조로 인해 학습 시간과 메모리 소모가 크다. 반대로 연산량을 줄인 최신 시계열 예측 모형들은 단일 예측값만 출력하여 판단 보류의 근거가 되는 구간 정보를 제공하지 못한다.</w:t>
+        <w:t>기존 연구에서는 두 기능이 함께 구현되지 않았다. 예측 분포를 산출하는 대표적 모형인 Temporal Fusion Transformer, 즉 TFT는 여러 분위수를 동시 출력하지만 입력 기간의 모든 시점을 비교하는 연산 구조로 인해 학습 시간과 메모리 소모가 크다. 반대로 연산량을 줄인 최신 시계열 예측 모형들은 단일 예측값만 출력하여 판단 보류의 근거가 되는 구간 정보를 제공하지 못한다.</w:t>
       </w:r>
     </w:p>
     <w:p>
@@ -302,7 +302,67 @@
           <w:w w:val="100"/>
           <w:sz w:val="18"/>
         </w:rPr>
-        <w:t>본 연구는 연산량이 적은 예측 모형이 여러 분위수를 동시 출력하도록 구조를 개선하고, 해당 출력에 기반한 판단 보류 규칙을 정의했다. 코스피200 구성종목 201개의 2015년 이후 일별 자료로 이를 평가했다. 본 연구의 기여는 세 가지다. 첫째, 예측 구간 폭을 기준하여 판단을 보류하면 오차가 큰 예측을 효과적으로 걸러낼 수 있다. 보류된 예측의 오차는 실행된 예측의 약 1.5배였다. 이 결과는 동일한 보류 비율 조건에서 최근 변동성 기준 통제군보다 우수했다. 둘째, 이러한 성질은 단순 분위수 출력층 추가만으로는 형성되지 않는다. 분위수 출력만 부착한 모형은 동일한 비교에서 변동성 통제군을 상회하지 못했다. 셋째, 제안 모형의 중앙값 예측은 상수 기준선보다 특별히 정확하지 않았다. 즉 본 연구의 기여는 예측값의 점 정확도 향상이 아니라 예측을 실행하지 말아야 할 시점을 선별하는 데 있다.</w:t>
+        <w:t>본 연구는 연산량이 적은 예측 모형이 여러 분위수를 동시 출력하도록 구조를 개선하고 해당 출력에 기반한 판단 보류 규칙을 정의했다. 코스피200 구성종목 201개의 2015년 이후 일별 자료로 이를 평가했다. 본 연구의 기여는 세 가지다.</w:t>
+      </w:r>
+    </w:p>
+    <w:p>
+      <w:pPr>
+        <w:autoSpaceDE w:val="0"/>
+        <w:autoSpaceDN w:val="0"/>
+        <w:spacing w:after="80" w:before="0" w:line="280" w:lineRule="exact"/>
+        <w:ind w:firstLine="180"/>
+        <w:jc w:val="both"/>
+      </w:pPr>
+      <w:r>
+        <w:rPr>
+          <w:rFonts w:ascii="Times New Roman" w:hAnsi="Times New Roman" w:eastAsia="AppleMyungjo"/>
+          <w:b w:val="0"/>
+          <w:i w:val="0"/>
+          <w:spacing w:val="-5"/>
+          <w:w w:val="100"/>
+          <w:sz w:val="18"/>
+        </w:rPr>
+        <w:t>첫째, 예측 구간 폭을 기준으로 판단을 보류하면 오차가 큰 예측을 효과적으로 걸러낼 수 있다. 보류된 예측의 오차는 실행된 예측의 약 1.5배였다. 이 결과는 동일한 보류 비율 조건에서 최근 변동성 기준 통제군보다 우수했다.</w:t>
+      </w:r>
+    </w:p>
+    <w:p>
+      <w:pPr>
+        <w:autoSpaceDE w:val="0"/>
+        <w:autoSpaceDN w:val="0"/>
+        <w:spacing w:after="80" w:before="0" w:line="280" w:lineRule="exact"/>
+        <w:ind w:firstLine="180"/>
+        <w:jc w:val="both"/>
+      </w:pPr>
+      <w:r>
+        <w:rPr>
+          <w:rFonts w:ascii="Times New Roman" w:hAnsi="Times New Roman" w:eastAsia="AppleMyungjo"/>
+          <w:b w:val="0"/>
+          <w:i w:val="0"/>
+          <w:spacing w:val="-5"/>
+          <w:w w:val="100"/>
+          <w:sz w:val="18"/>
+        </w:rPr>
+        <w:t>둘째, 이러한 성질은 단순 분위수 출력층 추가만으로는 형성되지 않는다. 분위수 출력만 부착한 모형은 동일한 비교에서 변동성 통제군을 상회하지 못했다.</w:t>
+      </w:r>
+    </w:p>
+    <w:p>
+      <w:pPr>
+        <w:autoSpaceDE w:val="0"/>
+        <w:autoSpaceDN w:val="0"/>
+        <w:spacing w:after="80" w:before="0" w:line="280" w:lineRule="exact"/>
+        <w:ind w:firstLine="180"/>
+        <w:jc w:val="both"/>
+      </w:pPr>
+      <w:r>
+        <w:rPr>
+          <w:rFonts w:ascii="Times New Roman" w:hAnsi="Times New Roman" w:eastAsia="AppleMyungjo"/>
+          <w:b w:val="0"/>
+          <w:i w:val="0"/>
+          <w:spacing w:val="-5"/>
+          <w:w w:val="100"/>
+          <w:sz w:val="18"/>
+        </w:rPr>
+        <w:t>셋째, 제안 모형의 중앙값 예측은 상수 기준선보다 특별히 정확하지 않았다. 즉 본 연구의 기여는 단일 값 예측의 정확도 갱신에 있는 것이 아니라 예측을 실행하지 말아야 할 시점을 신뢰성 있게 선별하는 데 있다.</w:t>
       </w:r>
     </w:p>
     <w:p>

--- a/docs/PAPER_TKIPS_review.docx
+++ b/docs/PAPER_TKIPS_review.docx
@@ -440,7 +440,7 @@
           <w:w w:val="100"/>
           <w:sz w:val="18"/>
         </w:rPr>
-        <w:t>금융 시계열에 딥러닝을 적용한 연구는 순환신경망과 합성곱신경망을 중심으로 축적되었다[1]. 장단기기억 신경망으로 미국 주식의 등락 방향을 예측한 연구[16], 여러 기계학습 기법을 자산가격 결정에 적용한 연구[17]가 대표적이다. 국내에서는 해외지수와 투자자별 매매 동향을 입력으로 삼은 등락 예측[2], 가중 손실 함수를 적용한 순환 합성곱 구조[18]가 보고되었다. 이 연구들은 입력 변수와 신경망 구조를 바꾸어 정확도를 높이는 데 집중하였고, 출력은 모두 단일 값 예측이다. 따라서 모형이 어느 시점에서 확신하지 못하는지를 사용자가 알 수 없고, 1장에서 제기한 판단 보류도 정의되지 않는다.</w:t>
+        <w:t>금융 시계열에 딥러닝을 적용한 연구는 주로 순환신경망과 합성곱신경망을 중심으로 축적되어 왔다[1]. 장단기기억신경망을 활용해 미국 주식의 등락 방향을 예측한 연구[16]와 다양한 기계학습 기법을 자산가격 결정에 적용한 연구[17]가 대표적이다. 국내에서도 해외 지수와 투자자별 매매 동향을 입력 변수로 삼은 등락 예측 연구[2]와 가중 손실 함수를 적용한 순환·합성곱 구조 연구[18] 등이 보고되었다. 기존의 연구들은 주로 입력 변수나 신경망 구조의 변형을 통해 예측 정확도를 높이는 데 집중해 왔으나, 이들의 출력은 모두 단일 값 예측에 국한된다. 따라서 사용자는 모형이 특정 시점에서 어느 정도의 확신을 갖는지 파악할 수 없으며, 1장에서 언급한 판단 보류 메커니즘 또한 정의되지 않는다.</w:t>
       </w:r>
     </w:p>
     <w:p>
@@ -479,7 +479,7 @@
           <w:w w:val="100"/>
           <w:sz w:val="18"/>
         </w:rPr>
-        <w:t>값 하나 대신 여러 분위수를 추정하는 방법은 분위회귀[11]에서 시작되었다. Temporal Fusion Transformer(TFT)[8]는 이를 딥러닝에 적용하여, 입력 변수의 중요도를 학습하는 장치와 시점별 어텐션을 결합하고 여러 분위수를 동시에 출력한다. 국내에서도 TFT를 여러 시점 앞 예측에 적용한 연구[9]가 있다. 이 계열은 판단 보류에 필요한 예측 구간을 제공한다. 단점은 연산량이다. TFT는 입력 기간의 모든 시점을 서로 비교하므로 학습 시간과 메모리가 입력 길이에 민감하다. 분위수 예측이 명목 확률을 지키는지는 별도의 문제이며, 사후에 구간을 교정하는 방법이 제안되어 있다[12].</w:t>
+        <w:t>단일 값 대신 여러 분위수를 추정하는 방식은 분위회귀[11]에서 비롯되었다. Temporal Fusion Transformer(이하 TFT)[8]는 이를 딥러닝에 적용하여, 입력 변수의 중요도를 학습하는 구조와 시점별 어텐션을 결합하고 여러 분위수를 동시에 출력한다. 국내에서도 TFT를 다중 시점 예측에 적용한 연구[9]가 존재한다. 이 계열의 모형은 판단 보류에 필요한 예측 구간을 제공한다는 장점이 있으나, 연산량이 큰 것이 한계이다. TFT는 입력 기간의 모든 시점을 상호 비교하므로 학습 시간과 메모리 소모가 입력 길이에 크게 민감하다. 한편, 예측된 분위수가 명목 확률을 엄격히 만족하는지는 별개의 문제이며, 이를 사후에 교정하는 방법론이 제안되어 있다[12].</w:t>
       </w:r>
     </w:p>
     <w:p>
@@ -518,7 +518,7 @@
           <w:w w:val="100"/>
           <w:sz w:val="18"/>
         </w:rPr>
-        <w:t>트랜스포머[3]는 모든 시점 쌍을 비교하므로 연산량이 입력 길이의 제곱에 비례한다. 이를 줄이려고 어텐션 대상을 일부만 고르는 구조[4]와 계열을 추세와 주기로 나누는 구조[5]가 제안되었으나, 단순한 선형 모형이 이들을 앞선다는 보고[6]도 있다. PatchTST[7]는 시계열을 시점이 아니라 일정 길이의 구간 단위로 묶어 하나의 토큰으로 만든다. 비교 대상이 줄어 연산량이 감소하고, 변수마다 따로 처리하여 변수 수에 선형으로 확장된다. 이 계열의 단점은 출력이 단일 값 하나라는 것이며, 판단 보류의 근거가 되는 구간이 나오지 않는다.</w:t>
+        <w:t>기존의 트랜스포머[3]는 모든 시점 쌍을 상호 비교하므로 연산량이 입력 길이의 제곱에 비례하여 증가한다. 이를 개선하기 위해 어텐션 대상을 일부만 선택하는 구조[4]나 시계열을 추세와 주기로 분해하는 구조[5] 등이 제안되었으나, 단순한 선형 모형이 이들을 능가한다는 보고[6]도 존재한다. PatchTST[7]는 시계열을 개별 시점이 아니라 일정 길이의 구간 단위로 묶어 하나의 토큰으로 처리한다. 이 방식은 비교 대상의 수를 줄여 연산량을 대폭 감소시키며, 변수별 독립 처리를 통해 변수 수에 대해 선형적으로 확장된다. 다만 이 계열 모형의 한계는 출력이 단일 값에 국한되어 판단 보류의 근거가 되는 예측 구간 정보를 제공하지 못한다는 점이다.</w:t>
       </w:r>
     </w:p>
     <w:p>

--- a/docs/PAPER_TKIPS_review.docx
+++ b/docs/PAPER_TKIPS_review.docx
@@ -557,7 +557,7 @@
           <w:w w:val="100"/>
           <w:sz w:val="18"/>
         </w:rPr>
-        <w:t>기계학습에서 판단 보류는 오랜 기간 다뤄진 주제이다. 초기 연구에서는 모형이 확실하지 않을 때 답변을 피하는 선택지를 기각(reject)이라 불렀으며[13], 틀린 답을 냈을 때의 손실과 답변을 포기했을 때의 손실을 비교하여 어느 입력에서 답변을 유보할지 결정하는 방식을 취했다.</w:t>
+        <w:t>기계학습에서 판단 보류는 오랜 기간 다뤄진 주제이다. 초기 연구에서는 모형이 불확실할 때 답변을 유보하는 선택지를 기각(reject)이라 불렀으며[13], 오답에 따른 손실과 답변 포기에 따른 손실을 비교하여 답변 유보 여부를 결정하는 방식을 취했다. 이후 이 개념은 선택적 예측(selective prediction)으로 확장되어 모형의 답변 비율과 답변한 표본의 오차를 함께 평가하는 방식으로 발전했다[14]. 다만 답변 비율을 낮추면 잔여 표본의 오차가 자연히 감소하므로, 두 지표를 함께 고려해야 공정한 모형 비교가 가능하다. 심층 신경망 분야에서는 학습이 완료된 모형의 신뢰도 점수를 기준으로 답변 여부를 결정하는 방법이 제안되었다[15].</w:t>
       </w:r>
     </w:p>
     <w:p>
@@ -577,27 +577,7 @@
           <w:w w:val="100"/>
           <w:sz w:val="18"/>
         </w:rPr>
-        <w:t>이후 이 개념은 선택적 예측(selective prediction)으로 확장되었으며, 모형이 실제로 답변한 비율(coverage)과 그 표본에서의 오차를 함께 평가하는 방식으로 발전했다[14]. 다만 답변 비율을 낮추면 남은 표본의 오차는 자연히 줄어들기 때문에, 두 지표를 함께 고려해야만 공정한 모형 비교가 가능하다. 심층 신경망 분야에서는 학습이 완료된 모형의 신뢰도 점수를 기준으로 답변 여부를 결정하는 방법이 제안되었다[15].</w:t>
-      </w:r>
-    </w:p>
-    <w:p>
-      <w:pPr>
-        <w:autoSpaceDE w:val="0"/>
-        <w:autoSpaceDN w:val="0"/>
-        <w:spacing w:after="80" w:before="0" w:line="280" w:lineRule="exact"/>
-        <w:ind w:firstLine="180"/>
-        <w:jc w:val="both"/>
-      </w:pPr>
-      <w:r>
-        <w:rPr>
-          <w:rFonts w:ascii="Times New Roman" w:hAnsi="Times New Roman" w:eastAsia="AppleMyungjo"/>
-          <w:b w:val="0"/>
-          <w:i w:val="0"/>
-          <w:spacing w:val="-5"/>
-          <w:w w:val="100"/>
-          <w:sz w:val="18"/>
-        </w:rPr>
-        <w:t>하지만 이러한 기존 연구들은 모두 분류(classification) 문제를 전제로 하며, 모형이 출력하는 각 범주별 확률을 이용해 판단 보류를 결정한다. 따라서 수치 하나를 정확히 예측해야 하는 회귀(regression) 문제에는 범주별 확률이 존재하지 않아, 기존의 기준을 그대로 적용하기 어렵다는 한계가 있다.</w:t>
+        <w:t>그러나 이러한 기존 연구들은 모두 분류 문제를 전제로 하며, 각 범주별 확률을 기반으로 판단 보류를 결정한다. 따라서 단일 값을 출력해야 하는 회귀 문제에는 범주별 확률이 존재하지 않아 기존 기준을 그대로 적용하기 어렵다는 한계가 있다.</w:t>
       </w:r>
     </w:p>
     <w:p>
@@ -636,7 +616,7 @@
           <w:w w:val="100"/>
           <w:sz w:val="18"/>
         </w:rPr>
-        <w:t>2.1절부터 2.3절까지의 세 계열은 각각 하나씩을 갖추지 못한다. 주가 예측에 쓰인 딥러닝 모형은 예측값 하나만 내므로 보류의 근거가 없다. 예측 분포를 내는 모형은 그 근거를 주지만 학습에 드는 시간과 메모리가 크다. 연산량을 줄인 구조는 가볍지만 다시 예측값 하나만 낸다. 2.4절의 선택적 예측은 보류의 틀을 주지만 분류를 전제하므로, 회귀에서는 선택 기준을 새로 정해야 한다.</w:t>
+        <w:t>앞서 살펴본 네 가지 선행 연구 계열은 각각 명확한 한계를 지닌다. 주가 예측용 딥러닝 모형은 단일 값만 출력하여 보류의 근거가 부재하고, 예측 분포 산출 모형은 근거를 제공하나 연산 비용이 크다. 연산량을 감축한 구조는 효율적이나 다시 단일 값 출력에 그치며, 선택적 예측 연구는 보류의 틀을 제공하나 분류 문제에 편중되어 있어 회귀 문제에 적합한 새로운 선택 기준이 요구된다.</w:t>
       </w:r>
     </w:p>
     <w:p>
@@ -656,7 +636,7 @@
           <w:w w:val="100"/>
           <w:sz w:val="18"/>
         </w:rPr>
-        <w:t>본 연구는 이 넷을 하나로 모은다. 연산량이 적은 구간 단위 토큰 구조는 그대로 두고, 출력 부분만 여러 분위수를 내도록 바꾼다. 그러면 가벼운 모형이 예측 구간을 함께 내놓는다. 보류의 기준으로는 그 구간의 폭을 쓴다. 폭은 모형이 이미 내놓은 분위수를 빼기만 하면 나오므로, 보류를 위해 별도의 신경망을 학습시키거나 같은 예측을 여러 번 반복할 필요가 없다. 선택적 예측 연구가 분류에서 쓰던 확률을 대신할 기준을, 회귀에서는 이 폭에서 얻는 것이다.</w:t>
+        <w:t>본 연구는 이러한 기존 접근들의 장점을 통합한다. 연산 효율적인 구간 단위 토큰 구조를 유지하되 출력층만 다중 분위수를 산출하도록 개선하여, 경량 모형이 예측 구간을 동시에 도출하도록 구성했다. 판단 보류의 기준으로는 예측 구간의 폭을 활용한다. 구간 폭은 출력된 분위수 간의 연산으로 즉시 산출되므로, 별도의 신경망 학습이나 반복 예측이 불필요하다. 즉, 분류 문제의 확률을 대체할 회귀 문제의 판단 기준을 예측 구간 폭에서 도출하는 것이다.</w:t>
       </w:r>
     </w:p>
     <w:p>
@@ -676,7 +656,7 @@
           <w:w w:val="100"/>
           <w:sz w:val="18"/>
         </w:rPr>
-        <w:t>비교 대상에는 트리 계열 기준모형도 포함하였다. 잘 조정된 단순 기준모형과 견주지 않으면 개선폭이 과장되기 쉽다는 지적이 예측 문헌에서 반복되어 왔기 때문이다[19]. 같은 자료와 같은 분할에서 그래디언트 부스팅 결정트리(gradient boosting decision tree, GBDT)를 함께 학습하여 5장에 보고한다.</w:t>
+        <w:t>나아가 비교 대상에 트리 기반 기준모형을 포함하였다. 정교하게 조율된 단순 기준모형과 비교하지 않을 경우 성능 개선폭이 과장될 수 있다는 지적이 예측 문헌에서 지속되어 왔기 때문이다[19]. 이에 따라 동일한 자료와 분할 조건에서 그래디언트 부스팅 결정트리(gradient boosting decision tree, GBDT)를 함께 학습하여 5장에서 그 결과를 비교·보고한다.</w:t>
       </w:r>
     </w:p>
     <w:p>

--- a/docs/PAPER_TKIPS_review.docx
+++ b/docs/PAPER_TKIPS_review.docx
@@ -1281,7 +1281,7 @@
           <w:w w:val="100"/>
           <w:sz w:val="18"/>
         </w:rPr>
-        <w:t>제안 모형의 전체 구조는 (Fig. 1)과 같다. 입력은 세 갈래다. 첫째는 종목마다 매일 계산되는 지표 30개를 120일치 모은 것이다. 둘째는 시장 전체를 나타내는 지표 13개의 같은 기간 계열이며, 이하 매크로 계열이라 부른다. 셋째는 섹터, 시가총액 구간, 요일처럼 한 번 정해지면 윈도우 안에서 바뀌지 않는 값 3종이다. 셋째 입력은 문맥 벡터로 바뀌어 앞의 두 경로가 어떤 변수에 비중을 둘지를 조건화한다. 예측에는 가장 최근 구간의 표현만 쓴다.</w:t>
+        <w:t>제안 모형의 전체 구조는 (Fig. 1)과 같다. 입력은 세 갈래로 구성된다. 첫째는 종목별로 매일 산출되는 30개 지표의 120거래일치 시계열이다. 둘째는 시장 전체를 나타내는 13개 지표의 동일 기간 시계열이며, 이하 매크로 계열이라 칭한다. 셋째는 섹터, 시가총액 구간, 요일과 같이 윈도우 내에서 고정된 3종의 정적 범주형 변수이다. 이 정적 입력은 문맥 벡터로 변환되어 앞선 두 경로가 각 변수에 부여할 가중치를 조건화한다. 최종 예측 단계에서는 가장 최근 구간의 표현만을 활용한다.</w:t>
       </w:r>
     </w:p>
     <w:p>
@@ -1382,7 +1382,7 @@
           <w:w w:val="100"/>
           <w:sz w:val="18"/>
         </w:rPr>
-        <w:t>입력은 윈도우마다 정규화한다. 각 윈도우의 통계로 입력을 표준화하고 출력에서 되돌리는 방식이며[10], 종목과 시대에 따라 가격 수준의 의미가 달라지는 자료에서는 필수적이다. 다만 횡단면 순위 채널에는 적용하지 않았다. 이 채널은 정보가 값의 수준 자체에 담겨 있어, 윈도우 안에서 표준화하면 그 정보가 사라진다.</w:t>
+        <w:t>입력 자료는 윈도우 단위로 정규화된다. 각 윈도우의 통계치로 입력을 표준화한 뒤 출력 단계에서 역변환하는 방식을 취하며[10], 종목과 시대에 따라 가격 수준의 의미가 달라지는 금융 시계열에서 필수적인 전처리이다. 다만 횡단면 순위 채널에는 이 정규화를 적용하지 않았다. 해당 채널은 정보가 값의 절대 수준 자체에 내재되어 있어 윈도우 내부에서 표준화할 경우 고유의 정보가 소실되기 때문이다.</w:t>
       </w:r>
     </w:p>
     <w:p>
@@ -1402,7 +1402,7 @@
           <w:w w:val="100"/>
           <w:sz w:val="18"/>
         </w:rPr>
-        <w:t xml:space="preserve">모형의 출력은 세 개의 분위수다. 분위수를 학습시키는 손실은 분위회귀[11]에서 온 핀볼 손실이며, 분위 </w:t>
+        <w:t xml:space="preserve">모형의 출력은 세 개의 분위수이다. 분위수를 학습시키는 손실함수는 분위회귀[11]에서 유래한 핀볼 손실이며, 분위 </w:t>
       </w:r>
       <w:r>
         <w:rPr>
@@ -1683,7 +1683,7 @@
           <w:w w:val="100"/>
           <w:sz w:val="18"/>
         </w:rPr>
-        <w:t xml:space="preserve"> ∈ {0.1, 0.5, 0.9}를 동시에 학습한다. 세 값이 한 번의 계산으로 나오므로 불확실성을 따로 추정하기 위한 추가 연산이 필요하지 않다. 사후 교정을 적용한 결과는 6장에 밝힌다.</w:t>
+        <w:t xml:space="preserve"> ∈ {0.1, 0.5, 0.9}를 동시에 학습한다. 세 값이 단 1회의 연산으로 산출되므로 불확실성 추정을 위한 별도의 추가 연산이 요구되지 않는다. 사후 교정 기법을 적용한 실험 결과는 6장에 기술한다.</w:t>
       </w:r>
     </w:p>
     <w:p>

--- a/docs/PAPER_TKIPS_review.docx
+++ b/docs/PAPER_TKIPS_review.docx
@@ -2801,7 +2801,7 @@
           <w:w w:val="100"/>
           <w:sz w:val="18"/>
         </w:rPr>
-        <w:t>비교하는 모든 모형에 동일한 규칙을 적용한다. 예측 구간의 폭이 최근 분포의 95분위를 초과하면 해당 시점의 판단을 보류한다. 여기서 최근 분포란 판단일 기준 달력 90일(거래일 기준 약 60일) 동안의 폭을 전 종목 통합하여 모은 것이다. 전체 구간의 폭 분포를 사용하면 미래 날짜의 폭 정보가 과거 판단에 누수되므로, 이를 방지하기 위한 조치이다. 임계값으로 95분위를 선정한 근거와 다른 값으로 변경했을 때의 영향은 5.3절에서 다룬다.</w:t>
+        <w:t>비교 대상인 모든 모형에 동일한 판단 보류 규칙을 적용한다. 예측 구간의 폭이 최근 분포의 95분위수를 초과할 경우 해당 시점의 판단을 보류한다. 여기서 최근 분포란 판단일 기준 달력상 90일(거래일 기준 약 60일) 동안의 구간 폭을 전 종목 통합하여 산출한 분포를 의미한다. 이는 전체 기간의 폭 분포를 활용할 경우 미래 시점의 정보가 과거 판단 과정에 누수되는 것을 방지하기 위한 조치이다. 임계값으로 95분위수를 선정한 과정과 다른 임계값으로 변경했을 때의 성능 영향은 5.3절에서 상세히 다룬다.</w:t>
       </w:r>
     </w:p>
     <w:p>

--- a/docs/PAPER_TKIPS_review.docx
+++ b/docs/PAPER_TKIPS_review.docx
@@ -3405,7 +3405,7 @@
           <w:w w:val="100"/>
           <w:sz w:val="18"/>
         </w:rPr>
-        <w:t>분석 자료는 코스피200 구성종목 201개의 2015년 1월 2일부터 2026년 10월 16일까지 일별 자료 519,617행이며, 종목당 최대 2,892거래일이다. 종목 목록은 2026년 9월 8일 지수 구성종목 조회 결과이고, 지수와 투자자 수급 계열을 포함해 모두 증권사 Open API로 수집하였다. 거래정지일은 거래량이 0이고 시가·고가·저가·종가가 같게 기록되는데, 그대로 두면 허위의 0 수익률이 생겨 변동성 추정을 왜곡하므로 지표 산출 전에 제거하였다. 종목마다 거래일 수가 크게 다르고, 가장 짧은 종목은 35거래일뿐이다. 201종목이 모두 존재하는 공통 달력을 강제하면 전체 행의 98.6%가 사라지므로, 윈도우는 각 종목의 자기 행 위에서 구성하였다. 모형과 평가 코드는 요청에 따라 제공하며, 원자료는 API 이용 약관상 재배포할 수 없다.</w:t>
+        <w:t>분석 자료는 코스피200 구성종목 201개의 2015년 1월 2일부터 2026년 10월 16일까지의 일별 자료 총 519,617행으로, 종목당 최대 2,892거래일을 포함한다. 종목 목록은 2026년 9월 8일 기준 지수 구성종목 조회 결과이며, 지수 및 투자자 수급 계열을 포함한 모든 자료는 증권사 Open API를 통해 수집되었다. 거래정지일은 거래량이 0이며 시가·고가·저가·종가가 동일하게 기록된다. 이를 그대로 유지할 경우 허위의 0 수익률이 발생하여 변동성 추정을 왜곡하므로, 지표 산출 이전에 제거하였다. 종목별 거래일 수는 편차가 크며, 가장 짧은 종목은 35거래일에 불과하다. 201개 종목이 모두 존재하는 공통 거래일만 사용할 경우 전체 행의 98.6%가 소실되므로, 윈도우는 각 종목의 개별 시계열 상에서 구성하였다. 구현 모형 및 평가 코드는 요청에 따라 제공 가능하나, 원자료는 API 이용 약관에 따라 재배포가 제한된다.</w:t>
       </w:r>
     </w:p>
     <w:p>

--- a/docs/PAPER_TKIPS_review.docx
+++ b/docs/PAPER_TKIPS_review.docx
@@ -3444,7 +3444,7 @@
           <w:w w:val="100"/>
           <w:sz w:val="18"/>
         </w:rPr>
-        <w:t>&lt;Table 3&gt;은 입력 변수의 구성이다. 동적 30채널 가운데 기술적 지표 8채널은 수렴·발산 지표(3), 상대강도지수, 상품채널지수, 볼린저 밴드(2), 실질변동폭(ATR)이다.</w:t>
+        <w:t>&lt;Table 3&gt;은 입력 변수의 구성을 나타낸다. 동적 30개 채널 중 기술적 지표 8개는 수렴·발산 지표(3), 상대강도지수, 상품채널지수, 볼린저 밴드(2), 실질변동폭(ATR)으로 구성된다.</w:t>
       </w:r>
     </w:p>
     <w:p>
@@ -3894,7 +3894,7 @@
           <w:w w:val="100"/>
           <w:sz w:val="18"/>
         </w:rPr>
-        <w:t>정적 범주형 세 개는 섹터, 시가총액 구간, 요일이다. 시가총액 구간은 학습구간 종료일의 값으로 고정하였고, 요일은 사전 알려진 공변량이나 구현에서는 윈도우 마지막 날의 값을 정적 입력으로 넣었다.</w:t>
+        <w:t>정적 범주형 변수 3종은 섹터, 시가총액 구간, 요일이다. 시가총액 구간은 학습구간 종료일 기준으로 고정하였으며, 요일은 사전에 알려진 공변량이나 구현에서는 윈도우 마지막 날의 값을 정적 입력으로 주입했다.</w:t>
       </w:r>
     </w:p>
     <w:p>
@@ -3914,7 +3914,7 @@
           <w:w w:val="100"/>
           <w:sz w:val="18"/>
         </w:rPr>
-        <w:t>가격 수준은 직접 사용하지 않는다. 이동평균은 종가 대비 괴리율로, 수렴·발산 지표와 ATR은 종가로 나누어, 유계 지표는 재척도하여 입력한다. 목표변수는 코스피200 대비 초과분으로 정의한 5일 누적 로그수익률이다(식 5).</w:t>
+        <w:t>가격 수준은 직접 사용하지 않는다. 이동평균은 종가 대비 괴리율로, 수렴·발산 지표와 ATR은 종가로 나누어 정규화하고, 유계 지표는 재척도화하여 입력한다. 목표변수는 코스피200 대비 초과분으로 정의한 5일 누적 로그수익률이다(식 5).</w:t>
       </w:r>
     </w:p>
     <w:p>
@@ -4121,6 +4121,17 @@
         <w:rPr>
           <w:rFonts w:ascii="Times New Roman" w:hAnsi="Times New Roman" w:eastAsia="AppleMyungjo"/>
           <w:b w:val="0"/>
+          <w:i w:val="0"/>
+          <w:spacing w:val="-5"/>
+          <w:w w:val="100"/>
+          <w:sz w:val="18"/>
+        </w:rPr>
+        <w:t xml:space="preserve">여기서 </w:t>
+      </w:r>
+      <w:r>
+        <w:rPr>
+          <w:rFonts w:ascii="Times New Roman" w:hAnsi="Times New Roman" w:eastAsia="AppleMyungjo"/>
+          <w:b w:val="0"/>
           <w:i/>
           <w:spacing w:val="-5"/>
           <w:w w:val="100"/>
@@ -4195,7 +4206,7 @@
           <w:w w:val="100"/>
           <w:sz w:val="18"/>
         </w:rPr>
-        <w:t>는 같은 날 코스피200의 로그수익률이다.</w:t>
+        <w:t>는 동일 일자의 코스피200 로그수익률을 의미한다.</w:t>
       </w:r>
     </w:p>
     <w:p>

--- a/docs/PAPER_TKIPS_review.docx
+++ b/docs/PAPER_TKIPS_review.docx
@@ -362,7 +362,7 @@
           <w:w w:val="100"/>
           <w:sz w:val="18"/>
         </w:rPr>
-        <w:t>셋째, 제안 모형의 중앙값 예측은 상수 기준선보다 특별히 정확하지 않았다. 즉 본 연구의 기여는 단일 값 예측의 정확도 갱신에 있는 것이 아니라 예측을 실행하지 말아야 할 시점을 신뢰성 있게 선별하는 데 있다.</w:t>
+        <w:t>셋째, 제안 모형의 중앙값 예측은 무조건부 중앙값 기준선보다 특별히 정확하지 않았다. 즉 본 연구의 기여는 단일 값 예측의 정확도 갱신에 있는 것이 아니라 예측을 실행하지 말아야 할 시점을 신뢰성 있게 선별하는 데 있다.</w:t>
       </w:r>
     </w:p>
     <w:p>
@@ -4245,7 +4245,7 @@
           <w:w w:val="100"/>
           <w:sz w:val="18"/>
         </w:rPr>
-        <w:t>자료는 종목이 아닌 날짜 기준으로 2022년까지 학습, 2023년 검증, 2024년 이후 시험 구간으로 분할했다. 종목 기준으로 나누면 학습과 시험이 같은 날짜를 공유하여 정보 누수(data leakage)가 발생하기 때문이다. 5일 뒤 수익률을 예측하므로 구간 경계마다 5거래일의 격리 기간을 두어 경계에 걸친 표본의 정답이 다음 구간으로 넘어가지 않게 했으며, 정규화 통계량은 학습 구간의 행에서만 계산했다.</w:t>
+        <w:t>자료는 종목 단위가 아니라 날짜 기준으로 2022년까지 학습, 2023년 검증, 2024년 이후 시험 구간으로 분할했다. 종목 기준으로 분할할 경우 학습과 시험 구간이 동일한 날짜를 공유하여 정보 누수(data leakage)가 발생하기 때문이다. 5일 뒤 수익률을 예측하므로 구간 경계마다 5거래일의 격리 기간을 두어 경계에 걸친 표본의 정답이 다음 구간으로 유출되지 않도록 조치했으며, 정규화 통계량은 학습 구간의 행에서만 산출했다.</w:t>
       </w:r>
     </w:p>
     <w:p>
@@ -4265,7 +4265,7 @@
           <w:w w:val="100"/>
           <w:sz w:val="18"/>
         </w:rPr>
-        <w:t>입력 윈도우(120거래일)가 한 구간 내에 완전히 포함되는 경우만 표본으로 삼았다. 윈도우가 앞 구간에 걸쳐도 격리 기간이 정답의 중첩을 막으므로 누수는 아니지만, 그 경우 검증 표본의 입력 대부분이 학습에서 이미 본 행이 된다. 이 조건에 따라 각 구간의 초기 120거래일은 제외된다. 최종 검증 표본은 2023년 7월 3일부터 12월 28일까지 122거래일, 190종목, 23,086건이며, 시험 표본은 2024년 7월 3일부터 2026년 10월 8일까지 550거래일, 198종목, 106,490건이다. 종목 수 감소는 120거래일을 채우지 못한 종목이 제외된 결과이며, 자료는 2026년 10월 16일 수집분으로 동결했다.</w:t>
+        <w:t>입력 윈도우(120거래일)가 한 구간 내에 완전히 포함되는 경우에 한하여 분석 표본으로 선정했다. 윈도우가 이전 구간에 일부 걸치더라도 격리 기간이 정답의 중첩을 방지하므로 정보 누수는 발생하지 않으나, 해당 검증 표본의 입력 대부분이 학습 과정에서 이미 참조된 행이 된다. 이 조건에 따라 각 구간의 초기 120거래일은 제외된다. 최종 검증 표본은 2023년 7월 3일부터 12월 28일까지 122거래일, 190종목, 23,086건이며, 시험 표본은 2024년 7월 3일부터 2026년 10월 8일까지 550거래일, 198종목, 106,490건이다. 종목 수의 감소는 120거래일을 충족하지 못한 종목이 제외된 결과이며, 자료 수집은 2026년 10월 16일 기준으로 동결했다.</w:t>
       </w:r>
     </w:p>
     <w:p>
@@ -4285,7 +4285,7 @@
           <w:w w:val="100"/>
           <w:sz w:val="18"/>
         </w:rPr>
-        <w:t>학습 표본은 명목상 264,653건이나 연속된 표본 간 입력 120일 중 119일, 정답 5일 중 4일이 겹쳐 실질 정보량은 이보다 적다. 모수를 늘리면 1~2회차에 과적합되어 0.50M으로 고정했다.</w:t>
+        <w:t>학습 표본은 명목상 264,653건이나, 연속된 표본 간에 입력 120일 중 119일, 정답 5일 중 4일이 겹치므로 실제 독립적인 정보량은 이보다 적다. 모수를 과도하게 늘리면 1~2회 차 만에 과적합이 발생하므로 모수 규모는 0.50M으로 고정했다.</w:t>
       </w:r>
     </w:p>
     <w:p>
@@ -4305,7 +4305,7 @@
           <w:w w:val="100"/>
           <w:sz w:val="18"/>
         </w:rPr>
-        <w:t>모든 실험은 입력을 보지 않고 학습 자료 전체의 분위수 세 개를 상수로 출력하는 예측기를 기준선으로 삼는다. 모형이 이를 상회하지 못할 경우, 초매개변수 조정의 문제가 아니라 변수와 목표변수 설계의 실패로 간주한다.</w:t>
+        <w:t>모든 실험에서는 입력을 참조하지 않고 학습 자료 전체의 분위수 세 개를 상수로 출력하는 무조건부 분위수 기준선을 비교 기준으로 삼는다. 제안 모형이 이 기준선을 상회하지 못할 경우, 초매개변수 튜닝의 문제가 아니라 변수와 목표변수 설계 자체의 실패로 간주한다.</w:t>
       </w:r>
     </w:p>
     <w:p>
@@ -5787,7 +5787,7 @@
           <w:w w:val="100"/>
           <w:sz w:val="18"/>
         </w:rPr>
-        <w:t>분위수 출력층만 추가한 PatchTST는 검증구간에서 +0.07%, 시험구간에서 +0.36% 개선되어 상수 예측을 미미하게 상회했으며, 다섯 시드 중 네 시드가 1회차에서 최적값에 도달했다. 시험구간에서 성능 격차가 벌어진 주된 원인은 학습 곡선의 차이에 있다. TFT 원본은 다섯 시드 모두 1회차 또는 2회차에서 최적값에 도달한 뒤 과적합을 보인 반면, 제안 모형의 최적 회차는 2회차에서 10회차 사이에 분포했다. 세 모형을 단정밀도로 맞추어 1회씩 학습하더라도 성능 순서는 유지된다.</w:t>
+        <w:t>분위수 출력층만 추가한 PatchTST는 검증구간에서 +0.07%, 시험구간에서 +0.36% 개선되어 무조건부 분위수 기준선을 미미하게 상회했으며, 다섯 시드 중 네 시드가 1회차에서 최적값에 도달했다. 시험구간에서 성능 격차가 벌어진 주된 원인은 학습 곡선의 차이에 있다. TFT 원본은 다섯 시드 모두 1회차 또는 2회차에서 최적값에 도달한 뒤 과적합을 보인 반면, 제안 모형의 최적 회차는 2회차에서 10회차 사이에 분포했다. 세 모형을 단정밀도로 맞추어 1회씩 학습하더라도 성능 순서는 유지된다.</w:t>
       </w:r>
     </w:p>
     <w:p>
@@ -5807,7 +5807,7 @@
           <w:w w:val="100"/>
           <w:sz w:val="18"/>
         </w:rPr>
-        <w:t>중앙값 예측만을 이용해 평균절대오차로 평가할 경우 제안 모형은 0.053439 ± 0.000142로 상수 기준선인 0.053447과 대등하며, TFT 원본은 0.053707로 기준선보다 오히려 나쁘다. 따라서 핀볼 손실의 성능 개선은 단일 값 예측의 정확도가 아닌 예측 구간에서 비롯된다.</w:t>
+        <w:t>중앙값 예측만을 이용해 평균절대오차로 평가할 경우 제안 모형은 0.053439 ± 0.000142로 무조건부 중앙값 기준선인 0.053447과 대등하며, TFT 원본은 0.053707로 기준선보다 오히려 나쁘다. 따라서 핀볼 손실의 성능 개선은 단일 값 예측의 정확도가 아닌 예측 구간에서 비롯된다.</w:t>
       </w:r>
     </w:p>
     <w:p>
@@ -9525,7 +9525,7 @@
           <w:w w:val="100"/>
           <w:sz w:val="18"/>
         </w:rPr>
-        <w:t>예측 분포의 정확도와 자원 효율성 측면에서, 제안 모형의 분위 손실은 검증 및 시험구간 모두에서 TFT 원본보다 낮았다. 특히 조기종료에 영향을 받지 않는 시험구간에서는 5개 시드 모두 일관된 방향성을 보였고 날짜 단위 DM 검정에서도 모두 유의했으며, 손실은 비교한 네 모형 가운데 가장 낮았다. 학습 시간은 3.8배, 활성값 메모리는 5.1배 적었으나, 분위 GBDT가 이보다 적은 자원을 소모하므로 자원 절감은 트랜스포머 계열 내 비교에 해당한다. 중앙값 기반 평균절대오차로 평가하면 제안 모형은 상수 기준선과 동등하다. 즉, 본 연구의 핵심 기여는 예측값의 점 정확도가 아니라 예측을 유보할 시점을 선별하는 데 있다.</w:t>
+        <w:t>예측 분포의 정확도와 자원 효율성 측면에서, 제안 모형의 분위 손실은 검증 및 시험구간 모두에서 TFT 원본보다 낮았다. 특히 조기종료에 영향을 받지 않는 시험구간에서는 5개 시드 모두 일관된 방향성을 보였고 날짜 단위 DM 검정에서도 모두 유의했으며, 손실은 비교한 네 모형 가운데 가장 낮았다. 학습 시간은 3.8배, 활성값 메모리는 5.1배 적었으나, 분위 GBDT가 이보다 적은 자원을 소모하므로 자원 절감은 트랜스포머 계열 내 비교에 해당한다. 중앙값 기반 평균절대오차로 평가하면 제안 모형은 무조건부 중앙값 기준선과 동등하다. 즉, 본 연구의 핵심 기여는 예측값의 점 정확도가 아니라 예측을 유보할 시점을 선별하는 데 있다.</w:t>
       </w:r>
     </w:p>
     <w:p>

--- a/docs/PAPER_TKIPS_review.docx
+++ b/docs/PAPER_TKIPS_review.docx
@@ -5573,7 +5573,7 @@
           <w:w w:val="100"/>
           <w:sz w:val="18"/>
         </w:rPr>
-        <w:t xml:space="preserve">제안 모형은 검증 및 시험 구간 모두에서 TFT 원본보다 낮은 손실을 기록했다. 시드를 짝지은 비교에서도 모든 구간에서 다섯 시드 전체가 일관된 방향성을 보였다. 구간별 부호검정 </w:t>
+        <w:t xml:space="preserve">제안 모형은 검증 및 시험 구간 모두에서 TFT 원본보다 낮은 손실을 기록했다. 시드를 짝지은 비교에서도 모든 구간에서 다섯 시드 전체가 일관된 방향성을 보였으며, 구간별 부호검정 </w:t>
       </w:r>
       <w:r>
         <w:rPr>
@@ -5595,7 +5595,7 @@
           <w:w w:val="100"/>
           <w:sz w:val="18"/>
         </w:rPr>
-        <w:t xml:space="preserve"> 값은 0.031 단측이다. 두 구간은 동일한 체크포인트에서 파생되었으므로 독립 시행으로 합산하지 않는다.</w:t>
+        <w:t xml:space="preserve"> 값은 0.031 단측이다. 단, 두 구간은 동일한 체크포인트에서 파생되었으므로 독립 시행으로 합산하지 않는다.</w:t>
       </w:r>
     </w:p>
     <w:p>
@@ -5615,7 +5615,7 @@
           <w:w w:val="100"/>
           <w:sz w:val="18"/>
         </w:rPr>
-        <w:t>검증구간에서 두 모형 간 격차는 핀볼 손실 기준 0.000046으로, 기준선 대비 개선폭이 16% 수준에 그쳐 근소하게 우수한 정도이다. 반면 조기종료 및 최적 회차 선택의 영향이 배제된 시험구간에서는 격차가 0.000499로 벌어지며 다섯 시드의 손실 범위가 겹치지 않았다. 제안 모형의 범위는 0.017739부터 0.017895, TFT 원본은 0.018205부터 0.018407이다.</w:t>
+        <w:t>검증구간에서 두 모형 간 격차는 핀볼 손실 기준 0.000046으로, 기준선 대비 개선폭이 16% 수준에 그쳐 근소하게 우수한 정도이다. 반면 조기종료 및 최적 회차 선택의 영향이 배제된 시험구간에서는 격차가 0.000499로 벌어지며 다섯 시드의 손실 범위가 전혀 겹치지 않았다. 제안 모형의 범위는 0.017739부터 0.017895, TFT 원본은 0.018205부터 0.018407이다.</w:t>
       </w:r>
     </w:p>
     <w:p>
@@ -5787,7 +5787,7 @@
           <w:w w:val="100"/>
           <w:sz w:val="18"/>
         </w:rPr>
-        <w:t>분위수 출력층만 추가한 PatchTST는 검증구간에서 +0.07%, 시험구간에서 +0.36% 개선되어 무조건부 분위수 기준선을 미미하게 상회했으며, 다섯 시드 중 네 시드가 1회차에서 최적값에 도달했다. 시험구간에서 성능 격차가 벌어진 주된 원인은 학습 곡선의 차이에 있다. TFT 원본은 다섯 시드 모두 1회차 또는 2회차에서 최적값에 도달한 뒤 과적합을 보인 반면, 제안 모형의 최적 회차는 2회차에서 10회차 사이에 분포했다. 세 모형을 단정밀도로 맞추어 1회씩 학습하더라도 성능 순서는 유지된다.</w:t>
+        <w:t>분위수 출력층만 추가한 PatchTST는 검증구간에서 +0.07%, 시험구간에서 +0.36% 개선되어 무조건부 분위수 기준선을 미미하게 상회했으며, 다섯 시드 중 네 시드가 1회차에서 최적값에 도달했다. 시험구간에서 성능 격차가 벌어진 주된 원인은 학습 곡선의 차이에 있다. TFT 원본은 다섯 시드 모두 1회차 또는 2회차에서 최적값에 도달한 뒤 과적합을 보인 반면, 제안 모형의 최적 회차는 2회차와 10회차 사이에 분포했다. 세 모형을 단정밀도로 맞추어 1회씩 학습하더라도 성능 순서는 유지된다.</w:t>
       </w:r>
     </w:p>
     <w:p>
@@ -5807,7 +5807,7 @@
           <w:w w:val="100"/>
           <w:sz w:val="18"/>
         </w:rPr>
-        <w:t>중앙값 예측만을 이용해 평균절대오차로 평가할 경우 제안 모형은 0.053439 ± 0.000142로 무조건부 중앙값 기준선인 0.053447과 대등하며, TFT 원본은 0.053707로 기준선보다 오히려 나쁘다. 따라서 핀볼 손실의 성능 개선은 단일 값 예측의 정확도가 아닌 예측 구간에서 비롯된다.</w:t>
+        <w:t>중앙값 예측만을 이용해 평균절대오차로 평가할 경우 제안 모형은 0.053439 ± 0.000142로 무조건부 중앙값 기준선인 0.053447과 대등하며, TFT 원본은 0.053707로 기준선보다 오히려 열위하다. 따라서 핀볼 손실의 성능 개선은 단일 값 예측의 정확도가 아닌 예측 구간에서 비롯된다.</w:t>
       </w:r>
     </w:p>
     <w:p>
@@ -5827,7 +5827,7 @@
           <w:w w:val="100"/>
           <w:sz w:val="18"/>
         </w:rPr>
-        <w:t>트리 계열 기준모형으로는 분위 손실을 사용하는 히스토그램 그래디언트 부스팅(LightGBM[24]의 방식을 따른 scikit-learn[25] 구현)을 동일한 분할 및 윈도우 표본에서 평가했다. 입력 변수는 동적 30채널의 당일 값과 1·5·20일 시차, 매크로 13채널, 정적 범주형 3종을 포함해 총 136개이다. 분위별로 독립 모형을 구축하고 검증구간 손실을 기준으로 트리 수를 75개, 25개, 275개로 결정했다. 검증구간 손실은 0.011890으로 제안 모형의 0.011889와 유사했다. 시험구간 손실은 0.018107로 TFT 원본보다는 우수하지만 제안 모형에는 미치지 못했으며, 제안 모형의 다섯 시드는 최댓값 0.017895를 포함해 모두 이보다 우수한 성능을 나타냈다.</w:t>
+        <w:t>트리 계열 기준모형으로는 분위 손실을 사용하는 히스토그램 그래디언트 부스팅(LightGBM[24]의 방식을 따른 scikit-learn[25] 구현)을 동일한 분할 및 윈도우 표본에서 평가했다. 입력 변수는 동적 30채널의 당일 값 및 1·5·20일 시차, 매크로 13채널, 정적 범주형 3종을 포함해 총 136개이다. 분위별로 독립 모형을 구축하고 검증구간 손실을 기준으로 트리 수를 75개, 25개, 275개로 결정했다. 검증구간 손실은 0.011890으로 제안 모형의 0.011889와 유사했다. 시험구간 손실은 0.018107로 TFT 원본보다는 우수하지만 제안 모형에는 미치지 못했으며, 제안 모형의 다섯 시드는 최댓값 0.017895를 포함해 모두 이보다 우수한 성능을 나타냈다.</w:t>
       </w:r>
     </w:p>
     <w:p>

--- a/docs/PAPER_TKIPS_review.docx
+++ b/docs/PAPER_TKIPS_review.docx
@@ -5866,7 +5866,7 @@
           <w:w w:val="100"/>
           <w:sz w:val="18"/>
         </w:rPr>
-        <w:t>자원 사용량은 본 연구의 주된 기여라기보다, 제안 모형이 기존 분포 예측 모형을 대체할 실용성이 있는지 확인하는 조건이다.</w:t>
+        <w:t>경량 구조는 PatchTST[7]에서 가져온 것이므로 그 자체가 본 연구의 기여는 아니다. 이 절은 분포 출력을 더한 뒤에도 그 경량성이 유지되는지를 확인한다.</w:t>
       </w:r>
     </w:p>
     <w:p>
